--- a/docs/PROYECTO TFG.docx
+++ b/docs/PROYECTO TFG.docx
@@ -1999,6 +1999,66 @@
       <w:r>
         <w:rPr>
           <w:rFonts w:ascii="Arial" w:hAnsi="Arial" w:cs="Arial"/>
+        </w:rPr>
+        <w:t xml:space="preserve">Con </w:t>
+      </w:r>
+      <w:proofErr w:type="spellStart"/>
+      <w:r>
+        <w:rPr>
+          <w:rFonts w:ascii="Arial" w:hAnsi="Arial" w:cs="Arial"/>
+        </w:rPr>
+        <w:t>Endpoints</w:t>
+      </w:r>
+      <w:proofErr w:type="spellEnd"/>
+      <w:r>
+        <w:rPr>
+          <w:rFonts w:ascii="Arial" w:hAnsi="Arial" w:cs="Arial"/>
+        </w:rPr>
+        <w:t xml:space="preserve"> no hay forma, pero se puede hacer el cálculo por partido.</w:t>
+      </w:r>
+    </w:p>
+    <w:p>
+      <w:pPr>
+        <w:rPr>
+          <w:rFonts w:ascii="Arial" w:hAnsi="Arial" w:cs="Arial"/>
+          <w:color w:val="196B24" w:themeColor="accent3"/>
+        </w:rPr>
+      </w:pPr>
+      <w:r>
+        <w:rPr>
+          <w:rFonts w:ascii="Arial" w:hAnsi="Arial" w:cs="Arial"/>
+          <w:color w:val="196B24" w:themeColor="accent3"/>
+        </w:rPr>
+        <w:t xml:space="preserve">En </w:t>
+      </w:r>
+      <w:hyperlink r:id="rId6" w:history="1">
+        <w:r>
+          <w:rPr>
+            <w:rStyle w:val="Hipervnculo"/>
+            <w:rFonts w:ascii="Arial" w:hAnsi="Arial" w:cs="Arial"/>
+            <w:color w:val="196B24" w:themeColor="accent3"/>
+          </w:rPr>
+          <w:t>https://www.basketball-reference.com/leagues/NBA_2025_advanced.htm</w:t>
+        </w:r>
+        <w:r>
+          <w:rPr>
+            <w:rStyle w:val="Hipervnculo"/>
+            <w:rFonts w:ascii="Arial" w:hAnsi="Arial" w:cs="Arial"/>
+            <w:color w:val="196B24" w:themeColor="accent3"/>
+          </w:rPr>
+          <w:t>l</w:t>
+        </w:r>
+      </w:hyperlink>
+    </w:p>
+    <w:p>
+      <w:pPr>
+        <w:rPr>
+          <w:rFonts w:ascii="Arial" w:hAnsi="Arial" w:cs="Arial"/>
+        </w:rPr>
+      </w:pPr>
+      <w:r>
+        <w:rPr>
+          <w:rFonts w:ascii="Arial" w:hAnsi="Arial" w:cs="Arial"/>
           <w:noProof/>
         </w:rPr>
         <w:drawing>
@@ -2017,7 +2077,7 @@
                     <pic:cNvPicPr/>
                   </pic:nvPicPr>
                   <pic:blipFill>
-                    <a:blip r:embed="rId6"/>
+                    <a:blip r:embed="rId7"/>
                     <a:stretch>
                       <a:fillRect/>
                     </a:stretch>
@@ -2047,6 +2107,80 @@
       <w:r>
         <w:rPr>
           <w:rFonts w:ascii="Arial" w:hAnsi="Arial" w:cs="Arial"/>
+        </w:rPr>
+        <w:t xml:space="preserve">En </w:t>
+      </w:r>
+      <w:r>
+        <w:rPr>
+          <w:rFonts w:ascii="Arial" w:hAnsi="Arial" w:cs="Arial"/>
+        </w:rPr>
+        <w:t>boxscoreadvancedv2</w:t>
+      </w:r>
+      <w:r>
+        <w:rPr>
+          <w:rFonts w:ascii="Arial" w:hAnsi="Arial" w:cs="Arial"/>
+        </w:rPr>
+        <w:t xml:space="preserve"> vienen como “</w:t>
+      </w:r>
+      <w:r>
+        <w:rPr>
+          <w:rFonts w:ascii="Arial" w:hAnsi="Arial" w:cs="Arial"/>
+        </w:rPr>
+        <w:t>OFF_RATING</w:t>
+      </w:r>
+      <w:r>
+        <w:rPr>
+          <w:rFonts w:ascii="Arial" w:hAnsi="Arial" w:cs="Arial"/>
+        </w:rPr>
+        <w:t>” y “</w:t>
+      </w:r>
+      <w:r>
+        <w:rPr>
+          <w:rFonts w:ascii="Arial" w:hAnsi="Arial" w:cs="Arial"/>
+        </w:rPr>
+        <w:t>DEF_RATING</w:t>
+      </w:r>
+      <w:r>
+        <w:rPr>
+          <w:rFonts w:ascii="Arial" w:hAnsi="Arial" w:cs="Arial"/>
+        </w:rPr>
+        <w:t>”</w:t>
+      </w:r>
+    </w:p>
+    <w:p>
+      <w:pPr>
+        <w:rPr>
+          <w:rFonts w:ascii="Arial" w:hAnsi="Arial" w:cs="Arial"/>
+          <w:color w:val="196B24" w:themeColor="accent3"/>
+        </w:rPr>
+      </w:pPr>
+      <w:r>
+        <w:rPr>
+          <w:rFonts w:ascii="Arial" w:hAnsi="Arial" w:cs="Arial"/>
+          <w:color w:val="196B24" w:themeColor="accent3"/>
+        </w:rPr>
+        <w:t xml:space="preserve">En </w:t>
+      </w:r>
+      <w:hyperlink r:id="rId8" w:history="1">
+        <w:r>
+          <w:rPr>
+            <w:rStyle w:val="Hipervnculo"/>
+            <w:rFonts w:ascii="Arial" w:hAnsi="Arial" w:cs="Arial"/>
+            <w:color w:val="196B24" w:themeColor="accent3"/>
+          </w:rPr>
+          <w:t>https://www.basketball-reference.com/leagues/NBA_2025_per_poss.html</w:t>
+        </w:r>
+      </w:hyperlink>
+    </w:p>
+    <w:p>
+      <w:pPr>
+        <w:rPr>
+          <w:rFonts w:ascii="Arial" w:hAnsi="Arial" w:cs="Arial"/>
+        </w:rPr>
+      </w:pPr>
+      <w:r>
+        <w:rPr>
+          <w:rFonts w:ascii="Arial" w:hAnsi="Arial" w:cs="Arial"/>
           <w:noProof/>
         </w:rPr>
         <w:drawing>
@@ -2065,7 +2199,7 @@
                     <pic:cNvPicPr/>
                   </pic:nvPicPr>
                   <pic:blipFill>
-                    <a:blip r:embed="rId7"/>
+                    <a:blip r:embed="rId9"/>
                     <a:stretch>
                       <a:fillRect/>
                     </a:stretch>
@@ -2095,6 +2229,62 @@
       <w:r>
         <w:rPr>
           <w:rFonts w:ascii="Arial" w:hAnsi="Arial" w:cs="Arial"/>
+        </w:rPr>
+        <w:t xml:space="preserve">En </w:t>
+      </w:r>
+      <w:r>
+        <w:rPr>
+          <w:rFonts w:ascii="Arial" w:hAnsi="Arial" w:cs="Arial"/>
+        </w:rPr>
+        <w:t>boxscoreadvancedv2</w:t>
+      </w:r>
+      <w:r>
+        <w:rPr>
+          <w:rFonts w:ascii="Arial" w:hAnsi="Arial" w:cs="Arial"/>
+        </w:rPr>
+        <w:t xml:space="preserve"> viene como</w:t>
+      </w:r>
+      <w:r>
+        <w:rPr>
+          <w:rFonts w:ascii="Arial" w:hAnsi="Arial" w:cs="Arial"/>
+        </w:rPr>
+        <w:t xml:space="preserve"> "USG_PCT"</w:t>
+      </w:r>
+    </w:p>
+    <w:p>
+      <w:pPr>
+        <w:rPr>
+          <w:rFonts w:ascii="Arial" w:hAnsi="Arial" w:cs="Arial"/>
+          <w:color w:val="196B24" w:themeColor="accent3"/>
+        </w:rPr>
+      </w:pPr>
+      <w:r>
+        <w:rPr>
+          <w:rFonts w:ascii="Arial" w:hAnsi="Arial" w:cs="Arial"/>
+          <w:color w:val="196B24" w:themeColor="accent3"/>
+        </w:rPr>
+        <w:t xml:space="preserve">En </w:t>
+      </w:r>
+      <w:hyperlink r:id="rId10" w:history="1">
+        <w:r>
+          <w:rPr>
+            <w:rStyle w:val="Hipervnculo"/>
+            <w:rFonts w:ascii="Arial" w:hAnsi="Arial" w:cs="Arial"/>
+            <w:color w:val="196B24" w:themeColor="accent3"/>
+          </w:rPr>
+          <w:t>https://www.basketball-reference.com/leagues/NBA_2025_advanced.html</w:t>
+        </w:r>
+      </w:hyperlink>
+    </w:p>
+    <w:p>
+      <w:pPr>
+        <w:rPr>
+          <w:rFonts w:ascii="Arial" w:hAnsi="Arial" w:cs="Arial"/>
+        </w:rPr>
+      </w:pPr>
+      <w:r>
+        <w:rPr>
+          <w:rFonts w:ascii="Arial" w:hAnsi="Arial" w:cs="Arial"/>
           <w:noProof/>
         </w:rPr>
         <w:lastRenderedPageBreak/>
@@ -2114,7 +2304,7 @@
                     <pic:cNvPicPr/>
                   </pic:nvPicPr>
                   <pic:blipFill>
-                    <a:blip r:embed="rId8"/>
+                    <a:blip r:embed="rId11"/>
                     <a:stretch>
                       <a:fillRect/>
                     </a:stretch>
@@ -2134,6 +2324,50 @@
           </wp:inline>
         </w:drawing>
       </w:r>
+    </w:p>
+    <w:p>
+      <w:pPr>
+        <w:rPr>
+          <w:rFonts w:ascii="Arial" w:hAnsi="Arial" w:cs="Arial"/>
+        </w:rPr>
+      </w:pPr>
+      <w:r>
+        <w:rPr>
+          <w:rFonts w:ascii="Arial" w:hAnsi="Arial" w:cs="Arial"/>
+        </w:rPr>
+        <w:t>No hay forma</w:t>
+      </w:r>
+      <w:r>
+        <w:rPr>
+          <w:rFonts w:ascii="Arial" w:hAnsi="Arial" w:cs="Arial"/>
+        </w:rPr>
+        <w:t>. Tiene que ser calculando.</w:t>
+      </w:r>
+    </w:p>
+    <w:p>
+      <w:pPr>
+        <w:rPr>
+          <w:rFonts w:ascii="Arial" w:hAnsi="Arial" w:cs="Arial"/>
+          <w:color w:val="196B24" w:themeColor="accent3"/>
+        </w:rPr>
+      </w:pPr>
+      <w:r>
+        <w:rPr>
+          <w:rFonts w:ascii="Arial" w:hAnsi="Arial" w:cs="Arial"/>
+          <w:color w:val="196B24" w:themeColor="accent3"/>
+        </w:rPr>
+        <w:t xml:space="preserve">En </w:t>
+      </w:r>
+      <w:hyperlink r:id="rId12" w:history="1">
+        <w:r>
+          <w:rPr>
+            <w:rStyle w:val="Hipervnculo"/>
+            <w:rFonts w:ascii="Arial" w:hAnsi="Arial" w:cs="Arial"/>
+            <w:color w:val="196B24" w:themeColor="accent3"/>
+          </w:rPr>
+          <w:t>https://www.basketball-reference.com/leagues/NBA_2025_advanced.html</w:t>
+        </w:r>
+      </w:hyperlink>
     </w:p>
     <w:p>
       <w:pPr>
@@ -2215,7 +2449,7 @@
                     <pic:cNvPicPr/>
                   </pic:nvPicPr>
                   <pic:blipFill>
-                    <a:blip r:embed="rId9">
+                    <a:blip r:embed="rId13">
                       <a:extLst>
                         <a:ext uri="{28A0092B-C50C-407E-A947-70E740481C1C}">
                           <a14:useLocalDpi xmlns:a14="http://schemas.microsoft.com/office/drawing/2010/main" val="0"/>
@@ -6842,7 +7076,7 @@
                     <pic:cNvPicPr/>
                   </pic:nvPicPr>
                   <pic:blipFill>
-                    <a:blip r:embed="rId10"/>
+                    <a:blip r:embed="rId14"/>
                     <a:stretch>
                       <a:fillRect/>
                     </a:stretch>
@@ -6928,7 +7162,7 @@
                     <pic:cNvPicPr/>
                   </pic:nvPicPr>
                   <pic:blipFill rotWithShape="1">
-                    <a:blip r:embed="rId11"/>
+                    <a:blip r:embed="rId15"/>
                     <a:srcRect r="53543"/>
                     <a:stretch/>
                   </pic:blipFill>
@@ -7225,7 +7459,7 @@
                     <pic:cNvPicPr/>
                   </pic:nvPicPr>
                   <pic:blipFill>
-                    <a:blip r:embed="rId12"/>
+                    <a:blip r:embed="rId16"/>
                     <a:stretch>
                       <a:fillRect/>
                     </a:stretch>
@@ -7300,7 +7534,7 @@
                     <pic:cNvPicPr/>
                   </pic:nvPicPr>
                   <pic:blipFill>
-                    <a:blip r:embed="rId13"/>
+                    <a:blip r:embed="rId17"/>
                     <a:stretch>
                       <a:fillRect/>
                     </a:stretch>
@@ -7564,6 +7798,7 @@
           <w:rFonts w:ascii="Arial" w:hAnsi="Arial" w:cs="Arial"/>
           <w:b/>
           <w:bCs/>
+          <w:noProof/>
           <w:sz w:val="28"/>
           <w:szCs w:val="28"/>
           <w:lang w:val="en-GB"/>
@@ -7584,7 +7819,7 @@
                     <pic:cNvPicPr/>
                   </pic:nvPicPr>
                   <pic:blipFill>
-                    <a:blip r:embed="rId14"/>
+                    <a:blip r:embed="rId18"/>
                     <a:stretch>
                       <a:fillRect/>
                     </a:stretch>
@@ -7738,27 +7973,7 @@
           <w:sz w:val="28"/>
           <w:szCs w:val="28"/>
         </w:rPr>
-        <w:t>2</w:t>
-      </w:r>
-      <w:r>
-        <w:rPr>
-          <w:rFonts w:ascii="Arial" w:hAnsi="Arial" w:cs="Arial"/>
-          <w:b/>
-          <w:bCs/>
-          <w:sz w:val="28"/>
-          <w:szCs w:val="28"/>
-        </w:rPr>
-        <w:t xml:space="preserve">. Importar </w:t>
-      </w:r>
-      <w:r>
-        <w:rPr>
-          <w:rFonts w:ascii="Arial" w:hAnsi="Arial" w:cs="Arial"/>
-          <w:b/>
-          <w:bCs/>
-          <w:sz w:val="28"/>
-          <w:szCs w:val="28"/>
-        </w:rPr>
-        <w:t>Jugadores</w:t>
+        <w:t>2. Importar Jugadores</w:t>
       </w:r>
     </w:p>
     <w:p>
@@ -7876,6 +8091,7 @@
       <w:r>
         <w:rPr>
           <w:rFonts w:ascii="Arial" w:hAnsi="Arial" w:cs="Arial"/>
+          <w:noProof/>
           <w:sz w:val="20"/>
           <w:szCs w:val="20"/>
         </w:rPr>
@@ -7895,7 +8111,7 @@
                     <pic:cNvPicPr/>
                   </pic:nvPicPr>
                   <pic:blipFill>
-                    <a:blip r:embed="rId15"/>
+                    <a:blip r:embed="rId19"/>
                     <a:stretch>
                       <a:fillRect/>
                     </a:stretch>
@@ -7935,6 +8151,7 @@
       <w:r>
         <w:rPr>
           <w:rFonts w:ascii="Arial" w:hAnsi="Arial" w:cs="Arial"/>
+          <w:noProof/>
           <w:sz w:val="20"/>
           <w:szCs w:val="20"/>
         </w:rPr>
@@ -7954,7 +8171,7 @@
                     <pic:cNvPicPr/>
                   </pic:nvPicPr>
                   <pic:blipFill>
-                    <a:blip r:embed="rId16"/>
+                    <a:blip r:embed="rId20"/>
                     <a:stretch>
                       <a:fillRect/>
                     </a:stretch>
@@ -12443,6 +12660,29 @@
       <w:rFonts w:ascii="Times New Roman" w:hAnsi="Times New Roman" w:cs="Times New Roman"/>
     </w:rPr>
   </w:style>
+  <w:style w:type="character" w:styleId="Hipervnculo">
+    <w:name w:val="Hyperlink"/>
+    <w:basedOn w:val="Fuentedeprrafopredeter"/>
+    <w:uiPriority w:val="99"/>
+    <w:unhideWhenUsed/>
+    <w:rsid w:val="0022442D"/>
+    <w:rPr>
+      <w:color w:val="467886" w:themeColor="hyperlink"/>
+      <w:u w:val="single"/>
+    </w:rPr>
+  </w:style>
+  <w:style w:type="character" w:styleId="Mencinsinresolver">
+    <w:name w:val="Unresolved Mention"/>
+    <w:basedOn w:val="Fuentedeprrafopredeter"/>
+    <w:uiPriority w:val="99"/>
+    <w:semiHidden/>
+    <w:unhideWhenUsed/>
+    <w:rsid w:val="0022442D"/>
+    <w:rPr>
+      <w:color w:val="605E5C"/>
+      <w:shd w:val="clear" w:color="auto" w:fill="E1DFDD"/>
+    </w:rPr>
+  </w:style>
 </w:styles>
 </file>
 

--- a/docs/PROYECTO TFG.docx
+++ b/docs/PROYECTO TFG.docx
@@ -760,27 +760,7 @@
           <w:bCs/>
           <w:color w:val="000000" w:themeColor="text1"/>
         </w:rPr>
-        <w:t>Impacto de jugador (PER o plus-</w:t>
-      </w:r>
-      <w:proofErr w:type="spellStart"/>
-      <w:r>
-        <w:rPr>
-          <w:rFonts w:ascii="Arial" w:eastAsia="Arial" w:hAnsi="Arial" w:cs="Arial"/>
-          <w:b/>
-          <w:bCs/>
-          <w:color w:val="000000" w:themeColor="text1"/>
-        </w:rPr>
-        <w:t>minus</w:t>
-      </w:r>
-      <w:proofErr w:type="spellEnd"/>
-      <w:r>
-        <w:rPr>
-          <w:rFonts w:ascii="Arial" w:eastAsia="Arial" w:hAnsi="Arial" w:cs="Arial"/>
-          <w:b/>
-          <w:bCs/>
-          <w:color w:val="000000" w:themeColor="text1"/>
-        </w:rPr>
-        <w:t>)</w:t>
+        <w:t>Impacto de jugador (PER o plus-minus)</w:t>
       </w:r>
       <w:r>
         <w:rPr>
@@ -1075,31 +1055,7 @@
           <w:sz w:val="36"/>
           <w:szCs w:val="36"/>
         </w:rPr>
-        <w:t>- Back-</w:t>
-      </w:r>
-      <w:proofErr w:type="spellStart"/>
-      <w:r>
-        <w:rPr>
-          <w:rFonts w:ascii="Arial" w:eastAsia="Arial" w:hAnsi="Arial" w:cs="Arial"/>
-          <w:b/>
-          <w:bCs/>
-          <w:color w:val="C00000"/>
-          <w:sz w:val="36"/>
-          <w:szCs w:val="36"/>
-        </w:rPr>
-        <w:t>end</w:t>
-      </w:r>
-      <w:proofErr w:type="spellEnd"/>
-      <w:r>
-        <w:rPr>
-          <w:rFonts w:ascii="Arial" w:eastAsia="Arial" w:hAnsi="Arial" w:cs="Arial"/>
-          <w:b/>
-          <w:bCs/>
-          <w:color w:val="C00000"/>
-          <w:sz w:val="36"/>
-          <w:szCs w:val="36"/>
-        </w:rPr>
-        <w:t xml:space="preserve"> (Lógica y procesamiento de datos)</w:t>
+        <w:t>- Back-end (Lógica y procesamiento de datos)</w:t>
       </w:r>
     </w:p>
     <w:p>
@@ -1358,16 +1314,8 @@
         <w:rPr>
           <w:rFonts w:ascii="Arial" w:hAnsi="Arial" w:cs="Arial"/>
         </w:rPr>
-        <w:t xml:space="preserve">Incluir estadísticas de </w:t>
-      </w:r>
-      <w:proofErr w:type="spellStart"/>
-      <w:r>
-        <w:rPr>
-          <w:rFonts w:ascii="Arial" w:hAnsi="Arial" w:cs="Arial"/>
-        </w:rPr>
-        <w:t>rookies</w:t>
-      </w:r>
-      <w:proofErr w:type="spellEnd"/>
+        <w:t>Incluir estadísticas de rookies</w:t>
+      </w:r>
       <w:r>
         <w:rPr>
           <w:rFonts w:ascii="Arial" w:hAnsi="Arial" w:cs="Arial"/>
@@ -1390,21 +1338,7 @@
         <w:rPr>
           <w:rFonts w:ascii="Arial" w:hAnsi="Arial" w:cs="Arial"/>
         </w:rPr>
-        <w:t xml:space="preserve">Por defecto, las estadísticas de los </w:t>
-      </w:r>
-      <w:proofErr w:type="spellStart"/>
-      <w:r>
-        <w:rPr>
-          <w:rFonts w:ascii="Arial" w:hAnsi="Arial" w:cs="Arial"/>
-        </w:rPr>
-        <w:t>rookies</w:t>
-      </w:r>
-      <w:proofErr w:type="spellEnd"/>
-      <w:r>
-        <w:rPr>
-          <w:rFonts w:ascii="Arial" w:hAnsi="Arial" w:cs="Arial"/>
-        </w:rPr>
-        <w:t xml:space="preserve"> deben basarse en su posición.</w:t>
+        <w:t>Por defecto, las estadísticas de los rookies deben basarse en su posición.</w:t>
       </w:r>
     </w:p>
     <w:p>
@@ -1422,21 +1356,7 @@
         <w:rPr>
           <w:rFonts w:ascii="Arial" w:hAnsi="Arial" w:cs="Arial"/>
         </w:rPr>
-        <w:t xml:space="preserve">La aplicación debe permitir a los usuarios ingresar estadísticas de </w:t>
-      </w:r>
-      <w:proofErr w:type="spellStart"/>
-      <w:r>
-        <w:rPr>
-          <w:rFonts w:ascii="Arial" w:hAnsi="Arial" w:cs="Arial"/>
-        </w:rPr>
-        <w:t>rookies</w:t>
-      </w:r>
-      <w:proofErr w:type="spellEnd"/>
-      <w:r>
-        <w:rPr>
-          <w:rFonts w:ascii="Arial" w:hAnsi="Arial" w:cs="Arial"/>
-        </w:rPr>
-        <w:t xml:space="preserve"> a través de un formulario (p. ej., en un formato POST).</w:t>
+        <w:t>La aplicación debe permitir a los usuarios ingresar estadísticas de rookies a través de un formulario (p. ej., en un formato POST).</w:t>
       </w:r>
     </w:p>
     <w:p>
@@ -1748,21 +1668,7 @@
         <w:rPr>
           <w:rFonts w:ascii="Arial" w:hAnsi="Arial" w:cs="Arial"/>
         </w:rPr>
-        <w:t xml:space="preserve">La aplicación debe responder </w:t>
-      </w:r>
-      <w:proofErr w:type="gramStart"/>
-      <w:r>
-        <w:rPr>
-          <w:rFonts w:ascii="Arial" w:hAnsi="Arial" w:cs="Arial"/>
-        </w:rPr>
-        <w:t>rápidamente</w:t>
-      </w:r>
-      <w:proofErr w:type="gramEnd"/>
-      <w:r>
-        <w:rPr>
-          <w:rFonts w:ascii="Arial" w:hAnsi="Arial" w:cs="Arial"/>
-        </w:rPr>
-        <w:t>, especialmente al mostrar las probabilidades de partidos y los detalles de jugadores.</w:t>
+        <w:t>La aplicación debe responder rápidamente, especialmente al mostrar las probabilidades de partidos y los detalles de jugadores.</w:t>
       </w:r>
     </w:p>
     <w:p>
@@ -1817,35 +1723,7 @@
         <w:rPr>
           <w:rFonts w:ascii="Arial" w:hAnsi="Arial" w:cs="Arial"/>
         </w:rPr>
-        <w:t>Debe ser accesible desde diferentes dispositivos (</w:t>
-      </w:r>
-      <w:proofErr w:type="spellStart"/>
-      <w:r>
-        <w:rPr>
-          <w:rFonts w:ascii="Arial" w:hAnsi="Arial" w:cs="Arial"/>
-        </w:rPr>
-        <w:t>PCs</w:t>
-      </w:r>
-      <w:proofErr w:type="spellEnd"/>
-      <w:r>
-        <w:rPr>
-          <w:rFonts w:ascii="Arial" w:hAnsi="Arial" w:cs="Arial"/>
-        </w:rPr>
-        <w:t xml:space="preserve">, </w:t>
-      </w:r>
-      <w:proofErr w:type="spellStart"/>
-      <w:r>
-        <w:rPr>
-          <w:rFonts w:ascii="Arial" w:hAnsi="Arial" w:cs="Arial"/>
-        </w:rPr>
-        <w:t>tablets</w:t>
-      </w:r>
-      <w:proofErr w:type="spellEnd"/>
-      <w:r>
-        <w:rPr>
-          <w:rFonts w:ascii="Arial" w:hAnsi="Arial" w:cs="Arial"/>
-        </w:rPr>
-        <w:t xml:space="preserve"> y móviles).</w:t>
+        <w:t>Debe ser accesible desde diferentes dispositivos (PCs, tablets y móviles).</w:t>
       </w:r>
     </w:p>
     <w:p>
@@ -2000,21 +1878,7 @@
         <w:rPr>
           <w:rFonts w:ascii="Arial" w:hAnsi="Arial" w:cs="Arial"/>
         </w:rPr>
-        <w:t xml:space="preserve">Con </w:t>
-      </w:r>
-      <w:proofErr w:type="spellStart"/>
-      <w:r>
-        <w:rPr>
-          <w:rFonts w:ascii="Arial" w:hAnsi="Arial" w:cs="Arial"/>
-        </w:rPr>
-        <w:t>Endpoints</w:t>
-      </w:r>
-      <w:proofErr w:type="spellEnd"/>
-      <w:r>
-        <w:rPr>
-          <w:rFonts w:ascii="Arial" w:hAnsi="Arial" w:cs="Arial"/>
-        </w:rPr>
-        <w:t xml:space="preserve"> no hay forma, pero se puede hacer el cálculo por partido.</w:t>
+        <w:t>Con Endpoints no hay forma, pero se puede hacer el cálculo por partido.</w:t>
       </w:r>
     </w:p>
     <w:p>
@@ -2038,15 +1902,7 @@
             <w:rFonts w:ascii="Arial" w:hAnsi="Arial" w:cs="Arial"/>
             <w:color w:val="196B24" w:themeColor="accent3"/>
           </w:rPr>
-          <w:t>https://www.basketball-reference.com/leagues/NBA_2025_advanced.htm</w:t>
-        </w:r>
-        <w:r>
-          <w:rPr>
-            <w:rStyle w:val="Hipervnculo"/>
-            <w:rFonts w:ascii="Arial" w:hAnsi="Arial" w:cs="Arial"/>
-            <w:color w:val="196B24" w:themeColor="accent3"/>
-          </w:rPr>
-          <w:t>l</w:t>
+          <w:t>https://www.basketball-reference.com/leagues/NBA_2025_advanced.html</w:t>
         </w:r>
       </w:hyperlink>
     </w:p>
@@ -2341,7 +2197,19 @@
         <w:rPr>
           <w:rFonts w:ascii="Arial" w:hAnsi="Arial" w:cs="Arial"/>
         </w:rPr>
-        <w:t>. Tiene que ser calculando.</w:t>
+        <w:t>. Tiene que ser calculando</w:t>
+      </w:r>
+      <w:r>
+        <w:rPr>
+          <w:rFonts w:ascii="Arial" w:hAnsi="Arial" w:cs="Arial"/>
+        </w:rPr>
+        <w:t xml:space="preserve"> todo y asignando constantes globales</w:t>
+      </w:r>
+      <w:r>
+        <w:rPr>
+          <w:rFonts w:ascii="Arial" w:hAnsi="Arial" w:cs="Arial"/>
+        </w:rPr>
+        <w:t>.</w:t>
       </w:r>
     </w:p>
     <w:p>
@@ -2518,51 +2386,7 @@
           <w:szCs w:val="20"/>
         </w:rPr>
         <w:lastRenderedPageBreak/>
-        <w:t>Paso 1: Crear la carpeta del back-</w:t>
-      </w:r>
-      <w:proofErr w:type="spellStart"/>
-      <w:r>
-        <w:rPr>
-          <w:rFonts w:ascii="Arial" w:hAnsi="Arial" w:cs="Arial"/>
-          <w:b/>
-          <w:bCs/>
-          <w:sz w:val="20"/>
-          <w:szCs w:val="20"/>
-        </w:rPr>
-        <w:t>end</w:t>
-      </w:r>
-      <w:proofErr w:type="spellEnd"/>
-      <w:r>
-        <w:rPr>
-          <w:rFonts w:ascii="Arial" w:hAnsi="Arial" w:cs="Arial"/>
-          <w:b/>
-          <w:bCs/>
-          <w:sz w:val="20"/>
-          <w:szCs w:val="20"/>
-        </w:rPr>
-        <w:t xml:space="preserve"> (</w:t>
-      </w:r>
-      <w:proofErr w:type="spellStart"/>
-      <w:r>
-        <w:rPr>
-          <w:rFonts w:ascii="Arial" w:hAnsi="Arial" w:cs="Arial"/>
-          <w:b/>
-          <w:bCs/>
-          <w:sz w:val="20"/>
-          <w:szCs w:val="20"/>
-        </w:rPr>
-        <w:t>Flask</w:t>
-      </w:r>
-      <w:proofErr w:type="spellEnd"/>
-      <w:r>
-        <w:rPr>
-          <w:rFonts w:ascii="Arial" w:hAnsi="Arial" w:cs="Arial"/>
-          <w:b/>
-          <w:bCs/>
-          <w:sz w:val="20"/>
-          <w:szCs w:val="20"/>
-        </w:rPr>
-        <w:t>)</w:t>
+        <w:t>Paso 1: Crear la carpeta del back-end (Flask)</w:t>
       </w:r>
     </w:p>
     <w:p>
@@ -2587,116 +2411,42 @@
           <w:sz w:val="20"/>
           <w:szCs w:val="20"/>
         </w:rPr>
-        <w:t xml:space="preserve">En la carpeta </w:t>
-      </w:r>
-      <w:proofErr w:type="spellStart"/>
-      <w:r>
-        <w:rPr>
-          <w:rFonts w:ascii="Arial" w:hAnsi="Arial" w:cs="Arial"/>
-          <w:b/>
-          <w:bCs/>
-          <w:sz w:val="20"/>
-          <w:szCs w:val="20"/>
-        </w:rPr>
-        <w:t>nba_prediction</w:t>
-      </w:r>
-      <w:proofErr w:type="spellEnd"/>
-      <w:r>
-        <w:rPr>
-          <w:rFonts w:ascii="Arial" w:hAnsi="Arial" w:cs="Arial"/>
-          <w:b/>
-          <w:bCs/>
-          <w:sz w:val="20"/>
-          <w:szCs w:val="20"/>
-        </w:rPr>
-        <w:t xml:space="preserve">/, crea una carpeta llamada </w:t>
-      </w:r>
-      <w:proofErr w:type="spellStart"/>
-      <w:r>
-        <w:rPr>
-          <w:rFonts w:ascii="Arial" w:hAnsi="Arial" w:cs="Arial"/>
-          <w:b/>
-          <w:bCs/>
-          <w:sz w:val="20"/>
-          <w:szCs w:val="20"/>
-        </w:rPr>
-        <w:t>backend</w:t>
-      </w:r>
-      <w:proofErr w:type="spellEnd"/>
-      <w:r>
-        <w:rPr>
-          <w:rFonts w:ascii="Arial" w:hAnsi="Arial" w:cs="Arial"/>
-          <w:b/>
-          <w:bCs/>
-          <w:sz w:val="20"/>
-          <w:szCs w:val="20"/>
-        </w:rPr>
-        <w:t>:</w:t>
-      </w:r>
-    </w:p>
-    <w:p>
-      <w:pPr>
-        <w:rPr>
-          <w:rFonts w:ascii="Arial" w:hAnsi="Arial" w:cs="Arial"/>
-          <w:sz w:val="20"/>
-          <w:szCs w:val="20"/>
-        </w:rPr>
-      </w:pPr>
-      <w:proofErr w:type="spellStart"/>
-      <w:r>
-        <w:rPr>
-          <w:rFonts w:ascii="Arial" w:hAnsi="Arial" w:cs="Arial"/>
-          <w:sz w:val="20"/>
-          <w:szCs w:val="20"/>
-        </w:rPr>
-        <w:t>mkdir</w:t>
-      </w:r>
-      <w:proofErr w:type="spellEnd"/>
-      <w:r>
-        <w:rPr>
-          <w:rFonts w:ascii="Arial" w:hAnsi="Arial" w:cs="Arial"/>
-          <w:sz w:val="20"/>
-          <w:szCs w:val="20"/>
-        </w:rPr>
-        <w:t xml:space="preserve"> </w:t>
-      </w:r>
-      <w:proofErr w:type="spellStart"/>
-      <w:r>
-        <w:rPr>
-          <w:rFonts w:ascii="Arial" w:hAnsi="Arial" w:cs="Arial"/>
-          <w:sz w:val="20"/>
-          <w:szCs w:val="20"/>
-        </w:rPr>
-        <w:t>backend</w:t>
-      </w:r>
-      <w:proofErr w:type="spellEnd"/>
-    </w:p>
-    <w:p>
-      <w:pPr>
-        <w:rPr>
-          <w:rFonts w:ascii="Arial" w:hAnsi="Arial" w:cs="Arial"/>
-          <w:sz w:val="20"/>
-          <w:szCs w:val="20"/>
-        </w:rPr>
-      </w:pPr>
-      <w:r>
-        <w:rPr>
-          <w:rFonts w:ascii="Arial" w:hAnsi="Arial" w:cs="Arial"/>
-          <w:sz w:val="20"/>
-          <w:szCs w:val="20"/>
-        </w:rPr>
-        <w:t xml:space="preserve">cd </w:t>
-      </w:r>
-      <w:proofErr w:type="spellStart"/>
-      <w:r>
-        <w:rPr>
-          <w:rFonts w:ascii="Arial" w:hAnsi="Arial" w:cs="Arial"/>
-          <w:sz w:val="20"/>
-          <w:szCs w:val="20"/>
-        </w:rPr>
-        <w:t>backend</w:t>
-      </w:r>
-      <w:proofErr w:type="spellEnd"/>
+        <w:t>En la carpeta nba_prediction/, crea una carpeta llamada backend:</w:t>
+      </w:r>
+    </w:p>
+    <w:p>
+      <w:pPr>
+        <w:rPr>
+          <w:rFonts w:ascii="Arial" w:hAnsi="Arial" w:cs="Arial"/>
+          <w:sz w:val="20"/>
+          <w:szCs w:val="20"/>
+        </w:rPr>
+      </w:pPr>
+      <w:r>
+        <w:rPr>
+          <w:rFonts w:ascii="Arial" w:hAnsi="Arial" w:cs="Arial"/>
+          <w:sz w:val="20"/>
+          <w:szCs w:val="20"/>
+        </w:rPr>
+        <w:t>mkdir backend</w:t>
+      </w:r>
+    </w:p>
+    <w:p>
+      <w:pPr>
+        <w:rPr>
+          <w:rFonts w:ascii="Arial" w:hAnsi="Arial" w:cs="Arial"/>
+          <w:sz w:val="20"/>
+          <w:szCs w:val="20"/>
+        </w:rPr>
+      </w:pPr>
+      <w:r>
+        <w:rPr>
+          <w:rFonts w:ascii="Arial" w:hAnsi="Arial" w:cs="Arial"/>
+          <w:sz w:val="20"/>
+          <w:szCs w:val="20"/>
+        </w:rPr>
+        <w:t>cd backend</w:t>
+      </w:r>
     </w:p>
     <w:p>
       <w:pPr>
@@ -2720,107 +2470,25 @@
           <w:sz w:val="20"/>
           <w:szCs w:val="20"/>
         </w:rPr>
-        <w:t xml:space="preserve">Crea un entorno virtual en la carpeta </w:t>
-      </w:r>
-      <w:proofErr w:type="spellStart"/>
-      <w:r>
-        <w:rPr>
-          <w:rFonts w:ascii="Arial" w:hAnsi="Arial" w:cs="Arial"/>
-          <w:b/>
-          <w:bCs/>
-          <w:sz w:val="20"/>
-          <w:szCs w:val="20"/>
-        </w:rPr>
-        <w:t>backend</w:t>
-      </w:r>
-      <w:proofErr w:type="spellEnd"/>
-      <w:r>
-        <w:rPr>
-          <w:rFonts w:ascii="Arial" w:hAnsi="Arial" w:cs="Arial"/>
-          <w:b/>
-          <w:bCs/>
-          <w:sz w:val="20"/>
-          <w:szCs w:val="20"/>
-        </w:rPr>
-        <w:t xml:space="preserve"> para aislar las dependencias del back-</w:t>
-      </w:r>
-      <w:proofErr w:type="spellStart"/>
-      <w:r>
-        <w:rPr>
-          <w:rFonts w:ascii="Arial" w:hAnsi="Arial" w:cs="Arial"/>
-          <w:b/>
-          <w:bCs/>
-          <w:sz w:val="20"/>
-          <w:szCs w:val="20"/>
-        </w:rPr>
-        <w:t>end</w:t>
-      </w:r>
-      <w:proofErr w:type="spellEnd"/>
-      <w:r>
-        <w:rPr>
-          <w:rFonts w:ascii="Arial" w:hAnsi="Arial" w:cs="Arial"/>
-          <w:b/>
-          <w:bCs/>
-          <w:sz w:val="20"/>
-          <w:szCs w:val="20"/>
-        </w:rPr>
-        <w:t>:</w:t>
-      </w:r>
-    </w:p>
-    <w:p>
-      <w:pPr>
-        <w:rPr>
-          <w:rFonts w:ascii="Arial" w:hAnsi="Arial" w:cs="Arial"/>
-          <w:sz w:val="20"/>
-          <w:szCs w:val="20"/>
-        </w:rPr>
-      </w:pPr>
-      <w:proofErr w:type="spellStart"/>
-      <w:r>
-        <w:rPr>
-          <w:rFonts w:ascii="Arial" w:hAnsi="Arial" w:cs="Arial"/>
-          <w:sz w:val="20"/>
-          <w:szCs w:val="20"/>
-        </w:rPr>
-        <w:t>python</w:t>
-      </w:r>
-      <w:proofErr w:type="spellEnd"/>
-      <w:r>
-        <w:rPr>
-          <w:rFonts w:ascii="Arial" w:hAnsi="Arial" w:cs="Arial"/>
-          <w:sz w:val="20"/>
-          <w:szCs w:val="20"/>
-        </w:rPr>
-        <w:t xml:space="preserve"> -m </w:t>
-      </w:r>
-      <w:proofErr w:type="spellStart"/>
-      <w:r>
-        <w:rPr>
-          <w:rFonts w:ascii="Arial" w:hAnsi="Arial" w:cs="Arial"/>
-          <w:sz w:val="20"/>
-          <w:szCs w:val="20"/>
-        </w:rPr>
-        <w:t>venv</w:t>
-      </w:r>
-      <w:proofErr w:type="spellEnd"/>
-      <w:r>
-        <w:rPr>
-          <w:rFonts w:ascii="Arial" w:hAnsi="Arial" w:cs="Arial"/>
-          <w:sz w:val="20"/>
-          <w:szCs w:val="20"/>
-        </w:rPr>
-        <w:t xml:space="preserve"> </w:t>
-      </w:r>
-      <w:proofErr w:type="spellStart"/>
-      <w:r>
-        <w:rPr>
-          <w:rFonts w:ascii="Arial" w:hAnsi="Arial" w:cs="Arial"/>
-          <w:sz w:val="20"/>
-          <w:szCs w:val="20"/>
-        </w:rPr>
-        <w:t>venv</w:t>
-      </w:r>
-      <w:proofErr w:type="spellEnd"/>
+        <w:t>Crea un entorno virtual en la carpeta backend para aislar las dependencias del back-end:</w:t>
+      </w:r>
+    </w:p>
+    <w:p>
+      <w:pPr>
+        <w:rPr>
+          <w:rFonts w:ascii="Arial" w:hAnsi="Arial" w:cs="Arial"/>
+          <w:sz w:val="20"/>
+          <w:szCs w:val="20"/>
+        </w:rPr>
+      </w:pPr>
+      <w:r>
+        <w:rPr>
+          <w:rFonts w:ascii="Arial" w:hAnsi="Arial" w:cs="Arial"/>
+          <w:sz w:val="20"/>
+          <w:szCs w:val="20"/>
+        </w:rPr>
+        <w:t>python -m venv venv</w:t>
+      </w:r>
     </w:p>
     <w:p>
       <w:pPr>
@@ -2881,34 +2549,14 @@
           <w:szCs w:val="20"/>
         </w:rPr>
       </w:pPr>
-      <w:proofErr w:type="spellStart"/>
-      <w:r>
-        <w:rPr>
-          <w:rFonts w:ascii="Arial" w:hAnsi="Arial" w:cs="Arial"/>
-          <w:sz w:val="20"/>
-          <w:szCs w:val="20"/>
-        </w:rPr>
-        <w:t>venv</w:t>
-      </w:r>
-      <w:proofErr w:type="spellEnd"/>
-      <w:r>
-        <w:rPr>
-          <w:rFonts w:ascii="Arial" w:hAnsi="Arial" w:cs="Arial"/>
-          <w:sz w:val="20"/>
-          <w:szCs w:val="20"/>
-        </w:rPr>
-        <w:t>\Scripts\</w:t>
-      </w:r>
-      <w:proofErr w:type="spellStart"/>
-      <w:r>
-        <w:rPr>
-          <w:rFonts w:ascii="Arial" w:hAnsi="Arial" w:cs="Arial"/>
-          <w:sz w:val="20"/>
-          <w:szCs w:val="20"/>
-        </w:rPr>
-        <w:t>activate</w:t>
-      </w:r>
-      <w:proofErr w:type="spellEnd"/>
+      <w:r>
+        <w:rPr>
+          <w:rFonts w:ascii="Arial" w:hAnsi="Arial" w:cs="Arial"/>
+          <w:sz w:val="20"/>
+          <w:szCs w:val="20"/>
+        </w:rPr>
+        <w:t>venv\Scripts\activate</w:t>
+      </w:r>
     </w:p>
     <w:p>
       <w:pPr>
@@ -2944,70 +2592,14 @@
           <w:szCs w:val="20"/>
         </w:rPr>
       </w:pPr>
-      <w:proofErr w:type="spellStart"/>
-      <w:r>
-        <w:rPr>
-          <w:rFonts w:ascii="Arial" w:hAnsi="Arial" w:cs="Arial"/>
-          <w:sz w:val="20"/>
-          <w:szCs w:val="20"/>
-        </w:rPr>
-        <w:t>source</w:t>
-      </w:r>
-      <w:proofErr w:type="spellEnd"/>
-      <w:r>
-        <w:rPr>
-          <w:rFonts w:ascii="Arial" w:hAnsi="Arial" w:cs="Arial"/>
-          <w:sz w:val="20"/>
-          <w:szCs w:val="20"/>
-        </w:rPr>
-        <w:t xml:space="preserve"> </w:t>
-      </w:r>
-      <w:proofErr w:type="spellStart"/>
-      <w:r>
-        <w:rPr>
-          <w:rFonts w:ascii="Arial" w:hAnsi="Arial" w:cs="Arial"/>
-          <w:sz w:val="20"/>
-          <w:szCs w:val="20"/>
-        </w:rPr>
-        <w:t>venv</w:t>
-      </w:r>
-      <w:proofErr w:type="spellEnd"/>
-      <w:r>
-        <w:rPr>
-          <w:rFonts w:ascii="Arial" w:hAnsi="Arial" w:cs="Arial"/>
-          <w:sz w:val="20"/>
-          <w:szCs w:val="20"/>
-        </w:rPr>
-        <w:t>/</w:t>
-      </w:r>
-      <w:proofErr w:type="spellStart"/>
-      <w:r>
-        <w:rPr>
-          <w:rFonts w:ascii="Arial" w:hAnsi="Arial" w:cs="Arial"/>
-          <w:sz w:val="20"/>
-          <w:szCs w:val="20"/>
-        </w:rPr>
-        <w:t>bin</w:t>
-      </w:r>
-      <w:proofErr w:type="spellEnd"/>
-      <w:r>
-        <w:rPr>
-          <w:rFonts w:ascii="Arial" w:hAnsi="Arial" w:cs="Arial"/>
-          <w:sz w:val="20"/>
-          <w:szCs w:val="20"/>
-        </w:rPr>
-        <w:t>/</w:t>
-      </w:r>
-      <w:proofErr w:type="spellStart"/>
-      <w:r>
-        <w:rPr>
-          <w:rFonts w:ascii="Arial" w:hAnsi="Arial" w:cs="Arial"/>
-          <w:sz w:val="20"/>
-          <w:szCs w:val="20"/>
-        </w:rPr>
-        <w:t>activate</w:t>
-      </w:r>
-      <w:proofErr w:type="spellEnd"/>
+      <w:r>
+        <w:rPr>
+          <w:rFonts w:ascii="Arial" w:hAnsi="Arial" w:cs="Arial"/>
+          <w:sz w:val="20"/>
+          <w:szCs w:val="20"/>
+        </w:rPr>
+        <w:t>source venv/bin/activate</w:t>
+      </w:r>
     </w:p>
     <w:p>
       <w:pPr>
@@ -3031,107 +2623,25 @@
           <w:sz w:val="20"/>
           <w:szCs w:val="20"/>
         </w:rPr>
-        <w:t xml:space="preserve">Instala </w:t>
-      </w:r>
-      <w:proofErr w:type="spellStart"/>
-      <w:r>
-        <w:rPr>
-          <w:rFonts w:ascii="Arial" w:hAnsi="Arial" w:cs="Arial"/>
-          <w:b/>
-          <w:bCs/>
-          <w:sz w:val="20"/>
-          <w:szCs w:val="20"/>
-        </w:rPr>
-        <w:t>Flask</w:t>
-      </w:r>
-      <w:proofErr w:type="spellEnd"/>
-      <w:r>
-        <w:rPr>
-          <w:rFonts w:ascii="Arial" w:hAnsi="Arial" w:cs="Arial"/>
-          <w:b/>
-          <w:bCs/>
-          <w:sz w:val="20"/>
-          <w:szCs w:val="20"/>
-        </w:rPr>
-        <w:t xml:space="preserve"> y cualquier otra librería que necesites para el back-</w:t>
-      </w:r>
-      <w:proofErr w:type="spellStart"/>
-      <w:r>
-        <w:rPr>
-          <w:rFonts w:ascii="Arial" w:hAnsi="Arial" w:cs="Arial"/>
-          <w:b/>
-          <w:bCs/>
-          <w:sz w:val="20"/>
-          <w:szCs w:val="20"/>
-        </w:rPr>
-        <w:t>end</w:t>
-      </w:r>
-      <w:proofErr w:type="spellEnd"/>
-      <w:r>
-        <w:rPr>
-          <w:rFonts w:ascii="Arial" w:hAnsi="Arial" w:cs="Arial"/>
-          <w:b/>
-          <w:bCs/>
-          <w:sz w:val="20"/>
-          <w:szCs w:val="20"/>
-        </w:rPr>
-        <w:t>:</w:t>
-      </w:r>
-    </w:p>
-    <w:p>
-      <w:pPr>
-        <w:rPr>
-          <w:rFonts w:ascii="Arial" w:hAnsi="Arial" w:cs="Arial"/>
-          <w:sz w:val="20"/>
-          <w:szCs w:val="20"/>
-        </w:rPr>
-      </w:pPr>
-      <w:proofErr w:type="spellStart"/>
-      <w:r>
-        <w:rPr>
-          <w:rFonts w:ascii="Arial" w:hAnsi="Arial" w:cs="Arial"/>
-          <w:sz w:val="20"/>
-          <w:szCs w:val="20"/>
-        </w:rPr>
-        <w:t>pip</w:t>
-      </w:r>
-      <w:proofErr w:type="spellEnd"/>
-      <w:r>
-        <w:rPr>
-          <w:rFonts w:ascii="Arial" w:hAnsi="Arial" w:cs="Arial"/>
-          <w:sz w:val="20"/>
-          <w:szCs w:val="20"/>
-        </w:rPr>
-        <w:t xml:space="preserve"> </w:t>
-      </w:r>
-      <w:proofErr w:type="spellStart"/>
-      <w:r>
-        <w:rPr>
-          <w:rFonts w:ascii="Arial" w:hAnsi="Arial" w:cs="Arial"/>
-          <w:sz w:val="20"/>
-          <w:szCs w:val="20"/>
-        </w:rPr>
-        <w:t>install</w:t>
-      </w:r>
-      <w:proofErr w:type="spellEnd"/>
-      <w:r>
-        <w:rPr>
-          <w:rFonts w:ascii="Arial" w:hAnsi="Arial" w:cs="Arial"/>
-          <w:sz w:val="20"/>
-          <w:szCs w:val="20"/>
-        </w:rPr>
-        <w:t xml:space="preserve"> </w:t>
-      </w:r>
-      <w:proofErr w:type="spellStart"/>
-      <w:r>
-        <w:rPr>
-          <w:rFonts w:ascii="Arial" w:hAnsi="Arial" w:cs="Arial"/>
-          <w:sz w:val="20"/>
-          <w:szCs w:val="20"/>
-        </w:rPr>
-        <w:t>flask</w:t>
-      </w:r>
-      <w:proofErr w:type="spellEnd"/>
+        <w:t>Instala Flask y cualquier otra librería que necesites para el back-end:</w:t>
+      </w:r>
+    </w:p>
+    <w:p>
+      <w:pPr>
+        <w:rPr>
+          <w:rFonts w:ascii="Arial" w:hAnsi="Arial" w:cs="Arial"/>
+          <w:sz w:val="20"/>
+          <w:szCs w:val="20"/>
+        </w:rPr>
+      </w:pPr>
+      <w:r>
+        <w:rPr>
+          <w:rFonts w:ascii="Arial" w:hAnsi="Arial" w:cs="Arial"/>
+          <w:sz w:val="20"/>
+          <w:szCs w:val="20"/>
+        </w:rPr>
+        <w:t>pip install flask</w:t>
+      </w:r>
     </w:p>
     <w:p>
       <w:pPr>
@@ -3155,29 +2665,7 @@
           <w:sz w:val="20"/>
           <w:szCs w:val="20"/>
         </w:rPr>
-        <w:t xml:space="preserve">Crea la estructura básica de archivos para </w:t>
-      </w:r>
-      <w:proofErr w:type="spellStart"/>
-      <w:r>
-        <w:rPr>
-          <w:rFonts w:ascii="Arial" w:hAnsi="Arial" w:cs="Arial"/>
-          <w:b/>
-          <w:bCs/>
-          <w:sz w:val="20"/>
-          <w:szCs w:val="20"/>
-        </w:rPr>
-        <w:t>Flask</w:t>
-      </w:r>
-      <w:proofErr w:type="spellEnd"/>
-      <w:r>
-        <w:rPr>
-          <w:rFonts w:ascii="Arial" w:hAnsi="Arial" w:cs="Arial"/>
-          <w:b/>
-          <w:bCs/>
-          <w:sz w:val="20"/>
-          <w:szCs w:val="20"/>
-        </w:rPr>
-        <w:t>:</w:t>
+        <w:t>Crea la estructura básica de archivos para Flask:</w:t>
       </w:r>
     </w:p>
     <w:p>
@@ -3189,7 +2677,6 @@
           <w:lang w:val="en-GB"/>
         </w:rPr>
       </w:pPr>
-      <w:proofErr w:type="spellStart"/>
       <w:r>
         <w:rPr>
           <w:rFonts w:ascii="Arial" w:hAnsi="Arial" w:cs="Arial"/>
@@ -3197,17 +2684,7 @@
           <w:szCs w:val="20"/>
           <w:lang w:val="en-GB"/>
         </w:rPr>
-        <w:t>mkdir</w:t>
-      </w:r>
-      <w:proofErr w:type="spellEnd"/>
-      <w:r>
-        <w:rPr>
-          <w:rFonts w:ascii="Arial" w:hAnsi="Arial" w:cs="Arial"/>
-          <w:sz w:val="20"/>
-          <w:szCs w:val="20"/>
-          <w:lang w:val="en-GB"/>
-        </w:rPr>
-        <w:t xml:space="preserve"> app</w:t>
+        <w:t>mkdir app</w:t>
       </w:r>
     </w:p>
     <w:p>
@@ -3289,29 +2766,7 @@
           <w:sz w:val="20"/>
           <w:szCs w:val="20"/>
         </w:rPr>
-        <w:t xml:space="preserve">En run.py, agrega el código para ejecutar el servidor </w:t>
-      </w:r>
-      <w:proofErr w:type="spellStart"/>
-      <w:r>
-        <w:rPr>
-          <w:rFonts w:ascii="Arial" w:hAnsi="Arial" w:cs="Arial"/>
-          <w:b/>
-          <w:bCs/>
-          <w:sz w:val="20"/>
-          <w:szCs w:val="20"/>
-        </w:rPr>
-        <w:t>Flask</w:t>
-      </w:r>
-      <w:proofErr w:type="spellEnd"/>
-      <w:r>
-        <w:rPr>
-          <w:rFonts w:ascii="Arial" w:hAnsi="Arial" w:cs="Arial"/>
-          <w:b/>
-          <w:bCs/>
-          <w:sz w:val="20"/>
-          <w:szCs w:val="20"/>
-        </w:rPr>
-        <w:t>:</w:t>
+        <w:t>En run.py, agrega el código para ejecutar el servidor Flask:</w:t>
       </w:r>
     </w:p>
     <w:p>
@@ -3379,41 +2834,13 @@
         </w:rPr>
         <w:t xml:space="preserve">    </w:t>
       </w:r>
-      <w:proofErr w:type="spellStart"/>
-      <w:r>
-        <w:rPr>
-          <w:rFonts w:ascii="Arial" w:hAnsi="Arial" w:cs="Arial"/>
-          <w:sz w:val="20"/>
-          <w:szCs w:val="20"/>
-        </w:rPr>
-        <w:t>app.run</w:t>
-      </w:r>
-      <w:proofErr w:type="spellEnd"/>
-      <w:r>
-        <w:rPr>
-          <w:rFonts w:ascii="Arial" w:hAnsi="Arial" w:cs="Arial"/>
-          <w:sz w:val="20"/>
-          <w:szCs w:val="20"/>
-        </w:rPr>
-        <w:t>(</w:t>
-      </w:r>
-      <w:proofErr w:type="spellStart"/>
-      <w:r>
-        <w:rPr>
-          <w:rFonts w:ascii="Arial" w:hAnsi="Arial" w:cs="Arial"/>
-          <w:sz w:val="20"/>
-          <w:szCs w:val="20"/>
-        </w:rPr>
-        <w:t>debug</w:t>
-      </w:r>
-      <w:proofErr w:type="spellEnd"/>
-      <w:r>
-        <w:rPr>
-          <w:rFonts w:ascii="Arial" w:hAnsi="Arial" w:cs="Arial"/>
-          <w:sz w:val="20"/>
-          <w:szCs w:val="20"/>
-        </w:rPr>
-        <w:t>=True)</w:t>
+      <w:r>
+        <w:rPr>
+          <w:rFonts w:ascii="Arial" w:hAnsi="Arial" w:cs="Arial"/>
+          <w:sz w:val="20"/>
+          <w:szCs w:val="20"/>
+        </w:rPr>
+        <w:t>app.run(debug=True)</w:t>
       </w:r>
     </w:p>
     <w:p>
@@ -3438,29 +2865,7 @@
           <w:sz w:val="20"/>
           <w:szCs w:val="20"/>
         </w:rPr>
-        <w:t xml:space="preserve">En app/__init__.py, inicia la aplicación </w:t>
-      </w:r>
-      <w:proofErr w:type="spellStart"/>
-      <w:r>
-        <w:rPr>
-          <w:rFonts w:ascii="Arial" w:hAnsi="Arial" w:cs="Arial"/>
-          <w:b/>
-          <w:bCs/>
-          <w:sz w:val="20"/>
-          <w:szCs w:val="20"/>
-        </w:rPr>
-        <w:t>Flask</w:t>
-      </w:r>
-      <w:proofErr w:type="spellEnd"/>
-      <w:r>
-        <w:rPr>
-          <w:rFonts w:ascii="Arial" w:hAnsi="Arial" w:cs="Arial"/>
-          <w:b/>
-          <w:bCs/>
-          <w:sz w:val="20"/>
-          <w:szCs w:val="20"/>
-        </w:rPr>
-        <w:t>:</w:t>
+        <w:t>En app/__init__.py, inicia la aplicación Flask:</w:t>
       </w:r>
     </w:p>
     <w:p>
@@ -3529,70 +2934,14 @@
           <w:szCs w:val="20"/>
         </w:rPr>
       </w:pPr>
-      <w:proofErr w:type="spellStart"/>
-      <w:r>
-        <w:rPr>
-          <w:rFonts w:ascii="Arial" w:hAnsi="Arial" w:cs="Arial"/>
-          <w:sz w:val="20"/>
-          <w:szCs w:val="20"/>
-        </w:rPr>
-        <w:t>from</w:t>
-      </w:r>
-      <w:proofErr w:type="spellEnd"/>
-      <w:r>
-        <w:rPr>
-          <w:rFonts w:ascii="Arial" w:hAnsi="Arial" w:cs="Arial"/>
-          <w:sz w:val="20"/>
-          <w:szCs w:val="20"/>
-        </w:rPr>
-        <w:t xml:space="preserve"> </w:t>
-      </w:r>
-      <w:proofErr w:type="gramStart"/>
-      <w:r>
-        <w:rPr>
-          <w:rFonts w:ascii="Arial" w:hAnsi="Arial" w:cs="Arial"/>
-          <w:sz w:val="20"/>
-          <w:szCs w:val="20"/>
-        </w:rPr>
-        <w:t>app</w:t>
-      </w:r>
-      <w:proofErr w:type="gramEnd"/>
-      <w:r>
-        <w:rPr>
-          <w:rFonts w:ascii="Arial" w:hAnsi="Arial" w:cs="Arial"/>
-          <w:sz w:val="20"/>
-          <w:szCs w:val="20"/>
-        </w:rPr>
-        <w:t xml:space="preserve"> </w:t>
-      </w:r>
-      <w:proofErr w:type="spellStart"/>
-      <w:r>
-        <w:rPr>
-          <w:rFonts w:ascii="Arial" w:hAnsi="Arial" w:cs="Arial"/>
-          <w:sz w:val="20"/>
-          <w:szCs w:val="20"/>
-        </w:rPr>
-        <w:t>import</w:t>
-      </w:r>
-      <w:proofErr w:type="spellEnd"/>
-      <w:r>
-        <w:rPr>
-          <w:rFonts w:ascii="Arial" w:hAnsi="Arial" w:cs="Arial"/>
-          <w:sz w:val="20"/>
-          <w:szCs w:val="20"/>
-        </w:rPr>
-        <w:t xml:space="preserve"> </w:t>
-      </w:r>
-      <w:proofErr w:type="spellStart"/>
-      <w:r>
-        <w:rPr>
-          <w:rFonts w:ascii="Arial" w:hAnsi="Arial" w:cs="Arial"/>
-          <w:sz w:val="20"/>
-          <w:szCs w:val="20"/>
-        </w:rPr>
-        <w:t>routes</w:t>
-      </w:r>
-      <w:proofErr w:type="spellEnd"/>
+      <w:r>
+        <w:rPr>
+          <w:rFonts w:ascii="Arial" w:hAnsi="Arial" w:cs="Arial"/>
+          <w:sz w:val="20"/>
+          <w:szCs w:val="20"/>
+        </w:rPr>
+        <w:t>from app import routes</w:t>
+      </w:r>
     </w:p>
     <w:p>
       <w:pPr>
@@ -3635,29 +2984,7 @@
           <w:szCs w:val="20"/>
         </w:rPr>
         <w:lastRenderedPageBreak/>
-        <w:t xml:space="preserve">En app/routes.py, define las rutas que servirán la API (para la comunicación con el </w:t>
-      </w:r>
-      <w:proofErr w:type="spellStart"/>
-      <w:r>
-        <w:rPr>
-          <w:rFonts w:ascii="Arial" w:hAnsi="Arial" w:cs="Arial"/>
-          <w:b/>
-          <w:bCs/>
-          <w:sz w:val="20"/>
-          <w:szCs w:val="20"/>
-        </w:rPr>
-        <w:t>front-end</w:t>
-      </w:r>
-      <w:proofErr w:type="spellEnd"/>
-      <w:r>
-        <w:rPr>
-          <w:rFonts w:ascii="Arial" w:hAnsi="Arial" w:cs="Arial"/>
-          <w:b/>
-          <w:bCs/>
-          <w:sz w:val="20"/>
-          <w:szCs w:val="20"/>
-        </w:rPr>
-        <w:t>):</w:t>
+        <w:t>En app/routes.py, define las rutas que servirán la API (para la comunicación con el front-end):</w:t>
       </w:r>
     </w:p>
     <w:p>
@@ -3695,19 +3022,18 @@
           <w:szCs w:val="20"/>
           <w:lang w:val="en-GB"/>
         </w:rPr>
-        <w:t xml:space="preserve">from flask import </w:t>
-      </w:r>
-      <w:proofErr w:type="spellStart"/>
-      <w:r>
+        <w:t>from flask import jsonify</w:t>
+      </w:r>
+    </w:p>
+    <w:p>
+      <w:pPr>
         <w:rPr>
           <w:rFonts w:ascii="Arial" w:hAnsi="Arial" w:cs="Arial"/>
           <w:sz w:val="20"/>
           <w:szCs w:val="20"/>
           <w:lang w:val="en-GB"/>
         </w:rPr>
-        <w:t>jsonify</w:t>
-      </w:r>
-      <w:proofErr w:type="spellEnd"/>
+      </w:pPr>
     </w:p>
     <w:p>
       <w:pPr>
@@ -3718,26 +3044,67 @@
           <w:lang w:val="en-GB"/>
         </w:rPr>
       </w:pPr>
-    </w:p>
-    <w:p>
-      <w:pPr>
+      <w:r>
         <w:rPr>
           <w:rFonts w:ascii="Arial" w:hAnsi="Arial" w:cs="Arial"/>
           <w:sz w:val="20"/>
           <w:szCs w:val="20"/>
           <w:lang w:val="en-GB"/>
         </w:rPr>
-      </w:pPr>
-      <w:r>
+        <w:t>@app.route('/api/predict', methods=['POST'])</w:t>
+      </w:r>
+    </w:p>
+    <w:p>
+      <w:pPr>
+        <w:rPr>
+          <w:rFonts w:ascii="Arial" w:hAnsi="Arial" w:cs="Arial"/>
+          <w:sz w:val="20"/>
+          <w:szCs w:val="20"/>
+        </w:rPr>
+      </w:pPr>
+      <w:r>
+        <w:rPr>
+          <w:rFonts w:ascii="Arial" w:hAnsi="Arial" w:cs="Arial"/>
+          <w:sz w:val="20"/>
+          <w:szCs w:val="20"/>
+        </w:rPr>
+        <w:t>def predict():</w:t>
+      </w:r>
+    </w:p>
+    <w:p>
+      <w:pPr>
+        <w:rPr>
+          <w:rFonts w:ascii="Arial" w:hAnsi="Arial" w:cs="Arial"/>
+          <w:sz w:val="20"/>
+          <w:szCs w:val="20"/>
+        </w:rPr>
+      </w:pPr>
+      <w:r>
+        <w:rPr>
+          <w:rFonts w:ascii="Arial" w:hAnsi="Arial" w:cs="Arial"/>
+          <w:sz w:val="20"/>
+          <w:szCs w:val="20"/>
+        </w:rPr>
+        <w:t xml:space="preserve">    # Lógica para hacer la predicción</w:t>
+      </w:r>
+    </w:p>
+    <w:p>
+      <w:pPr>
         <w:rPr>
           <w:rFonts w:ascii="Arial" w:hAnsi="Arial" w:cs="Arial"/>
           <w:sz w:val="20"/>
           <w:szCs w:val="20"/>
           <w:lang w:val="en-GB"/>
         </w:rPr>
-        <w:t>@</w:t>
-      </w:r>
-      <w:proofErr w:type="gramStart"/>
+      </w:pPr>
+      <w:r>
+        <w:rPr>
+          <w:rFonts w:ascii="Arial" w:hAnsi="Arial" w:cs="Arial"/>
+          <w:sz w:val="20"/>
+          <w:szCs w:val="20"/>
+        </w:rPr>
+        <w:t xml:space="preserve">    </w:t>
+      </w:r>
       <w:r>
         <w:rPr>
           <w:rFonts w:ascii="Arial" w:hAnsi="Arial" w:cs="Arial"/>
@@ -3745,118 +3112,37 @@
           <w:szCs w:val="20"/>
           <w:lang w:val="en-GB"/>
         </w:rPr>
-        <w:t>app.route</w:t>
-      </w:r>
-      <w:proofErr w:type="gramEnd"/>
-      <w:r>
+        <w:t>result = {'prediction': 'Equipo 1 ganará'}</w:t>
+      </w:r>
+    </w:p>
+    <w:p>
+      <w:pPr>
         <w:rPr>
           <w:rFonts w:ascii="Arial" w:hAnsi="Arial" w:cs="Arial"/>
           <w:sz w:val="20"/>
           <w:szCs w:val="20"/>
           <w:lang w:val="en-GB"/>
         </w:rPr>
-        <w:t>('/api/predict', methods=['POST'])</w:t>
-      </w:r>
-    </w:p>
-    <w:p>
-      <w:pPr>
-        <w:rPr>
-          <w:rFonts w:ascii="Arial" w:hAnsi="Arial" w:cs="Arial"/>
-          <w:sz w:val="20"/>
-          <w:szCs w:val="20"/>
-        </w:rPr>
-      </w:pPr>
-      <w:proofErr w:type="spellStart"/>
-      <w:r>
-        <w:rPr>
-          <w:rFonts w:ascii="Arial" w:hAnsi="Arial" w:cs="Arial"/>
-          <w:sz w:val="20"/>
-          <w:szCs w:val="20"/>
-        </w:rPr>
-        <w:t>def</w:t>
-      </w:r>
-      <w:proofErr w:type="spellEnd"/>
-      <w:r>
-        <w:rPr>
-          <w:rFonts w:ascii="Arial" w:hAnsi="Arial" w:cs="Arial"/>
-          <w:sz w:val="20"/>
-          <w:szCs w:val="20"/>
-        </w:rPr>
-        <w:t xml:space="preserve"> </w:t>
-      </w:r>
-      <w:proofErr w:type="spellStart"/>
-      <w:proofErr w:type="gramStart"/>
-      <w:r>
-        <w:rPr>
-          <w:rFonts w:ascii="Arial" w:hAnsi="Arial" w:cs="Arial"/>
-          <w:sz w:val="20"/>
-          <w:szCs w:val="20"/>
-        </w:rPr>
-        <w:t>predict</w:t>
-      </w:r>
-      <w:proofErr w:type="spellEnd"/>
-      <w:r>
-        <w:rPr>
-          <w:rFonts w:ascii="Arial" w:hAnsi="Arial" w:cs="Arial"/>
-          <w:sz w:val="20"/>
-          <w:szCs w:val="20"/>
-        </w:rPr>
-        <w:t>(</w:t>
-      </w:r>
-      <w:proofErr w:type="gramEnd"/>
-      <w:r>
-        <w:rPr>
-          <w:rFonts w:ascii="Arial" w:hAnsi="Arial" w:cs="Arial"/>
-          <w:sz w:val="20"/>
-          <w:szCs w:val="20"/>
-        </w:rPr>
-        <w:t>):</w:t>
-      </w:r>
-    </w:p>
-    <w:p>
-      <w:pPr>
-        <w:rPr>
-          <w:rFonts w:ascii="Arial" w:hAnsi="Arial" w:cs="Arial"/>
-          <w:sz w:val="20"/>
-          <w:szCs w:val="20"/>
-        </w:rPr>
-      </w:pPr>
-      <w:r>
-        <w:rPr>
-          <w:rFonts w:ascii="Arial" w:hAnsi="Arial" w:cs="Arial"/>
-          <w:sz w:val="20"/>
-          <w:szCs w:val="20"/>
-        </w:rPr>
-        <w:t xml:space="preserve">    # Lógica para hacer la predicción</w:t>
-      </w:r>
-    </w:p>
-    <w:p>
-      <w:pPr>
+      </w:pPr>
+      <w:r>
         <w:rPr>
           <w:rFonts w:ascii="Arial" w:hAnsi="Arial" w:cs="Arial"/>
           <w:sz w:val="20"/>
           <w:szCs w:val="20"/>
           <w:lang w:val="en-GB"/>
         </w:rPr>
-      </w:pPr>
-      <w:r>
-        <w:rPr>
-          <w:rFonts w:ascii="Arial" w:hAnsi="Arial" w:cs="Arial"/>
-          <w:sz w:val="20"/>
-          <w:szCs w:val="20"/>
-        </w:rPr>
-        <w:t xml:space="preserve">    </w:t>
-      </w:r>
-      <w:r>
+        <w:t xml:space="preserve">    return jsonify(result)</w:t>
+      </w:r>
+    </w:p>
+    <w:p>
+      <w:pPr>
         <w:rPr>
           <w:rFonts w:ascii="Arial" w:hAnsi="Arial" w:cs="Arial"/>
           <w:sz w:val="20"/>
           <w:szCs w:val="20"/>
           <w:lang w:val="en-GB"/>
         </w:rPr>
-        <w:t xml:space="preserve">result = {'prediction': 'Equipo 1 </w:t>
-      </w:r>
-      <w:proofErr w:type="spellStart"/>
+      </w:pPr>
       <w:r>
         <w:rPr>
           <w:rFonts w:ascii="Arial" w:hAnsi="Arial" w:cs="Arial"/>
@@ -3864,74 +3150,6 @@
           <w:szCs w:val="20"/>
           <w:lang w:val="en-GB"/>
         </w:rPr>
-        <w:t>ganará</w:t>
-      </w:r>
-      <w:proofErr w:type="spellEnd"/>
-      <w:r>
-        <w:rPr>
-          <w:rFonts w:ascii="Arial" w:hAnsi="Arial" w:cs="Arial"/>
-          <w:sz w:val="20"/>
-          <w:szCs w:val="20"/>
-          <w:lang w:val="en-GB"/>
-        </w:rPr>
-        <w:t>'}</w:t>
-      </w:r>
-    </w:p>
-    <w:p>
-      <w:pPr>
-        <w:rPr>
-          <w:rFonts w:ascii="Arial" w:hAnsi="Arial" w:cs="Arial"/>
-          <w:sz w:val="20"/>
-          <w:szCs w:val="20"/>
-          <w:lang w:val="en-GB"/>
-        </w:rPr>
-      </w:pPr>
-      <w:r>
-        <w:rPr>
-          <w:rFonts w:ascii="Arial" w:hAnsi="Arial" w:cs="Arial"/>
-          <w:sz w:val="20"/>
-          <w:szCs w:val="20"/>
-          <w:lang w:val="en-GB"/>
-        </w:rPr>
-        <w:t xml:space="preserve">    return </w:t>
-      </w:r>
-      <w:proofErr w:type="spellStart"/>
-      <w:r>
-        <w:rPr>
-          <w:rFonts w:ascii="Arial" w:hAnsi="Arial" w:cs="Arial"/>
-          <w:sz w:val="20"/>
-          <w:szCs w:val="20"/>
-          <w:lang w:val="en-GB"/>
-        </w:rPr>
-        <w:t>jsonify</w:t>
-      </w:r>
-      <w:proofErr w:type="spellEnd"/>
-      <w:r>
-        <w:rPr>
-          <w:rFonts w:ascii="Arial" w:hAnsi="Arial" w:cs="Arial"/>
-          <w:sz w:val="20"/>
-          <w:szCs w:val="20"/>
-          <w:lang w:val="en-GB"/>
-        </w:rPr>
-        <w:t>(result)</w:t>
-      </w:r>
-    </w:p>
-    <w:p>
-      <w:pPr>
-        <w:rPr>
-          <w:rFonts w:ascii="Arial" w:hAnsi="Arial" w:cs="Arial"/>
-          <w:sz w:val="20"/>
-          <w:szCs w:val="20"/>
-          <w:lang w:val="en-GB"/>
-        </w:rPr>
-      </w:pPr>
-      <w:r>
-        <w:rPr>
-          <w:rFonts w:ascii="Arial" w:hAnsi="Arial" w:cs="Arial"/>
-          <w:sz w:val="20"/>
-          <w:szCs w:val="20"/>
-          <w:lang w:val="en-GB"/>
-        </w:rPr>
         <w:br w:type="page"/>
       </w:r>
     </w:p>
@@ -3954,51 +3172,7 @@
           <w:szCs w:val="20"/>
         </w:rPr>
         <w:lastRenderedPageBreak/>
-        <w:t xml:space="preserve">Paso 2: Crear la carpeta del </w:t>
-      </w:r>
-      <w:proofErr w:type="spellStart"/>
-      <w:r>
-        <w:rPr>
-          <w:rFonts w:ascii="Arial" w:hAnsi="Arial" w:cs="Arial"/>
-          <w:b/>
-          <w:bCs/>
-          <w:sz w:val="20"/>
-          <w:szCs w:val="20"/>
-        </w:rPr>
-        <w:t>front-end</w:t>
-      </w:r>
-      <w:proofErr w:type="spellEnd"/>
-      <w:r>
-        <w:rPr>
-          <w:rFonts w:ascii="Arial" w:hAnsi="Arial" w:cs="Arial"/>
-          <w:b/>
-          <w:bCs/>
-          <w:sz w:val="20"/>
-          <w:szCs w:val="20"/>
-        </w:rPr>
-        <w:t xml:space="preserve"> (</w:t>
-      </w:r>
-      <w:proofErr w:type="spellStart"/>
-      <w:r>
-        <w:rPr>
-          <w:rFonts w:ascii="Arial" w:hAnsi="Arial" w:cs="Arial"/>
-          <w:b/>
-          <w:bCs/>
-          <w:sz w:val="20"/>
-          <w:szCs w:val="20"/>
-        </w:rPr>
-        <w:t>React</w:t>
-      </w:r>
-      <w:proofErr w:type="spellEnd"/>
-      <w:r>
-        <w:rPr>
-          <w:rFonts w:ascii="Arial" w:hAnsi="Arial" w:cs="Arial"/>
-          <w:b/>
-          <w:bCs/>
-          <w:sz w:val="20"/>
-          <w:szCs w:val="20"/>
-        </w:rPr>
-        <w:t>)</w:t>
+        <w:t>Paso 2: Crear la carpeta del front-end (React)</w:t>
       </w:r>
     </w:p>
     <w:p>
@@ -4023,121 +3197,59 @@
           <w:sz w:val="20"/>
           <w:szCs w:val="20"/>
         </w:rPr>
-        <w:t xml:space="preserve">Regresa al directorio principal del proyecto y crea la carpeta </w:t>
-      </w:r>
-      <w:proofErr w:type="spellStart"/>
-      <w:r>
-        <w:rPr>
-          <w:rFonts w:ascii="Arial" w:hAnsi="Arial" w:cs="Arial"/>
-          <w:b/>
-          <w:bCs/>
-          <w:sz w:val="20"/>
-          <w:szCs w:val="20"/>
-        </w:rPr>
-        <w:t>frontend</w:t>
-      </w:r>
-      <w:proofErr w:type="spellEnd"/>
-      <w:r>
-        <w:rPr>
-          <w:rFonts w:ascii="Arial" w:hAnsi="Arial" w:cs="Arial"/>
-          <w:b/>
-          <w:bCs/>
-          <w:sz w:val="20"/>
-          <w:szCs w:val="20"/>
-        </w:rPr>
-        <w:t>:</w:t>
-      </w:r>
-    </w:p>
-    <w:p>
-      <w:pPr>
-        <w:rPr>
-          <w:rFonts w:ascii="Arial" w:hAnsi="Arial" w:cs="Arial"/>
-          <w:sz w:val="20"/>
-          <w:szCs w:val="20"/>
-        </w:rPr>
-      </w:pPr>
-      <w:r>
-        <w:rPr>
-          <w:rFonts w:ascii="Arial" w:hAnsi="Arial" w:cs="Arial"/>
-          <w:sz w:val="20"/>
-          <w:szCs w:val="20"/>
-        </w:rPr>
-        <w:t>cd</w:t>
-      </w:r>
-      <w:proofErr w:type="gramStart"/>
-      <w:r>
-        <w:rPr>
-          <w:rFonts w:ascii="Arial" w:hAnsi="Arial" w:cs="Arial"/>
-          <w:sz w:val="20"/>
-          <w:szCs w:val="20"/>
-        </w:rPr>
-        <w:t xml:space="preserve"> ..</w:t>
-      </w:r>
-      <w:proofErr w:type="gramEnd"/>
-    </w:p>
-    <w:p>
-      <w:pPr>
-        <w:rPr>
-          <w:rFonts w:ascii="Arial" w:hAnsi="Arial" w:cs="Arial"/>
-          <w:sz w:val="20"/>
-          <w:szCs w:val="20"/>
-        </w:rPr>
-      </w:pPr>
-      <w:proofErr w:type="spellStart"/>
-      <w:r>
-        <w:rPr>
-          <w:rFonts w:ascii="Arial" w:hAnsi="Arial" w:cs="Arial"/>
-          <w:sz w:val="20"/>
-          <w:szCs w:val="20"/>
-        </w:rPr>
-        <w:t>mkdir</w:t>
-      </w:r>
-      <w:proofErr w:type="spellEnd"/>
-      <w:r>
-        <w:rPr>
-          <w:rFonts w:ascii="Arial" w:hAnsi="Arial" w:cs="Arial"/>
-          <w:sz w:val="20"/>
-          <w:szCs w:val="20"/>
-        </w:rPr>
-        <w:t xml:space="preserve"> </w:t>
-      </w:r>
-      <w:proofErr w:type="spellStart"/>
-      <w:r>
-        <w:rPr>
-          <w:rFonts w:ascii="Arial" w:hAnsi="Arial" w:cs="Arial"/>
-          <w:sz w:val="20"/>
-          <w:szCs w:val="20"/>
-        </w:rPr>
-        <w:t>frontend</w:t>
-      </w:r>
-      <w:proofErr w:type="spellEnd"/>
-    </w:p>
-    <w:p>
-      <w:pPr>
-        <w:rPr>
-          <w:rFonts w:ascii="Arial" w:hAnsi="Arial" w:cs="Arial"/>
-          <w:sz w:val="20"/>
-          <w:szCs w:val="20"/>
-        </w:rPr>
-      </w:pPr>
-      <w:r>
-        <w:rPr>
-          <w:rFonts w:ascii="Arial" w:hAnsi="Arial" w:cs="Arial"/>
-          <w:sz w:val="20"/>
-          <w:szCs w:val="20"/>
-        </w:rPr>
-        <w:t xml:space="preserve">cd </w:t>
-      </w:r>
-      <w:proofErr w:type="spellStart"/>
-      <w:r>
-        <w:rPr>
-          <w:rFonts w:ascii="Arial" w:hAnsi="Arial" w:cs="Arial"/>
-          <w:sz w:val="20"/>
-          <w:szCs w:val="20"/>
-        </w:rPr>
-        <w:t>frontend</w:t>
-      </w:r>
-      <w:proofErr w:type="spellEnd"/>
+        <w:t>Regresa al directorio principal del proyecto y crea la carpeta frontend:</w:t>
+      </w:r>
+    </w:p>
+    <w:p>
+      <w:pPr>
+        <w:rPr>
+          <w:rFonts w:ascii="Arial" w:hAnsi="Arial" w:cs="Arial"/>
+          <w:sz w:val="20"/>
+          <w:szCs w:val="20"/>
+        </w:rPr>
+      </w:pPr>
+      <w:r>
+        <w:rPr>
+          <w:rFonts w:ascii="Arial" w:hAnsi="Arial" w:cs="Arial"/>
+          <w:sz w:val="20"/>
+          <w:szCs w:val="20"/>
+        </w:rPr>
+        <w:t>cd ..</w:t>
+      </w:r>
+    </w:p>
+    <w:p>
+      <w:pPr>
+        <w:rPr>
+          <w:rFonts w:ascii="Arial" w:hAnsi="Arial" w:cs="Arial"/>
+          <w:sz w:val="20"/>
+          <w:szCs w:val="20"/>
+        </w:rPr>
+      </w:pPr>
+      <w:r>
+        <w:rPr>
+          <w:rFonts w:ascii="Arial" w:hAnsi="Arial" w:cs="Arial"/>
+          <w:sz w:val="20"/>
+          <w:szCs w:val="20"/>
+        </w:rPr>
+        <w:t>mkdir frontend</w:t>
+      </w:r>
+    </w:p>
+    <w:p>
+      <w:pPr>
+        <w:rPr>
+          <w:rFonts w:ascii="Arial" w:hAnsi="Arial" w:cs="Arial"/>
+          <w:sz w:val="20"/>
+          <w:szCs w:val="20"/>
+        </w:rPr>
+      </w:pPr>
+      <w:r>
+        <w:rPr>
+          <w:rFonts w:ascii="Arial" w:hAnsi="Arial" w:cs="Arial"/>
+          <w:sz w:val="20"/>
+          <w:szCs w:val="20"/>
+        </w:rPr>
+        <w:t>cd frontend</w:t>
+      </w:r>
     </w:p>
     <w:p>
       <w:pPr>
@@ -4161,221 +3273,41 @@
           <w:sz w:val="20"/>
           <w:szCs w:val="20"/>
         </w:rPr>
-        <w:t xml:space="preserve">Inicializa el proyecto de </w:t>
-      </w:r>
-      <w:proofErr w:type="spellStart"/>
-      <w:r>
-        <w:rPr>
-          <w:rFonts w:ascii="Arial" w:hAnsi="Arial" w:cs="Arial"/>
-          <w:b/>
-          <w:bCs/>
-          <w:sz w:val="20"/>
-          <w:szCs w:val="20"/>
-        </w:rPr>
-        <w:t>React</w:t>
-      </w:r>
-      <w:proofErr w:type="spellEnd"/>
-      <w:r>
-        <w:rPr>
-          <w:rFonts w:ascii="Arial" w:hAnsi="Arial" w:cs="Arial"/>
-          <w:b/>
-          <w:bCs/>
-          <w:sz w:val="20"/>
-          <w:szCs w:val="20"/>
-        </w:rPr>
-        <w:t xml:space="preserve"> usando </w:t>
-      </w:r>
-      <w:proofErr w:type="spellStart"/>
-      <w:r>
-        <w:rPr>
-          <w:rFonts w:ascii="Arial" w:hAnsi="Arial" w:cs="Arial"/>
-          <w:b/>
-          <w:bCs/>
-          <w:sz w:val="20"/>
-          <w:szCs w:val="20"/>
-        </w:rPr>
-        <w:t>create</w:t>
-      </w:r>
-      <w:proofErr w:type="spellEnd"/>
-      <w:r>
-        <w:rPr>
-          <w:rFonts w:ascii="Arial" w:hAnsi="Arial" w:cs="Arial"/>
-          <w:b/>
-          <w:bCs/>
-          <w:sz w:val="20"/>
-          <w:szCs w:val="20"/>
-        </w:rPr>
-        <w:t>-</w:t>
-      </w:r>
-      <w:proofErr w:type="spellStart"/>
-      <w:r>
-        <w:rPr>
-          <w:rFonts w:ascii="Arial" w:hAnsi="Arial" w:cs="Arial"/>
-          <w:b/>
-          <w:bCs/>
-          <w:sz w:val="20"/>
-          <w:szCs w:val="20"/>
-        </w:rPr>
-        <w:t>react</w:t>
-      </w:r>
-      <w:proofErr w:type="spellEnd"/>
-      <w:r>
-        <w:rPr>
-          <w:rFonts w:ascii="Arial" w:hAnsi="Arial" w:cs="Arial"/>
-          <w:b/>
-          <w:bCs/>
-          <w:sz w:val="20"/>
-          <w:szCs w:val="20"/>
-        </w:rPr>
-        <w:t>-</w:t>
-      </w:r>
-      <w:proofErr w:type="gramStart"/>
-      <w:r>
-        <w:rPr>
-          <w:rFonts w:ascii="Arial" w:hAnsi="Arial" w:cs="Arial"/>
-          <w:b/>
-          <w:bCs/>
-          <w:sz w:val="20"/>
-          <w:szCs w:val="20"/>
-        </w:rPr>
-        <w:t>app</w:t>
-      </w:r>
-      <w:proofErr w:type="gramEnd"/>
-      <w:r>
-        <w:rPr>
-          <w:rFonts w:ascii="Arial" w:hAnsi="Arial" w:cs="Arial"/>
-          <w:b/>
-          <w:bCs/>
-          <w:sz w:val="20"/>
-          <w:szCs w:val="20"/>
-        </w:rPr>
-        <w:t>:</w:t>
-      </w:r>
-    </w:p>
-    <w:p>
-      <w:pPr>
-        <w:rPr>
-          <w:rFonts w:ascii="Arial" w:hAnsi="Arial" w:cs="Arial"/>
-          <w:sz w:val="20"/>
-          <w:szCs w:val="20"/>
-        </w:rPr>
-      </w:pPr>
-      <w:proofErr w:type="spellStart"/>
-      <w:r>
-        <w:rPr>
-          <w:rFonts w:ascii="Arial" w:hAnsi="Arial" w:cs="Arial"/>
-          <w:sz w:val="20"/>
-          <w:szCs w:val="20"/>
-        </w:rPr>
-        <w:t>npx</w:t>
-      </w:r>
-      <w:proofErr w:type="spellEnd"/>
-      <w:r>
-        <w:rPr>
-          <w:rFonts w:ascii="Arial" w:hAnsi="Arial" w:cs="Arial"/>
-          <w:sz w:val="20"/>
-          <w:szCs w:val="20"/>
-        </w:rPr>
-        <w:t xml:space="preserve"> </w:t>
-      </w:r>
-      <w:proofErr w:type="spellStart"/>
-      <w:r>
-        <w:rPr>
-          <w:rFonts w:ascii="Arial" w:hAnsi="Arial" w:cs="Arial"/>
-          <w:sz w:val="20"/>
-          <w:szCs w:val="20"/>
-        </w:rPr>
-        <w:t>create</w:t>
-      </w:r>
-      <w:proofErr w:type="spellEnd"/>
-      <w:r>
-        <w:rPr>
-          <w:rFonts w:ascii="Arial" w:hAnsi="Arial" w:cs="Arial"/>
-          <w:sz w:val="20"/>
-          <w:szCs w:val="20"/>
-        </w:rPr>
-        <w:t>-</w:t>
-      </w:r>
-      <w:proofErr w:type="spellStart"/>
-      <w:r>
-        <w:rPr>
-          <w:rFonts w:ascii="Arial" w:hAnsi="Arial" w:cs="Arial"/>
-          <w:sz w:val="20"/>
-          <w:szCs w:val="20"/>
-        </w:rPr>
-        <w:t>react</w:t>
-      </w:r>
-      <w:proofErr w:type="spellEnd"/>
-      <w:r>
-        <w:rPr>
-          <w:rFonts w:ascii="Arial" w:hAnsi="Arial" w:cs="Arial"/>
-          <w:sz w:val="20"/>
-          <w:szCs w:val="20"/>
-        </w:rPr>
-        <w:t>-</w:t>
-      </w:r>
-      <w:proofErr w:type="gramStart"/>
-      <w:r>
-        <w:rPr>
-          <w:rFonts w:ascii="Arial" w:hAnsi="Arial" w:cs="Arial"/>
-          <w:sz w:val="20"/>
-          <w:szCs w:val="20"/>
-        </w:rPr>
-        <w:t>app .</w:t>
-      </w:r>
-      <w:proofErr w:type="gramEnd"/>
-    </w:p>
-    <w:p>
-      <w:pPr>
-        <w:rPr>
-          <w:rFonts w:ascii="Arial" w:hAnsi="Arial" w:cs="Arial"/>
-          <w:sz w:val="20"/>
-          <w:szCs w:val="20"/>
-        </w:rPr>
-      </w:pPr>
-      <w:r>
-        <w:rPr>
-          <w:rFonts w:ascii="Arial" w:hAnsi="Arial" w:cs="Arial"/>
-          <w:sz w:val="20"/>
-          <w:szCs w:val="20"/>
-        </w:rPr>
-        <w:t xml:space="preserve">Esto creará todos los archivos necesarios para un proyecto </w:t>
-      </w:r>
-      <w:proofErr w:type="spellStart"/>
-      <w:r>
-        <w:rPr>
-          <w:rFonts w:ascii="Arial" w:hAnsi="Arial" w:cs="Arial"/>
-          <w:sz w:val="20"/>
-          <w:szCs w:val="20"/>
-        </w:rPr>
-        <w:t>React</w:t>
-      </w:r>
-      <w:proofErr w:type="spellEnd"/>
-      <w:r>
-        <w:rPr>
-          <w:rFonts w:ascii="Arial" w:hAnsi="Arial" w:cs="Arial"/>
-          <w:sz w:val="20"/>
-          <w:szCs w:val="20"/>
-        </w:rPr>
-        <w:t xml:space="preserve"> en la carpeta </w:t>
-      </w:r>
-      <w:proofErr w:type="spellStart"/>
-      <w:r>
-        <w:rPr>
-          <w:rFonts w:ascii="Arial" w:hAnsi="Arial" w:cs="Arial"/>
-          <w:sz w:val="20"/>
-          <w:szCs w:val="20"/>
-        </w:rPr>
-        <w:t>frontend</w:t>
-      </w:r>
-      <w:proofErr w:type="spellEnd"/>
-      <w:r>
-        <w:rPr>
-          <w:rFonts w:ascii="Arial" w:hAnsi="Arial" w:cs="Arial"/>
-          <w:sz w:val="20"/>
-          <w:szCs w:val="20"/>
-        </w:rPr>
-        <w:t>.</w:t>
+        <w:t>Inicializa el proyecto de React usando create-react-app:</w:t>
+      </w:r>
+    </w:p>
+    <w:p>
+      <w:pPr>
+        <w:rPr>
+          <w:rFonts w:ascii="Arial" w:hAnsi="Arial" w:cs="Arial"/>
+          <w:sz w:val="20"/>
+          <w:szCs w:val="20"/>
+        </w:rPr>
+      </w:pPr>
+      <w:r>
+        <w:rPr>
+          <w:rFonts w:ascii="Arial" w:hAnsi="Arial" w:cs="Arial"/>
+          <w:sz w:val="20"/>
+          <w:szCs w:val="20"/>
+        </w:rPr>
+        <w:t>npx create-react-app .</w:t>
+      </w:r>
+    </w:p>
+    <w:p>
+      <w:pPr>
+        <w:rPr>
+          <w:rFonts w:ascii="Arial" w:hAnsi="Arial" w:cs="Arial"/>
+          <w:sz w:val="20"/>
+          <w:szCs w:val="20"/>
+        </w:rPr>
+      </w:pPr>
+      <w:r>
+        <w:rPr>
+          <w:rFonts w:ascii="Arial" w:hAnsi="Arial" w:cs="Arial"/>
+          <w:sz w:val="20"/>
+          <w:szCs w:val="20"/>
+        </w:rPr>
+        <w:t>Esto creará todos los archivos necesarios para un proyecto React en la carpeta frontend.</w:t>
       </w:r>
     </w:p>
     <w:p>
@@ -4400,51 +3332,7 @@
           <w:sz w:val="20"/>
           <w:szCs w:val="20"/>
         </w:rPr>
-        <w:t xml:space="preserve">Crea un componente </w:t>
-      </w:r>
-      <w:proofErr w:type="spellStart"/>
-      <w:r>
-        <w:rPr>
-          <w:rFonts w:ascii="Arial" w:hAnsi="Arial" w:cs="Arial"/>
-          <w:b/>
-          <w:bCs/>
-          <w:sz w:val="20"/>
-          <w:szCs w:val="20"/>
-        </w:rPr>
-        <w:t>React</w:t>
-      </w:r>
-      <w:proofErr w:type="spellEnd"/>
-      <w:r>
-        <w:rPr>
-          <w:rFonts w:ascii="Arial" w:hAnsi="Arial" w:cs="Arial"/>
-          <w:b/>
-          <w:bCs/>
-          <w:sz w:val="20"/>
-          <w:szCs w:val="20"/>
-        </w:rPr>
-        <w:t xml:space="preserve"> que haga solicitudes a tu servidor </w:t>
-      </w:r>
-      <w:proofErr w:type="spellStart"/>
-      <w:r>
-        <w:rPr>
-          <w:rFonts w:ascii="Arial" w:hAnsi="Arial" w:cs="Arial"/>
-          <w:b/>
-          <w:bCs/>
-          <w:sz w:val="20"/>
-          <w:szCs w:val="20"/>
-        </w:rPr>
-        <w:t>Flask</w:t>
-      </w:r>
-      <w:proofErr w:type="spellEnd"/>
-      <w:r>
-        <w:rPr>
-          <w:rFonts w:ascii="Arial" w:hAnsi="Arial" w:cs="Arial"/>
-          <w:b/>
-          <w:bCs/>
-          <w:sz w:val="20"/>
-          <w:szCs w:val="20"/>
-        </w:rPr>
-        <w:t xml:space="preserve"> (por ejemplo, App.js):</w:t>
+        <w:t>Crea un componente React que haga solicitudes a tu servidor Flask (por ejemplo, App.js):</w:t>
       </w:r>
     </w:p>
     <w:p>
@@ -4463,30 +3351,28 @@
           <w:szCs w:val="20"/>
           <w:lang w:val="en-GB"/>
         </w:rPr>
-        <w:t xml:space="preserve">import React, </w:t>
-      </w:r>
-      <w:proofErr w:type="gramStart"/>
-      <w:r>
+        <w:t>import React, { useState } from 'react';</w:t>
+      </w:r>
+    </w:p>
+    <w:p>
+      <w:pPr>
         <w:rPr>
           <w:rFonts w:ascii="Arial" w:hAnsi="Arial" w:cs="Arial"/>
           <w:sz w:val="20"/>
           <w:szCs w:val="20"/>
           <w:lang w:val="en-GB"/>
         </w:rPr>
-        <w:t xml:space="preserve">{ </w:t>
-      </w:r>
-      <w:proofErr w:type="spellStart"/>
-      <w:r>
+      </w:pPr>
+    </w:p>
+    <w:p>
+      <w:pPr>
         <w:rPr>
           <w:rFonts w:ascii="Arial" w:hAnsi="Arial" w:cs="Arial"/>
           <w:sz w:val="20"/>
           <w:szCs w:val="20"/>
           <w:lang w:val="en-GB"/>
         </w:rPr>
-        <w:t>useState</w:t>
-      </w:r>
-      <w:proofErr w:type="spellEnd"/>
-      <w:proofErr w:type="gramEnd"/>
+      </w:pPr>
       <w:r>
         <w:rPr>
           <w:rFonts w:ascii="Arial" w:hAnsi="Arial" w:cs="Arial"/>
@@ -4494,7 +3380,7 @@
           <w:szCs w:val="20"/>
           <w:lang w:val="en-GB"/>
         </w:rPr>
-        <w:t xml:space="preserve"> } from 'react';</w:t>
+        <w:t>function App() {</w:t>
       </w:r>
     </w:p>
     <w:p>
@@ -4506,36 +3392,35 @@
           <w:lang w:val="en-GB"/>
         </w:rPr>
       </w:pPr>
-    </w:p>
-    <w:p>
-      <w:pPr>
+      <w:r>
         <w:rPr>
           <w:rFonts w:ascii="Arial" w:hAnsi="Arial" w:cs="Arial"/>
           <w:sz w:val="20"/>
           <w:szCs w:val="20"/>
           <w:lang w:val="en-GB"/>
         </w:rPr>
-      </w:pPr>
-      <w:r>
+        <w:t xml:space="preserve">  const [prediction, setPrediction] = useState(null);</w:t>
+      </w:r>
+    </w:p>
+    <w:p>
+      <w:pPr>
         <w:rPr>
           <w:rFonts w:ascii="Arial" w:hAnsi="Arial" w:cs="Arial"/>
           <w:sz w:val="20"/>
           <w:szCs w:val="20"/>
           <w:lang w:val="en-GB"/>
         </w:rPr>
-        <w:t xml:space="preserve">function </w:t>
-      </w:r>
-      <w:proofErr w:type="gramStart"/>
-      <w:r>
+      </w:pPr>
+    </w:p>
+    <w:p>
+      <w:pPr>
         <w:rPr>
           <w:rFonts w:ascii="Arial" w:hAnsi="Arial" w:cs="Arial"/>
           <w:sz w:val="20"/>
           <w:szCs w:val="20"/>
           <w:lang w:val="en-GB"/>
         </w:rPr>
-        <w:t>App(</w:t>
-      </w:r>
-      <w:proofErr w:type="gramEnd"/>
+      </w:pPr>
       <w:r>
         <w:rPr>
           <w:rFonts w:ascii="Arial" w:hAnsi="Arial" w:cs="Arial"/>
@@ -4543,7 +3428,7 @@
           <w:szCs w:val="20"/>
           <w:lang w:val="en-GB"/>
         </w:rPr>
-        <w:t>) {</w:t>
+        <w:t xml:space="preserve">  const fetchPrediction = async () =&gt; {</w:t>
       </w:r>
     </w:p>
     <w:p>
@@ -4562,19 +3447,18 @@
           <w:szCs w:val="20"/>
           <w:lang w:val="en-GB"/>
         </w:rPr>
-        <w:t xml:space="preserve">  </w:t>
-      </w:r>
-      <w:proofErr w:type="spellStart"/>
-      <w:r>
+        <w:t xml:space="preserve">    const response = await fetch('http://localhost:5000/api/predict', {</w:t>
+      </w:r>
+    </w:p>
+    <w:p>
+      <w:pPr>
         <w:rPr>
           <w:rFonts w:ascii="Arial" w:hAnsi="Arial" w:cs="Arial"/>
           <w:sz w:val="20"/>
           <w:szCs w:val="20"/>
           <w:lang w:val="en-GB"/>
         </w:rPr>
-        <w:t>const</w:t>
-      </w:r>
-      <w:proofErr w:type="spellEnd"/>
+      </w:pPr>
       <w:r>
         <w:rPr>
           <w:rFonts w:ascii="Arial" w:hAnsi="Arial" w:cs="Arial"/>
@@ -4582,19 +3466,18 @@
           <w:szCs w:val="20"/>
           <w:lang w:val="en-GB"/>
         </w:rPr>
-        <w:t xml:space="preserve"> [prediction, </w:t>
-      </w:r>
-      <w:proofErr w:type="spellStart"/>
-      <w:r>
+        <w:t xml:space="preserve">      method: 'POST',</w:t>
+      </w:r>
+    </w:p>
+    <w:p>
+      <w:pPr>
         <w:rPr>
           <w:rFonts w:ascii="Arial" w:hAnsi="Arial" w:cs="Arial"/>
           <w:sz w:val="20"/>
           <w:szCs w:val="20"/>
           <w:lang w:val="en-GB"/>
         </w:rPr>
-        <w:t>setPrediction</w:t>
-      </w:r>
-      <w:proofErr w:type="spellEnd"/>
+      </w:pPr>
       <w:r>
         <w:rPr>
           <w:rFonts w:ascii="Arial" w:hAnsi="Arial" w:cs="Arial"/>
@@ -4602,19 +3485,18 @@
           <w:szCs w:val="20"/>
           <w:lang w:val="en-GB"/>
         </w:rPr>
-        <w:t xml:space="preserve">] = </w:t>
-      </w:r>
-      <w:proofErr w:type="spellStart"/>
-      <w:r>
+        <w:t xml:space="preserve">    });</w:t>
+      </w:r>
+    </w:p>
+    <w:p>
+      <w:pPr>
         <w:rPr>
           <w:rFonts w:ascii="Arial" w:hAnsi="Arial" w:cs="Arial"/>
           <w:sz w:val="20"/>
           <w:szCs w:val="20"/>
           <w:lang w:val="en-GB"/>
         </w:rPr>
-        <w:t>useState</w:t>
-      </w:r>
-      <w:proofErr w:type="spellEnd"/>
+      </w:pPr>
       <w:r>
         <w:rPr>
           <w:rFonts w:ascii="Arial" w:hAnsi="Arial" w:cs="Arial"/>
@@ -4622,29 +3504,27 @@
           <w:szCs w:val="20"/>
           <w:lang w:val="en-GB"/>
         </w:rPr>
-        <w:t>(null</w:t>
-      </w:r>
-      <w:proofErr w:type="gramStart"/>
-      <w:r>
+        <w:t xml:space="preserve">    const data = await response.json();</w:t>
+      </w:r>
+    </w:p>
+    <w:p>
+      <w:pPr>
         <w:rPr>
           <w:rFonts w:ascii="Arial" w:hAnsi="Arial" w:cs="Arial"/>
           <w:sz w:val="20"/>
           <w:szCs w:val="20"/>
           <w:lang w:val="en-GB"/>
         </w:rPr>
-        <w:t>);</w:t>
-      </w:r>
-      <w:proofErr w:type="gramEnd"/>
-    </w:p>
-    <w:p>
-      <w:pPr>
+      </w:pPr>
+      <w:r>
         <w:rPr>
           <w:rFonts w:ascii="Arial" w:hAnsi="Arial" w:cs="Arial"/>
           <w:sz w:val="20"/>
           <w:szCs w:val="20"/>
           <w:lang w:val="en-GB"/>
         </w:rPr>
-      </w:pPr>
+        <w:t xml:space="preserve">    setPrediction(data.prediction);</w:t>
+      </w:r>
     </w:p>
     <w:p>
       <w:pPr>
@@ -4662,29 +3542,28 @@
           <w:szCs w:val="20"/>
           <w:lang w:val="en-GB"/>
         </w:rPr>
-        <w:t xml:space="preserve">  </w:t>
-      </w:r>
-      <w:proofErr w:type="spellStart"/>
-      <w:r>
+        <w:t xml:space="preserve">  };</w:t>
+      </w:r>
+    </w:p>
+    <w:p>
+      <w:pPr>
         <w:rPr>
           <w:rFonts w:ascii="Arial" w:hAnsi="Arial" w:cs="Arial"/>
           <w:sz w:val="20"/>
           <w:szCs w:val="20"/>
           <w:lang w:val="en-GB"/>
         </w:rPr>
-        <w:t>const</w:t>
-      </w:r>
-      <w:proofErr w:type="spellEnd"/>
-      <w:r>
+      </w:pPr>
+    </w:p>
+    <w:p>
+      <w:pPr>
         <w:rPr>
           <w:rFonts w:ascii="Arial" w:hAnsi="Arial" w:cs="Arial"/>
           <w:sz w:val="20"/>
           <w:szCs w:val="20"/>
           <w:lang w:val="en-GB"/>
         </w:rPr>
-        <w:t xml:space="preserve"> </w:t>
-      </w:r>
-      <w:proofErr w:type="spellStart"/>
+      </w:pPr>
       <w:r>
         <w:rPr>
           <w:rFonts w:ascii="Arial" w:hAnsi="Arial" w:cs="Arial"/>
@@ -4692,524 +3571,109 @@
           <w:szCs w:val="20"/>
           <w:lang w:val="en-GB"/>
         </w:rPr>
-        <w:t>fetchPrediction</w:t>
-      </w:r>
-      <w:proofErr w:type="spellEnd"/>
-      <w:r>
+        <w:t xml:space="preserve">  return (</w:t>
+      </w:r>
+    </w:p>
+    <w:p>
+      <w:pPr>
         <w:rPr>
           <w:rFonts w:ascii="Arial" w:hAnsi="Arial" w:cs="Arial"/>
           <w:sz w:val="20"/>
           <w:szCs w:val="20"/>
           <w:lang w:val="en-GB"/>
         </w:rPr>
-        <w:t xml:space="preserve"> = async () =&gt; {</w:t>
-      </w:r>
-    </w:p>
-    <w:p>
-      <w:pPr>
+      </w:pPr>
+      <w:r>
         <w:rPr>
           <w:rFonts w:ascii="Arial" w:hAnsi="Arial" w:cs="Arial"/>
           <w:sz w:val="20"/>
           <w:szCs w:val="20"/>
           <w:lang w:val="en-GB"/>
         </w:rPr>
-      </w:pPr>
-      <w:r>
+        <w:t xml:space="preserve">    &lt;div className="App"&gt;</w:t>
+      </w:r>
+    </w:p>
+    <w:p>
+      <w:pPr>
         <w:rPr>
           <w:rFonts w:ascii="Arial" w:hAnsi="Arial" w:cs="Arial"/>
           <w:sz w:val="20"/>
           <w:szCs w:val="20"/>
           <w:lang w:val="en-GB"/>
         </w:rPr>
+      </w:pPr>
+      <w:r>
+        <w:rPr>
+          <w:rFonts w:ascii="Arial" w:hAnsi="Arial" w:cs="Arial"/>
+          <w:sz w:val="20"/>
+          <w:szCs w:val="20"/>
+          <w:lang w:val="en-GB"/>
+        </w:rPr>
+        <w:t xml:space="preserve">      &lt;h1&gt;Predicción NBA&lt;/h1&gt;</w:t>
+      </w:r>
+    </w:p>
+    <w:p>
+      <w:pPr>
+        <w:rPr>
+          <w:rFonts w:ascii="Arial" w:hAnsi="Arial" w:cs="Arial"/>
+          <w:sz w:val="20"/>
+          <w:szCs w:val="20"/>
+          <w:lang w:val="en-GB"/>
+        </w:rPr>
+      </w:pPr>
+      <w:r>
+        <w:rPr>
+          <w:rFonts w:ascii="Arial" w:hAnsi="Arial" w:cs="Arial"/>
+          <w:sz w:val="20"/>
+          <w:szCs w:val="20"/>
+          <w:lang w:val="en-GB"/>
+        </w:rPr>
+        <w:t xml:space="preserve">      &lt;button onClick={fetchPrediction}&gt;Hacer Predicción&lt;/button&gt;</w:t>
+      </w:r>
+    </w:p>
+    <w:p>
+      <w:pPr>
+        <w:rPr>
+          <w:rFonts w:ascii="Arial" w:hAnsi="Arial" w:cs="Arial"/>
+          <w:sz w:val="20"/>
+          <w:szCs w:val="20"/>
+          <w:lang w:val="en-GB"/>
+        </w:rPr>
+      </w:pPr>
+      <w:r>
+        <w:rPr>
+          <w:rFonts w:ascii="Arial" w:hAnsi="Arial" w:cs="Arial"/>
+          <w:sz w:val="20"/>
+          <w:szCs w:val="20"/>
+          <w:lang w:val="en-GB"/>
+        </w:rPr>
+        <w:t xml:space="preserve">      {prediction &amp;&amp; &lt;p&gt;{prediction}&lt;/p&gt;}</w:t>
+      </w:r>
+    </w:p>
+    <w:p>
+      <w:pPr>
+        <w:rPr>
+          <w:rFonts w:ascii="Arial" w:hAnsi="Arial" w:cs="Arial"/>
+          <w:sz w:val="20"/>
+          <w:szCs w:val="20"/>
+        </w:rPr>
+      </w:pPr>
+      <w:r>
+        <w:rPr>
+          <w:rFonts w:ascii="Arial" w:hAnsi="Arial" w:cs="Arial"/>
+          <w:sz w:val="20"/>
+          <w:szCs w:val="20"/>
+          <w:lang w:val="en-GB"/>
+        </w:rPr>
         <w:t xml:space="preserve">    </w:t>
       </w:r>
-      <w:proofErr w:type="spellStart"/>
-      <w:r>
-        <w:rPr>
-          <w:rFonts w:ascii="Arial" w:hAnsi="Arial" w:cs="Arial"/>
-          <w:sz w:val="20"/>
-          <w:szCs w:val="20"/>
-          <w:lang w:val="en-GB"/>
-        </w:rPr>
-        <w:t>const</w:t>
-      </w:r>
-      <w:proofErr w:type="spellEnd"/>
-      <w:r>
-        <w:rPr>
-          <w:rFonts w:ascii="Arial" w:hAnsi="Arial" w:cs="Arial"/>
-          <w:sz w:val="20"/>
-          <w:szCs w:val="20"/>
-          <w:lang w:val="en-GB"/>
-        </w:rPr>
-        <w:t xml:space="preserve"> response = await </w:t>
-      </w:r>
-      <w:proofErr w:type="gramStart"/>
-      <w:r>
-        <w:rPr>
-          <w:rFonts w:ascii="Arial" w:hAnsi="Arial" w:cs="Arial"/>
-          <w:sz w:val="20"/>
-          <w:szCs w:val="20"/>
-          <w:lang w:val="en-GB"/>
-        </w:rPr>
-        <w:t>fetch(</w:t>
-      </w:r>
-      <w:proofErr w:type="gramEnd"/>
-      <w:r>
-        <w:rPr>
-          <w:rFonts w:ascii="Arial" w:hAnsi="Arial" w:cs="Arial"/>
-          <w:sz w:val="20"/>
-          <w:szCs w:val="20"/>
-          <w:lang w:val="en-GB"/>
-        </w:rPr>
-        <w:t>'http://localhost:5000/</w:t>
-      </w:r>
-      <w:proofErr w:type="spellStart"/>
-      <w:r>
-        <w:rPr>
-          <w:rFonts w:ascii="Arial" w:hAnsi="Arial" w:cs="Arial"/>
-          <w:sz w:val="20"/>
-          <w:szCs w:val="20"/>
-          <w:lang w:val="en-GB"/>
-        </w:rPr>
-        <w:t>api</w:t>
-      </w:r>
-      <w:proofErr w:type="spellEnd"/>
-      <w:r>
-        <w:rPr>
-          <w:rFonts w:ascii="Arial" w:hAnsi="Arial" w:cs="Arial"/>
-          <w:sz w:val="20"/>
-          <w:szCs w:val="20"/>
-          <w:lang w:val="en-GB"/>
-        </w:rPr>
-        <w:t>/predict', {</w:t>
-      </w:r>
-    </w:p>
-    <w:p>
-      <w:pPr>
-        <w:rPr>
-          <w:rFonts w:ascii="Arial" w:hAnsi="Arial" w:cs="Arial"/>
-          <w:sz w:val="20"/>
-          <w:szCs w:val="20"/>
-          <w:lang w:val="en-GB"/>
-        </w:rPr>
-      </w:pPr>
-      <w:r>
-        <w:rPr>
-          <w:rFonts w:ascii="Arial" w:hAnsi="Arial" w:cs="Arial"/>
-          <w:sz w:val="20"/>
-          <w:szCs w:val="20"/>
-          <w:lang w:val="en-GB"/>
-        </w:rPr>
-        <w:t xml:space="preserve">      method: 'POST',</w:t>
-      </w:r>
-    </w:p>
-    <w:p>
-      <w:pPr>
-        <w:rPr>
-          <w:rFonts w:ascii="Arial" w:hAnsi="Arial" w:cs="Arial"/>
-          <w:sz w:val="20"/>
-          <w:szCs w:val="20"/>
-          <w:lang w:val="en-GB"/>
-        </w:rPr>
-      </w:pPr>
-      <w:r>
-        <w:rPr>
-          <w:rFonts w:ascii="Arial" w:hAnsi="Arial" w:cs="Arial"/>
-          <w:sz w:val="20"/>
-          <w:szCs w:val="20"/>
-          <w:lang w:val="en-GB"/>
-        </w:rPr>
-        <w:t xml:space="preserve">    });</w:t>
-      </w:r>
-    </w:p>
-    <w:p>
-      <w:pPr>
-        <w:rPr>
-          <w:rFonts w:ascii="Arial" w:hAnsi="Arial" w:cs="Arial"/>
-          <w:sz w:val="20"/>
-          <w:szCs w:val="20"/>
-          <w:lang w:val="en-GB"/>
-        </w:rPr>
-      </w:pPr>
-      <w:r>
-        <w:rPr>
-          <w:rFonts w:ascii="Arial" w:hAnsi="Arial" w:cs="Arial"/>
-          <w:sz w:val="20"/>
-          <w:szCs w:val="20"/>
-          <w:lang w:val="en-GB"/>
-        </w:rPr>
-        <w:t xml:space="preserve">    </w:t>
-      </w:r>
-      <w:proofErr w:type="spellStart"/>
-      <w:r>
-        <w:rPr>
-          <w:rFonts w:ascii="Arial" w:hAnsi="Arial" w:cs="Arial"/>
-          <w:sz w:val="20"/>
-          <w:szCs w:val="20"/>
-          <w:lang w:val="en-GB"/>
-        </w:rPr>
-        <w:t>const</w:t>
-      </w:r>
-      <w:proofErr w:type="spellEnd"/>
-      <w:r>
-        <w:rPr>
-          <w:rFonts w:ascii="Arial" w:hAnsi="Arial" w:cs="Arial"/>
-          <w:sz w:val="20"/>
-          <w:szCs w:val="20"/>
-          <w:lang w:val="en-GB"/>
-        </w:rPr>
-        <w:t xml:space="preserve"> data = await </w:t>
-      </w:r>
-      <w:proofErr w:type="spellStart"/>
-      <w:proofErr w:type="gramStart"/>
-      <w:r>
-        <w:rPr>
-          <w:rFonts w:ascii="Arial" w:hAnsi="Arial" w:cs="Arial"/>
-          <w:sz w:val="20"/>
-          <w:szCs w:val="20"/>
-          <w:lang w:val="en-GB"/>
-        </w:rPr>
-        <w:t>response.json</w:t>
-      </w:r>
-      <w:proofErr w:type="spellEnd"/>
-      <w:proofErr w:type="gramEnd"/>
-      <w:r>
-        <w:rPr>
-          <w:rFonts w:ascii="Arial" w:hAnsi="Arial" w:cs="Arial"/>
-          <w:sz w:val="20"/>
-          <w:szCs w:val="20"/>
-          <w:lang w:val="en-GB"/>
-        </w:rPr>
-        <w:t>();</w:t>
-      </w:r>
-    </w:p>
-    <w:p>
-      <w:pPr>
-        <w:rPr>
-          <w:rFonts w:ascii="Arial" w:hAnsi="Arial" w:cs="Arial"/>
-          <w:sz w:val="20"/>
-          <w:szCs w:val="20"/>
-          <w:lang w:val="en-GB"/>
-        </w:rPr>
-      </w:pPr>
-      <w:r>
-        <w:rPr>
-          <w:rFonts w:ascii="Arial" w:hAnsi="Arial" w:cs="Arial"/>
-          <w:sz w:val="20"/>
-          <w:szCs w:val="20"/>
-          <w:lang w:val="en-GB"/>
-        </w:rPr>
-        <w:t xml:space="preserve">    </w:t>
-      </w:r>
-      <w:proofErr w:type="spellStart"/>
-      <w:r>
-        <w:rPr>
-          <w:rFonts w:ascii="Arial" w:hAnsi="Arial" w:cs="Arial"/>
-          <w:sz w:val="20"/>
-          <w:szCs w:val="20"/>
-          <w:lang w:val="en-GB"/>
-        </w:rPr>
-        <w:t>setPrediction</w:t>
-      </w:r>
-      <w:proofErr w:type="spellEnd"/>
-      <w:r>
-        <w:rPr>
-          <w:rFonts w:ascii="Arial" w:hAnsi="Arial" w:cs="Arial"/>
-          <w:sz w:val="20"/>
-          <w:szCs w:val="20"/>
-          <w:lang w:val="en-GB"/>
-        </w:rPr>
-        <w:t>(</w:t>
-      </w:r>
-      <w:proofErr w:type="spellStart"/>
-      <w:proofErr w:type="gramStart"/>
-      <w:r>
-        <w:rPr>
-          <w:rFonts w:ascii="Arial" w:hAnsi="Arial" w:cs="Arial"/>
-          <w:sz w:val="20"/>
-          <w:szCs w:val="20"/>
-          <w:lang w:val="en-GB"/>
-        </w:rPr>
-        <w:t>data.prediction</w:t>
-      </w:r>
-      <w:proofErr w:type="spellEnd"/>
-      <w:proofErr w:type="gramEnd"/>
-      <w:r>
-        <w:rPr>
-          <w:rFonts w:ascii="Arial" w:hAnsi="Arial" w:cs="Arial"/>
-          <w:sz w:val="20"/>
-          <w:szCs w:val="20"/>
-          <w:lang w:val="en-GB"/>
-        </w:rPr>
-        <w:t>);</w:t>
-      </w:r>
-    </w:p>
-    <w:p>
-      <w:pPr>
-        <w:rPr>
-          <w:rFonts w:ascii="Arial" w:hAnsi="Arial" w:cs="Arial"/>
-          <w:sz w:val="20"/>
-          <w:szCs w:val="20"/>
-          <w:lang w:val="en-GB"/>
-        </w:rPr>
-      </w:pPr>
-      <w:r>
-        <w:rPr>
-          <w:rFonts w:ascii="Arial" w:hAnsi="Arial" w:cs="Arial"/>
-          <w:sz w:val="20"/>
-          <w:szCs w:val="20"/>
-          <w:lang w:val="en-GB"/>
-        </w:rPr>
-        <w:t xml:space="preserve">  };</w:t>
-      </w:r>
-    </w:p>
-    <w:p>
-      <w:pPr>
-        <w:rPr>
-          <w:rFonts w:ascii="Arial" w:hAnsi="Arial" w:cs="Arial"/>
-          <w:sz w:val="20"/>
-          <w:szCs w:val="20"/>
-          <w:lang w:val="en-GB"/>
-        </w:rPr>
-      </w:pPr>
-    </w:p>
-    <w:p>
-      <w:pPr>
-        <w:rPr>
-          <w:rFonts w:ascii="Arial" w:hAnsi="Arial" w:cs="Arial"/>
-          <w:sz w:val="20"/>
-          <w:szCs w:val="20"/>
-          <w:lang w:val="en-GB"/>
-        </w:rPr>
-      </w:pPr>
-      <w:r>
-        <w:rPr>
-          <w:rFonts w:ascii="Arial" w:hAnsi="Arial" w:cs="Arial"/>
-          <w:sz w:val="20"/>
-          <w:szCs w:val="20"/>
-          <w:lang w:val="en-GB"/>
-        </w:rPr>
-        <w:t xml:space="preserve">  return (</w:t>
-      </w:r>
-    </w:p>
-    <w:p>
-      <w:pPr>
-        <w:rPr>
-          <w:rFonts w:ascii="Arial" w:hAnsi="Arial" w:cs="Arial"/>
-          <w:sz w:val="20"/>
-          <w:szCs w:val="20"/>
-          <w:lang w:val="en-GB"/>
-        </w:rPr>
-      </w:pPr>
-      <w:r>
-        <w:rPr>
-          <w:rFonts w:ascii="Arial" w:hAnsi="Arial" w:cs="Arial"/>
-          <w:sz w:val="20"/>
-          <w:szCs w:val="20"/>
-          <w:lang w:val="en-GB"/>
-        </w:rPr>
-        <w:t xml:space="preserve">    &lt;div </w:t>
-      </w:r>
-      <w:proofErr w:type="spellStart"/>
-      <w:r>
-        <w:rPr>
-          <w:rFonts w:ascii="Arial" w:hAnsi="Arial" w:cs="Arial"/>
-          <w:sz w:val="20"/>
-          <w:szCs w:val="20"/>
-          <w:lang w:val="en-GB"/>
-        </w:rPr>
-        <w:t>className</w:t>
-      </w:r>
-      <w:proofErr w:type="spellEnd"/>
-      <w:r>
-        <w:rPr>
-          <w:rFonts w:ascii="Arial" w:hAnsi="Arial" w:cs="Arial"/>
-          <w:sz w:val="20"/>
-          <w:szCs w:val="20"/>
-          <w:lang w:val="en-GB"/>
-        </w:rPr>
-        <w:t>="App"&gt;</w:t>
-      </w:r>
-    </w:p>
-    <w:p>
-      <w:pPr>
-        <w:rPr>
-          <w:rFonts w:ascii="Arial" w:hAnsi="Arial" w:cs="Arial"/>
-          <w:sz w:val="20"/>
-          <w:szCs w:val="20"/>
-          <w:lang w:val="en-GB"/>
-        </w:rPr>
-      </w:pPr>
-      <w:r>
-        <w:rPr>
-          <w:rFonts w:ascii="Arial" w:hAnsi="Arial" w:cs="Arial"/>
-          <w:sz w:val="20"/>
-          <w:szCs w:val="20"/>
-          <w:lang w:val="en-GB"/>
-        </w:rPr>
-        <w:t xml:space="preserve">      &lt;h1&gt;</w:t>
-      </w:r>
-      <w:proofErr w:type="spellStart"/>
-      <w:r>
-        <w:rPr>
-          <w:rFonts w:ascii="Arial" w:hAnsi="Arial" w:cs="Arial"/>
-          <w:sz w:val="20"/>
-          <w:szCs w:val="20"/>
-          <w:lang w:val="en-GB"/>
-        </w:rPr>
-        <w:t>Predicción</w:t>
-      </w:r>
-      <w:proofErr w:type="spellEnd"/>
-      <w:r>
-        <w:rPr>
-          <w:rFonts w:ascii="Arial" w:hAnsi="Arial" w:cs="Arial"/>
-          <w:sz w:val="20"/>
-          <w:szCs w:val="20"/>
-          <w:lang w:val="en-GB"/>
-        </w:rPr>
-        <w:t xml:space="preserve"> NBA&lt;/h1&gt;</w:t>
-      </w:r>
-    </w:p>
-    <w:p>
-      <w:pPr>
-        <w:rPr>
-          <w:rFonts w:ascii="Arial" w:hAnsi="Arial" w:cs="Arial"/>
-          <w:sz w:val="20"/>
-          <w:szCs w:val="20"/>
-          <w:lang w:val="en-GB"/>
-        </w:rPr>
-      </w:pPr>
-      <w:r>
-        <w:rPr>
-          <w:rFonts w:ascii="Arial" w:hAnsi="Arial" w:cs="Arial"/>
-          <w:sz w:val="20"/>
-          <w:szCs w:val="20"/>
-          <w:lang w:val="en-GB"/>
-        </w:rPr>
-        <w:t xml:space="preserve">      &lt;button </w:t>
-      </w:r>
-      <w:proofErr w:type="spellStart"/>
-      <w:r>
-        <w:rPr>
-          <w:rFonts w:ascii="Arial" w:hAnsi="Arial" w:cs="Arial"/>
-          <w:sz w:val="20"/>
-          <w:szCs w:val="20"/>
-          <w:lang w:val="en-GB"/>
-        </w:rPr>
-        <w:t>onClick</w:t>
-      </w:r>
-      <w:proofErr w:type="spellEnd"/>
-      <w:r>
-        <w:rPr>
-          <w:rFonts w:ascii="Arial" w:hAnsi="Arial" w:cs="Arial"/>
-          <w:sz w:val="20"/>
-          <w:szCs w:val="20"/>
-          <w:lang w:val="en-GB"/>
-        </w:rPr>
-        <w:t>={</w:t>
-      </w:r>
-      <w:proofErr w:type="spellStart"/>
-      <w:r>
-        <w:rPr>
-          <w:rFonts w:ascii="Arial" w:hAnsi="Arial" w:cs="Arial"/>
-          <w:sz w:val="20"/>
-          <w:szCs w:val="20"/>
-          <w:lang w:val="en-GB"/>
-        </w:rPr>
-        <w:t>fetchPrediction</w:t>
-      </w:r>
-      <w:proofErr w:type="spellEnd"/>
-      <w:r>
-        <w:rPr>
-          <w:rFonts w:ascii="Arial" w:hAnsi="Arial" w:cs="Arial"/>
-          <w:sz w:val="20"/>
-          <w:szCs w:val="20"/>
-          <w:lang w:val="en-GB"/>
-        </w:rPr>
-        <w:t xml:space="preserve">}&gt;Hacer </w:t>
-      </w:r>
-      <w:proofErr w:type="spellStart"/>
-      <w:r>
-        <w:rPr>
-          <w:rFonts w:ascii="Arial" w:hAnsi="Arial" w:cs="Arial"/>
-          <w:sz w:val="20"/>
-          <w:szCs w:val="20"/>
-          <w:lang w:val="en-GB"/>
-        </w:rPr>
-        <w:t>Predicción</w:t>
-      </w:r>
-      <w:proofErr w:type="spellEnd"/>
-      <w:r>
-        <w:rPr>
-          <w:rFonts w:ascii="Arial" w:hAnsi="Arial" w:cs="Arial"/>
-          <w:sz w:val="20"/>
-          <w:szCs w:val="20"/>
-          <w:lang w:val="en-GB"/>
-        </w:rPr>
-        <w:t>&lt;/button&gt;</w:t>
-      </w:r>
-    </w:p>
-    <w:p>
-      <w:pPr>
-        <w:rPr>
-          <w:rFonts w:ascii="Arial" w:hAnsi="Arial" w:cs="Arial"/>
-          <w:sz w:val="20"/>
-          <w:szCs w:val="20"/>
-          <w:lang w:val="en-GB"/>
-        </w:rPr>
-      </w:pPr>
-      <w:r>
-        <w:rPr>
-          <w:rFonts w:ascii="Arial" w:hAnsi="Arial" w:cs="Arial"/>
-          <w:sz w:val="20"/>
-          <w:szCs w:val="20"/>
-          <w:lang w:val="en-GB"/>
-        </w:rPr>
-        <w:t xml:space="preserve">      {prediction &amp;&amp; &lt;p&gt;{prediction}&lt;/p&gt;}</w:t>
-      </w:r>
-    </w:p>
-    <w:p>
-      <w:pPr>
-        <w:rPr>
-          <w:rFonts w:ascii="Arial" w:hAnsi="Arial" w:cs="Arial"/>
-          <w:sz w:val="20"/>
-          <w:szCs w:val="20"/>
-        </w:rPr>
-      </w:pPr>
-      <w:r>
-        <w:rPr>
-          <w:rFonts w:ascii="Arial" w:hAnsi="Arial" w:cs="Arial"/>
-          <w:sz w:val="20"/>
-          <w:szCs w:val="20"/>
-          <w:lang w:val="en-GB"/>
-        </w:rPr>
-        <w:t xml:space="preserve">    </w:t>
-      </w:r>
-      <w:r>
-        <w:rPr>
-          <w:rFonts w:ascii="Arial" w:hAnsi="Arial" w:cs="Arial"/>
-          <w:sz w:val="20"/>
-          <w:szCs w:val="20"/>
-        </w:rPr>
-        <w:t>&lt;/</w:t>
-      </w:r>
-      <w:proofErr w:type="spellStart"/>
-      <w:r>
-        <w:rPr>
-          <w:rFonts w:ascii="Arial" w:hAnsi="Arial" w:cs="Arial"/>
-          <w:sz w:val="20"/>
-          <w:szCs w:val="20"/>
-        </w:rPr>
-        <w:t>div</w:t>
-      </w:r>
-      <w:proofErr w:type="spellEnd"/>
-      <w:r>
-        <w:rPr>
-          <w:rFonts w:ascii="Arial" w:hAnsi="Arial" w:cs="Arial"/>
-          <w:sz w:val="20"/>
-          <w:szCs w:val="20"/>
-        </w:rPr>
-        <w:t>&gt;</w:t>
+      <w:r>
+        <w:rPr>
+          <w:rFonts w:ascii="Arial" w:hAnsi="Arial" w:cs="Arial"/>
+          <w:sz w:val="20"/>
+          <w:szCs w:val="20"/>
+        </w:rPr>
+        <w:t>&lt;/div&gt;</w:t>
       </w:r>
     </w:p>
     <w:p>
@@ -5263,23 +3727,13 @@
           <w:szCs w:val="20"/>
         </w:rPr>
       </w:pPr>
-      <w:proofErr w:type="spellStart"/>
-      <w:r>
-        <w:rPr>
-          <w:rFonts w:ascii="Arial" w:hAnsi="Arial" w:cs="Arial"/>
-          <w:sz w:val="20"/>
-          <w:szCs w:val="20"/>
-        </w:rPr>
-        <w:t>export</w:t>
-      </w:r>
-      <w:proofErr w:type="spellEnd"/>
-      <w:r>
-        <w:rPr>
-          <w:rFonts w:ascii="Arial" w:hAnsi="Arial" w:cs="Arial"/>
-          <w:sz w:val="20"/>
-          <w:szCs w:val="20"/>
-        </w:rPr>
-        <w:t xml:space="preserve"> default App;</w:t>
+      <w:r>
+        <w:rPr>
+          <w:rFonts w:ascii="Arial" w:hAnsi="Arial" w:cs="Arial"/>
+          <w:sz w:val="20"/>
+          <w:szCs w:val="20"/>
+        </w:rPr>
+        <w:t>export default App;</w:t>
       </w:r>
     </w:p>
     <w:p>
@@ -5305,251 +3759,45 @@
           <w:szCs w:val="20"/>
         </w:rPr>
         <w:lastRenderedPageBreak/>
-        <w:t xml:space="preserve">Asegúrate de que el archivo </w:t>
-      </w:r>
-      <w:proofErr w:type="spellStart"/>
-      <w:proofErr w:type="gramStart"/>
-      <w:r>
-        <w:rPr>
-          <w:rFonts w:ascii="Arial" w:hAnsi="Arial" w:cs="Arial"/>
-          <w:b/>
-          <w:bCs/>
-          <w:sz w:val="20"/>
-          <w:szCs w:val="20"/>
-        </w:rPr>
-        <w:t>package.json</w:t>
-      </w:r>
-      <w:proofErr w:type="spellEnd"/>
-      <w:proofErr w:type="gramEnd"/>
-      <w:r>
-        <w:rPr>
-          <w:rFonts w:ascii="Arial" w:hAnsi="Arial" w:cs="Arial"/>
-          <w:b/>
-          <w:bCs/>
-          <w:sz w:val="20"/>
-          <w:szCs w:val="20"/>
-        </w:rPr>
-        <w:t xml:space="preserve"> en el </w:t>
-      </w:r>
-      <w:proofErr w:type="spellStart"/>
-      <w:r>
-        <w:rPr>
-          <w:rFonts w:ascii="Arial" w:hAnsi="Arial" w:cs="Arial"/>
-          <w:b/>
-          <w:bCs/>
-          <w:sz w:val="20"/>
-          <w:szCs w:val="20"/>
-        </w:rPr>
-        <w:t>front-end</w:t>
-      </w:r>
-      <w:proofErr w:type="spellEnd"/>
-      <w:r>
-        <w:rPr>
-          <w:rFonts w:ascii="Arial" w:hAnsi="Arial" w:cs="Arial"/>
-          <w:b/>
-          <w:bCs/>
-          <w:sz w:val="20"/>
-          <w:szCs w:val="20"/>
-        </w:rPr>
-        <w:t xml:space="preserve"> tenga las configuraciones necesarias para permitir solicitudes al servidor </w:t>
-      </w:r>
-      <w:proofErr w:type="spellStart"/>
-      <w:r>
-        <w:rPr>
-          <w:rFonts w:ascii="Arial" w:hAnsi="Arial" w:cs="Arial"/>
-          <w:b/>
-          <w:bCs/>
-          <w:sz w:val="20"/>
-          <w:szCs w:val="20"/>
-        </w:rPr>
-        <w:t>Flask</w:t>
-      </w:r>
-      <w:proofErr w:type="spellEnd"/>
-      <w:r>
-        <w:rPr>
-          <w:rFonts w:ascii="Arial" w:hAnsi="Arial" w:cs="Arial"/>
-          <w:b/>
-          <w:bCs/>
-          <w:sz w:val="20"/>
-          <w:szCs w:val="20"/>
-        </w:rPr>
-        <w:t xml:space="preserve"> (esto se puede hacer mediante CORS en </w:t>
-      </w:r>
-      <w:proofErr w:type="spellStart"/>
-      <w:r>
-        <w:rPr>
-          <w:rFonts w:ascii="Arial" w:hAnsi="Arial" w:cs="Arial"/>
-          <w:b/>
-          <w:bCs/>
-          <w:sz w:val="20"/>
-          <w:szCs w:val="20"/>
-        </w:rPr>
-        <w:t>Flask</w:t>
-      </w:r>
-      <w:proofErr w:type="spellEnd"/>
-      <w:r>
-        <w:rPr>
-          <w:rFonts w:ascii="Arial" w:hAnsi="Arial" w:cs="Arial"/>
-          <w:b/>
-          <w:bCs/>
-          <w:sz w:val="20"/>
-          <w:szCs w:val="20"/>
-        </w:rPr>
-        <w:t>, como se explica más abajo).</w:t>
-      </w:r>
-    </w:p>
-    <w:p>
-      <w:pPr>
-        <w:rPr>
-          <w:rFonts w:ascii="Arial" w:hAnsi="Arial" w:cs="Arial"/>
-          <w:b/>
-          <w:bCs/>
-          <w:sz w:val="20"/>
-          <w:szCs w:val="20"/>
-        </w:rPr>
-      </w:pPr>
-      <w:r>
-        <w:rPr>
-          <w:rFonts w:ascii="Arial" w:hAnsi="Arial" w:cs="Arial"/>
-          <w:b/>
-          <w:bCs/>
-          <w:sz w:val="20"/>
-          <w:szCs w:val="20"/>
-        </w:rPr>
-        <w:t>Paso 3: Configurar CORS en el back-</w:t>
-      </w:r>
-      <w:proofErr w:type="spellStart"/>
-      <w:r>
-        <w:rPr>
-          <w:rFonts w:ascii="Arial" w:hAnsi="Arial" w:cs="Arial"/>
-          <w:b/>
-          <w:bCs/>
-          <w:sz w:val="20"/>
-          <w:szCs w:val="20"/>
-        </w:rPr>
-        <w:t>end</w:t>
-      </w:r>
-      <w:proofErr w:type="spellEnd"/>
-      <w:r>
-        <w:rPr>
-          <w:rFonts w:ascii="Arial" w:hAnsi="Arial" w:cs="Arial"/>
-          <w:b/>
-          <w:bCs/>
-          <w:sz w:val="20"/>
-          <w:szCs w:val="20"/>
-        </w:rPr>
-        <w:t xml:space="preserve"> (</w:t>
-      </w:r>
-      <w:proofErr w:type="spellStart"/>
-      <w:r>
-        <w:rPr>
-          <w:rFonts w:ascii="Arial" w:hAnsi="Arial" w:cs="Arial"/>
-          <w:b/>
-          <w:bCs/>
-          <w:sz w:val="20"/>
-          <w:szCs w:val="20"/>
-        </w:rPr>
-        <w:t>Flask</w:t>
-      </w:r>
-      <w:proofErr w:type="spellEnd"/>
-      <w:r>
-        <w:rPr>
-          <w:rFonts w:ascii="Arial" w:hAnsi="Arial" w:cs="Arial"/>
-          <w:b/>
-          <w:bCs/>
-          <w:sz w:val="20"/>
-          <w:szCs w:val="20"/>
-        </w:rPr>
-        <w:t>)</w:t>
-      </w:r>
-    </w:p>
-    <w:p>
-      <w:pPr>
-        <w:rPr>
-          <w:rFonts w:ascii="Arial" w:hAnsi="Arial" w:cs="Arial"/>
-          <w:sz w:val="20"/>
-          <w:szCs w:val="20"/>
-        </w:rPr>
-      </w:pPr>
-      <w:r>
-        <w:rPr>
-          <w:rFonts w:ascii="Arial" w:hAnsi="Arial" w:cs="Arial"/>
-          <w:sz w:val="20"/>
-          <w:szCs w:val="20"/>
-        </w:rPr>
-        <w:t xml:space="preserve">Para permitir que el </w:t>
-      </w:r>
-      <w:proofErr w:type="spellStart"/>
-      <w:r>
-        <w:rPr>
-          <w:rFonts w:ascii="Arial" w:hAnsi="Arial" w:cs="Arial"/>
-          <w:sz w:val="20"/>
-          <w:szCs w:val="20"/>
-        </w:rPr>
-        <w:t>front-end</w:t>
-      </w:r>
-      <w:proofErr w:type="spellEnd"/>
-      <w:r>
-        <w:rPr>
-          <w:rFonts w:ascii="Arial" w:hAnsi="Arial" w:cs="Arial"/>
-          <w:sz w:val="20"/>
-          <w:szCs w:val="20"/>
-        </w:rPr>
-        <w:t xml:space="preserve"> en </w:t>
-      </w:r>
-      <w:proofErr w:type="spellStart"/>
-      <w:r>
-        <w:rPr>
-          <w:rFonts w:ascii="Arial" w:hAnsi="Arial" w:cs="Arial"/>
-          <w:sz w:val="20"/>
-          <w:szCs w:val="20"/>
-        </w:rPr>
-        <w:t>React</w:t>
-      </w:r>
-      <w:proofErr w:type="spellEnd"/>
-      <w:r>
-        <w:rPr>
-          <w:rFonts w:ascii="Arial" w:hAnsi="Arial" w:cs="Arial"/>
-          <w:sz w:val="20"/>
-          <w:szCs w:val="20"/>
-        </w:rPr>
-        <w:t xml:space="preserve"> pueda hacer solicitudes al back-</w:t>
-      </w:r>
-      <w:proofErr w:type="spellStart"/>
-      <w:r>
-        <w:rPr>
-          <w:rFonts w:ascii="Arial" w:hAnsi="Arial" w:cs="Arial"/>
-          <w:sz w:val="20"/>
-          <w:szCs w:val="20"/>
-        </w:rPr>
-        <w:t>end</w:t>
-      </w:r>
-      <w:proofErr w:type="spellEnd"/>
-      <w:r>
-        <w:rPr>
-          <w:rFonts w:ascii="Arial" w:hAnsi="Arial" w:cs="Arial"/>
-          <w:sz w:val="20"/>
-          <w:szCs w:val="20"/>
-        </w:rPr>
-        <w:t xml:space="preserve"> en </w:t>
-      </w:r>
-      <w:proofErr w:type="spellStart"/>
-      <w:r>
-        <w:rPr>
-          <w:rFonts w:ascii="Arial" w:hAnsi="Arial" w:cs="Arial"/>
-          <w:sz w:val="20"/>
-          <w:szCs w:val="20"/>
-        </w:rPr>
-        <w:t>Flask</w:t>
-      </w:r>
-      <w:proofErr w:type="spellEnd"/>
-      <w:r>
-        <w:rPr>
-          <w:rFonts w:ascii="Arial" w:hAnsi="Arial" w:cs="Arial"/>
-          <w:sz w:val="20"/>
-          <w:szCs w:val="20"/>
-        </w:rPr>
-        <w:t xml:space="preserve"> (cuando están en diferentes puertos durante el desarrollo), necesitas habilitar </w:t>
+        <w:t>Asegúrate de que el archivo package.json en el front-end tenga las configuraciones necesarias para permitir solicitudes al servidor Flask (esto se puede hacer mediante CORS en Flask, como se explica más abajo).</w:t>
+      </w:r>
+    </w:p>
+    <w:p>
+      <w:pPr>
+        <w:rPr>
+          <w:rFonts w:ascii="Arial" w:hAnsi="Arial" w:cs="Arial"/>
+          <w:b/>
+          <w:bCs/>
+          <w:sz w:val="20"/>
+          <w:szCs w:val="20"/>
+        </w:rPr>
+      </w:pPr>
+      <w:r>
+        <w:rPr>
+          <w:rFonts w:ascii="Arial" w:hAnsi="Arial" w:cs="Arial"/>
+          <w:b/>
+          <w:bCs/>
+          <w:sz w:val="20"/>
+          <w:szCs w:val="20"/>
+        </w:rPr>
+        <w:t>Paso 3: Configurar CORS en el back-end (Flask)</w:t>
+      </w:r>
+    </w:p>
+    <w:p>
+      <w:pPr>
+        <w:rPr>
+          <w:rFonts w:ascii="Arial" w:hAnsi="Arial" w:cs="Arial"/>
+          <w:sz w:val="20"/>
+          <w:szCs w:val="20"/>
+        </w:rPr>
+      </w:pPr>
+      <w:r>
+        <w:rPr>
+          <w:rFonts w:ascii="Arial" w:hAnsi="Arial" w:cs="Arial"/>
+          <w:sz w:val="20"/>
+          <w:szCs w:val="20"/>
+        </w:rPr>
+        <w:t xml:space="preserve">Para permitir que el front-end en React pueda hacer solicitudes al back-end en Flask (cuando están en diferentes puertos durante el desarrollo), necesitas habilitar </w:t>
       </w:r>
       <w:r>
         <w:rPr>
@@ -5567,61 +3815,7 @@
           <w:sz w:val="20"/>
           <w:szCs w:val="20"/>
         </w:rPr>
-        <w:t xml:space="preserve"> (Cross-</w:t>
-      </w:r>
-      <w:proofErr w:type="spellStart"/>
-      <w:r>
-        <w:rPr>
-          <w:rFonts w:ascii="Arial" w:hAnsi="Arial" w:cs="Arial"/>
-          <w:sz w:val="20"/>
-          <w:szCs w:val="20"/>
-        </w:rPr>
-        <w:t>Origin</w:t>
-      </w:r>
-      <w:proofErr w:type="spellEnd"/>
-      <w:r>
-        <w:rPr>
-          <w:rFonts w:ascii="Arial" w:hAnsi="Arial" w:cs="Arial"/>
-          <w:sz w:val="20"/>
-          <w:szCs w:val="20"/>
-        </w:rPr>
-        <w:t xml:space="preserve"> </w:t>
-      </w:r>
-      <w:proofErr w:type="spellStart"/>
-      <w:r>
-        <w:rPr>
-          <w:rFonts w:ascii="Arial" w:hAnsi="Arial" w:cs="Arial"/>
-          <w:sz w:val="20"/>
-          <w:szCs w:val="20"/>
-        </w:rPr>
-        <w:t>Resource</w:t>
-      </w:r>
-      <w:proofErr w:type="spellEnd"/>
-      <w:r>
-        <w:rPr>
-          <w:rFonts w:ascii="Arial" w:hAnsi="Arial" w:cs="Arial"/>
-          <w:sz w:val="20"/>
-          <w:szCs w:val="20"/>
-        </w:rPr>
-        <w:t xml:space="preserve"> </w:t>
-      </w:r>
-      <w:proofErr w:type="spellStart"/>
-      <w:r>
-        <w:rPr>
-          <w:rFonts w:ascii="Arial" w:hAnsi="Arial" w:cs="Arial"/>
-          <w:sz w:val="20"/>
-          <w:szCs w:val="20"/>
-        </w:rPr>
-        <w:t>Sharing</w:t>
-      </w:r>
-      <w:proofErr w:type="spellEnd"/>
-      <w:r>
-        <w:rPr>
-          <w:rFonts w:ascii="Arial" w:hAnsi="Arial" w:cs="Arial"/>
-          <w:sz w:val="20"/>
-          <w:szCs w:val="20"/>
-        </w:rPr>
-        <w:t>).</w:t>
+        <w:t xml:space="preserve"> (Cross-Origin Resource Sharing).</w:t>
       </w:r>
     </w:p>
     <w:p>
@@ -5646,85 +3840,25 @@
           <w:sz w:val="20"/>
           <w:szCs w:val="20"/>
         </w:rPr>
-        <w:t xml:space="preserve">Instala el paquete </w:t>
-      </w:r>
-      <w:proofErr w:type="spellStart"/>
-      <w:r>
-        <w:rPr>
-          <w:rFonts w:ascii="Arial" w:hAnsi="Arial" w:cs="Arial"/>
-          <w:b/>
-          <w:bCs/>
-          <w:sz w:val="20"/>
-          <w:szCs w:val="20"/>
-        </w:rPr>
-        <w:t>flask-cors</w:t>
-      </w:r>
-      <w:proofErr w:type="spellEnd"/>
-      <w:r>
-        <w:rPr>
-          <w:rFonts w:ascii="Arial" w:hAnsi="Arial" w:cs="Arial"/>
-          <w:b/>
-          <w:bCs/>
-          <w:sz w:val="20"/>
-          <w:szCs w:val="20"/>
-        </w:rPr>
-        <w:t>:</w:t>
-      </w:r>
-    </w:p>
-    <w:p>
-      <w:pPr>
-        <w:rPr>
-          <w:rFonts w:ascii="Arial" w:hAnsi="Arial" w:cs="Arial"/>
-          <w:sz w:val="20"/>
-          <w:szCs w:val="20"/>
-        </w:rPr>
-      </w:pPr>
-      <w:proofErr w:type="spellStart"/>
-      <w:r>
-        <w:rPr>
-          <w:rFonts w:ascii="Arial" w:hAnsi="Arial" w:cs="Arial"/>
-          <w:sz w:val="20"/>
-          <w:szCs w:val="20"/>
-        </w:rPr>
-        <w:t>pip</w:t>
-      </w:r>
-      <w:proofErr w:type="spellEnd"/>
-      <w:r>
-        <w:rPr>
-          <w:rFonts w:ascii="Arial" w:hAnsi="Arial" w:cs="Arial"/>
-          <w:sz w:val="20"/>
-          <w:szCs w:val="20"/>
-        </w:rPr>
-        <w:t xml:space="preserve"> </w:t>
-      </w:r>
-      <w:proofErr w:type="spellStart"/>
-      <w:r>
-        <w:rPr>
-          <w:rFonts w:ascii="Arial" w:hAnsi="Arial" w:cs="Arial"/>
-          <w:sz w:val="20"/>
-          <w:szCs w:val="20"/>
-        </w:rPr>
-        <w:t>install</w:t>
-      </w:r>
-      <w:proofErr w:type="spellEnd"/>
-      <w:r>
-        <w:rPr>
-          <w:rFonts w:ascii="Arial" w:hAnsi="Arial" w:cs="Arial"/>
-          <w:sz w:val="20"/>
-          <w:szCs w:val="20"/>
-        </w:rPr>
-        <w:t xml:space="preserve"> </w:t>
-      </w:r>
-      <w:proofErr w:type="spellStart"/>
-      <w:r>
-        <w:rPr>
-          <w:rFonts w:ascii="Arial" w:hAnsi="Arial" w:cs="Arial"/>
-          <w:sz w:val="20"/>
-          <w:szCs w:val="20"/>
-        </w:rPr>
-        <w:t>flask-cors</w:t>
-      </w:r>
-      <w:proofErr w:type="spellEnd"/>
+        <w:t>Instala el paquete flask-cors:</w:t>
+      </w:r>
+    </w:p>
+    <w:p>
+      <w:pPr>
+        <w:rPr>
+          <w:rFonts w:ascii="Arial" w:hAnsi="Arial" w:cs="Arial"/>
+          <w:sz w:val="20"/>
+          <w:szCs w:val="20"/>
+        </w:rPr>
+      </w:pPr>
+      <w:r>
+        <w:rPr>
+          <w:rFonts w:ascii="Arial" w:hAnsi="Arial" w:cs="Arial"/>
+          <w:sz w:val="20"/>
+          <w:szCs w:val="20"/>
+        </w:rPr>
+        <w:t>pip install flask-cors</w:t>
+      </w:r>
     </w:p>
     <w:p>
       <w:pPr>
@@ -5786,210 +3920,78 @@
           <w:szCs w:val="20"/>
           <w:lang w:val="en-GB"/>
         </w:rPr>
-        <w:t xml:space="preserve">from </w:t>
-      </w:r>
-      <w:proofErr w:type="spellStart"/>
-      <w:r>
+        <w:t>from flask_cors import CORS</w:t>
+      </w:r>
+    </w:p>
+    <w:p>
+      <w:pPr>
         <w:rPr>
           <w:rFonts w:ascii="Arial" w:hAnsi="Arial" w:cs="Arial"/>
           <w:sz w:val="20"/>
           <w:szCs w:val="20"/>
           <w:lang w:val="en-GB"/>
         </w:rPr>
-        <w:t>flask_cors</w:t>
-      </w:r>
-      <w:proofErr w:type="spellEnd"/>
-      <w:r>
-        <w:rPr>
-          <w:rFonts w:ascii="Arial" w:hAnsi="Arial" w:cs="Arial"/>
-          <w:sz w:val="20"/>
-          <w:szCs w:val="20"/>
-          <w:lang w:val="en-GB"/>
-        </w:rPr>
-        <w:t xml:space="preserve"> import CORS</w:t>
-      </w:r>
-    </w:p>
-    <w:p>
-      <w:pPr>
-        <w:rPr>
-          <w:rFonts w:ascii="Arial" w:hAnsi="Arial" w:cs="Arial"/>
-          <w:sz w:val="20"/>
-          <w:szCs w:val="20"/>
-          <w:lang w:val="en-GB"/>
-        </w:rPr>
-      </w:pPr>
-    </w:p>
-    <w:p>
-      <w:pPr>
-        <w:rPr>
-          <w:rFonts w:ascii="Arial" w:hAnsi="Arial" w:cs="Arial"/>
-          <w:sz w:val="20"/>
-          <w:szCs w:val="20"/>
-        </w:rPr>
-      </w:pPr>
-      <w:proofErr w:type="gramStart"/>
-      <w:r>
-        <w:rPr>
-          <w:rFonts w:ascii="Arial" w:hAnsi="Arial" w:cs="Arial"/>
-          <w:sz w:val="20"/>
-          <w:szCs w:val="20"/>
-        </w:rPr>
-        <w:t>app</w:t>
-      </w:r>
-      <w:proofErr w:type="gramEnd"/>
-      <w:r>
-        <w:rPr>
-          <w:rFonts w:ascii="Arial" w:hAnsi="Arial" w:cs="Arial"/>
-          <w:sz w:val="20"/>
-          <w:szCs w:val="20"/>
-        </w:rPr>
-        <w:t xml:space="preserve"> = </w:t>
-      </w:r>
-      <w:proofErr w:type="spellStart"/>
-      <w:r>
-        <w:rPr>
-          <w:rFonts w:ascii="Arial" w:hAnsi="Arial" w:cs="Arial"/>
-          <w:sz w:val="20"/>
-          <w:szCs w:val="20"/>
-        </w:rPr>
-        <w:t>Flask</w:t>
-      </w:r>
-      <w:proofErr w:type="spellEnd"/>
-      <w:r>
-        <w:rPr>
-          <w:rFonts w:ascii="Arial" w:hAnsi="Arial" w:cs="Arial"/>
-          <w:sz w:val="20"/>
-          <w:szCs w:val="20"/>
-        </w:rPr>
-        <w:t>(__</w:t>
-      </w:r>
-      <w:proofErr w:type="spellStart"/>
-      <w:r>
-        <w:rPr>
-          <w:rFonts w:ascii="Arial" w:hAnsi="Arial" w:cs="Arial"/>
-          <w:sz w:val="20"/>
-          <w:szCs w:val="20"/>
-        </w:rPr>
-        <w:t>name</w:t>
-      </w:r>
-      <w:proofErr w:type="spellEnd"/>
-      <w:r>
-        <w:rPr>
-          <w:rFonts w:ascii="Arial" w:hAnsi="Arial" w:cs="Arial"/>
-          <w:sz w:val="20"/>
-          <w:szCs w:val="20"/>
-        </w:rPr>
-        <w:t>__)</w:t>
-      </w:r>
-    </w:p>
-    <w:p>
-      <w:pPr>
-        <w:rPr>
-          <w:rFonts w:ascii="Arial" w:hAnsi="Arial" w:cs="Arial"/>
-          <w:sz w:val="20"/>
-          <w:szCs w:val="20"/>
-        </w:rPr>
-      </w:pPr>
-      <w:proofErr w:type="gramStart"/>
-      <w:r>
-        <w:rPr>
-          <w:rFonts w:ascii="Arial" w:hAnsi="Arial" w:cs="Arial"/>
-          <w:sz w:val="20"/>
-          <w:szCs w:val="20"/>
-        </w:rPr>
-        <w:t>CORS(</w:t>
-      </w:r>
-      <w:proofErr w:type="gramEnd"/>
-      <w:r>
-        <w:rPr>
-          <w:rFonts w:ascii="Arial" w:hAnsi="Arial" w:cs="Arial"/>
-          <w:sz w:val="20"/>
-          <w:szCs w:val="20"/>
-        </w:rPr>
-        <w:t>app)  # Esto habilita CORS en todas las rutas</w:t>
-      </w:r>
-    </w:p>
-    <w:p>
-      <w:pPr>
-        <w:rPr>
-          <w:rFonts w:ascii="Arial" w:hAnsi="Arial" w:cs="Arial"/>
-          <w:sz w:val="20"/>
-          <w:szCs w:val="20"/>
-        </w:rPr>
-      </w:pPr>
-    </w:p>
-    <w:p>
-      <w:pPr>
-        <w:rPr>
-          <w:rFonts w:ascii="Arial" w:hAnsi="Arial" w:cs="Arial"/>
-          <w:sz w:val="20"/>
-          <w:szCs w:val="20"/>
-        </w:rPr>
-      </w:pPr>
-      <w:proofErr w:type="spellStart"/>
-      <w:r>
-        <w:rPr>
-          <w:rFonts w:ascii="Arial" w:hAnsi="Arial" w:cs="Arial"/>
-          <w:sz w:val="20"/>
-          <w:szCs w:val="20"/>
-        </w:rPr>
-        <w:t>from</w:t>
-      </w:r>
-      <w:proofErr w:type="spellEnd"/>
-      <w:r>
-        <w:rPr>
-          <w:rFonts w:ascii="Arial" w:hAnsi="Arial" w:cs="Arial"/>
-          <w:sz w:val="20"/>
-          <w:szCs w:val="20"/>
-        </w:rPr>
-        <w:t xml:space="preserve"> </w:t>
-      </w:r>
-      <w:proofErr w:type="gramStart"/>
-      <w:r>
-        <w:rPr>
-          <w:rFonts w:ascii="Arial" w:hAnsi="Arial" w:cs="Arial"/>
-          <w:sz w:val="20"/>
-          <w:szCs w:val="20"/>
-        </w:rPr>
-        <w:t>app</w:t>
-      </w:r>
-      <w:proofErr w:type="gramEnd"/>
-      <w:r>
-        <w:rPr>
-          <w:rFonts w:ascii="Arial" w:hAnsi="Arial" w:cs="Arial"/>
-          <w:sz w:val="20"/>
-          <w:szCs w:val="20"/>
-        </w:rPr>
-        <w:t xml:space="preserve"> </w:t>
-      </w:r>
-      <w:proofErr w:type="spellStart"/>
-      <w:r>
-        <w:rPr>
-          <w:rFonts w:ascii="Arial" w:hAnsi="Arial" w:cs="Arial"/>
-          <w:sz w:val="20"/>
-          <w:szCs w:val="20"/>
-        </w:rPr>
-        <w:t>import</w:t>
-      </w:r>
-      <w:proofErr w:type="spellEnd"/>
-      <w:r>
-        <w:rPr>
-          <w:rFonts w:ascii="Arial" w:hAnsi="Arial" w:cs="Arial"/>
-          <w:sz w:val="20"/>
-          <w:szCs w:val="20"/>
-        </w:rPr>
-        <w:t xml:space="preserve"> </w:t>
-      </w:r>
-      <w:proofErr w:type="spellStart"/>
-      <w:r>
-        <w:rPr>
-          <w:rFonts w:ascii="Arial" w:hAnsi="Arial" w:cs="Arial"/>
-          <w:sz w:val="20"/>
-          <w:szCs w:val="20"/>
-        </w:rPr>
-        <w:t>routes</w:t>
-      </w:r>
-      <w:proofErr w:type="spellEnd"/>
+      </w:pPr>
+    </w:p>
+    <w:p>
+      <w:pPr>
+        <w:rPr>
+          <w:rFonts w:ascii="Arial" w:hAnsi="Arial" w:cs="Arial"/>
+          <w:sz w:val="20"/>
+          <w:szCs w:val="20"/>
+        </w:rPr>
+      </w:pPr>
+      <w:r>
+        <w:rPr>
+          <w:rFonts w:ascii="Arial" w:hAnsi="Arial" w:cs="Arial"/>
+          <w:sz w:val="20"/>
+          <w:szCs w:val="20"/>
+        </w:rPr>
+        <w:t>app = Flask(__name__)</w:t>
+      </w:r>
+    </w:p>
+    <w:p>
+      <w:pPr>
+        <w:rPr>
+          <w:rFonts w:ascii="Arial" w:hAnsi="Arial" w:cs="Arial"/>
+          <w:sz w:val="20"/>
+          <w:szCs w:val="20"/>
+        </w:rPr>
+      </w:pPr>
+      <w:r>
+        <w:rPr>
+          <w:rFonts w:ascii="Arial" w:hAnsi="Arial" w:cs="Arial"/>
+          <w:sz w:val="20"/>
+          <w:szCs w:val="20"/>
+        </w:rPr>
+        <w:t>CORS(app)  # Esto habilita CORS en todas las rutas</w:t>
+      </w:r>
+    </w:p>
+    <w:p>
+      <w:pPr>
+        <w:rPr>
+          <w:rFonts w:ascii="Arial" w:hAnsi="Arial" w:cs="Arial"/>
+          <w:sz w:val="20"/>
+          <w:szCs w:val="20"/>
+        </w:rPr>
+      </w:pPr>
+    </w:p>
+    <w:p>
+      <w:pPr>
+        <w:rPr>
+          <w:rFonts w:ascii="Arial" w:hAnsi="Arial" w:cs="Arial"/>
+          <w:sz w:val="20"/>
+          <w:szCs w:val="20"/>
+        </w:rPr>
+      </w:pPr>
+      <w:r>
+        <w:rPr>
+          <w:rFonts w:ascii="Arial" w:hAnsi="Arial" w:cs="Arial"/>
+          <w:sz w:val="20"/>
+          <w:szCs w:val="20"/>
+        </w:rPr>
+        <w:t>from app import routes</w:t>
+      </w:r>
     </w:p>
     <w:p>
       <w:pPr>
@@ -6051,73 +4053,7 @@
           <w:sz w:val="20"/>
           <w:szCs w:val="20"/>
         </w:rPr>
-        <w:t xml:space="preserve">Inicia el servidor </w:t>
-      </w:r>
-      <w:proofErr w:type="spellStart"/>
-      <w:r>
-        <w:rPr>
-          <w:rFonts w:ascii="Arial" w:hAnsi="Arial" w:cs="Arial"/>
-          <w:b/>
-          <w:bCs/>
-          <w:sz w:val="20"/>
-          <w:szCs w:val="20"/>
-        </w:rPr>
-        <w:t>Flask</w:t>
-      </w:r>
-      <w:proofErr w:type="spellEnd"/>
-      <w:r>
-        <w:rPr>
-          <w:rFonts w:ascii="Arial" w:hAnsi="Arial" w:cs="Arial"/>
-          <w:b/>
-          <w:bCs/>
-          <w:sz w:val="20"/>
-          <w:szCs w:val="20"/>
-        </w:rPr>
-        <w:t xml:space="preserve"> (back-</w:t>
-      </w:r>
-      <w:proofErr w:type="spellStart"/>
-      <w:r>
-        <w:rPr>
-          <w:rFonts w:ascii="Arial" w:hAnsi="Arial" w:cs="Arial"/>
-          <w:b/>
-          <w:bCs/>
-          <w:sz w:val="20"/>
-          <w:szCs w:val="20"/>
-        </w:rPr>
-        <w:t>end</w:t>
-      </w:r>
-      <w:proofErr w:type="spellEnd"/>
-      <w:r>
-        <w:rPr>
-          <w:rFonts w:ascii="Arial" w:hAnsi="Arial" w:cs="Arial"/>
-          <w:b/>
-          <w:bCs/>
-          <w:sz w:val="20"/>
-          <w:szCs w:val="20"/>
-        </w:rPr>
-        <w:t xml:space="preserve">): En la carpeta </w:t>
-      </w:r>
-      <w:proofErr w:type="spellStart"/>
-      <w:r>
-        <w:rPr>
-          <w:rFonts w:ascii="Arial" w:hAnsi="Arial" w:cs="Arial"/>
-          <w:b/>
-          <w:bCs/>
-          <w:sz w:val="20"/>
-          <w:szCs w:val="20"/>
-        </w:rPr>
-        <w:t>backend</w:t>
-      </w:r>
-      <w:proofErr w:type="spellEnd"/>
-      <w:r>
-        <w:rPr>
-          <w:rFonts w:ascii="Arial" w:hAnsi="Arial" w:cs="Arial"/>
-          <w:b/>
-          <w:bCs/>
-          <w:sz w:val="20"/>
-          <w:szCs w:val="20"/>
-        </w:rPr>
-        <w:t>, ejecuta:</w:t>
+        <w:t>Inicia el servidor Flask (back-end): En la carpeta backend, ejecuta:</w:t>
       </w:r>
     </w:p>
     <w:p>
@@ -6129,58 +4065,30 @@
           <w:szCs w:val="20"/>
         </w:rPr>
       </w:pPr>
-      <w:proofErr w:type="spellStart"/>
-      <w:r>
-        <w:rPr>
-          <w:rFonts w:ascii="Arial" w:hAnsi="Arial" w:cs="Arial"/>
-          <w:sz w:val="20"/>
-          <w:szCs w:val="20"/>
-        </w:rPr>
-        <w:t>python</w:t>
-      </w:r>
-      <w:proofErr w:type="spellEnd"/>
-      <w:r>
-        <w:rPr>
-          <w:rFonts w:ascii="Arial" w:hAnsi="Arial" w:cs="Arial"/>
-          <w:sz w:val="20"/>
-          <w:szCs w:val="20"/>
-        </w:rPr>
-        <w:t xml:space="preserve"> run.py</w:t>
-      </w:r>
-    </w:p>
-    <w:p>
-      <w:pPr>
-        <w:rPr>
-          <w:rFonts w:ascii="Arial" w:hAnsi="Arial" w:cs="Arial"/>
-          <w:sz w:val="20"/>
-          <w:szCs w:val="20"/>
-        </w:rPr>
-      </w:pPr>
-      <w:r>
-        <w:rPr>
-          <w:rFonts w:ascii="Arial" w:hAnsi="Arial" w:cs="Arial"/>
-          <w:sz w:val="20"/>
-          <w:szCs w:val="20"/>
-        </w:rPr>
-        <w:t xml:space="preserve">Esto levantará el servidor </w:t>
-      </w:r>
-      <w:proofErr w:type="spellStart"/>
-      <w:r>
-        <w:rPr>
-          <w:rFonts w:ascii="Arial" w:hAnsi="Arial" w:cs="Arial"/>
-          <w:sz w:val="20"/>
-          <w:szCs w:val="20"/>
-        </w:rPr>
-        <w:t>Flask</w:t>
-      </w:r>
-      <w:proofErr w:type="spellEnd"/>
-      <w:r>
-        <w:rPr>
-          <w:rFonts w:ascii="Arial" w:hAnsi="Arial" w:cs="Arial"/>
-          <w:sz w:val="20"/>
-          <w:szCs w:val="20"/>
-        </w:rPr>
-        <w:t xml:space="preserve"> en http://localhost:5000.</w:t>
+      <w:r>
+        <w:rPr>
+          <w:rFonts w:ascii="Arial" w:hAnsi="Arial" w:cs="Arial"/>
+          <w:sz w:val="20"/>
+          <w:szCs w:val="20"/>
+        </w:rPr>
+        <w:t>python run.py</w:t>
+      </w:r>
+    </w:p>
+    <w:p>
+      <w:pPr>
+        <w:rPr>
+          <w:rFonts w:ascii="Arial" w:hAnsi="Arial" w:cs="Arial"/>
+          <w:sz w:val="20"/>
+          <w:szCs w:val="20"/>
+        </w:rPr>
+      </w:pPr>
+      <w:r>
+        <w:rPr>
+          <w:rFonts w:ascii="Arial" w:hAnsi="Arial" w:cs="Arial"/>
+          <w:sz w:val="20"/>
+          <w:szCs w:val="20"/>
+        </w:rPr>
+        <w:t>Esto levantará el servidor Flask en http://localhost:5000.</w:t>
       </w:r>
     </w:p>
     <w:p>
@@ -6205,73 +4113,7 @@
           <w:sz w:val="20"/>
           <w:szCs w:val="20"/>
         </w:rPr>
-        <w:t xml:space="preserve">Inicia el servidor de </w:t>
-      </w:r>
-      <w:proofErr w:type="spellStart"/>
-      <w:r>
-        <w:rPr>
-          <w:rFonts w:ascii="Arial" w:hAnsi="Arial" w:cs="Arial"/>
-          <w:b/>
-          <w:bCs/>
-          <w:sz w:val="20"/>
-          <w:szCs w:val="20"/>
-        </w:rPr>
-        <w:t>React</w:t>
-      </w:r>
-      <w:proofErr w:type="spellEnd"/>
-      <w:r>
-        <w:rPr>
-          <w:rFonts w:ascii="Arial" w:hAnsi="Arial" w:cs="Arial"/>
-          <w:b/>
-          <w:bCs/>
-          <w:sz w:val="20"/>
-          <w:szCs w:val="20"/>
-        </w:rPr>
-        <w:t xml:space="preserve"> (</w:t>
-      </w:r>
-      <w:proofErr w:type="spellStart"/>
-      <w:r>
-        <w:rPr>
-          <w:rFonts w:ascii="Arial" w:hAnsi="Arial" w:cs="Arial"/>
-          <w:b/>
-          <w:bCs/>
-          <w:sz w:val="20"/>
-          <w:szCs w:val="20"/>
-        </w:rPr>
-        <w:t>front-end</w:t>
-      </w:r>
-      <w:proofErr w:type="spellEnd"/>
-      <w:r>
-        <w:rPr>
-          <w:rFonts w:ascii="Arial" w:hAnsi="Arial" w:cs="Arial"/>
-          <w:b/>
-          <w:bCs/>
-          <w:sz w:val="20"/>
-          <w:szCs w:val="20"/>
-        </w:rPr>
-        <w:t xml:space="preserve">): En la carpeta </w:t>
-      </w:r>
-      <w:proofErr w:type="spellStart"/>
-      <w:r>
-        <w:rPr>
-          <w:rFonts w:ascii="Arial" w:hAnsi="Arial" w:cs="Arial"/>
-          <w:b/>
-          <w:bCs/>
-          <w:sz w:val="20"/>
-          <w:szCs w:val="20"/>
-        </w:rPr>
-        <w:t>frontend</w:t>
-      </w:r>
-      <w:proofErr w:type="spellEnd"/>
-      <w:r>
-        <w:rPr>
-          <w:rFonts w:ascii="Arial" w:hAnsi="Arial" w:cs="Arial"/>
-          <w:b/>
-          <w:bCs/>
-          <w:sz w:val="20"/>
-          <w:szCs w:val="20"/>
-        </w:rPr>
-        <w:t>, ejecuta:</w:t>
+        <w:t>Inicia el servidor de React (front-end): En la carpeta frontend, ejecuta:</w:t>
       </w:r>
     </w:p>
     <w:p>
@@ -6283,124 +4125,52 @@
           <w:szCs w:val="20"/>
         </w:rPr>
       </w:pPr>
-      <w:proofErr w:type="spellStart"/>
-      <w:r>
-        <w:rPr>
-          <w:rFonts w:ascii="Arial" w:hAnsi="Arial" w:cs="Arial"/>
-          <w:sz w:val="20"/>
-          <w:szCs w:val="20"/>
-        </w:rPr>
-        <w:t>npm</w:t>
-      </w:r>
-      <w:proofErr w:type="spellEnd"/>
-      <w:r>
-        <w:rPr>
-          <w:rFonts w:ascii="Arial" w:hAnsi="Arial" w:cs="Arial"/>
-          <w:sz w:val="20"/>
-          <w:szCs w:val="20"/>
-        </w:rPr>
-        <w:t xml:space="preserve"> </w:t>
-      </w:r>
-      <w:proofErr w:type="spellStart"/>
-      <w:r>
-        <w:rPr>
-          <w:rFonts w:ascii="Arial" w:hAnsi="Arial" w:cs="Arial"/>
-          <w:sz w:val="20"/>
-          <w:szCs w:val="20"/>
-        </w:rPr>
-        <w:t>start</w:t>
-      </w:r>
-      <w:proofErr w:type="spellEnd"/>
-    </w:p>
-    <w:p>
-      <w:pPr>
-        <w:rPr>
-          <w:rFonts w:ascii="Arial" w:hAnsi="Arial" w:cs="Arial"/>
-          <w:sz w:val="20"/>
-          <w:szCs w:val="20"/>
-        </w:rPr>
-      </w:pPr>
-      <w:r>
-        <w:rPr>
-          <w:rFonts w:ascii="Arial" w:hAnsi="Arial" w:cs="Arial"/>
-          <w:sz w:val="20"/>
-          <w:szCs w:val="20"/>
-        </w:rPr>
-        <w:t xml:space="preserve">Esto levantará el servidor de </w:t>
-      </w:r>
-      <w:proofErr w:type="spellStart"/>
-      <w:r>
-        <w:rPr>
-          <w:rFonts w:ascii="Arial" w:hAnsi="Arial" w:cs="Arial"/>
-          <w:sz w:val="20"/>
-          <w:szCs w:val="20"/>
-        </w:rPr>
-        <w:t>React</w:t>
-      </w:r>
-      <w:proofErr w:type="spellEnd"/>
-      <w:r>
-        <w:rPr>
-          <w:rFonts w:ascii="Arial" w:hAnsi="Arial" w:cs="Arial"/>
-          <w:sz w:val="20"/>
-          <w:szCs w:val="20"/>
-        </w:rPr>
-        <w:t xml:space="preserve"> en http://localhost:3000.</w:t>
-      </w:r>
-    </w:p>
-    <w:p>
-      <w:pPr>
-        <w:rPr>
-          <w:rFonts w:ascii="Arial" w:hAnsi="Arial" w:cs="Arial"/>
-          <w:b/>
-          <w:bCs/>
-          <w:sz w:val="20"/>
-          <w:szCs w:val="20"/>
-        </w:rPr>
-      </w:pPr>
-      <w:r>
-        <w:rPr>
-          <w:rFonts w:ascii="Arial" w:hAnsi="Arial" w:cs="Arial"/>
-          <w:b/>
-          <w:bCs/>
-          <w:sz w:val="20"/>
-          <w:szCs w:val="20"/>
-        </w:rPr>
-        <w:t xml:space="preserve">Paso 5: Desarrollo y comunicación entre </w:t>
-      </w:r>
-      <w:proofErr w:type="spellStart"/>
-      <w:r>
-        <w:rPr>
-          <w:rFonts w:ascii="Arial" w:hAnsi="Arial" w:cs="Arial"/>
-          <w:b/>
-          <w:bCs/>
-          <w:sz w:val="20"/>
-          <w:szCs w:val="20"/>
-        </w:rPr>
-        <w:t>front-end</w:t>
-      </w:r>
-      <w:proofErr w:type="spellEnd"/>
-      <w:r>
-        <w:rPr>
-          <w:rFonts w:ascii="Arial" w:hAnsi="Arial" w:cs="Arial"/>
-          <w:b/>
-          <w:bCs/>
-          <w:sz w:val="20"/>
-          <w:szCs w:val="20"/>
-        </w:rPr>
-        <w:t xml:space="preserve"> y back-</w:t>
-      </w:r>
-      <w:proofErr w:type="spellStart"/>
-      <w:r>
-        <w:rPr>
-          <w:rFonts w:ascii="Arial" w:hAnsi="Arial" w:cs="Arial"/>
-          <w:b/>
-          <w:bCs/>
-          <w:sz w:val="20"/>
-          <w:szCs w:val="20"/>
-        </w:rPr>
-        <w:t>end</w:t>
-      </w:r>
-      <w:proofErr w:type="spellEnd"/>
+      <w:r>
+        <w:rPr>
+          <w:rFonts w:ascii="Arial" w:hAnsi="Arial" w:cs="Arial"/>
+          <w:sz w:val="20"/>
+          <w:szCs w:val="20"/>
+        </w:rPr>
+        <w:t>npm start</w:t>
+      </w:r>
+    </w:p>
+    <w:p>
+      <w:pPr>
+        <w:rPr>
+          <w:rFonts w:ascii="Arial" w:hAnsi="Arial" w:cs="Arial"/>
+          <w:sz w:val="20"/>
+          <w:szCs w:val="20"/>
+        </w:rPr>
+      </w:pPr>
+      <w:r>
+        <w:rPr>
+          <w:rFonts w:ascii="Arial" w:hAnsi="Arial" w:cs="Arial"/>
+          <w:sz w:val="20"/>
+          <w:szCs w:val="20"/>
+        </w:rPr>
+        <w:t>Esto levantará el servidor de React en http://localhost:3000.</w:t>
+      </w:r>
+    </w:p>
+    <w:p>
+      <w:pPr>
+        <w:rPr>
+          <w:rFonts w:ascii="Arial" w:hAnsi="Arial" w:cs="Arial"/>
+          <w:b/>
+          <w:bCs/>
+          <w:sz w:val="20"/>
+          <w:szCs w:val="20"/>
+        </w:rPr>
+      </w:pPr>
+      <w:r>
+        <w:rPr>
+          <w:rFonts w:ascii="Arial" w:hAnsi="Arial" w:cs="Arial"/>
+          <w:b/>
+          <w:bCs/>
+          <w:sz w:val="20"/>
+          <w:szCs w:val="20"/>
+        </w:rPr>
+        <w:t>Paso 5: Desarrollo y comunicación entre front-end y back-end</w:t>
+      </w:r>
     </w:p>
     <w:p>
       <w:pPr>
@@ -6414,7 +4184,6 @@
           <w:szCs w:val="20"/>
         </w:rPr>
       </w:pPr>
-      <w:proofErr w:type="spellStart"/>
       <w:r>
         <w:rPr>
           <w:rFonts w:ascii="Arial" w:hAnsi="Arial" w:cs="Arial"/>
@@ -6425,32 +4194,13 @@
         </w:rPr>
         <w:t>React</w:t>
       </w:r>
-      <w:proofErr w:type="spellEnd"/>
-      <w:r>
-        <w:rPr>
-          <w:rFonts w:ascii="Arial" w:hAnsi="Arial" w:cs="Arial"/>
-          <w:sz w:val="20"/>
-          <w:szCs w:val="20"/>
-        </w:rPr>
-        <w:t xml:space="preserve"> hará solicitudes POST a http://localhost:5000/api/predict (o cualquier otra ruta que configures en </w:t>
-      </w:r>
-      <w:proofErr w:type="spellStart"/>
-      <w:r>
-        <w:rPr>
-          <w:rFonts w:ascii="Arial" w:hAnsi="Arial" w:cs="Arial"/>
-          <w:sz w:val="20"/>
-          <w:szCs w:val="20"/>
-        </w:rPr>
-        <w:t>Flask</w:t>
-      </w:r>
-      <w:proofErr w:type="spellEnd"/>
-      <w:r>
-        <w:rPr>
-          <w:rFonts w:ascii="Arial" w:hAnsi="Arial" w:cs="Arial"/>
-          <w:sz w:val="20"/>
-          <w:szCs w:val="20"/>
-        </w:rPr>
-        <w:t>).</w:t>
+      <w:r>
+        <w:rPr>
+          <w:rFonts w:ascii="Arial" w:hAnsi="Arial" w:cs="Arial"/>
+          <w:sz w:val="20"/>
+          <w:szCs w:val="20"/>
+        </w:rPr>
+        <w:t xml:space="preserve"> hará solicitudes POST a http://localhost:5000/api/predict (o cualquier otra ruta que configures en Flask).</w:t>
       </w:r>
     </w:p>
     <w:p>
@@ -6465,23 +4215,13 @@
           <w:szCs w:val="20"/>
         </w:rPr>
       </w:pPr>
-      <w:proofErr w:type="spellStart"/>
-      <w:r>
-        <w:rPr>
-          <w:rFonts w:ascii="Arial" w:hAnsi="Arial" w:cs="Arial"/>
-          <w:sz w:val="20"/>
-          <w:szCs w:val="20"/>
-        </w:rPr>
-        <w:t>Flask</w:t>
-      </w:r>
-      <w:proofErr w:type="spellEnd"/>
-      <w:r>
-        <w:rPr>
-          <w:rFonts w:ascii="Arial" w:hAnsi="Arial" w:cs="Arial"/>
-          <w:sz w:val="20"/>
-          <w:szCs w:val="20"/>
-        </w:rPr>
-        <w:t xml:space="preserve"> procesará la solicitud, ejecutará la lógica de predicción y devolverá una respuesta en formato JSON.</w:t>
+      <w:r>
+        <w:rPr>
+          <w:rFonts w:ascii="Arial" w:hAnsi="Arial" w:cs="Arial"/>
+          <w:sz w:val="20"/>
+          <w:szCs w:val="20"/>
+        </w:rPr>
+        <w:t>Flask procesará la solicitud, ejecutará la lógica de predicción y devolverá una respuesta en formato JSON.</w:t>
       </w:r>
     </w:p>
     <w:p>
@@ -6496,23 +4236,13 @@
           <w:szCs w:val="20"/>
         </w:rPr>
       </w:pPr>
-      <w:proofErr w:type="spellStart"/>
-      <w:r>
-        <w:rPr>
-          <w:rFonts w:ascii="Arial" w:hAnsi="Arial" w:cs="Arial"/>
-          <w:sz w:val="20"/>
-          <w:szCs w:val="20"/>
-        </w:rPr>
-        <w:t>React</w:t>
-      </w:r>
-      <w:proofErr w:type="spellEnd"/>
-      <w:r>
-        <w:rPr>
-          <w:rFonts w:ascii="Arial" w:hAnsi="Arial" w:cs="Arial"/>
-          <w:sz w:val="20"/>
-          <w:szCs w:val="20"/>
-        </w:rPr>
-        <w:t xml:space="preserve"> manejará esa respuesta y actualizará la interfaz de usuario en consecuencia.</w:t>
+      <w:r>
+        <w:rPr>
+          <w:rFonts w:ascii="Arial" w:hAnsi="Arial" w:cs="Arial"/>
+          <w:sz w:val="20"/>
+          <w:szCs w:val="20"/>
+        </w:rPr>
+        <w:t>React manejará esa respuesta y actualizará la interfaz de usuario en consecuencia.</w:t>
       </w:r>
     </w:p>
     <w:p>
@@ -6574,65 +4304,16 @@
           <w:sz w:val="20"/>
           <w:szCs w:val="20"/>
         </w:rPr>
-        <w:t>back-</w:t>
-      </w:r>
-      <w:proofErr w:type="spellStart"/>
-      <w:r>
-        <w:rPr>
-          <w:rFonts w:ascii="Arial" w:hAnsi="Arial" w:cs="Arial"/>
-          <w:b/>
-          <w:bCs/>
-          <w:sz w:val="20"/>
-          <w:szCs w:val="20"/>
-        </w:rPr>
-        <w:t>end</w:t>
-      </w:r>
-      <w:proofErr w:type="spellEnd"/>
-      <w:r>
-        <w:rPr>
-          <w:rFonts w:ascii="Arial" w:hAnsi="Arial" w:cs="Arial"/>
-          <w:sz w:val="20"/>
-          <w:szCs w:val="20"/>
-        </w:rPr>
-        <w:t xml:space="preserve"> (</w:t>
-      </w:r>
-      <w:proofErr w:type="spellStart"/>
-      <w:r>
-        <w:rPr>
-          <w:rFonts w:ascii="Arial" w:hAnsi="Arial" w:cs="Arial"/>
-          <w:sz w:val="20"/>
-          <w:szCs w:val="20"/>
-        </w:rPr>
-        <w:t>backend</w:t>
-      </w:r>
-      <w:proofErr w:type="spellEnd"/>
-      <w:r>
-        <w:rPr>
-          <w:rFonts w:ascii="Arial" w:hAnsi="Arial" w:cs="Arial"/>
-          <w:sz w:val="20"/>
-          <w:szCs w:val="20"/>
-        </w:rPr>
-        <w:t xml:space="preserve">/ con </w:t>
-      </w:r>
-      <w:proofErr w:type="spellStart"/>
-      <w:r>
-        <w:rPr>
-          <w:rFonts w:ascii="Arial" w:hAnsi="Arial" w:cs="Arial"/>
-          <w:sz w:val="20"/>
-          <w:szCs w:val="20"/>
-        </w:rPr>
-        <w:t>Flask</w:t>
-      </w:r>
-      <w:proofErr w:type="spellEnd"/>
-      <w:r>
-        <w:rPr>
-          <w:rFonts w:ascii="Arial" w:hAnsi="Arial" w:cs="Arial"/>
-          <w:sz w:val="20"/>
-          <w:szCs w:val="20"/>
-        </w:rPr>
-        <w:t xml:space="preserve">) y otra para el </w:t>
-      </w:r>
-      <w:proofErr w:type="spellStart"/>
+        <w:t>back-end</w:t>
+      </w:r>
+      <w:r>
+        <w:rPr>
+          <w:rFonts w:ascii="Arial" w:hAnsi="Arial" w:cs="Arial"/>
+          <w:sz w:val="20"/>
+          <w:szCs w:val="20"/>
+        </w:rPr>
+        <w:t xml:space="preserve"> (backend/ con Flask) y otra para el </w:t>
+      </w:r>
       <w:r>
         <w:rPr>
           <w:rFonts w:ascii="Arial" w:hAnsi="Arial" w:cs="Arial"/>
@@ -6643,50 +4324,13 @@
         </w:rPr>
         <w:t>front-end</w:t>
       </w:r>
-      <w:proofErr w:type="spellEnd"/>
-      <w:r>
-        <w:rPr>
-          <w:rFonts w:ascii="Arial" w:hAnsi="Arial" w:cs="Arial"/>
-          <w:sz w:val="20"/>
-          <w:szCs w:val="20"/>
-        </w:rPr>
-        <w:t xml:space="preserve"> (</w:t>
-      </w:r>
-      <w:proofErr w:type="spellStart"/>
-      <w:r>
-        <w:rPr>
-          <w:rFonts w:ascii="Arial" w:hAnsi="Arial" w:cs="Arial"/>
-          <w:sz w:val="20"/>
-          <w:szCs w:val="20"/>
-        </w:rPr>
-        <w:t>frontend</w:t>
-      </w:r>
-      <w:proofErr w:type="spellEnd"/>
-      <w:r>
-        <w:rPr>
-          <w:rFonts w:ascii="Arial" w:hAnsi="Arial" w:cs="Arial"/>
-          <w:sz w:val="20"/>
-          <w:szCs w:val="20"/>
-        </w:rPr>
-        <w:t xml:space="preserve">/ con </w:t>
-      </w:r>
-      <w:proofErr w:type="spellStart"/>
-      <w:r>
-        <w:rPr>
-          <w:rFonts w:ascii="Arial" w:hAnsi="Arial" w:cs="Arial"/>
-          <w:sz w:val="20"/>
-          <w:szCs w:val="20"/>
-        </w:rPr>
-        <w:t>React</w:t>
-      </w:r>
-      <w:proofErr w:type="spellEnd"/>
-      <w:r>
-        <w:rPr>
-          <w:rFonts w:ascii="Arial" w:hAnsi="Arial" w:cs="Arial"/>
-          <w:sz w:val="20"/>
-          <w:szCs w:val="20"/>
-        </w:rPr>
-        <w:t>).</w:t>
+      <w:r>
+        <w:rPr>
+          <w:rFonts w:ascii="Arial" w:hAnsi="Arial" w:cs="Arial"/>
+          <w:sz w:val="20"/>
+          <w:szCs w:val="20"/>
+        </w:rPr>
+        <w:t xml:space="preserve"> (frontend/ con React).</w:t>
       </w:r>
     </w:p>
     <w:p>
@@ -6718,61 +4362,7 @@
           <w:sz w:val="20"/>
           <w:szCs w:val="20"/>
         </w:rPr>
-        <w:t xml:space="preserve">: El </w:t>
-      </w:r>
-      <w:proofErr w:type="spellStart"/>
-      <w:r>
-        <w:rPr>
-          <w:rFonts w:ascii="Arial" w:hAnsi="Arial" w:cs="Arial"/>
-          <w:sz w:val="20"/>
-          <w:szCs w:val="20"/>
-        </w:rPr>
-        <w:t>front-end</w:t>
-      </w:r>
-      <w:proofErr w:type="spellEnd"/>
-      <w:r>
-        <w:rPr>
-          <w:rFonts w:ascii="Arial" w:hAnsi="Arial" w:cs="Arial"/>
-          <w:sz w:val="20"/>
-          <w:szCs w:val="20"/>
-        </w:rPr>
-        <w:t xml:space="preserve"> hace solicitudes a las rutas del back-</w:t>
-      </w:r>
-      <w:proofErr w:type="spellStart"/>
-      <w:r>
-        <w:rPr>
-          <w:rFonts w:ascii="Arial" w:hAnsi="Arial" w:cs="Arial"/>
-          <w:sz w:val="20"/>
-          <w:szCs w:val="20"/>
-        </w:rPr>
-        <w:t>end</w:t>
-      </w:r>
-      <w:proofErr w:type="spellEnd"/>
-      <w:r>
-        <w:rPr>
-          <w:rFonts w:ascii="Arial" w:hAnsi="Arial" w:cs="Arial"/>
-          <w:sz w:val="20"/>
-          <w:szCs w:val="20"/>
-        </w:rPr>
-        <w:t xml:space="preserve"> (API </w:t>
-      </w:r>
-      <w:proofErr w:type="spellStart"/>
-      <w:r>
-        <w:rPr>
-          <w:rFonts w:ascii="Arial" w:hAnsi="Arial" w:cs="Arial"/>
-          <w:sz w:val="20"/>
-          <w:szCs w:val="20"/>
-        </w:rPr>
-        <w:t>Flask</w:t>
-      </w:r>
-      <w:proofErr w:type="spellEnd"/>
-      <w:r>
-        <w:rPr>
-          <w:rFonts w:ascii="Arial" w:hAnsi="Arial" w:cs="Arial"/>
-          <w:sz w:val="20"/>
-          <w:szCs w:val="20"/>
-        </w:rPr>
-        <w:t>) y recibe datos en formato JSON.</w:t>
+        <w:t>: El front-end hace solicitudes a las rutas del back-end (API Flask) y recibe datos en formato JSON.</w:t>
       </w:r>
     </w:p>
     <w:p>
@@ -6803,61 +4393,7 @@
           <w:sz w:val="20"/>
           <w:szCs w:val="20"/>
         </w:rPr>
-        <w:t xml:space="preserve">: Necesitas habilitar CORS en </w:t>
-      </w:r>
-      <w:proofErr w:type="spellStart"/>
-      <w:r>
-        <w:rPr>
-          <w:rFonts w:ascii="Arial" w:hAnsi="Arial" w:cs="Arial"/>
-          <w:sz w:val="20"/>
-          <w:szCs w:val="20"/>
-        </w:rPr>
-        <w:t>Flask</w:t>
-      </w:r>
-      <w:proofErr w:type="spellEnd"/>
-      <w:r>
-        <w:rPr>
-          <w:rFonts w:ascii="Arial" w:hAnsi="Arial" w:cs="Arial"/>
-          <w:sz w:val="20"/>
-          <w:szCs w:val="20"/>
-        </w:rPr>
-        <w:t xml:space="preserve"> para que </w:t>
-      </w:r>
-      <w:proofErr w:type="spellStart"/>
-      <w:r>
-        <w:rPr>
-          <w:rFonts w:ascii="Arial" w:hAnsi="Arial" w:cs="Arial"/>
-          <w:sz w:val="20"/>
-          <w:szCs w:val="20"/>
-        </w:rPr>
-        <w:t>React</w:t>
-      </w:r>
-      <w:proofErr w:type="spellEnd"/>
-      <w:r>
-        <w:rPr>
-          <w:rFonts w:ascii="Arial" w:hAnsi="Arial" w:cs="Arial"/>
-          <w:sz w:val="20"/>
-          <w:szCs w:val="20"/>
-        </w:rPr>
-        <w:t xml:space="preserve"> pueda hacer solicitudes al servidor </w:t>
-      </w:r>
-      <w:proofErr w:type="spellStart"/>
-      <w:r>
-        <w:rPr>
-          <w:rFonts w:ascii="Arial" w:hAnsi="Arial" w:cs="Arial"/>
-          <w:sz w:val="20"/>
-          <w:szCs w:val="20"/>
-        </w:rPr>
-        <w:t>Flask</w:t>
-      </w:r>
-      <w:proofErr w:type="spellEnd"/>
-      <w:r>
-        <w:rPr>
-          <w:rFonts w:ascii="Arial" w:hAnsi="Arial" w:cs="Arial"/>
-          <w:sz w:val="20"/>
-          <w:szCs w:val="20"/>
-        </w:rPr>
-        <w:t xml:space="preserve"> sin problemas.</w:t>
+        <w:t>: Necesitas habilitar CORS en Flask para que React pueda hacer solicitudes al servidor Flask sin problemas.</w:t>
       </w:r>
     </w:p>
     <w:p>
@@ -6924,7 +4460,6 @@
         </w:rPr>
         <w:t xml:space="preserve">1. </w:t>
       </w:r>
-      <w:proofErr w:type="spellStart"/>
       <w:r>
         <w:rPr>
           <w:rFonts w:ascii="Arial" w:hAnsi="Arial" w:cs="Arial"/>
@@ -6934,113 +4469,22 @@
           <w:iCs/>
           <w:color w:val="595959" w:themeColor="text1" w:themeTint="A6"/>
         </w:rPr>
-        <w:t>pip</w:t>
-      </w:r>
-      <w:proofErr w:type="spellEnd"/>
-      <w:r>
-        <w:rPr>
-          <w:rFonts w:ascii="Arial" w:hAnsi="Arial" w:cs="Arial"/>
-          <w:b/>
-          <w:bCs/>
-          <w:i/>
-          <w:iCs/>
-          <w:color w:val="595959" w:themeColor="text1" w:themeTint="A6"/>
-        </w:rPr>
-        <w:t xml:space="preserve"> </w:t>
-      </w:r>
-      <w:proofErr w:type="spellStart"/>
-      <w:r>
-        <w:rPr>
-          <w:rFonts w:ascii="Arial" w:hAnsi="Arial" w:cs="Arial"/>
-          <w:b/>
-          <w:bCs/>
-          <w:i/>
-          <w:iCs/>
-          <w:color w:val="595959" w:themeColor="text1" w:themeTint="A6"/>
-        </w:rPr>
-        <w:t>install</w:t>
-      </w:r>
-      <w:proofErr w:type="spellEnd"/>
-      <w:r>
-        <w:rPr>
-          <w:rFonts w:ascii="Arial" w:hAnsi="Arial" w:cs="Arial"/>
-          <w:b/>
-          <w:bCs/>
-          <w:i/>
-          <w:iCs/>
-          <w:color w:val="595959" w:themeColor="text1" w:themeTint="A6"/>
-        </w:rPr>
-        <w:t xml:space="preserve"> </w:t>
-      </w:r>
-      <w:proofErr w:type="spellStart"/>
-      <w:r>
-        <w:rPr>
-          <w:rFonts w:ascii="Arial" w:hAnsi="Arial" w:cs="Arial"/>
-          <w:b/>
-          <w:bCs/>
-          <w:i/>
-          <w:iCs/>
-          <w:color w:val="595959" w:themeColor="text1" w:themeTint="A6"/>
-        </w:rPr>
-        <w:t>flask-sqlalchemy</w:t>
-      </w:r>
-      <w:proofErr w:type="spellEnd"/>
-      <w:r>
-        <w:rPr>
-          <w:rFonts w:ascii="Arial" w:hAnsi="Arial" w:cs="Arial"/>
-          <w:b/>
-          <w:bCs/>
-          <w:i/>
-          <w:iCs/>
-          <w:color w:val="595959" w:themeColor="text1" w:themeTint="A6"/>
-        </w:rPr>
-        <w:t xml:space="preserve"> </w:t>
-      </w:r>
-      <w:proofErr w:type="spellStart"/>
-      <w:r>
-        <w:rPr>
-          <w:rFonts w:ascii="Arial" w:hAnsi="Arial" w:cs="Arial"/>
-          <w:b/>
-          <w:bCs/>
-          <w:i/>
-          <w:iCs/>
-          <w:color w:val="595959" w:themeColor="text1" w:themeTint="A6"/>
-        </w:rPr>
-        <w:t>pymysql</w:t>
-      </w:r>
-      <w:proofErr w:type="spellEnd"/>
-    </w:p>
-    <w:p>
-      <w:pPr>
-        <w:rPr>
-          <w:rFonts w:ascii="Arial" w:hAnsi="Arial" w:cs="Arial"/>
-        </w:rPr>
-      </w:pPr>
-      <w:r>
-        <w:rPr>
-          <w:rFonts w:ascii="Arial" w:hAnsi="Arial" w:cs="Arial"/>
-          <w:b/>
-          <w:bCs/>
-        </w:rPr>
-        <w:t>2. en _</w:t>
-      </w:r>
-      <w:proofErr w:type="spellStart"/>
-      <w:r>
-        <w:rPr>
-          <w:rFonts w:ascii="Arial" w:hAnsi="Arial" w:cs="Arial"/>
-          <w:b/>
-          <w:bCs/>
-        </w:rPr>
-        <w:t>init</w:t>
-      </w:r>
-      <w:proofErr w:type="spellEnd"/>
-      <w:r>
-        <w:rPr>
-          <w:rFonts w:ascii="Arial" w:hAnsi="Arial" w:cs="Arial"/>
-          <w:b/>
-          <w:bCs/>
-        </w:rPr>
-        <w:t>_ configuramos la conexión</w:t>
+        <w:t>pip install flask-sqlalchemy pymysql</w:t>
+      </w:r>
+    </w:p>
+    <w:p>
+      <w:pPr>
+        <w:rPr>
+          <w:rFonts w:ascii="Arial" w:hAnsi="Arial" w:cs="Arial"/>
+        </w:rPr>
+      </w:pPr>
+      <w:r>
+        <w:rPr>
+          <w:rFonts w:ascii="Arial" w:hAnsi="Arial" w:cs="Arial"/>
+          <w:b/>
+          <w:bCs/>
+        </w:rPr>
+        <w:t>2. en _init_ configuramos la conexión</w:t>
       </w:r>
       <w:r>
         <w:rPr>
@@ -7109,25 +4553,7 @@
           <w:b/>
           <w:bCs/>
         </w:rPr>
-        <w:t>3. Creamos la carpeta “</w:t>
-      </w:r>
-      <w:proofErr w:type="spellStart"/>
-      <w:r>
-        <w:rPr>
-          <w:rFonts w:ascii="Arial" w:hAnsi="Arial" w:cs="Arial"/>
-          <w:b/>
-          <w:bCs/>
-        </w:rPr>
-        <w:t>Models</w:t>
-      </w:r>
-      <w:proofErr w:type="spellEnd"/>
-      <w:r>
-        <w:rPr>
-          <w:rFonts w:ascii="Arial" w:hAnsi="Arial" w:cs="Arial"/>
-          <w:b/>
-          <w:bCs/>
-        </w:rPr>
-        <w:t>” y creamos las tablas</w:t>
+        <w:t>3. Creamos la carpeta “Models” y creamos las tablas</w:t>
       </w:r>
       <w:r>
         <w:rPr>
@@ -7204,18 +4630,8 @@
           <w:b/>
           <w:bCs/>
         </w:rPr>
-        <w:t xml:space="preserve">4. Crear la base de datos desde </w:t>
-      </w:r>
-      <w:proofErr w:type="spellStart"/>
-      <w:r>
-        <w:rPr>
-          <w:rFonts w:ascii="Arial" w:hAnsi="Arial" w:cs="Arial"/>
-          <w:b/>
-          <w:bCs/>
-        </w:rPr>
-        <w:t>Flask</w:t>
-      </w:r>
-      <w:proofErr w:type="spellEnd"/>
+        <w:t>4. Crear la base de datos desde Flask</w:t>
+      </w:r>
       <w:r>
         <w:rPr>
           <w:rFonts w:ascii="Arial" w:hAnsi="Arial" w:cs="Arial"/>
@@ -7265,17 +4681,16 @@
           <w:rFonts w:ascii="Arial" w:hAnsi="Arial" w:cs="Arial"/>
           <w:lang w:val="en-GB"/>
         </w:rPr>
-        <w:t xml:space="preserve">from app import app, </w:t>
-      </w:r>
-      <w:proofErr w:type="spellStart"/>
-      <w:r>
+        <w:t>from app import app, db</w:t>
+      </w:r>
+    </w:p>
+    <w:p>
+      <w:pPr>
         <w:rPr>
           <w:rFonts w:ascii="Arial" w:hAnsi="Arial" w:cs="Arial"/>
           <w:lang w:val="en-GB"/>
         </w:rPr>
-        <w:t>db</w:t>
-      </w:r>
-      <w:proofErr w:type="spellEnd"/>
+      </w:pPr>
     </w:p>
     <w:p>
       <w:pPr>
@@ -7284,92 +4699,27 @@
           <w:lang w:val="en-GB"/>
         </w:rPr>
       </w:pPr>
-    </w:p>
-    <w:p>
-      <w:pPr>
+      <w:r>
         <w:rPr>
           <w:rFonts w:ascii="Arial" w:hAnsi="Arial" w:cs="Arial"/>
           <w:lang w:val="en-GB"/>
         </w:rPr>
-      </w:pPr>
-      <w:r>
+        <w:t>with app.app_context():</w:t>
+      </w:r>
+    </w:p>
+    <w:p>
+      <w:pPr>
         <w:rPr>
           <w:rFonts w:ascii="Arial" w:hAnsi="Arial" w:cs="Arial"/>
           <w:lang w:val="en-GB"/>
         </w:rPr>
-        <w:t xml:space="preserve">with </w:t>
-      </w:r>
-      <w:proofErr w:type="spellStart"/>
+      </w:pPr>
       <w:r>
         <w:rPr>
           <w:rFonts w:ascii="Arial" w:hAnsi="Arial" w:cs="Arial"/>
           <w:lang w:val="en-GB"/>
         </w:rPr>
-        <w:t>app.app_</w:t>
-      </w:r>
-      <w:proofErr w:type="gramStart"/>
-      <w:r>
-        <w:rPr>
-          <w:rFonts w:ascii="Arial" w:hAnsi="Arial" w:cs="Arial"/>
-          <w:lang w:val="en-GB"/>
-        </w:rPr>
-        <w:t>context</w:t>
-      </w:r>
-      <w:proofErr w:type="spellEnd"/>
-      <w:r>
-        <w:rPr>
-          <w:rFonts w:ascii="Arial" w:hAnsi="Arial" w:cs="Arial"/>
-          <w:lang w:val="en-GB"/>
-        </w:rPr>
-        <w:t>(</w:t>
-      </w:r>
-      <w:proofErr w:type="gramEnd"/>
-      <w:r>
-        <w:rPr>
-          <w:rFonts w:ascii="Arial" w:hAnsi="Arial" w:cs="Arial"/>
-          <w:lang w:val="en-GB"/>
-        </w:rPr>
-        <w:t>):</w:t>
-      </w:r>
-    </w:p>
-    <w:p>
-      <w:pPr>
-        <w:rPr>
-          <w:rFonts w:ascii="Arial" w:hAnsi="Arial" w:cs="Arial"/>
-          <w:lang w:val="en-GB"/>
-        </w:rPr>
-      </w:pPr>
-      <w:r>
-        <w:rPr>
-          <w:rFonts w:ascii="Arial" w:hAnsi="Arial" w:cs="Arial"/>
-          <w:lang w:val="en-GB"/>
-        </w:rPr>
-        <w:t xml:space="preserve">    </w:t>
-      </w:r>
-      <w:proofErr w:type="spellStart"/>
-      <w:proofErr w:type="gramStart"/>
-      <w:r>
-        <w:rPr>
-          <w:rFonts w:ascii="Arial" w:hAnsi="Arial" w:cs="Arial"/>
-          <w:lang w:val="en-GB"/>
-        </w:rPr>
-        <w:t>db.create</w:t>
-      </w:r>
-      <w:proofErr w:type="gramEnd"/>
-      <w:r>
-        <w:rPr>
-          <w:rFonts w:ascii="Arial" w:hAnsi="Arial" w:cs="Arial"/>
-          <w:lang w:val="en-GB"/>
-        </w:rPr>
-        <w:t>_all</w:t>
-      </w:r>
-      <w:proofErr w:type="spellEnd"/>
-      <w:r>
-        <w:rPr>
-          <w:rFonts w:ascii="Arial" w:hAnsi="Arial" w:cs="Arial"/>
-          <w:lang w:val="en-GB"/>
-        </w:rPr>
-        <w:t>()</w:t>
+        <w:t xml:space="preserve">    db.create_all()</w:t>
       </w:r>
       <w:r>
         <w:rPr>
@@ -7405,25 +4755,7 @@
           <w:b/>
           <w:bCs/>
         </w:rPr>
-        <w:t xml:space="preserve">Creamos la carpeta </w:t>
-      </w:r>
-      <w:proofErr w:type="spellStart"/>
-      <w:r>
-        <w:rPr>
-          <w:rFonts w:ascii="Arial" w:hAnsi="Arial" w:cs="Arial"/>
-          <w:b/>
-          <w:bCs/>
-        </w:rPr>
-        <w:t>data_import</w:t>
-      </w:r>
-      <w:proofErr w:type="spellEnd"/>
-      <w:r>
-        <w:rPr>
-          <w:rFonts w:ascii="Arial" w:hAnsi="Arial" w:cs="Arial"/>
-          <w:b/>
-          <w:bCs/>
-        </w:rPr>
-        <w:t xml:space="preserve"> donde haremos conexión con la API</w:t>
+        <w:t>Creamos la carpeta data_import donde haremos conexión con la API</w:t>
       </w:r>
       <w:r>
         <w:rPr>
@@ -7491,21 +4823,7 @@
           <w:rFonts w:ascii="Arial" w:hAnsi="Arial" w:cs="Arial"/>
         </w:rPr>
         <w:lastRenderedPageBreak/>
-        <w:t xml:space="preserve">Y luego añadimos el método post en </w:t>
-      </w:r>
-      <w:proofErr w:type="spellStart"/>
-      <w:r>
-        <w:rPr>
-          <w:rFonts w:ascii="Arial" w:hAnsi="Arial" w:cs="Arial"/>
-        </w:rPr>
-        <w:t>routes</w:t>
-      </w:r>
-      <w:proofErr w:type="spellEnd"/>
-      <w:r>
-        <w:rPr>
-          <w:rFonts w:ascii="Arial" w:hAnsi="Arial" w:cs="Arial"/>
-        </w:rPr>
-        <w:t>:</w:t>
+        <w:t>Y luego añadimos el método post en routes:</w:t>
       </w:r>
       <w:r>
         <w:rPr>
@@ -7587,89 +4905,23 @@
           <w:rFonts w:ascii="Arial" w:hAnsi="Arial" w:cs="Arial"/>
           <w:lang w:val="en-GB"/>
         </w:rPr>
-        <w:t xml:space="preserve">pip install </w:t>
-      </w:r>
-      <w:proofErr w:type="spellStart"/>
-      <w:r>
+        <w:t>pip install nba_api</w:t>
+      </w:r>
+    </w:p>
+    <w:p>
+      <w:pPr>
         <w:rPr>
           <w:rFonts w:ascii="Arial" w:hAnsi="Arial" w:cs="Arial"/>
           <w:lang w:val="en-GB"/>
         </w:rPr>
-        <w:t>nba_api</w:t>
-      </w:r>
-      <w:proofErr w:type="spellEnd"/>
-    </w:p>
-    <w:p>
-      <w:pPr>
+      </w:pPr>
+      <w:r>
         <w:rPr>
           <w:rFonts w:ascii="Arial" w:hAnsi="Arial" w:cs="Arial"/>
           <w:lang w:val="en-GB"/>
         </w:rPr>
-      </w:pPr>
-      <w:r>
-        <w:rPr>
-          <w:rFonts w:ascii="Arial" w:hAnsi="Arial" w:cs="Arial"/>
-          <w:lang w:val="en-GB"/>
-        </w:rPr>
-        <w:t xml:space="preserve">pip install </w:t>
-      </w:r>
-      <w:proofErr w:type="spellStart"/>
-      <w:r>
-        <w:rPr>
-          <w:rFonts w:ascii="Arial" w:hAnsi="Arial" w:cs="Arial"/>
-          <w:lang w:val="en-GB"/>
-        </w:rPr>
-        <w:t>numpy</w:t>
-      </w:r>
-      <w:proofErr w:type="spellEnd"/>
-      <w:r>
-        <w:rPr>
-          <w:rFonts w:ascii="Arial" w:hAnsi="Arial" w:cs="Arial"/>
-          <w:lang w:val="en-GB"/>
-        </w:rPr>
-        <w:t xml:space="preserve"> </w:t>
-      </w:r>
-      <w:proofErr w:type="gramStart"/>
-      <w:r>
-        <w:rPr>
-          <w:rFonts w:ascii="Arial" w:hAnsi="Arial" w:cs="Arial"/>
-          <w:lang w:val="en-GB"/>
-        </w:rPr>
-        <w:t>pandas</w:t>
-      </w:r>
-      <w:proofErr w:type="gramEnd"/>
-      <w:r>
-        <w:rPr>
-          <w:rFonts w:ascii="Arial" w:hAnsi="Arial" w:cs="Arial"/>
-          <w:lang w:val="en-GB"/>
-        </w:rPr>
-        <w:t xml:space="preserve"> requests Flask </w:t>
-      </w:r>
-      <w:proofErr w:type="spellStart"/>
-      <w:r>
-        <w:rPr>
-          <w:rFonts w:ascii="Arial" w:hAnsi="Arial" w:cs="Arial"/>
-          <w:lang w:val="en-GB"/>
-        </w:rPr>
-        <w:t>SQLAlchemy</w:t>
-      </w:r>
-      <w:proofErr w:type="spellEnd"/>
-      <w:r>
-        <w:rPr>
-          <w:rFonts w:ascii="Arial" w:hAnsi="Arial" w:cs="Arial"/>
-          <w:lang w:val="en-GB"/>
-        </w:rPr>
-        <w:t xml:space="preserve"> </w:t>
-      </w:r>
-      <w:proofErr w:type="spellStart"/>
-      <w:r>
-        <w:rPr>
-          <w:rFonts w:ascii="Arial" w:hAnsi="Arial" w:cs="Arial"/>
-          <w:lang w:val="en-GB"/>
-        </w:rPr>
-        <w:t>mysqlclient</w:t>
-      </w:r>
-      <w:proofErr w:type="spellEnd"/>
+        <w:t>pip install numpy pandas requests Flask SQLAlchemy mysqlclient</w:t>
+      </w:r>
     </w:p>
     <w:p>
       <w:pPr>
@@ -7742,45 +4994,8 @@
           <w:szCs w:val="28"/>
           <w:lang w:val="en-GB"/>
         </w:rPr>
-        <w:t xml:space="preserve">1. </w:t>
-      </w:r>
-      <w:proofErr w:type="spellStart"/>
-      <w:r>
-        <w:rPr>
-          <w:rFonts w:ascii="Arial" w:hAnsi="Arial" w:cs="Arial"/>
-          <w:b/>
-          <w:bCs/>
-          <w:sz w:val="28"/>
-          <w:szCs w:val="28"/>
-          <w:lang w:val="en-GB"/>
-        </w:rPr>
-        <w:t>Importar</w:t>
-      </w:r>
-      <w:proofErr w:type="spellEnd"/>
-      <w:r>
-        <w:rPr>
-          <w:rFonts w:ascii="Arial" w:hAnsi="Arial" w:cs="Arial"/>
-          <w:b/>
-          <w:bCs/>
-          <w:sz w:val="28"/>
-          <w:szCs w:val="28"/>
-          <w:lang w:val="en-GB"/>
-        </w:rPr>
-        <w:t xml:space="preserve"> </w:t>
-      </w:r>
-      <w:proofErr w:type="spellStart"/>
-      <w:r>
-        <w:rPr>
-          <w:rFonts w:ascii="Arial" w:hAnsi="Arial" w:cs="Arial"/>
-          <w:b/>
-          <w:bCs/>
-          <w:sz w:val="28"/>
-          <w:szCs w:val="28"/>
-          <w:lang w:val="en-GB"/>
-        </w:rPr>
-        <w:t>Equipos</w:t>
-      </w:r>
-      <w:proofErr w:type="spellEnd"/>
+        <w:t>1. Importar Equipos</w:t>
+      </w:r>
     </w:p>
     <w:p>
       <w:pPr>
@@ -7854,105 +5069,15 @@
           <w:sz w:val="20"/>
           <w:szCs w:val="20"/>
         </w:rPr>
-        <w:t xml:space="preserve">Como solo </w:t>
-      </w:r>
-      <w:proofErr w:type="spellStart"/>
-      <w:r>
-        <w:rPr>
-          <w:rFonts w:ascii="Arial" w:hAnsi="Arial" w:cs="Arial"/>
-          <w:sz w:val="20"/>
-          <w:szCs w:val="20"/>
-        </w:rPr>
-        <w:t>temenos</w:t>
-      </w:r>
-      <w:proofErr w:type="spellEnd"/>
-      <w:r>
-        <w:rPr>
-          <w:rFonts w:ascii="Arial" w:hAnsi="Arial" w:cs="Arial"/>
-          <w:sz w:val="20"/>
-          <w:szCs w:val="20"/>
-        </w:rPr>
-        <w:t xml:space="preserve"> 2 filas, </w:t>
-      </w:r>
-      <w:proofErr w:type="spellStart"/>
-      <w:r>
-        <w:rPr>
-          <w:rFonts w:ascii="Arial" w:hAnsi="Arial" w:cs="Arial"/>
-          <w:sz w:val="20"/>
-          <w:szCs w:val="20"/>
-        </w:rPr>
-        <w:t>id_</w:t>
-      </w:r>
-      <w:r>
-        <w:rPr>
-          <w:rFonts w:ascii="Arial" w:hAnsi="Arial" w:cs="Arial"/>
-          <w:sz w:val="20"/>
-          <w:szCs w:val="20"/>
-        </w:rPr>
-        <w:t>equipo</w:t>
-      </w:r>
-      <w:proofErr w:type="spellEnd"/>
-      <w:r>
-        <w:rPr>
-          <w:rFonts w:ascii="Arial" w:hAnsi="Arial" w:cs="Arial"/>
-          <w:sz w:val="20"/>
-          <w:szCs w:val="20"/>
-        </w:rPr>
-        <w:t xml:space="preserve"> y </w:t>
-      </w:r>
-      <w:proofErr w:type="spellStart"/>
-      <w:r>
-        <w:rPr>
-          <w:rFonts w:ascii="Arial" w:hAnsi="Arial" w:cs="Arial"/>
-          <w:sz w:val="20"/>
-          <w:szCs w:val="20"/>
-        </w:rPr>
-        <w:t>nombre_equipo</w:t>
-      </w:r>
-      <w:proofErr w:type="spellEnd"/>
-      <w:r>
-        <w:rPr>
-          <w:rFonts w:ascii="Arial" w:hAnsi="Arial" w:cs="Arial"/>
-          <w:sz w:val="20"/>
-          <w:szCs w:val="20"/>
-        </w:rPr>
-        <w:t xml:space="preserve">, el </w:t>
-      </w:r>
-      <w:proofErr w:type="spellStart"/>
-      <w:r>
-        <w:rPr>
-          <w:rFonts w:ascii="Arial" w:hAnsi="Arial" w:cs="Arial"/>
-          <w:sz w:val="20"/>
-          <w:szCs w:val="20"/>
-        </w:rPr>
-        <w:t>Static</w:t>
-      </w:r>
-      <w:proofErr w:type="spellEnd"/>
-      <w:r>
-        <w:rPr>
-          <w:rFonts w:ascii="Arial" w:hAnsi="Arial" w:cs="Arial"/>
-          <w:sz w:val="20"/>
-          <w:szCs w:val="20"/>
-        </w:rPr>
-        <w:t xml:space="preserve"> “</w:t>
-      </w:r>
-      <w:proofErr w:type="spellStart"/>
-      <w:r>
-        <w:rPr>
-          <w:rFonts w:ascii="Arial" w:hAnsi="Arial" w:cs="Arial"/>
-          <w:sz w:val="20"/>
-          <w:szCs w:val="20"/>
-        </w:rPr>
-        <w:t>teams</w:t>
-      </w:r>
-      <w:proofErr w:type="spellEnd"/>
-      <w:r>
-        <w:rPr>
-          <w:rFonts w:ascii="Arial" w:hAnsi="Arial" w:cs="Arial"/>
-          <w:sz w:val="20"/>
-          <w:szCs w:val="20"/>
-        </w:rPr>
-        <w:t>” nos puede proporcionar los equipos actuales con esos 2 respectivos datos.</w:t>
+        <w:t>Como solo temenos 2 filas, id_</w:t>
+      </w:r>
+      <w:r>
+        <w:rPr>
+          <w:rFonts w:ascii="Arial" w:hAnsi="Arial" w:cs="Arial"/>
+          <w:sz w:val="20"/>
+          <w:szCs w:val="20"/>
+        </w:rPr>
+        <w:t>equipo y nombre_equipo, el Static “teams” nos puede proporcionar los equipos actuales con esos 2 respectivos datos.</w:t>
       </w:r>
     </w:p>
     <w:p>
@@ -8023,70 +5148,24 @@
           <w:sz w:val="20"/>
           <w:szCs w:val="20"/>
         </w:rPr>
-        <w:t xml:space="preserve">Del </w:t>
-      </w:r>
-      <w:proofErr w:type="spellStart"/>
-      <w:r>
-        <w:rPr>
-          <w:rFonts w:ascii="Arial" w:hAnsi="Arial" w:cs="Arial"/>
-          <w:sz w:val="20"/>
-          <w:szCs w:val="20"/>
-        </w:rPr>
-        <w:t>Static</w:t>
-      </w:r>
-      <w:proofErr w:type="spellEnd"/>
-      <w:r>
-        <w:rPr>
-          <w:rFonts w:ascii="Arial" w:hAnsi="Arial" w:cs="Arial"/>
-          <w:sz w:val="20"/>
-          <w:szCs w:val="20"/>
-        </w:rPr>
-        <w:t xml:space="preserve"> “</w:t>
-      </w:r>
-      <w:proofErr w:type="spellStart"/>
-      <w:r>
-        <w:rPr>
-          <w:rFonts w:ascii="Arial" w:hAnsi="Arial" w:cs="Arial"/>
-          <w:sz w:val="20"/>
-          <w:szCs w:val="20"/>
-        </w:rPr>
-        <w:t>Players</w:t>
-      </w:r>
-      <w:proofErr w:type="spellEnd"/>
-      <w:r>
-        <w:rPr>
-          <w:rFonts w:ascii="Arial" w:hAnsi="Arial" w:cs="Arial"/>
-          <w:sz w:val="20"/>
-          <w:szCs w:val="20"/>
-        </w:rPr>
-        <w:t>” podemos obtener fácilmente:</w:t>
-      </w:r>
-    </w:p>
-    <w:p>
-      <w:pPr>
-        <w:rPr>
-          <w:rFonts w:ascii="Arial" w:hAnsi="Arial" w:cs="Arial"/>
-          <w:sz w:val="20"/>
-          <w:szCs w:val="20"/>
-        </w:rPr>
-      </w:pPr>
-      <w:proofErr w:type="spellStart"/>
-      <w:r>
-        <w:rPr>
-          <w:rFonts w:ascii="Arial" w:hAnsi="Arial" w:cs="Arial"/>
-          <w:sz w:val="20"/>
-          <w:szCs w:val="20"/>
-        </w:rPr>
-        <w:t>id_jugador</w:t>
-      </w:r>
-      <w:proofErr w:type="spellEnd"/>
-      <w:r>
-        <w:rPr>
-          <w:rFonts w:ascii="Arial" w:hAnsi="Arial" w:cs="Arial"/>
-          <w:sz w:val="20"/>
-          <w:szCs w:val="20"/>
-        </w:rPr>
-        <w:t xml:space="preserve"> == </w:t>
+        <w:t>Del Static “Players” podemos obtener fácilmente:</w:t>
+      </w:r>
+    </w:p>
+    <w:p>
+      <w:pPr>
+        <w:rPr>
+          <w:rFonts w:ascii="Arial" w:hAnsi="Arial" w:cs="Arial"/>
+          <w:sz w:val="20"/>
+          <w:szCs w:val="20"/>
+        </w:rPr>
+      </w:pPr>
+      <w:r>
+        <w:rPr>
+          <w:rFonts w:ascii="Arial" w:hAnsi="Arial" w:cs="Arial"/>
+          <w:sz w:val="20"/>
+          <w:szCs w:val="20"/>
+        </w:rPr>
+        <w:t xml:space="preserve">id_jugador == </w:t>
       </w:r>
       <w:r>
         <w:rPr>

--- a/docs/PROYECTO TFG.docx
+++ b/docs/PROYECTO TFG.docx
@@ -5098,7 +5098,467 @@
           <w:sz w:val="28"/>
           <w:szCs w:val="28"/>
         </w:rPr>
-        <w:t>2. Importar Jugadores</w:t>
+        <w:t xml:space="preserve">2. Importar </w:t>
+      </w:r>
+      <w:r>
+        <w:rPr>
+          <w:rFonts w:ascii="Arial" w:hAnsi="Arial" w:cs="Arial"/>
+          <w:b/>
+          <w:bCs/>
+          <w:sz w:val="28"/>
+          <w:szCs w:val="28"/>
+        </w:rPr>
+        <w:t>Enfrentamientos</w:t>
+      </w:r>
+    </w:p>
+    <w:p>
+      <w:pPr>
+        <w:rPr>
+          <w:rFonts w:ascii="Arial" w:hAnsi="Arial" w:cs="Arial"/>
+        </w:rPr>
+      </w:pPr>
+      <w:r>
+        <w:rPr>
+          <w:rFonts w:ascii="Arial" w:hAnsi="Arial" w:cs="Arial"/>
+        </w:rPr>
+        <w:t>Game_Id</w:t>
+      </w:r>
+      <w:r>
+        <w:rPr>
+          <w:rFonts w:ascii="Arial" w:hAnsi="Arial" w:cs="Arial"/>
+        </w:rPr>
+        <w:tab/>
+      </w:r>
+      <w:r>
+        <w:rPr>
+          <w:rFonts w:ascii="Arial" w:hAnsi="Arial" w:cs="Arial"/>
+          <w:color w:val="196B24" w:themeColor="accent3"/>
+        </w:rPr>
+        <w:t>002</w:t>
+      </w:r>
+      <w:r>
+        <w:rPr>
+          <w:rFonts w:ascii="Arial" w:hAnsi="Arial" w:cs="Arial"/>
+        </w:rPr>
+        <w:tab/>
+      </w:r>
+      <w:r>
+        <w:rPr>
+          <w:rFonts w:ascii="Arial" w:hAnsi="Arial" w:cs="Arial"/>
+          <w:color w:val="A02B93" w:themeColor="accent5"/>
+        </w:rPr>
+        <w:t>24</w:t>
+      </w:r>
+      <w:r>
+        <w:rPr>
+          <w:rFonts w:ascii="Arial" w:hAnsi="Arial" w:cs="Arial"/>
+        </w:rPr>
+        <w:tab/>
+      </w:r>
+      <w:r>
+        <w:rPr>
+          <w:rFonts w:ascii="Arial" w:hAnsi="Arial" w:cs="Arial"/>
+        </w:rPr>
+        <w:t>0</w:t>
+      </w:r>
+      <w:r>
+        <w:rPr>
+          <w:rFonts w:ascii="Arial" w:hAnsi="Arial" w:cs="Arial"/>
+        </w:rPr>
+        <w:tab/>
+        <w:t>0061</w:t>
+      </w:r>
+      <w:r>
+        <w:rPr>
+          <w:rFonts w:ascii="Arial" w:hAnsi="Arial" w:cs="Arial"/>
+        </w:rPr>
+        <w:t>-1200</w:t>
+      </w:r>
+    </w:p>
+    <w:p>
+      <w:pPr>
+        <w:rPr>
+          <w:rFonts w:ascii="Arial" w:hAnsi="Arial" w:cs="Arial"/>
+          <w:sz w:val="22"/>
+          <w:szCs w:val="22"/>
+        </w:rPr>
+      </w:pPr>
+      <w:r>
+        <w:rPr>
+          <w:rFonts w:ascii="Arial" w:hAnsi="Arial" w:cs="Arial"/>
+          <w:color w:val="196B24" w:themeColor="accent3"/>
+          <w:sz w:val="22"/>
+          <w:szCs w:val="22"/>
+        </w:rPr>
+        <w:t>Temporada regular</w:t>
+      </w:r>
+      <w:r>
+        <w:rPr>
+          <w:rFonts w:ascii="Arial" w:hAnsi="Arial" w:cs="Arial"/>
+          <w:color w:val="196B24" w:themeColor="accent3"/>
+          <w:sz w:val="22"/>
+          <w:szCs w:val="22"/>
+        </w:rPr>
+        <w:t xml:space="preserve"> </w:t>
+      </w:r>
+      <w:r>
+        <w:rPr>
+          <w:rFonts w:ascii="Arial" w:hAnsi="Arial" w:cs="Arial"/>
+          <w:sz w:val="22"/>
+          <w:szCs w:val="22"/>
+        </w:rPr>
+        <w:t xml:space="preserve">- </w:t>
+      </w:r>
+      <w:r>
+        <w:rPr>
+          <w:rFonts w:ascii="Arial" w:hAnsi="Arial" w:cs="Arial"/>
+          <w:color w:val="501549" w:themeColor="accent5" w:themeShade="80"/>
+          <w:sz w:val="22"/>
+          <w:szCs w:val="22"/>
+        </w:rPr>
+        <w:t>año temporada</w:t>
+      </w:r>
+      <w:r>
+        <w:rPr>
+          <w:rFonts w:ascii="Arial" w:hAnsi="Arial" w:cs="Arial"/>
+          <w:color w:val="501549" w:themeColor="accent5" w:themeShade="80"/>
+          <w:sz w:val="22"/>
+          <w:szCs w:val="22"/>
+        </w:rPr>
+        <w:t xml:space="preserve"> </w:t>
+      </w:r>
+      <w:r>
+        <w:rPr>
+          <w:rFonts w:ascii="Arial" w:hAnsi="Arial" w:cs="Arial"/>
+          <w:sz w:val="22"/>
+          <w:szCs w:val="22"/>
+        </w:rPr>
+        <w:t xml:space="preserve">– prefijo - </w:t>
+      </w:r>
+      <w:r>
+        <w:rPr>
+          <w:rFonts w:ascii="Arial" w:hAnsi="Arial" w:cs="Arial"/>
+          <w:sz w:val="22"/>
+          <w:szCs w:val="22"/>
+        </w:rPr>
+        <w:t xml:space="preserve">nº </w:t>
+      </w:r>
+      <w:r>
+        <w:rPr>
+          <w:rFonts w:ascii="Arial" w:hAnsi="Arial" w:cs="Arial"/>
+          <w:sz w:val="22"/>
+          <w:szCs w:val="22"/>
+        </w:rPr>
+        <w:t>partido</w:t>
+      </w:r>
+      <w:r>
+        <w:rPr>
+          <w:rFonts w:ascii="Arial" w:hAnsi="Arial" w:cs="Arial"/>
+          <w:sz w:val="22"/>
+          <w:szCs w:val="22"/>
+        </w:rPr>
+        <w:t xml:space="preserve"> (empieza siempre por el 61</w:t>
+      </w:r>
+      <w:r>
+        <w:rPr>
+          <w:rFonts w:ascii="Arial" w:hAnsi="Arial" w:cs="Arial"/>
+          <w:sz w:val="22"/>
+          <w:szCs w:val="22"/>
+        </w:rPr>
+        <w:t>)</w:t>
+      </w:r>
+    </w:p>
+    <w:p>
+      <w:pPr>
+        <w:rPr>
+          <w:rFonts w:ascii="Arial" w:hAnsi="Arial" w:cs="Arial"/>
+          <w:sz w:val="22"/>
+          <w:szCs w:val="22"/>
+        </w:rPr>
+      </w:pPr>
+      <w:r>
+        <w:rPr>
+          <w:rFonts w:ascii="Arial" w:hAnsi="Arial" w:cs="Arial"/>
+          <w:sz w:val="22"/>
+          <w:szCs w:val="22"/>
+        </w:rPr>
+        <w:t>Lo normal es que los partidos vayan del 0001 al 1230 (82 partidos cada equipo)</w:t>
+      </w:r>
+      <w:r>
+        <w:rPr>
+          <w:rFonts w:ascii="Arial" w:hAnsi="Arial" w:cs="Arial"/>
+          <w:sz w:val="22"/>
+          <w:szCs w:val="22"/>
+        </w:rPr>
+        <w:t>.</w:t>
+      </w:r>
+    </w:p>
+    <w:p>
+      <w:pPr>
+        <w:rPr>
+          <w:rFonts w:ascii="Arial" w:hAnsi="Arial" w:cs="Arial"/>
+          <w:sz w:val="22"/>
+          <w:szCs w:val="22"/>
+        </w:rPr>
+      </w:pPr>
+      <w:r>
+        <w:rPr>
+          <w:rFonts w:ascii="Arial" w:hAnsi="Arial" w:cs="Arial"/>
+          <w:sz w:val="22"/>
+          <w:szCs w:val="22"/>
+        </w:rPr>
+        <w:t>Pero desde que añadieron la competición de la NBA Cup, que se juega entre medias de la temporada regular, han cambiado los id y orden de los partidos.</w:t>
+      </w:r>
+    </w:p>
+    <w:p>
+      <w:pPr>
+        <w:rPr>
+          <w:rFonts w:ascii="Arial" w:hAnsi="Arial" w:cs="Arial"/>
+          <w:sz w:val="22"/>
+          <w:szCs w:val="22"/>
+        </w:rPr>
+      </w:pPr>
+      <w:r>
+        <w:rPr>
+          <w:rFonts w:ascii="Arial" w:hAnsi="Arial" w:cs="Arial"/>
+          <w:sz w:val="22"/>
+          <w:szCs w:val="22"/>
+        </w:rPr>
+        <w:t>En la temporada 23/24 a partir del id 1231 eran partidos de la NBA Cup.</w:t>
+      </w:r>
+    </w:p>
+    <w:p>
+      <w:pPr>
+        <w:rPr>
+          <w:rFonts w:ascii="Arial" w:hAnsi="Arial" w:cs="Arial"/>
+          <w:sz w:val="22"/>
+          <w:szCs w:val="22"/>
+        </w:rPr>
+      </w:pPr>
+      <w:r>
+        <w:rPr>
+          <w:rFonts w:ascii="Arial" w:hAnsi="Arial" w:cs="Arial"/>
+          <w:sz w:val="22"/>
+          <w:szCs w:val="22"/>
+        </w:rPr>
+        <w:t xml:space="preserve">Esta temporada 24/25 </w:t>
+      </w:r>
+      <w:r>
+        <w:rPr>
+          <w:rFonts w:ascii="Arial" w:hAnsi="Arial" w:cs="Arial"/>
+          <w:sz w:val="22"/>
+          <w:szCs w:val="22"/>
+        </w:rPr>
+        <w:t>los partidos de la NBA Cup van del 0001 al 0060, por tanto los de la temporada regular van</w:t>
+      </w:r>
+      <w:r>
+        <w:rPr>
+          <w:rFonts w:ascii="Arial" w:hAnsi="Arial" w:cs="Arial"/>
+          <w:sz w:val="22"/>
+          <w:szCs w:val="22"/>
+        </w:rPr>
+        <w:t xml:space="preserve"> del 0061 al 1290</w:t>
+      </w:r>
+      <w:r>
+        <w:rPr>
+          <w:rFonts w:ascii="Arial" w:hAnsi="Arial" w:cs="Arial"/>
+          <w:sz w:val="22"/>
+          <w:szCs w:val="22"/>
+        </w:rPr>
+        <w:t>.</w:t>
+      </w:r>
+    </w:p>
+    <w:p>
+      <w:pPr>
+        <w:rPr>
+          <w:rFonts w:ascii="Arial" w:hAnsi="Arial" w:cs="Arial"/>
+          <w:sz w:val="22"/>
+          <w:szCs w:val="22"/>
+        </w:rPr>
+      </w:pPr>
+      <w:r>
+        <w:rPr>
+          <w:rFonts w:ascii="Arial" w:hAnsi="Arial" w:cs="Arial"/>
+          <w:sz w:val="22"/>
+          <w:szCs w:val="22"/>
+        </w:rPr>
+        <w:t>Esperemos que en las próximas temporadas se mantenga así</w:t>
+      </w:r>
+      <w:r>
+        <w:rPr>
+          <w:rFonts w:ascii="Arial" w:hAnsi="Arial" w:cs="Arial"/>
+          <w:sz w:val="22"/>
+          <w:szCs w:val="22"/>
+        </w:rPr>
+        <w:t>.</w:t>
+      </w:r>
+    </w:p>
+    <w:p>
+      <w:pPr>
+        <w:rPr>
+          <w:rFonts w:ascii="Arial" w:hAnsi="Arial" w:cs="Arial"/>
+          <w:sz w:val="22"/>
+          <w:szCs w:val="22"/>
+        </w:rPr>
+      </w:pPr>
+    </w:p>
+    <w:p>
+      <w:pPr>
+        <w:rPr>
+          <w:rFonts w:ascii="Arial" w:hAnsi="Arial" w:cs="Arial"/>
+          <w:sz w:val="22"/>
+          <w:szCs w:val="22"/>
+        </w:rPr>
+      </w:pPr>
+      <w:r>
+        <w:rPr>
+          <w:rFonts w:ascii="Arial" w:hAnsi="Arial" w:cs="Arial"/>
+          <w:sz w:val="22"/>
+          <w:szCs w:val="22"/>
+        </w:rPr>
+        <w:t>Una vez explicado esto ya podemos ver cómo he conseguido importar los datos:</w:t>
+      </w:r>
+    </w:p>
+    <w:p>
+      <w:pPr>
+        <w:rPr>
+          <w:rFonts w:ascii="Arial" w:hAnsi="Arial" w:cs="Arial"/>
+          <w:sz w:val="22"/>
+          <w:szCs w:val="22"/>
+        </w:rPr>
+      </w:pPr>
+    </w:p>
+    <w:p>
+      <w:pPr>
+        <w:rPr>
+          <w:rFonts w:ascii="Arial" w:hAnsi="Arial" w:cs="Arial"/>
+          <w:sz w:val="22"/>
+          <w:szCs w:val="22"/>
+        </w:rPr>
+      </w:pPr>
+      <w:r>
+        <w:rPr>
+          <w:rFonts w:ascii="Arial" w:hAnsi="Arial" w:cs="Arial"/>
+          <w:sz w:val="22"/>
+          <w:szCs w:val="22"/>
+        </w:rPr>
+        <w:lastRenderedPageBreak/>
+        <w:t xml:space="preserve">Utilizando el endpoint </w:t>
+      </w:r>
+      <w:r>
+        <w:rPr>
+          <w:rFonts w:ascii="Arial" w:hAnsi="Arial" w:cs="Arial"/>
+          <w:i/>
+          <w:iCs/>
+          <w:sz w:val="22"/>
+          <w:szCs w:val="22"/>
+        </w:rPr>
+        <w:t>boxscoresummaryv2</w:t>
+      </w:r>
+      <w:r>
+        <w:rPr>
+          <w:rFonts w:ascii="Arial" w:hAnsi="Arial" w:cs="Arial"/>
+          <w:sz w:val="22"/>
+          <w:szCs w:val="22"/>
+        </w:rPr>
+        <w:t xml:space="preserve"> podemos recorrer todos los enfrentamientos (desde el id 0061 hasta el 1290). Estos parámetros, y los de temporada se podrían cambiar pues el game_id viene dado por el archivo properties</w:t>
+      </w:r>
+      <w:r>
+        <w:rPr>
+          <w:rFonts w:ascii="Arial" w:hAnsi="Arial" w:cs="Arial"/>
+          <w:sz w:val="22"/>
+          <w:szCs w:val="22"/>
+        </w:rPr>
+        <w:t xml:space="preserve"> para que esto sea automatizado y dinámico.</w:t>
+      </w:r>
+    </w:p>
+    <w:p>
+      <w:pPr>
+        <w:rPr>
+          <w:rFonts w:ascii="Arial" w:hAnsi="Arial" w:cs="Arial"/>
+          <w:sz w:val="22"/>
+          <w:szCs w:val="22"/>
+        </w:rPr>
+      </w:pPr>
+      <w:r>
+        <w:rPr>
+          <w:rFonts w:ascii="Arial" w:hAnsi="Arial" w:cs="Arial"/>
+          <w:sz w:val="22"/>
+          <w:szCs w:val="22"/>
+        </w:rPr>
+        <w:t>Uso este endpoint pues proporciona los ids y nombres de los equipos, así como sus puntos finales y la fecha. Es decir, todos los datos necesarios para mi tabla Enfrentamientos.</w:t>
+      </w:r>
+    </w:p>
+    <w:p>
+      <w:pPr>
+        <w:rPr>
+          <w:rFonts w:ascii="Arial" w:hAnsi="Arial" w:cs="Arial"/>
+          <w:sz w:val="22"/>
+          <w:szCs w:val="22"/>
+        </w:rPr>
+      </w:pPr>
+      <w:r>
+        <w:rPr>
+          <w:rFonts w:ascii="Arial" w:hAnsi="Arial" w:cs="Arial"/>
+          <w:sz w:val="22"/>
+          <w:szCs w:val="22"/>
+        </w:rPr>
+        <w:t>En mi caso genero un archivo .sql con una consulta INSER</w:t>
+      </w:r>
+      <w:r>
+        <w:rPr>
+          <w:rFonts w:ascii="Arial" w:hAnsi="Arial" w:cs="Arial"/>
+          <w:sz w:val="22"/>
+          <w:szCs w:val="22"/>
+        </w:rPr>
+        <w:t>T</w:t>
+      </w:r>
+      <w:r>
+        <w:rPr>
+          <w:rFonts w:ascii="Arial" w:hAnsi="Arial" w:cs="Arial"/>
+          <w:sz w:val="22"/>
+          <w:szCs w:val="22"/>
+        </w:rPr>
+        <w:t xml:space="preserve">. Esto se podría insertar directamente en la Base de Datos, pero prefiero </w:t>
+      </w:r>
+      <w:r>
+        <w:rPr>
+          <w:rFonts w:ascii="Arial" w:hAnsi="Arial" w:cs="Arial"/>
+          <w:sz w:val="22"/>
+          <w:szCs w:val="22"/>
+        </w:rPr>
+        <w:t>generar un archivo .sql para revisar y tratar mejor los datos.</w:t>
+      </w:r>
+    </w:p>
+    <w:p>
+      <w:pPr>
+        <w:rPr>
+          <w:rFonts w:ascii="Arial" w:hAnsi="Arial" w:cs="Arial"/>
+          <w:b/>
+          <w:bCs/>
+          <w:sz w:val="28"/>
+          <w:szCs w:val="28"/>
+        </w:rPr>
+      </w:pPr>
+      <w:r>
+        <w:rPr>
+          <w:rFonts w:ascii="Arial" w:hAnsi="Arial" w:cs="Arial"/>
+          <w:b/>
+          <w:bCs/>
+          <w:sz w:val="28"/>
+          <w:szCs w:val="28"/>
+        </w:rPr>
+        <w:t>3</w:t>
+      </w:r>
+      <w:r>
+        <w:rPr>
+          <w:rFonts w:ascii="Arial" w:hAnsi="Arial" w:cs="Arial"/>
+          <w:b/>
+          <w:bCs/>
+          <w:sz w:val="28"/>
+          <w:szCs w:val="28"/>
+        </w:rPr>
+        <w:t>. Importar Jugadores</w:t>
       </w:r>
     </w:p>
     <w:p>
@@ -5285,6 +5745,246 @@
           <w:sz w:val="20"/>
           <w:szCs w:val="20"/>
         </w:rPr>
+        <w:t>Así que vamos a hacer algo parecido como con los enfrentamientos.</w:t>
+      </w:r>
+    </w:p>
+    <w:p>
+      <w:pPr>
+        <w:rPr>
+          <w:rFonts w:ascii="Arial" w:hAnsi="Arial" w:cs="Arial"/>
+          <w:sz w:val="20"/>
+          <w:szCs w:val="20"/>
+        </w:rPr>
+      </w:pPr>
+      <w:r>
+        <w:rPr>
+          <w:rFonts w:ascii="Arial" w:hAnsi="Arial" w:cs="Arial"/>
+          <w:sz w:val="20"/>
+          <w:szCs w:val="20"/>
+        </w:rPr>
+        <w:t>Debido a que hay un mercado de fichajes de invierno, si quiero obtener el equipo más actual del jugador recorreré los enfrentamientos de final a principio, obviando aquellos jugadores que ya hayan sido insertados.</w:t>
+      </w:r>
+    </w:p>
+    <w:p>
+      <w:pPr>
+        <w:rPr>
+          <w:rFonts w:ascii="Arial" w:hAnsi="Arial" w:cs="Arial"/>
+          <w:sz w:val="20"/>
+          <w:szCs w:val="20"/>
+        </w:rPr>
+      </w:pPr>
+      <w:r>
+        <w:rPr>
+          <w:rFonts w:ascii="Arial" w:hAnsi="Arial" w:cs="Arial"/>
+          <w:sz w:val="20"/>
+          <w:szCs w:val="20"/>
+        </w:rPr>
+        <w:t xml:space="preserve">Por </w:t>
+      </w:r>
+      <w:r>
+        <w:rPr>
+          <w:rFonts w:ascii="Arial" w:hAnsi="Arial" w:cs="Arial"/>
+          <w:sz w:val="20"/>
+          <w:szCs w:val="20"/>
+        </w:rPr>
+        <w:t>ejemplo,</w:t>
+      </w:r>
+      <w:r>
+        <w:rPr>
+          <w:rFonts w:ascii="Arial" w:hAnsi="Arial" w:cs="Arial"/>
+          <w:sz w:val="20"/>
+          <w:szCs w:val="20"/>
+        </w:rPr>
+        <w:t xml:space="preserve"> Luka Doncic jugaba para los Dallas Mavericks pero a mitad de temporada lo traspasaron a Los Angeles Lakers. Si empiezo a rastrear los partidos desde el final, con el endpoint </w:t>
+      </w:r>
+      <w:r>
+        <w:rPr>
+          <w:rFonts w:ascii="Arial" w:hAnsi="Arial" w:cs="Arial"/>
+          <w:i/>
+          <w:iCs/>
+          <w:sz w:val="20"/>
+          <w:szCs w:val="20"/>
+        </w:rPr>
+        <w:t>boxscoretraditionalv2</w:t>
+      </w:r>
+      <w:r>
+        <w:rPr>
+          <w:rFonts w:ascii="Arial" w:hAnsi="Arial" w:cs="Arial"/>
+          <w:i/>
+          <w:iCs/>
+          <w:sz w:val="20"/>
+          <w:szCs w:val="20"/>
+        </w:rPr>
+        <w:t xml:space="preserve"> </w:t>
+      </w:r>
+      <w:r>
+        <w:rPr>
+          <w:rFonts w:ascii="Arial" w:hAnsi="Arial" w:cs="Arial"/>
+          <w:sz w:val="20"/>
+          <w:szCs w:val="20"/>
+        </w:rPr>
+        <w:t>puedo</w:t>
+      </w:r>
+      <w:r>
+        <w:rPr>
+          <w:rFonts w:ascii="Arial" w:hAnsi="Arial" w:cs="Arial"/>
+          <w:sz w:val="20"/>
+          <w:szCs w:val="20"/>
+        </w:rPr>
+        <w:t xml:space="preserve"> obtener los nombres, id, equipo y posición de los jugadores de ese partido y obtendré los valores más recientes, es decir, el equipo actual.</w:t>
+      </w:r>
+    </w:p>
+    <w:p>
+      <w:pPr>
+        <w:rPr>
+          <w:rFonts w:ascii="Arial" w:hAnsi="Arial" w:cs="Arial"/>
+          <w:sz w:val="20"/>
+          <w:szCs w:val="20"/>
+        </w:rPr>
+      </w:pPr>
+      <w:r>
+        <w:rPr>
+          <w:rFonts w:ascii="Arial" w:hAnsi="Arial" w:cs="Arial"/>
+          <w:sz w:val="20"/>
+          <w:szCs w:val="20"/>
+        </w:rPr>
+        <w:t>Aquí una vez termine la temporada he de poner el start_id (1290) y end_id (0061) para ir de final a principio.</w:t>
+      </w:r>
+    </w:p>
+    <w:p>
+      <w:pPr>
+        <w:rPr>
+          <w:rFonts w:ascii="Arial" w:hAnsi="Arial" w:cs="Arial"/>
+          <w:sz w:val="20"/>
+          <w:szCs w:val="20"/>
+        </w:rPr>
+      </w:pPr>
+      <w:r>
+        <w:rPr>
+          <w:rFonts w:ascii="Arial" w:hAnsi="Arial" w:cs="Arial"/>
+          <w:sz w:val="20"/>
+          <w:szCs w:val="20"/>
+        </w:rPr>
+        <w:br w:type="page"/>
+      </w:r>
+    </w:p>
+    <w:p>
+      <w:pPr>
+        <w:rPr>
+          <w:rFonts w:ascii="Arial" w:hAnsi="Arial" w:cs="Arial"/>
+          <w:b/>
+          <w:bCs/>
+          <w:sz w:val="40"/>
+          <w:szCs w:val="40"/>
+        </w:rPr>
+      </w:pPr>
+      <w:r>
+        <w:rPr>
+          <w:rFonts w:ascii="Arial" w:hAnsi="Arial" w:cs="Arial"/>
+          <w:b/>
+          <w:bCs/>
+          <w:sz w:val="40"/>
+          <w:szCs w:val="40"/>
+        </w:rPr>
+        <w:lastRenderedPageBreak/>
+        <w:t>CAMBIOS BASE DE DATOS</w:t>
+      </w:r>
+    </w:p>
+    <w:p>
+      <w:pPr>
+        <w:pStyle w:val="Prrafodelista"/>
+        <w:numPr>
+          <w:ilvl w:val="1"/>
+          <w:numId w:val="32"/>
+        </w:numPr>
+        <w:rPr>
+          <w:rFonts w:ascii="Arial" w:hAnsi="Arial" w:cs="Arial"/>
+        </w:rPr>
+      </w:pPr>
+      <w:r>
+        <w:rPr>
+          <w:rFonts w:ascii="Arial" w:hAnsi="Arial" w:cs="Arial"/>
+        </w:rPr>
+        <w:t>En un principio las estadísticas promedio de cada jugador</w:t>
+      </w:r>
+      <w:r>
+        <w:rPr>
+          <w:rFonts w:ascii="Arial" w:hAnsi="Arial" w:cs="Arial"/>
+        </w:rPr>
+        <w:t xml:space="preserve"> y equipo</w:t>
+      </w:r>
+      <w:r>
+        <w:rPr>
+          <w:rFonts w:ascii="Arial" w:hAnsi="Arial" w:cs="Arial"/>
+        </w:rPr>
+        <w:t xml:space="preserve"> se iban a realizar con vistas, pero debido a complicaciones para obtener algunas de ellas, como los win shares, mediante endpoints</w:t>
+      </w:r>
+      <w:r>
+        <w:rPr>
+          <w:rFonts w:ascii="Arial" w:hAnsi="Arial" w:cs="Arial"/>
+        </w:rPr>
+        <w:t>,</w:t>
+      </w:r>
+      <w:r>
+        <w:rPr>
+          <w:rFonts w:ascii="Arial" w:hAnsi="Arial" w:cs="Arial"/>
+        </w:rPr>
+        <w:t xml:space="preserve"> se ha decidido cambiar a una tabla normal. Pues gracias a </w:t>
+      </w:r>
+      <w:r>
+        <w:rPr>
+          <w:rFonts w:ascii="Arial" w:hAnsi="Arial" w:cs="Arial"/>
+        </w:rPr>
+        <w:t xml:space="preserve">Basketball Reference </w:t>
+      </w:r>
+      <w:hyperlink r:id="rId21" w:history="1">
+        <w:r>
+          <w:rPr>
+            <w:rStyle w:val="Hipervnculo"/>
+            <w:rFonts w:ascii="Arial" w:hAnsi="Arial" w:cs="Arial"/>
+          </w:rPr>
+          <w:t>https://www.basketball-reference.com/leagues/NBA_2025_per_game.html</w:t>
+        </w:r>
+      </w:hyperlink>
+      <w:r>
+        <w:rPr>
+          <w:rFonts w:ascii="Arial" w:hAnsi="Arial" w:cs="Arial"/>
+        </w:rPr>
+        <w:t xml:space="preserve"> puedo obtener dichas tablas por lo que simplemente tendré que añadir la consulta insert para tener los datos en mi base de datos.</w:t>
+      </w:r>
+    </w:p>
+    <w:p>
+      <w:pPr>
+        <w:pStyle w:val="Prrafodelista"/>
+        <w:numPr>
+          <w:ilvl w:val="1"/>
+          <w:numId w:val="32"/>
+        </w:numPr>
+        <w:rPr>
+          <w:rFonts w:ascii="Arial" w:hAnsi="Arial" w:cs="Arial"/>
+        </w:rPr>
+      </w:pPr>
+      <w:r>
+        <w:rPr>
+          <w:rFonts w:ascii="Arial" w:hAnsi="Arial" w:cs="Arial"/>
+        </w:rPr>
+        <w:t>Se ha añadido también la tabla Temporada tipo enumerado, que conecta a las tablas de promedio jugador y promedio equipo</w:t>
+      </w:r>
+    </w:p>
+    <w:p>
+      <w:pPr>
+        <w:rPr>
+          <w:rFonts w:ascii="Arial" w:hAnsi="Arial" w:cs="Arial"/>
+          <w:sz w:val="20"/>
+          <w:szCs w:val="20"/>
+        </w:rPr>
+      </w:pPr>
+      <w:r>
+        <w:rPr>
+          <w:rFonts w:ascii="Arial" w:hAnsi="Arial" w:cs="Arial"/>
+          <w:sz w:val="20"/>
+          <w:szCs w:val="20"/>
+        </w:rPr>
         <w:tab/>
       </w:r>
       <w:r>
@@ -5720,6 +6420,119 @@
     </w:lvl>
   </w:abstractNum>
   <w:abstractNum w:abstractNumId="3" w15:restartNumberingAfterBreak="0">
+    <w:nsid w:val="1127401B"/>
+    <w:multiLevelType w:val="multilevel"/>
+    <w:tmpl w:val="3F644F6C"/>
+    <w:lvl w:ilvl="0">
+      <w:start w:val="1"/>
+      <w:numFmt w:val="decimal"/>
+      <w:lvlText w:val="%1."/>
+      <w:lvlJc w:val="left"/>
+      <w:pPr>
+        <w:ind w:left="465" w:hanging="465"/>
+      </w:pPr>
+      <w:rPr>
+        <w:rFonts w:hint="default"/>
+      </w:rPr>
+    </w:lvl>
+    <w:lvl w:ilvl="1">
+      <w:start w:val="1"/>
+      <w:numFmt w:val="decimal"/>
+      <w:lvlText w:val="%1.%2."/>
+      <w:lvlJc w:val="left"/>
+      <w:pPr>
+        <w:ind w:left="720" w:hanging="720"/>
+      </w:pPr>
+      <w:rPr>
+        <w:rFonts w:hint="default"/>
+      </w:rPr>
+    </w:lvl>
+    <w:lvl w:ilvl="2">
+      <w:start w:val="1"/>
+      <w:numFmt w:val="decimal"/>
+      <w:lvlText w:val="%1.%2.%3."/>
+      <w:lvlJc w:val="left"/>
+      <w:pPr>
+        <w:ind w:left="720" w:hanging="720"/>
+      </w:pPr>
+      <w:rPr>
+        <w:rFonts w:hint="default"/>
+      </w:rPr>
+    </w:lvl>
+    <w:lvl w:ilvl="3">
+      <w:start w:val="1"/>
+      <w:numFmt w:val="decimal"/>
+      <w:lvlText w:val="%1.%2.%3.%4."/>
+      <w:lvlJc w:val="left"/>
+      <w:pPr>
+        <w:ind w:left="1080" w:hanging="1080"/>
+      </w:pPr>
+      <w:rPr>
+        <w:rFonts w:hint="default"/>
+      </w:rPr>
+    </w:lvl>
+    <w:lvl w:ilvl="4">
+      <w:start w:val="1"/>
+      <w:numFmt w:val="decimal"/>
+      <w:lvlText w:val="%1.%2.%3.%4.%5."/>
+      <w:lvlJc w:val="left"/>
+      <w:pPr>
+        <w:ind w:left="1080" w:hanging="1080"/>
+      </w:pPr>
+      <w:rPr>
+        <w:rFonts w:hint="default"/>
+      </w:rPr>
+    </w:lvl>
+    <w:lvl w:ilvl="5">
+      <w:start w:val="1"/>
+      <w:numFmt w:val="decimal"/>
+      <w:lvlText w:val="%1.%2.%3.%4.%5.%6."/>
+      <w:lvlJc w:val="left"/>
+      <w:pPr>
+        <w:ind w:left="1440" w:hanging="1440"/>
+      </w:pPr>
+      <w:rPr>
+        <w:rFonts w:hint="default"/>
+      </w:rPr>
+    </w:lvl>
+    <w:lvl w:ilvl="6">
+      <w:start w:val="1"/>
+      <w:numFmt w:val="decimal"/>
+      <w:lvlText w:val="%1.%2.%3.%4.%5.%6.%7."/>
+      <w:lvlJc w:val="left"/>
+      <w:pPr>
+        <w:ind w:left="1440" w:hanging="1440"/>
+      </w:pPr>
+      <w:rPr>
+        <w:rFonts w:hint="default"/>
+      </w:rPr>
+    </w:lvl>
+    <w:lvl w:ilvl="7">
+      <w:start w:val="1"/>
+      <w:numFmt w:val="decimal"/>
+      <w:lvlText w:val="%1.%2.%3.%4.%5.%6.%7.%8."/>
+      <w:lvlJc w:val="left"/>
+      <w:pPr>
+        <w:ind w:left="1800" w:hanging="1800"/>
+      </w:pPr>
+      <w:rPr>
+        <w:rFonts w:hint="default"/>
+      </w:rPr>
+    </w:lvl>
+    <w:lvl w:ilvl="8">
+      <w:start w:val="1"/>
+      <w:numFmt w:val="decimal"/>
+      <w:lvlText w:val="%1.%2.%3.%4.%5.%6.%7.%8.%9."/>
+      <w:lvlJc w:val="left"/>
+      <w:pPr>
+        <w:ind w:left="2160" w:hanging="2160"/>
+      </w:pPr>
+      <w:rPr>
+        <w:rFonts w:hint="default"/>
+      </w:rPr>
+    </w:lvl>
+  </w:abstractNum>
+  <w:abstractNum w:abstractNumId="4" w15:restartNumberingAfterBreak="0">
     <w:nsid w:val="12E6469C"/>
     <w:multiLevelType w:val="multilevel"/>
     <w:tmpl w:val="3AB4578A"/>
@@ -5868,7 +6681,7 @@
       </w:rPr>
     </w:lvl>
   </w:abstractNum>
-  <w:abstractNum w:abstractNumId="4" w15:restartNumberingAfterBreak="0">
+  <w:abstractNum w:abstractNumId="5" w15:restartNumberingAfterBreak="0">
     <w:nsid w:val="13AEFADF"/>
     <w:multiLevelType w:val="hybridMultilevel"/>
     <w:tmpl w:val="2F4C00AE"/>
@@ -5954,7 +6767,7 @@
       </w:pPr>
     </w:lvl>
   </w:abstractNum>
-  <w:abstractNum w:abstractNumId="5" w15:restartNumberingAfterBreak="0">
+  <w:abstractNum w:abstractNumId="6" w15:restartNumberingAfterBreak="0">
     <w:nsid w:val="17FA0E7C"/>
     <w:multiLevelType w:val="multilevel"/>
     <w:tmpl w:val="AAF86D70"/>
@@ -6067,7 +6880,7 @@
       </w:pPr>
     </w:lvl>
   </w:abstractNum>
-  <w:abstractNum w:abstractNumId="6" w15:restartNumberingAfterBreak="0">
+  <w:abstractNum w:abstractNumId="7" w15:restartNumberingAfterBreak="0">
     <w:nsid w:val="205B0A12"/>
     <w:multiLevelType w:val="multilevel"/>
     <w:tmpl w:val="2C182386"/>
@@ -6216,7 +7029,7 @@
       </w:rPr>
     </w:lvl>
   </w:abstractNum>
-  <w:abstractNum w:abstractNumId="7" w15:restartNumberingAfterBreak="0">
+  <w:abstractNum w:abstractNumId="8" w15:restartNumberingAfterBreak="0">
     <w:nsid w:val="2F5F1EE3"/>
     <w:multiLevelType w:val="multilevel"/>
     <w:tmpl w:val="2A1CC3B2"/>
@@ -6333,7 +7146,7 @@
       </w:pPr>
     </w:lvl>
   </w:abstractNum>
-  <w:abstractNum w:abstractNumId="8" w15:restartNumberingAfterBreak="0">
+  <w:abstractNum w:abstractNumId="9" w15:restartNumberingAfterBreak="0">
     <w:nsid w:val="453955E1"/>
     <w:multiLevelType w:val="hybridMultilevel"/>
     <w:tmpl w:val="2D98789A"/>
@@ -6446,7 +7259,7 @@
       </w:rPr>
     </w:lvl>
   </w:abstractNum>
-  <w:abstractNum w:abstractNumId="9" w15:restartNumberingAfterBreak="0">
+  <w:abstractNum w:abstractNumId="10" w15:restartNumberingAfterBreak="0">
     <w:nsid w:val="4A9C00FB"/>
     <w:multiLevelType w:val="multilevel"/>
     <w:tmpl w:val="AFD02C9A"/>
@@ -6559,7 +7372,7 @@
       </w:pPr>
     </w:lvl>
   </w:abstractNum>
-  <w:abstractNum w:abstractNumId="10" w15:restartNumberingAfterBreak="0">
+  <w:abstractNum w:abstractNumId="11" w15:restartNumberingAfterBreak="0">
     <w:nsid w:val="4B3C0247"/>
     <w:multiLevelType w:val="multilevel"/>
     <w:tmpl w:val="34BC60BE"/>
@@ -6672,7 +7485,7 @@
       </w:pPr>
     </w:lvl>
   </w:abstractNum>
-  <w:abstractNum w:abstractNumId="11" w15:restartNumberingAfterBreak="0">
+  <w:abstractNum w:abstractNumId="12" w15:restartNumberingAfterBreak="0">
     <w:nsid w:val="4DE17CEE"/>
     <w:multiLevelType w:val="multilevel"/>
     <w:tmpl w:val="0A1AF8D6"/>
@@ -6821,7 +7634,7 @@
       </w:rPr>
     </w:lvl>
   </w:abstractNum>
-  <w:abstractNum w:abstractNumId="12" w15:restartNumberingAfterBreak="0">
+  <w:abstractNum w:abstractNumId="13" w15:restartNumberingAfterBreak="0">
     <w:nsid w:val="4DE751ED"/>
     <w:multiLevelType w:val="multilevel"/>
     <w:tmpl w:val="53A0A6AA"/>
@@ -6970,7 +7783,7 @@
       </w:rPr>
     </w:lvl>
   </w:abstractNum>
-  <w:abstractNum w:abstractNumId="13" w15:restartNumberingAfterBreak="0">
+  <w:abstractNum w:abstractNumId="14" w15:restartNumberingAfterBreak="0">
     <w:nsid w:val="4EC10570"/>
     <w:multiLevelType w:val="multilevel"/>
     <w:tmpl w:val="8C02BAD4"/>
@@ -7119,7 +7932,7 @@
       </w:rPr>
     </w:lvl>
   </w:abstractNum>
-  <w:abstractNum w:abstractNumId="14" w15:restartNumberingAfterBreak="0">
+  <w:abstractNum w:abstractNumId="15" w15:restartNumberingAfterBreak="0">
     <w:nsid w:val="505B7E0C"/>
     <w:multiLevelType w:val="multilevel"/>
     <w:tmpl w:val="B8AADB42"/>
@@ -7232,7 +8045,7 @@
       </w:pPr>
     </w:lvl>
   </w:abstractNum>
-  <w:abstractNum w:abstractNumId="15" w15:restartNumberingAfterBreak="0">
+  <w:abstractNum w:abstractNumId="16" w15:restartNumberingAfterBreak="0">
     <w:nsid w:val="507C5DF2"/>
     <w:multiLevelType w:val="multilevel"/>
     <w:tmpl w:val="A6FA3404"/>
@@ -7345,7 +8158,7 @@
       </w:pPr>
     </w:lvl>
   </w:abstractNum>
-  <w:abstractNum w:abstractNumId="16" w15:restartNumberingAfterBreak="0">
+  <w:abstractNum w:abstractNumId="17" w15:restartNumberingAfterBreak="0">
     <w:nsid w:val="548E1C37"/>
     <w:multiLevelType w:val="multilevel"/>
     <w:tmpl w:val="555C307A"/>
@@ -7458,7 +8271,7 @@
       </w:pPr>
     </w:lvl>
   </w:abstractNum>
-  <w:abstractNum w:abstractNumId="17" w15:restartNumberingAfterBreak="0">
+  <w:abstractNum w:abstractNumId="18" w15:restartNumberingAfterBreak="0">
     <w:nsid w:val="56AA7D37"/>
     <w:multiLevelType w:val="multilevel"/>
     <w:tmpl w:val="F960698C"/>
@@ -7571,7 +8384,7 @@
       </w:pPr>
     </w:lvl>
   </w:abstractNum>
-  <w:abstractNum w:abstractNumId="18" w15:restartNumberingAfterBreak="0">
+  <w:abstractNum w:abstractNumId="19" w15:restartNumberingAfterBreak="0">
     <w:nsid w:val="58B8F671"/>
     <w:multiLevelType w:val="hybridMultilevel"/>
     <w:tmpl w:val="79F2AC84"/>
@@ -7657,7 +8470,7 @@
       </w:pPr>
     </w:lvl>
   </w:abstractNum>
-  <w:abstractNum w:abstractNumId="19" w15:restartNumberingAfterBreak="0">
+  <w:abstractNum w:abstractNumId="20" w15:restartNumberingAfterBreak="0">
     <w:nsid w:val="5C637E0B"/>
     <w:multiLevelType w:val="multilevel"/>
     <w:tmpl w:val="61266E18"/>
@@ -7806,7 +8619,7 @@
       </w:rPr>
     </w:lvl>
   </w:abstractNum>
-  <w:abstractNum w:abstractNumId="20" w15:restartNumberingAfterBreak="0">
+  <w:abstractNum w:abstractNumId="21" w15:restartNumberingAfterBreak="0">
     <w:nsid w:val="5D4852BC"/>
     <w:multiLevelType w:val="multilevel"/>
     <w:tmpl w:val="733C5C3C"/>
@@ -7919,7 +8732,7 @@
       </w:pPr>
     </w:lvl>
   </w:abstractNum>
-  <w:abstractNum w:abstractNumId="21" w15:restartNumberingAfterBreak="0">
+  <w:abstractNum w:abstractNumId="22" w15:restartNumberingAfterBreak="0">
     <w:nsid w:val="650246A8"/>
     <w:multiLevelType w:val="multilevel"/>
     <w:tmpl w:val="B4E2DAEE"/>
@@ -8032,7 +8845,7 @@
       </w:pPr>
     </w:lvl>
   </w:abstractNum>
-  <w:abstractNum w:abstractNumId="22" w15:restartNumberingAfterBreak="0">
+  <w:abstractNum w:abstractNumId="23" w15:restartNumberingAfterBreak="0">
     <w:nsid w:val="65885A4C"/>
     <w:multiLevelType w:val="multilevel"/>
     <w:tmpl w:val="A1D621C4"/>
@@ -8145,7 +8958,7 @@
       </w:pPr>
     </w:lvl>
   </w:abstractNum>
-  <w:abstractNum w:abstractNumId="23" w15:restartNumberingAfterBreak="0">
+  <w:abstractNum w:abstractNumId="24" w15:restartNumberingAfterBreak="0">
     <w:nsid w:val="6BC4FC0A"/>
     <w:multiLevelType w:val="hybridMultilevel"/>
     <w:tmpl w:val="8D5A53CC"/>
@@ -8231,7 +9044,7 @@
       </w:pPr>
     </w:lvl>
   </w:abstractNum>
-  <w:abstractNum w:abstractNumId="24" w15:restartNumberingAfterBreak="0">
+  <w:abstractNum w:abstractNumId="25" w15:restartNumberingAfterBreak="0">
     <w:nsid w:val="71923C52"/>
     <w:multiLevelType w:val="multilevel"/>
     <w:tmpl w:val="9AD43214"/>
@@ -8380,7 +9193,7 @@
       </w:rPr>
     </w:lvl>
   </w:abstractNum>
-  <w:abstractNum w:abstractNumId="25" w15:restartNumberingAfterBreak="0">
+  <w:abstractNum w:abstractNumId="26" w15:restartNumberingAfterBreak="0">
     <w:nsid w:val="765B5AED"/>
     <w:multiLevelType w:val="multilevel"/>
     <w:tmpl w:val="089EF80A"/>
@@ -8493,7 +9306,7 @@
       </w:pPr>
     </w:lvl>
   </w:abstractNum>
-  <w:abstractNum w:abstractNumId="26" w15:restartNumberingAfterBreak="0">
+  <w:abstractNum w:abstractNumId="27" w15:restartNumberingAfterBreak="0">
     <w:nsid w:val="7713601E"/>
     <w:multiLevelType w:val="multilevel"/>
     <w:tmpl w:val="426A7030"/>
@@ -8642,7 +9455,7 @@
       </w:rPr>
     </w:lvl>
   </w:abstractNum>
-  <w:abstractNum w:abstractNumId="27" w15:restartNumberingAfterBreak="0">
+  <w:abstractNum w:abstractNumId="28" w15:restartNumberingAfterBreak="0">
     <w:nsid w:val="773C6E28"/>
     <w:multiLevelType w:val="hybridMultilevel"/>
     <w:tmpl w:val="2E0A8F60"/>
@@ -8755,7 +9568,7 @@
       </w:rPr>
     </w:lvl>
   </w:abstractNum>
-  <w:abstractNum w:abstractNumId="28" w15:restartNumberingAfterBreak="0">
+  <w:abstractNum w:abstractNumId="29" w15:restartNumberingAfterBreak="0">
     <w:nsid w:val="785A5636"/>
     <w:multiLevelType w:val="multilevel"/>
     <w:tmpl w:val="5ECC3466"/>
@@ -8868,7 +9681,7 @@
       </w:pPr>
     </w:lvl>
   </w:abstractNum>
-  <w:abstractNum w:abstractNumId="29" w15:restartNumberingAfterBreak="0">
+  <w:abstractNum w:abstractNumId="30" w15:restartNumberingAfterBreak="0">
     <w:nsid w:val="7A00286F"/>
     <w:multiLevelType w:val="multilevel"/>
     <w:tmpl w:val="C4BABB0E"/>
@@ -9017,7 +9830,7 @@
       </w:rPr>
     </w:lvl>
   </w:abstractNum>
-  <w:abstractNum w:abstractNumId="30" w15:restartNumberingAfterBreak="0">
+  <w:abstractNum w:abstractNumId="31" w15:restartNumberingAfterBreak="0">
     <w:nsid w:val="7B8325F1"/>
     <w:multiLevelType w:val="multilevel"/>
     <w:tmpl w:val="922C4896"/>
@@ -9131,97 +9944,100 @@
     </w:lvl>
   </w:abstractNum>
   <w:num w:numId="1" w16cid:durableId="1754278210">
-    <w:abstractNumId w:val="23"/>
+    <w:abstractNumId w:val="24"/>
   </w:num>
   <w:num w:numId="2" w16cid:durableId="1751150727">
-    <w:abstractNumId w:val="18"/>
+    <w:abstractNumId w:val="19"/>
   </w:num>
   <w:num w:numId="3" w16cid:durableId="173687564">
-    <w:abstractNumId w:val="4"/>
+    <w:abstractNumId w:val="5"/>
   </w:num>
   <w:num w:numId="4" w16cid:durableId="1366641388">
-    <w:abstractNumId w:val="27"/>
+    <w:abstractNumId w:val="28"/>
   </w:num>
   <w:num w:numId="5" w16cid:durableId="1635408514">
     <w:abstractNumId w:val="0"/>
   </w:num>
   <w:num w:numId="6" w16cid:durableId="522325794">
-    <w:abstractNumId w:val="26"/>
+    <w:abstractNumId w:val="27"/>
   </w:num>
   <w:num w:numId="7" w16cid:durableId="271014127">
-    <w:abstractNumId w:val="8"/>
+    <w:abstractNumId w:val="9"/>
   </w:num>
   <w:num w:numId="8" w16cid:durableId="540215461">
-    <w:abstractNumId w:val="12"/>
+    <w:abstractNumId w:val="13"/>
   </w:num>
   <w:num w:numId="9" w16cid:durableId="1919901369">
-    <w:abstractNumId w:val="13"/>
+    <w:abstractNumId w:val="14"/>
   </w:num>
   <w:num w:numId="10" w16cid:durableId="622149979">
-    <w:abstractNumId w:val="6"/>
+    <w:abstractNumId w:val="7"/>
   </w:num>
   <w:num w:numId="11" w16cid:durableId="1056125410">
     <w:abstractNumId w:val="1"/>
   </w:num>
   <w:num w:numId="12" w16cid:durableId="1382898143">
-    <w:abstractNumId w:val="24"/>
+    <w:abstractNumId w:val="25"/>
   </w:num>
   <w:num w:numId="13" w16cid:durableId="1316186298">
-    <w:abstractNumId w:val="3"/>
+    <w:abstractNumId w:val="4"/>
   </w:num>
   <w:num w:numId="14" w16cid:durableId="1292663148">
     <w:abstractNumId w:val="2"/>
   </w:num>
   <w:num w:numId="15" w16cid:durableId="1616251814">
+    <w:abstractNumId w:val="30"/>
+  </w:num>
+  <w:num w:numId="16" w16cid:durableId="1330597207">
     <w:abstractNumId w:val="29"/>
   </w:num>
-  <w:num w:numId="16" w16cid:durableId="1330597207">
-    <w:abstractNumId w:val="28"/>
+  <w:num w:numId="17" w16cid:durableId="1208568063">
+    <w:abstractNumId w:val="18"/>
   </w:num>
-  <w:num w:numId="17" w16cid:durableId="1208568063">
+  <w:num w:numId="18" w16cid:durableId="235557561">
+    <w:abstractNumId w:val="8"/>
+  </w:num>
+  <w:num w:numId="19" w16cid:durableId="899364305">
+    <w:abstractNumId w:val="10"/>
+  </w:num>
+  <w:num w:numId="20" w16cid:durableId="1942835317">
+    <w:abstractNumId w:val="11"/>
+  </w:num>
+  <w:num w:numId="21" w16cid:durableId="849106107">
+    <w:abstractNumId w:val="22"/>
+  </w:num>
+  <w:num w:numId="22" w16cid:durableId="1992831624">
+    <w:abstractNumId w:val="21"/>
+  </w:num>
+  <w:num w:numId="23" w16cid:durableId="284653594">
     <w:abstractNumId w:val="17"/>
   </w:num>
-  <w:num w:numId="18" w16cid:durableId="235557561">
-    <w:abstractNumId w:val="7"/>
+  <w:num w:numId="24" w16cid:durableId="369041275">
+    <w:abstractNumId w:val="15"/>
   </w:num>
-  <w:num w:numId="19" w16cid:durableId="899364305">
-    <w:abstractNumId w:val="9"/>
+  <w:num w:numId="25" w16cid:durableId="190578826">
+    <w:abstractNumId w:val="31"/>
   </w:num>
-  <w:num w:numId="20" w16cid:durableId="1942835317">
-    <w:abstractNumId w:val="10"/>
+  <w:num w:numId="26" w16cid:durableId="1933274866">
+    <w:abstractNumId w:val="16"/>
   </w:num>
-  <w:num w:numId="21" w16cid:durableId="849106107">
-    <w:abstractNumId w:val="21"/>
+  <w:num w:numId="27" w16cid:durableId="1980918539">
+    <w:abstractNumId w:val="6"/>
   </w:num>
-  <w:num w:numId="22" w16cid:durableId="1992831624">
+  <w:num w:numId="28" w16cid:durableId="1631547609">
+    <w:abstractNumId w:val="23"/>
+  </w:num>
+  <w:num w:numId="29" w16cid:durableId="704674926">
+    <w:abstractNumId w:val="26"/>
+  </w:num>
+  <w:num w:numId="30" w16cid:durableId="170147078">
     <w:abstractNumId w:val="20"/>
   </w:num>
-  <w:num w:numId="23" w16cid:durableId="284653594">
-    <w:abstractNumId w:val="16"/>
+  <w:num w:numId="31" w16cid:durableId="1848055955">
+    <w:abstractNumId w:val="12"/>
   </w:num>
-  <w:num w:numId="24" w16cid:durableId="369041275">
-    <w:abstractNumId w:val="14"/>
-  </w:num>
-  <w:num w:numId="25" w16cid:durableId="190578826">
-    <w:abstractNumId w:val="30"/>
-  </w:num>
-  <w:num w:numId="26" w16cid:durableId="1933274866">
-    <w:abstractNumId w:val="15"/>
-  </w:num>
-  <w:num w:numId="27" w16cid:durableId="1980918539">
-    <w:abstractNumId w:val="5"/>
-  </w:num>
-  <w:num w:numId="28" w16cid:durableId="1631547609">
-    <w:abstractNumId w:val="22"/>
-  </w:num>
-  <w:num w:numId="29" w16cid:durableId="704674926">
-    <w:abstractNumId w:val="25"/>
-  </w:num>
-  <w:num w:numId="30" w16cid:durableId="170147078">
-    <w:abstractNumId w:val="19"/>
-  </w:num>
-  <w:num w:numId="31" w16cid:durableId="1848055955">
-    <w:abstractNumId w:val="11"/>
+  <w:num w:numId="32" w16cid:durableId="655499870">
+    <w:abstractNumId w:val="3"/>
   </w:num>
 </w:numbering>
 </file>
@@ -9669,7 +10485,6 @@
   <w:style w:type="character" w:default="1" w:styleId="Fuentedeprrafopredeter">
     <w:name w:val="Default Paragraph Font"/>
     <w:uiPriority w:val="1"/>
-    <w:semiHidden/>
     <w:unhideWhenUsed/>
   </w:style>
   <w:style w:type="table" w:default="1" w:styleId="Tablanormal">

--- a/docs/PROYECTO TFG.docx
+++ b/docs/PROYECTO TFG.docx
@@ -29,7 +29,7 @@
     </w:p>
     <w:p>
       <w:pPr>
-        <w:pStyle w:val="Ttulo3"/>
+        <w:pStyle w:val="Heading3"/>
         <w:spacing w:before="280" w:after="80"/>
         <w:rPr>
           <w:rFonts w:ascii="Arial" w:eastAsia="Arial" w:hAnsi="Arial" w:cs="Arial"/>
@@ -56,7 +56,7 @@
     </w:p>
     <w:p>
       <w:pPr>
-        <w:pStyle w:val="Prrafodelista"/>
+        <w:pStyle w:val="ListParagraph"/>
         <w:numPr>
           <w:ilvl w:val="0"/>
           <w:numId w:val="3"/>
@@ -118,7 +118,7 @@
     </w:p>
     <w:p>
       <w:pPr>
-        <w:pStyle w:val="Prrafodelista"/>
+        <w:pStyle w:val="ListParagraph"/>
         <w:numPr>
           <w:ilvl w:val="0"/>
           <w:numId w:val="3"/>
@@ -148,7 +148,7 @@
     </w:p>
     <w:p>
       <w:pPr>
-        <w:pStyle w:val="Prrafodelista"/>
+        <w:pStyle w:val="ListParagraph"/>
         <w:numPr>
           <w:ilvl w:val="0"/>
           <w:numId w:val="3"/>
@@ -178,7 +178,7 @@
     </w:p>
     <w:p>
       <w:pPr>
-        <w:pStyle w:val="Prrafodelista"/>
+        <w:pStyle w:val="ListParagraph"/>
         <w:numPr>
           <w:ilvl w:val="0"/>
           <w:numId w:val="3"/>
@@ -240,7 +240,7 @@
     </w:p>
     <w:p>
       <w:pPr>
-        <w:pStyle w:val="Prrafodelista"/>
+        <w:pStyle w:val="ListParagraph"/>
         <w:numPr>
           <w:ilvl w:val="0"/>
           <w:numId w:val="3"/>
@@ -270,7 +270,7 @@
     </w:p>
     <w:p>
       <w:pPr>
-        <w:pStyle w:val="Prrafodelista"/>
+        <w:pStyle w:val="ListParagraph"/>
         <w:numPr>
           <w:ilvl w:val="0"/>
           <w:numId w:val="3"/>
@@ -300,7 +300,7 @@
     </w:p>
     <w:p>
       <w:pPr>
-        <w:pStyle w:val="Prrafodelista"/>
+        <w:pStyle w:val="ListParagraph"/>
         <w:numPr>
           <w:ilvl w:val="0"/>
           <w:numId w:val="3"/>
@@ -344,7 +344,7 @@
     </w:p>
     <w:p>
       <w:pPr>
-        <w:pStyle w:val="Prrafodelista"/>
+        <w:pStyle w:val="ListParagraph"/>
         <w:numPr>
           <w:ilvl w:val="0"/>
           <w:numId w:val="3"/>
@@ -383,7 +383,7 @@
     </w:p>
     <w:p>
       <w:pPr>
-        <w:pStyle w:val="Prrafodelista"/>
+        <w:pStyle w:val="ListParagraph"/>
         <w:numPr>
           <w:ilvl w:val="0"/>
           <w:numId w:val="3"/>
@@ -413,7 +413,7 @@
     </w:p>
     <w:p>
       <w:pPr>
-        <w:pStyle w:val="Prrafodelista"/>
+        <w:pStyle w:val="ListParagraph"/>
         <w:numPr>
           <w:ilvl w:val="0"/>
           <w:numId w:val="3"/>
@@ -443,7 +443,7 @@
     </w:p>
     <w:p>
       <w:pPr>
-        <w:pStyle w:val="Ttulo3"/>
+        <w:pStyle w:val="Heading3"/>
         <w:spacing w:before="280" w:after="80"/>
         <w:rPr>
           <w:rFonts w:ascii="Arial" w:eastAsia="Arial" w:hAnsi="Arial" w:cs="Arial"/>
@@ -470,7 +470,7 @@
     </w:p>
     <w:p>
       <w:pPr>
-        <w:pStyle w:val="Prrafodelista"/>
+        <w:pStyle w:val="ListParagraph"/>
         <w:numPr>
           <w:ilvl w:val="0"/>
           <w:numId w:val="2"/>
@@ -509,7 +509,7 @@
     </w:p>
     <w:p>
       <w:pPr>
-        <w:pStyle w:val="Prrafodelista"/>
+        <w:pStyle w:val="ListParagraph"/>
         <w:numPr>
           <w:ilvl w:val="0"/>
           <w:numId w:val="2"/>
@@ -548,7 +548,7 @@
     </w:p>
     <w:p>
       <w:pPr>
-        <w:pStyle w:val="Prrafodelista"/>
+        <w:pStyle w:val="ListParagraph"/>
         <w:numPr>
           <w:ilvl w:val="0"/>
           <w:numId w:val="2"/>
@@ -592,7 +592,7 @@
     </w:p>
     <w:p>
       <w:pPr>
-        <w:pStyle w:val="Prrafodelista"/>
+        <w:pStyle w:val="ListParagraph"/>
         <w:numPr>
           <w:ilvl w:val="0"/>
           <w:numId w:val="2"/>
@@ -622,7 +622,7 @@
     </w:p>
     <w:p>
       <w:pPr>
-        <w:pStyle w:val="Prrafodelista"/>
+        <w:pStyle w:val="ListParagraph"/>
         <w:numPr>
           <w:ilvl w:val="0"/>
           <w:numId w:val="2"/>
@@ -652,7 +652,7 @@
     </w:p>
     <w:p>
       <w:pPr>
-        <w:pStyle w:val="Prrafodelista"/>
+        <w:pStyle w:val="ListParagraph"/>
         <w:numPr>
           <w:ilvl w:val="0"/>
           <w:numId w:val="2"/>
@@ -682,7 +682,7 @@
     </w:p>
     <w:p>
       <w:pPr>
-        <w:pStyle w:val="Prrafodelista"/>
+        <w:pStyle w:val="ListParagraph"/>
         <w:numPr>
           <w:ilvl w:val="0"/>
           <w:numId w:val="2"/>
@@ -712,7 +712,7 @@
     </w:p>
     <w:p>
       <w:pPr>
-        <w:pStyle w:val="Prrafodelista"/>
+        <w:pStyle w:val="ListParagraph"/>
         <w:numPr>
           <w:ilvl w:val="0"/>
           <w:numId w:val="2"/>
@@ -742,7 +742,7 @@
     </w:p>
     <w:p>
       <w:pPr>
-        <w:pStyle w:val="Prrafodelista"/>
+        <w:pStyle w:val="ListParagraph"/>
         <w:numPr>
           <w:ilvl w:val="0"/>
           <w:numId w:val="2"/>
@@ -772,7 +772,7 @@
     </w:p>
     <w:p>
       <w:pPr>
-        <w:pStyle w:val="Prrafodelista"/>
+        <w:pStyle w:val="ListParagraph"/>
         <w:numPr>
           <w:ilvl w:val="0"/>
           <w:numId w:val="2"/>
@@ -805,7 +805,7 @@
     </w:p>
     <w:p>
       <w:pPr>
-        <w:pStyle w:val="Prrafodelista"/>
+        <w:pStyle w:val="ListParagraph"/>
         <w:numPr>
           <w:ilvl w:val="0"/>
           <w:numId w:val="2"/>
@@ -838,7 +838,7 @@
     </w:p>
     <w:p>
       <w:pPr>
-        <w:pStyle w:val="Prrafodelista"/>
+        <w:pStyle w:val="ListParagraph"/>
         <w:spacing w:before="240" w:after="240"/>
         <w:rPr>
           <w:rFonts w:ascii="Arial" w:eastAsia="Arial" w:hAnsi="Arial" w:cs="Arial"/>
@@ -848,7 +848,7 @@
     </w:p>
     <w:p>
       <w:pPr>
-        <w:pStyle w:val="Ttulo3"/>
+        <w:pStyle w:val="Heading3"/>
         <w:spacing w:before="280" w:after="80"/>
       </w:pPr>
       <w:r>
@@ -866,7 +866,7 @@
     </w:p>
     <w:p>
       <w:pPr>
-        <w:pStyle w:val="Prrafodelista"/>
+        <w:pStyle w:val="ListParagraph"/>
         <w:numPr>
           <w:ilvl w:val="0"/>
           <w:numId w:val="1"/>
@@ -896,7 +896,7 @@
     </w:p>
     <w:p>
       <w:pPr>
-        <w:pStyle w:val="Prrafodelista"/>
+        <w:pStyle w:val="ListParagraph"/>
         <w:numPr>
           <w:ilvl w:val="0"/>
           <w:numId w:val="1"/>
@@ -926,7 +926,7 @@
     </w:p>
     <w:p>
       <w:pPr>
-        <w:pStyle w:val="Prrafodelista"/>
+        <w:pStyle w:val="ListParagraph"/>
         <w:numPr>
           <w:ilvl w:val="0"/>
           <w:numId w:val="1"/>
@@ -956,7 +956,7 @@
     </w:p>
     <w:p>
       <w:pPr>
-        <w:pStyle w:val="Prrafodelista"/>
+        <w:pStyle w:val="ListParagraph"/>
         <w:numPr>
           <w:ilvl w:val="0"/>
           <w:numId w:val="1"/>
@@ -986,7 +986,7 @@
     </w:p>
     <w:p>
       <w:pPr>
-        <w:pStyle w:val="Prrafodelista"/>
+        <w:pStyle w:val="ListParagraph"/>
         <w:numPr>
           <w:ilvl w:val="0"/>
           <w:numId w:val="1"/>
@@ -1016,7 +1016,7 @@
     </w:p>
     <w:p>
       <w:pPr>
-        <w:pStyle w:val="Prrafodelista"/>
+        <w:pStyle w:val="ListParagraph"/>
         <w:spacing w:before="240" w:after="240"/>
         <w:rPr>
           <w:rFonts w:ascii="Arial" w:eastAsia="Arial" w:hAnsi="Arial" w:cs="Arial"/>
@@ -1026,7 +1026,7 @@
     </w:p>
     <w:p>
       <w:pPr>
-        <w:pStyle w:val="Prrafodelista"/>
+        <w:pStyle w:val="ListParagraph"/>
         <w:spacing w:before="240" w:after="240"/>
         <w:rPr>
           <w:rFonts w:ascii="Arial" w:eastAsia="Arial" w:hAnsi="Arial" w:cs="Arial"/>
@@ -1083,7 +1083,7 @@
     </w:p>
     <w:p>
       <w:pPr>
-        <w:pStyle w:val="Ttulo1"/>
+        <w:pStyle w:val="Heading1"/>
         <w:numPr>
           <w:ilvl w:val="3"/>
           <w:numId w:val="1"/>
@@ -1104,7 +1104,7 @@
     <w:p/>
     <w:p>
       <w:pPr>
-        <w:pStyle w:val="Prrafodelista"/>
+        <w:pStyle w:val="ListParagraph"/>
         <w:numPr>
           <w:ilvl w:val="1"/>
           <w:numId w:val="5"/>
@@ -1150,7 +1150,7 @@
     </w:p>
     <w:p>
       <w:pPr>
-        <w:pStyle w:val="Prrafodelista"/>
+        <w:pStyle w:val="ListParagraph"/>
         <w:numPr>
           <w:ilvl w:val="6"/>
           <w:numId w:val="1"/>
@@ -1169,7 +1169,7 @@
     </w:p>
     <w:p>
       <w:pPr>
-        <w:pStyle w:val="Prrafodelista"/>
+        <w:pStyle w:val="ListParagraph"/>
         <w:numPr>
           <w:ilvl w:val="0"/>
           <w:numId w:val="7"/>
@@ -1189,7 +1189,7 @@
     </w:p>
     <w:p>
       <w:pPr>
-        <w:pStyle w:val="Prrafodelista"/>
+        <w:pStyle w:val="ListParagraph"/>
         <w:numPr>
           <w:ilvl w:val="0"/>
           <w:numId w:val="7"/>
@@ -1208,7 +1208,7 @@
     </w:p>
     <w:p>
       <w:pPr>
-        <w:pStyle w:val="Prrafodelista"/>
+        <w:pStyle w:val="ListParagraph"/>
         <w:numPr>
           <w:ilvl w:val="6"/>
           <w:numId w:val="1"/>
@@ -1227,7 +1227,7 @@
     </w:p>
     <w:p>
       <w:pPr>
-        <w:pStyle w:val="Prrafodelista"/>
+        <w:pStyle w:val="ListParagraph"/>
         <w:numPr>
           <w:ilvl w:val="0"/>
           <w:numId w:val="7"/>
@@ -1245,7 +1245,7 @@
     </w:p>
     <w:p>
       <w:pPr>
-        <w:pStyle w:val="Prrafodelista"/>
+        <w:pStyle w:val="ListParagraph"/>
         <w:numPr>
           <w:ilvl w:val="0"/>
           <w:numId w:val="7"/>
@@ -1263,7 +1263,7 @@
     </w:p>
     <w:p>
       <w:pPr>
-        <w:pStyle w:val="Prrafodelista"/>
+        <w:pStyle w:val="ListParagraph"/>
         <w:numPr>
           <w:ilvl w:val="6"/>
           <w:numId w:val="1"/>
@@ -1282,7 +1282,7 @@
     </w:p>
     <w:p>
       <w:pPr>
-        <w:pStyle w:val="Prrafodelista"/>
+        <w:pStyle w:val="ListParagraph"/>
         <w:numPr>
           <w:ilvl w:val="0"/>
           <w:numId w:val="7"/>
@@ -1300,7 +1300,7 @@
     </w:p>
     <w:p>
       <w:pPr>
-        <w:pStyle w:val="Prrafodelista"/>
+        <w:pStyle w:val="ListParagraph"/>
         <w:numPr>
           <w:ilvl w:val="6"/>
           <w:numId w:val="1"/>
@@ -1325,7 +1325,7 @@
     </w:p>
     <w:p>
       <w:pPr>
-        <w:pStyle w:val="Prrafodelista"/>
+        <w:pStyle w:val="ListParagraph"/>
         <w:numPr>
           <w:ilvl w:val="0"/>
           <w:numId w:val="7"/>
@@ -1343,7 +1343,7 @@
     </w:p>
     <w:p>
       <w:pPr>
-        <w:pStyle w:val="Prrafodelista"/>
+        <w:pStyle w:val="ListParagraph"/>
         <w:numPr>
           <w:ilvl w:val="0"/>
           <w:numId w:val="7"/>
@@ -1361,7 +1361,7 @@
     </w:p>
     <w:p>
       <w:pPr>
-        <w:pStyle w:val="Prrafodelista"/>
+        <w:pStyle w:val="ListParagraph"/>
         <w:numPr>
           <w:ilvl w:val="6"/>
           <w:numId w:val="1"/>
@@ -1386,7 +1386,7 @@
     </w:p>
     <w:p>
       <w:pPr>
-        <w:pStyle w:val="Prrafodelista"/>
+        <w:pStyle w:val="ListParagraph"/>
         <w:numPr>
           <w:ilvl w:val="0"/>
           <w:numId w:val="7"/>
@@ -1404,7 +1404,7 @@
     </w:p>
     <w:p>
       <w:pPr>
-        <w:pStyle w:val="Prrafodelista"/>
+        <w:pStyle w:val="ListParagraph"/>
         <w:numPr>
           <w:ilvl w:val="0"/>
           <w:numId w:val="7"/>
@@ -1434,7 +1434,7 @@
     </w:p>
     <w:p>
       <w:pPr>
-        <w:pStyle w:val="Prrafodelista"/>
+        <w:pStyle w:val="ListParagraph"/>
         <w:numPr>
           <w:ilvl w:val="0"/>
           <w:numId w:val="7"/>
@@ -1465,7 +1465,7 @@
     </w:p>
     <w:p>
       <w:pPr>
-        <w:pStyle w:val="Prrafodelista"/>
+        <w:pStyle w:val="ListParagraph"/>
         <w:numPr>
           <w:ilvl w:val="1"/>
           <w:numId w:val="5"/>
@@ -1532,7 +1532,7 @@
     </w:p>
     <w:p>
       <w:pPr>
-        <w:pStyle w:val="Prrafodelista"/>
+        <w:pStyle w:val="ListParagraph"/>
         <w:numPr>
           <w:ilvl w:val="3"/>
           <w:numId w:val="2"/>
@@ -1551,7 +1551,7 @@
     </w:p>
     <w:p>
       <w:pPr>
-        <w:pStyle w:val="Prrafodelista"/>
+        <w:pStyle w:val="ListParagraph"/>
         <w:numPr>
           <w:ilvl w:val="0"/>
           <w:numId w:val="7"/>
@@ -1569,7 +1569,7 @@
     </w:p>
     <w:p>
       <w:pPr>
-        <w:pStyle w:val="Prrafodelista"/>
+        <w:pStyle w:val="ListParagraph"/>
         <w:numPr>
           <w:ilvl w:val="3"/>
           <w:numId w:val="2"/>
@@ -1588,7 +1588,7 @@
     </w:p>
     <w:p>
       <w:pPr>
-        <w:pStyle w:val="Prrafodelista"/>
+        <w:pStyle w:val="ListParagraph"/>
         <w:numPr>
           <w:ilvl w:val="0"/>
           <w:numId w:val="7"/>
@@ -1618,7 +1618,7 @@
     </w:p>
     <w:p>
       <w:pPr>
-        <w:pStyle w:val="Prrafodelista"/>
+        <w:pStyle w:val="ListParagraph"/>
         <w:numPr>
           <w:ilvl w:val="0"/>
           <w:numId w:val="7"/>
@@ -1636,7 +1636,7 @@
     </w:p>
     <w:p>
       <w:pPr>
-        <w:pStyle w:val="Prrafodelista"/>
+        <w:pStyle w:val="ListParagraph"/>
         <w:numPr>
           <w:ilvl w:val="3"/>
           <w:numId w:val="2"/>
@@ -1655,7 +1655,7 @@
     </w:p>
     <w:p>
       <w:pPr>
-        <w:pStyle w:val="Prrafodelista"/>
+        <w:pStyle w:val="ListParagraph"/>
         <w:numPr>
           <w:ilvl w:val="0"/>
           <w:numId w:val="7"/>
@@ -1673,7 +1673,7 @@
     </w:p>
     <w:p>
       <w:pPr>
-        <w:pStyle w:val="Prrafodelista"/>
+        <w:pStyle w:val="ListParagraph"/>
         <w:numPr>
           <w:ilvl w:val="3"/>
           <w:numId w:val="2"/>
@@ -1692,7 +1692,7 @@
     </w:p>
     <w:p>
       <w:pPr>
-        <w:pStyle w:val="Prrafodelista"/>
+        <w:pStyle w:val="ListParagraph"/>
         <w:numPr>
           <w:ilvl w:val="0"/>
           <w:numId w:val="7"/>
@@ -1710,7 +1710,7 @@
     </w:p>
     <w:p>
       <w:pPr>
-        <w:pStyle w:val="Prrafodelista"/>
+        <w:pStyle w:val="ListParagraph"/>
         <w:numPr>
           <w:ilvl w:val="0"/>
           <w:numId w:val="7"/>
@@ -1728,7 +1728,7 @@
     </w:p>
     <w:p>
       <w:pPr>
-        <w:pStyle w:val="Prrafodelista"/>
+        <w:pStyle w:val="ListParagraph"/>
         <w:numPr>
           <w:ilvl w:val="3"/>
           <w:numId w:val="2"/>
@@ -1747,7 +1747,7 @@
     </w:p>
     <w:p>
       <w:pPr>
-        <w:pStyle w:val="Prrafodelista"/>
+        <w:pStyle w:val="ListParagraph"/>
         <w:numPr>
           <w:ilvl w:val="0"/>
           <w:numId w:val="7"/>
@@ -1765,7 +1765,7 @@
     </w:p>
     <w:p>
       <w:pPr>
-        <w:pStyle w:val="Prrafodelista"/>
+        <w:pStyle w:val="ListParagraph"/>
         <w:numPr>
           <w:ilvl w:val="3"/>
           <w:numId w:val="2"/>
@@ -1784,7 +1784,7 @@
     </w:p>
     <w:p>
       <w:pPr>
-        <w:pStyle w:val="Prrafodelista"/>
+        <w:pStyle w:val="ListParagraph"/>
         <w:numPr>
           <w:ilvl w:val="0"/>
           <w:numId w:val="7"/>
@@ -1898,7 +1898,7 @@
       <w:hyperlink r:id="rId6" w:history="1">
         <w:r>
           <w:rPr>
-            <w:rStyle w:val="Hipervnculo"/>
+            <w:rStyle w:val="Hyperlink"/>
             <w:rFonts w:ascii="Arial" w:hAnsi="Arial" w:cs="Arial"/>
             <w:color w:val="196B24" w:themeColor="accent3"/>
           </w:rPr>
@@ -2020,7 +2020,7 @@
       <w:hyperlink r:id="rId8" w:history="1">
         <w:r>
           <w:rPr>
-            <w:rStyle w:val="Hipervnculo"/>
+            <w:rStyle w:val="Hyperlink"/>
             <w:rFonts w:ascii="Arial" w:hAnsi="Arial" w:cs="Arial"/>
             <w:color w:val="196B24" w:themeColor="accent3"/>
           </w:rPr>
@@ -2124,7 +2124,7 @@
       <w:hyperlink r:id="rId10" w:history="1">
         <w:r>
           <w:rPr>
-            <w:rStyle w:val="Hipervnculo"/>
+            <w:rStyle w:val="Hyperlink"/>
             <w:rFonts w:ascii="Arial" w:hAnsi="Arial" w:cs="Arial"/>
             <w:color w:val="196B24" w:themeColor="accent3"/>
           </w:rPr>
@@ -2229,7 +2229,7 @@
       <w:hyperlink r:id="rId12" w:history="1">
         <w:r>
           <w:rPr>
-            <w:rStyle w:val="Hipervnculo"/>
+            <w:rStyle w:val="Hyperlink"/>
             <w:rFonts w:ascii="Arial" w:hAnsi="Arial" w:cs="Arial"/>
             <w:color w:val="196B24" w:themeColor="accent3"/>
           </w:rPr>
@@ -5154,11 +5154,6 @@
           <w:rFonts w:ascii="Arial" w:hAnsi="Arial" w:cs="Arial"/>
         </w:rPr>
         <w:tab/>
-      </w:r>
-      <w:r>
-        <w:rPr>
-          <w:rFonts w:ascii="Arial" w:hAnsi="Arial" w:cs="Arial"/>
-        </w:rPr>
         <w:t>0</w:t>
       </w:r>
       <w:r>
@@ -5892,7 +5887,7 @@
     </w:p>
     <w:p>
       <w:pPr>
-        <w:pStyle w:val="Prrafodelista"/>
+        <w:pStyle w:val="ListParagraph"/>
         <w:numPr>
           <w:ilvl w:val="1"/>
           <w:numId w:val="32"/>
@@ -5940,7 +5935,7 @@
       <w:hyperlink r:id="rId21" w:history="1">
         <w:r>
           <w:rPr>
-            <w:rStyle w:val="Hipervnculo"/>
+            <w:rStyle w:val="Hyperlink"/>
             <w:rFonts w:ascii="Arial" w:hAnsi="Arial" w:cs="Arial"/>
           </w:rPr>
           <w:t>https://www.basketball-reference.com/leagues/NBA_2025_per_game.html</w:t>
@@ -5955,7 +5950,7 @@
     </w:p>
     <w:p>
       <w:pPr>
-        <w:pStyle w:val="Prrafodelista"/>
+        <w:pStyle w:val="ListParagraph"/>
         <w:numPr>
           <w:ilvl w:val="1"/>
           <w:numId w:val="32"/>
@@ -5969,6 +5964,64 @@
           <w:rFonts w:ascii="Arial" w:hAnsi="Arial" w:cs="Arial"/>
         </w:rPr>
         <w:t>Se ha añadido también la tabla Temporada tipo enumerado, que conecta a las tablas de promedio jugador y promedio equipo</w:t>
+      </w:r>
+      <w:r>
+        <w:rPr>
+          <w:rFonts w:ascii="Arial" w:hAnsi="Arial" w:cs="Arial"/>
+        </w:rPr>
+        <w:t>.</w:t>
+      </w:r>
+    </w:p>
+    <w:p>
+      <w:pPr>
+        <w:pStyle w:val="ListParagraph"/>
+        <w:rPr>
+          <w:rFonts w:ascii="Arial" w:hAnsi="Arial" w:cs="Arial"/>
+        </w:rPr>
+      </w:pPr>
+    </w:p>
+    <w:p>
+      <w:pPr>
+        <w:pStyle w:val="ListParagraph"/>
+        <w:rPr>
+          <w:rFonts w:ascii="Arial" w:hAnsi="Arial" w:cs="Arial"/>
+        </w:rPr>
+      </w:pPr>
+    </w:p>
+    <w:p>
+      <w:pPr>
+        <w:pStyle w:val="ListParagraph"/>
+        <w:rPr>
+          <w:rFonts w:ascii="Arial" w:hAnsi="Arial" w:cs="Arial"/>
+          <w:b/>
+          <w:bCs/>
+          <w:sz w:val="32"/>
+          <w:szCs w:val="32"/>
+        </w:rPr>
+      </w:pPr>
+      <w:r>
+        <w:rPr>
+          <w:rFonts w:ascii="Arial" w:hAnsi="Arial" w:cs="Arial"/>
+          <w:b/>
+          <w:bCs/>
+          <w:sz w:val="32"/>
+          <w:szCs w:val="32"/>
+        </w:rPr>
+        <w:t>TABLA ESTADÍSTICAS_AVANZADAS_JUGADOR</w:t>
+      </w:r>
+    </w:p>
+    <w:p>
+      <w:pPr>
+        <w:pStyle w:val="ListParagraph"/>
+        <w:rPr>
+          <w:rFonts w:ascii="Arial" w:hAnsi="Arial" w:cs="Arial"/>
+        </w:rPr>
+      </w:pPr>
+      <w:r>
+        <w:rPr>
+          <w:rFonts w:ascii="Arial" w:hAnsi="Arial" w:cs="Arial"/>
+        </w:rPr>
+        <w:t>A excepción de “partidos_jugados” todas las estadísticas indican el promedio del jugador.</w:t>
       </w:r>
     </w:p>
     <w:p>
@@ -10442,11 +10495,11 @@
     <w:qFormat/>
     <w:rsid w:val="006F7667"/>
   </w:style>
-  <w:style w:type="paragraph" w:styleId="Ttulo1">
+  <w:style w:type="paragraph" w:styleId="Heading1">
     <w:name w:val="heading 1"/>
     <w:basedOn w:val="Normal"/>
     <w:next w:val="Normal"/>
-    <w:link w:val="Ttulo1Car"/>
+    <w:link w:val="Heading1Char"/>
     <w:uiPriority w:val="9"/>
     <w:qFormat/>
     <w:rsid w:val="00AF07F1"/>
@@ -10463,11 +10516,11 @@
       <w:szCs w:val="32"/>
     </w:rPr>
   </w:style>
-  <w:style w:type="paragraph" w:styleId="Ttulo3">
+  <w:style w:type="paragraph" w:styleId="Heading3">
     <w:name w:val="heading 3"/>
     <w:basedOn w:val="Normal"/>
     <w:next w:val="Normal"/>
-    <w:link w:val="Ttulo3Car"/>
+    <w:link w:val="Heading3Char"/>
     <w:uiPriority w:val="9"/>
     <w:unhideWhenUsed/>
     <w:qFormat/>
@@ -10482,12 +10535,13 @@
       <w:color w:val="0A2F40" w:themeColor="accent1" w:themeShade="7F"/>
     </w:rPr>
   </w:style>
-  <w:style w:type="character" w:default="1" w:styleId="Fuentedeprrafopredeter">
+  <w:style w:type="character" w:default="1" w:styleId="DefaultParagraphFont">
     <w:name w:val="Default Paragraph Font"/>
     <w:uiPriority w:val="1"/>
+    <w:semiHidden/>
     <w:unhideWhenUsed/>
   </w:style>
-  <w:style w:type="table" w:default="1" w:styleId="Tablanormal">
+  <w:style w:type="table" w:default="1" w:styleId="TableNormal">
     <w:name w:val="Normal Table"/>
     <w:uiPriority w:val="99"/>
     <w:semiHidden/>
@@ -10502,16 +10556,16 @@
       </w:tblCellMar>
     </w:tblPr>
   </w:style>
-  <w:style w:type="numbering" w:default="1" w:styleId="Sinlista">
+  <w:style w:type="numbering" w:default="1" w:styleId="NoList">
     <w:name w:val="No List"/>
     <w:uiPriority w:val="99"/>
     <w:semiHidden/>
     <w:unhideWhenUsed/>
   </w:style>
-  <w:style w:type="character" w:customStyle="1" w:styleId="Ttulo3Car">
-    <w:name w:val="Título 3 Car"/>
-    <w:basedOn w:val="Fuentedeprrafopredeter"/>
-    <w:link w:val="Ttulo3"/>
+  <w:style w:type="character" w:customStyle="1" w:styleId="Heading3Char">
+    <w:name w:val="Heading 3 Char"/>
+    <w:basedOn w:val="DefaultParagraphFont"/>
+    <w:link w:val="Heading3"/>
     <w:uiPriority w:val="9"/>
     <w:rPr>
       <w:rFonts w:asciiTheme="majorHAnsi" w:eastAsiaTheme="majorEastAsia" w:hAnsiTheme="majorHAnsi" w:cstheme="majorBidi"/>
@@ -10520,7 +10574,7 @@
       <w:szCs w:val="24"/>
     </w:rPr>
   </w:style>
-  <w:style w:type="paragraph" w:styleId="Prrafodelista">
+  <w:style w:type="paragraph" w:styleId="ListParagraph">
     <w:name w:val="List Paragraph"/>
     <w:basedOn w:val="Normal"/>
     <w:uiPriority w:val="34"/>
@@ -10530,10 +10584,10 @@
       <w:contextualSpacing/>
     </w:pPr>
   </w:style>
-  <w:style w:type="character" w:customStyle="1" w:styleId="Ttulo1Car">
-    <w:name w:val="Título 1 Car"/>
-    <w:basedOn w:val="Fuentedeprrafopredeter"/>
-    <w:link w:val="Ttulo1"/>
+  <w:style w:type="character" w:customStyle="1" w:styleId="Heading1Char">
+    <w:name w:val="Heading 1 Char"/>
+    <w:basedOn w:val="DefaultParagraphFont"/>
+    <w:link w:val="Heading1"/>
     <w:uiPriority w:val="9"/>
     <w:rsid w:val="00AF07F1"/>
     <w:rPr>
@@ -10554,9 +10608,9 @@
       <w:rFonts w:ascii="Times New Roman" w:hAnsi="Times New Roman" w:cs="Times New Roman"/>
     </w:rPr>
   </w:style>
-  <w:style w:type="character" w:styleId="Hipervnculo">
+  <w:style w:type="character" w:styleId="Hyperlink">
     <w:name w:val="Hyperlink"/>
-    <w:basedOn w:val="Fuentedeprrafopredeter"/>
+    <w:basedOn w:val="DefaultParagraphFont"/>
     <w:uiPriority w:val="99"/>
     <w:unhideWhenUsed/>
     <w:rsid w:val="0022442D"/>
@@ -10565,9 +10619,9 @@
       <w:u w:val="single"/>
     </w:rPr>
   </w:style>
-  <w:style w:type="character" w:styleId="Mencinsinresolver">
+  <w:style w:type="character" w:styleId="UnresolvedMention">
     <w:name w:val="Unresolved Mention"/>
-    <w:basedOn w:val="Fuentedeprrafopredeter"/>
+    <w:basedOn w:val="DefaultParagraphFont"/>
     <w:uiPriority w:val="99"/>
     <w:semiHidden/>
     <w:unhideWhenUsed/>

--- a/docs/PROYECTO TFG.docx
+++ b/docs/PROYECTO TFG.docx
@@ -29,7 +29,7 @@
     </w:p>
     <w:p>
       <w:pPr>
-        <w:pStyle w:val="Heading3"/>
+        <w:pStyle w:val="Ttulo3"/>
         <w:spacing w:before="280" w:after="80"/>
         <w:rPr>
           <w:rFonts w:ascii="Arial" w:eastAsia="Arial" w:hAnsi="Arial" w:cs="Arial"/>
@@ -56,7 +56,7 @@
     </w:p>
     <w:p>
       <w:pPr>
-        <w:pStyle w:val="ListParagraph"/>
+        <w:pStyle w:val="Prrafodelista"/>
         <w:numPr>
           <w:ilvl w:val="0"/>
           <w:numId w:val="3"/>
@@ -118,7 +118,7 @@
     </w:p>
     <w:p>
       <w:pPr>
-        <w:pStyle w:val="ListParagraph"/>
+        <w:pStyle w:val="Prrafodelista"/>
         <w:numPr>
           <w:ilvl w:val="0"/>
           <w:numId w:val="3"/>
@@ -148,7 +148,7 @@
     </w:p>
     <w:p>
       <w:pPr>
-        <w:pStyle w:val="ListParagraph"/>
+        <w:pStyle w:val="Prrafodelista"/>
         <w:numPr>
           <w:ilvl w:val="0"/>
           <w:numId w:val="3"/>
@@ -178,7 +178,7 @@
     </w:p>
     <w:p>
       <w:pPr>
-        <w:pStyle w:val="ListParagraph"/>
+        <w:pStyle w:val="Prrafodelista"/>
         <w:numPr>
           <w:ilvl w:val="0"/>
           <w:numId w:val="3"/>
@@ -240,7 +240,7 @@
     </w:p>
     <w:p>
       <w:pPr>
-        <w:pStyle w:val="ListParagraph"/>
+        <w:pStyle w:val="Prrafodelista"/>
         <w:numPr>
           <w:ilvl w:val="0"/>
           <w:numId w:val="3"/>
@@ -270,7 +270,7 @@
     </w:p>
     <w:p>
       <w:pPr>
-        <w:pStyle w:val="ListParagraph"/>
+        <w:pStyle w:val="Prrafodelista"/>
         <w:numPr>
           <w:ilvl w:val="0"/>
           <w:numId w:val="3"/>
@@ -300,7 +300,7 @@
     </w:p>
     <w:p>
       <w:pPr>
-        <w:pStyle w:val="ListParagraph"/>
+        <w:pStyle w:val="Prrafodelista"/>
         <w:numPr>
           <w:ilvl w:val="0"/>
           <w:numId w:val="3"/>
@@ -344,7 +344,7 @@
     </w:p>
     <w:p>
       <w:pPr>
-        <w:pStyle w:val="ListParagraph"/>
+        <w:pStyle w:val="Prrafodelista"/>
         <w:numPr>
           <w:ilvl w:val="0"/>
           <w:numId w:val="3"/>
@@ -383,7 +383,7 @@
     </w:p>
     <w:p>
       <w:pPr>
-        <w:pStyle w:val="ListParagraph"/>
+        <w:pStyle w:val="Prrafodelista"/>
         <w:numPr>
           <w:ilvl w:val="0"/>
           <w:numId w:val="3"/>
@@ -413,7 +413,7 @@
     </w:p>
     <w:p>
       <w:pPr>
-        <w:pStyle w:val="ListParagraph"/>
+        <w:pStyle w:val="Prrafodelista"/>
         <w:numPr>
           <w:ilvl w:val="0"/>
           <w:numId w:val="3"/>
@@ -443,7 +443,7 @@
     </w:p>
     <w:p>
       <w:pPr>
-        <w:pStyle w:val="Heading3"/>
+        <w:pStyle w:val="Ttulo3"/>
         <w:spacing w:before="280" w:after="80"/>
         <w:rPr>
           <w:rFonts w:ascii="Arial" w:eastAsia="Arial" w:hAnsi="Arial" w:cs="Arial"/>
@@ -470,7 +470,7 @@
     </w:p>
     <w:p>
       <w:pPr>
-        <w:pStyle w:val="ListParagraph"/>
+        <w:pStyle w:val="Prrafodelista"/>
         <w:numPr>
           <w:ilvl w:val="0"/>
           <w:numId w:val="2"/>
@@ -509,7 +509,7 @@
     </w:p>
     <w:p>
       <w:pPr>
-        <w:pStyle w:val="ListParagraph"/>
+        <w:pStyle w:val="Prrafodelista"/>
         <w:numPr>
           <w:ilvl w:val="0"/>
           <w:numId w:val="2"/>
@@ -548,7 +548,7 @@
     </w:p>
     <w:p>
       <w:pPr>
-        <w:pStyle w:val="ListParagraph"/>
+        <w:pStyle w:val="Prrafodelista"/>
         <w:numPr>
           <w:ilvl w:val="0"/>
           <w:numId w:val="2"/>
@@ -592,7 +592,7 @@
     </w:p>
     <w:p>
       <w:pPr>
-        <w:pStyle w:val="ListParagraph"/>
+        <w:pStyle w:val="Prrafodelista"/>
         <w:numPr>
           <w:ilvl w:val="0"/>
           <w:numId w:val="2"/>
@@ -622,7 +622,7 @@
     </w:p>
     <w:p>
       <w:pPr>
-        <w:pStyle w:val="ListParagraph"/>
+        <w:pStyle w:val="Prrafodelista"/>
         <w:numPr>
           <w:ilvl w:val="0"/>
           <w:numId w:val="2"/>
@@ -652,7 +652,7 @@
     </w:p>
     <w:p>
       <w:pPr>
-        <w:pStyle w:val="ListParagraph"/>
+        <w:pStyle w:val="Prrafodelista"/>
         <w:numPr>
           <w:ilvl w:val="0"/>
           <w:numId w:val="2"/>
@@ -682,7 +682,7 @@
     </w:p>
     <w:p>
       <w:pPr>
-        <w:pStyle w:val="ListParagraph"/>
+        <w:pStyle w:val="Prrafodelista"/>
         <w:numPr>
           <w:ilvl w:val="0"/>
           <w:numId w:val="2"/>
@@ -712,7 +712,7 @@
     </w:p>
     <w:p>
       <w:pPr>
-        <w:pStyle w:val="ListParagraph"/>
+        <w:pStyle w:val="Prrafodelista"/>
         <w:numPr>
           <w:ilvl w:val="0"/>
           <w:numId w:val="2"/>
@@ -742,7 +742,7 @@
     </w:p>
     <w:p>
       <w:pPr>
-        <w:pStyle w:val="ListParagraph"/>
+        <w:pStyle w:val="Prrafodelista"/>
         <w:numPr>
           <w:ilvl w:val="0"/>
           <w:numId w:val="2"/>
@@ -760,7 +760,27 @@
           <w:bCs/>
           <w:color w:val="000000" w:themeColor="text1"/>
         </w:rPr>
-        <w:t>Impacto de jugador (PER o plus-minus)</w:t>
+        <w:t>Impacto de jugador (PER o plus-</w:t>
+      </w:r>
+      <w:proofErr w:type="spellStart"/>
+      <w:r>
+        <w:rPr>
+          <w:rFonts w:ascii="Arial" w:eastAsia="Arial" w:hAnsi="Arial" w:cs="Arial"/>
+          <w:b/>
+          <w:bCs/>
+          <w:color w:val="000000" w:themeColor="text1"/>
+        </w:rPr>
+        <w:t>minus</w:t>
+      </w:r>
+      <w:proofErr w:type="spellEnd"/>
+      <w:r>
+        <w:rPr>
+          <w:rFonts w:ascii="Arial" w:eastAsia="Arial" w:hAnsi="Arial" w:cs="Arial"/>
+          <w:b/>
+          <w:bCs/>
+          <w:color w:val="000000" w:themeColor="text1"/>
+        </w:rPr>
+        <w:t>)</w:t>
       </w:r>
       <w:r>
         <w:rPr>
@@ -772,7 +792,7 @@
     </w:p>
     <w:p>
       <w:pPr>
-        <w:pStyle w:val="ListParagraph"/>
+        <w:pStyle w:val="Prrafodelista"/>
         <w:numPr>
           <w:ilvl w:val="0"/>
           <w:numId w:val="2"/>
@@ -805,7 +825,7 @@
     </w:p>
     <w:p>
       <w:pPr>
-        <w:pStyle w:val="ListParagraph"/>
+        <w:pStyle w:val="Prrafodelista"/>
         <w:numPr>
           <w:ilvl w:val="0"/>
           <w:numId w:val="2"/>
@@ -838,7 +858,7 @@
     </w:p>
     <w:p>
       <w:pPr>
-        <w:pStyle w:val="ListParagraph"/>
+        <w:pStyle w:val="Prrafodelista"/>
         <w:spacing w:before="240" w:after="240"/>
         <w:rPr>
           <w:rFonts w:ascii="Arial" w:eastAsia="Arial" w:hAnsi="Arial" w:cs="Arial"/>
@@ -848,7 +868,7 @@
     </w:p>
     <w:p>
       <w:pPr>
-        <w:pStyle w:val="Heading3"/>
+        <w:pStyle w:val="Ttulo3"/>
         <w:spacing w:before="280" w:after="80"/>
       </w:pPr>
       <w:r>
@@ -866,7 +886,7 @@
     </w:p>
     <w:p>
       <w:pPr>
-        <w:pStyle w:val="ListParagraph"/>
+        <w:pStyle w:val="Prrafodelista"/>
         <w:numPr>
           <w:ilvl w:val="0"/>
           <w:numId w:val="1"/>
@@ -896,7 +916,7 @@
     </w:p>
     <w:p>
       <w:pPr>
-        <w:pStyle w:val="ListParagraph"/>
+        <w:pStyle w:val="Prrafodelista"/>
         <w:numPr>
           <w:ilvl w:val="0"/>
           <w:numId w:val="1"/>
@@ -926,7 +946,7 @@
     </w:p>
     <w:p>
       <w:pPr>
-        <w:pStyle w:val="ListParagraph"/>
+        <w:pStyle w:val="Prrafodelista"/>
         <w:numPr>
           <w:ilvl w:val="0"/>
           <w:numId w:val="1"/>
@@ -956,7 +976,7 @@
     </w:p>
     <w:p>
       <w:pPr>
-        <w:pStyle w:val="ListParagraph"/>
+        <w:pStyle w:val="Prrafodelista"/>
         <w:numPr>
           <w:ilvl w:val="0"/>
           <w:numId w:val="1"/>
@@ -986,7 +1006,7 @@
     </w:p>
     <w:p>
       <w:pPr>
-        <w:pStyle w:val="ListParagraph"/>
+        <w:pStyle w:val="Prrafodelista"/>
         <w:numPr>
           <w:ilvl w:val="0"/>
           <w:numId w:val="1"/>
@@ -1016,7 +1036,7 @@
     </w:p>
     <w:p>
       <w:pPr>
-        <w:pStyle w:val="ListParagraph"/>
+        <w:pStyle w:val="Prrafodelista"/>
         <w:spacing w:before="240" w:after="240"/>
         <w:rPr>
           <w:rFonts w:ascii="Arial" w:eastAsia="Arial" w:hAnsi="Arial" w:cs="Arial"/>
@@ -1026,7 +1046,7 @@
     </w:p>
     <w:p>
       <w:pPr>
-        <w:pStyle w:val="ListParagraph"/>
+        <w:pStyle w:val="Prrafodelista"/>
         <w:spacing w:before="240" w:after="240"/>
         <w:rPr>
           <w:rFonts w:ascii="Arial" w:eastAsia="Arial" w:hAnsi="Arial" w:cs="Arial"/>
@@ -1055,11 +1075,10 @@
           <w:sz w:val="36"/>
           <w:szCs w:val="36"/>
         </w:rPr>
-        <w:t>- Back-end (Lógica y procesamiento de datos)</w:t>
-      </w:r>
-    </w:p>
-    <w:p>
-      <w:pPr>
+        <w:t>- Back-</w:t>
+      </w:r>
+      <w:proofErr w:type="spellStart"/>
+      <w:r>
         <w:rPr>
           <w:rFonts w:ascii="Arial" w:eastAsia="Arial" w:hAnsi="Arial" w:cs="Arial"/>
           <w:b/>
@@ -1068,7 +1087,9 @@
           <w:sz w:val="36"/>
           <w:szCs w:val="36"/>
         </w:rPr>
-      </w:pPr>
+        <w:t>end</w:t>
+      </w:r>
+      <w:proofErr w:type="spellEnd"/>
       <w:r>
         <w:rPr>
           <w:rFonts w:ascii="Arial" w:eastAsia="Arial" w:hAnsi="Arial" w:cs="Arial"/>
@@ -1078,12 +1099,35 @@
           <w:sz w:val="36"/>
           <w:szCs w:val="36"/>
         </w:rPr>
+        <w:t xml:space="preserve"> (Lógica y procesamiento de datos)</w:t>
+      </w:r>
+    </w:p>
+    <w:p>
+      <w:pPr>
+        <w:rPr>
+          <w:rFonts w:ascii="Arial" w:eastAsia="Arial" w:hAnsi="Arial" w:cs="Arial"/>
+          <w:b/>
+          <w:bCs/>
+          <w:color w:val="C00000"/>
+          <w:sz w:val="36"/>
+          <w:szCs w:val="36"/>
+        </w:rPr>
+      </w:pPr>
+      <w:r>
+        <w:rPr>
+          <w:rFonts w:ascii="Arial" w:eastAsia="Arial" w:hAnsi="Arial" w:cs="Arial"/>
+          <w:b/>
+          <w:bCs/>
+          <w:color w:val="C00000"/>
+          <w:sz w:val="36"/>
+          <w:szCs w:val="36"/>
+        </w:rPr>
         <w:br w:type="page"/>
       </w:r>
     </w:p>
     <w:p>
       <w:pPr>
-        <w:pStyle w:val="Heading1"/>
+        <w:pStyle w:val="Ttulo1"/>
         <w:numPr>
           <w:ilvl w:val="3"/>
           <w:numId w:val="1"/>
@@ -1104,7 +1148,7 @@
     <w:p/>
     <w:p>
       <w:pPr>
-        <w:pStyle w:val="ListParagraph"/>
+        <w:pStyle w:val="Prrafodelista"/>
         <w:numPr>
           <w:ilvl w:val="1"/>
           <w:numId w:val="5"/>
@@ -1150,7 +1194,7 @@
     </w:p>
     <w:p>
       <w:pPr>
-        <w:pStyle w:val="ListParagraph"/>
+        <w:pStyle w:val="Prrafodelista"/>
         <w:numPr>
           <w:ilvl w:val="6"/>
           <w:numId w:val="1"/>
@@ -1169,7 +1213,7 @@
     </w:p>
     <w:p>
       <w:pPr>
-        <w:pStyle w:val="ListParagraph"/>
+        <w:pStyle w:val="Prrafodelista"/>
         <w:numPr>
           <w:ilvl w:val="0"/>
           <w:numId w:val="7"/>
@@ -1189,7 +1233,7 @@
     </w:p>
     <w:p>
       <w:pPr>
-        <w:pStyle w:val="ListParagraph"/>
+        <w:pStyle w:val="Prrafodelista"/>
         <w:numPr>
           <w:ilvl w:val="0"/>
           <w:numId w:val="7"/>
@@ -1208,7 +1252,7 @@
     </w:p>
     <w:p>
       <w:pPr>
-        <w:pStyle w:val="ListParagraph"/>
+        <w:pStyle w:val="Prrafodelista"/>
         <w:numPr>
           <w:ilvl w:val="6"/>
           <w:numId w:val="1"/>
@@ -1227,7 +1271,7 @@
     </w:p>
     <w:p>
       <w:pPr>
-        <w:pStyle w:val="ListParagraph"/>
+        <w:pStyle w:val="Prrafodelista"/>
         <w:numPr>
           <w:ilvl w:val="0"/>
           <w:numId w:val="7"/>
@@ -1245,7 +1289,7 @@
     </w:p>
     <w:p>
       <w:pPr>
-        <w:pStyle w:val="ListParagraph"/>
+        <w:pStyle w:val="Prrafodelista"/>
         <w:numPr>
           <w:ilvl w:val="0"/>
           <w:numId w:val="7"/>
@@ -1263,7 +1307,7 @@
     </w:p>
     <w:p>
       <w:pPr>
-        <w:pStyle w:val="ListParagraph"/>
+        <w:pStyle w:val="Prrafodelista"/>
         <w:numPr>
           <w:ilvl w:val="6"/>
           <w:numId w:val="1"/>
@@ -1282,7 +1326,7 @@
     </w:p>
     <w:p>
       <w:pPr>
-        <w:pStyle w:val="ListParagraph"/>
+        <w:pStyle w:val="Prrafodelista"/>
         <w:numPr>
           <w:ilvl w:val="0"/>
           <w:numId w:val="7"/>
@@ -1300,7 +1344,7 @@
     </w:p>
     <w:p>
       <w:pPr>
-        <w:pStyle w:val="ListParagraph"/>
+        <w:pStyle w:val="Prrafodelista"/>
         <w:numPr>
           <w:ilvl w:val="6"/>
           <w:numId w:val="1"/>
@@ -1314,8 +1358,16 @@
         <w:rPr>
           <w:rFonts w:ascii="Arial" w:hAnsi="Arial" w:cs="Arial"/>
         </w:rPr>
-        <w:t>Incluir estadísticas de rookies</w:t>
-      </w:r>
+        <w:t xml:space="preserve">Incluir estadísticas de </w:t>
+      </w:r>
+      <w:proofErr w:type="spellStart"/>
+      <w:r>
+        <w:rPr>
+          <w:rFonts w:ascii="Arial" w:hAnsi="Arial" w:cs="Arial"/>
+        </w:rPr>
+        <w:t>rookies</w:t>
+      </w:r>
+      <w:proofErr w:type="spellEnd"/>
       <w:r>
         <w:rPr>
           <w:rFonts w:ascii="Arial" w:hAnsi="Arial" w:cs="Arial"/>
@@ -1325,7 +1377,7 @@
     </w:p>
     <w:p>
       <w:pPr>
-        <w:pStyle w:val="ListParagraph"/>
+        <w:pStyle w:val="Prrafodelista"/>
         <w:numPr>
           <w:ilvl w:val="0"/>
           <w:numId w:val="7"/>
@@ -1338,12 +1390,26 @@
         <w:rPr>
           <w:rFonts w:ascii="Arial" w:hAnsi="Arial" w:cs="Arial"/>
         </w:rPr>
-        <w:t>Por defecto, las estadísticas de los rookies deben basarse en su posición.</w:t>
-      </w:r>
-    </w:p>
-    <w:p>
-      <w:pPr>
-        <w:pStyle w:val="ListParagraph"/>
+        <w:t xml:space="preserve">Por defecto, las estadísticas de los </w:t>
+      </w:r>
+      <w:proofErr w:type="spellStart"/>
+      <w:r>
+        <w:rPr>
+          <w:rFonts w:ascii="Arial" w:hAnsi="Arial" w:cs="Arial"/>
+        </w:rPr>
+        <w:t>rookies</w:t>
+      </w:r>
+      <w:proofErr w:type="spellEnd"/>
+      <w:r>
+        <w:rPr>
+          <w:rFonts w:ascii="Arial" w:hAnsi="Arial" w:cs="Arial"/>
+        </w:rPr>
+        <w:t xml:space="preserve"> deben basarse en su posición.</w:t>
+      </w:r>
+    </w:p>
+    <w:p>
+      <w:pPr>
+        <w:pStyle w:val="Prrafodelista"/>
         <w:numPr>
           <w:ilvl w:val="0"/>
           <w:numId w:val="7"/>
@@ -1356,12 +1422,26 @@
         <w:rPr>
           <w:rFonts w:ascii="Arial" w:hAnsi="Arial" w:cs="Arial"/>
         </w:rPr>
-        <w:t>La aplicación debe permitir a los usuarios ingresar estadísticas de rookies a través de un formulario (p. ej., en un formato POST).</w:t>
-      </w:r>
-    </w:p>
-    <w:p>
-      <w:pPr>
-        <w:pStyle w:val="ListParagraph"/>
+        <w:t xml:space="preserve">La aplicación debe permitir a los usuarios ingresar estadísticas de </w:t>
+      </w:r>
+      <w:proofErr w:type="spellStart"/>
+      <w:r>
+        <w:rPr>
+          <w:rFonts w:ascii="Arial" w:hAnsi="Arial" w:cs="Arial"/>
+        </w:rPr>
+        <w:t>rookies</w:t>
+      </w:r>
+      <w:proofErr w:type="spellEnd"/>
+      <w:r>
+        <w:rPr>
+          <w:rFonts w:ascii="Arial" w:hAnsi="Arial" w:cs="Arial"/>
+        </w:rPr>
+        <w:t xml:space="preserve"> a través de un formulario (p. ej., en un formato POST).</w:t>
+      </w:r>
+    </w:p>
+    <w:p>
+      <w:pPr>
+        <w:pStyle w:val="Prrafodelista"/>
         <w:numPr>
           <w:ilvl w:val="6"/>
           <w:numId w:val="1"/>
@@ -1386,7 +1466,7 @@
     </w:p>
     <w:p>
       <w:pPr>
-        <w:pStyle w:val="ListParagraph"/>
+        <w:pStyle w:val="Prrafodelista"/>
         <w:numPr>
           <w:ilvl w:val="0"/>
           <w:numId w:val="7"/>
@@ -1404,7 +1484,7 @@
     </w:p>
     <w:p>
       <w:pPr>
-        <w:pStyle w:val="ListParagraph"/>
+        <w:pStyle w:val="Prrafodelista"/>
         <w:numPr>
           <w:ilvl w:val="0"/>
           <w:numId w:val="7"/>
@@ -1434,7 +1514,7 @@
     </w:p>
     <w:p>
       <w:pPr>
-        <w:pStyle w:val="ListParagraph"/>
+        <w:pStyle w:val="Prrafodelista"/>
         <w:numPr>
           <w:ilvl w:val="0"/>
           <w:numId w:val="7"/>
@@ -1465,7 +1545,7 @@
     </w:p>
     <w:p>
       <w:pPr>
-        <w:pStyle w:val="ListParagraph"/>
+        <w:pStyle w:val="Prrafodelista"/>
         <w:numPr>
           <w:ilvl w:val="1"/>
           <w:numId w:val="5"/>
@@ -1532,7 +1612,7 @@
     </w:p>
     <w:p>
       <w:pPr>
-        <w:pStyle w:val="ListParagraph"/>
+        <w:pStyle w:val="Prrafodelista"/>
         <w:numPr>
           <w:ilvl w:val="3"/>
           <w:numId w:val="2"/>
@@ -1551,7 +1631,7 @@
     </w:p>
     <w:p>
       <w:pPr>
-        <w:pStyle w:val="ListParagraph"/>
+        <w:pStyle w:val="Prrafodelista"/>
         <w:numPr>
           <w:ilvl w:val="0"/>
           <w:numId w:val="7"/>
@@ -1569,7 +1649,7 @@
     </w:p>
     <w:p>
       <w:pPr>
-        <w:pStyle w:val="ListParagraph"/>
+        <w:pStyle w:val="Prrafodelista"/>
         <w:numPr>
           <w:ilvl w:val="3"/>
           <w:numId w:val="2"/>
@@ -1588,7 +1668,7 @@
     </w:p>
     <w:p>
       <w:pPr>
-        <w:pStyle w:val="ListParagraph"/>
+        <w:pStyle w:val="Prrafodelista"/>
         <w:numPr>
           <w:ilvl w:val="0"/>
           <w:numId w:val="7"/>
@@ -1618,7 +1698,7 @@
     </w:p>
     <w:p>
       <w:pPr>
-        <w:pStyle w:val="ListParagraph"/>
+        <w:pStyle w:val="Prrafodelista"/>
         <w:numPr>
           <w:ilvl w:val="0"/>
           <w:numId w:val="7"/>
@@ -1636,7 +1716,7 @@
     </w:p>
     <w:p>
       <w:pPr>
-        <w:pStyle w:val="ListParagraph"/>
+        <w:pStyle w:val="Prrafodelista"/>
         <w:numPr>
           <w:ilvl w:val="3"/>
           <w:numId w:val="2"/>
@@ -1655,7 +1735,7 @@
     </w:p>
     <w:p>
       <w:pPr>
-        <w:pStyle w:val="ListParagraph"/>
+        <w:pStyle w:val="Prrafodelista"/>
         <w:numPr>
           <w:ilvl w:val="0"/>
           <w:numId w:val="7"/>
@@ -1668,12 +1748,26 @@
         <w:rPr>
           <w:rFonts w:ascii="Arial" w:hAnsi="Arial" w:cs="Arial"/>
         </w:rPr>
-        <w:t>La aplicación debe responder rápidamente, especialmente al mostrar las probabilidades de partidos y los detalles de jugadores.</w:t>
-      </w:r>
-    </w:p>
-    <w:p>
-      <w:pPr>
-        <w:pStyle w:val="ListParagraph"/>
+        <w:t xml:space="preserve">La aplicación debe responder </w:t>
+      </w:r>
+      <w:proofErr w:type="gramStart"/>
+      <w:r>
+        <w:rPr>
+          <w:rFonts w:ascii="Arial" w:hAnsi="Arial" w:cs="Arial"/>
+        </w:rPr>
+        <w:t>rápidamente</w:t>
+      </w:r>
+      <w:proofErr w:type="gramEnd"/>
+      <w:r>
+        <w:rPr>
+          <w:rFonts w:ascii="Arial" w:hAnsi="Arial" w:cs="Arial"/>
+        </w:rPr>
+        <w:t>, especialmente al mostrar las probabilidades de partidos y los detalles de jugadores.</w:t>
+      </w:r>
+    </w:p>
+    <w:p>
+      <w:pPr>
+        <w:pStyle w:val="Prrafodelista"/>
         <w:numPr>
           <w:ilvl w:val="3"/>
           <w:numId w:val="2"/>
@@ -1692,7 +1786,7 @@
     </w:p>
     <w:p>
       <w:pPr>
-        <w:pStyle w:val="ListParagraph"/>
+        <w:pStyle w:val="Prrafodelista"/>
         <w:numPr>
           <w:ilvl w:val="0"/>
           <w:numId w:val="7"/>
@@ -1710,7 +1804,7 @@
     </w:p>
     <w:p>
       <w:pPr>
-        <w:pStyle w:val="ListParagraph"/>
+        <w:pStyle w:val="Prrafodelista"/>
         <w:numPr>
           <w:ilvl w:val="0"/>
           <w:numId w:val="7"/>
@@ -1723,12 +1817,40 @@
         <w:rPr>
           <w:rFonts w:ascii="Arial" w:hAnsi="Arial" w:cs="Arial"/>
         </w:rPr>
-        <w:t>Debe ser accesible desde diferentes dispositivos (PCs, tablets y móviles).</w:t>
-      </w:r>
-    </w:p>
-    <w:p>
-      <w:pPr>
-        <w:pStyle w:val="ListParagraph"/>
+        <w:t>Debe ser accesible desde diferentes dispositivos (</w:t>
+      </w:r>
+      <w:proofErr w:type="spellStart"/>
+      <w:r>
+        <w:rPr>
+          <w:rFonts w:ascii="Arial" w:hAnsi="Arial" w:cs="Arial"/>
+        </w:rPr>
+        <w:t>PCs</w:t>
+      </w:r>
+      <w:proofErr w:type="spellEnd"/>
+      <w:r>
+        <w:rPr>
+          <w:rFonts w:ascii="Arial" w:hAnsi="Arial" w:cs="Arial"/>
+        </w:rPr>
+        <w:t xml:space="preserve">, </w:t>
+      </w:r>
+      <w:proofErr w:type="spellStart"/>
+      <w:r>
+        <w:rPr>
+          <w:rFonts w:ascii="Arial" w:hAnsi="Arial" w:cs="Arial"/>
+        </w:rPr>
+        <w:t>tablets</w:t>
+      </w:r>
+      <w:proofErr w:type="spellEnd"/>
+      <w:r>
+        <w:rPr>
+          <w:rFonts w:ascii="Arial" w:hAnsi="Arial" w:cs="Arial"/>
+        </w:rPr>
+        <w:t xml:space="preserve"> y móviles).</w:t>
+      </w:r>
+    </w:p>
+    <w:p>
+      <w:pPr>
+        <w:pStyle w:val="Prrafodelista"/>
         <w:numPr>
           <w:ilvl w:val="3"/>
           <w:numId w:val="2"/>
@@ -1747,7 +1869,7 @@
     </w:p>
     <w:p>
       <w:pPr>
-        <w:pStyle w:val="ListParagraph"/>
+        <w:pStyle w:val="Prrafodelista"/>
         <w:numPr>
           <w:ilvl w:val="0"/>
           <w:numId w:val="7"/>
@@ -1765,7 +1887,7 @@
     </w:p>
     <w:p>
       <w:pPr>
-        <w:pStyle w:val="ListParagraph"/>
+        <w:pStyle w:val="Prrafodelista"/>
         <w:numPr>
           <w:ilvl w:val="3"/>
           <w:numId w:val="2"/>
@@ -1784,7 +1906,7 @@
     </w:p>
     <w:p>
       <w:pPr>
-        <w:pStyle w:val="ListParagraph"/>
+        <w:pStyle w:val="Prrafodelista"/>
         <w:numPr>
           <w:ilvl w:val="0"/>
           <w:numId w:val="7"/>
@@ -1878,7 +2000,21 @@
         <w:rPr>
           <w:rFonts w:ascii="Arial" w:hAnsi="Arial" w:cs="Arial"/>
         </w:rPr>
-        <w:t>Con Endpoints no hay forma, pero se puede hacer el cálculo por partido.</w:t>
+        <w:t xml:space="preserve">Con </w:t>
+      </w:r>
+      <w:proofErr w:type="spellStart"/>
+      <w:r>
+        <w:rPr>
+          <w:rFonts w:ascii="Arial" w:hAnsi="Arial" w:cs="Arial"/>
+        </w:rPr>
+        <w:t>Endpoints</w:t>
+      </w:r>
+      <w:proofErr w:type="spellEnd"/>
+      <w:r>
+        <w:rPr>
+          <w:rFonts w:ascii="Arial" w:hAnsi="Arial" w:cs="Arial"/>
+        </w:rPr>
+        <w:t xml:space="preserve"> no hay forma, pero se puede hacer el cálculo por partido.</w:t>
       </w:r>
     </w:p>
     <w:p>
@@ -1898,7 +2034,7 @@
       <w:hyperlink r:id="rId6" w:history="1">
         <w:r>
           <w:rPr>
-            <w:rStyle w:val="Hyperlink"/>
+            <w:rStyle w:val="Hipervnculo"/>
             <w:rFonts w:ascii="Arial" w:hAnsi="Arial" w:cs="Arial"/>
             <w:color w:val="196B24" w:themeColor="accent3"/>
           </w:rPr>
@@ -2020,7 +2156,7 @@
       <w:hyperlink r:id="rId8" w:history="1">
         <w:r>
           <w:rPr>
-            <w:rStyle w:val="Hyperlink"/>
+            <w:rStyle w:val="Hipervnculo"/>
             <w:rFonts w:ascii="Arial" w:hAnsi="Arial" w:cs="Arial"/>
             <w:color w:val="196B24" w:themeColor="accent3"/>
           </w:rPr>
@@ -2124,7 +2260,7 @@
       <w:hyperlink r:id="rId10" w:history="1">
         <w:r>
           <w:rPr>
-            <w:rStyle w:val="Hyperlink"/>
+            <w:rStyle w:val="Hipervnculo"/>
             <w:rFonts w:ascii="Arial" w:hAnsi="Arial" w:cs="Arial"/>
             <w:color w:val="196B24" w:themeColor="accent3"/>
           </w:rPr>
@@ -2229,7 +2365,7 @@
       <w:hyperlink r:id="rId12" w:history="1">
         <w:r>
           <w:rPr>
-            <w:rStyle w:val="Hyperlink"/>
+            <w:rStyle w:val="Hipervnculo"/>
             <w:rFonts w:ascii="Arial" w:hAnsi="Arial" w:cs="Arial"/>
             <w:color w:val="196B24" w:themeColor="accent3"/>
           </w:rPr>
@@ -2386,7 +2522,51 @@
           <w:szCs w:val="20"/>
         </w:rPr>
         <w:lastRenderedPageBreak/>
-        <w:t>Paso 1: Crear la carpeta del back-end (Flask)</w:t>
+        <w:t>Paso 1: Crear la carpeta del back-</w:t>
+      </w:r>
+      <w:proofErr w:type="spellStart"/>
+      <w:r>
+        <w:rPr>
+          <w:rFonts w:ascii="Arial" w:hAnsi="Arial" w:cs="Arial"/>
+          <w:b/>
+          <w:bCs/>
+          <w:sz w:val="20"/>
+          <w:szCs w:val="20"/>
+        </w:rPr>
+        <w:t>end</w:t>
+      </w:r>
+      <w:proofErr w:type="spellEnd"/>
+      <w:r>
+        <w:rPr>
+          <w:rFonts w:ascii="Arial" w:hAnsi="Arial" w:cs="Arial"/>
+          <w:b/>
+          <w:bCs/>
+          <w:sz w:val="20"/>
+          <w:szCs w:val="20"/>
+        </w:rPr>
+        <w:t xml:space="preserve"> (</w:t>
+      </w:r>
+      <w:proofErr w:type="spellStart"/>
+      <w:r>
+        <w:rPr>
+          <w:rFonts w:ascii="Arial" w:hAnsi="Arial" w:cs="Arial"/>
+          <w:b/>
+          <w:bCs/>
+          <w:sz w:val="20"/>
+          <w:szCs w:val="20"/>
+        </w:rPr>
+        <w:t>Flask</w:t>
+      </w:r>
+      <w:proofErr w:type="spellEnd"/>
+      <w:r>
+        <w:rPr>
+          <w:rFonts w:ascii="Arial" w:hAnsi="Arial" w:cs="Arial"/>
+          <w:b/>
+          <w:bCs/>
+          <w:sz w:val="20"/>
+          <w:szCs w:val="20"/>
+        </w:rPr>
+        <w:t>)</w:t>
       </w:r>
     </w:p>
     <w:p>
@@ -2411,42 +2591,116 @@
           <w:sz w:val="20"/>
           <w:szCs w:val="20"/>
         </w:rPr>
-        <w:t>En la carpeta nba_prediction/, crea una carpeta llamada backend:</w:t>
-      </w:r>
-    </w:p>
-    <w:p>
-      <w:pPr>
-        <w:rPr>
-          <w:rFonts w:ascii="Arial" w:hAnsi="Arial" w:cs="Arial"/>
-          <w:sz w:val="20"/>
-          <w:szCs w:val="20"/>
-        </w:rPr>
-      </w:pPr>
-      <w:r>
-        <w:rPr>
-          <w:rFonts w:ascii="Arial" w:hAnsi="Arial" w:cs="Arial"/>
-          <w:sz w:val="20"/>
-          <w:szCs w:val="20"/>
-        </w:rPr>
-        <w:t>mkdir backend</w:t>
-      </w:r>
-    </w:p>
-    <w:p>
-      <w:pPr>
-        <w:rPr>
-          <w:rFonts w:ascii="Arial" w:hAnsi="Arial" w:cs="Arial"/>
-          <w:sz w:val="20"/>
-          <w:szCs w:val="20"/>
-        </w:rPr>
-      </w:pPr>
-      <w:r>
-        <w:rPr>
-          <w:rFonts w:ascii="Arial" w:hAnsi="Arial" w:cs="Arial"/>
-          <w:sz w:val="20"/>
-          <w:szCs w:val="20"/>
-        </w:rPr>
-        <w:t>cd backend</w:t>
-      </w:r>
+        <w:t xml:space="preserve">En la carpeta </w:t>
+      </w:r>
+      <w:proofErr w:type="spellStart"/>
+      <w:r>
+        <w:rPr>
+          <w:rFonts w:ascii="Arial" w:hAnsi="Arial" w:cs="Arial"/>
+          <w:b/>
+          <w:bCs/>
+          <w:sz w:val="20"/>
+          <w:szCs w:val="20"/>
+        </w:rPr>
+        <w:t>nba_prediction</w:t>
+      </w:r>
+      <w:proofErr w:type="spellEnd"/>
+      <w:r>
+        <w:rPr>
+          <w:rFonts w:ascii="Arial" w:hAnsi="Arial" w:cs="Arial"/>
+          <w:b/>
+          <w:bCs/>
+          <w:sz w:val="20"/>
+          <w:szCs w:val="20"/>
+        </w:rPr>
+        <w:t xml:space="preserve">/, crea una carpeta llamada </w:t>
+      </w:r>
+      <w:proofErr w:type="spellStart"/>
+      <w:r>
+        <w:rPr>
+          <w:rFonts w:ascii="Arial" w:hAnsi="Arial" w:cs="Arial"/>
+          <w:b/>
+          <w:bCs/>
+          <w:sz w:val="20"/>
+          <w:szCs w:val="20"/>
+        </w:rPr>
+        <w:t>backend</w:t>
+      </w:r>
+      <w:proofErr w:type="spellEnd"/>
+      <w:r>
+        <w:rPr>
+          <w:rFonts w:ascii="Arial" w:hAnsi="Arial" w:cs="Arial"/>
+          <w:b/>
+          <w:bCs/>
+          <w:sz w:val="20"/>
+          <w:szCs w:val="20"/>
+        </w:rPr>
+        <w:t>:</w:t>
+      </w:r>
+    </w:p>
+    <w:p>
+      <w:pPr>
+        <w:rPr>
+          <w:rFonts w:ascii="Arial" w:hAnsi="Arial" w:cs="Arial"/>
+          <w:sz w:val="20"/>
+          <w:szCs w:val="20"/>
+        </w:rPr>
+      </w:pPr>
+      <w:proofErr w:type="spellStart"/>
+      <w:r>
+        <w:rPr>
+          <w:rFonts w:ascii="Arial" w:hAnsi="Arial" w:cs="Arial"/>
+          <w:sz w:val="20"/>
+          <w:szCs w:val="20"/>
+        </w:rPr>
+        <w:t>mkdir</w:t>
+      </w:r>
+      <w:proofErr w:type="spellEnd"/>
+      <w:r>
+        <w:rPr>
+          <w:rFonts w:ascii="Arial" w:hAnsi="Arial" w:cs="Arial"/>
+          <w:sz w:val="20"/>
+          <w:szCs w:val="20"/>
+        </w:rPr>
+        <w:t xml:space="preserve"> </w:t>
+      </w:r>
+      <w:proofErr w:type="spellStart"/>
+      <w:r>
+        <w:rPr>
+          <w:rFonts w:ascii="Arial" w:hAnsi="Arial" w:cs="Arial"/>
+          <w:sz w:val="20"/>
+          <w:szCs w:val="20"/>
+        </w:rPr>
+        <w:t>backend</w:t>
+      </w:r>
+      <w:proofErr w:type="spellEnd"/>
+    </w:p>
+    <w:p>
+      <w:pPr>
+        <w:rPr>
+          <w:rFonts w:ascii="Arial" w:hAnsi="Arial" w:cs="Arial"/>
+          <w:sz w:val="20"/>
+          <w:szCs w:val="20"/>
+        </w:rPr>
+      </w:pPr>
+      <w:r>
+        <w:rPr>
+          <w:rFonts w:ascii="Arial" w:hAnsi="Arial" w:cs="Arial"/>
+          <w:sz w:val="20"/>
+          <w:szCs w:val="20"/>
+        </w:rPr>
+        <w:t xml:space="preserve">cd </w:t>
+      </w:r>
+      <w:proofErr w:type="spellStart"/>
+      <w:r>
+        <w:rPr>
+          <w:rFonts w:ascii="Arial" w:hAnsi="Arial" w:cs="Arial"/>
+          <w:sz w:val="20"/>
+          <w:szCs w:val="20"/>
+        </w:rPr>
+        <w:t>backend</w:t>
+      </w:r>
+      <w:proofErr w:type="spellEnd"/>
     </w:p>
     <w:p>
       <w:pPr>
@@ -2470,25 +2724,107 @@
           <w:sz w:val="20"/>
           <w:szCs w:val="20"/>
         </w:rPr>
-        <w:t>Crea un entorno virtual en la carpeta backend para aislar las dependencias del back-end:</w:t>
-      </w:r>
-    </w:p>
-    <w:p>
-      <w:pPr>
-        <w:rPr>
-          <w:rFonts w:ascii="Arial" w:hAnsi="Arial" w:cs="Arial"/>
-          <w:sz w:val="20"/>
-          <w:szCs w:val="20"/>
-        </w:rPr>
-      </w:pPr>
-      <w:r>
-        <w:rPr>
-          <w:rFonts w:ascii="Arial" w:hAnsi="Arial" w:cs="Arial"/>
-          <w:sz w:val="20"/>
-          <w:szCs w:val="20"/>
-        </w:rPr>
-        <w:t>python -m venv venv</w:t>
-      </w:r>
+        <w:t xml:space="preserve">Crea un entorno virtual en la carpeta </w:t>
+      </w:r>
+      <w:proofErr w:type="spellStart"/>
+      <w:r>
+        <w:rPr>
+          <w:rFonts w:ascii="Arial" w:hAnsi="Arial" w:cs="Arial"/>
+          <w:b/>
+          <w:bCs/>
+          <w:sz w:val="20"/>
+          <w:szCs w:val="20"/>
+        </w:rPr>
+        <w:t>backend</w:t>
+      </w:r>
+      <w:proofErr w:type="spellEnd"/>
+      <w:r>
+        <w:rPr>
+          <w:rFonts w:ascii="Arial" w:hAnsi="Arial" w:cs="Arial"/>
+          <w:b/>
+          <w:bCs/>
+          <w:sz w:val="20"/>
+          <w:szCs w:val="20"/>
+        </w:rPr>
+        <w:t xml:space="preserve"> para aislar las dependencias del back-</w:t>
+      </w:r>
+      <w:proofErr w:type="spellStart"/>
+      <w:r>
+        <w:rPr>
+          <w:rFonts w:ascii="Arial" w:hAnsi="Arial" w:cs="Arial"/>
+          <w:b/>
+          <w:bCs/>
+          <w:sz w:val="20"/>
+          <w:szCs w:val="20"/>
+        </w:rPr>
+        <w:t>end</w:t>
+      </w:r>
+      <w:proofErr w:type="spellEnd"/>
+      <w:r>
+        <w:rPr>
+          <w:rFonts w:ascii="Arial" w:hAnsi="Arial" w:cs="Arial"/>
+          <w:b/>
+          <w:bCs/>
+          <w:sz w:val="20"/>
+          <w:szCs w:val="20"/>
+        </w:rPr>
+        <w:t>:</w:t>
+      </w:r>
+    </w:p>
+    <w:p>
+      <w:pPr>
+        <w:rPr>
+          <w:rFonts w:ascii="Arial" w:hAnsi="Arial" w:cs="Arial"/>
+          <w:sz w:val="20"/>
+          <w:szCs w:val="20"/>
+        </w:rPr>
+      </w:pPr>
+      <w:proofErr w:type="spellStart"/>
+      <w:r>
+        <w:rPr>
+          <w:rFonts w:ascii="Arial" w:hAnsi="Arial" w:cs="Arial"/>
+          <w:sz w:val="20"/>
+          <w:szCs w:val="20"/>
+        </w:rPr>
+        <w:t>python</w:t>
+      </w:r>
+      <w:proofErr w:type="spellEnd"/>
+      <w:r>
+        <w:rPr>
+          <w:rFonts w:ascii="Arial" w:hAnsi="Arial" w:cs="Arial"/>
+          <w:sz w:val="20"/>
+          <w:szCs w:val="20"/>
+        </w:rPr>
+        <w:t xml:space="preserve"> -m </w:t>
+      </w:r>
+      <w:proofErr w:type="spellStart"/>
+      <w:r>
+        <w:rPr>
+          <w:rFonts w:ascii="Arial" w:hAnsi="Arial" w:cs="Arial"/>
+          <w:sz w:val="20"/>
+          <w:szCs w:val="20"/>
+        </w:rPr>
+        <w:t>venv</w:t>
+      </w:r>
+      <w:proofErr w:type="spellEnd"/>
+      <w:r>
+        <w:rPr>
+          <w:rFonts w:ascii="Arial" w:hAnsi="Arial" w:cs="Arial"/>
+          <w:sz w:val="20"/>
+          <w:szCs w:val="20"/>
+        </w:rPr>
+        <w:t xml:space="preserve"> </w:t>
+      </w:r>
+      <w:proofErr w:type="spellStart"/>
+      <w:r>
+        <w:rPr>
+          <w:rFonts w:ascii="Arial" w:hAnsi="Arial" w:cs="Arial"/>
+          <w:sz w:val="20"/>
+          <w:szCs w:val="20"/>
+        </w:rPr>
+        <w:t>venv</w:t>
+      </w:r>
+      <w:proofErr w:type="spellEnd"/>
     </w:p>
     <w:p>
       <w:pPr>
@@ -2549,14 +2885,34 @@
           <w:szCs w:val="20"/>
         </w:rPr>
       </w:pPr>
-      <w:r>
-        <w:rPr>
-          <w:rFonts w:ascii="Arial" w:hAnsi="Arial" w:cs="Arial"/>
-          <w:sz w:val="20"/>
-          <w:szCs w:val="20"/>
-        </w:rPr>
-        <w:t>venv\Scripts\activate</w:t>
-      </w:r>
+      <w:proofErr w:type="spellStart"/>
+      <w:r>
+        <w:rPr>
+          <w:rFonts w:ascii="Arial" w:hAnsi="Arial" w:cs="Arial"/>
+          <w:sz w:val="20"/>
+          <w:szCs w:val="20"/>
+        </w:rPr>
+        <w:t>venv</w:t>
+      </w:r>
+      <w:proofErr w:type="spellEnd"/>
+      <w:r>
+        <w:rPr>
+          <w:rFonts w:ascii="Arial" w:hAnsi="Arial" w:cs="Arial"/>
+          <w:sz w:val="20"/>
+          <w:szCs w:val="20"/>
+        </w:rPr>
+        <w:t>\Scripts\</w:t>
+      </w:r>
+      <w:proofErr w:type="spellStart"/>
+      <w:r>
+        <w:rPr>
+          <w:rFonts w:ascii="Arial" w:hAnsi="Arial" w:cs="Arial"/>
+          <w:sz w:val="20"/>
+          <w:szCs w:val="20"/>
+        </w:rPr>
+        <w:t>activate</w:t>
+      </w:r>
+      <w:proofErr w:type="spellEnd"/>
     </w:p>
     <w:p>
       <w:pPr>
@@ -2592,14 +2948,70 @@
           <w:szCs w:val="20"/>
         </w:rPr>
       </w:pPr>
-      <w:r>
-        <w:rPr>
-          <w:rFonts w:ascii="Arial" w:hAnsi="Arial" w:cs="Arial"/>
-          <w:sz w:val="20"/>
-          <w:szCs w:val="20"/>
-        </w:rPr>
-        <w:t>source venv/bin/activate</w:t>
-      </w:r>
+      <w:proofErr w:type="spellStart"/>
+      <w:r>
+        <w:rPr>
+          <w:rFonts w:ascii="Arial" w:hAnsi="Arial" w:cs="Arial"/>
+          <w:sz w:val="20"/>
+          <w:szCs w:val="20"/>
+        </w:rPr>
+        <w:t>source</w:t>
+      </w:r>
+      <w:proofErr w:type="spellEnd"/>
+      <w:r>
+        <w:rPr>
+          <w:rFonts w:ascii="Arial" w:hAnsi="Arial" w:cs="Arial"/>
+          <w:sz w:val="20"/>
+          <w:szCs w:val="20"/>
+        </w:rPr>
+        <w:t xml:space="preserve"> </w:t>
+      </w:r>
+      <w:proofErr w:type="spellStart"/>
+      <w:r>
+        <w:rPr>
+          <w:rFonts w:ascii="Arial" w:hAnsi="Arial" w:cs="Arial"/>
+          <w:sz w:val="20"/>
+          <w:szCs w:val="20"/>
+        </w:rPr>
+        <w:t>venv</w:t>
+      </w:r>
+      <w:proofErr w:type="spellEnd"/>
+      <w:r>
+        <w:rPr>
+          <w:rFonts w:ascii="Arial" w:hAnsi="Arial" w:cs="Arial"/>
+          <w:sz w:val="20"/>
+          <w:szCs w:val="20"/>
+        </w:rPr>
+        <w:t>/</w:t>
+      </w:r>
+      <w:proofErr w:type="spellStart"/>
+      <w:r>
+        <w:rPr>
+          <w:rFonts w:ascii="Arial" w:hAnsi="Arial" w:cs="Arial"/>
+          <w:sz w:val="20"/>
+          <w:szCs w:val="20"/>
+        </w:rPr>
+        <w:t>bin</w:t>
+      </w:r>
+      <w:proofErr w:type="spellEnd"/>
+      <w:r>
+        <w:rPr>
+          <w:rFonts w:ascii="Arial" w:hAnsi="Arial" w:cs="Arial"/>
+          <w:sz w:val="20"/>
+          <w:szCs w:val="20"/>
+        </w:rPr>
+        <w:t>/</w:t>
+      </w:r>
+      <w:proofErr w:type="spellStart"/>
+      <w:r>
+        <w:rPr>
+          <w:rFonts w:ascii="Arial" w:hAnsi="Arial" w:cs="Arial"/>
+          <w:sz w:val="20"/>
+          <w:szCs w:val="20"/>
+        </w:rPr>
+        <w:t>activate</w:t>
+      </w:r>
+      <w:proofErr w:type="spellEnd"/>
     </w:p>
     <w:p>
       <w:pPr>
@@ -2623,25 +3035,107 @@
           <w:sz w:val="20"/>
           <w:szCs w:val="20"/>
         </w:rPr>
-        <w:t>Instala Flask y cualquier otra librería que necesites para el back-end:</w:t>
-      </w:r>
-    </w:p>
-    <w:p>
-      <w:pPr>
-        <w:rPr>
-          <w:rFonts w:ascii="Arial" w:hAnsi="Arial" w:cs="Arial"/>
-          <w:sz w:val="20"/>
-          <w:szCs w:val="20"/>
-        </w:rPr>
-      </w:pPr>
-      <w:r>
-        <w:rPr>
-          <w:rFonts w:ascii="Arial" w:hAnsi="Arial" w:cs="Arial"/>
-          <w:sz w:val="20"/>
-          <w:szCs w:val="20"/>
-        </w:rPr>
-        <w:t>pip install flask</w:t>
-      </w:r>
+        <w:t xml:space="preserve">Instala </w:t>
+      </w:r>
+      <w:proofErr w:type="spellStart"/>
+      <w:r>
+        <w:rPr>
+          <w:rFonts w:ascii="Arial" w:hAnsi="Arial" w:cs="Arial"/>
+          <w:b/>
+          <w:bCs/>
+          <w:sz w:val="20"/>
+          <w:szCs w:val="20"/>
+        </w:rPr>
+        <w:t>Flask</w:t>
+      </w:r>
+      <w:proofErr w:type="spellEnd"/>
+      <w:r>
+        <w:rPr>
+          <w:rFonts w:ascii="Arial" w:hAnsi="Arial" w:cs="Arial"/>
+          <w:b/>
+          <w:bCs/>
+          <w:sz w:val="20"/>
+          <w:szCs w:val="20"/>
+        </w:rPr>
+        <w:t xml:space="preserve"> y cualquier otra librería que necesites para el back-</w:t>
+      </w:r>
+      <w:proofErr w:type="spellStart"/>
+      <w:r>
+        <w:rPr>
+          <w:rFonts w:ascii="Arial" w:hAnsi="Arial" w:cs="Arial"/>
+          <w:b/>
+          <w:bCs/>
+          <w:sz w:val="20"/>
+          <w:szCs w:val="20"/>
+        </w:rPr>
+        <w:t>end</w:t>
+      </w:r>
+      <w:proofErr w:type="spellEnd"/>
+      <w:r>
+        <w:rPr>
+          <w:rFonts w:ascii="Arial" w:hAnsi="Arial" w:cs="Arial"/>
+          <w:b/>
+          <w:bCs/>
+          <w:sz w:val="20"/>
+          <w:szCs w:val="20"/>
+        </w:rPr>
+        <w:t>:</w:t>
+      </w:r>
+    </w:p>
+    <w:p>
+      <w:pPr>
+        <w:rPr>
+          <w:rFonts w:ascii="Arial" w:hAnsi="Arial" w:cs="Arial"/>
+          <w:sz w:val="20"/>
+          <w:szCs w:val="20"/>
+        </w:rPr>
+      </w:pPr>
+      <w:proofErr w:type="spellStart"/>
+      <w:r>
+        <w:rPr>
+          <w:rFonts w:ascii="Arial" w:hAnsi="Arial" w:cs="Arial"/>
+          <w:sz w:val="20"/>
+          <w:szCs w:val="20"/>
+        </w:rPr>
+        <w:t>pip</w:t>
+      </w:r>
+      <w:proofErr w:type="spellEnd"/>
+      <w:r>
+        <w:rPr>
+          <w:rFonts w:ascii="Arial" w:hAnsi="Arial" w:cs="Arial"/>
+          <w:sz w:val="20"/>
+          <w:szCs w:val="20"/>
+        </w:rPr>
+        <w:t xml:space="preserve"> </w:t>
+      </w:r>
+      <w:proofErr w:type="spellStart"/>
+      <w:r>
+        <w:rPr>
+          <w:rFonts w:ascii="Arial" w:hAnsi="Arial" w:cs="Arial"/>
+          <w:sz w:val="20"/>
+          <w:szCs w:val="20"/>
+        </w:rPr>
+        <w:t>install</w:t>
+      </w:r>
+      <w:proofErr w:type="spellEnd"/>
+      <w:r>
+        <w:rPr>
+          <w:rFonts w:ascii="Arial" w:hAnsi="Arial" w:cs="Arial"/>
+          <w:sz w:val="20"/>
+          <w:szCs w:val="20"/>
+        </w:rPr>
+        <w:t xml:space="preserve"> </w:t>
+      </w:r>
+      <w:proofErr w:type="spellStart"/>
+      <w:r>
+        <w:rPr>
+          <w:rFonts w:ascii="Arial" w:hAnsi="Arial" w:cs="Arial"/>
+          <w:sz w:val="20"/>
+          <w:szCs w:val="20"/>
+        </w:rPr>
+        <w:t>flask</w:t>
+      </w:r>
+      <w:proofErr w:type="spellEnd"/>
     </w:p>
     <w:p>
       <w:pPr>
@@ -2665,26 +3159,59 @@
           <w:sz w:val="20"/>
           <w:szCs w:val="20"/>
         </w:rPr>
-        <w:t>Crea la estructura básica de archivos para Flask:</w:t>
-      </w:r>
-    </w:p>
-    <w:p>
-      <w:pPr>
-        <w:rPr>
-          <w:rFonts w:ascii="Arial" w:hAnsi="Arial" w:cs="Arial"/>
-          <w:sz w:val="20"/>
-          <w:szCs w:val="20"/>
-          <w:lang w:val="en-GB"/>
-        </w:rPr>
-      </w:pPr>
-      <w:r>
-        <w:rPr>
-          <w:rFonts w:ascii="Arial" w:hAnsi="Arial" w:cs="Arial"/>
-          <w:sz w:val="20"/>
-          <w:szCs w:val="20"/>
-          <w:lang w:val="en-GB"/>
-        </w:rPr>
-        <w:t>mkdir app</w:t>
+        <w:t xml:space="preserve">Crea la estructura básica de archivos para </w:t>
+      </w:r>
+      <w:proofErr w:type="spellStart"/>
+      <w:r>
+        <w:rPr>
+          <w:rFonts w:ascii="Arial" w:hAnsi="Arial" w:cs="Arial"/>
+          <w:b/>
+          <w:bCs/>
+          <w:sz w:val="20"/>
+          <w:szCs w:val="20"/>
+        </w:rPr>
+        <w:t>Flask</w:t>
+      </w:r>
+      <w:proofErr w:type="spellEnd"/>
+      <w:r>
+        <w:rPr>
+          <w:rFonts w:ascii="Arial" w:hAnsi="Arial" w:cs="Arial"/>
+          <w:b/>
+          <w:bCs/>
+          <w:sz w:val="20"/>
+          <w:szCs w:val="20"/>
+        </w:rPr>
+        <w:t>:</w:t>
+      </w:r>
+    </w:p>
+    <w:p>
+      <w:pPr>
+        <w:rPr>
+          <w:rFonts w:ascii="Arial" w:hAnsi="Arial" w:cs="Arial"/>
+          <w:sz w:val="20"/>
+          <w:szCs w:val="20"/>
+          <w:lang w:val="en-GB"/>
+        </w:rPr>
+      </w:pPr>
+      <w:proofErr w:type="spellStart"/>
+      <w:r>
+        <w:rPr>
+          <w:rFonts w:ascii="Arial" w:hAnsi="Arial" w:cs="Arial"/>
+          <w:sz w:val="20"/>
+          <w:szCs w:val="20"/>
+          <w:lang w:val="en-GB"/>
+        </w:rPr>
+        <w:t>mkdir</w:t>
+      </w:r>
+      <w:proofErr w:type="spellEnd"/>
+      <w:r>
+        <w:rPr>
+          <w:rFonts w:ascii="Arial" w:hAnsi="Arial" w:cs="Arial"/>
+          <w:sz w:val="20"/>
+          <w:szCs w:val="20"/>
+          <w:lang w:val="en-GB"/>
+        </w:rPr>
+        <w:t xml:space="preserve"> app</w:t>
       </w:r>
     </w:p>
     <w:p>
@@ -2766,7 +3293,29 @@
           <w:sz w:val="20"/>
           <w:szCs w:val="20"/>
         </w:rPr>
-        <w:t>En run.py, agrega el código para ejecutar el servidor Flask:</w:t>
+        <w:t xml:space="preserve">En run.py, agrega el código para ejecutar el servidor </w:t>
+      </w:r>
+      <w:proofErr w:type="spellStart"/>
+      <w:r>
+        <w:rPr>
+          <w:rFonts w:ascii="Arial" w:hAnsi="Arial" w:cs="Arial"/>
+          <w:b/>
+          <w:bCs/>
+          <w:sz w:val="20"/>
+          <w:szCs w:val="20"/>
+        </w:rPr>
+        <w:t>Flask</w:t>
+      </w:r>
+      <w:proofErr w:type="spellEnd"/>
+      <w:r>
+        <w:rPr>
+          <w:rFonts w:ascii="Arial" w:hAnsi="Arial" w:cs="Arial"/>
+          <w:b/>
+          <w:bCs/>
+          <w:sz w:val="20"/>
+          <w:szCs w:val="20"/>
+        </w:rPr>
+        <w:t>:</w:t>
       </w:r>
     </w:p>
     <w:p>
@@ -2834,13 +3383,41 @@
         </w:rPr>
         <w:t xml:space="preserve">    </w:t>
       </w:r>
-      <w:r>
-        <w:rPr>
-          <w:rFonts w:ascii="Arial" w:hAnsi="Arial" w:cs="Arial"/>
-          <w:sz w:val="20"/>
-          <w:szCs w:val="20"/>
-        </w:rPr>
-        <w:t>app.run(debug=True)</w:t>
+      <w:proofErr w:type="spellStart"/>
+      <w:r>
+        <w:rPr>
+          <w:rFonts w:ascii="Arial" w:hAnsi="Arial" w:cs="Arial"/>
+          <w:sz w:val="20"/>
+          <w:szCs w:val="20"/>
+        </w:rPr>
+        <w:t>app.run</w:t>
+      </w:r>
+      <w:proofErr w:type="spellEnd"/>
+      <w:r>
+        <w:rPr>
+          <w:rFonts w:ascii="Arial" w:hAnsi="Arial" w:cs="Arial"/>
+          <w:sz w:val="20"/>
+          <w:szCs w:val="20"/>
+        </w:rPr>
+        <w:t>(</w:t>
+      </w:r>
+      <w:proofErr w:type="spellStart"/>
+      <w:r>
+        <w:rPr>
+          <w:rFonts w:ascii="Arial" w:hAnsi="Arial" w:cs="Arial"/>
+          <w:sz w:val="20"/>
+          <w:szCs w:val="20"/>
+        </w:rPr>
+        <w:t>debug</w:t>
+      </w:r>
+      <w:proofErr w:type="spellEnd"/>
+      <w:r>
+        <w:rPr>
+          <w:rFonts w:ascii="Arial" w:hAnsi="Arial" w:cs="Arial"/>
+          <w:sz w:val="20"/>
+          <w:szCs w:val="20"/>
+        </w:rPr>
+        <w:t>=True)</w:t>
       </w:r>
     </w:p>
     <w:p>
@@ -2865,7 +3442,29 @@
           <w:sz w:val="20"/>
           <w:szCs w:val="20"/>
         </w:rPr>
-        <w:t>En app/__init__.py, inicia la aplicación Flask:</w:t>
+        <w:t xml:space="preserve">En app/__init__.py, inicia la aplicación </w:t>
+      </w:r>
+      <w:proofErr w:type="spellStart"/>
+      <w:r>
+        <w:rPr>
+          <w:rFonts w:ascii="Arial" w:hAnsi="Arial" w:cs="Arial"/>
+          <w:b/>
+          <w:bCs/>
+          <w:sz w:val="20"/>
+          <w:szCs w:val="20"/>
+        </w:rPr>
+        <w:t>Flask</w:t>
+      </w:r>
+      <w:proofErr w:type="spellEnd"/>
+      <w:r>
+        <w:rPr>
+          <w:rFonts w:ascii="Arial" w:hAnsi="Arial" w:cs="Arial"/>
+          <w:b/>
+          <w:bCs/>
+          <w:sz w:val="20"/>
+          <w:szCs w:val="20"/>
+        </w:rPr>
+        <w:t>:</w:t>
       </w:r>
     </w:p>
     <w:p>
@@ -2934,14 +3533,70 @@
           <w:szCs w:val="20"/>
         </w:rPr>
       </w:pPr>
-      <w:r>
-        <w:rPr>
-          <w:rFonts w:ascii="Arial" w:hAnsi="Arial" w:cs="Arial"/>
-          <w:sz w:val="20"/>
-          <w:szCs w:val="20"/>
-        </w:rPr>
-        <w:t>from app import routes</w:t>
-      </w:r>
+      <w:proofErr w:type="spellStart"/>
+      <w:r>
+        <w:rPr>
+          <w:rFonts w:ascii="Arial" w:hAnsi="Arial" w:cs="Arial"/>
+          <w:sz w:val="20"/>
+          <w:szCs w:val="20"/>
+        </w:rPr>
+        <w:t>from</w:t>
+      </w:r>
+      <w:proofErr w:type="spellEnd"/>
+      <w:r>
+        <w:rPr>
+          <w:rFonts w:ascii="Arial" w:hAnsi="Arial" w:cs="Arial"/>
+          <w:sz w:val="20"/>
+          <w:szCs w:val="20"/>
+        </w:rPr>
+        <w:t xml:space="preserve"> </w:t>
+      </w:r>
+      <w:proofErr w:type="gramStart"/>
+      <w:r>
+        <w:rPr>
+          <w:rFonts w:ascii="Arial" w:hAnsi="Arial" w:cs="Arial"/>
+          <w:sz w:val="20"/>
+          <w:szCs w:val="20"/>
+        </w:rPr>
+        <w:t>app</w:t>
+      </w:r>
+      <w:proofErr w:type="gramEnd"/>
+      <w:r>
+        <w:rPr>
+          <w:rFonts w:ascii="Arial" w:hAnsi="Arial" w:cs="Arial"/>
+          <w:sz w:val="20"/>
+          <w:szCs w:val="20"/>
+        </w:rPr>
+        <w:t xml:space="preserve"> </w:t>
+      </w:r>
+      <w:proofErr w:type="spellStart"/>
+      <w:r>
+        <w:rPr>
+          <w:rFonts w:ascii="Arial" w:hAnsi="Arial" w:cs="Arial"/>
+          <w:sz w:val="20"/>
+          <w:szCs w:val="20"/>
+        </w:rPr>
+        <w:t>import</w:t>
+      </w:r>
+      <w:proofErr w:type="spellEnd"/>
+      <w:r>
+        <w:rPr>
+          <w:rFonts w:ascii="Arial" w:hAnsi="Arial" w:cs="Arial"/>
+          <w:sz w:val="20"/>
+          <w:szCs w:val="20"/>
+        </w:rPr>
+        <w:t xml:space="preserve"> </w:t>
+      </w:r>
+      <w:proofErr w:type="spellStart"/>
+      <w:r>
+        <w:rPr>
+          <w:rFonts w:ascii="Arial" w:hAnsi="Arial" w:cs="Arial"/>
+          <w:sz w:val="20"/>
+          <w:szCs w:val="20"/>
+        </w:rPr>
+        <w:t>routes</w:t>
+      </w:r>
+      <w:proofErr w:type="spellEnd"/>
     </w:p>
     <w:p>
       <w:pPr>
@@ -2984,7 +3639,29 @@
           <w:szCs w:val="20"/>
         </w:rPr>
         <w:lastRenderedPageBreak/>
-        <w:t>En app/routes.py, define las rutas que servirán la API (para la comunicación con el front-end):</w:t>
+        <w:t xml:space="preserve">En app/routes.py, define las rutas que servirán la API (para la comunicación con el </w:t>
+      </w:r>
+      <w:proofErr w:type="spellStart"/>
+      <w:r>
+        <w:rPr>
+          <w:rFonts w:ascii="Arial" w:hAnsi="Arial" w:cs="Arial"/>
+          <w:b/>
+          <w:bCs/>
+          <w:sz w:val="20"/>
+          <w:szCs w:val="20"/>
+        </w:rPr>
+        <w:t>front-end</w:t>
+      </w:r>
+      <w:proofErr w:type="spellEnd"/>
+      <w:r>
+        <w:rPr>
+          <w:rFonts w:ascii="Arial" w:hAnsi="Arial" w:cs="Arial"/>
+          <w:b/>
+          <w:bCs/>
+          <w:sz w:val="20"/>
+          <w:szCs w:val="20"/>
+        </w:rPr>
+        <w:t>):</w:t>
       </w:r>
     </w:p>
     <w:p>
@@ -3022,53 +3699,122 @@
           <w:szCs w:val="20"/>
           <w:lang w:val="en-GB"/>
         </w:rPr>
-        <w:t>from flask import jsonify</w:t>
-      </w:r>
-    </w:p>
-    <w:p>
-      <w:pPr>
-        <w:rPr>
-          <w:rFonts w:ascii="Arial" w:hAnsi="Arial" w:cs="Arial"/>
-          <w:sz w:val="20"/>
-          <w:szCs w:val="20"/>
-          <w:lang w:val="en-GB"/>
-        </w:rPr>
-      </w:pPr>
-    </w:p>
-    <w:p>
-      <w:pPr>
-        <w:rPr>
-          <w:rFonts w:ascii="Arial" w:hAnsi="Arial" w:cs="Arial"/>
-          <w:sz w:val="20"/>
-          <w:szCs w:val="20"/>
-          <w:lang w:val="en-GB"/>
-        </w:rPr>
-      </w:pPr>
-      <w:r>
-        <w:rPr>
-          <w:rFonts w:ascii="Arial" w:hAnsi="Arial" w:cs="Arial"/>
-          <w:sz w:val="20"/>
-          <w:szCs w:val="20"/>
-          <w:lang w:val="en-GB"/>
-        </w:rPr>
-        <w:t>@app.route('/api/predict', methods=['POST'])</w:t>
-      </w:r>
-    </w:p>
-    <w:p>
-      <w:pPr>
-        <w:rPr>
-          <w:rFonts w:ascii="Arial" w:hAnsi="Arial" w:cs="Arial"/>
-          <w:sz w:val="20"/>
-          <w:szCs w:val="20"/>
-        </w:rPr>
-      </w:pPr>
-      <w:r>
-        <w:rPr>
-          <w:rFonts w:ascii="Arial" w:hAnsi="Arial" w:cs="Arial"/>
-          <w:sz w:val="20"/>
-          <w:szCs w:val="20"/>
-        </w:rPr>
-        <w:t>def predict():</w:t>
+        <w:t xml:space="preserve">from flask import </w:t>
+      </w:r>
+      <w:proofErr w:type="spellStart"/>
+      <w:r>
+        <w:rPr>
+          <w:rFonts w:ascii="Arial" w:hAnsi="Arial" w:cs="Arial"/>
+          <w:sz w:val="20"/>
+          <w:szCs w:val="20"/>
+          <w:lang w:val="en-GB"/>
+        </w:rPr>
+        <w:t>jsonify</w:t>
+      </w:r>
+      <w:proofErr w:type="spellEnd"/>
+    </w:p>
+    <w:p>
+      <w:pPr>
+        <w:rPr>
+          <w:rFonts w:ascii="Arial" w:hAnsi="Arial" w:cs="Arial"/>
+          <w:sz w:val="20"/>
+          <w:szCs w:val="20"/>
+          <w:lang w:val="en-GB"/>
+        </w:rPr>
+      </w:pPr>
+    </w:p>
+    <w:p>
+      <w:pPr>
+        <w:rPr>
+          <w:rFonts w:ascii="Arial" w:hAnsi="Arial" w:cs="Arial"/>
+          <w:sz w:val="20"/>
+          <w:szCs w:val="20"/>
+          <w:lang w:val="en-GB"/>
+        </w:rPr>
+      </w:pPr>
+      <w:r>
+        <w:rPr>
+          <w:rFonts w:ascii="Arial" w:hAnsi="Arial" w:cs="Arial"/>
+          <w:sz w:val="20"/>
+          <w:szCs w:val="20"/>
+          <w:lang w:val="en-GB"/>
+        </w:rPr>
+        <w:t>@</w:t>
+      </w:r>
+      <w:proofErr w:type="gramStart"/>
+      <w:r>
+        <w:rPr>
+          <w:rFonts w:ascii="Arial" w:hAnsi="Arial" w:cs="Arial"/>
+          <w:sz w:val="20"/>
+          <w:szCs w:val="20"/>
+          <w:lang w:val="en-GB"/>
+        </w:rPr>
+        <w:t>app.route</w:t>
+      </w:r>
+      <w:proofErr w:type="gramEnd"/>
+      <w:r>
+        <w:rPr>
+          <w:rFonts w:ascii="Arial" w:hAnsi="Arial" w:cs="Arial"/>
+          <w:sz w:val="20"/>
+          <w:szCs w:val="20"/>
+          <w:lang w:val="en-GB"/>
+        </w:rPr>
+        <w:t>('/api/predict', methods=['POST'])</w:t>
+      </w:r>
+    </w:p>
+    <w:p>
+      <w:pPr>
+        <w:rPr>
+          <w:rFonts w:ascii="Arial" w:hAnsi="Arial" w:cs="Arial"/>
+          <w:sz w:val="20"/>
+          <w:szCs w:val="20"/>
+        </w:rPr>
+      </w:pPr>
+      <w:proofErr w:type="spellStart"/>
+      <w:r>
+        <w:rPr>
+          <w:rFonts w:ascii="Arial" w:hAnsi="Arial" w:cs="Arial"/>
+          <w:sz w:val="20"/>
+          <w:szCs w:val="20"/>
+        </w:rPr>
+        <w:t>def</w:t>
+      </w:r>
+      <w:proofErr w:type="spellEnd"/>
+      <w:r>
+        <w:rPr>
+          <w:rFonts w:ascii="Arial" w:hAnsi="Arial" w:cs="Arial"/>
+          <w:sz w:val="20"/>
+          <w:szCs w:val="20"/>
+        </w:rPr>
+        <w:t xml:space="preserve"> </w:t>
+      </w:r>
+      <w:proofErr w:type="spellStart"/>
+      <w:proofErr w:type="gramStart"/>
+      <w:r>
+        <w:rPr>
+          <w:rFonts w:ascii="Arial" w:hAnsi="Arial" w:cs="Arial"/>
+          <w:sz w:val="20"/>
+          <w:szCs w:val="20"/>
+        </w:rPr>
+        <w:t>predict</w:t>
+      </w:r>
+      <w:proofErr w:type="spellEnd"/>
+      <w:r>
+        <w:rPr>
+          <w:rFonts w:ascii="Arial" w:hAnsi="Arial" w:cs="Arial"/>
+          <w:sz w:val="20"/>
+          <w:szCs w:val="20"/>
+        </w:rPr>
+        <w:t>(</w:t>
+      </w:r>
+      <w:proofErr w:type="gramEnd"/>
+      <w:r>
+        <w:rPr>
+          <w:rFonts w:ascii="Arial" w:hAnsi="Arial" w:cs="Arial"/>
+          <w:sz w:val="20"/>
+          <w:szCs w:val="20"/>
+        </w:rPr>
+        <w:t>):</w:t>
       </w:r>
     </w:p>
     <w:p>
@@ -3112,26 +3858,66 @@
           <w:szCs w:val="20"/>
           <w:lang w:val="en-GB"/>
         </w:rPr>
-        <w:t>result = {'prediction': 'Equipo 1 ganará'}</w:t>
-      </w:r>
-    </w:p>
-    <w:p>
-      <w:pPr>
-        <w:rPr>
-          <w:rFonts w:ascii="Arial" w:hAnsi="Arial" w:cs="Arial"/>
-          <w:sz w:val="20"/>
-          <w:szCs w:val="20"/>
-          <w:lang w:val="en-GB"/>
-        </w:rPr>
-      </w:pPr>
-      <w:r>
-        <w:rPr>
-          <w:rFonts w:ascii="Arial" w:hAnsi="Arial" w:cs="Arial"/>
-          <w:sz w:val="20"/>
-          <w:szCs w:val="20"/>
-          <w:lang w:val="en-GB"/>
-        </w:rPr>
-        <w:t xml:space="preserve">    return jsonify(result)</w:t>
+        <w:t xml:space="preserve">result = {'prediction': 'Equipo 1 </w:t>
+      </w:r>
+      <w:proofErr w:type="spellStart"/>
+      <w:r>
+        <w:rPr>
+          <w:rFonts w:ascii="Arial" w:hAnsi="Arial" w:cs="Arial"/>
+          <w:sz w:val="20"/>
+          <w:szCs w:val="20"/>
+          <w:lang w:val="en-GB"/>
+        </w:rPr>
+        <w:t>ganará</w:t>
+      </w:r>
+      <w:proofErr w:type="spellEnd"/>
+      <w:r>
+        <w:rPr>
+          <w:rFonts w:ascii="Arial" w:hAnsi="Arial" w:cs="Arial"/>
+          <w:sz w:val="20"/>
+          <w:szCs w:val="20"/>
+          <w:lang w:val="en-GB"/>
+        </w:rPr>
+        <w:t>'}</w:t>
+      </w:r>
+    </w:p>
+    <w:p>
+      <w:pPr>
+        <w:rPr>
+          <w:rFonts w:ascii="Arial" w:hAnsi="Arial" w:cs="Arial"/>
+          <w:sz w:val="20"/>
+          <w:szCs w:val="20"/>
+          <w:lang w:val="en-GB"/>
+        </w:rPr>
+      </w:pPr>
+      <w:r>
+        <w:rPr>
+          <w:rFonts w:ascii="Arial" w:hAnsi="Arial" w:cs="Arial"/>
+          <w:sz w:val="20"/>
+          <w:szCs w:val="20"/>
+          <w:lang w:val="en-GB"/>
+        </w:rPr>
+        <w:t xml:space="preserve">    return </w:t>
+      </w:r>
+      <w:proofErr w:type="spellStart"/>
+      <w:r>
+        <w:rPr>
+          <w:rFonts w:ascii="Arial" w:hAnsi="Arial" w:cs="Arial"/>
+          <w:sz w:val="20"/>
+          <w:szCs w:val="20"/>
+          <w:lang w:val="en-GB"/>
+        </w:rPr>
+        <w:t>jsonify</w:t>
+      </w:r>
+      <w:proofErr w:type="spellEnd"/>
+      <w:r>
+        <w:rPr>
+          <w:rFonts w:ascii="Arial" w:hAnsi="Arial" w:cs="Arial"/>
+          <w:sz w:val="20"/>
+          <w:szCs w:val="20"/>
+          <w:lang w:val="en-GB"/>
+        </w:rPr>
+        <w:t>(result)</w:t>
       </w:r>
     </w:p>
     <w:p>
@@ -3172,7 +3958,51 @@
           <w:szCs w:val="20"/>
         </w:rPr>
         <w:lastRenderedPageBreak/>
-        <w:t>Paso 2: Crear la carpeta del front-end (React)</w:t>
+        <w:t xml:space="preserve">Paso 2: Crear la carpeta del </w:t>
+      </w:r>
+      <w:proofErr w:type="spellStart"/>
+      <w:r>
+        <w:rPr>
+          <w:rFonts w:ascii="Arial" w:hAnsi="Arial" w:cs="Arial"/>
+          <w:b/>
+          <w:bCs/>
+          <w:sz w:val="20"/>
+          <w:szCs w:val="20"/>
+        </w:rPr>
+        <w:t>front-end</w:t>
+      </w:r>
+      <w:proofErr w:type="spellEnd"/>
+      <w:r>
+        <w:rPr>
+          <w:rFonts w:ascii="Arial" w:hAnsi="Arial" w:cs="Arial"/>
+          <w:b/>
+          <w:bCs/>
+          <w:sz w:val="20"/>
+          <w:szCs w:val="20"/>
+        </w:rPr>
+        <w:t xml:space="preserve"> (</w:t>
+      </w:r>
+      <w:proofErr w:type="spellStart"/>
+      <w:r>
+        <w:rPr>
+          <w:rFonts w:ascii="Arial" w:hAnsi="Arial" w:cs="Arial"/>
+          <w:b/>
+          <w:bCs/>
+          <w:sz w:val="20"/>
+          <w:szCs w:val="20"/>
+        </w:rPr>
+        <w:t>React</w:t>
+      </w:r>
+      <w:proofErr w:type="spellEnd"/>
+      <w:r>
+        <w:rPr>
+          <w:rFonts w:ascii="Arial" w:hAnsi="Arial" w:cs="Arial"/>
+          <w:b/>
+          <w:bCs/>
+          <w:sz w:val="20"/>
+          <w:szCs w:val="20"/>
+        </w:rPr>
+        <w:t>)</w:t>
       </w:r>
     </w:p>
     <w:p>
@@ -3197,59 +4027,121 @@
           <w:sz w:val="20"/>
           <w:szCs w:val="20"/>
         </w:rPr>
-        <w:t>Regresa al directorio principal del proyecto y crea la carpeta frontend:</w:t>
-      </w:r>
-    </w:p>
-    <w:p>
-      <w:pPr>
-        <w:rPr>
-          <w:rFonts w:ascii="Arial" w:hAnsi="Arial" w:cs="Arial"/>
-          <w:sz w:val="20"/>
-          <w:szCs w:val="20"/>
-        </w:rPr>
-      </w:pPr>
-      <w:r>
-        <w:rPr>
-          <w:rFonts w:ascii="Arial" w:hAnsi="Arial" w:cs="Arial"/>
-          <w:sz w:val="20"/>
-          <w:szCs w:val="20"/>
-        </w:rPr>
-        <w:t>cd ..</w:t>
-      </w:r>
-    </w:p>
-    <w:p>
-      <w:pPr>
-        <w:rPr>
-          <w:rFonts w:ascii="Arial" w:hAnsi="Arial" w:cs="Arial"/>
-          <w:sz w:val="20"/>
-          <w:szCs w:val="20"/>
-        </w:rPr>
-      </w:pPr>
-      <w:r>
-        <w:rPr>
-          <w:rFonts w:ascii="Arial" w:hAnsi="Arial" w:cs="Arial"/>
-          <w:sz w:val="20"/>
-          <w:szCs w:val="20"/>
-        </w:rPr>
-        <w:t>mkdir frontend</w:t>
-      </w:r>
-    </w:p>
-    <w:p>
-      <w:pPr>
-        <w:rPr>
-          <w:rFonts w:ascii="Arial" w:hAnsi="Arial" w:cs="Arial"/>
-          <w:sz w:val="20"/>
-          <w:szCs w:val="20"/>
-        </w:rPr>
-      </w:pPr>
-      <w:r>
-        <w:rPr>
-          <w:rFonts w:ascii="Arial" w:hAnsi="Arial" w:cs="Arial"/>
-          <w:sz w:val="20"/>
-          <w:szCs w:val="20"/>
-        </w:rPr>
-        <w:t>cd frontend</w:t>
-      </w:r>
+        <w:t xml:space="preserve">Regresa al directorio principal del proyecto y crea la carpeta </w:t>
+      </w:r>
+      <w:proofErr w:type="spellStart"/>
+      <w:r>
+        <w:rPr>
+          <w:rFonts w:ascii="Arial" w:hAnsi="Arial" w:cs="Arial"/>
+          <w:b/>
+          <w:bCs/>
+          <w:sz w:val="20"/>
+          <w:szCs w:val="20"/>
+        </w:rPr>
+        <w:t>frontend</w:t>
+      </w:r>
+      <w:proofErr w:type="spellEnd"/>
+      <w:r>
+        <w:rPr>
+          <w:rFonts w:ascii="Arial" w:hAnsi="Arial" w:cs="Arial"/>
+          <w:b/>
+          <w:bCs/>
+          <w:sz w:val="20"/>
+          <w:szCs w:val="20"/>
+        </w:rPr>
+        <w:t>:</w:t>
+      </w:r>
+    </w:p>
+    <w:p>
+      <w:pPr>
+        <w:rPr>
+          <w:rFonts w:ascii="Arial" w:hAnsi="Arial" w:cs="Arial"/>
+          <w:sz w:val="20"/>
+          <w:szCs w:val="20"/>
+        </w:rPr>
+      </w:pPr>
+      <w:r>
+        <w:rPr>
+          <w:rFonts w:ascii="Arial" w:hAnsi="Arial" w:cs="Arial"/>
+          <w:sz w:val="20"/>
+          <w:szCs w:val="20"/>
+        </w:rPr>
+        <w:t>cd</w:t>
+      </w:r>
+      <w:proofErr w:type="gramStart"/>
+      <w:r>
+        <w:rPr>
+          <w:rFonts w:ascii="Arial" w:hAnsi="Arial" w:cs="Arial"/>
+          <w:sz w:val="20"/>
+          <w:szCs w:val="20"/>
+        </w:rPr>
+        <w:t xml:space="preserve"> ..</w:t>
+      </w:r>
+      <w:proofErr w:type="gramEnd"/>
+    </w:p>
+    <w:p>
+      <w:pPr>
+        <w:rPr>
+          <w:rFonts w:ascii="Arial" w:hAnsi="Arial" w:cs="Arial"/>
+          <w:sz w:val="20"/>
+          <w:szCs w:val="20"/>
+        </w:rPr>
+      </w:pPr>
+      <w:proofErr w:type="spellStart"/>
+      <w:r>
+        <w:rPr>
+          <w:rFonts w:ascii="Arial" w:hAnsi="Arial" w:cs="Arial"/>
+          <w:sz w:val="20"/>
+          <w:szCs w:val="20"/>
+        </w:rPr>
+        <w:t>mkdir</w:t>
+      </w:r>
+      <w:proofErr w:type="spellEnd"/>
+      <w:r>
+        <w:rPr>
+          <w:rFonts w:ascii="Arial" w:hAnsi="Arial" w:cs="Arial"/>
+          <w:sz w:val="20"/>
+          <w:szCs w:val="20"/>
+        </w:rPr>
+        <w:t xml:space="preserve"> </w:t>
+      </w:r>
+      <w:proofErr w:type="spellStart"/>
+      <w:r>
+        <w:rPr>
+          <w:rFonts w:ascii="Arial" w:hAnsi="Arial" w:cs="Arial"/>
+          <w:sz w:val="20"/>
+          <w:szCs w:val="20"/>
+        </w:rPr>
+        <w:t>frontend</w:t>
+      </w:r>
+      <w:proofErr w:type="spellEnd"/>
+    </w:p>
+    <w:p>
+      <w:pPr>
+        <w:rPr>
+          <w:rFonts w:ascii="Arial" w:hAnsi="Arial" w:cs="Arial"/>
+          <w:sz w:val="20"/>
+          <w:szCs w:val="20"/>
+        </w:rPr>
+      </w:pPr>
+      <w:r>
+        <w:rPr>
+          <w:rFonts w:ascii="Arial" w:hAnsi="Arial" w:cs="Arial"/>
+          <w:sz w:val="20"/>
+          <w:szCs w:val="20"/>
+        </w:rPr>
+        <w:t xml:space="preserve">cd </w:t>
+      </w:r>
+      <w:proofErr w:type="spellStart"/>
+      <w:r>
+        <w:rPr>
+          <w:rFonts w:ascii="Arial" w:hAnsi="Arial" w:cs="Arial"/>
+          <w:sz w:val="20"/>
+          <w:szCs w:val="20"/>
+        </w:rPr>
+        <w:t>frontend</w:t>
+      </w:r>
+      <w:proofErr w:type="spellEnd"/>
     </w:p>
     <w:p>
       <w:pPr>
@@ -3273,41 +4165,221 @@
           <w:sz w:val="20"/>
           <w:szCs w:val="20"/>
         </w:rPr>
-        <w:t>Inicializa el proyecto de React usando create-react-app:</w:t>
-      </w:r>
-    </w:p>
-    <w:p>
-      <w:pPr>
-        <w:rPr>
-          <w:rFonts w:ascii="Arial" w:hAnsi="Arial" w:cs="Arial"/>
-          <w:sz w:val="20"/>
-          <w:szCs w:val="20"/>
-        </w:rPr>
-      </w:pPr>
-      <w:r>
-        <w:rPr>
-          <w:rFonts w:ascii="Arial" w:hAnsi="Arial" w:cs="Arial"/>
-          <w:sz w:val="20"/>
-          <w:szCs w:val="20"/>
-        </w:rPr>
-        <w:t>npx create-react-app .</w:t>
-      </w:r>
-    </w:p>
-    <w:p>
-      <w:pPr>
-        <w:rPr>
-          <w:rFonts w:ascii="Arial" w:hAnsi="Arial" w:cs="Arial"/>
-          <w:sz w:val="20"/>
-          <w:szCs w:val="20"/>
-        </w:rPr>
-      </w:pPr>
-      <w:r>
-        <w:rPr>
-          <w:rFonts w:ascii="Arial" w:hAnsi="Arial" w:cs="Arial"/>
-          <w:sz w:val="20"/>
-          <w:szCs w:val="20"/>
-        </w:rPr>
-        <w:t>Esto creará todos los archivos necesarios para un proyecto React en la carpeta frontend.</w:t>
+        <w:t xml:space="preserve">Inicializa el proyecto de </w:t>
+      </w:r>
+      <w:proofErr w:type="spellStart"/>
+      <w:r>
+        <w:rPr>
+          <w:rFonts w:ascii="Arial" w:hAnsi="Arial" w:cs="Arial"/>
+          <w:b/>
+          <w:bCs/>
+          <w:sz w:val="20"/>
+          <w:szCs w:val="20"/>
+        </w:rPr>
+        <w:t>React</w:t>
+      </w:r>
+      <w:proofErr w:type="spellEnd"/>
+      <w:r>
+        <w:rPr>
+          <w:rFonts w:ascii="Arial" w:hAnsi="Arial" w:cs="Arial"/>
+          <w:b/>
+          <w:bCs/>
+          <w:sz w:val="20"/>
+          <w:szCs w:val="20"/>
+        </w:rPr>
+        <w:t xml:space="preserve"> usando </w:t>
+      </w:r>
+      <w:proofErr w:type="spellStart"/>
+      <w:r>
+        <w:rPr>
+          <w:rFonts w:ascii="Arial" w:hAnsi="Arial" w:cs="Arial"/>
+          <w:b/>
+          <w:bCs/>
+          <w:sz w:val="20"/>
+          <w:szCs w:val="20"/>
+        </w:rPr>
+        <w:t>create</w:t>
+      </w:r>
+      <w:proofErr w:type="spellEnd"/>
+      <w:r>
+        <w:rPr>
+          <w:rFonts w:ascii="Arial" w:hAnsi="Arial" w:cs="Arial"/>
+          <w:b/>
+          <w:bCs/>
+          <w:sz w:val="20"/>
+          <w:szCs w:val="20"/>
+        </w:rPr>
+        <w:t>-</w:t>
+      </w:r>
+      <w:proofErr w:type="spellStart"/>
+      <w:r>
+        <w:rPr>
+          <w:rFonts w:ascii="Arial" w:hAnsi="Arial" w:cs="Arial"/>
+          <w:b/>
+          <w:bCs/>
+          <w:sz w:val="20"/>
+          <w:szCs w:val="20"/>
+        </w:rPr>
+        <w:t>react</w:t>
+      </w:r>
+      <w:proofErr w:type="spellEnd"/>
+      <w:r>
+        <w:rPr>
+          <w:rFonts w:ascii="Arial" w:hAnsi="Arial" w:cs="Arial"/>
+          <w:b/>
+          <w:bCs/>
+          <w:sz w:val="20"/>
+          <w:szCs w:val="20"/>
+        </w:rPr>
+        <w:t>-</w:t>
+      </w:r>
+      <w:proofErr w:type="gramStart"/>
+      <w:r>
+        <w:rPr>
+          <w:rFonts w:ascii="Arial" w:hAnsi="Arial" w:cs="Arial"/>
+          <w:b/>
+          <w:bCs/>
+          <w:sz w:val="20"/>
+          <w:szCs w:val="20"/>
+        </w:rPr>
+        <w:t>app</w:t>
+      </w:r>
+      <w:proofErr w:type="gramEnd"/>
+      <w:r>
+        <w:rPr>
+          <w:rFonts w:ascii="Arial" w:hAnsi="Arial" w:cs="Arial"/>
+          <w:b/>
+          <w:bCs/>
+          <w:sz w:val="20"/>
+          <w:szCs w:val="20"/>
+        </w:rPr>
+        <w:t>:</w:t>
+      </w:r>
+    </w:p>
+    <w:p>
+      <w:pPr>
+        <w:rPr>
+          <w:rFonts w:ascii="Arial" w:hAnsi="Arial" w:cs="Arial"/>
+          <w:sz w:val="20"/>
+          <w:szCs w:val="20"/>
+        </w:rPr>
+      </w:pPr>
+      <w:proofErr w:type="spellStart"/>
+      <w:r>
+        <w:rPr>
+          <w:rFonts w:ascii="Arial" w:hAnsi="Arial" w:cs="Arial"/>
+          <w:sz w:val="20"/>
+          <w:szCs w:val="20"/>
+        </w:rPr>
+        <w:t>npx</w:t>
+      </w:r>
+      <w:proofErr w:type="spellEnd"/>
+      <w:r>
+        <w:rPr>
+          <w:rFonts w:ascii="Arial" w:hAnsi="Arial" w:cs="Arial"/>
+          <w:sz w:val="20"/>
+          <w:szCs w:val="20"/>
+        </w:rPr>
+        <w:t xml:space="preserve"> </w:t>
+      </w:r>
+      <w:proofErr w:type="spellStart"/>
+      <w:r>
+        <w:rPr>
+          <w:rFonts w:ascii="Arial" w:hAnsi="Arial" w:cs="Arial"/>
+          <w:sz w:val="20"/>
+          <w:szCs w:val="20"/>
+        </w:rPr>
+        <w:t>create</w:t>
+      </w:r>
+      <w:proofErr w:type="spellEnd"/>
+      <w:r>
+        <w:rPr>
+          <w:rFonts w:ascii="Arial" w:hAnsi="Arial" w:cs="Arial"/>
+          <w:sz w:val="20"/>
+          <w:szCs w:val="20"/>
+        </w:rPr>
+        <w:t>-</w:t>
+      </w:r>
+      <w:proofErr w:type="spellStart"/>
+      <w:r>
+        <w:rPr>
+          <w:rFonts w:ascii="Arial" w:hAnsi="Arial" w:cs="Arial"/>
+          <w:sz w:val="20"/>
+          <w:szCs w:val="20"/>
+        </w:rPr>
+        <w:t>react</w:t>
+      </w:r>
+      <w:proofErr w:type="spellEnd"/>
+      <w:r>
+        <w:rPr>
+          <w:rFonts w:ascii="Arial" w:hAnsi="Arial" w:cs="Arial"/>
+          <w:sz w:val="20"/>
+          <w:szCs w:val="20"/>
+        </w:rPr>
+        <w:t>-</w:t>
+      </w:r>
+      <w:proofErr w:type="gramStart"/>
+      <w:r>
+        <w:rPr>
+          <w:rFonts w:ascii="Arial" w:hAnsi="Arial" w:cs="Arial"/>
+          <w:sz w:val="20"/>
+          <w:szCs w:val="20"/>
+        </w:rPr>
+        <w:t>app .</w:t>
+      </w:r>
+      <w:proofErr w:type="gramEnd"/>
+    </w:p>
+    <w:p>
+      <w:pPr>
+        <w:rPr>
+          <w:rFonts w:ascii="Arial" w:hAnsi="Arial" w:cs="Arial"/>
+          <w:sz w:val="20"/>
+          <w:szCs w:val="20"/>
+        </w:rPr>
+      </w:pPr>
+      <w:r>
+        <w:rPr>
+          <w:rFonts w:ascii="Arial" w:hAnsi="Arial" w:cs="Arial"/>
+          <w:sz w:val="20"/>
+          <w:szCs w:val="20"/>
+        </w:rPr>
+        <w:t xml:space="preserve">Esto creará todos los archivos necesarios para un proyecto </w:t>
+      </w:r>
+      <w:proofErr w:type="spellStart"/>
+      <w:r>
+        <w:rPr>
+          <w:rFonts w:ascii="Arial" w:hAnsi="Arial" w:cs="Arial"/>
+          <w:sz w:val="20"/>
+          <w:szCs w:val="20"/>
+        </w:rPr>
+        <w:t>React</w:t>
+      </w:r>
+      <w:proofErr w:type="spellEnd"/>
+      <w:r>
+        <w:rPr>
+          <w:rFonts w:ascii="Arial" w:hAnsi="Arial" w:cs="Arial"/>
+          <w:sz w:val="20"/>
+          <w:szCs w:val="20"/>
+        </w:rPr>
+        <w:t xml:space="preserve"> en la carpeta </w:t>
+      </w:r>
+      <w:proofErr w:type="spellStart"/>
+      <w:r>
+        <w:rPr>
+          <w:rFonts w:ascii="Arial" w:hAnsi="Arial" w:cs="Arial"/>
+          <w:sz w:val="20"/>
+          <w:szCs w:val="20"/>
+        </w:rPr>
+        <w:t>frontend</w:t>
+      </w:r>
+      <w:proofErr w:type="spellEnd"/>
+      <w:r>
+        <w:rPr>
+          <w:rFonts w:ascii="Arial" w:hAnsi="Arial" w:cs="Arial"/>
+          <w:sz w:val="20"/>
+          <w:szCs w:val="20"/>
+        </w:rPr>
+        <w:t>.</w:t>
       </w:r>
     </w:p>
     <w:p>
@@ -3332,122 +4404,388 @@
           <w:sz w:val="20"/>
           <w:szCs w:val="20"/>
         </w:rPr>
-        <w:t>Crea un componente React que haga solicitudes a tu servidor Flask (por ejemplo, App.js):</w:t>
-      </w:r>
-    </w:p>
-    <w:p>
-      <w:pPr>
-        <w:rPr>
-          <w:rFonts w:ascii="Arial" w:hAnsi="Arial" w:cs="Arial"/>
-          <w:sz w:val="20"/>
-          <w:szCs w:val="20"/>
-          <w:lang w:val="en-GB"/>
-        </w:rPr>
-      </w:pPr>
-      <w:r>
-        <w:rPr>
-          <w:rFonts w:ascii="Arial" w:hAnsi="Arial" w:cs="Arial"/>
-          <w:sz w:val="20"/>
-          <w:szCs w:val="20"/>
-          <w:lang w:val="en-GB"/>
-        </w:rPr>
-        <w:t>import React, { useState } from 'react';</w:t>
-      </w:r>
-    </w:p>
-    <w:p>
-      <w:pPr>
-        <w:rPr>
-          <w:rFonts w:ascii="Arial" w:hAnsi="Arial" w:cs="Arial"/>
-          <w:sz w:val="20"/>
-          <w:szCs w:val="20"/>
-          <w:lang w:val="en-GB"/>
-        </w:rPr>
-      </w:pPr>
-    </w:p>
-    <w:p>
-      <w:pPr>
-        <w:rPr>
-          <w:rFonts w:ascii="Arial" w:hAnsi="Arial" w:cs="Arial"/>
-          <w:sz w:val="20"/>
-          <w:szCs w:val="20"/>
-          <w:lang w:val="en-GB"/>
-        </w:rPr>
-      </w:pPr>
-      <w:r>
-        <w:rPr>
-          <w:rFonts w:ascii="Arial" w:hAnsi="Arial" w:cs="Arial"/>
-          <w:sz w:val="20"/>
-          <w:szCs w:val="20"/>
-          <w:lang w:val="en-GB"/>
-        </w:rPr>
-        <w:t>function App() {</w:t>
-      </w:r>
-    </w:p>
-    <w:p>
-      <w:pPr>
-        <w:rPr>
-          <w:rFonts w:ascii="Arial" w:hAnsi="Arial" w:cs="Arial"/>
-          <w:sz w:val="20"/>
-          <w:szCs w:val="20"/>
-          <w:lang w:val="en-GB"/>
-        </w:rPr>
-      </w:pPr>
-      <w:r>
-        <w:rPr>
-          <w:rFonts w:ascii="Arial" w:hAnsi="Arial" w:cs="Arial"/>
-          <w:sz w:val="20"/>
-          <w:szCs w:val="20"/>
-          <w:lang w:val="en-GB"/>
-        </w:rPr>
-        <w:t xml:space="preserve">  const [prediction, setPrediction] = useState(null);</w:t>
-      </w:r>
-    </w:p>
-    <w:p>
-      <w:pPr>
-        <w:rPr>
-          <w:rFonts w:ascii="Arial" w:hAnsi="Arial" w:cs="Arial"/>
-          <w:sz w:val="20"/>
-          <w:szCs w:val="20"/>
-          <w:lang w:val="en-GB"/>
-        </w:rPr>
-      </w:pPr>
-    </w:p>
-    <w:p>
-      <w:pPr>
-        <w:rPr>
-          <w:rFonts w:ascii="Arial" w:hAnsi="Arial" w:cs="Arial"/>
-          <w:sz w:val="20"/>
-          <w:szCs w:val="20"/>
-          <w:lang w:val="en-GB"/>
-        </w:rPr>
-      </w:pPr>
-      <w:r>
-        <w:rPr>
-          <w:rFonts w:ascii="Arial" w:hAnsi="Arial" w:cs="Arial"/>
-          <w:sz w:val="20"/>
-          <w:szCs w:val="20"/>
-          <w:lang w:val="en-GB"/>
-        </w:rPr>
-        <w:t xml:space="preserve">  const fetchPrediction = async () =&gt; {</w:t>
-      </w:r>
-    </w:p>
-    <w:p>
-      <w:pPr>
-        <w:rPr>
-          <w:rFonts w:ascii="Arial" w:hAnsi="Arial" w:cs="Arial"/>
-          <w:sz w:val="20"/>
-          <w:szCs w:val="20"/>
-          <w:lang w:val="en-GB"/>
-        </w:rPr>
-      </w:pPr>
-      <w:r>
-        <w:rPr>
-          <w:rFonts w:ascii="Arial" w:hAnsi="Arial" w:cs="Arial"/>
-          <w:sz w:val="20"/>
-          <w:szCs w:val="20"/>
-          <w:lang w:val="en-GB"/>
-        </w:rPr>
-        <w:t xml:space="preserve">    const response = await fetch('http://localhost:5000/api/predict', {</w:t>
+        <w:t xml:space="preserve">Crea un componente </w:t>
+      </w:r>
+      <w:proofErr w:type="spellStart"/>
+      <w:r>
+        <w:rPr>
+          <w:rFonts w:ascii="Arial" w:hAnsi="Arial" w:cs="Arial"/>
+          <w:b/>
+          <w:bCs/>
+          <w:sz w:val="20"/>
+          <w:szCs w:val="20"/>
+        </w:rPr>
+        <w:t>React</w:t>
+      </w:r>
+      <w:proofErr w:type="spellEnd"/>
+      <w:r>
+        <w:rPr>
+          <w:rFonts w:ascii="Arial" w:hAnsi="Arial" w:cs="Arial"/>
+          <w:b/>
+          <w:bCs/>
+          <w:sz w:val="20"/>
+          <w:szCs w:val="20"/>
+        </w:rPr>
+        <w:t xml:space="preserve"> que haga solicitudes a tu servidor </w:t>
+      </w:r>
+      <w:proofErr w:type="spellStart"/>
+      <w:r>
+        <w:rPr>
+          <w:rFonts w:ascii="Arial" w:hAnsi="Arial" w:cs="Arial"/>
+          <w:b/>
+          <w:bCs/>
+          <w:sz w:val="20"/>
+          <w:szCs w:val="20"/>
+        </w:rPr>
+        <w:t>Flask</w:t>
+      </w:r>
+      <w:proofErr w:type="spellEnd"/>
+      <w:r>
+        <w:rPr>
+          <w:rFonts w:ascii="Arial" w:hAnsi="Arial" w:cs="Arial"/>
+          <w:b/>
+          <w:bCs/>
+          <w:sz w:val="20"/>
+          <w:szCs w:val="20"/>
+        </w:rPr>
+        <w:t xml:space="preserve"> (por ejemplo, App.js):</w:t>
+      </w:r>
+    </w:p>
+    <w:p>
+      <w:pPr>
+        <w:rPr>
+          <w:rFonts w:ascii="Arial" w:hAnsi="Arial" w:cs="Arial"/>
+          <w:sz w:val="20"/>
+          <w:szCs w:val="20"/>
+          <w:lang w:val="en-GB"/>
+        </w:rPr>
+      </w:pPr>
+      <w:r>
+        <w:rPr>
+          <w:rFonts w:ascii="Arial" w:hAnsi="Arial" w:cs="Arial"/>
+          <w:sz w:val="20"/>
+          <w:szCs w:val="20"/>
+          <w:lang w:val="en-GB"/>
+        </w:rPr>
+        <w:t xml:space="preserve">import React, </w:t>
+      </w:r>
+      <w:proofErr w:type="gramStart"/>
+      <w:r>
+        <w:rPr>
+          <w:rFonts w:ascii="Arial" w:hAnsi="Arial" w:cs="Arial"/>
+          <w:sz w:val="20"/>
+          <w:szCs w:val="20"/>
+          <w:lang w:val="en-GB"/>
+        </w:rPr>
+        <w:t xml:space="preserve">{ </w:t>
+      </w:r>
+      <w:proofErr w:type="spellStart"/>
+      <w:r>
+        <w:rPr>
+          <w:rFonts w:ascii="Arial" w:hAnsi="Arial" w:cs="Arial"/>
+          <w:sz w:val="20"/>
+          <w:szCs w:val="20"/>
+          <w:lang w:val="en-GB"/>
+        </w:rPr>
+        <w:t>useState</w:t>
+      </w:r>
+      <w:proofErr w:type="spellEnd"/>
+      <w:proofErr w:type="gramEnd"/>
+      <w:r>
+        <w:rPr>
+          <w:rFonts w:ascii="Arial" w:hAnsi="Arial" w:cs="Arial"/>
+          <w:sz w:val="20"/>
+          <w:szCs w:val="20"/>
+          <w:lang w:val="en-GB"/>
+        </w:rPr>
+        <w:t xml:space="preserve"> } from 'react';</w:t>
+      </w:r>
+    </w:p>
+    <w:p>
+      <w:pPr>
+        <w:rPr>
+          <w:rFonts w:ascii="Arial" w:hAnsi="Arial" w:cs="Arial"/>
+          <w:sz w:val="20"/>
+          <w:szCs w:val="20"/>
+          <w:lang w:val="en-GB"/>
+        </w:rPr>
+      </w:pPr>
+    </w:p>
+    <w:p>
+      <w:pPr>
+        <w:rPr>
+          <w:rFonts w:ascii="Arial" w:hAnsi="Arial" w:cs="Arial"/>
+          <w:sz w:val="20"/>
+          <w:szCs w:val="20"/>
+          <w:lang w:val="en-GB"/>
+        </w:rPr>
+      </w:pPr>
+      <w:r>
+        <w:rPr>
+          <w:rFonts w:ascii="Arial" w:hAnsi="Arial" w:cs="Arial"/>
+          <w:sz w:val="20"/>
+          <w:szCs w:val="20"/>
+          <w:lang w:val="en-GB"/>
+        </w:rPr>
+        <w:t xml:space="preserve">function </w:t>
+      </w:r>
+      <w:proofErr w:type="gramStart"/>
+      <w:r>
+        <w:rPr>
+          <w:rFonts w:ascii="Arial" w:hAnsi="Arial" w:cs="Arial"/>
+          <w:sz w:val="20"/>
+          <w:szCs w:val="20"/>
+          <w:lang w:val="en-GB"/>
+        </w:rPr>
+        <w:t>App(</w:t>
+      </w:r>
+      <w:proofErr w:type="gramEnd"/>
+      <w:r>
+        <w:rPr>
+          <w:rFonts w:ascii="Arial" w:hAnsi="Arial" w:cs="Arial"/>
+          <w:sz w:val="20"/>
+          <w:szCs w:val="20"/>
+          <w:lang w:val="en-GB"/>
+        </w:rPr>
+        <w:t>) {</w:t>
+      </w:r>
+    </w:p>
+    <w:p>
+      <w:pPr>
+        <w:rPr>
+          <w:rFonts w:ascii="Arial" w:hAnsi="Arial" w:cs="Arial"/>
+          <w:sz w:val="20"/>
+          <w:szCs w:val="20"/>
+          <w:lang w:val="en-GB"/>
+        </w:rPr>
+      </w:pPr>
+      <w:r>
+        <w:rPr>
+          <w:rFonts w:ascii="Arial" w:hAnsi="Arial" w:cs="Arial"/>
+          <w:sz w:val="20"/>
+          <w:szCs w:val="20"/>
+          <w:lang w:val="en-GB"/>
+        </w:rPr>
+        <w:t xml:space="preserve">  </w:t>
+      </w:r>
+      <w:proofErr w:type="spellStart"/>
+      <w:r>
+        <w:rPr>
+          <w:rFonts w:ascii="Arial" w:hAnsi="Arial" w:cs="Arial"/>
+          <w:sz w:val="20"/>
+          <w:szCs w:val="20"/>
+          <w:lang w:val="en-GB"/>
+        </w:rPr>
+        <w:t>const</w:t>
+      </w:r>
+      <w:proofErr w:type="spellEnd"/>
+      <w:r>
+        <w:rPr>
+          <w:rFonts w:ascii="Arial" w:hAnsi="Arial" w:cs="Arial"/>
+          <w:sz w:val="20"/>
+          <w:szCs w:val="20"/>
+          <w:lang w:val="en-GB"/>
+        </w:rPr>
+        <w:t xml:space="preserve"> [prediction, </w:t>
+      </w:r>
+      <w:proofErr w:type="spellStart"/>
+      <w:r>
+        <w:rPr>
+          <w:rFonts w:ascii="Arial" w:hAnsi="Arial" w:cs="Arial"/>
+          <w:sz w:val="20"/>
+          <w:szCs w:val="20"/>
+          <w:lang w:val="en-GB"/>
+        </w:rPr>
+        <w:t>setPrediction</w:t>
+      </w:r>
+      <w:proofErr w:type="spellEnd"/>
+      <w:r>
+        <w:rPr>
+          <w:rFonts w:ascii="Arial" w:hAnsi="Arial" w:cs="Arial"/>
+          <w:sz w:val="20"/>
+          <w:szCs w:val="20"/>
+          <w:lang w:val="en-GB"/>
+        </w:rPr>
+        <w:t xml:space="preserve">] = </w:t>
+      </w:r>
+      <w:proofErr w:type="spellStart"/>
+      <w:r>
+        <w:rPr>
+          <w:rFonts w:ascii="Arial" w:hAnsi="Arial" w:cs="Arial"/>
+          <w:sz w:val="20"/>
+          <w:szCs w:val="20"/>
+          <w:lang w:val="en-GB"/>
+        </w:rPr>
+        <w:t>useState</w:t>
+      </w:r>
+      <w:proofErr w:type="spellEnd"/>
+      <w:r>
+        <w:rPr>
+          <w:rFonts w:ascii="Arial" w:hAnsi="Arial" w:cs="Arial"/>
+          <w:sz w:val="20"/>
+          <w:szCs w:val="20"/>
+          <w:lang w:val="en-GB"/>
+        </w:rPr>
+        <w:t>(null</w:t>
+      </w:r>
+      <w:proofErr w:type="gramStart"/>
+      <w:r>
+        <w:rPr>
+          <w:rFonts w:ascii="Arial" w:hAnsi="Arial" w:cs="Arial"/>
+          <w:sz w:val="20"/>
+          <w:szCs w:val="20"/>
+          <w:lang w:val="en-GB"/>
+        </w:rPr>
+        <w:t>);</w:t>
+      </w:r>
+      <w:proofErr w:type="gramEnd"/>
+    </w:p>
+    <w:p>
+      <w:pPr>
+        <w:rPr>
+          <w:rFonts w:ascii="Arial" w:hAnsi="Arial" w:cs="Arial"/>
+          <w:sz w:val="20"/>
+          <w:szCs w:val="20"/>
+          <w:lang w:val="en-GB"/>
+        </w:rPr>
+      </w:pPr>
+    </w:p>
+    <w:p>
+      <w:pPr>
+        <w:rPr>
+          <w:rFonts w:ascii="Arial" w:hAnsi="Arial" w:cs="Arial"/>
+          <w:sz w:val="20"/>
+          <w:szCs w:val="20"/>
+          <w:lang w:val="en-GB"/>
+        </w:rPr>
+      </w:pPr>
+      <w:r>
+        <w:rPr>
+          <w:rFonts w:ascii="Arial" w:hAnsi="Arial" w:cs="Arial"/>
+          <w:sz w:val="20"/>
+          <w:szCs w:val="20"/>
+          <w:lang w:val="en-GB"/>
+        </w:rPr>
+        <w:t xml:space="preserve">  </w:t>
+      </w:r>
+      <w:proofErr w:type="spellStart"/>
+      <w:r>
+        <w:rPr>
+          <w:rFonts w:ascii="Arial" w:hAnsi="Arial" w:cs="Arial"/>
+          <w:sz w:val="20"/>
+          <w:szCs w:val="20"/>
+          <w:lang w:val="en-GB"/>
+        </w:rPr>
+        <w:t>const</w:t>
+      </w:r>
+      <w:proofErr w:type="spellEnd"/>
+      <w:r>
+        <w:rPr>
+          <w:rFonts w:ascii="Arial" w:hAnsi="Arial" w:cs="Arial"/>
+          <w:sz w:val="20"/>
+          <w:szCs w:val="20"/>
+          <w:lang w:val="en-GB"/>
+        </w:rPr>
+        <w:t xml:space="preserve"> </w:t>
+      </w:r>
+      <w:proofErr w:type="spellStart"/>
+      <w:r>
+        <w:rPr>
+          <w:rFonts w:ascii="Arial" w:hAnsi="Arial" w:cs="Arial"/>
+          <w:sz w:val="20"/>
+          <w:szCs w:val="20"/>
+          <w:lang w:val="en-GB"/>
+        </w:rPr>
+        <w:t>fetchPrediction</w:t>
+      </w:r>
+      <w:proofErr w:type="spellEnd"/>
+      <w:r>
+        <w:rPr>
+          <w:rFonts w:ascii="Arial" w:hAnsi="Arial" w:cs="Arial"/>
+          <w:sz w:val="20"/>
+          <w:szCs w:val="20"/>
+          <w:lang w:val="en-GB"/>
+        </w:rPr>
+        <w:t xml:space="preserve"> = async () =&gt; {</w:t>
+      </w:r>
+    </w:p>
+    <w:p>
+      <w:pPr>
+        <w:rPr>
+          <w:rFonts w:ascii="Arial" w:hAnsi="Arial" w:cs="Arial"/>
+          <w:sz w:val="20"/>
+          <w:szCs w:val="20"/>
+          <w:lang w:val="en-GB"/>
+        </w:rPr>
+      </w:pPr>
+      <w:r>
+        <w:rPr>
+          <w:rFonts w:ascii="Arial" w:hAnsi="Arial" w:cs="Arial"/>
+          <w:sz w:val="20"/>
+          <w:szCs w:val="20"/>
+          <w:lang w:val="en-GB"/>
+        </w:rPr>
+        <w:t xml:space="preserve">    </w:t>
+      </w:r>
+      <w:proofErr w:type="spellStart"/>
+      <w:r>
+        <w:rPr>
+          <w:rFonts w:ascii="Arial" w:hAnsi="Arial" w:cs="Arial"/>
+          <w:sz w:val="20"/>
+          <w:szCs w:val="20"/>
+          <w:lang w:val="en-GB"/>
+        </w:rPr>
+        <w:t>const</w:t>
+      </w:r>
+      <w:proofErr w:type="spellEnd"/>
+      <w:r>
+        <w:rPr>
+          <w:rFonts w:ascii="Arial" w:hAnsi="Arial" w:cs="Arial"/>
+          <w:sz w:val="20"/>
+          <w:szCs w:val="20"/>
+          <w:lang w:val="en-GB"/>
+        </w:rPr>
+        <w:t xml:space="preserve"> response = await </w:t>
+      </w:r>
+      <w:proofErr w:type="gramStart"/>
+      <w:r>
+        <w:rPr>
+          <w:rFonts w:ascii="Arial" w:hAnsi="Arial" w:cs="Arial"/>
+          <w:sz w:val="20"/>
+          <w:szCs w:val="20"/>
+          <w:lang w:val="en-GB"/>
+        </w:rPr>
+        <w:t>fetch(</w:t>
+      </w:r>
+      <w:proofErr w:type="gramEnd"/>
+      <w:r>
+        <w:rPr>
+          <w:rFonts w:ascii="Arial" w:hAnsi="Arial" w:cs="Arial"/>
+          <w:sz w:val="20"/>
+          <w:szCs w:val="20"/>
+          <w:lang w:val="en-GB"/>
+        </w:rPr>
+        <w:t>'http://localhost:5000/</w:t>
+      </w:r>
+      <w:proofErr w:type="spellStart"/>
+      <w:r>
+        <w:rPr>
+          <w:rFonts w:ascii="Arial" w:hAnsi="Arial" w:cs="Arial"/>
+          <w:sz w:val="20"/>
+          <w:szCs w:val="20"/>
+          <w:lang w:val="en-GB"/>
+        </w:rPr>
+        <w:t>api</w:t>
+      </w:r>
+      <w:proofErr w:type="spellEnd"/>
+      <w:r>
+        <w:rPr>
+          <w:rFonts w:ascii="Arial" w:hAnsi="Arial" w:cs="Arial"/>
+          <w:sz w:val="20"/>
+          <w:szCs w:val="20"/>
+          <w:lang w:val="en-GB"/>
+        </w:rPr>
+        <w:t>/predict', {</w:t>
       </w:r>
     </w:p>
     <w:p>
@@ -3504,26 +4842,110 @@
           <w:szCs w:val="20"/>
           <w:lang w:val="en-GB"/>
         </w:rPr>
-        <w:t xml:space="preserve">    const data = await response.json();</w:t>
-      </w:r>
-    </w:p>
-    <w:p>
-      <w:pPr>
-        <w:rPr>
-          <w:rFonts w:ascii="Arial" w:hAnsi="Arial" w:cs="Arial"/>
-          <w:sz w:val="20"/>
-          <w:szCs w:val="20"/>
-          <w:lang w:val="en-GB"/>
-        </w:rPr>
-      </w:pPr>
-      <w:r>
-        <w:rPr>
-          <w:rFonts w:ascii="Arial" w:hAnsi="Arial" w:cs="Arial"/>
-          <w:sz w:val="20"/>
-          <w:szCs w:val="20"/>
-          <w:lang w:val="en-GB"/>
-        </w:rPr>
-        <w:t xml:space="preserve">    setPrediction(data.prediction);</w:t>
+        <w:t xml:space="preserve">    </w:t>
+      </w:r>
+      <w:proofErr w:type="spellStart"/>
+      <w:r>
+        <w:rPr>
+          <w:rFonts w:ascii="Arial" w:hAnsi="Arial" w:cs="Arial"/>
+          <w:sz w:val="20"/>
+          <w:szCs w:val="20"/>
+          <w:lang w:val="en-GB"/>
+        </w:rPr>
+        <w:t>const</w:t>
+      </w:r>
+      <w:proofErr w:type="spellEnd"/>
+      <w:r>
+        <w:rPr>
+          <w:rFonts w:ascii="Arial" w:hAnsi="Arial" w:cs="Arial"/>
+          <w:sz w:val="20"/>
+          <w:szCs w:val="20"/>
+          <w:lang w:val="en-GB"/>
+        </w:rPr>
+        <w:t xml:space="preserve"> data = await </w:t>
+      </w:r>
+      <w:proofErr w:type="spellStart"/>
+      <w:proofErr w:type="gramStart"/>
+      <w:r>
+        <w:rPr>
+          <w:rFonts w:ascii="Arial" w:hAnsi="Arial" w:cs="Arial"/>
+          <w:sz w:val="20"/>
+          <w:szCs w:val="20"/>
+          <w:lang w:val="en-GB"/>
+        </w:rPr>
+        <w:t>response.json</w:t>
+      </w:r>
+      <w:proofErr w:type="spellEnd"/>
+      <w:proofErr w:type="gramEnd"/>
+      <w:r>
+        <w:rPr>
+          <w:rFonts w:ascii="Arial" w:hAnsi="Arial" w:cs="Arial"/>
+          <w:sz w:val="20"/>
+          <w:szCs w:val="20"/>
+          <w:lang w:val="en-GB"/>
+        </w:rPr>
+        <w:t>();</w:t>
+      </w:r>
+    </w:p>
+    <w:p>
+      <w:pPr>
+        <w:rPr>
+          <w:rFonts w:ascii="Arial" w:hAnsi="Arial" w:cs="Arial"/>
+          <w:sz w:val="20"/>
+          <w:szCs w:val="20"/>
+          <w:lang w:val="en-GB"/>
+        </w:rPr>
+      </w:pPr>
+      <w:r>
+        <w:rPr>
+          <w:rFonts w:ascii="Arial" w:hAnsi="Arial" w:cs="Arial"/>
+          <w:sz w:val="20"/>
+          <w:szCs w:val="20"/>
+          <w:lang w:val="en-GB"/>
+        </w:rPr>
+        <w:t xml:space="preserve">    </w:t>
+      </w:r>
+      <w:proofErr w:type="spellStart"/>
+      <w:r>
+        <w:rPr>
+          <w:rFonts w:ascii="Arial" w:hAnsi="Arial" w:cs="Arial"/>
+          <w:sz w:val="20"/>
+          <w:szCs w:val="20"/>
+          <w:lang w:val="en-GB"/>
+        </w:rPr>
+        <w:t>setPrediction</w:t>
+      </w:r>
+      <w:proofErr w:type="spellEnd"/>
+      <w:r>
+        <w:rPr>
+          <w:rFonts w:ascii="Arial" w:hAnsi="Arial" w:cs="Arial"/>
+          <w:sz w:val="20"/>
+          <w:szCs w:val="20"/>
+          <w:lang w:val="en-GB"/>
+        </w:rPr>
+        <w:t>(</w:t>
+      </w:r>
+      <w:proofErr w:type="spellStart"/>
+      <w:proofErr w:type="gramStart"/>
+      <w:r>
+        <w:rPr>
+          <w:rFonts w:ascii="Arial" w:hAnsi="Arial" w:cs="Arial"/>
+          <w:sz w:val="20"/>
+          <w:szCs w:val="20"/>
+          <w:lang w:val="en-GB"/>
+        </w:rPr>
+        <w:t>data.prediction</w:t>
+      </w:r>
+      <w:proofErr w:type="spellEnd"/>
+      <w:proofErr w:type="gramEnd"/>
+      <w:r>
+        <w:rPr>
+          <w:rFonts w:ascii="Arial" w:hAnsi="Arial" w:cs="Arial"/>
+          <w:sz w:val="20"/>
+          <w:szCs w:val="20"/>
+          <w:lang w:val="en-GB"/>
+        </w:rPr>
+        <w:t>);</w:t>
       </w:r>
     </w:p>
     <w:p>
@@ -3590,45 +5012,145 @@
           <w:szCs w:val="20"/>
           <w:lang w:val="en-GB"/>
         </w:rPr>
-        <w:t xml:space="preserve">    &lt;div className="App"&gt;</w:t>
-      </w:r>
-    </w:p>
-    <w:p>
-      <w:pPr>
-        <w:rPr>
-          <w:rFonts w:ascii="Arial" w:hAnsi="Arial" w:cs="Arial"/>
-          <w:sz w:val="20"/>
-          <w:szCs w:val="20"/>
-          <w:lang w:val="en-GB"/>
-        </w:rPr>
-      </w:pPr>
-      <w:r>
-        <w:rPr>
-          <w:rFonts w:ascii="Arial" w:hAnsi="Arial" w:cs="Arial"/>
-          <w:sz w:val="20"/>
-          <w:szCs w:val="20"/>
-          <w:lang w:val="en-GB"/>
-        </w:rPr>
-        <w:t xml:space="preserve">      &lt;h1&gt;Predicción NBA&lt;/h1&gt;</w:t>
-      </w:r>
-    </w:p>
-    <w:p>
-      <w:pPr>
-        <w:rPr>
-          <w:rFonts w:ascii="Arial" w:hAnsi="Arial" w:cs="Arial"/>
-          <w:sz w:val="20"/>
-          <w:szCs w:val="20"/>
-          <w:lang w:val="en-GB"/>
-        </w:rPr>
-      </w:pPr>
-      <w:r>
-        <w:rPr>
-          <w:rFonts w:ascii="Arial" w:hAnsi="Arial" w:cs="Arial"/>
-          <w:sz w:val="20"/>
-          <w:szCs w:val="20"/>
-          <w:lang w:val="en-GB"/>
-        </w:rPr>
-        <w:t xml:space="preserve">      &lt;button onClick={fetchPrediction}&gt;Hacer Predicción&lt;/button&gt;</w:t>
+        <w:t xml:space="preserve">    &lt;div </w:t>
+      </w:r>
+      <w:proofErr w:type="spellStart"/>
+      <w:r>
+        <w:rPr>
+          <w:rFonts w:ascii="Arial" w:hAnsi="Arial" w:cs="Arial"/>
+          <w:sz w:val="20"/>
+          <w:szCs w:val="20"/>
+          <w:lang w:val="en-GB"/>
+        </w:rPr>
+        <w:t>className</w:t>
+      </w:r>
+      <w:proofErr w:type="spellEnd"/>
+      <w:r>
+        <w:rPr>
+          <w:rFonts w:ascii="Arial" w:hAnsi="Arial" w:cs="Arial"/>
+          <w:sz w:val="20"/>
+          <w:szCs w:val="20"/>
+          <w:lang w:val="en-GB"/>
+        </w:rPr>
+        <w:t>="App"&gt;</w:t>
+      </w:r>
+    </w:p>
+    <w:p>
+      <w:pPr>
+        <w:rPr>
+          <w:rFonts w:ascii="Arial" w:hAnsi="Arial" w:cs="Arial"/>
+          <w:sz w:val="20"/>
+          <w:szCs w:val="20"/>
+          <w:lang w:val="en-GB"/>
+        </w:rPr>
+      </w:pPr>
+      <w:r>
+        <w:rPr>
+          <w:rFonts w:ascii="Arial" w:hAnsi="Arial" w:cs="Arial"/>
+          <w:sz w:val="20"/>
+          <w:szCs w:val="20"/>
+          <w:lang w:val="en-GB"/>
+        </w:rPr>
+        <w:t xml:space="preserve">      &lt;h1&gt;</w:t>
+      </w:r>
+      <w:proofErr w:type="spellStart"/>
+      <w:r>
+        <w:rPr>
+          <w:rFonts w:ascii="Arial" w:hAnsi="Arial" w:cs="Arial"/>
+          <w:sz w:val="20"/>
+          <w:szCs w:val="20"/>
+          <w:lang w:val="en-GB"/>
+        </w:rPr>
+        <w:t>Predicción</w:t>
+      </w:r>
+      <w:proofErr w:type="spellEnd"/>
+      <w:r>
+        <w:rPr>
+          <w:rFonts w:ascii="Arial" w:hAnsi="Arial" w:cs="Arial"/>
+          <w:sz w:val="20"/>
+          <w:szCs w:val="20"/>
+          <w:lang w:val="en-GB"/>
+        </w:rPr>
+        <w:t xml:space="preserve"> NBA&lt;/h1&gt;</w:t>
+      </w:r>
+    </w:p>
+    <w:p>
+      <w:pPr>
+        <w:rPr>
+          <w:rFonts w:ascii="Arial" w:hAnsi="Arial" w:cs="Arial"/>
+          <w:sz w:val="20"/>
+          <w:szCs w:val="20"/>
+          <w:lang w:val="en-GB"/>
+        </w:rPr>
+      </w:pPr>
+      <w:r>
+        <w:rPr>
+          <w:rFonts w:ascii="Arial" w:hAnsi="Arial" w:cs="Arial"/>
+          <w:sz w:val="20"/>
+          <w:szCs w:val="20"/>
+          <w:lang w:val="en-GB"/>
+        </w:rPr>
+        <w:t xml:space="preserve">      &lt;button </w:t>
+      </w:r>
+      <w:proofErr w:type="spellStart"/>
+      <w:r>
+        <w:rPr>
+          <w:rFonts w:ascii="Arial" w:hAnsi="Arial" w:cs="Arial"/>
+          <w:sz w:val="20"/>
+          <w:szCs w:val="20"/>
+          <w:lang w:val="en-GB"/>
+        </w:rPr>
+        <w:t>onClick</w:t>
+      </w:r>
+      <w:proofErr w:type="spellEnd"/>
+      <w:r>
+        <w:rPr>
+          <w:rFonts w:ascii="Arial" w:hAnsi="Arial" w:cs="Arial"/>
+          <w:sz w:val="20"/>
+          <w:szCs w:val="20"/>
+          <w:lang w:val="en-GB"/>
+        </w:rPr>
+        <w:t>={</w:t>
+      </w:r>
+      <w:proofErr w:type="spellStart"/>
+      <w:r>
+        <w:rPr>
+          <w:rFonts w:ascii="Arial" w:hAnsi="Arial" w:cs="Arial"/>
+          <w:sz w:val="20"/>
+          <w:szCs w:val="20"/>
+          <w:lang w:val="en-GB"/>
+        </w:rPr>
+        <w:t>fetchPrediction</w:t>
+      </w:r>
+      <w:proofErr w:type="spellEnd"/>
+      <w:r>
+        <w:rPr>
+          <w:rFonts w:ascii="Arial" w:hAnsi="Arial" w:cs="Arial"/>
+          <w:sz w:val="20"/>
+          <w:szCs w:val="20"/>
+          <w:lang w:val="en-GB"/>
+        </w:rPr>
+        <w:t xml:space="preserve">}&gt;Hacer </w:t>
+      </w:r>
+      <w:proofErr w:type="spellStart"/>
+      <w:r>
+        <w:rPr>
+          <w:rFonts w:ascii="Arial" w:hAnsi="Arial" w:cs="Arial"/>
+          <w:sz w:val="20"/>
+          <w:szCs w:val="20"/>
+          <w:lang w:val="en-GB"/>
+        </w:rPr>
+        <w:t>Predicción</w:t>
+      </w:r>
+      <w:proofErr w:type="spellEnd"/>
+      <w:r>
+        <w:rPr>
+          <w:rFonts w:ascii="Arial" w:hAnsi="Arial" w:cs="Arial"/>
+          <w:sz w:val="20"/>
+          <w:szCs w:val="20"/>
+          <w:lang w:val="en-GB"/>
+        </w:rPr>
+        <w:t>&lt;/button&gt;</w:t>
       </w:r>
     </w:p>
     <w:p>
@@ -3673,7 +5195,25 @@
           <w:sz w:val="20"/>
           <w:szCs w:val="20"/>
         </w:rPr>
-        <w:t>&lt;/div&gt;</w:t>
+        <w:t>&lt;/</w:t>
+      </w:r>
+      <w:proofErr w:type="spellStart"/>
+      <w:r>
+        <w:rPr>
+          <w:rFonts w:ascii="Arial" w:hAnsi="Arial" w:cs="Arial"/>
+          <w:sz w:val="20"/>
+          <w:szCs w:val="20"/>
+        </w:rPr>
+        <w:t>div</w:t>
+      </w:r>
+      <w:proofErr w:type="spellEnd"/>
+      <w:r>
+        <w:rPr>
+          <w:rFonts w:ascii="Arial" w:hAnsi="Arial" w:cs="Arial"/>
+          <w:sz w:val="20"/>
+          <w:szCs w:val="20"/>
+        </w:rPr>
+        <w:t>&gt;</w:t>
       </w:r>
     </w:p>
     <w:p>
@@ -3727,13 +5267,23 @@
           <w:szCs w:val="20"/>
         </w:rPr>
       </w:pPr>
-      <w:r>
-        <w:rPr>
-          <w:rFonts w:ascii="Arial" w:hAnsi="Arial" w:cs="Arial"/>
-          <w:sz w:val="20"/>
-          <w:szCs w:val="20"/>
-        </w:rPr>
-        <w:t>export default App;</w:t>
+      <w:proofErr w:type="spellStart"/>
+      <w:r>
+        <w:rPr>
+          <w:rFonts w:ascii="Arial" w:hAnsi="Arial" w:cs="Arial"/>
+          <w:sz w:val="20"/>
+          <w:szCs w:val="20"/>
+        </w:rPr>
+        <w:t>export</w:t>
+      </w:r>
+      <w:proofErr w:type="spellEnd"/>
+      <w:r>
+        <w:rPr>
+          <w:rFonts w:ascii="Arial" w:hAnsi="Arial" w:cs="Arial"/>
+          <w:sz w:val="20"/>
+          <w:szCs w:val="20"/>
+        </w:rPr>
+        <w:t xml:space="preserve"> default App;</w:t>
       </w:r>
     </w:p>
     <w:p>
@@ -3759,45 +5309,251 @@
           <w:szCs w:val="20"/>
         </w:rPr>
         <w:lastRenderedPageBreak/>
-        <w:t>Asegúrate de que el archivo package.json en el front-end tenga las configuraciones necesarias para permitir solicitudes al servidor Flask (esto se puede hacer mediante CORS en Flask, como se explica más abajo).</w:t>
-      </w:r>
-    </w:p>
-    <w:p>
-      <w:pPr>
-        <w:rPr>
-          <w:rFonts w:ascii="Arial" w:hAnsi="Arial" w:cs="Arial"/>
-          <w:b/>
-          <w:bCs/>
-          <w:sz w:val="20"/>
-          <w:szCs w:val="20"/>
-        </w:rPr>
-      </w:pPr>
-      <w:r>
-        <w:rPr>
-          <w:rFonts w:ascii="Arial" w:hAnsi="Arial" w:cs="Arial"/>
-          <w:b/>
-          <w:bCs/>
-          <w:sz w:val="20"/>
-          <w:szCs w:val="20"/>
-        </w:rPr>
-        <w:t>Paso 3: Configurar CORS en el back-end (Flask)</w:t>
-      </w:r>
-    </w:p>
-    <w:p>
-      <w:pPr>
-        <w:rPr>
-          <w:rFonts w:ascii="Arial" w:hAnsi="Arial" w:cs="Arial"/>
-          <w:sz w:val="20"/>
-          <w:szCs w:val="20"/>
-        </w:rPr>
-      </w:pPr>
-      <w:r>
-        <w:rPr>
-          <w:rFonts w:ascii="Arial" w:hAnsi="Arial" w:cs="Arial"/>
-          <w:sz w:val="20"/>
-          <w:szCs w:val="20"/>
-        </w:rPr>
-        <w:t xml:space="preserve">Para permitir que el front-end en React pueda hacer solicitudes al back-end en Flask (cuando están en diferentes puertos durante el desarrollo), necesitas habilitar </w:t>
+        <w:t xml:space="preserve">Asegúrate de que el archivo </w:t>
+      </w:r>
+      <w:proofErr w:type="spellStart"/>
+      <w:proofErr w:type="gramStart"/>
+      <w:r>
+        <w:rPr>
+          <w:rFonts w:ascii="Arial" w:hAnsi="Arial" w:cs="Arial"/>
+          <w:b/>
+          <w:bCs/>
+          <w:sz w:val="20"/>
+          <w:szCs w:val="20"/>
+        </w:rPr>
+        <w:t>package.json</w:t>
+      </w:r>
+      <w:proofErr w:type="spellEnd"/>
+      <w:proofErr w:type="gramEnd"/>
+      <w:r>
+        <w:rPr>
+          <w:rFonts w:ascii="Arial" w:hAnsi="Arial" w:cs="Arial"/>
+          <w:b/>
+          <w:bCs/>
+          <w:sz w:val="20"/>
+          <w:szCs w:val="20"/>
+        </w:rPr>
+        <w:t xml:space="preserve"> en el </w:t>
+      </w:r>
+      <w:proofErr w:type="spellStart"/>
+      <w:r>
+        <w:rPr>
+          <w:rFonts w:ascii="Arial" w:hAnsi="Arial" w:cs="Arial"/>
+          <w:b/>
+          <w:bCs/>
+          <w:sz w:val="20"/>
+          <w:szCs w:val="20"/>
+        </w:rPr>
+        <w:t>front-end</w:t>
+      </w:r>
+      <w:proofErr w:type="spellEnd"/>
+      <w:r>
+        <w:rPr>
+          <w:rFonts w:ascii="Arial" w:hAnsi="Arial" w:cs="Arial"/>
+          <w:b/>
+          <w:bCs/>
+          <w:sz w:val="20"/>
+          <w:szCs w:val="20"/>
+        </w:rPr>
+        <w:t xml:space="preserve"> tenga las configuraciones necesarias para permitir solicitudes al servidor </w:t>
+      </w:r>
+      <w:proofErr w:type="spellStart"/>
+      <w:r>
+        <w:rPr>
+          <w:rFonts w:ascii="Arial" w:hAnsi="Arial" w:cs="Arial"/>
+          <w:b/>
+          <w:bCs/>
+          <w:sz w:val="20"/>
+          <w:szCs w:val="20"/>
+        </w:rPr>
+        <w:t>Flask</w:t>
+      </w:r>
+      <w:proofErr w:type="spellEnd"/>
+      <w:r>
+        <w:rPr>
+          <w:rFonts w:ascii="Arial" w:hAnsi="Arial" w:cs="Arial"/>
+          <w:b/>
+          <w:bCs/>
+          <w:sz w:val="20"/>
+          <w:szCs w:val="20"/>
+        </w:rPr>
+        <w:t xml:space="preserve"> (esto se puede hacer mediante CORS en </w:t>
+      </w:r>
+      <w:proofErr w:type="spellStart"/>
+      <w:r>
+        <w:rPr>
+          <w:rFonts w:ascii="Arial" w:hAnsi="Arial" w:cs="Arial"/>
+          <w:b/>
+          <w:bCs/>
+          <w:sz w:val="20"/>
+          <w:szCs w:val="20"/>
+        </w:rPr>
+        <w:t>Flask</w:t>
+      </w:r>
+      <w:proofErr w:type="spellEnd"/>
+      <w:r>
+        <w:rPr>
+          <w:rFonts w:ascii="Arial" w:hAnsi="Arial" w:cs="Arial"/>
+          <w:b/>
+          <w:bCs/>
+          <w:sz w:val="20"/>
+          <w:szCs w:val="20"/>
+        </w:rPr>
+        <w:t>, como se explica más abajo).</w:t>
+      </w:r>
+    </w:p>
+    <w:p>
+      <w:pPr>
+        <w:rPr>
+          <w:rFonts w:ascii="Arial" w:hAnsi="Arial" w:cs="Arial"/>
+          <w:b/>
+          <w:bCs/>
+          <w:sz w:val="20"/>
+          <w:szCs w:val="20"/>
+        </w:rPr>
+      </w:pPr>
+      <w:r>
+        <w:rPr>
+          <w:rFonts w:ascii="Arial" w:hAnsi="Arial" w:cs="Arial"/>
+          <w:b/>
+          <w:bCs/>
+          <w:sz w:val="20"/>
+          <w:szCs w:val="20"/>
+        </w:rPr>
+        <w:t>Paso 3: Configurar CORS en el back-</w:t>
+      </w:r>
+      <w:proofErr w:type="spellStart"/>
+      <w:r>
+        <w:rPr>
+          <w:rFonts w:ascii="Arial" w:hAnsi="Arial" w:cs="Arial"/>
+          <w:b/>
+          <w:bCs/>
+          <w:sz w:val="20"/>
+          <w:szCs w:val="20"/>
+        </w:rPr>
+        <w:t>end</w:t>
+      </w:r>
+      <w:proofErr w:type="spellEnd"/>
+      <w:r>
+        <w:rPr>
+          <w:rFonts w:ascii="Arial" w:hAnsi="Arial" w:cs="Arial"/>
+          <w:b/>
+          <w:bCs/>
+          <w:sz w:val="20"/>
+          <w:szCs w:val="20"/>
+        </w:rPr>
+        <w:t xml:space="preserve"> (</w:t>
+      </w:r>
+      <w:proofErr w:type="spellStart"/>
+      <w:r>
+        <w:rPr>
+          <w:rFonts w:ascii="Arial" w:hAnsi="Arial" w:cs="Arial"/>
+          <w:b/>
+          <w:bCs/>
+          <w:sz w:val="20"/>
+          <w:szCs w:val="20"/>
+        </w:rPr>
+        <w:t>Flask</w:t>
+      </w:r>
+      <w:proofErr w:type="spellEnd"/>
+      <w:r>
+        <w:rPr>
+          <w:rFonts w:ascii="Arial" w:hAnsi="Arial" w:cs="Arial"/>
+          <w:b/>
+          <w:bCs/>
+          <w:sz w:val="20"/>
+          <w:szCs w:val="20"/>
+        </w:rPr>
+        <w:t>)</w:t>
+      </w:r>
+    </w:p>
+    <w:p>
+      <w:pPr>
+        <w:rPr>
+          <w:rFonts w:ascii="Arial" w:hAnsi="Arial" w:cs="Arial"/>
+          <w:sz w:val="20"/>
+          <w:szCs w:val="20"/>
+        </w:rPr>
+      </w:pPr>
+      <w:r>
+        <w:rPr>
+          <w:rFonts w:ascii="Arial" w:hAnsi="Arial" w:cs="Arial"/>
+          <w:sz w:val="20"/>
+          <w:szCs w:val="20"/>
+        </w:rPr>
+        <w:t xml:space="preserve">Para permitir que el </w:t>
+      </w:r>
+      <w:proofErr w:type="spellStart"/>
+      <w:r>
+        <w:rPr>
+          <w:rFonts w:ascii="Arial" w:hAnsi="Arial" w:cs="Arial"/>
+          <w:sz w:val="20"/>
+          <w:szCs w:val="20"/>
+        </w:rPr>
+        <w:t>front-end</w:t>
+      </w:r>
+      <w:proofErr w:type="spellEnd"/>
+      <w:r>
+        <w:rPr>
+          <w:rFonts w:ascii="Arial" w:hAnsi="Arial" w:cs="Arial"/>
+          <w:sz w:val="20"/>
+          <w:szCs w:val="20"/>
+        </w:rPr>
+        <w:t xml:space="preserve"> en </w:t>
+      </w:r>
+      <w:proofErr w:type="spellStart"/>
+      <w:r>
+        <w:rPr>
+          <w:rFonts w:ascii="Arial" w:hAnsi="Arial" w:cs="Arial"/>
+          <w:sz w:val="20"/>
+          <w:szCs w:val="20"/>
+        </w:rPr>
+        <w:t>React</w:t>
+      </w:r>
+      <w:proofErr w:type="spellEnd"/>
+      <w:r>
+        <w:rPr>
+          <w:rFonts w:ascii="Arial" w:hAnsi="Arial" w:cs="Arial"/>
+          <w:sz w:val="20"/>
+          <w:szCs w:val="20"/>
+        </w:rPr>
+        <w:t xml:space="preserve"> pueda hacer solicitudes al back-</w:t>
+      </w:r>
+      <w:proofErr w:type="spellStart"/>
+      <w:r>
+        <w:rPr>
+          <w:rFonts w:ascii="Arial" w:hAnsi="Arial" w:cs="Arial"/>
+          <w:sz w:val="20"/>
+          <w:szCs w:val="20"/>
+        </w:rPr>
+        <w:t>end</w:t>
+      </w:r>
+      <w:proofErr w:type="spellEnd"/>
+      <w:r>
+        <w:rPr>
+          <w:rFonts w:ascii="Arial" w:hAnsi="Arial" w:cs="Arial"/>
+          <w:sz w:val="20"/>
+          <w:szCs w:val="20"/>
+        </w:rPr>
+        <w:t xml:space="preserve"> en </w:t>
+      </w:r>
+      <w:proofErr w:type="spellStart"/>
+      <w:r>
+        <w:rPr>
+          <w:rFonts w:ascii="Arial" w:hAnsi="Arial" w:cs="Arial"/>
+          <w:sz w:val="20"/>
+          <w:szCs w:val="20"/>
+        </w:rPr>
+        <w:t>Flask</w:t>
+      </w:r>
+      <w:proofErr w:type="spellEnd"/>
+      <w:r>
+        <w:rPr>
+          <w:rFonts w:ascii="Arial" w:hAnsi="Arial" w:cs="Arial"/>
+          <w:sz w:val="20"/>
+          <w:szCs w:val="20"/>
+        </w:rPr>
+        <w:t xml:space="preserve"> (cuando están en diferentes puertos durante el desarrollo), necesitas habilitar </w:t>
       </w:r>
       <w:r>
         <w:rPr>
@@ -3815,7 +5571,61 @@
           <w:sz w:val="20"/>
           <w:szCs w:val="20"/>
         </w:rPr>
-        <w:t xml:space="preserve"> (Cross-Origin Resource Sharing).</w:t>
+        <w:t xml:space="preserve"> (Cross-</w:t>
+      </w:r>
+      <w:proofErr w:type="spellStart"/>
+      <w:r>
+        <w:rPr>
+          <w:rFonts w:ascii="Arial" w:hAnsi="Arial" w:cs="Arial"/>
+          <w:sz w:val="20"/>
+          <w:szCs w:val="20"/>
+        </w:rPr>
+        <w:t>Origin</w:t>
+      </w:r>
+      <w:proofErr w:type="spellEnd"/>
+      <w:r>
+        <w:rPr>
+          <w:rFonts w:ascii="Arial" w:hAnsi="Arial" w:cs="Arial"/>
+          <w:sz w:val="20"/>
+          <w:szCs w:val="20"/>
+        </w:rPr>
+        <w:t xml:space="preserve"> </w:t>
+      </w:r>
+      <w:proofErr w:type="spellStart"/>
+      <w:r>
+        <w:rPr>
+          <w:rFonts w:ascii="Arial" w:hAnsi="Arial" w:cs="Arial"/>
+          <w:sz w:val="20"/>
+          <w:szCs w:val="20"/>
+        </w:rPr>
+        <w:t>Resource</w:t>
+      </w:r>
+      <w:proofErr w:type="spellEnd"/>
+      <w:r>
+        <w:rPr>
+          <w:rFonts w:ascii="Arial" w:hAnsi="Arial" w:cs="Arial"/>
+          <w:sz w:val="20"/>
+          <w:szCs w:val="20"/>
+        </w:rPr>
+        <w:t xml:space="preserve"> </w:t>
+      </w:r>
+      <w:proofErr w:type="spellStart"/>
+      <w:r>
+        <w:rPr>
+          <w:rFonts w:ascii="Arial" w:hAnsi="Arial" w:cs="Arial"/>
+          <w:sz w:val="20"/>
+          <w:szCs w:val="20"/>
+        </w:rPr>
+        <w:t>Sharing</w:t>
+      </w:r>
+      <w:proofErr w:type="spellEnd"/>
+      <w:r>
+        <w:rPr>
+          <w:rFonts w:ascii="Arial" w:hAnsi="Arial" w:cs="Arial"/>
+          <w:sz w:val="20"/>
+          <w:szCs w:val="20"/>
+        </w:rPr>
+        <w:t>).</w:t>
       </w:r>
     </w:p>
     <w:p>
@@ -3840,25 +5650,85 @@
           <w:sz w:val="20"/>
           <w:szCs w:val="20"/>
         </w:rPr>
-        <w:t>Instala el paquete flask-cors:</w:t>
-      </w:r>
-    </w:p>
-    <w:p>
-      <w:pPr>
-        <w:rPr>
-          <w:rFonts w:ascii="Arial" w:hAnsi="Arial" w:cs="Arial"/>
-          <w:sz w:val="20"/>
-          <w:szCs w:val="20"/>
-        </w:rPr>
-      </w:pPr>
-      <w:r>
-        <w:rPr>
-          <w:rFonts w:ascii="Arial" w:hAnsi="Arial" w:cs="Arial"/>
-          <w:sz w:val="20"/>
-          <w:szCs w:val="20"/>
-        </w:rPr>
-        <w:t>pip install flask-cors</w:t>
-      </w:r>
+        <w:t xml:space="preserve">Instala el paquete </w:t>
+      </w:r>
+      <w:proofErr w:type="spellStart"/>
+      <w:r>
+        <w:rPr>
+          <w:rFonts w:ascii="Arial" w:hAnsi="Arial" w:cs="Arial"/>
+          <w:b/>
+          <w:bCs/>
+          <w:sz w:val="20"/>
+          <w:szCs w:val="20"/>
+        </w:rPr>
+        <w:t>flask-cors</w:t>
+      </w:r>
+      <w:proofErr w:type="spellEnd"/>
+      <w:r>
+        <w:rPr>
+          <w:rFonts w:ascii="Arial" w:hAnsi="Arial" w:cs="Arial"/>
+          <w:b/>
+          <w:bCs/>
+          <w:sz w:val="20"/>
+          <w:szCs w:val="20"/>
+        </w:rPr>
+        <w:t>:</w:t>
+      </w:r>
+    </w:p>
+    <w:p>
+      <w:pPr>
+        <w:rPr>
+          <w:rFonts w:ascii="Arial" w:hAnsi="Arial" w:cs="Arial"/>
+          <w:sz w:val="20"/>
+          <w:szCs w:val="20"/>
+        </w:rPr>
+      </w:pPr>
+      <w:proofErr w:type="spellStart"/>
+      <w:r>
+        <w:rPr>
+          <w:rFonts w:ascii="Arial" w:hAnsi="Arial" w:cs="Arial"/>
+          <w:sz w:val="20"/>
+          <w:szCs w:val="20"/>
+        </w:rPr>
+        <w:t>pip</w:t>
+      </w:r>
+      <w:proofErr w:type="spellEnd"/>
+      <w:r>
+        <w:rPr>
+          <w:rFonts w:ascii="Arial" w:hAnsi="Arial" w:cs="Arial"/>
+          <w:sz w:val="20"/>
+          <w:szCs w:val="20"/>
+        </w:rPr>
+        <w:t xml:space="preserve"> </w:t>
+      </w:r>
+      <w:proofErr w:type="spellStart"/>
+      <w:r>
+        <w:rPr>
+          <w:rFonts w:ascii="Arial" w:hAnsi="Arial" w:cs="Arial"/>
+          <w:sz w:val="20"/>
+          <w:szCs w:val="20"/>
+        </w:rPr>
+        <w:t>install</w:t>
+      </w:r>
+      <w:proofErr w:type="spellEnd"/>
+      <w:r>
+        <w:rPr>
+          <w:rFonts w:ascii="Arial" w:hAnsi="Arial" w:cs="Arial"/>
+          <w:sz w:val="20"/>
+          <w:szCs w:val="20"/>
+        </w:rPr>
+        <w:t xml:space="preserve"> </w:t>
+      </w:r>
+      <w:proofErr w:type="spellStart"/>
+      <w:r>
+        <w:rPr>
+          <w:rFonts w:ascii="Arial" w:hAnsi="Arial" w:cs="Arial"/>
+          <w:sz w:val="20"/>
+          <w:szCs w:val="20"/>
+        </w:rPr>
+        <w:t>flask-cors</w:t>
+      </w:r>
+      <w:proofErr w:type="spellEnd"/>
     </w:p>
     <w:p>
       <w:pPr>
@@ -3920,78 +5790,210 @@
           <w:szCs w:val="20"/>
           <w:lang w:val="en-GB"/>
         </w:rPr>
-        <w:t>from flask_cors import CORS</w:t>
-      </w:r>
-    </w:p>
-    <w:p>
-      <w:pPr>
-        <w:rPr>
-          <w:rFonts w:ascii="Arial" w:hAnsi="Arial" w:cs="Arial"/>
-          <w:sz w:val="20"/>
-          <w:szCs w:val="20"/>
-          <w:lang w:val="en-GB"/>
-        </w:rPr>
-      </w:pPr>
-    </w:p>
-    <w:p>
-      <w:pPr>
-        <w:rPr>
-          <w:rFonts w:ascii="Arial" w:hAnsi="Arial" w:cs="Arial"/>
-          <w:sz w:val="20"/>
-          <w:szCs w:val="20"/>
-        </w:rPr>
-      </w:pPr>
-      <w:r>
-        <w:rPr>
-          <w:rFonts w:ascii="Arial" w:hAnsi="Arial" w:cs="Arial"/>
-          <w:sz w:val="20"/>
-          <w:szCs w:val="20"/>
-        </w:rPr>
-        <w:t>app = Flask(__name__)</w:t>
-      </w:r>
-    </w:p>
-    <w:p>
-      <w:pPr>
-        <w:rPr>
-          <w:rFonts w:ascii="Arial" w:hAnsi="Arial" w:cs="Arial"/>
-          <w:sz w:val="20"/>
-          <w:szCs w:val="20"/>
-        </w:rPr>
-      </w:pPr>
-      <w:r>
-        <w:rPr>
-          <w:rFonts w:ascii="Arial" w:hAnsi="Arial" w:cs="Arial"/>
-          <w:sz w:val="20"/>
-          <w:szCs w:val="20"/>
-        </w:rPr>
-        <w:t>CORS(app)  # Esto habilita CORS en todas las rutas</w:t>
-      </w:r>
-    </w:p>
-    <w:p>
-      <w:pPr>
-        <w:rPr>
-          <w:rFonts w:ascii="Arial" w:hAnsi="Arial" w:cs="Arial"/>
-          <w:sz w:val="20"/>
-          <w:szCs w:val="20"/>
-        </w:rPr>
-      </w:pPr>
-    </w:p>
-    <w:p>
-      <w:pPr>
-        <w:rPr>
-          <w:rFonts w:ascii="Arial" w:hAnsi="Arial" w:cs="Arial"/>
-          <w:sz w:val="20"/>
-          <w:szCs w:val="20"/>
-        </w:rPr>
-      </w:pPr>
-      <w:r>
-        <w:rPr>
-          <w:rFonts w:ascii="Arial" w:hAnsi="Arial" w:cs="Arial"/>
-          <w:sz w:val="20"/>
-          <w:szCs w:val="20"/>
-        </w:rPr>
-        <w:t>from app import routes</w:t>
-      </w:r>
+        <w:t xml:space="preserve">from </w:t>
+      </w:r>
+      <w:proofErr w:type="spellStart"/>
+      <w:r>
+        <w:rPr>
+          <w:rFonts w:ascii="Arial" w:hAnsi="Arial" w:cs="Arial"/>
+          <w:sz w:val="20"/>
+          <w:szCs w:val="20"/>
+          <w:lang w:val="en-GB"/>
+        </w:rPr>
+        <w:t>flask_cors</w:t>
+      </w:r>
+      <w:proofErr w:type="spellEnd"/>
+      <w:r>
+        <w:rPr>
+          <w:rFonts w:ascii="Arial" w:hAnsi="Arial" w:cs="Arial"/>
+          <w:sz w:val="20"/>
+          <w:szCs w:val="20"/>
+          <w:lang w:val="en-GB"/>
+        </w:rPr>
+        <w:t xml:space="preserve"> import CORS</w:t>
+      </w:r>
+    </w:p>
+    <w:p>
+      <w:pPr>
+        <w:rPr>
+          <w:rFonts w:ascii="Arial" w:hAnsi="Arial" w:cs="Arial"/>
+          <w:sz w:val="20"/>
+          <w:szCs w:val="20"/>
+          <w:lang w:val="en-GB"/>
+        </w:rPr>
+      </w:pPr>
+    </w:p>
+    <w:p>
+      <w:pPr>
+        <w:rPr>
+          <w:rFonts w:ascii="Arial" w:hAnsi="Arial" w:cs="Arial"/>
+          <w:sz w:val="20"/>
+          <w:szCs w:val="20"/>
+        </w:rPr>
+      </w:pPr>
+      <w:proofErr w:type="gramStart"/>
+      <w:r>
+        <w:rPr>
+          <w:rFonts w:ascii="Arial" w:hAnsi="Arial" w:cs="Arial"/>
+          <w:sz w:val="20"/>
+          <w:szCs w:val="20"/>
+        </w:rPr>
+        <w:t>app</w:t>
+      </w:r>
+      <w:proofErr w:type="gramEnd"/>
+      <w:r>
+        <w:rPr>
+          <w:rFonts w:ascii="Arial" w:hAnsi="Arial" w:cs="Arial"/>
+          <w:sz w:val="20"/>
+          <w:szCs w:val="20"/>
+        </w:rPr>
+        <w:t xml:space="preserve"> = </w:t>
+      </w:r>
+      <w:proofErr w:type="spellStart"/>
+      <w:r>
+        <w:rPr>
+          <w:rFonts w:ascii="Arial" w:hAnsi="Arial" w:cs="Arial"/>
+          <w:sz w:val="20"/>
+          <w:szCs w:val="20"/>
+        </w:rPr>
+        <w:t>Flask</w:t>
+      </w:r>
+      <w:proofErr w:type="spellEnd"/>
+      <w:r>
+        <w:rPr>
+          <w:rFonts w:ascii="Arial" w:hAnsi="Arial" w:cs="Arial"/>
+          <w:sz w:val="20"/>
+          <w:szCs w:val="20"/>
+        </w:rPr>
+        <w:t>(__</w:t>
+      </w:r>
+      <w:proofErr w:type="spellStart"/>
+      <w:r>
+        <w:rPr>
+          <w:rFonts w:ascii="Arial" w:hAnsi="Arial" w:cs="Arial"/>
+          <w:sz w:val="20"/>
+          <w:szCs w:val="20"/>
+        </w:rPr>
+        <w:t>name</w:t>
+      </w:r>
+      <w:proofErr w:type="spellEnd"/>
+      <w:r>
+        <w:rPr>
+          <w:rFonts w:ascii="Arial" w:hAnsi="Arial" w:cs="Arial"/>
+          <w:sz w:val="20"/>
+          <w:szCs w:val="20"/>
+        </w:rPr>
+        <w:t>__)</w:t>
+      </w:r>
+    </w:p>
+    <w:p>
+      <w:pPr>
+        <w:rPr>
+          <w:rFonts w:ascii="Arial" w:hAnsi="Arial" w:cs="Arial"/>
+          <w:sz w:val="20"/>
+          <w:szCs w:val="20"/>
+        </w:rPr>
+      </w:pPr>
+      <w:proofErr w:type="gramStart"/>
+      <w:r>
+        <w:rPr>
+          <w:rFonts w:ascii="Arial" w:hAnsi="Arial" w:cs="Arial"/>
+          <w:sz w:val="20"/>
+          <w:szCs w:val="20"/>
+        </w:rPr>
+        <w:t>CORS(</w:t>
+      </w:r>
+      <w:proofErr w:type="gramEnd"/>
+      <w:r>
+        <w:rPr>
+          <w:rFonts w:ascii="Arial" w:hAnsi="Arial" w:cs="Arial"/>
+          <w:sz w:val="20"/>
+          <w:szCs w:val="20"/>
+        </w:rPr>
+        <w:t>app)  # Esto habilita CORS en todas las rutas</w:t>
+      </w:r>
+    </w:p>
+    <w:p>
+      <w:pPr>
+        <w:rPr>
+          <w:rFonts w:ascii="Arial" w:hAnsi="Arial" w:cs="Arial"/>
+          <w:sz w:val="20"/>
+          <w:szCs w:val="20"/>
+        </w:rPr>
+      </w:pPr>
+    </w:p>
+    <w:p>
+      <w:pPr>
+        <w:rPr>
+          <w:rFonts w:ascii="Arial" w:hAnsi="Arial" w:cs="Arial"/>
+          <w:sz w:val="20"/>
+          <w:szCs w:val="20"/>
+        </w:rPr>
+      </w:pPr>
+      <w:proofErr w:type="spellStart"/>
+      <w:r>
+        <w:rPr>
+          <w:rFonts w:ascii="Arial" w:hAnsi="Arial" w:cs="Arial"/>
+          <w:sz w:val="20"/>
+          <w:szCs w:val="20"/>
+        </w:rPr>
+        <w:t>from</w:t>
+      </w:r>
+      <w:proofErr w:type="spellEnd"/>
+      <w:r>
+        <w:rPr>
+          <w:rFonts w:ascii="Arial" w:hAnsi="Arial" w:cs="Arial"/>
+          <w:sz w:val="20"/>
+          <w:szCs w:val="20"/>
+        </w:rPr>
+        <w:t xml:space="preserve"> </w:t>
+      </w:r>
+      <w:proofErr w:type="gramStart"/>
+      <w:r>
+        <w:rPr>
+          <w:rFonts w:ascii="Arial" w:hAnsi="Arial" w:cs="Arial"/>
+          <w:sz w:val="20"/>
+          <w:szCs w:val="20"/>
+        </w:rPr>
+        <w:t>app</w:t>
+      </w:r>
+      <w:proofErr w:type="gramEnd"/>
+      <w:r>
+        <w:rPr>
+          <w:rFonts w:ascii="Arial" w:hAnsi="Arial" w:cs="Arial"/>
+          <w:sz w:val="20"/>
+          <w:szCs w:val="20"/>
+        </w:rPr>
+        <w:t xml:space="preserve"> </w:t>
+      </w:r>
+      <w:proofErr w:type="spellStart"/>
+      <w:r>
+        <w:rPr>
+          <w:rFonts w:ascii="Arial" w:hAnsi="Arial" w:cs="Arial"/>
+          <w:sz w:val="20"/>
+          <w:szCs w:val="20"/>
+        </w:rPr>
+        <w:t>import</w:t>
+      </w:r>
+      <w:proofErr w:type="spellEnd"/>
+      <w:r>
+        <w:rPr>
+          <w:rFonts w:ascii="Arial" w:hAnsi="Arial" w:cs="Arial"/>
+          <w:sz w:val="20"/>
+          <w:szCs w:val="20"/>
+        </w:rPr>
+        <w:t xml:space="preserve"> </w:t>
+      </w:r>
+      <w:proofErr w:type="spellStart"/>
+      <w:r>
+        <w:rPr>
+          <w:rFonts w:ascii="Arial" w:hAnsi="Arial" w:cs="Arial"/>
+          <w:sz w:val="20"/>
+          <w:szCs w:val="20"/>
+        </w:rPr>
+        <w:t>routes</w:t>
+      </w:r>
+      <w:proofErr w:type="spellEnd"/>
     </w:p>
     <w:p>
       <w:pPr>
@@ -4053,7 +6055,73 @@
           <w:sz w:val="20"/>
           <w:szCs w:val="20"/>
         </w:rPr>
-        <w:t>Inicia el servidor Flask (back-end): En la carpeta backend, ejecuta:</w:t>
+        <w:t xml:space="preserve">Inicia el servidor </w:t>
+      </w:r>
+      <w:proofErr w:type="spellStart"/>
+      <w:r>
+        <w:rPr>
+          <w:rFonts w:ascii="Arial" w:hAnsi="Arial" w:cs="Arial"/>
+          <w:b/>
+          <w:bCs/>
+          <w:sz w:val="20"/>
+          <w:szCs w:val="20"/>
+        </w:rPr>
+        <w:t>Flask</w:t>
+      </w:r>
+      <w:proofErr w:type="spellEnd"/>
+      <w:r>
+        <w:rPr>
+          <w:rFonts w:ascii="Arial" w:hAnsi="Arial" w:cs="Arial"/>
+          <w:b/>
+          <w:bCs/>
+          <w:sz w:val="20"/>
+          <w:szCs w:val="20"/>
+        </w:rPr>
+        <w:t xml:space="preserve"> (back-</w:t>
+      </w:r>
+      <w:proofErr w:type="spellStart"/>
+      <w:r>
+        <w:rPr>
+          <w:rFonts w:ascii="Arial" w:hAnsi="Arial" w:cs="Arial"/>
+          <w:b/>
+          <w:bCs/>
+          <w:sz w:val="20"/>
+          <w:szCs w:val="20"/>
+        </w:rPr>
+        <w:t>end</w:t>
+      </w:r>
+      <w:proofErr w:type="spellEnd"/>
+      <w:r>
+        <w:rPr>
+          <w:rFonts w:ascii="Arial" w:hAnsi="Arial" w:cs="Arial"/>
+          <w:b/>
+          <w:bCs/>
+          <w:sz w:val="20"/>
+          <w:szCs w:val="20"/>
+        </w:rPr>
+        <w:t xml:space="preserve">): En la carpeta </w:t>
+      </w:r>
+      <w:proofErr w:type="spellStart"/>
+      <w:r>
+        <w:rPr>
+          <w:rFonts w:ascii="Arial" w:hAnsi="Arial" w:cs="Arial"/>
+          <w:b/>
+          <w:bCs/>
+          <w:sz w:val="20"/>
+          <w:szCs w:val="20"/>
+        </w:rPr>
+        <w:t>backend</w:t>
+      </w:r>
+      <w:proofErr w:type="spellEnd"/>
+      <w:r>
+        <w:rPr>
+          <w:rFonts w:ascii="Arial" w:hAnsi="Arial" w:cs="Arial"/>
+          <w:b/>
+          <w:bCs/>
+          <w:sz w:val="20"/>
+          <w:szCs w:val="20"/>
+        </w:rPr>
+        <w:t>, ejecuta:</w:t>
       </w:r>
     </w:p>
     <w:p>
@@ -4065,30 +6133,58 @@
           <w:szCs w:val="20"/>
         </w:rPr>
       </w:pPr>
-      <w:r>
-        <w:rPr>
-          <w:rFonts w:ascii="Arial" w:hAnsi="Arial" w:cs="Arial"/>
-          <w:sz w:val="20"/>
-          <w:szCs w:val="20"/>
-        </w:rPr>
-        <w:t>python run.py</w:t>
-      </w:r>
-    </w:p>
-    <w:p>
-      <w:pPr>
-        <w:rPr>
-          <w:rFonts w:ascii="Arial" w:hAnsi="Arial" w:cs="Arial"/>
-          <w:sz w:val="20"/>
-          <w:szCs w:val="20"/>
-        </w:rPr>
-      </w:pPr>
-      <w:r>
-        <w:rPr>
-          <w:rFonts w:ascii="Arial" w:hAnsi="Arial" w:cs="Arial"/>
-          <w:sz w:val="20"/>
-          <w:szCs w:val="20"/>
-        </w:rPr>
-        <w:t>Esto levantará el servidor Flask en http://localhost:5000.</w:t>
+      <w:proofErr w:type="spellStart"/>
+      <w:r>
+        <w:rPr>
+          <w:rFonts w:ascii="Arial" w:hAnsi="Arial" w:cs="Arial"/>
+          <w:sz w:val="20"/>
+          <w:szCs w:val="20"/>
+        </w:rPr>
+        <w:t>python</w:t>
+      </w:r>
+      <w:proofErr w:type="spellEnd"/>
+      <w:r>
+        <w:rPr>
+          <w:rFonts w:ascii="Arial" w:hAnsi="Arial" w:cs="Arial"/>
+          <w:sz w:val="20"/>
+          <w:szCs w:val="20"/>
+        </w:rPr>
+        <w:t xml:space="preserve"> run.py</w:t>
+      </w:r>
+    </w:p>
+    <w:p>
+      <w:pPr>
+        <w:rPr>
+          <w:rFonts w:ascii="Arial" w:hAnsi="Arial" w:cs="Arial"/>
+          <w:sz w:val="20"/>
+          <w:szCs w:val="20"/>
+        </w:rPr>
+      </w:pPr>
+      <w:r>
+        <w:rPr>
+          <w:rFonts w:ascii="Arial" w:hAnsi="Arial" w:cs="Arial"/>
+          <w:sz w:val="20"/>
+          <w:szCs w:val="20"/>
+        </w:rPr>
+        <w:t xml:space="preserve">Esto levantará el servidor </w:t>
+      </w:r>
+      <w:proofErr w:type="spellStart"/>
+      <w:r>
+        <w:rPr>
+          <w:rFonts w:ascii="Arial" w:hAnsi="Arial" w:cs="Arial"/>
+          <w:sz w:val="20"/>
+          <w:szCs w:val="20"/>
+        </w:rPr>
+        <w:t>Flask</w:t>
+      </w:r>
+      <w:proofErr w:type="spellEnd"/>
+      <w:r>
+        <w:rPr>
+          <w:rFonts w:ascii="Arial" w:hAnsi="Arial" w:cs="Arial"/>
+          <w:sz w:val="20"/>
+          <w:szCs w:val="20"/>
+        </w:rPr>
+        <w:t xml:space="preserve"> en http://localhost:5000.</w:t>
       </w:r>
     </w:p>
     <w:p>
@@ -4113,7 +6209,73 @@
           <w:sz w:val="20"/>
           <w:szCs w:val="20"/>
         </w:rPr>
-        <w:t>Inicia el servidor de React (front-end): En la carpeta frontend, ejecuta:</w:t>
+        <w:t xml:space="preserve">Inicia el servidor de </w:t>
+      </w:r>
+      <w:proofErr w:type="spellStart"/>
+      <w:r>
+        <w:rPr>
+          <w:rFonts w:ascii="Arial" w:hAnsi="Arial" w:cs="Arial"/>
+          <w:b/>
+          <w:bCs/>
+          <w:sz w:val="20"/>
+          <w:szCs w:val="20"/>
+        </w:rPr>
+        <w:t>React</w:t>
+      </w:r>
+      <w:proofErr w:type="spellEnd"/>
+      <w:r>
+        <w:rPr>
+          <w:rFonts w:ascii="Arial" w:hAnsi="Arial" w:cs="Arial"/>
+          <w:b/>
+          <w:bCs/>
+          <w:sz w:val="20"/>
+          <w:szCs w:val="20"/>
+        </w:rPr>
+        <w:t xml:space="preserve"> (</w:t>
+      </w:r>
+      <w:proofErr w:type="spellStart"/>
+      <w:r>
+        <w:rPr>
+          <w:rFonts w:ascii="Arial" w:hAnsi="Arial" w:cs="Arial"/>
+          <w:b/>
+          <w:bCs/>
+          <w:sz w:val="20"/>
+          <w:szCs w:val="20"/>
+        </w:rPr>
+        <w:t>front-end</w:t>
+      </w:r>
+      <w:proofErr w:type="spellEnd"/>
+      <w:r>
+        <w:rPr>
+          <w:rFonts w:ascii="Arial" w:hAnsi="Arial" w:cs="Arial"/>
+          <w:b/>
+          <w:bCs/>
+          <w:sz w:val="20"/>
+          <w:szCs w:val="20"/>
+        </w:rPr>
+        <w:t xml:space="preserve">): En la carpeta </w:t>
+      </w:r>
+      <w:proofErr w:type="spellStart"/>
+      <w:r>
+        <w:rPr>
+          <w:rFonts w:ascii="Arial" w:hAnsi="Arial" w:cs="Arial"/>
+          <w:b/>
+          <w:bCs/>
+          <w:sz w:val="20"/>
+          <w:szCs w:val="20"/>
+        </w:rPr>
+        <w:t>frontend</w:t>
+      </w:r>
+      <w:proofErr w:type="spellEnd"/>
+      <w:r>
+        <w:rPr>
+          <w:rFonts w:ascii="Arial" w:hAnsi="Arial" w:cs="Arial"/>
+          <w:b/>
+          <w:bCs/>
+          <w:sz w:val="20"/>
+          <w:szCs w:val="20"/>
+        </w:rPr>
+        <w:t>, ejecuta:</w:t>
       </w:r>
     </w:p>
     <w:p>
@@ -4125,52 +6287,124 @@
           <w:szCs w:val="20"/>
         </w:rPr>
       </w:pPr>
-      <w:r>
-        <w:rPr>
-          <w:rFonts w:ascii="Arial" w:hAnsi="Arial" w:cs="Arial"/>
-          <w:sz w:val="20"/>
-          <w:szCs w:val="20"/>
-        </w:rPr>
-        <w:t>npm start</w:t>
-      </w:r>
-    </w:p>
-    <w:p>
-      <w:pPr>
-        <w:rPr>
-          <w:rFonts w:ascii="Arial" w:hAnsi="Arial" w:cs="Arial"/>
-          <w:sz w:val="20"/>
-          <w:szCs w:val="20"/>
-        </w:rPr>
-      </w:pPr>
-      <w:r>
-        <w:rPr>
-          <w:rFonts w:ascii="Arial" w:hAnsi="Arial" w:cs="Arial"/>
-          <w:sz w:val="20"/>
-          <w:szCs w:val="20"/>
-        </w:rPr>
-        <w:t>Esto levantará el servidor de React en http://localhost:3000.</w:t>
-      </w:r>
-    </w:p>
-    <w:p>
-      <w:pPr>
-        <w:rPr>
-          <w:rFonts w:ascii="Arial" w:hAnsi="Arial" w:cs="Arial"/>
-          <w:b/>
-          <w:bCs/>
-          <w:sz w:val="20"/>
-          <w:szCs w:val="20"/>
-        </w:rPr>
-      </w:pPr>
-      <w:r>
-        <w:rPr>
-          <w:rFonts w:ascii="Arial" w:hAnsi="Arial" w:cs="Arial"/>
-          <w:b/>
-          <w:bCs/>
-          <w:sz w:val="20"/>
-          <w:szCs w:val="20"/>
-        </w:rPr>
-        <w:t>Paso 5: Desarrollo y comunicación entre front-end y back-end</w:t>
-      </w:r>
+      <w:proofErr w:type="spellStart"/>
+      <w:r>
+        <w:rPr>
+          <w:rFonts w:ascii="Arial" w:hAnsi="Arial" w:cs="Arial"/>
+          <w:sz w:val="20"/>
+          <w:szCs w:val="20"/>
+        </w:rPr>
+        <w:t>npm</w:t>
+      </w:r>
+      <w:proofErr w:type="spellEnd"/>
+      <w:r>
+        <w:rPr>
+          <w:rFonts w:ascii="Arial" w:hAnsi="Arial" w:cs="Arial"/>
+          <w:sz w:val="20"/>
+          <w:szCs w:val="20"/>
+        </w:rPr>
+        <w:t xml:space="preserve"> </w:t>
+      </w:r>
+      <w:proofErr w:type="spellStart"/>
+      <w:r>
+        <w:rPr>
+          <w:rFonts w:ascii="Arial" w:hAnsi="Arial" w:cs="Arial"/>
+          <w:sz w:val="20"/>
+          <w:szCs w:val="20"/>
+        </w:rPr>
+        <w:t>start</w:t>
+      </w:r>
+      <w:proofErr w:type="spellEnd"/>
+    </w:p>
+    <w:p>
+      <w:pPr>
+        <w:rPr>
+          <w:rFonts w:ascii="Arial" w:hAnsi="Arial" w:cs="Arial"/>
+          <w:sz w:val="20"/>
+          <w:szCs w:val="20"/>
+        </w:rPr>
+      </w:pPr>
+      <w:r>
+        <w:rPr>
+          <w:rFonts w:ascii="Arial" w:hAnsi="Arial" w:cs="Arial"/>
+          <w:sz w:val="20"/>
+          <w:szCs w:val="20"/>
+        </w:rPr>
+        <w:t xml:space="preserve">Esto levantará el servidor de </w:t>
+      </w:r>
+      <w:proofErr w:type="spellStart"/>
+      <w:r>
+        <w:rPr>
+          <w:rFonts w:ascii="Arial" w:hAnsi="Arial" w:cs="Arial"/>
+          <w:sz w:val="20"/>
+          <w:szCs w:val="20"/>
+        </w:rPr>
+        <w:t>React</w:t>
+      </w:r>
+      <w:proofErr w:type="spellEnd"/>
+      <w:r>
+        <w:rPr>
+          <w:rFonts w:ascii="Arial" w:hAnsi="Arial" w:cs="Arial"/>
+          <w:sz w:val="20"/>
+          <w:szCs w:val="20"/>
+        </w:rPr>
+        <w:t xml:space="preserve"> en http://localhost:3000.</w:t>
+      </w:r>
+    </w:p>
+    <w:p>
+      <w:pPr>
+        <w:rPr>
+          <w:rFonts w:ascii="Arial" w:hAnsi="Arial" w:cs="Arial"/>
+          <w:b/>
+          <w:bCs/>
+          <w:sz w:val="20"/>
+          <w:szCs w:val="20"/>
+        </w:rPr>
+      </w:pPr>
+      <w:r>
+        <w:rPr>
+          <w:rFonts w:ascii="Arial" w:hAnsi="Arial" w:cs="Arial"/>
+          <w:b/>
+          <w:bCs/>
+          <w:sz w:val="20"/>
+          <w:szCs w:val="20"/>
+        </w:rPr>
+        <w:t xml:space="preserve">Paso 5: Desarrollo y comunicación entre </w:t>
+      </w:r>
+      <w:proofErr w:type="spellStart"/>
+      <w:r>
+        <w:rPr>
+          <w:rFonts w:ascii="Arial" w:hAnsi="Arial" w:cs="Arial"/>
+          <w:b/>
+          <w:bCs/>
+          <w:sz w:val="20"/>
+          <w:szCs w:val="20"/>
+        </w:rPr>
+        <w:t>front-end</w:t>
+      </w:r>
+      <w:proofErr w:type="spellEnd"/>
+      <w:r>
+        <w:rPr>
+          <w:rFonts w:ascii="Arial" w:hAnsi="Arial" w:cs="Arial"/>
+          <w:b/>
+          <w:bCs/>
+          <w:sz w:val="20"/>
+          <w:szCs w:val="20"/>
+        </w:rPr>
+        <w:t xml:space="preserve"> y back-</w:t>
+      </w:r>
+      <w:proofErr w:type="spellStart"/>
+      <w:r>
+        <w:rPr>
+          <w:rFonts w:ascii="Arial" w:hAnsi="Arial" w:cs="Arial"/>
+          <w:b/>
+          <w:bCs/>
+          <w:sz w:val="20"/>
+          <w:szCs w:val="20"/>
+        </w:rPr>
+        <w:t>end</w:t>
+      </w:r>
+      <w:proofErr w:type="spellEnd"/>
     </w:p>
     <w:p>
       <w:pPr>
@@ -4184,6 +6418,7 @@
           <w:szCs w:val="20"/>
         </w:rPr>
       </w:pPr>
+      <w:proofErr w:type="spellStart"/>
       <w:r>
         <w:rPr>
           <w:rFonts w:ascii="Arial" w:hAnsi="Arial" w:cs="Arial"/>
@@ -4194,13 +6429,32 @@
         </w:rPr>
         <w:t>React</w:t>
       </w:r>
-      <w:r>
-        <w:rPr>
-          <w:rFonts w:ascii="Arial" w:hAnsi="Arial" w:cs="Arial"/>
-          <w:sz w:val="20"/>
-          <w:szCs w:val="20"/>
-        </w:rPr>
-        <w:t xml:space="preserve"> hará solicitudes POST a http://localhost:5000/api/predict (o cualquier otra ruta que configures en Flask).</w:t>
+      <w:proofErr w:type="spellEnd"/>
+      <w:r>
+        <w:rPr>
+          <w:rFonts w:ascii="Arial" w:hAnsi="Arial" w:cs="Arial"/>
+          <w:sz w:val="20"/>
+          <w:szCs w:val="20"/>
+        </w:rPr>
+        <w:t xml:space="preserve"> hará solicitudes POST a http://localhost:5000/api/predict (o cualquier otra ruta que configures en </w:t>
+      </w:r>
+      <w:proofErr w:type="spellStart"/>
+      <w:r>
+        <w:rPr>
+          <w:rFonts w:ascii="Arial" w:hAnsi="Arial" w:cs="Arial"/>
+          <w:sz w:val="20"/>
+          <w:szCs w:val="20"/>
+        </w:rPr>
+        <w:t>Flask</w:t>
+      </w:r>
+      <w:proofErr w:type="spellEnd"/>
+      <w:r>
+        <w:rPr>
+          <w:rFonts w:ascii="Arial" w:hAnsi="Arial" w:cs="Arial"/>
+          <w:sz w:val="20"/>
+          <w:szCs w:val="20"/>
+        </w:rPr>
+        <w:t>).</w:t>
       </w:r>
     </w:p>
     <w:p>
@@ -4215,13 +6469,23 @@
           <w:szCs w:val="20"/>
         </w:rPr>
       </w:pPr>
-      <w:r>
-        <w:rPr>
-          <w:rFonts w:ascii="Arial" w:hAnsi="Arial" w:cs="Arial"/>
-          <w:sz w:val="20"/>
-          <w:szCs w:val="20"/>
-        </w:rPr>
-        <w:t>Flask procesará la solicitud, ejecutará la lógica de predicción y devolverá una respuesta en formato JSON.</w:t>
+      <w:proofErr w:type="spellStart"/>
+      <w:r>
+        <w:rPr>
+          <w:rFonts w:ascii="Arial" w:hAnsi="Arial" w:cs="Arial"/>
+          <w:sz w:val="20"/>
+          <w:szCs w:val="20"/>
+        </w:rPr>
+        <w:t>Flask</w:t>
+      </w:r>
+      <w:proofErr w:type="spellEnd"/>
+      <w:r>
+        <w:rPr>
+          <w:rFonts w:ascii="Arial" w:hAnsi="Arial" w:cs="Arial"/>
+          <w:sz w:val="20"/>
+          <w:szCs w:val="20"/>
+        </w:rPr>
+        <w:t xml:space="preserve"> procesará la solicitud, ejecutará la lógica de predicción y devolverá una respuesta en formato JSON.</w:t>
       </w:r>
     </w:p>
     <w:p>
@@ -4236,13 +6500,23 @@
           <w:szCs w:val="20"/>
         </w:rPr>
       </w:pPr>
-      <w:r>
-        <w:rPr>
-          <w:rFonts w:ascii="Arial" w:hAnsi="Arial" w:cs="Arial"/>
-          <w:sz w:val="20"/>
-          <w:szCs w:val="20"/>
-        </w:rPr>
-        <w:t>React manejará esa respuesta y actualizará la interfaz de usuario en consecuencia.</w:t>
+      <w:proofErr w:type="spellStart"/>
+      <w:r>
+        <w:rPr>
+          <w:rFonts w:ascii="Arial" w:hAnsi="Arial" w:cs="Arial"/>
+          <w:sz w:val="20"/>
+          <w:szCs w:val="20"/>
+        </w:rPr>
+        <w:t>React</w:t>
+      </w:r>
+      <w:proofErr w:type="spellEnd"/>
+      <w:r>
+        <w:rPr>
+          <w:rFonts w:ascii="Arial" w:hAnsi="Arial" w:cs="Arial"/>
+          <w:sz w:val="20"/>
+          <w:szCs w:val="20"/>
+        </w:rPr>
+        <w:t xml:space="preserve"> manejará esa respuesta y actualizará la interfaz de usuario en consecuencia.</w:t>
       </w:r>
     </w:p>
     <w:p>
@@ -4304,16 +6578,65 @@
           <w:sz w:val="20"/>
           <w:szCs w:val="20"/>
         </w:rPr>
-        <w:t>back-end</w:t>
-      </w:r>
-      <w:r>
-        <w:rPr>
-          <w:rFonts w:ascii="Arial" w:hAnsi="Arial" w:cs="Arial"/>
-          <w:sz w:val="20"/>
-          <w:szCs w:val="20"/>
-        </w:rPr>
-        <w:t xml:space="preserve"> (backend/ con Flask) y otra para el </w:t>
-      </w:r>
+        <w:t>back-</w:t>
+      </w:r>
+      <w:proofErr w:type="spellStart"/>
+      <w:r>
+        <w:rPr>
+          <w:rFonts w:ascii="Arial" w:hAnsi="Arial" w:cs="Arial"/>
+          <w:b/>
+          <w:bCs/>
+          <w:sz w:val="20"/>
+          <w:szCs w:val="20"/>
+        </w:rPr>
+        <w:t>end</w:t>
+      </w:r>
+      <w:proofErr w:type="spellEnd"/>
+      <w:r>
+        <w:rPr>
+          <w:rFonts w:ascii="Arial" w:hAnsi="Arial" w:cs="Arial"/>
+          <w:sz w:val="20"/>
+          <w:szCs w:val="20"/>
+        </w:rPr>
+        <w:t xml:space="preserve"> (</w:t>
+      </w:r>
+      <w:proofErr w:type="spellStart"/>
+      <w:r>
+        <w:rPr>
+          <w:rFonts w:ascii="Arial" w:hAnsi="Arial" w:cs="Arial"/>
+          <w:sz w:val="20"/>
+          <w:szCs w:val="20"/>
+        </w:rPr>
+        <w:t>backend</w:t>
+      </w:r>
+      <w:proofErr w:type="spellEnd"/>
+      <w:r>
+        <w:rPr>
+          <w:rFonts w:ascii="Arial" w:hAnsi="Arial" w:cs="Arial"/>
+          <w:sz w:val="20"/>
+          <w:szCs w:val="20"/>
+        </w:rPr>
+        <w:t xml:space="preserve">/ con </w:t>
+      </w:r>
+      <w:proofErr w:type="spellStart"/>
+      <w:r>
+        <w:rPr>
+          <w:rFonts w:ascii="Arial" w:hAnsi="Arial" w:cs="Arial"/>
+          <w:sz w:val="20"/>
+          <w:szCs w:val="20"/>
+        </w:rPr>
+        <w:t>Flask</w:t>
+      </w:r>
+      <w:proofErr w:type="spellEnd"/>
+      <w:r>
+        <w:rPr>
+          <w:rFonts w:ascii="Arial" w:hAnsi="Arial" w:cs="Arial"/>
+          <w:sz w:val="20"/>
+          <w:szCs w:val="20"/>
+        </w:rPr>
+        <w:t xml:space="preserve">) y otra para el </w:t>
+      </w:r>
+      <w:proofErr w:type="spellStart"/>
       <w:r>
         <w:rPr>
           <w:rFonts w:ascii="Arial" w:hAnsi="Arial" w:cs="Arial"/>
@@ -4324,13 +6647,50 @@
         </w:rPr>
         <w:t>front-end</w:t>
       </w:r>
-      <w:r>
-        <w:rPr>
-          <w:rFonts w:ascii="Arial" w:hAnsi="Arial" w:cs="Arial"/>
-          <w:sz w:val="20"/>
-          <w:szCs w:val="20"/>
-        </w:rPr>
-        <w:t xml:space="preserve"> (frontend/ con React).</w:t>
+      <w:proofErr w:type="spellEnd"/>
+      <w:r>
+        <w:rPr>
+          <w:rFonts w:ascii="Arial" w:hAnsi="Arial" w:cs="Arial"/>
+          <w:sz w:val="20"/>
+          <w:szCs w:val="20"/>
+        </w:rPr>
+        <w:t xml:space="preserve"> (</w:t>
+      </w:r>
+      <w:proofErr w:type="spellStart"/>
+      <w:r>
+        <w:rPr>
+          <w:rFonts w:ascii="Arial" w:hAnsi="Arial" w:cs="Arial"/>
+          <w:sz w:val="20"/>
+          <w:szCs w:val="20"/>
+        </w:rPr>
+        <w:t>frontend</w:t>
+      </w:r>
+      <w:proofErr w:type="spellEnd"/>
+      <w:r>
+        <w:rPr>
+          <w:rFonts w:ascii="Arial" w:hAnsi="Arial" w:cs="Arial"/>
+          <w:sz w:val="20"/>
+          <w:szCs w:val="20"/>
+        </w:rPr>
+        <w:t xml:space="preserve">/ con </w:t>
+      </w:r>
+      <w:proofErr w:type="spellStart"/>
+      <w:r>
+        <w:rPr>
+          <w:rFonts w:ascii="Arial" w:hAnsi="Arial" w:cs="Arial"/>
+          <w:sz w:val="20"/>
+          <w:szCs w:val="20"/>
+        </w:rPr>
+        <w:t>React</w:t>
+      </w:r>
+      <w:proofErr w:type="spellEnd"/>
+      <w:r>
+        <w:rPr>
+          <w:rFonts w:ascii="Arial" w:hAnsi="Arial" w:cs="Arial"/>
+          <w:sz w:val="20"/>
+          <w:szCs w:val="20"/>
+        </w:rPr>
+        <w:t>).</w:t>
       </w:r>
     </w:p>
     <w:p>
@@ -4362,7 +6722,61 @@
           <w:sz w:val="20"/>
           <w:szCs w:val="20"/>
         </w:rPr>
-        <w:t>: El front-end hace solicitudes a las rutas del back-end (API Flask) y recibe datos en formato JSON.</w:t>
+        <w:t xml:space="preserve">: El </w:t>
+      </w:r>
+      <w:proofErr w:type="spellStart"/>
+      <w:r>
+        <w:rPr>
+          <w:rFonts w:ascii="Arial" w:hAnsi="Arial" w:cs="Arial"/>
+          <w:sz w:val="20"/>
+          <w:szCs w:val="20"/>
+        </w:rPr>
+        <w:t>front-end</w:t>
+      </w:r>
+      <w:proofErr w:type="spellEnd"/>
+      <w:r>
+        <w:rPr>
+          <w:rFonts w:ascii="Arial" w:hAnsi="Arial" w:cs="Arial"/>
+          <w:sz w:val="20"/>
+          <w:szCs w:val="20"/>
+        </w:rPr>
+        <w:t xml:space="preserve"> hace solicitudes a las rutas del back-</w:t>
+      </w:r>
+      <w:proofErr w:type="spellStart"/>
+      <w:r>
+        <w:rPr>
+          <w:rFonts w:ascii="Arial" w:hAnsi="Arial" w:cs="Arial"/>
+          <w:sz w:val="20"/>
+          <w:szCs w:val="20"/>
+        </w:rPr>
+        <w:t>end</w:t>
+      </w:r>
+      <w:proofErr w:type="spellEnd"/>
+      <w:r>
+        <w:rPr>
+          <w:rFonts w:ascii="Arial" w:hAnsi="Arial" w:cs="Arial"/>
+          <w:sz w:val="20"/>
+          <w:szCs w:val="20"/>
+        </w:rPr>
+        <w:t xml:space="preserve"> (API </w:t>
+      </w:r>
+      <w:proofErr w:type="spellStart"/>
+      <w:r>
+        <w:rPr>
+          <w:rFonts w:ascii="Arial" w:hAnsi="Arial" w:cs="Arial"/>
+          <w:sz w:val="20"/>
+          <w:szCs w:val="20"/>
+        </w:rPr>
+        <w:t>Flask</w:t>
+      </w:r>
+      <w:proofErr w:type="spellEnd"/>
+      <w:r>
+        <w:rPr>
+          <w:rFonts w:ascii="Arial" w:hAnsi="Arial" w:cs="Arial"/>
+          <w:sz w:val="20"/>
+          <w:szCs w:val="20"/>
+        </w:rPr>
+        <w:t>) y recibe datos en formato JSON.</w:t>
       </w:r>
     </w:p>
     <w:p>
@@ -4393,7 +6807,61 @@
           <w:sz w:val="20"/>
           <w:szCs w:val="20"/>
         </w:rPr>
-        <w:t>: Necesitas habilitar CORS en Flask para que React pueda hacer solicitudes al servidor Flask sin problemas.</w:t>
+        <w:t xml:space="preserve">: Necesitas habilitar CORS en </w:t>
+      </w:r>
+      <w:proofErr w:type="spellStart"/>
+      <w:r>
+        <w:rPr>
+          <w:rFonts w:ascii="Arial" w:hAnsi="Arial" w:cs="Arial"/>
+          <w:sz w:val="20"/>
+          <w:szCs w:val="20"/>
+        </w:rPr>
+        <w:t>Flask</w:t>
+      </w:r>
+      <w:proofErr w:type="spellEnd"/>
+      <w:r>
+        <w:rPr>
+          <w:rFonts w:ascii="Arial" w:hAnsi="Arial" w:cs="Arial"/>
+          <w:sz w:val="20"/>
+          <w:szCs w:val="20"/>
+        </w:rPr>
+        <w:t xml:space="preserve"> para que </w:t>
+      </w:r>
+      <w:proofErr w:type="spellStart"/>
+      <w:r>
+        <w:rPr>
+          <w:rFonts w:ascii="Arial" w:hAnsi="Arial" w:cs="Arial"/>
+          <w:sz w:val="20"/>
+          <w:szCs w:val="20"/>
+        </w:rPr>
+        <w:t>React</w:t>
+      </w:r>
+      <w:proofErr w:type="spellEnd"/>
+      <w:r>
+        <w:rPr>
+          <w:rFonts w:ascii="Arial" w:hAnsi="Arial" w:cs="Arial"/>
+          <w:sz w:val="20"/>
+          <w:szCs w:val="20"/>
+        </w:rPr>
+        <w:t xml:space="preserve"> pueda hacer solicitudes al servidor </w:t>
+      </w:r>
+      <w:proofErr w:type="spellStart"/>
+      <w:r>
+        <w:rPr>
+          <w:rFonts w:ascii="Arial" w:hAnsi="Arial" w:cs="Arial"/>
+          <w:sz w:val="20"/>
+          <w:szCs w:val="20"/>
+        </w:rPr>
+        <w:t>Flask</w:t>
+      </w:r>
+      <w:proofErr w:type="spellEnd"/>
+      <w:r>
+        <w:rPr>
+          <w:rFonts w:ascii="Arial" w:hAnsi="Arial" w:cs="Arial"/>
+          <w:sz w:val="20"/>
+          <w:szCs w:val="20"/>
+        </w:rPr>
+        <w:t xml:space="preserve"> sin problemas.</w:t>
       </w:r>
     </w:p>
     <w:p>
@@ -4460,6 +6928,7 @@
         </w:rPr>
         <w:t xml:space="preserve">1. </w:t>
       </w:r>
+      <w:proofErr w:type="spellStart"/>
       <w:r>
         <w:rPr>
           <w:rFonts w:ascii="Arial" w:hAnsi="Arial" w:cs="Arial"/>
@@ -4469,22 +6938,113 @@
           <w:iCs/>
           <w:color w:val="595959" w:themeColor="text1" w:themeTint="A6"/>
         </w:rPr>
-        <w:t>pip install flask-sqlalchemy pymysql</w:t>
-      </w:r>
-    </w:p>
-    <w:p>
-      <w:pPr>
-        <w:rPr>
-          <w:rFonts w:ascii="Arial" w:hAnsi="Arial" w:cs="Arial"/>
-        </w:rPr>
-      </w:pPr>
-      <w:r>
-        <w:rPr>
-          <w:rFonts w:ascii="Arial" w:hAnsi="Arial" w:cs="Arial"/>
-          <w:b/>
-          <w:bCs/>
-        </w:rPr>
-        <w:t>2. en _init_ configuramos la conexión</w:t>
+        <w:t>pip</w:t>
+      </w:r>
+      <w:proofErr w:type="spellEnd"/>
+      <w:r>
+        <w:rPr>
+          <w:rFonts w:ascii="Arial" w:hAnsi="Arial" w:cs="Arial"/>
+          <w:b/>
+          <w:bCs/>
+          <w:i/>
+          <w:iCs/>
+          <w:color w:val="595959" w:themeColor="text1" w:themeTint="A6"/>
+        </w:rPr>
+        <w:t xml:space="preserve"> </w:t>
+      </w:r>
+      <w:proofErr w:type="spellStart"/>
+      <w:r>
+        <w:rPr>
+          <w:rFonts w:ascii="Arial" w:hAnsi="Arial" w:cs="Arial"/>
+          <w:b/>
+          <w:bCs/>
+          <w:i/>
+          <w:iCs/>
+          <w:color w:val="595959" w:themeColor="text1" w:themeTint="A6"/>
+        </w:rPr>
+        <w:t>install</w:t>
+      </w:r>
+      <w:proofErr w:type="spellEnd"/>
+      <w:r>
+        <w:rPr>
+          <w:rFonts w:ascii="Arial" w:hAnsi="Arial" w:cs="Arial"/>
+          <w:b/>
+          <w:bCs/>
+          <w:i/>
+          <w:iCs/>
+          <w:color w:val="595959" w:themeColor="text1" w:themeTint="A6"/>
+        </w:rPr>
+        <w:t xml:space="preserve"> </w:t>
+      </w:r>
+      <w:proofErr w:type="spellStart"/>
+      <w:r>
+        <w:rPr>
+          <w:rFonts w:ascii="Arial" w:hAnsi="Arial" w:cs="Arial"/>
+          <w:b/>
+          <w:bCs/>
+          <w:i/>
+          <w:iCs/>
+          <w:color w:val="595959" w:themeColor="text1" w:themeTint="A6"/>
+        </w:rPr>
+        <w:t>flask-sqlalchemy</w:t>
+      </w:r>
+      <w:proofErr w:type="spellEnd"/>
+      <w:r>
+        <w:rPr>
+          <w:rFonts w:ascii="Arial" w:hAnsi="Arial" w:cs="Arial"/>
+          <w:b/>
+          <w:bCs/>
+          <w:i/>
+          <w:iCs/>
+          <w:color w:val="595959" w:themeColor="text1" w:themeTint="A6"/>
+        </w:rPr>
+        <w:t xml:space="preserve"> </w:t>
+      </w:r>
+      <w:proofErr w:type="spellStart"/>
+      <w:r>
+        <w:rPr>
+          <w:rFonts w:ascii="Arial" w:hAnsi="Arial" w:cs="Arial"/>
+          <w:b/>
+          <w:bCs/>
+          <w:i/>
+          <w:iCs/>
+          <w:color w:val="595959" w:themeColor="text1" w:themeTint="A6"/>
+        </w:rPr>
+        <w:t>pymysql</w:t>
+      </w:r>
+      <w:proofErr w:type="spellEnd"/>
+    </w:p>
+    <w:p>
+      <w:pPr>
+        <w:rPr>
+          <w:rFonts w:ascii="Arial" w:hAnsi="Arial" w:cs="Arial"/>
+        </w:rPr>
+      </w:pPr>
+      <w:r>
+        <w:rPr>
+          <w:rFonts w:ascii="Arial" w:hAnsi="Arial" w:cs="Arial"/>
+          <w:b/>
+          <w:bCs/>
+        </w:rPr>
+        <w:t>2. en _</w:t>
+      </w:r>
+      <w:proofErr w:type="spellStart"/>
+      <w:r>
+        <w:rPr>
+          <w:rFonts w:ascii="Arial" w:hAnsi="Arial" w:cs="Arial"/>
+          <w:b/>
+          <w:bCs/>
+        </w:rPr>
+        <w:t>init</w:t>
+      </w:r>
+      <w:proofErr w:type="spellEnd"/>
+      <w:r>
+        <w:rPr>
+          <w:rFonts w:ascii="Arial" w:hAnsi="Arial" w:cs="Arial"/>
+          <w:b/>
+          <w:bCs/>
+        </w:rPr>
+        <w:t>_ configuramos la conexión</w:t>
       </w:r>
       <w:r>
         <w:rPr>
@@ -4553,7 +7113,25 @@
           <w:b/>
           <w:bCs/>
         </w:rPr>
-        <w:t>3. Creamos la carpeta “Models” y creamos las tablas</w:t>
+        <w:t>3. Creamos la carpeta “</w:t>
+      </w:r>
+      <w:proofErr w:type="spellStart"/>
+      <w:r>
+        <w:rPr>
+          <w:rFonts w:ascii="Arial" w:hAnsi="Arial" w:cs="Arial"/>
+          <w:b/>
+          <w:bCs/>
+        </w:rPr>
+        <w:t>Models</w:t>
+      </w:r>
+      <w:proofErr w:type="spellEnd"/>
+      <w:r>
+        <w:rPr>
+          <w:rFonts w:ascii="Arial" w:hAnsi="Arial" w:cs="Arial"/>
+          <w:b/>
+          <w:bCs/>
+        </w:rPr>
+        <w:t>” y creamos las tablas</w:t>
       </w:r>
       <w:r>
         <w:rPr>
@@ -4630,8 +7208,18 @@
           <w:b/>
           <w:bCs/>
         </w:rPr>
-        <w:t>4. Crear la base de datos desde Flask</w:t>
-      </w:r>
+        <w:t xml:space="preserve">4. Crear la base de datos desde </w:t>
+      </w:r>
+      <w:proofErr w:type="spellStart"/>
+      <w:r>
+        <w:rPr>
+          <w:rFonts w:ascii="Arial" w:hAnsi="Arial" w:cs="Arial"/>
+          <w:b/>
+          <w:bCs/>
+        </w:rPr>
+        <w:t>Flask</w:t>
+      </w:r>
+      <w:proofErr w:type="spellEnd"/>
       <w:r>
         <w:rPr>
           <w:rFonts w:ascii="Arial" w:hAnsi="Arial" w:cs="Arial"/>
@@ -4681,45 +7269,111 @@
           <w:rFonts w:ascii="Arial" w:hAnsi="Arial" w:cs="Arial"/>
           <w:lang w:val="en-GB"/>
         </w:rPr>
-        <w:t>from app import app, db</w:t>
-      </w:r>
-    </w:p>
-    <w:p>
-      <w:pPr>
-        <w:rPr>
-          <w:rFonts w:ascii="Arial" w:hAnsi="Arial" w:cs="Arial"/>
-          <w:lang w:val="en-GB"/>
-        </w:rPr>
-      </w:pPr>
-    </w:p>
-    <w:p>
-      <w:pPr>
-        <w:rPr>
-          <w:rFonts w:ascii="Arial" w:hAnsi="Arial" w:cs="Arial"/>
-          <w:lang w:val="en-GB"/>
-        </w:rPr>
-      </w:pPr>
-      <w:r>
-        <w:rPr>
-          <w:rFonts w:ascii="Arial" w:hAnsi="Arial" w:cs="Arial"/>
-          <w:lang w:val="en-GB"/>
-        </w:rPr>
-        <w:t>with app.app_context():</w:t>
-      </w:r>
-    </w:p>
-    <w:p>
-      <w:pPr>
-        <w:rPr>
-          <w:rFonts w:ascii="Arial" w:hAnsi="Arial" w:cs="Arial"/>
-          <w:lang w:val="en-GB"/>
-        </w:rPr>
-      </w:pPr>
-      <w:r>
-        <w:rPr>
-          <w:rFonts w:ascii="Arial" w:hAnsi="Arial" w:cs="Arial"/>
-          <w:lang w:val="en-GB"/>
-        </w:rPr>
-        <w:t xml:space="preserve">    db.create_all()</w:t>
+        <w:t xml:space="preserve">from app import app, </w:t>
+      </w:r>
+      <w:proofErr w:type="spellStart"/>
+      <w:r>
+        <w:rPr>
+          <w:rFonts w:ascii="Arial" w:hAnsi="Arial" w:cs="Arial"/>
+          <w:lang w:val="en-GB"/>
+        </w:rPr>
+        <w:t>db</w:t>
+      </w:r>
+      <w:proofErr w:type="spellEnd"/>
+    </w:p>
+    <w:p>
+      <w:pPr>
+        <w:rPr>
+          <w:rFonts w:ascii="Arial" w:hAnsi="Arial" w:cs="Arial"/>
+          <w:lang w:val="en-GB"/>
+        </w:rPr>
+      </w:pPr>
+    </w:p>
+    <w:p>
+      <w:pPr>
+        <w:rPr>
+          <w:rFonts w:ascii="Arial" w:hAnsi="Arial" w:cs="Arial"/>
+          <w:lang w:val="en-GB"/>
+        </w:rPr>
+      </w:pPr>
+      <w:r>
+        <w:rPr>
+          <w:rFonts w:ascii="Arial" w:hAnsi="Arial" w:cs="Arial"/>
+          <w:lang w:val="en-GB"/>
+        </w:rPr>
+        <w:t xml:space="preserve">with </w:t>
+      </w:r>
+      <w:proofErr w:type="spellStart"/>
+      <w:r>
+        <w:rPr>
+          <w:rFonts w:ascii="Arial" w:hAnsi="Arial" w:cs="Arial"/>
+          <w:lang w:val="en-GB"/>
+        </w:rPr>
+        <w:t>app.app_</w:t>
+      </w:r>
+      <w:proofErr w:type="gramStart"/>
+      <w:r>
+        <w:rPr>
+          <w:rFonts w:ascii="Arial" w:hAnsi="Arial" w:cs="Arial"/>
+          <w:lang w:val="en-GB"/>
+        </w:rPr>
+        <w:t>context</w:t>
+      </w:r>
+      <w:proofErr w:type="spellEnd"/>
+      <w:r>
+        <w:rPr>
+          <w:rFonts w:ascii="Arial" w:hAnsi="Arial" w:cs="Arial"/>
+          <w:lang w:val="en-GB"/>
+        </w:rPr>
+        <w:t>(</w:t>
+      </w:r>
+      <w:proofErr w:type="gramEnd"/>
+      <w:r>
+        <w:rPr>
+          <w:rFonts w:ascii="Arial" w:hAnsi="Arial" w:cs="Arial"/>
+          <w:lang w:val="en-GB"/>
+        </w:rPr>
+        <w:t>):</w:t>
+      </w:r>
+    </w:p>
+    <w:p>
+      <w:pPr>
+        <w:rPr>
+          <w:rFonts w:ascii="Arial" w:hAnsi="Arial" w:cs="Arial"/>
+          <w:lang w:val="en-GB"/>
+        </w:rPr>
+      </w:pPr>
+      <w:r>
+        <w:rPr>
+          <w:rFonts w:ascii="Arial" w:hAnsi="Arial" w:cs="Arial"/>
+          <w:lang w:val="en-GB"/>
+        </w:rPr>
+        <w:t xml:space="preserve">    </w:t>
+      </w:r>
+      <w:proofErr w:type="spellStart"/>
+      <w:proofErr w:type="gramStart"/>
+      <w:r>
+        <w:rPr>
+          <w:rFonts w:ascii="Arial" w:hAnsi="Arial" w:cs="Arial"/>
+          <w:lang w:val="en-GB"/>
+        </w:rPr>
+        <w:t>db.create</w:t>
+      </w:r>
+      <w:proofErr w:type="gramEnd"/>
+      <w:r>
+        <w:rPr>
+          <w:rFonts w:ascii="Arial" w:hAnsi="Arial" w:cs="Arial"/>
+          <w:lang w:val="en-GB"/>
+        </w:rPr>
+        <w:t>_all</w:t>
+      </w:r>
+      <w:proofErr w:type="spellEnd"/>
+      <w:r>
+        <w:rPr>
+          <w:rFonts w:ascii="Arial" w:hAnsi="Arial" w:cs="Arial"/>
+          <w:lang w:val="en-GB"/>
+        </w:rPr>
+        <w:t>()</w:t>
       </w:r>
       <w:r>
         <w:rPr>
@@ -4755,7 +7409,25 @@
           <w:b/>
           <w:bCs/>
         </w:rPr>
-        <w:t>Creamos la carpeta data_import donde haremos conexión con la API</w:t>
+        <w:t xml:space="preserve">Creamos la carpeta </w:t>
+      </w:r>
+      <w:proofErr w:type="spellStart"/>
+      <w:r>
+        <w:rPr>
+          <w:rFonts w:ascii="Arial" w:hAnsi="Arial" w:cs="Arial"/>
+          <w:b/>
+          <w:bCs/>
+        </w:rPr>
+        <w:t>data_import</w:t>
+      </w:r>
+      <w:proofErr w:type="spellEnd"/>
+      <w:r>
+        <w:rPr>
+          <w:rFonts w:ascii="Arial" w:hAnsi="Arial" w:cs="Arial"/>
+          <w:b/>
+          <w:bCs/>
+        </w:rPr>
+        <w:t xml:space="preserve"> donde haremos conexión con la API</w:t>
       </w:r>
       <w:r>
         <w:rPr>
@@ -4823,7 +7495,21 @@
           <w:rFonts w:ascii="Arial" w:hAnsi="Arial" w:cs="Arial"/>
         </w:rPr>
         <w:lastRenderedPageBreak/>
-        <w:t>Y luego añadimos el método post en routes:</w:t>
+        <w:t xml:space="preserve">Y luego añadimos el método post en </w:t>
+      </w:r>
+      <w:proofErr w:type="spellStart"/>
+      <w:r>
+        <w:rPr>
+          <w:rFonts w:ascii="Arial" w:hAnsi="Arial" w:cs="Arial"/>
+        </w:rPr>
+        <w:t>routes</w:t>
+      </w:r>
+      <w:proofErr w:type="spellEnd"/>
+      <w:r>
+        <w:rPr>
+          <w:rFonts w:ascii="Arial" w:hAnsi="Arial" w:cs="Arial"/>
+        </w:rPr>
+        <w:t>:</w:t>
       </w:r>
       <w:r>
         <w:rPr>
@@ -4905,23 +7591,89 @@
           <w:rFonts w:ascii="Arial" w:hAnsi="Arial" w:cs="Arial"/>
           <w:lang w:val="en-GB"/>
         </w:rPr>
-        <w:t>pip install nba_api</w:t>
-      </w:r>
-    </w:p>
-    <w:p>
-      <w:pPr>
-        <w:rPr>
-          <w:rFonts w:ascii="Arial" w:hAnsi="Arial" w:cs="Arial"/>
-          <w:lang w:val="en-GB"/>
-        </w:rPr>
-      </w:pPr>
-      <w:r>
-        <w:rPr>
-          <w:rFonts w:ascii="Arial" w:hAnsi="Arial" w:cs="Arial"/>
-          <w:lang w:val="en-GB"/>
-        </w:rPr>
-        <w:t>pip install numpy pandas requests Flask SQLAlchemy mysqlclient</w:t>
-      </w:r>
+        <w:t xml:space="preserve">pip install </w:t>
+      </w:r>
+      <w:proofErr w:type="spellStart"/>
+      <w:r>
+        <w:rPr>
+          <w:rFonts w:ascii="Arial" w:hAnsi="Arial" w:cs="Arial"/>
+          <w:lang w:val="en-GB"/>
+        </w:rPr>
+        <w:t>nba_api</w:t>
+      </w:r>
+      <w:proofErr w:type="spellEnd"/>
+    </w:p>
+    <w:p>
+      <w:pPr>
+        <w:rPr>
+          <w:rFonts w:ascii="Arial" w:hAnsi="Arial" w:cs="Arial"/>
+          <w:lang w:val="en-GB"/>
+        </w:rPr>
+      </w:pPr>
+      <w:r>
+        <w:rPr>
+          <w:rFonts w:ascii="Arial" w:hAnsi="Arial" w:cs="Arial"/>
+          <w:lang w:val="en-GB"/>
+        </w:rPr>
+        <w:t xml:space="preserve">pip install </w:t>
+      </w:r>
+      <w:proofErr w:type="spellStart"/>
+      <w:r>
+        <w:rPr>
+          <w:rFonts w:ascii="Arial" w:hAnsi="Arial" w:cs="Arial"/>
+          <w:lang w:val="en-GB"/>
+        </w:rPr>
+        <w:t>numpy</w:t>
+      </w:r>
+      <w:proofErr w:type="spellEnd"/>
+      <w:r>
+        <w:rPr>
+          <w:rFonts w:ascii="Arial" w:hAnsi="Arial" w:cs="Arial"/>
+          <w:lang w:val="en-GB"/>
+        </w:rPr>
+        <w:t xml:space="preserve"> </w:t>
+      </w:r>
+      <w:proofErr w:type="gramStart"/>
+      <w:r>
+        <w:rPr>
+          <w:rFonts w:ascii="Arial" w:hAnsi="Arial" w:cs="Arial"/>
+          <w:lang w:val="en-GB"/>
+        </w:rPr>
+        <w:t>pandas</w:t>
+      </w:r>
+      <w:proofErr w:type="gramEnd"/>
+      <w:r>
+        <w:rPr>
+          <w:rFonts w:ascii="Arial" w:hAnsi="Arial" w:cs="Arial"/>
+          <w:lang w:val="en-GB"/>
+        </w:rPr>
+        <w:t xml:space="preserve"> requests Flask </w:t>
+      </w:r>
+      <w:proofErr w:type="spellStart"/>
+      <w:r>
+        <w:rPr>
+          <w:rFonts w:ascii="Arial" w:hAnsi="Arial" w:cs="Arial"/>
+          <w:lang w:val="en-GB"/>
+        </w:rPr>
+        <w:t>SQLAlchemy</w:t>
+      </w:r>
+      <w:proofErr w:type="spellEnd"/>
+      <w:r>
+        <w:rPr>
+          <w:rFonts w:ascii="Arial" w:hAnsi="Arial" w:cs="Arial"/>
+          <w:lang w:val="en-GB"/>
+        </w:rPr>
+        <w:t xml:space="preserve"> </w:t>
+      </w:r>
+      <w:proofErr w:type="spellStart"/>
+      <w:r>
+        <w:rPr>
+          <w:rFonts w:ascii="Arial" w:hAnsi="Arial" w:cs="Arial"/>
+          <w:lang w:val="en-GB"/>
+        </w:rPr>
+        <w:t>mysqlclient</w:t>
+      </w:r>
+      <w:proofErr w:type="spellEnd"/>
     </w:p>
     <w:p>
       <w:pPr>
@@ -4994,8 +7746,45 @@
           <w:szCs w:val="28"/>
           <w:lang w:val="en-GB"/>
         </w:rPr>
-        <w:t>1. Importar Equipos</w:t>
-      </w:r>
+        <w:t xml:space="preserve">1. </w:t>
+      </w:r>
+      <w:proofErr w:type="spellStart"/>
+      <w:r>
+        <w:rPr>
+          <w:rFonts w:ascii="Arial" w:hAnsi="Arial" w:cs="Arial"/>
+          <w:b/>
+          <w:bCs/>
+          <w:sz w:val="28"/>
+          <w:szCs w:val="28"/>
+          <w:lang w:val="en-GB"/>
+        </w:rPr>
+        <w:t>Importar</w:t>
+      </w:r>
+      <w:proofErr w:type="spellEnd"/>
+      <w:r>
+        <w:rPr>
+          <w:rFonts w:ascii="Arial" w:hAnsi="Arial" w:cs="Arial"/>
+          <w:b/>
+          <w:bCs/>
+          <w:sz w:val="28"/>
+          <w:szCs w:val="28"/>
+          <w:lang w:val="en-GB"/>
+        </w:rPr>
+        <w:t xml:space="preserve"> </w:t>
+      </w:r>
+      <w:proofErr w:type="spellStart"/>
+      <w:r>
+        <w:rPr>
+          <w:rFonts w:ascii="Arial" w:hAnsi="Arial" w:cs="Arial"/>
+          <w:b/>
+          <w:bCs/>
+          <w:sz w:val="28"/>
+          <w:szCs w:val="28"/>
+          <w:lang w:val="en-GB"/>
+        </w:rPr>
+        <w:t>Equipos</w:t>
+      </w:r>
+      <w:proofErr w:type="spellEnd"/>
     </w:p>
     <w:p>
       <w:pPr>
@@ -5069,15 +7858,105 @@
           <w:sz w:val="20"/>
           <w:szCs w:val="20"/>
         </w:rPr>
-        <w:t>Como solo temenos 2 filas, id_</w:t>
-      </w:r>
-      <w:r>
-        <w:rPr>
-          <w:rFonts w:ascii="Arial" w:hAnsi="Arial" w:cs="Arial"/>
-          <w:sz w:val="20"/>
-          <w:szCs w:val="20"/>
-        </w:rPr>
-        <w:t>equipo y nombre_equipo, el Static “teams” nos puede proporcionar los equipos actuales con esos 2 respectivos datos.</w:t>
+        <w:t xml:space="preserve">Como solo </w:t>
+      </w:r>
+      <w:proofErr w:type="spellStart"/>
+      <w:r>
+        <w:rPr>
+          <w:rFonts w:ascii="Arial" w:hAnsi="Arial" w:cs="Arial"/>
+          <w:sz w:val="20"/>
+          <w:szCs w:val="20"/>
+        </w:rPr>
+        <w:t>temenos</w:t>
+      </w:r>
+      <w:proofErr w:type="spellEnd"/>
+      <w:r>
+        <w:rPr>
+          <w:rFonts w:ascii="Arial" w:hAnsi="Arial" w:cs="Arial"/>
+          <w:sz w:val="20"/>
+          <w:szCs w:val="20"/>
+        </w:rPr>
+        <w:t xml:space="preserve"> 2 filas, </w:t>
+      </w:r>
+      <w:proofErr w:type="spellStart"/>
+      <w:r>
+        <w:rPr>
+          <w:rFonts w:ascii="Arial" w:hAnsi="Arial" w:cs="Arial"/>
+          <w:sz w:val="20"/>
+          <w:szCs w:val="20"/>
+        </w:rPr>
+        <w:t>id_</w:t>
+      </w:r>
+      <w:r>
+        <w:rPr>
+          <w:rFonts w:ascii="Arial" w:hAnsi="Arial" w:cs="Arial"/>
+          <w:sz w:val="20"/>
+          <w:szCs w:val="20"/>
+        </w:rPr>
+        <w:t>equipo</w:t>
+      </w:r>
+      <w:proofErr w:type="spellEnd"/>
+      <w:r>
+        <w:rPr>
+          <w:rFonts w:ascii="Arial" w:hAnsi="Arial" w:cs="Arial"/>
+          <w:sz w:val="20"/>
+          <w:szCs w:val="20"/>
+        </w:rPr>
+        <w:t xml:space="preserve"> y </w:t>
+      </w:r>
+      <w:proofErr w:type="spellStart"/>
+      <w:r>
+        <w:rPr>
+          <w:rFonts w:ascii="Arial" w:hAnsi="Arial" w:cs="Arial"/>
+          <w:sz w:val="20"/>
+          <w:szCs w:val="20"/>
+        </w:rPr>
+        <w:t>nombre_equipo</w:t>
+      </w:r>
+      <w:proofErr w:type="spellEnd"/>
+      <w:r>
+        <w:rPr>
+          <w:rFonts w:ascii="Arial" w:hAnsi="Arial" w:cs="Arial"/>
+          <w:sz w:val="20"/>
+          <w:szCs w:val="20"/>
+        </w:rPr>
+        <w:t xml:space="preserve">, el </w:t>
+      </w:r>
+      <w:proofErr w:type="spellStart"/>
+      <w:r>
+        <w:rPr>
+          <w:rFonts w:ascii="Arial" w:hAnsi="Arial" w:cs="Arial"/>
+          <w:sz w:val="20"/>
+          <w:szCs w:val="20"/>
+        </w:rPr>
+        <w:t>Static</w:t>
+      </w:r>
+      <w:proofErr w:type="spellEnd"/>
+      <w:r>
+        <w:rPr>
+          <w:rFonts w:ascii="Arial" w:hAnsi="Arial" w:cs="Arial"/>
+          <w:sz w:val="20"/>
+          <w:szCs w:val="20"/>
+        </w:rPr>
+        <w:t xml:space="preserve"> “</w:t>
+      </w:r>
+      <w:proofErr w:type="spellStart"/>
+      <w:r>
+        <w:rPr>
+          <w:rFonts w:ascii="Arial" w:hAnsi="Arial" w:cs="Arial"/>
+          <w:sz w:val="20"/>
+          <w:szCs w:val="20"/>
+        </w:rPr>
+        <w:t>teams</w:t>
+      </w:r>
+      <w:proofErr w:type="spellEnd"/>
+      <w:r>
+        <w:rPr>
+          <w:rFonts w:ascii="Arial" w:hAnsi="Arial" w:cs="Arial"/>
+          <w:sz w:val="20"/>
+          <w:szCs w:val="20"/>
+        </w:rPr>
+        <w:t>” nos puede proporcionar los equipos actuales con esos 2 respectivos datos.</w:t>
       </w:r>
     </w:p>
     <w:p>
@@ -5117,12 +7996,14 @@
           <w:rFonts w:ascii="Arial" w:hAnsi="Arial" w:cs="Arial"/>
         </w:rPr>
       </w:pPr>
+      <w:proofErr w:type="spellStart"/>
       <w:r>
         <w:rPr>
           <w:rFonts w:ascii="Arial" w:hAnsi="Arial" w:cs="Arial"/>
         </w:rPr>
         <w:t>Game_Id</w:t>
       </w:r>
+      <w:proofErr w:type="spellEnd"/>
       <w:r>
         <w:rPr>
           <w:rFonts w:ascii="Arial" w:hAnsi="Arial" w:cs="Arial"/>
@@ -5230,21 +8111,23 @@
         </w:rPr>
         <w:t xml:space="preserve">– prefijo - </w:t>
       </w:r>
+      <w:proofErr w:type="spellStart"/>
       <w:r>
         <w:rPr>
           <w:rFonts w:ascii="Arial" w:hAnsi="Arial" w:cs="Arial"/>
           <w:sz w:val="22"/>
           <w:szCs w:val="22"/>
         </w:rPr>
-        <w:t xml:space="preserve">nº </w:t>
-      </w:r>
+        <w:t>nº</w:t>
+      </w:r>
+      <w:proofErr w:type="spellEnd"/>
       <w:r>
         <w:rPr>
           <w:rFonts w:ascii="Arial" w:hAnsi="Arial" w:cs="Arial"/>
           <w:sz w:val="22"/>
           <w:szCs w:val="22"/>
         </w:rPr>
-        <w:t>partido</w:t>
+        <w:t xml:space="preserve"> </w:t>
       </w:r>
       <w:r>
         <w:rPr>
@@ -5252,7 +8135,7 @@
           <w:sz w:val="22"/>
           <w:szCs w:val="22"/>
         </w:rPr>
-        <w:t xml:space="preserve"> (empieza siempre por el 61</w:t>
+        <w:t>partido</w:t>
       </w:r>
       <w:r>
         <w:rPr>
@@ -5260,91 +8143,91 @@
           <w:sz w:val="22"/>
           <w:szCs w:val="22"/>
         </w:rPr>
-        <w:t>)</w:t>
-      </w:r>
-    </w:p>
-    <w:p>
-      <w:pPr>
+        <w:t xml:space="preserve"> (empieza siempre por el 61</w:t>
+      </w:r>
+      <w:r>
         <w:rPr>
           <w:rFonts w:ascii="Arial" w:hAnsi="Arial" w:cs="Arial"/>
           <w:sz w:val="22"/>
           <w:szCs w:val="22"/>
         </w:rPr>
-      </w:pPr>
-      <w:r>
+        <w:t>)</w:t>
+      </w:r>
+    </w:p>
+    <w:p>
+      <w:pPr>
         <w:rPr>
           <w:rFonts w:ascii="Arial" w:hAnsi="Arial" w:cs="Arial"/>
           <w:sz w:val="22"/>
           <w:szCs w:val="22"/>
         </w:rPr>
-        <w:t>Lo normal es que los partidos vayan del 0001 al 1230 (82 partidos cada equipo)</w:t>
-      </w:r>
+      </w:pPr>
       <w:r>
         <w:rPr>
           <w:rFonts w:ascii="Arial" w:hAnsi="Arial" w:cs="Arial"/>
           <w:sz w:val="22"/>
           <w:szCs w:val="22"/>
         </w:rPr>
-        <w:t>.</w:t>
-      </w:r>
-    </w:p>
-    <w:p>
-      <w:pPr>
+        <w:t>Lo normal es que los partidos vayan del 0001 al 1230 (82 partidos cada equipo)</w:t>
+      </w:r>
+      <w:r>
         <w:rPr>
           <w:rFonts w:ascii="Arial" w:hAnsi="Arial" w:cs="Arial"/>
           <w:sz w:val="22"/>
           <w:szCs w:val="22"/>
         </w:rPr>
-      </w:pPr>
-      <w:r>
+        <w:t>.</w:t>
+      </w:r>
+    </w:p>
+    <w:p>
+      <w:pPr>
         <w:rPr>
           <w:rFonts w:ascii="Arial" w:hAnsi="Arial" w:cs="Arial"/>
           <w:sz w:val="22"/>
           <w:szCs w:val="22"/>
         </w:rPr>
-        <w:t>Pero desde que añadieron la competición de la NBA Cup, que se juega entre medias de la temporada regular, han cambiado los id y orden de los partidos.</w:t>
-      </w:r>
-    </w:p>
-    <w:p>
-      <w:pPr>
+      </w:pPr>
+      <w:r>
         <w:rPr>
           <w:rFonts w:ascii="Arial" w:hAnsi="Arial" w:cs="Arial"/>
           <w:sz w:val="22"/>
           <w:szCs w:val="22"/>
         </w:rPr>
-      </w:pPr>
-      <w:r>
+        <w:t>Pero desde que añadieron la competición de la NBA Cup, que se juega entre medias de la temporada regular, han cambiado los id y orden de los partidos.</w:t>
+      </w:r>
+    </w:p>
+    <w:p>
+      <w:pPr>
         <w:rPr>
           <w:rFonts w:ascii="Arial" w:hAnsi="Arial" w:cs="Arial"/>
           <w:sz w:val="22"/>
           <w:szCs w:val="22"/>
         </w:rPr>
-        <w:t>En la temporada 23/24 a partir del id 1231 eran partidos de la NBA Cup.</w:t>
-      </w:r>
-    </w:p>
-    <w:p>
-      <w:pPr>
+      </w:pPr>
+      <w:r>
         <w:rPr>
           <w:rFonts w:ascii="Arial" w:hAnsi="Arial" w:cs="Arial"/>
           <w:sz w:val="22"/>
           <w:szCs w:val="22"/>
         </w:rPr>
-      </w:pPr>
-      <w:r>
+        <w:t>En la temporada 23/24 a partir del id 1231 eran partidos de la NBA Cup.</w:t>
+      </w:r>
+    </w:p>
+    <w:p>
+      <w:pPr>
         <w:rPr>
           <w:rFonts w:ascii="Arial" w:hAnsi="Arial" w:cs="Arial"/>
           <w:sz w:val="22"/>
           <w:szCs w:val="22"/>
         </w:rPr>
-        <w:t xml:space="preserve">Esta temporada 24/25 </w:t>
-      </w:r>
+      </w:pPr>
       <w:r>
         <w:rPr>
           <w:rFonts w:ascii="Arial" w:hAnsi="Arial" w:cs="Arial"/>
           <w:sz w:val="22"/>
           <w:szCs w:val="22"/>
         </w:rPr>
-        <w:t>los partidos de la NBA Cup van del 0001 al 0060, por tanto los de la temporada regular van</w:t>
+        <w:t xml:space="preserve">Esta temporada 24/25 </w:t>
       </w:r>
       <w:r>
         <w:rPr>
@@ -5352,32 +8235,33 @@
           <w:sz w:val="22"/>
           <w:szCs w:val="22"/>
         </w:rPr>
-        <w:t xml:space="preserve"> del 0061 al 1290</w:t>
-      </w:r>
+        <w:t xml:space="preserve">los partidos de la NBA Cup van del 0001 al 0060, por </w:t>
+      </w:r>
+      <w:proofErr w:type="gramStart"/>
       <w:r>
         <w:rPr>
           <w:rFonts w:ascii="Arial" w:hAnsi="Arial" w:cs="Arial"/>
           <w:sz w:val="22"/>
           <w:szCs w:val="22"/>
         </w:rPr>
-        <w:t>.</w:t>
-      </w:r>
-    </w:p>
-    <w:p>
-      <w:pPr>
+        <w:t>tanto</w:t>
+      </w:r>
+      <w:proofErr w:type="gramEnd"/>
+      <w:r>
         <w:rPr>
           <w:rFonts w:ascii="Arial" w:hAnsi="Arial" w:cs="Arial"/>
           <w:sz w:val="22"/>
           <w:szCs w:val="22"/>
         </w:rPr>
-      </w:pPr>
+        <w:t xml:space="preserve"> los de la temporada regular van</w:t>
+      </w:r>
       <w:r>
         <w:rPr>
           <w:rFonts w:ascii="Arial" w:hAnsi="Arial" w:cs="Arial"/>
           <w:sz w:val="22"/>
           <w:szCs w:val="22"/>
         </w:rPr>
-        <w:t>Esperemos que en las próximas temporadas se mantenga así</w:t>
+        <w:t xml:space="preserve"> del 0061 al 1290</w:t>
       </w:r>
       <w:r>
         <w:rPr>
@@ -5396,22 +8280,21 @@
           <w:szCs w:val="22"/>
         </w:rPr>
       </w:pPr>
-    </w:p>
-    <w:p>
-      <w:pPr>
+      <w:r>
         <w:rPr>
           <w:rFonts w:ascii="Arial" w:hAnsi="Arial" w:cs="Arial"/>
           <w:sz w:val="22"/>
           <w:szCs w:val="22"/>
         </w:rPr>
-      </w:pPr>
+        <w:t>Esperemos que en las próximas temporadas se mantenga así</w:t>
+      </w:r>
       <w:r>
         <w:rPr>
           <w:rFonts w:ascii="Arial" w:hAnsi="Arial" w:cs="Arial"/>
           <w:sz w:val="22"/>
           <w:szCs w:val="22"/>
         </w:rPr>
-        <w:t>Una vez explicado esto ya podemos ver cómo he conseguido importar los datos:</w:t>
+        <w:t>.</w:t>
       </w:r>
     </w:p>
     <w:p>
@@ -5437,8 +8320,52 @@
           <w:sz w:val="22"/>
           <w:szCs w:val="22"/>
         </w:rPr>
+        <w:t>Una vez explicado esto ya podemos ver cómo he conseguido importar los datos:</w:t>
+      </w:r>
+    </w:p>
+    <w:p>
+      <w:pPr>
+        <w:rPr>
+          <w:rFonts w:ascii="Arial" w:hAnsi="Arial" w:cs="Arial"/>
+          <w:sz w:val="22"/>
+          <w:szCs w:val="22"/>
+        </w:rPr>
+      </w:pPr>
+    </w:p>
+    <w:p>
+      <w:pPr>
+        <w:rPr>
+          <w:rFonts w:ascii="Arial" w:hAnsi="Arial" w:cs="Arial"/>
+          <w:sz w:val="22"/>
+          <w:szCs w:val="22"/>
+        </w:rPr>
+      </w:pPr>
+      <w:r>
+        <w:rPr>
+          <w:rFonts w:ascii="Arial" w:hAnsi="Arial" w:cs="Arial"/>
+          <w:sz w:val="22"/>
+          <w:szCs w:val="22"/>
+        </w:rPr>
         <w:lastRenderedPageBreak/>
-        <w:t xml:space="preserve">Utilizando el endpoint </w:t>
+        <w:t xml:space="preserve">Utilizando el </w:t>
+      </w:r>
+      <w:proofErr w:type="spellStart"/>
+      <w:r>
+        <w:rPr>
+          <w:rFonts w:ascii="Arial" w:hAnsi="Arial" w:cs="Arial"/>
+          <w:sz w:val="22"/>
+          <w:szCs w:val="22"/>
+        </w:rPr>
+        <w:t>endpoint</w:t>
+      </w:r>
+      <w:proofErr w:type="spellEnd"/>
+      <w:r>
+        <w:rPr>
+          <w:rFonts w:ascii="Arial" w:hAnsi="Arial" w:cs="Arial"/>
+          <w:sz w:val="22"/>
+          <w:szCs w:val="22"/>
+        </w:rPr>
+        <w:t xml:space="preserve"> </w:t>
       </w:r>
       <w:r>
         <w:rPr>
@@ -5456,73 +8383,173 @@
           <w:sz w:val="22"/>
           <w:szCs w:val="22"/>
         </w:rPr>
-        <w:t xml:space="preserve"> podemos recorrer todos los enfrentamientos (desde el id 0061 hasta el 1290). Estos parámetros, y los de temporada se podrían cambiar pues el game_id viene dado por el archivo properties</w:t>
-      </w:r>
+        <w:t xml:space="preserve"> podemos recorrer todos los enfrentamientos (desde el id 0061 hasta el 1290). Estos parámetros, y los de temporada se podrían cambiar pues el </w:t>
+      </w:r>
+      <w:proofErr w:type="spellStart"/>
       <w:r>
         <w:rPr>
           <w:rFonts w:ascii="Arial" w:hAnsi="Arial" w:cs="Arial"/>
           <w:sz w:val="22"/>
           <w:szCs w:val="22"/>
         </w:rPr>
-        <w:t xml:space="preserve"> para que esto sea automatizado y dinámico.</w:t>
-      </w:r>
-    </w:p>
-    <w:p>
-      <w:pPr>
+        <w:t>game_id</w:t>
+      </w:r>
+      <w:proofErr w:type="spellEnd"/>
+      <w:r>
         <w:rPr>
           <w:rFonts w:ascii="Arial" w:hAnsi="Arial" w:cs="Arial"/>
           <w:sz w:val="22"/>
           <w:szCs w:val="22"/>
         </w:rPr>
-      </w:pPr>
+        <w:t xml:space="preserve"> viene dado por el archivo </w:t>
+      </w:r>
+      <w:proofErr w:type="spellStart"/>
       <w:r>
         <w:rPr>
           <w:rFonts w:ascii="Arial" w:hAnsi="Arial" w:cs="Arial"/>
           <w:sz w:val="22"/>
           <w:szCs w:val="22"/>
         </w:rPr>
-        <w:t>Uso este endpoint pues proporciona los ids y nombres de los equipos, así como sus puntos finales y la fecha. Es decir, todos los datos necesarios para mi tabla Enfrentamientos.</w:t>
-      </w:r>
-    </w:p>
-    <w:p>
-      <w:pPr>
+        <w:t>properties</w:t>
+      </w:r>
+      <w:proofErr w:type="spellEnd"/>
+      <w:r>
         <w:rPr>
           <w:rFonts w:ascii="Arial" w:hAnsi="Arial" w:cs="Arial"/>
           <w:sz w:val="22"/>
           <w:szCs w:val="22"/>
         </w:rPr>
-      </w:pPr>
-      <w:r>
+        <w:t xml:space="preserve"> para que esto sea automatizado y dinámico.</w:t>
+      </w:r>
+    </w:p>
+    <w:p>
+      <w:pPr>
         <w:rPr>
           <w:rFonts w:ascii="Arial" w:hAnsi="Arial" w:cs="Arial"/>
           <w:sz w:val="22"/>
           <w:szCs w:val="22"/>
         </w:rPr>
-        <w:t>En mi caso genero un archivo .sql con una consulta INSER</w:t>
-      </w:r>
+      </w:pPr>
       <w:r>
         <w:rPr>
           <w:rFonts w:ascii="Arial" w:hAnsi="Arial" w:cs="Arial"/>
           <w:sz w:val="22"/>
           <w:szCs w:val="22"/>
         </w:rPr>
-        <w:t>T</w:t>
-      </w:r>
+        <w:t xml:space="preserve">Uso este </w:t>
+      </w:r>
+      <w:proofErr w:type="spellStart"/>
       <w:r>
         <w:rPr>
           <w:rFonts w:ascii="Arial" w:hAnsi="Arial" w:cs="Arial"/>
           <w:sz w:val="22"/>
           <w:szCs w:val="22"/>
         </w:rPr>
-        <w:t xml:space="preserve">. Esto se podría insertar directamente en la Base de Datos, pero prefiero </w:t>
-      </w:r>
+        <w:t>endpoint</w:t>
+      </w:r>
+      <w:proofErr w:type="spellEnd"/>
       <w:r>
         <w:rPr>
           <w:rFonts w:ascii="Arial" w:hAnsi="Arial" w:cs="Arial"/>
           <w:sz w:val="22"/>
           <w:szCs w:val="22"/>
         </w:rPr>
-        <w:t>generar un archivo .sql para revisar y tratar mejor los datos.</w:t>
+        <w:t xml:space="preserve"> pues proporciona los </w:t>
+      </w:r>
+      <w:proofErr w:type="spellStart"/>
+      <w:r>
+        <w:rPr>
+          <w:rFonts w:ascii="Arial" w:hAnsi="Arial" w:cs="Arial"/>
+          <w:sz w:val="22"/>
+          <w:szCs w:val="22"/>
+        </w:rPr>
+        <w:t>ids</w:t>
+      </w:r>
+      <w:proofErr w:type="spellEnd"/>
+      <w:r>
+        <w:rPr>
+          <w:rFonts w:ascii="Arial" w:hAnsi="Arial" w:cs="Arial"/>
+          <w:sz w:val="22"/>
+          <w:szCs w:val="22"/>
+        </w:rPr>
+        <w:t xml:space="preserve"> y nombres de los equipos, así como sus puntos finales y la fecha. Es decir, todos los datos necesarios para mi tabla Enfrentamientos.</w:t>
+      </w:r>
+    </w:p>
+    <w:p>
+      <w:pPr>
+        <w:rPr>
+          <w:rFonts w:ascii="Arial" w:hAnsi="Arial" w:cs="Arial"/>
+          <w:sz w:val="22"/>
+          <w:szCs w:val="22"/>
+        </w:rPr>
+      </w:pPr>
+      <w:r>
+        <w:rPr>
+          <w:rFonts w:ascii="Arial" w:hAnsi="Arial" w:cs="Arial"/>
+          <w:sz w:val="22"/>
+          <w:szCs w:val="22"/>
+        </w:rPr>
+        <w:t>En mi caso genero un archivo .</w:t>
+      </w:r>
+      <w:proofErr w:type="spellStart"/>
+      <w:r>
+        <w:rPr>
+          <w:rFonts w:ascii="Arial" w:hAnsi="Arial" w:cs="Arial"/>
+          <w:sz w:val="22"/>
+          <w:szCs w:val="22"/>
+        </w:rPr>
+        <w:t>sql</w:t>
+      </w:r>
+      <w:proofErr w:type="spellEnd"/>
+      <w:r>
+        <w:rPr>
+          <w:rFonts w:ascii="Arial" w:hAnsi="Arial" w:cs="Arial"/>
+          <w:sz w:val="22"/>
+          <w:szCs w:val="22"/>
+        </w:rPr>
+        <w:t xml:space="preserve"> con una consulta INSER</w:t>
+      </w:r>
+      <w:r>
+        <w:rPr>
+          <w:rFonts w:ascii="Arial" w:hAnsi="Arial" w:cs="Arial"/>
+          <w:sz w:val="22"/>
+          <w:szCs w:val="22"/>
+        </w:rPr>
+        <w:t>T</w:t>
+      </w:r>
+      <w:r>
+        <w:rPr>
+          <w:rFonts w:ascii="Arial" w:hAnsi="Arial" w:cs="Arial"/>
+          <w:sz w:val="22"/>
+          <w:szCs w:val="22"/>
+        </w:rPr>
+        <w:t xml:space="preserve">. Esto se podría insertar directamente en la Base de Datos, pero prefiero </w:t>
+      </w:r>
+      <w:r>
+        <w:rPr>
+          <w:rFonts w:ascii="Arial" w:hAnsi="Arial" w:cs="Arial"/>
+          <w:sz w:val="22"/>
+          <w:szCs w:val="22"/>
+        </w:rPr>
+        <w:t>generar un archivo .</w:t>
+      </w:r>
+      <w:proofErr w:type="spellStart"/>
+      <w:r>
+        <w:rPr>
+          <w:rFonts w:ascii="Arial" w:hAnsi="Arial" w:cs="Arial"/>
+          <w:sz w:val="22"/>
+          <w:szCs w:val="22"/>
+        </w:rPr>
+        <w:t>sql</w:t>
+      </w:r>
+      <w:proofErr w:type="spellEnd"/>
+      <w:r>
+        <w:rPr>
+          <w:rFonts w:ascii="Arial" w:hAnsi="Arial" w:cs="Arial"/>
+          <w:sz w:val="22"/>
+          <w:szCs w:val="22"/>
+        </w:rPr>
+        <w:t xml:space="preserve"> para revisar y tratar mejor los datos.</w:t>
       </w:r>
     </w:p>
     <w:p>
@@ -5603,24 +8630,70 @@
           <w:sz w:val="20"/>
           <w:szCs w:val="20"/>
         </w:rPr>
-        <w:t>Del Static “Players” podemos obtener fácilmente:</w:t>
-      </w:r>
-    </w:p>
-    <w:p>
-      <w:pPr>
-        <w:rPr>
-          <w:rFonts w:ascii="Arial" w:hAnsi="Arial" w:cs="Arial"/>
-          <w:sz w:val="20"/>
-          <w:szCs w:val="20"/>
-        </w:rPr>
-      </w:pPr>
-      <w:r>
-        <w:rPr>
-          <w:rFonts w:ascii="Arial" w:hAnsi="Arial" w:cs="Arial"/>
-          <w:sz w:val="20"/>
-          <w:szCs w:val="20"/>
-        </w:rPr>
-        <w:t xml:space="preserve">id_jugador == </w:t>
+        <w:t xml:space="preserve">Del </w:t>
+      </w:r>
+      <w:proofErr w:type="spellStart"/>
+      <w:r>
+        <w:rPr>
+          <w:rFonts w:ascii="Arial" w:hAnsi="Arial" w:cs="Arial"/>
+          <w:sz w:val="20"/>
+          <w:szCs w:val="20"/>
+        </w:rPr>
+        <w:t>Static</w:t>
+      </w:r>
+      <w:proofErr w:type="spellEnd"/>
+      <w:r>
+        <w:rPr>
+          <w:rFonts w:ascii="Arial" w:hAnsi="Arial" w:cs="Arial"/>
+          <w:sz w:val="20"/>
+          <w:szCs w:val="20"/>
+        </w:rPr>
+        <w:t xml:space="preserve"> “</w:t>
+      </w:r>
+      <w:proofErr w:type="spellStart"/>
+      <w:r>
+        <w:rPr>
+          <w:rFonts w:ascii="Arial" w:hAnsi="Arial" w:cs="Arial"/>
+          <w:sz w:val="20"/>
+          <w:szCs w:val="20"/>
+        </w:rPr>
+        <w:t>Players</w:t>
+      </w:r>
+      <w:proofErr w:type="spellEnd"/>
+      <w:r>
+        <w:rPr>
+          <w:rFonts w:ascii="Arial" w:hAnsi="Arial" w:cs="Arial"/>
+          <w:sz w:val="20"/>
+          <w:szCs w:val="20"/>
+        </w:rPr>
+        <w:t>” podemos obtener fácilmente:</w:t>
+      </w:r>
+    </w:p>
+    <w:p>
+      <w:pPr>
+        <w:rPr>
+          <w:rFonts w:ascii="Arial" w:hAnsi="Arial" w:cs="Arial"/>
+          <w:sz w:val="20"/>
+          <w:szCs w:val="20"/>
+        </w:rPr>
+      </w:pPr>
+      <w:proofErr w:type="spellStart"/>
+      <w:r>
+        <w:rPr>
+          <w:rFonts w:ascii="Arial" w:hAnsi="Arial" w:cs="Arial"/>
+          <w:sz w:val="20"/>
+          <w:szCs w:val="20"/>
+        </w:rPr>
+        <w:t>id_jugador</w:t>
+      </w:r>
+      <w:proofErr w:type="spellEnd"/>
+      <w:r>
+        <w:rPr>
+          <w:rFonts w:ascii="Arial" w:hAnsi="Arial" w:cs="Arial"/>
+          <w:sz w:val="20"/>
+          <w:szCs w:val="20"/>
+        </w:rPr>
+        <w:t xml:space="preserve"> == </w:t>
       </w:r>
       <w:r>
         <w:rPr>
@@ -5790,7 +8863,79 @@
           <w:sz w:val="20"/>
           <w:szCs w:val="20"/>
         </w:rPr>
-        <w:t xml:space="preserve"> Luka Doncic jugaba para los Dallas Mavericks pero a mitad de temporada lo traspasaron a Los Angeles Lakers. Si empiezo a rastrear los partidos desde el final, con el endpoint </w:t>
+        <w:t xml:space="preserve"> Luka </w:t>
+      </w:r>
+      <w:proofErr w:type="spellStart"/>
+      <w:r>
+        <w:rPr>
+          <w:rFonts w:ascii="Arial" w:hAnsi="Arial" w:cs="Arial"/>
+          <w:sz w:val="20"/>
+          <w:szCs w:val="20"/>
+        </w:rPr>
+        <w:t>Doncic</w:t>
+      </w:r>
+      <w:proofErr w:type="spellEnd"/>
+      <w:r>
+        <w:rPr>
+          <w:rFonts w:ascii="Arial" w:hAnsi="Arial" w:cs="Arial"/>
+          <w:sz w:val="20"/>
+          <w:szCs w:val="20"/>
+        </w:rPr>
+        <w:t xml:space="preserve"> jugaba para los Dallas </w:t>
+      </w:r>
+      <w:proofErr w:type="gramStart"/>
+      <w:r>
+        <w:rPr>
+          <w:rFonts w:ascii="Arial" w:hAnsi="Arial" w:cs="Arial"/>
+          <w:sz w:val="20"/>
+          <w:szCs w:val="20"/>
+        </w:rPr>
+        <w:t>Mavericks</w:t>
+      </w:r>
+      <w:proofErr w:type="gramEnd"/>
+      <w:r>
+        <w:rPr>
+          <w:rFonts w:ascii="Arial" w:hAnsi="Arial" w:cs="Arial"/>
+          <w:sz w:val="20"/>
+          <w:szCs w:val="20"/>
+        </w:rPr>
+        <w:t xml:space="preserve"> pero a mitad de temporada lo traspasaron a Los </w:t>
+      </w:r>
+      <w:proofErr w:type="spellStart"/>
+      <w:r>
+        <w:rPr>
+          <w:rFonts w:ascii="Arial" w:hAnsi="Arial" w:cs="Arial"/>
+          <w:sz w:val="20"/>
+          <w:szCs w:val="20"/>
+        </w:rPr>
+        <w:t>Angeles</w:t>
+      </w:r>
+      <w:proofErr w:type="spellEnd"/>
+      <w:r>
+        <w:rPr>
+          <w:rFonts w:ascii="Arial" w:hAnsi="Arial" w:cs="Arial"/>
+          <w:sz w:val="20"/>
+          <w:szCs w:val="20"/>
+        </w:rPr>
+        <w:t xml:space="preserve"> Lakers. Si empiezo a rastrear los partidos desde el final, con el </w:t>
+      </w:r>
+      <w:proofErr w:type="spellStart"/>
+      <w:r>
+        <w:rPr>
+          <w:rFonts w:ascii="Arial" w:hAnsi="Arial" w:cs="Arial"/>
+          <w:sz w:val="20"/>
+          <w:szCs w:val="20"/>
+        </w:rPr>
+        <w:t>endpoint</w:t>
+      </w:r>
+      <w:proofErr w:type="spellEnd"/>
+      <w:r>
+        <w:rPr>
+          <w:rFonts w:ascii="Arial" w:hAnsi="Arial" w:cs="Arial"/>
+          <w:sz w:val="20"/>
+          <w:szCs w:val="20"/>
+        </w:rPr>
+        <w:t xml:space="preserve"> </w:t>
       </w:r>
       <w:r>
         <w:rPr>
@@ -5843,7 +8988,43 @@
           <w:sz w:val="20"/>
           <w:szCs w:val="20"/>
         </w:rPr>
-        <w:t>Aquí una vez termine la temporada he de poner el start_id (1290) y end_id (0061) para ir de final a principio.</w:t>
+        <w:t xml:space="preserve">Aquí una vez termine la temporada he de poner el </w:t>
+      </w:r>
+      <w:proofErr w:type="spellStart"/>
+      <w:r>
+        <w:rPr>
+          <w:rFonts w:ascii="Arial" w:hAnsi="Arial" w:cs="Arial"/>
+          <w:sz w:val="20"/>
+          <w:szCs w:val="20"/>
+        </w:rPr>
+        <w:t>start_id</w:t>
+      </w:r>
+      <w:proofErr w:type="spellEnd"/>
+      <w:r>
+        <w:rPr>
+          <w:rFonts w:ascii="Arial" w:hAnsi="Arial" w:cs="Arial"/>
+          <w:sz w:val="20"/>
+          <w:szCs w:val="20"/>
+        </w:rPr>
+        <w:t xml:space="preserve"> (1290) y </w:t>
+      </w:r>
+      <w:proofErr w:type="spellStart"/>
+      <w:r>
+        <w:rPr>
+          <w:rFonts w:ascii="Arial" w:hAnsi="Arial" w:cs="Arial"/>
+          <w:sz w:val="20"/>
+          <w:szCs w:val="20"/>
+        </w:rPr>
+        <w:t>end_id</w:t>
+      </w:r>
+      <w:proofErr w:type="spellEnd"/>
+      <w:r>
+        <w:rPr>
+          <w:rFonts w:ascii="Arial" w:hAnsi="Arial" w:cs="Arial"/>
+          <w:sz w:val="20"/>
+          <w:szCs w:val="20"/>
+        </w:rPr>
+        <w:t xml:space="preserve"> (0061) para ir de final a principio.</w:t>
       </w:r>
     </w:p>
     <w:p>
@@ -5887,7 +9068,7 @@
     </w:p>
     <w:p>
       <w:pPr>
-        <w:pStyle w:val="ListParagraph"/>
+        <w:pStyle w:val="Prrafodelista"/>
         <w:numPr>
           <w:ilvl w:val="1"/>
           <w:numId w:val="32"/>
@@ -5912,8 +9093,30 @@
         <w:rPr>
           <w:rFonts w:ascii="Arial" w:hAnsi="Arial" w:cs="Arial"/>
         </w:rPr>
-        <w:t xml:space="preserve"> se iban a realizar con vistas, pero debido a complicaciones para obtener algunas de ellas, como los win shares, mediante endpoints</w:t>
-      </w:r>
+        <w:t xml:space="preserve"> se iban a realizar con vistas, pero debido a complicaciones para obtener algunas de ellas, como los </w:t>
+      </w:r>
+      <w:proofErr w:type="spellStart"/>
+      <w:r>
+        <w:rPr>
+          <w:rFonts w:ascii="Arial" w:hAnsi="Arial" w:cs="Arial"/>
+        </w:rPr>
+        <w:t>win</w:t>
+      </w:r>
+      <w:proofErr w:type="spellEnd"/>
+      <w:r>
+        <w:rPr>
+          <w:rFonts w:ascii="Arial" w:hAnsi="Arial" w:cs="Arial"/>
+        </w:rPr>
+        <w:t xml:space="preserve"> shares, mediante </w:t>
+      </w:r>
+      <w:proofErr w:type="spellStart"/>
+      <w:r>
+        <w:rPr>
+          <w:rFonts w:ascii="Arial" w:hAnsi="Arial" w:cs="Arial"/>
+        </w:rPr>
+        <w:t>endpoints</w:t>
+      </w:r>
+      <w:proofErr w:type="spellEnd"/>
       <w:r>
         <w:rPr>
           <w:rFonts w:ascii="Arial" w:hAnsi="Arial" w:cs="Arial"/>
@@ -5926,16 +9129,24 @@
         </w:rPr>
         <w:t xml:space="preserve"> se ha decidido cambiar a una tabla normal. Pues gracias a </w:t>
       </w:r>
-      <w:r>
-        <w:rPr>
-          <w:rFonts w:ascii="Arial" w:hAnsi="Arial" w:cs="Arial"/>
-        </w:rPr>
-        <w:t xml:space="preserve">Basketball Reference </w:t>
+      <w:proofErr w:type="spellStart"/>
+      <w:r>
+        <w:rPr>
+          <w:rFonts w:ascii="Arial" w:hAnsi="Arial" w:cs="Arial"/>
+        </w:rPr>
+        <w:t>Basketball</w:t>
+      </w:r>
+      <w:proofErr w:type="spellEnd"/>
+      <w:r>
+        <w:rPr>
+          <w:rFonts w:ascii="Arial" w:hAnsi="Arial" w:cs="Arial"/>
+        </w:rPr>
+        <w:t xml:space="preserve"> Reference </w:t>
       </w:r>
       <w:hyperlink r:id="rId21" w:history="1">
         <w:r>
           <w:rPr>
-            <w:rStyle w:val="Hyperlink"/>
+            <w:rStyle w:val="Hipervnculo"/>
             <w:rFonts w:ascii="Arial" w:hAnsi="Arial" w:cs="Arial"/>
           </w:rPr>
           <w:t>https://www.basketball-reference.com/leagues/NBA_2025_per_game.html</w:t>
@@ -5945,12 +9156,26 @@
         <w:rPr>
           <w:rFonts w:ascii="Arial" w:hAnsi="Arial" w:cs="Arial"/>
         </w:rPr>
-        <w:t xml:space="preserve"> puedo obtener dichas tablas por lo que simplemente tendré que añadir la consulta insert para tener los datos en mi base de datos.</w:t>
-      </w:r>
-    </w:p>
-    <w:p>
-      <w:pPr>
-        <w:pStyle w:val="ListParagraph"/>
+        <w:t xml:space="preserve"> puedo obtener dichas tablas por lo que simplemente tendré que añadir la consulta </w:t>
+      </w:r>
+      <w:proofErr w:type="spellStart"/>
+      <w:r>
+        <w:rPr>
+          <w:rFonts w:ascii="Arial" w:hAnsi="Arial" w:cs="Arial"/>
+        </w:rPr>
+        <w:t>insert</w:t>
+      </w:r>
+      <w:proofErr w:type="spellEnd"/>
+      <w:r>
+        <w:rPr>
+          <w:rFonts w:ascii="Arial" w:hAnsi="Arial" w:cs="Arial"/>
+        </w:rPr>
+        <w:t xml:space="preserve"> para tener los datos en mi base de datos.</w:t>
+      </w:r>
+    </w:p>
+    <w:p>
+      <w:pPr>
+        <w:pStyle w:val="Prrafodelista"/>
         <w:numPr>
           <w:ilvl w:val="1"/>
           <w:numId w:val="32"/>
@@ -5974,23 +9199,22 @@
     </w:p>
     <w:p>
       <w:pPr>
-        <w:pStyle w:val="ListParagraph"/>
-        <w:rPr>
-          <w:rFonts w:ascii="Arial" w:hAnsi="Arial" w:cs="Arial"/>
-        </w:rPr>
-      </w:pPr>
-    </w:p>
-    <w:p>
-      <w:pPr>
-        <w:pStyle w:val="ListParagraph"/>
-        <w:rPr>
-          <w:rFonts w:ascii="Arial" w:hAnsi="Arial" w:cs="Arial"/>
-        </w:rPr>
-      </w:pPr>
-    </w:p>
-    <w:p>
-      <w:pPr>
-        <w:pStyle w:val="ListParagraph"/>
+        <w:pStyle w:val="Prrafodelista"/>
+        <w:rPr>
+          <w:rFonts w:ascii="Arial" w:hAnsi="Arial" w:cs="Arial"/>
+        </w:rPr>
+      </w:pPr>
+    </w:p>
+    <w:p>
+      <w:pPr>
+        <w:pStyle w:val="Prrafodelista"/>
+        <w:rPr>
+          <w:rFonts w:ascii="Arial" w:hAnsi="Arial" w:cs="Arial"/>
+        </w:rPr>
+      </w:pPr>
+    </w:p>
+    <w:p>
+      <w:pPr>
         <w:rPr>
           <w:rFonts w:ascii="Arial" w:hAnsi="Arial" w:cs="Arial"/>
           <w:b/>
@@ -6012,16 +9236,29 @@
     </w:p>
     <w:p>
       <w:pPr>
-        <w:pStyle w:val="ListParagraph"/>
-        <w:rPr>
-          <w:rFonts w:ascii="Arial" w:hAnsi="Arial" w:cs="Arial"/>
-        </w:rPr>
-      </w:pPr>
-      <w:r>
-        <w:rPr>
-          <w:rFonts w:ascii="Arial" w:hAnsi="Arial" w:cs="Arial"/>
-        </w:rPr>
-        <w:t>A excepción de “partidos_jugados” todas las estadísticas indican el promedio del jugador.</w:t>
+        <w:rPr>
+          <w:rFonts w:ascii="Arial" w:hAnsi="Arial" w:cs="Arial"/>
+        </w:rPr>
+      </w:pPr>
+      <w:r>
+        <w:rPr>
+          <w:rFonts w:ascii="Arial" w:hAnsi="Arial" w:cs="Arial"/>
+        </w:rPr>
+        <w:t>A excepción de “</w:t>
+      </w:r>
+      <w:proofErr w:type="spellStart"/>
+      <w:r>
+        <w:rPr>
+          <w:rFonts w:ascii="Arial" w:hAnsi="Arial" w:cs="Arial"/>
+        </w:rPr>
+        <w:t>partidos_jugados</w:t>
+      </w:r>
+      <w:proofErr w:type="spellEnd"/>
+      <w:r>
+        <w:rPr>
+          <w:rFonts w:ascii="Arial" w:hAnsi="Arial" w:cs="Arial"/>
+        </w:rPr>
+        <w:t>” todas las estadísticas indican el promedio del jugador.</w:t>
       </w:r>
     </w:p>
     <w:p>
@@ -6048,6 +9285,307 @@
         </w:rPr>
         <w:tab/>
       </w:r>
+    </w:p>
+    <w:p>
+      <w:pPr>
+        <w:rPr>
+          <w:rFonts w:ascii="Arial" w:hAnsi="Arial" w:cs="Arial"/>
+          <w:b/>
+          <w:bCs/>
+          <w:sz w:val="32"/>
+          <w:szCs w:val="32"/>
+        </w:rPr>
+      </w:pPr>
+      <w:r>
+        <w:rPr>
+          <w:rFonts w:ascii="Arial" w:hAnsi="Arial" w:cs="Arial"/>
+          <w:b/>
+          <w:bCs/>
+          <w:sz w:val="32"/>
+          <w:szCs w:val="32"/>
+        </w:rPr>
+        <w:t>TABLA ESTADÍSTICAS_AVANZADAS_</w:t>
+      </w:r>
+      <w:r>
+        <w:rPr>
+          <w:rFonts w:ascii="Arial" w:hAnsi="Arial" w:cs="Arial"/>
+          <w:b/>
+          <w:bCs/>
+          <w:sz w:val="32"/>
+          <w:szCs w:val="32"/>
+        </w:rPr>
+        <w:t>EQUIPO</w:t>
+      </w:r>
+    </w:p>
+    <w:p>
+      <w:pPr>
+        <w:rPr>
+          <w:rFonts w:ascii="Arial" w:hAnsi="Arial" w:cs="Arial"/>
+        </w:rPr>
+      </w:pPr>
+      <w:r>
+        <w:rPr>
+          <w:rFonts w:ascii="Arial" w:hAnsi="Arial" w:cs="Arial"/>
+        </w:rPr>
+        <w:t>Hasta</w:t>
+      </w:r>
+      <w:r>
+        <w:rPr>
+          <w:rFonts w:ascii="Arial" w:eastAsia="Times New Roman" w:hAnsi="Arial" w:cs="Arial"/>
+          <w:lang w:eastAsia="es-ES"/>
+        </w:rPr>
+        <w:t xml:space="preserve"> </w:t>
+      </w:r>
+      <w:r>
+        <w:rPr>
+          <w:rFonts w:ascii="Arial" w:eastAsia="Times New Roman" w:hAnsi="Arial" w:cs="Arial"/>
+          <w:lang w:eastAsia="es-ES"/>
+        </w:rPr>
+        <w:t>“</w:t>
+      </w:r>
+      <w:proofErr w:type="spellStart"/>
+      <w:r>
+        <w:rPr>
+          <w:rFonts w:ascii="Arial" w:hAnsi="Arial" w:cs="Arial"/>
+        </w:rPr>
+        <w:t>porcentaje_tiros_libres</w:t>
+      </w:r>
+      <w:proofErr w:type="spellEnd"/>
+      <w:r>
+        <w:rPr>
+          <w:rFonts w:ascii="Arial" w:hAnsi="Arial" w:cs="Arial"/>
+        </w:rPr>
+        <w:t>”</w:t>
+      </w:r>
+      <w:r>
+        <w:rPr>
+          <w:rFonts w:ascii="Arial" w:hAnsi="Arial" w:cs="Arial"/>
+        </w:rPr>
+        <w:t xml:space="preserve"> incluido, son todos promedios </w:t>
+      </w:r>
+      <w:r>
+        <w:rPr>
+          <w:rFonts w:ascii="Arial" w:hAnsi="Arial" w:cs="Arial"/>
+        </w:rPr>
+        <w:t>por partido.</w:t>
+      </w:r>
+    </w:p>
+    <w:p>
+      <w:pPr>
+        <w:rPr>
+          <w:rFonts w:ascii="Arial" w:hAnsi="Arial" w:cs="Arial"/>
+          <w:sz w:val="20"/>
+          <w:szCs w:val="20"/>
+        </w:rPr>
+      </w:pPr>
+      <w:r>
+        <w:rPr>
+          <w:rFonts w:ascii="Arial" w:hAnsi="Arial" w:cs="Arial"/>
+          <w:sz w:val="20"/>
+          <w:szCs w:val="20"/>
+        </w:rPr>
+        <w:t xml:space="preserve">Antes las victorias y derrotas aparecían en la tabla Equipo, pero al implementar el </w:t>
+      </w:r>
+      <w:proofErr w:type="gramStart"/>
+      <w:r>
+        <w:rPr>
+          <w:rFonts w:ascii="Arial" w:hAnsi="Arial" w:cs="Arial"/>
+          <w:sz w:val="20"/>
+          <w:szCs w:val="20"/>
+        </w:rPr>
+        <w:t>enumerado temporada</w:t>
+      </w:r>
+      <w:proofErr w:type="gramEnd"/>
+      <w:r>
+        <w:rPr>
+          <w:rFonts w:ascii="Arial" w:hAnsi="Arial" w:cs="Arial"/>
+          <w:sz w:val="20"/>
+          <w:szCs w:val="20"/>
+        </w:rPr>
+        <w:t xml:space="preserve"> y esta tabla, tiene </w:t>
+      </w:r>
+      <w:r>
+        <w:rPr>
+          <w:rFonts w:ascii="Arial" w:hAnsi="Arial" w:cs="Arial"/>
+          <w:sz w:val="20"/>
+          <w:szCs w:val="20"/>
+        </w:rPr>
+        <w:t>más</w:t>
+      </w:r>
+      <w:r>
+        <w:rPr>
+          <w:rFonts w:ascii="Arial" w:hAnsi="Arial" w:cs="Arial"/>
+          <w:sz w:val="20"/>
+          <w:szCs w:val="20"/>
+        </w:rPr>
+        <w:t xml:space="preserve"> sentido poner aquí las victorias y derrotas de los equipos.</w:t>
+      </w:r>
+    </w:p>
+    <w:p>
+      <w:pPr>
+        <w:rPr>
+          <w:rFonts w:ascii="Arial" w:hAnsi="Arial" w:cs="Arial"/>
+          <w:sz w:val="20"/>
+          <w:szCs w:val="20"/>
+        </w:rPr>
+      </w:pPr>
+      <w:proofErr w:type="spellStart"/>
+      <w:r>
+        <w:rPr>
+          <w:rFonts w:ascii="Arial" w:hAnsi="Arial" w:cs="Arial"/>
+          <w:sz w:val="20"/>
+          <w:szCs w:val="20"/>
+        </w:rPr>
+        <w:t>strength_of_schedule</w:t>
+      </w:r>
+      <w:proofErr w:type="spellEnd"/>
+      <w:r>
+        <w:rPr>
+          <w:rFonts w:ascii="Arial" w:hAnsi="Arial" w:cs="Arial"/>
+          <w:sz w:val="20"/>
+          <w:szCs w:val="20"/>
+        </w:rPr>
+        <w:t xml:space="preserve"> (SOS) -&gt; </w:t>
+      </w:r>
+      <w:proofErr w:type="spellStart"/>
+      <w:r>
+        <w:rPr>
+          <w:rFonts w:ascii="Arial" w:hAnsi="Arial" w:cs="Arial"/>
+          <w:sz w:val="20"/>
+          <w:szCs w:val="20"/>
+        </w:rPr>
+        <w:t>fuerza_del_adversario</w:t>
+      </w:r>
+      <w:proofErr w:type="spellEnd"/>
+      <w:r>
+        <w:rPr>
+          <w:rFonts w:ascii="Arial" w:hAnsi="Arial" w:cs="Arial"/>
+          <w:sz w:val="20"/>
+          <w:szCs w:val="20"/>
+        </w:rPr>
+        <w:t xml:space="preserve"> pues mide básicamente eso</w:t>
+      </w:r>
+    </w:p>
+    <w:p>
+      <w:pPr>
+        <w:rPr>
+          <w:rFonts w:ascii="Arial" w:hAnsi="Arial" w:cs="Arial"/>
+          <w:sz w:val="20"/>
+          <w:szCs w:val="20"/>
+        </w:rPr>
+      </w:pPr>
+      <w:proofErr w:type="spellStart"/>
+      <w:r>
+        <w:rPr>
+          <w:rFonts w:ascii="Arial" w:hAnsi="Arial" w:cs="Arial"/>
+          <w:sz w:val="20"/>
+          <w:szCs w:val="20"/>
+        </w:rPr>
+        <w:t>s</w:t>
+      </w:r>
+      <w:r>
+        <w:rPr>
+          <w:rFonts w:ascii="Arial" w:hAnsi="Arial" w:cs="Arial"/>
+          <w:sz w:val="20"/>
+          <w:szCs w:val="20"/>
+        </w:rPr>
+        <w:t>imple_rating_system</w:t>
+      </w:r>
+      <w:proofErr w:type="spellEnd"/>
+      <w:r>
+        <w:rPr>
+          <w:rFonts w:ascii="Arial" w:hAnsi="Arial" w:cs="Arial"/>
+          <w:sz w:val="20"/>
+          <w:szCs w:val="20"/>
+        </w:rPr>
+        <w:t xml:space="preserve"> (SRS) -&gt; </w:t>
+      </w:r>
+      <w:proofErr w:type="spellStart"/>
+      <w:r>
+        <w:rPr>
+          <w:rFonts w:ascii="Arial" w:hAnsi="Arial" w:cs="Arial"/>
+          <w:sz w:val="20"/>
+          <w:szCs w:val="20"/>
+        </w:rPr>
+        <w:t>sistema_valoración_simple</w:t>
+      </w:r>
+      <w:proofErr w:type="spellEnd"/>
+      <w:r>
+        <w:rPr>
+          <w:rFonts w:ascii="Arial" w:hAnsi="Arial" w:cs="Arial"/>
+          <w:sz w:val="20"/>
+          <w:szCs w:val="20"/>
+        </w:rPr>
+        <w:t xml:space="preserve"> t</w:t>
+      </w:r>
+      <w:r>
+        <w:rPr>
+          <w:rFonts w:ascii="Arial" w:hAnsi="Arial" w:cs="Arial"/>
+          <w:sz w:val="20"/>
+          <w:szCs w:val="20"/>
+        </w:rPr>
+        <w:t>iene en cuenta la diferencia de puntos promedio</w:t>
+      </w:r>
+      <w:r>
+        <w:rPr>
+          <w:rFonts w:ascii="Arial" w:hAnsi="Arial" w:cs="Arial"/>
+          <w:sz w:val="20"/>
+          <w:szCs w:val="20"/>
+        </w:rPr>
+        <w:t xml:space="preserve"> y el SOS</w:t>
+      </w:r>
+      <w:r>
+        <w:rPr>
+          <w:rFonts w:ascii="Arial" w:hAnsi="Arial" w:cs="Arial"/>
+          <w:sz w:val="20"/>
+          <w:szCs w:val="20"/>
+        </w:rPr>
+        <w:t>.</w:t>
+      </w:r>
+    </w:p>
+    <w:p>
+      <w:pPr>
+        <w:rPr>
+          <w:rFonts w:ascii="Arial" w:hAnsi="Arial" w:cs="Arial"/>
+          <w:sz w:val="20"/>
+          <w:szCs w:val="20"/>
+        </w:rPr>
+      </w:pPr>
+      <w:r>
+        <w:rPr>
+          <w:rFonts w:ascii="Arial" w:hAnsi="Arial" w:cs="Arial"/>
+          <w:sz w:val="20"/>
+          <w:szCs w:val="20"/>
+        </w:rPr>
+        <w:t>Pace -&gt; ritmo cuantas posesiones por partido tienen</w:t>
+      </w:r>
+    </w:p>
+    <w:p>
+      <w:pPr>
+        <w:rPr>
+          <w:rFonts w:ascii="Arial" w:hAnsi="Arial" w:cs="Arial"/>
+          <w:sz w:val="20"/>
+          <w:szCs w:val="20"/>
+        </w:rPr>
+      </w:pPr>
+    </w:p>
+    <w:p>
+      <w:pPr>
+        <w:rPr>
+          <w:rFonts w:ascii="Arial" w:hAnsi="Arial" w:cs="Arial"/>
+          <w:sz w:val="20"/>
+          <w:szCs w:val="20"/>
+        </w:rPr>
+      </w:pPr>
+    </w:p>
+    <w:p>
+      <w:pPr>
+        <w:rPr>
+          <w:rFonts w:ascii="Arial" w:hAnsi="Arial" w:cs="Arial"/>
+          <w:sz w:val="20"/>
+          <w:szCs w:val="20"/>
+        </w:rPr>
+      </w:pPr>
     </w:p>
     <w:sectPr>
       <w:pgSz w:w="11906" w:h="16838"/>
@@ -10493,13 +14031,13 @@
   <w:style w:type="paragraph" w:default="1" w:styleId="Normal">
     <w:name w:val="Normal"/>
     <w:qFormat/>
-    <w:rsid w:val="006F7667"/>
+    <w:rsid w:val="008D1C8E"/>
   </w:style>
-  <w:style w:type="paragraph" w:styleId="Heading1">
+  <w:style w:type="paragraph" w:styleId="Ttulo1">
     <w:name w:val="heading 1"/>
     <w:basedOn w:val="Normal"/>
     <w:next w:val="Normal"/>
-    <w:link w:val="Heading1Char"/>
+    <w:link w:val="Ttulo1Car"/>
     <w:uiPriority w:val="9"/>
     <w:qFormat/>
     <w:rsid w:val="00AF07F1"/>
@@ -10516,11 +14054,11 @@
       <w:szCs w:val="32"/>
     </w:rPr>
   </w:style>
-  <w:style w:type="paragraph" w:styleId="Heading3">
+  <w:style w:type="paragraph" w:styleId="Ttulo3">
     <w:name w:val="heading 3"/>
     <w:basedOn w:val="Normal"/>
     <w:next w:val="Normal"/>
-    <w:link w:val="Heading3Char"/>
+    <w:link w:val="Ttulo3Car"/>
     <w:uiPriority w:val="9"/>
     <w:unhideWhenUsed/>
     <w:qFormat/>
@@ -10535,13 +14073,12 @@
       <w:color w:val="0A2F40" w:themeColor="accent1" w:themeShade="7F"/>
     </w:rPr>
   </w:style>
-  <w:style w:type="character" w:default="1" w:styleId="DefaultParagraphFont">
+  <w:style w:type="character" w:default="1" w:styleId="Fuentedeprrafopredeter">
     <w:name w:val="Default Paragraph Font"/>
     <w:uiPriority w:val="1"/>
-    <w:semiHidden/>
     <w:unhideWhenUsed/>
   </w:style>
-  <w:style w:type="table" w:default="1" w:styleId="TableNormal">
+  <w:style w:type="table" w:default="1" w:styleId="Tablanormal">
     <w:name w:val="Normal Table"/>
     <w:uiPriority w:val="99"/>
     <w:semiHidden/>
@@ -10556,16 +14093,16 @@
       </w:tblCellMar>
     </w:tblPr>
   </w:style>
-  <w:style w:type="numbering" w:default="1" w:styleId="NoList">
+  <w:style w:type="numbering" w:default="1" w:styleId="Sinlista">
     <w:name w:val="No List"/>
     <w:uiPriority w:val="99"/>
     <w:semiHidden/>
     <w:unhideWhenUsed/>
   </w:style>
-  <w:style w:type="character" w:customStyle="1" w:styleId="Heading3Char">
-    <w:name w:val="Heading 3 Char"/>
-    <w:basedOn w:val="DefaultParagraphFont"/>
-    <w:link w:val="Heading3"/>
+  <w:style w:type="character" w:customStyle="1" w:styleId="Ttulo3Car">
+    <w:name w:val="Título 3 Car"/>
+    <w:basedOn w:val="Fuentedeprrafopredeter"/>
+    <w:link w:val="Ttulo3"/>
     <w:uiPriority w:val="9"/>
     <w:rPr>
       <w:rFonts w:asciiTheme="majorHAnsi" w:eastAsiaTheme="majorEastAsia" w:hAnsiTheme="majorHAnsi" w:cstheme="majorBidi"/>
@@ -10574,7 +14111,7 @@
       <w:szCs w:val="24"/>
     </w:rPr>
   </w:style>
-  <w:style w:type="paragraph" w:styleId="ListParagraph">
+  <w:style w:type="paragraph" w:styleId="Prrafodelista">
     <w:name w:val="List Paragraph"/>
     <w:basedOn w:val="Normal"/>
     <w:uiPriority w:val="34"/>
@@ -10584,10 +14121,10 @@
       <w:contextualSpacing/>
     </w:pPr>
   </w:style>
-  <w:style w:type="character" w:customStyle="1" w:styleId="Heading1Char">
-    <w:name w:val="Heading 1 Char"/>
-    <w:basedOn w:val="DefaultParagraphFont"/>
-    <w:link w:val="Heading1"/>
+  <w:style w:type="character" w:customStyle="1" w:styleId="Ttulo1Car">
+    <w:name w:val="Título 1 Car"/>
+    <w:basedOn w:val="Fuentedeprrafopredeter"/>
+    <w:link w:val="Ttulo1"/>
     <w:uiPriority w:val="9"/>
     <w:rsid w:val="00AF07F1"/>
     <w:rPr>
@@ -10608,9 +14145,9 @@
       <w:rFonts w:ascii="Times New Roman" w:hAnsi="Times New Roman" w:cs="Times New Roman"/>
     </w:rPr>
   </w:style>
-  <w:style w:type="character" w:styleId="Hyperlink">
+  <w:style w:type="character" w:styleId="Hipervnculo">
     <w:name w:val="Hyperlink"/>
-    <w:basedOn w:val="DefaultParagraphFont"/>
+    <w:basedOn w:val="Fuentedeprrafopredeter"/>
     <w:uiPriority w:val="99"/>
     <w:unhideWhenUsed/>
     <w:rsid w:val="0022442D"/>
@@ -10619,9 +14156,9 @@
       <w:u w:val="single"/>
     </w:rPr>
   </w:style>
-  <w:style w:type="character" w:styleId="UnresolvedMention">
+  <w:style w:type="character" w:styleId="Mencinsinresolver">
     <w:name w:val="Unresolved Mention"/>
-    <w:basedOn w:val="DefaultParagraphFont"/>
+    <w:basedOn w:val="Fuentedeprrafopredeter"/>
     <w:uiPriority w:val="99"/>
     <w:semiHidden/>
     <w:unhideWhenUsed/>

--- a/docs/PROYECTO TFG.docx
+++ b/docs/PROYECTO TFG.docx
@@ -8042,13 +8042,41 @@
           <w:rFonts w:ascii="Arial" w:hAnsi="Arial" w:cs="Arial"/>
         </w:rPr>
         <w:tab/>
+      </w:r>
+      <w:r>
+        <w:rPr>
+          <w:rFonts w:ascii="Arial" w:hAnsi="Arial" w:cs="Arial"/>
+          <w:color w:val="FF0000"/>
+        </w:rPr>
         <w:t>0061</w:t>
       </w:r>
       <w:r>
         <w:rPr>
           <w:rFonts w:ascii="Arial" w:hAnsi="Arial" w:cs="Arial"/>
-        </w:rPr>
-        <w:t>-1200</w:t>
+          <w:color w:val="FF0000"/>
+        </w:rPr>
+        <w:t xml:space="preserve"> hasta </w:t>
+      </w:r>
+      <w:r>
+        <w:rPr>
+          <w:rFonts w:ascii="Arial" w:hAnsi="Arial" w:cs="Arial"/>
+          <w:color w:val="FF0000"/>
+        </w:rPr>
+        <w:t>12</w:t>
+      </w:r>
+      <w:r>
+        <w:rPr>
+          <w:rFonts w:ascii="Arial" w:hAnsi="Arial" w:cs="Arial"/>
+          <w:color w:val="FF0000"/>
+        </w:rPr>
+        <w:t>9</w:t>
+      </w:r>
+      <w:r>
+        <w:rPr>
+          <w:rFonts w:ascii="Arial" w:hAnsi="Arial" w:cs="Arial"/>
+          <w:color w:val="FF0000"/>
+        </w:rPr>
+        <w:t>0</w:t>
       </w:r>
     </w:p>
     <w:p>
@@ -8066,7 +8094,7 @@
           <w:sz w:val="22"/>
           <w:szCs w:val="22"/>
         </w:rPr>
-        <w:t>Temporada regular</w:t>
+        <w:t>Tipo de competición (002 temporada regular)</w:t>
       </w:r>
       <w:r>
         <w:rPr>
@@ -8083,7 +8111,15 @@
           <w:sz w:val="22"/>
           <w:szCs w:val="22"/>
         </w:rPr>
-        <w:t xml:space="preserve">- </w:t>
+        <w:t>–</w:t>
+      </w:r>
+      <w:r>
+        <w:rPr>
+          <w:rFonts w:ascii="Arial" w:hAnsi="Arial" w:cs="Arial"/>
+          <w:sz w:val="22"/>
+          <w:szCs w:val="22"/>
+        </w:rPr>
+        <w:t xml:space="preserve"> </w:t>
       </w:r>
       <w:r>
         <w:rPr>
@@ -8092,7 +8128,7 @@
           <w:sz w:val="22"/>
           <w:szCs w:val="22"/>
         </w:rPr>
-        <w:t>año temporada</w:t>
+        <w:t>año</w:t>
       </w:r>
       <w:r>
         <w:rPr>
@@ -8101,33 +8137,33 @@
           <w:sz w:val="22"/>
           <w:szCs w:val="22"/>
         </w:rPr>
-        <w:t xml:space="preserve"> </w:t>
-      </w:r>
-      <w:r>
-        <w:rPr>
-          <w:rFonts w:ascii="Arial" w:hAnsi="Arial" w:cs="Arial"/>
+        <w:t xml:space="preserve"> que comienza la</w:t>
+      </w:r>
+      <w:r>
+        <w:rPr>
+          <w:rFonts w:ascii="Arial" w:hAnsi="Arial" w:cs="Arial"/>
+          <w:color w:val="501549" w:themeColor="accent5" w:themeShade="80"/>
           <w:sz w:val="22"/>
           <w:szCs w:val="22"/>
         </w:rPr>
-        <w:t xml:space="preserve">– prefijo - </w:t>
-      </w:r>
-      <w:proofErr w:type="spellStart"/>
-      <w:r>
-        <w:rPr>
-          <w:rFonts w:ascii="Arial" w:hAnsi="Arial" w:cs="Arial"/>
+        <w:t xml:space="preserve"> temporada</w:t>
+      </w:r>
+      <w:r>
+        <w:rPr>
+          <w:rFonts w:ascii="Arial" w:hAnsi="Arial" w:cs="Arial"/>
+          <w:color w:val="501549" w:themeColor="accent5" w:themeShade="80"/>
           <w:sz w:val="22"/>
           <w:szCs w:val="22"/>
         </w:rPr>
-        <w:t>nº</w:t>
-      </w:r>
-      <w:proofErr w:type="spellEnd"/>
+        <w:t xml:space="preserve"> </w:t>
+      </w:r>
       <w:r>
         <w:rPr>
           <w:rFonts w:ascii="Arial" w:hAnsi="Arial" w:cs="Arial"/>
           <w:sz w:val="22"/>
           <w:szCs w:val="22"/>
         </w:rPr>
-        <w:t xml:space="preserve"> </w:t>
+        <w:t>-</w:t>
       </w:r>
       <w:r>
         <w:rPr>
@@ -8135,7 +8171,7 @@
           <w:sz w:val="22"/>
           <w:szCs w:val="22"/>
         </w:rPr>
-        <w:t>partido</w:t>
+        <w:t xml:space="preserve"> prefijo </w:t>
       </w:r>
       <w:r>
         <w:rPr>
@@ -8143,7 +8179,7 @@
           <w:sz w:val="22"/>
           <w:szCs w:val="22"/>
         </w:rPr>
-        <w:t xml:space="preserve"> (empieza siempre por el 61</w:t>
+        <w:t>–</w:t>
       </w:r>
       <w:r>
         <w:rPr>
@@ -8151,202 +8187,276 @@
           <w:sz w:val="22"/>
           <w:szCs w:val="22"/>
         </w:rPr>
-        <w:t>)</w:t>
-      </w:r>
-    </w:p>
-    <w:p>
-      <w:pPr>
-        <w:rPr>
-          <w:rFonts w:ascii="Arial" w:hAnsi="Arial" w:cs="Arial"/>
+        <w:t xml:space="preserve"> </w:t>
+      </w:r>
+    </w:p>
+    <w:p>
+      <w:pPr>
+        <w:rPr>
+          <w:rFonts w:ascii="Arial" w:hAnsi="Arial" w:cs="Arial"/>
+          <w:color w:val="FF0000"/>
           <w:sz w:val="22"/>
           <w:szCs w:val="22"/>
         </w:rPr>
       </w:pPr>
-      <w:r>
-        <w:rPr>
-          <w:rFonts w:ascii="Arial" w:hAnsi="Arial" w:cs="Arial"/>
+      <w:proofErr w:type="spellStart"/>
+      <w:r>
+        <w:rPr>
+          <w:rFonts w:ascii="Arial" w:hAnsi="Arial" w:cs="Arial"/>
+          <w:color w:val="FF0000"/>
           <w:sz w:val="22"/>
           <w:szCs w:val="22"/>
         </w:rPr>
-        <w:t>Lo normal es que los partidos vayan del 0001 al 1230 (82 partidos cada equipo)</w:t>
-      </w:r>
-      <w:r>
-        <w:rPr>
-          <w:rFonts w:ascii="Arial" w:hAnsi="Arial" w:cs="Arial"/>
+        <w:t>nº</w:t>
+      </w:r>
+      <w:proofErr w:type="spellEnd"/>
+      <w:r>
+        <w:rPr>
+          <w:rFonts w:ascii="Arial" w:hAnsi="Arial" w:cs="Arial"/>
+          <w:color w:val="FF0000"/>
           <w:sz w:val="22"/>
           <w:szCs w:val="22"/>
         </w:rPr>
-        <w:t>.</w:t>
-      </w:r>
-    </w:p>
-    <w:p>
-      <w:pPr>
-        <w:rPr>
-          <w:rFonts w:ascii="Arial" w:hAnsi="Arial" w:cs="Arial"/>
+        <w:t xml:space="preserve"> </w:t>
+      </w:r>
+      <w:r>
+        <w:rPr>
+          <w:rFonts w:ascii="Arial" w:hAnsi="Arial" w:cs="Arial"/>
+          <w:color w:val="FF0000"/>
           <w:sz w:val="22"/>
           <w:szCs w:val="22"/>
         </w:rPr>
-      </w:pPr>
-      <w:r>
-        <w:rPr>
-          <w:rFonts w:ascii="Arial" w:hAnsi="Arial" w:cs="Arial"/>
+        <w:t>partido</w:t>
+      </w:r>
+      <w:r>
+        <w:rPr>
+          <w:rFonts w:ascii="Arial" w:hAnsi="Arial" w:cs="Arial"/>
+          <w:color w:val="FF0000"/>
           <w:sz w:val="22"/>
           <w:szCs w:val="22"/>
         </w:rPr>
-        <w:t>Pero desde que añadieron la competición de la NBA Cup, que se juega entre medias de la temporada regular, han cambiado los id y orden de los partidos.</w:t>
-      </w:r>
-    </w:p>
-    <w:p>
-      <w:pPr>
-        <w:rPr>
-          <w:rFonts w:ascii="Arial" w:hAnsi="Arial" w:cs="Arial"/>
+        <w:t xml:space="preserve"> (empieza </w:t>
+      </w:r>
+      <w:r>
+        <w:rPr>
+          <w:rFonts w:ascii="Arial" w:hAnsi="Arial" w:cs="Arial"/>
+          <w:color w:val="FF0000"/>
           <w:sz w:val="22"/>
           <w:szCs w:val="22"/>
         </w:rPr>
-      </w:pPr>
-      <w:r>
-        <w:rPr>
-          <w:rFonts w:ascii="Arial" w:hAnsi="Arial" w:cs="Arial"/>
+        <w:t>este año</w:t>
+      </w:r>
+      <w:r>
+        <w:rPr>
+          <w:rFonts w:ascii="Arial" w:hAnsi="Arial" w:cs="Arial"/>
+          <w:color w:val="FF0000"/>
           <w:sz w:val="22"/>
           <w:szCs w:val="22"/>
         </w:rPr>
-        <w:t>En la temporada 23/24 a partir del id 1231 eran partidos de la NBA Cup.</w:t>
-      </w:r>
-    </w:p>
-    <w:p>
-      <w:pPr>
-        <w:rPr>
-          <w:rFonts w:ascii="Arial" w:hAnsi="Arial" w:cs="Arial"/>
+        <w:t xml:space="preserve"> por el 61</w:t>
+      </w:r>
+      <w:r>
+        <w:rPr>
+          <w:rFonts w:ascii="Arial" w:hAnsi="Arial" w:cs="Arial"/>
+          <w:color w:val="FF0000"/>
           <w:sz w:val="22"/>
           <w:szCs w:val="22"/>
         </w:rPr>
-      </w:pPr>
-      <w:r>
+        <w:t>)</w:t>
+      </w:r>
+    </w:p>
+    <w:p>
+      <w:pPr>
         <w:rPr>
           <w:rFonts w:ascii="Arial" w:hAnsi="Arial" w:cs="Arial"/>
           <w:sz w:val="22"/>
           <w:szCs w:val="22"/>
         </w:rPr>
-        <w:t xml:space="preserve">Esta temporada 24/25 </w:t>
-      </w:r>
+      </w:pPr>
       <w:r>
         <w:rPr>
           <w:rFonts w:ascii="Arial" w:hAnsi="Arial" w:cs="Arial"/>
           <w:sz w:val="22"/>
           <w:szCs w:val="22"/>
         </w:rPr>
-        <w:t xml:space="preserve">los partidos de la NBA Cup van del 0001 al 0060, por </w:t>
-      </w:r>
-      <w:proofErr w:type="gramStart"/>
+        <w:t>Lo normal es que los partidos vayan del 0001 al 1230 (82 partidos cada equipo)</w:t>
+      </w:r>
       <w:r>
         <w:rPr>
           <w:rFonts w:ascii="Arial" w:hAnsi="Arial" w:cs="Arial"/>
           <w:sz w:val="22"/>
           <w:szCs w:val="22"/>
         </w:rPr>
-        <w:t>tanto</w:t>
-      </w:r>
-      <w:proofErr w:type="gramEnd"/>
-      <w:r>
+        <w:t>.</w:t>
+      </w:r>
+    </w:p>
+    <w:p>
+      <w:pPr>
         <w:rPr>
           <w:rFonts w:ascii="Arial" w:hAnsi="Arial" w:cs="Arial"/>
           <w:sz w:val="22"/>
           <w:szCs w:val="22"/>
         </w:rPr>
-        <w:t xml:space="preserve"> los de la temporada regular van</w:t>
-      </w:r>
+      </w:pPr>
       <w:r>
         <w:rPr>
           <w:rFonts w:ascii="Arial" w:hAnsi="Arial" w:cs="Arial"/>
           <w:sz w:val="22"/>
           <w:szCs w:val="22"/>
         </w:rPr>
-        <w:t xml:space="preserve"> del 0061 al 1290</w:t>
-      </w:r>
-      <w:r>
+        <w:t>Pero desde que añadieron la competición de la NBA Cup, que se juega entre medias de la temporada regular, han cambiado los id y orden de los partidos.</w:t>
+      </w:r>
+    </w:p>
+    <w:p>
+      <w:pPr>
         <w:rPr>
           <w:rFonts w:ascii="Arial" w:hAnsi="Arial" w:cs="Arial"/>
           <w:sz w:val="22"/>
           <w:szCs w:val="22"/>
         </w:rPr>
-        <w:t>.</w:t>
-      </w:r>
-    </w:p>
-    <w:p>
-      <w:pPr>
+      </w:pPr>
+      <w:r>
         <w:rPr>
           <w:rFonts w:ascii="Arial" w:hAnsi="Arial" w:cs="Arial"/>
           <w:sz w:val="22"/>
           <w:szCs w:val="22"/>
         </w:rPr>
-      </w:pPr>
-      <w:r>
+        <w:t>En la temporada 23/24 a partir del id 1231 eran partidos de la NBA Cup.</w:t>
+      </w:r>
+    </w:p>
+    <w:p>
+      <w:pPr>
         <w:rPr>
           <w:rFonts w:ascii="Arial" w:hAnsi="Arial" w:cs="Arial"/>
           <w:sz w:val="22"/>
           <w:szCs w:val="22"/>
         </w:rPr>
-        <w:t>Esperemos que en las próximas temporadas se mantenga así</w:t>
-      </w:r>
+      </w:pPr>
       <w:r>
         <w:rPr>
           <w:rFonts w:ascii="Arial" w:hAnsi="Arial" w:cs="Arial"/>
           <w:sz w:val="22"/>
           <w:szCs w:val="22"/>
         </w:rPr>
-        <w:t>.</w:t>
-      </w:r>
-    </w:p>
-    <w:p>
-      <w:pPr>
+        <w:t xml:space="preserve">Esta temporada 24/25 </w:t>
+      </w:r>
+      <w:r>
         <w:rPr>
           <w:rFonts w:ascii="Arial" w:hAnsi="Arial" w:cs="Arial"/>
           <w:sz w:val="22"/>
           <w:szCs w:val="22"/>
         </w:rPr>
-      </w:pPr>
-    </w:p>
-    <w:p>
-      <w:pPr>
+        <w:t xml:space="preserve">los partidos de la NBA Cup van del 0001 al 0060, por </w:t>
+      </w:r>
+      <w:proofErr w:type="gramStart"/>
+      <w:r>
         <w:rPr>
           <w:rFonts w:ascii="Arial" w:hAnsi="Arial" w:cs="Arial"/>
           <w:sz w:val="22"/>
           <w:szCs w:val="22"/>
         </w:rPr>
-      </w:pPr>
+        <w:t>tanto</w:t>
+      </w:r>
+      <w:proofErr w:type="gramEnd"/>
       <w:r>
         <w:rPr>
           <w:rFonts w:ascii="Arial" w:hAnsi="Arial" w:cs="Arial"/>
           <w:sz w:val="22"/>
           <w:szCs w:val="22"/>
         </w:rPr>
-        <w:t>Una vez explicado esto ya podemos ver cómo he conseguido importar los datos:</w:t>
-      </w:r>
-    </w:p>
-    <w:p>
-      <w:pPr>
+        <w:t xml:space="preserve"> los de la temporada regular van</w:t>
+      </w:r>
+      <w:r>
         <w:rPr>
           <w:rFonts w:ascii="Arial" w:hAnsi="Arial" w:cs="Arial"/>
           <w:sz w:val="22"/>
           <w:szCs w:val="22"/>
         </w:rPr>
-      </w:pPr>
-    </w:p>
-    <w:p>
-      <w:pPr>
+        <w:t xml:space="preserve"> del 0061 al 1290</w:t>
+      </w:r>
+      <w:r>
         <w:rPr>
           <w:rFonts w:ascii="Arial" w:hAnsi="Arial" w:cs="Arial"/>
           <w:sz w:val="22"/>
           <w:szCs w:val="22"/>
         </w:rPr>
-      </w:pPr>
-      <w:r>
+        <w:t>.</w:t>
+      </w:r>
+    </w:p>
+    <w:p>
+      <w:pPr>
         <w:rPr>
           <w:rFonts w:ascii="Arial" w:hAnsi="Arial" w:cs="Arial"/>
           <w:sz w:val="22"/>
           <w:szCs w:val="22"/>
         </w:rPr>
-        <w:lastRenderedPageBreak/>
+      </w:pPr>
+      <w:r>
+        <w:rPr>
+          <w:rFonts w:ascii="Arial" w:hAnsi="Arial" w:cs="Arial"/>
+          <w:sz w:val="22"/>
+          <w:szCs w:val="22"/>
+        </w:rPr>
+        <w:t>Esperemos que en las próximas temporadas se mantenga así</w:t>
+      </w:r>
+      <w:r>
+        <w:rPr>
+          <w:rFonts w:ascii="Arial" w:hAnsi="Arial" w:cs="Arial"/>
+          <w:sz w:val="22"/>
+          <w:szCs w:val="22"/>
+        </w:rPr>
+        <w:t>.</w:t>
+      </w:r>
+    </w:p>
+    <w:p>
+      <w:pPr>
+        <w:rPr>
+          <w:rFonts w:ascii="Arial" w:hAnsi="Arial" w:cs="Arial"/>
+          <w:sz w:val="22"/>
+          <w:szCs w:val="22"/>
+        </w:rPr>
+      </w:pPr>
+    </w:p>
+    <w:p>
+      <w:pPr>
+        <w:rPr>
+          <w:rFonts w:ascii="Arial" w:hAnsi="Arial" w:cs="Arial"/>
+          <w:sz w:val="22"/>
+          <w:szCs w:val="22"/>
+        </w:rPr>
+      </w:pPr>
+      <w:r>
+        <w:rPr>
+          <w:rFonts w:ascii="Arial" w:hAnsi="Arial" w:cs="Arial"/>
+          <w:sz w:val="22"/>
+          <w:szCs w:val="22"/>
+        </w:rPr>
+        <w:t>Una vez explicado esto ya podemos ver cómo he conseguido importar los datos:</w:t>
+      </w:r>
+    </w:p>
+    <w:p>
+      <w:pPr>
+        <w:rPr>
+          <w:rFonts w:ascii="Arial" w:hAnsi="Arial" w:cs="Arial"/>
+          <w:sz w:val="22"/>
+          <w:szCs w:val="22"/>
+        </w:rPr>
+      </w:pPr>
+    </w:p>
+    <w:p>
+      <w:pPr>
+        <w:rPr>
+          <w:rFonts w:ascii="Arial" w:hAnsi="Arial" w:cs="Arial"/>
+          <w:sz w:val="22"/>
+          <w:szCs w:val="22"/>
+        </w:rPr>
+      </w:pPr>
+      <w:r>
+        <w:rPr>
+          <w:rFonts w:ascii="Arial" w:hAnsi="Arial" w:cs="Arial"/>
+          <w:sz w:val="22"/>
+          <w:szCs w:val="22"/>
+        </w:rPr>
         <w:t xml:space="preserve">Utilizando el </w:t>
       </w:r>
       <w:proofErr w:type="spellStart"/>
@@ -9035,6 +9145,15 @@
           <w:szCs w:val="20"/>
         </w:rPr>
       </w:pPr>
+    </w:p>
+    <w:p>
+      <w:pPr>
+        <w:rPr>
+          <w:rFonts w:ascii="Arial" w:hAnsi="Arial" w:cs="Arial"/>
+          <w:sz w:val="20"/>
+          <w:szCs w:val="20"/>
+        </w:rPr>
+      </w:pPr>
       <w:r>
         <w:rPr>
           <w:rFonts w:ascii="Arial" w:hAnsi="Arial" w:cs="Arial"/>
@@ -9260,6 +9379,90 @@
         </w:rPr>
         <w:t>” todas las estadísticas indican el promedio del jugador.</w:t>
       </w:r>
+    </w:p>
+    <w:p>
+      <w:pPr>
+        <w:rPr>
+          <w:rFonts w:ascii="Arial" w:hAnsi="Arial" w:cs="Arial"/>
+        </w:rPr>
+      </w:pPr>
+      <w:r>
+        <w:rPr>
+          <w:rFonts w:ascii="Arial" w:hAnsi="Arial" w:cs="Arial"/>
+        </w:rPr>
+        <w:t>Hay jugadores que en algunos partidos aparezcan y se muestren las estadísticas que han tenido en ese partido, pero sin embargo no tienen estadísticas promedio.</w:t>
+      </w:r>
+    </w:p>
+    <w:p>
+      <w:pPr>
+        <w:rPr>
+          <w:rFonts w:ascii="Arial" w:hAnsi="Arial" w:cs="Arial"/>
+        </w:rPr>
+      </w:pPr>
+      <w:r>
+        <w:rPr>
+          <w:rFonts w:ascii="Arial" w:hAnsi="Arial" w:cs="Arial"/>
+        </w:rPr>
+        <w:t xml:space="preserve">Esto se debe a </w:t>
+      </w:r>
+      <w:proofErr w:type="gramStart"/>
+      <w:r>
+        <w:rPr>
+          <w:rFonts w:ascii="Arial" w:hAnsi="Arial" w:cs="Arial"/>
+        </w:rPr>
+        <w:t>que</w:t>
+      </w:r>
+      <w:proofErr w:type="gramEnd"/>
+      <w:r>
+        <w:rPr>
+          <w:rFonts w:ascii="Arial" w:hAnsi="Arial" w:cs="Arial"/>
+        </w:rPr>
+        <w:t xml:space="preserve"> s</w:t>
+      </w:r>
+      <w:r>
+        <w:rPr>
+          <w:rFonts w:ascii="Arial" w:hAnsi="Arial" w:cs="Arial"/>
+        </w:rPr>
+        <w:t>i un jugador ha jugado s</w:t>
+      </w:r>
+      <w:r>
+        <w:rPr>
+          <w:rFonts w:ascii="Arial" w:hAnsi="Arial" w:cs="Arial"/>
+        </w:rPr>
+        <w:t>o</w:t>
+      </w:r>
+      <w:r>
+        <w:rPr>
+          <w:rFonts w:ascii="Arial" w:hAnsi="Arial" w:cs="Arial"/>
+        </w:rPr>
+        <w:t>lo uno o dos partidos, sus promedios pueden variar mucho y no ofrecer una comparación justa con quienes han participado durante la temporada completa. Por ello, se excluyen automáticamente a aquellos que no alcanzan ese mínimo de participación.</w:t>
+      </w:r>
+    </w:p>
+    <w:p>
+      <w:pPr>
+        <w:rPr>
+          <w:rFonts w:ascii="Arial" w:hAnsi="Arial" w:cs="Arial"/>
+        </w:rPr>
+      </w:pPr>
+      <w:r>
+        <w:rPr>
+          <w:rFonts w:ascii="Arial" w:hAnsi="Arial" w:cs="Arial"/>
+        </w:rPr>
+        <w:t>Para</w:t>
+      </w:r>
+      <w:r>
+        <w:rPr>
+          <w:rFonts w:ascii="Arial" w:hAnsi="Arial" w:cs="Arial"/>
+        </w:rPr>
+        <w:t xml:space="preserve"> que un jugador aparezca en ciertas listas o promedios, debe haber jugado una cantidad mínima de partidos o minutos.</w:t>
+      </w:r>
+    </w:p>
+    <w:p>
+      <w:pPr>
+        <w:rPr>
+          <w:rFonts w:ascii="Arial" w:hAnsi="Arial" w:cs="Arial"/>
+        </w:rPr>
+      </w:pPr>
     </w:p>
     <w:p>
       <w:pPr>

--- a/docs/PROYECTO TFG.docx
+++ b/docs/PROYECTO TFG.docx
@@ -760,27 +760,7 @@
           <w:bCs/>
           <w:color w:val="000000" w:themeColor="text1"/>
         </w:rPr>
-        <w:t>Impacto de jugador (PER o plus-</w:t>
-      </w:r>
-      <w:proofErr w:type="spellStart"/>
-      <w:r>
-        <w:rPr>
-          <w:rFonts w:ascii="Arial" w:eastAsia="Arial" w:hAnsi="Arial" w:cs="Arial"/>
-          <w:b/>
-          <w:bCs/>
-          <w:color w:val="000000" w:themeColor="text1"/>
-        </w:rPr>
-        <w:t>minus</w:t>
-      </w:r>
-      <w:proofErr w:type="spellEnd"/>
-      <w:r>
-        <w:rPr>
-          <w:rFonts w:ascii="Arial" w:eastAsia="Arial" w:hAnsi="Arial" w:cs="Arial"/>
-          <w:b/>
-          <w:bCs/>
-          <w:color w:val="000000" w:themeColor="text1"/>
-        </w:rPr>
-        <w:t>)</w:t>
+        <w:t>Impacto de jugador (PER o plus-minus)</w:t>
       </w:r>
       <w:r>
         <w:rPr>
@@ -1075,31 +1055,7 @@
           <w:sz w:val="36"/>
           <w:szCs w:val="36"/>
         </w:rPr>
-        <w:t>- Back-</w:t>
-      </w:r>
-      <w:proofErr w:type="spellStart"/>
-      <w:r>
-        <w:rPr>
-          <w:rFonts w:ascii="Arial" w:eastAsia="Arial" w:hAnsi="Arial" w:cs="Arial"/>
-          <w:b/>
-          <w:bCs/>
-          <w:color w:val="C00000"/>
-          <w:sz w:val="36"/>
-          <w:szCs w:val="36"/>
-        </w:rPr>
-        <w:t>end</w:t>
-      </w:r>
-      <w:proofErr w:type="spellEnd"/>
-      <w:r>
-        <w:rPr>
-          <w:rFonts w:ascii="Arial" w:eastAsia="Arial" w:hAnsi="Arial" w:cs="Arial"/>
-          <w:b/>
-          <w:bCs/>
-          <w:color w:val="C00000"/>
-          <w:sz w:val="36"/>
-          <w:szCs w:val="36"/>
-        </w:rPr>
-        <w:t xml:space="preserve"> (Lógica y procesamiento de datos)</w:t>
+        <w:t>- Back-end (Lógica y procesamiento de datos)</w:t>
       </w:r>
     </w:p>
     <w:p>
@@ -1358,16 +1314,8 @@
         <w:rPr>
           <w:rFonts w:ascii="Arial" w:hAnsi="Arial" w:cs="Arial"/>
         </w:rPr>
-        <w:t xml:space="preserve">Incluir estadísticas de </w:t>
-      </w:r>
-      <w:proofErr w:type="spellStart"/>
-      <w:r>
-        <w:rPr>
-          <w:rFonts w:ascii="Arial" w:hAnsi="Arial" w:cs="Arial"/>
-        </w:rPr>
-        <w:t>rookies</w:t>
-      </w:r>
-      <w:proofErr w:type="spellEnd"/>
+        <w:t>Incluir estadísticas de rookies</w:t>
+      </w:r>
       <w:r>
         <w:rPr>
           <w:rFonts w:ascii="Arial" w:hAnsi="Arial" w:cs="Arial"/>
@@ -1390,21 +1338,7 @@
         <w:rPr>
           <w:rFonts w:ascii="Arial" w:hAnsi="Arial" w:cs="Arial"/>
         </w:rPr>
-        <w:t xml:space="preserve">Por defecto, las estadísticas de los </w:t>
-      </w:r>
-      <w:proofErr w:type="spellStart"/>
-      <w:r>
-        <w:rPr>
-          <w:rFonts w:ascii="Arial" w:hAnsi="Arial" w:cs="Arial"/>
-        </w:rPr>
-        <w:t>rookies</w:t>
-      </w:r>
-      <w:proofErr w:type="spellEnd"/>
-      <w:r>
-        <w:rPr>
-          <w:rFonts w:ascii="Arial" w:hAnsi="Arial" w:cs="Arial"/>
-        </w:rPr>
-        <w:t xml:space="preserve"> deben basarse en su posición.</w:t>
+        <w:t>Por defecto, las estadísticas de los rookies deben basarse en su posición.</w:t>
       </w:r>
     </w:p>
     <w:p>
@@ -1422,21 +1356,7 @@
         <w:rPr>
           <w:rFonts w:ascii="Arial" w:hAnsi="Arial" w:cs="Arial"/>
         </w:rPr>
-        <w:t xml:space="preserve">La aplicación debe permitir a los usuarios ingresar estadísticas de </w:t>
-      </w:r>
-      <w:proofErr w:type="spellStart"/>
-      <w:r>
-        <w:rPr>
-          <w:rFonts w:ascii="Arial" w:hAnsi="Arial" w:cs="Arial"/>
-        </w:rPr>
-        <w:t>rookies</w:t>
-      </w:r>
-      <w:proofErr w:type="spellEnd"/>
-      <w:r>
-        <w:rPr>
-          <w:rFonts w:ascii="Arial" w:hAnsi="Arial" w:cs="Arial"/>
-        </w:rPr>
-        <w:t xml:space="preserve"> a través de un formulario (p. ej., en un formato POST).</w:t>
+        <w:t>La aplicación debe permitir a los usuarios ingresar estadísticas de rookies a través de un formulario (p. ej., en un formato POST).</w:t>
       </w:r>
     </w:p>
     <w:p>
@@ -1748,21 +1668,7 @@
         <w:rPr>
           <w:rFonts w:ascii="Arial" w:hAnsi="Arial" w:cs="Arial"/>
         </w:rPr>
-        <w:t xml:space="preserve">La aplicación debe responder </w:t>
-      </w:r>
-      <w:proofErr w:type="gramStart"/>
-      <w:r>
-        <w:rPr>
-          <w:rFonts w:ascii="Arial" w:hAnsi="Arial" w:cs="Arial"/>
-        </w:rPr>
-        <w:t>rápidamente</w:t>
-      </w:r>
-      <w:proofErr w:type="gramEnd"/>
-      <w:r>
-        <w:rPr>
-          <w:rFonts w:ascii="Arial" w:hAnsi="Arial" w:cs="Arial"/>
-        </w:rPr>
-        <w:t>, especialmente al mostrar las probabilidades de partidos y los detalles de jugadores.</w:t>
+        <w:t>La aplicación debe responder rápidamente, especialmente al mostrar las probabilidades de partidos y los detalles de jugadores.</w:t>
       </w:r>
     </w:p>
     <w:p>
@@ -1817,35 +1723,7 @@
         <w:rPr>
           <w:rFonts w:ascii="Arial" w:hAnsi="Arial" w:cs="Arial"/>
         </w:rPr>
-        <w:t>Debe ser accesible desde diferentes dispositivos (</w:t>
-      </w:r>
-      <w:proofErr w:type="spellStart"/>
-      <w:r>
-        <w:rPr>
-          <w:rFonts w:ascii="Arial" w:hAnsi="Arial" w:cs="Arial"/>
-        </w:rPr>
-        <w:t>PCs</w:t>
-      </w:r>
-      <w:proofErr w:type="spellEnd"/>
-      <w:r>
-        <w:rPr>
-          <w:rFonts w:ascii="Arial" w:hAnsi="Arial" w:cs="Arial"/>
-        </w:rPr>
-        <w:t xml:space="preserve">, </w:t>
-      </w:r>
-      <w:proofErr w:type="spellStart"/>
-      <w:r>
-        <w:rPr>
-          <w:rFonts w:ascii="Arial" w:hAnsi="Arial" w:cs="Arial"/>
-        </w:rPr>
-        <w:t>tablets</w:t>
-      </w:r>
-      <w:proofErr w:type="spellEnd"/>
-      <w:r>
-        <w:rPr>
-          <w:rFonts w:ascii="Arial" w:hAnsi="Arial" w:cs="Arial"/>
-        </w:rPr>
-        <w:t xml:space="preserve"> y móviles).</w:t>
+        <w:t>Debe ser accesible desde diferentes dispositivos (PCs, tablets y móviles).</w:t>
       </w:r>
     </w:p>
     <w:p>
@@ -2000,21 +1878,7 @@
         <w:rPr>
           <w:rFonts w:ascii="Arial" w:hAnsi="Arial" w:cs="Arial"/>
         </w:rPr>
-        <w:t xml:space="preserve">Con </w:t>
-      </w:r>
-      <w:proofErr w:type="spellStart"/>
-      <w:r>
-        <w:rPr>
-          <w:rFonts w:ascii="Arial" w:hAnsi="Arial" w:cs="Arial"/>
-        </w:rPr>
-        <w:t>Endpoints</w:t>
-      </w:r>
-      <w:proofErr w:type="spellEnd"/>
-      <w:r>
-        <w:rPr>
-          <w:rFonts w:ascii="Arial" w:hAnsi="Arial" w:cs="Arial"/>
-        </w:rPr>
-        <w:t xml:space="preserve"> no hay forma, pero se puede hacer el cálculo por partido.</w:t>
+        <w:t>Con Endpoints no hay forma, pero se puede hacer el cálculo por partido.</w:t>
       </w:r>
     </w:p>
     <w:p>
@@ -2522,51 +2386,7 @@
           <w:szCs w:val="20"/>
         </w:rPr>
         <w:lastRenderedPageBreak/>
-        <w:t>Paso 1: Crear la carpeta del back-</w:t>
-      </w:r>
-      <w:proofErr w:type="spellStart"/>
-      <w:r>
-        <w:rPr>
-          <w:rFonts w:ascii="Arial" w:hAnsi="Arial" w:cs="Arial"/>
-          <w:b/>
-          <w:bCs/>
-          <w:sz w:val="20"/>
-          <w:szCs w:val="20"/>
-        </w:rPr>
-        <w:t>end</w:t>
-      </w:r>
-      <w:proofErr w:type="spellEnd"/>
-      <w:r>
-        <w:rPr>
-          <w:rFonts w:ascii="Arial" w:hAnsi="Arial" w:cs="Arial"/>
-          <w:b/>
-          <w:bCs/>
-          <w:sz w:val="20"/>
-          <w:szCs w:val="20"/>
-        </w:rPr>
-        <w:t xml:space="preserve"> (</w:t>
-      </w:r>
-      <w:proofErr w:type="spellStart"/>
-      <w:r>
-        <w:rPr>
-          <w:rFonts w:ascii="Arial" w:hAnsi="Arial" w:cs="Arial"/>
-          <w:b/>
-          <w:bCs/>
-          <w:sz w:val="20"/>
-          <w:szCs w:val="20"/>
-        </w:rPr>
-        <w:t>Flask</w:t>
-      </w:r>
-      <w:proofErr w:type="spellEnd"/>
-      <w:r>
-        <w:rPr>
-          <w:rFonts w:ascii="Arial" w:hAnsi="Arial" w:cs="Arial"/>
-          <w:b/>
-          <w:bCs/>
-          <w:sz w:val="20"/>
-          <w:szCs w:val="20"/>
-        </w:rPr>
-        <w:t>)</w:t>
+        <w:t>Paso 1: Crear la carpeta del back-end (Flask)</w:t>
       </w:r>
     </w:p>
     <w:p>
@@ -2591,116 +2411,42 @@
           <w:sz w:val="20"/>
           <w:szCs w:val="20"/>
         </w:rPr>
-        <w:t xml:space="preserve">En la carpeta </w:t>
-      </w:r>
-      <w:proofErr w:type="spellStart"/>
-      <w:r>
-        <w:rPr>
-          <w:rFonts w:ascii="Arial" w:hAnsi="Arial" w:cs="Arial"/>
-          <w:b/>
-          <w:bCs/>
-          <w:sz w:val="20"/>
-          <w:szCs w:val="20"/>
-        </w:rPr>
-        <w:t>nba_prediction</w:t>
-      </w:r>
-      <w:proofErr w:type="spellEnd"/>
-      <w:r>
-        <w:rPr>
-          <w:rFonts w:ascii="Arial" w:hAnsi="Arial" w:cs="Arial"/>
-          <w:b/>
-          <w:bCs/>
-          <w:sz w:val="20"/>
-          <w:szCs w:val="20"/>
-        </w:rPr>
-        <w:t xml:space="preserve">/, crea una carpeta llamada </w:t>
-      </w:r>
-      <w:proofErr w:type="spellStart"/>
-      <w:r>
-        <w:rPr>
-          <w:rFonts w:ascii="Arial" w:hAnsi="Arial" w:cs="Arial"/>
-          <w:b/>
-          <w:bCs/>
-          <w:sz w:val="20"/>
-          <w:szCs w:val="20"/>
-        </w:rPr>
-        <w:t>backend</w:t>
-      </w:r>
-      <w:proofErr w:type="spellEnd"/>
-      <w:r>
-        <w:rPr>
-          <w:rFonts w:ascii="Arial" w:hAnsi="Arial" w:cs="Arial"/>
-          <w:b/>
-          <w:bCs/>
-          <w:sz w:val="20"/>
-          <w:szCs w:val="20"/>
-        </w:rPr>
-        <w:t>:</w:t>
-      </w:r>
-    </w:p>
-    <w:p>
-      <w:pPr>
-        <w:rPr>
-          <w:rFonts w:ascii="Arial" w:hAnsi="Arial" w:cs="Arial"/>
-          <w:sz w:val="20"/>
-          <w:szCs w:val="20"/>
-        </w:rPr>
-      </w:pPr>
-      <w:proofErr w:type="spellStart"/>
-      <w:r>
-        <w:rPr>
-          <w:rFonts w:ascii="Arial" w:hAnsi="Arial" w:cs="Arial"/>
-          <w:sz w:val="20"/>
-          <w:szCs w:val="20"/>
-        </w:rPr>
-        <w:t>mkdir</w:t>
-      </w:r>
-      <w:proofErr w:type="spellEnd"/>
-      <w:r>
-        <w:rPr>
-          <w:rFonts w:ascii="Arial" w:hAnsi="Arial" w:cs="Arial"/>
-          <w:sz w:val="20"/>
-          <w:szCs w:val="20"/>
-        </w:rPr>
-        <w:t xml:space="preserve"> </w:t>
-      </w:r>
-      <w:proofErr w:type="spellStart"/>
-      <w:r>
-        <w:rPr>
-          <w:rFonts w:ascii="Arial" w:hAnsi="Arial" w:cs="Arial"/>
-          <w:sz w:val="20"/>
-          <w:szCs w:val="20"/>
-        </w:rPr>
-        <w:t>backend</w:t>
-      </w:r>
-      <w:proofErr w:type="spellEnd"/>
-    </w:p>
-    <w:p>
-      <w:pPr>
-        <w:rPr>
-          <w:rFonts w:ascii="Arial" w:hAnsi="Arial" w:cs="Arial"/>
-          <w:sz w:val="20"/>
-          <w:szCs w:val="20"/>
-        </w:rPr>
-      </w:pPr>
-      <w:r>
-        <w:rPr>
-          <w:rFonts w:ascii="Arial" w:hAnsi="Arial" w:cs="Arial"/>
-          <w:sz w:val="20"/>
-          <w:szCs w:val="20"/>
-        </w:rPr>
-        <w:t xml:space="preserve">cd </w:t>
-      </w:r>
-      <w:proofErr w:type="spellStart"/>
-      <w:r>
-        <w:rPr>
-          <w:rFonts w:ascii="Arial" w:hAnsi="Arial" w:cs="Arial"/>
-          <w:sz w:val="20"/>
-          <w:szCs w:val="20"/>
-        </w:rPr>
-        <w:t>backend</w:t>
-      </w:r>
-      <w:proofErr w:type="spellEnd"/>
+        <w:t>En la carpeta nba_prediction/, crea una carpeta llamada backend:</w:t>
+      </w:r>
+    </w:p>
+    <w:p>
+      <w:pPr>
+        <w:rPr>
+          <w:rFonts w:ascii="Arial" w:hAnsi="Arial" w:cs="Arial"/>
+          <w:sz w:val="20"/>
+          <w:szCs w:val="20"/>
+        </w:rPr>
+      </w:pPr>
+      <w:r>
+        <w:rPr>
+          <w:rFonts w:ascii="Arial" w:hAnsi="Arial" w:cs="Arial"/>
+          <w:sz w:val="20"/>
+          <w:szCs w:val="20"/>
+        </w:rPr>
+        <w:t>mkdir backend</w:t>
+      </w:r>
+    </w:p>
+    <w:p>
+      <w:pPr>
+        <w:rPr>
+          <w:rFonts w:ascii="Arial" w:hAnsi="Arial" w:cs="Arial"/>
+          <w:sz w:val="20"/>
+          <w:szCs w:val="20"/>
+        </w:rPr>
+      </w:pPr>
+      <w:r>
+        <w:rPr>
+          <w:rFonts w:ascii="Arial" w:hAnsi="Arial" w:cs="Arial"/>
+          <w:sz w:val="20"/>
+          <w:szCs w:val="20"/>
+        </w:rPr>
+        <w:t>cd backend</w:t>
+      </w:r>
     </w:p>
     <w:p>
       <w:pPr>
@@ -2724,107 +2470,25 @@
           <w:sz w:val="20"/>
           <w:szCs w:val="20"/>
         </w:rPr>
-        <w:t xml:space="preserve">Crea un entorno virtual en la carpeta </w:t>
-      </w:r>
-      <w:proofErr w:type="spellStart"/>
-      <w:r>
-        <w:rPr>
-          <w:rFonts w:ascii="Arial" w:hAnsi="Arial" w:cs="Arial"/>
-          <w:b/>
-          <w:bCs/>
-          <w:sz w:val="20"/>
-          <w:szCs w:val="20"/>
-        </w:rPr>
-        <w:t>backend</w:t>
-      </w:r>
-      <w:proofErr w:type="spellEnd"/>
-      <w:r>
-        <w:rPr>
-          <w:rFonts w:ascii="Arial" w:hAnsi="Arial" w:cs="Arial"/>
-          <w:b/>
-          <w:bCs/>
-          <w:sz w:val="20"/>
-          <w:szCs w:val="20"/>
-        </w:rPr>
-        <w:t xml:space="preserve"> para aislar las dependencias del back-</w:t>
-      </w:r>
-      <w:proofErr w:type="spellStart"/>
-      <w:r>
-        <w:rPr>
-          <w:rFonts w:ascii="Arial" w:hAnsi="Arial" w:cs="Arial"/>
-          <w:b/>
-          <w:bCs/>
-          <w:sz w:val="20"/>
-          <w:szCs w:val="20"/>
-        </w:rPr>
-        <w:t>end</w:t>
-      </w:r>
-      <w:proofErr w:type="spellEnd"/>
-      <w:r>
-        <w:rPr>
-          <w:rFonts w:ascii="Arial" w:hAnsi="Arial" w:cs="Arial"/>
-          <w:b/>
-          <w:bCs/>
-          <w:sz w:val="20"/>
-          <w:szCs w:val="20"/>
-        </w:rPr>
-        <w:t>:</w:t>
-      </w:r>
-    </w:p>
-    <w:p>
-      <w:pPr>
-        <w:rPr>
-          <w:rFonts w:ascii="Arial" w:hAnsi="Arial" w:cs="Arial"/>
-          <w:sz w:val="20"/>
-          <w:szCs w:val="20"/>
-        </w:rPr>
-      </w:pPr>
-      <w:proofErr w:type="spellStart"/>
-      <w:r>
-        <w:rPr>
-          <w:rFonts w:ascii="Arial" w:hAnsi="Arial" w:cs="Arial"/>
-          <w:sz w:val="20"/>
-          <w:szCs w:val="20"/>
-        </w:rPr>
-        <w:t>python</w:t>
-      </w:r>
-      <w:proofErr w:type="spellEnd"/>
-      <w:r>
-        <w:rPr>
-          <w:rFonts w:ascii="Arial" w:hAnsi="Arial" w:cs="Arial"/>
-          <w:sz w:val="20"/>
-          <w:szCs w:val="20"/>
-        </w:rPr>
-        <w:t xml:space="preserve"> -m </w:t>
-      </w:r>
-      <w:proofErr w:type="spellStart"/>
-      <w:r>
-        <w:rPr>
-          <w:rFonts w:ascii="Arial" w:hAnsi="Arial" w:cs="Arial"/>
-          <w:sz w:val="20"/>
-          <w:szCs w:val="20"/>
-        </w:rPr>
-        <w:t>venv</w:t>
-      </w:r>
-      <w:proofErr w:type="spellEnd"/>
-      <w:r>
-        <w:rPr>
-          <w:rFonts w:ascii="Arial" w:hAnsi="Arial" w:cs="Arial"/>
-          <w:sz w:val="20"/>
-          <w:szCs w:val="20"/>
-        </w:rPr>
-        <w:t xml:space="preserve"> </w:t>
-      </w:r>
-      <w:proofErr w:type="spellStart"/>
-      <w:r>
-        <w:rPr>
-          <w:rFonts w:ascii="Arial" w:hAnsi="Arial" w:cs="Arial"/>
-          <w:sz w:val="20"/>
-          <w:szCs w:val="20"/>
-        </w:rPr>
-        <w:t>venv</w:t>
-      </w:r>
-      <w:proofErr w:type="spellEnd"/>
+        <w:t>Crea un entorno virtual en la carpeta backend para aislar las dependencias del back-end:</w:t>
+      </w:r>
+    </w:p>
+    <w:p>
+      <w:pPr>
+        <w:rPr>
+          <w:rFonts w:ascii="Arial" w:hAnsi="Arial" w:cs="Arial"/>
+          <w:sz w:val="20"/>
+          <w:szCs w:val="20"/>
+        </w:rPr>
+      </w:pPr>
+      <w:r>
+        <w:rPr>
+          <w:rFonts w:ascii="Arial" w:hAnsi="Arial" w:cs="Arial"/>
+          <w:sz w:val="20"/>
+          <w:szCs w:val="20"/>
+        </w:rPr>
+        <w:t>python -m venv venv</w:t>
+      </w:r>
     </w:p>
     <w:p>
       <w:pPr>
@@ -2885,34 +2549,14 @@
           <w:szCs w:val="20"/>
         </w:rPr>
       </w:pPr>
-      <w:proofErr w:type="spellStart"/>
-      <w:r>
-        <w:rPr>
-          <w:rFonts w:ascii="Arial" w:hAnsi="Arial" w:cs="Arial"/>
-          <w:sz w:val="20"/>
-          <w:szCs w:val="20"/>
-        </w:rPr>
-        <w:t>venv</w:t>
-      </w:r>
-      <w:proofErr w:type="spellEnd"/>
-      <w:r>
-        <w:rPr>
-          <w:rFonts w:ascii="Arial" w:hAnsi="Arial" w:cs="Arial"/>
-          <w:sz w:val="20"/>
-          <w:szCs w:val="20"/>
-        </w:rPr>
-        <w:t>\Scripts\</w:t>
-      </w:r>
-      <w:proofErr w:type="spellStart"/>
-      <w:r>
-        <w:rPr>
-          <w:rFonts w:ascii="Arial" w:hAnsi="Arial" w:cs="Arial"/>
-          <w:sz w:val="20"/>
-          <w:szCs w:val="20"/>
-        </w:rPr>
-        <w:t>activate</w:t>
-      </w:r>
-      <w:proofErr w:type="spellEnd"/>
+      <w:r>
+        <w:rPr>
+          <w:rFonts w:ascii="Arial" w:hAnsi="Arial" w:cs="Arial"/>
+          <w:sz w:val="20"/>
+          <w:szCs w:val="20"/>
+        </w:rPr>
+        <w:t>venv\Scripts\activate</w:t>
+      </w:r>
     </w:p>
     <w:p>
       <w:pPr>
@@ -2948,70 +2592,14 @@
           <w:szCs w:val="20"/>
         </w:rPr>
       </w:pPr>
-      <w:proofErr w:type="spellStart"/>
-      <w:r>
-        <w:rPr>
-          <w:rFonts w:ascii="Arial" w:hAnsi="Arial" w:cs="Arial"/>
-          <w:sz w:val="20"/>
-          <w:szCs w:val="20"/>
-        </w:rPr>
-        <w:t>source</w:t>
-      </w:r>
-      <w:proofErr w:type="spellEnd"/>
-      <w:r>
-        <w:rPr>
-          <w:rFonts w:ascii="Arial" w:hAnsi="Arial" w:cs="Arial"/>
-          <w:sz w:val="20"/>
-          <w:szCs w:val="20"/>
-        </w:rPr>
-        <w:t xml:space="preserve"> </w:t>
-      </w:r>
-      <w:proofErr w:type="spellStart"/>
-      <w:r>
-        <w:rPr>
-          <w:rFonts w:ascii="Arial" w:hAnsi="Arial" w:cs="Arial"/>
-          <w:sz w:val="20"/>
-          <w:szCs w:val="20"/>
-        </w:rPr>
-        <w:t>venv</w:t>
-      </w:r>
-      <w:proofErr w:type="spellEnd"/>
-      <w:r>
-        <w:rPr>
-          <w:rFonts w:ascii="Arial" w:hAnsi="Arial" w:cs="Arial"/>
-          <w:sz w:val="20"/>
-          <w:szCs w:val="20"/>
-        </w:rPr>
-        <w:t>/</w:t>
-      </w:r>
-      <w:proofErr w:type="spellStart"/>
-      <w:r>
-        <w:rPr>
-          <w:rFonts w:ascii="Arial" w:hAnsi="Arial" w:cs="Arial"/>
-          <w:sz w:val="20"/>
-          <w:szCs w:val="20"/>
-        </w:rPr>
-        <w:t>bin</w:t>
-      </w:r>
-      <w:proofErr w:type="spellEnd"/>
-      <w:r>
-        <w:rPr>
-          <w:rFonts w:ascii="Arial" w:hAnsi="Arial" w:cs="Arial"/>
-          <w:sz w:val="20"/>
-          <w:szCs w:val="20"/>
-        </w:rPr>
-        <w:t>/</w:t>
-      </w:r>
-      <w:proofErr w:type="spellStart"/>
-      <w:r>
-        <w:rPr>
-          <w:rFonts w:ascii="Arial" w:hAnsi="Arial" w:cs="Arial"/>
-          <w:sz w:val="20"/>
-          <w:szCs w:val="20"/>
-        </w:rPr>
-        <w:t>activate</w:t>
-      </w:r>
-      <w:proofErr w:type="spellEnd"/>
+      <w:r>
+        <w:rPr>
+          <w:rFonts w:ascii="Arial" w:hAnsi="Arial" w:cs="Arial"/>
+          <w:sz w:val="20"/>
+          <w:szCs w:val="20"/>
+        </w:rPr>
+        <w:t>source venv/bin/activate</w:t>
+      </w:r>
     </w:p>
     <w:p>
       <w:pPr>
@@ -3035,107 +2623,25 @@
           <w:sz w:val="20"/>
           <w:szCs w:val="20"/>
         </w:rPr>
-        <w:t xml:space="preserve">Instala </w:t>
-      </w:r>
-      <w:proofErr w:type="spellStart"/>
-      <w:r>
-        <w:rPr>
-          <w:rFonts w:ascii="Arial" w:hAnsi="Arial" w:cs="Arial"/>
-          <w:b/>
-          <w:bCs/>
-          <w:sz w:val="20"/>
-          <w:szCs w:val="20"/>
-        </w:rPr>
-        <w:t>Flask</w:t>
-      </w:r>
-      <w:proofErr w:type="spellEnd"/>
-      <w:r>
-        <w:rPr>
-          <w:rFonts w:ascii="Arial" w:hAnsi="Arial" w:cs="Arial"/>
-          <w:b/>
-          <w:bCs/>
-          <w:sz w:val="20"/>
-          <w:szCs w:val="20"/>
-        </w:rPr>
-        <w:t xml:space="preserve"> y cualquier otra librería que necesites para el back-</w:t>
-      </w:r>
-      <w:proofErr w:type="spellStart"/>
-      <w:r>
-        <w:rPr>
-          <w:rFonts w:ascii="Arial" w:hAnsi="Arial" w:cs="Arial"/>
-          <w:b/>
-          <w:bCs/>
-          <w:sz w:val="20"/>
-          <w:szCs w:val="20"/>
-        </w:rPr>
-        <w:t>end</w:t>
-      </w:r>
-      <w:proofErr w:type="spellEnd"/>
-      <w:r>
-        <w:rPr>
-          <w:rFonts w:ascii="Arial" w:hAnsi="Arial" w:cs="Arial"/>
-          <w:b/>
-          <w:bCs/>
-          <w:sz w:val="20"/>
-          <w:szCs w:val="20"/>
-        </w:rPr>
-        <w:t>:</w:t>
-      </w:r>
-    </w:p>
-    <w:p>
-      <w:pPr>
-        <w:rPr>
-          <w:rFonts w:ascii="Arial" w:hAnsi="Arial" w:cs="Arial"/>
-          <w:sz w:val="20"/>
-          <w:szCs w:val="20"/>
-        </w:rPr>
-      </w:pPr>
-      <w:proofErr w:type="spellStart"/>
-      <w:r>
-        <w:rPr>
-          <w:rFonts w:ascii="Arial" w:hAnsi="Arial" w:cs="Arial"/>
-          <w:sz w:val="20"/>
-          <w:szCs w:val="20"/>
-        </w:rPr>
-        <w:t>pip</w:t>
-      </w:r>
-      <w:proofErr w:type="spellEnd"/>
-      <w:r>
-        <w:rPr>
-          <w:rFonts w:ascii="Arial" w:hAnsi="Arial" w:cs="Arial"/>
-          <w:sz w:val="20"/>
-          <w:szCs w:val="20"/>
-        </w:rPr>
-        <w:t xml:space="preserve"> </w:t>
-      </w:r>
-      <w:proofErr w:type="spellStart"/>
-      <w:r>
-        <w:rPr>
-          <w:rFonts w:ascii="Arial" w:hAnsi="Arial" w:cs="Arial"/>
-          <w:sz w:val="20"/>
-          <w:szCs w:val="20"/>
-        </w:rPr>
-        <w:t>install</w:t>
-      </w:r>
-      <w:proofErr w:type="spellEnd"/>
-      <w:r>
-        <w:rPr>
-          <w:rFonts w:ascii="Arial" w:hAnsi="Arial" w:cs="Arial"/>
-          <w:sz w:val="20"/>
-          <w:szCs w:val="20"/>
-        </w:rPr>
-        <w:t xml:space="preserve"> </w:t>
-      </w:r>
-      <w:proofErr w:type="spellStart"/>
-      <w:r>
-        <w:rPr>
-          <w:rFonts w:ascii="Arial" w:hAnsi="Arial" w:cs="Arial"/>
-          <w:sz w:val="20"/>
-          <w:szCs w:val="20"/>
-        </w:rPr>
-        <w:t>flask</w:t>
-      </w:r>
-      <w:proofErr w:type="spellEnd"/>
+        <w:t>Instala Flask y cualquier otra librería que necesites para el back-end:</w:t>
+      </w:r>
+    </w:p>
+    <w:p>
+      <w:pPr>
+        <w:rPr>
+          <w:rFonts w:ascii="Arial" w:hAnsi="Arial" w:cs="Arial"/>
+          <w:sz w:val="20"/>
+          <w:szCs w:val="20"/>
+        </w:rPr>
+      </w:pPr>
+      <w:r>
+        <w:rPr>
+          <w:rFonts w:ascii="Arial" w:hAnsi="Arial" w:cs="Arial"/>
+          <w:sz w:val="20"/>
+          <w:szCs w:val="20"/>
+        </w:rPr>
+        <w:t>pip install flask</w:t>
+      </w:r>
     </w:p>
     <w:p>
       <w:pPr>
@@ -3159,29 +2665,7 @@
           <w:sz w:val="20"/>
           <w:szCs w:val="20"/>
         </w:rPr>
-        <w:t xml:space="preserve">Crea la estructura básica de archivos para </w:t>
-      </w:r>
-      <w:proofErr w:type="spellStart"/>
-      <w:r>
-        <w:rPr>
-          <w:rFonts w:ascii="Arial" w:hAnsi="Arial" w:cs="Arial"/>
-          <w:b/>
-          <w:bCs/>
-          <w:sz w:val="20"/>
-          <w:szCs w:val="20"/>
-        </w:rPr>
-        <w:t>Flask</w:t>
-      </w:r>
-      <w:proofErr w:type="spellEnd"/>
-      <w:r>
-        <w:rPr>
-          <w:rFonts w:ascii="Arial" w:hAnsi="Arial" w:cs="Arial"/>
-          <w:b/>
-          <w:bCs/>
-          <w:sz w:val="20"/>
-          <w:szCs w:val="20"/>
-        </w:rPr>
-        <w:t>:</w:t>
+        <w:t>Crea la estructura básica de archivos para Flask:</w:t>
       </w:r>
     </w:p>
     <w:p>
@@ -3193,7 +2677,6 @@
           <w:lang w:val="en-GB"/>
         </w:rPr>
       </w:pPr>
-      <w:proofErr w:type="spellStart"/>
       <w:r>
         <w:rPr>
           <w:rFonts w:ascii="Arial" w:hAnsi="Arial" w:cs="Arial"/>
@@ -3201,17 +2684,7 @@
           <w:szCs w:val="20"/>
           <w:lang w:val="en-GB"/>
         </w:rPr>
-        <w:t>mkdir</w:t>
-      </w:r>
-      <w:proofErr w:type="spellEnd"/>
-      <w:r>
-        <w:rPr>
-          <w:rFonts w:ascii="Arial" w:hAnsi="Arial" w:cs="Arial"/>
-          <w:sz w:val="20"/>
-          <w:szCs w:val="20"/>
-          <w:lang w:val="en-GB"/>
-        </w:rPr>
-        <w:t xml:space="preserve"> app</w:t>
+        <w:t>mkdir app</w:t>
       </w:r>
     </w:p>
     <w:p>
@@ -3293,29 +2766,7 @@
           <w:sz w:val="20"/>
           <w:szCs w:val="20"/>
         </w:rPr>
-        <w:t xml:space="preserve">En run.py, agrega el código para ejecutar el servidor </w:t>
-      </w:r>
-      <w:proofErr w:type="spellStart"/>
-      <w:r>
-        <w:rPr>
-          <w:rFonts w:ascii="Arial" w:hAnsi="Arial" w:cs="Arial"/>
-          <w:b/>
-          <w:bCs/>
-          <w:sz w:val="20"/>
-          <w:szCs w:val="20"/>
-        </w:rPr>
-        <w:t>Flask</w:t>
-      </w:r>
-      <w:proofErr w:type="spellEnd"/>
-      <w:r>
-        <w:rPr>
-          <w:rFonts w:ascii="Arial" w:hAnsi="Arial" w:cs="Arial"/>
-          <w:b/>
-          <w:bCs/>
-          <w:sz w:val="20"/>
-          <w:szCs w:val="20"/>
-        </w:rPr>
-        <w:t>:</w:t>
+        <w:t>En run.py, agrega el código para ejecutar el servidor Flask:</w:t>
       </w:r>
     </w:p>
     <w:p>
@@ -3383,41 +2834,13 @@
         </w:rPr>
         <w:t xml:space="preserve">    </w:t>
       </w:r>
-      <w:proofErr w:type="spellStart"/>
-      <w:r>
-        <w:rPr>
-          <w:rFonts w:ascii="Arial" w:hAnsi="Arial" w:cs="Arial"/>
-          <w:sz w:val="20"/>
-          <w:szCs w:val="20"/>
-        </w:rPr>
-        <w:t>app.run</w:t>
-      </w:r>
-      <w:proofErr w:type="spellEnd"/>
-      <w:r>
-        <w:rPr>
-          <w:rFonts w:ascii="Arial" w:hAnsi="Arial" w:cs="Arial"/>
-          <w:sz w:val="20"/>
-          <w:szCs w:val="20"/>
-        </w:rPr>
-        <w:t>(</w:t>
-      </w:r>
-      <w:proofErr w:type="spellStart"/>
-      <w:r>
-        <w:rPr>
-          <w:rFonts w:ascii="Arial" w:hAnsi="Arial" w:cs="Arial"/>
-          <w:sz w:val="20"/>
-          <w:szCs w:val="20"/>
-        </w:rPr>
-        <w:t>debug</w:t>
-      </w:r>
-      <w:proofErr w:type="spellEnd"/>
-      <w:r>
-        <w:rPr>
-          <w:rFonts w:ascii="Arial" w:hAnsi="Arial" w:cs="Arial"/>
-          <w:sz w:val="20"/>
-          <w:szCs w:val="20"/>
-        </w:rPr>
-        <w:t>=True)</w:t>
+      <w:r>
+        <w:rPr>
+          <w:rFonts w:ascii="Arial" w:hAnsi="Arial" w:cs="Arial"/>
+          <w:sz w:val="20"/>
+          <w:szCs w:val="20"/>
+        </w:rPr>
+        <w:t>app.run(debug=True)</w:t>
       </w:r>
     </w:p>
     <w:p>
@@ -3442,29 +2865,7 @@
           <w:sz w:val="20"/>
           <w:szCs w:val="20"/>
         </w:rPr>
-        <w:t xml:space="preserve">En app/__init__.py, inicia la aplicación </w:t>
-      </w:r>
-      <w:proofErr w:type="spellStart"/>
-      <w:r>
-        <w:rPr>
-          <w:rFonts w:ascii="Arial" w:hAnsi="Arial" w:cs="Arial"/>
-          <w:b/>
-          <w:bCs/>
-          <w:sz w:val="20"/>
-          <w:szCs w:val="20"/>
-        </w:rPr>
-        <w:t>Flask</w:t>
-      </w:r>
-      <w:proofErr w:type="spellEnd"/>
-      <w:r>
-        <w:rPr>
-          <w:rFonts w:ascii="Arial" w:hAnsi="Arial" w:cs="Arial"/>
-          <w:b/>
-          <w:bCs/>
-          <w:sz w:val="20"/>
-          <w:szCs w:val="20"/>
-        </w:rPr>
-        <w:t>:</w:t>
+        <w:t>En app/__init__.py, inicia la aplicación Flask:</w:t>
       </w:r>
     </w:p>
     <w:p>
@@ -3533,70 +2934,14 @@
           <w:szCs w:val="20"/>
         </w:rPr>
       </w:pPr>
-      <w:proofErr w:type="spellStart"/>
-      <w:r>
-        <w:rPr>
-          <w:rFonts w:ascii="Arial" w:hAnsi="Arial" w:cs="Arial"/>
-          <w:sz w:val="20"/>
-          <w:szCs w:val="20"/>
-        </w:rPr>
-        <w:t>from</w:t>
-      </w:r>
-      <w:proofErr w:type="spellEnd"/>
-      <w:r>
-        <w:rPr>
-          <w:rFonts w:ascii="Arial" w:hAnsi="Arial" w:cs="Arial"/>
-          <w:sz w:val="20"/>
-          <w:szCs w:val="20"/>
-        </w:rPr>
-        <w:t xml:space="preserve"> </w:t>
-      </w:r>
-      <w:proofErr w:type="gramStart"/>
-      <w:r>
-        <w:rPr>
-          <w:rFonts w:ascii="Arial" w:hAnsi="Arial" w:cs="Arial"/>
-          <w:sz w:val="20"/>
-          <w:szCs w:val="20"/>
-        </w:rPr>
-        <w:t>app</w:t>
-      </w:r>
-      <w:proofErr w:type="gramEnd"/>
-      <w:r>
-        <w:rPr>
-          <w:rFonts w:ascii="Arial" w:hAnsi="Arial" w:cs="Arial"/>
-          <w:sz w:val="20"/>
-          <w:szCs w:val="20"/>
-        </w:rPr>
-        <w:t xml:space="preserve"> </w:t>
-      </w:r>
-      <w:proofErr w:type="spellStart"/>
-      <w:r>
-        <w:rPr>
-          <w:rFonts w:ascii="Arial" w:hAnsi="Arial" w:cs="Arial"/>
-          <w:sz w:val="20"/>
-          <w:szCs w:val="20"/>
-        </w:rPr>
-        <w:t>import</w:t>
-      </w:r>
-      <w:proofErr w:type="spellEnd"/>
-      <w:r>
-        <w:rPr>
-          <w:rFonts w:ascii="Arial" w:hAnsi="Arial" w:cs="Arial"/>
-          <w:sz w:val="20"/>
-          <w:szCs w:val="20"/>
-        </w:rPr>
-        <w:t xml:space="preserve"> </w:t>
-      </w:r>
-      <w:proofErr w:type="spellStart"/>
-      <w:r>
-        <w:rPr>
-          <w:rFonts w:ascii="Arial" w:hAnsi="Arial" w:cs="Arial"/>
-          <w:sz w:val="20"/>
-          <w:szCs w:val="20"/>
-        </w:rPr>
-        <w:t>routes</w:t>
-      </w:r>
-      <w:proofErr w:type="spellEnd"/>
+      <w:r>
+        <w:rPr>
+          <w:rFonts w:ascii="Arial" w:hAnsi="Arial" w:cs="Arial"/>
+          <w:sz w:val="20"/>
+          <w:szCs w:val="20"/>
+        </w:rPr>
+        <w:t>from app import routes</w:t>
+      </w:r>
     </w:p>
     <w:p>
       <w:pPr>
@@ -3639,29 +2984,7 @@
           <w:szCs w:val="20"/>
         </w:rPr>
         <w:lastRenderedPageBreak/>
-        <w:t xml:space="preserve">En app/routes.py, define las rutas que servirán la API (para la comunicación con el </w:t>
-      </w:r>
-      <w:proofErr w:type="spellStart"/>
-      <w:r>
-        <w:rPr>
-          <w:rFonts w:ascii="Arial" w:hAnsi="Arial" w:cs="Arial"/>
-          <w:b/>
-          <w:bCs/>
-          <w:sz w:val="20"/>
-          <w:szCs w:val="20"/>
-        </w:rPr>
-        <w:t>front-end</w:t>
-      </w:r>
-      <w:proofErr w:type="spellEnd"/>
-      <w:r>
-        <w:rPr>
-          <w:rFonts w:ascii="Arial" w:hAnsi="Arial" w:cs="Arial"/>
-          <w:b/>
-          <w:bCs/>
-          <w:sz w:val="20"/>
-          <w:szCs w:val="20"/>
-        </w:rPr>
-        <w:t>):</w:t>
+        <w:t>En app/routes.py, define las rutas que servirán la API (para la comunicación con el front-end):</w:t>
       </w:r>
     </w:p>
     <w:p>
@@ -3699,19 +3022,18 @@
           <w:szCs w:val="20"/>
           <w:lang w:val="en-GB"/>
         </w:rPr>
-        <w:t xml:space="preserve">from flask import </w:t>
-      </w:r>
-      <w:proofErr w:type="spellStart"/>
-      <w:r>
+        <w:t>from flask import jsonify</w:t>
+      </w:r>
+    </w:p>
+    <w:p>
+      <w:pPr>
         <w:rPr>
           <w:rFonts w:ascii="Arial" w:hAnsi="Arial" w:cs="Arial"/>
           <w:sz w:val="20"/>
           <w:szCs w:val="20"/>
           <w:lang w:val="en-GB"/>
         </w:rPr>
-        <w:t>jsonify</w:t>
-      </w:r>
-      <w:proofErr w:type="spellEnd"/>
+      </w:pPr>
     </w:p>
     <w:p>
       <w:pPr>
@@ -3722,26 +3044,67 @@
           <w:lang w:val="en-GB"/>
         </w:rPr>
       </w:pPr>
-    </w:p>
-    <w:p>
-      <w:pPr>
+      <w:r>
         <w:rPr>
           <w:rFonts w:ascii="Arial" w:hAnsi="Arial" w:cs="Arial"/>
           <w:sz w:val="20"/>
           <w:szCs w:val="20"/>
           <w:lang w:val="en-GB"/>
         </w:rPr>
-      </w:pPr>
-      <w:r>
+        <w:t>@app.route('/api/predict', methods=['POST'])</w:t>
+      </w:r>
+    </w:p>
+    <w:p>
+      <w:pPr>
+        <w:rPr>
+          <w:rFonts w:ascii="Arial" w:hAnsi="Arial" w:cs="Arial"/>
+          <w:sz w:val="20"/>
+          <w:szCs w:val="20"/>
+        </w:rPr>
+      </w:pPr>
+      <w:r>
+        <w:rPr>
+          <w:rFonts w:ascii="Arial" w:hAnsi="Arial" w:cs="Arial"/>
+          <w:sz w:val="20"/>
+          <w:szCs w:val="20"/>
+        </w:rPr>
+        <w:t>def predict():</w:t>
+      </w:r>
+    </w:p>
+    <w:p>
+      <w:pPr>
+        <w:rPr>
+          <w:rFonts w:ascii="Arial" w:hAnsi="Arial" w:cs="Arial"/>
+          <w:sz w:val="20"/>
+          <w:szCs w:val="20"/>
+        </w:rPr>
+      </w:pPr>
+      <w:r>
+        <w:rPr>
+          <w:rFonts w:ascii="Arial" w:hAnsi="Arial" w:cs="Arial"/>
+          <w:sz w:val="20"/>
+          <w:szCs w:val="20"/>
+        </w:rPr>
+        <w:t xml:space="preserve">    # Lógica para hacer la predicción</w:t>
+      </w:r>
+    </w:p>
+    <w:p>
+      <w:pPr>
         <w:rPr>
           <w:rFonts w:ascii="Arial" w:hAnsi="Arial" w:cs="Arial"/>
           <w:sz w:val="20"/>
           <w:szCs w:val="20"/>
           <w:lang w:val="en-GB"/>
         </w:rPr>
-        <w:t>@</w:t>
-      </w:r>
-      <w:proofErr w:type="gramStart"/>
+      </w:pPr>
+      <w:r>
+        <w:rPr>
+          <w:rFonts w:ascii="Arial" w:hAnsi="Arial" w:cs="Arial"/>
+          <w:sz w:val="20"/>
+          <w:szCs w:val="20"/>
+        </w:rPr>
+        <w:t xml:space="preserve">    </w:t>
+      </w:r>
       <w:r>
         <w:rPr>
           <w:rFonts w:ascii="Arial" w:hAnsi="Arial" w:cs="Arial"/>
@@ -3749,118 +3112,37 @@
           <w:szCs w:val="20"/>
           <w:lang w:val="en-GB"/>
         </w:rPr>
-        <w:t>app.route</w:t>
-      </w:r>
-      <w:proofErr w:type="gramEnd"/>
-      <w:r>
+        <w:t>result = {'prediction': 'Equipo 1 ganará'}</w:t>
+      </w:r>
+    </w:p>
+    <w:p>
+      <w:pPr>
         <w:rPr>
           <w:rFonts w:ascii="Arial" w:hAnsi="Arial" w:cs="Arial"/>
           <w:sz w:val="20"/>
           <w:szCs w:val="20"/>
           <w:lang w:val="en-GB"/>
         </w:rPr>
-        <w:t>('/api/predict', methods=['POST'])</w:t>
-      </w:r>
-    </w:p>
-    <w:p>
-      <w:pPr>
-        <w:rPr>
-          <w:rFonts w:ascii="Arial" w:hAnsi="Arial" w:cs="Arial"/>
-          <w:sz w:val="20"/>
-          <w:szCs w:val="20"/>
-        </w:rPr>
-      </w:pPr>
-      <w:proofErr w:type="spellStart"/>
-      <w:r>
-        <w:rPr>
-          <w:rFonts w:ascii="Arial" w:hAnsi="Arial" w:cs="Arial"/>
-          <w:sz w:val="20"/>
-          <w:szCs w:val="20"/>
-        </w:rPr>
-        <w:t>def</w:t>
-      </w:r>
-      <w:proofErr w:type="spellEnd"/>
-      <w:r>
-        <w:rPr>
-          <w:rFonts w:ascii="Arial" w:hAnsi="Arial" w:cs="Arial"/>
-          <w:sz w:val="20"/>
-          <w:szCs w:val="20"/>
-        </w:rPr>
-        <w:t xml:space="preserve"> </w:t>
-      </w:r>
-      <w:proofErr w:type="spellStart"/>
-      <w:proofErr w:type="gramStart"/>
-      <w:r>
-        <w:rPr>
-          <w:rFonts w:ascii="Arial" w:hAnsi="Arial" w:cs="Arial"/>
-          <w:sz w:val="20"/>
-          <w:szCs w:val="20"/>
-        </w:rPr>
-        <w:t>predict</w:t>
-      </w:r>
-      <w:proofErr w:type="spellEnd"/>
-      <w:r>
-        <w:rPr>
-          <w:rFonts w:ascii="Arial" w:hAnsi="Arial" w:cs="Arial"/>
-          <w:sz w:val="20"/>
-          <w:szCs w:val="20"/>
-        </w:rPr>
-        <w:t>(</w:t>
-      </w:r>
-      <w:proofErr w:type="gramEnd"/>
-      <w:r>
-        <w:rPr>
-          <w:rFonts w:ascii="Arial" w:hAnsi="Arial" w:cs="Arial"/>
-          <w:sz w:val="20"/>
-          <w:szCs w:val="20"/>
-        </w:rPr>
-        <w:t>):</w:t>
-      </w:r>
-    </w:p>
-    <w:p>
-      <w:pPr>
-        <w:rPr>
-          <w:rFonts w:ascii="Arial" w:hAnsi="Arial" w:cs="Arial"/>
-          <w:sz w:val="20"/>
-          <w:szCs w:val="20"/>
-        </w:rPr>
-      </w:pPr>
-      <w:r>
-        <w:rPr>
-          <w:rFonts w:ascii="Arial" w:hAnsi="Arial" w:cs="Arial"/>
-          <w:sz w:val="20"/>
-          <w:szCs w:val="20"/>
-        </w:rPr>
-        <w:t xml:space="preserve">    # Lógica para hacer la predicción</w:t>
-      </w:r>
-    </w:p>
-    <w:p>
-      <w:pPr>
+      </w:pPr>
+      <w:r>
         <w:rPr>
           <w:rFonts w:ascii="Arial" w:hAnsi="Arial" w:cs="Arial"/>
           <w:sz w:val="20"/>
           <w:szCs w:val="20"/>
           <w:lang w:val="en-GB"/>
         </w:rPr>
-      </w:pPr>
-      <w:r>
-        <w:rPr>
-          <w:rFonts w:ascii="Arial" w:hAnsi="Arial" w:cs="Arial"/>
-          <w:sz w:val="20"/>
-          <w:szCs w:val="20"/>
-        </w:rPr>
-        <w:t xml:space="preserve">    </w:t>
-      </w:r>
-      <w:r>
+        <w:t xml:space="preserve">    return jsonify(result)</w:t>
+      </w:r>
+    </w:p>
+    <w:p>
+      <w:pPr>
         <w:rPr>
           <w:rFonts w:ascii="Arial" w:hAnsi="Arial" w:cs="Arial"/>
           <w:sz w:val="20"/>
           <w:szCs w:val="20"/>
           <w:lang w:val="en-GB"/>
         </w:rPr>
-        <w:t xml:space="preserve">result = {'prediction': 'Equipo 1 </w:t>
-      </w:r>
-      <w:proofErr w:type="spellStart"/>
+      </w:pPr>
       <w:r>
         <w:rPr>
           <w:rFonts w:ascii="Arial" w:hAnsi="Arial" w:cs="Arial"/>
@@ -3868,74 +3150,6 @@
           <w:szCs w:val="20"/>
           <w:lang w:val="en-GB"/>
         </w:rPr>
-        <w:t>ganará</w:t>
-      </w:r>
-      <w:proofErr w:type="spellEnd"/>
-      <w:r>
-        <w:rPr>
-          <w:rFonts w:ascii="Arial" w:hAnsi="Arial" w:cs="Arial"/>
-          <w:sz w:val="20"/>
-          <w:szCs w:val="20"/>
-          <w:lang w:val="en-GB"/>
-        </w:rPr>
-        <w:t>'}</w:t>
-      </w:r>
-    </w:p>
-    <w:p>
-      <w:pPr>
-        <w:rPr>
-          <w:rFonts w:ascii="Arial" w:hAnsi="Arial" w:cs="Arial"/>
-          <w:sz w:val="20"/>
-          <w:szCs w:val="20"/>
-          <w:lang w:val="en-GB"/>
-        </w:rPr>
-      </w:pPr>
-      <w:r>
-        <w:rPr>
-          <w:rFonts w:ascii="Arial" w:hAnsi="Arial" w:cs="Arial"/>
-          <w:sz w:val="20"/>
-          <w:szCs w:val="20"/>
-          <w:lang w:val="en-GB"/>
-        </w:rPr>
-        <w:t xml:space="preserve">    return </w:t>
-      </w:r>
-      <w:proofErr w:type="spellStart"/>
-      <w:r>
-        <w:rPr>
-          <w:rFonts w:ascii="Arial" w:hAnsi="Arial" w:cs="Arial"/>
-          <w:sz w:val="20"/>
-          <w:szCs w:val="20"/>
-          <w:lang w:val="en-GB"/>
-        </w:rPr>
-        <w:t>jsonify</w:t>
-      </w:r>
-      <w:proofErr w:type="spellEnd"/>
-      <w:r>
-        <w:rPr>
-          <w:rFonts w:ascii="Arial" w:hAnsi="Arial" w:cs="Arial"/>
-          <w:sz w:val="20"/>
-          <w:szCs w:val="20"/>
-          <w:lang w:val="en-GB"/>
-        </w:rPr>
-        <w:t>(result)</w:t>
-      </w:r>
-    </w:p>
-    <w:p>
-      <w:pPr>
-        <w:rPr>
-          <w:rFonts w:ascii="Arial" w:hAnsi="Arial" w:cs="Arial"/>
-          <w:sz w:val="20"/>
-          <w:szCs w:val="20"/>
-          <w:lang w:val="en-GB"/>
-        </w:rPr>
-      </w:pPr>
-      <w:r>
-        <w:rPr>
-          <w:rFonts w:ascii="Arial" w:hAnsi="Arial" w:cs="Arial"/>
-          <w:sz w:val="20"/>
-          <w:szCs w:val="20"/>
-          <w:lang w:val="en-GB"/>
-        </w:rPr>
         <w:br w:type="page"/>
       </w:r>
     </w:p>
@@ -3958,51 +3172,7 @@
           <w:szCs w:val="20"/>
         </w:rPr>
         <w:lastRenderedPageBreak/>
-        <w:t xml:space="preserve">Paso 2: Crear la carpeta del </w:t>
-      </w:r>
-      <w:proofErr w:type="spellStart"/>
-      <w:r>
-        <w:rPr>
-          <w:rFonts w:ascii="Arial" w:hAnsi="Arial" w:cs="Arial"/>
-          <w:b/>
-          <w:bCs/>
-          <w:sz w:val="20"/>
-          <w:szCs w:val="20"/>
-        </w:rPr>
-        <w:t>front-end</w:t>
-      </w:r>
-      <w:proofErr w:type="spellEnd"/>
-      <w:r>
-        <w:rPr>
-          <w:rFonts w:ascii="Arial" w:hAnsi="Arial" w:cs="Arial"/>
-          <w:b/>
-          <w:bCs/>
-          <w:sz w:val="20"/>
-          <w:szCs w:val="20"/>
-        </w:rPr>
-        <w:t xml:space="preserve"> (</w:t>
-      </w:r>
-      <w:proofErr w:type="spellStart"/>
-      <w:r>
-        <w:rPr>
-          <w:rFonts w:ascii="Arial" w:hAnsi="Arial" w:cs="Arial"/>
-          <w:b/>
-          <w:bCs/>
-          <w:sz w:val="20"/>
-          <w:szCs w:val="20"/>
-        </w:rPr>
-        <w:t>React</w:t>
-      </w:r>
-      <w:proofErr w:type="spellEnd"/>
-      <w:r>
-        <w:rPr>
-          <w:rFonts w:ascii="Arial" w:hAnsi="Arial" w:cs="Arial"/>
-          <w:b/>
-          <w:bCs/>
-          <w:sz w:val="20"/>
-          <w:szCs w:val="20"/>
-        </w:rPr>
-        <w:t>)</w:t>
+        <w:t>Paso 2: Crear la carpeta del front-end (React)</w:t>
       </w:r>
     </w:p>
     <w:p>
@@ -4027,121 +3197,59 @@
           <w:sz w:val="20"/>
           <w:szCs w:val="20"/>
         </w:rPr>
-        <w:t xml:space="preserve">Regresa al directorio principal del proyecto y crea la carpeta </w:t>
-      </w:r>
-      <w:proofErr w:type="spellStart"/>
-      <w:r>
-        <w:rPr>
-          <w:rFonts w:ascii="Arial" w:hAnsi="Arial" w:cs="Arial"/>
-          <w:b/>
-          <w:bCs/>
-          <w:sz w:val="20"/>
-          <w:szCs w:val="20"/>
-        </w:rPr>
-        <w:t>frontend</w:t>
-      </w:r>
-      <w:proofErr w:type="spellEnd"/>
-      <w:r>
-        <w:rPr>
-          <w:rFonts w:ascii="Arial" w:hAnsi="Arial" w:cs="Arial"/>
-          <w:b/>
-          <w:bCs/>
-          <w:sz w:val="20"/>
-          <w:szCs w:val="20"/>
-        </w:rPr>
-        <w:t>:</w:t>
-      </w:r>
-    </w:p>
-    <w:p>
-      <w:pPr>
-        <w:rPr>
-          <w:rFonts w:ascii="Arial" w:hAnsi="Arial" w:cs="Arial"/>
-          <w:sz w:val="20"/>
-          <w:szCs w:val="20"/>
-        </w:rPr>
-      </w:pPr>
-      <w:r>
-        <w:rPr>
-          <w:rFonts w:ascii="Arial" w:hAnsi="Arial" w:cs="Arial"/>
-          <w:sz w:val="20"/>
-          <w:szCs w:val="20"/>
-        </w:rPr>
-        <w:t>cd</w:t>
-      </w:r>
-      <w:proofErr w:type="gramStart"/>
-      <w:r>
-        <w:rPr>
-          <w:rFonts w:ascii="Arial" w:hAnsi="Arial" w:cs="Arial"/>
-          <w:sz w:val="20"/>
-          <w:szCs w:val="20"/>
-        </w:rPr>
-        <w:t xml:space="preserve"> ..</w:t>
-      </w:r>
-      <w:proofErr w:type="gramEnd"/>
-    </w:p>
-    <w:p>
-      <w:pPr>
-        <w:rPr>
-          <w:rFonts w:ascii="Arial" w:hAnsi="Arial" w:cs="Arial"/>
-          <w:sz w:val="20"/>
-          <w:szCs w:val="20"/>
-        </w:rPr>
-      </w:pPr>
-      <w:proofErr w:type="spellStart"/>
-      <w:r>
-        <w:rPr>
-          <w:rFonts w:ascii="Arial" w:hAnsi="Arial" w:cs="Arial"/>
-          <w:sz w:val="20"/>
-          <w:szCs w:val="20"/>
-        </w:rPr>
-        <w:t>mkdir</w:t>
-      </w:r>
-      <w:proofErr w:type="spellEnd"/>
-      <w:r>
-        <w:rPr>
-          <w:rFonts w:ascii="Arial" w:hAnsi="Arial" w:cs="Arial"/>
-          <w:sz w:val="20"/>
-          <w:szCs w:val="20"/>
-        </w:rPr>
-        <w:t xml:space="preserve"> </w:t>
-      </w:r>
-      <w:proofErr w:type="spellStart"/>
-      <w:r>
-        <w:rPr>
-          <w:rFonts w:ascii="Arial" w:hAnsi="Arial" w:cs="Arial"/>
-          <w:sz w:val="20"/>
-          <w:szCs w:val="20"/>
-        </w:rPr>
-        <w:t>frontend</w:t>
-      </w:r>
-      <w:proofErr w:type="spellEnd"/>
-    </w:p>
-    <w:p>
-      <w:pPr>
-        <w:rPr>
-          <w:rFonts w:ascii="Arial" w:hAnsi="Arial" w:cs="Arial"/>
-          <w:sz w:val="20"/>
-          <w:szCs w:val="20"/>
-        </w:rPr>
-      </w:pPr>
-      <w:r>
-        <w:rPr>
-          <w:rFonts w:ascii="Arial" w:hAnsi="Arial" w:cs="Arial"/>
-          <w:sz w:val="20"/>
-          <w:szCs w:val="20"/>
-        </w:rPr>
-        <w:t xml:space="preserve">cd </w:t>
-      </w:r>
-      <w:proofErr w:type="spellStart"/>
-      <w:r>
-        <w:rPr>
-          <w:rFonts w:ascii="Arial" w:hAnsi="Arial" w:cs="Arial"/>
-          <w:sz w:val="20"/>
-          <w:szCs w:val="20"/>
-        </w:rPr>
-        <w:t>frontend</w:t>
-      </w:r>
-      <w:proofErr w:type="spellEnd"/>
+        <w:t>Regresa al directorio principal del proyecto y crea la carpeta frontend:</w:t>
+      </w:r>
+    </w:p>
+    <w:p>
+      <w:pPr>
+        <w:rPr>
+          <w:rFonts w:ascii="Arial" w:hAnsi="Arial" w:cs="Arial"/>
+          <w:sz w:val="20"/>
+          <w:szCs w:val="20"/>
+        </w:rPr>
+      </w:pPr>
+      <w:r>
+        <w:rPr>
+          <w:rFonts w:ascii="Arial" w:hAnsi="Arial" w:cs="Arial"/>
+          <w:sz w:val="20"/>
+          <w:szCs w:val="20"/>
+        </w:rPr>
+        <w:t>cd ..</w:t>
+      </w:r>
+    </w:p>
+    <w:p>
+      <w:pPr>
+        <w:rPr>
+          <w:rFonts w:ascii="Arial" w:hAnsi="Arial" w:cs="Arial"/>
+          <w:sz w:val="20"/>
+          <w:szCs w:val="20"/>
+        </w:rPr>
+      </w:pPr>
+      <w:r>
+        <w:rPr>
+          <w:rFonts w:ascii="Arial" w:hAnsi="Arial" w:cs="Arial"/>
+          <w:sz w:val="20"/>
+          <w:szCs w:val="20"/>
+        </w:rPr>
+        <w:t>mkdir frontend</w:t>
+      </w:r>
+    </w:p>
+    <w:p>
+      <w:pPr>
+        <w:rPr>
+          <w:rFonts w:ascii="Arial" w:hAnsi="Arial" w:cs="Arial"/>
+          <w:sz w:val="20"/>
+          <w:szCs w:val="20"/>
+        </w:rPr>
+      </w:pPr>
+      <w:r>
+        <w:rPr>
+          <w:rFonts w:ascii="Arial" w:hAnsi="Arial" w:cs="Arial"/>
+          <w:sz w:val="20"/>
+          <w:szCs w:val="20"/>
+        </w:rPr>
+        <w:t>cd frontend</w:t>
+      </w:r>
     </w:p>
     <w:p>
       <w:pPr>
@@ -4165,221 +3273,41 @@
           <w:sz w:val="20"/>
           <w:szCs w:val="20"/>
         </w:rPr>
-        <w:t xml:space="preserve">Inicializa el proyecto de </w:t>
-      </w:r>
-      <w:proofErr w:type="spellStart"/>
-      <w:r>
-        <w:rPr>
-          <w:rFonts w:ascii="Arial" w:hAnsi="Arial" w:cs="Arial"/>
-          <w:b/>
-          <w:bCs/>
-          <w:sz w:val="20"/>
-          <w:szCs w:val="20"/>
-        </w:rPr>
-        <w:t>React</w:t>
-      </w:r>
-      <w:proofErr w:type="spellEnd"/>
-      <w:r>
-        <w:rPr>
-          <w:rFonts w:ascii="Arial" w:hAnsi="Arial" w:cs="Arial"/>
-          <w:b/>
-          <w:bCs/>
-          <w:sz w:val="20"/>
-          <w:szCs w:val="20"/>
-        </w:rPr>
-        <w:t xml:space="preserve"> usando </w:t>
-      </w:r>
-      <w:proofErr w:type="spellStart"/>
-      <w:r>
-        <w:rPr>
-          <w:rFonts w:ascii="Arial" w:hAnsi="Arial" w:cs="Arial"/>
-          <w:b/>
-          <w:bCs/>
-          <w:sz w:val="20"/>
-          <w:szCs w:val="20"/>
-        </w:rPr>
-        <w:t>create</w:t>
-      </w:r>
-      <w:proofErr w:type="spellEnd"/>
-      <w:r>
-        <w:rPr>
-          <w:rFonts w:ascii="Arial" w:hAnsi="Arial" w:cs="Arial"/>
-          <w:b/>
-          <w:bCs/>
-          <w:sz w:val="20"/>
-          <w:szCs w:val="20"/>
-        </w:rPr>
-        <w:t>-</w:t>
-      </w:r>
-      <w:proofErr w:type="spellStart"/>
-      <w:r>
-        <w:rPr>
-          <w:rFonts w:ascii="Arial" w:hAnsi="Arial" w:cs="Arial"/>
-          <w:b/>
-          <w:bCs/>
-          <w:sz w:val="20"/>
-          <w:szCs w:val="20"/>
-        </w:rPr>
-        <w:t>react</w:t>
-      </w:r>
-      <w:proofErr w:type="spellEnd"/>
-      <w:r>
-        <w:rPr>
-          <w:rFonts w:ascii="Arial" w:hAnsi="Arial" w:cs="Arial"/>
-          <w:b/>
-          <w:bCs/>
-          <w:sz w:val="20"/>
-          <w:szCs w:val="20"/>
-        </w:rPr>
-        <w:t>-</w:t>
-      </w:r>
-      <w:proofErr w:type="gramStart"/>
-      <w:r>
-        <w:rPr>
-          <w:rFonts w:ascii="Arial" w:hAnsi="Arial" w:cs="Arial"/>
-          <w:b/>
-          <w:bCs/>
-          <w:sz w:val="20"/>
-          <w:szCs w:val="20"/>
-        </w:rPr>
-        <w:t>app</w:t>
-      </w:r>
-      <w:proofErr w:type="gramEnd"/>
-      <w:r>
-        <w:rPr>
-          <w:rFonts w:ascii="Arial" w:hAnsi="Arial" w:cs="Arial"/>
-          <w:b/>
-          <w:bCs/>
-          <w:sz w:val="20"/>
-          <w:szCs w:val="20"/>
-        </w:rPr>
-        <w:t>:</w:t>
-      </w:r>
-    </w:p>
-    <w:p>
-      <w:pPr>
-        <w:rPr>
-          <w:rFonts w:ascii="Arial" w:hAnsi="Arial" w:cs="Arial"/>
-          <w:sz w:val="20"/>
-          <w:szCs w:val="20"/>
-        </w:rPr>
-      </w:pPr>
-      <w:proofErr w:type="spellStart"/>
-      <w:r>
-        <w:rPr>
-          <w:rFonts w:ascii="Arial" w:hAnsi="Arial" w:cs="Arial"/>
-          <w:sz w:val="20"/>
-          <w:szCs w:val="20"/>
-        </w:rPr>
-        <w:t>npx</w:t>
-      </w:r>
-      <w:proofErr w:type="spellEnd"/>
-      <w:r>
-        <w:rPr>
-          <w:rFonts w:ascii="Arial" w:hAnsi="Arial" w:cs="Arial"/>
-          <w:sz w:val="20"/>
-          <w:szCs w:val="20"/>
-        </w:rPr>
-        <w:t xml:space="preserve"> </w:t>
-      </w:r>
-      <w:proofErr w:type="spellStart"/>
-      <w:r>
-        <w:rPr>
-          <w:rFonts w:ascii="Arial" w:hAnsi="Arial" w:cs="Arial"/>
-          <w:sz w:val="20"/>
-          <w:szCs w:val="20"/>
-        </w:rPr>
-        <w:t>create</w:t>
-      </w:r>
-      <w:proofErr w:type="spellEnd"/>
-      <w:r>
-        <w:rPr>
-          <w:rFonts w:ascii="Arial" w:hAnsi="Arial" w:cs="Arial"/>
-          <w:sz w:val="20"/>
-          <w:szCs w:val="20"/>
-        </w:rPr>
-        <w:t>-</w:t>
-      </w:r>
-      <w:proofErr w:type="spellStart"/>
-      <w:r>
-        <w:rPr>
-          <w:rFonts w:ascii="Arial" w:hAnsi="Arial" w:cs="Arial"/>
-          <w:sz w:val="20"/>
-          <w:szCs w:val="20"/>
-        </w:rPr>
-        <w:t>react</w:t>
-      </w:r>
-      <w:proofErr w:type="spellEnd"/>
-      <w:r>
-        <w:rPr>
-          <w:rFonts w:ascii="Arial" w:hAnsi="Arial" w:cs="Arial"/>
-          <w:sz w:val="20"/>
-          <w:szCs w:val="20"/>
-        </w:rPr>
-        <w:t>-</w:t>
-      </w:r>
-      <w:proofErr w:type="gramStart"/>
-      <w:r>
-        <w:rPr>
-          <w:rFonts w:ascii="Arial" w:hAnsi="Arial" w:cs="Arial"/>
-          <w:sz w:val="20"/>
-          <w:szCs w:val="20"/>
-        </w:rPr>
-        <w:t>app .</w:t>
-      </w:r>
-      <w:proofErr w:type="gramEnd"/>
-    </w:p>
-    <w:p>
-      <w:pPr>
-        <w:rPr>
-          <w:rFonts w:ascii="Arial" w:hAnsi="Arial" w:cs="Arial"/>
-          <w:sz w:val="20"/>
-          <w:szCs w:val="20"/>
-        </w:rPr>
-      </w:pPr>
-      <w:r>
-        <w:rPr>
-          <w:rFonts w:ascii="Arial" w:hAnsi="Arial" w:cs="Arial"/>
-          <w:sz w:val="20"/>
-          <w:szCs w:val="20"/>
-        </w:rPr>
-        <w:t xml:space="preserve">Esto creará todos los archivos necesarios para un proyecto </w:t>
-      </w:r>
-      <w:proofErr w:type="spellStart"/>
-      <w:r>
-        <w:rPr>
-          <w:rFonts w:ascii="Arial" w:hAnsi="Arial" w:cs="Arial"/>
-          <w:sz w:val="20"/>
-          <w:szCs w:val="20"/>
-        </w:rPr>
-        <w:t>React</w:t>
-      </w:r>
-      <w:proofErr w:type="spellEnd"/>
-      <w:r>
-        <w:rPr>
-          <w:rFonts w:ascii="Arial" w:hAnsi="Arial" w:cs="Arial"/>
-          <w:sz w:val="20"/>
-          <w:szCs w:val="20"/>
-        </w:rPr>
-        <w:t xml:space="preserve"> en la carpeta </w:t>
-      </w:r>
-      <w:proofErr w:type="spellStart"/>
-      <w:r>
-        <w:rPr>
-          <w:rFonts w:ascii="Arial" w:hAnsi="Arial" w:cs="Arial"/>
-          <w:sz w:val="20"/>
-          <w:szCs w:val="20"/>
-        </w:rPr>
-        <w:t>frontend</w:t>
-      </w:r>
-      <w:proofErr w:type="spellEnd"/>
-      <w:r>
-        <w:rPr>
-          <w:rFonts w:ascii="Arial" w:hAnsi="Arial" w:cs="Arial"/>
-          <w:sz w:val="20"/>
-          <w:szCs w:val="20"/>
-        </w:rPr>
-        <w:t>.</w:t>
+        <w:t>Inicializa el proyecto de React usando create-react-app:</w:t>
+      </w:r>
+    </w:p>
+    <w:p>
+      <w:pPr>
+        <w:rPr>
+          <w:rFonts w:ascii="Arial" w:hAnsi="Arial" w:cs="Arial"/>
+          <w:sz w:val="20"/>
+          <w:szCs w:val="20"/>
+        </w:rPr>
+      </w:pPr>
+      <w:r>
+        <w:rPr>
+          <w:rFonts w:ascii="Arial" w:hAnsi="Arial" w:cs="Arial"/>
+          <w:sz w:val="20"/>
+          <w:szCs w:val="20"/>
+        </w:rPr>
+        <w:t>npx create-react-app .</w:t>
+      </w:r>
+    </w:p>
+    <w:p>
+      <w:pPr>
+        <w:rPr>
+          <w:rFonts w:ascii="Arial" w:hAnsi="Arial" w:cs="Arial"/>
+          <w:sz w:val="20"/>
+          <w:szCs w:val="20"/>
+        </w:rPr>
+      </w:pPr>
+      <w:r>
+        <w:rPr>
+          <w:rFonts w:ascii="Arial" w:hAnsi="Arial" w:cs="Arial"/>
+          <w:sz w:val="20"/>
+          <w:szCs w:val="20"/>
+        </w:rPr>
+        <w:t>Esto creará todos los archivos necesarios para un proyecto React en la carpeta frontend.</w:t>
       </w:r>
     </w:p>
     <w:p>
@@ -4404,51 +3332,7 @@
           <w:sz w:val="20"/>
           <w:szCs w:val="20"/>
         </w:rPr>
-        <w:t xml:space="preserve">Crea un componente </w:t>
-      </w:r>
-      <w:proofErr w:type="spellStart"/>
-      <w:r>
-        <w:rPr>
-          <w:rFonts w:ascii="Arial" w:hAnsi="Arial" w:cs="Arial"/>
-          <w:b/>
-          <w:bCs/>
-          <w:sz w:val="20"/>
-          <w:szCs w:val="20"/>
-        </w:rPr>
-        <w:t>React</w:t>
-      </w:r>
-      <w:proofErr w:type="spellEnd"/>
-      <w:r>
-        <w:rPr>
-          <w:rFonts w:ascii="Arial" w:hAnsi="Arial" w:cs="Arial"/>
-          <w:b/>
-          <w:bCs/>
-          <w:sz w:val="20"/>
-          <w:szCs w:val="20"/>
-        </w:rPr>
-        <w:t xml:space="preserve"> que haga solicitudes a tu servidor </w:t>
-      </w:r>
-      <w:proofErr w:type="spellStart"/>
-      <w:r>
-        <w:rPr>
-          <w:rFonts w:ascii="Arial" w:hAnsi="Arial" w:cs="Arial"/>
-          <w:b/>
-          <w:bCs/>
-          <w:sz w:val="20"/>
-          <w:szCs w:val="20"/>
-        </w:rPr>
-        <w:t>Flask</w:t>
-      </w:r>
-      <w:proofErr w:type="spellEnd"/>
-      <w:r>
-        <w:rPr>
-          <w:rFonts w:ascii="Arial" w:hAnsi="Arial" w:cs="Arial"/>
-          <w:b/>
-          <w:bCs/>
-          <w:sz w:val="20"/>
-          <w:szCs w:val="20"/>
-        </w:rPr>
-        <w:t xml:space="preserve"> (por ejemplo, App.js):</w:t>
+        <w:t>Crea un componente React que haga solicitudes a tu servidor Flask (por ejemplo, App.js):</w:t>
       </w:r>
     </w:p>
     <w:p>
@@ -4467,30 +3351,28 @@
           <w:szCs w:val="20"/>
           <w:lang w:val="en-GB"/>
         </w:rPr>
-        <w:t xml:space="preserve">import React, </w:t>
-      </w:r>
-      <w:proofErr w:type="gramStart"/>
-      <w:r>
+        <w:t>import React, { useState } from 'react';</w:t>
+      </w:r>
+    </w:p>
+    <w:p>
+      <w:pPr>
         <w:rPr>
           <w:rFonts w:ascii="Arial" w:hAnsi="Arial" w:cs="Arial"/>
           <w:sz w:val="20"/>
           <w:szCs w:val="20"/>
           <w:lang w:val="en-GB"/>
         </w:rPr>
-        <w:t xml:space="preserve">{ </w:t>
-      </w:r>
-      <w:proofErr w:type="spellStart"/>
-      <w:r>
+      </w:pPr>
+    </w:p>
+    <w:p>
+      <w:pPr>
         <w:rPr>
           <w:rFonts w:ascii="Arial" w:hAnsi="Arial" w:cs="Arial"/>
           <w:sz w:val="20"/>
           <w:szCs w:val="20"/>
           <w:lang w:val="en-GB"/>
         </w:rPr>
-        <w:t>useState</w:t>
-      </w:r>
-      <w:proofErr w:type="spellEnd"/>
-      <w:proofErr w:type="gramEnd"/>
+      </w:pPr>
       <w:r>
         <w:rPr>
           <w:rFonts w:ascii="Arial" w:hAnsi="Arial" w:cs="Arial"/>
@@ -4498,7 +3380,7 @@
           <w:szCs w:val="20"/>
           <w:lang w:val="en-GB"/>
         </w:rPr>
-        <w:t xml:space="preserve"> } from 'react';</w:t>
+        <w:t>function App() {</w:t>
       </w:r>
     </w:p>
     <w:p>
@@ -4510,36 +3392,35 @@
           <w:lang w:val="en-GB"/>
         </w:rPr>
       </w:pPr>
-    </w:p>
-    <w:p>
-      <w:pPr>
+      <w:r>
         <w:rPr>
           <w:rFonts w:ascii="Arial" w:hAnsi="Arial" w:cs="Arial"/>
           <w:sz w:val="20"/>
           <w:szCs w:val="20"/>
           <w:lang w:val="en-GB"/>
         </w:rPr>
-      </w:pPr>
-      <w:r>
+        <w:t xml:space="preserve">  const [prediction, setPrediction] = useState(null);</w:t>
+      </w:r>
+    </w:p>
+    <w:p>
+      <w:pPr>
         <w:rPr>
           <w:rFonts w:ascii="Arial" w:hAnsi="Arial" w:cs="Arial"/>
           <w:sz w:val="20"/>
           <w:szCs w:val="20"/>
           <w:lang w:val="en-GB"/>
         </w:rPr>
-        <w:t xml:space="preserve">function </w:t>
-      </w:r>
-      <w:proofErr w:type="gramStart"/>
-      <w:r>
+      </w:pPr>
+    </w:p>
+    <w:p>
+      <w:pPr>
         <w:rPr>
           <w:rFonts w:ascii="Arial" w:hAnsi="Arial" w:cs="Arial"/>
           <w:sz w:val="20"/>
           <w:szCs w:val="20"/>
           <w:lang w:val="en-GB"/>
         </w:rPr>
-        <w:t>App(</w:t>
-      </w:r>
-      <w:proofErr w:type="gramEnd"/>
+      </w:pPr>
       <w:r>
         <w:rPr>
           <w:rFonts w:ascii="Arial" w:hAnsi="Arial" w:cs="Arial"/>
@@ -4547,7 +3428,7 @@
           <w:szCs w:val="20"/>
           <w:lang w:val="en-GB"/>
         </w:rPr>
-        <w:t>) {</w:t>
+        <w:t xml:space="preserve">  const fetchPrediction = async () =&gt; {</w:t>
       </w:r>
     </w:p>
     <w:p>
@@ -4566,19 +3447,18 @@
           <w:szCs w:val="20"/>
           <w:lang w:val="en-GB"/>
         </w:rPr>
-        <w:t xml:space="preserve">  </w:t>
-      </w:r>
-      <w:proofErr w:type="spellStart"/>
-      <w:r>
+        <w:t xml:space="preserve">    const response = await fetch('http://localhost:5000/api/predict', {</w:t>
+      </w:r>
+    </w:p>
+    <w:p>
+      <w:pPr>
         <w:rPr>
           <w:rFonts w:ascii="Arial" w:hAnsi="Arial" w:cs="Arial"/>
           <w:sz w:val="20"/>
           <w:szCs w:val="20"/>
           <w:lang w:val="en-GB"/>
         </w:rPr>
-        <w:t>const</w:t>
-      </w:r>
-      <w:proofErr w:type="spellEnd"/>
+      </w:pPr>
       <w:r>
         <w:rPr>
           <w:rFonts w:ascii="Arial" w:hAnsi="Arial" w:cs="Arial"/>
@@ -4586,19 +3466,18 @@
           <w:szCs w:val="20"/>
           <w:lang w:val="en-GB"/>
         </w:rPr>
-        <w:t xml:space="preserve"> [prediction, </w:t>
-      </w:r>
-      <w:proofErr w:type="spellStart"/>
-      <w:r>
+        <w:t xml:space="preserve">      method: 'POST',</w:t>
+      </w:r>
+    </w:p>
+    <w:p>
+      <w:pPr>
         <w:rPr>
           <w:rFonts w:ascii="Arial" w:hAnsi="Arial" w:cs="Arial"/>
           <w:sz w:val="20"/>
           <w:szCs w:val="20"/>
           <w:lang w:val="en-GB"/>
         </w:rPr>
-        <w:t>setPrediction</w:t>
-      </w:r>
-      <w:proofErr w:type="spellEnd"/>
+      </w:pPr>
       <w:r>
         <w:rPr>
           <w:rFonts w:ascii="Arial" w:hAnsi="Arial" w:cs="Arial"/>
@@ -4606,19 +3485,18 @@
           <w:szCs w:val="20"/>
           <w:lang w:val="en-GB"/>
         </w:rPr>
-        <w:t xml:space="preserve">] = </w:t>
-      </w:r>
-      <w:proofErr w:type="spellStart"/>
-      <w:r>
+        <w:t xml:space="preserve">    });</w:t>
+      </w:r>
+    </w:p>
+    <w:p>
+      <w:pPr>
         <w:rPr>
           <w:rFonts w:ascii="Arial" w:hAnsi="Arial" w:cs="Arial"/>
           <w:sz w:val="20"/>
           <w:szCs w:val="20"/>
           <w:lang w:val="en-GB"/>
         </w:rPr>
-        <w:t>useState</w:t>
-      </w:r>
-      <w:proofErr w:type="spellEnd"/>
+      </w:pPr>
       <w:r>
         <w:rPr>
           <w:rFonts w:ascii="Arial" w:hAnsi="Arial" w:cs="Arial"/>
@@ -4626,29 +3504,27 @@
           <w:szCs w:val="20"/>
           <w:lang w:val="en-GB"/>
         </w:rPr>
-        <w:t>(null</w:t>
-      </w:r>
-      <w:proofErr w:type="gramStart"/>
-      <w:r>
+        <w:t xml:space="preserve">    const data = await response.json();</w:t>
+      </w:r>
+    </w:p>
+    <w:p>
+      <w:pPr>
         <w:rPr>
           <w:rFonts w:ascii="Arial" w:hAnsi="Arial" w:cs="Arial"/>
           <w:sz w:val="20"/>
           <w:szCs w:val="20"/>
           <w:lang w:val="en-GB"/>
         </w:rPr>
-        <w:t>);</w:t>
-      </w:r>
-      <w:proofErr w:type="gramEnd"/>
-    </w:p>
-    <w:p>
-      <w:pPr>
+      </w:pPr>
+      <w:r>
         <w:rPr>
           <w:rFonts w:ascii="Arial" w:hAnsi="Arial" w:cs="Arial"/>
           <w:sz w:val="20"/>
           <w:szCs w:val="20"/>
           <w:lang w:val="en-GB"/>
         </w:rPr>
-      </w:pPr>
+        <w:t xml:space="preserve">    setPrediction(data.prediction);</w:t>
+      </w:r>
     </w:p>
     <w:p>
       <w:pPr>
@@ -4666,29 +3542,28 @@
           <w:szCs w:val="20"/>
           <w:lang w:val="en-GB"/>
         </w:rPr>
-        <w:t xml:space="preserve">  </w:t>
-      </w:r>
-      <w:proofErr w:type="spellStart"/>
-      <w:r>
+        <w:t xml:space="preserve">  };</w:t>
+      </w:r>
+    </w:p>
+    <w:p>
+      <w:pPr>
         <w:rPr>
           <w:rFonts w:ascii="Arial" w:hAnsi="Arial" w:cs="Arial"/>
           <w:sz w:val="20"/>
           <w:szCs w:val="20"/>
           <w:lang w:val="en-GB"/>
         </w:rPr>
-        <w:t>const</w:t>
-      </w:r>
-      <w:proofErr w:type="spellEnd"/>
-      <w:r>
+      </w:pPr>
+    </w:p>
+    <w:p>
+      <w:pPr>
         <w:rPr>
           <w:rFonts w:ascii="Arial" w:hAnsi="Arial" w:cs="Arial"/>
           <w:sz w:val="20"/>
           <w:szCs w:val="20"/>
           <w:lang w:val="en-GB"/>
         </w:rPr>
-        <w:t xml:space="preserve"> </w:t>
-      </w:r>
-      <w:proofErr w:type="spellStart"/>
+      </w:pPr>
       <w:r>
         <w:rPr>
           <w:rFonts w:ascii="Arial" w:hAnsi="Arial" w:cs="Arial"/>
@@ -4696,524 +3571,109 @@
           <w:szCs w:val="20"/>
           <w:lang w:val="en-GB"/>
         </w:rPr>
-        <w:t>fetchPrediction</w:t>
-      </w:r>
-      <w:proofErr w:type="spellEnd"/>
-      <w:r>
+        <w:t xml:space="preserve">  return (</w:t>
+      </w:r>
+    </w:p>
+    <w:p>
+      <w:pPr>
         <w:rPr>
           <w:rFonts w:ascii="Arial" w:hAnsi="Arial" w:cs="Arial"/>
           <w:sz w:val="20"/>
           <w:szCs w:val="20"/>
           <w:lang w:val="en-GB"/>
         </w:rPr>
-        <w:t xml:space="preserve"> = async () =&gt; {</w:t>
-      </w:r>
-    </w:p>
-    <w:p>
-      <w:pPr>
+      </w:pPr>
+      <w:r>
         <w:rPr>
           <w:rFonts w:ascii="Arial" w:hAnsi="Arial" w:cs="Arial"/>
           <w:sz w:val="20"/>
           <w:szCs w:val="20"/>
           <w:lang w:val="en-GB"/>
         </w:rPr>
-      </w:pPr>
-      <w:r>
+        <w:t xml:space="preserve">    &lt;div className="App"&gt;</w:t>
+      </w:r>
+    </w:p>
+    <w:p>
+      <w:pPr>
         <w:rPr>
           <w:rFonts w:ascii="Arial" w:hAnsi="Arial" w:cs="Arial"/>
           <w:sz w:val="20"/>
           <w:szCs w:val="20"/>
           <w:lang w:val="en-GB"/>
         </w:rPr>
+      </w:pPr>
+      <w:r>
+        <w:rPr>
+          <w:rFonts w:ascii="Arial" w:hAnsi="Arial" w:cs="Arial"/>
+          <w:sz w:val="20"/>
+          <w:szCs w:val="20"/>
+          <w:lang w:val="en-GB"/>
+        </w:rPr>
+        <w:t xml:space="preserve">      &lt;h1&gt;Predicción NBA&lt;/h1&gt;</w:t>
+      </w:r>
+    </w:p>
+    <w:p>
+      <w:pPr>
+        <w:rPr>
+          <w:rFonts w:ascii="Arial" w:hAnsi="Arial" w:cs="Arial"/>
+          <w:sz w:val="20"/>
+          <w:szCs w:val="20"/>
+          <w:lang w:val="en-GB"/>
+        </w:rPr>
+      </w:pPr>
+      <w:r>
+        <w:rPr>
+          <w:rFonts w:ascii="Arial" w:hAnsi="Arial" w:cs="Arial"/>
+          <w:sz w:val="20"/>
+          <w:szCs w:val="20"/>
+          <w:lang w:val="en-GB"/>
+        </w:rPr>
+        <w:t xml:space="preserve">      &lt;button onClick={fetchPrediction}&gt;Hacer Predicción&lt;/button&gt;</w:t>
+      </w:r>
+    </w:p>
+    <w:p>
+      <w:pPr>
+        <w:rPr>
+          <w:rFonts w:ascii="Arial" w:hAnsi="Arial" w:cs="Arial"/>
+          <w:sz w:val="20"/>
+          <w:szCs w:val="20"/>
+          <w:lang w:val="en-GB"/>
+        </w:rPr>
+      </w:pPr>
+      <w:r>
+        <w:rPr>
+          <w:rFonts w:ascii="Arial" w:hAnsi="Arial" w:cs="Arial"/>
+          <w:sz w:val="20"/>
+          <w:szCs w:val="20"/>
+          <w:lang w:val="en-GB"/>
+        </w:rPr>
+        <w:t xml:space="preserve">      {prediction &amp;&amp; &lt;p&gt;{prediction}&lt;/p&gt;}</w:t>
+      </w:r>
+    </w:p>
+    <w:p>
+      <w:pPr>
+        <w:rPr>
+          <w:rFonts w:ascii="Arial" w:hAnsi="Arial" w:cs="Arial"/>
+          <w:sz w:val="20"/>
+          <w:szCs w:val="20"/>
+        </w:rPr>
+      </w:pPr>
+      <w:r>
+        <w:rPr>
+          <w:rFonts w:ascii="Arial" w:hAnsi="Arial" w:cs="Arial"/>
+          <w:sz w:val="20"/>
+          <w:szCs w:val="20"/>
+          <w:lang w:val="en-GB"/>
+        </w:rPr>
         <w:t xml:space="preserve">    </w:t>
       </w:r>
-      <w:proofErr w:type="spellStart"/>
-      <w:r>
-        <w:rPr>
-          <w:rFonts w:ascii="Arial" w:hAnsi="Arial" w:cs="Arial"/>
-          <w:sz w:val="20"/>
-          <w:szCs w:val="20"/>
-          <w:lang w:val="en-GB"/>
-        </w:rPr>
-        <w:t>const</w:t>
-      </w:r>
-      <w:proofErr w:type="spellEnd"/>
-      <w:r>
-        <w:rPr>
-          <w:rFonts w:ascii="Arial" w:hAnsi="Arial" w:cs="Arial"/>
-          <w:sz w:val="20"/>
-          <w:szCs w:val="20"/>
-          <w:lang w:val="en-GB"/>
-        </w:rPr>
-        <w:t xml:space="preserve"> response = await </w:t>
-      </w:r>
-      <w:proofErr w:type="gramStart"/>
-      <w:r>
-        <w:rPr>
-          <w:rFonts w:ascii="Arial" w:hAnsi="Arial" w:cs="Arial"/>
-          <w:sz w:val="20"/>
-          <w:szCs w:val="20"/>
-          <w:lang w:val="en-GB"/>
-        </w:rPr>
-        <w:t>fetch(</w:t>
-      </w:r>
-      <w:proofErr w:type="gramEnd"/>
-      <w:r>
-        <w:rPr>
-          <w:rFonts w:ascii="Arial" w:hAnsi="Arial" w:cs="Arial"/>
-          <w:sz w:val="20"/>
-          <w:szCs w:val="20"/>
-          <w:lang w:val="en-GB"/>
-        </w:rPr>
-        <w:t>'http://localhost:5000/</w:t>
-      </w:r>
-      <w:proofErr w:type="spellStart"/>
-      <w:r>
-        <w:rPr>
-          <w:rFonts w:ascii="Arial" w:hAnsi="Arial" w:cs="Arial"/>
-          <w:sz w:val="20"/>
-          <w:szCs w:val="20"/>
-          <w:lang w:val="en-GB"/>
-        </w:rPr>
-        <w:t>api</w:t>
-      </w:r>
-      <w:proofErr w:type="spellEnd"/>
-      <w:r>
-        <w:rPr>
-          <w:rFonts w:ascii="Arial" w:hAnsi="Arial" w:cs="Arial"/>
-          <w:sz w:val="20"/>
-          <w:szCs w:val="20"/>
-          <w:lang w:val="en-GB"/>
-        </w:rPr>
-        <w:t>/predict', {</w:t>
-      </w:r>
-    </w:p>
-    <w:p>
-      <w:pPr>
-        <w:rPr>
-          <w:rFonts w:ascii="Arial" w:hAnsi="Arial" w:cs="Arial"/>
-          <w:sz w:val="20"/>
-          <w:szCs w:val="20"/>
-          <w:lang w:val="en-GB"/>
-        </w:rPr>
-      </w:pPr>
-      <w:r>
-        <w:rPr>
-          <w:rFonts w:ascii="Arial" w:hAnsi="Arial" w:cs="Arial"/>
-          <w:sz w:val="20"/>
-          <w:szCs w:val="20"/>
-          <w:lang w:val="en-GB"/>
-        </w:rPr>
-        <w:t xml:space="preserve">      method: 'POST',</w:t>
-      </w:r>
-    </w:p>
-    <w:p>
-      <w:pPr>
-        <w:rPr>
-          <w:rFonts w:ascii="Arial" w:hAnsi="Arial" w:cs="Arial"/>
-          <w:sz w:val="20"/>
-          <w:szCs w:val="20"/>
-          <w:lang w:val="en-GB"/>
-        </w:rPr>
-      </w:pPr>
-      <w:r>
-        <w:rPr>
-          <w:rFonts w:ascii="Arial" w:hAnsi="Arial" w:cs="Arial"/>
-          <w:sz w:val="20"/>
-          <w:szCs w:val="20"/>
-          <w:lang w:val="en-GB"/>
-        </w:rPr>
-        <w:t xml:space="preserve">    });</w:t>
-      </w:r>
-    </w:p>
-    <w:p>
-      <w:pPr>
-        <w:rPr>
-          <w:rFonts w:ascii="Arial" w:hAnsi="Arial" w:cs="Arial"/>
-          <w:sz w:val="20"/>
-          <w:szCs w:val="20"/>
-          <w:lang w:val="en-GB"/>
-        </w:rPr>
-      </w:pPr>
-      <w:r>
-        <w:rPr>
-          <w:rFonts w:ascii="Arial" w:hAnsi="Arial" w:cs="Arial"/>
-          <w:sz w:val="20"/>
-          <w:szCs w:val="20"/>
-          <w:lang w:val="en-GB"/>
-        </w:rPr>
-        <w:t xml:space="preserve">    </w:t>
-      </w:r>
-      <w:proofErr w:type="spellStart"/>
-      <w:r>
-        <w:rPr>
-          <w:rFonts w:ascii="Arial" w:hAnsi="Arial" w:cs="Arial"/>
-          <w:sz w:val="20"/>
-          <w:szCs w:val="20"/>
-          <w:lang w:val="en-GB"/>
-        </w:rPr>
-        <w:t>const</w:t>
-      </w:r>
-      <w:proofErr w:type="spellEnd"/>
-      <w:r>
-        <w:rPr>
-          <w:rFonts w:ascii="Arial" w:hAnsi="Arial" w:cs="Arial"/>
-          <w:sz w:val="20"/>
-          <w:szCs w:val="20"/>
-          <w:lang w:val="en-GB"/>
-        </w:rPr>
-        <w:t xml:space="preserve"> data = await </w:t>
-      </w:r>
-      <w:proofErr w:type="spellStart"/>
-      <w:proofErr w:type="gramStart"/>
-      <w:r>
-        <w:rPr>
-          <w:rFonts w:ascii="Arial" w:hAnsi="Arial" w:cs="Arial"/>
-          <w:sz w:val="20"/>
-          <w:szCs w:val="20"/>
-          <w:lang w:val="en-GB"/>
-        </w:rPr>
-        <w:t>response.json</w:t>
-      </w:r>
-      <w:proofErr w:type="spellEnd"/>
-      <w:proofErr w:type="gramEnd"/>
-      <w:r>
-        <w:rPr>
-          <w:rFonts w:ascii="Arial" w:hAnsi="Arial" w:cs="Arial"/>
-          <w:sz w:val="20"/>
-          <w:szCs w:val="20"/>
-          <w:lang w:val="en-GB"/>
-        </w:rPr>
-        <w:t>();</w:t>
-      </w:r>
-    </w:p>
-    <w:p>
-      <w:pPr>
-        <w:rPr>
-          <w:rFonts w:ascii="Arial" w:hAnsi="Arial" w:cs="Arial"/>
-          <w:sz w:val="20"/>
-          <w:szCs w:val="20"/>
-          <w:lang w:val="en-GB"/>
-        </w:rPr>
-      </w:pPr>
-      <w:r>
-        <w:rPr>
-          <w:rFonts w:ascii="Arial" w:hAnsi="Arial" w:cs="Arial"/>
-          <w:sz w:val="20"/>
-          <w:szCs w:val="20"/>
-          <w:lang w:val="en-GB"/>
-        </w:rPr>
-        <w:t xml:space="preserve">    </w:t>
-      </w:r>
-      <w:proofErr w:type="spellStart"/>
-      <w:r>
-        <w:rPr>
-          <w:rFonts w:ascii="Arial" w:hAnsi="Arial" w:cs="Arial"/>
-          <w:sz w:val="20"/>
-          <w:szCs w:val="20"/>
-          <w:lang w:val="en-GB"/>
-        </w:rPr>
-        <w:t>setPrediction</w:t>
-      </w:r>
-      <w:proofErr w:type="spellEnd"/>
-      <w:r>
-        <w:rPr>
-          <w:rFonts w:ascii="Arial" w:hAnsi="Arial" w:cs="Arial"/>
-          <w:sz w:val="20"/>
-          <w:szCs w:val="20"/>
-          <w:lang w:val="en-GB"/>
-        </w:rPr>
-        <w:t>(</w:t>
-      </w:r>
-      <w:proofErr w:type="spellStart"/>
-      <w:proofErr w:type="gramStart"/>
-      <w:r>
-        <w:rPr>
-          <w:rFonts w:ascii="Arial" w:hAnsi="Arial" w:cs="Arial"/>
-          <w:sz w:val="20"/>
-          <w:szCs w:val="20"/>
-          <w:lang w:val="en-GB"/>
-        </w:rPr>
-        <w:t>data.prediction</w:t>
-      </w:r>
-      <w:proofErr w:type="spellEnd"/>
-      <w:proofErr w:type="gramEnd"/>
-      <w:r>
-        <w:rPr>
-          <w:rFonts w:ascii="Arial" w:hAnsi="Arial" w:cs="Arial"/>
-          <w:sz w:val="20"/>
-          <w:szCs w:val="20"/>
-          <w:lang w:val="en-GB"/>
-        </w:rPr>
-        <w:t>);</w:t>
-      </w:r>
-    </w:p>
-    <w:p>
-      <w:pPr>
-        <w:rPr>
-          <w:rFonts w:ascii="Arial" w:hAnsi="Arial" w:cs="Arial"/>
-          <w:sz w:val="20"/>
-          <w:szCs w:val="20"/>
-          <w:lang w:val="en-GB"/>
-        </w:rPr>
-      </w:pPr>
-      <w:r>
-        <w:rPr>
-          <w:rFonts w:ascii="Arial" w:hAnsi="Arial" w:cs="Arial"/>
-          <w:sz w:val="20"/>
-          <w:szCs w:val="20"/>
-          <w:lang w:val="en-GB"/>
-        </w:rPr>
-        <w:t xml:space="preserve">  };</w:t>
-      </w:r>
-    </w:p>
-    <w:p>
-      <w:pPr>
-        <w:rPr>
-          <w:rFonts w:ascii="Arial" w:hAnsi="Arial" w:cs="Arial"/>
-          <w:sz w:val="20"/>
-          <w:szCs w:val="20"/>
-          <w:lang w:val="en-GB"/>
-        </w:rPr>
-      </w:pPr>
-    </w:p>
-    <w:p>
-      <w:pPr>
-        <w:rPr>
-          <w:rFonts w:ascii="Arial" w:hAnsi="Arial" w:cs="Arial"/>
-          <w:sz w:val="20"/>
-          <w:szCs w:val="20"/>
-          <w:lang w:val="en-GB"/>
-        </w:rPr>
-      </w:pPr>
-      <w:r>
-        <w:rPr>
-          <w:rFonts w:ascii="Arial" w:hAnsi="Arial" w:cs="Arial"/>
-          <w:sz w:val="20"/>
-          <w:szCs w:val="20"/>
-          <w:lang w:val="en-GB"/>
-        </w:rPr>
-        <w:t xml:space="preserve">  return (</w:t>
-      </w:r>
-    </w:p>
-    <w:p>
-      <w:pPr>
-        <w:rPr>
-          <w:rFonts w:ascii="Arial" w:hAnsi="Arial" w:cs="Arial"/>
-          <w:sz w:val="20"/>
-          <w:szCs w:val="20"/>
-          <w:lang w:val="en-GB"/>
-        </w:rPr>
-      </w:pPr>
-      <w:r>
-        <w:rPr>
-          <w:rFonts w:ascii="Arial" w:hAnsi="Arial" w:cs="Arial"/>
-          <w:sz w:val="20"/>
-          <w:szCs w:val="20"/>
-          <w:lang w:val="en-GB"/>
-        </w:rPr>
-        <w:t xml:space="preserve">    &lt;div </w:t>
-      </w:r>
-      <w:proofErr w:type="spellStart"/>
-      <w:r>
-        <w:rPr>
-          <w:rFonts w:ascii="Arial" w:hAnsi="Arial" w:cs="Arial"/>
-          <w:sz w:val="20"/>
-          <w:szCs w:val="20"/>
-          <w:lang w:val="en-GB"/>
-        </w:rPr>
-        <w:t>className</w:t>
-      </w:r>
-      <w:proofErr w:type="spellEnd"/>
-      <w:r>
-        <w:rPr>
-          <w:rFonts w:ascii="Arial" w:hAnsi="Arial" w:cs="Arial"/>
-          <w:sz w:val="20"/>
-          <w:szCs w:val="20"/>
-          <w:lang w:val="en-GB"/>
-        </w:rPr>
-        <w:t>="App"&gt;</w:t>
-      </w:r>
-    </w:p>
-    <w:p>
-      <w:pPr>
-        <w:rPr>
-          <w:rFonts w:ascii="Arial" w:hAnsi="Arial" w:cs="Arial"/>
-          <w:sz w:val="20"/>
-          <w:szCs w:val="20"/>
-          <w:lang w:val="en-GB"/>
-        </w:rPr>
-      </w:pPr>
-      <w:r>
-        <w:rPr>
-          <w:rFonts w:ascii="Arial" w:hAnsi="Arial" w:cs="Arial"/>
-          <w:sz w:val="20"/>
-          <w:szCs w:val="20"/>
-          <w:lang w:val="en-GB"/>
-        </w:rPr>
-        <w:t xml:space="preserve">      &lt;h1&gt;</w:t>
-      </w:r>
-      <w:proofErr w:type="spellStart"/>
-      <w:r>
-        <w:rPr>
-          <w:rFonts w:ascii="Arial" w:hAnsi="Arial" w:cs="Arial"/>
-          <w:sz w:val="20"/>
-          <w:szCs w:val="20"/>
-          <w:lang w:val="en-GB"/>
-        </w:rPr>
-        <w:t>Predicción</w:t>
-      </w:r>
-      <w:proofErr w:type="spellEnd"/>
-      <w:r>
-        <w:rPr>
-          <w:rFonts w:ascii="Arial" w:hAnsi="Arial" w:cs="Arial"/>
-          <w:sz w:val="20"/>
-          <w:szCs w:val="20"/>
-          <w:lang w:val="en-GB"/>
-        </w:rPr>
-        <w:t xml:space="preserve"> NBA&lt;/h1&gt;</w:t>
-      </w:r>
-    </w:p>
-    <w:p>
-      <w:pPr>
-        <w:rPr>
-          <w:rFonts w:ascii="Arial" w:hAnsi="Arial" w:cs="Arial"/>
-          <w:sz w:val="20"/>
-          <w:szCs w:val="20"/>
-          <w:lang w:val="en-GB"/>
-        </w:rPr>
-      </w:pPr>
-      <w:r>
-        <w:rPr>
-          <w:rFonts w:ascii="Arial" w:hAnsi="Arial" w:cs="Arial"/>
-          <w:sz w:val="20"/>
-          <w:szCs w:val="20"/>
-          <w:lang w:val="en-GB"/>
-        </w:rPr>
-        <w:t xml:space="preserve">      &lt;button </w:t>
-      </w:r>
-      <w:proofErr w:type="spellStart"/>
-      <w:r>
-        <w:rPr>
-          <w:rFonts w:ascii="Arial" w:hAnsi="Arial" w:cs="Arial"/>
-          <w:sz w:val="20"/>
-          <w:szCs w:val="20"/>
-          <w:lang w:val="en-GB"/>
-        </w:rPr>
-        <w:t>onClick</w:t>
-      </w:r>
-      <w:proofErr w:type="spellEnd"/>
-      <w:r>
-        <w:rPr>
-          <w:rFonts w:ascii="Arial" w:hAnsi="Arial" w:cs="Arial"/>
-          <w:sz w:val="20"/>
-          <w:szCs w:val="20"/>
-          <w:lang w:val="en-GB"/>
-        </w:rPr>
-        <w:t>={</w:t>
-      </w:r>
-      <w:proofErr w:type="spellStart"/>
-      <w:r>
-        <w:rPr>
-          <w:rFonts w:ascii="Arial" w:hAnsi="Arial" w:cs="Arial"/>
-          <w:sz w:val="20"/>
-          <w:szCs w:val="20"/>
-          <w:lang w:val="en-GB"/>
-        </w:rPr>
-        <w:t>fetchPrediction</w:t>
-      </w:r>
-      <w:proofErr w:type="spellEnd"/>
-      <w:r>
-        <w:rPr>
-          <w:rFonts w:ascii="Arial" w:hAnsi="Arial" w:cs="Arial"/>
-          <w:sz w:val="20"/>
-          <w:szCs w:val="20"/>
-          <w:lang w:val="en-GB"/>
-        </w:rPr>
-        <w:t xml:space="preserve">}&gt;Hacer </w:t>
-      </w:r>
-      <w:proofErr w:type="spellStart"/>
-      <w:r>
-        <w:rPr>
-          <w:rFonts w:ascii="Arial" w:hAnsi="Arial" w:cs="Arial"/>
-          <w:sz w:val="20"/>
-          <w:szCs w:val="20"/>
-          <w:lang w:val="en-GB"/>
-        </w:rPr>
-        <w:t>Predicción</w:t>
-      </w:r>
-      <w:proofErr w:type="spellEnd"/>
-      <w:r>
-        <w:rPr>
-          <w:rFonts w:ascii="Arial" w:hAnsi="Arial" w:cs="Arial"/>
-          <w:sz w:val="20"/>
-          <w:szCs w:val="20"/>
-          <w:lang w:val="en-GB"/>
-        </w:rPr>
-        <w:t>&lt;/button&gt;</w:t>
-      </w:r>
-    </w:p>
-    <w:p>
-      <w:pPr>
-        <w:rPr>
-          <w:rFonts w:ascii="Arial" w:hAnsi="Arial" w:cs="Arial"/>
-          <w:sz w:val="20"/>
-          <w:szCs w:val="20"/>
-          <w:lang w:val="en-GB"/>
-        </w:rPr>
-      </w:pPr>
-      <w:r>
-        <w:rPr>
-          <w:rFonts w:ascii="Arial" w:hAnsi="Arial" w:cs="Arial"/>
-          <w:sz w:val="20"/>
-          <w:szCs w:val="20"/>
-          <w:lang w:val="en-GB"/>
-        </w:rPr>
-        <w:t xml:space="preserve">      {prediction &amp;&amp; &lt;p&gt;{prediction}&lt;/p&gt;}</w:t>
-      </w:r>
-    </w:p>
-    <w:p>
-      <w:pPr>
-        <w:rPr>
-          <w:rFonts w:ascii="Arial" w:hAnsi="Arial" w:cs="Arial"/>
-          <w:sz w:val="20"/>
-          <w:szCs w:val="20"/>
-        </w:rPr>
-      </w:pPr>
-      <w:r>
-        <w:rPr>
-          <w:rFonts w:ascii="Arial" w:hAnsi="Arial" w:cs="Arial"/>
-          <w:sz w:val="20"/>
-          <w:szCs w:val="20"/>
-          <w:lang w:val="en-GB"/>
-        </w:rPr>
-        <w:t xml:space="preserve">    </w:t>
-      </w:r>
-      <w:r>
-        <w:rPr>
-          <w:rFonts w:ascii="Arial" w:hAnsi="Arial" w:cs="Arial"/>
-          <w:sz w:val="20"/>
-          <w:szCs w:val="20"/>
-        </w:rPr>
-        <w:t>&lt;/</w:t>
-      </w:r>
-      <w:proofErr w:type="spellStart"/>
-      <w:r>
-        <w:rPr>
-          <w:rFonts w:ascii="Arial" w:hAnsi="Arial" w:cs="Arial"/>
-          <w:sz w:val="20"/>
-          <w:szCs w:val="20"/>
-        </w:rPr>
-        <w:t>div</w:t>
-      </w:r>
-      <w:proofErr w:type="spellEnd"/>
-      <w:r>
-        <w:rPr>
-          <w:rFonts w:ascii="Arial" w:hAnsi="Arial" w:cs="Arial"/>
-          <w:sz w:val="20"/>
-          <w:szCs w:val="20"/>
-        </w:rPr>
-        <w:t>&gt;</w:t>
+      <w:r>
+        <w:rPr>
+          <w:rFonts w:ascii="Arial" w:hAnsi="Arial" w:cs="Arial"/>
+          <w:sz w:val="20"/>
+          <w:szCs w:val="20"/>
+        </w:rPr>
+        <w:t>&lt;/div&gt;</w:t>
       </w:r>
     </w:p>
     <w:p>
@@ -5267,23 +3727,13 @@
           <w:szCs w:val="20"/>
         </w:rPr>
       </w:pPr>
-      <w:proofErr w:type="spellStart"/>
-      <w:r>
-        <w:rPr>
-          <w:rFonts w:ascii="Arial" w:hAnsi="Arial" w:cs="Arial"/>
-          <w:sz w:val="20"/>
-          <w:szCs w:val="20"/>
-        </w:rPr>
-        <w:t>export</w:t>
-      </w:r>
-      <w:proofErr w:type="spellEnd"/>
-      <w:r>
-        <w:rPr>
-          <w:rFonts w:ascii="Arial" w:hAnsi="Arial" w:cs="Arial"/>
-          <w:sz w:val="20"/>
-          <w:szCs w:val="20"/>
-        </w:rPr>
-        <w:t xml:space="preserve"> default App;</w:t>
+      <w:r>
+        <w:rPr>
+          <w:rFonts w:ascii="Arial" w:hAnsi="Arial" w:cs="Arial"/>
+          <w:sz w:val="20"/>
+          <w:szCs w:val="20"/>
+        </w:rPr>
+        <w:t>export default App;</w:t>
       </w:r>
     </w:p>
     <w:p>
@@ -5309,251 +3759,45 @@
           <w:szCs w:val="20"/>
         </w:rPr>
         <w:lastRenderedPageBreak/>
-        <w:t xml:space="preserve">Asegúrate de que el archivo </w:t>
-      </w:r>
-      <w:proofErr w:type="spellStart"/>
-      <w:proofErr w:type="gramStart"/>
-      <w:r>
-        <w:rPr>
-          <w:rFonts w:ascii="Arial" w:hAnsi="Arial" w:cs="Arial"/>
-          <w:b/>
-          <w:bCs/>
-          <w:sz w:val="20"/>
-          <w:szCs w:val="20"/>
-        </w:rPr>
-        <w:t>package.json</w:t>
-      </w:r>
-      <w:proofErr w:type="spellEnd"/>
-      <w:proofErr w:type="gramEnd"/>
-      <w:r>
-        <w:rPr>
-          <w:rFonts w:ascii="Arial" w:hAnsi="Arial" w:cs="Arial"/>
-          <w:b/>
-          <w:bCs/>
-          <w:sz w:val="20"/>
-          <w:szCs w:val="20"/>
-        </w:rPr>
-        <w:t xml:space="preserve"> en el </w:t>
-      </w:r>
-      <w:proofErr w:type="spellStart"/>
-      <w:r>
-        <w:rPr>
-          <w:rFonts w:ascii="Arial" w:hAnsi="Arial" w:cs="Arial"/>
-          <w:b/>
-          <w:bCs/>
-          <w:sz w:val="20"/>
-          <w:szCs w:val="20"/>
-        </w:rPr>
-        <w:t>front-end</w:t>
-      </w:r>
-      <w:proofErr w:type="spellEnd"/>
-      <w:r>
-        <w:rPr>
-          <w:rFonts w:ascii="Arial" w:hAnsi="Arial" w:cs="Arial"/>
-          <w:b/>
-          <w:bCs/>
-          <w:sz w:val="20"/>
-          <w:szCs w:val="20"/>
-        </w:rPr>
-        <w:t xml:space="preserve"> tenga las configuraciones necesarias para permitir solicitudes al servidor </w:t>
-      </w:r>
-      <w:proofErr w:type="spellStart"/>
-      <w:r>
-        <w:rPr>
-          <w:rFonts w:ascii="Arial" w:hAnsi="Arial" w:cs="Arial"/>
-          <w:b/>
-          <w:bCs/>
-          <w:sz w:val="20"/>
-          <w:szCs w:val="20"/>
-        </w:rPr>
-        <w:t>Flask</w:t>
-      </w:r>
-      <w:proofErr w:type="spellEnd"/>
-      <w:r>
-        <w:rPr>
-          <w:rFonts w:ascii="Arial" w:hAnsi="Arial" w:cs="Arial"/>
-          <w:b/>
-          <w:bCs/>
-          <w:sz w:val="20"/>
-          <w:szCs w:val="20"/>
-        </w:rPr>
-        <w:t xml:space="preserve"> (esto se puede hacer mediante CORS en </w:t>
-      </w:r>
-      <w:proofErr w:type="spellStart"/>
-      <w:r>
-        <w:rPr>
-          <w:rFonts w:ascii="Arial" w:hAnsi="Arial" w:cs="Arial"/>
-          <w:b/>
-          <w:bCs/>
-          <w:sz w:val="20"/>
-          <w:szCs w:val="20"/>
-        </w:rPr>
-        <w:t>Flask</w:t>
-      </w:r>
-      <w:proofErr w:type="spellEnd"/>
-      <w:r>
-        <w:rPr>
-          <w:rFonts w:ascii="Arial" w:hAnsi="Arial" w:cs="Arial"/>
-          <w:b/>
-          <w:bCs/>
-          <w:sz w:val="20"/>
-          <w:szCs w:val="20"/>
-        </w:rPr>
-        <w:t>, como se explica más abajo).</w:t>
-      </w:r>
-    </w:p>
-    <w:p>
-      <w:pPr>
-        <w:rPr>
-          <w:rFonts w:ascii="Arial" w:hAnsi="Arial" w:cs="Arial"/>
-          <w:b/>
-          <w:bCs/>
-          <w:sz w:val="20"/>
-          <w:szCs w:val="20"/>
-        </w:rPr>
-      </w:pPr>
-      <w:r>
-        <w:rPr>
-          <w:rFonts w:ascii="Arial" w:hAnsi="Arial" w:cs="Arial"/>
-          <w:b/>
-          <w:bCs/>
-          <w:sz w:val="20"/>
-          <w:szCs w:val="20"/>
-        </w:rPr>
-        <w:t>Paso 3: Configurar CORS en el back-</w:t>
-      </w:r>
-      <w:proofErr w:type="spellStart"/>
-      <w:r>
-        <w:rPr>
-          <w:rFonts w:ascii="Arial" w:hAnsi="Arial" w:cs="Arial"/>
-          <w:b/>
-          <w:bCs/>
-          <w:sz w:val="20"/>
-          <w:szCs w:val="20"/>
-        </w:rPr>
-        <w:t>end</w:t>
-      </w:r>
-      <w:proofErr w:type="spellEnd"/>
-      <w:r>
-        <w:rPr>
-          <w:rFonts w:ascii="Arial" w:hAnsi="Arial" w:cs="Arial"/>
-          <w:b/>
-          <w:bCs/>
-          <w:sz w:val="20"/>
-          <w:szCs w:val="20"/>
-        </w:rPr>
-        <w:t xml:space="preserve"> (</w:t>
-      </w:r>
-      <w:proofErr w:type="spellStart"/>
-      <w:r>
-        <w:rPr>
-          <w:rFonts w:ascii="Arial" w:hAnsi="Arial" w:cs="Arial"/>
-          <w:b/>
-          <w:bCs/>
-          <w:sz w:val="20"/>
-          <w:szCs w:val="20"/>
-        </w:rPr>
-        <w:t>Flask</w:t>
-      </w:r>
-      <w:proofErr w:type="spellEnd"/>
-      <w:r>
-        <w:rPr>
-          <w:rFonts w:ascii="Arial" w:hAnsi="Arial" w:cs="Arial"/>
-          <w:b/>
-          <w:bCs/>
-          <w:sz w:val="20"/>
-          <w:szCs w:val="20"/>
-        </w:rPr>
-        <w:t>)</w:t>
-      </w:r>
-    </w:p>
-    <w:p>
-      <w:pPr>
-        <w:rPr>
-          <w:rFonts w:ascii="Arial" w:hAnsi="Arial" w:cs="Arial"/>
-          <w:sz w:val="20"/>
-          <w:szCs w:val="20"/>
-        </w:rPr>
-      </w:pPr>
-      <w:r>
-        <w:rPr>
-          <w:rFonts w:ascii="Arial" w:hAnsi="Arial" w:cs="Arial"/>
-          <w:sz w:val="20"/>
-          <w:szCs w:val="20"/>
-        </w:rPr>
-        <w:t xml:space="preserve">Para permitir que el </w:t>
-      </w:r>
-      <w:proofErr w:type="spellStart"/>
-      <w:r>
-        <w:rPr>
-          <w:rFonts w:ascii="Arial" w:hAnsi="Arial" w:cs="Arial"/>
-          <w:sz w:val="20"/>
-          <w:szCs w:val="20"/>
-        </w:rPr>
-        <w:t>front-end</w:t>
-      </w:r>
-      <w:proofErr w:type="spellEnd"/>
-      <w:r>
-        <w:rPr>
-          <w:rFonts w:ascii="Arial" w:hAnsi="Arial" w:cs="Arial"/>
-          <w:sz w:val="20"/>
-          <w:szCs w:val="20"/>
-        </w:rPr>
-        <w:t xml:space="preserve"> en </w:t>
-      </w:r>
-      <w:proofErr w:type="spellStart"/>
-      <w:r>
-        <w:rPr>
-          <w:rFonts w:ascii="Arial" w:hAnsi="Arial" w:cs="Arial"/>
-          <w:sz w:val="20"/>
-          <w:szCs w:val="20"/>
-        </w:rPr>
-        <w:t>React</w:t>
-      </w:r>
-      <w:proofErr w:type="spellEnd"/>
-      <w:r>
-        <w:rPr>
-          <w:rFonts w:ascii="Arial" w:hAnsi="Arial" w:cs="Arial"/>
-          <w:sz w:val="20"/>
-          <w:szCs w:val="20"/>
-        </w:rPr>
-        <w:t xml:space="preserve"> pueda hacer solicitudes al back-</w:t>
-      </w:r>
-      <w:proofErr w:type="spellStart"/>
-      <w:r>
-        <w:rPr>
-          <w:rFonts w:ascii="Arial" w:hAnsi="Arial" w:cs="Arial"/>
-          <w:sz w:val="20"/>
-          <w:szCs w:val="20"/>
-        </w:rPr>
-        <w:t>end</w:t>
-      </w:r>
-      <w:proofErr w:type="spellEnd"/>
-      <w:r>
-        <w:rPr>
-          <w:rFonts w:ascii="Arial" w:hAnsi="Arial" w:cs="Arial"/>
-          <w:sz w:val="20"/>
-          <w:szCs w:val="20"/>
-        </w:rPr>
-        <w:t xml:space="preserve"> en </w:t>
-      </w:r>
-      <w:proofErr w:type="spellStart"/>
-      <w:r>
-        <w:rPr>
-          <w:rFonts w:ascii="Arial" w:hAnsi="Arial" w:cs="Arial"/>
-          <w:sz w:val="20"/>
-          <w:szCs w:val="20"/>
-        </w:rPr>
-        <w:t>Flask</w:t>
-      </w:r>
-      <w:proofErr w:type="spellEnd"/>
-      <w:r>
-        <w:rPr>
-          <w:rFonts w:ascii="Arial" w:hAnsi="Arial" w:cs="Arial"/>
-          <w:sz w:val="20"/>
-          <w:szCs w:val="20"/>
-        </w:rPr>
-        <w:t xml:space="preserve"> (cuando están en diferentes puertos durante el desarrollo), necesitas habilitar </w:t>
+        <w:t>Asegúrate de que el archivo package.json en el front-end tenga las configuraciones necesarias para permitir solicitudes al servidor Flask (esto se puede hacer mediante CORS en Flask, como se explica más abajo).</w:t>
+      </w:r>
+    </w:p>
+    <w:p>
+      <w:pPr>
+        <w:rPr>
+          <w:rFonts w:ascii="Arial" w:hAnsi="Arial" w:cs="Arial"/>
+          <w:b/>
+          <w:bCs/>
+          <w:sz w:val="20"/>
+          <w:szCs w:val="20"/>
+        </w:rPr>
+      </w:pPr>
+      <w:r>
+        <w:rPr>
+          <w:rFonts w:ascii="Arial" w:hAnsi="Arial" w:cs="Arial"/>
+          <w:b/>
+          <w:bCs/>
+          <w:sz w:val="20"/>
+          <w:szCs w:val="20"/>
+        </w:rPr>
+        <w:t>Paso 3: Configurar CORS en el back-end (Flask)</w:t>
+      </w:r>
+    </w:p>
+    <w:p>
+      <w:pPr>
+        <w:rPr>
+          <w:rFonts w:ascii="Arial" w:hAnsi="Arial" w:cs="Arial"/>
+          <w:sz w:val="20"/>
+          <w:szCs w:val="20"/>
+        </w:rPr>
+      </w:pPr>
+      <w:r>
+        <w:rPr>
+          <w:rFonts w:ascii="Arial" w:hAnsi="Arial" w:cs="Arial"/>
+          <w:sz w:val="20"/>
+          <w:szCs w:val="20"/>
+        </w:rPr>
+        <w:t xml:space="preserve">Para permitir que el front-end en React pueda hacer solicitudes al back-end en Flask (cuando están en diferentes puertos durante el desarrollo), necesitas habilitar </w:t>
       </w:r>
       <w:r>
         <w:rPr>
@@ -5571,61 +3815,7 @@
           <w:sz w:val="20"/>
           <w:szCs w:val="20"/>
         </w:rPr>
-        <w:t xml:space="preserve"> (Cross-</w:t>
-      </w:r>
-      <w:proofErr w:type="spellStart"/>
-      <w:r>
-        <w:rPr>
-          <w:rFonts w:ascii="Arial" w:hAnsi="Arial" w:cs="Arial"/>
-          <w:sz w:val="20"/>
-          <w:szCs w:val="20"/>
-        </w:rPr>
-        <w:t>Origin</w:t>
-      </w:r>
-      <w:proofErr w:type="spellEnd"/>
-      <w:r>
-        <w:rPr>
-          <w:rFonts w:ascii="Arial" w:hAnsi="Arial" w:cs="Arial"/>
-          <w:sz w:val="20"/>
-          <w:szCs w:val="20"/>
-        </w:rPr>
-        <w:t xml:space="preserve"> </w:t>
-      </w:r>
-      <w:proofErr w:type="spellStart"/>
-      <w:r>
-        <w:rPr>
-          <w:rFonts w:ascii="Arial" w:hAnsi="Arial" w:cs="Arial"/>
-          <w:sz w:val="20"/>
-          <w:szCs w:val="20"/>
-        </w:rPr>
-        <w:t>Resource</w:t>
-      </w:r>
-      <w:proofErr w:type="spellEnd"/>
-      <w:r>
-        <w:rPr>
-          <w:rFonts w:ascii="Arial" w:hAnsi="Arial" w:cs="Arial"/>
-          <w:sz w:val="20"/>
-          <w:szCs w:val="20"/>
-        </w:rPr>
-        <w:t xml:space="preserve"> </w:t>
-      </w:r>
-      <w:proofErr w:type="spellStart"/>
-      <w:r>
-        <w:rPr>
-          <w:rFonts w:ascii="Arial" w:hAnsi="Arial" w:cs="Arial"/>
-          <w:sz w:val="20"/>
-          <w:szCs w:val="20"/>
-        </w:rPr>
-        <w:t>Sharing</w:t>
-      </w:r>
-      <w:proofErr w:type="spellEnd"/>
-      <w:r>
-        <w:rPr>
-          <w:rFonts w:ascii="Arial" w:hAnsi="Arial" w:cs="Arial"/>
-          <w:sz w:val="20"/>
-          <w:szCs w:val="20"/>
-        </w:rPr>
-        <w:t>).</w:t>
+        <w:t xml:space="preserve"> (Cross-Origin Resource Sharing).</w:t>
       </w:r>
     </w:p>
     <w:p>
@@ -5650,85 +3840,25 @@
           <w:sz w:val="20"/>
           <w:szCs w:val="20"/>
         </w:rPr>
-        <w:t xml:space="preserve">Instala el paquete </w:t>
-      </w:r>
-      <w:proofErr w:type="spellStart"/>
-      <w:r>
-        <w:rPr>
-          <w:rFonts w:ascii="Arial" w:hAnsi="Arial" w:cs="Arial"/>
-          <w:b/>
-          <w:bCs/>
-          <w:sz w:val="20"/>
-          <w:szCs w:val="20"/>
-        </w:rPr>
-        <w:t>flask-cors</w:t>
-      </w:r>
-      <w:proofErr w:type="spellEnd"/>
-      <w:r>
-        <w:rPr>
-          <w:rFonts w:ascii="Arial" w:hAnsi="Arial" w:cs="Arial"/>
-          <w:b/>
-          <w:bCs/>
-          <w:sz w:val="20"/>
-          <w:szCs w:val="20"/>
-        </w:rPr>
-        <w:t>:</w:t>
-      </w:r>
-    </w:p>
-    <w:p>
-      <w:pPr>
-        <w:rPr>
-          <w:rFonts w:ascii="Arial" w:hAnsi="Arial" w:cs="Arial"/>
-          <w:sz w:val="20"/>
-          <w:szCs w:val="20"/>
-        </w:rPr>
-      </w:pPr>
-      <w:proofErr w:type="spellStart"/>
-      <w:r>
-        <w:rPr>
-          <w:rFonts w:ascii="Arial" w:hAnsi="Arial" w:cs="Arial"/>
-          <w:sz w:val="20"/>
-          <w:szCs w:val="20"/>
-        </w:rPr>
-        <w:t>pip</w:t>
-      </w:r>
-      <w:proofErr w:type="spellEnd"/>
-      <w:r>
-        <w:rPr>
-          <w:rFonts w:ascii="Arial" w:hAnsi="Arial" w:cs="Arial"/>
-          <w:sz w:val="20"/>
-          <w:szCs w:val="20"/>
-        </w:rPr>
-        <w:t xml:space="preserve"> </w:t>
-      </w:r>
-      <w:proofErr w:type="spellStart"/>
-      <w:r>
-        <w:rPr>
-          <w:rFonts w:ascii="Arial" w:hAnsi="Arial" w:cs="Arial"/>
-          <w:sz w:val="20"/>
-          <w:szCs w:val="20"/>
-        </w:rPr>
-        <w:t>install</w:t>
-      </w:r>
-      <w:proofErr w:type="spellEnd"/>
-      <w:r>
-        <w:rPr>
-          <w:rFonts w:ascii="Arial" w:hAnsi="Arial" w:cs="Arial"/>
-          <w:sz w:val="20"/>
-          <w:szCs w:val="20"/>
-        </w:rPr>
-        <w:t xml:space="preserve"> </w:t>
-      </w:r>
-      <w:proofErr w:type="spellStart"/>
-      <w:r>
-        <w:rPr>
-          <w:rFonts w:ascii="Arial" w:hAnsi="Arial" w:cs="Arial"/>
-          <w:sz w:val="20"/>
-          <w:szCs w:val="20"/>
-        </w:rPr>
-        <w:t>flask-cors</w:t>
-      </w:r>
-      <w:proofErr w:type="spellEnd"/>
+        <w:t>Instala el paquete flask-cors:</w:t>
+      </w:r>
+    </w:p>
+    <w:p>
+      <w:pPr>
+        <w:rPr>
+          <w:rFonts w:ascii="Arial" w:hAnsi="Arial" w:cs="Arial"/>
+          <w:sz w:val="20"/>
+          <w:szCs w:val="20"/>
+        </w:rPr>
+      </w:pPr>
+      <w:r>
+        <w:rPr>
+          <w:rFonts w:ascii="Arial" w:hAnsi="Arial" w:cs="Arial"/>
+          <w:sz w:val="20"/>
+          <w:szCs w:val="20"/>
+        </w:rPr>
+        <w:t>pip install flask-cors</w:t>
+      </w:r>
     </w:p>
     <w:p>
       <w:pPr>
@@ -5790,210 +3920,78 @@
           <w:szCs w:val="20"/>
           <w:lang w:val="en-GB"/>
         </w:rPr>
-        <w:t xml:space="preserve">from </w:t>
-      </w:r>
-      <w:proofErr w:type="spellStart"/>
-      <w:r>
+        <w:t>from flask_cors import CORS</w:t>
+      </w:r>
+    </w:p>
+    <w:p>
+      <w:pPr>
         <w:rPr>
           <w:rFonts w:ascii="Arial" w:hAnsi="Arial" w:cs="Arial"/>
           <w:sz w:val="20"/>
           <w:szCs w:val="20"/>
           <w:lang w:val="en-GB"/>
         </w:rPr>
-        <w:t>flask_cors</w:t>
-      </w:r>
-      <w:proofErr w:type="spellEnd"/>
-      <w:r>
-        <w:rPr>
-          <w:rFonts w:ascii="Arial" w:hAnsi="Arial" w:cs="Arial"/>
-          <w:sz w:val="20"/>
-          <w:szCs w:val="20"/>
-          <w:lang w:val="en-GB"/>
-        </w:rPr>
-        <w:t xml:space="preserve"> import CORS</w:t>
-      </w:r>
-    </w:p>
-    <w:p>
-      <w:pPr>
-        <w:rPr>
-          <w:rFonts w:ascii="Arial" w:hAnsi="Arial" w:cs="Arial"/>
-          <w:sz w:val="20"/>
-          <w:szCs w:val="20"/>
-          <w:lang w:val="en-GB"/>
-        </w:rPr>
-      </w:pPr>
-    </w:p>
-    <w:p>
-      <w:pPr>
-        <w:rPr>
-          <w:rFonts w:ascii="Arial" w:hAnsi="Arial" w:cs="Arial"/>
-          <w:sz w:val="20"/>
-          <w:szCs w:val="20"/>
-        </w:rPr>
-      </w:pPr>
-      <w:proofErr w:type="gramStart"/>
-      <w:r>
-        <w:rPr>
-          <w:rFonts w:ascii="Arial" w:hAnsi="Arial" w:cs="Arial"/>
-          <w:sz w:val="20"/>
-          <w:szCs w:val="20"/>
-        </w:rPr>
-        <w:t>app</w:t>
-      </w:r>
-      <w:proofErr w:type="gramEnd"/>
-      <w:r>
-        <w:rPr>
-          <w:rFonts w:ascii="Arial" w:hAnsi="Arial" w:cs="Arial"/>
-          <w:sz w:val="20"/>
-          <w:szCs w:val="20"/>
-        </w:rPr>
-        <w:t xml:space="preserve"> = </w:t>
-      </w:r>
-      <w:proofErr w:type="spellStart"/>
-      <w:r>
-        <w:rPr>
-          <w:rFonts w:ascii="Arial" w:hAnsi="Arial" w:cs="Arial"/>
-          <w:sz w:val="20"/>
-          <w:szCs w:val="20"/>
-        </w:rPr>
-        <w:t>Flask</w:t>
-      </w:r>
-      <w:proofErr w:type="spellEnd"/>
-      <w:r>
-        <w:rPr>
-          <w:rFonts w:ascii="Arial" w:hAnsi="Arial" w:cs="Arial"/>
-          <w:sz w:val="20"/>
-          <w:szCs w:val="20"/>
-        </w:rPr>
-        <w:t>(__</w:t>
-      </w:r>
-      <w:proofErr w:type="spellStart"/>
-      <w:r>
-        <w:rPr>
-          <w:rFonts w:ascii="Arial" w:hAnsi="Arial" w:cs="Arial"/>
-          <w:sz w:val="20"/>
-          <w:szCs w:val="20"/>
-        </w:rPr>
-        <w:t>name</w:t>
-      </w:r>
-      <w:proofErr w:type="spellEnd"/>
-      <w:r>
-        <w:rPr>
-          <w:rFonts w:ascii="Arial" w:hAnsi="Arial" w:cs="Arial"/>
-          <w:sz w:val="20"/>
-          <w:szCs w:val="20"/>
-        </w:rPr>
-        <w:t>__)</w:t>
-      </w:r>
-    </w:p>
-    <w:p>
-      <w:pPr>
-        <w:rPr>
-          <w:rFonts w:ascii="Arial" w:hAnsi="Arial" w:cs="Arial"/>
-          <w:sz w:val="20"/>
-          <w:szCs w:val="20"/>
-        </w:rPr>
-      </w:pPr>
-      <w:proofErr w:type="gramStart"/>
-      <w:r>
-        <w:rPr>
-          <w:rFonts w:ascii="Arial" w:hAnsi="Arial" w:cs="Arial"/>
-          <w:sz w:val="20"/>
-          <w:szCs w:val="20"/>
-        </w:rPr>
-        <w:t>CORS(</w:t>
-      </w:r>
-      <w:proofErr w:type="gramEnd"/>
-      <w:r>
-        <w:rPr>
-          <w:rFonts w:ascii="Arial" w:hAnsi="Arial" w:cs="Arial"/>
-          <w:sz w:val="20"/>
-          <w:szCs w:val="20"/>
-        </w:rPr>
-        <w:t>app)  # Esto habilita CORS en todas las rutas</w:t>
-      </w:r>
-    </w:p>
-    <w:p>
-      <w:pPr>
-        <w:rPr>
-          <w:rFonts w:ascii="Arial" w:hAnsi="Arial" w:cs="Arial"/>
-          <w:sz w:val="20"/>
-          <w:szCs w:val="20"/>
-        </w:rPr>
-      </w:pPr>
-    </w:p>
-    <w:p>
-      <w:pPr>
-        <w:rPr>
-          <w:rFonts w:ascii="Arial" w:hAnsi="Arial" w:cs="Arial"/>
-          <w:sz w:val="20"/>
-          <w:szCs w:val="20"/>
-        </w:rPr>
-      </w:pPr>
-      <w:proofErr w:type="spellStart"/>
-      <w:r>
-        <w:rPr>
-          <w:rFonts w:ascii="Arial" w:hAnsi="Arial" w:cs="Arial"/>
-          <w:sz w:val="20"/>
-          <w:szCs w:val="20"/>
-        </w:rPr>
-        <w:t>from</w:t>
-      </w:r>
-      <w:proofErr w:type="spellEnd"/>
-      <w:r>
-        <w:rPr>
-          <w:rFonts w:ascii="Arial" w:hAnsi="Arial" w:cs="Arial"/>
-          <w:sz w:val="20"/>
-          <w:szCs w:val="20"/>
-        </w:rPr>
-        <w:t xml:space="preserve"> </w:t>
-      </w:r>
-      <w:proofErr w:type="gramStart"/>
-      <w:r>
-        <w:rPr>
-          <w:rFonts w:ascii="Arial" w:hAnsi="Arial" w:cs="Arial"/>
-          <w:sz w:val="20"/>
-          <w:szCs w:val="20"/>
-        </w:rPr>
-        <w:t>app</w:t>
-      </w:r>
-      <w:proofErr w:type="gramEnd"/>
-      <w:r>
-        <w:rPr>
-          <w:rFonts w:ascii="Arial" w:hAnsi="Arial" w:cs="Arial"/>
-          <w:sz w:val="20"/>
-          <w:szCs w:val="20"/>
-        </w:rPr>
-        <w:t xml:space="preserve"> </w:t>
-      </w:r>
-      <w:proofErr w:type="spellStart"/>
-      <w:r>
-        <w:rPr>
-          <w:rFonts w:ascii="Arial" w:hAnsi="Arial" w:cs="Arial"/>
-          <w:sz w:val="20"/>
-          <w:szCs w:val="20"/>
-        </w:rPr>
-        <w:t>import</w:t>
-      </w:r>
-      <w:proofErr w:type="spellEnd"/>
-      <w:r>
-        <w:rPr>
-          <w:rFonts w:ascii="Arial" w:hAnsi="Arial" w:cs="Arial"/>
-          <w:sz w:val="20"/>
-          <w:szCs w:val="20"/>
-        </w:rPr>
-        <w:t xml:space="preserve"> </w:t>
-      </w:r>
-      <w:proofErr w:type="spellStart"/>
-      <w:r>
-        <w:rPr>
-          <w:rFonts w:ascii="Arial" w:hAnsi="Arial" w:cs="Arial"/>
-          <w:sz w:val="20"/>
-          <w:szCs w:val="20"/>
-        </w:rPr>
-        <w:t>routes</w:t>
-      </w:r>
-      <w:proofErr w:type="spellEnd"/>
+      </w:pPr>
+    </w:p>
+    <w:p>
+      <w:pPr>
+        <w:rPr>
+          <w:rFonts w:ascii="Arial" w:hAnsi="Arial" w:cs="Arial"/>
+          <w:sz w:val="20"/>
+          <w:szCs w:val="20"/>
+        </w:rPr>
+      </w:pPr>
+      <w:r>
+        <w:rPr>
+          <w:rFonts w:ascii="Arial" w:hAnsi="Arial" w:cs="Arial"/>
+          <w:sz w:val="20"/>
+          <w:szCs w:val="20"/>
+        </w:rPr>
+        <w:t>app = Flask(__name__)</w:t>
+      </w:r>
+    </w:p>
+    <w:p>
+      <w:pPr>
+        <w:rPr>
+          <w:rFonts w:ascii="Arial" w:hAnsi="Arial" w:cs="Arial"/>
+          <w:sz w:val="20"/>
+          <w:szCs w:val="20"/>
+        </w:rPr>
+      </w:pPr>
+      <w:r>
+        <w:rPr>
+          <w:rFonts w:ascii="Arial" w:hAnsi="Arial" w:cs="Arial"/>
+          <w:sz w:val="20"/>
+          <w:szCs w:val="20"/>
+        </w:rPr>
+        <w:t>CORS(app)  # Esto habilita CORS en todas las rutas</w:t>
+      </w:r>
+    </w:p>
+    <w:p>
+      <w:pPr>
+        <w:rPr>
+          <w:rFonts w:ascii="Arial" w:hAnsi="Arial" w:cs="Arial"/>
+          <w:sz w:val="20"/>
+          <w:szCs w:val="20"/>
+        </w:rPr>
+      </w:pPr>
+    </w:p>
+    <w:p>
+      <w:pPr>
+        <w:rPr>
+          <w:rFonts w:ascii="Arial" w:hAnsi="Arial" w:cs="Arial"/>
+          <w:sz w:val="20"/>
+          <w:szCs w:val="20"/>
+        </w:rPr>
+      </w:pPr>
+      <w:r>
+        <w:rPr>
+          <w:rFonts w:ascii="Arial" w:hAnsi="Arial" w:cs="Arial"/>
+          <w:sz w:val="20"/>
+          <w:szCs w:val="20"/>
+        </w:rPr>
+        <w:t>from app import routes</w:t>
+      </w:r>
     </w:p>
     <w:p>
       <w:pPr>
@@ -6055,73 +4053,7 @@
           <w:sz w:val="20"/>
           <w:szCs w:val="20"/>
         </w:rPr>
-        <w:t xml:space="preserve">Inicia el servidor </w:t>
-      </w:r>
-      <w:proofErr w:type="spellStart"/>
-      <w:r>
-        <w:rPr>
-          <w:rFonts w:ascii="Arial" w:hAnsi="Arial" w:cs="Arial"/>
-          <w:b/>
-          <w:bCs/>
-          <w:sz w:val="20"/>
-          <w:szCs w:val="20"/>
-        </w:rPr>
-        <w:t>Flask</w:t>
-      </w:r>
-      <w:proofErr w:type="spellEnd"/>
-      <w:r>
-        <w:rPr>
-          <w:rFonts w:ascii="Arial" w:hAnsi="Arial" w:cs="Arial"/>
-          <w:b/>
-          <w:bCs/>
-          <w:sz w:val="20"/>
-          <w:szCs w:val="20"/>
-        </w:rPr>
-        <w:t xml:space="preserve"> (back-</w:t>
-      </w:r>
-      <w:proofErr w:type="spellStart"/>
-      <w:r>
-        <w:rPr>
-          <w:rFonts w:ascii="Arial" w:hAnsi="Arial" w:cs="Arial"/>
-          <w:b/>
-          <w:bCs/>
-          <w:sz w:val="20"/>
-          <w:szCs w:val="20"/>
-        </w:rPr>
-        <w:t>end</w:t>
-      </w:r>
-      <w:proofErr w:type="spellEnd"/>
-      <w:r>
-        <w:rPr>
-          <w:rFonts w:ascii="Arial" w:hAnsi="Arial" w:cs="Arial"/>
-          <w:b/>
-          <w:bCs/>
-          <w:sz w:val="20"/>
-          <w:szCs w:val="20"/>
-        </w:rPr>
-        <w:t xml:space="preserve">): En la carpeta </w:t>
-      </w:r>
-      <w:proofErr w:type="spellStart"/>
-      <w:r>
-        <w:rPr>
-          <w:rFonts w:ascii="Arial" w:hAnsi="Arial" w:cs="Arial"/>
-          <w:b/>
-          <w:bCs/>
-          <w:sz w:val="20"/>
-          <w:szCs w:val="20"/>
-        </w:rPr>
-        <w:t>backend</w:t>
-      </w:r>
-      <w:proofErr w:type="spellEnd"/>
-      <w:r>
-        <w:rPr>
-          <w:rFonts w:ascii="Arial" w:hAnsi="Arial" w:cs="Arial"/>
-          <w:b/>
-          <w:bCs/>
-          <w:sz w:val="20"/>
-          <w:szCs w:val="20"/>
-        </w:rPr>
-        <w:t>, ejecuta:</w:t>
+        <w:t>Inicia el servidor Flask (back-end): En la carpeta backend, ejecuta:</w:t>
       </w:r>
     </w:p>
     <w:p>
@@ -6133,58 +4065,30 @@
           <w:szCs w:val="20"/>
         </w:rPr>
       </w:pPr>
-      <w:proofErr w:type="spellStart"/>
-      <w:r>
-        <w:rPr>
-          <w:rFonts w:ascii="Arial" w:hAnsi="Arial" w:cs="Arial"/>
-          <w:sz w:val="20"/>
-          <w:szCs w:val="20"/>
-        </w:rPr>
-        <w:t>python</w:t>
-      </w:r>
-      <w:proofErr w:type="spellEnd"/>
-      <w:r>
-        <w:rPr>
-          <w:rFonts w:ascii="Arial" w:hAnsi="Arial" w:cs="Arial"/>
-          <w:sz w:val="20"/>
-          <w:szCs w:val="20"/>
-        </w:rPr>
-        <w:t xml:space="preserve"> run.py</w:t>
-      </w:r>
-    </w:p>
-    <w:p>
-      <w:pPr>
-        <w:rPr>
-          <w:rFonts w:ascii="Arial" w:hAnsi="Arial" w:cs="Arial"/>
-          <w:sz w:val="20"/>
-          <w:szCs w:val="20"/>
-        </w:rPr>
-      </w:pPr>
-      <w:r>
-        <w:rPr>
-          <w:rFonts w:ascii="Arial" w:hAnsi="Arial" w:cs="Arial"/>
-          <w:sz w:val="20"/>
-          <w:szCs w:val="20"/>
-        </w:rPr>
-        <w:t xml:space="preserve">Esto levantará el servidor </w:t>
-      </w:r>
-      <w:proofErr w:type="spellStart"/>
-      <w:r>
-        <w:rPr>
-          <w:rFonts w:ascii="Arial" w:hAnsi="Arial" w:cs="Arial"/>
-          <w:sz w:val="20"/>
-          <w:szCs w:val="20"/>
-        </w:rPr>
-        <w:t>Flask</w:t>
-      </w:r>
-      <w:proofErr w:type="spellEnd"/>
-      <w:r>
-        <w:rPr>
-          <w:rFonts w:ascii="Arial" w:hAnsi="Arial" w:cs="Arial"/>
-          <w:sz w:val="20"/>
-          <w:szCs w:val="20"/>
-        </w:rPr>
-        <w:t xml:space="preserve"> en http://localhost:5000.</w:t>
+      <w:r>
+        <w:rPr>
+          <w:rFonts w:ascii="Arial" w:hAnsi="Arial" w:cs="Arial"/>
+          <w:sz w:val="20"/>
+          <w:szCs w:val="20"/>
+        </w:rPr>
+        <w:t>python run.py</w:t>
+      </w:r>
+    </w:p>
+    <w:p>
+      <w:pPr>
+        <w:rPr>
+          <w:rFonts w:ascii="Arial" w:hAnsi="Arial" w:cs="Arial"/>
+          <w:sz w:val="20"/>
+          <w:szCs w:val="20"/>
+        </w:rPr>
+      </w:pPr>
+      <w:r>
+        <w:rPr>
+          <w:rFonts w:ascii="Arial" w:hAnsi="Arial" w:cs="Arial"/>
+          <w:sz w:val="20"/>
+          <w:szCs w:val="20"/>
+        </w:rPr>
+        <w:t>Esto levantará el servidor Flask en http://localhost:5000.</w:t>
       </w:r>
     </w:p>
     <w:p>
@@ -6209,73 +4113,7 @@
           <w:sz w:val="20"/>
           <w:szCs w:val="20"/>
         </w:rPr>
-        <w:t xml:space="preserve">Inicia el servidor de </w:t>
-      </w:r>
-      <w:proofErr w:type="spellStart"/>
-      <w:r>
-        <w:rPr>
-          <w:rFonts w:ascii="Arial" w:hAnsi="Arial" w:cs="Arial"/>
-          <w:b/>
-          <w:bCs/>
-          <w:sz w:val="20"/>
-          <w:szCs w:val="20"/>
-        </w:rPr>
-        <w:t>React</w:t>
-      </w:r>
-      <w:proofErr w:type="spellEnd"/>
-      <w:r>
-        <w:rPr>
-          <w:rFonts w:ascii="Arial" w:hAnsi="Arial" w:cs="Arial"/>
-          <w:b/>
-          <w:bCs/>
-          <w:sz w:val="20"/>
-          <w:szCs w:val="20"/>
-        </w:rPr>
-        <w:t xml:space="preserve"> (</w:t>
-      </w:r>
-      <w:proofErr w:type="spellStart"/>
-      <w:r>
-        <w:rPr>
-          <w:rFonts w:ascii="Arial" w:hAnsi="Arial" w:cs="Arial"/>
-          <w:b/>
-          <w:bCs/>
-          <w:sz w:val="20"/>
-          <w:szCs w:val="20"/>
-        </w:rPr>
-        <w:t>front-end</w:t>
-      </w:r>
-      <w:proofErr w:type="spellEnd"/>
-      <w:r>
-        <w:rPr>
-          <w:rFonts w:ascii="Arial" w:hAnsi="Arial" w:cs="Arial"/>
-          <w:b/>
-          <w:bCs/>
-          <w:sz w:val="20"/>
-          <w:szCs w:val="20"/>
-        </w:rPr>
-        <w:t xml:space="preserve">): En la carpeta </w:t>
-      </w:r>
-      <w:proofErr w:type="spellStart"/>
-      <w:r>
-        <w:rPr>
-          <w:rFonts w:ascii="Arial" w:hAnsi="Arial" w:cs="Arial"/>
-          <w:b/>
-          <w:bCs/>
-          <w:sz w:val="20"/>
-          <w:szCs w:val="20"/>
-        </w:rPr>
-        <w:t>frontend</w:t>
-      </w:r>
-      <w:proofErr w:type="spellEnd"/>
-      <w:r>
-        <w:rPr>
-          <w:rFonts w:ascii="Arial" w:hAnsi="Arial" w:cs="Arial"/>
-          <w:b/>
-          <w:bCs/>
-          <w:sz w:val="20"/>
-          <w:szCs w:val="20"/>
-        </w:rPr>
-        <w:t>, ejecuta:</w:t>
+        <w:t>Inicia el servidor de React (front-end): En la carpeta frontend, ejecuta:</w:t>
       </w:r>
     </w:p>
     <w:p>
@@ -6287,124 +4125,52 @@
           <w:szCs w:val="20"/>
         </w:rPr>
       </w:pPr>
-      <w:proofErr w:type="spellStart"/>
-      <w:r>
-        <w:rPr>
-          <w:rFonts w:ascii="Arial" w:hAnsi="Arial" w:cs="Arial"/>
-          <w:sz w:val="20"/>
-          <w:szCs w:val="20"/>
-        </w:rPr>
-        <w:t>npm</w:t>
-      </w:r>
-      <w:proofErr w:type="spellEnd"/>
-      <w:r>
-        <w:rPr>
-          <w:rFonts w:ascii="Arial" w:hAnsi="Arial" w:cs="Arial"/>
-          <w:sz w:val="20"/>
-          <w:szCs w:val="20"/>
-        </w:rPr>
-        <w:t xml:space="preserve"> </w:t>
-      </w:r>
-      <w:proofErr w:type="spellStart"/>
-      <w:r>
-        <w:rPr>
-          <w:rFonts w:ascii="Arial" w:hAnsi="Arial" w:cs="Arial"/>
-          <w:sz w:val="20"/>
-          <w:szCs w:val="20"/>
-        </w:rPr>
-        <w:t>start</w:t>
-      </w:r>
-      <w:proofErr w:type="spellEnd"/>
-    </w:p>
-    <w:p>
-      <w:pPr>
-        <w:rPr>
-          <w:rFonts w:ascii="Arial" w:hAnsi="Arial" w:cs="Arial"/>
-          <w:sz w:val="20"/>
-          <w:szCs w:val="20"/>
-        </w:rPr>
-      </w:pPr>
-      <w:r>
-        <w:rPr>
-          <w:rFonts w:ascii="Arial" w:hAnsi="Arial" w:cs="Arial"/>
-          <w:sz w:val="20"/>
-          <w:szCs w:val="20"/>
-        </w:rPr>
-        <w:t xml:space="preserve">Esto levantará el servidor de </w:t>
-      </w:r>
-      <w:proofErr w:type="spellStart"/>
-      <w:r>
-        <w:rPr>
-          <w:rFonts w:ascii="Arial" w:hAnsi="Arial" w:cs="Arial"/>
-          <w:sz w:val="20"/>
-          <w:szCs w:val="20"/>
-        </w:rPr>
-        <w:t>React</w:t>
-      </w:r>
-      <w:proofErr w:type="spellEnd"/>
-      <w:r>
-        <w:rPr>
-          <w:rFonts w:ascii="Arial" w:hAnsi="Arial" w:cs="Arial"/>
-          <w:sz w:val="20"/>
-          <w:szCs w:val="20"/>
-        </w:rPr>
-        <w:t xml:space="preserve"> en http://localhost:3000.</w:t>
-      </w:r>
-    </w:p>
-    <w:p>
-      <w:pPr>
-        <w:rPr>
-          <w:rFonts w:ascii="Arial" w:hAnsi="Arial" w:cs="Arial"/>
-          <w:b/>
-          <w:bCs/>
-          <w:sz w:val="20"/>
-          <w:szCs w:val="20"/>
-        </w:rPr>
-      </w:pPr>
-      <w:r>
-        <w:rPr>
-          <w:rFonts w:ascii="Arial" w:hAnsi="Arial" w:cs="Arial"/>
-          <w:b/>
-          <w:bCs/>
-          <w:sz w:val="20"/>
-          <w:szCs w:val="20"/>
-        </w:rPr>
-        <w:t xml:space="preserve">Paso 5: Desarrollo y comunicación entre </w:t>
-      </w:r>
-      <w:proofErr w:type="spellStart"/>
-      <w:r>
-        <w:rPr>
-          <w:rFonts w:ascii="Arial" w:hAnsi="Arial" w:cs="Arial"/>
-          <w:b/>
-          <w:bCs/>
-          <w:sz w:val="20"/>
-          <w:szCs w:val="20"/>
-        </w:rPr>
-        <w:t>front-end</w:t>
-      </w:r>
-      <w:proofErr w:type="spellEnd"/>
-      <w:r>
-        <w:rPr>
-          <w:rFonts w:ascii="Arial" w:hAnsi="Arial" w:cs="Arial"/>
-          <w:b/>
-          <w:bCs/>
-          <w:sz w:val="20"/>
-          <w:szCs w:val="20"/>
-        </w:rPr>
-        <w:t xml:space="preserve"> y back-</w:t>
-      </w:r>
-      <w:proofErr w:type="spellStart"/>
-      <w:r>
-        <w:rPr>
-          <w:rFonts w:ascii="Arial" w:hAnsi="Arial" w:cs="Arial"/>
-          <w:b/>
-          <w:bCs/>
-          <w:sz w:val="20"/>
-          <w:szCs w:val="20"/>
-        </w:rPr>
-        <w:t>end</w:t>
-      </w:r>
-      <w:proofErr w:type="spellEnd"/>
+      <w:r>
+        <w:rPr>
+          <w:rFonts w:ascii="Arial" w:hAnsi="Arial" w:cs="Arial"/>
+          <w:sz w:val="20"/>
+          <w:szCs w:val="20"/>
+        </w:rPr>
+        <w:t>npm start</w:t>
+      </w:r>
+    </w:p>
+    <w:p>
+      <w:pPr>
+        <w:rPr>
+          <w:rFonts w:ascii="Arial" w:hAnsi="Arial" w:cs="Arial"/>
+          <w:sz w:val="20"/>
+          <w:szCs w:val="20"/>
+        </w:rPr>
+      </w:pPr>
+      <w:r>
+        <w:rPr>
+          <w:rFonts w:ascii="Arial" w:hAnsi="Arial" w:cs="Arial"/>
+          <w:sz w:val="20"/>
+          <w:szCs w:val="20"/>
+        </w:rPr>
+        <w:t>Esto levantará el servidor de React en http://localhost:3000.</w:t>
+      </w:r>
+    </w:p>
+    <w:p>
+      <w:pPr>
+        <w:rPr>
+          <w:rFonts w:ascii="Arial" w:hAnsi="Arial" w:cs="Arial"/>
+          <w:b/>
+          <w:bCs/>
+          <w:sz w:val="20"/>
+          <w:szCs w:val="20"/>
+        </w:rPr>
+      </w:pPr>
+      <w:r>
+        <w:rPr>
+          <w:rFonts w:ascii="Arial" w:hAnsi="Arial" w:cs="Arial"/>
+          <w:b/>
+          <w:bCs/>
+          <w:sz w:val="20"/>
+          <w:szCs w:val="20"/>
+        </w:rPr>
+        <w:t>Paso 5: Desarrollo y comunicación entre front-end y back-end</w:t>
+      </w:r>
     </w:p>
     <w:p>
       <w:pPr>
@@ -6418,7 +4184,6 @@
           <w:szCs w:val="20"/>
         </w:rPr>
       </w:pPr>
-      <w:proofErr w:type="spellStart"/>
       <w:r>
         <w:rPr>
           <w:rFonts w:ascii="Arial" w:hAnsi="Arial" w:cs="Arial"/>
@@ -6429,32 +4194,13 @@
         </w:rPr>
         <w:t>React</w:t>
       </w:r>
-      <w:proofErr w:type="spellEnd"/>
-      <w:r>
-        <w:rPr>
-          <w:rFonts w:ascii="Arial" w:hAnsi="Arial" w:cs="Arial"/>
-          <w:sz w:val="20"/>
-          <w:szCs w:val="20"/>
-        </w:rPr>
-        <w:t xml:space="preserve"> hará solicitudes POST a http://localhost:5000/api/predict (o cualquier otra ruta que configures en </w:t>
-      </w:r>
-      <w:proofErr w:type="spellStart"/>
-      <w:r>
-        <w:rPr>
-          <w:rFonts w:ascii="Arial" w:hAnsi="Arial" w:cs="Arial"/>
-          <w:sz w:val="20"/>
-          <w:szCs w:val="20"/>
-        </w:rPr>
-        <w:t>Flask</w:t>
-      </w:r>
-      <w:proofErr w:type="spellEnd"/>
-      <w:r>
-        <w:rPr>
-          <w:rFonts w:ascii="Arial" w:hAnsi="Arial" w:cs="Arial"/>
-          <w:sz w:val="20"/>
-          <w:szCs w:val="20"/>
-        </w:rPr>
-        <w:t>).</w:t>
+      <w:r>
+        <w:rPr>
+          <w:rFonts w:ascii="Arial" w:hAnsi="Arial" w:cs="Arial"/>
+          <w:sz w:val="20"/>
+          <w:szCs w:val="20"/>
+        </w:rPr>
+        <w:t xml:space="preserve"> hará solicitudes POST a http://localhost:5000/api/predict (o cualquier otra ruta que configures en Flask).</w:t>
       </w:r>
     </w:p>
     <w:p>
@@ -6469,23 +4215,13 @@
           <w:szCs w:val="20"/>
         </w:rPr>
       </w:pPr>
-      <w:proofErr w:type="spellStart"/>
-      <w:r>
-        <w:rPr>
-          <w:rFonts w:ascii="Arial" w:hAnsi="Arial" w:cs="Arial"/>
-          <w:sz w:val="20"/>
-          <w:szCs w:val="20"/>
-        </w:rPr>
-        <w:t>Flask</w:t>
-      </w:r>
-      <w:proofErr w:type="spellEnd"/>
-      <w:r>
-        <w:rPr>
-          <w:rFonts w:ascii="Arial" w:hAnsi="Arial" w:cs="Arial"/>
-          <w:sz w:val="20"/>
-          <w:szCs w:val="20"/>
-        </w:rPr>
-        <w:t xml:space="preserve"> procesará la solicitud, ejecutará la lógica de predicción y devolverá una respuesta en formato JSON.</w:t>
+      <w:r>
+        <w:rPr>
+          <w:rFonts w:ascii="Arial" w:hAnsi="Arial" w:cs="Arial"/>
+          <w:sz w:val="20"/>
+          <w:szCs w:val="20"/>
+        </w:rPr>
+        <w:t>Flask procesará la solicitud, ejecutará la lógica de predicción y devolverá una respuesta en formato JSON.</w:t>
       </w:r>
     </w:p>
     <w:p>
@@ -6500,23 +4236,13 @@
           <w:szCs w:val="20"/>
         </w:rPr>
       </w:pPr>
-      <w:proofErr w:type="spellStart"/>
-      <w:r>
-        <w:rPr>
-          <w:rFonts w:ascii="Arial" w:hAnsi="Arial" w:cs="Arial"/>
-          <w:sz w:val="20"/>
-          <w:szCs w:val="20"/>
-        </w:rPr>
-        <w:t>React</w:t>
-      </w:r>
-      <w:proofErr w:type="spellEnd"/>
-      <w:r>
-        <w:rPr>
-          <w:rFonts w:ascii="Arial" w:hAnsi="Arial" w:cs="Arial"/>
-          <w:sz w:val="20"/>
-          <w:szCs w:val="20"/>
-        </w:rPr>
-        <w:t xml:space="preserve"> manejará esa respuesta y actualizará la interfaz de usuario en consecuencia.</w:t>
+      <w:r>
+        <w:rPr>
+          <w:rFonts w:ascii="Arial" w:hAnsi="Arial" w:cs="Arial"/>
+          <w:sz w:val="20"/>
+          <w:szCs w:val="20"/>
+        </w:rPr>
+        <w:t>React manejará esa respuesta y actualizará la interfaz de usuario en consecuencia.</w:t>
       </w:r>
     </w:p>
     <w:p>
@@ -6578,65 +4304,16 @@
           <w:sz w:val="20"/>
           <w:szCs w:val="20"/>
         </w:rPr>
-        <w:t>back-</w:t>
-      </w:r>
-      <w:proofErr w:type="spellStart"/>
-      <w:r>
-        <w:rPr>
-          <w:rFonts w:ascii="Arial" w:hAnsi="Arial" w:cs="Arial"/>
-          <w:b/>
-          <w:bCs/>
-          <w:sz w:val="20"/>
-          <w:szCs w:val="20"/>
-        </w:rPr>
-        <w:t>end</w:t>
-      </w:r>
-      <w:proofErr w:type="spellEnd"/>
-      <w:r>
-        <w:rPr>
-          <w:rFonts w:ascii="Arial" w:hAnsi="Arial" w:cs="Arial"/>
-          <w:sz w:val="20"/>
-          <w:szCs w:val="20"/>
-        </w:rPr>
-        <w:t xml:space="preserve"> (</w:t>
-      </w:r>
-      <w:proofErr w:type="spellStart"/>
-      <w:r>
-        <w:rPr>
-          <w:rFonts w:ascii="Arial" w:hAnsi="Arial" w:cs="Arial"/>
-          <w:sz w:val="20"/>
-          <w:szCs w:val="20"/>
-        </w:rPr>
-        <w:t>backend</w:t>
-      </w:r>
-      <w:proofErr w:type="spellEnd"/>
-      <w:r>
-        <w:rPr>
-          <w:rFonts w:ascii="Arial" w:hAnsi="Arial" w:cs="Arial"/>
-          <w:sz w:val="20"/>
-          <w:szCs w:val="20"/>
-        </w:rPr>
-        <w:t xml:space="preserve">/ con </w:t>
-      </w:r>
-      <w:proofErr w:type="spellStart"/>
-      <w:r>
-        <w:rPr>
-          <w:rFonts w:ascii="Arial" w:hAnsi="Arial" w:cs="Arial"/>
-          <w:sz w:val="20"/>
-          <w:szCs w:val="20"/>
-        </w:rPr>
-        <w:t>Flask</w:t>
-      </w:r>
-      <w:proofErr w:type="spellEnd"/>
-      <w:r>
-        <w:rPr>
-          <w:rFonts w:ascii="Arial" w:hAnsi="Arial" w:cs="Arial"/>
-          <w:sz w:val="20"/>
-          <w:szCs w:val="20"/>
-        </w:rPr>
-        <w:t xml:space="preserve">) y otra para el </w:t>
-      </w:r>
-      <w:proofErr w:type="spellStart"/>
+        <w:t>back-end</w:t>
+      </w:r>
+      <w:r>
+        <w:rPr>
+          <w:rFonts w:ascii="Arial" w:hAnsi="Arial" w:cs="Arial"/>
+          <w:sz w:val="20"/>
+          <w:szCs w:val="20"/>
+        </w:rPr>
+        <w:t xml:space="preserve"> (backend/ con Flask) y otra para el </w:t>
+      </w:r>
       <w:r>
         <w:rPr>
           <w:rFonts w:ascii="Arial" w:hAnsi="Arial" w:cs="Arial"/>
@@ -6647,50 +4324,13 @@
         </w:rPr>
         <w:t>front-end</w:t>
       </w:r>
-      <w:proofErr w:type="spellEnd"/>
-      <w:r>
-        <w:rPr>
-          <w:rFonts w:ascii="Arial" w:hAnsi="Arial" w:cs="Arial"/>
-          <w:sz w:val="20"/>
-          <w:szCs w:val="20"/>
-        </w:rPr>
-        <w:t xml:space="preserve"> (</w:t>
-      </w:r>
-      <w:proofErr w:type="spellStart"/>
-      <w:r>
-        <w:rPr>
-          <w:rFonts w:ascii="Arial" w:hAnsi="Arial" w:cs="Arial"/>
-          <w:sz w:val="20"/>
-          <w:szCs w:val="20"/>
-        </w:rPr>
-        <w:t>frontend</w:t>
-      </w:r>
-      <w:proofErr w:type="spellEnd"/>
-      <w:r>
-        <w:rPr>
-          <w:rFonts w:ascii="Arial" w:hAnsi="Arial" w:cs="Arial"/>
-          <w:sz w:val="20"/>
-          <w:szCs w:val="20"/>
-        </w:rPr>
-        <w:t xml:space="preserve">/ con </w:t>
-      </w:r>
-      <w:proofErr w:type="spellStart"/>
-      <w:r>
-        <w:rPr>
-          <w:rFonts w:ascii="Arial" w:hAnsi="Arial" w:cs="Arial"/>
-          <w:sz w:val="20"/>
-          <w:szCs w:val="20"/>
-        </w:rPr>
-        <w:t>React</w:t>
-      </w:r>
-      <w:proofErr w:type="spellEnd"/>
-      <w:r>
-        <w:rPr>
-          <w:rFonts w:ascii="Arial" w:hAnsi="Arial" w:cs="Arial"/>
-          <w:sz w:val="20"/>
-          <w:szCs w:val="20"/>
-        </w:rPr>
-        <w:t>).</w:t>
+      <w:r>
+        <w:rPr>
+          <w:rFonts w:ascii="Arial" w:hAnsi="Arial" w:cs="Arial"/>
+          <w:sz w:val="20"/>
+          <w:szCs w:val="20"/>
+        </w:rPr>
+        <w:t xml:space="preserve"> (frontend/ con React).</w:t>
       </w:r>
     </w:p>
     <w:p>
@@ -6722,61 +4362,7 @@
           <w:sz w:val="20"/>
           <w:szCs w:val="20"/>
         </w:rPr>
-        <w:t xml:space="preserve">: El </w:t>
-      </w:r>
-      <w:proofErr w:type="spellStart"/>
-      <w:r>
-        <w:rPr>
-          <w:rFonts w:ascii="Arial" w:hAnsi="Arial" w:cs="Arial"/>
-          <w:sz w:val="20"/>
-          <w:szCs w:val="20"/>
-        </w:rPr>
-        <w:t>front-end</w:t>
-      </w:r>
-      <w:proofErr w:type="spellEnd"/>
-      <w:r>
-        <w:rPr>
-          <w:rFonts w:ascii="Arial" w:hAnsi="Arial" w:cs="Arial"/>
-          <w:sz w:val="20"/>
-          <w:szCs w:val="20"/>
-        </w:rPr>
-        <w:t xml:space="preserve"> hace solicitudes a las rutas del back-</w:t>
-      </w:r>
-      <w:proofErr w:type="spellStart"/>
-      <w:r>
-        <w:rPr>
-          <w:rFonts w:ascii="Arial" w:hAnsi="Arial" w:cs="Arial"/>
-          <w:sz w:val="20"/>
-          <w:szCs w:val="20"/>
-        </w:rPr>
-        <w:t>end</w:t>
-      </w:r>
-      <w:proofErr w:type="spellEnd"/>
-      <w:r>
-        <w:rPr>
-          <w:rFonts w:ascii="Arial" w:hAnsi="Arial" w:cs="Arial"/>
-          <w:sz w:val="20"/>
-          <w:szCs w:val="20"/>
-        </w:rPr>
-        <w:t xml:space="preserve"> (API </w:t>
-      </w:r>
-      <w:proofErr w:type="spellStart"/>
-      <w:r>
-        <w:rPr>
-          <w:rFonts w:ascii="Arial" w:hAnsi="Arial" w:cs="Arial"/>
-          <w:sz w:val="20"/>
-          <w:szCs w:val="20"/>
-        </w:rPr>
-        <w:t>Flask</w:t>
-      </w:r>
-      <w:proofErr w:type="spellEnd"/>
-      <w:r>
-        <w:rPr>
-          <w:rFonts w:ascii="Arial" w:hAnsi="Arial" w:cs="Arial"/>
-          <w:sz w:val="20"/>
-          <w:szCs w:val="20"/>
-        </w:rPr>
-        <w:t>) y recibe datos en formato JSON.</w:t>
+        <w:t>: El front-end hace solicitudes a las rutas del back-end (API Flask) y recibe datos en formato JSON.</w:t>
       </w:r>
     </w:p>
     <w:p>
@@ -6807,61 +4393,7 @@
           <w:sz w:val="20"/>
           <w:szCs w:val="20"/>
         </w:rPr>
-        <w:t xml:space="preserve">: Necesitas habilitar CORS en </w:t>
-      </w:r>
-      <w:proofErr w:type="spellStart"/>
-      <w:r>
-        <w:rPr>
-          <w:rFonts w:ascii="Arial" w:hAnsi="Arial" w:cs="Arial"/>
-          <w:sz w:val="20"/>
-          <w:szCs w:val="20"/>
-        </w:rPr>
-        <w:t>Flask</w:t>
-      </w:r>
-      <w:proofErr w:type="spellEnd"/>
-      <w:r>
-        <w:rPr>
-          <w:rFonts w:ascii="Arial" w:hAnsi="Arial" w:cs="Arial"/>
-          <w:sz w:val="20"/>
-          <w:szCs w:val="20"/>
-        </w:rPr>
-        <w:t xml:space="preserve"> para que </w:t>
-      </w:r>
-      <w:proofErr w:type="spellStart"/>
-      <w:r>
-        <w:rPr>
-          <w:rFonts w:ascii="Arial" w:hAnsi="Arial" w:cs="Arial"/>
-          <w:sz w:val="20"/>
-          <w:szCs w:val="20"/>
-        </w:rPr>
-        <w:t>React</w:t>
-      </w:r>
-      <w:proofErr w:type="spellEnd"/>
-      <w:r>
-        <w:rPr>
-          <w:rFonts w:ascii="Arial" w:hAnsi="Arial" w:cs="Arial"/>
-          <w:sz w:val="20"/>
-          <w:szCs w:val="20"/>
-        </w:rPr>
-        <w:t xml:space="preserve"> pueda hacer solicitudes al servidor </w:t>
-      </w:r>
-      <w:proofErr w:type="spellStart"/>
-      <w:r>
-        <w:rPr>
-          <w:rFonts w:ascii="Arial" w:hAnsi="Arial" w:cs="Arial"/>
-          <w:sz w:val="20"/>
-          <w:szCs w:val="20"/>
-        </w:rPr>
-        <w:t>Flask</w:t>
-      </w:r>
-      <w:proofErr w:type="spellEnd"/>
-      <w:r>
-        <w:rPr>
-          <w:rFonts w:ascii="Arial" w:hAnsi="Arial" w:cs="Arial"/>
-          <w:sz w:val="20"/>
-          <w:szCs w:val="20"/>
-        </w:rPr>
-        <w:t xml:space="preserve"> sin problemas.</w:t>
+        <w:t>: Necesitas habilitar CORS en Flask para que React pueda hacer solicitudes al servidor Flask sin problemas.</w:t>
       </w:r>
     </w:p>
     <w:p>
@@ -6928,7 +4460,6 @@
         </w:rPr>
         <w:t xml:space="preserve">1. </w:t>
       </w:r>
-      <w:proofErr w:type="spellStart"/>
       <w:r>
         <w:rPr>
           <w:rFonts w:ascii="Arial" w:hAnsi="Arial" w:cs="Arial"/>
@@ -6938,113 +4469,22 @@
           <w:iCs/>
           <w:color w:val="595959" w:themeColor="text1" w:themeTint="A6"/>
         </w:rPr>
-        <w:t>pip</w:t>
-      </w:r>
-      <w:proofErr w:type="spellEnd"/>
-      <w:r>
-        <w:rPr>
-          <w:rFonts w:ascii="Arial" w:hAnsi="Arial" w:cs="Arial"/>
-          <w:b/>
-          <w:bCs/>
-          <w:i/>
-          <w:iCs/>
-          <w:color w:val="595959" w:themeColor="text1" w:themeTint="A6"/>
-        </w:rPr>
-        <w:t xml:space="preserve"> </w:t>
-      </w:r>
-      <w:proofErr w:type="spellStart"/>
-      <w:r>
-        <w:rPr>
-          <w:rFonts w:ascii="Arial" w:hAnsi="Arial" w:cs="Arial"/>
-          <w:b/>
-          <w:bCs/>
-          <w:i/>
-          <w:iCs/>
-          <w:color w:val="595959" w:themeColor="text1" w:themeTint="A6"/>
-        </w:rPr>
-        <w:t>install</w:t>
-      </w:r>
-      <w:proofErr w:type="spellEnd"/>
-      <w:r>
-        <w:rPr>
-          <w:rFonts w:ascii="Arial" w:hAnsi="Arial" w:cs="Arial"/>
-          <w:b/>
-          <w:bCs/>
-          <w:i/>
-          <w:iCs/>
-          <w:color w:val="595959" w:themeColor="text1" w:themeTint="A6"/>
-        </w:rPr>
-        <w:t xml:space="preserve"> </w:t>
-      </w:r>
-      <w:proofErr w:type="spellStart"/>
-      <w:r>
-        <w:rPr>
-          <w:rFonts w:ascii="Arial" w:hAnsi="Arial" w:cs="Arial"/>
-          <w:b/>
-          <w:bCs/>
-          <w:i/>
-          <w:iCs/>
-          <w:color w:val="595959" w:themeColor="text1" w:themeTint="A6"/>
-        </w:rPr>
-        <w:t>flask-sqlalchemy</w:t>
-      </w:r>
-      <w:proofErr w:type="spellEnd"/>
-      <w:r>
-        <w:rPr>
-          <w:rFonts w:ascii="Arial" w:hAnsi="Arial" w:cs="Arial"/>
-          <w:b/>
-          <w:bCs/>
-          <w:i/>
-          <w:iCs/>
-          <w:color w:val="595959" w:themeColor="text1" w:themeTint="A6"/>
-        </w:rPr>
-        <w:t xml:space="preserve"> </w:t>
-      </w:r>
-      <w:proofErr w:type="spellStart"/>
-      <w:r>
-        <w:rPr>
-          <w:rFonts w:ascii="Arial" w:hAnsi="Arial" w:cs="Arial"/>
-          <w:b/>
-          <w:bCs/>
-          <w:i/>
-          <w:iCs/>
-          <w:color w:val="595959" w:themeColor="text1" w:themeTint="A6"/>
-        </w:rPr>
-        <w:t>pymysql</w:t>
-      </w:r>
-      <w:proofErr w:type="spellEnd"/>
-    </w:p>
-    <w:p>
-      <w:pPr>
-        <w:rPr>
-          <w:rFonts w:ascii="Arial" w:hAnsi="Arial" w:cs="Arial"/>
-        </w:rPr>
-      </w:pPr>
-      <w:r>
-        <w:rPr>
-          <w:rFonts w:ascii="Arial" w:hAnsi="Arial" w:cs="Arial"/>
-          <w:b/>
-          <w:bCs/>
-        </w:rPr>
-        <w:t>2. en _</w:t>
-      </w:r>
-      <w:proofErr w:type="spellStart"/>
-      <w:r>
-        <w:rPr>
-          <w:rFonts w:ascii="Arial" w:hAnsi="Arial" w:cs="Arial"/>
-          <w:b/>
-          <w:bCs/>
-        </w:rPr>
-        <w:t>init</w:t>
-      </w:r>
-      <w:proofErr w:type="spellEnd"/>
-      <w:r>
-        <w:rPr>
-          <w:rFonts w:ascii="Arial" w:hAnsi="Arial" w:cs="Arial"/>
-          <w:b/>
-          <w:bCs/>
-        </w:rPr>
-        <w:t>_ configuramos la conexión</w:t>
+        <w:t>pip install flask-sqlalchemy pymysql</w:t>
+      </w:r>
+    </w:p>
+    <w:p>
+      <w:pPr>
+        <w:rPr>
+          <w:rFonts w:ascii="Arial" w:hAnsi="Arial" w:cs="Arial"/>
+        </w:rPr>
+      </w:pPr>
+      <w:r>
+        <w:rPr>
+          <w:rFonts w:ascii="Arial" w:hAnsi="Arial" w:cs="Arial"/>
+          <w:b/>
+          <w:bCs/>
+        </w:rPr>
+        <w:t>2. en _init_ configuramos la conexión</w:t>
       </w:r>
       <w:r>
         <w:rPr>
@@ -7113,25 +4553,7 @@
           <w:b/>
           <w:bCs/>
         </w:rPr>
-        <w:t>3. Creamos la carpeta “</w:t>
-      </w:r>
-      <w:proofErr w:type="spellStart"/>
-      <w:r>
-        <w:rPr>
-          <w:rFonts w:ascii="Arial" w:hAnsi="Arial" w:cs="Arial"/>
-          <w:b/>
-          <w:bCs/>
-        </w:rPr>
-        <w:t>Models</w:t>
-      </w:r>
-      <w:proofErr w:type="spellEnd"/>
-      <w:r>
-        <w:rPr>
-          <w:rFonts w:ascii="Arial" w:hAnsi="Arial" w:cs="Arial"/>
-          <w:b/>
-          <w:bCs/>
-        </w:rPr>
-        <w:t>” y creamos las tablas</w:t>
+        <w:t>3. Creamos la carpeta “Models” y creamos las tablas</w:t>
       </w:r>
       <w:r>
         <w:rPr>
@@ -7208,18 +4630,8 @@
           <w:b/>
           <w:bCs/>
         </w:rPr>
-        <w:t xml:space="preserve">4. Crear la base de datos desde </w:t>
-      </w:r>
-      <w:proofErr w:type="spellStart"/>
-      <w:r>
-        <w:rPr>
-          <w:rFonts w:ascii="Arial" w:hAnsi="Arial" w:cs="Arial"/>
-          <w:b/>
-          <w:bCs/>
-        </w:rPr>
-        <w:t>Flask</w:t>
-      </w:r>
-      <w:proofErr w:type="spellEnd"/>
+        <w:t>4. Crear la base de datos desde Flask</w:t>
+      </w:r>
       <w:r>
         <w:rPr>
           <w:rFonts w:ascii="Arial" w:hAnsi="Arial" w:cs="Arial"/>
@@ -7269,17 +4681,16 @@
           <w:rFonts w:ascii="Arial" w:hAnsi="Arial" w:cs="Arial"/>
           <w:lang w:val="en-GB"/>
         </w:rPr>
-        <w:t xml:space="preserve">from app import app, </w:t>
-      </w:r>
-      <w:proofErr w:type="spellStart"/>
-      <w:r>
+        <w:t>from app import app, db</w:t>
+      </w:r>
+    </w:p>
+    <w:p>
+      <w:pPr>
         <w:rPr>
           <w:rFonts w:ascii="Arial" w:hAnsi="Arial" w:cs="Arial"/>
           <w:lang w:val="en-GB"/>
         </w:rPr>
-        <w:t>db</w:t>
-      </w:r>
-      <w:proofErr w:type="spellEnd"/>
+      </w:pPr>
     </w:p>
     <w:p>
       <w:pPr>
@@ -7288,92 +4699,27 @@
           <w:lang w:val="en-GB"/>
         </w:rPr>
       </w:pPr>
-    </w:p>
-    <w:p>
-      <w:pPr>
+      <w:r>
         <w:rPr>
           <w:rFonts w:ascii="Arial" w:hAnsi="Arial" w:cs="Arial"/>
           <w:lang w:val="en-GB"/>
         </w:rPr>
-      </w:pPr>
-      <w:r>
+        <w:t>with app.app_context():</w:t>
+      </w:r>
+    </w:p>
+    <w:p>
+      <w:pPr>
         <w:rPr>
           <w:rFonts w:ascii="Arial" w:hAnsi="Arial" w:cs="Arial"/>
           <w:lang w:val="en-GB"/>
         </w:rPr>
-        <w:t xml:space="preserve">with </w:t>
-      </w:r>
-      <w:proofErr w:type="spellStart"/>
+      </w:pPr>
       <w:r>
         <w:rPr>
           <w:rFonts w:ascii="Arial" w:hAnsi="Arial" w:cs="Arial"/>
           <w:lang w:val="en-GB"/>
         </w:rPr>
-        <w:t>app.app_</w:t>
-      </w:r>
-      <w:proofErr w:type="gramStart"/>
-      <w:r>
-        <w:rPr>
-          <w:rFonts w:ascii="Arial" w:hAnsi="Arial" w:cs="Arial"/>
-          <w:lang w:val="en-GB"/>
-        </w:rPr>
-        <w:t>context</w:t>
-      </w:r>
-      <w:proofErr w:type="spellEnd"/>
-      <w:r>
-        <w:rPr>
-          <w:rFonts w:ascii="Arial" w:hAnsi="Arial" w:cs="Arial"/>
-          <w:lang w:val="en-GB"/>
-        </w:rPr>
-        <w:t>(</w:t>
-      </w:r>
-      <w:proofErr w:type="gramEnd"/>
-      <w:r>
-        <w:rPr>
-          <w:rFonts w:ascii="Arial" w:hAnsi="Arial" w:cs="Arial"/>
-          <w:lang w:val="en-GB"/>
-        </w:rPr>
-        <w:t>):</w:t>
-      </w:r>
-    </w:p>
-    <w:p>
-      <w:pPr>
-        <w:rPr>
-          <w:rFonts w:ascii="Arial" w:hAnsi="Arial" w:cs="Arial"/>
-          <w:lang w:val="en-GB"/>
-        </w:rPr>
-      </w:pPr>
-      <w:r>
-        <w:rPr>
-          <w:rFonts w:ascii="Arial" w:hAnsi="Arial" w:cs="Arial"/>
-          <w:lang w:val="en-GB"/>
-        </w:rPr>
-        <w:t xml:space="preserve">    </w:t>
-      </w:r>
-      <w:proofErr w:type="spellStart"/>
-      <w:proofErr w:type="gramStart"/>
-      <w:r>
-        <w:rPr>
-          <w:rFonts w:ascii="Arial" w:hAnsi="Arial" w:cs="Arial"/>
-          <w:lang w:val="en-GB"/>
-        </w:rPr>
-        <w:t>db.create</w:t>
-      </w:r>
-      <w:proofErr w:type="gramEnd"/>
-      <w:r>
-        <w:rPr>
-          <w:rFonts w:ascii="Arial" w:hAnsi="Arial" w:cs="Arial"/>
-          <w:lang w:val="en-GB"/>
-        </w:rPr>
-        <w:t>_all</w:t>
-      </w:r>
-      <w:proofErr w:type="spellEnd"/>
-      <w:r>
-        <w:rPr>
-          <w:rFonts w:ascii="Arial" w:hAnsi="Arial" w:cs="Arial"/>
-          <w:lang w:val="en-GB"/>
-        </w:rPr>
-        <w:t>()</w:t>
+        <w:t xml:space="preserve">    db.create_all()</w:t>
       </w:r>
       <w:r>
         <w:rPr>
@@ -7409,25 +4755,7 @@
           <w:b/>
           <w:bCs/>
         </w:rPr>
-        <w:t xml:space="preserve">Creamos la carpeta </w:t>
-      </w:r>
-      <w:proofErr w:type="spellStart"/>
-      <w:r>
-        <w:rPr>
-          <w:rFonts w:ascii="Arial" w:hAnsi="Arial" w:cs="Arial"/>
-          <w:b/>
-          <w:bCs/>
-        </w:rPr>
-        <w:t>data_import</w:t>
-      </w:r>
-      <w:proofErr w:type="spellEnd"/>
-      <w:r>
-        <w:rPr>
-          <w:rFonts w:ascii="Arial" w:hAnsi="Arial" w:cs="Arial"/>
-          <w:b/>
-          <w:bCs/>
-        </w:rPr>
-        <w:t xml:space="preserve"> donde haremos conexión con la API</w:t>
+        <w:t>Creamos la carpeta data_import donde haremos conexión con la API</w:t>
       </w:r>
       <w:r>
         <w:rPr>
@@ -7495,21 +4823,7 @@
           <w:rFonts w:ascii="Arial" w:hAnsi="Arial" w:cs="Arial"/>
         </w:rPr>
         <w:lastRenderedPageBreak/>
-        <w:t xml:space="preserve">Y luego añadimos el método post en </w:t>
-      </w:r>
-      <w:proofErr w:type="spellStart"/>
-      <w:r>
-        <w:rPr>
-          <w:rFonts w:ascii="Arial" w:hAnsi="Arial" w:cs="Arial"/>
-        </w:rPr>
-        <w:t>routes</w:t>
-      </w:r>
-      <w:proofErr w:type="spellEnd"/>
-      <w:r>
-        <w:rPr>
-          <w:rFonts w:ascii="Arial" w:hAnsi="Arial" w:cs="Arial"/>
-        </w:rPr>
-        <w:t>:</w:t>
+        <w:t>Y luego añadimos el método post en routes:</w:t>
       </w:r>
       <w:r>
         <w:rPr>
@@ -7591,89 +4905,23 @@
           <w:rFonts w:ascii="Arial" w:hAnsi="Arial" w:cs="Arial"/>
           <w:lang w:val="en-GB"/>
         </w:rPr>
-        <w:t xml:space="preserve">pip install </w:t>
-      </w:r>
-      <w:proofErr w:type="spellStart"/>
-      <w:r>
+        <w:t>pip install nba_api</w:t>
+      </w:r>
+    </w:p>
+    <w:p>
+      <w:pPr>
         <w:rPr>
           <w:rFonts w:ascii="Arial" w:hAnsi="Arial" w:cs="Arial"/>
           <w:lang w:val="en-GB"/>
         </w:rPr>
-        <w:t>nba_api</w:t>
-      </w:r>
-      <w:proofErr w:type="spellEnd"/>
-    </w:p>
-    <w:p>
-      <w:pPr>
+      </w:pPr>
+      <w:r>
         <w:rPr>
           <w:rFonts w:ascii="Arial" w:hAnsi="Arial" w:cs="Arial"/>
           <w:lang w:val="en-GB"/>
         </w:rPr>
-      </w:pPr>
-      <w:r>
-        <w:rPr>
-          <w:rFonts w:ascii="Arial" w:hAnsi="Arial" w:cs="Arial"/>
-          <w:lang w:val="en-GB"/>
-        </w:rPr>
-        <w:t xml:space="preserve">pip install </w:t>
-      </w:r>
-      <w:proofErr w:type="spellStart"/>
-      <w:r>
-        <w:rPr>
-          <w:rFonts w:ascii="Arial" w:hAnsi="Arial" w:cs="Arial"/>
-          <w:lang w:val="en-GB"/>
-        </w:rPr>
-        <w:t>numpy</w:t>
-      </w:r>
-      <w:proofErr w:type="spellEnd"/>
-      <w:r>
-        <w:rPr>
-          <w:rFonts w:ascii="Arial" w:hAnsi="Arial" w:cs="Arial"/>
-          <w:lang w:val="en-GB"/>
-        </w:rPr>
-        <w:t xml:space="preserve"> </w:t>
-      </w:r>
-      <w:proofErr w:type="gramStart"/>
-      <w:r>
-        <w:rPr>
-          <w:rFonts w:ascii="Arial" w:hAnsi="Arial" w:cs="Arial"/>
-          <w:lang w:val="en-GB"/>
-        </w:rPr>
-        <w:t>pandas</w:t>
-      </w:r>
-      <w:proofErr w:type="gramEnd"/>
-      <w:r>
-        <w:rPr>
-          <w:rFonts w:ascii="Arial" w:hAnsi="Arial" w:cs="Arial"/>
-          <w:lang w:val="en-GB"/>
-        </w:rPr>
-        <w:t xml:space="preserve"> requests Flask </w:t>
-      </w:r>
-      <w:proofErr w:type="spellStart"/>
-      <w:r>
-        <w:rPr>
-          <w:rFonts w:ascii="Arial" w:hAnsi="Arial" w:cs="Arial"/>
-          <w:lang w:val="en-GB"/>
-        </w:rPr>
-        <w:t>SQLAlchemy</w:t>
-      </w:r>
-      <w:proofErr w:type="spellEnd"/>
-      <w:r>
-        <w:rPr>
-          <w:rFonts w:ascii="Arial" w:hAnsi="Arial" w:cs="Arial"/>
-          <w:lang w:val="en-GB"/>
-        </w:rPr>
-        <w:t xml:space="preserve"> </w:t>
-      </w:r>
-      <w:proofErr w:type="spellStart"/>
-      <w:r>
-        <w:rPr>
-          <w:rFonts w:ascii="Arial" w:hAnsi="Arial" w:cs="Arial"/>
-          <w:lang w:val="en-GB"/>
-        </w:rPr>
-        <w:t>mysqlclient</w:t>
-      </w:r>
-      <w:proofErr w:type="spellEnd"/>
+        <w:t>pip install numpy pandas requests Flask SQLAlchemy mysqlclient</w:t>
+      </w:r>
     </w:p>
     <w:p>
       <w:pPr>
@@ -7746,45 +4994,8 @@
           <w:szCs w:val="28"/>
           <w:lang w:val="en-GB"/>
         </w:rPr>
-        <w:t xml:space="preserve">1. </w:t>
-      </w:r>
-      <w:proofErr w:type="spellStart"/>
-      <w:r>
-        <w:rPr>
-          <w:rFonts w:ascii="Arial" w:hAnsi="Arial" w:cs="Arial"/>
-          <w:b/>
-          <w:bCs/>
-          <w:sz w:val="28"/>
-          <w:szCs w:val="28"/>
-          <w:lang w:val="en-GB"/>
-        </w:rPr>
-        <w:t>Importar</w:t>
-      </w:r>
-      <w:proofErr w:type="spellEnd"/>
-      <w:r>
-        <w:rPr>
-          <w:rFonts w:ascii="Arial" w:hAnsi="Arial" w:cs="Arial"/>
-          <w:b/>
-          <w:bCs/>
-          <w:sz w:val="28"/>
-          <w:szCs w:val="28"/>
-          <w:lang w:val="en-GB"/>
-        </w:rPr>
-        <w:t xml:space="preserve"> </w:t>
-      </w:r>
-      <w:proofErr w:type="spellStart"/>
-      <w:r>
-        <w:rPr>
-          <w:rFonts w:ascii="Arial" w:hAnsi="Arial" w:cs="Arial"/>
-          <w:b/>
-          <w:bCs/>
-          <w:sz w:val="28"/>
-          <w:szCs w:val="28"/>
-          <w:lang w:val="en-GB"/>
-        </w:rPr>
-        <w:t>Equipos</w:t>
-      </w:r>
-      <w:proofErr w:type="spellEnd"/>
+        <w:t>1. Importar Equipos</w:t>
+      </w:r>
     </w:p>
     <w:p>
       <w:pPr>
@@ -7858,105 +5069,15 @@
           <w:sz w:val="20"/>
           <w:szCs w:val="20"/>
         </w:rPr>
-        <w:t xml:space="preserve">Como solo </w:t>
-      </w:r>
-      <w:proofErr w:type="spellStart"/>
-      <w:r>
-        <w:rPr>
-          <w:rFonts w:ascii="Arial" w:hAnsi="Arial" w:cs="Arial"/>
-          <w:sz w:val="20"/>
-          <w:szCs w:val="20"/>
-        </w:rPr>
-        <w:t>temenos</w:t>
-      </w:r>
-      <w:proofErr w:type="spellEnd"/>
-      <w:r>
-        <w:rPr>
-          <w:rFonts w:ascii="Arial" w:hAnsi="Arial" w:cs="Arial"/>
-          <w:sz w:val="20"/>
-          <w:szCs w:val="20"/>
-        </w:rPr>
-        <w:t xml:space="preserve"> 2 filas, </w:t>
-      </w:r>
-      <w:proofErr w:type="spellStart"/>
-      <w:r>
-        <w:rPr>
-          <w:rFonts w:ascii="Arial" w:hAnsi="Arial" w:cs="Arial"/>
-          <w:sz w:val="20"/>
-          <w:szCs w:val="20"/>
-        </w:rPr>
-        <w:t>id_</w:t>
-      </w:r>
-      <w:r>
-        <w:rPr>
-          <w:rFonts w:ascii="Arial" w:hAnsi="Arial" w:cs="Arial"/>
-          <w:sz w:val="20"/>
-          <w:szCs w:val="20"/>
-        </w:rPr>
-        <w:t>equipo</w:t>
-      </w:r>
-      <w:proofErr w:type="spellEnd"/>
-      <w:r>
-        <w:rPr>
-          <w:rFonts w:ascii="Arial" w:hAnsi="Arial" w:cs="Arial"/>
-          <w:sz w:val="20"/>
-          <w:szCs w:val="20"/>
-        </w:rPr>
-        <w:t xml:space="preserve"> y </w:t>
-      </w:r>
-      <w:proofErr w:type="spellStart"/>
-      <w:r>
-        <w:rPr>
-          <w:rFonts w:ascii="Arial" w:hAnsi="Arial" w:cs="Arial"/>
-          <w:sz w:val="20"/>
-          <w:szCs w:val="20"/>
-        </w:rPr>
-        <w:t>nombre_equipo</w:t>
-      </w:r>
-      <w:proofErr w:type="spellEnd"/>
-      <w:r>
-        <w:rPr>
-          <w:rFonts w:ascii="Arial" w:hAnsi="Arial" w:cs="Arial"/>
-          <w:sz w:val="20"/>
-          <w:szCs w:val="20"/>
-        </w:rPr>
-        <w:t xml:space="preserve">, el </w:t>
-      </w:r>
-      <w:proofErr w:type="spellStart"/>
-      <w:r>
-        <w:rPr>
-          <w:rFonts w:ascii="Arial" w:hAnsi="Arial" w:cs="Arial"/>
-          <w:sz w:val="20"/>
-          <w:szCs w:val="20"/>
-        </w:rPr>
-        <w:t>Static</w:t>
-      </w:r>
-      <w:proofErr w:type="spellEnd"/>
-      <w:r>
-        <w:rPr>
-          <w:rFonts w:ascii="Arial" w:hAnsi="Arial" w:cs="Arial"/>
-          <w:sz w:val="20"/>
-          <w:szCs w:val="20"/>
-        </w:rPr>
-        <w:t xml:space="preserve"> “</w:t>
-      </w:r>
-      <w:proofErr w:type="spellStart"/>
-      <w:r>
-        <w:rPr>
-          <w:rFonts w:ascii="Arial" w:hAnsi="Arial" w:cs="Arial"/>
-          <w:sz w:val="20"/>
-          <w:szCs w:val="20"/>
-        </w:rPr>
-        <w:t>teams</w:t>
-      </w:r>
-      <w:proofErr w:type="spellEnd"/>
-      <w:r>
-        <w:rPr>
-          <w:rFonts w:ascii="Arial" w:hAnsi="Arial" w:cs="Arial"/>
-          <w:sz w:val="20"/>
-          <w:szCs w:val="20"/>
-        </w:rPr>
-        <w:t>” nos puede proporcionar los equipos actuales con esos 2 respectivos datos.</w:t>
+        <w:t>Como solo temenos 2 filas, id_</w:t>
+      </w:r>
+      <w:r>
+        <w:rPr>
+          <w:rFonts w:ascii="Arial" w:hAnsi="Arial" w:cs="Arial"/>
+          <w:sz w:val="20"/>
+          <w:szCs w:val="20"/>
+        </w:rPr>
+        <w:t>equipo y nombre_equipo, el Static “teams” nos puede proporcionar los equipos actuales con esos 2 respectivos datos.</w:t>
       </w:r>
     </w:p>
     <w:p>
@@ -7996,14 +5117,12 @@
           <w:rFonts w:ascii="Arial" w:hAnsi="Arial" w:cs="Arial"/>
         </w:rPr>
       </w:pPr>
-      <w:proofErr w:type="spellStart"/>
       <w:r>
         <w:rPr>
           <w:rFonts w:ascii="Arial" w:hAnsi="Arial" w:cs="Arial"/>
         </w:rPr>
         <w:t>Game_Id</w:t>
       </w:r>
-      <w:proofErr w:type="spellEnd"/>
       <w:r>
         <w:rPr>
           <w:rFonts w:ascii="Arial" w:hAnsi="Arial" w:cs="Arial"/>
@@ -8199,7 +5318,6 @@
           <w:szCs w:val="22"/>
         </w:rPr>
       </w:pPr>
-      <w:proofErr w:type="spellStart"/>
       <w:r>
         <w:rPr>
           <w:rFonts w:ascii="Arial" w:hAnsi="Arial" w:cs="Arial"/>
@@ -8207,9 +5325,8 @@
           <w:sz w:val="22"/>
           <w:szCs w:val="22"/>
         </w:rPr>
-        <w:t>nº</w:t>
-      </w:r>
-      <w:proofErr w:type="spellEnd"/>
+        <w:t xml:space="preserve">nº </w:t>
+      </w:r>
       <w:r>
         <w:rPr>
           <w:rFonts w:ascii="Arial" w:hAnsi="Arial" w:cs="Arial"/>
@@ -8217,7 +5334,7 @@
           <w:sz w:val="22"/>
           <w:szCs w:val="22"/>
         </w:rPr>
-        <w:t xml:space="preserve"> </w:t>
+        <w:t>partido</w:t>
       </w:r>
       <w:r>
         <w:rPr>
@@ -8226,7 +5343,7 @@
           <w:sz w:val="22"/>
           <w:szCs w:val="22"/>
         </w:rPr>
-        <w:t>partido</w:t>
+        <w:t xml:space="preserve"> (empieza </w:t>
       </w:r>
       <w:r>
         <w:rPr>
@@ -8235,7 +5352,7 @@
           <w:sz w:val="22"/>
           <w:szCs w:val="22"/>
         </w:rPr>
-        <w:t xml:space="preserve"> (empieza </w:t>
+        <w:t>este año</w:t>
       </w:r>
       <w:r>
         <w:rPr>
@@ -8244,7 +5361,7 @@
           <w:sz w:val="22"/>
           <w:szCs w:val="22"/>
         </w:rPr>
-        <w:t>este año</w:t>
+        <w:t xml:space="preserve"> por el 61</w:t>
       </w:r>
       <w:r>
         <w:rPr>
@@ -8253,92 +5370,91 @@
           <w:sz w:val="22"/>
           <w:szCs w:val="22"/>
         </w:rPr>
-        <w:t xml:space="preserve"> por el 61</w:t>
-      </w:r>
-      <w:r>
-        <w:rPr>
-          <w:rFonts w:ascii="Arial" w:hAnsi="Arial" w:cs="Arial"/>
-          <w:color w:val="FF0000"/>
+        <w:t>)</w:t>
+      </w:r>
+    </w:p>
+    <w:p>
+      <w:pPr>
+        <w:rPr>
+          <w:rFonts w:ascii="Arial" w:hAnsi="Arial" w:cs="Arial"/>
           <w:sz w:val="22"/>
           <w:szCs w:val="22"/>
         </w:rPr>
-        <w:t>)</w:t>
-      </w:r>
-    </w:p>
-    <w:p>
-      <w:pPr>
+      </w:pPr>
+      <w:r>
         <w:rPr>
           <w:rFonts w:ascii="Arial" w:hAnsi="Arial" w:cs="Arial"/>
           <w:sz w:val="22"/>
           <w:szCs w:val="22"/>
         </w:rPr>
-      </w:pPr>
+        <w:t>Lo normal es que los partidos vayan del 0001 al 1230 (82 partidos cada equipo)</w:t>
+      </w:r>
       <w:r>
         <w:rPr>
           <w:rFonts w:ascii="Arial" w:hAnsi="Arial" w:cs="Arial"/>
           <w:sz w:val="22"/>
           <w:szCs w:val="22"/>
         </w:rPr>
-        <w:t>Lo normal es que los partidos vayan del 0001 al 1230 (82 partidos cada equipo)</w:t>
-      </w:r>
-      <w:r>
+        <w:t>.</w:t>
+      </w:r>
+    </w:p>
+    <w:p>
+      <w:pPr>
         <w:rPr>
           <w:rFonts w:ascii="Arial" w:hAnsi="Arial" w:cs="Arial"/>
           <w:sz w:val="22"/>
           <w:szCs w:val="22"/>
         </w:rPr>
-        <w:t>.</w:t>
-      </w:r>
-    </w:p>
-    <w:p>
-      <w:pPr>
+      </w:pPr>
+      <w:r>
         <w:rPr>
           <w:rFonts w:ascii="Arial" w:hAnsi="Arial" w:cs="Arial"/>
           <w:sz w:val="22"/>
           <w:szCs w:val="22"/>
         </w:rPr>
-      </w:pPr>
-      <w:r>
+        <w:t>Pero desde que añadieron la competición de la NBA Cup, que se juega entre medias de la temporada regular, han cambiado los id y orden de los partidos.</w:t>
+      </w:r>
+    </w:p>
+    <w:p>
+      <w:pPr>
         <w:rPr>
           <w:rFonts w:ascii="Arial" w:hAnsi="Arial" w:cs="Arial"/>
           <w:sz w:val="22"/>
           <w:szCs w:val="22"/>
         </w:rPr>
-        <w:t>Pero desde que añadieron la competición de la NBA Cup, que se juega entre medias de la temporada regular, han cambiado los id y orden de los partidos.</w:t>
-      </w:r>
-    </w:p>
-    <w:p>
-      <w:pPr>
+      </w:pPr>
+      <w:r>
         <w:rPr>
           <w:rFonts w:ascii="Arial" w:hAnsi="Arial" w:cs="Arial"/>
           <w:sz w:val="22"/>
           <w:szCs w:val="22"/>
         </w:rPr>
-      </w:pPr>
-      <w:r>
+        <w:t>En la temporada 23/24 a partir del id 1231 eran partidos de la NBA Cup.</w:t>
+      </w:r>
+    </w:p>
+    <w:p>
+      <w:pPr>
         <w:rPr>
           <w:rFonts w:ascii="Arial" w:hAnsi="Arial" w:cs="Arial"/>
           <w:sz w:val="22"/>
           <w:szCs w:val="22"/>
         </w:rPr>
-        <w:t>En la temporada 23/24 a partir del id 1231 eran partidos de la NBA Cup.</w:t>
-      </w:r>
-    </w:p>
-    <w:p>
-      <w:pPr>
+      </w:pPr>
+      <w:r>
         <w:rPr>
           <w:rFonts w:ascii="Arial" w:hAnsi="Arial" w:cs="Arial"/>
           <w:sz w:val="22"/>
           <w:szCs w:val="22"/>
         </w:rPr>
-      </w:pPr>
+        <w:t xml:space="preserve">Esta temporada 24/25 </w:t>
+      </w:r>
       <w:r>
         <w:rPr>
           <w:rFonts w:ascii="Arial" w:hAnsi="Arial" w:cs="Arial"/>
           <w:sz w:val="22"/>
           <w:szCs w:val="22"/>
         </w:rPr>
-        <w:t xml:space="preserve">Esta temporada 24/25 </w:t>
+        <w:t>los partidos de la NBA Cup van del 0001 al 0060, por tanto los de la temporada regular van</w:t>
       </w:r>
       <w:r>
         <w:rPr>
@@ -8346,33 +5462,32 @@
           <w:sz w:val="22"/>
           <w:szCs w:val="22"/>
         </w:rPr>
-        <w:t xml:space="preserve">los partidos de la NBA Cup van del 0001 al 0060, por </w:t>
-      </w:r>
-      <w:proofErr w:type="gramStart"/>
+        <w:t xml:space="preserve"> del 0061 al 1290</w:t>
+      </w:r>
       <w:r>
         <w:rPr>
           <w:rFonts w:ascii="Arial" w:hAnsi="Arial" w:cs="Arial"/>
           <w:sz w:val="22"/>
           <w:szCs w:val="22"/>
         </w:rPr>
-        <w:t>tanto</w:t>
-      </w:r>
-      <w:proofErr w:type="gramEnd"/>
-      <w:r>
+        <w:t>.</w:t>
+      </w:r>
+    </w:p>
+    <w:p>
+      <w:pPr>
         <w:rPr>
           <w:rFonts w:ascii="Arial" w:hAnsi="Arial" w:cs="Arial"/>
           <w:sz w:val="22"/>
           <w:szCs w:val="22"/>
         </w:rPr>
-        <w:t xml:space="preserve"> los de la temporada regular van</w:t>
-      </w:r>
+      </w:pPr>
       <w:r>
         <w:rPr>
           <w:rFonts w:ascii="Arial" w:hAnsi="Arial" w:cs="Arial"/>
           <w:sz w:val="22"/>
           <w:szCs w:val="22"/>
         </w:rPr>
-        <w:t xml:space="preserve"> del 0061 al 1290</w:t>
+        <w:t>Esperemos que en las próximas temporadas se mantenga así</w:t>
       </w:r>
       <w:r>
         <w:rPr>
@@ -8391,21 +5506,22 @@
           <w:szCs w:val="22"/>
         </w:rPr>
       </w:pPr>
-      <w:r>
+    </w:p>
+    <w:p>
+      <w:pPr>
         <w:rPr>
           <w:rFonts w:ascii="Arial" w:hAnsi="Arial" w:cs="Arial"/>
           <w:sz w:val="22"/>
           <w:szCs w:val="22"/>
         </w:rPr>
-        <w:t>Esperemos que en las próximas temporadas se mantenga así</w:t>
-      </w:r>
+      </w:pPr>
       <w:r>
         <w:rPr>
           <w:rFonts w:ascii="Arial" w:hAnsi="Arial" w:cs="Arial"/>
           <w:sz w:val="22"/>
           <w:szCs w:val="22"/>
         </w:rPr>
-        <w:t>.</w:t>
+        <w:t>Una vez explicado esto ya podemos ver cómo he conseguido importar los datos:</w:t>
       </w:r>
     </w:p>
     <w:p>
@@ -8431,51 +5547,7 @@
           <w:sz w:val="22"/>
           <w:szCs w:val="22"/>
         </w:rPr>
-        <w:t>Una vez explicado esto ya podemos ver cómo he conseguido importar los datos:</w:t>
-      </w:r>
-    </w:p>
-    <w:p>
-      <w:pPr>
-        <w:rPr>
-          <w:rFonts w:ascii="Arial" w:hAnsi="Arial" w:cs="Arial"/>
-          <w:sz w:val="22"/>
-          <w:szCs w:val="22"/>
-        </w:rPr>
-      </w:pPr>
-    </w:p>
-    <w:p>
-      <w:pPr>
-        <w:rPr>
-          <w:rFonts w:ascii="Arial" w:hAnsi="Arial" w:cs="Arial"/>
-          <w:sz w:val="22"/>
-          <w:szCs w:val="22"/>
-        </w:rPr>
-      </w:pPr>
-      <w:r>
-        <w:rPr>
-          <w:rFonts w:ascii="Arial" w:hAnsi="Arial" w:cs="Arial"/>
-          <w:sz w:val="22"/>
-          <w:szCs w:val="22"/>
-        </w:rPr>
-        <w:t xml:space="preserve">Utilizando el </w:t>
-      </w:r>
-      <w:proofErr w:type="spellStart"/>
-      <w:r>
-        <w:rPr>
-          <w:rFonts w:ascii="Arial" w:hAnsi="Arial" w:cs="Arial"/>
-          <w:sz w:val="22"/>
-          <w:szCs w:val="22"/>
-        </w:rPr>
-        <w:t>endpoint</w:t>
-      </w:r>
-      <w:proofErr w:type="spellEnd"/>
-      <w:r>
-        <w:rPr>
-          <w:rFonts w:ascii="Arial" w:hAnsi="Arial" w:cs="Arial"/>
-          <w:sz w:val="22"/>
-          <w:szCs w:val="22"/>
-        </w:rPr>
-        <w:t xml:space="preserve"> </w:t>
+        <w:t xml:space="preserve">Utilizando el endpoint </w:t>
       </w:r>
       <w:r>
         <w:rPr>
@@ -8493,173 +5565,73 @@
           <w:sz w:val="22"/>
           <w:szCs w:val="22"/>
         </w:rPr>
-        <w:t xml:space="preserve"> podemos recorrer todos los enfrentamientos (desde el id 0061 hasta el 1290). Estos parámetros, y los de temporada se podrían cambiar pues el </w:t>
-      </w:r>
-      <w:proofErr w:type="spellStart"/>
+        <w:t xml:space="preserve"> podemos recorrer todos los enfrentamientos (desde el id 0061 hasta el 1290). Estos parámetros, y los de temporada se podrían cambiar pues el game_id viene dado por el archivo properties</w:t>
+      </w:r>
       <w:r>
         <w:rPr>
           <w:rFonts w:ascii="Arial" w:hAnsi="Arial" w:cs="Arial"/>
           <w:sz w:val="22"/>
           <w:szCs w:val="22"/>
         </w:rPr>
-        <w:t>game_id</w:t>
-      </w:r>
-      <w:proofErr w:type="spellEnd"/>
-      <w:r>
+        <w:t xml:space="preserve"> para que esto sea automatizado y dinámico.</w:t>
+      </w:r>
+    </w:p>
+    <w:p>
+      <w:pPr>
         <w:rPr>
           <w:rFonts w:ascii="Arial" w:hAnsi="Arial" w:cs="Arial"/>
           <w:sz w:val="22"/>
           <w:szCs w:val="22"/>
         </w:rPr>
-        <w:t xml:space="preserve"> viene dado por el archivo </w:t>
-      </w:r>
-      <w:proofErr w:type="spellStart"/>
+      </w:pPr>
       <w:r>
         <w:rPr>
           <w:rFonts w:ascii="Arial" w:hAnsi="Arial" w:cs="Arial"/>
           <w:sz w:val="22"/>
           <w:szCs w:val="22"/>
         </w:rPr>
-        <w:t>properties</w:t>
-      </w:r>
-      <w:proofErr w:type="spellEnd"/>
-      <w:r>
+        <w:t>Uso este endpoint pues proporciona los ids y nombres de los equipos, así como sus puntos finales y la fecha. Es decir, todos los datos necesarios para mi tabla Enfrentamientos.</w:t>
+      </w:r>
+    </w:p>
+    <w:p>
+      <w:pPr>
         <w:rPr>
           <w:rFonts w:ascii="Arial" w:hAnsi="Arial" w:cs="Arial"/>
           <w:sz w:val="22"/>
           <w:szCs w:val="22"/>
         </w:rPr>
-        <w:t xml:space="preserve"> para que esto sea automatizado y dinámico.</w:t>
-      </w:r>
-    </w:p>
-    <w:p>
-      <w:pPr>
+      </w:pPr>
+      <w:r>
         <w:rPr>
           <w:rFonts w:ascii="Arial" w:hAnsi="Arial" w:cs="Arial"/>
           <w:sz w:val="22"/>
           <w:szCs w:val="22"/>
         </w:rPr>
-      </w:pPr>
+        <w:t>En mi caso genero un archivo .sql con una consulta INSER</w:t>
+      </w:r>
       <w:r>
         <w:rPr>
           <w:rFonts w:ascii="Arial" w:hAnsi="Arial" w:cs="Arial"/>
           <w:sz w:val="22"/>
           <w:szCs w:val="22"/>
         </w:rPr>
-        <w:t xml:space="preserve">Uso este </w:t>
-      </w:r>
-      <w:proofErr w:type="spellStart"/>
+        <w:t>T</w:t>
+      </w:r>
       <w:r>
         <w:rPr>
           <w:rFonts w:ascii="Arial" w:hAnsi="Arial" w:cs="Arial"/>
           <w:sz w:val="22"/>
           <w:szCs w:val="22"/>
         </w:rPr>
-        <w:t>endpoint</w:t>
-      </w:r>
-      <w:proofErr w:type="spellEnd"/>
+        <w:t xml:space="preserve">. Esto se podría insertar directamente en la Base de Datos, pero prefiero </w:t>
+      </w:r>
       <w:r>
         <w:rPr>
           <w:rFonts w:ascii="Arial" w:hAnsi="Arial" w:cs="Arial"/>
           <w:sz w:val="22"/>
           <w:szCs w:val="22"/>
         </w:rPr>
-        <w:t xml:space="preserve"> pues proporciona los </w:t>
-      </w:r>
-      <w:proofErr w:type="spellStart"/>
-      <w:r>
-        <w:rPr>
-          <w:rFonts w:ascii="Arial" w:hAnsi="Arial" w:cs="Arial"/>
-          <w:sz w:val="22"/>
-          <w:szCs w:val="22"/>
-        </w:rPr>
-        <w:t>ids</w:t>
-      </w:r>
-      <w:proofErr w:type="spellEnd"/>
-      <w:r>
-        <w:rPr>
-          <w:rFonts w:ascii="Arial" w:hAnsi="Arial" w:cs="Arial"/>
-          <w:sz w:val="22"/>
-          <w:szCs w:val="22"/>
-        </w:rPr>
-        <w:t xml:space="preserve"> y nombres de los equipos, así como sus puntos finales y la fecha. Es decir, todos los datos necesarios para mi tabla Enfrentamientos.</w:t>
-      </w:r>
-    </w:p>
-    <w:p>
-      <w:pPr>
-        <w:rPr>
-          <w:rFonts w:ascii="Arial" w:hAnsi="Arial" w:cs="Arial"/>
-          <w:sz w:val="22"/>
-          <w:szCs w:val="22"/>
-        </w:rPr>
-      </w:pPr>
-      <w:r>
-        <w:rPr>
-          <w:rFonts w:ascii="Arial" w:hAnsi="Arial" w:cs="Arial"/>
-          <w:sz w:val="22"/>
-          <w:szCs w:val="22"/>
-        </w:rPr>
-        <w:t>En mi caso genero un archivo .</w:t>
-      </w:r>
-      <w:proofErr w:type="spellStart"/>
-      <w:r>
-        <w:rPr>
-          <w:rFonts w:ascii="Arial" w:hAnsi="Arial" w:cs="Arial"/>
-          <w:sz w:val="22"/>
-          <w:szCs w:val="22"/>
-        </w:rPr>
-        <w:t>sql</w:t>
-      </w:r>
-      <w:proofErr w:type="spellEnd"/>
-      <w:r>
-        <w:rPr>
-          <w:rFonts w:ascii="Arial" w:hAnsi="Arial" w:cs="Arial"/>
-          <w:sz w:val="22"/>
-          <w:szCs w:val="22"/>
-        </w:rPr>
-        <w:t xml:space="preserve"> con una consulta INSER</w:t>
-      </w:r>
-      <w:r>
-        <w:rPr>
-          <w:rFonts w:ascii="Arial" w:hAnsi="Arial" w:cs="Arial"/>
-          <w:sz w:val="22"/>
-          <w:szCs w:val="22"/>
-        </w:rPr>
-        <w:t>T</w:t>
-      </w:r>
-      <w:r>
-        <w:rPr>
-          <w:rFonts w:ascii="Arial" w:hAnsi="Arial" w:cs="Arial"/>
-          <w:sz w:val="22"/>
-          <w:szCs w:val="22"/>
-        </w:rPr>
-        <w:t xml:space="preserve">. Esto se podría insertar directamente en la Base de Datos, pero prefiero </w:t>
-      </w:r>
-      <w:r>
-        <w:rPr>
-          <w:rFonts w:ascii="Arial" w:hAnsi="Arial" w:cs="Arial"/>
-          <w:sz w:val="22"/>
-          <w:szCs w:val="22"/>
-        </w:rPr>
-        <w:t>generar un archivo .</w:t>
-      </w:r>
-      <w:proofErr w:type="spellStart"/>
-      <w:r>
-        <w:rPr>
-          <w:rFonts w:ascii="Arial" w:hAnsi="Arial" w:cs="Arial"/>
-          <w:sz w:val="22"/>
-          <w:szCs w:val="22"/>
-        </w:rPr>
-        <w:t>sql</w:t>
-      </w:r>
-      <w:proofErr w:type="spellEnd"/>
-      <w:r>
-        <w:rPr>
-          <w:rFonts w:ascii="Arial" w:hAnsi="Arial" w:cs="Arial"/>
-          <w:sz w:val="22"/>
-          <w:szCs w:val="22"/>
-        </w:rPr>
-        <w:t xml:space="preserve"> para revisar y tratar mejor los datos.</w:t>
+        <w:t>generar un archivo .sql para revisar y tratar mejor los datos.</w:t>
       </w:r>
     </w:p>
     <w:p>
@@ -8740,70 +5712,24 @@
           <w:sz w:val="20"/>
           <w:szCs w:val="20"/>
         </w:rPr>
-        <w:t xml:space="preserve">Del </w:t>
-      </w:r>
-      <w:proofErr w:type="spellStart"/>
-      <w:r>
-        <w:rPr>
-          <w:rFonts w:ascii="Arial" w:hAnsi="Arial" w:cs="Arial"/>
-          <w:sz w:val="20"/>
-          <w:szCs w:val="20"/>
-        </w:rPr>
-        <w:t>Static</w:t>
-      </w:r>
-      <w:proofErr w:type="spellEnd"/>
-      <w:r>
-        <w:rPr>
-          <w:rFonts w:ascii="Arial" w:hAnsi="Arial" w:cs="Arial"/>
-          <w:sz w:val="20"/>
-          <w:szCs w:val="20"/>
-        </w:rPr>
-        <w:t xml:space="preserve"> “</w:t>
-      </w:r>
-      <w:proofErr w:type="spellStart"/>
-      <w:r>
-        <w:rPr>
-          <w:rFonts w:ascii="Arial" w:hAnsi="Arial" w:cs="Arial"/>
-          <w:sz w:val="20"/>
-          <w:szCs w:val="20"/>
-        </w:rPr>
-        <w:t>Players</w:t>
-      </w:r>
-      <w:proofErr w:type="spellEnd"/>
-      <w:r>
-        <w:rPr>
-          <w:rFonts w:ascii="Arial" w:hAnsi="Arial" w:cs="Arial"/>
-          <w:sz w:val="20"/>
-          <w:szCs w:val="20"/>
-        </w:rPr>
-        <w:t>” podemos obtener fácilmente:</w:t>
-      </w:r>
-    </w:p>
-    <w:p>
-      <w:pPr>
-        <w:rPr>
-          <w:rFonts w:ascii="Arial" w:hAnsi="Arial" w:cs="Arial"/>
-          <w:sz w:val="20"/>
-          <w:szCs w:val="20"/>
-        </w:rPr>
-      </w:pPr>
-      <w:proofErr w:type="spellStart"/>
-      <w:r>
-        <w:rPr>
-          <w:rFonts w:ascii="Arial" w:hAnsi="Arial" w:cs="Arial"/>
-          <w:sz w:val="20"/>
-          <w:szCs w:val="20"/>
-        </w:rPr>
-        <w:t>id_jugador</w:t>
-      </w:r>
-      <w:proofErr w:type="spellEnd"/>
-      <w:r>
-        <w:rPr>
-          <w:rFonts w:ascii="Arial" w:hAnsi="Arial" w:cs="Arial"/>
-          <w:sz w:val="20"/>
-          <w:szCs w:val="20"/>
-        </w:rPr>
-        <w:t xml:space="preserve"> == </w:t>
+        <w:t>Del Static “Players” podemos obtener fácilmente:</w:t>
+      </w:r>
+    </w:p>
+    <w:p>
+      <w:pPr>
+        <w:rPr>
+          <w:rFonts w:ascii="Arial" w:hAnsi="Arial" w:cs="Arial"/>
+          <w:sz w:val="20"/>
+          <w:szCs w:val="20"/>
+        </w:rPr>
+      </w:pPr>
+      <w:r>
+        <w:rPr>
+          <w:rFonts w:ascii="Arial" w:hAnsi="Arial" w:cs="Arial"/>
+          <w:sz w:val="20"/>
+          <w:szCs w:val="20"/>
+        </w:rPr>
+        <w:t xml:space="preserve">id_jugador == </w:t>
       </w:r>
       <w:r>
         <w:rPr>
@@ -8973,79 +5899,7 @@
           <w:sz w:val="20"/>
           <w:szCs w:val="20"/>
         </w:rPr>
-        <w:t xml:space="preserve"> Luka </w:t>
-      </w:r>
-      <w:proofErr w:type="spellStart"/>
-      <w:r>
-        <w:rPr>
-          <w:rFonts w:ascii="Arial" w:hAnsi="Arial" w:cs="Arial"/>
-          <w:sz w:val="20"/>
-          <w:szCs w:val="20"/>
-        </w:rPr>
-        <w:t>Doncic</w:t>
-      </w:r>
-      <w:proofErr w:type="spellEnd"/>
-      <w:r>
-        <w:rPr>
-          <w:rFonts w:ascii="Arial" w:hAnsi="Arial" w:cs="Arial"/>
-          <w:sz w:val="20"/>
-          <w:szCs w:val="20"/>
-        </w:rPr>
-        <w:t xml:space="preserve"> jugaba para los Dallas </w:t>
-      </w:r>
-      <w:proofErr w:type="gramStart"/>
-      <w:r>
-        <w:rPr>
-          <w:rFonts w:ascii="Arial" w:hAnsi="Arial" w:cs="Arial"/>
-          <w:sz w:val="20"/>
-          <w:szCs w:val="20"/>
-        </w:rPr>
-        <w:t>Mavericks</w:t>
-      </w:r>
-      <w:proofErr w:type="gramEnd"/>
-      <w:r>
-        <w:rPr>
-          <w:rFonts w:ascii="Arial" w:hAnsi="Arial" w:cs="Arial"/>
-          <w:sz w:val="20"/>
-          <w:szCs w:val="20"/>
-        </w:rPr>
-        <w:t xml:space="preserve"> pero a mitad de temporada lo traspasaron a Los </w:t>
-      </w:r>
-      <w:proofErr w:type="spellStart"/>
-      <w:r>
-        <w:rPr>
-          <w:rFonts w:ascii="Arial" w:hAnsi="Arial" w:cs="Arial"/>
-          <w:sz w:val="20"/>
-          <w:szCs w:val="20"/>
-        </w:rPr>
-        <w:t>Angeles</w:t>
-      </w:r>
-      <w:proofErr w:type="spellEnd"/>
-      <w:r>
-        <w:rPr>
-          <w:rFonts w:ascii="Arial" w:hAnsi="Arial" w:cs="Arial"/>
-          <w:sz w:val="20"/>
-          <w:szCs w:val="20"/>
-        </w:rPr>
-        <w:t xml:space="preserve"> Lakers. Si empiezo a rastrear los partidos desde el final, con el </w:t>
-      </w:r>
-      <w:proofErr w:type="spellStart"/>
-      <w:r>
-        <w:rPr>
-          <w:rFonts w:ascii="Arial" w:hAnsi="Arial" w:cs="Arial"/>
-          <w:sz w:val="20"/>
-          <w:szCs w:val="20"/>
-        </w:rPr>
-        <w:t>endpoint</w:t>
-      </w:r>
-      <w:proofErr w:type="spellEnd"/>
-      <w:r>
-        <w:rPr>
-          <w:rFonts w:ascii="Arial" w:hAnsi="Arial" w:cs="Arial"/>
-          <w:sz w:val="20"/>
-          <w:szCs w:val="20"/>
-        </w:rPr>
-        <w:t xml:space="preserve"> </w:t>
+        <w:t xml:space="preserve"> Luka Doncic jugaba para los Dallas Mavericks pero a mitad de temporada lo traspasaron a Los Angeles Lakers. Si empiezo a rastrear los partidos desde el final, con el endpoint </w:t>
       </w:r>
       <w:r>
         <w:rPr>
@@ -9098,43 +5952,7 @@
           <w:sz w:val="20"/>
           <w:szCs w:val="20"/>
         </w:rPr>
-        <w:t xml:space="preserve">Aquí una vez termine la temporada he de poner el </w:t>
-      </w:r>
-      <w:proofErr w:type="spellStart"/>
-      <w:r>
-        <w:rPr>
-          <w:rFonts w:ascii="Arial" w:hAnsi="Arial" w:cs="Arial"/>
-          <w:sz w:val="20"/>
-          <w:szCs w:val="20"/>
-        </w:rPr>
-        <w:t>start_id</w:t>
-      </w:r>
-      <w:proofErr w:type="spellEnd"/>
-      <w:r>
-        <w:rPr>
-          <w:rFonts w:ascii="Arial" w:hAnsi="Arial" w:cs="Arial"/>
-          <w:sz w:val="20"/>
-          <w:szCs w:val="20"/>
-        </w:rPr>
-        <w:t xml:space="preserve"> (1290) y </w:t>
-      </w:r>
-      <w:proofErr w:type="spellStart"/>
-      <w:r>
-        <w:rPr>
-          <w:rFonts w:ascii="Arial" w:hAnsi="Arial" w:cs="Arial"/>
-          <w:sz w:val="20"/>
-          <w:szCs w:val="20"/>
-        </w:rPr>
-        <w:t>end_id</w:t>
-      </w:r>
-      <w:proofErr w:type="spellEnd"/>
-      <w:r>
-        <w:rPr>
-          <w:rFonts w:ascii="Arial" w:hAnsi="Arial" w:cs="Arial"/>
-          <w:sz w:val="20"/>
-          <w:szCs w:val="20"/>
-        </w:rPr>
-        <w:t xml:space="preserve"> (0061) para ir de final a principio.</w:t>
+        <w:t>Aquí una vez termine la temporada he de poner el start_id (1290) y end_id (0061) para ir de final a principio.</w:t>
       </w:r>
     </w:p>
     <w:p>
@@ -9212,30 +6030,8 @@
         <w:rPr>
           <w:rFonts w:ascii="Arial" w:hAnsi="Arial" w:cs="Arial"/>
         </w:rPr>
-        <w:t xml:space="preserve"> se iban a realizar con vistas, pero debido a complicaciones para obtener algunas de ellas, como los </w:t>
-      </w:r>
-      <w:proofErr w:type="spellStart"/>
-      <w:r>
-        <w:rPr>
-          <w:rFonts w:ascii="Arial" w:hAnsi="Arial" w:cs="Arial"/>
-        </w:rPr>
-        <w:t>win</w:t>
-      </w:r>
-      <w:proofErr w:type="spellEnd"/>
-      <w:r>
-        <w:rPr>
-          <w:rFonts w:ascii="Arial" w:hAnsi="Arial" w:cs="Arial"/>
-        </w:rPr>
-        <w:t xml:space="preserve"> shares, mediante </w:t>
-      </w:r>
-      <w:proofErr w:type="spellStart"/>
-      <w:r>
-        <w:rPr>
-          <w:rFonts w:ascii="Arial" w:hAnsi="Arial" w:cs="Arial"/>
-        </w:rPr>
-        <w:t>endpoints</w:t>
-      </w:r>
-      <w:proofErr w:type="spellEnd"/>
+        <w:t xml:space="preserve"> se iban a realizar con vistas, pero debido a complicaciones para obtener algunas de ellas, como los win shares, mediante endpoints</w:t>
+      </w:r>
       <w:r>
         <w:rPr>
           <w:rFonts w:ascii="Arial" w:hAnsi="Arial" w:cs="Arial"/>
@@ -9248,19 +6044,11 @@
         </w:rPr>
         <w:t xml:space="preserve"> se ha decidido cambiar a una tabla normal. Pues gracias a </w:t>
       </w:r>
-      <w:proofErr w:type="spellStart"/>
-      <w:r>
-        <w:rPr>
-          <w:rFonts w:ascii="Arial" w:hAnsi="Arial" w:cs="Arial"/>
-        </w:rPr>
-        <w:t>Basketball</w:t>
-      </w:r>
-      <w:proofErr w:type="spellEnd"/>
-      <w:r>
-        <w:rPr>
-          <w:rFonts w:ascii="Arial" w:hAnsi="Arial" w:cs="Arial"/>
-        </w:rPr>
-        <w:t xml:space="preserve"> Reference </w:t>
+      <w:r>
+        <w:rPr>
+          <w:rFonts w:ascii="Arial" w:hAnsi="Arial" w:cs="Arial"/>
+        </w:rPr>
+        <w:t xml:space="preserve">Basketball Reference </w:t>
       </w:r>
       <w:hyperlink r:id="rId21" w:history="1">
         <w:r>
@@ -9275,21 +6063,7 @@
         <w:rPr>
           <w:rFonts w:ascii="Arial" w:hAnsi="Arial" w:cs="Arial"/>
         </w:rPr>
-        <w:t xml:space="preserve"> puedo obtener dichas tablas por lo que simplemente tendré que añadir la consulta </w:t>
-      </w:r>
-      <w:proofErr w:type="spellStart"/>
-      <w:r>
-        <w:rPr>
-          <w:rFonts w:ascii="Arial" w:hAnsi="Arial" w:cs="Arial"/>
-        </w:rPr>
-        <w:t>insert</w:t>
-      </w:r>
-      <w:proofErr w:type="spellEnd"/>
-      <w:r>
-        <w:rPr>
-          <w:rFonts w:ascii="Arial" w:hAnsi="Arial" w:cs="Arial"/>
-        </w:rPr>
-        <w:t xml:space="preserve"> para tener los datos en mi base de datos.</w:t>
+        <w:t xml:space="preserve"> puedo obtener dichas tablas por lo que simplemente tendré que añadir la consulta insert para tener los datos en mi base de datos.</w:t>
       </w:r>
     </w:p>
     <w:p>
@@ -9363,21 +6137,7 @@
         <w:rPr>
           <w:rFonts w:ascii="Arial" w:hAnsi="Arial" w:cs="Arial"/>
         </w:rPr>
-        <w:t>A excepción de “</w:t>
-      </w:r>
-      <w:proofErr w:type="spellStart"/>
-      <w:r>
-        <w:rPr>
-          <w:rFonts w:ascii="Arial" w:hAnsi="Arial" w:cs="Arial"/>
-        </w:rPr>
-        <w:t>partidos_jugados</w:t>
-      </w:r>
-      <w:proofErr w:type="spellEnd"/>
-      <w:r>
-        <w:rPr>
-          <w:rFonts w:ascii="Arial" w:hAnsi="Arial" w:cs="Arial"/>
-        </w:rPr>
-        <w:t>” todas las estadísticas indican el promedio del jugador.</w:t>
+        <w:t>A excepción de “partidos_jugados” todas las estadísticas indican el promedio del jugador.</w:t>
       </w:r>
     </w:p>
     <w:p>
@@ -9403,21 +6163,7 @@
         <w:rPr>
           <w:rFonts w:ascii="Arial" w:hAnsi="Arial" w:cs="Arial"/>
         </w:rPr>
-        <w:t xml:space="preserve">Esto se debe a </w:t>
-      </w:r>
-      <w:proofErr w:type="gramStart"/>
-      <w:r>
-        <w:rPr>
-          <w:rFonts w:ascii="Arial" w:hAnsi="Arial" w:cs="Arial"/>
-        </w:rPr>
-        <w:t>que</w:t>
-      </w:r>
-      <w:proofErr w:type="gramEnd"/>
-      <w:r>
-        <w:rPr>
-          <w:rFonts w:ascii="Arial" w:hAnsi="Arial" w:cs="Arial"/>
-        </w:rPr>
-        <w:t xml:space="preserve"> s</w:t>
+        <w:t>Esto se debe a que s</w:t>
       </w:r>
       <w:r>
         <w:rPr>
@@ -9546,14 +6292,12 @@
         </w:rPr>
         <w:t>“</w:t>
       </w:r>
-      <w:proofErr w:type="spellStart"/>
       <w:r>
         <w:rPr>
           <w:rFonts w:ascii="Arial" w:hAnsi="Arial" w:cs="Arial"/>
         </w:rPr>
         <w:t>porcentaje_tiros_libres</w:t>
       </w:r>
-      <w:proofErr w:type="spellEnd"/>
       <w:r>
         <w:rPr>
           <w:rFonts w:ascii="Arial" w:hAnsi="Arial" w:cs="Arial"/>
@@ -9587,25 +6331,7 @@
           <w:sz w:val="20"/>
           <w:szCs w:val="20"/>
         </w:rPr>
-        <w:t xml:space="preserve">Antes las victorias y derrotas aparecían en la tabla Equipo, pero al implementar el </w:t>
-      </w:r>
-      <w:proofErr w:type="gramStart"/>
-      <w:r>
-        <w:rPr>
-          <w:rFonts w:ascii="Arial" w:hAnsi="Arial" w:cs="Arial"/>
-          <w:sz w:val="20"/>
-          <w:szCs w:val="20"/>
-        </w:rPr>
-        <w:t>enumerado temporada</w:t>
-      </w:r>
-      <w:proofErr w:type="gramEnd"/>
-      <w:r>
-        <w:rPr>
-          <w:rFonts w:ascii="Arial" w:hAnsi="Arial" w:cs="Arial"/>
-          <w:sz w:val="20"/>
-          <w:szCs w:val="20"/>
-        </w:rPr>
-        <w:t xml:space="preserve"> y esta tabla, tiene </w:t>
+        <w:t xml:space="preserve">Antes las victorias y derrotas aparecían en la tabla Equipo, pero al implementar el enumerado temporada y esta tabla, tiene </w:t>
       </w:r>
       <w:r>
         <w:rPr>
@@ -9632,7 +6358,6 @@
           <w:szCs w:val="20"/>
         </w:rPr>
       </w:pPr>
-      <w:proofErr w:type="spellStart"/>
       <w:r>
         <w:rPr>
           <w:rFonts w:ascii="Arial" w:hAnsi="Arial" w:cs="Arial"/>
@@ -9641,7 +6366,6 @@
         </w:rPr>
         <w:t>strength_of_schedule</w:t>
       </w:r>
-      <w:proofErr w:type="spellEnd"/>
       <w:r>
         <w:rPr>
           <w:rFonts w:ascii="Arial" w:hAnsi="Arial" w:cs="Arial"/>
@@ -9650,7 +6374,6 @@
         </w:rPr>
         <w:t xml:space="preserve"> (SOS) -&gt; </w:t>
       </w:r>
-      <w:proofErr w:type="spellStart"/>
       <w:r>
         <w:rPr>
           <w:rFonts w:ascii="Arial" w:hAnsi="Arial" w:cs="Arial"/>
@@ -9659,7 +6382,6 @@
         </w:rPr>
         <w:t>fuerza_del_adversario</w:t>
       </w:r>
-      <w:proofErr w:type="spellEnd"/>
       <w:r>
         <w:rPr>
           <w:rFonts w:ascii="Arial" w:hAnsi="Arial" w:cs="Arial"/>
@@ -9677,7 +6399,6 @@
           <w:szCs w:val="20"/>
         </w:rPr>
       </w:pPr>
-      <w:proofErr w:type="spellStart"/>
       <w:r>
         <w:rPr>
           <w:rFonts w:ascii="Arial" w:hAnsi="Arial" w:cs="Arial"/>
@@ -9694,7 +6415,6 @@
         </w:rPr>
         <w:t>imple_rating_system</w:t>
       </w:r>
-      <w:proofErr w:type="spellEnd"/>
       <w:r>
         <w:rPr>
           <w:rFonts w:ascii="Arial" w:hAnsi="Arial" w:cs="Arial"/>
@@ -9703,7 +6423,6 @@
         </w:rPr>
         <w:t xml:space="preserve"> (SRS) -&gt; </w:t>
       </w:r>
-      <w:proofErr w:type="spellStart"/>
       <w:r>
         <w:rPr>
           <w:rFonts w:ascii="Arial" w:hAnsi="Arial" w:cs="Arial"/>
@@ -9712,7 +6431,6 @@
         </w:rPr>
         <w:t>sistema_valoración_simple</w:t>
       </w:r>
-      <w:proofErr w:type="spellEnd"/>
       <w:r>
         <w:rPr>
           <w:rFonts w:ascii="Arial" w:hAnsi="Arial" w:cs="Arial"/>
@@ -9771,6 +6489,3727 @@
           <w:szCs w:val="20"/>
         </w:rPr>
       </w:pPr>
+    </w:p>
+    <w:p>
+      <w:pPr>
+        <w:rPr>
+          <w:rFonts w:ascii="Arial" w:hAnsi="Arial" w:cs="Arial"/>
+          <w:sz w:val="20"/>
+          <w:szCs w:val="20"/>
+        </w:rPr>
+      </w:pPr>
+    </w:p>
+    <w:p>
+      <w:pPr>
+        <w:rPr>
+          <w:rFonts w:ascii="Arial" w:hAnsi="Arial" w:cs="Arial"/>
+          <w:b/>
+          <w:bCs/>
+          <w:sz w:val="28"/>
+          <w:szCs w:val="28"/>
+        </w:rPr>
+      </w:pPr>
+      <w:r>
+        <w:rPr>
+          <w:rFonts w:ascii="Arial" w:hAnsi="Arial" w:cs="Arial"/>
+          <w:b/>
+          <w:bCs/>
+          <w:sz w:val="28"/>
+          <w:szCs w:val="28"/>
+        </w:rPr>
+        <w:lastRenderedPageBreak/>
+        <w:t>ENDPOINTS</w:t>
+      </w:r>
+    </w:p>
+    <w:p>
+      <w:pPr>
+        <w:rPr>
+          <w:rFonts w:ascii="Arial" w:hAnsi="Arial" w:cs="Arial"/>
+          <w:sz w:val="20"/>
+          <w:szCs w:val="20"/>
+        </w:rPr>
+      </w:pPr>
+      <w:r>
+        <w:rPr>
+          <w:rFonts w:ascii="Arial" w:hAnsi="Arial" w:cs="Arial"/>
+          <w:sz w:val="20"/>
+          <w:szCs w:val="20"/>
+        </w:rPr>
+        <w:t>JUGADOR_PARTIDO</w:t>
+      </w:r>
+    </w:p>
+    <w:p>
+      <w:pPr>
+        <w:rPr>
+          <w:rFonts w:ascii="Arial" w:hAnsi="Arial" w:cs="Arial"/>
+          <w:sz w:val="20"/>
+          <w:szCs w:val="20"/>
+          <w:lang w:val="en-GB"/>
+        </w:rPr>
+      </w:pPr>
+      <w:r>
+        <w:rPr>
+          <w:rFonts w:ascii="Arial" w:hAnsi="Arial" w:cs="Arial"/>
+          <w:sz w:val="20"/>
+          <w:szCs w:val="20"/>
+          <w:lang w:val="en-GB"/>
+        </w:rPr>
+        <w:t>from app.models import Jugador_Partido</w:t>
+      </w:r>
+    </w:p>
+    <w:p>
+      <w:pPr>
+        <w:rPr>
+          <w:rFonts w:ascii="Arial" w:hAnsi="Arial" w:cs="Arial"/>
+          <w:sz w:val="20"/>
+          <w:szCs w:val="20"/>
+          <w:lang w:val="en-GB"/>
+        </w:rPr>
+      </w:pPr>
+      <w:r>
+        <w:rPr>
+          <w:rFonts w:ascii="Arial" w:hAnsi="Arial" w:cs="Arial"/>
+          <w:sz w:val="20"/>
+          <w:szCs w:val="20"/>
+          <w:lang w:val="en-GB"/>
+        </w:rPr>
+        <w:t>from sqlalchemy import or_</w:t>
+      </w:r>
+    </w:p>
+    <w:p>
+      <w:pPr>
+        <w:rPr>
+          <w:rFonts w:ascii="Arial" w:hAnsi="Arial" w:cs="Arial"/>
+          <w:sz w:val="20"/>
+          <w:szCs w:val="20"/>
+        </w:rPr>
+      </w:pPr>
+      <w:r>
+        <w:rPr>
+          <w:rFonts w:ascii="Arial" w:hAnsi="Arial" w:cs="Arial"/>
+          <w:sz w:val="20"/>
+          <w:szCs w:val="20"/>
+        </w:rPr>
+        <w:t>from app import db</w:t>
+      </w:r>
+    </w:p>
+    <w:p>
+      <w:pPr>
+        <w:rPr>
+          <w:rFonts w:ascii="Arial" w:hAnsi="Arial" w:cs="Arial"/>
+          <w:sz w:val="20"/>
+          <w:szCs w:val="20"/>
+        </w:rPr>
+      </w:pPr>
+    </w:p>
+    <w:p>
+      <w:pPr>
+        <w:rPr>
+          <w:rFonts w:ascii="Arial" w:hAnsi="Arial" w:cs="Arial"/>
+          <w:sz w:val="20"/>
+          <w:szCs w:val="20"/>
+        </w:rPr>
+      </w:pPr>
+      <w:r>
+        <w:rPr>
+          <w:rFonts w:ascii="Arial" w:hAnsi="Arial" w:cs="Arial"/>
+          <w:sz w:val="20"/>
+          <w:szCs w:val="20"/>
+        </w:rPr>
+        <w:t>##REVISAR</w:t>
+      </w:r>
+    </w:p>
+    <w:p>
+      <w:pPr>
+        <w:rPr>
+          <w:rFonts w:ascii="Arial" w:hAnsi="Arial" w:cs="Arial"/>
+          <w:sz w:val="20"/>
+          <w:szCs w:val="20"/>
+        </w:rPr>
+      </w:pPr>
+      <w:r>
+        <w:rPr>
+          <w:rFonts w:ascii="Arial" w:hAnsi="Arial" w:cs="Arial"/>
+          <w:sz w:val="20"/>
+          <w:szCs w:val="20"/>
+        </w:rPr>
+        <w:t>## Método GET Jugador_Partido por ID</w:t>
+      </w:r>
+    </w:p>
+    <w:p>
+      <w:pPr>
+        <w:rPr>
+          <w:rFonts w:ascii="Arial" w:hAnsi="Arial" w:cs="Arial"/>
+          <w:sz w:val="20"/>
+          <w:szCs w:val="20"/>
+        </w:rPr>
+      </w:pPr>
+      <w:r>
+        <w:rPr>
+          <w:rFonts w:ascii="Arial" w:hAnsi="Arial" w:cs="Arial"/>
+          <w:sz w:val="20"/>
+          <w:szCs w:val="20"/>
+        </w:rPr>
+        <w:t>def obtener_jugador_partido(id_jugador_partido):</w:t>
+      </w:r>
+    </w:p>
+    <w:p>
+      <w:pPr>
+        <w:rPr>
+          <w:rFonts w:ascii="Arial" w:hAnsi="Arial" w:cs="Arial"/>
+          <w:sz w:val="20"/>
+          <w:szCs w:val="20"/>
+        </w:rPr>
+      </w:pPr>
+      <w:r>
+        <w:rPr>
+          <w:rFonts w:ascii="Arial" w:hAnsi="Arial" w:cs="Arial"/>
+          <w:sz w:val="20"/>
+          <w:szCs w:val="20"/>
+        </w:rPr>
+        <w:t>    registro = Jugador_Partido.query.get(id_jugador_partido)</w:t>
+      </w:r>
+    </w:p>
+    <w:p>
+      <w:pPr>
+        <w:rPr>
+          <w:rFonts w:ascii="Arial" w:hAnsi="Arial" w:cs="Arial"/>
+          <w:sz w:val="20"/>
+          <w:szCs w:val="20"/>
+        </w:rPr>
+      </w:pPr>
+      <w:r>
+        <w:rPr>
+          <w:rFonts w:ascii="Arial" w:hAnsi="Arial" w:cs="Arial"/>
+          <w:sz w:val="20"/>
+          <w:szCs w:val="20"/>
+        </w:rPr>
+        <w:t>    if not registro:</w:t>
+      </w:r>
+    </w:p>
+    <w:p>
+      <w:pPr>
+        <w:rPr>
+          <w:rFonts w:ascii="Arial" w:hAnsi="Arial" w:cs="Arial"/>
+          <w:sz w:val="20"/>
+          <w:szCs w:val="20"/>
+        </w:rPr>
+      </w:pPr>
+      <w:r>
+        <w:rPr>
+          <w:rFonts w:ascii="Arial" w:hAnsi="Arial" w:cs="Arial"/>
+          <w:sz w:val="20"/>
+          <w:szCs w:val="20"/>
+        </w:rPr>
+        <w:t>        return {"error": "Registro Jugador_Partido no encontrado"}, 404</w:t>
+      </w:r>
+    </w:p>
+    <w:p>
+      <w:pPr>
+        <w:rPr>
+          <w:rFonts w:ascii="Arial" w:hAnsi="Arial" w:cs="Arial"/>
+          <w:sz w:val="20"/>
+          <w:szCs w:val="20"/>
+        </w:rPr>
+      </w:pPr>
+      <w:r>
+        <w:rPr>
+          <w:rFonts w:ascii="Arial" w:hAnsi="Arial" w:cs="Arial"/>
+          <w:sz w:val="20"/>
+          <w:szCs w:val="20"/>
+        </w:rPr>
+        <w:t>    return {</w:t>
+      </w:r>
+    </w:p>
+    <w:p>
+      <w:pPr>
+        <w:rPr>
+          <w:rFonts w:ascii="Arial" w:hAnsi="Arial" w:cs="Arial"/>
+          <w:sz w:val="20"/>
+          <w:szCs w:val="20"/>
+        </w:rPr>
+      </w:pPr>
+      <w:r>
+        <w:rPr>
+          <w:rFonts w:ascii="Arial" w:hAnsi="Arial" w:cs="Arial"/>
+          <w:sz w:val="20"/>
+          <w:szCs w:val="20"/>
+        </w:rPr>
+        <w:t>        "id_jugador_partido": registro.id_jugador_partido,</w:t>
+      </w:r>
+    </w:p>
+    <w:p>
+      <w:pPr>
+        <w:rPr>
+          <w:rFonts w:ascii="Arial" w:hAnsi="Arial" w:cs="Arial"/>
+          <w:sz w:val="20"/>
+          <w:szCs w:val="20"/>
+        </w:rPr>
+      </w:pPr>
+      <w:r>
+        <w:rPr>
+          <w:rFonts w:ascii="Arial" w:hAnsi="Arial" w:cs="Arial"/>
+          <w:sz w:val="20"/>
+          <w:szCs w:val="20"/>
+        </w:rPr>
+        <w:t>        "jugador_id": registro.jugador_id,</w:t>
+      </w:r>
+    </w:p>
+    <w:p>
+      <w:pPr>
+        <w:rPr>
+          <w:rFonts w:ascii="Arial" w:hAnsi="Arial" w:cs="Arial"/>
+          <w:sz w:val="20"/>
+          <w:szCs w:val="20"/>
+        </w:rPr>
+      </w:pPr>
+      <w:r>
+        <w:rPr>
+          <w:rFonts w:ascii="Arial" w:hAnsi="Arial" w:cs="Arial"/>
+          <w:sz w:val="20"/>
+          <w:szCs w:val="20"/>
+        </w:rPr>
+        <w:t>        "enfrentamiento_id": registro.enfrentamiento_id,</w:t>
+      </w:r>
+    </w:p>
+    <w:p>
+      <w:pPr>
+        <w:rPr>
+          <w:rFonts w:ascii="Arial" w:hAnsi="Arial" w:cs="Arial"/>
+          <w:sz w:val="20"/>
+          <w:szCs w:val="20"/>
+        </w:rPr>
+      </w:pPr>
+      <w:r>
+        <w:rPr>
+          <w:rFonts w:ascii="Arial" w:hAnsi="Arial" w:cs="Arial"/>
+          <w:sz w:val="20"/>
+          <w:szCs w:val="20"/>
+        </w:rPr>
+        <w:t>        "minutos_jugados": registro.minutos_jugados,</w:t>
+      </w:r>
+    </w:p>
+    <w:p>
+      <w:pPr>
+        <w:rPr>
+          <w:rFonts w:ascii="Arial" w:hAnsi="Arial" w:cs="Arial"/>
+          <w:sz w:val="20"/>
+          <w:szCs w:val="20"/>
+        </w:rPr>
+      </w:pPr>
+      <w:r>
+        <w:rPr>
+          <w:rFonts w:ascii="Arial" w:hAnsi="Arial" w:cs="Arial"/>
+          <w:sz w:val="20"/>
+          <w:szCs w:val="20"/>
+        </w:rPr>
+        <w:t>        "puntos": registro.puntos,</w:t>
+      </w:r>
+    </w:p>
+    <w:p>
+      <w:pPr>
+        <w:rPr>
+          <w:rFonts w:ascii="Arial" w:hAnsi="Arial" w:cs="Arial"/>
+          <w:sz w:val="20"/>
+          <w:szCs w:val="20"/>
+        </w:rPr>
+      </w:pPr>
+      <w:r>
+        <w:rPr>
+          <w:rFonts w:ascii="Arial" w:hAnsi="Arial" w:cs="Arial"/>
+          <w:sz w:val="20"/>
+          <w:szCs w:val="20"/>
+        </w:rPr>
+        <w:t>        "asistencias": registro.asistencias,</w:t>
+      </w:r>
+    </w:p>
+    <w:p>
+      <w:pPr>
+        <w:rPr>
+          <w:rFonts w:ascii="Arial" w:hAnsi="Arial" w:cs="Arial"/>
+          <w:sz w:val="20"/>
+          <w:szCs w:val="20"/>
+        </w:rPr>
+      </w:pPr>
+      <w:r>
+        <w:rPr>
+          <w:rFonts w:ascii="Arial" w:hAnsi="Arial" w:cs="Arial"/>
+          <w:sz w:val="20"/>
+          <w:szCs w:val="20"/>
+        </w:rPr>
+        <w:t>        "rebotes_ofensivos": registro.rebotes_ofensivos,</w:t>
+      </w:r>
+    </w:p>
+    <w:p>
+      <w:pPr>
+        <w:rPr>
+          <w:rFonts w:ascii="Arial" w:hAnsi="Arial" w:cs="Arial"/>
+          <w:sz w:val="20"/>
+          <w:szCs w:val="20"/>
+        </w:rPr>
+      </w:pPr>
+      <w:r>
+        <w:rPr>
+          <w:rFonts w:ascii="Arial" w:hAnsi="Arial" w:cs="Arial"/>
+          <w:sz w:val="20"/>
+          <w:szCs w:val="20"/>
+        </w:rPr>
+        <w:t>        "rebotes_defensivos": registro.rebotes_defensivos,</w:t>
+      </w:r>
+    </w:p>
+    <w:p>
+      <w:pPr>
+        <w:rPr>
+          <w:rFonts w:ascii="Arial" w:hAnsi="Arial" w:cs="Arial"/>
+          <w:sz w:val="20"/>
+          <w:szCs w:val="20"/>
+        </w:rPr>
+      </w:pPr>
+      <w:r>
+        <w:rPr>
+          <w:rFonts w:ascii="Arial" w:hAnsi="Arial" w:cs="Arial"/>
+          <w:sz w:val="20"/>
+          <w:szCs w:val="20"/>
+        </w:rPr>
+        <w:t>        "robos": registro.robos,</w:t>
+      </w:r>
+    </w:p>
+    <w:p>
+      <w:pPr>
+        <w:rPr>
+          <w:rFonts w:ascii="Arial" w:hAnsi="Arial" w:cs="Arial"/>
+          <w:sz w:val="20"/>
+          <w:szCs w:val="20"/>
+        </w:rPr>
+      </w:pPr>
+      <w:r>
+        <w:rPr>
+          <w:rFonts w:ascii="Arial" w:hAnsi="Arial" w:cs="Arial"/>
+          <w:sz w:val="20"/>
+          <w:szCs w:val="20"/>
+        </w:rPr>
+        <w:t>        "tapones": registro.tapones,</w:t>
+      </w:r>
+    </w:p>
+    <w:p>
+      <w:pPr>
+        <w:rPr>
+          <w:rFonts w:ascii="Arial" w:hAnsi="Arial" w:cs="Arial"/>
+          <w:sz w:val="20"/>
+          <w:szCs w:val="20"/>
+        </w:rPr>
+      </w:pPr>
+      <w:r>
+        <w:rPr>
+          <w:rFonts w:ascii="Arial" w:hAnsi="Arial" w:cs="Arial"/>
+          <w:sz w:val="20"/>
+          <w:szCs w:val="20"/>
+        </w:rPr>
+        <w:t>        "perdidas_balon": registro.perdidas_balon,</w:t>
+      </w:r>
+    </w:p>
+    <w:p>
+      <w:pPr>
+        <w:rPr>
+          <w:rFonts w:ascii="Arial" w:hAnsi="Arial" w:cs="Arial"/>
+          <w:sz w:val="20"/>
+          <w:szCs w:val="20"/>
+        </w:rPr>
+      </w:pPr>
+      <w:r>
+        <w:rPr>
+          <w:rFonts w:ascii="Arial" w:hAnsi="Arial" w:cs="Arial"/>
+          <w:sz w:val="20"/>
+          <w:szCs w:val="20"/>
+        </w:rPr>
+        <w:t>        "faltas_cometidas": registro.faltas_cometidas,</w:t>
+      </w:r>
+    </w:p>
+    <w:p>
+      <w:pPr>
+        <w:rPr>
+          <w:rFonts w:ascii="Arial" w:hAnsi="Arial" w:cs="Arial"/>
+          <w:sz w:val="20"/>
+          <w:szCs w:val="20"/>
+        </w:rPr>
+      </w:pPr>
+      <w:r>
+        <w:rPr>
+          <w:rFonts w:ascii="Arial" w:hAnsi="Arial" w:cs="Arial"/>
+          <w:sz w:val="20"/>
+          <w:szCs w:val="20"/>
+        </w:rPr>
+        <w:t>        "faltas_recibidas": registro.faltas_recibidas,</w:t>
+      </w:r>
+    </w:p>
+    <w:p>
+      <w:pPr>
+        <w:rPr>
+          <w:rFonts w:ascii="Arial" w:hAnsi="Arial" w:cs="Arial"/>
+          <w:sz w:val="20"/>
+          <w:szCs w:val="20"/>
+        </w:rPr>
+      </w:pPr>
+      <w:r>
+        <w:rPr>
+          <w:rFonts w:ascii="Arial" w:hAnsi="Arial" w:cs="Arial"/>
+          <w:sz w:val="20"/>
+          <w:szCs w:val="20"/>
+        </w:rPr>
+        <w:t>        "porcentaje_tiros_de_campo": registro.porcentaje_tiros_de_campo,</w:t>
+      </w:r>
+    </w:p>
+    <w:p>
+      <w:pPr>
+        <w:rPr>
+          <w:rFonts w:ascii="Arial" w:hAnsi="Arial" w:cs="Arial"/>
+          <w:sz w:val="20"/>
+          <w:szCs w:val="20"/>
+        </w:rPr>
+      </w:pPr>
+      <w:r>
+        <w:rPr>
+          <w:rFonts w:ascii="Arial" w:hAnsi="Arial" w:cs="Arial"/>
+          <w:sz w:val="20"/>
+          <w:szCs w:val="20"/>
+        </w:rPr>
+        <w:t>        "porcentaje_triples": registro.porcentaje_triples,</w:t>
+      </w:r>
+    </w:p>
+    <w:p>
+      <w:pPr>
+        <w:rPr>
+          <w:rFonts w:ascii="Arial" w:hAnsi="Arial" w:cs="Arial"/>
+          <w:sz w:val="20"/>
+          <w:szCs w:val="20"/>
+        </w:rPr>
+      </w:pPr>
+      <w:r>
+        <w:rPr>
+          <w:rFonts w:ascii="Arial" w:hAnsi="Arial" w:cs="Arial"/>
+          <w:sz w:val="20"/>
+          <w:szCs w:val="20"/>
+        </w:rPr>
+        <w:t>        "porcentaje_tiros_libres": registro.porcentaje_tiros_libres</w:t>
+      </w:r>
+    </w:p>
+    <w:p>
+      <w:pPr>
+        <w:rPr>
+          <w:rFonts w:ascii="Arial" w:hAnsi="Arial" w:cs="Arial"/>
+          <w:sz w:val="20"/>
+          <w:szCs w:val="20"/>
+        </w:rPr>
+      </w:pPr>
+      <w:r>
+        <w:rPr>
+          <w:rFonts w:ascii="Arial" w:hAnsi="Arial" w:cs="Arial"/>
+          <w:sz w:val="20"/>
+          <w:szCs w:val="20"/>
+        </w:rPr>
+        <w:t>    }, 200</w:t>
+      </w:r>
+    </w:p>
+    <w:p>
+      <w:pPr>
+        <w:rPr>
+          <w:rFonts w:ascii="Arial" w:hAnsi="Arial" w:cs="Arial"/>
+          <w:sz w:val="20"/>
+          <w:szCs w:val="20"/>
+        </w:rPr>
+      </w:pPr>
+    </w:p>
+    <w:p>
+      <w:pPr>
+        <w:rPr>
+          <w:rFonts w:ascii="Arial" w:hAnsi="Arial" w:cs="Arial"/>
+          <w:sz w:val="20"/>
+          <w:szCs w:val="20"/>
+        </w:rPr>
+      </w:pPr>
+      <w:r>
+        <w:rPr>
+          <w:rFonts w:ascii="Arial" w:hAnsi="Arial" w:cs="Arial"/>
+          <w:sz w:val="20"/>
+          <w:szCs w:val="20"/>
+        </w:rPr>
+        <w:t>##REVISAR</w:t>
+      </w:r>
+    </w:p>
+    <w:p>
+      <w:pPr>
+        <w:rPr>
+          <w:rFonts w:ascii="Arial" w:hAnsi="Arial" w:cs="Arial"/>
+          <w:sz w:val="20"/>
+          <w:szCs w:val="20"/>
+        </w:rPr>
+      </w:pPr>
+      <w:r>
+        <w:rPr>
+          <w:rFonts w:ascii="Arial" w:hAnsi="Arial" w:cs="Arial"/>
+          <w:sz w:val="20"/>
+          <w:szCs w:val="20"/>
+        </w:rPr>
+        <w:lastRenderedPageBreak/>
+        <w:t>## Método GET Listar todos los registros de Jugador_Partido</w:t>
+      </w:r>
+    </w:p>
+    <w:p>
+      <w:pPr>
+        <w:rPr>
+          <w:rFonts w:ascii="Arial" w:hAnsi="Arial" w:cs="Arial"/>
+          <w:sz w:val="20"/>
+          <w:szCs w:val="20"/>
+        </w:rPr>
+      </w:pPr>
+      <w:r>
+        <w:rPr>
+          <w:rFonts w:ascii="Arial" w:hAnsi="Arial" w:cs="Arial"/>
+          <w:sz w:val="20"/>
+          <w:szCs w:val="20"/>
+        </w:rPr>
+        <w:t>def listar_jugador_partido():</w:t>
+      </w:r>
+    </w:p>
+    <w:p>
+      <w:pPr>
+        <w:rPr>
+          <w:rFonts w:ascii="Arial" w:hAnsi="Arial" w:cs="Arial"/>
+          <w:sz w:val="20"/>
+          <w:szCs w:val="20"/>
+        </w:rPr>
+      </w:pPr>
+      <w:r>
+        <w:rPr>
+          <w:rFonts w:ascii="Arial" w:hAnsi="Arial" w:cs="Arial"/>
+          <w:sz w:val="20"/>
+          <w:szCs w:val="20"/>
+        </w:rPr>
+        <w:t>    registros = Jugador_Partido.query.all()</w:t>
+      </w:r>
+    </w:p>
+    <w:p>
+      <w:pPr>
+        <w:rPr>
+          <w:rFonts w:ascii="Arial" w:hAnsi="Arial" w:cs="Arial"/>
+          <w:sz w:val="20"/>
+          <w:szCs w:val="20"/>
+          <w:lang w:val="en-GB"/>
+        </w:rPr>
+      </w:pPr>
+      <w:r>
+        <w:rPr>
+          <w:rFonts w:ascii="Arial" w:hAnsi="Arial" w:cs="Arial"/>
+          <w:sz w:val="20"/>
+          <w:szCs w:val="20"/>
+        </w:rPr>
+        <w:t xml:space="preserve">    </w:t>
+      </w:r>
+      <w:r>
+        <w:rPr>
+          <w:rFonts w:ascii="Arial" w:hAnsi="Arial" w:cs="Arial"/>
+          <w:sz w:val="20"/>
+          <w:szCs w:val="20"/>
+          <w:lang w:val="en-GB"/>
+        </w:rPr>
+        <w:t>lista = []</w:t>
+      </w:r>
+    </w:p>
+    <w:p>
+      <w:pPr>
+        <w:rPr>
+          <w:rFonts w:ascii="Arial" w:hAnsi="Arial" w:cs="Arial"/>
+          <w:sz w:val="20"/>
+          <w:szCs w:val="20"/>
+          <w:lang w:val="en-GB"/>
+        </w:rPr>
+      </w:pPr>
+      <w:r>
+        <w:rPr>
+          <w:rFonts w:ascii="Arial" w:hAnsi="Arial" w:cs="Arial"/>
+          <w:sz w:val="20"/>
+          <w:szCs w:val="20"/>
+          <w:lang w:val="en-GB"/>
+        </w:rPr>
+        <w:t>    for reg in registros:</w:t>
+      </w:r>
+    </w:p>
+    <w:p>
+      <w:pPr>
+        <w:rPr>
+          <w:rFonts w:ascii="Arial" w:hAnsi="Arial" w:cs="Arial"/>
+          <w:sz w:val="20"/>
+          <w:szCs w:val="20"/>
+          <w:lang w:val="en-GB"/>
+        </w:rPr>
+      </w:pPr>
+      <w:r>
+        <w:rPr>
+          <w:rFonts w:ascii="Arial" w:hAnsi="Arial" w:cs="Arial"/>
+          <w:sz w:val="20"/>
+          <w:szCs w:val="20"/>
+          <w:lang w:val="en-GB"/>
+        </w:rPr>
+        <w:t>        lista.append({</w:t>
+      </w:r>
+    </w:p>
+    <w:p>
+      <w:pPr>
+        <w:rPr>
+          <w:rFonts w:ascii="Arial" w:hAnsi="Arial" w:cs="Arial"/>
+          <w:sz w:val="20"/>
+          <w:szCs w:val="20"/>
+        </w:rPr>
+      </w:pPr>
+      <w:r>
+        <w:rPr>
+          <w:rFonts w:ascii="Arial" w:hAnsi="Arial" w:cs="Arial"/>
+          <w:sz w:val="20"/>
+          <w:szCs w:val="20"/>
+          <w:lang w:val="en-GB"/>
+        </w:rPr>
+        <w:t xml:space="preserve">            </w:t>
+      </w:r>
+      <w:r>
+        <w:rPr>
+          <w:rFonts w:ascii="Arial" w:hAnsi="Arial" w:cs="Arial"/>
+          <w:sz w:val="20"/>
+          <w:szCs w:val="20"/>
+        </w:rPr>
+        <w:t>"id_jugador_partido": reg.id_jugador_partido,</w:t>
+      </w:r>
+    </w:p>
+    <w:p>
+      <w:pPr>
+        <w:rPr>
+          <w:rFonts w:ascii="Arial" w:hAnsi="Arial" w:cs="Arial"/>
+          <w:sz w:val="20"/>
+          <w:szCs w:val="20"/>
+        </w:rPr>
+      </w:pPr>
+      <w:r>
+        <w:rPr>
+          <w:rFonts w:ascii="Arial" w:hAnsi="Arial" w:cs="Arial"/>
+          <w:sz w:val="20"/>
+          <w:szCs w:val="20"/>
+        </w:rPr>
+        <w:t>            "jugador_id": reg.jugador_id,</w:t>
+      </w:r>
+    </w:p>
+    <w:p>
+      <w:pPr>
+        <w:rPr>
+          <w:rFonts w:ascii="Arial" w:hAnsi="Arial" w:cs="Arial"/>
+          <w:sz w:val="20"/>
+          <w:szCs w:val="20"/>
+        </w:rPr>
+      </w:pPr>
+      <w:r>
+        <w:rPr>
+          <w:rFonts w:ascii="Arial" w:hAnsi="Arial" w:cs="Arial"/>
+          <w:sz w:val="20"/>
+          <w:szCs w:val="20"/>
+        </w:rPr>
+        <w:t>            "enfrentamiento_id": reg.enfrentamiento_id,</w:t>
+      </w:r>
+    </w:p>
+    <w:p>
+      <w:pPr>
+        <w:rPr>
+          <w:rFonts w:ascii="Arial" w:hAnsi="Arial" w:cs="Arial"/>
+          <w:sz w:val="20"/>
+          <w:szCs w:val="20"/>
+        </w:rPr>
+      </w:pPr>
+      <w:r>
+        <w:rPr>
+          <w:rFonts w:ascii="Arial" w:hAnsi="Arial" w:cs="Arial"/>
+          <w:sz w:val="20"/>
+          <w:szCs w:val="20"/>
+        </w:rPr>
+        <w:t>            "minutos_jugados": reg.minutos_jugados,</w:t>
+      </w:r>
+    </w:p>
+    <w:p>
+      <w:pPr>
+        <w:rPr>
+          <w:rFonts w:ascii="Arial" w:hAnsi="Arial" w:cs="Arial"/>
+          <w:sz w:val="20"/>
+          <w:szCs w:val="20"/>
+        </w:rPr>
+      </w:pPr>
+      <w:r>
+        <w:rPr>
+          <w:rFonts w:ascii="Arial" w:hAnsi="Arial" w:cs="Arial"/>
+          <w:sz w:val="20"/>
+          <w:szCs w:val="20"/>
+        </w:rPr>
+        <w:t>            "puntos": reg.puntos,</w:t>
+      </w:r>
+    </w:p>
+    <w:p>
+      <w:pPr>
+        <w:rPr>
+          <w:rFonts w:ascii="Arial" w:hAnsi="Arial" w:cs="Arial"/>
+          <w:sz w:val="20"/>
+          <w:szCs w:val="20"/>
+        </w:rPr>
+      </w:pPr>
+      <w:r>
+        <w:rPr>
+          <w:rFonts w:ascii="Arial" w:hAnsi="Arial" w:cs="Arial"/>
+          <w:sz w:val="20"/>
+          <w:szCs w:val="20"/>
+        </w:rPr>
+        <w:t>            "asistencias": reg.asistencias,</w:t>
+      </w:r>
+    </w:p>
+    <w:p>
+      <w:pPr>
+        <w:rPr>
+          <w:rFonts w:ascii="Arial" w:hAnsi="Arial" w:cs="Arial"/>
+          <w:sz w:val="20"/>
+          <w:szCs w:val="20"/>
+        </w:rPr>
+      </w:pPr>
+      <w:r>
+        <w:rPr>
+          <w:rFonts w:ascii="Arial" w:hAnsi="Arial" w:cs="Arial"/>
+          <w:sz w:val="20"/>
+          <w:szCs w:val="20"/>
+        </w:rPr>
+        <w:t>            "rebotes_ofensivos": reg.rebotes_ofensivos,</w:t>
+      </w:r>
+    </w:p>
+    <w:p>
+      <w:pPr>
+        <w:rPr>
+          <w:rFonts w:ascii="Arial" w:hAnsi="Arial" w:cs="Arial"/>
+          <w:sz w:val="20"/>
+          <w:szCs w:val="20"/>
+        </w:rPr>
+      </w:pPr>
+      <w:r>
+        <w:rPr>
+          <w:rFonts w:ascii="Arial" w:hAnsi="Arial" w:cs="Arial"/>
+          <w:sz w:val="20"/>
+          <w:szCs w:val="20"/>
+        </w:rPr>
+        <w:t>            "rebotes_defensivos": reg.rebotes_defensivos,</w:t>
+      </w:r>
+    </w:p>
+    <w:p>
+      <w:pPr>
+        <w:rPr>
+          <w:rFonts w:ascii="Arial" w:hAnsi="Arial" w:cs="Arial"/>
+          <w:sz w:val="20"/>
+          <w:szCs w:val="20"/>
+        </w:rPr>
+      </w:pPr>
+      <w:r>
+        <w:rPr>
+          <w:rFonts w:ascii="Arial" w:hAnsi="Arial" w:cs="Arial"/>
+          <w:sz w:val="20"/>
+          <w:szCs w:val="20"/>
+        </w:rPr>
+        <w:t>            "robos": reg.robos,</w:t>
+      </w:r>
+    </w:p>
+    <w:p>
+      <w:pPr>
+        <w:rPr>
+          <w:rFonts w:ascii="Arial" w:hAnsi="Arial" w:cs="Arial"/>
+          <w:sz w:val="20"/>
+          <w:szCs w:val="20"/>
+        </w:rPr>
+      </w:pPr>
+      <w:r>
+        <w:rPr>
+          <w:rFonts w:ascii="Arial" w:hAnsi="Arial" w:cs="Arial"/>
+          <w:sz w:val="20"/>
+          <w:szCs w:val="20"/>
+        </w:rPr>
+        <w:t>            "tapones": reg.tapones,</w:t>
+      </w:r>
+    </w:p>
+    <w:p>
+      <w:pPr>
+        <w:rPr>
+          <w:rFonts w:ascii="Arial" w:hAnsi="Arial" w:cs="Arial"/>
+          <w:sz w:val="20"/>
+          <w:szCs w:val="20"/>
+        </w:rPr>
+      </w:pPr>
+      <w:r>
+        <w:rPr>
+          <w:rFonts w:ascii="Arial" w:hAnsi="Arial" w:cs="Arial"/>
+          <w:sz w:val="20"/>
+          <w:szCs w:val="20"/>
+        </w:rPr>
+        <w:t>            "perdidas_balon": reg.perdidas_balon,</w:t>
+      </w:r>
+    </w:p>
+    <w:p>
+      <w:pPr>
+        <w:rPr>
+          <w:rFonts w:ascii="Arial" w:hAnsi="Arial" w:cs="Arial"/>
+          <w:sz w:val="20"/>
+          <w:szCs w:val="20"/>
+        </w:rPr>
+      </w:pPr>
+      <w:r>
+        <w:rPr>
+          <w:rFonts w:ascii="Arial" w:hAnsi="Arial" w:cs="Arial"/>
+          <w:sz w:val="20"/>
+          <w:szCs w:val="20"/>
+        </w:rPr>
+        <w:t>            "faltas_cometidas": reg.faltas_cometidas,</w:t>
+      </w:r>
+    </w:p>
+    <w:p>
+      <w:pPr>
+        <w:rPr>
+          <w:rFonts w:ascii="Arial" w:hAnsi="Arial" w:cs="Arial"/>
+          <w:sz w:val="20"/>
+          <w:szCs w:val="20"/>
+        </w:rPr>
+      </w:pPr>
+      <w:r>
+        <w:rPr>
+          <w:rFonts w:ascii="Arial" w:hAnsi="Arial" w:cs="Arial"/>
+          <w:sz w:val="20"/>
+          <w:szCs w:val="20"/>
+        </w:rPr>
+        <w:t>            "faltas_recibidas": reg.faltas_recibidas,</w:t>
+      </w:r>
+    </w:p>
+    <w:p>
+      <w:pPr>
+        <w:rPr>
+          <w:rFonts w:ascii="Arial" w:hAnsi="Arial" w:cs="Arial"/>
+          <w:sz w:val="20"/>
+          <w:szCs w:val="20"/>
+        </w:rPr>
+      </w:pPr>
+      <w:r>
+        <w:rPr>
+          <w:rFonts w:ascii="Arial" w:hAnsi="Arial" w:cs="Arial"/>
+          <w:sz w:val="20"/>
+          <w:szCs w:val="20"/>
+        </w:rPr>
+        <w:t>            "porcentaje_tiros_de_campo": reg.porcentaje_tiros_de_campo,</w:t>
+      </w:r>
+    </w:p>
+    <w:p>
+      <w:pPr>
+        <w:rPr>
+          <w:rFonts w:ascii="Arial" w:hAnsi="Arial" w:cs="Arial"/>
+          <w:sz w:val="20"/>
+          <w:szCs w:val="20"/>
+        </w:rPr>
+      </w:pPr>
+      <w:r>
+        <w:rPr>
+          <w:rFonts w:ascii="Arial" w:hAnsi="Arial" w:cs="Arial"/>
+          <w:sz w:val="20"/>
+          <w:szCs w:val="20"/>
+        </w:rPr>
+        <w:t>            "porcentaje_triples": reg.porcentaje_triples,</w:t>
+      </w:r>
+    </w:p>
+    <w:p>
+      <w:pPr>
+        <w:rPr>
+          <w:rFonts w:ascii="Arial" w:hAnsi="Arial" w:cs="Arial"/>
+          <w:sz w:val="20"/>
+          <w:szCs w:val="20"/>
+        </w:rPr>
+      </w:pPr>
+      <w:r>
+        <w:rPr>
+          <w:rFonts w:ascii="Arial" w:hAnsi="Arial" w:cs="Arial"/>
+          <w:sz w:val="20"/>
+          <w:szCs w:val="20"/>
+        </w:rPr>
+        <w:t>            "porcentaje_tiros_libres": reg.porcentaje_tiros_libres</w:t>
+      </w:r>
+    </w:p>
+    <w:p>
+      <w:pPr>
+        <w:rPr>
+          <w:rFonts w:ascii="Arial" w:hAnsi="Arial" w:cs="Arial"/>
+          <w:sz w:val="20"/>
+          <w:szCs w:val="20"/>
+        </w:rPr>
+      </w:pPr>
+      <w:r>
+        <w:rPr>
+          <w:rFonts w:ascii="Arial" w:hAnsi="Arial" w:cs="Arial"/>
+          <w:sz w:val="20"/>
+          <w:szCs w:val="20"/>
+        </w:rPr>
+        <w:t>        })</w:t>
+      </w:r>
+    </w:p>
+    <w:p>
+      <w:pPr>
+        <w:rPr>
+          <w:rFonts w:ascii="Arial" w:hAnsi="Arial" w:cs="Arial"/>
+          <w:sz w:val="20"/>
+          <w:szCs w:val="20"/>
+        </w:rPr>
+      </w:pPr>
+      <w:r>
+        <w:rPr>
+          <w:rFonts w:ascii="Arial" w:hAnsi="Arial" w:cs="Arial"/>
+          <w:sz w:val="20"/>
+          <w:szCs w:val="20"/>
+        </w:rPr>
+        <w:t>    return lista, 200</w:t>
+      </w:r>
+    </w:p>
+    <w:p>
+      <w:pPr>
+        <w:rPr>
+          <w:rFonts w:ascii="Arial" w:hAnsi="Arial" w:cs="Arial"/>
+          <w:sz w:val="20"/>
+          <w:szCs w:val="20"/>
+        </w:rPr>
+      </w:pPr>
+    </w:p>
+    <w:p>
+      <w:pPr>
+        <w:rPr>
+          <w:rFonts w:ascii="Arial" w:hAnsi="Arial" w:cs="Arial"/>
+          <w:sz w:val="20"/>
+          <w:szCs w:val="20"/>
+        </w:rPr>
+      </w:pPr>
+      <w:r>
+        <w:rPr>
+          <w:rFonts w:ascii="Arial" w:hAnsi="Arial" w:cs="Arial"/>
+          <w:sz w:val="20"/>
+          <w:szCs w:val="20"/>
+        </w:rPr>
+        <w:t>## Método GET Filtrar y ordenar registros de Jugador_Partido</w:t>
+      </w:r>
+    </w:p>
+    <w:p>
+      <w:pPr>
+        <w:rPr>
+          <w:rFonts w:ascii="Arial" w:hAnsi="Arial" w:cs="Arial"/>
+          <w:sz w:val="20"/>
+          <w:szCs w:val="20"/>
+        </w:rPr>
+      </w:pPr>
+      <w:r>
+        <w:rPr>
+          <w:rFonts w:ascii="Arial" w:hAnsi="Arial" w:cs="Arial"/>
+          <w:sz w:val="20"/>
+          <w:szCs w:val="20"/>
+        </w:rPr>
+        <w:t>def filtrar_jugador_partido_logica(enfrentamiento_id=None, jugador_id=None, order_by=None, order_dir="desc"):</w:t>
+      </w:r>
+    </w:p>
+    <w:p>
+      <w:pPr>
+        <w:rPr>
+          <w:rFonts w:ascii="Arial" w:hAnsi="Arial" w:cs="Arial"/>
+          <w:sz w:val="20"/>
+          <w:szCs w:val="20"/>
+        </w:rPr>
+      </w:pPr>
+      <w:r>
+        <w:rPr>
+          <w:rFonts w:ascii="Arial" w:hAnsi="Arial" w:cs="Arial"/>
+          <w:sz w:val="20"/>
+          <w:szCs w:val="20"/>
+        </w:rPr>
+        <w:t>    """</w:t>
+      </w:r>
+    </w:p>
+    <w:p>
+      <w:pPr>
+        <w:rPr>
+          <w:rFonts w:ascii="Arial" w:hAnsi="Arial" w:cs="Arial"/>
+          <w:sz w:val="20"/>
+          <w:szCs w:val="20"/>
+        </w:rPr>
+      </w:pPr>
+      <w:r>
+        <w:rPr>
+          <w:rFonts w:ascii="Arial" w:hAnsi="Arial" w:cs="Arial"/>
+          <w:sz w:val="20"/>
+          <w:szCs w:val="20"/>
+        </w:rPr>
+        <w:t>    Filtra registros de Jugador_Partido según:</w:t>
+      </w:r>
+    </w:p>
+    <w:p>
+      <w:pPr>
+        <w:rPr>
+          <w:rFonts w:ascii="Arial" w:hAnsi="Arial" w:cs="Arial"/>
+          <w:sz w:val="20"/>
+          <w:szCs w:val="20"/>
+        </w:rPr>
+      </w:pPr>
+      <w:r>
+        <w:rPr>
+          <w:rFonts w:ascii="Arial" w:hAnsi="Arial" w:cs="Arial"/>
+          <w:sz w:val="20"/>
+          <w:szCs w:val="20"/>
+        </w:rPr>
+        <w:t>      - enfrentamiento_id</w:t>
+      </w:r>
+    </w:p>
+    <w:p>
+      <w:pPr>
+        <w:rPr>
+          <w:rFonts w:ascii="Arial" w:hAnsi="Arial" w:cs="Arial"/>
+          <w:sz w:val="20"/>
+          <w:szCs w:val="20"/>
+        </w:rPr>
+      </w:pPr>
+      <w:r>
+        <w:rPr>
+          <w:rFonts w:ascii="Arial" w:hAnsi="Arial" w:cs="Arial"/>
+          <w:sz w:val="20"/>
+          <w:szCs w:val="20"/>
+        </w:rPr>
+        <w:t>      - jugador_id</w:t>
+      </w:r>
+    </w:p>
+    <w:p>
+      <w:pPr>
+        <w:rPr>
+          <w:rFonts w:ascii="Arial" w:hAnsi="Arial" w:cs="Arial"/>
+          <w:sz w:val="20"/>
+          <w:szCs w:val="20"/>
+        </w:rPr>
+      </w:pPr>
+      <w:r>
+        <w:rPr>
+          <w:rFonts w:ascii="Arial" w:hAnsi="Arial" w:cs="Arial"/>
+          <w:sz w:val="20"/>
+          <w:szCs w:val="20"/>
+        </w:rPr>
+        <w:t>    Y permite ordenar según una estadística en orden ascendente o descendente.</w:t>
+      </w:r>
+    </w:p>
+    <w:p>
+      <w:pPr>
+        <w:rPr>
+          <w:rFonts w:ascii="Arial" w:hAnsi="Arial" w:cs="Arial"/>
+          <w:sz w:val="20"/>
+          <w:szCs w:val="20"/>
+        </w:rPr>
+      </w:pPr>
+      <w:r>
+        <w:rPr>
+          <w:rFonts w:ascii="Arial" w:hAnsi="Arial" w:cs="Arial"/>
+          <w:sz w:val="20"/>
+          <w:szCs w:val="20"/>
+        </w:rPr>
+        <w:lastRenderedPageBreak/>
+        <w:t xml:space="preserve">    </w:t>
+      </w:r>
+    </w:p>
+    <w:p>
+      <w:pPr>
+        <w:rPr>
+          <w:rFonts w:ascii="Arial" w:hAnsi="Arial" w:cs="Arial"/>
+          <w:sz w:val="20"/>
+          <w:szCs w:val="20"/>
+        </w:rPr>
+      </w:pPr>
+      <w:r>
+        <w:rPr>
+          <w:rFonts w:ascii="Arial" w:hAnsi="Arial" w:cs="Arial"/>
+          <w:sz w:val="20"/>
+          <w:szCs w:val="20"/>
+        </w:rPr>
+        <w:t>    Parámetros:</w:t>
+      </w:r>
+    </w:p>
+    <w:p>
+      <w:pPr>
+        <w:rPr>
+          <w:rFonts w:ascii="Arial" w:hAnsi="Arial" w:cs="Arial"/>
+          <w:sz w:val="20"/>
+          <w:szCs w:val="20"/>
+        </w:rPr>
+      </w:pPr>
+      <w:r>
+        <w:rPr>
+          <w:rFonts w:ascii="Arial" w:hAnsi="Arial" w:cs="Arial"/>
+          <w:sz w:val="20"/>
+          <w:szCs w:val="20"/>
+        </w:rPr>
+        <w:t>      - order_by: Nombre de la columna a ordenar (por ejemplo, 'puntos', 'asistencias', etc.)</w:t>
+      </w:r>
+    </w:p>
+    <w:p>
+      <w:pPr>
+        <w:rPr>
+          <w:rFonts w:ascii="Arial" w:hAnsi="Arial" w:cs="Arial"/>
+          <w:sz w:val="20"/>
+          <w:szCs w:val="20"/>
+        </w:rPr>
+      </w:pPr>
+      <w:r>
+        <w:rPr>
+          <w:rFonts w:ascii="Arial" w:hAnsi="Arial" w:cs="Arial"/>
+          <w:sz w:val="20"/>
+          <w:szCs w:val="20"/>
+        </w:rPr>
+        <w:t>      - order_dir: 'asc' para ascendente o 'desc' para descendente (por defecto 'desc')</w:t>
+      </w:r>
+    </w:p>
+    <w:p>
+      <w:pPr>
+        <w:rPr>
+          <w:rFonts w:ascii="Arial" w:hAnsi="Arial" w:cs="Arial"/>
+          <w:sz w:val="20"/>
+          <w:szCs w:val="20"/>
+        </w:rPr>
+      </w:pPr>
+      <w:r>
+        <w:rPr>
+          <w:rFonts w:ascii="Arial" w:hAnsi="Arial" w:cs="Arial"/>
+          <w:sz w:val="20"/>
+          <w:szCs w:val="20"/>
+        </w:rPr>
+        <w:t>    """</w:t>
+      </w:r>
+    </w:p>
+    <w:p>
+      <w:pPr>
+        <w:rPr>
+          <w:rFonts w:ascii="Arial" w:hAnsi="Arial" w:cs="Arial"/>
+          <w:sz w:val="20"/>
+          <w:szCs w:val="20"/>
+        </w:rPr>
+      </w:pPr>
+      <w:r>
+        <w:rPr>
+          <w:rFonts w:ascii="Arial" w:hAnsi="Arial" w:cs="Arial"/>
+          <w:sz w:val="20"/>
+          <w:szCs w:val="20"/>
+        </w:rPr>
+        <w:t>    consulta = Jugador_Partido.query</w:t>
+      </w:r>
+    </w:p>
+    <w:p>
+      <w:pPr>
+        <w:rPr>
+          <w:rFonts w:ascii="Arial" w:hAnsi="Arial" w:cs="Arial"/>
+          <w:sz w:val="20"/>
+          <w:szCs w:val="20"/>
+        </w:rPr>
+      </w:pPr>
+    </w:p>
+    <w:p>
+      <w:pPr>
+        <w:rPr>
+          <w:rFonts w:ascii="Arial" w:hAnsi="Arial" w:cs="Arial"/>
+          <w:sz w:val="20"/>
+          <w:szCs w:val="20"/>
+        </w:rPr>
+      </w:pPr>
+      <w:r>
+        <w:rPr>
+          <w:rFonts w:ascii="Arial" w:hAnsi="Arial" w:cs="Arial"/>
+          <w:sz w:val="20"/>
+          <w:szCs w:val="20"/>
+        </w:rPr>
+        <w:t>    if enfrentamiento_id:</w:t>
+      </w:r>
+    </w:p>
+    <w:p>
+      <w:pPr>
+        <w:rPr>
+          <w:rFonts w:ascii="Arial" w:hAnsi="Arial" w:cs="Arial"/>
+          <w:sz w:val="20"/>
+          <w:szCs w:val="20"/>
+        </w:rPr>
+      </w:pPr>
+      <w:r>
+        <w:rPr>
+          <w:rFonts w:ascii="Arial" w:hAnsi="Arial" w:cs="Arial"/>
+          <w:sz w:val="20"/>
+          <w:szCs w:val="20"/>
+        </w:rPr>
+        <w:t>        consulta = consulta.filter(Jugador_Partido.enfrentamiento_id == enfrentamiento_id)</w:t>
+      </w:r>
+    </w:p>
+    <w:p>
+      <w:pPr>
+        <w:rPr>
+          <w:rFonts w:ascii="Arial" w:hAnsi="Arial" w:cs="Arial"/>
+          <w:sz w:val="20"/>
+          <w:szCs w:val="20"/>
+        </w:rPr>
+      </w:pPr>
+      <w:r>
+        <w:rPr>
+          <w:rFonts w:ascii="Arial" w:hAnsi="Arial" w:cs="Arial"/>
+          <w:sz w:val="20"/>
+          <w:szCs w:val="20"/>
+        </w:rPr>
+        <w:t>    if jugador_id:</w:t>
+      </w:r>
+    </w:p>
+    <w:p>
+      <w:pPr>
+        <w:rPr>
+          <w:rFonts w:ascii="Arial" w:hAnsi="Arial" w:cs="Arial"/>
+          <w:sz w:val="20"/>
+          <w:szCs w:val="20"/>
+        </w:rPr>
+      </w:pPr>
+      <w:r>
+        <w:rPr>
+          <w:rFonts w:ascii="Arial" w:hAnsi="Arial" w:cs="Arial"/>
+          <w:sz w:val="20"/>
+          <w:szCs w:val="20"/>
+        </w:rPr>
+        <w:t>        consulta = consulta.filter(Jugador_Partido.jugador_id == jugador_id)</w:t>
+      </w:r>
+    </w:p>
+    <w:p>
+      <w:pPr>
+        <w:rPr>
+          <w:rFonts w:ascii="Arial" w:hAnsi="Arial" w:cs="Arial"/>
+          <w:sz w:val="20"/>
+          <w:szCs w:val="20"/>
+        </w:rPr>
+      </w:pPr>
+    </w:p>
+    <w:p>
+      <w:pPr>
+        <w:rPr>
+          <w:rFonts w:ascii="Arial" w:hAnsi="Arial" w:cs="Arial"/>
+          <w:sz w:val="20"/>
+          <w:szCs w:val="20"/>
+        </w:rPr>
+      </w:pPr>
+      <w:r>
+        <w:rPr>
+          <w:rFonts w:ascii="Arial" w:hAnsi="Arial" w:cs="Arial"/>
+          <w:sz w:val="20"/>
+          <w:szCs w:val="20"/>
+        </w:rPr>
+        <w:t>    # Definir las columnas permitidas para el ordenamiento</w:t>
+      </w:r>
+    </w:p>
+    <w:p>
+      <w:pPr>
+        <w:rPr>
+          <w:rFonts w:ascii="Arial" w:hAnsi="Arial" w:cs="Arial"/>
+          <w:sz w:val="20"/>
+          <w:szCs w:val="20"/>
+        </w:rPr>
+      </w:pPr>
+      <w:r>
+        <w:rPr>
+          <w:rFonts w:ascii="Arial" w:hAnsi="Arial" w:cs="Arial"/>
+          <w:sz w:val="20"/>
+          <w:szCs w:val="20"/>
+        </w:rPr>
+        <w:t>    allowed_order_columns = [</w:t>
+      </w:r>
+    </w:p>
+    <w:p>
+      <w:pPr>
+        <w:rPr>
+          <w:rFonts w:ascii="Arial" w:hAnsi="Arial" w:cs="Arial"/>
+          <w:sz w:val="20"/>
+          <w:szCs w:val="20"/>
+        </w:rPr>
+      </w:pPr>
+      <w:r>
+        <w:rPr>
+          <w:rFonts w:ascii="Arial" w:hAnsi="Arial" w:cs="Arial"/>
+          <w:sz w:val="20"/>
+          <w:szCs w:val="20"/>
+        </w:rPr>
+        <w:t>        "minutos_jugados", "puntos", "asistencias", "rebotes_ofensivos", "rebotes_defensivos",</w:t>
+      </w:r>
+    </w:p>
+    <w:p>
+      <w:pPr>
+        <w:rPr>
+          <w:rFonts w:ascii="Arial" w:hAnsi="Arial" w:cs="Arial"/>
+          <w:sz w:val="20"/>
+          <w:szCs w:val="20"/>
+        </w:rPr>
+      </w:pPr>
+      <w:r>
+        <w:rPr>
+          <w:rFonts w:ascii="Arial" w:hAnsi="Arial" w:cs="Arial"/>
+          <w:sz w:val="20"/>
+          <w:szCs w:val="20"/>
+        </w:rPr>
+        <w:t>        "robos", "tapones", "perdidas_balon", "faltas_cometidas", "faltas_recibidas",</w:t>
+      </w:r>
+    </w:p>
+    <w:p>
+      <w:pPr>
+        <w:rPr>
+          <w:rFonts w:ascii="Arial" w:hAnsi="Arial" w:cs="Arial"/>
+          <w:sz w:val="20"/>
+          <w:szCs w:val="20"/>
+        </w:rPr>
+      </w:pPr>
+      <w:r>
+        <w:rPr>
+          <w:rFonts w:ascii="Arial" w:hAnsi="Arial" w:cs="Arial"/>
+          <w:sz w:val="20"/>
+          <w:szCs w:val="20"/>
+        </w:rPr>
+        <w:t>        "porcentaje_tiros_de_campo", "porcentaje_triples", "porcentaje_tiros_libres"</w:t>
+      </w:r>
+    </w:p>
+    <w:p>
+      <w:pPr>
+        <w:rPr>
+          <w:rFonts w:ascii="Arial" w:hAnsi="Arial" w:cs="Arial"/>
+          <w:sz w:val="20"/>
+          <w:szCs w:val="20"/>
+          <w:lang w:val="en-GB"/>
+        </w:rPr>
+      </w:pPr>
+      <w:r>
+        <w:rPr>
+          <w:rFonts w:ascii="Arial" w:hAnsi="Arial" w:cs="Arial"/>
+          <w:sz w:val="20"/>
+          <w:szCs w:val="20"/>
+        </w:rPr>
+        <w:t xml:space="preserve">    </w:t>
+      </w:r>
+      <w:r>
+        <w:rPr>
+          <w:rFonts w:ascii="Arial" w:hAnsi="Arial" w:cs="Arial"/>
+          <w:sz w:val="20"/>
+          <w:szCs w:val="20"/>
+          <w:lang w:val="en-GB"/>
+        </w:rPr>
+        <w:t>]</w:t>
+      </w:r>
+    </w:p>
+    <w:p>
+      <w:pPr>
+        <w:rPr>
+          <w:rFonts w:ascii="Arial" w:hAnsi="Arial" w:cs="Arial"/>
+          <w:sz w:val="20"/>
+          <w:szCs w:val="20"/>
+          <w:lang w:val="en-GB"/>
+        </w:rPr>
+      </w:pPr>
+      <w:r>
+        <w:rPr>
+          <w:rFonts w:ascii="Arial" w:hAnsi="Arial" w:cs="Arial"/>
+          <w:sz w:val="20"/>
+          <w:szCs w:val="20"/>
+          <w:lang w:val="en-GB"/>
+        </w:rPr>
+        <w:t xml:space="preserve">    </w:t>
+      </w:r>
+    </w:p>
+    <w:p>
+      <w:pPr>
+        <w:rPr>
+          <w:rFonts w:ascii="Arial" w:hAnsi="Arial" w:cs="Arial"/>
+          <w:sz w:val="20"/>
+          <w:szCs w:val="20"/>
+          <w:lang w:val="en-GB"/>
+        </w:rPr>
+      </w:pPr>
+      <w:r>
+        <w:rPr>
+          <w:rFonts w:ascii="Arial" w:hAnsi="Arial" w:cs="Arial"/>
+          <w:sz w:val="20"/>
+          <w:szCs w:val="20"/>
+          <w:lang w:val="en-GB"/>
+        </w:rPr>
+        <w:t>    if order_by in allowed_order_columns:</w:t>
+      </w:r>
+    </w:p>
+    <w:p>
+      <w:pPr>
+        <w:rPr>
+          <w:rFonts w:ascii="Arial" w:hAnsi="Arial" w:cs="Arial"/>
+          <w:sz w:val="20"/>
+          <w:szCs w:val="20"/>
+        </w:rPr>
+      </w:pPr>
+      <w:r>
+        <w:rPr>
+          <w:rFonts w:ascii="Arial" w:hAnsi="Arial" w:cs="Arial"/>
+          <w:sz w:val="20"/>
+          <w:szCs w:val="20"/>
+          <w:lang w:val="en-GB"/>
+        </w:rPr>
+        <w:t xml:space="preserve">        </w:t>
+      </w:r>
+      <w:r>
+        <w:rPr>
+          <w:rFonts w:ascii="Arial" w:hAnsi="Arial" w:cs="Arial"/>
+          <w:sz w:val="20"/>
+          <w:szCs w:val="20"/>
+        </w:rPr>
+        <w:t>columna = getattr(Jugador_Partido, order_by)</w:t>
+      </w:r>
+    </w:p>
+    <w:p>
+      <w:pPr>
+        <w:rPr>
+          <w:rFonts w:ascii="Arial" w:hAnsi="Arial" w:cs="Arial"/>
+          <w:sz w:val="20"/>
+          <w:szCs w:val="20"/>
+          <w:lang w:val="en-GB"/>
+        </w:rPr>
+      </w:pPr>
+      <w:r>
+        <w:rPr>
+          <w:rFonts w:ascii="Arial" w:hAnsi="Arial" w:cs="Arial"/>
+          <w:sz w:val="20"/>
+          <w:szCs w:val="20"/>
+        </w:rPr>
+        <w:t xml:space="preserve">        </w:t>
+      </w:r>
+      <w:r>
+        <w:rPr>
+          <w:rFonts w:ascii="Arial" w:hAnsi="Arial" w:cs="Arial"/>
+          <w:sz w:val="20"/>
+          <w:szCs w:val="20"/>
+          <w:lang w:val="en-GB"/>
+        </w:rPr>
+        <w:t>if order_dir == "asc":</w:t>
+      </w:r>
+    </w:p>
+    <w:p>
+      <w:pPr>
+        <w:rPr>
+          <w:rFonts w:ascii="Arial" w:hAnsi="Arial" w:cs="Arial"/>
+          <w:sz w:val="20"/>
+          <w:szCs w:val="20"/>
+          <w:lang w:val="en-GB"/>
+        </w:rPr>
+      </w:pPr>
+      <w:r>
+        <w:rPr>
+          <w:rFonts w:ascii="Arial" w:hAnsi="Arial" w:cs="Arial"/>
+          <w:sz w:val="20"/>
+          <w:szCs w:val="20"/>
+          <w:lang w:val="en-GB"/>
+        </w:rPr>
+        <w:t>            consulta = consulta.order_by(columna.asc())</w:t>
+      </w:r>
+    </w:p>
+    <w:p>
+      <w:pPr>
+        <w:rPr>
+          <w:rFonts w:ascii="Arial" w:hAnsi="Arial" w:cs="Arial"/>
+          <w:sz w:val="20"/>
+          <w:szCs w:val="20"/>
+          <w:lang w:val="en-GB"/>
+        </w:rPr>
+      </w:pPr>
+      <w:r>
+        <w:rPr>
+          <w:rFonts w:ascii="Arial" w:hAnsi="Arial" w:cs="Arial"/>
+          <w:sz w:val="20"/>
+          <w:szCs w:val="20"/>
+          <w:lang w:val="en-GB"/>
+        </w:rPr>
+        <w:t>        else:</w:t>
+      </w:r>
+    </w:p>
+    <w:p>
+      <w:pPr>
+        <w:rPr>
+          <w:rFonts w:ascii="Arial" w:hAnsi="Arial" w:cs="Arial"/>
+          <w:sz w:val="20"/>
+          <w:szCs w:val="20"/>
+          <w:lang w:val="en-GB"/>
+        </w:rPr>
+      </w:pPr>
+      <w:r>
+        <w:rPr>
+          <w:rFonts w:ascii="Arial" w:hAnsi="Arial" w:cs="Arial"/>
+          <w:sz w:val="20"/>
+          <w:szCs w:val="20"/>
+          <w:lang w:val="en-GB"/>
+        </w:rPr>
+        <w:t>            consulta = consulta.order_by(columna.desc())</w:t>
+      </w:r>
+    </w:p>
+    <w:p>
+      <w:pPr>
+        <w:rPr>
+          <w:rFonts w:ascii="Arial" w:hAnsi="Arial" w:cs="Arial"/>
+          <w:sz w:val="20"/>
+          <w:szCs w:val="20"/>
+          <w:lang w:val="en-GB"/>
+        </w:rPr>
+      </w:pPr>
+      <w:r>
+        <w:rPr>
+          <w:rFonts w:ascii="Arial" w:hAnsi="Arial" w:cs="Arial"/>
+          <w:sz w:val="20"/>
+          <w:szCs w:val="20"/>
+          <w:lang w:val="en-GB"/>
+        </w:rPr>
+        <w:t xml:space="preserve">    </w:t>
+      </w:r>
+    </w:p>
+    <w:p>
+      <w:pPr>
+        <w:rPr>
+          <w:rFonts w:ascii="Arial" w:hAnsi="Arial" w:cs="Arial"/>
+          <w:sz w:val="20"/>
+          <w:szCs w:val="20"/>
+        </w:rPr>
+      </w:pPr>
+      <w:r>
+        <w:rPr>
+          <w:rFonts w:ascii="Arial" w:hAnsi="Arial" w:cs="Arial"/>
+          <w:sz w:val="20"/>
+          <w:szCs w:val="20"/>
+          <w:lang w:val="en-GB"/>
+        </w:rPr>
+        <w:t xml:space="preserve">    </w:t>
+      </w:r>
+      <w:r>
+        <w:rPr>
+          <w:rFonts w:ascii="Arial" w:hAnsi="Arial" w:cs="Arial"/>
+          <w:sz w:val="20"/>
+          <w:szCs w:val="20"/>
+        </w:rPr>
+        <w:t>registros = consulta.all()</w:t>
+      </w:r>
+    </w:p>
+    <w:p>
+      <w:pPr>
+        <w:rPr>
+          <w:rFonts w:ascii="Arial" w:hAnsi="Arial" w:cs="Arial"/>
+          <w:sz w:val="20"/>
+          <w:szCs w:val="20"/>
+        </w:rPr>
+      </w:pPr>
+      <w:r>
+        <w:rPr>
+          <w:rFonts w:ascii="Arial" w:hAnsi="Arial" w:cs="Arial"/>
+          <w:sz w:val="20"/>
+          <w:szCs w:val="20"/>
+        </w:rPr>
+        <w:t>    lista = []</w:t>
+      </w:r>
+    </w:p>
+    <w:p>
+      <w:pPr>
+        <w:rPr>
+          <w:rFonts w:ascii="Arial" w:hAnsi="Arial" w:cs="Arial"/>
+          <w:sz w:val="20"/>
+          <w:szCs w:val="20"/>
+        </w:rPr>
+      </w:pPr>
+      <w:r>
+        <w:rPr>
+          <w:rFonts w:ascii="Arial" w:hAnsi="Arial" w:cs="Arial"/>
+          <w:sz w:val="20"/>
+          <w:szCs w:val="20"/>
+        </w:rPr>
+        <w:t>    for reg in registros:</w:t>
+      </w:r>
+    </w:p>
+    <w:p>
+      <w:pPr>
+        <w:rPr>
+          <w:rFonts w:ascii="Arial" w:hAnsi="Arial" w:cs="Arial"/>
+          <w:sz w:val="20"/>
+          <w:szCs w:val="20"/>
+        </w:rPr>
+      </w:pPr>
+      <w:r>
+        <w:rPr>
+          <w:rFonts w:ascii="Arial" w:hAnsi="Arial" w:cs="Arial"/>
+          <w:sz w:val="20"/>
+          <w:szCs w:val="20"/>
+        </w:rPr>
+        <w:t>        lista.append({</w:t>
+      </w:r>
+    </w:p>
+    <w:p>
+      <w:pPr>
+        <w:rPr>
+          <w:rFonts w:ascii="Arial" w:hAnsi="Arial" w:cs="Arial"/>
+          <w:sz w:val="20"/>
+          <w:szCs w:val="20"/>
+        </w:rPr>
+      </w:pPr>
+      <w:r>
+        <w:rPr>
+          <w:rFonts w:ascii="Arial" w:hAnsi="Arial" w:cs="Arial"/>
+          <w:sz w:val="20"/>
+          <w:szCs w:val="20"/>
+        </w:rPr>
+        <w:t>            "id_jugador_partido": reg.id_jugador_partido,</w:t>
+      </w:r>
+    </w:p>
+    <w:p>
+      <w:pPr>
+        <w:rPr>
+          <w:rFonts w:ascii="Arial" w:hAnsi="Arial" w:cs="Arial"/>
+          <w:sz w:val="20"/>
+          <w:szCs w:val="20"/>
+        </w:rPr>
+      </w:pPr>
+      <w:r>
+        <w:rPr>
+          <w:rFonts w:ascii="Arial" w:hAnsi="Arial" w:cs="Arial"/>
+          <w:sz w:val="20"/>
+          <w:szCs w:val="20"/>
+        </w:rPr>
+        <w:t>            "jugador_id": reg.jugador_id,</w:t>
+      </w:r>
+    </w:p>
+    <w:p>
+      <w:pPr>
+        <w:rPr>
+          <w:rFonts w:ascii="Arial" w:hAnsi="Arial" w:cs="Arial"/>
+          <w:sz w:val="20"/>
+          <w:szCs w:val="20"/>
+        </w:rPr>
+      </w:pPr>
+      <w:r>
+        <w:rPr>
+          <w:rFonts w:ascii="Arial" w:hAnsi="Arial" w:cs="Arial"/>
+          <w:sz w:val="20"/>
+          <w:szCs w:val="20"/>
+        </w:rPr>
+        <w:t>            "enfrentamiento_id": reg.enfrentamiento_id,</w:t>
+      </w:r>
+    </w:p>
+    <w:p>
+      <w:pPr>
+        <w:rPr>
+          <w:rFonts w:ascii="Arial" w:hAnsi="Arial" w:cs="Arial"/>
+          <w:sz w:val="20"/>
+          <w:szCs w:val="20"/>
+        </w:rPr>
+      </w:pPr>
+      <w:r>
+        <w:rPr>
+          <w:rFonts w:ascii="Arial" w:hAnsi="Arial" w:cs="Arial"/>
+          <w:sz w:val="20"/>
+          <w:szCs w:val="20"/>
+        </w:rPr>
+        <w:lastRenderedPageBreak/>
+        <w:t>            "minutos_jugados": reg.minutos_jugados,</w:t>
+      </w:r>
+    </w:p>
+    <w:p>
+      <w:pPr>
+        <w:rPr>
+          <w:rFonts w:ascii="Arial" w:hAnsi="Arial" w:cs="Arial"/>
+          <w:sz w:val="20"/>
+          <w:szCs w:val="20"/>
+        </w:rPr>
+      </w:pPr>
+      <w:r>
+        <w:rPr>
+          <w:rFonts w:ascii="Arial" w:hAnsi="Arial" w:cs="Arial"/>
+          <w:sz w:val="20"/>
+          <w:szCs w:val="20"/>
+        </w:rPr>
+        <w:t>            "puntos": reg.puntos,</w:t>
+      </w:r>
+    </w:p>
+    <w:p>
+      <w:pPr>
+        <w:rPr>
+          <w:rFonts w:ascii="Arial" w:hAnsi="Arial" w:cs="Arial"/>
+          <w:sz w:val="20"/>
+          <w:szCs w:val="20"/>
+        </w:rPr>
+      </w:pPr>
+      <w:r>
+        <w:rPr>
+          <w:rFonts w:ascii="Arial" w:hAnsi="Arial" w:cs="Arial"/>
+          <w:sz w:val="20"/>
+          <w:szCs w:val="20"/>
+        </w:rPr>
+        <w:t>            "asistencias": reg.asistencias,</w:t>
+      </w:r>
+    </w:p>
+    <w:p>
+      <w:pPr>
+        <w:rPr>
+          <w:rFonts w:ascii="Arial" w:hAnsi="Arial" w:cs="Arial"/>
+          <w:sz w:val="20"/>
+          <w:szCs w:val="20"/>
+        </w:rPr>
+      </w:pPr>
+      <w:r>
+        <w:rPr>
+          <w:rFonts w:ascii="Arial" w:hAnsi="Arial" w:cs="Arial"/>
+          <w:sz w:val="20"/>
+          <w:szCs w:val="20"/>
+        </w:rPr>
+        <w:t>            "rebotes_ofensivos": reg.rebotes_ofensivos,</w:t>
+      </w:r>
+    </w:p>
+    <w:p>
+      <w:pPr>
+        <w:rPr>
+          <w:rFonts w:ascii="Arial" w:hAnsi="Arial" w:cs="Arial"/>
+          <w:sz w:val="20"/>
+          <w:szCs w:val="20"/>
+        </w:rPr>
+      </w:pPr>
+      <w:r>
+        <w:rPr>
+          <w:rFonts w:ascii="Arial" w:hAnsi="Arial" w:cs="Arial"/>
+          <w:sz w:val="20"/>
+          <w:szCs w:val="20"/>
+        </w:rPr>
+        <w:t>            "rebotes_defensivos": reg.rebotes_defensivos,</w:t>
+      </w:r>
+    </w:p>
+    <w:p>
+      <w:pPr>
+        <w:rPr>
+          <w:rFonts w:ascii="Arial" w:hAnsi="Arial" w:cs="Arial"/>
+          <w:sz w:val="20"/>
+          <w:szCs w:val="20"/>
+        </w:rPr>
+      </w:pPr>
+      <w:r>
+        <w:rPr>
+          <w:rFonts w:ascii="Arial" w:hAnsi="Arial" w:cs="Arial"/>
+          <w:sz w:val="20"/>
+          <w:szCs w:val="20"/>
+        </w:rPr>
+        <w:t>            "robos": reg.robos,</w:t>
+      </w:r>
+    </w:p>
+    <w:p>
+      <w:pPr>
+        <w:rPr>
+          <w:rFonts w:ascii="Arial" w:hAnsi="Arial" w:cs="Arial"/>
+          <w:sz w:val="20"/>
+          <w:szCs w:val="20"/>
+        </w:rPr>
+      </w:pPr>
+      <w:r>
+        <w:rPr>
+          <w:rFonts w:ascii="Arial" w:hAnsi="Arial" w:cs="Arial"/>
+          <w:sz w:val="20"/>
+          <w:szCs w:val="20"/>
+        </w:rPr>
+        <w:t>            "tapones": reg.tapones,</w:t>
+      </w:r>
+    </w:p>
+    <w:p>
+      <w:pPr>
+        <w:rPr>
+          <w:rFonts w:ascii="Arial" w:hAnsi="Arial" w:cs="Arial"/>
+          <w:sz w:val="20"/>
+          <w:szCs w:val="20"/>
+        </w:rPr>
+      </w:pPr>
+      <w:r>
+        <w:rPr>
+          <w:rFonts w:ascii="Arial" w:hAnsi="Arial" w:cs="Arial"/>
+          <w:sz w:val="20"/>
+          <w:szCs w:val="20"/>
+        </w:rPr>
+        <w:t>            "perdidas_balon": reg.perdidas_balon,</w:t>
+      </w:r>
+    </w:p>
+    <w:p>
+      <w:pPr>
+        <w:rPr>
+          <w:rFonts w:ascii="Arial" w:hAnsi="Arial" w:cs="Arial"/>
+          <w:sz w:val="20"/>
+          <w:szCs w:val="20"/>
+        </w:rPr>
+      </w:pPr>
+      <w:r>
+        <w:rPr>
+          <w:rFonts w:ascii="Arial" w:hAnsi="Arial" w:cs="Arial"/>
+          <w:sz w:val="20"/>
+          <w:szCs w:val="20"/>
+        </w:rPr>
+        <w:t>            "faltas_cometidas": reg.faltas_cometidas,</w:t>
+      </w:r>
+    </w:p>
+    <w:p>
+      <w:pPr>
+        <w:rPr>
+          <w:rFonts w:ascii="Arial" w:hAnsi="Arial" w:cs="Arial"/>
+          <w:sz w:val="20"/>
+          <w:szCs w:val="20"/>
+        </w:rPr>
+      </w:pPr>
+      <w:r>
+        <w:rPr>
+          <w:rFonts w:ascii="Arial" w:hAnsi="Arial" w:cs="Arial"/>
+          <w:sz w:val="20"/>
+          <w:szCs w:val="20"/>
+        </w:rPr>
+        <w:t>            "faltas_recibidas": reg.faltas_recibidas,</w:t>
+      </w:r>
+    </w:p>
+    <w:p>
+      <w:pPr>
+        <w:rPr>
+          <w:rFonts w:ascii="Arial" w:hAnsi="Arial" w:cs="Arial"/>
+          <w:sz w:val="20"/>
+          <w:szCs w:val="20"/>
+        </w:rPr>
+      </w:pPr>
+      <w:r>
+        <w:rPr>
+          <w:rFonts w:ascii="Arial" w:hAnsi="Arial" w:cs="Arial"/>
+          <w:sz w:val="20"/>
+          <w:szCs w:val="20"/>
+        </w:rPr>
+        <w:t>            "porcentaje_tiros_de_campo": reg.porcentaje_tiros_de_campo,</w:t>
+      </w:r>
+    </w:p>
+    <w:p>
+      <w:pPr>
+        <w:rPr>
+          <w:rFonts w:ascii="Arial" w:hAnsi="Arial" w:cs="Arial"/>
+          <w:sz w:val="20"/>
+          <w:szCs w:val="20"/>
+        </w:rPr>
+      </w:pPr>
+      <w:r>
+        <w:rPr>
+          <w:rFonts w:ascii="Arial" w:hAnsi="Arial" w:cs="Arial"/>
+          <w:sz w:val="20"/>
+          <w:szCs w:val="20"/>
+        </w:rPr>
+        <w:t>            "porcentaje_triples": reg.porcentaje_triples,</w:t>
+      </w:r>
+    </w:p>
+    <w:p>
+      <w:pPr>
+        <w:rPr>
+          <w:rFonts w:ascii="Arial" w:hAnsi="Arial" w:cs="Arial"/>
+          <w:sz w:val="20"/>
+          <w:szCs w:val="20"/>
+        </w:rPr>
+      </w:pPr>
+      <w:r>
+        <w:rPr>
+          <w:rFonts w:ascii="Arial" w:hAnsi="Arial" w:cs="Arial"/>
+          <w:sz w:val="20"/>
+          <w:szCs w:val="20"/>
+        </w:rPr>
+        <w:t>            "porcentaje_tiros_libres": reg.porcentaje_tiros_libres</w:t>
+      </w:r>
+    </w:p>
+    <w:p>
+      <w:pPr>
+        <w:rPr>
+          <w:rFonts w:ascii="Arial" w:hAnsi="Arial" w:cs="Arial"/>
+          <w:sz w:val="20"/>
+          <w:szCs w:val="20"/>
+        </w:rPr>
+      </w:pPr>
+      <w:r>
+        <w:rPr>
+          <w:rFonts w:ascii="Arial" w:hAnsi="Arial" w:cs="Arial"/>
+          <w:sz w:val="20"/>
+          <w:szCs w:val="20"/>
+        </w:rPr>
+        <w:t>        })</w:t>
+      </w:r>
+    </w:p>
+    <w:p>
+      <w:pPr>
+        <w:rPr>
+          <w:rFonts w:ascii="Arial" w:hAnsi="Arial" w:cs="Arial"/>
+          <w:sz w:val="20"/>
+          <w:szCs w:val="20"/>
+        </w:rPr>
+      </w:pPr>
+      <w:r>
+        <w:rPr>
+          <w:rFonts w:ascii="Arial" w:hAnsi="Arial" w:cs="Arial"/>
+          <w:sz w:val="20"/>
+          <w:szCs w:val="20"/>
+        </w:rPr>
+        <w:t>    return lista, 200</w:t>
+      </w:r>
+    </w:p>
+    <w:p>
+      <w:pPr>
+        <w:rPr>
+          <w:rFonts w:ascii="Arial" w:hAnsi="Arial" w:cs="Arial"/>
+          <w:sz w:val="20"/>
+          <w:szCs w:val="20"/>
+        </w:rPr>
+      </w:pPr>
+    </w:p>
+    <w:p>
+      <w:pPr>
+        <w:rPr>
+          <w:rFonts w:ascii="Arial" w:hAnsi="Arial" w:cs="Arial"/>
+          <w:sz w:val="20"/>
+          <w:szCs w:val="20"/>
+        </w:rPr>
+      </w:pPr>
+      <w:r>
+        <w:rPr>
+          <w:rFonts w:ascii="Arial" w:hAnsi="Arial" w:cs="Arial"/>
+          <w:sz w:val="20"/>
+          <w:szCs w:val="20"/>
+        </w:rPr>
+        <w:t>##REVISAR</w:t>
+      </w:r>
+    </w:p>
+    <w:p>
+      <w:pPr>
+        <w:rPr>
+          <w:rFonts w:ascii="Arial" w:hAnsi="Arial" w:cs="Arial"/>
+          <w:sz w:val="20"/>
+          <w:szCs w:val="20"/>
+        </w:rPr>
+      </w:pPr>
+      <w:r>
+        <w:rPr>
+          <w:rFonts w:ascii="Arial" w:hAnsi="Arial" w:cs="Arial"/>
+          <w:sz w:val="20"/>
+          <w:szCs w:val="20"/>
+        </w:rPr>
+        <w:t>## Método POST Crear un nuevo registro en Jugador_Partido</w:t>
+      </w:r>
+    </w:p>
+    <w:p>
+      <w:pPr>
+        <w:rPr>
+          <w:rFonts w:ascii="Arial" w:hAnsi="Arial" w:cs="Arial"/>
+          <w:sz w:val="20"/>
+          <w:szCs w:val="20"/>
+        </w:rPr>
+      </w:pPr>
+      <w:r>
+        <w:rPr>
+          <w:rFonts w:ascii="Arial" w:hAnsi="Arial" w:cs="Arial"/>
+          <w:sz w:val="20"/>
+          <w:szCs w:val="20"/>
+        </w:rPr>
+        <w:t>def crear_jugador_partido(data):</w:t>
+      </w:r>
+    </w:p>
+    <w:p>
+      <w:pPr>
+        <w:rPr>
+          <w:rFonts w:ascii="Arial" w:hAnsi="Arial" w:cs="Arial"/>
+          <w:sz w:val="20"/>
+          <w:szCs w:val="20"/>
+        </w:rPr>
+      </w:pPr>
+      <w:r>
+        <w:rPr>
+          <w:rFonts w:ascii="Arial" w:hAnsi="Arial" w:cs="Arial"/>
+          <w:sz w:val="20"/>
+          <w:szCs w:val="20"/>
+        </w:rPr>
+        <w:t>    nuevo_registro = Jugador_Partido(</w:t>
+      </w:r>
+    </w:p>
+    <w:p>
+      <w:pPr>
+        <w:rPr>
+          <w:rFonts w:ascii="Arial" w:hAnsi="Arial" w:cs="Arial"/>
+          <w:sz w:val="20"/>
+          <w:szCs w:val="20"/>
+        </w:rPr>
+      </w:pPr>
+      <w:r>
+        <w:rPr>
+          <w:rFonts w:ascii="Arial" w:hAnsi="Arial" w:cs="Arial"/>
+          <w:sz w:val="20"/>
+          <w:szCs w:val="20"/>
+        </w:rPr>
+        <w:t>        jugador_id=data.get("jugador_id"),</w:t>
+      </w:r>
+    </w:p>
+    <w:p>
+      <w:pPr>
+        <w:rPr>
+          <w:rFonts w:ascii="Arial" w:hAnsi="Arial" w:cs="Arial"/>
+          <w:sz w:val="20"/>
+          <w:szCs w:val="20"/>
+        </w:rPr>
+      </w:pPr>
+      <w:r>
+        <w:rPr>
+          <w:rFonts w:ascii="Arial" w:hAnsi="Arial" w:cs="Arial"/>
+          <w:sz w:val="20"/>
+          <w:szCs w:val="20"/>
+        </w:rPr>
+        <w:t>        enfrentamiento_id=data.get("enfrentamiento_id"),</w:t>
+      </w:r>
+    </w:p>
+    <w:p>
+      <w:pPr>
+        <w:rPr>
+          <w:rFonts w:ascii="Arial" w:hAnsi="Arial" w:cs="Arial"/>
+          <w:sz w:val="20"/>
+          <w:szCs w:val="20"/>
+        </w:rPr>
+      </w:pPr>
+      <w:r>
+        <w:rPr>
+          <w:rFonts w:ascii="Arial" w:hAnsi="Arial" w:cs="Arial"/>
+          <w:sz w:val="20"/>
+          <w:szCs w:val="20"/>
+        </w:rPr>
+        <w:t>        minutos_jugados=data.get("minutos_jugados"),</w:t>
+      </w:r>
+    </w:p>
+    <w:p>
+      <w:pPr>
+        <w:rPr>
+          <w:rFonts w:ascii="Arial" w:hAnsi="Arial" w:cs="Arial"/>
+          <w:sz w:val="20"/>
+          <w:szCs w:val="20"/>
+        </w:rPr>
+      </w:pPr>
+      <w:r>
+        <w:rPr>
+          <w:rFonts w:ascii="Arial" w:hAnsi="Arial" w:cs="Arial"/>
+          <w:sz w:val="20"/>
+          <w:szCs w:val="20"/>
+        </w:rPr>
+        <w:t>        puntos=data.get("puntos"),</w:t>
+      </w:r>
+    </w:p>
+    <w:p>
+      <w:pPr>
+        <w:rPr>
+          <w:rFonts w:ascii="Arial" w:hAnsi="Arial" w:cs="Arial"/>
+          <w:sz w:val="20"/>
+          <w:szCs w:val="20"/>
+        </w:rPr>
+      </w:pPr>
+      <w:r>
+        <w:rPr>
+          <w:rFonts w:ascii="Arial" w:hAnsi="Arial" w:cs="Arial"/>
+          <w:sz w:val="20"/>
+          <w:szCs w:val="20"/>
+        </w:rPr>
+        <w:t>        asistencias=data.get("asistencias"),</w:t>
+      </w:r>
+    </w:p>
+    <w:p>
+      <w:pPr>
+        <w:rPr>
+          <w:rFonts w:ascii="Arial" w:hAnsi="Arial" w:cs="Arial"/>
+          <w:sz w:val="20"/>
+          <w:szCs w:val="20"/>
+        </w:rPr>
+      </w:pPr>
+      <w:r>
+        <w:rPr>
+          <w:rFonts w:ascii="Arial" w:hAnsi="Arial" w:cs="Arial"/>
+          <w:sz w:val="20"/>
+          <w:szCs w:val="20"/>
+        </w:rPr>
+        <w:t>        rebotes_ofensivos=data.get("rebotes_ofensivos"),</w:t>
+      </w:r>
+    </w:p>
+    <w:p>
+      <w:pPr>
+        <w:rPr>
+          <w:rFonts w:ascii="Arial" w:hAnsi="Arial" w:cs="Arial"/>
+          <w:sz w:val="20"/>
+          <w:szCs w:val="20"/>
+        </w:rPr>
+      </w:pPr>
+      <w:r>
+        <w:rPr>
+          <w:rFonts w:ascii="Arial" w:hAnsi="Arial" w:cs="Arial"/>
+          <w:sz w:val="20"/>
+          <w:szCs w:val="20"/>
+        </w:rPr>
+        <w:t>        rebotes_defensivos=data.get("rebotes_defensivos"),</w:t>
+      </w:r>
+    </w:p>
+    <w:p>
+      <w:pPr>
+        <w:rPr>
+          <w:rFonts w:ascii="Arial" w:hAnsi="Arial" w:cs="Arial"/>
+          <w:sz w:val="20"/>
+          <w:szCs w:val="20"/>
+          <w:lang w:val="en-GB"/>
+        </w:rPr>
+      </w:pPr>
+      <w:r>
+        <w:rPr>
+          <w:rFonts w:ascii="Arial" w:hAnsi="Arial" w:cs="Arial"/>
+          <w:sz w:val="20"/>
+          <w:szCs w:val="20"/>
+        </w:rPr>
+        <w:t xml:space="preserve">        </w:t>
+      </w:r>
+      <w:r>
+        <w:rPr>
+          <w:rFonts w:ascii="Arial" w:hAnsi="Arial" w:cs="Arial"/>
+          <w:sz w:val="20"/>
+          <w:szCs w:val="20"/>
+          <w:lang w:val="en-GB"/>
+        </w:rPr>
+        <w:t>robos=data.get("robos"),</w:t>
+      </w:r>
+    </w:p>
+    <w:p>
+      <w:pPr>
+        <w:rPr>
+          <w:rFonts w:ascii="Arial" w:hAnsi="Arial" w:cs="Arial"/>
+          <w:sz w:val="20"/>
+          <w:szCs w:val="20"/>
+          <w:lang w:val="en-GB"/>
+        </w:rPr>
+      </w:pPr>
+      <w:r>
+        <w:rPr>
+          <w:rFonts w:ascii="Arial" w:hAnsi="Arial" w:cs="Arial"/>
+          <w:sz w:val="20"/>
+          <w:szCs w:val="20"/>
+          <w:lang w:val="en-GB"/>
+        </w:rPr>
+        <w:t>        tapones=data.get("tapones"),</w:t>
+      </w:r>
+    </w:p>
+    <w:p>
+      <w:pPr>
+        <w:rPr>
+          <w:rFonts w:ascii="Arial" w:hAnsi="Arial" w:cs="Arial"/>
+          <w:sz w:val="20"/>
+          <w:szCs w:val="20"/>
+        </w:rPr>
+      </w:pPr>
+      <w:r>
+        <w:rPr>
+          <w:rFonts w:ascii="Arial" w:hAnsi="Arial" w:cs="Arial"/>
+          <w:sz w:val="20"/>
+          <w:szCs w:val="20"/>
+          <w:lang w:val="en-GB"/>
+        </w:rPr>
+        <w:t xml:space="preserve">        </w:t>
+      </w:r>
+      <w:r>
+        <w:rPr>
+          <w:rFonts w:ascii="Arial" w:hAnsi="Arial" w:cs="Arial"/>
+          <w:sz w:val="20"/>
+          <w:szCs w:val="20"/>
+        </w:rPr>
+        <w:t>perdidas_balon=data.get("perdidas_balon"),</w:t>
+      </w:r>
+    </w:p>
+    <w:p>
+      <w:pPr>
+        <w:rPr>
+          <w:rFonts w:ascii="Arial" w:hAnsi="Arial" w:cs="Arial"/>
+          <w:sz w:val="20"/>
+          <w:szCs w:val="20"/>
+        </w:rPr>
+      </w:pPr>
+      <w:r>
+        <w:rPr>
+          <w:rFonts w:ascii="Arial" w:hAnsi="Arial" w:cs="Arial"/>
+          <w:sz w:val="20"/>
+          <w:szCs w:val="20"/>
+        </w:rPr>
+        <w:t>        faltas_cometidas=data.get("faltas_cometidas"),</w:t>
+      </w:r>
+    </w:p>
+    <w:p>
+      <w:pPr>
+        <w:rPr>
+          <w:rFonts w:ascii="Arial" w:hAnsi="Arial" w:cs="Arial"/>
+          <w:sz w:val="20"/>
+          <w:szCs w:val="20"/>
+        </w:rPr>
+      </w:pPr>
+      <w:r>
+        <w:rPr>
+          <w:rFonts w:ascii="Arial" w:hAnsi="Arial" w:cs="Arial"/>
+          <w:sz w:val="20"/>
+          <w:szCs w:val="20"/>
+        </w:rPr>
+        <w:t>        faltas_recibidas=data.get("faltas_recibidas"),</w:t>
+      </w:r>
+    </w:p>
+    <w:p>
+      <w:pPr>
+        <w:rPr>
+          <w:rFonts w:ascii="Arial" w:hAnsi="Arial" w:cs="Arial"/>
+          <w:sz w:val="20"/>
+          <w:szCs w:val="20"/>
+        </w:rPr>
+      </w:pPr>
+      <w:r>
+        <w:rPr>
+          <w:rFonts w:ascii="Arial" w:hAnsi="Arial" w:cs="Arial"/>
+          <w:sz w:val="20"/>
+          <w:szCs w:val="20"/>
+        </w:rPr>
+        <w:t>        porcentaje_tiros_de_campo=data.get("porcentaje_tiros_de_campo"),</w:t>
+      </w:r>
+    </w:p>
+    <w:p>
+      <w:pPr>
+        <w:rPr>
+          <w:rFonts w:ascii="Arial" w:hAnsi="Arial" w:cs="Arial"/>
+          <w:sz w:val="20"/>
+          <w:szCs w:val="20"/>
+        </w:rPr>
+      </w:pPr>
+      <w:r>
+        <w:rPr>
+          <w:rFonts w:ascii="Arial" w:hAnsi="Arial" w:cs="Arial"/>
+          <w:sz w:val="20"/>
+          <w:szCs w:val="20"/>
+        </w:rPr>
+        <w:lastRenderedPageBreak/>
+        <w:t>        porcentaje_triples=data.get("porcentaje_triples"),</w:t>
+      </w:r>
+    </w:p>
+    <w:p>
+      <w:pPr>
+        <w:rPr>
+          <w:rFonts w:ascii="Arial" w:hAnsi="Arial" w:cs="Arial"/>
+          <w:sz w:val="20"/>
+          <w:szCs w:val="20"/>
+        </w:rPr>
+      </w:pPr>
+      <w:r>
+        <w:rPr>
+          <w:rFonts w:ascii="Arial" w:hAnsi="Arial" w:cs="Arial"/>
+          <w:sz w:val="20"/>
+          <w:szCs w:val="20"/>
+        </w:rPr>
+        <w:t>        porcentaje_tiros_libres=data.get("porcentaje_tiros_libres")</w:t>
+      </w:r>
+    </w:p>
+    <w:p>
+      <w:pPr>
+        <w:rPr>
+          <w:rFonts w:ascii="Arial" w:hAnsi="Arial" w:cs="Arial"/>
+          <w:sz w:val="20"/>
+          <w:szCs w:val="20"/>
+          <w:lang w:val="en-GB"/>
+        </w:rPr>
+      </w:pPr>
+      <w:r>
+        <w:rPr>
+          <w:rFonts w:ascii="Arial" w:hAnsi="Arial" w:cs="Arial"/>
+          <w:sz w:val="20"/>
+          <w:szCs w:val="20"/>
+        </w:rPr>
+        <w:t xml:space="preserve">    </w:t>
+      </w:r>
+      <w:r>
+        <w:rPr>
+          <w:rFonts w:ascii="Arial" w:hAnsi="Arial" w:cs="Arial"/>
+          <w:sz w:val="20"/>
+          <w:szCs w:val="20"/>
+          <w:lang w:val="en-GB"/>
+        </w:rPr>
+        <w:t>)</w:t>
+      </w:r>
+    </w:p>
+    <w:p>
+      <w:pPr>
+        <w:rPr>
+          <w:rFonts w:ascii="Arial" w:hAnsi="Arial" w:cs="Arial"/>
+          <w:sz w:val="20"/>
+          <w:szCs w:val="20"/>
+          <w:lang w:val="en-GB"/>
+        </w:rPr>
+      </w:pPr>
+      <w:r>
+        <w:rPr>
+          <w:rFonts w:ascii="Arial" w:hAnsi="Arial" w:cs="Arial"/>
+          <w:sz w:val="20"/>
+          <w:szCs w:val="20"/>
+          <w:lang w:val="en-GB"/>
+        </w:rPr>
+        <w:t>    db.session.add(nuevo_registro)</w:t>
+      </w:r>
+    </w:p>
+    <w:p>
+      <w:pPr>
+        <w:rPr>
+          <w:rFonts w:ascii="Arial" w:hAnsi="Arial" w:cs="Arial"/>
+          <w:sz w:val="20"/>
+          <w:szCs w:val="20"/>
+          <w:lang w:val="en-GB"/>
+        </w:rPr>
+      </w:pPr>
+      <w:r>
+        <w:rPr>
+          <w:rFonts w:ascii="Arial" w:hAnsi="Arial" w:cs="Arial"/>
+          <w:sz w:val="20"/>
+          <w:szCs w:val="20"/>
+          <w:lang w:val="en-GB"/>
+        </w:rPr>
+        <w:t>    db.session.commit()</w:t>
+      </w:r>
+    </w:p>
+    <w:p>
+      <w:pPr>
+        <w:rPr>
+          <w:rFonts w:ascii="Arial" w:hAnsi="Arial" w:cs="Arial"/>
+          <w:sz w:val="20"/>
+          <w:szCs w:val="20"/>
+        </w:rPr>
+      </w:pPr>
+      <w:r>
+        <w:rPr>
+          <w:rFonts w:ascii="Arial" w:hAnsi="Arial" w:cs="Arial"/>
+          <w:sz w:val="20"/>
+          <w:szCs w:val="20"/>
+          <w:lang w:val="en-GB"/>
+        </w:rPr>
+        <w:t xml:space="preserve">    </w:t>
+      </w:r>
+      <w:r>
+        <w:rPr>
+          <w:rFonts w:ascii="Arial" w:hAnsi="Arial" w:cs="Arial"/>
+          <w:sz w:val="20"/>
+          <w:szCs w:val="20"/>
+        </w:rPr>
+        <w:t>return obtener_jugador_partido(nuevo_registro.id_jugador_partido)</w:t>
+      </w:r>
+    </w:p>
+    <w:p>
+      <w:pPr>
+        <w:rPr>
+          <w:rFonts w:ascii="Arial" w:hAnsi="Arial" w:cs="Arial"/>
+          <w:sz w:val="20"/>
+          <w:szCs w:val="20"/>
+        </w:rPr>
+      </w:pPr>
+    </w:p>
+    <w:p>
+      <w:pPr>
+        <w:rPr>
+          <w:rFonts w:ascii="Arial" w:hAnsi="Arial" w:cs="Arial"/>
+          <w:sz w:val="20"/>
+          <w:szCs w:val="20"/>
+        </w:rPr>
+      </w:pPr>
+      <w:r>
+        <w:rPr>
+          <w:rFonts w:ascii="Arial" w:hAnsi="Arial" w:cs="Arial"/>
+          <w:sz w:val="20"/>
+          <w:szCs w:val="20"/>
+        </w:rPr>
+        <w:t>##REVISAR</w:t>
+      </w:r>
+    </w:p>
+    <w:p>
+      <w:pPr>
+        <w:rPr>
+          <w:rFonts w:ascii="Arial" w:hAnsi="Arial" w:cs="Arial"/>
+          <w:sz w:val="20"/>
+          <w:szCs w:val="20"/>
+        </w:rPr>
+      </w:pPr>
+      <w:r>
+        <w:rPr>
+          <w:rFonts w:ascii="Arial" w:hAnsi="Arial" w:cs="Arial"/>
+          <w:sz w:val="20"/>
+          <w:szCs w:val="20"/>
+        </w:rPr>
+        <w:t>## Método PUT Actualizar un registro en Jugador_Partido</w:t>
+      </w:r>
+    </w:p>
+    <w:p>
+      <w:pPr>
+        <w:rPr>
+          <w:rFonts w:ascii="Arial" w:hAnsi="Arial" w:cs="Arial"/>
+          <w:sz w:val="20"/>
+          <w:szCs w:val="20"/>
+        </w:rPr>
+      </w:pPr>
+      <w:r>
+        <w:rPr>
+          <w:rFonts w:ascii="Arial" w:hAnsi="Arial" w:cs="Arial"/>
+          <w:sz w:val="20"/>
+          <w:szCs w:val="20"/>
+        </w:rPr>
+        <w:t>def actualizar_jugador_partido(id_jugador_partido, data):</w:t>
+      </w:r>
+    </w:p>
+    <w:p>
+      <w:pPr>
+        <w:rPr>
+          <w:rFonts w:ascii="Arial" w:hAnsi="Arial" w:cs="Arial"/>
+          <w:sz w:val="20"/>
+          <w:szCs w:val="20"/>
+        </w:rPr>
+      </w:pPr>
+      <w:r>
+        <w:rPr>
+          <w:rFonts w:ascii="Arial" w:hAnsi="Arial" w:cs="Arial"/>
+          <w:sz w:val="20"/>
+          <w:szCs w:val="20"/>
+        </w:rPr>
+        <w:t>    registro = Jugador_Partido.query.get(id_jugador_partido)</w:t>
+      </w:r>
+    </w:p>
+    <w:p>
+      <w:pPr>
+        <w:rPr>
+          <w:rFonts w:ascii="Arial" w:hAnsi="Arial" w:cs="Arial"/>
+          <w:sz w:val="20"/>
+          <w:szCs w:val="20"/>
+        </w:rPr>
+      </w:pPr>
+      <w:r>
+        <w:rPr>
+          <w:rFonts w:ascii="Arial" w:hAnsi="Arial" w:cs="Arial"/>
+          <w:sz w:val="20"/>
+          <w:szCs w:val="20"/>
+        </w:rPr>
+        <w:t>    if not registro:</w:t>
+      </w:r>
+    </w:p>
+    <w:p>
+      <w:pPr>
+        <w:rPr>
+          <w:rFonts w:ascii="Arial" w:hAnsi="Arial" w:cs="Arial"/>
+          <w:sz w:val="20"/>
+          <w:szCs w:val="20"/>
+        </w:rPr>
+      </w:pPr>
+      <w:r>
+        <w:rPr>
+          <w:rFonts w:ascii="Arial" w:hAnsi="Arial" w:cs="Arial"/>
+          <w:sz w:val="20"/>
+          <w:szCs w:val="20"/>
+        </w:rPr>
+        <w:t>        return {"error": "Registro no encontrado"}, 404</w:t>
+      </w:r>
+    </w:p>
+    <w:p>
+      <w:pPr>
+        <w:rPr>
+          <w:rFonts w:ascii="Arial" w:hAnsi="Arial" w:cs="Arial"/>
+          <w:sz w:val="20"/>
+          <w:szCs w:val="20"/>
+        </w:rPr>
+      </w:pPr>
+    </w:p>
+    <w:p>
+      <w:pPr>
+        <w:rPr>
+          <w:rFonts w:ascii="Arial" w:hAnsi="Arial" w:cs="Arial"/>
+          <w:sz w:val="20"/>
+          <w:szCs w:val="20"/>
+        </w:rPr>
+      </w:pPr>
+      <w:r>
+        <w:rPr>
+          <w:rFonts w:ascii="Arial" w:hAnsi="Arial" w:cs="Arial"/>
+          <w:sz w:val="20"/>
+          <w:szCs w:val="20"/>
+        </w:rPr>
+        <w:t>    registro.jugador_id = data.get("jugador_id", registro.jugador_id)</w:t>
+      </w:r>
+    </w:p>
+    <w:p>
+      <w:pPr>
+        <w:rPr>
+          <w:rFonts w:ascii="Arial" w:hAnsi="Arial" w:cs="Arial"/>
+          <w:sz w:val="20"/>
+          <w:szCs w:val="20"/>
+        </w:rPr>
+      </w:pPr>
+      <w:r>
+        <w:rPr>
+          <w:rFonts w:ascii="Arial" w:hAnsi="Arial" w:cs="Arial"/>
+          <w:sz w:val="20"/>
+          <w:szCs w:val="20"/>
+        </w:rPr>
+        <w:t>    registro.enfrentamiento_id = data.get("enfrentamiento_id", registro.enfrentamiento_id)</w:t>
+      </w:r>
+    </w:p>
+    <w:p>
+      <w:pPr>
+        <w:rPr>
+          <w:rFonts w:ascii="Arial" w:hAnsi="Arial" w:cs="Arial"/>
+          <w:sz w:val="20"/>
+          <w:szCs w:val="20"/>
+        </w:rPr>
+      </w:pPr>
+      <w:r>
+        <w:rPr>
+          <w:rFonts w:ascii="Arial" w:hAnsi="Arial" w:cs="Arial"/>
+          <w:sz w:val="20"/>
+          <w:szCs w:val="20"/>
+        </w:rPr>
+        <w:t>    registro.minutos_jugados = data.get("minutos_jugados", registro.minutos_jugados)</w:t>
+      </w:r>
+    </w:p>
+    <w:p>
+      <w:pPr>
+        <w:rPr>
+          <w:rFonts w:ascii="Arial" w:hAnsi="Arial" w:cs="Arial"/>
+          <w:sz w:val="20"/>
+          <w:szCs w:val="20"/>
+        </w:rPr>
+      </w:pPr>
+      <w:r>
+        <w:rPr>
+          <w:rFonts w:ascii="Arial" w:hAnsi="Arial" w:cs="Arial"/>
+          <w:sz w:val="20"/>
+          <w:szCs w:val="20"/>
+        </w:rPr>
+        <w:t>    registro.puntos = data.get("puntos", registro.puntos)</w:t>
+      </w:r>
+    </w:p>
+    <w:p>
+      <w:pPr>
+        <w:rPr>
+          <w:rFonts w:ascii="Arial" w:hAnsi="Arial" w:cs="Arial"/>
+          <w:sz w:val="20"/>
+          <w:szCs w:val="20"/>
+        </w:rPr>
+      </w:pPr>
+      <w:r>
+        <w:rPr>
+          <w:rFonts w:ascii="Arial" w:hAnsi="Arial" w:cs="Arial"/>
+          <w:sz w:val="20"/>
+          <w:szCs w:val="20"/>
+        </w:rPr>
+        <w:t>    registro.asistencias = data.get("asistencias", registro.asistencias)</w:t>
+      </w:r>
+    </w:p>
+    <w:p>
+      <w:pPr>
+        <w:rPr>
+          <w:rFonts w:ascii="Arial" w:hAnsi="Arial" w:cs="Arial"/>
+          <w:sz w:val="20"/>
+          <w:szCs w:val="20"/>
+        </w:rPr>
+      </w:pPr>
+      <w:r>
+        <w:rPr>
+          <w:rFonts w:ascii="Arial" w:hAnsi="Arial" w:cs="Arial"/>
+          <w:sz w:val="20"/>
+          <w:szCs w:val="20"/>
+        </w:rPr>
+        <w:t>    registro.rebotes_ofensivos = data.get("rebotes_ofensivos", registro.rebotes_ofensivos)</w:t>
+      </w:r>
+    </w:p>
+    <w:p>
+      <w:pPr>
+        <w:rPr>
+          <w:rFonts w:ascii="Arial" w:hAnsi="Arial" w:cs="Arial"/>
+          <w:sz w:val="20"/>
+          <w:szCs w:val="20"/>
+        </w:rPr>
+      </w:pPr>
+      <w:r>
+        <w:rPr>
+          <w:rFonts w:ascii="Arial" w:hAnsi="Arial" w:cs="Arial"/>
+          <w:sz w:val="20"/>
+          <w:szCs w:val="20"/>
+        </w:rPr>
+        <w:t>    registro.rebotes_defensivos = data.get("rebotes_defensivos", registro.rebotes_defensivos)</w:t>
+      </w:r>
+    </w:p>
+    <w:p>
+      <w:pPr>
+        <w:rPr>
+          <w:rFonts w:ascii="Arial" w:hAnsi="Arial" w:cs="Arial"/>
+          <w:sz w:val="20"/>
+          <w:szCs w:val="20"/>
+        </w:rPr>
+      </w:pPr>
+      <w:r>
+        <w:rPr>
+          <w:rFonts w:ascii="Arial" w:hAnsi="Arial" w:cs="Arial"/>
+          <w:sz w:val="20"/>
+          <w:szCs w:val="20"/>
+        </w:rPr>
+        <w:t>    registro.robos = data.get("robos", registro.robos)</w:t>
+      </w:r>
+    </w:p>
+    <w:p>
+      <w:pPr>
+        <w:rPr>
+          <w:rFonts w:ascii="Arial" w:hAnsi="Arial" w:cs="Arial"/>
+          <w:sz w:val="20"/>
+          <w:szCs w:val="20"/>
+        </w:rPr>
+      </w:pPr>
+      <w:r>
+        <w:rPr>
+          <w:rFonts w:ascii="Arial" w:hAnsi="Arial" w:cs="Arial"/>
+          <w:sz w:val="20"/>
+          <w:szCs w:val="20"/>
+        </w:rPr>
+        <w:t>    registro.tapones = data.get("tapones", registro.tapones)</w:t>
+      </w:r>
+    </w:p>
+    <w:p>
+      <w:pPr>
+        <w:rPr>
+          <w:rFonts w:ascii="Arial" w:hAnsi="Arial" w:cs="Arial"/>
+          <w:sz w:val="20"/>
+          <w:szCs w:val="20"/>
+        </w:rPr>
+      </w:pPr>
+      <w:r>
+        <w:rPr>
+          <w:rFonts w:ascii="Arial" w:hAnsi="Arial" w:cs="Arial"/>
+          <w:sz w:val="20"/>
+          <w:szCs w:val="20"/>
+        </w:rPr>
+        <w:t>    registro.perdidas_balon = data.get("perdidas_balon", registro.perdidas_balon)</w:t>
+      </w:r>
+    </w:p>
+    <w:p>
+      <w:pPr>
+        <w:rPr>
+          <w:rFonts w:ascii="Arial" w:hAnsi="Arial" w:cs="Arial"/>
+          <w:sz w:val="20"/>
+          <w:szCs w:val="20"/>
+        </w:rPr>
+      </w:pPr>
+      <w:r>
+        <w:rPr>
+          <w:rFonts w:ascii="Arial" w:hAnsi="Arial" w:cs="Arial"/>
+          <w:sz w:val="20"/>
+          <w:szCs w:val="20"/>
+        </w:rPr>
+        <w:t>    registro.faltas_cometidas = data.get("faltas_cometidas", registro.faltas_cometidas)</w:t>
+      </w:r>
+    </w:p>
+    <w:p>
+      <w:pPr>
+        <w:rPr>
+          <w:rFonts w:ascii="Arial" w:hAnsi="Arial" w:cs="Arial"/>
+          <w:sz w:val="20"/>
+          <w:szCs w:val="20"/>
+        </w:rPr>
+      </w:pPr>
+      <w:r>
+        <w:rPr>
+          <w:rFonts w:ascii="Arial" w:hAnsi="Arial" w:cs="Arial"/>
+          <w:sz w:val="20"/>
+          <w:szCs w:val="20"/>
+        </w:rPr>
+        <w:t>    registro.faltas_recibidas = data.get("faltas_recibidas", registro.faltas_recibidas)</w:t>
+      </w:r>
+    </w:p>
+    <w:p>
+      <w:pPr>
+        <w:rPr>
+          <w:rFonts w:ascii="Arial" w:hAnsi="Arial" w:cs="Arial"/>
+          <w:sz w:val="20"/>
+          <w:szCs w:val="20"/>
+        </w:rPr>
+      </w:pPr>
+      <w:r>
+        <w:rPr>
+          <w:rFonts w:ascii="Arial" w:hAnsi="Arial" w:cs="Arial"/>
+          <w:sz w:val="20"/>
+          <w:szCs w:val="20"/>
+        </w:rPr>
+        <w:t>    registro.porcentaje_tiros_de_campo = data.get("porcentaje_tiros_de_campo", registro.porcentaje_tiros_de_campo)</w:t>
+      </w:r>
+    </w:p>
+    <w:p>
+      <w:pPr>
+        <w:rPr>
+          <w:rFonts w:ascii="Arial" w:hAnsi="Arial" w:cs="Arial"/>
+          <w:sz w:val="20"/>
+          <w:szCs w:val="20"/>
+        </w:rPr>
+      </w:pPr>
+      <w:r>
+        <w:rPr>
+          <w:rFonts w:ascii="Arial" w:hAnsi="Arial" w:cs="Arial"/>
+          <w:sz w:val="20"/>
+          <w:szCs w:val="20"/>
+        </w:rPr>
+        <w:t>    registro.porcentaje_triples = data.get("porcentaje_triples", registro.porcentaje_triples)</w:t>
+      </w:r>
+    </w:p>
+    <w:p>
+      <w:pPr>
+        <w:rPr>
+          <w:rFonts w:ascii="Arial" w:hAnsi="Arial" w:cs="Arial"/>
+          <w:sz w:val="20"/>
+          <w:szCs w:val="20"/>
+        </w:rPr>
+      </w:pPr>
+      <w:r>
+        <w:rPr>
+          <w:rFonts w:ascii="Arial" w:hAnsi="Arial" w:cs="Arial"/>
+          <w:sz w:val="20"/>
+          <w:szCs w:val="20"/>
+        </w:rPr>
+        <w:t>    registro.porcentaje_tiros_libres = data.get("porcentaje_tiros_libres", registro.porcentaje_tiros_libres)</w:t>
+      </w:r>
+    </w:p>
+    <w:p>
+      <w:pPr>
+        <w:rPr>
+          <w:rFonts w:ascii="Arial" w:hAnsi="Arial" w:cs="Arial"/>
+          <w:sz w:val="20"/>
+          <w:szCs w:val="20"/>
+        </w:rPr>
+      </w:pPr>
+      <w:r>
+        <w:rPr>
+          <w:rFonts w:ascii="Arial" w:hAnsi="Arial" w:cs="Arial"/>
+          <w:sz w:val="20"/>
+          <w:szCs w:val="20"/>
+        </w:rPr>
+        <w:t>    db.session.commit()</w:t>
+      </w:r>
+    </w:p>
+    <w:p>
+      <w:pPr>
+        <w:rPr>
+          <w:rFonts w:ascii="Arial" w:hAnsi="Arial" w:cs="Arial"/>
+          <w:sz w:val="20"/>
+          <w:szCs w:val="20"/>
+        </w:rPr>
+      </w:pPr>
+      <w:r>
+        <w:rPr>
+          <w:rFonts w:ascii="Arial" w:hAnsi="Arial" w:cs="Arial"/>
+          <w:sz w:val="20"/>
+          <w:szCs w:val="20"/>
+        </w:rPr>
+        <w:t>    return obtener_jugador_partido(registro.id_jugador_partido)</w:t>
+      </w:r>
+    </w:p>
+    <w:p>
+      <w:pPr>
+        <w:rPr>
+          <w:rFonts w:ascii="Arial" w:hAnsi="Arial" w:cs="Arial"/>
+          <w:sz w:val="20"/>
+          <w:szCs w:val="20"/>
+        </w:rPr>
+      </w:pPr>
+    </w:p>
+    <w:p>
+      <w:pPr>
+        <w:rPr>
+          <w:rFonts w:ascii="Arial" w:hAnsi="Arial" w:cs="Arial"/>
+          <w:sz w:val="20"/>
+          <w:szCs w:val="20"/>
+        </w:rPr>
+      </w:pPr>
+      <w:r>
+        <w:rPr>
+          <w:rFonts w:ascii="Arial" w:hAnsi="Arial" w:cs="Arial"/>
+          <w:sz w:val="20"/>
+          <w:szCs w:val="20"/>
+        </w:rPr>
+        <w:t>##REVISAR</w:t>
+      </w:r>
+    </w:p>
+    <w:p>
+      <w:pPr>
+        <w:rPr>
+          <w:rFonts w:ascii="Arial" w:hAnsi="Arial" w:cs="Arial"/>
+          <w:sz w:val="20"/>
+          <w:szCs w:val="20"/>
+        </w:rPr>
+      </w:pPr>
+      <w:r>
+        <w:rPr>
+          <w:rFonts w:ascii="Arial" w:hAnsi="Arial" w:cs="Arial"/>
+          <w:sz w:val="20"/>
+          <w:szCs w:val="20"/>
+        </w:rPr>
+        <w:t>## Método DELETE Eliminar un registro en Jugador_Partido</w:t>
+      </w:r>
+    </w:p>
+    <w:p>
+      <w:pPr>
+        <w:rPr>
+          <w:rFonts w:ascii="Arial" w:hAnsi="Arial" w:cs="Arial"/>
+          <w:sz w:val="20"/>
+          <w:szCs w:val="20"/>
+        </w:rPr>
+      </w:pPr>
+      <w:r>
+        <w:rPr>
+          <w:rFonts w:ascii="Arial" w:hAnsi="Arial" w:cs="Arial"/>
+          <w:sz w:val="20"/>
+          <w:szCs w:val="20"/>
+        </w:rPr>
+        <w:t>def eliminar_jugador_partido(id_jugador_partido):</w:t>
+      </w:r>
+    </w:p>
+    <w:p>
+      <w:pPr>
+        <w:rPr>
+          <w:rFonts w:ascii="Arial" w:hAnsi="Arial" w:cs="Arial"/>
+          <w:sz w:val="20"/>
+          <w:szCs w:val="20"/>
+        </w:rPr>
+      </w:pPr>
+      <w:r>
+        <w:rPr>
+          <w:rFonts w:ascii="Arial" w:hAnsi="Arial" w:cs="Arial"/>
+          <w:sz w:val="20"/>
+          <w:szCs w:val="20"/>
+        </w:rPr>
+        <w:t>    registro = Jugador_Partido.query.get(id_jugador_partido)</w:t>
+      </w:r>
+    </w:p>
+    <w:p>
+      <w:pPr>
+        <w:rPr>
+          <w:rFonts w:ascii="Arial" w:hAnsi="Arial" w:cs="Arial"/>
+          <w:sz w:val="20"/>
+          <w:szCs w:val="20"/>
+          <w:lang w:val="en-GB"/>
+        </w:rPr>
+      </w:pPr>
+      <w:r>
+        <w:rPr>
+          <w:rFonts w:ascii="Arial" w:hAnsi="Arial" w:cs="Arial"/>
+          <w:sz w:val="20"/>
+          <w:szCs w:val="20"/>
+        </w:rPr>
+        <w:t xml:space="preserve">    </w:t>
+      </w:r>
+      <w:r>
+        <w:rPr>
+          <w:rFonts w:ascii="Arial" w:hAnsi="Arial" w:cs="Arial"/>
+          <w:sz w:val="20"/>
+          <w:szCs w:val="20"/>
+          <w:lang w:val="en-GB"/>
+        </w:rPr>
+        <w:t>if not registro:</w:t>
+      </w:r>
+    </w:p>
+    <w:p>
+      <w:pPr>
+        <w:rPr>
+          <w:rFonts w:ascii="Arial" w:hAnsi="Arial" w:cs="Arial"/>
+          <w:sz w:val="20"/>
+          <w:szCs w:val="20"/>
+          <w:lang w:val="en-GB"/>
+        </w:rPr>
+      </w:pPr>
+      <w:r>
+        <w:rPr>
+          <w:rFonts w:ascii="Arial" w:hAnsi="Arial" w:cs="Arial"/>
+          <w:sz w:val="20"/>
+          <w:szCs w:val="20"/>
+          <w:lang w:val="en-GB"/>
+        </w:rPr>
+        <w:t>        return {"error": "Registro no encontrado"}, 404</w:t>
+      </w:r>
+    </w:p>
+    <w:p>
+      <w:pPr>
+        <w:rPr>
+          <w:rFonts w:ascii="Arial" w:hAnsi="Arial" w:cs="Arial"/>
+          <w:sz w:val="20"/>
+          <w:szCs w:val="20"/>
+          <w:lang w:val="en-GB"/>
+        </w:rPr>
+      </w:pPr>
+      <w:r>
+        <w:rPr>
+          <w:rFonts w:ascii="Arial" w:hAnsi="Arial" w:cs="Arial"/>
+          <w:sz w:val="20"/>
+          <w:szCs w:val="20"/>
+          <w:lang w:val="en-GB"/>
+        </w:rPr>
+        <w:t>    db.session.delete(registro)</w:t>
+      </w:r>
+    </w:p>
+    <w:p>
+      <w:pPr>
+        <w:rPr>
+          <w:rFonts w:ascii="Arial" w:hAnsi="Arial" w:cs="Arial"/>
+          <w:sz w:val="20"/>
+          <w:szCs w:val="20"/>
+          <w:lang w:val="en-GB"/>
+        </w:rPr>
+      </w:pPr>
+      <w:r>
+        <w:rPr>
+          <w:rFonts w:ascii="Arial" w:hAnsi="Arial" w:cs="Arial"/>
+          <w:sz w:val="20"/>
+          <w:szCs w:val="20"/>
+          <w:lang w:val="en-GB"/>
+        </w:rPr>
+        <w:t>    db.session.commit()</w:t>
+      </w:r>
+    </w:p>
+    <w:p>
+      <w:pPr>
+        <w:rPr>
+          <w:rFonts w:ascii="Arial" w:hAnsi="Arial" w:cs="Arial"/>
+          <w:sz w:val="20"/>
+          <w:szCs w:val="20"/>
+        </w:rPr>
+      </w:pPr>
+      <w:r>
+        <w:rPr>
+          <w:rFonts w:ascii="Arial" w:hAnsi="Arial" w:cs="Arial"/>
+          <w:sz w:val="20"/>
+          <w:szCs w:val="20"/>
+          <w:lang w:val="en-GB"/>
+        </w:rPr>
+        <w:t xml:space="preserve">    </w:t>
+      </w:r>
+      <w:r>
+        <w:rPr>
+          <w:rFonts w:ascii="Arial" w:hAnsi="Arial" w:cs="Arial"/>
+          <w:sz w:val="20"/>
+          <w:szCs w:val="20"/>
+        </w:rPr>
+        <w:t>return {"mensaje": "Registro eliminado exitosamente"}, 200</w:t>
+      </w:r>
+    </w:p>
+    <w:p>
+      <w:pPr>
+        <w:rPr>
+          <w:rFonts w:ascii="Arial" w:hAnsi="Arial" w:cs="Arial"/>
+          <w:sz w:val="20"/>
+          <w:szCs w:val="20"/>
+        </w:rPr>
+      </w:pPr>
+    </w:p>
+    <w:p>
+      <w:pPr>
+        <w:rPr>
+          <w:rFonts w:ascii="Arial" w:hAnsi="Arial" w:cs="Arial"/>
+          <w:b/>
+          <w:bCs/>
+          <w:sz w:val="22"/>
+          <w:szCs w:val="22"/>
+        </w:rPr>
+      </w:pPr>
+      <w:r>
+        <w:rPr>
+          <w:rFonts w:ascii="Arial" w:hAnsi="Arial" w:cs="Arial"/>
+          <w:b/>
+          <w:bCs/>
+          <w:sz w:val="22"/>
+          <w:szCs w:val="22"/>
+        </w:rPr>
+        <w:t>rutas</w:t>
+      </w:r>
+    </w:p>
+    <w:p>
+      <w:pPr>
+        <w:rPr>
+          <w:rFonts w:ascii="Arial" w:hAnsi="Arial" w:cs="Arial"/>
+          <w:sz w:val="20"/>
+          <w:szCs w:val="20"/>
+        </w:rPr>
+      </w:pPr>
+      <w:r>
+        <w:rPr>
+          <w:rFonts w:ascii="Arial" w:hAnsi="Arial" w:cs="Arial"/>
+          <w:sz w:val="20"/>
+          <w:szCs w:val="20"/>
+        </w:rPr>
+        <w:t># ------------------ Rutas para Jugador_Partido ------------------ #</w:t>
+      </w:r>
+    </w:p>
+    <w:p>
+      <w:pPr>
+        <w:rPr>
+          <w:rFonts w:ascii="Arial" w:hAnsi="Arial" w:cs="Arial"/>
+          <w:sz w:val="20"/>
+          <w:szCs w:val="20"/>
+        </w:rPr>
+      </w:pPr>
+      <w:r>
+        <w:rPr>
+          <w:rFonts w:ascii="Arial" w:hAnsi="Arial" w:cs="Arial"/>
+          <w:sz w:val="20"/>
+          <w:szCs w:val="20"/>
+        </w:rPr>
+        <w:t>## Ruta para obtener o filtrar registros de Jugador_Partido</w:t>
+      </w:r>
+    </w:p>
+    <w:p>
+      <w:pPr>
+        <w:rPr>
+          <w:rFonts w:ascii="Arial" w:hAnsi="Arial" w:cs="Arial"/>
+          <w:sz w:val="20"/>
+          <w:szCs w:val="20"/>
+        </w:rPr>
+      </w:pPr>
+      <w:r>
+        <w:rPr>
+          <w:rFonts w:ascii="Arial" w:hAnsi="Arial" w:cs="Arial"/>
+          <w:sz w:val="20"/>
+          <w:szCs w:val="20"/>
+        </w:rPr>
+        <w:t>@app.route('/api/jugador_partido', methods=['GET'])</w:t>
+      </w:r>
+    </w:p>
+    <w:p>
+      <w:pPr>
+        <w:rPr>
+          <w:rFonts w:ascii="Arial" w:hAnsi="Arial" w:cs="Arial"/>
+          <w:sz w:val="20"/>
+          <w:szCs w:val="20"/>
+        </w:rPr>
+      </w:pPr>
+      <w:r>
+        <w:rPr>
+          <w:rFonts w:ascii="Arial" w:hAnsi="Arial" w:cs="Arial"/>
+          <w:sz w:val="20"/>
+          <w:szCs w:val="20"/>
+        </w:rPr>
+        <w:t>def route_jugador_partido():</w:t>
+      </w:r>
+    </w:p>
+    <w:p>
+      <w:pPr>
+        <w:rPr>
+          <w:rFonts w:ascii="Arial" w:hAnsi="Arial" w:cs="Arial"/>
+          <w:sz w:val="20"/>
+          <w:szCs w:val="20"/>
+        </w:rPr>
+      </w:pPr>
+      <w:r>
+        <w:rPr>
+          <w:rFonts w:ascii="Arial" w:hAnsi="Arial" w:cs="Arial"/>
+          <w:sz w:val="20"/>
+          <w:szCs w:val="20"/>
+        </w:rPr>
+        <w:t>    # Recuperar parámetros de la query string</w:t>
+      </w:r>
+    </w:p>
+    <w:p>
+      <w:pPr>
+        <w:rPr>
+          <w:rFonts w:ascii="Arial" w:hAnsi="Arial" w:cs="Arial"/>
+          <w:sz w:val="20"/>
+          <w:szCs w:val="20"/>
+        </w:rPr>
+      </w:pPr>
+      <w:r>
+        <w:rPr>
+          <w:rFonts w:ascii="Arial" w:hAnsi="Arial" w:cs="Arial"/>
+          <w:sz w:val="20"/>
+          <w:szCs w:val="20"/>
+        </w:rPr>
+        <w:t>    enfrentamiento_id = request.args.get('enfrentamiento_id', type=int)</w:t>
+      </w:r>
+    </w:p>
+    <w:p>
+      <w:pPr>
+        <w:rPr>
+          <w:rFonts w:ascii="Arial" w:hAnsi="Arial" w:cs="Arial"/>
+          <w:sz w:val="20"/>
+          <w:szCs w:val="20"/>
+        </w:rPr>
+      </w:pPr>
+      <w:r>
+        <w:rPr>
+          <w:rFonts w:ascii="Arial" w:hAnsi="Arial" w:cs="Arial"/>
+          <w:sz w:val="20"/>
+          <w:szCs w:val="20"/>
+        </w:rPr>
+        <w:t>    jugador_id = request.args.get('jugador_id', type=int)</w:t>
+      </w:r>
+    </w:p>
+    <w:p>
+      <w:pPr>
+        <w:rPr>
+          <w:rFonts w:ascii="Arial" w:hAnsi="Arial" w:cs="Arial"/>
+          <w:sz w:val="20"/>
+          <w:szCs w:val="20"/>
+        </w:rPr>
+      </w:pPr>
+      <w:r>
+        <w:rPr>
+          <w:rFonts w:ascii="Arial" w:hAnsi="Arial" w:cs="Arial"/>
+          <w:sz w:val="20"/>
+          <w:szCs w:val="20"/>
+        </w:rPr>
+        <w:t>    order_by = request.args.get('order_by')</w:t>
+      </w:r>
+    </w:p>
+    <w:p>
+      <w:pPr>
+        <w:rPr>
+          <w:rFonts w:ascii="Arial" w:hAnsi="Arial" w:cs="Arial"/>
+          <w:sz w:val="20"/>
+          <w:szCs w:val="20"/>
+        </w:rPr>
+      </w:pPr>
+      <w:r>
+        <w:rPr>
+          <w:rFonts w:ascii="Arial" w:hAnsi="Arial" w:cs="Arial"/>
+          <w:sz w:val="20"/>
+          <w:szCs w:val="20"/>
+        </w:rPr>
+        <w:t>    order_dir = request.args.get('order_dir', "desc")   ## Por defecto, orden descendente</w:t>
+      </w:r>
+    </w:p>
+    <w:p>
+      <w:pPr>
+        <w:rPr>
+          <w:rFonts w:ascii="Arial" w:hAnsi="Arial" w:cs="Arial"/>
+          <w:sz w:val="20"/>
+          <w:szCs w:val="20"/>
+        </w:rPr>
+      </w:pPr>
+    </w:p>
+    <w:p>
+      <w:pPr>
+        <w:rPr>
+          <w:rFonts w:ascii="Arial" w:hAnsi="Arial" w:cs="Arial"/>
+          <w:sz w:val="20"/>
+          <w:szCs w:val="20"/>
+        </w:rPr>
+      </w:pPr>
+      <w:r>
+        <w:rPr>
+          <w:rFonts w:ascii="Arial" w:hAnsi="Arial" w:cs="Arial"/>
+          <w:sz w:val="20"/>
+          <w:szCs w:val="20"/>
+        </w:rPr>
+        <w:t>    # Si se pasa algún filtro o parámetro de orden, se usa el método de filtrado; de lo contrario, se listan todos.</w:t>
+      </w:r>
+    </w:p>
+    <w:p>
+      <w:pPr>
+        <w:rPr>
+          <w:rFonts w:ascii="Arial" w:hAnsi="Arial" w:cs="Arial"/>
+          <w:sz w:val="20"/>
+          <w:szCs w:val="20"/>
+        </w:rPr>
+      </w:pPr>
+      <w:r>
+        <w:rPr>
+          <w:rFonts w:ascii="Arial" w:hAnsi="Arial" w:cs="Arial"/>
+          <w:sz w:val="20"/>
+          <w:szCs w:val="20"/>
+        </w:rPr>
+        <w:t>    if enfrentamiento_id or jugador_id or order_by:</w:t>
+      </w:r>
+    </w:p>
+    <w:p>
+      <w:pPr>
+        <w:rPr>
+          <w:rFonts w:ascii="Arial" w:hAnsi="Arial" w:cs="Arial"/>
+          <w:sz w:val="20"/>
+          <w:szCs w:val="20"/>
+        </w:rPr>
+      </w:pPr>
+      <w:r>
+        <w:rPr>
+          <w:rFonts w:ascii="Arial" w:hAnsi="Arial" w:cs="Arial"/>
+          <w:sz w:val="20"/>
+          <w:szCs w:val="20"/>
+        </w:rPr>
+        <w:t>        respuesta, status = filtrar_jugador_partido_logica(enfrentamiento_id, jugador_id, order_by, order_dir)</w:t>
+      </w:r>
+    </w:p>
+    <w:p>
+      <w:pPr>
+        <w:rPr>
+          <w:rFonts w:ascii="Arial" w:hAnsi="Arial" w:cs="Arial"/>
+          <w:sz w:val="20"/>
+          <w:szCs w:val="20"/>
+        </w:rPr>
+      </w:pPr>
+      <w:r>
+        <w:rPr>
+          <w:rFonts w:ascii="Arial" w:hAnsi="Arial" w:cs="Arial"/>
+          <w:sz w:val="20"/>
+          <w:szCs w:val="20"/>
+        </w:rPr>
+        <w:t>    else:</w:t>
+      </w:r>
+    </w:p>
+    <w:p>
+      <w:pPr>
+        <w:rPr>
+          <w:rFonts w:ascii="Arial" w:hAnsi="Arial" w:cs="Arial"/>
+          <w:sz w:val="20"/>
+          <w:szCs w:val="20"/>
+        </w:rPr>
+      </w:pPr>
+      <w:r>
+        <w:rPr>
+          <w:rFonts w:ascii="Arial" w:hAnsi="Arial" w:cs="Arial"/>
+          <w:sz w:val="20"/>
+          <w:szCs w:val="20"/>
+        </w:rPr>
+        <w:t>        respuesta, status = listar_jugador_partido()</w:t>
+      </w:r>
+    </w:p>
+    <w:p>
+      <w:pPr>
+        <w:rPr>
+          <w:rFonts w:ascii="Arial" w:hAnsi="Arial" w:cs="Arial"/>
+          <w:sz w:val="20"/>
+          <w:szCs w:val="20"/>
+        </w:rPr>
+      </w:pPr>
+      <w:r>
+        <w:rPr>
+          <w:rFonts w:ascii="Arial" w:hAnsi="Arial" w:cs="Arial"/>
+          <w:sz w:val="20"/>
+          <w:szCs w:val="20"/>
+        </w:rPr>
+        <w:t xml:space="preserve">    </w:t>
+      </w:r>
+    </w:p>
+    <w:p>
+      <w:pPr>
+        <w:rPr>
+          <w:rFonts w:ascii="Arial" w:hAnsi="Arial" w:cs="Arial"/>
+          <w:sz w:val="20"/>
+          <w:szCs w:val="20"/>
+        </w:rPr>
+      </w:pPr>
+      <w:r>
+        <w:rPr>
+          <w:rFonts w:ascii="Arial" w:hAnsi="Arial" w:cs="Arial"/>
+          <w:sz w:val="20"/>
+          <w:szCs w:val="20"/>
+        </w:rPr>
+        <w:t>    return jsonify(respuesta), status</w:t>
+      </w:r>
+    </w:p>
+    <w:p>
+      <w:pPr>
+        <w:rPr>
+          <w:rFonts w:ascii="Arial" w:hAnsi="Arial" w:cs="Arial"/>
+          <w:sz w:val="20"/>
+          <w:szCs w:val="20"/>
+        </w:rPr>
+      </w:pPr>
+    </w:p>
+    <w:p>
+      <w:pPr>
+        <w:rPr>
+          <w:rFonts w:ascii="Arial" w:hAnsi="Arial" w:cs="Arial"/>
+          <w:sz w:val="20"/>
+          <w:szCs w:val="20"/>
+        </w:rPr>
+      </w:pPr>
+      <w:r>
+        <w:rPr>
+          <w:rFonts w:ascii="Arial" w:hAnsi="Arial" w:cs="Arial"/>
+          <w:sz w:val="20"/>
+          <w:szCs w:val="20"/>
+        </w:rPr>
+        <w:t>## Ruta para obtener un registro de Jugador_Partido por ID</w:t>
+      </w:r>
+    </w:p>
+    <w:p>
+      <w:pPr>
+        <w:rPr>
+          <w:rFonts w:ascii="Arial" w:hAnsi="Arial" w:cs="Arial"/>
+          <w:sz w:val="20"/>
+          <w:szCs w:val="20"/>
+        </w:rPr>
+      </w:pPr>
+      <w:r>
+        <w:rPr>
+          <w:rFonts w:ascii="Arial" w:hAnsi="Arial" w:cs="Arial"/>
+          <w:sz w:val="20"/>
+          <w:szCs w:val="20"/>
+        </w:rPr>
+        <w:lastRenderedPageBreak/>
+        <w:t>@app.route('/api/jugador_partido/&lt;int:id_jugador_partido&gt;', methods=['GET'])</w:t>
+      </w:r>
+    </w:p>
+    <w:p>
+      <w:pPr>
+        <w:rPr>
+          <w:rFonts w:ascii="Arial" w:hAnsi="Arial" w:cs="Arial"/>
+          <w:sz w:val="20"/>
+          <w:szCs w:val="20"/>
+        </w:rPr>
+      </w:pPr>
+      <w:r>
+        <w:rPr>
+          <w:rFonts w:ascii="Arial" w:hAnsi="Arial" w:cs="Arial"/>
+          <w:sz w:val="20"/>
+          <w:szCs w:val="20"/>
+        </w:rPr>
+        <w:t>def route_obtener_jugador_partido(id_jugador_partido):</w:t>
+      </w:r>
+    </w:p>
+    <w:p>
+      <w:pPr>
+        <w:rPr>
+          <w:rFonts w:ascii="Arial" w:hAnsi="Arial" w:cs="Arial"/>
+          <w:sz w:val="20"/>
+          <w:szCs w:val="20"/>
+        </w:rPr>
+      </w:pPr>
+      <w:r>
+        <w:rPr>
+          <w:rFonts w:ascii="Arial" w:hAnsi="Arial" w:cs="Arial"/>
+          <w:sz w:val="20"/>
+          <w:szCs w:val="20"/>
+        </w:rPr>
+        <w:t>    respuesta, status = obtener_jugador_partido(id_jugador_partido)</w:t>
+      </w:r>
+    </w:p>
+    <w:p>
+      <w:pPr>
+        <w:rPr>
+          <w:rFonts w:ascii="Arial" w:hAnsi="Arial" w:cs="Arial"/>
+          <w:sz w:val="20"/>
+          <w:szCs w:val="20"/>
+        </w:rPr>
+      </w:pPr>
+      <w:r>
+        <w:rPr>
+          <w:rFonts w:ascii="Arial" w:hAnsi="Arial" w:cs="Arial"/>
+          <w:sz w:val="20"/>
+          <w:szCs w:val="20"/>
+        </w:rPr>
+        <w:t>    return jsonify(respuesta), status</w:t>
+      </w:r>
+    </w:p>
+    <w:p>
+      <w:pPr>
+        <w:rPr>
+          <w:rFonts w:ascii="Arial" w:hAnsi="Arial" w:cs="Arial"/>
+          <w:sz w:val="20"/>
+          <w:szCs w:val="20"/>
+        </w:rPr>
+      </w:pPr>
+    </w:p>
+    <w:p>
+      <w:pPr>
+        <w:rPr>
+          <w:rFonts w:ascii="Arial" w:hAnsi="Arial" w:cs="Arial"/>
+          <w:sz w:val="20"/>
+          <w:szCs w:val="20"/>
+        </w:rPr>
+      </w:pPr>
+      <w:r>
+        <w:rPr>
+          <w:rFonts w:ascii="Arial" w:hAnsi="Arial" w:cs="Arial"/>
+          <w:sz w:val="20"/>
+          <w:szCs w:val="20"/>
+        </w:rPr>
+        <w:t>## Ruta para crear un nuevo registro en Jugador_Partido</w:t>
+      </w:r>
+    </w:p>
+    <w:p>
+      <w:pPr>
+        <w:rPr>
+          <w:rFonts w:ascii="Arial" w:hAnsi="Arial" w:cs="Arial"/>
+          <w:sz w:val="20"/>
+          <w:szCs w:val="20"/>
+        </w:rPr>
+      </w:pPr>
+      <w:r>
+        <w:rPr>
+          <w:rFonts w:ascii="Arial" w:hAnsi="Arial" w:cs="Arial"/>
+          <w:sz w:val="20"/>
+          <w:szCs w:val="20"/>
+        </w:rPr>
+        <w:t>@app.route('/api/jugador_partido', methods=['POST'])</w:t>
+      </w:r>
+    </w:p>
+    <w:p>
+      <w:pPr>
+        <w:rPr>
+          <w:rFonts w:ascii="Arial" w:hAnsi="Arial" w:cs="Arial"/>
+          <w:sz w:val="20"/>
+          <w:szCs w:val="20"/>
+        </w:rPr>
+      </w:pPr>
+      <w:r>
+        <w:rPr>
+          <w:rFonts w:ascii="Arial" w:hAnsi="Arial" w:cs="Arial"/>
+          <w:sz w:val="20"/>
+          <w:szCs w:val="20"/>
+        </w:rPr>
+        <w:t>def route_crear_jugador_partido():</w:t>
+      </w:r>
+    </w:p>
+    <w:p>
+      <w:pPr>
+        <w:rPr>
+          <w:rFonts w:ascii="Arial" w:hAnsi="Arial" w:cs="Arial"/>
+          <w:sz w:val="20"/>
+          <w:szCs w:val="20"/>
+        </w:rPr>
+      </w:pPr>
+      <w:r>
+        <w:rPr>
+          <w:rFonts w:ascii="Arial" w:hAnsi="Arial" w:cs="Arial"/>
+          <w:sz w:val="20"/>
+          <w:szCs w:val="20"/>
+        </w:rPr>
+        <w:t>    data = request.get_json()</w:t>
+      </w:r>
+    </w:p>
+    <w:p>
+      <w:pPr>
+        <w:rPr>
+          <w:rFonts w:ascii="Arial" w:hAnsi="Arial" w:cs="Arial"/>
+          <w:sz w:val="20"/>
+          <w:szCs w:val="20"/>
+        </w:rPr>
+      </w:pPr>
+      <w:r>
+        <w:rPr>
+          <w:rFonts w:ascii="Arial" w:hAnsi="Arial" w:cs="Arial"/>
+          <w:sz w:val="20"/>
+          <w:szCs w:val="20"/>
+        </w:rPr>
+        <w:t>    respuesta, status = crear_jugador_partido(data)</w:t>
+      </w:r>
+    </w:p>
+    <w:p>
+      <w:pPr>
+        <w:rPr>
+          <w:rFonts w:ascii="Arial" w:hAnsi="Arial" w:cs="Arial"/>
+          <w:sz w:val="20"/>
+          <w:szCs w:val="20"/>
+        </w:rPr>
+      </w:pPr>
+      <w:r>
+        <w:rPr>
+          <w:rFonts w:ascii="Arial" w:hAnsi="Arial" w:cs="Arial"/>
+          <w:sz w:val="20"/>
+          <w:szCs w:val="20"/>
+        </w:rPr>
+        <w:t>    return jsonify(respuesta), status</w:t>
+      </w:r>
+    </w:p>
+    <w:p>
+      <w:pPr>
+        <w:rPr>
+          <w:rFonts w:ascii="Arial" w:hAnsi="Arial" w:cs="Arial"/>
+          <w:sz w:val="20"/>
+          <w:szCs w:val="20"/>
+        </w:rPr>
+      </w:pPr>
+    </w:p>
+    <w:p>
+      <w:pPr>
+        <w:rPr>
+          <w:rFonts w:ascii="Arial" w:hAnsi="Arial" w:cs="Arial"/>
+          <w:sz w:val="20"/>
+          <w:szCs w:val="20"/>
+        </w:rPr>
+      </w:pPr>
+      <w:r>
+        <w:rPr>
+          <w:rFonts w:ascii="Arial" w:hAnsi="Arial" w:cs="Arial"/>
+          <w:sz w:val="20"/>
+          <w:szCs w:val="20"/>
+        </w:rPr>
+        <w:t>## Ruta para actualizar un registro en Jugador_Partido</w:t>
+      </w:r>
+    </w:p>
+    <w:p>
+      <w:pPr>
+        <w:rPr>
+          <w:rFonts w:ascii="Arial" w:hAnsi="Arial" w:cs="Arial"/>
+          <w:sz w:val="20"/>
+          <w:szCs w:val="20"/>
+        </w:rPr>
+      </w:pPr>
+      <w:r>
+        <w:rPr>
+          <w:rFonts w:ascii="Arial" w:hAnsi="Arial" w:cs="Arial"/>
+          <w:sz w:val="20"/>
+          <w:szCs w:val="20"/>
+        </w:rPr>
+        <w:t>@app.route('/api/jugador_partido/&lt;int:id_jugador_partido&gt;', methods=['PUT'])</w:t>
+      </w:r>
+    </w:p>
+    <w:p>
+      <w:pPr>
+        <w:rPr>
+          <w:rFonts w:ascii="Arial" w:hAnsi="Arial" w:cs="Arial"/>
+          <w:sz w:val="20"/>
+          <w:szCs w:val="20"/>
+        </w:rPr>
+      </w:pPr>
+      <w:r>
+        <w:rPr>
+          <w:rFonts w:ascii="Arial" w:hAnsi="Arial" w:cs="Arial"/>
+          <w:sz w:val="20"/>
+          <w:szCs w:val="20"/>
+        </w:rPr>
+        <w:t>def route_actualizar_jugador_partido(id_jugador_partido):</w:t>
+      </w:r>
+    </w:p>
+    <w:p>
+      <w:pPr>
+        <w:rPr>
+          <w:rFonts w:ascii="Arial" w:hAnsi="Arial" w:cs="Arial"/>
+          <w:sz w:val="20"/>
+          <w:szCs w:val="20"/>
+        </w:rPr>
+      </w:pPr>
+      <w:r>
+        <w:rPr>
+          <w:rFonts w:ascii="Arial" w:hAnsi="Arial" w:cs="Arial"/>
+          <w:sz w:val="20"/>
+          <w:szCs w:val="20"/>
+        </w:rPr>
+        <w:t>    data = request.get_json()</w:t>
+      </w:r>
+    </w:p>
+    <w:p>
+      <w:pPr>
+        <w:rPr>
+          <w:rFonts w:ascii="Arial" w:hAnsi="Arial" w:cs="Arial"/>
+          <w:sz w:val="20"/>
+          <w:szCs w:val="20"/>
+        </w:rPr>
+      </w:pPr>
+      <w:r>
+        <w:rPr>
+          <w:rFonts w:ascii="Arial" w:hAnsi="Arial" w:cs="Arial"/>
+          <w:sz w:val="20"/>
+          <w:szCs w:val="20"/>
+        </w:rPr>
+        <w:t>    respuesta, status = actualizar_jugador_partido(id_jugador_partido, data)</w:t>
+      </w:r>
+    </w:p>
+    <w:p>
+      <w:pPr>
+        <w:rPr>
+          <w:rFonts w:ascii="Arial" w:hAnsi="Arial" w:cs="Arial"/>
+          <w:sz w:val="20"/>
+          <w:szCs w:val="20"/>
+        </w:rPr>
+      </w:pPr>
+      <w:r>
+        <w:rPr>
+          <w:rFonts w:ascii="Arial" w:hAnsi="Arial" w:cs="Arial"/>
+          <w:sz w:val="20"/>
+          <w:szCs w:val="20"/>
+        </w:rPr>
+        <w:t>    return jsonify(respuesta), status</w:t>
+      </w:r>
+    </w:p>
+    <w:p>
+      <w:pPr>
+        <w:rPr>
+          <w:rFonts w:ascii="Arial" w:hAnsi="Arial" w:cs="Arial"/>
+          <w:sz w:val="20"/>
+          <w:szCs w:val="20"/>
+        </w:rPr>
+      </w:pPr>
+    </w:p>
+    <w:p>
+      <w:pPr>
+        <w:rPr>
+          <w:rFonts w:ascii="Arial" w:hAnsi="Arial" w:cs="Arial"/>
+          <w:sz w:val="20"/>
+          <w:szCs w:val="20"/>
+        </w:rPr>
+      </w:pPr>
+      <w:r>
+        <w:rPr>
+          <w:rFonts w:ascii="Arial" w:hAnsi="Arial" w:cs="Arial"/>
+          <w:sz w:val="20"/>
+          <w:szCs w:val="20"/>
+        </w:rPr>
+        <w:t>## Ruta para eliminar un registro en Jugador_Partido</w:t>
+      </w:r>
+    </w:p>
+    <w:p>
+      <w:pPr>
+        <w:rPr>
+          <w:rFonts w:ascii="Arial" w:hAnsi="Arial" w:cs="Arial"/>
+          <w:sz w:val="20"/>
+          <w:szCs w:val="20"/>
+        </w:rPr>
+      </w:pPr>
+      <w:r>
+        <w:rPr>
+          <w:rFonts w:ascii="Arial" w:hAnsi="Arial" w:cs="Arial"/>
+          <w:sz w:val="20"/>
+          <w:szCs w:val="20"/>
+        </w:rPr>
+        <w:t>@app.route('/api/jugador_partido/&lt;int:id_jugador_partido&gt;', methods=['DELETE'])</w:t>
+      </w:r>
+    </w:p>
+    <w:p>
+      <w:pPr>
+        <w:rPr>
+          <w:rFonts w:ascii="Arial" w:hAnsi="Arial" w:cs="Arial"/>
+          <w:sz w:val="20"/>
+          <w:szCs w:val="20"/>
+        </w:rPr>
+      </w:pPr>
+      <w:r>
+        <w:rPr>
+          <w:rFonts w:ascii="Arial" w:hAnsi="Arial" w:cs="Arial"/>
+          <w:sz w:val="20"/>
+          <w:szCs w:val="20"/>
+        </w:rPr>
+        <w:t>def route_eliminar_jugador_partido(id_jugador_partido):</w:t>
+      </w:r>
+    </w:p>
+    <w:p>
+      <w:pPr>
+        <w:rPr>
+          <w:rFonts w:ascii="Arial" w:hAnsi="Arial" w:cs="Arial"/>
+          <w:sz w:val="20"/>
+          <w:szCs w:val="20"/>
+        </w:rPr>
+      </w:pPr>
+      <w:r>
+        <w:rPr>
+          <w:rFonts w:ascii="Arial" w:hAnsi="Arial" w:cs="Arial"/>
+          <w:sz w:val="20"/>
+          <w:szCs w:val="20"/>
+        </w:rPr>
+        <w:t>    respuesta, status = eliminar_jugador_partido(id_jugador_partido)</w:t>
+      </w:r>
+    </w:p>
+    <w:p>
+      <w:pPr>
+        <w:rPr>
+          <w:rFonts w:ascii="Arial" w:hAnsi="Arial" w:cs="Arial"/>
+          <w:sz w:val="20"/>
+          <w:szCs w:val="20"/>
+        </w:rPr>
+      </w:pPr>
+      <w:r>
+        <w:rPr>
+          <w:rFonts w:ascii="Arial" w:hAnsi="Arial" w:cs="Arial"/>
+          <w:sz w:val="20"/>
+          <w:szCs w:val="20"/>
+        </w:rPr>
+        <w:t>    return jsonify(respuesta), status</w:t>
+      </w:r>
     </w:p>
     <w:p>
       <w:pPr>

--- a/docs/PROYECTO TFG.docx
+++ b/docs/PROYECTO TFG.docx
@@ -1748,7 +1748,21 @@
         <w:rPr>
           <w:rFonts w:ascii="Arial" w:hAnsi="Arial" w:cs="Arial"/>
         </w:rPr>
-        <w:t>La aplicación debe responder rápidamente, especialmente al mostrar las probabilidades de partidos y los detalles de jugadores.</w:t>
+        <w:t xml:space="preserve">La aplicación debe responder </w:t>
+      </w:r>
+      <w:proofErr w:type="gramStart"/>
+      <w:r>
+        <w:rPr>
+          <w:rFonts w:ascii="Arial" w:hAnsi="Arial" w:cs="Arial"/>
+        </w:rPr>
+        <w:t>rápidamente</w:t>
+      </w:r>
+      <w:proofErr w:type="gramEnd"/>
+      <w:r>
+        <w:rPr>
+          <w:rFonts w:ascii="Arial" w:hAnsi="Arial" w:cs="Arial"/>
+        </w:rPr>
+        <w:t>, especialmente al mostrar las probabilidades de partidos y los detalles de jugadores.</w:t>
       </w:r>
     </w:p>
     <w:p>
@@ -3535,7 +3549,25 @@
           <w:sz w:val="20"/>
           <w:szCs w:val="20"/>
         </w:rPr>
-        <w:t xml:space="preserve"> app </w:t>
+        <w:t xml:space="preserve"> </w:t>
+      </w:r>
+      <w:proofErr w:type="gramStart"/>
+      <w:r>
+        <w:rPr>
+          <w:rFonts w:ascii="Arial" w:hAnsi="Arial" w:cs="Arial"/>
+          <w:sz w:val="20"/>
+          <w:szCs w:val="20"/>
+        </w:rPr>
+        <w:t>app</w:t>
+      </w:r>
+      <w:proofErr w:type="gramEnd"/>
+      <w:r>
+        <w:rPr>
+          <w:rFonts w:ascii="Arial" w:hAnsi="Arial" w:cs="Arial"/>
+          <w:sz w:val="20"/>
+          <w:szCs w:val="20"/>
+        </w:rPr>
+        <w:t xml:space="preserve"> </w:t>
       </w:r>
       <w:proofErr w:type="spellStart"/>
       <w:r>
@@ -3707,7 +3739,27 @@
           <w:szCs w:val="20"/>
           <w:lang w:val="en-GB"/>
         </w:rPr>
-        <w:t>@app.route('/api/predict', methods=['POST'])</w:t>
+        <w:t>@</w:t>
+      </w:r>
+      <w:proofErr w:type="gramStart"/>
+      <w:r>
+        <w:rPr>
+          <w:rFonts w:ascii="Arial" w:hAnsi="Arial" w:cs="Arial"/>
+          <w:sz w:val="20"/>
+          <w:szCs w:val="20"/>
+          <w:lang w:val="en-GB"/>
+        </w:rPr>
+        <w:t>app.route</w:t>
+      </w:r>
+      <w:proofErr w:type="gramEnd"/>
+      <w:r>
+        <w:rPr>
+          <w:rFonts w:ascii="Arial" w:hAnsi="Arial" w:cs="Arial"/>
+          <w:sz w:val="20"/>
+          <w:szCs w:val="20"/>
+          <w:lang w:val="en-GB"/>
+        </w:rPr>
+        <w:t>('/api/predict', methods=['POST'])</w:t>
       </w:r>
     </w:p>
     <w:p>
@@ -3737,6 +3789,7 @@
         <w:t xml:space="preserve"> </w:t>
       </w:r>
       <w:proofErr w:type="spellStart"/>
+      <w:proofErr w:type="gramStart"/>
       <w:r>
         <w:rPr>
           <w:rFonts w:ascii="Arial" w:hAnsi="Arial" w:cs="Arial"/>
@@ -3752,7 +3805,16 @@
           <w:sz w:val="20"/>
           <w:szCs w:val="20"/>
         </w:rPr>
-        <w:t>():</w:t>
+        <w:t>(</w:t>
+      </w:r>
+      <w:proofErr w:type="gramEnd"/>
+      <w:r>
+        <w:rPr>
+          <w:rFonts w:ascii="Arial" w:hAnsi="Arial" w:cs="Arial"/>
+          <w:sz w:val="20"/>
+          <w:szCs w:val="20"/>
+        </w:rPr>
+        <w:t>):</w:t>
       </w:r>
     </w:p>
     <w:p>
@@ -4004,8 +4066,18 @@
           <w:sz w:val="20"/>
           <w:szCs w:val="20"/>
         </w:rPr>
-        <w:t>cd ..</w:t>
-      </w:r>
+        <w:t>cd</w:t>
+      </w:r>
+      <w:proofErr w:type="gramStart"/>
+      <w:r>
+        <w:rPr>
+          <w:rFonts w:ascii="Arial" w:hAnsi="Arial" w:cs="Arial"/>
+          <w:sz w:val="20"/>
+          <w:szCs w:val="20"/>
+        </w:rPr>
+        <w:t xml:space="preserve"> ..</w:t>
+      </w:r>
+      <w:proofErr w:type="gramEnd"/>
     </w:p>
     <w:p>
       <w:pPr>
@@ -4159,7 +4231,29 @@
           <w:sz w:val="20"/>
           <w:szCs w:val="20"/>
         </w:rPr>
-        <w:t>-app:</w:t>
+        <w:t>-</w:t>
+      </w:r>
+      <w:proofErr w:type="gramStart"/>
+      <w:r>
+        <w:rPr>
+          <w:rFonts w:ascii="Arial" w:hAnsi="Arial" w:cs="Arial"/>
+          <w:b/>
+          <w:bCs/>
+          <w:sz w:val="20"/>
+          <w:szCs w:val="20"/>
+        </w:rPr>
+        <w:t>app</w:t>
+      </w:r>
+      <w:proofErr w:type="gramEnd"/>
+      <w:r>
+        <w:rPr>
+          <w:rFonts w:ascii="Arial" w:hAnsi="Arial" w:cs="Arial"/>
+          <w:b/>
+          <w:bCs/>
+          <w:sz w:val="20"/>
+          <w:szCs w:val="20"/>
+        </w:rPr>
+        <w:t>:</w:t>
       </w:r>
     </w:p>
     <w:p>
@@ -4222,8 +4316,18 @@
           <w:sz w:val="20"/>
           <w:szCs w:val="20"/>
         </w:rPr>
-        <w:t>-app .</w:t>
-      </w:r>
+        <w:t>-</w:t>
+      </w:r>
+      <w:proofErr w:type="gramStart"/>
+      <w:r>
+        <w:rPr>
+          <w:rFonts w:ascii="Arial" w:hAnsi="Arial" w:cs="Arial"/>
+          <w:sz w:val="20"/>
+          <w:szCs w:val="20"/>
+        </w:rPr>
+        <w:t>app .</w:t>
+      </w:r>
+      <w:proofErr w:type="gramEnd"/>
     </w:p>
     <w:p>
       <w:pPr>
@@ -4363,7 +4467,17 @@
           <w:szCs w:val="20"/>
           <w:lang w:val="en-GB"/>
         </w:rPr>
-        <w:t xml:space="preserve">import React, { </w:t>
+        <w:t xml:space="preserve">import React, </w:t>
+      </w:r>
+      <w:proofErr w:type="gramStart"/>
+      <w:r>
+        <w:rPr>
+          <w:rFonts w:ascii="Arial" w:hAnsi="Arial" w:cs="Arial"/>
+          <w:sz w:val="20"/>
+          <w:szCs w:val="20"/>
+          <w:lang w:val="en-GB"/>
+        </w:rPr>
+        <w:t xml:space="preserve">{ </w:t>
       </w:r>
       <w:proofErr w:type="spellStart"/>
       <w:r>
@@ -4376,6 +4490,7 @@
         <w:t>useState</w:t>
       </w:r>
       <w:proofErr w:type="spellEnd"/>
+      <w:proofErr w:type="gramEnd"/>
       <w:r>
         <w:rPr>
           <w:rFonts w:ascii="Arial" w:hAnsi="Arial" w:cs="Arial"/>
@@ -4412,7 +4527,27 @@
           <w:szCs w:val="20"/>
           <w:lang w:val="en-GB"/>
         </w:rPr>
-        <w:t>function App() {</w:t>
+        <w:t xml:space="preserve">function </w:t>
+      </w:r>
+      <w:proofErr w:type="gramStart"/>
+      <w:r>
+        <w:rPr>
+          <w:rFonts w:ascii="Arial" w:hAnsi="Arial" w:cs="Arial"/>
+          <w:sz w:val="20"/>
+          <w:szCs w:val="20"/>
+          <w:lang w:val="en-GB"/>
+        </w:rPr>
+        <w:t>App(</w:t>
+      </w:r>
+      <w:proofErr w:type="gramEnd"/>
+      <w:r>
+        <w:rPr>
+          <w:rFonts w:ascii="Arial" w:hAnsi="Arial" w:cs="Arial"/>
+          <w:sz w:val="20"/>
+          <w:szCs w:val="20"/>
+          <w:lang w:val="en-GB"/>
+        </w:rPr>
+        <w:t>) {</w:t>
       </w:r>
     </w:p>
     <w:p>
@@ -4491,8 +4626,19 @@
           <w:szCs w:val="20"/>
           <w:lang w:val="en-GB"/>
         </w:rPr>
-        <w:t>(null);</w:t>
-      </w:r>
+        <w:t>(null</w:t>
+      </w:r>
+      <w:proofErr w:type="gramStart"/>
+      <w:r>
+        <w:rPr>
+          <w:rFonts w:ascii="Arial" w:hAnsi="Arial" w:cs="Arial"/>
+          <w:sz w:val="20"/>
+          <w:szCs w:val="20"/>
+          <w:lang w:val="en-GB"/>
+        </w:rPr>
+        <w:t>);</w:t>
+      </w:r>
+      <w:proofErr w:type="gramEnd"/>
     </w:p>
     <w:p>
       <w:pPr>
@@ -4599,7 +4745,27 @@
           <w:szCs w:val="20"/>
           <w:lang w:val="en-GB"/>
         </w:rPr>
-        <w:t xml:space="preserve"> response = await fetch('http://localhost:5000/</w:t>
+        <w:t xml:space="preserve"> response = await </w:t>
+      </w:r>
+      <w:proofErr w:type="gramStart"/>
+      <w:r>
+        <w:rPr>
+          <w:rFonts w:ascii="Arial" w:hAnsi="Arial" w:cs="Arial"/>
+          <w:sz w:val="20"/>
+          <w:szCs w:val="20"/>
+          <w:lang w:val="en-GB"/>
+        </w:rPr>
+        <w:t>fetch(</w:t>
+      </w:r>
+      <w:proofErr w:type="gramEnd"/>
+      <w:r>
+        <w:rPr>
+          <w:rFonts w:ascii="Arial" w:hAnsi="Arial" w:cs="Arial"/>
+          <w:sz w:val="20"/>
+          <w:szCs w:val="20"/>
+          <w:lang w:val="en-GB"/>
+        </w:rPr>
+        <w:t>'http://localhost:5000/</w:t>
       </w:r>
       <w:proofErr w:type="spellStart"/>
       <w:r>
@@ -4699,6 +4865,7 @@
         <w:t xml:space="preserve"> data = await </w:t>
       </w:r>
       <w:proofErr w:type="spellStart"/>
+      <w:proofErr w:type="gramStart"/>
       <w:r>
         <w:rPr>
           <w:rFonts w:ascii="Arial" w:hAnsi="Arial" w:cs="Arial"/>
@@ -4709,6 +4876,7 @@
         <w:t>response.json</w:t>
       </w:r>
       <w:proofErr w:type="spellEnd"/>
+      <w:proofErr w:type="gramEnd"/>
       <w:r>
         <w:rPr>
           <w:rFonts w:ascii="Arial" w:hAnsi="Arial" w:cs="Arial"/>
@@ -4758,6 +4926,7 @@
         <w:t>(</w:t>
       </w:r>
       <w:proofErr w:type="spellStart"/>
+      <w:proofErr w:type="gramStart"/>
       <w:r>
         <w:rPr>
           <w:rFonts w:ascii="Arial" w:hAnsi="Arial" w:cs="Arial"/>
@@ -4768,6 +4937,7 @@
         <w:t>data.prediction</w:t>
       </w:r>
       <w:proofErr w:type="spellEnd"/>
+      <w:proofErr w:type="gramEnd"/>
       <w:r>
         <w:rPr>
           <w:rFonts w:ascii="Arial" w:hAnsi="Arial" w:cs="Arial"/>
@@ -5142,6 +5312,7 @@
         <w:t xml:space="preserve">Asegúrate de que el archivo </w:t>
       </w:r>
       <w:proofErr w:type="spellStart"/>
+      <w:proofErr w:type="gramStart"/>
       <w:r>
         <w:rPr>
           <w:rFonts w:ascii="Arial" w:hAnsi="Arial" w:cs="Arial"/>
@@ -5153,6 +5324,7 @@
         <w:t>package.json</w:t>
       </w:r>
       <w:proofErr w:type="spellEnd"/>
+      <w:proofErr w:type="gramEnd"/>
       <w:r>
         <w:rPr>
           <w:rFonts w:ascii="Arial" w:hAnsi="Arial" w:cs="Arial"/>
@@ -5659,13 +5831,23 @@
           <w:szCs w:val="20"/>
         </w:rPr>
       </w:pPr>
-      <w:r>
-        <w:rPr>
-          <w:rFonts w:ascii="Arial" w:hAnsi="Arial" w:cs="Arial"/>
-          <w:sz w:val="20"/>
-          <w:szCs w:val="20"/>
-        </w:rPr>
-        <w:t xml:space="preserve">app = </w:t>
+      <w:proofErr w:type="gramStart"/>
+      <w:r>
+        <w:rPr>
+          <w:rFonts w:ascii="Arial" w:hAnsi="Arial" w:cs="Arial"/>
+          <w:sz w:val="20"/>
+          <w:szCs w:val="20"/>
+        </w:rPr>
+        <w:t>app</w:t>
+      </w:r>
+      <w:proofErr w:type="gramEnd"/>
+      <w:r>
+        <w:rPr>
+          <w:rFonts w:ascii="Arial" w:hAnsi="Arial" w:cs="Arial"/>
+          <w:sz w:val="20"/>
+          <w:szCs w:val="20"/>
+        </w:rPr>
+        <w:t xml:space="preserve"> = </w:t>
       </w:r>
       <w:proofErr w:type="spellStart"/>
       <w:r>
@@ -5712,13 +5894,23 @@
           <w:szCs w:val="20"/>
         </w:rPr>
       </w:pPr>
-      <w:r>
-        <w:rPr>
-          <w:rFonts w:ascii="Arial" w:hAnsi="Arial" w:cs="Arial"/>
-          <w:sz w:val="20"/>
-          <w:szCs w:val="20"/>
-        </w:rPr>
-        <w:t>CORS(app)  # Esto habilita CORS en todas las rutas</w:t>
+      <w:proofErr w:type="gramStart"/>
+      <w:r>
+        <w:rPr>
+          <w:rFonts w:ascii="Arial" w:hAnsi="Arial" w:cs="Arial"/>
+          <w:sz w:val="20"/>
+          <w:szCs w:val="20"/>
+        </w:rPr>
+        <w:t>CORS(</w:t>
+      </w:r>
+      <w:proofErr w:type="gramEnd"/>
+      <w:r>
+        <w:rPr>
+          <w:rFonts w:ascii="Arial" w:hAnsi="Arial" w:cs="Arial"/>
+          <w:sz w:val="20"/>
+          <w:szCs w:val="20"/>
+        </w:rPr>
+        <w:t>app)  # Esto habilita CORS en todas las rutas</w:t>
       </w:r>
     </w:p>
     <w:p>
@@ -5754,7 +5946,25 @@
           <w:sz w:val="20"/>
           <w:szCs w:val="20"/>
         </w:rPr>
-        <w:t xml:space="preserve"> app </w:t>
+        <w:t xml:space="preserve"> </w:t>
+      </w:r>
+      <w:proofErr w:type="gramStart"/>
+      <w:r>
+        <w:rPr>
+          <w:rFonts w:ascii="Arial" w:hAnsi="Arial" w:cs="Arial"/>
+          <w:sz w:val="20"/>
+          <w:szCs w:val="20"/>
+        </w:rPr>
+        <w:t>app</w:t>
+      </w:r>
+      <w:proofErr w:type="gramEnd"/>
+      <w:r>
+        <w:rPr>
+          <w:rFonts w:ascii="Arial" w:hAnsi="Arial" w:cs="Arial"/>
+          <w:sz w:val="20"/>
+          <w:szCs w:val="20"/>
+        </w:rPr>
+        <w:t xml:space="preserve"> </w:t>
       </w:r>
       <w:proofErr w:type="spellStart"/>
       <w:r>
@@ -7099,15 +7309,31 @@
           <w:rFonts w:ascii="Arial" w:hAnsi="Arial" w:cs="Arial"/>
           <w:lang w:val="en-GB"/>
         </w:rPr>
-        <w:t>app.app_context</w:t>
-      </w:r>
-      <w:proofErr w:type="spellEnd"/>
-      <w:r>
-        <w:rPr>
-          <w:rFonts w:ascii="Arial" w:hAnsi="Arial" w:cs="Arial"/>
-          <w:lang w:val="en-GB"/>
-        </w:rPr>
-        <w:t>():</w:t>
+        <w:t>app.app_</w:t>
+      </w:r>
+      <w:proofErr w:type="gramStart"/>
+      <w:r>
+        <w:rPr>
+          <w:rFonts w:ascii="Arial" w:hAnsi="Arial" w:cs="Arial"/>
+          <w:lang w:val="en-GB"/>
+        </w:rPr>
+        <w:t>context</w:t>
+      </w:r>
+      <w:proofErr w:type="spellEnd"/>
+      <w:r>
+        <w:rPr>
+          <w:rFonts w:ascii="Arial" w:hAnsi="Arial" w:cs="Arial"/>
+          <w:lang w:val="en-GB"/>
+        </w:rPr>
+        <w:t>(</w:t>
+      </w:r>
+      <w:proofErr w:type="gramEnd"/>
+      <w:r>
+        <w:rPr>
+          <w:rFonts w:ascii="Arial" w:hAnsi="Arial" w:cs="Arial"/>
+          <w:lang w:val="en-GB"/>
+        </w:rPr>
+        <w:t>):</w:t>
       </w:r>
     </w:p>
     <w:p>
@@ -7125,12 +7351,21 @@
         <w:t xml:space="preserve">    </w:t>
       </w:r>
       <w:proofErr w:type="spellStart"/>
-      <w:r>
-        <w:rPr>
-          <w:rFonts w:ascii="Arial" w:hAnsi="Arial" w:cs="Arial"/>
-          <w:lang w:val="en-GB"/>
-        </w:rPr>
-        <w:t>db.create_all</w:t>
+      <w:proofErr w:type="gramStart"/>
+      <w:r>
+        <w:rPr>
+          <w:rFonts w:ascii="Arial" w:hAnsi="Arial" w:cs="Arial"/>
+          <w:lang w:val="en-GB"/>
+        </w:rPr>
+        <w:t>db.create</w:t>
+      </w:r>
+      <w:proofErr w:type="gramEnd"/>
+      <w:r>
+        <w:rPr>
+          <w:rFonts w:ascii="Arial" w:hAnsi="Arial" w:cs="Arial"/>
+          <w:lang w:val="en-GB"/>
+        </w:rPr>
+        <w:t>_all</w:t>
       </w:r>
       <w:proofErr w:type="spellEnd"/>
       <w:r>
@@ -7396,7 +7631,23 @@
           <w:rFonts w:ascii="Arial" w:hAnsi="Arial" w:cs="Arial"/>
           <w:lang w:val="en-GB"/>
         </w:rPr>
-        <w:t xml:space="preserve"> pandas requests Flask </w:t>
+        <w:t xml:space="preserve"> </w:t>
+      </w:r>
+      <w:proofErr w:type="gramStart"/>
+      <w:r>
+        <w:rPr>
+          <w:rFonts w:ascii="Arial" w:hAnsi="Arial" w:cs="Arial"/>
+          <w:lang w:val="en-GB"/>
+        </w:rPr>
+        <w:t>pandas</w:t>
+      </w:r>
+      <w:proofErr w:type="gramEnd"/>
+      <w:r>
+        <w:rPr>
+          <w:rFonts w:ascii="Arial" w:hAnsi="Arial" w:cs="Arial"/>
+          <w:lang w:val="en-GB"/>
+        </w:rPr>
+        <w:t xml:space="preserve"> requests Flask </w:t>
       </w:r>
       <w:proofErr w:type="spellStart"/>
       <w:r>
@@ -8095,7 +8346,25 @@
           <w:sz w:val="22"/>
           <w:szCs w:val="22"/>
         </w:rPr>
-        <w:t>los partidos de la NBA Cup van del 0001 al 0060, por tanto los de la temporada regular van</w:t>
+        <w:t xml:space="preserve">los partidos de la NBA Cup van del 0001 al 0060, por </w:t>
+      </w:r>
+      <w:proofErr w:type="gramStart"/>
+      <w:r>
+        <w:rPr>
+          <w:rFonts w:ascii="Arial" w:hAnsi="Arial" w:cs="Arial"/>
+          <w:sz w:val="22"/>
+          <w:szCs w:val="22"/>
+        </w:rPr>
+        <w:t>tanto</w:t>
+      </w:r>
+      <w:proofErr w:type="gramEnd"/>
+      <w:r>
+        <w:rPr>
+          <w:rFonts w:ascii="Arial" w:hAnsi="Arial" w:cs="Arial"/>
+          <w:sz w:val="22"/>
+          <w:szCs w:val="22"/>
+        </w:rPr>
+        <w:t xml:space="preserve"> los de la temporada regular van</w:t>
       </w:r>
       <w:r>
         <w:rPr>
@@ -8722,7 +8991,25 @@
           <w:sz w:val="20"/>
           <w:szCs w:val="20"/>
         </w:rPr>
-        <w:t xml:space="preserve"> jugaba para los Dallas Mavericks pero a mitad de temporada lo traspasaron a Los </w:t>
+        <w:t xml:space="preserve"> jugaba para los Dallas </w:t>
+      </w:r>
+      <w:proofErr w:type="gramStart"/>
+      <w:r>
+        <w:rPr>
+          <w:rFonts w:ascii="Arial" w:hAnsi="Arial" w:cs="Arial"/>
+          <w:sz w:val="20"/>
+          <w:szCs w:val="20"/>
+        </w:rPr>
+        <w:t>Mavericks</w:t>
+      </w:r>
+      <w:proofErr w:type="gramEnd"/>
+      <w:r>
+        <w:rPr>
+          <w:rFonts w:ascii="Arial" w:hAnsi="Arial" w:cs="Arial"/>
+          <w:sz w:val="20"/>
+          <w:szCs w:val="20"/>
+        </w:rPr>
+        <w:t xml:space="preserve"> pero a mitad de temporada lo traspasaron a Los </w:t>
       </w:r>
       <w:proofErr w:type="spellStart"/>
       <w:r>
@@ -9162,12 +9449,229 @@
     </w:p>
     <w:p>
       <w:pPr>
-        <w:rPr>
-          <w:rFonts w:ascii="Arial" w:hAnsi="Arial" w:cs="Arial"/>
-          <w:sz w:val="20"/>
-          <w:szCs w:val="20"/>
-        </w:rPr>
-      </w:pPr>
+        <w:pStyle w:val="Prrafodelista"/>
+        <w:numPr>
+          <w:ilvl w:val="0"/>
+          <w:numId w:val="7"/>
+        </w:numPr>
+        <w:rPr>
+          <w:rFonts w:ascii="Arial" w:hAnsi="Arial" w:cs="Arial"/>
+          <w:sz w:val="20"/>
+          <w:szCs w:val="20"/>
+        </w:rPr>
+      </w:pPr>
+      <w:r>
+        <w:rPr>
+          <w:rFonts w:ascii="Arial" w:hAnsi="Arial" w:cs="Arial"/>
+          <w:sz w:val="20"/>
+          <w:szCs w:val="20"/>
+        </w:rPr>
+        <w:t>M</w:t>
+      </w:r>
+      <w:r>
+        <w:rPr>
+          <w:rFonts w:ascii="Arial" w:hAnsi="Arial" w:cs="Arial"/>
+          <w:sz w:val="20"/>
+          <w:szCs w:val="20"/>
+        </w:rPr>
+        <w:t>étodo “</w:t>
+      </w:r>
+      <w:proofErr w:type="spellStart"/>
+      <w:r>
+        <w:rPr>
+          <w:rFonts w:ascii="Arial" w:hAnsi="Arial" w:cs="Arial"/>
+          <w:sz w:val="20"/>
+          <w:szCs w:val="20"/>
+        </w:rPr>
+        <w:t>actualizar_</w:t>
+      </w:r>
+      <w:proofErr w:type="gramStart"/>
+      <w:r>
+        <w:rPr>
+          <w:rFonts w:ascii="Arial" w:hAnsi="Arial" w:cs="Arial"/>
+          <w:sz w:val="20"/>
+          <w:szCs w:val="20"/>
+        </w:rPr>
+        <w:t>lesiones</w:t>
+      </w:r>
+      <w:proofErr w:type="spellEnd"/>
+      <w:r>
+        <w:rPr>
+          <w:rFonts w:ascii="Arial" w:hAnsi="Arial" w:cs="Arial"/>
+          <w:sz w:val="20"/>
+          <w:szCs w:val="20"/>
+        </w:rPr>
+        <w:t>(</w:t>
+      </w:r>
+      <w:proofErr w:type="gramEnd"/>
+      <w:r>
+        <w:rPr>
+          <w:rFonts w:ascii="Arial" w:hAnsi="Arial" w:cs="Arial"/>
+          <w:sz w:val="20"/>
+          <w:szCs w:val="20"/>
+        </w:rPr>
+        <w:t xml:space="preserve">)” que si hay una lesión con </w:t>
+      </w:r>
+      <w:proofErr w:type="spellStart"/>
+      <w:r>
+        <w:rPr>
+          <w:rFonts w:ascii="Arial" w:hAnsi="Arial" w:cs="Arial"/>
+          <w:sz w:val="20"/>
+          <w:szCs w:val="20"/>
+        </w:rPr>
+        <w:t>fecha_recuperacion_estimada</w:t>
+      </w:r>
+      <w:proofErr w:type="spellEnd"/>
+      <w:r>
+        <w:rPr>
+          <w:rFonts w:ascii="Arial" w:hAnsi="Arial" w:cs="Arial"/>
+          <w:sz w:val="20"/>
+          <w:szCs w:val="20"/>
+        </w:rPr>
+        <w:t xml:space="preserve"> distinta de </w:t>
+      </w:r>
+      <w:proofErr w:type="spellStart"/>
+      <w:r>
+        <w:rPr>
+          <w:rFonts w:ascii="Arial" w:hAnsi="Arial" w:cs="Arial"/>
+          <w:sz w:val="20"/>
+          <w:szCs w:val="20"/>
+        </w:rPr>
+        <w:t>null</w:t>
+      </w:r>
+      <w:proofErr w:type="spellEnd"/>
+      <w:r>
+        <w:rPr>
+          <w:rFonts w:ascii="Arial" w:hAnsi="Arial" w:cs="Arial"/>
+          <w:sz w:val="20"/>
+          <w:szCs w:val="20"/>
+        </w:rPr>
+        <w:t xml:space="preserve"> y que sea anterior a la fecha de hoy se elimine dicha lesión de la tabla.</w:t>
+      </w:r>
+    </w:p>
+    <w:p>
+      <w:pPr>
+        <w:ind w:left="360"/>
+        <w:rPr>
+          <w:rFonts w:ascii="Arial" w:hAnsi="Arial" w:cs="Arial"/>
+          <w:b/>
+          <w:bCs/>
+          <w:sz w:val="20"/>
+          <w:szCs w:val="20"/>
+        </w:rPr>
+      </w:pPr>
+      <w:r>
+        <w:rPr>
+          <w:rFonts w:ascii="Arial" w:hAnsi="Arial" w:cs="Arial"/>
+          <w:b/>
+          <w:bCs/>
+          <w:sz w:val="20"/>
+          <w:szCs w:val="20"/>
+        </w:rPr>
+        <w:t>ADMINISTRADOR</w:t>
+      </w:r>
+    </w:p>
+    <w:p>
+      <w:pPr>
+        <w:pStyle w:val="Prrafodelista"/>
+        <w:numPr>
+          <w:ilvl w:val="0"/>
+          <w:numId w:val="7"/>
+        </w:numPr>
+        <w:rPr>
+          <w:rFonts w:ascii="Arial" w:hAnsi="Arial" w:cs="Arial"/>
+          <w:sz w:val="20"/>
+          <w:szCs w:val="20"/>
+        </w:rPr>
+      </w:pPr>
+      <w:r>
+        <w:rPr>
+          <w:rFonts w:ascii="Arial" w:hAnsi="Arial" w:cs="Arial"/>
+          <w:sz w:val="20"/>
+          <w:szCs w:val="20"/>
+        </w:rPr>
+        <w:t xml:space="preserve">Método PUT (sobre todo para </w:t>
+      </w:r>
+      <w:proofErr w:type="spellStart"/>
+      <w:r>
+        <w:rPr>
+          <w:rFonts w:ascii="Arial" w:hAnsi="Arial" w:cs="Arial"/>
+          <w:sz w:val="20"/>
+          <w:szCs w:val="20"/>
+        </w:rPr>
+        <w:t>fecha_recuperacion_estimada</w:t>
+      </w:r>
+      <w:proofErr w:type="spellEnd"/>
+      <w:r>
+        <w:rPr>
+          <w:rFonts w:ascii="Arial" w:hAnsi="Arial" w:cs="Arial"/>
+          <w:sz w:val="20"/>
+          <w:szCs w:val="20"/>
+        </w:rPr>
+        <w:t xml:space="preserve"> y </w:t>
+      </w:r>
+      <w:proofErr w:type="spellStart"/>
+      <w:r>
+        <w:rPr>
+          <w:rFonts w:ascii="Arial" w:hAnsi="Arial" w:cs="Arial"/>
+          <w:sz w:val="20"/>
+          <w:szCs w:val="20"/>
+        </w:rPr>
+        <w:t>tipo_lesion</w:t>
+      </w:r>
+      <w:proofErr w:type="spellEnd"/>
+      <w:r>
+        <w:rPr>
+          <w:rFonts w:ascii="Arial" w:hAnsi="Arial" w:cs="Arial"/>
+          <w:sz w:val="20"/>
+          <w:szCs w:val="20"/>
+        </w:rPr>
+        <w:t>)</w:t>
+      </w:r>
+    </w:p>
+    <w:p>
+      <w:pPr>
+        <w:pStyle w:val="Prrafodelista"/>
+        <w:numPr>
+          <w:ilvl w:val="0"/>
+          <w:numId w:val="7"/>
+        </w:numPr>
+        <w:rPr>
+          <w:rFonts w:ascii="Arial" w:hAnsi="Arial" w:cs="Arial"/>
+          <w:sz w:val="20"/>
+          <w:szCs w:val="20"/>
+        </w:rPr>
+      </w:pPr>
+      <w:r>
+        <w:rPr>
+          <w:rFonts w:ascii="Arial" w:hAnsi="Arial" w:cs="Arial"/>
+          <w:sz w:val="20"/>
+          <w:szCs w:val="20"/>
+        </w:rPr>
+        <w:t>Método POST (por si se quiere agregar de primeras una lesión antes de esperar a un próximo partido)</w:t>
+      </w:r>
+    </w:p>
+    <w:p>
+      <w:pPr>
+        <w:pStyle w:val="Prrafodelista"/>
+        <w:numPr>
+          <w:ilvl w:val="0"/>
+          <w:numId w:val="7"/>
+        </w:numPr>
+        <w:rPr>
+          <w:rFonts w:ascii="Arial" w:hAnsi="Arial" w:cs="Arial"/>
+          <w:sz w:val="20"/>
+          <w:szCs w:val="20"/>
+        </w:rPr>
+      </w:pPr>
+      <w:r>
+        <w:rPr>
+          <w:rFonts w:ascii="Arial" w:hAnsi="Arial" w:cs="Arial"/>
+          <w:sz w:val="20"/>
+          <w:szCs w:val="20"/>
+        </w:rPr>
+        <w:t>DELETE de una lesión</w:t>
+      </w:r>
       <w:r>
         <w:rPr>
           <w:rFonts w:ascii="Arial" w:hAnsi="Arial" w:cs="Arial"/>
@@ -9417,7 +9921,21 @@
         <w:rPr>
           <w:rFonts w:ascii="Arial" w:hAnsi="Arial" w:cs="Arial"/>
         </w:rPr>
-        <w:t>Esto se debe a que s</w:t>
+        <w:t xml:space="preserve">Esto se debe a </w:t>
+      </w:r>
+      <w:proofErr w:type="gramStart"/>
+      <w:r>
+        <w:rPr>
+          <w:rFonts w:ascii="Arial" w:hAnsi="Arial" w:cs="Arial"/>
+        </w:rPr>
+        <w:t>que</w:t>
+      </w:r>
+      <w:proofErr w:type="gramEnd"/>
+      <w:r>
+        <w:rPr>
+          <w:rFonts w:ascii="Arial" w:hAnsi="Arial" w:cs="Arial"/>
+        </w:rPr>
+        <w:t xml:space="preserve"> s</w:t>
       </w:r>
       <w:r>
         <w:rPr>
@@ -9587,7 +10105,25 @@
           <w:sz w:val="20"/>
           <w:szCs w:val="20"/>
         </w:rPr>
-        <w:t xml:space="preserve">Antes las victorias y derrotas aparecían en la tabla Equipo, pero al implementar el enumerado temporada y esta tabla, tiene </w:t>
+        <w:t xml:space="preserve">Antes las victorias y derrotas aparecían en la tabla Equipo, pero al implementar el </w:t>
+      </w:r>
+      <w:proofErr w:type="gramStart"/>
+      <w:r>
+        <w:rPr>
+          <w:rFonts w:ascii="Arial" w:hAnsi="Arial" w:cs="Arial"/>
+          <w:sz w:val="20"/>
+          <w:szCs w:val="20"/>
+        </w:rPr>
+        <w:t>enumerado temporada</w:t>
+      </w:r>
+      <w:proofErr w:type="gramEnd"/>
+      <w:r>
+        <w:rPr>
+          <w:rFonts w:ascii="Arial" w:hAnsi="Arial" w:cs="Arial"/>
+          <w:sz w:val="20"/>
+          <w:szCs w:val="20"/>
+        </w:rPr>
+        <w:t xml:space="preserve"> y esta tabla, tiene </w:t>
       </w:r>
       <w:r>
         <w:rPr>
@@ -9825,6 +10361,7 @@
         <w:t xml:space="preserve">from </w:t>
       </w:r>
       <w:proofErr w:type="spellStart"/>
+      <w:proofErr w:type="gramStart"/>
       <w:r>
         <w:rPr>
           <w:rFonts w:ascii="Arial" w:hAnsi="Arial" w:cs="Arial"/>
@@ -9835,6 +10372,7 @@
         <w:t>app.models</w:t>
       </w:r>
       <w:proofErr w:type="spellEnd"/>
+      <w:proofErr w:type="gramEnd"/>
       <w:r>
         <w:rPr>
           <w:rFonts w:ascii="Arial" w:hAnsi="Arial" w:cs="Arial"/>
@@ -10314,13 +10852,23 @@
         <w:t xml:space="preserve">": </w:t>
       </w:r>
       <w:proofErr w:type="spellStart"/>
-      <w:r>
-        <w:rPr>
-          <w:rFonts w:ascii="Arial" w:hAnsi="Arial" w:cs="Arial"/>
-          <w:sz w:val="20"/>
-          <w:szCs w:val="20"/>
-        </w:rPr>
-        <w:t>registro.jugador_id</w:t>
+      <w:proofErr w:type="gramStart"/>
+      <w:r>
+        <w:rPr>
+          <w:rFonts w:ascii="Arial" w:hAnsi="Arial" w:cs="Arial"/>
+          <w:sz w:val="20"/>
+          <w:szCs w:val="20"/>
+        </w:rPr>
+        <w:t>registro.jugador</w:t>
+      </w:r>
+      <w:proofErr w:type="gramEnd"/>
+      <w:r>
+        <w:rPr>
+          <w:rFonts w:ascii="Arial" w:hAnsi="Arial" w:cs="Arial"/>
+          <w:sz w:val="20"/>
+          <w:szCs w:val="20"/>
+        </w:rPr>
+        <w:t>_id</w:t>
       </w:r>
       <w:proofErr w:type="spellEnd"/>
       <w:r>
@@ -10367,13 +10915,23 @@
         <w:t xml:space="preserve">": </w:t>
       </w:r>
       <w:proofErr w:type="spellStart"/>
-      <w:r>
-        <w:rPr>
-          <w:rFonts w:ascii="Arial" w:hAnsi="Arial" w:cs="Arial"/>
-          <w:sz w:val="20"/>
-          <w:szCs w:val="20"/>
-        </w:rPr>
-        <w:t>registro.enfrentamiento_id</w:t>
+      <w:proofErr w:type="gramStart"/>
+      <w:r>
+        <w:rPr>
+          <w:rFonts w:ascii="Arial" w:hAnsi="Arial" w:cs="Arial"/>
+          <w:sz w:val="20"/>
+          <w:szCs w:val="20"/>
+        </w:rPr>
+        <w:t>registro.enfrentamiento</w:t>
+      </w:r>
+      <w:proofErr w:type="gramEnd"/>
+      <w:r>
+        <w:rPr>
+          <w:rFonts w:ascii="Arial" w:hAnsi="Arial" w:cs="Arial"/>
+          <w:sz w:val="20"/>
+          <w:szCs w:val="20"/>
+        </w:rPr>
+        <w:t>_id</w:t>
       </w:r>
       <w:proofErr w:type="spellEnd"/>
       <w:r>
@@ -10420,13 +10978,23 @@
         <w:t xml:space="preserve">": </w:t>
       </w:r>
       <w:proofErr w:type="spellStart"/>
-      <w:r>
-        <w:rPr>
-          <w:rFonts w:ascii="Arial" w:hAnsi="Arial" w:cs="Arial"/>
-          <w:sz w:val="20"/>
-          <w:szCs w:val="20"/>
-        </w:rPr>
-        <w:t>registro.minutos_jugados</w:t>
+      <w:proofErr w:type="gramStart"/>
+      <w:r>
+        <w:rPr>
+          <w:rFonts w:ascii="Arial" w:hAnsi="Arial" w:cs="Arial"/>
+          <w:sz w:val="20"/>
+          <w:szCs w:val="20"/>
+        </w:rPr>
+        <w:t>registro.minutos</w:t>
+      </w:r>
+      <w:proofErr w:type="gramEnd"/>
+      <w:r>
+        <w:rPr>
+          <w:rFonts w:ascii="Arial" w:hAnsi="Arial" w:cs="Arial"/>
+          <w:sz w:val="20"/>
+          <w:szCs w:val="20"/>
+        </w:rPr>
+        <w:t>_jugados</w:t>
       </w:r>
       <w:proofErr w:type="spellEnd"/>
       <w:r>
@@ -10455,6 +11023,7 @@
         <w:t xml:space="preserve">        "puntos": </w:t>
       </w:r>
       <w:proofErr w:type="spellStart"/>
+      <w:proofErr w:type="gramStart"/>
       <w:r>
         <w:rPr>
           <w:rFonts w:ascii="Arial" w:hAnsi="Arial" w:cs="Arial"/>
@@ -10464,6 +11033,7 @@
         <w:t>registro.puntos</w:t>
       </w:r>
       <w:proofErr w:type="spellEnd"/>
+      <w:proofErr w:type="gramEnd"/>
       <w:r>
         <w:rPr>
           <w:rFonts w:ascii="Arial" w:hAnsi="Arial" w:cs="Arial"/>
@@ -10490,6 +11060,7 @@
         <w:t xml:space="preserve">        "asistencias": </w:t>
       </w:r>
       <w:proofErr w:type="spellStart"/>
+      <w:proofErr w:type="gramStart"/>
       <w:r>
         <w:rPr>
           <w:rFonts w:ascii="Arial" w:hAnsi="Arial" w:cs="Arial"/>
@@ -10499,6 +11070,7 @@
         <w:t>registro.asistencias</w:t>
       </w:r>
       <w:proofErr w:type="spellEnd"/>
+      <w:proofErr w:type="gramEnd"/>
       <w:r>
         <w:rPr>
           <w:rFonts w:ascii="Arial" w:hAnsi="Arial" w:cs="Arial"/>
@@ -10543,13 +11115,23 @@
         <w:t xml:space="preserve">": </w:t>
       </w:r>
       <w:proofErr w:type="spellStart"/>
-      <w:r>
-        <w:rPr>
-          <w:rFonts w:ascii="Arial" w:hAnsi="Arial" w:cs="Arial"/>
-          <w:sz w:val="20"/>
-          <w:szCs w:val="20"/>
-        </w:rPr>
-        <w:t>registro.rebotes_ofensivos</w:t>
+      <w:proofErr w:type="gramStart"/>
+      <w:r>
+        <w:rPr>
+          <w:rFonts w:ascii="Arial" w:hAnsi="Arial" w:cs="Arial"/>
+          <w:sz w:val="20"/>
+          <w:szCs w:val="20"/>
+        </w:rPr>
+        <w:t>registro.rebotes</w:t>
+      </w:r>
+      <w:proofErr w:type="gramEnd"/>
+      <w:r>
+        <w:rPr>
+          <w:rFonts w:ascii="Arial" w:hAnsi="Arial" w:cs="Arial"/>
+          <w:sz w:val="20"/>
+          <w:szCs w:val="20"/>
+        </w:rPr>
+        <w:t>_ofensivos</w:t>
       </w:r>
       <w:proofErr w:type="spellEnd"/>
       <w:r>
@@ -10596,13 +11178,23 @@
         <w:t xml:space="preserve">": </w:t>
       </w:r>
       <w:proofErr w:type="spellStart"/>
-      <w:r>
-        <w:rPr>
-          <w:rFonts w:ascii="Arial" w:hAnsi="Arial" w:cs="Arial"/>
-          <w:sz w:val="20"/>
-          <w:szCs w:val="20"/>
-        </w:rPr>
-        <w:t>registro.rebotes_defensivos</w:t>
+      <w:proofErr w:type="gramStart"/>
+      <w:r>
+        <w:rPr>
+          <w:rFonts w:ascii="Arial" w:hAnsi="Arial" w:cs="Arial"/>
+          <w:sz w:val="20"/>
+          <w:szCs w:val="20"/>
+        </w:rPr>
+        <w:t>registro.rebotes</w:t>
+      </w:r>
+      <w:proofErr w:type="gramEnd"/>
+      <w:r>
+        <w:rPr>
+          <w:rFonts w:ascii="Arial" w:hAnsi="Arial" w:cs="Arial"/>
+          <w:sz w:val="20"/>
+          <w:szCs w:val="20"/>
+        </w:rPr>
+        <w:t>_defensivos</w:t>
       </w:r>
       <w:proofErr w:type="spellEnd"/>
       <w:r>
@@ -10631,6 +11223,7 @@
         <w:t xml:space="preserve">        "robos": </w:t>
       </w:r>
       <w:proofErr w:type="spellStart"/>
+      <w:proofErr w:type="gramStart"/>
       <w:r>
         <w:rPr>
           <w:rFonts w:ascii="Arial" w:hAnsi="Arial" w:cs="Arial"/>
@@ -10640,6 +11233,7 @@
         <w:t>registro.robos</w:t>
       </w:r>
       <w:proofErr w:type="spellEnd"/>
+      <w:proofErr w:type="gramEnd"/>
       <w:r>
         <w:rPr>
           <w:rFonts w:ascii="Arial" w:hAnsi="Arial" w:cs="Arial"/>
@@ -10666,6 +11260,7 @@
         <w:t xml:space="preserve">        "tapones": </w:t>
       </w:r>
       <w:proofErr w:type="spellStart"/>
+      <w:proofErr w:type="gramStart"/>
       <w:r>
         <w:rPr>
           <w:rFonts w:ascii="Arial" w:hAnsi="Arial" w:cs="Arial"/>
@@ -10675,6 +11270,7 @@
         <w:t>registro.tapones</w:t>
       </w:r>
       <w:proofErr w:type="spellEnd"/>
+      <w:proofErr w:type="gramEnd"/>
       <w:r>
         <w:rPr>
           <w:rFonts w:ascii="Arial" w:hAnsi="Arial" w:cs="Arial"/>
@@ -10719,13 +11315,23 @@
         <w:t xml:space="preserve">": </w:t>
       </w:r>
       <w:proofErr w:type="spellStart"/>
-      <w:r>
-        <w:rPr>
-          <w:rFonts w:ascii="Arial" w:hAnsi="Arial" w:cs="Arial"/>
-          <w:sz w:val="20"/>
-          <w:szCs w:val="20"/>
-        </w:rPr>
-        <w:t>registro.perdidas_balon</w:t>
+      <w:proofErr w:type="gramStart"/>
+      <w:r>
+        <w:rPr>
+          <w:rFonts w:ascii="Arial" w:hAnsi="Arial" w:cs="Arial"/>
+          <w:sz w:val="20"/>
+          <w:szCs w:val="20"/>
+        </w:rPr>
+        <w:t>registro.perdidas</w:t>
+      </w:r>
+      <w:proofErr w:type="gramEnd"/>
+      <w:r>
+        <w:rPr>
+          <w:rFonts w:ascii="Arial" w:hAnsi="Arial" w:cs="Arial"/>
+          <w:sz w:val="20"/>
+          <w:szCs w:val="20"/>
+        </w:rPr>
+        <w:t>_balon</w:t>
       </w:r>
       <w:proofErr w:type="spellEnd"/>
       <w:r>
@@ -10772,13 +11378,23 @@
         <w:t xml:space="preserve">": </w:t>
       </w:r>
       <w:proofErr w:type="spellStart"/>
-      <w:r>
-        <w:rPr>
-          <w:rFonts w:ascii="Arial" w:hAnsi="Arial" w:cs="Arial"/>
-          <w:sz w:val="20"/>
-          <w:szCs w:val="20"/>
-        </w:rPr>
-        <w:t>registro.faltas_cometidas</w:t>
+      <w:proofErr w:type="gramStart"/>
+      <w:r>
+        <w:rPr>
+          <w:rFonts w:ascii="Arial" w:hAnsi="Arial" w:cs="Arial"/>
+          <w:sz w:val="20"/>
+          <w:szCs w:val="20"/>
+        </w:rPr>
+        <w:t>registro.faltas</w:t>
+      </w:r>
+      <w:proofErr w:type="gramEnd"/>
+      <w:r>
+        <w:rPr>
+          <w:rFonts w:ascii="Arial" w:hAnsi="Arial" w:cs="Arial"/>
+          <w:sz w:val="20"/>
+          <w:szCs w:val="20"/>
+        </w:rPr>
+        <w:t>_cometidas</w:t>
       </w:r>
       <w:proofErr w:type="spellEnd"/>
       <w:r>
@@ -10825,13 +11441,23 @@
         <w:t xml:space="preserve">": </w:t>
       </w:r>
       <w:proofErr w:type="spellStart"/>
-      <w:r>
-        <w:rPr>
-          <w:rFonts w:ascii="Arial" w:hAnsi="Arial" w:cs="Arial"/>
-          <w:sz w:val="20"/>
-          <w:szCs w:val="20"/>
-        </w:rPr>
-        <w:t>registro.faltas_recibidas</w:t>
+      <w:proofErr w:type="gramStart"/>
+      <w:r>
+        <w:rPr>
+          <w:rFonts w:ascii="Arial" w:hAnsi="Arial" w:cs="Arial"/>
+          <w:sz w:val="20"/>
+          <w:szCs w:val="20"/>
+        </w:rPr>
+        <w:t>registro.faltas</w:t>
+      </w:r>
+      <w:proofErr w:type="gramEnd"/>
+      <w:r>
+        <w:rPr>
+          <w:rFonts w:ascii="Arial" w:hAnsi="Arial" w:cs="Arial"/>
+          <w:sz w:val="20"/>
+          <w:szCs w:val="20"/>
+        </w:rPr>
+        <w:t>_recibidas</w:t>
       </w:r>
       <w:proofErr w:type="spellEnd"/>
       <w:r>
@@ -10878,13 +11504,23 @@
         <w:t xml:space="preserve">": </w:t>
       </w:r>
       <w:proofErr w:type="spellStart"/>
-      <w:r>
-        <w:rPr>
-          <w:rFonts w:ascii="Arial" w:hAnsi="Arial" w:cs="Arial"/>
-          <w:sz w:val="20"/>
-          <w:szCs w:val="20"/>
-        </w:rPr>
-        <w:t>registro.porcentaje_tiros_de_campo</w:t>
+      <w:proofErr w:type="gramStart"/>
+      <w:r>
+        <w:rPr>
+          <w:rFonts w:ascii="Arial" w:hAnsi="Arial" w:cs="Arial"/>
+          <w:sz w:val="20"/>
+          <w:szCs w:val="20"/>
+        </w:rPr>
+        <w:t>registro.porcentaje</w:t>
+      </w:r>
+      <w:proofErr w:type="gramEnd"/>
+      <w:r>
+        <w:rPr>
+          <w:rFonts w:ascii="Arial" w:hAnsi="Arial" w:cs="Arial"/>
+          <w:sz w:val="20"/>
+          <w:szCs w:val="20"/>
+        </w:rPr>
+        <w:t>_tiros_de_campo</w:t>
       </w:r>
       <w:proofErr w:type="spellEnd"/>
       <w:r>
@@ -10931,13 +11567,23 @@
         <w:t xml:space="preserve">": </w:t>
       </w:r>
       <w:proofErr w:type="spellStart"/>
-      <w:r>
-        <w:rPr>
-          <w:rFonts w:ascii="Arial" w:hAnsi="Arial" w:cs="Arial"/>
-          <w:sz w:val="20"/>
-          <w:szCs w:val="20"/>
-        </w:rPr>
-        <w:t>registro.porcentaje_triples</w:t>
+      <w:proofErr w:type="gramStart"/>
+      <w:r>
+        <w:rPr>
+          <w:rFonts w:ascii="Arial" w:hAnsi="Arial" w:cs="Arial"/>
+          <w:sz w:val="20"/>
+          <w:szCs w:val="20"/>
+        </w:rPr>
+        <w:t>registro.porcentaje</w:t>
+      </w:r>
+      <w:proofErr w:type="gramEnd"/>
+      <w:r>
+        <w:rPr>
+          <w:rFonts w:ascii="Arial" w:hAnsi="Arial" w:cs="Arial"/>
+          <w:sz w:val="20"/>
+          <w:szCs w:val="20"/>
+        </w:rPr>
+        <w:t>_triples</w:t>
       </w:r>
       <w:proofErr w:type="spellEnd"/>
       <w:r>
@@ -10984,13 +11630,23 @@
         <w:t xml:space="preserve">": </w:t>
       </w:r>
       <w:proofErr w:type="spellStart"/>
-      <w:r>
-        <w:rPr>
-          <w:rFonts w:ascii="Arial" w:hAnsi="Arial" w:cs="Arial"/>
-          <w:sz w:val="20"/>
-          <w:szCs w:val="20"/>
-        </w:rPr>
-        <w:t>registro.porcentaje_tiros_libres</w:t>
+      <w:proofErr w:type="gramStart"/>
+      <w:r>
+        <w:rPr>
+          <w:rFonts w:ascii="Arial" w:hAnsi="Arial" w:cs="Arial"/>
+          <w:sz w:val="20"/>
+          <w:szCs w:val="20"/>
+        </w:rPr>
+        <w:t>registro.porcentaje</w:t>
+      </w:r>
+      <w:proofErr w:type="gramEnd"/>
+      <w:r>
+        <w:rPr>
+          <w:rFonts w:ascii="Arial" w:hAnsi="Arial" w:cs="Arial"/>
+          <w:sz w:val="20"/>
+          <w:szCs w:val="20"/>
+        </w:rPr>
+        <w:t>_tiros_libres</w:t>
       </w:r>
       <w:proofErr w:type="spellEnd"/>
     </w:p>
@@ -11098,16 +11754,34 @@
           <w:sz w:val="20"/>
           <w:szCs w:val="20"/>
         </w:rPr>
-        <w:t>listar_jugador_partido</w:t>
-      </w:r>
-      <w:proofErr w:type="spellEnd"/>
-      <w:r>
-        <w:rPr>
-          <w:rFonts w:ascii="Arial" w:hAnsi="Arial" w:cs="Arial"/>
-          <w:sz w:val="20"/>
-          <w:szCs w:val="20"/>
-        </w:rPr>
-        <w:t>():</w:t>
+        <w:t>listar_jugador_</w:t>
+      </w:r>
+      <w:proofErr w:type="gramStart"/>
+      <w:r>
+        <w:rPr>
+          <w:rFonts w:ascii="Arial" w:hAnsi="Arial" w:cs="Arial"/>
+          <w:sz w:val="20"/>
+          <w:szCs w:val="20"/>
+        </w:rPr>
+        <w:t>partido</w:t>
+      </w:r>
+      <w:proofErr w:type="spellEnd"/>
+      <w:r>
+        <w:rPr>
+          <w:rFonts w:ascii="Arial" w:hAnsi="Arial" w:cs="Arial"/>
+          <w:sz w:val="20"/>
+          <w:szCs w:val="20"/>
+        </w:rPr>
+        <w:t>(</w:t>
+      </w:r>
+      <w:proofErr w:type="gramEnd"/>
+      <w:r>
+        <w:rPr>
+          <w:rFonts w:ascii="Arial" w:hAnsi="Arial" w:cs="Arial"/>
+          <w:sz w:val="20"/>
+          <w:szCs w:val="20"/>
+        </w:rPr>
+        <w:t>):</w:t>
       </w:r>
     </w:p>
     <w:p>
@@ -11127,6 +11801,7 @@
         <w:t xml:space="preserve">    registros = </w:t>
       </w:r>
       <w:proofErr w:type="spellStart"/>
+      <w:proofErr w:type="gramStart"/>
       <w:r>
         <w:rPr>
           <w:rFonts w:ascii="Arial" w:hAnsi="Arial" w:cs="Arial"/>
@@ -11142,15 +11817,25 @@
           <w:sz w:val="20"/>
           <w:szCs w:val="20"/>
         </w:rPr>
-        <w:t>()</w:t>
-      </w:r>
-    </w:p>
-    <w:p>
-      <w:pPr>
-        <w:rPr>
-          <w:rFonts w:ascii="Arial" w:hAnsi="Arial" w:cs="Arial"/>
-          <w:sz w:val="20"/>
-          <w:szCs w:val="20"/>
+        <w:t>(</w:t>
+      </w:r>
+      <w:proofErr w:type="gramEnd"/>
+      <w:r>
+        <w:rPr>
+          <w:rFonts w:ascii="Arial" w:hAnsi="Arial" w:cs="Arial"/>
+          <w:sz w:val="20"/>
+          <w:szCs w:val="20"/>
+        </w:rPr>
+        <w:t>)</w:t>
+      </w:r>
+    </w:p>
+    <w:p>
+      <w:pPr>
+        <w:rPr>
+          <w:rFonts w:ascii="Arial" w:hAnsi="Arial" w:cs="Arial"/>
+          <w:sz w:val="20"/>
+          <w:szCs w:val="20"/>
+          <w:lang w:val="en-GB"/>
         </w:rPr>
       </w:pPr>
       <w:r>
@@ -11161,13 +11846,1017 @@
         </w:rPr>
         <w:t xml:space="preserve">    </w:t>
       </w:r>
-      <w:r>
-        <w:rPr>
-          <w:rFonts w:ascii="Arial" w:hAnsi="Arial" w:cs="Arial"/>
-          <w:sz w:val="20"/>
-          <w:szCs w:val="20"/>
-        </w:rPr>
-        <w:t>lista = []</w:t>
+      <w:proofErr w:type="spellStart"/>
+      <w:r>
+        <w:rPr>
+          <w:rFonts w:ascii="Arial" w:hAnsi="Arial" w:cs="Arial"/>
+          <w:sz w:val="20"/>
+          <w:szCs w:val="20"/>
+          <w:lang w:val="en-GB"/>
+        </w:rPr>
+        <w:t>lista</w:t>
+      </w:r>
+      <w:proofErr w:type="spellEnd"/>
+      <w:r>
+        <w:rPr>
+          <w:rFonts w:ascii="Arial" w:hAnsi="Arial" w:cs="Arial"/>
+          <w:sz w:val="20"/>
+          <w:szCs w:val="20"/>
+          <w:lang w:val="en-GB"/>
+        </w:rPr>
+        <w:t xml:space="preserve"> = []</w:t>
+      </w:r>
+    </w:p>
+    <w:p>
+      <w:pPr>
+        <w:rPr>
+          <w:rFonts w:ascii="Arial" w:hAnsi="Arial" w:cs="Arial"/>
+          <w:sz w:val="20"/>
+          <w:szCs w:val="20"/>
+          <w:lang w:val="en-GB"/>
+        </w:rPr>
+      </w:pPr>
+      <w:r>
+        <w:rPr>
+          <w:rFonts w:ascii="Arial" w:hAnsi="Arial" w:cs="Arial"/>
+          <w:sz w:val="20"/>
+          <w:szCs w:val="20"/>
+          <w:lang w:val="en-GB"/>
+        </w:rPr>
+        <w:t xml:space="preserve">    for reg in </w:t>
+      </w:r>
+      <w:proofErr w:type="spellStart"/>
+      <w:r>
+        <w:rPr>
+          <w:rFonts w:ascii="Arial" w:hAnsi="Arial" w:cs="Arial"/>
+          <w:sz w:val="20"/>
+          <w:szCs w:val="20"/>
+          <w:lang w:val="en-GB"/>
+        </w:rPr>
+        <w:t>registros</w:t>
+      </w:r>
+      <w:proofErr w:type="spellEnd"/>
+      <w:r>
+        <w:rPr>
+          <w:rFonts w:ascii="Arial" w:hAnsi="Arial" w:cs="Arial"/>
+          <w:sz w:val="20"/>
+          <w:szCs w:val="20"/>
+          <w:lang w:val="en-GB"/>
+        </w:rPr>
+        <w:t>:</w:t>
+      </w:r>
+    </w:p>
+    <w:p>
+      <w:pPr>
+        <w:rPr>
+          <w:rFonts w:ascii="Arial" w:hAnsi="Arial" w:cs="Arial"/>
+          <w:sz w:val="20"/>
+          <w:szCs w:val="20"/>
+          <w:lang w:val="en-GB"/>
+        </w:rPr>
+      </w:pPr>
+      <w:r>
+        <w:rPr>
+          <w:rFonts w:ascii="Arial" w:hAnsi="Arial" w:cs="Arial"/>
+          <w:sz w:val="20"/>
+          <w:szCs w:val="20"/>
+          <w:lang w:val="en-GB"/>
+        </w:rPr>
+        <w:t xml:space="preserve">        </w:t>
+      </w:r>
+      <w:proofErr w:type="spellStart"/>
+      <w:proofErr w:type="gramStart"/>
+      <w:r>
+        <w:rPr>
+          <w:rFonts w:ascii="Arial" w:hAnsi="Arial" w:cs="Arial"/>
+          <w:sz w:val="20"/>
+          <w:szCs w:val="20"/>
+          <w:lang w:val="en-GB"/>
+        </w:rPr>
+        <w:t>lista.append</w:t>
+      </w:r>
+      <w:proofErr w:type="spellEnd"/>
+      <w:proofErr w:type="gramEnd"/>
+      <w:r>
+        <w:rPr>
+          <w:rFonts w:ascii="Arial" w:hAnsi="Arial" w:cs="Arial"/>
+          <w:sz w:val="20"/>
+          <w:szCs w:val="20"/>
+          <w:lang w:val="en-GB"/>
+        </w:rPr>
+        <w:t>({</w:t>
+      </w:r>
+    </w:p>
+    <w:p>
+      <w:pPr>
+        <w:rPr>
+          <w:rFonts w:ascii="Arial" w:hAnsi="Arial" w:cs="Arial"/>
+          <w:sz w:val="20"/>
+          <w:szCs w:val="20"/>
+        </w:rPr>
+      </w:pPr>
+      <w:r>
+        <w:rPr>
+          <w:rFonts w:ascii="Arial" w:hAnsi="Arial" w:cs="Arial"/>
+          <w:sz w:val="20"/>
+          <w:szCs w:val="20"/>
+          <w:lang w:val="en-GB"/>
+        </w:rPr>
+        <w:t xml:space="preserve">            </w:t>
+      </w:r>
+      <w:r>
+        <w:rPr>
+          <w:rFonts w:ascii="Arial" w:hAnsi="Arial" w:cs="Arial"/>
+          <w:sz w:val="20"/>
+          <w:szCs w:val="20"/>
+        </w:rPr>
+        <w:t>"</w:t>
+      </w:r>
+      <w:proofErr w:type="spellStart"/>
+      <w:r>
+        <w:rPr>
+          <w:rFonts w:ascii="Arial" w:hAnsi="Arial" w:cs="Arial"/>
+          <w:sz w:val="20"/>
+          <w:szCs w:val="20"/>
+        </w:rPr>
+        <w:t>id_jugador_partido</w:t>
+      </w:r>
+      <w:proofErr w:type="spellEnd"/>
+      <w:r>
+        <w:rPr>
+          <w:rFonts w:ascii="Arial" w:hAnsi="Arial" w:cs="Arial"/>
+          <w:sz w:val="20"/>
+          <w:szCs w:val="20"/>
+        </w:rPr>
+        <w:t xml:space="preserve">": </w:t>
+      </w:r>
+      <w:proofErr w:type="spellStart"/>
+      <w:r>
+        <w:rPr>
+          <w:rFonts w:ascii="Arial" w:hAnsi="Arial" w:cs="Arial"/>
+          <w:sz w:val="20"/>
+          <w:szCs w:val="20"/>
+        </w:rPr>
+        <w:t>reg.id_jugador_partido</w:t>
+      </w:r>
+      <w:proofErr w:type="spellEnd"/>
+      <w:r>
+        <w:rPr>
+          <w:rFonts w:ascii="Arial" w:hAnsi="Arial" w:cs="Arial"/>
+          <w:sz w:val="20"/>
+          <w:szCs w:val="20"/>
+        </w:rPr>
+        <w:t>,</w:t>
+      </w:r>
+    </w:p>
+    <w:p>
+      <w:pPr>
+        <w:rPr>
+          <w:rFonts w:ascii="Arial" w:hAnsi="Arial" w:cs="Arial"/>
+          <w:sz w:val="20"/>
+          <w:szCs w:val="20"/>
+        </w:rPr>
+      </w:pPr>
+      <w:r>
+        <w:rPr>
+          <w:rFonts w:ascii="Arial" w:hAnsi="Arial" w:cs="Arial"/>
+          <w:sz w:val="20"/>
+          <w:szCs w:val="20"/>
+        </w:rPr>
+        <w:t>            "</w:t>
+      </w:r>
+      <w:proofErr w:type="spellStart"/>
+      <w:r>
+        <w:rPr>
+          <w:rFonts w:ascii="Arial" w:hAnsi="Arial" w:cs="Arial"/>
+          <w:sz w:val="20"/>
+          <w:szCs w:val="20"/>
+        </w:rPr>
+        <w:t>jugador_id</w:t>
+      </w:r>
+      <w:proofErr w:type="spellEnd"/>
+      <w:r>
+        <w:rPr>
+          <w:rFonts w:ascii="Arial" w:hAnsi="Arial" w:cs="Arial"/>
+          <w:sz w:val="20"/>
+          <w:szCs w:val="20"/>
+        </w:rPr>
+        <w:t xml:space="preserve">": </w:t>
+      </w:r>
+      <w:proofErr w:type="spellStart"/>
+      <w:proofErr w:type="gramStart"/>
+      <w:r>
+        <w:rPr>
+          <w:rFonts w:ascii="Arial" w:hAnsi="Arial" w:cs="Arial"/>
+          <w:sz w:val="20"/>
+          <w:szCs w:val="20"/>
+        </w:rPr>
+        <w:t>reg.jugador</w:t>
+      </w:r>
+      <w:proofErr w:type="gramEnd"/>
+      <w:r>
+        <w:rPr>
+          <w:rFonts w:ascii="Arial" w:hAnsi="Arial" w:cs="Arial"/>
+          <w:sz w:val="20"/>
+          <w:szCs w:val="20"/>
+        </w:rPr>
+        <w:t>_id</w:t>
+      </w:r>
+      <w:proofErr w:type="spellEnd"/>
+      <w:r>
+        <w:rPr>
+          <w:rFonts w:ascii="Arial" w:hAnsi="Arial" w:cs="Arial"/>
+          <w:sz w:val="20"/>
+          <w:szCs w:val="20"/>
+        </w:rPr>
+        <w:t>,</w:t>
+      </w:r>
+    </w:p>
+    <w:p>
+      <w:pPr>
+        <w:rPr>
+          <w:rFonts w:ascii="Arial" w:hAnsi="Arial" w:cs="Arial"/>
+          <w:sz w:val="20"/>
+          <w:szCs w:val="20"/>
+        </w:rPr>
+      </w:pPr>
+      <w:r>
+        <w:rPr>
+          <w:rFonts w:ascii="Arial" w:hAnsi="Arial" w:cs="Arial"/>
+          <w:sz w:val="20"/>
+          <w:szCs w:val="20"/>
+        </w:rPr>
+        <w:t>            "</w:t>
+      </w:r>
+      <w:proofErr w:type="spellStart"/>
+      <w:r>
+        <w:rPr>
+          <w:rFonts w:ascii="Arial" w:hAnsi="Arial" w:cs="Arial"/>
+          <w:sz w:val="20"/>
+          <w:szCs w:val="20"/>
+        </w:rPr>
+        <w:t>enfrentamiento_id</w:t>
+      </w:r>
+      <w:proofErr w:type="spellEnd"/>
+      <w:r>
+        <w:rPr>
+          <w:rFonts w:ascii="Arial" w:hAnsi="Arial" w:cs="Arial"/>
+          <w:sz w:val="20"/>
+          <w:szCs w:val="20"/>
+        </w:rPr>
+        <w:t xml:space="preserve">": </w:t>
+      </w:r>
+      <w:proofErr w:type="spellStart"/>
+      <w:proofErr w:type="gramStart"/>
+      <w:r>
+        <w:rPr>
+          <w:rFonts w:ascii="Arial" w:hAnsi="Arial" w:cs="Arial"/>
+          <w:sz w:val="20"/>
+          <w:szCs w:val="20"/>
+        </w:rPr>
+        <w:t>reg.enfrentamiento</w:t>
+      </w:r>
+      <w:proofErr w:type="gramEnd"/>
+      <w:r>
+        <w:rPr>
+          <w:rFonts w:ascii="Arial" w:hAnsi="Arial" w:cs="Arial"/>
+          <w:sz w:val="20"/>
+          <w:szCs w:val="20"/>
+        </w:rPr>
+        <w:t>_id</w:t>
+      </w:r>
+      <w:proofErr w:type="spellEnd"/>
+      <w:r>
+        <w:rPr>
+          <w:rFonts w:ascii="Arial" w:hAnsi="Arial" w:cs="Arial"/>
+          <w:sz w:val="20"/>
+          <w:szCs w:val="20"/>
+        </w:rPr>
+        <w:t>,</w:t>
+      </w:r>
+    </w:p>
+    <w:p>
+      <w:pPr>
+        <w:rPr>
+          <w:rFonts w:ascii="Arial" w:hAnsi="Arial" w:cs="Arial"/>
+          <w:sz w:val="20"/>
+          <w:szCs w:val="20"/>
+        </w:rPr>
+      </w:pPr>
+      <w:r>
+        <w:rPr>
+          <w:rFonts w:ascii="Arial" w:hAnsi="Arial" w:cs="Arial"/>
+          <w:sz w:val="20"/>
+          <w:szCs w:val="20"/>
+        </w:rPr>
+        <w:t>            "</w:t>
+      </w:r>
+      <w:proofErr w:type="spellStart"/>
+      <w:r>
+        <w:rPr>
+          <w:rFonts w:ascii="Arial" w:hAnsi="Arial" w:cs="Arial"/>
+          <w:sz w:val="20"/>
+          <w:szCs w:val="20"/>
+        </w:rPr>
+        <w:t>minutos_jugados</w:t>
+      </w:r>
+      <w:proofErr w:type="spellEnd"/>
+      <w:r>
+        <w:rPr>
+          <w:rFonts w:ascii="Arial" w:hAnsi="Arial" w:cs="Arial"/>
+          <w:sz w:val="20"/>
+          <w:szCs w:val="20"/>
+        </w:rPr>
+        <w:t xml:space="preserve">": </w:t>
+      </w:r>
+      <w:proofErr w:type="spellStart"/>
+      <w:proofErr w:type="gramStart"/>
+      <w:r>
+        <w:rPr>
+          <w:rFonts w:ascii="Arial" w:hAnsi="Arial" w:cs="Arial"/>
+          <w:sz w:val="20"/>
+          <w:szCs w:val="20"/>
+        </w:rPr>
+        <w:t>reg.minutos</w:t>
+      </w:r>
+      <w:proofErr w:type="gramEnd"/>
+      <w:r>
+        <w:rPr>
+          <w:rFonts w:ascii="Arial" w:hAnsi="Arial" w:cs="Arial"/>
+          <w:sz w:val="20"/>
+          <w:szCs w:val="20"/>
+        </w:rPr>
+        <w:t>_jugados</w:t>
+      </w:r>
+      <w:proofErr w:type="spellEnd"/>
+      <w:r>
+        <w:rPr>
+          <w:rFonts w:ascii="Arial" w:hAnsi="Arial" w:cs="Arial"/>
+          <w:sz w:val="20"/>
+          <w:szCs w:val="20"/>
+        </w:rPr>
+        <w:t>,</w:t>
+      </w:r>
+    </w:p>
+    <w:p>
+      <w:pPr>
+        <w:rPr>
+          <w:rFonts w:ascii="Arial" w:hAnsi="Arial" w:cs="Arial"/>
+          <w:sz w:val="20"/>
+          <w:szCs w:val="20"/>
+        </w:rPr>
+      </w:pPr>
+      <w:r>
+        <w:rPr>
+          <w:rFonts w:ascii="Arial" w:hAnsi="Arial" w:cs="Arial"/>
+          <w:sz w:val="20"/>
+          <w:szCs w:val="20"/>
+        </w:rPr>
+        <w:t xml:space="preserve">            "puntos": </w:t>
+      </w:r>
+      <w:proofErr w:type="spellStart"/>
+      <w:proofErr w:type="gramStart"/>
+      <w:r>
+        <w:rPr>
+          <w:rFonts w:ascii="Arial" w:hAnsi="Arial" w:cs="Arial"/>
+          <w:sz w:val="20"/>
+          <w:szCs w:val="20"/>
+        </w:rPr>
+        <w:t>reg.puntos</w:t>
+      </w:r>
+      <w:proofErr w:type="spellEnd"/>
+      <w:proofErr w:type="gramEnd"/>
+      <w:r>
+        <w:rPr>
+          <w:rFonts w:ascii="Arial" w:hAnsi="Arial" w:cs="Arial"/>
+          <w:sz w:val="20"/>
+          <w:szCs w:val="20"/>
+        </w:rPr>
+        <w:t>,</w:t>
+      </w:r>
+    </w:p>
+    <w:p>
+      <w:pPr>
+        <w:rPr>
+          <w:rFonts w:ascii="Arial" w:hAnsi="Arial" w:cs="Arial"/>
+          <w:sz w:val="20"/>
+          <w:szCs w:val="20"/>
+        </w:rPr>
+      </w:pPr>
+      <w:r>
+        <w:rPr>
+          <w:rFonts w:ascii="Arial" w:hAnsi="Arial" w:cs="Arial"/>
+          <w:sz w:val="20"/>
+          <w:szCs w:val="20"/>
+        </w:rPr>
+        <w:t xml:space="preserve">            "asistencias": </w:t>
+      </w:r>
+      <w:proofErr w:type="spellStart"/>
+      <w:proofErr w:type="gramStart"/>
+      <w:r>
+        <w:rPr>
+          <w:rFonts w:ascii="Arial" w:hAnsi="Arial" w:cs="Arial"/>
+          <w:sz w:val="20"/>
+          <w:szCs w:val="20"/>
+        </w:rPr>
+        <w:t>reg.asistencias</w:t>
+      </w:r>
+      <w:proofErr w:type="spellEnd"/>
+      <w:proofErr w:type="gramEnd"/>
+      <w:r>
+        <w:rPr>
+          <w:rFonts w:ascii="Arial" w:hAnsi="Arial" w:cs="Arial"/>
+          <w:sz w:val="20"/>
+          <w:szCs w:val="20"/>
+        </w:rPr>
+        <w:t>,</w:t>
+      </w:r>
+    </w:p>
+    <w:p>
+      <w:pPr>
+        <w:rPr>
+          <w:rFonts w:ascii="Arial" w:hAnsi="Arial" w:cs="Arial"/>
+          <w:sz w:val="20"/>
+          <w:szCs w:val="20"/>
+        </w:rPr>
+      </w:pPr>
+      <w:r>
+        <w:rPr>
+          <w:rFonts w:ascii="Arial" w:hAnsi="Arial" w:cs="Arial"/>
+          <w:sz w:val="20"/>
+          <w:szCs w:val="20"/>
+        </w:rPr>
+        <w:t>            "</w:t>
+      </w:r>
+      <w:proofErr w:type="spellStart"/>
+      <w:r>
+        <w:rPr>
+          <w:rFonts w:ascii="Arial" w:hAnsi="Arial" w:cs="Arial"/>
+          <w:sz w:val="20"/>
+          <w:szCs w:val="20"/>
+        </w:rPr>
+        <w:t>rebotes_ofensivos</w:t>
+      </w:r>
+      <w:proofErr w:type="spellEnd"/>
+      <w:r>
+        <w:rPr>
+          <w:rFonts w:ascii="Arial" w:hAnsi="Arial" w:cs="Arial"/>
+          <w:sz w:val="20"/>
+          <w:szCs w:val="20"/>
+        </w:rPr>
+        <w:t xml:space="preserve">": </w:t>
+      </w:r>
+      <w:proofErr w:type="spellStart"/>
+      <w:proofErr w:type="gramStart"/>
+      <w:r>
+        <w:rPr>
+          <w:rFonts w:ascii="Arial" w:hAnsi="Arial" w:cs="Arial"/>
+          <w:sz w:val="20"/>
+          <w:szCs w:val="20"/>
+        </w:rPr>
+        <w:t>reg.rebotes</w:t>
+      </w:r>
+      <w:proofErr w:type="gramEnd"/>
+      <w:r>
+        <w:rPr>
+          <w:rFonts w:ascii="Arial" w:hAnsi="Arial" w:cs="Arial"/>
+          <w:sz w:val="20"/>
+          <w:szCs w:val="20"/>
+        </w:rPr>
+        <w:t>_ofensivos</w:t>
+      </w:r>
+      <w:proofErr w:type="spellEnd"/>
+      <w:r>
+        <w:rPr>
+          <w:rFonts w:ascii="Arial" w:hAnsi="Arial" w:cs="Arial"/>
+          <w:sz w:val="20"/>
+          <w:szCs w:val="20"/>
+        </w:rPr>
+        <w:t>,</w:t>
+      </w:r>
+    </w:p>
+    <w:p>
+      <w:pPr>
+        <w:rPr>
+          <w:rFonts w:ascii="Arial" w:hAnsi="Arial" w:cs="Arial"/>
+          <w:sz w:val="20"/>
+          <w:szCs w:val="20"/>
+        </w:rPr>
+      </w:pPr>
+      <w:r>
+        <w:rPr>
+          <w:rFonts w:ascii="Arial" w:hAnsi="Arial" w:cs="Arial"/>
+          <w:sz w:val="20"/>
+          <w:szCs w:val="20"/>
+        </w:rPr>
+        <w:t>            "</w:t>
+      </w:r>
+      <w:proofErr w:type="spellStart"/>
+      <w:r>
+        <w:rPr>
+          <w:rFonts w:ascii="Arial" w:hAnsi="Arial" w:cs="Arial"/>
+          <w:sz w:val="20"/>
+          <w:szCs w:val="20"/>
+        </w:rPr>
+        <w:t>rebotes_defensivos</w:t>
+      </w:r>
+      <w:proofErr w:type="spellEnd"/>
+      <w:r>
+        <w:rPr>
+          <w:rFonts w:ascii="Arial" w:hAnsi="Arial" w:cs="Arial"/>
+          <w:sz w:val="20"/>
+          <w:szCs w:val="20"/>
+        </w:rPr>
+        <w:t xml:space="preserve">": </w:t>
+      </w:r>
+      <w:proofErr w:type="spellStart"/>
+      <w:proofErr w:type="gramStart"/>
+      <w:r>
+        <w:rPr>
+          <w:rFonts w:ascii="Arial" w:hAnsi="Arial" w:cs="Arial"/>
+          <w:sz w:val="20"/>
+          <w:szCs w:val="20"/>
+        </w:rPr>
+        <w:t>reg.rebotes</w:t>
+      </w:r>
+      <w:proofErr w:type="gramEnd"/>
+      <w:r>
+        <w:rPr>
+          <w:rFonts w:ascii="Arial" w:hAnsi="Arial" w:cs="Arial"/>
+          <w:sz w:val="20"/>
+          <w:szCs w:val="20"/>
+        </w:rPr>
+        <w:t>_defensivos</w:t>
+      </w:r>
+      <w:proofErr w:type="spellEnd"/>
+      <w:r>
+        <w:rPr>
+          <w:rFonts w:ascii="Arial" w:hAnsi="Arial" w:cs="Arial"/>
+          <w:sz w:val="20"/>
+          <w:szCs w:val="20"/>
+        </w:rPr>
+        <w:t>,</w:t>
+      </w:r>
+    </w:p>
+    <w:p>
+      <w:pPr>
+        <w:rPr>
+          <w:rFonts w:ascii="Arial" w:hAnsi="Arial" w:cs="Arial"/>
+          <w:sz w:val="20"/>
+          <w:szCs w:val="20"/>
+        </w:rPr>
+      </w:pPr>
+      <w:r>
+        <w:rPr>
+          <w:rFonts w:ascii="Arial" w:hAnsi="Arial" w:cs="Arial"/>
+          <w:sz w:val="20"/>
+          <w:szCs w:val="20"/>
+        </w:rPr>
+        <w:t xml:space="preserve">            "robos": </w:t>
+      </w:r>
+      <w:proofErr w:type="spellStart"/>
+      <w:proofErr w:type="gramStart"/>
+      <w:r>
+        <w:rPr>
+          <w:rFonts w:ascii="Arial" w:hAnsi="Arial" w:cs="Arial"/>
+          <w:sz w:val="20"/>
+          <w:szCs w:val="20"/>
+        </w:rPr>
+        <w:t>reg.robos</w:t>
+      </w:r>
+      <w:proofErr w:type="spellEnd"/>
+      <w:proofErr w:type="gramEnd"/>
+      <w:r>
+        <w:rPr>
+          <w:rFonts w:ascii="Arial" w:hAnsi="Arial" w:cs="Arial"/>
+          <w:sz w:val="20"/>
+          <w:szCs w:val="20"/>
+        </w:rPr>
+        <w:t>,</w:t>
+      </w:r>
+    </w:p>
+    <w:p>
+      <w:pPr>
+        <w:rPr>
+          <w:rFonts w:ascii="Arial" w:hAnsi="Arial" w:cs="Arial"/>
+          <w:sz w:val="20"/>
+          <w:szCs w:val="20"/>
+        </w:rPr>
+      </w:pPr>
+      <w:r>
+        <w:rPr>
+          <w:rFonts w:ascii="Arial" w:hAnsi="Arial" w:cs="Arial"/>
+          <w:sz w:val="20"/>
+          <w:szCs w:val="20"/>
+        </w:rPr>
+        <w:t xml:space="preserve">            "tapones": </w:t>
+      </w:r>
+      <w:proofErr w:type="spellStart"/>
+      <w:proofErr w:type="gramStart"/>
+      <w:r>
+        <w:rPr>
+          <w:rFonts w:ascii="Arial" w:hAnsi="Arial" w:cs="Arial"/>
+          <w:sz w:val="20"/>
+          <w:szCs w:val="20"/>
+        </w:rPr>
+        <w:t>reg.tapones</w:t>
+      </w:r>
+      <w:proofErr w:type="spellEnd"/>
+      <w:proofErr w:type="gramEnd"/>
+      <w:r>
+        <w:rPr>
+          <w:rFonts w:ascii="Arial" w:hAnsi="Arial" w:cs="Arial"/>
+          <w:sz w:val="20"/>
+          <w:szCs w:val="20"/>
+        </w:rPr>
+        <w:t>,</w:t>
+      </w:r>
+    </w:p>
+    <w:p>
+      <w:pPr>
+        <w:rPr>
+          <w:rFonts w:ascii="Arial" w:hAnsi="Arial" w:cs="Arial"/>
+          <w:sz w:val="20"/>
+          <w:szCs w:val="20"/>
+        </w:rPr>
+      </w:pPr>
+      <w:r>
+        <w:rPr>
+          <w:rFonts w:ascii="Arial" w:hAnsi="Arial" w:cs="Arial"/>
+          <w:sz w:val="20"/>
+          <w:szCs w:val="20"/>
+        </w:rPr>
+        <w:t>            "</w:t>
+      </w:r>
+      <w:proofErr w:type="spellStart"/>
+      <w:r>
+        <w:rPr>
+          <w:rFonts w:ascii="Arial" w:hAnsi="Arial" w:cs="Arial"/>
+          <w:sz w:val="20"/>
+          <w:szCs w:val="20"/>
+        </w:rPr>
+        <w:t>perdidas_balon</w:t>
+      </w:r>
+      <w:proofErr w:type="spellEnd"/>
+      <w:r>
+        <w:rPr>
+          <w:rFonts w:ascii="Arial" w:hAnsi="Arial" w:cs="Arial"/>
+          <w:sz w:val="20"/>
+          <w:szCs w:val="20"/>
+        </w:rPr>
+        <w:t xml:space="preserve">": </w:t>
+      </w:r>
+      <w:proofErr w:type="spellStart"/>
+      <w:proofErr w:type="gramStart"/>
+      <w:r>
+        <w:rPr>
+          <w:rFonts w:ascii="Arial" w:hAnsi="Arial" w:cs="Arial"/>
+          <w:sz w:val="20"/>
+          <w:szCs w:val="20"/>
+        </w:rPr>
+        <w:t>reg.perdidas</w:t>
+      </w:r>
+      <w:proofErr w:type="gramEnd"/>
+      <w:r>
+        <w:rPr>
+          <w:rFonts w:ascii="Arial" w:hAnsi="Arial" w:cs="Arial"/>
+          <w:sz w:val="20"/>
+          <w:szCs w:val="20"/>
+        </w:rPr>
+        <w:t>_balon</w:t>
+      </w:r>
+      <w:proofErr w:type="spellEnd"/>
+      <w:r>
+        <w:rPr>
+          <w:rFonts w:ascii="Arial" w:hAnsi="Arial" w:cs="Arial"/>
+          <w:sz w:val="20"/>
+          <w:szCs w:val="20"/>
+        </w:rPr>
+        <w:t>,</w:t>
+      </w:r>
+    </w:p>
+    <w:p>
+      <w:pPr>
+        <w:rPr>
+          <w:rFonts w:ascii="Arial" w:hAnsi="Arial" w:cs="Arial"/>
+          <w:sz w:val="20"/>
+          <w:szCs w:val="20"/>
+        </w:rPr>
+      </w:pPr>
+      <w:r>
+        <w:rPr>
+          <w:rFonts w:ascii="Arial" w:hAnsi="Arial" w:cs="Arial"/>
+          <w:sz w:val="20"/>
+          <w:szCs w:val="20"/>
+        </w:rPr>
+        <w:t>            "</w:t>
+      </w:r>
+      <w:proofErr w:type="spellStart"/>
+      <w:r>
+        <w:rPr>
+          <w:rFonts w:ascii="Arial" w:hAnsi="Arial" w:cs="Arial"/>
+          <w:sz w:val="20"/>
+          <w:szCs w:val="20"/>
+        </w:rPr>
+        <w:t>faltas_cometidas</w:t>
+      </w:r>
+      <w:proofErr w:type="spellEnd"/>
+      <w:r>
+        <w:rPr>
+          <w:rFonts w:ascii="Arial" w:hAnsi="Arial" w:cs="Arial"/>
+          <w:sz w:val="20"/>
+          <w:szCs w:val="20"/>
+        </w:rPr>
+        <w:t xml:space="preserve">": </w:t>
+      </w:r>
+      <w:proofErr w:type="spellStart"/>
+      <w:proofErr w:type="gramStart"/>
+      <w:r>
+        <w:rPr>
+          <w:rFonts w:ascii="Arial" w:hAnsi="Arial" w:cs="Arial"/>
+          <w:sz w:val="20"/>
+          <w:szCs w:val="20"/>
+        </w:rPr>
+        <w:t>reg.faltas</w:t>
+      </w:r>
+      <w:proofErr w:type="gramEnd"/>
+      <w:r>
+        <w:rPr>
+          <w:rFonts w:ascii="Arial" w:hAnsi="Arial" w:cs="Arial"/>
+          <w:sz w:val="20"/>
+          <w:szCs w:val="20"/>
+        </w:rPr>
+        <w:t>_cometidas</w:t>
+      </w:r>
+      <w:proofErr w:type="spellEnd"/>
+      <w:r>
+        <w:rPr>
+          <w:rFonts w:ascii="Arial" w:hAnsi="Arial" w:cs="Arial"/>
+          <w:sz w:val="20"/>
+          <w:szCs w:val="20"/>
+        </w:rPr>
+        <w:t>,</w:t>
+      </w:r>
+    </w:p>
+    <w:p>
+      <w:pPr>
+        <w:rPr>
+          <w:rFonts w:ascii="Arial" w:hAnsi="Arial" w:cs="Arial"/>
+          <w:sz w:val="20"/>
+          <w:szCs w:val="20"/>
+        </w:rPr>
+      </w:pPr>
+      <w:r>
+        <w:rPr>
+          <w:rFonts w:ascii="Arial" w:hAnsi="Arial" w:cs="Arial"/>
+          <w:sz w:val="20"/>
+          <w:szCs w:val="20"/>
+        </w:rPr>
+        <w:t>            "</w:t>
+      </w:r>
+      <w:proofErr w:type="spellStart"/>
+      <w:r>
+        <w:rPr>
+          <w:rFonts w:ascii="Arial" w:hAnsi="Arial" w:cs="Arial"/>
+          <w:sz w:val="20"/>
+          <w:szCs w:val="20"/>
+        </w:rPr>
+        <w:t>faltas_recibidas</w:t>
+      </w:r>
+      <w:proofErr w:type="spellEnd"/>
+      <w:r>
+        <w:rPr>
+          <w:rFonts w:ascii="Arial" w:hAnsi="Arial" w:cs="Arial"/>
+          <w:sz w:val="20"/>
+          <w:szCs w:val="20"/>
+        </w:rPr>
+        <w:t xml:space="preserve">": </w:t>
+      </w:r>
+      <w:proofErr w:type="spellStart"/>
+      <w:proofErr w:type="gramStart"/>
+      <w:r>
+        <w:rPr>
+          <w:rFonts w:ascii="Arial" w:hAnsi="Arial" w:cs="Arial"/>
+          <w:sz w:val="20"/>
+          <w:szCs w:val="20"/>
+        </w:rPr>
+        <w:t>reg.faltas</w:t>
+      </w:r>
+      <w:proofErr w:type="gramEnd"/>
+      <w:r>
+        <w:rPr>
+          <w:rFonts w:ascii="Arial" w:hAnsi="Arial" w:cs="Arial"/>
+          <w:sz w:val="20"/>
+          <w:szCs w:val="20"/>
+        </w:rPr>
+        <w:t>_recibidas</w:t>
+      </w:r>
+      <w:proofErr w:type="spellEnd"/>
+      <w:r>
+        <w:rPr>
+          <w:rFonts w:ascii="Arial" w:hAnsi="Arial" w:cs="Arial"/>
+          <w:sz w:val="20"/>
+          <w:szCs w:val="20"/>
+        </w:rPr>
+        <w:t>,</w:t>
+      </w:r>
+    </w:p>
+    <w:p>
+      <w:pPr>
+        <w:rPr>
+          <w:rFonts w:ascii="Arial" w:hAnsi="Arial" w:cs="Arial"/>
+          <w:sz w:val="20"/>
+          <w:szCs w:val="20"/>
+        </w:rPr>
+      </w:pPr>
+      <w:r>
+        <w:rPr>
+          <w:rFonts w:ascii="Arial" w:hAnsi="Arial" w:cs="Arial"/>
+          <w:sz w:val="20"/>
+          <w:szCs w:val="20"/>
+        </w:rPr>
+        <w:t>            "</w:t>
+      </w:r>
+      <w:proofErr w:type="spellStart"/>
+      <w:r>
+        <w:rPr>
+          <w:rFonts w:ascii="Arial" w:hAnsi="Arial" w:cs="Arial"/>
+          <w:sz w:val="20"/>
+          <w:szCs w:val="20"/>
+        </w:rPr>
+        <w:t>porcentaje_tiros_de_campo</w:t>
+      </w:r>
+      <w:proofErr w:type="spellEnd"/>
+      <w:r>
+        <w:rPr>
+          <w:rFonts w:ascii="Arial" w:hAnsi="Arial" w:cs="Arial"/>
+          <w:sz w:val="20"/>
+          <w:szCs w:val="20"/>
+        </w:rPr>
+        <w:t xml:space="preserve">": </w:t>
+      </w:r>
+      <w:proofErr w:type="spellStart"/>
+      <w:proofErr w:type="gramStart"/>
+      <w:r>
+        <w:rPr>
+          <w:rFonts w:ascii="Arial" w:hAnsi="Arial" w:cs="Arial"/>
+          <w:sz w:val="20"/>
+          <w:szCs w:val="20"/>
+        </w:rPr>
+        <w:t>reg.porcentaje</w:t>
+      </w:r>
+      <w:proofErr w:type="gramEnd"/>
+      <w:r>
+        <w:rPr>
+          <w:rFonts w:ascii="Arial" w:hAnsi="Arial" w:cs="Arial"/>
+          <w:sz w:val="20"/>
+          <w:szCs w:val="20"/>
+        </w:rPr>
+        <w:t>_tiros_de_campo</w:t>
+      </w:r>
+      <w:proofErr w:type="spellEnd"/>
+      <w:r>
+        <w:rPr>
+          <w:rFonts w:ascii="Arial" w:hAnsi="Arial" w:cs="Arial"/>
+          <w:sz w:val="20"/>
+          <w:szCs w:val="20"/>
+        </w:rPr>
+        <w:t>,</w:t>
+      </w:r>
+    </w:p>
+    <w:p>
+      <w:pPr>
+        <w:rPr>
+          <w:rFonts w:ascii="Arial" w:hAnsi="Arial" w:cs="Arial"/>
+          <w:sz w:val="20"/>
+          <w:szCs w:val="20"/>
+        </w:rPr>
+      </w:pPr>
+      <w:r>
+        <w:rPr>
+          <w:rFonts w:ascii="Arial" w:hAnsi="Arial" w:cs="Arial"/>
+          <w:sz w:val="20"/>
+          <w:szCs w:val="20"/>
+        </w:rPr>
+        <w:t>            "</w:t>
+      </w:r>
+      <w:proofErr w:type="spellStart"/>
+      <w:r>
+        <w:rPr>
+          <w:rFonts w:ascii="Arial" w:hAnsi="Arial" w:cs="Arial"/>
+          <w:sz w:val="20"/>
+          <w:szCs w:val="20"/>
+        </w:rPr>
+        <w:t>porcentaje_triples</w:t>
+      </w:r>
+      <w:proofErr w:type="spellEnd"/>
+      <w:r>
+        <w:rPr>
+          <w:rFonts w:ascii="Arial" w:hAnsi="Arial" w:cs="Arial"/>
+          <w:sz w:val="20"/>
+          <w:szCs w:val="20"/>
+        </w:rPr>
+        <w:t xml:space="preserve">": </w:t>
+      </w:r>
+      <w:proofErr w:type="spellStart"/>
+      <w:proofErr w:type="gramStart"/>
+      <w:r>
+        <w:rPr>
+          <w:rFonts w:ascii="Arial" w:hAnsi="Arial" w:cs="Arial"/>
+          <w:sz w:val="20"/>
+          <w:szCs w:val="20"/>
+        </w:rPr>
+        <w:t>reg.porcentaje</w:t>
+      </w:r>
+      <w:proofErr w:type="gramEnd"/>
+      <w:r>
+        <w:rPr>
+          <w:rFonts w:ascii="Arial" w:hAnsi="Arial" w:cs="Arial"/>
+          <w:sz w:val="20"/>
+          <w:szCs w:val="20"/>
+        </w:rPr>
+        <w:t>_triples</w:t>
+      </w:r>
+      <w:proofErr w:type="spellEnd"/>
+      <w:r>
+        <w:rPr>
+          <w:rFonts w:ascii="Arial" w:hAnsi="Arial" w:cs="Arial"/>
+          <w:sz w:val="20"/>
+          <w:szCs w:val="20"/>
+        </w:rPr>
+        <w:t>,</w:t>
+      </w:r>
+    </w:p>
+    <w:p>
+      <w:pPr>
+        <w:rPr>
+          <w:rFonts w:ascii="Arial" w:hAnsi="Arial" w:cs="Arial"/>
+          <w:sz w:val="20"/>
+          <w:szCs w:val="20"/>
+        </w:rPr>
+      </w:pPr>
+      <w:r>
+        <w:rPr>
+          <w:rFonts w:ascii="Arial" w:hAnsi="Arial" w:cs="Arial"/>
+          <w:sz w:val="20"/>
+          <w:szCs w:val="20"/>
+        </w:rPr>
+        <w:t>            "</w:t>
+      </w:r>
+      <w:proofErr w:type="spellStart"/>
+      <w:r>
+        <w:rPr>
+          <w:rFonts w:ascii="Arial" w:hAnsi="Arial" w:cs="Arial"/>
+          <w:sz w:val="20"/>
+          <w:szCs w:val="20"/>
+        </w:rPr>
+        <w:t>porcentaje_tiros_libres</w:t>
+      </w:r>
+      <w:proofErr w:type="spellEnd"/>
+      <w:r>
+        <w:rPr>
+          <w:rFonts w:ascii="Arial" w:hAnsi="Arial" w:cs="Arial"/>
+          <w:sz w:val="20"/>
+          <w:szCs w:val="20"/>
+        </w:rPr>
+        <w:t xml:space="preserve">": </w:t>
+      </w:r>
+      <w:proofErr w:type="spellStart"/>
+      <w:proofErr w:type="gramStart"/>
+      <w:r>
+        <w:rPr>
+          <w:rFonts w:ascii="Arial" w:hAnsi="Arial" w:cs="Arial"/>
+          <w:sz w:val="20"/>
+          <w:szCs w:val="20"/>
+        </w:rPr>
+        <w:t>reg.porcentaje</w:t>
+      </w:r>
+      <w:proofErr w:type="gramEnd"/>
+      <w:r>
+        <w:rPr>
+          <w:rFonts w:ascii="Arial" w:hAnsi="Arial" w:cs="Arial"/>
+          <w:sz w:val="20"/>
+          <w:szCs w:val="20"/>
+        </w:rPr>
+        <w:t>_tiros_libres</w:t>
+      </w:r>
+      <w:proofErr w:type="spellEnd"/>
+    </w:p>
+    <w:p>
+      <w:pPr>
+        <w:rPr>
+          <w:rFonts w:ascii="Arial" w:hAnsi="Arial" w:cs="Arial"/>
+          <w:sz w:val="20"/>
+          <w:szCs w:val="20"/>
+        </w:rPr>
+      </w:pPr>
+      <w:r>
+        <w:rPr>
+          <w:rFonts w:ascii="Arial" w:hAnsi="Arial" w:cs="Arial"/>
+          <w:sz w:val="20"/>
+          <w:szCs w:val="20"/>
+        </w:rPr>
+        <w:t>        })</w:t>
       </w:r>
     </w:p>
     <w:p>
@@ -11193,7 +12882,70 @@
           <w:sz w:val="20"/>
           <w:szCs w:val="20"/>
         </w:rPr>
-        <w:t>for</w:t>
+        <w:t>return</w:t>
+      </w:r>
+      <w:proofErr w:type="spellEnd"/>
+      <w:r>
+        <w:rPr>
+          <w:rFonts w:ascii="Arial" w:hAnsi="Arial" w:cs="Arial"/>
+          <w:sz w:val="20"/>
+          <w:szCs w:val="20"/>
+        </w:rPr>
+        <w:t xml:space="preserve"> lista, 200</w:t>
+      </w:r>
+    </w:p>
+    <w:p>
+      <w:pPr>
+        <w:rPr>
+          <w:rFonts w:ascii="Arial" w:hAnsi="Arial" w:cs="Arial"/>
+          <w:sz w:val="20"/>
+          <w:szCs w:val="20"/>
+        </w:rPr>
+      </w:pPr>
+    </w:p>
+    <w:p>
+      <w:pPr>
+        <w:rPr>
+          <w:rFonts w:ascii="Arial" w:hAnsi="Arial" w:cs="Arial"/>
+          <w:sz w:val="20"/>
+          <w:szCs w:val="20"/>
+        </w:rPr>
+      </w:pPr>
+      <w:r>
+        <w:rPr>
+          <w:rFonts w:ascii="Arial" w:hAnsi="Arial" w:cs="Arial"/>
+          <w:sz w:val="20"/>
+          <w:szCs w:val="20"/>
+        </w:rPr>
+        <w:t xml:space="preserve">## Método GET Filtrar y ordenar registros de </w:t>
+      </w:r>
+      <w:proofErr w:type="spellStart"/>
+      <w:r>
+        <w:rPr>
+          <w:rFonts w:ascii="Arial" w:hAnsi="Arial" w:cs="Arial"/>
+          <w:sz w:val="20"/>
+          <w:szCs w:val="20"/>
+        </w:rPr>
+        <w:t>Jugador_Partido</w:t>
+      </w:r>
+      <w:proofErr w:type="spellEnd"/>
+    </w:p>
+    <w:p>
+      <w:pPr>
+        <w:rPr>
+          <w:rFonts w:ascii="Arial" w:hAnsi="Arial" w:cs="Arial"/>
+          <w:sz w:val="20"/>
+          <w:szCs w:val="20"/>
+        </w:rPr>
+      </w:pPr>
+      <w:proofErr w:type="spellStart"/>
+      <w:r>
+        <w:rPr>
+          <w:rFonts w:ascii="Arial" w:hAnsi="Arial" w:cs="Arial"/>
+          <w:sz w:val="20"/>
+          <w:szCs w:val="20"/>
+        </w:rPr>
+        <w:t>def</w:t>
       </w:r>
       <w:proofErr w:type="spellEnd"/>
       <w:r>
@@ -11211,951 +12963,16 @@
           <w:sz w:val="20"/>
           <w:szCs w:val="20"/>
         </w:rPr>
-        <w:t>reg</w:t>
-      </w:r>
-      <w:proofErr w:type="spellEnd"/>
-      <w:r>
-        <w:rPr>
-          <w:rFonts w:ascii="Arial" w:hAnsi="Arial" w:cs="Arial"/>
-          <w:sz w:val="20"/>
-          <w:szCs w:val="20"/>
-        </w:rPr>
-        <w:t xml:space="preserve"> in registros:</w:t>
-      </w:r>
-    </w:p>
-    <w:p>
-      <w:pPr>
-        <w:rPr>
-          <w:rFonts w:ascii="Arial" w:hAnsi="Arial" w:cs="Arial"/>
-          <w:sz w:val="20"/>
-          <w:szCs w:val="20"/>
-        </w:rPr>
-      </w:pPr>
-      <w:r>
-        <w:rPr>
-          <w:rFonts w:ascii="Arial" w:hAnsi="Arial" w:cs="Arial"/>
-          <w:sz w:val="20"/>
-          <w:szCs w:val="20"/>
-        </w:rPr>
-        <w:t xml:space="preserve">        </w:t>
-      </w:r>
-      <w:proofErr w:type="spellStart"/>
-      <w:r>
-        <w:rPr>
-          <w:rFonts w:ascii="Arial" w:hAnsi="Arial" w:cs="Arial"/>
-          <w:sz w:val="20"/>
-          <w:szCs w:val="20"/>
-        </w:rPr>
-        <w:t>lista.append</w:t>
-      </w:r>
-      <w:proofErr w:type="spellEnd"/>
-      <w:r>
-        <w:rPr>
-          <w:rFonts w:ascii="Arial" w:hAnsi="Arial" w:cs="Arial"/>
-          <w:sz w:val="20"/>
-          <w:szCs w:val="20"/>
-        </w:rPr>
-        <w:t>({</w:t>
-      </w:r>
-    </w:p>
-    <w:p>
-      <w:pPr>
-        <w:rPr>
-          <w:rFonts w:ascii="Arial" w:hAnsi="Arial" w:cs="Arial"/>
-          <w:sz w:val="20"/>
-          <w:szCs w:val="20"/>
-        </w:rPr>
-      </w:pPr>
-      <w:r>
-        <w:rPr>
-          <w:rFonts w:ascii="Arial" w:hAnsi="Arial" w:cs="Arial"/>
-          <w:sz w:val="20"/>
-          <w:szCs w:val="20"/>
-        </w:rPr>
-        <w:t xml:space="preserve">            </w:t>
-      </w:r>
-      <w:r>
-        <w:rPr>
-          <w:rFonts w:ascii="Arial" w:hAnsi="Arial" w:cs="Arial"/>
-          <w:sz w:val="20"/>
-          <w:szCs w:val="20"/>
-        </w:rPr>
-        <w:t>"</w:t>
-      </w:r>
-      <w:proofErr w:type="spellStart"/>
-      <w:r>
-        <w:rPr>
-          <w:rFonts w:ascii="Arial" w:hAnsi="Arial" w:cs="Arial"/>
-          <w:sz w:val="20"/>
-          <w:szCs w:val="20"/>
-        </w:rPr>
-        <w:t>id_jugador_partido</w:t>
-      </w:r>
-      <w:proofErr w:type="spellEnd"/>
-      <w:r>
-        <w:rPr>
-          <w:rFonts w:ascii="Arial" w:hAnsi="Arial" w:cs="Arial"/>
-          <w:sz w:val="20"/>
-          <w:szCs w:val="20"/>
-        </w:rPr>
-        <w:t xml:space="preserve">": </w:t>
-      </w:r>
-      <w:proofErr w:type="spellStart"/>
-      <w:r>
-        <w:rPr>
-          <w:rFonts w:ascii="Arial" w:hAnsi="Arial" w:cs="Arial"/>
-          <w:sz w:val="20"/>
-          <w:szCs w:val="20"/>
-        </w:rPr>
-        <w:t>reg.id_jugador_partido</w:t>
-      </w:r>
-      <w:proofErr w:type="spellEnd"/>
-      <w:r>
-        <w:rPr>
-          <w:rFonts w:ascii="Arial" w:hAnsi="Arial" w:cs="Arial"/>
-          <w:sz w:val="20"/>
-          <w:szCs w:val="20"/>
-        </w:rPr>
-        <w:t>,</w:t>
-      </w:r>
-    </w:p>
-    <w:p>
-      <w:pPr>
-        <w:rPr>
-          <w:rFonts w:ascii="Arial" w:hAnsi="Arial" w:cs="Arial"/>
-          <w:sz w:val="20"/>
-          <w:szCs w:val="20"/>
-        </w:rPr>
-      </w:pPr>
-      <w:r>
-        <w:rPr>
-          <w:rFonts w:ascii="Arial" w:hAnsi="Arial" w:cs="Arial"/>
-          <w:sz w:val="20"/>
-          <w:szCs w:val="20"/>
-        </w:rPr>
-        <w:t>            "</w:t>
-      </w:r>
-      <w:proofErr w:type="spellStart"/>
-      <w:r>
-        <w:rPr>
-          <w:rFonts w:ascii="Arial" w:hAnsi="Arial" w:cs="Arial"/>
-          <w:sz w:val="20"/>
-          <w:szCs w:val="20"/>
-        </w:rPr>
-        <w:t>jugador_id</w:t>
-      </w:r>
-      <w:proofErr w:type="spellEnd"/>
-      <w:r>
-        <w:rPr>
-          <w:rFonts w:ascii="Arial" w:hAnsi="Arial" w:cs="Arial"/>
-          <w:sz w:val="20"/>
-          <w:szCs w:val="20"/>
-        </w:rPr>
-        <w:t xml:space="preserve">": </w:t>
-      </w:r>
-      <w:proofErr w:type="spellStart"/>
-      <w:r>
-        <w:rPr>
-          <w:rFonts w:ascii="Arial" w:hAnsi="Arial" w:cs="Arial"/>
-          <w:sz w:val="20"/>
-          <w:szCs w:val="20"/>
-        </w:rPr>
-        <w:t>reg.jugador_id</w:t>
-      </w:r>
-      <w:proofErr w:type="spellEnd"/>
-      <w:r>
-        <w:rPr>
-          <w:rFonts w:ascii="Arial" w:hAnsi="Arial" w:cs="Arial"/>
-          <w:sz w:val="20"/>
-          <w:szCs w:val="20"/>
-        </w:rPr>
-        <w:t>,</w:t>
-      </w:r>
-    </w:p>
-    <w:p>
-      <w:pPr>
-        <w:rPr>
-          <w:rFonts w:ascii="Arial" w:hAnsi="Arial" w:cs="Arial"/>
-          <w:sz w:val="20"/>
-          <w:szCs w:val="20"/>
-        </w:rPr>
-      </w:pPr>
-      <w:r>
-        <w:rPr>
-          <w:rFonts w:ascii="Arial" w:hAnsi="Arial" w:cs="Arial"/>
-          <w:sz w:val="20"/>
-          <w:szCs w:val="20"/>
-        </w:rPr>
-        <w:t>            "</w:t>
-      </w:r>
-      <w:proofErr w:type="spellStart"/>
-      <w:r>
-        <w:rPr>
-          <w:rFonts w:ascii="Arial" w:hAnsi="Arial" w:cs="Arial"/>
-          <w:sz w:val="20"/>
-          <w:szCs w:val="20"/>
-        </w:rPr>
-        <w:t>enfrentamiento_id</w:t>
-      </w:r>
-      <w:proofErr w:type="spellEnd"/>
-      <w:r>
-        <w:rPr>
-          <w:rFonts w:ascii="Arial" w:hAnsi="Arial" w:cs="Arial"/>
-          <w:sz w:val="20"/>
-          <w:szCs w:val="20"/>
-        </w:rPr>
-        <w:t xml:space="preserve">": </w:t>
-      </w:r>
-      <w:proofErr w:type="spellStart"/>
-      <w:r>
-        <w:rPr>
-          <w:rFonts w:ascii="Arial" w:hAnsi="Arial" w:cs="Arial"/>
-          <w:sz w:val="20"/>
-          <w:szCs w:val="20"/>
-        </w:rPr>
-        <w:t>reg.enfrentamiento_id</w:t>
-      </w:r>
-      <w:proofErr w:type="spellEnd"/>
-      <w:r>
-        <w:rPr>
-          <w:rFonts w:ascii="Arial" w:hAnsi="Arial" w:cs="Arial"/>
-          <w:sz w:val="20"/>
-          <w:szCs w:val="20"/>
-        </w:rPr>
-        <w:t>,</w:t>
-      </w:r>
-    </w:p>
-    <w:p>
-      <w:pPr>
-        <w:rPr>
-          <w:rFonts w:ascii="Arial" w:hAnsi="Arial" w:cs="Arial"/>
-          <w:sz w:val="20"/>
-          <w:szCs w:val="20"/>
-        </w:rPr>
-      </w:pPr>
-      <w:r>
-        <w:rPr>
-          <w:rFonts w:ascii="Arial" w:hAnsi="Arial" w:cs="Arial"/>
-          <w:sz w:val="20"/>
-          <w:szCs w:val="20"/>
-        </w:rPr>
-        <w:t>            "</w:t>
-      </w:r>
-      <w:proofErr w:type="spellStart"/>
-      <w:r>
-        <w:rPr>
-          <w:rFonts w:ascii="Arial" w:hAnsi="Arial" w:cs="Arial"/>
-          <w:sz w:val="20"/>
-          <w:szCs w:val="20"/>
-        </w:rPr>
-        <w:t>minutos_jugados</w:t>
-      </w:r>
-      <w:proofErr w:type="spellEnd"/>
-      <w:r>
-        <w:rPr>
-          <w:rFonts w:ascii="Arial" w:hAnsi="Arial" w:cs="Arial"/>
-          <w:sz w:val="20"/>
-          <w:szCs w:val="20"/>
-        </w:rPr>
-        <w:t xml:space="preserve">": </w:t>
-      </w:r>
-      <w:proofErr w:type="spellStart"/>
-      <w:r>
-        <w:rPr>
-          <w:rFonts w:ascii="Arial" w:hAnsi="Arial" w:cs="Arial"/>
-          <w:sz w:val="20"/>
-          <w:szCs w:val="20"/>
-        </w:rPr>
-        <w:t>reg.minutos_jugados</w:t>
-      </w:r>
-      <w:proofErr w:type="spellEnd"/>
-      <w:r>
-        <w:rPr>
-          <w:rFonts w:ascii="Arial" w:hAnsi="Arial" w:cs="Arial"/>
-          <w:sz w:val="20"/>
-          <w:szCs w:val="20"/>
-        </w:rPr>
-        <w:t>,</w:t>
-      </w:r>
-    </w:p>
-    <w:p>
-      <w:pPr>
-        <w:rPr>
-          <w:rFonts w:ascii="Arial" w:hAnsi="Arial" w:cs="Arial"/>
-          <w:sz w:val="20"/>
-          <w:szCs w:val="20"/>
-        </w:rPr>
-      </w:pPr>
-      <w:r>
-        <w:rPr>
-          <w:rFonts w:ascii="Arial" w:hAnsi="Arial" w:cs="Arial"/>
-          <w:sz w:val="20"/>
-          <w:szCs w:val="20"/>
-        </w:rPr>
-        <w:t xml:space="preserve">            "puntos": </w:t>
-      </w:r>
-      <w:proofErr w:type="spellStart"/>
-      <w:r>
-        <w:rPr>
-          <w:rFonts w:ascii="Arial" w:hAnsi="Arial" w:cs="Arial"/>
-          <w:sz w:val="20"/>
-          <w:szCs w:val="20"/>
-        </w:rPr>
-        <w:t>reg.puntos</w:t>
-      </w:r>
-      <w:proofErr w:type="spellEnd"/>
-      <w:r>
-        <w:rPr>
-          <w:rFonts w:ascii="Arial" w:hAnsi="Arial" w:cs="Arial"/>
-          <w:sz w:val="20"/>
-          <w:szCs w:val="20"/>
-        </w:rPr>
-        <w:t>,</w:t>
-      </w:r>
-    </w:p>
-    <w:p>
-      <w:pPr>
-        <w:rPr>
-          <w:rFonts w:ascii="Arial" w:hAnsi="Arial" w:cs="Arial"/>
-          <w:sz w:val="20"/>
-          <w:szCs w:val="20"/>
-        </w:rPr>
-      </w:pPr>
-      <w:r>
-        <w:rPr>
-          <w:rFonts w:ascii="Arial" w:hAnsi="Arial" w:cs="Arial"/>
-          <w:sz w:val="20"/>
-          <w:szCs w:val="20"/>
-        </w:rPr>
-        <w:t xml:space="preserve">            "asistencias": </w:t>
-      </w:r>
-      <w:proofErr w:type="spellStart"/>
-      <w:r>
-        <w:rPr>
-          <w:rFonts w:ascii="Arial" w:hAnsi="Arial" w:cs="Arial"/>
-          <w:sz w:val="20"/>
-          <w:szCs w:val="20"/>
-        </w:rPr>
-        <w:t>reg.asistencias</w:t>
-      </w:r>
-      <w:proofErr w:type="spellEnd"/>
-      <w:r>
-        <w:rPr>
-          <w:rFonts w:ascii="Arial" w:hAnsi="Arial" w:cs="Arial"/>
-          <w:sz w:val="20"/>
-          <w:szCs w:val="20"/>
-        </w:rPr>
-        <w:t>,</w:t>
-      </w:r>
-    </w:p>
-    <w:p>
-      <w:pPr>
-        <w:rPr>
-          <w:rFonts w:ascii="Arial" w:hAnsi="Arial" w:cs="Arial"/>
-          <w:sz w:val="20"/>
-          <w:szCs w:val="20"/>
-        </w:rPr>
-      </w:pPr>
-      <w:r>
-        <w:rPr>
-          <w:rFonts w:ascii="Arial" w:hAnsi="Arial" w:cs="Arial"/>
-          <w:sz w:val="20"/>
-          <w:szCs w:val="20"/>
-        </w:rPr>
-        <w:t>            "</w:t>
-      </w:r>
-      <w:proofErr w:type="spellStart"/>
-      <w:r>
-        <w:rPr>
-          <w:rFonts w:ascii="Arial" w:hAnsi="Arial" w:cs="Arial"/>
-          <w:sz w:val="20"/>
-          <w:szCs w:val="20"/>
-        </w:rPr>
-        <w:t>rebotes_ofensivos</w:t>
-      </w:r>
-      <w:proofErr w:type="spellEnd"/>
-      <w:r>
-        <w:rPr>
-          <w:rFonts w:ascii="Arial" w:hAnsi="Arial" w:cs="Arial"/>
-          <w:sz w:val="20"/>
-          <w:szCs w:val="20"/>
-        </w:rPr>
-        <w:t xml:space="preserve">": </w:t>
-      </w:r>
-      <w:proofErr w:type="spellStart"/>
-      <w:r>
-        <w:rPr>
-          <w:rFonts w:ascii="Arial" w:hAnsi="Arial" w:cs="Arial"/>
-          <w:sz w:val="20"/>
-          <w:szCs w:val="20"/>
-        </w:rPr>
-        <w:t>reg.rebotes_ofensivos</w:t>
-      </w:r>
-      <w:proofErr w:type="spellEnd"/>
-      <w:r>
-        <w:rPr>
-          <w:rFonts w:ascii="Arial" w:hAnsi="Arial" w:cs="Arial"/>
-          <w:sz w:val="20"/>
-          <w:szCs w:val="20"/>
-        </w:rPr>
-        <w:t>,</w:t>
-      </w:r>
-    </w:p>
-    <w:p>
-      <w:pPr>
-        <w:rPr>
-          <w:rFonts w:ascii="Arial" w:hAnsi="Arial" w:cs="Arial"/>
-          <w:sz w:val="20"/>
-          <w:szCs w:val="20"/>
-        </w:rPr>
-      </w:pPr>
-      <w:r>
-        <w:rPr>
-          <w:rFonts w:ascii="Arial" w:hAnsi="Arial" w:cs="Arial"/>
-          <w:sz w:val="20"/>
-          <w:szCs w:val="20"/>
-        </w:rPr>
-        <w:t>            "</w:t>
-      </w:r>
-      <w:proofErr w:type="spellStart"/>
-      <w:r>
-        <w:rPr>
-          <w:rFonts w:ascii="Arial" w:hAnsi="Arial" w:cs="Arial"/>
-          <w:sz w:val="20"/>
-          <w:szCs w:val="20"/>
-        </w:rPr>
-        <w:t>rebotes_defensivos</w:t>
-      </w:r>
-      <w:proofErr w:type="spellEnd"/>
-      <w:r>
-        <w:rPr>
-          <w:rFonts w:ascii="Arial" w:hAnsi="Arial" w:cs="Arial"/>
-          <w:sz w:val="20"/>
-          <w:szCs w:val="20"/>
-        </w:rPr>
-        <w:t xml:space="preserve">": </w:t>
-      </w:r>
-      <w:proofErr w:type="spellStart"/>
-      <w:r>
-        <w:rPr>
-          <w:rFonts w:ascii="Arial" w:hAnsi="Arial" w:cs="Arial"/>
-          <w:sz w:val="20"/>
-          <w:szCs w:val="20"/>
-        </w:rPr>
-        <w:t>reg.rebotes_defensivos</w:t>
-      </w:r>
-      <w:proofErr w:type="spellEnd"/>
-      <w:r>
-        <w:rPr>
-          <w:rFonts w:ascii="Arial" w:hAnsi="Arial" w:cs="Arial"/>
-          <w:sz w:val="20"/>
-          <w:szCs w:val="20"/>
-        </w:rPr>
-        <w:t>,</w:t>
-      </w:r>
-    </w:p>
-    <w:p>
-      <w:pPr>
-        <w:rPr>
-          <w:rFonts w:ascii="Arial" w:hAnsi="Arial" w:cs="Arial"/>
-          <w:sz w:val="20"/>
-          <w:szCs w:val="20"/>
-        </w:rPr>
-      </w:pPr>
-      <w:r>
-        <w:rPr>
-          <w:rFonts w:ascii="Arial" w:hAnsi="Arial" w:cs="Arial"/>
-          <w:sz w:val="20"/>
-          <w:szCs w:val="20"/>
-        </w:rPr>
-        <w:t xml:space="preserve">            "robos": </w:t>
-      </w:r>
-      <w:proofErr w:type="spellStart"/>
-      <w:r>
-        <w:rPr>
-          <w:rFonts w:ascii="Arial" w:hAnsi="Arial" w:cs="Arial"/>
-          <w:sz w:val="20"/>
-          <w:szCs w:val="20"/>
-        </w:rPr>
-        <w:t>reg.robos</w:t>
-      </w:r>
-      <w:proofErr w:type="spellEnd"/>
-      <w:r>
-        <w:rPr>
-          <w:rFonts w:ascii="Arial" w:hAnsi="Arial" w:cs="Arial"/>
-          <w:sz w:val="20"/>
-          <w:szCs w:val="20"/>
-        </w:rPr>
-        <w:t>,</w:t>
-      </w:r>
-    </w:p>
-    <w:p>
-      <w:pPr>
-        <w:rPr>
-          <w:rFonts w:ascii="Arial" w:hAnsi="Arial" w:cs="Arial"/>
-          <w:sz w:val="20"/>
-          <w:szCs w:val="20"/>
-        </w:rPr>
-      </w:pPr>
-      <w:r>
-        <w:rPr>
-          <w:rFonts w:ascii="Arial" w:hAnsi="Arial" w:cs="Arial"/>
-          <w:sz w:val="20"/>
-          <w:szCs w:val="20"/>
-        </w:rPr>
-        <w:t xml:space="preserve">            "tapones": </w:t>
-      </w:r>
-      <w:proofErr w:type="spellStart"/>
-      <w:r>
-        <w:rPr>
-          <w:rFonts w:ascii="Arial" w:hAnsi="Arial" w:cs="Arial"/>
-          <w:sz w:val="20"/>
-          <w:szCs w:val="20"/>
-        </w:rPr>
-        <w:t>reg.tapones</w:t>
-      </w:r>
-      <w:proofErr w:type="spellEnd"/>
-      <w:r>
-        <w:rPr>
-          <w:rFonts w:ascii="Arial" w:hAnsi="Arial" w:cs="Arial"/>
-          <w:sz w:val="20"/>
-          <w:szCs w:val="20"/>
-        </w:rPr>
-        <w:t>,</w:t>
-      </w:r>
-    </w:p>
-    <w:p>
-      <w:pPr>
-        <w:rPr>
-          <w:rFonts w:ascii="Arial" w:hAnsi="Arial" w:cs="Arial"/>
-          <w:sz w:val="20"/>
-          <w:szCs w:val="20"/>
-        </w:rPr>
-      </w:pPr>
-      <w:r>
-        <w:rPr>
-          <w:rFonts w:ascii="Arial" w:hAnsi="Arial" w:cs="Arial"/>
-          <w:sz w:val="20"/>
-          <w:szCs w:val="20"/>
-        </w:rPr>
-        <w:t>            "</w:t>
-      </w:r>
-      <w:proofErr w:type="spellStart"/>
-      <w:r>
-        <w:rPr>
-          <w:rFonts w:ascii="Arial" w:hAnsi="Arial" w:cs="Arial"/>
-          <w:sz w:val="20"/>
-          <w:szCs w:val="20"/>
-        </w:rPr>
-        <w:t>perdidas_balon</w:t>
-      </w:r>
-      <w:proofErr w:type="spellEnd"/>
-      <w:r>
-        <w:rPr>
-          <w:rFonts w:ascii="Arial" w:hAnsi="Arial" w:cs="Arial"/>
-          <w:sz w:val="20"/>
-          <w:szCs w:val="20"/>
-        </w:rPr>
-        <w:t xml:space="preserve">": </w:t>
-      </w:r>
-      <w:proofErr w:type="spellStart"/>
-      <w:r>
-        <w:rPr>
-          <w:rFonts w:ascii="Arial" w:hAnsi="Arial" w:cs="Arial"/>
-          <w:sz w:val="20"/>
-          <w:szCs w:val="20"/>
-        </w:rPr>
-        <w:t>reg.perdidas_balon</w:t>
-      </w:r>
-      <w:proofErr w:type="spellEnd"/>
-      <w:r>
-        <w:rPr>
-          <w:rFonts w:ascii="Arial" w:hAnsi="Arial" w:cs="Arial"/>
-          <w:sz w:val="20"/>
-          <w:szCs w:val="20"/>
-        </w:rPr>
-        <w:t>,</w:t>
-      </w:r>
-    </w:p>
-    <w:p>
-      <w:pPr>
-        <w:rPr>
-          <w:rFonts w:ascii="Arial" w:hAnsi="Arial" w:cs="Arial"/>
-          <w:sz w:val="20"/>
-          <w:szCs w:val="20"/>
-        </w:rPr>
-      </w:pPr>
-      <w:r>
-        <w:rPr>
-          <w:rFonts w:ascii="Arial" w:hAnsi="Arial" w:cs="Arial"/>
-          <w:sz w:val="20"/>
-          <w:szCs w:val="20"/>
-        </w:rPr>
-        <w:t>            "</w:t>
-      </w:r>
-      <w:proofErr w:type="spellStart"/>
-      <w:r>
-        <w:rPr>
-          <w:rFonts w:ascii="Arial" w:hAnsi="Arial" w:cs="Arial"/>
-          <w:sz w:val="20"/>
-          <w:szCs w:val="20"/>
-        </w:rPr>
-        <w:t>faltas_cometidas</w:t>
-      </w:r>
-      <w:proofErr w:type="spellEnd"/>
-      <w:r>
-        <w:rPr>
-          <w:rFonts w:ascii="Arial" w:hAnsi="Arial" w:cs="Arial"/>
-          <w:sz w:val="20"/>
-          <w:szCs w:val="20"/>
-        </w:rPr>
-        <w:t xml:space="preserve">": </w:t>
-      </w:r>
-      <w:proofErr w:type="spellStart"/>
-      <w:r>
-        <w:rPr>
-          <w:rFonts w:ascii="Arial" w:hAnsi="Arial" w:cs="Arial"/>
-          <w:sz w:val="20"/>
-          <w:szCs w:val="20"/>
-        </w:rPr>
-        <w:t>reg.faltas_cometidas</w:t>
-      </w:r>
-      <w:proofErr w:type="spellEnd"/>
-      <w:r>
-        <w:rPr>
-          <w:rFonts w:ascii="Arial" w:hAnsi="Arial" w:cs="Arial"/>
-          <w:sz w:val="20"/>
-          <w:szCs w:val="20"/>
-        </w:rPr>
-        <w:t>,</w:t>
-      </w:r>
-    </w:p>
-    <w:p>
-      <w:pPr>
-        <w:rPr>
-          <w:rFonts w:ascii="Arial" w:hAnsi="Arial" w:cs="Arial"/>
-          <w:sz w:val="20"/>
-          <w:szCs w:val="20"/>
-        </w:rPr>
-      </w:pPr>
-      <w:r>
-        <w:rPr>
-          <w:rFonts w:ascii="Arial" w:hAnsi="Arial" w:cs="Arial"/>
-          <w:sz w:val="20"/>
-          <w:szCs w:val="20"/>
-        </w:rPr>
-        <w:t>            "</w:t>
-      </w:r>
-      <w:proofErr w:type="spellStart"/>
-      <w:r>
-        <w:rPr>
-          <w:rFonts w:ascii="Arial" w:hAnsi="Arial" w:cs="Arial"/>
-          <w:sz w:val="20"/>
-          <w:szCs w:val="20"/>
-        </w:rPr>
-        <w:t>faltas_recibidas</w:t>
-      </w:r>
-      <w:proofErr w:type="spellEnd"/>
-      <w:r>
-        <w:rPr>
-          <w:rFonts w:ascii="Arial" w:hAnsi="Arial" w:cs="Arial"/>
-          <w:sz w:val="20"/>
-          <w:szCs w:val="20"/>
-        </w:rPr>
-        <w:t xml:space="preserve">": </w:t>
-      </w:r>
-      <w:proofErr w:type="spellStart"/>
-      <w:r>
-        <w:rPr>
-          <w:rFonts w:ascii="Arial" w:hAnsi="Arial" w:cs="Arial"/>
-          <w:sz w:val="20"/>
-          <w:szCs w:val="20"/>
-        </w:rPr>
-        <w:t>reg.faltas_recibidas</w:t>
-      </w:r>
-      <w:proofErr w:type="spellEnd"/>
-      <w:r>
-        <w:rPr>
-          <w:rFonts w:ascii="Arial" w:hAnsi="Arial" w:cs="Arial"/>
-          <w:sz w:val="20"/>
-          <w:szCs w:val="20"/>
-        </w:rPr>
-        <w:t>,</w:t>
-      </w:r>
-    </w:p>
-    <w:p>
-      <w:pPr>
-        <w:rPr>
-          <w:rFonts w:ascii="Arial" w:hAnsi="Arial" w:cs="Arial"/>
-          <w:sz w:val="20"/>
-          <w:szCs w:val="20"/>
-        </w:rPr>
-      </w:pPr>
-      <w:r>
-        <w:rPr>
-          <w:rFonts w:ascii="Arial" w:hAnsi="Arial" w:cs="Arial"/>
-          <w:sz w:val="20"/>
-          <w:szCs w:val="20"/>
-        </w:rPr>
-        <w:t>            "</w:t>
-      </w:r>
-      <w:proofErr w:type="spellStart"/>
-      <w:r>
-        <w:rPr>
-          <w:rFonts w:ascii="Arial" w:hAnsi="Arial" w:cs="Arial"/>
-          <w:sz w:val="20"/>
-          <w:szCs w:val="20"/>
-        </w:rPr>
-        <w:t>porcentaje_tiros_de_campo</w:t>
-      </w:r>
-      <w:proofErr w:type="spellEnd"/>
-      <w:r>
-        <w:rPr>
-          <w:rFonts w:ascii="Arial" w:hAnsi="Arial" w:cs="Arial"/>
-          <w:sz w:val="20"/>
-          <w:szCs w:val="20"/>
-        </w:rPr>
-        <w:t xml:space="preserve">": </w:t>
-      </w:r>
-      <w:proofErr w:type="spellStart"/>
-      <w:r>
-        <w:rPr>
-          <w:rFonts w:ascii="Arial" w:hAnsi="Arial" w:cs="Arial"/>
-          <w:sz w:val="20"/>
-          <w:szCs w:val="20"/>
-        </w:rPr>
-        <w:t>reg.porcentaje_tiros_de_campo</w:t>
-      </w:r>
-      <w:proofErr w:type="spellEnd"/>
-      <w:r>
-        <w:rPr>
-          <w:rFonts w:ascii="Arial" w:hAnsi="Arial" w:cs="Arial"/>
-          <w:sz w:val="20"/>
-          <w:szCs w:val="20"/>
-        </w:rPr>
-        <w:t>,</w:t>
-      </w:r>
-    </w:p>
-    <w:p>
-      <w:pPr>
-        <w:rPr>
-          <w:rFonts w:ascii="Arial" w:hAnsi="Arial" w:cs="Arial"/>
-          <w:sz w:val="20"/>
-          <w:szCs w:val="20"/>
-        </w:rPr>
-      </w:pPr>
-      <w:r>
-        <w:rPr>
-          <w:rFonts w:ascii="Arial" w:hAnsi="Arial" w:cs="Arial"/>
-          <w:sz w:val="20"/>
-          <w:szCs w:val="20"/>
-        </w:rPr>
-        <w:t>            "</w:t>
-      </w:r>
-      <w:proofErr w:type="spellStart"/>
-      <w:r>
-        <w:rPr>
-          <w:rFonts w:ascii="Arial" w:hAnsi="Arial" w:cs="Arial"/>
-          <w:sz w:val="20"/>
-          <w:szCs w:val="20"/>
-        </w:rPr>
-        <w:t>porcentaje_triples</w:t>
-      </w:r>
-      <w:proofErr w:type="spellEnd"/>
-      <w:r>
-        <w:rPr>
-          <w:rFonts w:ascii="Arial" w:hAnsi="Arial" w:cs="Arial"/>
-          <w:sz w:val="20"/>
-          <w:szCs w:val="20"/>
-        </w:rPr>
-        <w:t xml:space="preserve">": </w:t>
-      </w:r>
-      <w:proofErr w:type="spellStart"/>
-      <w:r>
-        <w:rPr>
-          <w:rFonts w:ascii="Arial" w:hAnsi="Arial" w:cs="Arial"/>
-          <w:sz w:val="20"/>
-          <w:szCs w:val="20"/>
-        </w:rPr>
-        <w:t>reg.porcentaje_triples</w:t>
-      </w:r>
-      <w:proofErr w:type="spellEnd"/>
-      <w:r>
-        <w:rPr>
-          <w:rFonts w:ascii="Arial" w:hAnsi="Arial" w:cs="Arial"/>
-          <w:sz w:val="20"/>
-          <w:szCs w:val="20"/>
-        </w:rPr>
-        <w:t>,</w:t>
-      </w:r>
-    </w:p>
-    <w:p>
-      <w:pPr>
-        <w:rPr>
-          <w:rFonts w:ascii="Arial" w:hAnsi="Arial" w:cs="Arial"/>
-          <w:sz w:val="20"/>
-          <w:szCs w:val="20"/>
-        </w:rPr>
-      </w:pPr>
-      <w:r>
-        <w:rPr>
-          <w:rFonts w:ascii="Arial" w:hAnsi="Arial" w:cs="Arial"/>
-          <w:sz w:val="20"/>
-          <w:szCs w:val="20"/>
-        </w:rPr>
-        <w:t>            "</w:t>
-      </w:r>
-      <w:proofErr w:type="spellStart"/>
-      <w:r>
-        <w:rPr>
-          <w:rFonts w:ascii="Arial" w:hAnsi="Arial" w:cs="Arial"/>
-          <w:sz w:val="20"/>
-          <w:szCs w:val="20"/>
-        </w:rPr>
-        <w:t>porcentaje_tiros_libres</w:t>
-      </w:r>
-      <w:proofErr w:type="spellEnd"/>
-      <w:r>
-        <w:rPr>
-          <w:rFonts w:ascii="Arial" w:hAnsi="Arial" w:cs="Arial"/>
-          <w:sz w:val="20"/>
-          <w:szCs w:val="20"/>
-        </w:rPr>
-        <w:t xml:space="preserve">": </w:t>
-      </w:r>
-      <w:proofErr w:type="spellStart"/>
-      <w:r>
-        <w:rPr>
-          <w:rFonts w:ascii="Arial" w:hAnsi="Arial" w:cs="Arial"/>
-          <w:sz w:val="20"/>
-          <w:szCs w:val="20"/>
-        </w:rPr>
-        <w:t>reg.porcentaje_tiros_libres</w:t>
-      </w:r>
-      <w:proofErr w:type="spellEnd"/>
-    </w:p>
-    <w:p>
-      <w:pPr>
-        <w:rPr>
-          <w:rFonts w:ascii="Arial" w:hAnsi="Arial" w:cs="Arial"/>
-          <w:sz w:val="20"/>
-          <w:szCs w:val="20"/>
-        </w:rPr>
-      </w:pPr>
-      <w:r>
-        <w:rPr>
-          <w:rFonts w:ascii="Arial" w:hAnsi="Arial" w:cs="Arial"/>
-          <w:sz w:val="20"/>
-          <w:szCs w:val="20"/>
-        </w:rPr>
-        <w:t>        })</w:t>
-      </w:r>
-    </w:p>
-    <w:p>
-      <w:pPr>
-        <w:rPr>
-          <w:rFonts w:ascii="Arial" w:hAnsi="Arial" w:cs="Arial"/>
-          <w:sz w:val="20"/>
-          <w:szCs w:val="20"/>
-        </w:rPr>
-      </w:pPr>
-      <w:r>
-        <w:rPr>
-          <w:rFonts w:ascii="Arial" w:hAnsi="Arial" w:cs="Arial"/>
-          <w:sz w:val="20"/>
-          <w:szCs w:val="20"/>
-        </w:rPr>
-        <w:t xml:space="preserve">    </w:t>
-      </w:r>
-      <w:proofErr w:type="spellStart"/>
-      <w:r>
-        <w:rPr>
-          <w:rFonts w:ascii="Arial" w:hAnsi="Arial" w:cs="Arial"/>
-          <w:sz w:val="20"/>
-          <w:szCs w:val="20"/>
-        </w:rPr>
-        <w:t>return</w:t>
-      </w:r>
-      <w:proofErr w:type="spellEnd"/>
-      <w:r>
-        <w:rPr>
-          <w:rFonts w:ascii="Arial" w:hAnsi="Arial" w:cs="Arial"/>
-          <w:sz w:val="20"/>
-          <w:szCs w:val="20"/>
-        </w:rPr>
-        <w:t xml:space="preserve"> lista, 200</w:t>
-      </w:r>
-    </w:p>
-    <w:p>
-      <w:pPr>
-        <w:rPr>
-          <w:rFonts w:ascii="Arial" w:hAnsi="Arial" w:cs="Arial"/>
-          <w:sz w:val="20"/>
-          <w:szCs w:val="20"/>
-        </w:rPr>
-      </w:pPr>
-    </w:p>
-    <w:p>
-      <w:pPr>
-        <w:rPr>
-          <w:rFonts w:ascii="Arial" w:hAnsi="Arial" w:cs="Arial"/>
-          <w:sz w:val="20"/>
-          <w:szCs w:val="20"/>
-        </w:rPr>
-      </w:pPr>
-      <w:r>
-        <w:rPr>
-          <w:rFonts w:ascii="Arial" w:hAnsi="Arial" w:cs="Arial"/>
-          <w:sz w:val="20"/>
-          <w:szCs w:val="20"/>
-        </w:rPr>
-        <w:t xml:space="preserve">## Método GET Filtrar y ordenar registros de </w:t>
-      </w:r>
-      <w:proofErr w:type="spellStart"/>
-      <w:r>
-        <w:rPr>
-          <w:rFonts w:ascii="Arial" w:hAnsi="Arial" w:cs="Arial"/>
-          <w:sz w:val="20"/>
-          <w:szCs w:val="20"/>
-        </w:rPr>
-        <w:t>Jugador_Partido</w:t>
-      </w:r>
-      <w:proofErr w:type="spellEnd"/>
-    </w:p>
-    <w:p>
-      <w:pPr>
-        <w:rPr>
-          <w:rFonts w:ascii="Arial" w:hAnsi="Arial" w:cs="Arial"/>
-          <w:sz w:val="20"/>
-          <w:szCs w:val="20"/>
-        </w:rPr>
-      </w:pPr>
-      <w:proofErr w:type="spellStart"/>
-      <w:r>
-        <w:rPr>
-          <w:rFonts w:ascii="Arial" w:hAnsi="Arial" w:cs="Arial"/>
-          <w:sz w:val="20"/>
-          <w:szCs w:val="20"/>
-        </w:rPr>
-        <w:t>def</w:t>
-      </w:r>
-      <w:proofErr w:type="spellEnd"/>
-      <w:r>
-        <w:rPr>
-          <w:rFonts w:ascii="Arial" w:hAnsi="Arial" w:cs="Arial"/>
-          <w:sz w:val="20"/>
-          <w:szCs w:val="20"/>
-        </w:rPr>
-        <w:t xml:space="preserve"> </w:t>
-      </w:r>
-      <w:proofErr w:type="spellStart"/>
-      <w:r>
-        <w:rPr>
-          <w:rFonts w:ascii="Arial" w:hAnsi="Arial" w:cs="Arial"/>
-          <w:sz w:val="20"/>
-          <w:szCs w:val="20"/>
-        </w:rPr>
-        <w:t>filtrar_jugador_partido_logica</w:t>
+        <w:t>filtrar_jugador_partido_</w:t>
+      </w:r>
+      <w:proofErr w:type="gramStart"/>
+      <w:r>
+        <w:rPr>
+          <w:rFonts w:ascii="Arial" w:hAnsi="Arial" w:cs="Arial"/>
+          <w:sz w:val="20"/>
+          <w:szCs w:val="20"/>
+        </w:rPr>
+        <w:t>logica</w:t>
       </w:r>
       <w:proofErr w:type="spellEnd"/>
       <w:r>
@@ -12167,6 +12984,7 @@
         <w:t>(</w:t>
       </w:r>
       <w:proofErr w:type="spellStart"/>
+      <w:proofErr w:type="gramEnd"/>
       <w:r>
         <w:rPr>
           <w:rFonts w:ascii="Arial" w:hAnsi="Arial" w:cs="Arial"/>
@@ -12716,6 +13534,7 @@
         <w:t xml:space="preserve">        consulta = </w:t>
       </w:r>
       <w:proofErr w:type="spellStart"/>
+      <w:proofErr w:type="gramStart"/>
       <w:r>
         <w:rPr>
           <w:rFonts w:ascii="Arial" w:hAnsi="Arial" w:cs="Arial"/>
@@ -12725,6 +13544,7 @@
         <w:t>consulta.filter</w:t>
       </w:r>
       <w:proofErr w:type="spellEnd"/>
+      <w:proofErr w:type="gramEnd"/>
       <w:r>
         <w:rPr>
           <w:rFonts w:ascii="Arial" w:hAnsi="Arial" w:cs="Arial"/>
@@ -12840,6 +13660,7 @@
         <w:t xml:space="preserve">        consulta = </w:t>
       </w:r>
       <w:proofErr w:type="spellStart"/>
+      <w:proofErr w:type="gramStart"/>
       <w:r>
         <w:rPr>
           <w:rFonts w:ascii="Arial" w:hAnsi="Arial" w:cs="Arial"/>
@@ -12849,6 +13670,7 @@
         <w:t>consulta.filter</w:t>
       </w:r>
       <w:proofErr w:type="spellEnd"/>
+      <w:proofErr w:type="gramEnd"/>
       <w:r>
         <w:rPr>
           <w:rFonts w:ascii="Arial" w:hAnsi="Arial" w:cs="Arial"/>
@@ -13299,6 +14121,7 @@
         <w:t xml:space="preserve">columna = </w:t>
       </w:r>
       <w:proofErr w:type="spellStart"/>
+      <w:proofErr w:type="gramStart"/>
       <w:r>
         <w:rPr>
           <w:rFonts w:ascii="Arial" w:hAnsi="Arial" w:cs="Arial"/>
@@ -13317,6 +14140,7 @@
         <w:t>(</w:t>
       </w:r>
       <w:proofErr w:type="spellStart"/>
+      <w:proofErr w:type="gramEnd"/>
       <w:r>
         <w:rPr>
           <w:rFonts w:ascii="Arial" w:hAnsi="Arial" w:cs="Arial"/>
@@ -13439,14 +14263,25 @@
         <w:t xml:space="preserve">            consulta = </w:t>
       </w:r>
       <w:proofErr w:type="spellStart"/>
-      <w:r>
-        <w:rPr>
-          <w:rFonts w:ascii="Arial" w:hAnsi="Arial" w:cs="Arial"/>
-          <w:sz w:val="20"/>
-          <w:szCs w:val="20"/>
-          <w:lang w:val="en-GB"/>
-        </w:rPr>
-        <w:t>consulta.order_by</w:t>
+      <w:proofErr w:type="gramStart"/>
+      <w:r>
+        <w:rPr>
+          <w:rFonts w:ascii="Arial" w:hAnsi="Arial" w:cs="Arial"/>
+          <w:sz w:val="20"/>
+          <w:szCs w:val="20"/>
+          <w:lang w:val="en-GB"/>
+        </w:rPr>
+        <w:t>consulta.order</w:t>
+      </w:r>
+      <w:proofErr w:type="gramEnd"/>
+      <w:r>
+        <w:rPr>
+          <w:rFonts w:ascii="Arial" w:hAnsi="Arial" w:cs="Arial"/>
+          <w:sz w:val="20"/>
+          <w:szCs w:val="20"/>
+          <w:lang w:val="en-GB"/>
+        </w:rPr>
+        <w:t>_by</w:t>
       </w:r>
       <w:proofErr w:type="spellEnd"/>
       <w:r>
@@ -13524,13 +14359,23 @@
         <w:t xml:space="preserve">consulta = </w:t>
       </w:r>
       <w:proofErr w:type="spellStart"/>
-      <w:r>
-        <w:rPr>
-          <w:rFonts w:ascii="Arial" w:hAnsi="Arial" w:cs="Arial"/>
-          <w:sz w:val="20"/>
-          <w:szCs w:val="20"/>
-        </w:rPr>
-        <w:t>consulta.order_by</w:t>
+      <w:proofErr w:type="gramStart"/>
+      <w:r>
+        <w:rPr>
+          <w:rFonts w:ascii="Arial" w:hAnsi="Arial" w:cs="Arial"/>
+          <w:sz w:val="20"/>
+          <w:szCs w:val="20"/>
+        </w:rPr>
+        <w:t>consulta.order</w:t>
+      </w:r>
+      <w:proofErr w:type="gramEnd"/>
+      <w:r>
+        <w:rPr>
+          <w:rFonts w:ascii="Arial" w:hAnsi="Arial" w:cs="Arial"/>
+          <w:sz w:val="20"/>
+          <w:szCs w:val="20"/>
+        </w:rPr>
+        <w:t>_by</w:t>
       </w:r>
       <w:proofErr w:type="spellEnd"/>
       <w:r>
@@ -13602,6 +14447,7 @@
         <w:t xml:space="preserve">registros = </w:t>
       </w:r>
       <w:proofErr w:type="spellStart"/>
+      <w:proofErr w:type="gramStart"/>
       <w:r>
         <w:rPr>
           <w:rFonts w:ascii="Arial" w:hAnsi="Arial" w:cs="Arial"/>
@@ -13617,7 +14463,16 @@
           <w:sz w:val="20"/>
           <w:szCs w:val="20"/>
         </w:rPr>
-        <w:t>()</w:t>
+        <w:t>(</w:t>
+      </w:r>
+      <w:proofErr w:type="gramEnd"/>
+      <w:r>
+        <w:rPr>
+          <w:rFonts w:ascii="Arial" w:hAnsi="Arial" w:cs="Arial"/>
+          <w:sz w:val="20"/>
+          <w:szCs w:val="20"/>
+        </w:rPr>
+        <w:t>)</w:t>
       </w:r>
     </w:p>
     <w:p>
@@ -13689,6 +14544,7 @@
         <w:t xml:space="preserve">        </w:t>
       </w:r>
       <w:proofErr w:type="spellStart"/>
+      <w:proofErr w:type="gramStart"/>
       <w:r>
         <w:rPr>
           <w:rFonts w:ascii="Arial" w:hAnsi="Arial" w:cs="Arial"/>
@@ -13698,6 +14554,7 @@
         <w:t>lista.append</w:t>
       </w:r>
       <w:proofErr w:type="spellEnd"/>
+      <w:proofErr w:type="gramEnd"/>
       <w:r>
         <w:rPr>
           <w:rFonts w:ascii="Arial" w:hAnsi="Arial" w:cs="Arial"/>
@@ -13795,13 +14652,23 @@
         <w:t xml:space="preserve">": </w:t>
       </w:r>
       <w:proofErr w:type="spellStart"/>
-      <w:r>
-        <w:rPr>
-          <w:rFonts w:ascii="Arial" w:hAnsi="Arial" w:cs="Arial"/>
-          <w:sz w:val="20"/>
-          <w:szCs w:val="20"/>
-        </w:rPr>
-        <w:t>reg.jugador_id</w:t>
+      <w:proofErr w:type="gramStart"/>
+      <w:r>
+        <w:rPr>
+          <w:rFonts w:ascii="Arial" w:hAnsi="Arial" w:cs="Arial"/>
+          <w:sz w:val="20"/>
+          <w:szCs w:val="20"/>
+        </w:rPr>
+        <w:t>reg.jugador</w:t>
+      </w:r>
+      <w:proofErr w:type="gramEnd"/>
+      <w:r>
+        <w:rPr>
+          <w:rFonts w:ascii="Arial" w:hAnsi="Arial" w:cs="Arial"/>
+          <w:sz w:val="20"/>
+          <w:szCs w:val="20"/>
+        </w:rPr>
+        <w:t>_id</w:t>
       </w:r>
       <w:proofErr w:type="spellEnd"/>
       <w:r>
@@ -13848,13 +14715,23 @@
         <w:t xml:space="preserve">": </w:t>
       </w:r>
       <w:proofErr w:type="spellStart"/>
-      <w:r>
-        <w:rPr>
-          <w:rFonts w:ascii="Arial" w:hAnsi="Arial" w:cs="Arial"/>
-          <w:sz w:val="20"/>
-          <w:szCs w:val="20"/>
-        </w:rPr>
-        <w:t>reg.enfrentamiento_id</w:t>
+      <w:proofErr w:type="gramStart"/>
+      <w:r>
+        <w:rPr>
+          <w:rFonts w:ascii="Arial" w:hAnsi="Arial" w:cs="Arial"/>
+          <w:sz w:val="20"/>
+          <w:szCs w:val="20"/>
+        </w:rPr>
+        <w:t>reg.enfrentamiento</w:t>
+      </w:r>
+      <w:proofErr w:type="gramEnd"/>
+      <w:r>
+        <w:rPr>
+          <w:rFonts w:ascii="Arial" w:hAnsi="Arial" w:cs="Arial"/>
+          <w:sz w:val="20"/>
+          <w:szCs w:val="20"/>
+        </w:rPr>
+        <w:t>_id</w:t>
       </w:r>
       <w:proofErr w:type="spellEnd"/>
       <w:r>
@@ -13902,13 +14779,23 @@
         <w:t xml:space="preserve">": </w:t>
       </w:r>
       <w:proofErr w:type="spellStart"/>
-      <w:r>
-        <w:rPr>
-          <w:rFonts w:ascii="Arial" w:hAnsi="Arial" w:cs="Arial"/>
-          <w:sz w:val="20"/>
-          <w:szCs w:val="20"/>
-        </w:rPr>
-        <w:t>reg.minutos_jugados</w:t>
+      <w:proofErr w:type="gramStart"/>
+      <w:r>
+        <w:rPr>
+          <w:rFonts w:ascii="Arial" w:hAnsi="Arial" w:cs="Arial"/>
+          <w:sz w:val="20"/>
+          <w:szCs w:val="20"/>
+        </w:rPr>
+        <w:t>reg.minutos</w:t>
+      </w:r>
+      <w:proofErr w:type="gramEnd"/>
+      <w:r>
+        <w:rPr>
+          <w:rFonts w:ascii="Arial" w:hAnsi="Arial" w:cs="Arial"/>
+          <w:sz w:val="20"/>
+          <w:szCs w:val="20"/>
+        </w:rPr>
+        <w:t>_jugados</w:t>
       </w:r>
       <w:proofErr w:type="spellEnd"/>
       <w:r>
@@ -13937,6 +14824,7 @@
         <w:t xml:space="preserve">            "puntos": </w:t>
       </w:r>
       <w:proofErr w:type="spellStart"/>
+      <w:proofErr w:type="gramStart"/>
       <w:r>
         <w:rPr>
           <w:rFonts w:ascii="Arial" w:hAnsi="Arial" w:cs="Arial"/>
@@ -13946,6 +14834,7 @@
         <w:t>reg.puntos</w:t>
       </w:r>
       <w:proofErr w:type="spellEnd"/>
+      <w:proofErr w:type="gramEnd"/>
       <w:r>
         <w:rPr>
           <w:rFonts w:ascii="Arial" w:hAnsi="Arial" w:cs="Arial"/>
@@ -13972,6 +14861,7 @@
         <w:t xml:space="preserve">            "asistencias": </w:t>
       </w:r>
       <w:proofErr w:type="spellStart"/>
+      <w:proofErr w:type="gramStart"/>
       <w:r>
         <w:rPr>
           <w:rFonts w:ascii="Arial" w:hAnsi="Arial" w:cs="Arial"/>
@@ -13981,6 +14871,7 @@
         <w:t>reg.asistencias</w:t>
       </w:r>
       <w:proofErr w:type="spellEnd"/>
+      <w:proofErr w:type="gramEnd"/>
       <w:r>
         <w:rPr>
           <w:rFonts w:ascii="Arial" w:hAnsi="Arial" w:cs="Arial"/>
@@ -14025,13 +14916,23 @@
         <w:t xml:space="preserve">": </w:t>
       </w:r>
       <w:proofErr w:type="spellStart"/>
-      <w:r>
-        <w:rPr>
-          <w:rFonts w:ascii="Arial" w:hAnsi="Arial" w:cs="Arial"/>
-          <w:sz w:val="20"/>
-          <w:szCs w:val="20"/>
-        </w:rPr>
-        <w:t>reg.rebotes_ofensivos</w:t>
+      <w:proofErr w:type="gramStart"/>
+      <w:r>
+        <w:rPr>
+          <w:rFonts w:ascii="Arial" w:hAnsi="Arial" w:cs="Arial"/>
+          <w:sz w:val="20"/>
+          <w:szCs w:val="20"/>
+        </w:rPr>
+        <w:t>reg.rebotes</w:t>
+      </w:r>
+      <w:proofErr w:type="gramEnd"/>
+      <w:r>
+        <w:rPr>
+          <w:rFonts w:ascii="Arial" w:hAnsi="Arial" w:cs="Arial"/>
+          <w:sz w:val="20"/>
+          <w:szCs w:val="20"/>
+        </w:rPr>
+        <w:t>_ofensivos</w:t>
       </w:r>
       <w:proofErr w:type="spellEnd"/>
       <w:r>
@@ -14078,13 +14979,23 @@
         <w:t xml:space="preserve">": </w:t>
       </w:r>
       <w:proofErr w:type="spellStart"/>
-      <w:r>
-        <w:rPr>
-          <w:rFonts w:ascii="Arial" w:hAnsi="Arial" w:cs="Arial"/>
-          <w:sz w:val="20"/>
-          <w:szCs w:val="20"/>
-        </w:rPr>
-        <w:t>reg.rebotes_defensivos</w:t>
+      <w:proofErr w:type="gramStart"/>
+      <w:r>
+        <w:rPr>
+          <w:rFonts w:ascii="Arial" w:hAnsi="Arial" w:cs="Arial"/>
+          <w:sz w:val="20"/>
+          <w:szCs w:val="20"/>
+        </w:rPr>
+        <w:t>reg.rebotes</w:t>
+      </w:r>
+      <w:proofErr w:type="gramEnd"/>
+      <w:r>
+        <w:rPr>
+          <w:rFonts w:ascii="Arial" w:hAnsi="Arial" w:cs="Arial"/>
+          <w:sz w:val="20"/>
+          <w:szCs w:val="20"/>
+        </w:rPr>
+        <w:t>_defensivos</w:t>
       </w:r>
       <w:proofErr w:type="spellEnd"/>
       <w:r>
@@ -14113,6 +15024,7 @@
         <w:t xml:space="preserve">            "robos": </w:t>
       </w:r>
       <w:proofErr w:type="spellStart"/>
+      <w:proofErr w:type="gramStart"/>
       <w:r>
         <w:rPr>
           <w:rFonts w:ascii="Arial" w:hAnsi="Arial" w:cs="Arial"/>
@@ -14122,6 +15034,7 @@
         <w:t>reg.robos</w:t>
       </w:r>
       <w:proofErr w:type="spellEnd"/>
+      <w:proofErr w:type="gramEnd"/>
       <w:r>
         <w:rPr>
           <w:rFonts w:ascii="Arial" w:hAnsi="Arial" w:cs="Arial"/>
@@ -14148,6 +15061,7 @@
         <w:t xml:space="preserve">            "tapones": </w:t>
       </w:r>
       <w:proofErr w:type="spellStart"/>
+      <w:proofErr w:type="gramStart"/>
       <w:r>
         <w:rPr>
           <w:rFonts w:ascii="Arial" w:hAnsi="Arial" w:cs="Arial"/>
@@ -14157,6 +15071,7 @@
         <w:t>reg.tapones</w:t>
       </w:r>
       <w:proofErr w:type="spellEnd"/>
+      <w:proofErr w:type="gramEnd"/>
       <w:r>
         <w:rPr>
           <w:rFonts w:ascii="Arial" w:hAnsi="Arial" w:cs="Arial"/>
@@ -14201,13 +15116,23 @@
         <w:t xml:space="preserve">": </w:t>
       </w:r>
       <w:proofErr w:type="spellStart"/>
-      <w:r>
-        <w:rPr>
-          <w:rFonts w:ascii="Arial" w:hAnsi="Arial" w:cs="Arial"/>
-          <w:sz w:val="20"/>
-          <w:szCs w:val="20"/>
-        </w:rPr>
-        <w:t>reg.perdidas_balon</w:t>
+      <w:proofErr w:type="gramStart"/>
+      <w:r>
+        <w:rPr>
+          <w:rFonts w:ascii="Arial" w:hAnsi="Arial" w:cs="Arial"/>
+          <w:sz w:val="20"/>
+          <w:szCs w:val="20"/>
+        </w:rPr>
+        <w:t>reg.perdidas</w:t>
+      </w:r>
+      <w:proofErr w:type="gramEnd"/>
+      <w:r>
+        <w:rPr>
+          <w:rFonts w:ascii="Arial" w:hAnsi="Arial" w:cs="Arial"/>
+          <w:sz w:val="20"/>
+          <w:szCs w:val="20"/>
+        </w:rPr>
+        <w:t>_balon</w:t>
       </w:r>
       <w:proofErr w:type="spellEnd"/>
       <w:r>
@@ -14254,13 +15179,23 @@
         <w:t xml:space="preserve">": </w:t>
       </w:r>
       <w:proofErr w:type="spellStart"/>
-      <w:r>
-        <w:rPr>
-          <w:rFonts w:ascii="Arial" w:hAnsi="Arial" w:cs="Arial"/>
-          <w:sz w:val="20"/>
-          <w:szCs w:val="20"/>
-        </w:rPr>
-        <w:t>reg.faltas_cometidas</w:t>
+      <w:proofErr w:type="gramStart"/>
+      <w:r>
+        <w:rPr>
+          <w:rFonts w:ascii="Arial" w:hAnsi="Arial" w:cs="Arial"/>
+          <w:sz w:val="20"/>
+          <w:szCs w:val="20"/>
+        </w:rPr>
+        <w:t>reg.faltas</w:t>
+      </w:r>
+      <w:proofErr w:type="gramEnd"/>
+      <w:r>
+        <w:rPr>
+          <w:rFonts w:ascii="Arial" w:hAnsi="Arial" w:cs="Arial"/>
+          <w:sz w:val="20"/>
+          <w:szCs w:val="20"/>
+        </w:rPr>
+        <w:t>_cometidas</w:t>
       </w:r>
       <w:proofErr w:type="spellEnd"/>
       <w:r>
@@ -14307,13 +15242,23 @@
         <w:t xml:space="preserve">": </w:t>
       </w:r>
       <w:proofErr w:type="spellStart"/>
-      <w:r>
-        <w:rPr>
-          <w:rFonts w:ascii="Arial" w:hAnsi="Arial" w:cs="Arial"/>
-          <w:sz w:val="20"/>
-          <w:szCs w:val="20"/>
-        </w:rPr>
-        <w:t>reg.faltas_recibidas</w:t>
+      <w:proofErr w:type="gramStart"/>
+      <w:r>
+        <w:rPr>
+          <w:rFonts w:ascii="Arial" w:hAnsi="Arial" w:cs="Arial"/>
+          <w:sz w:val="20"/>
+          <w:szCs w:val="20"/>
+        </w:rPr>
+        <w:t>reg.faltas</w:t>
+      </w:r>
+      <w:proofErr w:type="gramEnd"/>
+      <w:r>
+        <w:rPr>
+          <w:rFonts w:ascii="Arial" w:hAnsi="Arial" w:cs="Arial"/>
+          <w:sz w:val="20"/>
+          <w:szCs w:val="20"/>
+        </w:rPr>
+        <w:t>_recibidas</w:t>
       </w:r>
       <w:proofErr w:type="spellEnd"/>
       <w:r>
@@ -14360,13 +15305,23 @@
         <w:t xml:space="preserve">": </w:t>
       </w:r>
       <w:proofErr w:type="spellStart"/>
-      <w:r>
-        <w:rPr>
-          <w:rFonts w:ascii="Arial" w:hAnsi="Arial" w:cs="Arial"/>
-          <w:sz w:val="20"/>
-          <w:szCs w:val="20"/>
-        </w:rPr>
-        <w:t>reg.porcentaje_tiros_de_campo</w:t>
+      <w:proofErr w:type="gramStart"/>
+      <w:r>
+        <w:rPr>
+          <w:rFonts w:ascii="Arial" w:hAnsi="Arial" w:cs="Arial"/>
+          <w:sz w:val="20"/>
+          <w:szCs w:val="20"/>
+        </w:rPr>
+        <w:t>reg.porcentaje</w:t>
+      </w:r>
+      <w:proofErr w:type="gramEnd"/>
+      <w:r>
+        <w:rPr>
+          <w:rFonts w:ascii="Arial" w:hAnsi="Arial" w:cs="Arial"/>
+          <w:sz w:val="20"/>
+          <w:szCs w:val="20"/>
+        </w:rPr>
+        <w:t>_tiros_de_campo</w:t>
       </w:r>
       <w:proofErr w:type="spellEnd"/>
       <w:r>
@@ -14413,13 +15368,23 @@
         <w:t xml:space="preserve">": </w:t>
       </w:r>
       <w:proofErr w:type="spellStart"/>
-      <w:r>
-        <w:rPr>
-          <w:rFonts w:ascii="Arial" w:hAnsi="Arial" w:cs="Arial"/>
-          <w:sz w:val="20"/>
-          <w:szCs w:val="20"/>
-        </w:rPr>
-        <w:t>reg.porcentaje_triples</w:t>
+      <w:proofErr w:type="gramStart"/>
+      <w:r>
+        <w:rPr>
+          <w:rFonts w:ascii="Arial" w:hAnsi="Arial" w:cs="Arial"/>
+          <w:sz w:val="20"/>
+          <w:szCs w:val="20"/>
+        </w:rPr>
+        <w:t>reg.porcentaje</w:t>
+      </w:r>
+      <w:proofErr w:type="gramEnd"/>
+      <w:r>
+        <w:rPr>
+          <w:rFonts w:ascii="Arial" w:hAnsi="Arial" w:cs="Arial"/>
+          <w:sz w:val="20"/>
+          <w:szCs w:val="20"/>
+        </w:rPr>
+        <w:t>_triples</w:t>
       </w:r>
       <w:proofErr w:type="spellEnd"/>
       <w:r>
@@ -14466,13 +15431,23 @@
         <w:t xml:space="preserve">": </w:t>
       </w:r>
       <w:proofErr w:type="spellStart"/>
-      <w:r>
-        <w:rPr>
-          <w:rFonts w:ascii="Arial" w:hAnsi="Arial" w:cs="Arial"/>
-          <w:sz w:val="20"/>
-          <w:szCs w:val="20"/>
-        </w:rPr>
-        <w:t>reg.porcentaje_tiros_libres</w:t>
+      <w:proofErr w:type="gramStart"/>
+      <w:r>
+        <w:rPr>
+          <w:rFonts w:ascii="Arial" w:hAnsi="Arial" w:cs="Arial"/>
+          <w:sz w:val="20"/>
+          <w:szCs w:val="20"/>
+        </w:rPr>
+        <w:t>reg.porcentaje</w:t>
+      </w:r>
+      <w:proofErr w:type="gramEnd"/>
+      <w:r>
+        <w:rPr>
+          <w:rFonts w:ascii="Arial" w:hAnsi="Arial" w:cs="Arial"/>
+          <w:sz w:val="20"/>
+          <w:szCs w:val="20"/>
+        </w:rPr>
+        <w:t>_tiros_libres</w:t>
       </w:r>
       <w:proofErr w:type="spellEnd"/>
     </w:p>
@@ -14667,7 +15642,16 @@
           <w:sz w:val="20"/>
           <w:szCs w:val="20"/>
         </w:rPr>
-        <w:t>Jugador_Partido</w:t>
+        <w:t>Jugador_</w:t>
+      </w:r>
+      <w:proofErr w:type="gramStart"/>
+      <w:r>
+        <w:rPr>
+          <w:rFonts w:ascii="Arial" w:hAnsi="Arial" w:cs="Arial"/>
+          <w:sz w:val="20"/>
+          <w:szCs w:val="20"/>
+        </w:rPr>
+        <w:t>Partido</w:t>
       </w:r>
       <w:proofErr w:type="spellEnd"/>
       <w:r>
@@ -14678,6 +15662,7 @@
         </w:rPr>
         <w:t>(</w:t>
       </w:r>
+      <w:proofErr w:type="gramEnd"/>
     </w:p>
     <w:p>
       <w:pPr>
@@ -15784,13 +16769,23 @@
         <w:t xml:space="preserve">    </w:t>
       </w:r>
       <w:proofErr w:type="spellStart"/>
-      <w:r>
-        <w:rPr>
-          <w:rFonts w:ascii="Arial" w:hAnsi="Arial" w:cs="Arial"/>
-          <w:sz w:val="20"/>
-          <w:szCs w:val="20"/>
-        </w:rPr>
-        <w:t>db.session.commit</w:t>
+      <w:proofErr w:type="gramStart"/>
+      <w:r>
+        <w:rPr>
+          <w:rFonts w:ascii="Arial" w:hAnsi="Arial" w:cs="Arial"/>
+          <w:sz w:val="20"/>
+          <w:szCs w:val="20"/>
+        </w:rPr>
+        <w:t>db.session</w:t>
+      </w:r>
+      <w:proofErr w:type="gramEnd"/>
+      <w:r>
+        <w:rPr>
+          <w:rFonts w:ascii="Arial" w:hAnsi="Arial" w:cs="Arial"/>
+          <w:sz w:val="20"/>
+          <w:szCs w:val="20"/>
+        </w:rPr>
+        <w:t>.commit</w:t>
       </w:r>
       <w:proofErr w:type="spellEnd"/>
       <w:r>
@@ -15959,7 +16954,16 @@
           <w:sz w:val="20"/>
           <w:szCs w:val="20"/>
         </w:rPr>
-        <w:t>actualizar_jugador_partido</w:t>
+        <w:t>actualizar_jugador_</w:t>
+      </w:r>
+      <w:proofErr w:type="gramStart"/>
+      <w:r>
+        <w:rPr>
+          <w:rFonts w:ascii="Arial" w:hAnsi="Arial" w:cs="Arial"/>
+          <w:sz w:val="20"/>
+          <w:szCs w:val="20"/>
+        </w:rPr>
+        <w:t>partido</w:t>
       </w:r>
       <w:proofErr w:type="spellEnd"/>
       <w:r>
@@ -15971,6 +16975,7 @@
         <w:t>(</w:t>
       </w:r>
       <w:proofErr w:type="spellStart"/>
+      <w:proofErr w:type="gramEnd"/>
       <w:r>
         <w:rPr>
           <w:rFonts w:ascii="Arial" w:hAnsi="Arial" w:cs="Arial"/>
@@ -16138,6 +17143,70 @@
         <w:t xml:space="preserve">    </w:t>
       </w:r>
       <w:proofErr w:type="spellStart"/>
+      <w:proofErr w:type="gramStart"/>
+      <w:r>
+        <w:rPr>
+          <w:rFonts w:ascii="Arial" w:hAnsi="Arial" w:cs="Arial"/>
+          <w:sz w:val="20"/>
+          <w:szCs w:val="20"/>
+        </w:rPr>
+        <w:t>registro.jugador</w:t>
+      </w:r>
+      <w:proofErr w:type="gramEnd"/>
+      <w:r>
+        <w:rPr>
+          <w:rFonts w:ascii="Arial" w:hAnsi="Arial" w:cs="Arial"/>
+          <w:sz w:val="20"/>
+          <w:szCs w:val="20"/>
+        </w:rPr>
+        <w:t>_id</w:t>
+      </w:r>
+      <w:proofErr w:type="spellEnd"/>
+      <w:r>
+        <w:rPr>
+          <w:rFonts w:ascii="Arial" w:hAnsi="Arial" w:cs="Arial"/>
+          <w:sz w:val="20"/>
+          <w:szCs w:val="20"/>
+        </w:rPr>
+        <w:t xml:space="preserve"> = </w:t>
+      </w:r>
+      <w:proofErr w:type="spellStart"/>
+      <w:r>
+        <w:rPr>
+          <w:rFonts w:ascii="Arial" w:hAnsi="Arial" w:cs="Arial"/>
+          <w:sz w:val="20"/>
+          <w:szCs w:val="20"/>
+        </w:rPr>
+        <w:t>data.get</w:t>
+      </w:r>
+      <w:proofErr w:type="spellEnd"/>
+      <w:r>
+        <w:rPr>
+          <w:rFonts w:ascii="Arial" w:hAnsi="Arial" w:cs="Arial"/>
+          <w:sz w:val="20"/>
+          <w:szCs w:val="20"/>
+        </w:rPr>
+        <w:t>("</w:t>
+      </w:r>
+      <w:proofErr w:type="spellStart"/>
+      <w:r>
+        <w:rPr>
+          <w:rFonts w:ascii="Arial" w:hAnsi="Arial" w:cs="Arial"/>
+          <w:sz w:val="20"/>
+          <w:szCs w:val="20"/>
+        </w:rPr>
+        <w:t>jugador_id</w:t>
+      </w:r>
+      <w:proofErr w:type="spellEnd"/>
+      <w:r>
+        <w:rPr>
+          <w:rFonts w:ascii="Arial" w:hAnsi="Arial" w:cs="Arial"/>
+          <w:sz w:val="20"/>
+          <w:szCs w:val="20"/>
+        </w:rPr>
+        <w:t xml:space="preserve">", </w:t>
+      </w:r>
+      <w:proofErr w:type="spellStart"/>
       <w:r>
         <w:rPr>
           <w:rFonts w:ascii="Arial" w:hAnsi="Arial" w:cs="Arial"/>
@@ -16153,6 +17222,51 @@
           <w:sz w:val="20"/>
           <w:szCs w:val="20"/>
         </w:rPr>
+        <w:t>)</w:t>
+      </w:r>
+    </w:p>
+    <w:p>
+      <w:pPr>
+        <w:rPr>
+          <w:rFonts w:ascii="Arial" w:hAnsi="Arial" w:cs="Arial"/>
+          <w:sz w:val="20"/>
+          <w:szCs w:val="20"/>
+        </w:rPr>
+      </w:pPr>
+      <w:r>
+        <w:rPr>
+          <w:rFonts w:ascii="Arial" w:hAnsi="Arial" w:cs="Arial"/>
+          <w:sz w:val="20"/>
+          <w:szCs w:val="20"/>
+        </w:rPr>
+        <w:t xml:space="preserve">    </w:t>
+      </w:r>
+      <w:proofErr w:type="spellStart"/>
+      <w:proofErr w:type="gramStart"/>
+      <w:r>
+        <w:rPr>
+          <w:rFonts w:ascii="Arial" w:hAnsi="Arial" w:cs="Arial"/>
+          <w:sz w:val="20"/>
+          <w:szCs w:val="20"/>
+        </w:rPr>
+        <w:t>registro.enfrentamiento</w:t>
+      </w:r>
+      <w:proofErr w:type="gramEnd"/>
+      <w:r>
+        <w:rPr>
+          <w:rFonts w:ascii="Arial" w:hAnsi="Arial" w:cs="Arial"/>
+          <w:sz w:val="20"/>
+          <w:szCs w:val="20"/>
+        </w:rPr>
+        <w:t>_id</w:t>
+      </w:r>
+      <w:proofErr w:type="spellEnd"/>
+      <w:r>
+        <w:rPr>
+          <w:rFonts w:ascii="Arial" w:hAnsi="Arial" w:cs="Arial"/>
+          <w:sz w:val="20"/>
+          <w:szCs w:val="20"/>
+        </w:rPr>
         <w:t xml:space="preserve"> = </w:t>
       </w:r>
       <w:proofErr w:type="spellStart"/>
@@ -16180,7 +17294,7 @@
           <w:sz w:val="20"/>
           <w:szCs w:val="20"/>
         </w:rPr>
-        <w:t>jugador_id</w:t>
+        <w:t>enfrentamiento_id</w:t>
       </w:r>
       <w:proofErr w:type="spellEnd"/>
       <w:r>
@@ -16198,7 +17312,7 @@
           <w:sz w:val="20"/>
           <w:szCs w:val="20"/>
         </w:rPr>
-        <w:t>registro.jugador_id</w:t>
+        <w:t>registro.enfrentamiento_id</w:t>
       </w:r>
       <w:proofErr w:type="spellEnd"/>
       <w:r>
@@ -16227,13 +17341,23 @@
         <w:t xml:space="preserve">    </w:t>
       </w:r>
       <w:proofErr w:type="spellStart"/>
-      <w:r>
-        <w:rPr>
-          <w:rFonts w:ascii="Arial" w:hAnsi="Arial" w:cs="Arial"/>
-          <w:sz w:val="20"/>
-          <w:szCs w:val="20"/>
-        </w:rPr>
-        <w:t>registro.enfrentamiento_id</w:t>
+      <w:proofErr w:type="gramStart"/>
+      <w:r>
+        <w:rPr>
+          <w:rFonts w:ascii="Arial" w:hAnsi="Arial" w:cs="Arial"/>
+          <w:sz w:val="20"/>
+          <w:szCs w:val="20"/>
+        </w:rPr>
+        <w:t>registro.minutos</w:t>
+      </w:r>
+      <w:proofErr w:type="gramEnd"/>
+      <w:r>
+        <w:rPr>
+          <w:rFonts w:ascii="Arial" w:hAnsi="Arial" w:cs="Arial"/>
+          <w:sz w:val="20"/>
+          <w:szCs w:val="20"/>
+        </w:rPr>
+        <w:t>_jugados</w:t>
       </w:r>
       <w:proofErr w:type="spellEnd"/>
       <w:r>
@@ -16269,7 +17393,7 @@
           <w:sz w:val="20"/>
           <w:szCs w:val="20"/>
         </w:rPr>
-        <w:t>enfrentamiento_id</w:t>
+        <w:t>minutos_jugados</w:t>
       </w:r>
       <w:proofErr w:type="spellEnd"/>
       <w:r>
@@ -16287,7 +17411,7 @@
           <w:sz w:val="20"/>
           <w:szCs w:val="20"/>
         </w:rPr>
-        <w:t>registro.enfrentamiento_id</w:t>
+        <w:t>registro.minutos_jugados</w:t>
       </w:r>
       <w:proofErr w:type="spellEnd"/>
       <w:r>
@@ -16316,15 +17440,17 @@
         <w:t xml:space="preserve">    </w:t>
       </w:r>
       <w:proofErr w:type="spellStart"/>
-      <w:r>
-        <w:rPr>
-          <w:rFonts w:ascii="Arial" w:hAnsi="Arial" w:cs="Arial"/>
-          <w:sz w:val="20"/>
-          <w:szCs w:val="20"/>
-        </w:rPr>
-        <w:t>registro.minutos_jugados</w:t>
-      </w:r>
-      <w:proofErr w:type="spellEnd"/>
+      <w:proofErr w:type="gramStart"/>
+      <w:r>
+        <w:rPr>
+          <w:rFonts w:ascii="Arial" w:hAnsi="Arial" w:cs="Arial"/>
+          <w:sz w:val="20"/>
+          <w:szCs w:val="20"/>
+        </w:rPr>
+        <w:t>registro.puntos</w:t>
+      </w:r>
+      <w:proofErr w:type="spellEnd"/>
+      <w:proofErr w:type="gramEnd"/>
       <w:r>
         <w:rPr>
           <w:rFonts w:ascii="Arial" w:hAnsi="Arial" w:cs="Arial"/>
@@ -16349,6 +17475,160 @@
           <w:sz w:val="20"/>
           <w:szCs w:val="20"/>
         </w:rPr>
+        <w:t xml:space="preserve">("puntos", </w:t>
+      </w:r>
+      <w:proofErr w:type="spellStart"/>
+      <w:r>
+        <w:rPr>
+          <w:rFonts w:ascii="Arial" w:hAnsi="Arial" w:cs="Arial"/>
+          <w:sz w:val="20"/>
+          <w:szCs w:val="20"/>
+        </w:rPr>
+        <w:t>registro.puntos</w:t>
+      </w:r>
+      <w:proofErr w:type="spellEnd"/>
+      <w:r>
+        <w:rPr>
+          <w:rFonts w:ascii="Arial" w:hAnsi="Arial" w:cs="Arial"/>
+          <w:sz w:val="20"/>
+          <w:szCs w:val="20"/>
+        </w:rPr>
+        <w:t>)</w:t>
+      </w:r>
+    </w:p>
+    <w:p>
+      <w:pPr>
+        <w:rPr>
+          <w:rFonts w:ascii="Arial" w:hAnsi="Arial" w:cs="Arial"/>
+          <w:sz w:val="20"/>
+          <w:szCs w:val="20"/>
+        </w:rPr>
+      </w:pPr>
+      <w:r>
+        <w:rPr>
+          <w:rFonts w:ascii="Arial" w:hAnsi="Arial" w:cs="Arial"/>
+          <w:sz w:val="20"/>
+          <w:szCs w:val="20"/>
+        </w:rPr>
+        <w:t xml:space="preserve">    </w:t>
+      </w:r>
+      <w:proofErr w:type="spellStart"/>
+      <w:proofErr w:type="gramStart"/>
+      <w:r>
+        <w:rPr>
+          <w:rFonts w:ascii="Arial" w:hAnsi="Arial" w:cs="Arial"/>
+          <w:sz w:val="20"/>
+          <w:szCs w:val="20"/>
+        </w:rPr>
+        <w:t>registro.asistencias</w:t>
+      </w:r>
+      <w:proofErr w:type="spellEnd"/>
+      <w:proofErr w:type="gramEnd"/>
+      <w:r>
+        <w:rPr>
+          <w:rFonts w:ascii="Arial" w:hAnsi="Arial" w:cs="Arial"/>
+          <w:sz w:val="20"/>
+          <w:szCs w:val="20"/>
+        </w:rPr>
+        <w:t xml:space="preserve"> = </w:t>
+      </w:r>
+      <w:proofErr w:type="spellStart"/>
+      <w:r>
+        <w:rPr>
+          <w:rFonts w:ascii="Arial" w:hAnsi="Arial" w:cs="Arial"/>
+          <w:sz w:val="20"/>
+          <w:szCs w:val="20"/>
+        </w:rPr>
+        <w:t>data.get</w:t>
+      </w:r>
+      <w:proofErr w:type="spellEnd"/>
+      <w:r>
+        <w:rPr>
+          <w:rFonts w:ascii="Arial" w:hAnsi="Arial" w:cs="Arial"/>
+          <w:sz w:val="20"/>
+          <w:szCs w:val="20"/>
+        </w:rPr>
+        <w:t xml:space="preserve">("asistencias", </w:t>
+      </w:r>
+      <w:proofErr w:type="spellStart"/>
+      <w:r>
+        <w:rPr>
+          <w:rFonts w:ascii="Arial" w:hAnsi="Arial" w:cs="Arial"/>
+          <w:sz w:val="20"/>
+          <w:szCs w:val="20"/>
+        </w:rPr>
+        <w:t>registro.asistencias</w:t>
+      </w:r>
+      <w:proofErr w:type="spellEnd"/>
+      <w:r>
+        <w:rPr>
+          <w:rFonts w:ascii="Arial" w:hAnsi="Arial" w:cs="Arial"/>
+          <w:sz w:val="20"/>
+          <w:szCs w:val="20"/>
+        </w:rPr>
+        <w:t>)</w:t>
+      </w:r>
+    </w:p>
+    <w:p>
+      <w:pPr>
+        <w:rPr>
+          <w:rFonts w:ascii="Arial" w:hAnsi="Arial" w:cs="Arial"/>
+          <w:sz w:val="20"/>
+          <w:szCs w:val="20"/>
+        </w:rPr>
+      </w:pPr>
+      <w:r>
+        <w:rPr>
+          <w:rFonts w:ascii="Arial" w:hAnsi="Arial" w:cs="Arial"/>
+          <w:sz w:val="20"/>
+          <w:szCs w:val="20"/>
+        </w:rPr>
+        <w:t xml:space="preserve">    </w:t>
+      </w:r>
+      <w:proofErr w:type="spellStart"/>
+      <w:proofErr w:type="gramStart"/>
+      <w:r>
+        <w:rPr>
+          <w:rFonts w:ascii="Arial" w:hAnsi="Arial" w:cs="Arial"/>
+          <w:sz w:val="20"/>
+          <w:szCs w:val="20"/>
+        </w:rPr>
+        <w:t>registro.rebotes</w:t>
+      </w:r>
+      <w:proofErr w:type="gramEnd"/>
+      <w:r>
+        <w:rPr>
+          <w:rFonts w:ascii="Arial" w:hAnsi="Arial" w:cs="Arial"/>
+          <w:sz w:val="20"/>
+          <w:szCs w:val="20"/>
+        </w:rPr>
+        <w:t>_ofensivos</w:t>
+      </w:r>
+      <w:proofErr w:type="spellEnd"/>
+      <w:r>
+        <w:rPr>
+          <w:rFonts w:ascii="Arial" w:hAnsi="Arial" w:cs="Arial"/>
+          <w:sz w:val="20"/>
+          <w:szCs w:val="20"/>
+        </w:rPr>
+        <w:t xml:space="preserve"> = </w:t>
+      </w:r>
+      <w:proofErr w:type="spellStart"/>
+      <w:r>
+        <w:rPr>
+          <w:rFonts w:ascii="Arial" w:hAnsi="Arial" w:cs="Arial"/>
+          <w:sz w:val="20"/>
+          <w:szCs w:val="20"/>
+        </w:rPr>
+        <w:t>data.get</w:t>
+      </w:r>
+      <w:proofErr w:type="spellEnd"/>
+      <w:r>
+        <w:rPr>
+          <w:rFonts w:ascii="Arial" w:hAnsi="Arial" w:cs="Arial"/>
+          <w:sz w:val="20"/>
+          <w:szCs w:val="20"/>
+        </w:rPr>
         <w:t>("</w:t>
       </w:r>
       <w:proofErr w:type="spellStart"/>
@@ -16358,7 +17638,7 @@
           <w:sz w:val="20"/>
           <w:szCs w:val="20"/>
         </w:rPr>
-        <w:t>minutos_jugados</w:t>
+        <w:t>rebotes_ofensivos</w:t>
       </w:r>
       <w:proofErr w:type="spellEnd"/>
       <w:r>
@@ -16376,7 +17656,7 @@
           <w:sz w:val="20"/>
           <w:szCs w:val="20"/>
         </w:rPr>
-        <w:t>registro.minutos_jugados</w:t>
+        <w:t>registro.rebotes_ofensivos</w:t>
       </w:r>
       <w:proofErr w:type="spellEnd"/>
       <w:r>
@@ -16405,13 +17685,23 @@
         <w:t xml:space="preserve">    </w:t>
       </w:r>
       <w:proofErr w:type="spellStart"/>
-      <w:r>
-        <w:rPr>
-          <w:rFonts w:ascii="Arial" w:hAnsi="Arial" w:cs="Arial"/>
-          <w:sz w:val="20"/>
-          <w:szCs w:val="20"/>
-        </w:rPr>
-        <w:t>registro.puntos</w:t>
+      <w:proofErr w:type="gramStart"/>
+      <w:r>
+        <w:rPr>
+          <w:rFonts w:ascii="Arial" w:hAnsi="Arial" w:cs="Arial"/>
+          <w:sz w:val="20"/>
+          <w:szCs w:val="20"/>
+        </w:rPr>
+        <w:t>registro.rebotes</w:t>
+      </w:r>
+      <w:proofErr w:type="gramEnd"/>
+      <w:r>
+        <w:rPr>
+          <w:rFonts w:ascii="Arial" w:hAnsi="Arial" w:cs="Arial"/>
+          <w:sz w:val="20"/>
+          <w:szCs w:val="20"/>
+        </w:rPr>
+        <w:t>_defensivos</w:t>
       </w:r>
       <w:proofErr w:type="spellEnd"/>
       <w:r>
@@ -16438,16 +17728,34 @@
           <w:sz w:val="20"/>
           <w:szCs w:val="20"/>
         </w:rPr>
-        <w:t xml:space="preserve">("puntos", </w:t>
-      </w:r>
-      <w:proofErr w:type="spellStart"/>
-      <w:r>
-        <w:rPr>
-          <w:rFonts w:ascii="Arial" w:hAnsi="Arial" w:cs="Arial"/>
-          <w:sz w:val="20"/>
-          <w:szCs w:val="20"/>
-        </w:rPr>
-        <w:t>registro.puntos</w:t>
+        <w:t>("</w:t>
+      </w:r>
+      <w:proofErr w:type="spellStart"/>
+      <w:r>
+        <w:rPr>
+          <w:rFonts w:ascii="Arial" w:hAnsi="Arial" w:cs="Arial"/>
+          <w:sz w:val="20"/>
+          <w:szCs w:val="20"/>
+        </w:rPr>
+        <w:t>rebotes_defensivos</w:t>
+      </w:r>
+      <w:proofErr w:type="spellEnd"/>
+      <w:r>
+        <w:rPr>
+          <w:rFonts w:ascii="Arial" w:hAnsi="Arial" w:cs="Arial"/>
+          <w:sz w:val="20"/>
+          <w:szCs w:val="20"/>
+        </w:rPr>
+        <w:t xml:space="preserve">", </w:t>
+      </w:r>
+      <w:proofErr w:type="spellStart"/>
+      <w:r>
+        <w:rPr>
+          <w:rFonts w:ascii="Arial" w:hAnsi="Arial" w:cs="Arial"/>
+          <w:sz w:val="20"/>
+          <w:szCs w:val="20"/>
+        </w:rPr>
+        <w:t>registro.rebotes_defensivos</w:t>
       </w:r>
       <w:proofErr w:type="spellEnd"/>
       <w:r>
@@ -16476,15 +17784,17 @@
         <w:t xml:space="preserve">    </w:t>
       </w:r>
       <w:proofErr w:type="spellStart"/>
-      <w:r>
-        <w:rPr>
-          <w:rFonts w:ascii="Arial" w:hAnsi="Arial" w:cs="Arial"/>
-          <w:sz w:val="20"/>
-          <w:szCs w:val="20"/>
-        </w:rPr>
-        <w:t>registro.asistencias</w:t>
-      </w:r>
-      <w:proofErr w:type="spellEnd"/>
+      <w:proofErr w:type="gramStart"/>
+      <w:r>
+        <w:rPr>
+          <w:rFonts w:ascii="Arial" w:hAnsi="Arial" w:cs="Arial"/>
+          <w:sz w:val="20"/>
+          <w:szCs w:val="20"/>
+        </w:rPr>
+        <w:t>registro.robos</w:t>
+      </w:r>
+      <w:proofErr w:type="spellEnd"/>
+      <w:proofErr w:type="gramEnd"/>
       <w:r>
         <w:rPr>
           <w:rFonts w:ascii="Arial" w:hAnsi="Arial" w:cs="Arial"/>
@@ -16509,16 +17819,16 @@
           <w:sz w:val="20"/>
           <w:szCs w:val="20"/>
         </w:rPr>
-        <w:t xml:space="preserve">("asistencias", </w:t>
-      </w:r>
-      <w:proofErr w:type="spellStart"/>
-      <w:r>
-        <w:rPr>
-          <w:rFonts w:ascii="Arial" w:hAnsi="Arial" w:cs="Arial"/>
-          <w:sz w:val="20"/>
-          <w:szCs w:val="20"/>
-        </w:rPr>
-        <w:t>registro.asistencias</w:t>
+        <w:t xml:space="preserve">("robos", </w:t>
+      </w:r>
+      <w:proofErr w:type="spellStart"/>
+      <w:r>
+        <w:rPr>
+          <w:rFonts w:ascii="Arial" w:hAnsi="Arial" w:cs="Arial"/>
+          <w:sz w:val="20"/>
+          <w:szCs w:val="20"/>
+        </w:rPr>
+        <w:t>registro.robos</w:t>
       </w:r>
       <w:proofErr w:type="spellEnd"/>
       <w:r>
@@ -16547,15 +17857,17 @@
         <w:t xml:space="preserve">    </w:t>
       </w:r>
       <w:proofErr w:type="spellStart"/>
-      <w:r>
-        <w:rPr>
-          <w:rFonts w:ascii="Arial" w:hAnsi="Arial" w:cs="Arial"/>
-          <w:sz w:val="20"/>
-          <w:szCs w:val="20"/>
-        </w:rPr>
-        <w:t>registro.rebotes_ofensivos</w:t>
-      </w:r>
-      <w:proofErr w:type="spellEnd"/>
+      <w:proofErr w:type="gramStart"/>
+      <w:r>
+        <w:rPr>
+          <w:rFonts w:ascii="Arial" w:hAnsi="Arial" w:cs="Arial"/>
+          <w:sz w:val="20"/>
+          <w:szCs w:val="20"/>
+        </w:rPr>
+        <w:t>registro.tapones</w:t>
+      </w:r>
+      <w:proofErr w:type="spellEnd"/>
+      <w:proofErr w:type="gramEnd"/>
       <w:r>
         <w:rPr>
           <w:rFonts w:ascii="Arial" w:hAnsi="Arial" w:cs="Arial"/>
@@ -16580,6 +17892,87 @@
           <w:sz w:val="20"/>
           <w:szCs w:val="20"/>
         </w:rPr>
+        <w:t xml:space="preserve">("tapones", </w:t>
+      </w:r>
+      <w:proofErr w:type="spellStart"/>
+      <w:r>
+        <w:rPr>
+          <w:rFonts w:ascii="Arial" w:hAnsi="Arial" w:cs="Arial"/>
+          <w:sz w:val="20"/>
+          <w:szCs w:val="20"/>
+        </w:rPr>
+        <w:t>registro.tapones</w:t>
+      </w:r>
+      <w:proofErr w:type="spellEnd"/>
+      <w:r>
+        <w:rPr>
+          <w:rFonts w:ascii="Arial" w:hAnsi="Arial" w:cs="Arial"/>
+          <w:sz w:val="20"/>
+          <w:szCs w:val="20"/>
+        </w:rPr>
+        <w:t>)</w:t>
+      </w:r>
+    </w:p>
+    <w:p>
+      <w:pPr>
+        <w:rPr>
+          <w:rFonts w:ascii="Arial" w:hAnsi="Arial" w:cs="Arial"/>
+          <w:sz w:val="20"/>
+          <w:szCs w:val="20"/>
+        </w:rPr>
+      </w:pPr>
+      <w:r>
+        <w:rPr>
+          <w:rFonts w:ascii="Arial" w:hAnsi="Arial" w:cs="Arial"/>
+          <w:sz w:val="20"/>
+          <w:szCs w:val="20"/>
+        </w:rPr>
+        <w:t xml:space="preserve">    </w:t>
+      </w:r>
+      <w:proofErr w:type="spellStart"/>
+      <w:proofErr w:type="gramStart"/>
+      <w:r>
+        <w:rPr>
+          <w:rFonts w:ascii="Arial" w:hAnsi="Arial" w:cs="Arial"/>
+          <w:sz w:val="20"/>
+          <w:szCs w:val="20"/>
+        </w:rPr>
+        <w:t>registro.perdidas</w:t>
+      </w:r>
+      <w:proofErr w:type="gramEnd"/>
+      <w:r>
+        <w:rPr>
+          <w:rFonts w:ascii="Arial" w:hAnsi="Arial" w:cs="Arial"/>
+          <w:sz w:val="20"/>
+          <w:szCs w:val="20"/>
+        </w:rPr>
+        <w:t>_balon</w:t>
+      </w:r>
+      <w:proofErr w:type="spellEnd"/>
+      <w:r>
+        <w:rPr>
+          <w:rFonts w:ascii="Arial" w:hAnsi="Arial" w:cs="Arial"/>
+          <w:sz w:val="20"/>
+          <w:szCs w:val="20"/>
+        </w:rPr>
+        <w:t xml:space="preserve"> = </w:t>
+      </w:r>
+      <w:proofErr w:type="spellStart"/>
+      <w:r>
+        <w:rPr>
+          <w:rFonts w:ascii="Arial" w:hAnsi="Arial" w:cs="Arial"/>
+          <w:sz w:val="20"/>
+          <w:szCs w:val="20"/>
+        </w:rPr>
+        <w:t>data.get</w:t>
+      </w:r>
+      <w:proofErr w:type="spellEnd"/>
+      <w:r>
+        <w:rPr>
+          <w:rFonts w:ascii="Arial" w:hAnsi="Arial" w:cs="Arial"/>
+          <w:sz w:val="20"/>
+          <w:szCs w:val="20"/>
+        </w:rPr>
         <w:t>("</w:t>
       </w:r>
       <w:proofErr w:type="spellStart"/>
@@ -16589,7 +17982,7 @@
           <w:sz w:val="20"/>
           <w:szCs w:val="20"/>
         </w:rPr>
-        <w:t>rebotes_ofensivos</w:t>
+        <w:t>perdidas_balon</w:t>
       </w:r>
       <w:proofErr w:type="spellEnd"/>
       <w:r>
@@ -16607,7 +18000,7 @@
           <w:sz w:val="20"/>
           <w:szCs w:val="20"/>
         </w:rPr>
-        <w:t>registro.rebotes_ofensivos</w:t>
+        <w:t>registro.perdidas_balon</w:t>
       </w:r>
       <w:proofErr w:type="spellEnd"/>
       <w:r>
@@ -16636,13 +18029,23 @@
         <w:t xml:space="preserve">    </w:t>
       </w:r>
       <w:proofErr w:type="spellStart"/>
-      <w:r>
-        <w:rPr>
-          <w:rFonts w:ascii="Arial" w:hAnsi="Arial" w:cs="Arial"/>
-          <w:sz w:val="20"/>
-          <w:szCs w:val="20"/>
-        </w:rPr>
-        <w:t>registro.rebotes_defensivos</w:t>
+      <w:proofErr w:type="gramStart"/>
+      <w:r>
+        <w:rPr>
+          <w:rFonts w:ascii="Arial" w:hAnsi="Arial" w:cs="Arial"/>
+          <w:sz w:val="20"/>
+          <w:szCs w:val="20"/>
+        </w:rPr>
+        <w:t>registro.faltas</w:t>
+      </w:r>
+      <w:proofErr w:type="gramEnd"/>
+      <w:r>
+        <w:rPr>
+          <w:rFonts w:ascii="Arial" w:hAnsi="Arial" w:cs="Arial"/>
+          <w:sz w:val="20"/>
+          <w:szCs w:val="20"/>
+        </w:rPr>
+        <w:t>_cometidas</w:t>
       </w:r>
       <w:proofErr w:type="spellEnd"/>
       <w:r>
@@ -16678,7 +18081,7 @@
           <w:sz w:val="20"/>
           <w:szCs w:val="20"/>
         </w:rPr>
-        <w:t>rebotes_defensivos</w:t>
+        <w:t>faltas_cometidas</w:t>
       </w:r>
       <w:proofErr w:type="spellEnd"/>
       <w:r>
@@ -16696,7 +18099,7 @@
           <w:sz w:val="20"/>
           <w:szCs w:val="20"/>
         </w:rPr>
-        <w:t>registro.rebotes_defensivos</w:t>
+        <w:t>registro.faltas_cometidas</w:t>
       </w:r>
       <w:proofErr w:type="spellEnd"/>
       <w:r>
@@ -16725,13 +18128,23 @@
         <w:t xml:space="preserve">    </w:t>
       </w:r>
       <w:proofErr w:type="spellStart"/>
-      <w:r>
-        <w:rPr>
-          <w:rFonts w:ascii="Arial" w:hAnsi="Arial" w:cs="Arial"/>
-          <w:sz w:val="20"/>
-          <w:szCs w:val="20"/>
-        </w:rPr>
-        <w:t>registro.robos</w:t>
+      <w:proofErr w:type="gramStart"/>
+      <w:r>
+        <w:rPr>
+          <w:rFonts w:ascii="Arial" w:hAnsi="Arial" w:cs="Arial"/>
+          <w:sz w:val="20"/>
+          <w:szCs w:val="20"/>
+        </w:rPr>
+        <w:t>registro.faltas</w:t>
+      </w:r>
+      <w:proofErr w:type="gramEnd"/>
+      <w:r>
+        <w:rPr>
+          <w:rFonts w:ascii="Arial" w:hAnsi="Arial" w:cs="Arial"/>
+          <w:sz w:val="20"/>
+          <w:szCs w:val="20"/>
+        </w:rPr>
+        <w:t>_recibidas</w:t>
       </w:r>
       <w:proofErr w:type="spellEnd"/>
       <w:r>
@@ -16758,16 +18171,34 @@
           <w:sz w:val="20"/>
           <w:szCs w:val="20"/>
         </w:rPr>
-        <w:t xml:space="preserve">("robos", </w:t>
-      </w:r>
-      <w:proofErr w:type="spellStart"/>
-      <w:r>
-        <w:rPr>
-          <w:rFonts w:ascii="Arial" w:hAnsi="Arial" w:cs="Arial"/>
-          <w:sz w:val="20"/>
-          <w:szCs w:val="20"/>
-        </w:rPr>
-        <w:t>registro.robos</w:t>
+        <w:t>("</w:t>
+      </w:r>
+      <w:proofErr w:type="spellStart"/>
+      <w:r>
+        <w:rPr>
+          <w:rFonts w:ascii="Arial" w:hAnsi="Arial" w:cs="Arial"/>
+          <w:sz w:val="20"/>
+          <w:szCs w:val="20"/>
+        </w:rPr>
+        <w:t>faltas_recibidas</w:t>
+      </w:r>
+      <w:proofErr w:type="spellEnd"/>
+      <w:r>
+        <w:rPr>
+          <w:rFonts w:ascii="Arial" w:hAnsi="Arial" w:cs="Arial"/>
+          <w:sz w:val="20"/>
+          <w:szCs w:val="20"/>
+        </w:rPr>
+        <w:t xml:space="preserve">", </w:t>
+      </w:r>
+      <w:proofErr w:type="spellStart"/>
+      <w:r>
+        <w:rPr>
+          <w:rFonts w:ascii="Arial" w:hAnsi="Arial" w:cs="Arial"/>
+          <w:sz w:val="20"/>
+          <w:szCs w:val="20"/>
+        </w:rPr>
+        <w:t>registro.faltas_recibidas</w:t>
       </w:r>
       <w:proofErr w:type="spellEnd"/>
       <w:r>
@@ -16796,13 +18227,23 @@
         <w:t xml:space="preserve">    </w:t>
       </w:r>
       <w:proofErr w:type="spellStart"/>
-      <w:r>
-        <w:rPr>
-          <w:rFonts w:ascii="Arial" w:hAnsi="Arial" w:cs="Arial"/>
-          <w:sz w:val="20"/>
-          <w:szCs w:val="20"/>
-        </w:rPr>
-        <w:t>registro.tapones</w:t>
+      <w:proofErr w:type="gramStart"/>
+      <w:r>
+        <w:rPr>
+          <w:rFonts w:ascii="Arial" w:hAnsi="Arial" w:cs="Arial"/>
+          <w:sz w:val="20"/>
+          <w:szCs w:val="20"/>
+        </w:rPr>
+        <w:t>registro.porcentaje</w:t>
+      </w:r>
+      <w:proofErr w:type="gramEnd"/>
+      <w:r>
+        <w:rPr>
+          <w:rFonts w:ascii="Arial" w:hAnsi="Arial" w:cs="Arial"/>
+          <w:sz w:val="20"/>
+          <w:szCs w:val="20"/>
+        </w:rPr>
+        <w:t>_tiros_de_campo</w:t>
       </w:r>
       <w:proofErr w:type="spellEnd"/>
       <w:r>
@@ -16829,16 +18270,34 @@
           <w:sz w:val="20"/>
           <w:szCs w:val="20"/>
         </w:rPr>
-        <w:t xml:space="preserve">("tapones", </w:t>
-      </w:r>
-      <w:proofErr w:type="spellStart"/>
-      <w:r>
-        <w:rPr>
-          <w:rFonts w:ascii="Arial" w:hAnsi="Arial" w:cs="Arial"/>
-          <w:sz w:val="20"/>
-          <w:szCs w:val="20"/>
-        </w:rPr>
-        <w:t>registro.tapones</w:t>
+        <w:t>("</w:t>
+      </w:r>
+      <w:proofErr w:type="spellStart"/>
+      <w:r>
+        <w:rPr>
+          <w:rFonts w:ascii="Arial" w:hAnsi="Arial" w:cs="Arial"/>
+          <w:sz w:val="20"/>
+          <w:szCs w:val="20"/>
+        </w:rPr>
+        <w:t>porcentaje_tiros_de_campo</w:t>
+      </w:r>
+      <w:proofErr w:type="spellEnd"/>
+      <w:r>
+        <w:rPr>
+          <w:rFonts w:ascii="Arial" w:hAnsi="Arial" w:cs="Arial"/>
+          <w:sz w:val="20"/>
+          <w:szCs w:val="20"/>
+        </w:rPr>
+        <w:t xml:space="preserve">", </w:t>
+      </w:r>
+      <w:proofErr w:type="spellStart"/>
+      <w:r>
+        <w:rPr>
+          <w:rFonts w:ascii="Arial" w:hAnsi="Arial" w:cs="Arial"/>
+          <w:sz w:val="20"/>
+          <w:szCs w:val="20"/>
+        </w:rPr>
+        <w:t>registro.porcentaje_tiros_de_campo</w:t>
       </w:r>
       <w:proofErr w:type="spellEnd"/>
       <w:r>
@@ -16867,13 +18326,23 @@
         <w:t xml:space="preserve">    </w:t>
       </w:r>
       <w:proofErr w:type="spellStart"/>
-      <w:r>
-        <w:rPr>
-          <w:rFonts w:ascii="Arial" w:hAnsi="Arial" w:cs="Arial"/>
-          <w:sz w:val="20"/>
-          <w:szCs w:val="20"/>
-        </w:rPr>
-        <w:t>registro.perdidas_balon</w:t>
+      <w:proofErr w:type="gramStart"/>
+      <w:r>
+        <w:rPr>
+          <w:rFonts w:ascii="Arial" w:hAnsi="Arial" w:cs="Arial"/>
+          <w:sz w:val="20"/>
+          <w:szCs w:val="20"/>
+        </w:rPr>
+        <w:t>registro.porcentaje</w:t>
+      </w:r>
+      <w:proofErr w:type="gramEnd"/>
+      <w:r>
+        <w:rPr>
+          <w:rFonts w:ascii="Arial" w:hAnsi="Arial" w:cs="Arial"/>
+          <w:sz w:val="20"/>
+          <w:szCs w:val="20"/>
+        </w:rPr>
+        <w:t>_triples</w:t>
       </w:r>
       <w:proofErr w:type="spellEnd"/>
       <w:r>
@@ -16909,7 +18378,7 @@
           <w:sz w:val="20"/>
           <w:szCs w:val="20"/>
         </w:rPr>
-        <w:t>perdidas_balon</w:t>
+        <w:t>porcentaje_triples</w:t>
       </w:r>
       <w:proofErr w:type="spellEnd"/>
       <w:r>
@@ -16927,7 +18396,7 @@
           <w:sz w:val="20"/>
           <w:szCs w:val="20"/>
         </w:rPr>
-        <w:t>registro.perdidas_balon</w:t>
+        <w:t>registro.porcentaje_triples</w:t>
       </w:r>
       <w:proofErr w:type="spellEnd"/>
       <w:r>
@@ -16956,13 +18425,23 @@
         <w:t xml:space="preserve">    </w:t>
       </w:r>
       <w:proofErr w:type="spellStart"/>
-      <w:r>
-        <w:rPr>
-          <w:rFonts w:ascii="Arial" w:hAnsi="Arial" w:cs="Arial"/>
-          <w:sz w:val="20"/>
-          <w:szCs w:val="20"/>
-        </w:rPr>
-        <w:t>registro.faltas_cometidas</w:t>
+      <w:proofErr w:type="gramStart"/>
+      <w:r>
+        <w:rPr>
+          <w:rFonts w:ascii="Arial" w:hAnsi="Arial" w:cs="Arial"/>
+          <w:sz w:val="20"/>
+          <w:szCs w:val="20"/>
+        </w:rPr>
+        <w:t>registro.porcentaje</w:t>
+      </w:r>
+      <w:proofErr w:type="gramEnd"/>
+      <w:r>
+        <w:rPr>
+          <w:rFonts w:ascii="Arial" w:hAnsi="Arial" w:cs="Arial"/>
+          <w:sz w:val="20"/>
+          <w:szCs w:val="20"/>
+        </w:rPr>
+        <w:t>_tiros_libres</w:t>
       </w:r>
       <w:proofErr w:type="spellEnd"/>
       <w:r>
@@ -16998,7 +18477,7 @@
           <w:sz w:val="20"/>
           <w:szCs w:val="20"/>
         </w:rPr>
-        <w:t>faltas_cometidas</w:t>
+        <w:t>porcentaje_tiros_libres</w:t>
       </w:r>
       <w:proofErr w:type="spellEnd"/>
       <w:r>
@@ -17016,7 +18495,7 @@
           <w:sz w:val="20"/>
           <w:szCs w:val="20"/>
         </w:rPr>
-        <w:t>registro.faltas_cometidas</w:t>
+        <w:t>registro.porcentaje_tiros_libres</w:t>
       </w:r>
       <w:proofErr w:type="spellEnd"/>
       <w:r>
@@ -17045,67 +18524,94 @@
         <w:t xml:space="preserve">    </w:t>
       </w:r>
       <w:proofErr w:type="spellStart"/>
-      <w:r>
-        <w:rPr>
-          <w:rFonts w:ascii="Arial" w:hAnsi="Arial" w:cs="Arial"/>
-          <w:sz w:val="20"/>
-          <w:szCs w:val="20"/>
-        </w:rPr>
-        <w:t>registro.faltas_recibidas</w:t>
-      </w:r>
-      <w:proofErr w:type="spellEnd"/>
-      <w:r>
-        <w:rPr>
-          <w:rFonts w:ascii="Arial" w:hAnsi="Arial" w:cs="Arial"/>
-          <w:sz w:val="20"/>
-          <w:szCs w:val="20"/>
-        </w:rPr>
-        <w:t xml:space="preserve"> = </w:t>
-      </w:r>
-      <w:proofErr w:type="spellStart"/>
-      <w:r>
-        <w:rPr>
-          <w:rFonts w:ascii="Arial" w:hAnsi="Arial" w:cs="Arial"/>
-          <w:sz w:val="20"/>
-          <w:szCs w:val="20"/>
-        </w:rPr>
-        <w:t>data.get</w:t>
-      </w:r>
-      <w:proofErr w:type="spellEnd"/>
-      <w:r>
-        <w:rPr>
-          <w:rFonts w:ascii="Arial" w:hAnsi="Arial" w:cs="Arial"/>
-          <w:sz w:val="20"/>
-          <w:szCs w:val="20"/>
-        </w:rPr>
-        <w:t>("</w:t>
-      </w:r>
-      <w:proofErr w:type="spellStart"/>
-      <w:r>
-        <w:rPr>
-          <w:rFonts w:ascii="Arial" w:hAnsi="Arial" w:cs="Arial"/>
-          <w:sz w:val="20"/>
-          <w:szCs w:val="20"/>
-        </w:rPr>
-        <w:t>faltas_recibidas</w:t>
-      </w:r>
-      <w:proofErr w:type="spellEnd"/>
-      <w:r>
-        <w:rPr>
-          <w:rFonts w:ascii="Arial" w:hAnsi="Arial" w:cs="Arial"/>
-          <w:sz w:val="20"/>
-          <w:szCs w:val="20"/>
-        </w:rPr>
-        <w:t xml:space="preserve">", </w:t>
-      </w:r>
-      <w:proofErr w:type="spellStart"/>
-      <w:r>
-        <w:rPr>
-          <w:rFonts w:ascii="Arial" w:hAnsi="Arial" w:cs="Arial"/>
-          <w:sz w:val="20"/>
-          <w:szCs w:val="20"/>
-        </w:rPr>
-        <w:t>registro.faltas_recibidas</w:t>
+      <w:proofErr w:type="gramStart"/>
+      <w:r>
+        <w:rPr>
+          <w:rFonts w:ascii="Arial" w:hAnsi="Arial" w:cs="Arial"/>
+          <w:sz w:val="20"/>
+          <w:szCs w:val="20"/>
+        </w:rPr>
+        <w:t>db.session</w:t>
+      </w:r>
+      <w:proofErr w:type="gramEnd"/>
+      <w:r>
+        <w:rPr>
+          <w:rFonts w:ascii="Arial" w:hAnsi="Arial" w:cs="Arial"/>
+          <w:sz w:val="20"/>
+          <w:szCs w:val="20"/>
+        </w:rPr>
+        <w:t>.commit</w:t>
+      </w:r>
+      <w:proofErr w:type="spellEnd"/>
+      <w:r>
+        <w:rPr>
+          <w:rFonts w:ascii="Arial" w:hAnsi="Arial" w:cs="Arial"/>
+          <w:sz w:val="20"/>
+          <w:szCs w:val="20"/>
+        </w:rPr>
+        <w:t>()</w:t>
+      </w:r>
+    </w:p>
+    <w:p>
+      <w:pPr>
+        <w:rPr>
+          <w:rFonts w:ascii="Arial" w:hAnsi="Arial" w:cs="Arial"/>
+          <w:sz w:val="20"/>
+          <w:szCs w:val="20"/>
+        </w:rPr>
+      </w:pPr>
+      <w:r>
+        <w:rPr>
+          <w:rFonts w:ascii="Arial" w:hAnsi="Arial" w:cs="Arial"/>
+          <w:sz w:val="20"/>
+          <w:szCs w:val="20"/>
+        </w:rPr>
+        <w:t xml:space="preserve">    </w:t>
+      </w:r>
+      <w:proofErr w:type="spellStart"/>
+      <w:r>
+        <w:rPr>
+          <w:rFonts w:ascii="Arial" w:hAnsi="Arial" w:cs="Arial"/>
+          <w:sz w:val="20"/>
+          <w:szCs w:val="20"/>
+        </w:rPr>
+        <w:t>return</w:t>
+      </w:r>
+      <w:proofErr w:type="spellEnd"/>
+      <w:r>
+        <w:rPr>
+          <w:rFonts w:ascii="Arial" w:hAnsi="Arial" w:cs="Arial"/>
+          <w:sz w:val="20"/>
+          <w:szCs w:val="20"/>
+        </w:rPr>
+        <w:t xml:space="preserve"> </w:t>
+      </w:r>
+      <w:proofErr w:type="spellStart"/>
+      <w:r>
+        <w:rPr>
+          <w:rFonts w:ascii="Arial" w:hAnsi="Arial" w:cs="Arial"/>
+          <w:sz w:val="20"/>
+          <w:szCs w:val="20"/>
+        </w:rPr>
+        <w:t>obtener_jugador_partido</w:t>
+      </w:r>
+      <w:proofErr w:type="spellEnd"/>
+      <w:r>
+        <w:rPr>
+          <w:rFonts w:ascii="Arial" w:hAnsi="Arial" w:cs="Arial"/>
+          <w:sz w:val="20"/>
+          <w:szCs w:val="20"/>
+        </w:rPr>
+        <w:t>(</w:t>
+      </w:r>
+      <w:proofErr w:type="spellStart"/>
+      <w:r>
+        <w:rPr>
+          <w:rFonts w:ascii="Arial" w:hAnsi="Arial" w:cs="Arial"/>
+          <w:sz w:val="20"/>
+          <w:szCs w:val="20"/>
+        </w:rPr>
+        <w:t>registro.id_jugador_partido</w:t>
       </w:r>
       <w:proofErr w:type="spellEnd"/>
       <w:r>
@@ -17125,6 +18631,176 @@
           <w:szCs w:val="20"/>
         </w:rPr>
       </w:pPr>
+    </w:p>
+    <w:p>
+      <w:pPr>
+        <w:rPr>
+          <w:rFonts w:ascii="Arial" w:hAnsi="Arial" w:cs="Arial"/>
+          <w:sz w:val="20"/>
+          <w:szCs w:val="20"/>
+        </w:rPr>
+      </w:pPr>
+      <w:r>
+        <w:rPr>
+          <w:rFonts w:ascii="Arial" w:hAnsi="Arial" w:cs="Arial"/>
+          <w:sz w:val="20"/>
+          <w:szCs w:val="20"/>
+        </w:rPr>
+        <w:t>##REVISAR</w:t>
+      </w:r>
+    </w:p>
+    <w:p>
+      <w:pPr>
+        <w:rPr>
+          <w:rFonts w:ascii="Arial" w:hAnsi="Arial" w:cs="Arial"/>
+          <w:sz w:val="20"/>
+          <w:szCs w:val="20"/>
+        </w:rPr>
+      </w:pPr>
+      <w:r>
+        <w:rPr>
+          <w:rFonts w:ascii="Arial" w:hAnsi="Arial" w:cs="Arial"/>
+          <w:sz w:val="20"/>
+          <w:szCs w:val="20"/>
+        </w:rPr>
+        <w:t xml:space="preserve">## Método DELETE Eliminar un registro en </w:t>
+      </w:r>
+      <w:proofErr w:type="spellStart"/>
+      <w:r>
+        <w:rPr>
+          <w:rFonts w:ascii="Arial" w:hAnsi="Arial" w:cs="Arial"/>
+          <w:sz w:val="20"/>
+          <w:szCs w:val="20"/>
+        </w:rPr>
+        <w:t>Jugador_Partido</w:t>
+      </w:r>
+      <w:proofErr w:type="spellEnd"/>
+    </w:p>
+    <w:p>
+      <w:pPr>
+        <w:rPr>
+          <w:rFonts w:ascii="Arial" w:hAnsi="Arial" w:cs="Arial"/>
+          <w:sz w:val="20"/>
+          <w:szCs w:val="20"/>
+        </w:rPr>
+      </w:pPr>
+      <w:proofErr w:type="spellStart"/>
+      <w:r>
+        <w:rPr>
+          <w:rFonts w:ascii="Arial" w:hAnsi="Arial" w:cs="Arial"/>
+          <w:sz w:val="20"/>
+          <w:szCs w:val="20"/>
+        </w:rPr>
+        <w:t>def</w:t>
+      </w:r>
+      <w:proofErr w:type="spellEnd"/>
+      <w:r>
+        <w:rPr>
+          <w:rFonts w:ascii="Arial" w:hAnsi="Arial" w:cs="Arial"/>
+          <w:sz w:val="20"/>
+          <w:szCs w:val="20"/>
+        </w:rPr>
+        <w:t xml:space="preserve"> </w:t>
+      </w:r>
+      <w:proofErr w:type="spellStart"/>
+      <w:r>
+        <w:rPr>
+          <w:rFonts w:ascii="Arial" w:hAnsi="Arial" w:cs="Arial"/>
+          <w:sz w:val="20"/>
+          <w:szCs w:val="20"/>
+        </w:rPr>
+        <w:t>eliminar_jugador_partido</w:t>
+      </w:r>
+      <w:proofErr w:type="spellEnd"/>
+      <w:r>
+        <w:rPr>
+          <w:rFonts w:ascii="Arial" w:hAnsi="Arial" w:cs="Arial"/>
+          <w:sz w:val="20"/>
+          <w:szCs w:val="20"/>
+        </w:rPr>
+        <w:t>(</w:t>
+      </w:r>
+      <w:proofErr w:type="spellStart"/>
+      <w:r>
+        <w:rPr>
+          <w:rFonts w:ascii="Arial" w:hAnsi="Arial" w:cs="Arial"/>
+          <w:sz w:val="20"/>
+          <w:szCs w:val="20"/>
+        </w:rPr>
+        <w:t>id_jugador_partido</w:t>
+      </w:r>
+      <w:proofErr w:type="spellEnd"/>
+      <w:r>
+        <w:rPr>
+          <w:rFonts w:ascii="Arial" w:hAnsi="Arial" w:cs="Arial"/>
+          <w:sz w:val="20"/>
+          <w:szCs w:val="20"/>
+        </w:rPr>
+        <w:t>):</w:t>
+      </w:r>
+    </w:p>
+    <w:p>
+      <w:pPr>
+        <w:rPr>
+          <w:rFonts w:ascii="Arial" w:hAnsi="Arial" w:cs="Arial"/>
+          <w:sz w:val="20"/>
+          <w:szCs w:val="20"/>
+        </w:rPr>
+      </w:pPr>
+      <w:r>
+        <w:rPr>
+          <w:rFonts w:ascii="Arial" w:hAnsi="Arial" w:cs="Arial"/>
+          <w:sz w:val="20"/>
+          <w:szCs w:val="20"/>
+        </w:rPr>
+        <w:t xml:space="preserve">    registro = </w:t>
+      </w:r>
+      <w:proofErr w:type="spellStart"/>
+      <w:r>
+        <w:rPr>
+          <w:rFonts w:ascii="Arial" w:hAnsi="Arial" w:cs="Arial"/>
+          <w:sz w:val="20"/>
+          <w:szCs w:val="20"/>
+        </w:rPr>
+        <w:t>Jugador_Partido.query.get</w:t>
+      </w:r>
+      <w:proofErr w:type="spellEnd"/>
+      <w:r>
+        <w:rPr>
+          <w:rFonts w:ascii="Arial" w:hAnsi="Arial" w:cs="Arial"/>
+          <w:sz w:val="20"/>
+          <w:szCs w:val="20"/>
+        </w:rPr>
+        <w:t>(</w:t>
+      </w:r>
+      <w:proofErr w:type="spellStart"/>
+      <w:r>
+        <w:rPr>
+          <w:rFonts w:ascii="Arial" w:hAnsi="Arial" w:cs="Arial"/>
+          <w:sz w:val="20"/>
+          <w:szCs w:val="20"/>
+        </w:rPr>
+        <w:t>id_jugador_partido</w:t>
+      </w:r>
+      <w:proofErr w:type="spellEnd"/>
+      <w:r>
+        <w:rPr>
+          <w:rFonts w:ascii="Arial" w:hAnsi="Arial" w:cs="Arial"/>
+          <w:sz w:val="20"/>
+          <w:szCs w:val="20"/>
+        </w:rPr>
+        <w:t>)</w:t>
+      </w:r>
+    </w:p>
+    <w:p>
+      <w:pPr>
+        <w:rPr>
+          <w:rFonts w:ascii="Arial" w:hAnsi="Arial" w:cs="Arial"/>
+          <w:sz w:val="20"/>
+          <w:szCs w:val="20"/>
+          <w:lang w:val="en-GB"/>
+        </w:rPr>
+      </w:pPr>
       <w:r>
         <w:rPr>
           <w:rFonts w:ascii="Arial" w:hAnsi="Arial" w:cs="Arial"/>
@@ -17133,75 +18809,161 @@
         </w:rPr>
         <w:t xml:space="preserve">    </w:t>
       </w:r>
-      <w:proofErr w:type="spellStart"/>
-      <w:r>
-        <w:rPr>
-          <w:rFonts w:ascii="Arial" w:hAnsi="Arial" w:cs="Arial"/>
-          <w:sz w:val="20"/>
-          <w:szCs w:val="20"/>
-        </w:rPr>
-        <w:t>registro.porcentaje_tiros_de_campo</w:t>
-      </w:r>
-      <w:proofErr w:type="spellEnd"/>
-      <w:r>
-        <w:rPr>
-          <w:rFonts w:ascii="Arial" w:hAnsi="Arial" w:cs="Arial"/>
-          <w:sz w:val="20"/>
-          <w:szCs w:val="20"/>
-        </w:rPr>
-        <w:t xml:space="preserve"> = </w:t>
-      </w:r>
-      <w:proofErr w:type="spellStart"/>
-      <w:r>
-        <w:rPr>
-          <w:rFonts w:ascii="Arial" w:hAnsi="Arial" w:cs="Arial"/>
-          <w:sz w:val="20"/>
-          <w:szCs w:val="20"/>
-        </w:rPr>
-        <w:t>data.get</w:t>
-      </w:r>
-      <w:proofErr w:type="spellEnd"/>
-      <w:r>
-        <w:rPr>
-          <w:rFonts w:ascii="Arial" w:hAnsi="Arial" w:cs="Arial"/>
-          <w:sz w:val="20"/>
-          <w:szCs w:val="20"/>
-        </w:rPr>
-        <w:t>("</w:t>
-      </w:r>
-      <w:proofErr w:type="spellStart"/>
-      <w:r>
-        <w:rPr>
-          <w:rFonts w:ascii="Arial" w:hAnsi="Arial" w:cs="Arial"/>
-          <w:sz w:val="20"/>
-          <w:szCs w:val="20"/>
-        </w:rPr>
-        <w:t>porcentaje_tiros_de_campo</w:t>
-      </w:r>
-      <w:proofErr w:type="spellEnd"/>
-      <w:r>
-        <w:rPr>
-          <w:rFonts w:ascii="Arial" w:hAnsi="Arial" w:cs="Arial"/>
-          <w:sz w:val="20"/>
-          <w:szCs w:val="20"/>
-        </w:rPr>
-        <w:t xml:space="preserve">", </w:t>
-      </w:r>
-      <w:proofErr w:type="spellStart"/>
-      <w:r>
-        <w:rPr>
-          <w:rFonts w:ascii="Arial" w:hAnsi="Arial" w:cs="Arial"/>
-          <w:sz w:val="20"/>
-          <w:szCs w:val="20"/>
-        </w:rPr>
-        <w:t>registro.porcentaje_tiros_de_campo</w:t>
-      </w:r>
-      <w:proofErr w:type="spellEnd"/>
-      <w:r>
-        <w:rPr>
-          <w:rFonts w:ascii="Arial" w:hAnsi="Arial" w:cs="Arial"/>
-          <w:sz w:val="20"/>
-          <w:szCs w:val="20"/>
+      <w:r>
+        <w:rPr>
+          <w:rFonts w:ascii="Arial" w:hAnsi="Arial" w:cs="Arial"/>
+          <w:sz w:val="20"/>
+          <w:szCs w:val="20"/>
+          <w:lang w:val="en-GB"/>
+        </w:rPr>
+        <w:t xml:space="preserve">if not </w:t>
+      </w:r>
+      <w:proofErr w:type="spellStart"/>
+      <w:r>
+        <w:rPr>
+          <w:rFonts w:ascii="Arial" w:hAnsi="Arial" w:cs="Arial"/>
+          <w:sz w:val="20"/>
+          <w:szCs w:val="20"/>
+          <w:lang w:val="en-GB"/>
+        </w:rPr>
+        <w:t>registro</w:t>
+      </w:r>
+      <w:proofErr w:type="spellEnd"/>
+      <w:r>
+        <w:rPr>
+          <w:rFonts w:ascii="Arial" w:hAnsi="Arial" w:cs="Arial"/>
+          <w:sz w:val="20"/>
+          <w:szCs w:val="20"/>
+          <w:lang w:val="en-GB"/>
+        </w:rPr>
+        <w:t>:</w:t>
+      </w:r>
+    </w:p>
+    <w:p>
+      <w:pPr>
+        <w:rPr>
+          <w:rFonts w:ascii="Arial" w:hAnsi="Arial" w:cs="Arial"/>
+          <w:sz w:val="20"/>
+          <w:szCs w:val="20"/>
+          <w:lang w:val="en-GB"/>
+        </w:rPr>
+      </w:pPr>
+      <w:r>
+        <w:rPr>
+          <w:rFonts w:ascii="Arial" w:hAnsi="Arial" w:cs="Arial"/>
+          <w:sz w:val="20"/>
+          <w:szCs w:val="20"/>
+          <w:lang w:val="en-GB"/>
+        </w:rPr>
+        <w:t>        return {"error": "</w:t>
+      </w:r>
+      <w:proofErr w:type="spellStart"/>
+      <w:r>
+        <w:rPr>
+          <w:rFonts w:ascii="Arial" w:hAnsi="Arial" w:cs="Arial"/>
+          <w:sz w:val="20"/>
+          <w:szCs w:val="20"/>
+          <w:lang w:val="en-GB"/>
+        </w:rPr>
+        <w:t>Registro</w:t>
+      </w:r>
+      <w:proofErr w:type="spellEnd"/>
+      <w:r>
+        <w:rPr>
+          <w:rFonts w:ascii="Arial" w:hAnsi="Arial" w:cs="Arial"/>
+          <w:sz w:val="20"/>
+          <w:szCs w:val="20"/>
+          <w:lang w:val="en-GB"/>
+        </w:rPr>
+        <w:t xml:space="preserve"> no </w:t>
+      </w:r>
+      <w:proofErr w:type="spellStart"/>
+      <w:r>
+        <w:rPr>
+          <w:rFonts w:ascii="Arial" w:hAnsi="Arial" w:cs="Arial"/>
+          <w:sz w:val="20"/>
+          <w:szCs w:val="20"/>
+          <w:lang w:val="en-GB"/>
+        </w:rPr>
+        <w:t>encontrado</w:t>
+      </w:r>
+      <w:proofErr w:type="spellEnd"/>
+      <w:r>
+        <w:rPr>
+          <w:rFonts w:ascii="Arial" w:hAnsi="Arial" w:cs="Arial"/>
+          <w:sz w:val="20"/>
+          <w:szCs w:val="20"/>
+          <w:lang w:val="en-GB"/>
+        </w:rPr>
+        <w:t>"}, 404</w:t>
+      </w:r>
+    </w:p>
+    <w:p>
+      <w:pPr>
+        <w:rPr>
+          <w:rFonts w:ascii="Arial" w:hAnsi="Arial" w:cs="Arial"/>
+          <w:sz w:val="20"/>
+          <w:szCs w:val="20"/>
+          <w:lang w:val="en-GB"/>
+        </w:rPr>
+      </w:pPr>
+      <w:r>
+        <w:rPr>
+          <w:rFonts w:ascii="Arial" w:hAnsi="Arial" w:cs="Arial"/>
+          <w:sz w:val="20"/>
+          <w:szCs w:val="20"/>
+          <w:lang w:val="en-GB"/>
+        </w:rPr>
+        <w:t xml:space="preserve">    </w:t>
+      </w:r>
+      <w:proofErr w:type="spellStart"/>
+      <w:proofErr w:type="gramStart"/>
+      <w:r>
+        <w:rPr>
+          <w:rFonts w:ascii="Arial" w:hAnsi="Arial" w:cs="Arial"/>
+          <w:sz w:val="20"/>
+          <w:szCs w:val="20"/>
+          <w:lang w:val="en-GB"/>
+        </w:rPr>
+        <w:t>db.session</w:t>
+      </w:r>
+      <w:proofErr w:type="gramEnd"/>
+      <w:r>
+        <w:rPr>
+          <w:rFonts w:ascii="Arial" w:hAnsi="Arial" w:cs="Arial"/>
+          <w:sz w:val="20"/>
+          <w:szCs w:val="20"/>
+          <w:lang w:val="en-GB"/>
+        </w:rPr>
+        <w:t>.delete</w:t>
+      </w:r>
+      <w:proofErr w:type="spellEnd"/>
+      <w:r>
+        <w:rPr>
+          <w:rFonts w:ascii="Arial" w:hAnsi="Arial" w:cs="Arial"/>
+          <w:sz w:val="20"/>
+          <w:szCs w:val="20"/>
+          <w:lang w:val="en-GB"/>
+        </w:rPr>
+        <w:t>(</w:t>
+      </w:r>
+      <w:proofErr w:type="spellStart"/>
+      <w:r>
+        <w:rPr>
+          <w:rFonts w:ascii="Arial" w:hAnsi="Arial" w:cs="Arial"/>
+          <w:sz w:val="20"/>
+          <w:szCs w:val="20"/>
+          <w:lang w:val="en-GB"/>
+        </w:rPr>
+        <w:t>registro</w:t>
+      </w:r>
+      <w:proofErr w:type="spellEnd"/>
+      <w:r>
+        <w:rPr>
+          <w:rFonts w:ascii="Arial" w:hAnsi="Arial" w:cs="Arial"/>
+          <w:sz w:val="20"/>
+          <w:szCs w:val="20"/>
+          <w:lang w:val="en-GB"/>
         </w:rPr>
         <w:t>)</w:t>
       </w:r>
@@ -17212,645 +18974,38 @@
           <w:rFonts w:ascii="Arial" w:hAnsi="Arial" w:cs="Arial"/>
           <w:sz w:val="20"/>
           <w:szCs w:val="20"/>
-        </w:rPr>
-      </w:pPr>
-      <w:r>
-        <w:rPr>
-          <w:rFonts w:ascii="Arial" w:hAnsi="Arial" w:cs="Arial"/>
-          <w:sz w:val="20"/>
-          <w:szCs w:val="20"/>
+          <w:lang w:val="en-GB"/>
+        </w:rPr>
+      </w:pPr>
+      <w:r>
+        <w:rPr>
+          <w:rFonts w:ascii="Arial" w:hAnsi="Arial" w:cs="Arial"/>
+          <w:sz w:val="20"/>
+          <w:szCs w:val="20"/>
+          <w:lang w:val="en-GB"/>
         </w:rPr>
         <w:t xml:space="preserve">    </w:t>
       </w:r>
       <w:proofErr w:type="spellStart"/>
-      <w:r>
-        <w:rPr>
-          <w:rFonts w:ascii="Arial" w:hAnsi="Arial" w:cs="Arial"/>
-          <w:sz w:val="20"/>
-          <w:szCs w:val="20"/>
-        </w:rPr>
-        <w:t>registro.porcentaje_triples</w:t>
-      </w:r>
-      <w:proofErr w:type="spellEnd"/>
-      <w:r>
-        <w:rPr>
-          <w:rFonts w:ascii="Arial" w:hAnsi="Arial" w:cs="Arial"/>
-          <w:sz w:val="20"/>
-          <w:szCs w:val="20"/>
-        </w:rPr>
-        <w:t xml:space="preserve"> = </w:t>
-      </w:r>
-      <w:proofErr w:type="spellStart"/>
-      <w:r>
-        <w:rPr>
-          <w:rFonts w:ascii="Arial" w:hAnsi="Arial" w:cs="Arial"/>
-          <w:sz w:val="20"/>
-          <w:szCs w:val="20"/>
-        </w:rPr>
-        <w:t>data.get</w:t>
-      </w:r>
-      <w:proofErr w:type="spellEnd"/>
-      <w:r>
-        <w:rPr>
-          <w:rFonts w:ascii="Arial" w:hAnsi="Arial" w:cs="Arial"/>
-          <w:sz w:val="20"/>
-          <w:szCs w:val="20"/>
-        </w:rPr>
-        <w:t>("</w:t>
-      </w:r>
-      <w:proofErr w:type="spellStart"/>
-      <w:r>
-        <w:rPr>
-          <w:rFonts w:ascii="Arial" w:hAnsi="Arial" w:cs="Arial"/>
-          <w:sz w:val="20"/>
-          <w:szCs w:val="20"/>
-        </w:rPr>
-        <w:t>porcentaje_triples</w:t>
-      </w:r>
-      <w:proofErr w:type="spellEnd"/>
-      <w:r>
-        <w:rPr>
-          <w:rFonts w:ascii="Arial" w:hAnsi="Arial" w:cs="Arial"/>
-          <w:sz w:val="20"/>
-          <w:szCs w:val="20"/>
-        </w:rPr>
-        <w:t xml:space="preserve">", </w:t>
-      </w:r>
-      <w:proofErr w:type="spellStart"/>
-      <w:r>
-        <w:rPr>
-          <w:rFonts w:ascii="Arial" w:hAnsi="Arial" w:cs="Arial"/>
-          <w:sz w:val="20"/>
-          <w:szCs w:val="20"/>
-        </w:rPr>
-        <w:t>registro.porcentaje_triples</w:t>
-      </w:r>
-      <w:proofErr w:type="spellEnd"/>
-      <w:r>
-        <w:rPr>
-          <w:rFonts w:ascii="Arial" w:hAnsi="Arial" w:cs="Arial"/>
-          <w:sz w:val="20"/>
-          <w:szCs w:val="20"/>
-        </w:rPr>
-        <w:t>)</w:t>
-      </w:r>
-    </w:p>
-    <w:p>
-      <w:pPr>
-        <w:rPr>
-          <w:rFonts w:ascii="Arial" w:hAnsi="Arial" w:cs="Arial"/>
-          <w:sz w:val="20"/>
-          <w:szCs w:val="20"/>
-        </w:rPr>
-      </w:pPr>
-      <w:r>
-        <w:rPr>
-          <w:rFonts w:ascii="Arial" w:hAnsi="Arial" w:cs="Arial"/>
-          <w:sz w:val="20"/>
-          <w:szCs w:val="20"/>
-        </w:rPr>
-        <w:t xml:space="preserve">    </w:t>
-      </w:r>
-      <w:proofErr w:type="spellStart"/>
-      <w:r>
-        <w:rPr>
-          <w:rFonts w:ascii="Arial" w:hAnsi="Arial" w:cs="Arial"/>
-          <w:sz w:val="20"/>
-          <w:szCs w:val="20"/>
-        </w:rPr>
-        <w:t>registro.porcentaje_tiros_libres</w:t>
-      </w:r>
-      <w:proofErr w:type="spellEnd"/>
-      <w:r>
-        <w:rPr>
-          <w:rFonts w:ascii="Arial" w:hAnsi="Arial" w:cs="Arial"/>
-          <w:sz w:val="20"/>
-          <w:szCs w:val="20"/>
-        </w:rPr>
-        <w:t xml:space="preserve"> = </w:t>
-      </w:r>
-      <w:proofErr w:type="spellStart"/>
-      <w:r>
-        <w:rPr>
-          <w:rFonts w:ascii="Arial" w:hAnsi="Arial" w:cs="Arial"/>
-          <w:sz w:val="20"/>
-          <w:szCs w:val="20"/>
-        </w:rPr>
-        <w:t>data.get</w:t>
-      </w:r>
-      <w:proofErr w:type="spellEnd"/>
-      <w:r>
-        <w:rPr>
-          <w:rFonts w:ascii="Arial" w:hAnsi="Arial" w:cs="Arial"/>
-          <w:sz w:val="20"/>
-          <w:szCs w:val="20"/>
-        </w:rPr>
-        <w:t>("</w:t>
-      </w:r>
-      <w:proofErr w:type="spellStart"/>
-      <w:r>
-        <w:rPr>
-          <w:rFonts w:ascii="Arial" w:hAnsi="Arial" w:cs="Arial"/>
-          <w:sz w:val="20"/>
-          <w:szCs w:val="20"/>
-        </w:rPr>
-        <w:t>porcentaje_tiros_libres</w:t>
-      </w:r>
-      <w:proofErr w:type="spellEnd"/>
-      <w:r>
-        <w:rPr>
-          <w:rFonts w:ascii="Arial" w:hAnsi="Arial" w:cs="Arial"/>
-          <w:sz w:val="20"/>
-          <w:szCs w:val="20"/>
-        </w:rPr>
-        <w:t xml:space="preserve">", </w:t>
-      </w:r>
-      <w:proofErr w:type="spellStart"/>
-      <w:r>
-        <w:rPr>
-          <w:rFonts w:ascii="Arial" w:hAnsi="Arial" w:cs="Arial"/>
-          <w:sz w:val="20"/>
-          <w:szCs w:val="20"/>
-        </w:rPr>
-        <w:t>registro.porcentaje_tiros_libres</w:t>
-      </w:r>
-      <w:proofErr w:type="spellEnd"/>
-      <w:r>
-        <w:rPr>
-          <w:rFonts w:ascii="Arial" w:hAnsi="Arial" w:cs="Arial"/>
-          <w:sz w:val="20"/>
-          <w:szCs w:val="20"/>
-        </w:rPr>
-        <w:t>)</w:t>
-      </w:r>
-    </w:p>
-    <w:p>
-      <w:pPr>
-        <w:rPr>
-          <w:rFonts w:ascii="Arial" w:hAnsi="Arial" w:cs="Arial"/>
-          <w:sz w:val="20"/>
-          <w:szCs w:val="20"/>
-        </w:rPr>
-      </w:pPr>
-      <w:r>
-        <w:rPr>
-          <w:rFonts w:ascii="Arial" w:hAnsi="Arial" w:cs="Arial"/>
-          <w:sz w:val="20"/>
-          <w:szCs w:val="20"/>
-        </w:rPr>
-        <w:t xml:space="preserve">    </w:t>
-      </w:r>
-      <w:proofErr w:type="spellStart"/>
-      <w:r>
-        <w:rPr>
-          <w:rFonts w:ascii="Arial" w:hAnsi="Arial" w:cs="Arial"/>
-          <w:sz w:val="20"/>
-          <w:szCs w:val="20"/>
-        </w:rPr>
-        <w:t>db.session.commit</w:t>
-      </w:r>
-      <w:proofErr w:type="spellEnd"/>
-      <w:r>
-        <w:rPr>
-          <w:rFonts w:ascii="Arial" w:hAnsi="Arial" w:cs="Arial"/>
-          <w:sz w:val="20"/>
-          <w:szCs w:val="20"/>
-        </w:rPr>
-        <w:t>()</w:t>
-      </w:r>
-    </w:p>
-    <w:p>
-      <w:pPr>
-        <w:rPr>
-          <w:rFonts w:ascii="Arial" w:hAnsi="Arial" w:cs="Arial"/>
-          <w:sz w:val="20"/>
-          <w:szCs w:val="20"/>
-        </w:rPr>
-      </w:pPr>
-      <w:r>
-        <w:rPr>
-          <w:rFonts w:ascii="Arial" w:hAnsi="Arial" w:cs="Arial"/>
-          <w:sz w:val="20"/>
-          <w:szCs w:val="20"/>
-        </w:rPr>
-        <w:t xml:space="preserve">    </w:t>
-      </w:r>
-      <w:proofErr w:type="spellStart"/>
-      <w:r>
-        <w:rPr>
-          <w:rFonts w:ascii="Arial" w:hAnsi="Arial" w:cs="Arial"/>
-          <w:sz w:val="20"/>
-          <w:szCs w:val="20"/>
-        </w:rPr>
-        <w:t>return</w:t>
-      </w:r>
-      <w:proofErr w:type="spellEnd"/>
-      <w:r>
-        <w:rPr>
-          <w:rFonts w:ascii="Arial" w:hAnsi="Arial" w:cs="Arial"/>
-          <w:sz w:val="20"/>
-          <w:szCs w:val="20"/>
-        </w:rPr>
-        <w:t xml:space="preserve"> </w:t>
-      </w:r>
-      <w:proofErr w:type="spellStart"/>
-      <w:r>
-        <w:rPr>
-          <w:rFonts w:ascii="Arial" w:hAnsi="Arial" w:cs="Arial"/>
-          <w:sz w:val="20"/>
-          <w:szCs w:val="20"/>
-        </w:rPr>
-        <w:t>obtener_jugador_partido</w:t>
-      </w:r>
-      <w:proofErr w:type="spellEnd"/>
-      <w:r>
-        <w:rPr>
-          <w:rFonts w:ascii="Arial" w:hAnsi="Arial" w:cs="Arial"/>
-          <w:sz w:val="20"/>
-          <w:szCs w:val="20"/>
-        </w:rPr>
-        <w:t>(</w:t>
-      </w:r>
-      <w:proofErr w:type="spellStart"/>
-      <w:r>
-        <w:rPr>
-          <w:rFonts w:ascii="Arial" w:hAnsi="Arial" w:cs="Arial"/>
-          <w:sz w:val="20"/>
-          <w:szCs w:val="20"/>
-        </w:rPr>
-        <w:t>registro.id_jugador_partido</w:t>
-      </w:r>
-      <w:proofErr w:type="spellEnd"/>
-      <w:r>
-        <w:rPr>
-          <w:rFonts w:ascii="Arial" w:hAnsi="Arial" w:cs="Arial"/>
-          <w:sz w:val="20"/>
-          <w:szCs w:val="20"/>
-        </w:rPr>
-        <w:t>)</w:t>
-      </w:r>
-    </w:p>
-    <w:p>
-      <w:pPr>
-        <w:rPr>
-          <w:rFonts w:ascii="Arial" w:hAnsi="Arial" w:cs="Arial"/>
-          <w:sz w:val="20"/>
-          <w:szCs w:val="20"/>
-        </w:rPr>
-      </w:pPr>
-    </w:p>
-    <w:p>
-      <w:pPr>
-        <w:rPr>
-          <w:rFonts w:ascii="Arial" w:hAnsi="Arial" w:cs="Arial"/>
-          <w:sz w:val="20"/>
-          <w:szCs w:val="20"/>
-        </w:rPr>
-      </w:pPr>
-      <w:r>
-        <w:rPr>
-          <w:rFonts w:ascii="Arial" w:hAnsi="Arial" w:cs="Arial"/>
-          <w:sz w:val="20"/>
-          <w:szCs w:val="20"/>
-        </w:rPr>
-        <w:t>##REVISAR</w:t>
-      </w:r>
-    </w:p>
-    <w:p>
-      <w:pPr>
-        <w:rPr>
-          <w:rFonts w:ascii="Arial" w:hAnsi="Arial" w:cs="Arial"/>
-          <w:sz w:val="20"/>
-          <w:szCs w:val="20"/>
-        </w:rPr>
-      </w:pPr>
-      <w:r>
-        <w:rPr>
-          <w:rFonts w:ascii="Arial" w:hAnsi="Arial" w:cs="Arial"/>
-          <w:sz w:val="20"/>
-          <w:szCs w:val="20"/>
-        </w:rPr>
-        <w:t xml:space="preserve">## Método DELETE Eliminar un registro en </w:t>
-      </w:r>
-      <w:proofErr w:type="spellStart"/>
-      <w:r>
-        <w:rPr>
-          <w:rFonts w:ascii="Arial" w:hAnsi="Arial" w:cs="Arial"/>
-          <w:sz w:val="20"/>
-          <w:szCs w:val="20"/>
-        </w:rPr>
-        <w:t>Jugador_Partido</w:t>
-      </w:r>
-      <w:proofErr w:type="spellEnd"/>
-    </w:p>
-    <w:p>
-      <w:pPr>
-        <w:rPr>
-          <w:rFonts w:ascii="Arial" w:hAnsi="Arial" w:cs="Arial"/>
-          <w:sz w:val="20"/>
-          <w:szCs w:val="20"/>
-        </w:rPr>
-      </w:pPr>
-      <w:proofErr w:type="spellStart"/>
-      <w:r>
-        <w:rPr>
-          <w:rFonts w:ascii="Arial" w:hAnsi="Arial" w:cs="Arial"/>
-          <w:sz w:val="20"/>
-          <w:szCs w:val="20"/>
-        </w:rPr>
-        <w:t>def</w:t>
-      </w:r>
-      <w:proofErr w:type="spellEnd"/>
-      <w:r>
-        <w:rPr>
-          <w:rFonts w:ascii="Arial" w:hAnsi="Arial" w:cs="Arial"/>
-          <w:sz w:val="20"/>
-          <w:szCs w:val="20"/>
-        </w:rPr>
-        <w:t xml:space="preserve"> </w:t>
-      </w:r>
-      <w:proofErr w:type="spellStart"/>
-      <w:r>
-        <w:rPr>
-          <w:rFonts w:ascii="Arial" w:hAnsi="Arial" w:cs="Arial"/>
-          <w:sz w:val="20"/>
-          <w:szCs w:val="20"/>
-        </w:rPr>
-        <w:t>eliminar_jugador_partido</w:t>
-      </w:r>
-      <w:proofErr w:type="spellEnd"/>
-      <w:r>
-        <w:rPr>
-          <w:rFonts w:ascii="Arial" w:hAnsi="Arial" w:cs="Arial"/>
-          <w:sz w:val="20"/>
-          <w:szCs w:val="20"/>
-        </w:rPr>
-        <w:t>(</w:t>
-      </w:r>
-      <w:proofErr w:type="spellStart"/>
-      <w:r>
-        <w:rPr>
-          <w:rFonts w:ascii="Arial" w:hAnsi="Arial" w:cs="Arial"/>
-          <w:sz w:val="20"/>
-          <w:szCs w:val="20"/>
-        </w:rPr>
-        <w:t>id_jugador_partido</w:t>
-      </w:r>
-      <w:proofErr w:type="spellEnd"/>
-      <w:r>
-        <w:rPr>
-          <w:rFonts w:ascii="Arial" w:hAnsi="Arial" w:cs="Arial"/>
-          <w:sz w:val="20"/>
-          <w:szCs w:val="20"/>
-        </w:rPr>
-        <w:t>):</w:t>
-      </w:r>
-    </w:p>
-    <w:p>
-      <w:pPr>
-        <w:rPr>
-          <w:rFonts w:ascii="Arial" w:hAnsi="Arial" w:cs="Arial"/>
-          <w:sz w:val="20"/>
-          <w:szCs w:val="20"/>
-        </w:rPr>
-      </w:pPr>
-      <w:r>
-        <w:rPr>
-          <w:rFonts w:ascii="Arial" w:hAnsi="Arial" w:cs="Arial"/>
-          <w:sz w:val="20"/>
-          <w:szCs w:val="20"/>
-        </w:rPr>
-        <w:t xml:space="preserve">    registro = </w:t>
-      </w:r>
-      <w:proofErr w:type="spellStart"/>
-      <w:r>
-        <w:rPr>
-          <w:rFonts w:ascii="Arial" w:hAnsi="Arial" w:cs="Arial"/>
-          <w:sz w:val="20"/>
-          <w:szCs w:val="20"/>
-        </w:rPr>
-        <w:t>Jugador_Partido.query.get</w:t>
-      </w:r>
-      <w:proofErr w:type="spellEnd"/>
-      <w:r>
-        <w:rPr>
-          <w:rFonts w:ascii="Arial" w:hAnsi="Arial" w:cs="Arial"/>
-          <w:sz w:val="20"/>
-          <w:szCs w:val="20"/>
-        </w:rPr>
-        <w:t>(</w:t>
-      </w:r>
-      <w:proofErr w:type="spellStart"/>
-      <w:r>
-        <w:rPr>
-          <w:rFonts w:ascii="Arial" w:hAnsi="Arial" w:cs="Arial"/>
-          <w:sz w:val="20"/>
-          <w:szCs w:val="20"/>
-        </w:rPr>
-        <w:t>id_jugador_partido</w:t>
-      </w:r>
-      <w:proofErr w:type="spellEnd"/>
-      <w:r>
-        <w:rPr>
-          <w:rFonts w:ascii="Arial" w:hAnsi="Arial" w:cs="Arial"/>
-          <w:sz w:val="20"/>
-          <w:szCs w:val="20"/>
-        </w:rPr>
-        <w:t>)</w:t>
-      </w:r>
-    </w:p>
-    <w:p>
-      <w:pPr>
-        <w:rPr>
-          <w:rFonts w:ascii="Arial" w:hAnsi="Arial" w:cs="Arial"/>
-          <w:sz w:val="20"/>
-          <w:szCs w:val="20"/>
-          <w:lang w:val="en-GB"/>
-        </w:rPr>
-      </w:pPr>
-      <w:r>
-        <w:rPr>
-          <w:rFonts w:ascii="Arial" w:hAnsi="Arial" w:cs="Arial"/>
-          <w:sz w:val="20"/>
-          <w:szCs w:val="20"/>
-        </w:rPr>
-        <w:t xml:space="preserve">    </w:t>
-      </w:r>
-      <w:r>
-        <w:rPr>
-          <w:rFonts w:ascii="Arial" w:hAnsi="Arial" w:cs="Arial"/>
-          <w:sz w:val="20"/>
-          <w:szCs w:val="20"/>
-          <w:lang w:val="en-GB"/>
-        </w:rPr>
-        <w:t xml:space="preserve">if not </w:t>
-      </w:r>
-      <w:proofErr w:type="spellStart"/>
-      <w:r>
-        <w:rPr>
-          <w:rFonts w:ascii="Arial" w:hAnsi="Arial" w:cs="Arial"/>
-          <w:sz w:val="20"/>
-          <w:szCs w:val="20"/>
-          <w:lang w:val="en-GB"/>
-        </w:rPr>
-        <w:t>registro</w:t>
-      </w:r>
-      <w:proofErr w:type="spellEnd"/>
-      <w:r>
-        <w:rPr>
-          <w:rFonts w:ascii="Arial" w:hAnsi="Arial" w:cs="Arial"/>
-          <w:sz w:val="20"/>
-          <w:szCs w:val="20"/>
-          <w:lang w:val="en-GB"/>
-        </w:rPr>
-        <w:t>:</w:t>
-      </w:r>
-    </w:p>
-    <w:p>
-      <w:pPr>
-        <w:rPr>
-          <w:rFonts w:ascii="Arial" w:hAnsi="Arial" w:cs="Arial"/>
-          <w:sz w:val="20"/>
-          <w:szCs w:val="20"/>
-          <w:lang w:val="en-GB"/>
-        </w:rPr>
-      </w:pPr>
-      <w:r>
-        <w:rPr>
-          <w:rFonts w:ascii="Arial" w:hAnsi="Arial" w:cs="Arial"/>
-          <w:sz w:val="20"/>
-          <w:szCs w:val="20"/>
-          <w:lang w:val="en-GB"/>
-        </w:rPr>
-        <w:t>        return {"error": "</w:t>
-      </w:r>
-      <w:proofErr w:type="spellStart"/>
-      <w:r>
-        <w:rPr>
-          <w:rFonts w:ascii="Arial" w:hAnsi="Arial" w:cs="Arial"/>
-          <w:sz w:val="20"/>
-          <w:szCs w:val="20"/>
-          <w:lang w:val="en-GB"/>
-        </w:rPr>
-        <w:t>Registro</w:t>
-      </w:r>
-      <w:proofErr w:type="spellEnd"/>
-      <w:r>
-        <w:rPr>
-          <w:rFonts w:ascii="Arial" w:hAnsi="Arial" w:cs="Arial"/>
-          <w:sz w:val="20"/>
-          <w:szCs w:val="20"/>
-          <w:lang w:val="en-GB"/>
-        </w:rPr>
-        <w:t xml:space="preserve"> no </w:t>
-      </w:r>
-      <w:proofErr w:type="spellStart"/>
-      <w:r>
-        <w:rPr>
-          <w:rFonts w:ascii="Arial" w:hAnsi="Arial" w:cs="Arial"/>
-          <w:sz w:val="20"/>
-          <w:szCs w:val="20"/>
-          <w:lang w:val="en-GB"/>
-        </w:rPr>
-        <w:t>encontrado</w:t>
-      </w:r>
-      <w:proofErr w:type="spellEnd"/>
-      <w:r>
-        <w:rPr>
-          <w:rFonts w:ascii="Arial" w:hAnsi="Arial" w:cs="Arial"/>
-          <w:sz w:val="20"/>
-          <w:szCs w:val="20"/>
-          <w:lang w:val="en-GB"/>
-        </w:rPr>
-        <w:t>"}, 404</w:t>
-      </w:r>
-    </w:p>
-    <w:p>
-      <w:pPr>
-        <w:rPr>
-          <w:rFonts w:ascii="Arial" w:hAnsi="Arial" w:cs="Arial"/>
-          <w:sz w:val="20"/>
-          <w:szCs w:val="20"/>
-          <w:lang w:val="en-GB"/>
-        </w:rPr>
-      </w:pPr>
-      <w:r>
-        <w:rPr>
-          <w:rFonts w:ascii="Arial" w:hAnsi="Arial" w:cs="Arial"/>
-          <w:sz w:val="20"/>
-          <w:szCs w:val="20"/>
-          <w:lang w:val="en-GB"/>
-        </w:rPr>
-        <w:t xml:space="preserve">    </w:t>
-      </w:r>
-      <w:proofErr w:type="spellStart"/>
-      <w:r>
-        <w:rPr>
-          <w:rFonts w:ascii="Arial" w:hAnsi="Arial" w:cs="Arial"/>
-          <w:sz w:val="20"/>
-          <w:szCs w:val="20"/>
-          <w:lang w:val="en-GB"/>
-        </w:rPr>
-        <w:t>db.session.delete</w:t>
-      </w:r>
-      <w:proofErr w:type="spellEnd"/>
-      <w:r>
-        <w:rPr>
-          <w:rFonts w:ascii="Arial" w:hAnsi="Arial" w:cs="Arial"/>
-          <w:sz w:val="20"/>
-          <w:szCs w:val="20"/>
-          <w:lang w:val="en-GB"/>
-        </w:rPr>
-        <w:t>(</w:t>
-      </w:r>
-      <w:proofErr w:type="spellStart"/>
-      <w:r>
-        <w:rPr>
-          <w:rFonts w:ascii="Arial" w:hAnsi="Arial" w:cs="Arial"/>
-          <w:sz w:val="20"/>
-          <w:szCs w:val="20"/>
-          <w:lang w:val="en-GB"/>
-        </w:rPr>
-        <w:t>registro</w:t>
-      </w:r>
-      <w:proofErr w:type="spellEnd"/>
-      <w:r>
-        <w:rPr>
-          <w:rFonts w:ascii="Arial" w:hAnsi="Arial" w:cs="Arial"/>
-          <w:sz w:val="20"/>
-          <w:szCs w:val="20"/>
-          <w:lang w:val="en-GB"/>
-        </w:rPr>
-        <w:t>)</w:t>
-      </w:r>
-    </w:p>
-    <w:p>
-      <w:pPr>
-        <w:rPr>
-          <w:rFonts w:ascii="Arial" w:hAnsi="Arial" w:cs="Arial"/>
-          <w:sz w:val="20"/>
-          <w:szCs w:val="20"/>
-          <w:lang w:val="en-GB"/>
-        </w:rPr>
-      </w:pPr>
-      <w:r>
-        <w:rPr>
-          <w:rFonts w:ascii="Arial" w:hAnsi="Arial" w:cs="Arial"/>
-          <w:sz w:val="20"/>
-          <w:szCs w:val="20"/>
-          <w:lang w:val="en-GB"/>
-        </w:rPr>
-        <w:t xml:space="preserve">    </w:t>
-      </w:r>
-      <w:proofErr w:type="spellStart"/>
-      <w:r>
-        <w:rPr>
-          <w:rFonts w:ascii="Arial" w:hAnsi="Arial" w:cs="Arial"/>
-          <w:sz w:val="20"/>
-          <w:szCs w:val="20"/>
-          <w:lang w:val="en-GB"/>
-        </w:rPr>
-        <w:t>db.session.commit</w:t>
+      <w:proofErr w:type="gramStart"/>
+      <w:r>
+        <w:rPr>
+          <w:rFonts w:ascii="Arial" w:hAnsi="Arial" w:cs="Arial"/>
+          <w:sz w:val="20"/>
+          <w:szCs w:val="20"/>
+          <w:lang w:val="en-GB"/>
+        </w:rPr>
+        <w:t>db.session</w:t>
+      </w:r>
+      <w:proofErr w:type="gramEnd"/>
+      <w:r>
+        <w:rPr>
+          <w:rFonts w:ascii="Arial" w:hAnsi="Arial" w:cs="Arial"/>
+          <w:sz w:val="20"/>
+          <w:szCs w:val="20"/>
+          <w:lang w:val="en-GB"/>
+        </w:rPr>
+        <w:t>.commit</w:t>
       </w:r>
       <w:proofErr w:type="spellEnd"/>
       <w:r>
@@ -18007,7 +19162,27 @@
           <w:szCs w:val="20"/>
           <w:lang w:val="en-GB"/>
         </w:rPr>
-        <w:t>@app.route('/api/jugador_partido', methods=['GET'])</w:t>
+        <w:t>@</w:t>
+      </w:r>
+      <w:proofErr w:type="gramStart"/>
+      <w:r>
+        <w:rPr>
+          <w:rFonts w:ascii="Arial" w:hAnsi="Arial" w:cs="Arial"/>
+          <w:sz w:val="20"/>
+          <w:szCs w:val="20"/>
+          <w:lang w:val="en-GB"/>
+        </w:rPr>
+        <w:t>app.route</w:t>
+      </w:r>
+      <w:proofErr w:type="gramEnd"/>
+      <w:r>
+        <w:rPr>
+          <w:rFonts w:ascii="Arial" w:hAnsi="Arial" w:cs="Arial"/>
+          <w:sz w:val="20"/>
+          <w:szCs w:val="20"/>
+          <w:lang w:val="en-GB"/>
+        </w:rPr>
+        <w:t>('/api/jugador_partido', methods=['GET'])</w:t>
       </w:r>
     </w:p>
     <w:p>
@@ -18043,16 +19218,34 @@
           <w:sz w:val="20"/>
           <w:szCs w:val="20"/>
         </w:rPr>
-        <w:t>route_jugador_partido</w:t>
-      </w:r>
-      <w:proofErr w:type="spellEnd"/>
-      <w:r>
-        <w:rPr>
-          <w:rFonts w:ascii="Arial" w:hAnsi="Arial" w:cs="Arial"/>
-          <w:sz w:val="20"/>
-          <w:szCs w:val="20"/>
-        </w:rPr>
-        <w:t>():</w:t>
+        <w:t>route_jugador_</w:t>
+      </w:r>
+      <w:proofErr w:type="gramStart"/>
+      <w:r>
+        <w:rPr>
+          <w:rFonts w:ascii="Arial" w:hAnsi="Arial" w:cs="Arial"/>
+          <w:sz w:val="20"/>
+          <w:szCs w:val="20"/>
+        </w:rPr>
+        <w:t>partido</w:t>
+      </w:r>
+      <w:proofErr w:type="spellEnd"/>
+      <w:r>
+        <w:rPr>
+          <w:rFonts w:ascii="Arial" w:hAnsi="Arial" w:cs="Arial"/>
+          <w:sz w:val="20"/>
+          <w:szCs w:val="20"/>
+        </w:rPr>
+        <w:t>(</w:t>
+      </w:r>
+      <w:proofErr w:type="gramEnd"/>
+      <w:r>
+        <w:rPr>
+          <w:rFonts w:ascii="Arial" w:hAnsi="Arial" w:cs="Arial"/>
+          <w:sz w:val="20"/>
+          <w:szCs w:val="20"/>
+        </w:rPr>
+        <w:t>):</w:t>
       </w:r>
     </w:p>
     <w:p>
@@ -18135,6 +19328,7 @@
         <w:t xml:space="preserve"> = </w:t>
       </w:r>
       <w:proofErr w:type="spellStart"/>
+      <w:proofErr w:type="gramStart"/>
       <w:r>
         <w:rPr>
           <w:rFonts w:ascii="Arial" w:hAnsi="Arial" w:cs="Arial"/>
@@ -18150,6 +19344,208 @@
           <w:sz w:val="20"/>
           <w:szCs w:val="20"/>
         </w:rPr>
+        <w:t>(</w:t>
+      </w:r>
+      <w:proofErr w:type="gramEnd"/>
+      <w:r>
+        <w:rPr>
+          <w:rFonts w:ascii="Arial" w:hAnsi="Arial" w:cs="Arial"/>
+          <w:sz w:val="20"/>
+          <w:szCs w:val="20"/>
+        </w:rPr>
+        <w:t>'</w:t>
+      </w:r>
+      <w:proofErr w:type="spellStart"/>
+      <w:r>
+        <w:rPr>
+          <w:rFonts w:ascii="Arial" w:hAnsi="Arial" w:cs="Arial"/>
+          <w:sz w:val="20"/>
+          <w:szCs w:val="20"/>
+        </w:rPr>
+        <w:t>enfrentamiento_id</w:t>
+      </w:r>
+      <w:proofErr w:type="spellEnd"/>
+      <w:r>
+        <w:rPr>
+          <w:rFonts w:ascii="Arial" w:hAnsi="Arial" w:cs="Arial"/>
+          <w:sz w:val="20"/>
+          <w:szCs w:val="20"/>
+        </w:rPr>
+        <w:t xml:space="preserve">', </w:t>
+      </w:r>
+      <w:proofErr w:type="spellStart"/>
+      <w:r>
+        <w:rPr>
+          <w:rFonts w:ascii="Arial" w:hAnsi="Arial" w:cs="Arial"/>
+          <w:sz w:val="20"/>
+          <w:szCs w:val="20"/>
+        </w:rPr>
+        <w:t>type</w:t>
+      </w:r>
+      <w:proofErr w:type="spellEnd"/>
+      <w:r>
+        <w:rPr>
+          <w:rFonts w:ascii="Arial" w:hAnsi="Arial" w:cs="Arial"/>
+          <w:sz w:val="20"/>
+          <w:szCs w:val="20"/>
+        </w:rPr>
+        <w:t>=int)</w:t>
+      </w:r>
+    </w:p>
+    <w:p>
+      <w:pPr>
+        <w:rPr>
+          <w:rFonts w:ascii="Arial" w:hAnsi="Arial" w:cs="Arial"/>
+          <w:sz w:val="20"/>
+          <w:szCs w:val="20"/>
+        </w:rPr>
+      </w:pPr>
+      <w:r>
+        <w:rPr>
+          <w:rFonts w:ascii="Arial" w:hAnsi="Arial" w:cs="Arial"/>
+          <w:sz w:val="20"/>
+          <w:szCs w:val="20"/>
+        </w:rPr>
+        <w:t xml:space="preserve">    </w:t>
+      </w:r>
+      <w:proofErr w:type="spellStart"/>
+      <w:r>
+        <w:rPr>
+          <w:rFonts w:ascii="Arial" w:hAnsi="Arial" w:cs="Arial"/>
+          <w:sz w:val="20"/>
+          <w:szCs w:val="20"/>
+        </w:rPr>
+        <w:t>jugador_id</w:t>
+      </w:r>
+      <w:proofErr w:type="spellEnd"/>
+      <w:r>
+        <w:rPr>
+          <w:rFonts w:ascii="Arial" w:hAnsi="Arial" w:cs="Arial"/>
+          <w:sz w:val="20"/>
+          <w:szCs w:val="20"/>
+        </w:rPr>
+        <w:t xml:space="preserve"> = </w:t>
+      </w:r>
+      <w:proofErr w:type="spellStart"/>
+      <w:proofErr w:type="gramStart"/>
+      <w:r>
+        <w:rPr>
+          <w:rFonts w:ascii="Arial" w:hAnsi="Arial" w:cs="Arial"/>
+          <w:sz w:val="20"/>
+          <w:szCs w:val="20"/>
+        </w:rPr>
+        <w:t>request.args.get</w:t>
+      </w:r>
+      <w:proofErr w:type="spellEnd"/>
+      <w:r>
+        <w:rPr>
+          <w:rFonts w:ascii="Arial" w:hAnsi="Arial" w:cs="Arial"/>
+          <w:sz w:val="20"/>
+          <w:szCs w:val="20"/>
+        </w:rPr>
+        <w:t>(</w:t>
+      </w:r>
+      <w:proofErr w:type="gramEnd"/>
+      <w:r>
+        <w:rPr>
+          <w:rFonts w:ascii="Arial" w:hAnsi="Arial" w:cs="Arial"/>
+          <w:sz w:val="20"/>
+          <w:szCs w:val="20"/>
+        </w:rPr>
+        <w:t>'</w:t>
+      </w:r>
+      <w:proofErr w:type="spellStart"/>
+      <w:r>
+        <w:rPr>
+          <w:rFonts w:ascii="Arial" w:hAnsi="Arial" w:cs="Arial"/>
+          <w:sz w:val="20"/>
+          <w:szCs w:val="20"/>
+        </w:rPr>
+        <w:t>jugador_id</w:t>
+      </w:r>
+      <w:proofErr w:type="spellEnd"/>
+      <w:r>
+        <w:rPr>
+          <w:rFonts w:ascii="Arial" w:hAnsi="Arial" w:cs="Arial"/>
+          <w:sz w:val="20"/>
+          <w:szCs w:val="20"/>
+        </w:rPr>
+        <w:t xml:space="preserve">', </w:t>
+      </w:r>
+      <w:proofErr w:type="spellStart"/>
+      <w:r>
+        <w:rPr>
+          <w:rFonts w:ascii="Arial" w:hAnsi="Arial" w:cs="Arial"/>
+          <w:sz w:val="20"/>
+          <w:szCs w:val="20"/>
+        </w:rPr>
+        <w:t>type</w:t>
+      </w:r>
+      <w:proofErr w:type="spellEnd"/>
+      <w:r>
+        <w:rPr>
+          <w:rFonts w:ascii="Arial" w:hAnsi="Arial" w:cs="Arial"/>
+          <w:sz w:val="20"/>
+          <w:szCs w:val="20"/>
+        </w:rPr>
+        <w:t>=int)</w:t>
+      </w:r>
+    </w:p>
+    <w:p>
+      <w:pPr>
+        <w:rPr>
+          <w:rFonts w:ascii="Arial" w:hAnsi="Arial" w:cs="Arial"/>
+          <w:sz w:val="20"/>
+          <w:szCs w:val="20"/>
+          <w:lang w:val="en-GB"/>
+        </w:rPr>
+      </w:pPr>
+      <w:r>
+        <w:rPr>
+          <w:rFonts w:ascii="Arial" w:hAnsi="Arial" w:cs="Arial"/>
+          <w:sz w:val="20"/>
+          <w:szCs w:val="20"/>
+        </w:rPr>
+        <w:t xml:space="preserve">    </w:t>
+      </w:r>
+      <w:proofErr w:type="spellStart"/>
+      <w:r>
+        <w:rPr>
+          <w:rFonts w:ascii="Arial" w:hAnsi="Arial" w:cs="Arial"/>
+          <w:sz w:val="20"/>
+          <w:szCs w:val="20"/>
+          <w:lang w:val="en-GB"/>
+        </w:rPr>
+        <w:t>order_by</w:t>
+      </w:r>
+      <w:proofErr w:type="spellEnd"/>
+      <w:r>
+        <w:rPr>
+          <w:rFonts w:ascii="Arial" w:hAnsi="Arial" w:cs="Arial"/>
+          <w:sz w:val="20"/>
+          <w:szCs w:val="20"/>
+          <w:lang w:val="en-GB"/>
+        </w:rPr>
+        <w:t xml:space="preserve"> = </w:t>
+      </w:r>
+      <w:proofErr w:type="spellStart"/>
+      <w:r>
+        <w:rPr>
+          <w:rFonts w:ascii="Arial" w:hAnsi="Arial" w:cs="Arial"/>
+          <w:sz w:val="20"/>
+          <w:szCs w:val="20"/>
+          <w:lang w:val="en-GB"/>
+        </w:rPr>
+        <w:t>request.args.get</w:t>
+      </w:r>
+      <w:proofErr w:type="spellEnd"/>
+      <w:r>
+        <w:rPr>
+          <w:rFonts w:ascii="Arial" w:hAnsi="Arial" w:cs="Arial"/>
+          <w:sz w:val="20"/>
+          <w:szCs w:val="20"/>
+          <w:lang w:val="en-GB"/>
+        </w:rPr>
         <w:t>('</w:t>
       </w:r>
       <w:proofErr w:type="spellStart"/>
@@ -18158,6 +19554,180 @@
           <w:rFonts w:ascii="Arial" w:hAnsi="Arial" w:cs="Arial"/>
           <w:sz w:val="20"/>
           <w:szCs w:val="20"/>
+          <w:lang w:val="en-GB"/>
+        </w:rPr>
+        <w:t>order_by</w:t>
+      </w:r>
+      <w:proofErr w:type="spellEnd"/>
+      <w:r>
+        <w:rPr>
+          <w:rFonts w:ascii="Arial" w:hAnsi="Arial" w:cs="Arial"/>
+          <w:sz w:val="20"/>
+          <w:szCs w:val="20"/>
+          <w:lang w:val="en-GB"/>
+        </w:rPr>
+        <w:t>')</w:t>
+      </w:r>
+    </w:p>
+    <w:p>
+      <w:pPr>
+        <w:rPr>
+          <w:rFonts w:ascii="Arial" w:hAnsi="Arial" w:cs="Arial"/>
+          <w:sz w:val="20"/>
+          <w:szCs w:val="20"/>
+        </w:rPr>
+      </w:pPr>
+      <w:r>
+        <w:rPr>
+          <w:rFonts w:ascii="Arial" w:hAnsi="Arial" w:cs="Arial"/>
+          <w:sz w:val="20"/>
+          <w:szCs w:val="20"/>
+          <w:lang w:val="en-GB"/>
+        </w:rPr>
+        <w:t xml:space="preserve">    </w:t>
+      </w:r>
+      <w:proofErr w:type="spellStart"/>
+      <w:r>
+        <w:rPr>
+          <w:rFonts w:ascii="Arial" w:hAnsi="Arial" w:cs="Arial"/>
+          <w:sz w:val="20"/>
+          <w:szCs w:val="20"/>
+        </w:rPr>
+        <w:t>order_dir</w:t>
+      </w:r>
+      <w:proofErr w:type="spellEnd"/>
+      <w:r>
+        <w:rPr>
+          <w:rFonts w:ascii="Arial" w:hAnsi="Arial" w:cs="Arial"/>
+          <w:sz w:val="20"/>
+          <w:szCs w:val="20"/>
+        </w:rPr>
+        <w:t xml:space="preserve"> = </w:t>
+      </w:r>
+      <w:proofErr w:type="spellStart"/>
+      <w:proofErr w:type="gramStart"/>
+      <w:r>
+        <w:rPr>
+          <w:rFonts w:ascii="Arial" w:hAnsi="Arial" w:cs="Arial"/>
+          <w:sz w:val="20"/>
+          <w:szCs w:val="20"/>
+        </w:rPr>
+        <w:t>request.args.get</w:t>
+      </w:r>
+      <w:proofErr w:type="spellEnd"/>
+      <w:r>
+        <w:rPr>
+          <w:rFonts w:ascii="Arial" w:hAnsi="Arial" w:cs="Arial"/>
+          <w:sz w:val="20"/>
+          <w:szCs w:val="20"/>
+        </w:rPr>
+        <w:t>(</w:t>
+      </w:r>
+      <w:proofErr w:type="gramEnd"/>
+      <w:r>
+        <w:rPr>
+          <w:rFonts w:ascii="Arial" w:hAnsi="Arial" w:cs="Arial"/>
+          <w:sz w:val="20"/>
+          <w:szCs w:val="20"/>
+        </w:rPr>
+        <w:t>'</w:t>
+      </w:r>
+      <w:proofErr w:type="spellStart"/>
+      <w:r>
+        <w:rPr>
+          <w:rFonts w:ascii="Arial" w:hAnsi="Arial" w:cs="Arial"/>
+          <w:sz w:val="20"/>
+          <w:szCs w:val="20"/>
+        </w:rPr>
+        <w:t>order_dir</w:t>
+      </w:r>
+      <w:proofErr w:type="spellEnd"/>
+      <w:r>
+        <w:rPr>
+          <w:rFonts w:ascii="Arial" w:hAnsi="Arial" w:cs="Arial"/>
+          <w:sz w:val="20"/>
+          <w:szCs w:val="20"/>
+        </w:rPr>
+        <w:t>', "</w:t>
+      </w:r>
+      <w:proofErr w:type="spellStart"/>
+      <w:r>
+        <w:rPr>
+          <w:rFonts w:ascii="Arial" w:hAnsi="Arial" w:cs="Arial"/>
+          <w:sz w:val="20"/>
+          <w:szCs w:val="20"/>
+        </w:rPr>
+        <w:t>desc</w:t>
+      </w:r>
+      <w:proofErr w:type="spellEnd"/>
+      <w:r>
+        <w:rPr>
+          <w:rFonts w:ascii="Arial" w:hAnsi="Arial" w:cs="Arial"/>
+          <w:sz w:val="20"/>
+          <w:szCs w:val="20"/>
+        </w:rPr>
+        <w:t>")   ## Por defecto, orden descendente</w:t>
+      </w:r>
+    </w:p>
+    <w:p>
+      <w:pPr>
+        <w:rPr>
+          <w:rFonts w:ascii="Arial" w:hAnsi="Arial" w:cs="Arial"/>
+          <w:sz w:val="20"/>
+          <w:szCs w:val="20"/>
+        </w:rPr>
+      </w:pPr>
+    </w:p>
+    <w:p>
+      <w:pPr>
+        <w:rPr>
+          <w:rFonts w:ascii="Arial" w:hAnsi="Arial" w:cs="Arial"/>
+          <w:sz w:val="20"/>
+          <w:szCs w:val="20"/>
+        </w:rPr>
+      </w:pPr>
+      <w:r>
+        <w:rPr>
+          <w:rFonts w:ascii="Arial" w:hAnsi="Arial" w:cs="Arial"/>
+          <w:sz w:val="20"/>
+          <w:szCs w:val="20"/>
+        </w:rPr>
+        <w:t>    # Si se pasa algún filtro o parámetro de orden, se usa el método de filtrado; de lo contrario, se listan todos.</w:t>
+      </w:r>
+    </w:p>
+    <w:p>
+      <w:pPr>
+        <w:rPr>
+          <w:rFonts w:ascii="Arial" w:hAnsi="Arial" w:cs="Arial"/>
+          <w:sz w:val="20"/>
+          <w:szCs w:val="20"/>
+          <w:lang w:val="en-GB"/>
+        </w:rPr>
+      </w:pPr>
+      <w:r>
+        <w:rPr>
+          <w:rFonts w:ascii="Arial" w:hAnsi="Arial" w:cs="Arial"/>
+          <w:sz w:val="20"/>
+          <w:szCs w:val="20"/>
+        </w:rPr>
+        <w:t xml:space="preserve">    </w:t>
+      </w:r>
+      <w:r>
+        <w:rPr>
+          <w:rFonts w:ascii="Arial" w:hAnsi="Arial" w:cs="Arial"/>
+          <w:sz w:val="20"/>
+          <w:szCs w:val="20"/>
+          <w:lang w:val="en-GB"/>
+        </w:rPr>
+        <w:t xml:space="preserve">if </w:t>
+      </w:r>
+      <w:proofErr w:type="spellStart"/>
+      <w:r>
+        <w:rPr>
+          <w:rFonts w:ascii="Arial" w:hAnsi="Arial" w:cs="Arial"/>
+          <w:sz w:val="20"/>
+          <w:szCs w:val="20"/>
+          <w:lang w:val="en-GB"/>
         </w:rPr>
         <w:t>enfrentamiento_id</w:t>
       </w:r>
@@ -18167,26 +19737,175 @@
           <w:rFonts w:ascii="Arial" w:hAnsi="Arial" w:cs="Arial"/>
           <w:sz w:val="20"/>
           <w:szCs w:val="20"/>
-        </w:rPr>
-        <w:t xml:space="preserve">', </w:t>
-      </w:r>
-      <w:proofErr w:type="spellStart"/>
-      <w:r>
-        <w:rPr>
-          <w:rFonts w:ascii="Arial" w:hAnsi="Arial" w:cs="Arial"/>
-          <w:sz w:val="20"/>
-          <w:szCs w:val="20"/>
-        </w:rPr>
-        <w:t>type</w:t>
-      </w:r>
-      <w:proofErr w:type="spellEnd"/>
-      <w:r>
-        <w:rPr>
-          <w:rFonts w:ascii="Arial" w:hAnsi="Arial" w:cs="Arial"/>
-          <w:sz w:val="20"/>
-          <w:szCs w:val="20"/>
-        </w:rPr>
-        <w:t>=int)</w:t>
+          <w:lang w:val="en-GB"/>
+        </w:rPr>
+        <w:t xml:space="preserve"> or </w:t>
+      </w:r>
+      <w:proofErr w:type="spellStart"/>
+      <w:r>
+        <w:rPr>
+          <w:rFonts w:ascii="Arial" w:hAnsi="Arial" w:cs="Arial"/>
+          <w:sz w:val="20"/>
+          <w:szCs w:val="20"/>
+          <w:lang w:val="en-GB"/>
+        </w:rPr>
+        <w:t>jugador_id</w:t>
+      </w:r>
+      <w:proofErr w:type="spellEnd"/>
+      <w:r>
+        <w:rPr>
+          <w:rFonts w:ascii="Arial" w:hAnsi="Arial" w:cs="Arial"/>
+          <w:sz w:val="20"/>
+          <w:szCs w:val="20"/>
+          <w:lang w:val="en-GB"/>
+        </w:rPr>
+        <w:t xml:space="preserve"> or </w:t>
+      </w:r>
+      <w:proofErr w:type="spellStart"/>
+      <w:r>
+        <w:rPr>
+          <w:rFonts w:ascii="Arial" w:hAnsi="Arial" w:cs="Arial"/>
+          <w:sz w:val="20"/>
+          <w:szCs w:val="20"/>
+          <w:lang w:val="en-GB"/>
+        </w:rPr>
+        <w:t>order_by</w:t>
+      </w:r>
+      <w:proofErr w:type="spellEnd"/>
+      <w:r>
+        <w:rPr>
+          <w:rFonts w:ascii="Arial" w:hAnsi="Arial" w:cs="Arial"/>
+          <w:sz w:val="20"/>
+          <w:szCs w:val="20"/>
+          <w:lang w:val="en-GB"/>
+        </w:rPr>
+        <w:t>:</w:t>
+      </w:r>
+    </w:p>
+    <w:p>
+      <w:pPr>
+        <w:rPr>
+          <w:rFonts w:ascii="Arial" w:hAnsi="Arial" w:cs="Arial"/>
+          <w:sz w:val="20"/>
+          <w:szCs w:val="20"/>
+        </w:rPr>
+      </w:pPr>
+      <w:r>
+        <w:rPr>
+          <w:rFonts w:ascii="Arial" w:hAnsi="Arial" w:cs="Arial"/>
+          <w:sz w:val="20"/>
+          <w:szCs w:val="20"/>
+          <w:lang w:val="en-GB"/>
+        </w:rPr>
+        <w:t xml:space="preserve">        </w:t>
+      </w:r>
+      <w:r>
+        <w:rPr>
+          <w:rFonts w:ascii="Arial" w:hAnsi="Arial" w:cs="Arial"/>
+          <w:sz w:val="20"/>
+          <w:szCs w:val="20"/>
+        </w:rPr>
+        <w:t xml:space="preserve">respuesta, status = </w:t>
+      </w:r>
+      <w:proofErr w:type="spellStart"/>
+      <w:r>
+        <w:rPr>
+          <w:rFonts w:ascii="Arial" w:hAnsi="Arial" w:cs="Arial"/>
+          <w:sz w:val="20"/>
+          <w:szCs w:val="20"/>
+        </w:rPr>
+        <w:t>filtrar_jugador_partido_</w:t>
+      </w:r>
+      <w:proofErr w:type="gramStart"/>
+      <w:r>
+        <w:rPr>
+          <w:rFonts w:ascii="Arial" w:hAnsi="Arial" w:cs="Arial"/>
+          <w:sz w:val="20"/>
+          <w:szCs w:val="20"/>
+        </w:rPr>
+        <w:t>logica</w:t>
+      </w:r>
+      <w:proofErr w:type="spellEnd"/>
+      <w:r>
+        <w:rPr>
+          <w:rFonts w:ascii="Arial" w:hAnsi="Arial" w:cs="Arial"/>
+          <w:sz w:val="20"/>
+          <w:szCs w:val="20"/>
+        </w:rPr>
+        <w:t>(</w:t>
+      </w:r>
+      <w:proofErr w:type="spellStart"/>
+      <w:proofErr w:type="gramEnd"/>
+      <w:r>
+        <w:rPr>
+          <w:rFonts w:ascii="Arial" w:hAnsi="Arial" w:cs="Arial"/>
+          <w:sz w:val="20"/>
+          <w:szCs w:val="20"/>
+        </w:rPr>
+        <w:t>enfrentamiento_id</w:t>
+      </w:r>
+      <w:proofErr w:type="spellEnd"/>
+      <w:r>
+        <w:rPr>
+          <w:rFonts w:ascii="Arial" w:hAnsi="Arial" w:cs="Arial"/>
+          <w:sz w:val="20"/>
+          <w:szCs w:val="20"/>
+        </w:rPr>
+        <w:t xml:space="preserve">, </w:t>
+      </w:r>
+      <w:proofErr w:type="spellStart"/>
+      <w:r>
+        <w:rPr>
+          <w:rFonts w:ascii="Arial" w:hAnsi="Arial" w:cs="Arial"/>
+          <w:sz w:val="20"/>
+          <w:szCs w:val="20"/>
+        </w:rPr>
+        <w:t>jugador_id</w:t>
+      </w:r>
+      <w:proofErr w:type="spellEnd"/>
+      <w:r>
+        <w:rPr>
+          <w:rFonts w:ascii="Arial" w:hAnsi="Arial" w:cs="Arial"/>
+          <w:sz w:val="20"/>
+          <w:szCs w:val="20"/>
+        </w:rPr>
+        <w:t xml:space="preserve">, </w:t>
+      </w:r>
+      <w:proofErr w:type="spellStart"/>
+      <w:r>
+        <w:rPr>
+          <w:rFonts w:ascii="Arial" w:hAnsi="Arial" w:cs="Arial"/>
+          <w:sz w:val="20"/>
+          <w:szCs w:val="20"/>
+        </w:rPr>
+        <w:t>order_by</w:t>
+      </w:r>
+      <w:proofErr w:type="spellEnd"/>
+      <w:r>
+        <w:rPr>
+          <w:rFonts w:ascii="Arial" w:hAnsi="Arial" w:cs="Arial"/>
+          <w:sz w:val="20"/>
+          <w:szCs w:val="20"/>
+        </w:rPr>
+        <w:t xml:space="preserve">, </w:t>
+      </w:r>
+      <w:proofErr w:type="spellStart"/>
+      <w:r>
+        <w:rPr>
+          <w:rFonts w:ascii="Arial" w:hAnsi="Arial" w:cs="Arial"/>
+          <w:sz w:val="20"/>
+          <w:szCs w:val="20"/>
+        </w:rPr>
+        <w:t>order_dir</w:t>
+      </w:r>
+      <w:proofErr w:type="spellEnd"/>
+      <w:r>
+        <w:rPr>
+          <w:rFonts w:ascii="Arial" w:hAnsi="Arial" w:cs="Arial"/>
+          <w:sz w:val="20"/>
+          <w:szCs w:val="20"/>
+        </w:rPr>
+        <w:t>)</w:t>
       </w:r>
     </w:p>
     <w:p>
@@ -18212,9 +19931,324 @@
           <w:sz w:val="20"/>
           <w:szCs w:val="20"/>
         </w:rPr>
-        <w:t>jugador_id</w:t>
-      </w:r>
-      <w:proofErr w:type="spellEnd"/>
+        <w:t>else</w:t>
+      </w:r>
+      <w:proofErr w:type="spellEnd"/>
+      <w:r>
+        <w:rPr>
+          <w:rFonts w:ascii="Arial" w:hAnsi="Arial" w:cs="Arial"/>
+          <w:sz w:val="20"/>
+          <w:szCs w:val="20"/>
+        </w:rPr>
+        <w:t>:</w:t>
+      </w:r>
+    </w:p>
+    <w:p>
+      <w:pPr>
+        <w:rPr>
+          <w:rFonts w:ascii="Arial" w:hAnsi="Arial" w:cs="Arial"/>
+          <w:sz w:val="20"/>
+          <w:szCs w:val="20"/>
+        </w:rPr>
+      </w:pPr>
+      <w:r>
+        <w:rPr>
+          <w:rFonts w:ascii="Arial" w:hAnsi="Arial" w:cs="Arial"/>
+          <w:sz w:val="20"/>
+          <w:szCs w:val="20"/>
+        </w:rPr>
+        <w:t xml:space="preserve">        respuesta, status = </w:t>
+      </w:r>
+      <w:proofErr w:type="spellStart"/>
+      <w:r>
+        <w:rPr>
+          <w:rFonts w:ascii="Arial" w:hAnsi="Arial" w:cs="Arial"/>
+          <w:sz w:val="20"/>
+          <w:szCs w:val="20"/>
+        </w:rPr>
+        <w:t>listar_jugador_</w:t>
+      </w:r>
+      <w:proofErr w:type="gramStart"/>
+      <w:r>
+        <w:rPr>
+          <w:rFonts w:ascii="Arial" w:hAnsi="Arial" w:cs="Arial"/>
+          <w:sz w:val="20"/>
+          <w:szCs w:val="20"/>
+        </w:rPr>
+        <w:t>partido</w:t>
+      </w:r>
+      <w:proofErr w:type="spellEnd"/>
+      <w:r>
+        <w:rPr>
+          <w:rFonts w:ascii="Arial" w:hAnsi="Arial" w:cs="Arial"/>
+          <w:sz w:val="20"/>
+          <w:szCs w:val="20"/>
+        </w:rPr>
+        <w:t>(</w:t>
+      </w:r>
+      <w:proofErr w:type="gramEnd"/>
+      <w:r>
+        <w:rPr>
+          <w:rFonts w:ascii="Arial" w:hAnsi="Arial" w:cs="Arial"/>
+          <w:sz w:val="20"/>
+          <w:szCs w:val="20"/>
+        </w:rPr>
+        <w:t>)</w:t>
+      </w:r>
+    </w:p>
+    <w:p>
+      <w:pPr>
+        <w:rPr>
+          <w:rFonts w:ascii="Arial" w:hAnsi="Arial" w:cs="Arial"/>
+          <w:sz w:val="20"/>
+          <w:szCs w:val="20"/>
+        </w:rPr>
+      </w:pPr>
+      <w:r>
+        <w:rPr>
+          <w:rFonts w:ascii="Arial" w:hAnsi="Arial" w:cs="Arial"/>
+          <w:sz w:val="20"/>
+          <w:szCs w:val="20"/>
+        </w:rPr>
+        <w:t xml:space="preserve">    </w:t>
+      </w:r>
+    </w:p>
+    <w:p>
+      <w:pPr>
+        <w:rPr>
+          <w:rFonts w:ascii="Arial" w:hAnsi="Arial" w:cs="Arial"/>
+          <w:sz w:val="20"/>
+          <w:szCs w:val="20"/>
+        </w:rPr>
+      </w:pPr>
+      <w:r>
+        <w:rPr>
+          <w:rFonts w:ascii="Arial" w:hAnsi="Arial" w:cs="Arial"/>
+          <w:sz w:val="20"/>
+          <w:szCs w:val="20"/>
+        </w:rPr>
+        <w:t xml:space="preserve">    </w:t>
+      </w:r>
+      <w:proofErr w:type="spellStart"/>
+      <w:r>
+        <w:rPr>
+          <w:rFonts w:ascii="Arial" w:hAnsi="Arial" w:cs="Arial"/>
+          <w:sz w:val="20"/>
+          <w:szCs w:val="20"/>
+        </w:rPr>
+        <w:t>return</w:t>
+      </w:r>
+      <w:proofErr w:type="spellEnd"/>
+      <w:r>
+        <w:rPr>
+          <w:rFonts w:ascii="Arial" w:hAnsi="Arial" w:cs="Arial"/>
+          <w:sz w:val="20"/>
+          <w:szCs w:val="20"/>
+        </w:rPr>
+        <w:t xml:space="preserve"> </w:t>
+      </w:r>
+      <w:proofErr w:type="spellStart"/>
+      <w:r>
+        <w:rPr>
+          <w:rFonts w:ascii="Arial" w:hAnsi="Arial" w:cs="Arial"/>
+          <w:sz w:val="20"/>
+          <w:szCs w:val="20"/>
+        </w:rPr>
+        <w:t>jsonify</w:t>
+      </w:r>
+      <w:proofErr w:type="spellEnd"/>
+      <w:r>
+        <w:rPr>
+          <w:rFonts w:ascii="Arial" w:hAnsi="Arial" w:cs="Arial"/>
+          <w:sz w:val="20"/>
+          <w:szCs w:val="20"/>
+        </w:rPr>
+        <w:t xml:space="preserve">(respuesta), </w:t>
+      </w:r>
+      <w:proofErr w:type="gramStart"/>
+      <w:r>
+        <w:rPr>
+          <w:rFonts w:ascii="Arial" w:hAnsi="Arial" w:cs="Arial"/>
+          <w:sz w:val="20"/>
+          <w:szCs w:val="20"/>
+        </w:rPr>
+        <w:t>status</w:t>
+      </w:r>
+      <w:proofErr w:type="gramEnd"/>
+    </w:p>
+    <w:p>
+      <w:pPr>
+        <w:rPr>
+          <w:rFonts w:ascii="Arial" w:hAnsi="Arial" w:cs="Arial"/>
+          <w:sz w:val="20"/>
+          <w:szCs w:val="20"/>
+        </w:rPr>
+      </w:pPr>
+    </w:p>
+    <w:p>
+      <w:pPr>
+        <w:rPr>
+          <w:rFonts w:ascii="Arial" w:hAnsi="Arial" w:cs="Arial"/>
+          <w:sz w:val="20"/>
+          <w:szCs w:val="20"/>
+        </w:rPr>
+      </w:pPr>
+      <w:r>
+        <w:rPr>
+          <w:rFonts w:ascii="Arial" w:hAnsi="Arial" w:cs="Arial"/>
+          <w:sz w:val="20"/>
+          <w:szCs w:val="20"/>
+        </w:rPr>
+        <w:t xml:space="preserve">## Ruta para obtener un registro de </w:t>
+      </w:r>
+      <w:proofErr w:type="spellStart"/>
+      <w:r>
+        <w:rPr>
+          <w:rFonts w:ascii="Arial" w:hAnsi="Arial" w:cs="Arial"/>
+          <w:sz w:val="20"/>
+          <w:szCs w:val="20"/>
+        </w:rPr>
+        <w:t>Jugador_Partido</w:t>
+      </w:r>
+      <w:proofErr w:type="spellEnd"/>
+      <w:r>
+        <w:rPr>
+          <w:rFonts w:ascii="Arial" w:hAnsi="Arial" w:cs="Arial"/>
+          <w:sz w:val="20"/>
+          <w:szCs w:val="20"/>
+        </w:rPr>
+        <w:t xml:space="preserve"> por ID</w:t>
+      </w:r>
+    </w:p>
+    <w:p>
+      <w:pPr>
+        <w:rPr>
+          <w:rFonts w:ascii="Arial" w:hAnsi="Arial" w:cs="Arial"/>
+          <w:sz w:val="20"/>
+          <w:szCs w:val="20"/>
+          <w:lang w:val="en-GB"/>
+        </w:rPr>
+      </w:pPr>
+      <w:r>
+        <w:rPr>
+          <w:rFonts w:ascii="Arial" w:hAnsi="Arial" w:cs="Arial"/>
+          <w:sz w:val="20"/>
+          <w:szCs w:val="20"/>
+          <w:lang w:val="en-GB"/>
+        </w:rPr>
+        <w:lastRenderedPageBreak/>
+        <w:t>@</w:t>
+      </w:r>
+      <w:proofErr w:type="gramStart"/>
+      <w:r>
+        <w:rPr>
+          <w:rFonts w:ascii="Arial" w:hAnsi="Arial" w:cs="Arial"/>
+          <w:sz w:val="20"/>
+          <w:szCs w:val="20"/>
+          <w:lang w:val="en-GB"/>
+        </w:rPr>
+        <w:t>app.route</w:t>
+      </w:r>
+      <w:proofErr w:type="gramEnd"/>
+      <w:r>
+        <w:rPr>
+          <w:rFonts w:ascii="Arial" w:hAnsi="Arial" w:cs="Arial"/>
+          <w:sz w:val="20"/>
+          <w:szCs w:val="20"/>
+          <w:lang w:val="en-GB"/>
+        </w:rPr>
+        <w:t>('/api/jugador_partido/&lt;int:id_jugador_partido&gt;', methods=['GET'])</w:t>
+      </w:r>
+    </w:p>
+    <w:p>
+      <w:pPr>
+        <w:rPr>
+          <w:rFonts w:ascii="Arial" w:hAnsi="Arial" w:cs="Arial"/>
+          <w:sz w:val="20"/>
+          <w:szCs w:val="20"/>
+        </w:rPr>
+      </w:pPr>
+      <w:proofErr w:type="spellStart"/>
+      <w:r>
+        <w:rPr>
+          <w:rFonts w:ascii="Arial" w:hAnsi="Arial" w:cs="Arial"/>
+          <w:sz w:val="20"/>
+          <w:szCs w:val="20"/>
+        </w:rPr>
+        <w:t>def</w:t>
+      </w:r>
+      <w:proofErr w:type="spellEnd"/>
+      <w:r>
+        <w:rPr>
+          <w:rFonts w:ascii="Arial" w:hAnsi="Arial" w:cs="Arial"/>
+          <w:sz w:val="20"/>
+          <w:szCs w:val="20"/>
+        </w:rPr>
+        <w:t xml:space="preserve"> </w:t>
+      </w:r>
+      <w:proofErr w:type="spellStart"/>
+      <w:r>
+        <w:rPr>
+          <w:rFonts w:ascii="Arial" w:hAnsi="Arial" w:cs="Arial"/>
+          <w:sz w:val="20"/>
+          <w:szCs w:val="20"/>
+        </w:rPr>
+        <w:t>route_obtener_jugador_partido</w:t>
+      </w:r>
+      <w:proofErr w:type="spellEnd"/>
+      <w:r>
+        <w:rPr>
+          <w:rFonts w:ascii="Arial" w:hAnsi="Arial" w:cs="Arial"/>
+          <w:sz w:val="20"/>
+          <w:szCs w:val="20"/>
+        </w:rPr>
+        <w:t>(</w:t>
+      </w:r>
+      <w:proofErr w:type="spellStart"/>
+      <w:r>
+        <w:rPr>
+          <w:rFonts w:ascii="Arial" w:hAnsi="Arial" w:cs="Arial"/>
+          <w:sz w:val="20"/>
+          <w:szCs w:val="20"/>
+        </w:rPr>
+        <w:t>id_jugador_partido</w:t>
+      </w:r>
+      <w:proofErr w:type="spellEnd"/>
+      <w:r>
+        <w:rPr>
+          <w:rFonts w:ascii="Arial" w:hAnsi="Arial" w:cs="Arial"/>
+          <w:sz w:val="20"/>
+          <w:szCs w:val="20"/>
+        </w:rPr>
+        <w:t>):</w:t>
+      </w:r>
+    </w:p>
+    <w:p>
+      <w:pPr>
+        <w:rPr>
+          <w:rFonts w:ascii="Arial" w:hAnsi="Arial" w:cs="Arial"/>
+          <w:sz w:val="20"/>
+          <w:szCs w:val="20"/>
+        </w:rPr>
+      </w:pPr>
+      <w:r>
+        <w:rPr>
+          <w:rFonts w:ascii="Arial" w:hAnsi="Arial" w:cs="Arial"/>
+          <w:sz w:val="20"/>
+          <w:szCs w:val="20"/>
+        </w:rPr>
+        <w:t xml:space="preserve">    respuesta, </w:t>
+      </w:r>
+      <w:proofErr w:type="gramStart"/>
+      <w:r>
+        <w:rPr>
+          <w:rFonts w:ascii="Arial" w:hAnsi="Arial" w:cs="Arial"/>
+          <w:sz w:val="20"/>
+          <w:szCs w:val="20"/>
+        </w:rPr>
+        <w:t>status</w:t>
+      </w:r>
+      <w:proofErr w:type="gramEnd"/>
       <w:r>
         <w:rPr>
           <w:rFonts w:ascii="Arial" w:hAnsi="Arial" w:cs="Arial"/>
@@ -18230,61 +20264,42 @@
           <w:sz w:val="20"/>
           <w:szCs w:val="20"/>
         </w:rPr>
-        <w:t>request.args.get</w:t>
-      </w:r>
-      <w:proofErr w:type="spellEnd"/>
-      <w:r>
-        <w:rPr>
-          <w:rFonts w:ascii="Arial" w:hAnsi="Arial" w:cs="Arial"/>
-          <w:sz w:val="20"/>
-          <w:szCs w:val="20"/>
-        </w:rPr>
-        <w:t>('</w:t>
-      </w:r>
-      <w:proofErr w:type="spellStart"/>
-      <w:r>
-        <w:rPr>
-          <w:rFonts w:ascii="Arial" w:hAnsi="Arial" w:cs="Arial"/>
-          <w:sz w:val="20"/>
-          <w:szCs w:val="20"/>
-        </w:rPr>
-        <w:t>jugador_id</w:t>
-      </w:r>
-      <w:proofErr w:type="spellEnd"/>
-      <w:r>
-        <w:rPr>
-          <w:rFonts w:ascii="Arial" w:hAnsi="Arial" w:cs="Arial"/>
-          <w:sz w:val="20"/>
-          <w:szCs w:val="20"/>
-        </w:rPr>
-        <w:t xml:space="preserve">', </w:t>
-      </w:r>
-      <w:proofErr w:type="spellStart"/>
-      <w:r>
-        <w:rPr>
-          <w:rFonts w:ascii="Arial" w:hAnsi="Arial" w:cs="Arial"/>
-          <w:sz w:val="20"/>
-          <w:szCs w:val="20"/>
-        </w:rPr>
-        <w:t>type</w:t>
-      </w:r>
-      <w:proofErr w:type="spellEnd"/>
-      <w:r>
-        <w:rPr>
-          <w:rFonts w:ascii="Arial" w:hAnsi="Arial" w:cs="Arial"/>
-          <w:sz w:val="20"/>
-          <w:szCs w:val="20"/>
-        </w:rPr>
-        <w:t>=int)</w:t>
-      </w:r>
-    </w:p>
-    <w:p>
-      <w:pPr>
-        <w:rPr>
-          <w:rFonts w:ascii="Arial" w:hAnsi="Arial" w:cs="Arial"/>
-          <w:sz w:val="20"/>
-          <w:szCs w:val="20"/>
-          <w:lang w:val="en-GB"/>
+        <w:t>obtener_jugador_partido</w:t>
+      </w:r>
+      <w:proofErr w:type="spellEnd"/>
+      <w:r>
+        <w:rPr>
+          <w:rFonts w:ascii="Arial" w:hAnsi="Arial" w:cs="Arial"/>
+          <w:sz w:val="20"/>
+          <w:szCs w:val="20"/>
+        </w:rPr>
+        <w:t>(</w:t>
+      </w:r>
+      <w:proofErr w:type="spellStart"/>
+      <w:r>
+        <w:rPr>
+          <w:rFonts w:ascii="Arial" w:hAnsi="Arial" w:cs="Arial"/>
+          <w:sz w:val="20"/>
+          <w:szCs w:val="20"/>
+        </w:rPr>
+        <w:t>id_jugador_partido</w:t>
+      </w:r>
+      <w:proofErr w:type="spellEnd"/>
+      <w:r>
+        <w:rPr>
+          <w:rFonts w:ascii="Arial" w:hAnsi="Arial" w:cs="Arial"/>
+          <w:sz w:val="20"/>
+          <w:szCs w:val="20"/>
+        </w:rPr>
+        <w:t>)</w:t>
+      </w:r>
+    </w:p>
+    <w:p>
+      <w:pPr>
+        <w:rPr>
+          <w:rFonts w:ascii="Arial" w:hAnsi="Arial" w:cs="Arial"/>
+          <w:sz w:val="20"/>
+          <w:szCs w:val="20"/>
         </w:rPr>
       </w:pPr>
       <w:r>
@@ -18301,17 +20316,269 @@
           <w:rFonts w:ascii="Arial" w:hAnsi="Arial" w:cs="Arial"/>
           <w:sz w:val="20"/>
           <w:szCs w:val="20"/>
-          <w:lang w:val="en-GB"/>
-        </w:rPr>
-        <w:t>order_by</w:t>
-      </w:r>
-      <w:proofErr w:type="spellEnd"/>
-      <w:r>
-        <w:rPr>
-          <w:rFonts w:ascii="Arial" w:hAnsi="Arial" w:cs="Arial"/>
-          <w:sz w:val="20"/>
-          <w:szCs w:val="20"/>
-          <w:lang w:val="en-GB"/>
+        </w:rPr>
+        <w:t>return</w:t>
+      </w:r>
+      <w:proofErr w:type="spellEnd"/>
+      <w:r>
+        <w:rPr>
+          <w:rFonts w:ascii="Arial" w:hAnsi="Arial" w:cs="Arial"/>
+          <w:sz w:val="20"/>
+          <w:szCs w:val="20"/>
+        </w:rPr>
+        <w:t xml:space="preserve"> </w:t>
+      </w:r>
+      <w:proofErr w:type="spellStart"/>
+      <w:r>
+        <w:rPr>
+          <w:rFonts w:ascii="Arial" w:hAnsi="Arial" w:cs="Arial"/>
+          <w:sz w:val="20"/>
+          <w:szCs w:val="20"/>
+        </w:rPr>
+        <w:t>jsonify</w:t>
+      </w:r>
+      <w:proofErr w:type="spellEnd"/>
+      <w:r>
+        <w:rPr>
+          <w:rFonts w:ascii="Arial" w:hAnsi="Arial" w:cs="Arial"/>
+          <w:sz w:val="20"/>
+          <w:szCs w:val="20"/>
+        </w:rPr>
+        <w:t xml:space="preserve">(respuesta), </w:t>
+      </w:r>
+      <w:proofErr w:type="gramStart"/>
+      <w:r>
+        <w:rPr>
+          <w:rFonts w:ascii="Arial" w:hAnsi="Arial" w:cs="Arial"/>
+          <w:sz w:val="20"/>
+          <w:szCs w:val="20"/>
+        </w:rPr>
+        <w:t>status</w:t>
+      </w:r>
+      <w:proofErr w:type="gramEnd"/>
+    </w:p>
+    <w:p>
+      <w:pPr>
+        <w:rPr>
+          <w:rFonts w:ascii="Arial" w:hAnsi="Arial" w:cs="Arial"/>
+          <w:sz w:val="20"/>
+          <w:szCs w:val="20"/>
+        </w:rPr>
+      </w:pPr>
+    </w:p>
+    <w:p>
+      <w:pPr>
+        <w:rPr>
+          <w:rFonts w:ascii="Arial" w:hAnsi="Arial" w:cs="Arial"/>
+          <w:sz w:val="20"/>
+          <w:szCs w:val="20"/>
+        </w:rPr>
+      </w:pPr>
+      <w:r>
+        <w:rPr>
+          <w:rFonts w:ascii="Arial" w:hAnsi="Arial" w:cs="Arial"/>
+          <w:sz w:val="20"/>
+          <w:szCs w:val="20"/>
+        </w:rPr>
+        <w:t xml:space="preserve">## Ruta para crear un nuevo registro en </w:t>
+      </w:r>
+      <w:proofErr w:type="spellStart"/>
+      <w:r>
+        <w:rPr>
+          <w:rFonts w:ascii="Arial" w:hAnsi="Arial" w:cs="Arial"/>
+          <w:sz w:val="20"/>
+          <w:szCs w:val="20"/>
+        </w:rPr>
+        <w:t>Jugador_Partido</w:t>
+      </w:r>
+      <w:proofErr w:type="spellEnd"/>
+    </w:p>
+    <w:p>
+      <w:pPr>
+        <w:rPr>
+          <w:rFonts w:ascii="Arial" w:hAnsi="Arial" w:cs="Arial"/>
+          <w:sz w:val="20"/>
+          <w:szCs w:val="20"/>
+          <w:lang w:val="en-GB"/>
+        </w:rPr>
+      </w:pPr>
+      <w:r>
+        <w:rPr>
+          <w:rFonts w:ascii="Arial" w:hAnsi="Arial" w:cs="Arial"/>
+          <w:sz w:val="20"/>
+          <w:szCs w:val="20"/>
+          <w:lang w:val="en-GB"/>
+        </w:rPr>
+        <w:t>@</w:t>
+      </w:r>
+      <w:proofErr w:type="gramStart"/>
+      <w:r>
+        <w:rPr>
+          <w:rFonts w:ascii="Arial" w:hAnsi="Arial" w:cs="Arial"/>
+          <w:sz w:val="20"/>
+          <w:szCs w:val="20"/>
+          <w:lang w:val="en-GB"/>
+        </w:rPr>
+        <w:t>app.route</w:t>
+      </w:r>
+      <w:proofErr w:type="gramEnd"/>
+      <w:r>
+        <w:rPr>
+          <w:rFonts w:ascii="Arial" w:hAnsi="Arial" w:cs="Arial"/>
+          <w:sz w:val="20"/>
+          <w:szCs w:val="20"/>
+          <w:lang w:val="en-GB"/>
+        </w:rPr>
+        <w:t>('/api/jugador_partido', methods=['POST'])</w:t>
+      </w:r>
+    </w:p>
+    <w:p>
+      <w:pPr>
+        <w:rPr>
+          <w:rFonts w:ascii="Arial" w:hAnsi="Arial" w:cs="Arial"/>
+          <w:sz w:val="20"/>
+          <w:szCs w:val="20"/>
+        </w:rPr>
+      </w:pPr>
+      <w:proofErr w:type="spellStart"/>
+      <w:r>
+        <w:rPr>
+          <w:rFonts w:ascii="Arial" w:hAnsi="Arial" w:cs="Arial"/>
+          <w:sz w:val="20"/>
+          <w:szCs w:val="20"/>
+        </w:rPr>
+        <w:t>def</w:t>
+      </w:r>
+      <w:proofErr w:type="spellEnd"/>
+      <w:r>
+        <w:rPr>
+          <w:rFonts w:ascii="Arial" w:hAnsi="Arial" w:cs="Arial"/>
+          <w:sz w:val="20"/>
+          <w:szCs w:val="20"/>
+        </w:rPr>
+        <w:t xml:space="preserve"> </w:t>
+      </w:r>
+      <w:proofErr w:type="spellStart"/>
+      <w:r>
+        <w:rPr>
+          <w:rFonts w:ascii="Arial" w:hAnsi="Arial" w:cs="Arial"/>
+          <w:sz w:val="20"/>
+          <w:szCs w:val="20"/>
+        </w:rPr>
+        <w:t>route_crear_jugador_</w:t>
+      </w:r>
+      <w:proofErr w:type="gramStart"/>
+      <w:r>
+        <w:rPr>
+          <w:rFonts w:ascii="Arial" w:hAnsi="Arial" w:cs="Arial"/>
+          <w:sz w:val="20"/>
+          <w:szCs w:val="20"/>
+        </w:rPr>
+        <w:t>partido</w:t>
+      </w:r>
+      <w:proofErr w:type="spellEnd"/>
+      <w:r>
+        <w:rPr>
+          <w:rFonts w:ascii="Arial" w:hAnsi="Arial" w:cs="Arial"/>
+          <w:sz w:val="20"/>
+          <w:szCs w:val="20"/>
+        </w:rPr>
+        <w:t>(</w:t>
+      </w:r>
+      <w:proofErr w:type="gramEnd"/>
+      <w:r>
+        <w:rPr>
+          <w:rFonts w:ascii="Arial" w:hAnsi="Arial" w:cs="Arial"/>
+          <w:sz w:val="20"/>
+          <w:szCs w:val="20"/>
+        </w:rPr>
+        <w:t>):</w:t>
+      </w:r>
+    </w:p>
+    <w:p>
+      <w:pPr>
+        <w:rPr>
+          <w:rFonts w:ascii="Arial" w:hAnsi="Arial" w:cs="Arial"/>
+          <w:sz w:val="20"/>
+          <w:szCs w:val="20"/>
+        </w:rPr>
+      </w:pPr>
+      <w:r>
+        <w:rPr>
+          <w:rFonts w:ascii="Arial" w:hAnsi="Arial" w:cs="Arial"/>
+          <w:sz w:val="20"/>
+          <w:szCs w:val="20"/>
+        </w:rPr>
+        <w:t xml:space="preserve">    data = </w:t>
+      </w:r>
+      <w:proofErr w:type="spellStart"/>
+      <w:r>
+        <w:rPr>
+          <w:rFonts w:ascii="Arial" w:hAnsi="Arial" w:cs="Arial"/>
+          <w:sz w:val="20"/>
+          <w:szCs w:val="20"/>
+        </w:rPr>
+        <w:t>request.get_</w:t>
+      </w:r>
+      <w:proofErr w:type="gramStart"/>
+      <w:r>
+        <w:rPr>
+          <w:rFonts w:ascii="Arial" w:hAnsi="Arial" w:cs="Arial"/>
+          <w:sz w:val="20"/>
+          <w:szCs w:val="20"/>
+        </w:rPr>
+        <w:t>json</w:t>
+      </w:r>
+      <w:proofErr w:type="spellEnd"/>
+      <w:r>
+        <w:rPr>
+          <w:rFonts w:ascii="Arial" w:hAnsi="Arial" w:cs="Arial"/>
+          <w:sz w:val="20"/>
+          <w:szCs w:val="20"/>
+        </w:rPr>
+        <w:t>(</w:t>
+      </w:r>
+      <w:proofErr w:type="gramEnd"/>
+      <w:r>
+        <w:rPr>
+          <w:rFonts w:ascii="Arial" w:hAnsi="Arial" w:cs="Arial"/>
+          <w:sz w:val="20"/>
+          <w:szCs w:val="20"/>
+        </w:rPr>
+        <w:t>)</w:t>
+      </w:r>
+    </w:p>
+    <w:p>
+      <w:pPr>
+        <w:rPr>
+          <w:rFonts w:ascii="Arial" w:hAnsi="Arial" w:cs="Arial"/>
+          <w:sz w:val="20"/>
+          <w:szCs w:val="20"/>
+        </w:rPr>
+      </w:pPr>
+      <w:r>
+        <w:rPr>
+          <w:rFonts w:ascii="Arial" w:hAnsi="Arial" w:cs="Arial"/>
+          <w:sz w:val="20"/>
+          <w:szCs w:val="20"/>
+        </w:rPr>
+        <w:t xml:space="preserve">    respuesta, </w:t>
+      </w:r>
+      <w:proofErr w:type="gramStart"/>
+      <w:r>
+        <w:rPr>
+          <w:rFonts w:ascii="Arial" w:hAnsi="Arial" w:cs="Arial"/>
+          <w:sz w:val="20"/>
+          <w:szCs w:val="20"/>
+        </w:rPr>
+        <w:t>status</w:t>
+      </w:r>
+      <w:proofErr w:type="gramEnd"/>
+      <w:r>
+        <w:rPr>
+          <w:rFonts w:ascii="Arial" w:hAnsi="Arial" w:cs="Arial"/>
+          <w:sz w:val="20"/>
+          <w:szCs w:val="20"/>
         </w:rPr>
         <w:t xml:space="preserve"> = </w:t>
       </w:r>
@@ -18321,55 +20588,32 @@
           <w:rFonts w:ascii="Arial" w:hAnsi="Arial" w:cs="Arial"/>
           <w:sz w:val="20"/>
           <w:szCs w:val="20"/>
-          <w:lang w:val="en-GB"/>
-        </w:rPr>
-        <w:t>request.args.get</w:t>
-      </w:r>
-      <w:proofErr w:type="spellEnd"/>
-      <w:r>
-        <w:rPr>
-          <w:rFonts w:ascii="Arial" w:hAnsi="Arial" w:cs="Arial"/>
-          <w:sz w:val="20"/>
-          <w:szCs w:val="20"/>
-          <w:lang w:val="en-GB"/>
-        </w:rPr>
-        <w:t>('</w:t>
-      </w:r>
-      <w:proofErr w:type="spellStart"/>
-      <w:r>
-        <w:rPr>
-          <w:rFonts w:ascii="Arial" w:hAnsi="Arial" w:cs="Arial"/>
-          <w:sz w:val="20"/>
-          <w:szCs w:val="20"/>
-          <w:lang w:val="en-GB"/>
-        </w:rPr>
-        <w:t>order_by</w:t>
-      </w:r>
-      <w:proofErr w:type="spellEnd"/>
-      <w:r>
-        <w:rPr>
-          <w:rFonts w:ascii="Arial" w:hAnsi="Arial" w:cs="Arial"/>
-          <w:sz w:val="20"/>
-          <w:szCs w:val="20"/>
-          <w:lang w:val="en-GB"/>
-        </w:rPr>
-        <w:t>')</w:t>
-      </w:r>
-    </w:p>
-    <w:p>
-      <w:pPr>
-        <w:rPr>
-          <w:rFonts w:ascii="Arial" w:hAnsi="Arial" w:cs="Arial"/>
-          <w:sz w:val="20"/>
-          <w:szCs w:val="20"/>
-        </w:rPr>
-      </w:pPr>
-      <w:r>
-        <w:rPr>
-          <w:rFonts w:ascii="Arial" w:hAnsi="Arial" w:cs="Arial"/>
-          <w:sz w:val="20"/>
-          <w:szCs w:val="20"/>
-          <w:lang w:val="en-GB"/>
+        </w:rPr>
+        <w:t>crear_jugador_partido</w:t>
+      </w:r>
+      <w:proofErr w:type="spellEnd"/>
+      <w:r>
+        <w:rPr>
+          <w:rFonts w:ascii="Arial" w:hAnsi="Arial" w:cs="Arial"/>
+          <w:sz w:val="20"/>
+          <w:szCs w:val="20"/>
+        </w:rPr>
+        <w:t>(data)</w:t>
+      </w:r>
+    </w:p>
+    <w:p>
+      <w:pPr>
+        <w:rPr>
+          <w:rFonts w:ascii="Arial" w:hAnsi="Arial" w:cs="Arial"/>
+          <w:sz w:val="20"/>
+          <w:szCs w:val="20"/>
+        </w:rPr>
+      </w:pPr>
+      <w:r>
+        <w:rPr>
+          <w:rFonts w:ascii="Arial" w:hAnsi="Arial" w:cs="Arial"/>
+          <w:sz w:val="20"/>
+          <w:szCs w:val="20"/>
         </w:rPr>
         <w:t xml:space="preserve">    </w:t>
       </w:r>
@@ -18380,9 +20624,527 @@
           <w:sz w:val="20"/>
           <w:szCs w:val="20"/>
         </w:rPr>
-        <w:t>order_dir</w:t>
-      </w:r>
-      <w:proofErr w:type="spellEnd"/>
+        <w:t>return</w:t>
+      </w:r>
+      <w:proofErr w:type="spellEnd"/>
+      <w:r>
+        <w:rPr>
+          <w:rFonts w:ascii="Arial" w:hAnsi="Arial" w:cs="Arial"/>
+          <w:sz w:val="20"/>
+          <w:szCs w:val="20"/>
+        </w:rPr>
+        <w:t xml:space="preserve"> </w:t>
+      </w:r>
+      <w:proofErr w:type="spellStart"/>
+      <w:r>
+        <w:rPr>
+          <w:rFonts w:ascii="Arial" w:hAnsi="Arial" w:cs="Arial"/>
+          <w:sz w:val="20"/>
+          <w:szCs w:val="20"/>
+        </w:rPr>
+        <w:t>jsonify</w:t>
+      </w:r>
+      <w:proofErr w:type="spellEnd"/>
+      <w:r>
+        <w:rPr>
+          <w:rFonts w:ascii="Arial" w:hAnsi="Arial" w:cs="Arial"/>
+          <w:sz w:val="20"/>
+          <w:szCs w:val="20"/>
+        </w:rPr>
+        <w:t xml:space="preserve">(respuesta), </w:t>
+      </w:r>
+      <w:proofErr w:type="gramStart"/>
+      <w:r>
+        <w:rPr>
+          <w:rFonts w:ascii="Arial" w:hAnsi="Arial" w:cs="Arial"/>
+          <w:sz w:val="20"/>
+          <w:szCs w:val="20"/>
+        </w:rPr>
+        <w:t>status</w:t>
+      </w:r>
+      <w:proofErr w:type="gramEnd"/>
+    </w:p>
+    <w:p>
+      <w:pPr>
+        <w:rPr>
+          <w:rFonts w:ascii="Arial" w:hAnsi="Arial" w:cs="Arial"/>
+          <w:sz w:val="20"/>
+          <w:szCs w:val="20"/>
+        </w:rPr>
+      </w:pPr>
+    </w:p>
+    <w:p>
+      <w:pPr>
+        <w:rPr>
+          <w:rFonts w:ascii="Arial" w:hAnsi="Arial" w:cs="Arial"/>
+          <w:sz w:val="20"/>
+          <w:szCs w:val="20"/>
+        </w:rPr>
+      </w:pPr>
+      <w:r>
+        <w:rPr>
+          <w:rFonts w:ascii="Arial" w:hAnsi="Arial" w:cs="Arial"/>
+          <w:sz w:val="20"/>
+          <w:szCs w:val="20"/>
+        </w:rPr>
+        <w:t xml:space="preserve">## Ruta para actualizar un registro en </w:t>
+      </w:r>
+      <w:proofErr w:type="spellStart"/>
+      <w:r>
+        <w:rPr>
+          <w:rFonts w:ascii="Arial" w:hAnsi="Arial" w:cs="Arial"/>
+          <w:sz w:val="20"/>
+          <w:szCs w:val="20"/>
+        </w:rPr>
+        <w:t>Jugador_Partido</w:t>
+      </w:r>
+      <w:proofErr w:type="spellEnd"/>
+    </w:p>
+    <w:p>
+      <w:pPr>
+        <w:rPr>
+          <w:rFonts w:ascii="Arial" w:hAnsi="Arial" w:cs="Arial"/>
+          <w:sz w:val="20"/>
+          <w:szCs w:val="20"/>
+          <w:lang w:val="en-GB"/>
+        </w:rPr>
+      </w:pPr>
+      <w:r>
+        <w:rPr>
+          <w:rFonts w:ascii="Arial" w:hAnsi="Arial" w:cs="Arial"/>
+          <w:sz w:val="20"/>
+          <w:szCs w:val="20"/>
+          <w:lang w:val="en-GB"/>
+        </w:rPr>
+        <w:t>@</w:t>
+      </w:r>
+      <w:proofErr w:type="gramStart"/>
+      <w:r>
+        <w:rPr>
+          <w:rFonts w:ascii="Arial" w:hAnsi="Arial" w:cs="Arial"/>
+          <w:sz w:val="20"/>
+          <w:szCs w:val="20"/>
+          <w:lang w:val="en-GB"/>
+        </w:rPr>
+        <w:t>app.route</w:t>
+      </w:r>
+      <w:proofErr w:type="gramEnd"/>
+      <w:r>
+        <w:rPr>
+          <w:rFonts w:ascii="Arial" w:hAnsi="Arial" w:cs="Arial"/>
+          <w:sz w:val="20"/>
+          <w:szCs w:val="20"/>
+          <w:lang w:val="en-GB"/>
+        </w:rPr>
+        <w:t>('/api/jugador_partido/&lt;int:id_jugador_partido&gt;', methods=['PUT'])</w:t>
+      </w:r>
+    </w:p>
+    <w:p>
+      <w:pPr>
+        <w:rPr>
+          <w:rFonts w:ascii="Arial" w:hAnsi="Arial" w:cs="Arial"/>
+          <w:sz w:val="20"/>
+          <w:szCs w:val="20"/>
+        </w:rPr>
+      </w:pPr>
+      <w:proofErr w:type="spellStart"/>
+      <w:r>
+        <w:rPr>
+          <w:rFonts w:ascii="Arial" w:hAnsi="Arial" w:cs="Arial"/>
+          <w:sz w:val="20"/>
+          <w:szCs w:val="20"/>
+        </w:rPr>
+        <w:t>def</w:t>
+      </w:r>
+      <w:proofErr w:type="spellEnd"/>
+      <w:r>
+        <w:rPr>
+          <w:rFonts w:ascii="Arial" w:hAnsi="Arial" w:cs="Arial"/>
+          <w:sz w:val="20"/>
+          <w:szCs w:val="20"/>
+        </w:rPr>
+        <w:t xml:space="preserve"> </w:t>
+      </w:r>
+      <w:proofErr w:type="spellStart"/>
+      <w:r>
+        <w:rPr>
+          <w:rFonts w:ascii="Arial" w:hAnsi="Arial" w:cs="Arial"/>
+          <w:sz w:val="20"/>
+          <w:szCs w:val="20"/>
+        </w:rPr>
+        <w:t>route_actualizar_jugador_partido</w:t>
+      </w:r>
+      <w:proofErr w:type="spellEnd"/>
+      <w:r>
+        <w:rPr>
+          <w:rFonts w:ascii="Arial" w:hAnsi="Arial" w:cs="Arial"/>
+          <w:sz w:val="20"/>
+          <w:szCs w:val="20"/>
+        </w:rPr>
+        <w:t>(</w:t>
+      </w:r>
+      <w:proofErr w:type="spellStart"/>
+      <w:r>
+        <w:rPr>
+          <w:rFonts w:ascii="Arial" w:hAnsi="Arial" w:cs="Arial"/>
+          <w:sz w:val="20"/>
+          <w:szCs w:val="20"/>
+        </w:rPr>
+        <w:t>id_jugador_partido</w:t>
+      </w:r>
+      <w:proofErr w:type="spellEnd"/>
+      <w:r>
+        <w:rPr>
+          <w:rFonts w:ascii="Arial" w:hAnsi="Arial" w:cs="Arial"/>
+          <w:sz w:val="20"/>
+          <w:szCs w:val="20"/>
+        </w:rPr>
+        <w:t>):</w:t>
+      </w:r>
+    </w:p>
+    <w:p>
+      <w:pPr>
+        <w:rPr>
+          <w:rFonts w:ascii="Arial" w:hAnsi="Arial" w:cs="Arial"/>
+          <w:sz w:val="20"/>
+          <w:szCs w:val="20"/>
+        </w:rPr>
+      </w:pPr>
+      <w:r>
+        <w:rPr>
+          <w:rFonts w:ascii="Arial" w:hAnsi="Arial" w:cs="Arial"/>
+          <w:sz w:val="20"/>
+          <w:szCs w:val="20"/>
+        </w:rPr>
+        <w:t xml:space="preserve">    data = </w:t>
+      </w:r>
+      <w:proofErr w:type="spellStart"/>
+      <w:r>
+        <w:rPr>
+          <w:rFonts w:ascii="Arial" w:hAnsi="Arial" w:cs="Arial"/>
+          <w:sz w:val="20"/>
+          <w:szCs w:val="20"/>
+        </w:rPr>
+        <w:t>request.get_</w:t>
+      </w:r>
+      <w:proofErr w:type="gramStart"/>
+      <w:r>
+        <w:rPr>
+          <w:rFonts w:ascii="Arial" w:hAnsi="Arial" w:cs="Arial"/>
+          <w:sz w:val="20"/>
+          <w:szCs w:val="20"/>
+        </w:rPr>
+        <w:t>json</w:t>
+      </w:r>
+      <w:proofErr w:type="spellEnd"/>
+      <w:r>
+        <w:rPr>
+          <w:rFonts w:ascii="Arial" w:hAnsi="Arial" w:cs="Arial"/>
+          <w:sz w:val="20"/>
+          <w:szCs w:val="20"/>
+        </w:rPr>
+        <w:t>(</w:t>
+      </w:r>
+      <w:proofErr w:type="gramEnd"/>
+      <w:r>
+        <w:rPr>
+          <w:rFonts w:ascii="Arial" w:hAnsi="Arial" w:cs="Arial"/>
+          <w:sz w:val="20"/>
+          <w:szCs w:val="20"/>
+        </w:rPr>
+        <w:t>)</w:t>
+      </w:r>
+    </w:p>
+    <w:p>
+      <w:pPr>
+        <w:rPr>
+          <w:rFonts w:ascii="Arial" w:hAnsi="Arial" w:cs="Arial"/>
+          <w:sz w:val="20"/>
+          <w:szCs w:val="20"/>
+        </w:rPr>
+      </w:pPr>
+      <w:r>
+        <w:rPr>
+          <w:rFonts w:ascii="Arial" w:hAnsi="Arial" w:cs="Arial"/>
+          <w:sz w:val="20"/>
+          <w:szCs w:val="20"/>
+        </w:rPr>
+        <w:t xml:space="preserve">    respuesta, status = </w:t>
+      </w:r>
+      <w:proofErr w:type="spellStart"/>
+      <w:r>
+        <w:rPr>
+          <w:rFonts w:ascii="Arial" w:hAnsi="Arial" w:cs="Arial"/>
+          <w:sz w:val="20"/>
+          <w:szCs w:val="20"/>
+        </w:rPr>
+        <w:t>actualizar_jugador_</w:t>
+      </w:r>
+      <w:proofErr w:type="gramStart"/>
+      <w:r>
+        <w:rPr>
+          <w:rFonts w:ascii="Arial" w:hAnsi="Arial" w:cs="Arial"/>
+          <w:sz w:val="20"/>
+          <w:szCs w:val="20"/>
+        </w:rPr>
+        <w:t>partido</w:t>
+      </w:r>
+      <w:proofErr w:type="spellEnd"/>
+      <w:r>
+        <w:rPr>
+          <w:rFonts w:ascii="Arial" w:hAnsi="Arial" w:cs="Arial"/>
+          <w:sz w:val="20"/>
+          <w:szCs w:val="20"/>
+        </w:rPr>
+        <w:t>(</w:t>
+      </w:r>
+      <w:proofErr w:type="spellStart"/>
+      <w:proofErr w:type="gramEnd"/>
+      <w:r>
+        <w:rPr>
+          <w:rFonts w:ascii="Arial" w:hAnsi="Arial" w:cs="Arial"/>
+          <w:sz w:val="20"/>
+          <w:szCs w:val="20"/>
+        </w:rPr>
+        <w:t>id_jugador_partido</w:t>
+      </w:r>
+      <w:proofErr w:type="spellEnd"/>
+      <w:r>
+        <w:rPr>
+          <w:rFonts w:ascii="Arial" w:hAnsi="Arial" w:cs="Arial"/>
+          <w:sz w:val="20"/>
+          <w:szCs w:val="20"/>
+        </w:rPr>
+        <w:t>, data)</w:t>
+      </w:r>
+    </w:p>
+    <w:p>
+      <w:pPr>
+        <w:rPr>
+          <w:rFonts w:ascii="Arial" w:hAnsi="Arial" w:cs="Arial"/>
+          <w:sz w:val="20"/>
+          <w:szCs w:val="20"/>
+        </w:rPr>
+      </w:pPr>
+      <w:r>
+        <w:rPr>
+          <w:rFonts w:ascii="Arial" w:hAnsi="Arial" w:cs="Arial"/>
+          <w:sz w:val="20"/>
+          <w:szCs w:val="20"/>
+        </w:rPr>
+        <w:t xml:space="preserve">    </w:t>
+      </w:r>
+      <w:proofErr w:type="spellStart"/>
+      <w:r>
+        <w:rPr>
+          <w:rFonts w:ascii="Arial" w:hAnsi="Arial" w:cs="Arial"/>
+          <w:sz w:val="20"/>
+          <w:szCs w:val="20"/>
+        </w:rPr>
+        <w:t>return</w:t>
+      </w:r>
+      <w:proofErr w:type="spellEnd"/>
+      <w:r>
+        <w:rPr>
+          <w:rFonts w:ascii="Arial" w:hAnsi="Arial" w:cs="Arial"/>
+          <w:sz w:val="20"/>
+          <w:szCs w:val="20"/>
+        </w:rPr>
+        <w:t xml:space="preserve"> </w:t>
+      </w:r>
+      <w:proofErr w:type="spellStart"/>
+      <w:r>
+        <w:rPr>
+          <w:rFonts w:ascii="Arial" w:hAnsi="Arial" w:cs="Arial"/>
+          <w:sz w:val="20"/>
+          <w:szCs w:val="20"/>
+        </w:rPr>
+        <w:t>jsonify</w:t>
+      </w:r>
+      <w:proofErr w:type="spellEnd"/>
+      <w:r>
+        <w:rPr>
+          <w:rFonts w:ascii="Arial" w:hAnsi="Arial" w:cs="Arial"/>
+          <w:sz w:val="20"/>
+          <w:szCs w:val="20"/>
+        </w:rPr>
+        <w:t xml:space="preserve">(respuesta), </w:t>
+      </w:r>
+      <w:proofErr w:type="gramStart"/>
+      <w:r>
+        <w:rPr>
+          <w:rFonts w:ascii="Arial" w:hAnsi="Arial" w:cs="Arial"/>
+          <w:sz w:val="20"/>
+          <w:szCs w:val="20"/>
+        </w:rPr>
+        <w:t>status</w:t>
+      </w:r>
+      <w:proofErr w:type="gramEnd"/>
+    </w:p>
+    <w:p>
+      <w:pPr>
+        <w:rPr>
+          <w:rFonts w:ascii="Arial" w:hAnsi="Arial" w:cs="Arial"/>
+          <w:sz w:val="20"/>
+          <w:szCs w:val="20"/>
+        </w:rPr>
+      </w:pPr>
+    </w:p>
+    <w:p>
+      <w:pPr>
+        <w:rPr>
+          <w:rFonts w:ascii="Arial" w:hAnsi="Arial" w:cs="Arial"/>
+          <w:sz w:val="20"/>
+          <w:szCs w:val="20"/>
+        </w:rPr>
+      </w:pPr>
+      <w:r>
+        <w:rPr>
+          <w:rFonts w:ascii="Arial" w:hAnsi="Arial" w:cs="Arial"/>
+          <w:sz w:val="20"/>
+          <w:szCs w:val="20"/>
+        </w:rPr>
+        <w:t xml:space="preserve">## Ruta para eliminar un registro en </w:t>
+      </w:r>
+      <w:proofErr w:type="spellStart"/>
+      <w:r>
+        <w:rPr>
+          <w:rFonts w:ascii="Arial" w:hAnsi="Arial" w:cs="Arial"/>
+          <w:sz w:val="20"/>
+          <w:szCs w:val="20"/>
+        </w:rPr>
+        <w:t>Jugador_Partido</w:t>
+      </w:r>
+      <w:proofErr w:type="spellEnd"/>
+    </w:p>
+    <w:p>
+      <w:pPr>
+        <w:rPr>
+          <w:rFonts w:ascii="Arial" w:hAnsi="Arial" w:cs="Arial"/>
+          <w:sz w:val="20"/>
+          <w:szCs w:val="20"/>
+          <w:lang w:val="en-GB"/>
+        </w:rPr>
+      </w:pPr>
+      <w:r>
+        <w:rPr>
+          <w:rFonts w:ascii="Arial" w:hAnsi="Arial" w:cs="Arial"/>
+          <w:sz w:val="20"/>
+          <w:szCs w:val="20"/>
+          <w:lang w:val="en-GB"/>
+        </w:rPr>
+        <w:t>@</w:t>
+      </w:r>
+      <w:proofErr w:type="gramStart"/>
+      <w:r>
+        <w:rPr>
+          <w:rFonts w:ascii="Arial" w:hAnsi="Arial" w:cs="Arial"/>
+          <w:sz w:val="20"/>
+          <w:szCs w:val="20"/>
+          <w:lang w:val="en-GB"/>
+        </w:rPr>
+        <w:t>app.route</w:t>
+      </w:r>
+      <w:proofErr w:type="gramEnd"/>
+      <w:r>
+        <w:rPr>
+          <w:rFonts w:ascii="Arial" w:hAnsi="Arial" w:cs="Arial"/>
+          <w:sz w:val="20"/>
+          <w:szCs w:val="20"/>
+          <w:lang w:val="en-GB"/>
+        </w:rPr>
+        <w:t>('/api/jugador_partido/&lt;int:id_jugador_partido&gt;', methods=['DELETE'])</w:t>
+      </w:r>
+    </w:p>
+    <w:p>
+      <w:pPr>
+        <w:rPr>
+          <w:rFonts w:ascii="Arial" w:hAnsi="Arial" w:cs="Arial"/>
+          <w:sz w:val="20"/>
+          <w:szCs w:val="20"/>
+        </w:rPr>
+      </w:pPr>
+      <w:proofErr w:type="spellStart"/>
+      <w:r>
+        <w:rPr>
+          <w:rFonts w:ascii="Arial" w:hAnsi="Arial" w:cs="Arial"/>
+          <w:sz w:val="20"/>
+          <w:szCs w:val="20"/>
+        </w:rPr>
+        <w:t>def</w:t>
+      </w:r>
+      <w:proofErr w:type="spellEnd"/>
+      <w:r>
+        <w:rPr>
+          <w:rFonts w:ascii="Arial" w:hAnsi="Arial" w:cs="Arial"/>
+          <w:sz w:val="20"/>
+          <w:szCs w:val="20"/>
+        </w:rPr>
+        <w:t xml:space="preserve"> </w:t>
+      </w:r>
+      <w:proofErr w:type="spellStart"/>
+      <w:r>
+        <w:rPr>
+          <w:rFonts w:ascii="Arial" w:hAnsi="Arial" w:cs="Arial"/>
+          <w:sz w:val="20"/>
+          <w:szCs w:val="20"/>
+        </w:rPr>
+        <w:t>route_eliminar_jugador_partido</w:t>
+      </w:r>
+      <w:proofErr w:type="spellEnd"/>
+      <w:r>
+        <w:rPr>
+          <w:rFonts w:ascii="Arial" w:hAnsi="Arial" w:cs="Arial"/>
+          <w:sz w:val="20"/>
+          <w:szCs w:val="20"/>
+        </w:rPr>
+        <w:t>(</w:t>
+      </w:r>
+      <w:proofErr w:type="spellStart"/>
+      <w:r>
+        <w:rPr>
+          <w:rFonts w:ascii="Arial" w:hAnsi="Arial" w:cs="Arial"/>
+          <w:sz w:val="20"/>
+          <w:szCs w:val="20"/>
+        </w:rPr>
+        <w:t>id_jugador_partido</w:t>
+      </w:r>
+      <w:proofErr w:type="spellEnd"/>
+      <w:r>
+        <w:rPr>
+          <w:rFonts w:ascii="Arial" w:hAnsi="Arial" w:cs="Arial"/>
+          <w:sz w:val="20"/>
+          <w:szCs w:val="20"/>
+        </w:rPr>
+        <w:t>):</w:t>
+      </w:r>
+    </w:p>
+    <w:p>
+      <w:pPr>
+        <w:rPr>
+          <w:rFonts w:ascii="Arial" w:hAnsi="Arial" w:cs="Arial"/>
+          <w:sz w:val="20"/>
+          <w:szCs w:val="20"/>
+        </w:rPr>
+      </w:pPr>
+      <w:r>
+        <w:rPr>
+          <w:rFonts w:ascii="Arial" w:hAnsi="Arial" w:cs="Arial"/>
+          <w:sz w:val="20"/>
+          <w:szCs w:val="20"/>
+        </w:rPr>
+        <w:t xml:space="preserve">    respuesta, </w:t>
+      </w:r>
+      <w:proofErr w:type="gramStart"/>
+      <w:r>
+        <w:rPr>
+          <w:rFonts w:ascii="Arial" w:hAnsi="Arial" w:cs="Arial"/>
+          <w:sz w:val="20"/>
+          <w:szCs w:val="20"/>
+        </w:rPr>
+        <w:t>status</w:t>
+      </w:r>
+      <w:proofErr w:type="gramEnd"/>
       <w:r>
         <w:rPr>
           <w:rFonts w:ascii="Arial" w:hAnsi="Arial" w:cs="Arial"/>
@@ -18398,87 +21160,42 @@
           <w:sz w:val="20"/>
           <w:szCs w:val="20"/>
         </w:rPr>
-        <w:t>request.args.get</w:t>
-      </w:r>
-      <w:proofErr w:type="spellEnd"/>
-      <w:r>
-        <w:rPr>
-          <w:rFonts w:ascii="Arial" w:hAnsi="Arial" w:cs="Arial"/>
-          <w:sz w:val="20"/>
-          <w:szCs w:val="20"/>
-        </w:rPr>
-        <w:t>('</w:t>
-      </w:r>
-      <w:proofErr w:type="spellStart"/>
-      <w:r>
-        <w:rPr>
-          <w:rFonts w:ascii="Arial" w:hAnsi="Arial" w:cs="Arial"/>
-          <w:sz w:val="20"/>
-          <w:szCs w:val="20"/>
-        </w:rPr>
-        <w:t>order_dir</w:t>
-      </w:r>
-      <w:proofErr w:type="spellEnd"/>
-      <w:r>
-        <w:rPr>
-          <w:rFonts w:ascii="Arial" w:hAnsi="Arial" w:cs="Arial"/>
-          <w:sz w:val="20"/>
-          <w:szCs w:val="20"/>
-        </w:rPr>
-        <w:t>', "</w:t>
-      </w:r>
-      <w:proofErr w:type="spellStart"/>
-      <w:r>
-        <w:rPr>
-          <w:rFonts w:ascii="Arial" w:hAnsi="Arial" w:cs="Arial"/>
-          <w:sz w:val="20"/>
-          <w:szCs w:val="20"/>
-        </w:rPr>
-        <w:t>desc</w:t>
-      </w:r>
-      <w:proofErr w:type="spellEnd"/>
-      <w:r>
-        <w:rPr>
-          <w:rFonts w:ascii="Arial" w:hAnsi="Arial" w:cs="Arial"/>
-          <w:sz w:val="20"/>
-          <w:szCs w:val="20"/>
-        </w:rPr>
-        <w:t>")   ## Por defecto, orden descendente</w:t>
-      </w:r>
-    </w:p>
-    <w:p>
-      <w:pPr>
-        <w:rPr>
-          <w:rFonts w:ascii="Arial" w:hAnsi="Arial" w:cs="Arial"/>
-          <w:sz w:val="20"/>
-          <w:szCs w:val="20"/>
-        </w:rPr>
-      </w:pPr>
-    </w:p>
-    <w:p>
-      <w:pPr>
-        <w:rPr>
-          <w:rFonts w:ascii="Arial" w:hAnsi="Arial" w:cs="Arial"/>
-          <w:sz w:val="20"/>
-          <w:szCs w:val="20"/>
-        </w:rPr>
-      </w:pPr>
-      <w:r>
-        <w:rPr>
-          <w:rFonts w:ascii="Arial" w:hAnsi="Arial" w:cs="Arial"/>
-          <w:sz w:val="20"/>
-          <w:szCs w:val="20"/>
-        </w:rPr>
-        <w:t>    # Si se pasa algún filtro o parámetro de orden, se usa el método de filtrado; de lo contrario, se listan todos.</w:t>
-      </w:r>
-    </w:p>
-    <w:p>
-      <w:pPr>
-        <w:rPr>
-          <w:rFonts w:ascii="Arial" w:hAnsi="Arial" w:cs="Arial"/>
-          <w:sz w:val="20"/>
-          <w:szCs w:val="20"/>
-          <w:lang w:val="en-GB"/>
+        <w:t>eliminar_jugador_partido</w:t>
+      </w:r>
+      <w:proofErr w:type="spellEnd"/>
+      <w:r>
+        <w:rPr>
+          <w:rFonts w:ascii="Arial" w:hAnsi="Arial" w:cs="Arial"/>
+          <w:sz w:val="20"/>
+          <w:szCs w:val="20"/>
+        </w:rPr>
+        <w:t>(</w:t>
+      </w:r>
+      <w:proofErr w:type="spellStart"/>
+      <w:r>
+        <w:rPr>
+          <w:rFonts w:ascii="Arial" w:hAnsi="Arial" w:cs="Arial"/>
+          <w:sz w:val="20"/>
+          <w:szCs w:val="20"/>
+        </w:rPr>
+        <w:t>id_jugador_partido</w:t>
+      </w:r>
+      <w:proofErr w:type="spellEnd"/>
+      <w:r>
+        <w:rPr>
+          <w:rFonts w:ascii="Arial" w:hAnsi="Arial" w:cs="Arial"/>
+          <w:sz w:val="20"/>
+          <w:szCs w:val="20"/>
+        </w:rPr>
+        <w:t>)</w:t>
+      </w:r>
+    </w:p>
+    <w:p>
+      <w:pPr>
+        <w:rPr>
+          <w:rFonts w:ascii="Arial" w:hAnsi="Arial" w:cs="Arial"/>
+          <w:sz w:val="20"/>
+          <w:szCs w:val="20"/>
         </w:rPr>
       </w:pPr>
       <w:r>
@@ -18489,295 +21206,6 @@
         </w:rPr>
         <w:t xml:space="preserve">    </w:t>
       </w:r>
-      <w:r>
-        <w:rPr>
-          <w:rFonts w:ascii="Arial" w:hAnsi="Arial" w:cs="Arial"/>
-          <w:sz w:val="20"/>
-          <w:szCs w:val="20"/>
-          <w:lang w:val="en-GB"/>
-        </w:rPr>
-        <w:t xml:space="preserve">if </w:t>
-      </w:r>
-      <w:proofErr w:type="spellStart"/>
-      <w:r>
-        <w:rPr>
-          <w:rFonts w:ascii="Arial" w:hAnsi="Arial" w:cs="Arial"/>
-          <w:sz w:val="20"/>
-          <w:szCs w:val="20"/>
-          <w:lang w:val="en-GB"/>
-        </w:rPr>
-        <w:t>enfrentamiento_id</w:t>
-      </w:r>
-      <w:proofErr w:type="spellEnd"/>
-      <w:r>
-        <w:rPr>
-          <w:rFonts w:ascii="Arial" w:hAnsi="Arial" w:cs="Arial"/>
-          <w:sz w:val="20"/>
-          <w:szCs w:val="20"/>
-          <w:lang w:val="en-GB"/>
-        </w:rPr>
-        <w:t xml:space="preserve"> or </w:t>
-      </w:r>
-      <w:proofErr w:type="spellStart"/>
-      <w:r>
-        <w:rPr>
-          <w:rFonts w:ascii="Arial" w:hAnsi="Arial" w:cs="Arial"/>
-          <w:sz w:val="20"/>
-          <w:szCs w:val="20"/>
-          <w:lang w:val="en-GB"/>
-        </w:rPr>
-        <w:t>jugador_id</w:t>
-      </w:r>
-      <w:proofErr w:type="spellEnd"/>
-      <w:r>
-        <w:rPr>
-          <w:rFonts w:ascii="Arial" w:hAnsi="Arial" w:cs="Arial"/>
-          <w:sz w:val="20"/>
-          <w:szCs w:val="20"/>
-          <w:lang w:val="en-GB"/>
-        </w:rPr>
-        <w:t xml:space="preserve"> or </w:t>
-      </w:r>
-      <w:proofErr w:type="spellStart"/>
-      <w:r>
-        <w:rPr>
-          <w:rFonts w:ascii="Arial" w:hAnsi="Arial" w:cs="Arial"/>
-          <w:sz w:val="20"/>
-          <w:szCs w:val="20"/>
-          <w:lang w:val="en-GB"/>
-        </w:rPr>
-        <w:t>order_by</w:t>
-      </w:r>
-      <w:proofErr w:type="spellEnd"/>
-      <w:r>
-        <w:rPr>
-          <w:rFonts w:ascii="Arial" w:hAnsi="Arial" w:cs="Arial"/>
-          <w:sz w:val="20"/>
-          <w:szCs w:val="20"/>
-          <w:lang w:val="en-GB"/>
-        </w:rPr>
-        <w:t>:</w:t>
-      </w:r>
-    </w:p>
-    <w:p>
-      <w:pPr>
-        <w:rPr>
-          <w:rFonts w:ascii="Arial" w:hAnsi="Arial" w:cs="Arial"/>
-          <w:sz w:val="20"/>
-          <w:szCs w:val="20"/>
-        </w:rPr>
-      </w:pPr>
-      <w:r>
-        <w:rPr>
-          <w:rFonts w:ascii="Arial" w:hAnsi="Arial" w:cs="Arial"/>
-          <w:sz w:val="20"/>
-          <w:szCs w:val="20"/>
-          <w:lang w:val="en-GB"/>
-        </w:rPr>
-        <w:t xml:space="preserve">        </w:t>
-      </w:r>
-      <w:r>
-        <w:rPr>
-          <w:rFonts w:ascii="Arial" w:hAnsi="Arial" w:cs="Arial"/>
-          <w:sz w:val="20"/>
-          <w:szCs w:val="20"/>
-        </w:rPr>
-        <w:t xml:space="preserve">respuesta, status = </w:t>
-      </w:r>
-      <w:proofErr w:type="spellStart"/>
-      <w:r>
-        <w:rPr>
-          <w:rFonts w:ascii="Arial" w:hAnsi="Arial" w:cs="Arial"/>
-          <w:sz w:val="20"/>
-          <w:szCs w:val="20"/>
-        </w:rPr>
-        <w:t>filtrar_jugador_partido_logica</w:t>
-      </w:r>
-      <w:proofErr w:type="spellEnd"/>
-      <w:r>
-        <w:rPr>
-          <w:rFonts w:ascii="Arial" w:hAnsi="Arial" w:cs="Arial"/>
-          <w:sz w:val="20"/>
-          <w:szCs w:val="20"/>
-        </w:rPr>
-        <w:t>(</w:t>
-      </w:r>
-      <w:proofErr w:type="spellStart"/>
-      <w:r>
-        <w:rPr>
-          <w:rFonts w:ascii="Arial" w:hAnsi="Arial" w:cs="Arial"/>
-          <w:sz w:val="20"/>
-          <w:szCs w:val="20"/>
-        </w:rPr>
-        <w:t>enfrentamiento_id</w:t>
-      </w:r>
-      <w:proofErr w:type="spellEnd"/>
-      <w:r>
-        <w:rPr>
-          <w:rFonts w:ascii="Arial" w:hAnsi="Arial" w:cs="Arial"/>
-          <w:sz w:val="20"/>
-          <w:szCs w:val="20"/>
-        </w:rPr>
-        <w:t xml:space="preserve">, </w:t>
-      </w:r>
-      <w:proofErr w:type="spellStart"/>
-      <w:r>
-        <w:rPr>
-          <w:rFonts w:ascii="Arial" w:hAnsi="Arial" w:cs="Arial"/>
-          <w:sz w:val="20"/>
-          <w:szCs w:val="20"/>
-        </w:rPr>
-        <w:t>jugador_id</w:t>
-      </w:r>
-      <w:proofErr w:type="spellEnd"/>
-      <w:r>
-        <w:rPr>
-          <w:rFonts w:ascii="Arial" w:hAnsi="Arial" w:cs="Arial"/>
-          <w:sz w:val="20"/>
-          <w:szCs w:val="20"/>
-        </w:rPr>
-        <w:t xml:space="preserve">, </w:t>
-      </w:r>
-      <w:proofErr w:type="spellStart"/>
-      <w:r>
-        <w:rPr>
-          <w:rFonts w:ascii="Arial" w:hAnsi="Arial" w:cs="Arial"/>
-          <w:sz w:val="20"/>
-          <w:szCs w:val="20"/>
-        </w:rPr>
-        <w:t>order_by</w:t>
-      </w:r>
-      <w:proofErr w:type="spellEnd"/>
-      <w:r>
-        <w:rPr>
-          <w:rFonts w:ascii="Arial" w:hAnsi="Arial" w:cs="Arial"/>
-          <w:sz w:val="20"/>
-          <w:szCs w:val="20"/>
-        </w:rPr>
-        <w:t xml:space="preserve">, </w:t>
-      </w:r>
-      <w:proofErr w:type="spellStart"/>
-      <w:r>
-        <w:rPr>
-          <w:rFonts w:ascii="Arial" w:hAnsi="Arial" w:cs="Arial"/>
-          <w:sz w:val="20"/>
-          <w:szCs w:val="20"/>
-        </w:rPr>
-        <w:t>order_dir</w:t>
-      </w:r>
-      <w:proofErr w:type="spellEnd"/>
-      <w:r>
-        <w:rPr>
-          <w:rFonts w:ascii="Arial" w:hAnsi="Arial" w:cs="Arial"/>
-          <w:sz w:val="20"/>
-          <w:szCs w:val="20"/>
-        </w:rPr>
-        <w:t>)</w:t>
-      </w:r>
-    </w:p>
-    <w:p>
-      <w:pPr>
-        <w:rPr>
-          <w:rFonts w:ascii="Arial" w:hAnsi="Arial" w:cs="Arial"/>
-          <w:sz w:val="20"/>
-          <w:szCs w:val="20"/>
-        </w:rPr>
-      </w:pPr>
-      <w:r>
-        <w:rPr>
-          <w:rFonts w:ascii="Arial" w:hAnsi="Arial" w:cs="Arial"/>
-          <w:sz w:val="20"/>
-          <w:szCs w:val="20"/>
-        </w:rPr>
-        <w:t xml:space="preserve">    </w:t>
-      </w:r>
-      <w:proofErr w:type="spellStart"/>
-      <w:r>
-        <w:rPr>
-          <w:rFonts w:ascii="Arial" w:hAnsi="Arial" w:cs="Arial"/>
-          <w:sz w:val="20"/>
-          <w:szCs w:val="20"/>
-        </w:rPr>
-        <w:t>else</w:t>
-      </w:r>
-      <w:proofErr w:type="spellEnd"/>
-      <w:r>
-        <w:rPr>
-          <w:rFonts w:ascii="Arial" w:hAnsi="Arial" w:cs="Arial"/>
-          <w:sz w:val="20"/>
-          <w:szCs w:val="20"/>
-        </w:rPr>
-        <w:t>:</w:t>
-      </w:r>
-    </w:p>
-    <w:p>
-      <w:pPr>
-        <w:rPr>
-          <w:rFonts w:ascii="Arial" w:hAnsi="Arial" w:cs="Arial"/>
-          <w:sz w:val="20"/>
-          <w:szCs w:val="20"/>
-        </w:rPr>
-      </w:pPr>
-      <w:r>
-        <w:rPr>
-          <w:rFonts w:ascii="Arial" w:hAnsi="Arial" w:cs="Arial"/>
-          <w:sz w:val="20"/>
-          <w:szCs w:val="20"/>
-        </w:rPr>
-        <w:t xml:space="preserve">        respuesta, status = </w:t>
-      </w:r>
-      <w:proofErr w:type="spellStart"/>
-      <w:r>
-        <w:rPr>
-          <w:rFonts w:ascii="Arial" w:hAnsi="Arial" w:cs="Arial"/>
-          <w:sz w:val="20"/>
-          <w:szCs w:val="20"/>
-        </w:rPr>
-        <w:t>listar_jugador_partido</w:t>
-      </w:r>
-      <w:proofErr w:type="spellEnd"/>
-      <w:r>
-        <w:rPr>
-          <w:rFonts w:ascii="Arial" w:hAnsi="Arial" w:cs="Arial"/>
-          <w:sz w:val="20"/>
-          <w:szCs w:val="20"/>
-        </w:rPr>
-        <w:t>()</w:t>
-      </w:r>
-    </w:p>
-    <w:p>
-      <w:pPr>
-        <w:rPr>
-          <w:rFonts w:ascii="Arial" w:hAnsi="Arial" w:cs="Arial"/>
-          <w:sz w:val="20"/>
-          <w:szCs w:val="20"/>
-        </w:rPr>
-      </w:pPr>
-      <w:r>
-        <w:rPr>
-          <w:rFonts w:ascii="Arial" w:hAnsi="Arial" w:cs="Arial"/>
-          <w:sz w:val="20"/>
-          <w:szCs w:val="20"/>
-        </w:rPr>
-        <w:t xml:space="preserve">    </w:t>
-      </w:r>
-    </w:p>
-    <w:p>
-      <w:pPr>
-        <w:rPr>
-          <w:rFonts w:ascii="Arial" w:hAnsi="Arial" w:cs="Arial"/>
-          <w:sz w:val="20"/>
-          <w:szCs w:val="20"/>
-        </w:rPr>
-      </w:pPr>
-      <w:r>
-        <w:rPr>
-          <w:rFonts w:ascii="Arial" w:hAnsi="Arial" w:cs="Arial"/>
-          <w:sz w:val="20"/>
-          <w:szCs w:val="20"/>
-        </w:rPr>
-        <w:t xml:space="preserve">    </w:t>
-      </w:r>
       <w:proofErr w:type="spellStart"/>
       <w:r>
         <w:rPr>
@@ -18812,947 +21240,18 @@
           <w:sz w:val="20"/>
           <w:szCs w:val="20"/>
         </w:rPr>
-        <w:t>(respuesta), status</w:t>
-      </w:r>
-    </w:p>
-    <w:p>
-      <w:pPr>
-        <w:rPr>
-          <w:rFonts w:ascii="Arial" w:hAnsi="Arial" w:cs="Arial"/>
-          <w:sz w:val="20"/>
-          <w:szCs w:val="20"/>
-        </w:rPr>
-      </w:pPr>
-    </w:p>
-    <w:p>
-      <w:pPr>
-        <w:rPr>
-          <w:rFonts w:ascii="Arial" w:hAnsi="Arial" w:cs="Arial"/>
-          <w:sz w:val="20"/>
-          <w:szCs w:val="20"/>
-        </w:rPr>
-      </w:pPr>
-      <w:r>
-        <w:rPr>
-          <w:rFonts w:ascii="Arial" w:hAnsi="Arial" w:cs="Arial"/>
-          <w:sz w:val="20"/>
-          <w:szCs w:val="20"/>
-        </w:rPr>
-        <w:t xml:space="preserve">## Ruta para obtener un registro de </w:t>
-      </w:r>
-      <w:proofErr w:type="spellStart"/>
-      <w:r>
-        <w:rPr>
-          <w:rFonts w:ascii="Arial" w:hAnsi="Arial" w:cs="Arial"/>
-          <w:sz w:val="20"/>
-          <w:szCs w:val="20"/>
-        </w:rPr>
-        <w:t>Jugador_Partido</w:t>
-      </w:r>
-      <w:proofErr w:type="spellEnd"/>
-      <w:r>
-        <w:rPr>
-          <w:rFonts w:ascii="Arial" w:hAnsi="Arial" w:cs="Arial"/>
-          <w:sz w:val="20"/>
-          <w:szCs w:val="20"/>
-        </w:rPr>
-        <w:t xml:space="preserve"> por ID</w:t>
-      </w:r>
-    </w:p>
-    <w:p>
-      <w:pPr>
-        <w:rPr>
-          <w:rFonts w:ascii="Arial" w:hAnsi="Arial" w:cs="Arial"/>
-          <w:sz w:val="20"/>
-          <w:szCs w:val="20"/>
-          <w:lang w:val="en-GB"/>
-        </w:rPr>
-      </w:pPr>
-      <w:r>
-        <w:rPr>
-          <w:rFonts w:ascii="Arial" w:hAnsi="Arial" w:cs="Arial"/>
-          <w:sz w:val="20"/>
-          <w:szCs w:val="20"/>
-          <w:lang w:val="en-GB"/>
-        </w:rPr>
-        <w:lastRenderedPageBreak/>
-        <w:t>@app.route('/api/jugador_partido/&lt;int:id_jugador_partido&gt;', methods=['GET'])</w:t>
-      </w:r>
-    </w:p>
-    <w:p>
-      <w:pPr>
-        <w:rPr>
-          <w:rFonts w:ascii="Arial" w:hAnsi="Arial" w:cs="Arial"/>
-          <w:sz w:val="20"/>
-          <w:szCs w:val="20"/>
-        </w:rPr>
-      </w:pPr>
-      <w:proofErr w:type="spellStart"/>
-      <w:r>
-        <w:rPr>
-          <w:rFonts w:ascii="Arial" w:hAnsi="Arial" w:cs="Arial"/>
-          <w:sz w:val="20"/>
-          <w:szCs w:val="20"/>
-        </w:rPr>
-        <w:t>def</w:t>
-      </w:r>
-      <w:proofErr w:type="spellEnd"/>
-      <w:r>
-        <w:rPr>
-          <w:rFonts w:ascii="Arial" w:hAnsi="Arial" w:cs="Arial"/>
-          <w:sz w:val="20"/>
-          <w:szCs w:val="20"/>
-        </w:rPr>
-        <w:t xml:space="preserve"> </w:t>
-      </w:r>
-      <w:proofErr w:type="spellStart"/>
-      <w:r>
-        <w:rPr>
-          <w:rFonts w:ascii="Arial" w:hAnsi="Arial" w:cs="Arial"/>
-          <w:sz w:val="20"/>
-          <w:szCs w:val="20"/>
-        </w:rPr>
-        <w:t>route_obtener_jugador_partido</w:t>
-      </w:r>
-      <w:proofErr w:type="spellEnd"/>
-      <w:r>
-        <w:rPr>
-          <w:rFonts w:ascii="Arial" w:hAnsi="Arial" w:cs="Arial"/>
-          <w:sz w:val="20"/>
-          <w:szCs w:val="20"/>
-        </w:rPr>
-        <w:t>(</w:t>
-      </w:r>
-      <w:proofErr w:type="spellStart"/>
-      <w:r>
-        <w:rPr>
-          <w:rFonts w:ascii="Arial" w:hAnsi="Arial" w:cs="Arial"/>
-          <w:sz w:val="20"/>
-          <w:szCs w:val="20"/>
-        </w:rPr>
-        <w:t>id_jugador_partido</w:t>
-      </w:r>
-      <w:proofErr w:type="spellEnd"/>
-      <w:r>
-        <w:rPr>
-          <w:rFonts w:ascii="Arial" w:hAnsi="Arial" w:cs="Arial"/>
-          <w:sz w:val="20"/>
-          <w:szCs w:val="20"/>
-        </w:rPr>
-        <w:t>):</w:t>
-      </w:r>
-    </w:p>
-    <w:p>
-      <w:pPr>
-        <w:rPr>
-          <w:rFonts w:ascii="Arial" w:hAnsi="Arial" w:cs="Arial"/>
-          <w:sz w:val="20"/>
-          <w:szCs w:val="20"/>
-        </w:rPr>
-      </w:pPr>
-      <w:r>
-        <w:rPr>
-          <w:rFonts w:ascii="Arial" w:hAnsi="Arial" w:cs="Arial"/>
-          <w:sz w:val="20"/>
-          <w:szCs w:val="20"/>
-        </w:rPr>
-        <w:t xml:space="preserve">    respuesta, status = </w:t>
-      </w:r>
-      <w:proofErr w:type="spellStart"/>
-      <w:r>
-        <w:rPr>
-          <w:rFonts w:ascii="Arial" w:hAnsi="Arial" w:cs="Arial"/>
-          <w:sz w:val="20"/>
-          <w:szCs w:val="20"/>
-        </w:rPr>
-        <w:t>obtener_jugador_partido</w:t>
-      </w:r>
-      <w:proofErr w:type="spellEnd"/>
-      <w:r>
-        <w:rPr>
-          <w:rFonts w:ascii="Arial" w:hAnsi="Arial" w:cs="Arial"/>
-          <w:sz w:val="20"/>
-          <w:szCs w:val="20"/>
-        </w:rPr>
-        <w:t>(</w:t>
-      </w:r>
-      <w:proofErr w:type="spellStart"/>
-      <w:r>
-        <w:rPr>
-          <w:rFonts w:ascii="Arial" w:hAnsi="Arial" w:cs="Arial"/>
-          <w:sz w:val="20"/>
-          <w:szCs w:val="20"/>
-        </w:rPr>
-        <w:t>id_jugador_partido</w:t>
-      </w:r>
-      <w:proofErr w:type="spellEnd"/>
-      <w:r>
-        <w:rPr>
-          <w:rFonts w:ascii="Arial" w:hAnsi="Arial" w:cs="Arial"/>
-          <w:sz w:val="20"/>
-          <w:szCs w:val="20"/>
-        </w:rPr>
-        <w:t>)</w:t>
-      </w:r>
-    </w:p>
-    <w:p>
-      <w:pPr>
-        <w:rPr>
-          <w:rFonts w:ascii="Arial" w:hAnsi="Arial" w:cs="Arial"/>
-          <w:sz w:val="20"/>
-          <w:szCs w:val="20"/>
-        </w:rPr>
-      </w:pPr>
-      <w:r>
-        <w:rPr>
-          <w:rFonts w:ascii="Arial" w:hAnsi="Arial" w:cs="Arial"/>
-          <w:sz w:val="20"/>
-          <w:szCs w:val="20"/>
-        </w:rPr>
-        <w:t xml:space="preserve">    </w:t>
-      </w:r>
-      <w:proofErr w:type="spellStart"/>
-      <w:r>
-        <w:rPr>
-          <w:rFonts w:ascii="Arial" w:hAnsi="Arial" w:cs="Arial"/>
-          <w:sz w:val="20"/>
-          <w:szCs w:val="20"/>
-        </w:rPr>
-        <w:t>return</w:t>
-      </w:r>
-      <w:proofErr w:type="spellEnd"/>
-      <w:r>
-        <w:rPr>
-          <w:rFonts w:ascii="Arial" w:hAnsi="Arial" w:cs="Arial"/>
-          <w:sz w:val="20"/>
-          <w:szCs w:val="20"/>
-        </w:rPr>
-        <w:t xml:space="preserve"> </w:t>
-      </w:r>
-      <w:proofErr w:type="spellStart"/>
-      <w:r>
-        <w:rPr>
-          <w:rFonts w:ascii="Arial" w:hAnsi="Arial" w:cs="Arial"/>
-          <w:sz w:val="20"/>
-          <w:szCs w:val="20"/>
-        </w:rPr>
-        <w:t>jsonify</w:t>
-      </w:r>
-      <w:proofErr w:type="spellEnd"/>
-      <w:r>
-        <w:rPr>
-          <w:rFonts w:ascii="Arial" w:hAnsi="Arial" w:cs="Arial"/>
-          <w:sz w:val="20"/>
-          <w:szCs w:val="20"/>
-        </w:rPr>
-        <w:t>(respuesta), status</w:t>
-      </w:r>
-    </w:p>
-    <w:p>
-      <w:pPr>
-        <w:rPr>
-          <w:rFonts w:ascii="Arial" w:hAnsi="Arial" w:cs="Arial"/>
-          <w:sz w:val="20"/>
-          <w:szCs w:val="20"/>
-        </w:rPr>
-      </w:pPr>
-    </w:p>
-    <w:p>
-      <w:pPr>
-        <w:rPr>
-          <w:rFonts w:ascii="Arial" w:hAnsi="Arial" w:cs="Arial"/>
-          <w:sz w:val="20"/>
-          <w:szCs w:val="20"/>
-        </w:rPr>
-      </w:pPr>
-      <w:r>
-        <w:rPr>
-          <w:rFonts w:ascii="Arial" w:hAnsi="Arial" w:cs="Arial"/>
-          <w:sz w:val="20"/>
-          <w:szCs w:val="20"/>
-        </w:rPr>
-        <w:t xml:space="preserve">## Ruta para crear un nuevo registro en </w:t>
-      </w:r>
-      <w:proofErr w:type="spellStart"/>
-      <w:r>
-        <w:rPr>
-          <w:rFonts w:ascii="Arial" w:hAnsi="Arial" w:cs="Arial"/>
-          <w:sz w:val="20"/>
-          <w:szCs w:val="20"/>
-        </w:rPr>
-        <w:t>Jugador_Partido</w:t>
-      </w:r>
-      <w:proofErr w:type="spellEnd"/>
-    </w:p>
-    <w:p>
-      <w:pPr>
-        <w:rPr>
-          <w:rFonts w:ascii="Arial" w:hAnsi="Arial" w:cs="Arial"/>
-          <w:sz w:val="20"/>
-          <w:szCs w:val="20"/>
-          <w:lang w:val="en-GB"/>
-        </w:rPr>
-      </w:pPr>
-      <w:r>
-        <w:rPr>
-          <w:rFonts w:ascii="Arial" w:hAnsi="Arial" w:cs="Arial"/>
-          <w:sz w:val="20"/>
-          <w:szCs w:val="20"/>
-          <w:lang w:val="en-GB"/>
-        </w:rPr>
-        <w:t>@app.route('/api/jugador_partido', methods=['POST'])</w:t>
-      </w:r>
-    </w:p>
-    <w:p>
-      <w:pPr>
-        <w:rPr>
-          <w:rFonts w:ascii="Arial" w:hAnsi="Arial" w:cs="Arial"/>
-          <w:sz w:val="20"/>
-          <w:szCs w:val="20"/>
-        </w:rPr>
-      </w:pPr>
-      <w:proofErr w:type="spellStart"/>
-      <w:r>
-        <w:rPr>
-          <w:rFonts w:ascii="Arial" w:hAnsi="Arial" w:cs="Arial"/>
-          <w:sz w:val="20"/>
-          <w:szCs w:val="20"/>
-        </w:rPr>
-        <w:t>def</w:t>
-      </w:r>
-      <w:proofErr w:type="spellEnd"/>
-      <w:r>
-        <w:rPr>
-          <w:rFonts w:ascii="Arial" w:hAnsi="Arial" w:cs="Arial"/>
-          <w:sz w:val="20"/>
-          <w:szCs w:val="20"/>
-        </w:rPr>
-        <w:t xml:space="preserve"> </w:t>
-      </w:r>
-      <w:proofErr w:type="spellStart"/>
-      <w:r>
-        <w:rPr>
-          <w:rFonts w:ascii="Arial" w:hAnsi="Arial" w:cs="Arial"/>
-          <w:sz w:val="20"/>
-          <w:szCs w:val="20"/>
-        </w:rPr>
-        <w:t>route_crear_jugador_partido</w:t>
-      </w:r>
-      <w:proofErr w:type="spellEnd"/>
-      <w:r>
-        <w:rPr>
-          <w:rFonts w:ascii="Arial" w:hAnsi="Arial" w:cs="Arial"/>
-          <w:sz w:val="20"/>
-          <w:szCs w:val="20"/>
-        </w:rPr>
-        <w:t>():</w:t>
-      </w:r>
-    </w:p>
-    <w:p>
-      <w:pPr>
-        <w:rPr>
-          <w:rFonts w:ascii="Arial" w:hAnsi="Arial" w:cs="Arial"/>
-          <w:sz w:val="20"/>
-          <w:szCs w:val="20"/>
-        </w:rPr>
-      </w:pPr>
-      <w:r>
-        <w:rPr>
-          <w:rFonts w:ascii="Arial" w:hAnsi="Arial" w:cs="Arial"/>
-          <w:sz w:val="20"/>
-          <w:szCs w:val="20"/>
-        </w:rPr>
-        <w:t xml:space="preserve">    data = </w:t>
-      </w:r>
-      <w:proofErr w:type="spellStart"/>
-      <w:r>
-        <w:rPr>
-          <w:rFonts w:ascii="Arial" w:hAnsi="Arial" w:cs="Arial"/>
-          <w:sz w:val="20"/>
-          <w:szCs w:val="20"/>
-        </w:rPr>
-        <w:t>request.get_json</w:t>
-      </w:r>
-      <w:proofErr w:type="spellEnd"/>
-      <w:r>
-        <w:rPr>
-          <w:rFonts w:ascii="Arial" w:hAnsi="Arial" w:cs="Arial"/>
-          <w:sz w:val="20"/>
-          <w:szCs w:val="20"/>
-        </w:rPr>
-        <w:t>()</w:t>
-      </w:r>
-    </w:p>
-    <w:p>
-      <w:pPr>
-        <w:rPr>
-          <w:rFonts w:ascii="Arial" w:hAnsi="Arial" w:cs="Arial"/>
-          <w:sz w:val="20"/>
-          <w:szCs w:val="20"/>
-        </w:rPr>
-      </w:pPr>
-      <w:r>
-        <w:rPr>
-          <w:rFonts w:ascii="Arial" w:hAnsi="Arial" w:cs="Arial"/>
-          <w:sz w:val="20"/>
-          <w:szCs w:val="20"/>
-        </w:rPr>
-        <w:t xml:space="preserve">    respuesta, status = </w:t>
-      </w:r>
-      <w:proofErr w:type="spellStart"/>
-      <w:r>
-        <w:rPr>
-          <w:rFonts w:ascii="Arial" w:hAnsi="Arial" w:cs="Arial"/>
-          <w:sz w:val="20"/>
-          <w:szCs w:val="20"/>
-        </w:rPr>
-        <w:t>crear_jugador_partido</w:t>
-      </w:r>
-      <w:proofErr w:type="spellEnd"/>
-      <w:r>
-        <w:rPr>
-          <w:rFonts w:ascii="Arial" w:hAnsi="Arial" w:cs="Arial"/>
-          <w:sz w:val="20"/>
-          <w:szCs w:val="20"/>
-        </w:rPr>
-        <w:t>(data)</w:t>
-      </w:r>
-    </w:p>
-    <w:p>
-      <w:pPr>
-        <w:rPr>
-          <w:rFonts w:ascii="Arial" w:hAnsi="Arial" w:cs="Arial"/>
-          <w:sz w:val="20"/>
-          <w:szCs w:val="20"/>
-        </w:rPr>
-      </w:pPr>
-      <w:r>
-        <w:rPr>
-          <w:rFonts w:ascii="Arial" w:hAnsi="Arial" w:cs="Arial"/>
-          <w:sz w:val="20"/>
-          <w:szCs w:val="20"/>
-        </w:rPr>
-        <w:t xml:space="preserve">    </w:t>
-      </w:r>
-      <w:proofErr w:type="spellStart"/>
-      <w:r>
-        <w:rPr>
-          <w:rFonts w:ascii="Arial" w:hAnsi="Arial" w:cs="Arial"/>
-          <w:sz w:val="20"/>
-          <w:szCs w:val="20"/>
-        </w:rPr>
-        <w:t>return</w:t>
-      </w:r>
-      <w:proofErr w:type="spellEnd"/>
-      <w:r>
-        <w:rPr>
-          <w:rFonts w:ascii="Arial" w:hAnsi="Arial" w:cs="Arial"/>
-          <w:sz w:val="20"/>
-          <w:szCs w:val="20"/>
-        </w:rPr>
-        <w:t xml:space="preserve"> </w:t>
-      </w:r>
-      <w:proofErr w:type="spellStart"/>
-      <w:r>
-        <w:rPr>
-          <w:rFonts w:ascii="Arial" w:hAnsi="Arial" w:cs="Arial"/>
-          <w:sz w:val="20"/>
-          <w:szCs w:val="20"/>
-        </w:rPr>
-        <w:t>jsonify</w:t>
-      </w:r>
-      <w:proofErr w:type="spellEnd"/>
-      <w:r>
-        <w:rPr>
-          <w:rFonts w:ascii="Arial" w:hAnsi="Arial" w:cs="Arial"/>
-          <w:sz w:val="20"/>
-          <w:szCs w:val="20"/>
-        </w:rPr>
-        <w:t>(respuesta), status</w:t>
-      </w:r>
-    </w:p>
-    <w:p>
-      <w:pPr>
-        <w:rPr>
-          <w:rFonts w:ascii="Arial" w:hAnsi="Arial" w:cs="Arial"/>
-          <w:sz w:val="20"/>
-          <w:szCs w:val="20"/>
-        </w:rPr>
-      </w:pPr>
-    </w:p>
-    <w:p>
-      <w:pPr>
-        <w:rPr>
-          <w:rFonts w:ascii="Arial" w:hAnsi="Arial" w:cs="Arial"/>
-          <w:sz w:val="20"/>
-          <w:szCs w:val="20"/>
-        </w:rPr>
-      </w:pPr>
-      <w:r>
-        <w:rPr>
-          <w:rFonts w:ascii="Arial" w:hAnsi="Arial" w:cs="Arial"/>
-          <w:sz w:val="20"/>
-          <w:szCs w:val="20"/>
-        </w:rPr>
-        <w:t xml:space="preserve">## Ruta para actualizar un registro en </w:t>
-      </w:r>
-      <w:proofErr w:type="spellStart"/>
-      <w:r>
-        <w:rPr>
-          <w:rFonts w:ascii="Arial" w:hAnsi="Arial" w:cs="Arial"/>
-          <w:sz w:val="20"/>
-          <w:szCs w:val="20"/>
-        </w:rPr>
-        <w:t>Jugador_Partido</w:t>
-      </w:r>
-      <w:proofErr w:type="spellEnd"/>
-    </w:p>
-    <w:p>
-      <w:pPr>
-        <w:rPr>
-          <w:rFonts w:ascii="Arial" w:hAnsi="Arial" w:cs="Arial"/>
-          <w:sz w:val="20"/>
-          <w:szCs w:val="20"/>
-          <w:lang w:val="en-GB"/>
-        </w:rPr>
-      </w:pPr>
-      <w:r>
-        <w:rPr>
-          <w:rFonts w:ascii="Arial" w:hAnsi="Arial" w:cs="Arial"/>
-          <w:sz w:val="20"/>
-          <w:szCs w:val="20"/>
-          <w:lang w:val="en-GB"/>
-        </w:rPr>
-        <w:t>@app.route('/api/jugador_partido/&lt;int:id_jugador_partido&gt;', methods=['PUT'])</w:t>
-      </w:r>
-    </w:p>
-    <w:p>
-      <w:pPr>
-        <w:rPr>
-          <w:rFonts w:ascii="Arial" w:hAnsi="Arial" w:cs="Arial"/>
-          <w:sz w:val="20"/>
-          <w:szCs w:val="20"/>
-        </w:rPr>
-      </w:pPr>
-      <w:proofErr w:type="spellStart"/>
-      <w:r>
-        <w:rPr>
-          <w:rFonts w:ascii="Arial" w:hAnsi="Arial" w:cs="Arial"/>
-          <w:sz w:val="20"/>
-          <w:szCs w:val="20"/>
-        </w:rPr>
-        <w:t>def</w:t>
-      </w:r>
-      <w:proofErr w:type="spellEnd"/>
-      <w:r>
-        <w:rPr>
-          <w:rFonts w:ascii="Arial" w:hAnsi="Arial" w:cs="Arial"/>
-          <w:sz w:val="20"/>
-          <w:szCs w:val="20"/>
-        </w:rPr>
-        <w:t xml:space="preserve"> </w:t>
-      </w:r>
-      <w:proofErr w:type="spellStart"/>
-      <w:r>
-        <w:rPr>
-          <w:rFonts w:ascii="Arial" w:hAnsi="Arial" w:cs="Arial"/>
-          <w:sz w:val="20"/>
-          <w:szCs w:val="20"/>
-        </w:rPr>
-        <w:t>route_actualizar_jugador_partido</w:t>
-      </w:r>
-      <w:proofErr w:type="spellEnd"/>
-      <w:r>
-        <w:rPr>
-          <w:rFonts w:ascii="Arial" w:hAnsi="Arial" w:cs="Arial"/>
-          <w:sz w:val="20"/>
-          <w:szCs w:val="20"/>
-        </w:rPr>
-        <w:t>(</w:t>
-      </w:r>
-      <w:proofErr w:type="spellStart"/>
-      <w:r>
-        <w:rPr>
-          <w:rFonts w:ascii="Arial" w:hAnsi="Arial" w:cs="Arial"/>
-          <w:sz w:val="20"/>
-          <w:szCs w:val="20"/>
-        </w:rPr>
-        <w:t>id_jugador_partido</w:t>
-      </w:r>
-      <w:proofErr w:type="spellEnd"/>
-      <w:r>
-        <w:rPr>
-          <w:rFonts w:ascii="Arial" w:hAnsi="Arial" w:cs="Arial"/>
-          <w:sz w:val="20"/>
-          <w:szCs w:val="20"/>
-        </w:rPr>
-        <w:t>):</w:t>
-      </w:r>
-    </w:p>
-    <w:p>
-      <w:pPr>
-        <w:rPr>
-          <w:rFonts w:ascii="Arial" w:hAnsi="Arial" w:cs="Arial"/>
-          <w:sz w:val="20"/>
-          <w:szCs w:val="20"/>
-        </w:rPr>
-      </w:pPr>
-      <w:r>
-        <w:rPr>
-          <w:rFonts w:ascii="Arial" w:hAnsi="Arial" w:cs="Arial"/>
-          <w:sz w:val="20"/>
-          <w:szCs w:val="20"/>
-        </w:rPr>
-        <w:t xml:space="preserve">    data = </w:t>
-      </w:r>
-      <w:proofErr w:type="spellStart"/>
-      <w:r>
-        <w:rPr>
-          <w:rFonts w:ascii="Arial" w:hAnsi="Arial" w:cs="Arial"/>
-          <w:sz w:val="20"/>
-          <w:szCs w:val="20"/>
-        </w:rPr>
-        <w:t>request.get_json</w:t>
-      </w:r>
-      <w:proofErr w:type="spellEnd"/>
-      <w:r>
-        <w:rPr>
-          <w:rFonts w:ascii="Arial" w:hAnsi="Arial" w:cs="Arial"/>
-          <w:sz w:val="20"/>
-          <w:szCs w:val="20"/>
-        </w:rPr>
-        <w:t>()</w:t>
-      </w:r>
-    </w:p>
-    <w:p>
-      <w:pPr>
-        <w:rPr>
-          <w:rFonts w:ascii="Arial" w:hAnsi="Arial" w:cs="Arial"/>
-          <w:sz w:val="20"/>
-          <w:szCs w:val="20"/>
-        </w:rPr>
-      </w:pPr>
-      <w:r>
-        <w:rPr>
-          <w:rFonts w:ascii="Arial" w:hAnsi="Arial" w:cs="Arial"/>
-          <w:sz w:val="20"/>
-          <w:szCs w:val="20"/>
-        </w:rPr>
-        <w:t xml:space="preserve">    respuesta, status = </w:t>
-      </w:r>
-      <w:proofErr w:type="spellStart"/>
-      <w:r>
-        <w:rPr>
-          <w:rFonts w:ascii="Arial" w:hAnsi="Arial" w:cs="Arial"/>
-          <w:sz w:val="20"/>
-          <w:szCs w:val="20"/>
-        </w:rPr>
-        <w:t>actualizar_jugador_partido</w:t>
-      </w:r>
-      <w:proofErr w:type="spellEnd"/>
-      <w:r>
-        <w:rPr>
-          <w:rFonts w:ascii="Arial" w:hAnsi="Arial" w:cs="Arial"/>
-          <w:sz w:val="20"/>
-          <w:szCs w:val="20"/>
-        </w:rPr>
-        <w:t>(</w:t>
-      </w:r>
-      <w:proofErr w:type="spellStart"/>
-      <w:r>
-        <w:rPr>
-          <w:rFonts w:ascii="Arial" w:hAnsi="Arial" w:cs="Arial"/>
-          <w:sz w:val="20"/>
-          <w:szCs w:val="20"/>
-        </w:rPr>
-        <w:t>id_jugador_partido</w:t>
-      </w:r>
-      <w:proofErr w:type="spellEnd"/>
-      <w:r>
-        <w:rPr>
-          <w:rFonts w:ascii="Arial" w:hAnsi="Arial" w:cs="Arial"/>
-          <w:sz w:val="20"/>
-          <w:szCs w:val="20"/>
-        </w:rPr>
-        <w:t>, data)</w:t>
-      </w:r>
-    </w:p>
-    <w:p>
-      <w:pPr>
-        <w:rPr>
-          <w:rFonts w:ascii="Arial" w:hAnsi="Arial" w:cs="Arial"/>
-          <w:sz w:val="20"/>
-          <w:szCs w:val="20"/>
-        </w:rPr>
-      </w:pPr>
-      <w:r>
-        <w:rPr>
-          <w:rFonts w:ascii="Arial" w:hAnsi="Arial" w:cs="Arial"/>
-          <w:sz w:val="20"/>
-          <w:szCs w:val="20"/>
-        </w:rPr>
-        <w:t xml:space="preserve">    </w:t>
-      </w:r>
-      <w:proofErr w:type="spellStart"/>
-      <w:r>
-        <w:rPr>
-          <w:rFonts w:ascii="Arial" w:hAnsi="Arial" w:cs="Arial"/>
-          <w:sz w:val="20"/>
-          <w:szCs w:val="20"/>
-        </w:rPr>
-        <w:t>return</w:t>
-      </w:r>
-      <w:proofErr w:type="spellEnd"/>
-      <w:r>
-        <w:rPr>
-          <w:rFonts w:ascii="Arial" w:hAnsi="Arial" w:cs="Arial"/>
-          <w:sz w:val="20"/>
-          <w:szCs w:val="20"/>
-        </w:rPr>
-        <w:t xml:space="preserve"> </w:t>
-      </w:r>
-      <w:proofErr w:type="spellStart"/>
-      <w:r>
-        <w:rPr>
-          <w:rFonts w:ascii="Arial" w:hAnsi="Arial" w:cs="Arial"/>
-          <w:sz w:val="20"/>
-          <w:szCs w:val="20"/>
-        </w:rPr>
-        <w:t>jsonify</w:t>
-      </w:r>
-      <w:proofErr w:type="spellEnd"/>
-      <w:r>
-        <w:rPr>
-          <w:rFonts w:ascii="Arial" w:hAnsi="Arial" w:cs="Arial"/>
-          <w:sz w:val="20"/>
-          <w:szCs w:val="20"/>
-        </w:rPr>
-        <w:t>(respuesta), status</w:t>
-      </w:r>
-    </w:p>
-    <w:p>
-      <w:pPr>
-        <w:rPr>
-          <w:rFonts w:ascii="Arial" w:hAnsi="Arial" w:cs="Arial"/>
-          <w:sz w:val="20"/>
-          <w:szCs w:val="20"/>
-        </w:rPr>
-      </w:pPr>
-    </w:p>
-    <w:p>
-      <w:pPr>
-        <w:rPr>
-          <w:rFonts w:ascii="Arial" w:hAnsi="Arial" w:cs="Arial"/>
-          <w:sz w:val="20"/>
-          <w:szCs w:val="20"/>
-        </w:rPr>
-      </w:pPr>
-      <w:r>
-        <w:rPr>
-          <w:rFonts w:ascii="Arial" w:hAnsi="Arial" w:cs="Arial"/>
-          <w:sz w:val="20"/>
-          <w:szCs w:val="20"/>
-        </w:rPr>
-        <w:t xml:space="preserve">## Ruta para eliminar un registro en </w:t>
-      </w:r>
-      <w:proofErr w:type="spellStart"/>
-      <w:r>
-        <w:rPr>
-          <w:rFonts w:ascii="Arial" w:hAnsi="Arial" w:cs="Arial"/>
-          <w:sz w:val="20"/>
-          <w:szCs w:val="20"/>
-        </w:rPr>
-        <w:t>Jugador_Partido</w:t>
-      </w:r>
-      <w:proofErr w:type="spellEnd"/>
-    </w:p>
-    <w:p>
-      <w:pPr>
-        <w:rPr>
-          <w:rFonts w:ascii="Arial" w:hAnsi="Arial" w:cs="Arial"/>
-          <w:sz w:val="20"/>
-          <w:szCs w:val="20"/>
-          <w:lang w:val="en-GB"/>
-        </w:rPr>
-      </w:pPr>
-      <w:r>
-        <w:rPr>
-          <w:rFonts w:ascii="Arial" w:hAnsi="Arial" w:cs="Arial"/>
-          <w:sz w:val="20"/>
-          <w:szCs w:val="20"/>
-          <w:lang w:val="en-GB"/>
-        </w:rPr>
-        <w:t>@app.route('/api/jugador_partido/&lt;int:id_jugador_partido&gt;', methods=['DELETE'])</w:t>
-      </w:r>
-    </w:p>
-    <w:p>
-      <w:pPr>
-        <w:rPr>
-          <w:rFonts w:ascii="Arial" w:hAnsi="Arial" w:cs="Arial"/>
-          <w:sz w:val="20"/>
-          <w:szCs w:val="20"/>
-        </w:rPr>
-      </w:pPr>
-      <w:proofErr w:type="spellStart"/>
-      <w:r>
-        <w:rPr>
-          <w:rFonts w:ascii="Arial" w:hAnsi="Arial" w:cs="Arial"/>
-          <w:sz w:val="20"/>
-          <w:szCs w:val="20"/>
-        </w:rPr>
-        <w:t>def</w:t>
-      </w:r>
-      <w:proofErr w:type="spellEnd"/>
-      <w:r>
-        <w:rPr>
-          <w:rFonts w:ascii="Arial" w:hAnsi="Arial" w:cs="Arial"/>
-          <w:sz w:val="20"/>
-          <w:szCs w:val="20"/>
-        </w:rPr>
-        <w:t xml:space="preserve"> </w:t>
-      </w:r>
-      <w:proofErr w:type="spellStart"/>
-      <w:r>
-        <w:rPr>
-          <w:rFonts w:ascii="Arial" w:hAnsi="Arial" w:cs="Arial"/>
-          <w:sz w:val="20"/>
-          <w:szCs w:val="20"/>
-        </w:rPr>
-        <w:t>route_eliminar_jugador_partido</w:t>
-      </w:r>
-      <w:proofErr w:type="spellEnd"/>
-      <w:r>
-        <w:rPr>
-          <w:rFonts w:ascii="Arial" w:hAnsi="Arial" w:cs="Arial"/>
-          <w:sz w:val="20"/>
-          <w:szCs w:val="20"/>
-        </w:rPr>
-        <w:t>(</w:t>
-      </w:r>
-      <w:proofErr w:type="spellStart"/>
-      <w:r>
-        <w:rPr>
-          <w:rFonts w:ascii="Arial" w:hAnsi="Arial" w:cs="Arial"/>
-          <w:sz w:val="20"/>
-          <w:szCs w:val="20"/>
-        </w:rPr>
-        <w:t>id_jugador_partido</w:t>
-      </w:r>
-      <w:proofErr w:type="spellEnd"/>
-      <w:r>
-        <w:rPr>
-          <w:rFonts w:ascii="Arial" w:hAnsi="Arial" w:cs="Arial"/>
-          <w:sz w:val="20"/>
-          <w:szCs w:val="20"/>
-        </w:rPr>
-        <w:t>):</w:t>
-      </w:r>
-    </w:p>
-    <w:p>
-      <w:pPr>
-        <w:rPr>
-          <w:rFonts w:ascii="Arial" w:hAnsi="Arial" w:cs="Arial"/>
-          <w:sz w:val="20"/>
-          <w:szCs w:val="20"/>
-        </w:rPr>
-      </w:pPr>
-      <w:r>
-        <w:rPr>
-          <w:rFonts w:ascii="Arial" w:hAnsi="Arial" w:cs="Arial"/>
-          <w:sz w:val="20"/>
-          <w:szCs w:val="20"/>
-        </w:rPr>
-        <w:t xml:space="preserve">    respuesta, status = </w:t>
-      </w:r>
-      <w:proofErr w:type="spellStart"/>
-      <w:r>
-        <w:rPr>
-          <w:rFonts w:ascii="Arial" w:hAnsi="Arial" w:cs="Arial"/>
-          <w:sz w:val="20"/>
-          <w:szCs w:val="20"/>
-        </w:rPr>
-        <w:t>eliminar_jugador_partido</w:t>
-      </w:r>
-      <w:proofErr w:type="spellEnd"/>
-      <w:r>
-        <w:rPr>
-          <w:rFonts w:ascii="Arial" w:hAnsi="Arial" w:cs="Arial"/>
-          <w:sz w:val="20"/>
-          <w:szCs w:val="20"/>
-        </w:rPr>
-        <w:t>(</w:t>
-      </w:r>
-      <w:proofErr w:type="spellStart"/>
-      <w:r>
-        <w:rPr>
-          <w:rFonts w:ascii="Arial" w:hAnsi="Arial" w:cs="Arial"/>
-          <w:sz w:val="20"/>
-          <w:szCs w:val="20"/>
-        </w:rPr>
-        <w:t>id_jugador_partido</w:t>
-      </w:r>
-      <w:proofErr w:type="spellEnd"/>
-      <w:r>
-        <w:rPr>
-          <w:rFonts w:ascii="Arial" w:hAnsi="Arial" w:cs="Arial"/>
-          <w:sz w:val="20"/>
-          <w:szCs w:val="20"/>
-        </w:rPr>
-        <w:t>)</w:t>
-      </w:r>
-    </w:p>
-    <w:p>
-      <w:pPr>
-        <w:rPr>
-          <w:rFonts w:ascii="Arial" w:hAnsi="Arial" w:cs="Arial"/>
-          <w:sz w:val="20"/>
-          <w:szCs w:val="20"/>
-        </w:rPr>
-      </w:pPr>
-      <w:r>
-        <w:rPr>
-          <w:rFonts w:ascii="Arial" w:hAnsi="Arial" w:cs="Arial"/>
-          <w:sz w:val="20"/>
-          <w:szCs w:val="20"/>
-        </w:rPr>
-        <w:t xml:space="preserve">    </w:t>
-      </w:r>
-      <w:proofErr w:type="spellStart"/>
-      <w:r>
-        <w:rPr>
-          <w:rFonts w:ascii="Arial" w:hAnsi="Arial" w:cs="Arial"/>
-          <w:sz w:val="20"/>
-          <w:szCs w:val="20"/>
-        </w:rPr>
-        <w:t>return</w:t>
-      </w:r>
-      <w:proofErr w:type="spellEnd"/>
-      <w:r>
-        <w:rPr>
-          <w:rFonts w:ascii="Arial" w:hAnsi="Arial" w:cs="Arial"/>
-          <w:sz w:val="20"/>
-          <w:szCs w:val="20"/>
-        </w:rPr>
-        <w:t xml:space="preserve"> </w:t>
-      </w:r>
-      <w:proofErr w:type="spellStart"/>
-      <w:r>
-        <w:rPr>
-          <w:rFonts w:ascii="Arial" w:hAnsi="Arial" w:cs="Arial"/>
-          <w:sz w:val="20"/>
-          <w:szCs w:val="20"/>
-        </w:rPr>
-        <w:t>jsonify</w:t>
-      </w:r>
-      <w:proofErr w:type="spellEnd"/>
-      <w:r>
-        <w:rPr>
-          <w:rFonts w:ascii="Arial" w:hAnsi="Arial" w:cs="Arial"/>
-          <w:sz w:val="20"/>
-          <w:szCs w:val="20"/>
-        </w:rPr>
-        <w:t>(respuesta), status</w:t>
-      </w:r>
+        <w:t xml:space="preserve">(respuesta), </w:t>
+      </w:r>
+      <w:proofErr w:type="gramStart"/>
+      <w:r>
+        <w:rPr>
+          <w:rFonts w:ascii="Arial" w:hAnsi="Arial" w:cs="Arial"/>
+          <w:sz w:val="20"/>
+          <w:szCs w:val="20"/>
+        </w:rPr>
+        <w:t>status</w:t>
+      </w:r>
+      <w:proofErr w:type="gramEnd"/>
     </w:p>
     <w:p>
       <w:pPr>
@@ -25997,6 +27496,7 @@
   <w:style w:type="character" w:default="1" w:styleId="Fuentedeprrafopredeter">
     <w:name w:val="Default Paragraph Font"/>
     <w:uiPriority w:val="1"/>
+    <w:semiHidden/>
     <w:unhideWhenUsed/>
   </w:style>
   <w:style w:type="table" w:default="1" w:styleId="Tablanormal">

--- a/docs/PROYECTO TFG.docx
+++ b/docs/PROYECTO TFG.docx
@@ -10307,7 +10307,6 @@
           <w:bCs/>
           <w:sz w:val="28"/>
           <w:szCs w:val="28"/>
-          <w:lang w:val="en-GB"/>
         </w:rPr>
       </w:pPr>
       <w:r>
@@ -10317,7 +10316,6 @@
           <w:bCs/>
           <w:sz w:val="28"/>
           <w:szCs w:val="28"/>
-          <w:lang w:val="en-GB"/>
         </w:rPr>
         <w:lastRenderedPageBreak/>
         <w:t>ENDPOINTS</w:t>
@@ -10329,15 +10327,13 @@
           <w:rFonts w:ascii="Arial" w:hAnsi="Arial" w:cs="Arial"/>
           <w:sz w:val="20"/>
           <w:szCs w:val="20"/>
-          <w:lang w:val="en-GB"/>
-        </w:rPr>
-      </w:pPr>
-      <w:r>
-        <w:rPr>
-          <w:rFonts w:ascii="Arial" w:hAnsi="Arial" w:cs="Arial"/>
-          <w:sz w:val="20"/>
-          <w:szCs w:val="20"/>
-          <w:lang w:val="en-GB"/>
+        </w:rPr>
+      </w:pPr>
+      <w:r>
+        <w:rPr>
+          <w:rFonts w:ascii="Arial" w:hAnsi="Arial" w:cs="Arial"/>
+          <w:sz w:val="20"/>
+          <w:szCs w:val="20"/>
         </w:rPr>
         <w:t>JUGADOR_PARTIDO</w:t>
       </w:r>
@@ -10348,6 +10344,81 @@
           <w:rFonts w:ascii="Arial" w:hAnsi="Arial" w:cs="Arial"/>
           <w:sz w:val="20"/>
           <w:szCs w:val="20"/>
+        </w:rPr>
+      </w:pPr>
+      <w:proofErr w:type="spellStart"/>
+      <w:r>
+        <w:rPr>
+          <w:rFonts w:ascii="Arial" w:hAnsi="Arial" w:cs="Arial"/>
+          <w:sz w:val="20"/>
+          <w:szCs w:val="20"/>
+        </w:rPr>
+        <w:t>from</w:t>
+      </w:r>
+      <w:proofErr w:type="spellEnd"/>
+      <w:r>
+        <w:rPr>
+          <w:rFonts w:ascii="Arial" w:hAnsi="Arial" w:cs="Arial"/>
+          <w:sz w:val="20"/>
+          <w:szCs w:val="20"/>
+        </w:rPr>
+        <w:t xml:space="preserve"> </w:t>
+      </w:r>
+      <w:proofErr w:type="spellStart"/>
+      <w:proofErr w:type="gramStart"/>
+      <w:r>
+        <w:rPr>
+          <w:rFonts w:ascii="Arial" w:hAnsi="Arial" w:cs="Arial"/>
+          <w:sz w:val="20"/>
+          <w:szCs w:val="20"/>
+        </w:rPr>
+        <w:t>app.models</w:t>
+      </w:r>
+      <w:proofErr w:type="spellEnd"/>
+      <w:proofErr w:type="gramEnd"/>
+      <w:r>
+        <w:rPr>
+          <w:rFonts w:ascii="Arial" w:hAnsi="Arial" w:cs="Arial"/>
+          <w:sz w:val="20"/>
+          <w:szCs w:val="20"/>
+        </w:rPr>
+        <w:t xml:space="preserve"> </w:t>
+      </w:r>
+      <w:proofErr w:type="spellStart"/>
+      <w:r>
+        <w:rPr>
+          <w:rFonts w:ascii="Arial" w:hAnsi="Arial" w:cs="Arial"/>
+          <w:sz w:val="20"/>
+          <w:szCs w:val="20"/>
+        </w:rPr>
+        <w:t>import</w:t>
+      </w:r>
+      <w:proofErr w:type="spellEnd"/>
+      <w:r>
+        <w:rPr>
+          <w:rFonts w:ascii="Arial" w:hAnsi="Arial" w:cs="Arial"/>
+          <w:sz w:val="20"/>
+          <w:szCs w:val="20"/>
+        </w:rPr>
+        <w:t xml:space="preserve"> </w:t>
+      </w:r>
+      <w:proofErr w:type="spellStart"/>
+      <w:r>
+        <w:rPr>
+          <w:rFonts w:ascii="Arial" w:hAnsi="Arial" w:cs="Arial"/>
+          <w:sz w:val="20"/>
+          <w:szCs w:val="20"/>
+        </w:rPr>
+        <w:t>Jugador_Partido</w:t>
+      </w:r>
+      <w:proofErr w:type="spellEnd"/>
+    </w:p>
+    <w:p>
+      <w:pPr>
+        <w:rPr>
+          <w:rFonts w:ascii="Arial" w:hAnsi="Arial" w:cs="Arial"/>
+          <w:sz w:val="20"/>
+          <w:szCs w:val="20"/>
           <w:lang w:val="en-GB"/>
         </w:rPr>
       </w:pPr>
@@ -10361,407 +10432,471 @@
         <w:t xml:space="preserve">from </w:t>
       </w:r>
       <w:proofErr w:type="spellStart"/>
+      <w:r>
+        <w:rPr>
+          <w:rFonts w:ascii="Arial" w:hAnsi="Arial" w:cs="Arial"/>
+          <w:sz w:val="20"/>
+          <w:szCs w:val="20"/>
+          <w:lang w:val="en-GB"/>
+        </w:rPr>
+        <w:t>sqlalchemy</w:t>
+      </w:r>
+      <w:proofErr w:type="spellEnd"/>
+      <w:r>
+        <w:rPr>
+          <w:rFonts w:ascii="Arial" w:hAnsi="Arial" w:cs="Arial"/>
+          <w:sz w:val="20"/>
+          <w:szCs w:val="20"/>
+          <w:lang w:val="en-GB"/>
+        </w:rPr>
+        <w:t xml:space="preserve"> import or_</w:t>
+      </w:r>
+    </w:p>
+    <w:p>
+      <w:pPr>
+        <w:rPr>
+          <w:rFonts w:ascii="Arial" w:hAnsi="Arial" w:cs="Arial"/>
+          <w:sz w:val="20"/>
+          <w:szCs w:val="20"/>
+          <w:lang w:val="en-GB"/>
+        </w:rPr>
+      </w:pPr>
+      <w:r>
+        <w:rPr>
+          <w:rFonts w:ascii="Arial" w:hAnsi="Arial" w:cs="Arial"/>
+          <w:sz w:val="20"/>
+          <w:szCs w:val="20"/>
+          <w:lang w:val="en-GB"/>
+        </w:rPr>
+        <w:t xml:space="preserve">from app import </w:t>
+      </w:r>
+      <w:proofErr w:type="spellStart"/>
+      <w:r>
+        <w:rPr>
+          <w:rFonts w:ascii="Arial" w:hAnsi="Arial" w:cs="Arial"/>
+          <w:sz w:val="20"/>
+          <w:szCs w:val="20"/>
+          <w:lang w:val="en-GB"/>
+        </w:rPr>
+        <w:t>db</w:t>
+      </w:r>
+      <w:proofErr w:type="spellEnd"/>
+    </w:p>
+    <w:p>
+      <w:pPr>
+        <w:rPr>
+          <w:rFonts w:ascii="Arial" w:hAnsi="Arial" w:cs="Arial"/>
+          <w:sz w:val="20"/>
+          <w:szCs w:val="20"/>
+          <w:lang w:val="en-GB"/>
+        </w:rPr>
+      </w:pPr>
+    </w:p>
+    <w:p>
+      <w:pPr>
+        <w:rPr>
+          <w:rFonts w:ascii="Arial" w:hAnsi="Arial" w:cs="Arial"/>
+          <w:sz w:val="20"/>
+          <w:szCs w:val="20"/>
+        </w:rPr>
+      </w:pPr>
+      <w:r>
+        <w:rPr>
+          <w:rFonts w:ascii="Arial" w:hAnsi="Arial" w:cs="Arial"/>
+          <w:sz w:val="20"/>
+          <w:szCs w:val="20"/>
+        </w:rPr>
+        <w:t>##REVISAR</w:t>
+      </w:r>
+    </w:p>
+    <w:p>
+      <w:pPr>
+        <w:rPr>
+          <w:rFonts w:ascii="Arial" w:hAnsi="Arial" w:cs="Arial"/>
+          <w:sz w:val="20"/>
+          <w:szCs w:val="20"/>
+        </w:rPr>
+      </w:pPr>
+      <w:r>
+        <w:rPr>
+          <w:rFonts w:ascii="Arial" w:hAnsi="Arial" w:cs="Arial"/>
+          <w:sz w:val="20"/>
+          <w:szCs w:val="20"/>
+        </w:rPr>
+        <w:t xml:space="preserve">## Método GET </w:t>
+      </w:r>
+      <w:proofErr w:type="spellStart"/>
+      <w:r>
+        <w:rPr>
+          <w:rFonts w:ascii="Arial" w:hAnsi="Arial" w:cs="Arial"/>
+          <w:sz w:val="20"/>
+          <w:szCs w:val="20"/>
+        </w:rPr>
+        <w:t>Jugador_Partido</w:t>
+      </w:r>
+      <w:proofErr w:type="spellEnd"/>
+      <w:r>
+        <w:rPr>
+          <w:rFonts w:ascii="Arial" w:hAnsi="Arial" w:cs="Arial"/>
+          <w:sz w:val="20"/>
+          <w:szCs w:val="20"/>
+        </w:rPr>
+        <w:t xml:space="preserve"> por ID</w:t>
+      </w:r>
+    </w:p>
+    <w:p>
+      <w:pPr>
+        <w:rPr>
+          <w:rFonts w:ascii="Arial" w:hAnsi="Arial" w:cs="Arial"/>
+          <w:sz w:val="20"/>
+          <w:szCs w:val="20"/>
+        </w:rPr>
+      </w:pPr>
+      <w:proofErr w:type="spellStart"/>
+      <w:r>
+        <w:rPr>
+          <w:rFonts w:ascii="Arial" w:hAnsi="Arial" w:cs="Arial"/>
+          <w:sz w:val="20"/>
+          <w:szCs w:val="20"/>
+        </w:rPr>
+        <w:t>def</w:t>
+      </w:r>
+      <w:proofErr w:type="spellEnd"/>
+      <w:r>
+        <w:rPr>
+          <w:rFonts w:ascii="Arial" w:hAnsi="Arial" w:cs="Arial"/>
+          <w:sz w:val="20"/>
+          <w:szCs w:val="20"/>
+        </w:rPr>
+        <w:t xml:space="preserve"> </w:t>
+      </w:r>
+      <w:proofErr w:type="spellStart"/>
+      <w:r>
+        <w:rPr>
+          <w:rFonts w:ascii="Arial" w:hAnsi="Arial" w:cs="Arial"/>
+          <w:sz w:val="20"/>
+          <w:szCs w:val="20"/>
+        </w:rPr>
+        <w:t>obtener_jugador_partido</w:t>
+      </w:r>
+      <w:proofErr w:type="spellEnd"/>
+      <w:r>
+        <w:rPr>
+          <w:rFonts w:ascii="Arial" w:hAnsi="Arial" w:cs="Arial"/>
+          <w:sz w:val="20"/>
+          <w:szCs w:val="20"/>
+        </w:rPr>
+        <w:t>(</w:t>
+      </w:r>
+      <w:proofErr w:type="spellStart"/>
+      <w:r>
+        <w:rPr>
+          <w:rFonts w:ascii="Arial" w:hAnsi="Arial" w:cs="Arial"/>
+          <w:sz w:val="20"/>
+          <w:szCs w:val="20"/>
+        </w:rPr>
+        <w:t>id_jugador_partido</w:t>
+      </w:r>
+      <w:proofErr w:type="spellEnd"/>
+      <w:r>
+        <w:rPr>
+          <w:rFonts w:ascii="Arial" w:hAnsi="Arial" w:cs="Arial"/>
+          <w:sz w:val="20"/>
+          <w:szCs w:val="20"/>
+        </w:rPr>
+        <w:t>):</w:t>
+      </w:r>
+    </w:p>
+    <w:p>
+      <w:pPr>
+        <w:rPr>
+          <w:rFonts w:ascii="Arial" w:hAnsi="Arial" w:cs="Arial"/>
+          <w:sz w:val="20"/>
+          <w:szCs w:val="20"/>
+        </w:rPr>
+      </w:pPr>
+      <w:r>
+        <w:rPr>
+          <w:rFonts w:ascii="Arial" w:hAnsi="Arial" w:cs="Arial"/>
+          <w:sz w:val="20"/>
+          <w:szCs w:val="20"/>
+        </w:rPr>
+        <w:t xml:space="preserve">    registro = </w:t>
+      </w:r>
+      <w:proofErr w:type="spellStart"/>
+      <w:r>
+        <w:rPr>
+          <w:rFonts w:ascii="Arial" w:hAnsi="Arial" w:cs="Arial"/>
+          <w:sz w:val="20"/>
+          <w:szCs w:val="20"/>
+        </w:rPr>
+        <w:t>Jugador_Partido.query.get</w:t>
+      </w:r>
+      <w:proofErr w:type="spellEnd"/>
+      <w:r>
+        <w:rPr>
+          <w:rFonts w:ascii="Arial" w:hAnsi="Arial" w:cs="Arial"/>
+          <w:sz w:val="20"/>
+          <w:szCs w:val="20"/>
+        </w:rPr>
+        <w:t>(</w:t>
+      </w:r>
+      <w:proofErr w:type="spellStart"/>
+      <w:r>
+        <w:rPr>
+          <w:rFonts w:ascii="Arial" w:hAnsi="Arial" w:cs="Arial"/>
+          <w:sz w:val="20"/>
+          <w:szCs w:val="20"/>
+        </w:rPr>
+        <w:t>id_jugador_partido</w:t>
+      </w:r>
+      <w:proofErr w:type="spellEnd"/>
+      <w:r>
+        <w:rPr>
+          <w:rFonts w:ascii="Arial" w:hAnsi="Arial" w:cs="Arial"/>
+          <w:sz w:val="20"/>
+          <w:szCs w:val="20"/>
+        </w:rPr>
+        <w:t>)</w:t>
+      </w:r>
+    </w:p>
+    <w:p>
+      <w:pPr>
+        <w:rPr>
+          <w:rFonts w:ascii="Arial" w:hAnsi="Arial" w:cs="Arial"/>
+          <w:sz w:val="20"/>
+          <w:szCs w:val="20"/>
+        </w:rPr>
+      </w:pPr>
+      <w:r>
+        <w:rPr>
+          <w:rFonts w:ascii="Arial" w:hAnsi="Arial" w:cs="Arial"/>
+          <w:sz w:val="20"/>
+          <w:szCs w:val="20"/>
+        </w:rPr>
+        <w:t xml:space="preserve">    </w:t>
+      </w:r>
+      <w:proofErr w:type="spellStart"/>
+      <w:r>
+        <w:rPr>
+          <w:rFonts w:ascii="Arial" w:hAnsi="Arial" w:cs="Arial"/>
+          <w:sz w:val="20"/>
+          <w:szCs w:val="20"/>
+        </w:rPr>
+        <w:t>if</w:t>
+      </w:r>
+      <w:proofErr w:type="spellEnd"/>
+      <w:r>
+        <w:rPr>
+          <w:rFonts w:ascii="Arial" w:hAnsi="Arial" w:cs="Arial"/>
+          <w:sz w:val="20"/>
+          <w:szCs w:val="20"/>
+        </w:rPr>
+        <w:t xml:space="preserve"> not registro:</w:t>
+      </w:r>
+    </w:p>
+    <w:p>
+      <w:pPr>
+        <w:rPr>
+          <w:rFonts w:ascii="Arial" w:hAnsi="Arial" w:cs="Arial"/>
+          <w:sz w:val="20"/>
+          <w:szCs w:val="20"/>
+        </w:rPr>
+      </w:pPr>
+      <w:r>
+        <w:rPr>
+          <w:rFonts w:ascii="Arial" w:hAnsi="Arial" w:cs="Arial"/>
+          <w:sz w:val="20"/>
+          <w:szCs w:val="20"/>
+        </w:rPr>
+        <w:t xml:space="preserve">        </w:t>
+      </w:r>
+      <w:proofErr w:type="spellStart"/>
+      <w:r>
+        <w:rPr>
+          <w:rFonts w:ascii="Arial" w:hAnsi="Arial" w:cs="Arial"/>
+          <w:sz w:val="20"/>
+          <w:szCs w:val="20"/>
+        </w:rPr>
+        <w:t>return</w:t>
+      </w:r>
+      <w:proofErr w:type="spellEnd"/>
+      <w:r>
+        <w:rPr>
+          <w:rFonts w:ascii="Arial" w:hAnsi="Arial" w:cs="Arial"/>
+          <w:sz w:val="20"/>
+          <w:szCs w:val="20"/>
+        </w:rPr>
+        <w:t xml:space="preserve"> {"error": "Registro </w:t>
+      </w:r>
+      <w:proofErr w:type="spellStart"/>
+      <w:r>
+        <w:rPr>
+          <w:rFonts w:ascii="Arial" w:hAnsi="Arial" w:cs="Arial"/>
+          <w:sz w:val="20"/>
+          <w:szCs w:val="20"/>
+        </w:rPr>
+        <w:t>Jugador_Partido</w:t>
+      </w:r>
+      <w:proofErr w:type="spellEnd"/>
+      <w:r>
+        <w:rPr>
+          <w:rFonts w:ascii="Arial" w:hAnsi="Arial" w:cs="Arial"/>
+          <w:sz w:val="20"/>
+          <w:szCs w:val="20"/>
+        </w:rPr>
+        <w:t xml:space="preserve"> no encontrado"}, 404</w:t>
+      </w:r>
+    </w:p>
+    <w:p>
+      <w:pPr>
+        <w:rPr>
+          <w:rFonts w:ascii="Arial" w:hAnsi="Arial" w:cs="Arial"/>
+          <w:sz w:val="20"/>
+          <w:szCs w:val="20"/>
+        </w:rPr>
+      </w:pPr>
+      <w:r>
+        <w:rPr>
+          <w:rFonts w:ascii="Arial" w:hAnsi="Arial" w:cs="Arial"/>
+          <w:sz w:val="20"/>
+          <w:szCs w:val="20"/>
+        </w:rPr>
+        <w:t xml:space="preserve">    </w:t>
+      </w:r>
+      <w:proofErr w:type="spellStart"/>
+      <w:r>
+        <w:rPr>
+          <w:rFonts w:ascii="Arial" w:hAnsi="Arial" w:cs="Arial"/>
+          <w:sz w:val="20"/>
+          <w:szCs w:val="20"/>
+        </w:rPr>
+        <w:t>return</w:t>
+      </w:r>
+      <w:proofErr w:type="spellEnd"/>
+      <w:r>
+        <w:rPr>
+          <w:rFonts w:ascii="Arial" w:hAnsi="Arial" w:cs="Arial"/>
+          <w:sz w:val="20"/>
+          <w:szCs w:val="20"/>
+        </w:rPr>
+        <w:t xml:space="preserve"> {</w:t>
+      </w:r>
+    </w:p>
+    <w:p>
+      <w:pPr>
+        <w:rPr>
+          <w:rFonts w:ascii="Arial" w:hAnsi="Arial" w:cs="Arial"/>
+          <w:sz w:val="20"/>
+          <w:szCs w:val="20"/>
+        </w:rPr>
+      </w:pPr>
+      <w:r>
+        <w:rPr>
+          <w:rFonts w:ascii="Arial" w:hAnsi="Arial" w:cs="Arial"/>
+          <w:sz w:val="20"/>
+          <w:szCs w:val="20"/>
+        </w:rPr>
+        <w:t>        "</w:t>
+      </w:r>
+      <w:proofErr w:type="spellStart"/>
+      <w:r>
+        <w:rPr>
+          <w:rFonts w:ascii="Arial" w:hAnsi="Arial" w:cs="Arial"/>
+          <w:sz w:val="20"/>
+          <w:szCs w:val="20"/>
+        </w:rPr>
+        <w:t>id_jugador_partido</w:t>
+      </w:r>
+      <w:proofErr w:type="spellEnd"/>
+      <w:r>
+        <w:rPr>
+          <w:rFonts w:ascii="Arial" w:hAnsi="Arial" w:cs="Arial"/>
+          <w:sz w:val="20"/>
+          <w:szCs w:val="20"/>
+        </w:rPr>
+        <w:t xml:space="preserve">": </w:t>
+      </w:r>
+      <w:proofErr w:type="spellStart"/>
+      <w:r>
+        <w:rPr>
+          <w:rFonts w:ascii="Arial" w:hAnsi="Arial" w:cs="Arial"/>
+          <w:sz w:val="20"/>
+          <w:szCs w:val="20"/>
+        </w:rPr>
+        <w:t>registro.id_jugador_partido</w:t>
+      </w:r>
+      <w:proofErr w:type="spellEnd"/>
+      <w:r>
+        <w:rPr>
+          <w:rFonts w:ascii="Arial" w:hAnsi="Arial" w:cs="Arial"/>
+          <w:sz w:val="20"/>
+          <w:szCs w:val="20"/>
+        </w:rPr>
+        <w:t>,</w:t>
+      </w:r>
+    </w:p>
+    <w:p>
+      <w:pPr>
+        <w:rPr>
+          <w:rFonts w:ascii="Arial" w:hAnsi="Arial" w:cs="Arial"/>
+          <w:sz w:val="20"/>
+          <w:szCs w:val="20"/>
+        </w:rPr>
+      </w:pPr>
+      <w:r>
+        <w:rPr>
+          <w:rFonts w:ascii="Arial" w:hAnsi="Arial" w:cs="Arial"/>
+          <w:sz w:val="20"/>
+          <w:szCs w:val="20"/>
+        </w:rPr>
+        <w:t>        "</w:t>
+      </w:r>
+      <w:proofErr w:type="spellStart"/>
+      <w:r>
+        <w:rPr>
+          <w:rFonts w:ascii="Arial" w:hAnsi="Arial" w:cs="Arial"/>
+          <w:sz w:val="20"/>
+          <w:szCs w:val="20"/>
+        </w:rPr>
+        <w:t>jugador_id</w:t>
+      </w:r>
+      <w:proofErr w:type="spellEnd"/>
+      <w:r>
+        <w:rPr>
+          <w:rFonts w:ascii="Arial" w:hAnsi="Arial" w:cs="Arial"/>
+          <w:sz w:val="20"/>
+          <w:szCs w:val="20"/>
+        </w:rPr>
+        <w:t xml:space="preserve">": </w:t>
+      </w:r>
+      <w:proofErr w:type="spellStart"/>
       <w:proofErr w:type="gramStart"/>
       <w:r>
         <w:rPr>
           <w:rFonts w:ascii="Arial" w:hAnsi="Arial" w:cs="Arial"/>
           <w:sz w:val="20"/>
           <w:szCs w:val="20"/>
-          <w:lang w:val="en-GB"/>
-        </w:rPr>
-        <w:t>app.models</w:t>
-      </w:r>
-      <w:proofErr w:type="spellEnd"/>
+        </w:rPr>
+        <w:t>registro.jugador</w:t>
+      </w:r>
       <w:proofErr w:type="gramEnd"/>
       <w:r>
         <w:rPr>
           <w:rFonts w:ascii="Arial" w:hAnsi="Arial" w:cs="Arial"/>
           <w:sz w:val="20"/>
           <w:szCs w:val="20"/>
-          <w:lang w:val="en-GB"/>
-        </w:rPr>
-        <w:t xml:space="preserve"> import </w:t>
-      </w:r>
-      <w:proofErr w:type="spellStart"/>
-      <w:r>
-        <w:rPr>
-          <w:rFonts w:ascii="Arial" w:hAnsi="Arial" w:cs="Arial"/>
-          <w:sz w:val="20"/>
-          <w:szCs w:val="20"/>
-          <w:lang w:val="en-GB"/>
-        </w:rPr>
-        <w:t>Jugador_Partido</w:t>
-      </w:r>
-      <w:proofErr w:type="spellEnd"/>
-    </w:p>
-    <w:p>
-      <w:pPr>
-        <w:rPr>
-          <w:rFonts w:ascii="Arial" w:hAnsi="Arial" w:cs="Arial"/>
-          <w:sz w:val="20"/>
-          <w:szCs w:val="20"/>
-          <w:lang w:val="en-GB"/>
-        </w:rPr>
-      </w:pPr>
-      <w:r>
-        <w:rPr>
-          <w:rFonts w:ascii="Arial" w:hAnsi="Arial" w:cs="Arial"/>
-          <w:sz w:val="20"/>
-          <w:szCs w:val="20"/>
-          <w:lang w:val="en-GB"/>
-        </w:rPr>
-        <w:t xml:space="preserve">from </w:t>
-      </w:r>
-      <w:proofErr w:type="spellStart"/>
-      <w:r>
-        <w:rPr>
-          <w:rFonts w:ascii="Arial" w:hAnsi="Arial" w:cs="Arial"/>
-          <w:sz w:val="20"/>
-          <w:szCs w:val="20"/>
-          <w:lang w:val="en-GB"/>
-        </w:rPr>
-        <w:t>sqlalchemy</w:t>
-      </w:r>
-      <w:proofErr w:type="spellEnd"/>
-      <w:r>
-        <w:rPr>
-          <w:rFonts w:ascii="Arial" w:hAnsi="Arial" w:cs="Arial"/>
-          <w:sz w:val="20"/>
-          <w:szCs w:val="20"/>
-          <w:lang w:val="en-GB"/>
-        </w:rPr>
-        <w:t xml:space="preserve"> import or_</w:t>
-      </w:r>
-    </w:p>
-    <w:p>
-      <w:pPr>
-        <w:rPr>
-          <w:rFonts w:ascii="Arial" w:hAnsi="Arial" w:cs="Arial"/>
-          <w:sz w:val="20"/>
-          <w:szCs w:val="20"/>
-          <w:lang w:val="en-GB"/>
-        </w:rPr>
-      </w:pPr>
-      <w:r>
-        <w:rPr>
-          <w:rFonts w:ascii="Arial" w:hAnsi="Arial" w:cs="Arial"/>
-          <w:sz w:val="20"/>
-          <w:szCs w:val="20"/>
-          <w:lang w:val="en-GB"/>
-        </w:rPr>
-        <w:t xml:space="preserve">from app import </w:t>
-      </w:r>
-      <w:proofErr w:type="spellStart"/>
-      <w:r>
-        <w:rPr>
-          <w:rFonts w:ascii="Arial" w:hAnsi="Arial" w:cs="Arial"/>
-          <w:sz w:val="20"/>
-          <w:szCs w:val="20"/>
-          <w:lang w:val="en-GB"/>
-        </w:rPr>
-        <w:t>db</w:t>
-      </w:r>
-      <w:proofErr w:type="spellEnd"/>
-    </w:p>
-    <w:p>
-      <w:pPr>
-        <w:rPr>
-          <w:rFonts w:ascii="Arial" w:hAnsi="Arial" w:cs="Arial"/>
-          <w:sz w:val="20"/>
-          <w:szCs w:val="20"/>
-          <w:lang w:val="en-GB"/>
-        </w:rPr>
-      </w:pPr>
-    </w:p>
-    <w:p>
-      <w:pPr>
-        <w:rPr>
-          <w:rFonts w:ascii="Arial" w:hAnsi="Arial" w:cs="Arial"/>
-          <w:sz w:val="20"/>
-          <w:szCs w:val="20"/>
-        </w:rPr>
-      </w:pPr>
-      <w:r>
-        <w:rPr>
-          <w:rFonts w:ascii="Arial" w:hAnsi="Arial" w:cs="Arial"/>
-          <w:sz w:val="20"/>
-          <w:szCs w:val="20"/>
-        </w:rPr>
-        <w:t>##REVISAR</w:t>
-      </w:r>
-    </w:p>
-    <w:p>
-      <w:pPr>
-        <w:rPr>
-          <w:rFonts w:ascii="Arial" w:hAnsi="Arial" w:cs="Arial"/>
-          <w:sz w:val="20"/>
-          <w:szCs w:val="20"/>
-        </w:rPr>
-      </w:pPr>
-      <w:r>
-        <w:rPr>
-          <w:rFonts w:ascii="Arial" w:hAnsi="Arial" w:cs="Arial"/>
-          <w:sz w:val="20"/>
-          <w:szCs w:val="20"/>
-        </w:rPr>
-        <w:t xml:space="preserve">## Método GET </w:t>
-      </w:r>
-      <w:proofErr w:type="spellStart"/>
-      <w:r>
-        <w:rPr>
-          <w:rFonts w:ascii="Arial" w:hAnsi="Arial" w:cs="Arial"/>
-          <w:sz w:val="20"/>
-          <w:szCs w:val="20"/>
-        </w:rPr>
-        <w:t>Jugador_Partido</w:t>
-      </w:r>
-      <w:proofErr w:type="spellEnd"/>
-      <w:r>
-        <w:rPr>
-          <w:rFonts w:ascii="Arial" w:hAnsi="Arial" w:cs="Arial"/>
-          <w:sz w:val="20"/>
-          <w:szCs w:val="20"/>
-        </w:rPr>
-        <w:t xml:space="preserve"> por ID</w:t>
-      </w:r>
-    </w:p>
-    <w:p>
-      <w:pPr>
-        <w:rPr>
-          <w:rFonts w:ascii="Arial" w:hAnsi="Arial" w:cs="Arial"/>
-          <w:sz w:val="20"/>
-          <w:szCs w:val="20"/>
-        </w:rPr>
-      </w:pPr>
-      <w:proofErr w:type="spellStart"/>
-      <w:r>
-        <w:rPr>
-          <w:rFonts w:ascii="Arial" w:hAnsi="Arial" w:cs="Arial"/>
-          <w:sz w:val="20"/>
-          <w:szCs w:val="20"/>
-        </w:rPr>
-        <w:t>def</w:t>
-      </w:r>
-      <w:proofErr w:type="spellEnd"/>
-      <w:r>
-        <w:rPr>
-          <w:rFonts w:ascii="Arial" w:hAnsi="Arial" w:cs="Arial"/>
-          <w:sz w:val="20"/>
-          <w:szCs w:val="20"/>
-        </w:rPr>
-        <w:t xml:space="preserve"> </w:t>
-      </w:r>
-      <w:proofErr w:type="spellStart"/>
-      <w:r>
-        <w:rPr>
-          <w:rFonts w:ascii="Arial" w:hAnsi="Arial" w:cs="Arial"/>
-          <w:sz w:val="20"/>
-          <w:szCs w:val="20"/>
-        </w:rPr>
-        <w:t>obtener_jugador_partido</w:t>
-      </w:r>
-      <w:proofErr w:type="spellEnd"/>
-      <w:r>
-        <w:rPr>
-          <w:rFonts w:ascii="Arial" w:hAnsi="Arial" w:cs="Arial"/>
-          <w:sz w:val="20"/>
-          <w:szCs w:val="20"/>
-        </w:rPr>
-        <w:t>(</w:t>
-      </w:r>
-      <w:proofErr w:type="spellStart"/>
-      <w:r>
-        <w:rPr>
-          <w:rFonts w:ascii="Arial" w:hAnsi="Arial" w:cs="Arial"/>
-          <w:sz w:val="20"/>
-          <w:szCs w:val="20"/>
-        </w:rPr>
-        <w:t>id_jugador_partido</w:t>
-      </w:r>
-      <w:proofErr w:type="spellEnd"/>
-      <w:r>
-        <w:rPr>
-          <w:rFonts w:ascii="Arial" w:hAnsi="Arial" w:cs="Arial"/>
-          <w:sz w:val="20"/>
-          <w:szCs w:val="20"/>
-        </w:rPr>
-        <w:t>):</w:t>
-      </w:r>
-    </w:p>
-    <w:p>
-      <w:pPr>
-        <w:rPr>
-          <w:rFonts w:ascii="Arial" w:hAnsi="Arial" w:cs="Arial"/>
-          <w:sz w:val="20"/>
-          <w:szCs w:val="20"/>
-        </w:rPr>
-      </w:pPr>
-      <w:r>
-        <w:rPr>
-          <w:rFonts w:ascii="Arial" w:hAnsi="Arial" w:cs="Arial"/>
-          <w:sz w:val="20"/>
-          <w:szCs w:val="20"/>
-        </w:rPr>
-        <w:t xml:space="preserve">    registro = </w:t>
-      </w:r>
-      <w:proofErr w:type="spellStart"/>
-      <w:r>
-        <w:rPr>
-          <w:rFonts w:ascii="Arial" w:hAnsi="Arial" w:cs="Arial"/>
-          <w:sz w:val="20"/>
-          <w:szCs w:val="20"/>
-        </w:rPr>
-        <w:t>Jugador_Partido.query.get</w:t>
-      </w:r>
-      <w:proofErr w:type="spellEnd"/>
-      <w:r>
-        <w:rPr>
-          <w:rFonts w:ascii="Arial" w:hAnsi="Arial" w:cs="Arial"/>
-          <w:sz w:val="20"/>
-          <w:szCs w:val="20"/>
-        </w:rPr>
-        <w:t>(</w:t>
-      </w:r>
-      <w:proofErr w:type="spellStart"/>
-      <w:r>
-        <w:rPr>
-          <w:rFonts w:ascii="Arial" w:hAnsi="Arial" w:cs="Arial"/>
-          <w:sz w:val="20"/>
-          <w:szCs w:val="20"/>
-        </w:rPr>
-        <w:t>id_jugador_partido</w:t>
-      </w:r>
-      <w:proofErr w:type="spellEnd"/>
-      <w:r>
-        <w:rPr>
-          <w:rFonts w:ascii="Arial" w:hAnsi="Arial" w:cs="Arial"/>
-          <w:sz w:val="20"/>
-          <w:szCs w:val="20"/>
-        </w:rPr>
-        <w:t>)</w:t>
-      </w:r>
-    </w:p>
-    <w:p>
-      <w:pPr>
-        <w:rPr>
-          <w:rFonts w:ascii="Arial" w:hAnsi="Arial" w:cs="Arial"/>
-          <w:sz w:val="20"/>
-          <w:szCs w:val="20"/>
-        </w:rPr>
-      </w:pPr>
-      <w:r>
-        <w:rPr>
-          <w:rFonts w:ascii="Arial" w:hAnsi="Arial" w:cs="Arial"/>
-          <w:sz w:val="20"/>
-          <w:szCs w:val="20"/>
-        </w:rPr>
-        <w:t xml:space="preserve">    </w:t>
-      </w:r>
-      <w:proofErr w:type="spellStart"/>
-      <w:r>
-        <w:rPr>
-          <w:rFonts w:ascii="Arial" w:hAnsi="Arial" w:cs="Arial"/>
-          <w:sz w:val="20"/>
-          <w:szCs w:val="20"/>
-        </w:rPr>
-        <w:t>if</w:t>
-      </w:r>
-      <w:proofErr w:type="spellEnd"/>
-      <w:r>
-        <w:rPr>
-          <w:rFonts w:ascii="Arial" w:hAnsi="Arial" w:cs="Arial"/>
-          <w:sz w:val="20"/>
-          <w:szCs w:val="20"/>
-        </w:rPr>
-        <w:t xml:space="preserve"> not registro:</w:t>
-      </w:r>
-    </w:p>
-    <w:p>
-      <w:pPr>
-        <w:rPr>
-          <w:rFonts w:ascii="Arial" w:hAnsi="Arial" w:cs="Arial"/>
-          <w:sz w:val="20"/>
-          <w:szCs w:val="20"/>
-        </w:rPr>
-      </w:pPr>
-      <w:r>
-        <w:rPr>
-          <w:rFonts w:ascii="Arial" w:hAnsi="Arial" w:cs="Arial"/>
-          <w:sz w:val="20"/>
-          <w:szCs w:val="20"/>
-        </w:rPr>
-        <w:t xml:space="preserve">        </w:t>
-      </w:r>
-      <w:proofErr w:type="spellStart"/>
-      <w:r>
-        <w:rPr>
-          <w:rFonts w:ascii="Arial" w:hAnsi="Arial" w:cs="Arial"/>
-          <w:sz w:val="20"/>
-          <w:szCs w:val="20"/>
-        </w:rPr>
-        <w:t>return</w:t>
-      </w:r>
-      <w:proofErr w:type="spellEnd"/>
-      <w:r>
-        <w:rPr>
-          <w:rFonts w:ascii="Arial" w:hAnsi="Arial" w:cs="Arial"/>
-          <w:sz w:val="20"/>
-          <w:szCs w:val="20"/>
-        </w:rPr>
-        <w:t xml:space="preserve"> {"error": "Registro </w:t>
-      </w:r>
-      <w:proofErr w:type="spellStart"/>
-      <w:r>
-        <w:rPr>
-          <w:rFonts w:ascii="Arial" w:hAnsi="Arial" w:cs="Arial"/>
-          <w:sz w:val="20"/>
-          <w:szCs w:val="20"/>
-        </w:rPr>
-        <w:t>Jugador_Partido</w:t>
-      </w:r>
-      <w:proofErr w:type="spellEnd"/>
-      <w:r>
-        <w:rPr>
-          <w:rFonts w:ascii="Arial" w:hAnsi="Arial" w:cs="Arial"/>
-          <w:sz w:val="20"/>
-          <w:szCs w:val="20"/>
-        </w:rPr>
-        <w:t xml:space="preserve"> no encontrado"}, 404</w:t>
-      </w:r>
-    </w:p>
-    <w:p>
-      <w:pPr>
-        <w:rPr>
-          <w:rFonts w:ascii="Arial" w:hAnsi="Arial" w:cs="Arial"/>
-          <w:sz w:val="20"/>
-          <w:szCs w:val="20"/>
-        </w:rPr>
-      </w:pPr>
-      <w:r>
-        <w:rPr>
-          <w:rFonts w:ascii="Arial" w:hAnsi="Arial" w:cs="Arial"/>
-          <w:sz w:val="20"/>
-          <w:szCs w:val="20"/>
-        </w:rPr>
-        <w:t xml:space="preserve">    </w:t>
-      </w:r>
-      <w:proofErr w:type="spellStart"/>
-      <w:r>
-        <w:rPr>
-          <w:rFonts w:ascii="Arial" w:hAnsi="Arial" w:cs="Arial"/>
-          <w:sz w:val="20"/>
-          <w:szCs w:val="20"/>
-        </w:rPr>
-        <w:t>return</w:t>
-      </w:r>
-      <w:proofErr w:type="spellEnd"/>
-      <w:r>
-        <w:rPr>
-          <w:rFonts w:ascii="Arial" w:hAnsi="Arial" w:cs="Arial"/>
-          <w:sz w:val="20"/>
-          <w:szCs w:val="20"/>
-        </w:rPr>
-        <w:t xml:space="preserve"> {</w:t>
+        </w:rPr>
+        <w:t>_id</w:t>
+      </w:r>
+      <w:proofErr w:type="spellEnd"/>
+      <w:r>
+        <w:rPr>
+          <w:rFonts w:ascii="Arial" w:hAnsi="Arial" w:cs="Arial"/>
+          <w:sz w:val="20"/>
+          <w:szCs w:val="20"/>
+        </w:rPr>
+        <w:t>,</w:t>
       </w:r>
     </w:p>
     <w:p>
@@ -10787,7 +10922,7 @@
           <w:sz w:val="20"/>
           <w:szCs w:val="20"/>
         </w:rPr>
-        <w:t>id_jugador_partido</w:t>
+        <w:t>enfrentamiento_id</w:t>
       </w:r>
       <w:proofErr w:type="spellEnd"/>
       <w:r>
@@ -10805,7 +10940,7 @@
           <w:sz w:val="20"/>
           <w:szCs w:val="20"/>
         </w:rPr>
-        <w:t>registro.id_jugador_partido</w:t>
+        <w:t>registro.enfrentamiento_id</w:t>
       </w:r>
       <w:proofErr w:type="spellEnd"/>
       <w:r>
@@ -10840,7 +10975,7 @@
           <w:sz w:val="20"/>
           <w:szCs w:val="20"/>
         </w:rPr>
-        <w:t>jugador_id</w:t>
+        <w:t>minutos_jugados</w:t>
       </w:r>
       <w:proofErr w:type="spellEnd"/>
       <w:r>
@@ -10852,23 +10987,13 @@
         <w:t xml:space="preserve">": </w:t>
       </w:r>
       <w:proofErr w:type="spellStart"/>
-      <w:proofErr w:type="gramStart"/>
-      <w:r>
-        <w:rPr>
-          <w:rFonts w:ascii="Arial" w:hAnsi="Arial" w:cs="Arial"/>
-          <w:sz w:val="20"/>
-          <w:szCs w:val="20"/>
-        </w:rPr>
-        <w:t>registro.jugador</w:t>
-      </w:r>
-      <w:proofErr w:type="gramEnd"/>
-      <w:r>
-        <w:rPr>
-          <w:rFonts w:ascii="Arial" w:hAnsi="Arial" w:cs="Arial"/>
-          <w:sz w:val="20"/>
-          <w:szCs w:val="20"/>
-        </w:rPr>
-        <w:t>_id</w:t>
+      <w:r>
+        <w:rPr>
+          <w:rFonts w:ascii="Arial" w:hAnsi="Arial" w:cs="Arial"/>
+          <w:sz w:val="20"/>
+          <w:szCs w:val="20"/>
+        </w:rPr>
+        <w:t>registro.minutos_jugados</w:t>
       </w:r>
       <w:proofErr w:type="spellEnd"/>
       <w:r>
@@ -10894,6 +11019,76 @@
           <w:sz w:val="20"/>
           <w:szCs w:val="20"/>
         </w:rPr>
+        <w:t xml:space="preserve">        "puntos": </w:t>
+      </w:r>
+      <w:proofErr w:type="spellStart"/>
+      <w:r>
+        <w:rPr>
+          <w:rFonts w:ascii="Arial" w:hAnsi="Arial" w:cs="Arial"/>
+          <w:sz w:val="20"/>
+          <w:szCs w:val="20"/>
+        </w:rPr>
+        <w:t>registro.puntos</w:t>
+      </w:r>
+      <w:proofErr w:type="spellEnd"/>
+      <w:r>
+        <w:rPr>
+          <w:rFonts w:ascii="Arial" w:hAnsi="Arial" w:cs="Arial"/>
+          <w:sz w:val="20"/>
+          <w:szCs w:val="20"/>
+        </w:rPr>
+        <w:t>,</w:t>
+      </w:r>
+    </w:p>
+    <w:p>
+      <w:pPr>
+        <w:rPr>
+          <w:rFonts w:ascii="Arial" w:hAnsi="Arial" w:cs="Arial"/>
+          <w:sz w:val="20"/>
+          <w:szCs w:val="20"/>
+        </w:rPr>
+      </w:pPr>
+      <w:r>
+        <w:rPr>
+          <w:rFonts w:ascii="Arial" w:hAnsi="Arial" w:cs="Arial"/>
+          <w:sz w:val="20"/>
+          <w:szCs w:val="20"/>
+        </w:rPr>
+        <w:t xml:space="preserve">        "asistencias": </w:t>
+      </w:r>
+      <w:proofErr w:type="spellStart"/>
+      <w:r>
+        <w:rPr>
+          <w:rFonts w:ascii="Arial" w:hAnsi="Arial" w:cs="Arial"/>
+          <w:sz w:val="20"/>
+          <w:szCs w:val="20"/>
+        </w:rPr>
+        <w:t>registro.asistencias</w:t>
+      </w:r>
+      <w:proofErr w:type="spellEnd"/>
+      <w:r>
+        <w:rPr>
+          <w:rFonts w:ascii="Arial" w:hAnsi="Arial" w:cs="Arial"/>
+          <w:sz w:val="20"/>
+          <w:szCs w:val="20"/>
+        </w:rPr>
+        <w:t>,</w:t>
+      </w:r>
+    </w:p>
+    <w:p>
+      <w:pPr>
+        <w:rPr>
+          <w:rFonts w:ascii="Arial" w:hAnsi="Arial" w:cs="Arial"/>
+          <w:sz w:val="20"/>
+          <w:szCs w:val="20"/>
+        </w:rPr>
+      </w:pPr>
+      <w:r>
+        <w:rPr>
+          <w:rFonts w:ascii="Arial" w:hAnsi="Arial" w:cs="Arial"/>
+          <w:sz w:val="20"/>
+          <w:szCs w:val="20"/>
+        </w:rPr>
         <w:t>        "</w:t>
       </w:r>
       <w:proofErr w:type="spellStart"/>
@@ -10903,7 +11098,7 @@
           <w:sz w:val="20"/>
           <w:szCs w:val="20"/>
         </w:rPr>
-        <w:t>enfrentamiento_id</w:t>
+        <w:t>rebotes_ofensivos</w:t>
       </w:r>
       <w:proofErr w:type="spellEnd"/>
       <w:r>
@@ -10915,23 +11110,13 @@
         <w:t xml:space="preserve">": </w:t>
       </w:r>
       <w:proofErr w:type="spellStart"/>
-      <w:proofErr w:type="gramStart"/>
-      <w:r>
-        <w:rPr>
-          <w:rFonts w:ascii="Arial" w:hAnsi="Arial" w:cs="Arial"/>
-          <w:sz w:val="20"/>
-          <w:szCs w:val="20"/>
-        </w:rPr>
-        <w:t>registro.enfrentamiento</w:t>
-      </w:r>
-      <w:proofErr w:type="gramEnd"/>
-      <w:r>
-        <w:rPr>
-          <w:rFonts w:ascii="Arial" w:hAnsi="Arial" w:cs="Arial"/>
-          <w:sz w:val="20"/>
-          <w:szCs w:val="20"/>
-        </w:rPr>
-        <w:t>_id</w:t>
+      <w:r>
+        <w:rPr>
+          <w:rFonts w:ascii="Arial" w:hAnsi="Arial" w:cs="Arial"/>
+          <w:sz w:val="20"/>
+          <w:szCs w:val="20"/>
+        </w:rPr>
+        <w:t>registro.rebotes_ofensivos</w:t>
       </w:r>
       <w:proofErr w:type="spellEnd"/>
       <w:r>
@@ -10966,7 +11151,7 @@
           <w:sz w:val="20"/>
           <w:szCs w:val="20"/>
         </w:rPr>
-        <w:t>minutos_jugados</w:t>
+        <w:t>rebotes_defensivos</w:t>
       </w:r>
       <w:proofErr w:type="spellEnd"/>
       <w:r>
@@ -10978,23 +11163,13 @@
         <w:t xml:space="preserve">": </w:t>
       </w:r>
       <w:proofErr w:type="spellStart"/>
-      <w:proofErr w:type="gramStart"/>
-      <w:r>
-        <w:rPr>
-          <w:rFonts w:ascii="Arial" w:hAnsi="Arial" w:cs="Arial"/>
-          <w:sz w:val="20"/>
-          <w:szCs w:val="20"/>
-        </w:rPr>
-        <w:t>registro.minutos</w:t>
-      </w:r>
-      <w:proofErr w:type="gramEnd"/>
-      <w:r>
-        <w:rPr>
-          <w:rFonts w:ascii="Arial" w:hAnsi="Arial" w:cs="Arial"/>
-          <w:sz w:val="20"/>
-          <w:szCs w:val="20"/>
-        </w:rPr>
-        <w:t>_jugados</w:t>
+      <w:r>
+        <w:rPr>
+          <w:rFonts w:ascii="Arial" w:hAnsi="Arial" w:cs="Arial"/>
+          <w:sz w:val="20"/>
+          <w:szCs w:val="20"/>
+        </w:rPr>
+        <w:t>registro.rebotes_defensivos</w:t>
       </w:r>
       <w:proofErr w:type="spellEnd"/>
       <w:r>
@@ -11020,20 +11195,18 @@
           <w:sz w:val="20"/>
           <w:szCs w:val="20"/>
         </w:rPr>
-        <w:t xml:space="preserve">        "puntos": </w:t>
-      </w:r>
-      <w:proofErr w:type="spellStart"/>
-      <w:proofErr w:type="gramStart"/>
-      <w:r>
-        <w:rPr>
-          <w:rFonts w:ascii="Arial" w:hAnsi="Arial" w:cs="Arial"/>
-          <w:sz w:val="20"/>
-          <w:szCs w:val="20"/>
-        </w:rPr>
-        <w:t>registro.puntos</w:t>
-      </w:r>
-      <w:proofErr w:type="spellEnd"/>
-      <w:proofErr w:type="gramEnd"/>
+        <w:t xml:space="preserve">        "robos": </w:t>
+      </w:r>
+      <w:proofErr w:type="spellStart"/>
+      <w:r>
+        <w:rPr>
+          <w:rFonts w:ascii="Arial" w:hAnsi="Arial" w:cs="Arial"/>
+          <w:sz w:val="20"/>
+          <w:szCs w:val="20"/>
+        </w:rPr>
+        <w:t>registro.robos</w:t>
+      </w:r>
+      <w:proofErr w:type="spellEnd"/>
       <w:r>
         <w:rPr>
           <w:rFonts w:ascii="Arial" w:hAnsi="Arial" w:cs="Arial"/>
@@ -11057,20 +11230,18 @@
           <w:sz w:val="20"/>
           <w:szCs w:val="20"/>
         </w:rPr>
-        <w:t xml:space="preserve">        "asistencias": </w:t>
-      </w:r>
-      <w:proofErr w:type="spellStart"/>
-      <w:proofErr w:type="gramStart"/>
-      <w:r>
-        <w:rPr>
-          <w:rFonts w:ascii="Arial" w:hAnsi="Arial" w:cs="Arial"/>
-          <w:sz w:val="20"/>
-          <w:szCs w:val="20"/>
-        </w:rPr>
-        <w:t>registro.asistencias</w:t>
-      </w:r>
-      <w:proofErr w:type="spellEnd"/>
-      <w:proofErr w:type="gramEnd"/>
+        <w:t xml:space="preserve">        "tapones": </w:t>
+      </w:r>
+      <w:proofErr w:type="spellStart"/>
+      <w:r>
+        <w:rPr>
+          <w:rFonts w:ascii="Arial" w:hAnsi="Arial" w:cs="Arial"/>
+          <w:sz w:val="20"/>
+          <w:szCs w:val="20"/>
+        </w:rPr>
+        <w:t>registro.tapones</w:t>
+      </w:r>
+      <w:proofErr w:type="spellEnd"/>
       <w:r>
         <w:rPr>
           <w:rFonts w:ascii="Arial" w:hAnsi="Arial" w:cs="Arial"/>
@@ -11103,7 +11274,7 @@
           <w:sz w:val="20"/>
           <w:szCs w:val="20"/>
         </w:rPr>
-        <w:t>rebotes_ofensivos</w:t>
+        <w:t>perdidas_balon</w:t>
       </w:r>
       <w:proofErr w:type="spellEnd"/>
       <w:r>
@@ -11115,23 +11286,13 @@
         <w:t xml:space="preserve">": </w:t>
       </w:r>
       <w:proofErr w:type="spellStart"/>
-      <w:proofErr w:type="gramStart"/>
-      <w:r>
-        <w:rPr>
-          <w:rFonts w:ascii="Arial" w:hAnsi="Arial" w:cs="Arial"/>
-          <w:sz w:val="20"/>
-          <w:szCs w:val="20"/>
-        </w:rPr>
-        <w:t>registro.rebotes</w:t>
-      </w:r>
-      <w:proofErr w:type="gramEnd"/>
-      <w:r>
-        <w:rPr>
-          <w:rFonts w:ascii="Arial" w:hAnsi="Arial" w:cs="Arial"/>
-          <w:sz w:val="20"/>
-          <w:szCs w:val="20"/>
-        </w:rPr>
-        <w:t>_ofensivos</w:t>
+      <w:r>
+        <w:rPr>
+          <w:rFonts w:ascii="Arial" w:hAnsi="Arial" w:cs="Arial"/>
+          <w:sz w:val="20"/>
+          <w:szCs w:val="20"/>
+        </w:rPr>
+        <w:t>registro.perdidas_balon</w:t>
       </w:r>
       <w:proofErr w:type="spellEnd"/>
       <w:r>
@@ -11166,7 +11327,7 @@
           <w:sz w:val="20"/>
           <w:szCs w:val="20"/>
         </w:rPr>
-        <w:t>rebotes_defensivos</w:t>
+        <w:t>faltas_cometidas</w:t>
       </w:r>
       <w:proofErr w:type="spellEnd"/>
       <w:r>
@@ -11178,23 +11339,13 @@
         <w:t xml:space="preserve">": </w:t>
       </w:r>
       <w:proofErr w:type="spellStart"/>
-      <w:proofErr w:type="gramStart"/>
-      <w:r>
-        <w:rPr>
-          <w:rFonts w:ascii="Arial" w:hAnsi="Arial" w:cs="Arial"/>
-          <w:sz w:val="20"/>
-          <w:szCs w:val="20"/>
-        </w:rPr>
-        <w:t>registro.rebotes</w:t>
-      </w:r>
-      <w:proofErr w:type="gramEnd"/>
-      <w:r>
-        <w:rPr>
-          <w:rFonts w:ascii="Arial" w:hAnsi="Arial" w:cs="Arial"/>
-          <w:sz w:val="20"/>
-          <w:szCs w:val="20"/>
-        </w:rPr>
-        <w:t>_defensivos</w:t>
+      <w:r>
+        <w:rPr>
+          <w:rFonts w:ascii="Arial" w:hAnsi="Arial" w:cs="Arial"/>
+          <w:sz w:val="20"/>
+          <w:szCs w:val="20"/>
+        </w:rPr>
+        <w:t>registro.faltas_cometidas</w:t>
       </w:r>
       <w:proofErr w:type="spellEnd"/>
       <w:r>
@@ -11220,20 +11371,36 @@
           <w:sz w:val="20"/>
           <w:szCs w:val="20"/>
         </w:rPr>
-        <w:t xml:space="preserve">        "robos": </w:t>
-      </w:r>
-      <w:proofErr w:type="spellStart"/>
-      <w:proofErr w:type="gramStart"/>
-      <w:r>
-        <w:rPr>
-          <w:rFonts w:ascii="Arial" w:hAnsi="Arial" w:cs="Arial"/>
-          <w:sz w:val="20"/>
-          <w:szCs w:val="20"/>
-        </w:rPr>
-        <w:t>registro.robos</w:t>
-      </w:r>
-      <w:proofErr w:type="spellEnd"/>
-      <w:proofErr w:type="gramEnd"/>
+        <w:t>        "</w:t>
+      </w:r>
+      <w:proofErr w:type="spellStart"/>
+      <w:r>
+        <w:rPr>
+          <w:rFonts w:ascii="Arial" w:hAnsi="Arial" w:cs="Arial"/>
+          <w:sz w:val="20"/>
+          <w:szCs w:val="20"/>
+        </w:rPr>
+        <w:t>faltas_recibidas</w:t>
+      </w:r>
+      <w:proofErr w:type="spellEnd"/>
+      <w:r>
+        <w:rPr>
+          <w:rFonts w:ascii="Arial" w:hAnsi="Arial" w:cs="Arial"/>
+          <w:sz w:val="20"/>
+          <w:szCs w:val="20"/>
+        </w:rPr>
+        <w:t xml:space="preserve">": </w:t>
+      </w:r>
+      <w:proofErr w:type="spellStart"/>
+      <w:r>
+        <w:rPr>
+          <w:rFonts w:ascii="Arial" w:hAnsi="Arial" w:cs="Arial"/>
+          <w:sz w:val="20"/>
+          <w:szCs w:val="20"/>
+        </w:rPr>
+        <w:t>registro.faltas_recibidas</w:t>
+      </w:r>
+      <w:proofErr w:type="spellEnd"/>
       <w:r>
         <w:rPr>
           <w:rFonts w:ascii="Arial" w:hAnsi="Arial" w:cs="Arial"/>
@@ -11257,20 +11424,36 @@
           <w:sz w:val="20"/>
           <w:szCs w:val="20"/>
         </w:rPr>
-        <w:t xml:space="preserve">        "tapones": </w:t>
-      </w:r>
-      <w:proofErr w:type="spellStart"/>
-      <w:proofErr w:type="gramStart"/>
-      <w:r>
-        <w:rPr>
-          <w:rFonts w:ascii="Arial" w:hAnsi="Arial" w:cs="Arial"/>
-          <w:sz w:val="20"/>
-          <w:szCs w:val="20"/>
-        </w:rPr>
-        <w:t>registro.tapones</w:t>
-      </w:r>
-      <w:proofErr w:type="spellEnd"/>
-      <w:proofErr w:type="gramEnd"/>
+        <w:t>        "</w:t>
+      </w:r>
+      <w:proofErr w:type="spellStart"/>
+      <w:r>
+        <w:rPr>
+          <w:rFonts w:ascii="Arial" w:hAnsi="Arial" w:cs="Arial"/>
+          <w:sz w:val="20"/>
+          <w:szCs w:val="20"/>
+        </w:rPr>
+        <w:t>porcentaje_tiros_de_campo</w:t>
+      </w:r>
+      <w:proofErr w:type="spellEnd"/>
+      <w:r>
+        <w:rPr>
+          <w:rFonts w:ascii="Arial" w:hAnsi="Arial" w:cs="Arial"/>
+          <w:sz w:val="20"/>
+          <w:szCs w:val="20"/>
+        </w:rPr>
+        <w:t xml:space="preserve">": </w:t>
+      </w:r>
+      <w:proofErr w:type="spellStart"/>
+      <w:r>
+        <w:rPr>
+          <w:rFonts w:ascii="Arial" w:hAnsi="Arial" w:cs="Arial"/>
+          <w:sz w:val="20"/>
+          <w:szCs w:val="20"/>
+        </w:rPr>
+        <w:t>registro.porcentaje_tiros_de_campo</w:t>
+      </w:r>
+      <w:proofErr w:type="spellEnd"/>
       <w:r>
         <w:rPr>
           <w:rFonts w:ascii="Arial" w:hAnsi="Arial" w:cs="Arial"/>
@@ -11303,7 +11486,7 @@
           <w:sz w:val="20"/>
           <w:szCs w:val="20"/>
         </w:rPr>
-        <w:t>perdidas_balon</w:t>
+        <w:t>porcentaje_triples</w:t>
       </w:r>
       <w:proofErr w:type="spellEnd"/>
       <w:r>
@@ -11315,23 +11498,13 @@
         <w:t xml:space="preserve">": </w:t>
       </w:r>
       <w:proofErr w:type="spellStart"/>
-      <w:proofErr w:type="gramStart"/>
-      <w:r>
-        <w:rPr>
-          <w:rFonts w:ascii="Arial" w:hAnsi="Arial" w:cs="Arial"/>
-          <w:sz w:val="20"/>
-          <w:szCs w:val="20"/>
-        </w:rPr>
-        <w:t>registro.perdidas</w:t>
-      </w:r>
-      <w:proofErr w:type="gramEnd"/>
-      <w:r>
-        <w:rPr>
-          <w:rFonts w:ascii="Arial" w:hAnsi="Arial" w:cs="Arial"/>
-          <w:sz w:val="20"/>
-          <w:szCs w:val="20"/>
-        </w:rPr>
-        <w:t>_balon</w:t>
+      <w:r>
+        <w:rPr>
+          <w:rFonts w:ascii="Arial" w:hAnsi="Arial" w:cs="Arial"/>
+          <w:sz w:val="20"/>
+          <w:szCs w:val="20"/>
+        </w:rPr>
+        <w:t>registro.porcentaje_triples</w:t>
       </w:r>
       <w:proofErr w:type="spellEnd"/>
       <w:r>
@@ -11366,7 +11539,7 @@
           <w:sz w:val="20"/>
           <w:szCs w:val="20"/>
         </w:rPr>
-        <w:t>faltas_cometidas</w:t>
+        <w:t>porcentaje_tiros_libres</w:t>
       </w:r>
       <w:proofErr w:type="spellEnd"/>
       <w:r>
@@ -11378,275 +11551,13 @@
         <w:t xml:space="preserve">": </w:t>
       </w:r>
       <w:proofErr w:type="spellStart"/>
-      <w:proofErr w:type="gramStart"/>
-      <w:r>
-        <w:rPr>
-          <w:rFonts w:ascii="Arial" w:hAnsi="Arial" w:cs="Arial"/>
-          <w:sz w:val="20"/>
-          <w:szCs w:val="20"/>
-        </w:rPr>
-        <w:t>registro.faltas</w:t>
-      </w:r>
-      <w:proofErr w:type="gramEnd"/>
-      <w:r>
-        <w:rPr>
-          <w:rFonts w:ascii="Arial" w:hAnsi="Arial" w:cs="Arial"/>
-          <w:sz w:val="20"/>
-          <w:szCs w:val="20"/>
-        </w:rPr>
-        <w:t>_cometidas</w:t>
-      </w:r>
-      <w:proofErr w:type="spellEnd"/>
-      <w:r>
-        <w:rPr>
-          <w:rFonts w:ascii="Arial" w:hAnsi="Arial" w:cs="Arial"/>
-          <w:sz w:val="20"/>
-          <w:szCs w:val="20"/>
-        </w:rPr>
-        <w:t>,</w:t>
-      </w:r>
-    </w:p>
-    <w:p>
-      <w:pPr>
-        <w:rPr>
-          <w:rFonts w:ascii="Arial" w:hAnsi="Arial" w:cs="Arial"/>
-          <w:sz w:val="20"/>
-          <w:szCs w:val="20"/>
-        </w:rPr>
-      </w:pPr>
-      <w:r>
-        <w:rPr>
-          <w:rFonts w:ascii="Arial" w:hAnsi="Arial" w:cs="Arial"/>
-          <w:sz w:val="20"/>
-          <w:szCs w:val="20"/>
-        </w:rPr>
-        <w:t>        "</w:t>
-      </w:r>
-      <w:proofErr w:type="spellStart"/>
-      <w:r>
-        <w:rPr>
-          <w:rFonts w:ascii="Arial" w:hAnsi="Arial" w:cs="Arial"/>
-          <w:sz w:val="20"/>
-          <w:szCs w:val="20"/>
-        </w:rPr>
-        <w:t>faltas_recibidas</w:t>
-      </w:r>
-      <w:proofErr w:type="spellEnd"/>
-      <w:r>
-        <w:rPr>
-          <w:rFonts w:ascii="Arial" w:hAnsi="Arial" w:cs="Arial"/>
-          <w:sz w:val="20"/>
-          <w:szCs w:val="20"/>
-        </w:rPr>
-        <w:t xml:space="preserve">": </w:t>
-      </w:r>
-      <w:proofErr w:type="spellStart"/>
-      <w:proofErr w:type="gramStart"/>
-      <w:r>
-        <w:rPr>
-          <w:rFonts w:ascii="Arial" w:hAnsi="Arial" w:cs="Arial"/>
-          <w:sz w:val="20"/>
-          <w:szCs w:val="20"/>
-        </w:rPr>
-        <w:t>registro.faltas</w:t>
-      </w:r>
-      <w:proofErr w:type="gramEnd"/>
-      <w:r>
-        <w:rPr>
-          <w:rFonts w:ascii="Arial" w:hAnsi="Arial" w:cs="Arial"/>
-          <w:sz w:val="20"/>
-          <w:szCs w:val="20"/>
-        </w:rPr>
-        <w:t>_recibidas</w:t>
-      </w:r>
-      <w:proofErr w:type="spellEnd"/>
-      <w:r>
-        <w:rPr>
-          <w:rFonts w:ascii="Arial" w:hAnsi="Arial" w:cs="Arial"/>
-          <w:sz w:val="20"/>
-          <w:szCs w:val="20"/>
-        </w:rPr>
-        <w:t>,</w:t>
-      </w:r>
-    </w:p>
-    <w:p>
-      <w:pPr>
-        <w:rPr>
-          <w:rFonts w:ascii="Arial" w:hAnsi="Arial" w:cs="Arial"/>
-          <w:sz w:val="20"/>
-          <w:szCs w:val="20"/>
-        </w:rPr>
-      </w:pPr>
-      <w:r>
-        <w:rPr>
-          <w:rFonts w:ascii="Arial" w:hAnsi="Arial" w:cs="Arial"/>
-          <w:sz w:val="20"/>
-          <w:szCs w:val="20"/>
-        </w:rPr>
-        <w:t>        "</w:t>
-      </w:r>
-      <w:proofErr w:type="spellStart"/>
-      <w:r>
-        <w:rPr>
-          <w:rFonts w:ascii="Arial" w:hAnsi="Arial" w:cs="Arial"/>
-          <w:sz w:val="20"/>
-          <w:szCs w:val="20"/>
-        </w:rPr>
-        <w:t>porcentaje_tiros_de_campo</w:t>
-      </w:r>
-      <w:proofErr w:type="spellEnd"/>
-      <w:r>
-        <w:rPr>
-          <w:rFonts w:ascii="Arial" w:hAnsi="Arial" w:cs="Arial"/>
-          <w:sz w:val="20"/>
-          <w:szCs w:val="20"/>
-        </w:rPr>
-        <w:t xml:space="preserve">": </w:t>
-      </w:r>
-      <w:proofErr w:type="spellStart"/>
-      <w:proofErr w:type="gramStart"/>
-      <w:r>
-        <w:rPr>
-          <w:rFonts w:ascii="Arial" w:hAnsi="Arial" w:cs="Arial"/>
-          <w:sz w:val="20"/>
-          <w:szCs w:val="20"/>
-        </w:rPr>
-        <w:t>registro.porcentaje</w:t>
-      </w:r>
-      <w:proofErr w:type="gramEnd"/>
-      <w:r>
-        <w:rPr>
-          <w:rFonts w:ascii="Arial" w:hAnsi="Arial" w:cs="Arial"/>
-          <w:sz w:val="20"/>
-          <w:szCs w:val="20"/>
-        </w:rPr>
-        <w:t>_tiros_de_campo</w:t>
-      </w:r>
-      <w:proofErr w:type="spellEnd"/>
-      <w:r>
-        <w:rPr>
-          <w:rFonts w:ascii="Arial" w:hAnsi="Arial" w:cs="Arial"/>
-          <w:sz w:val="20"/>
-          <w:szCs w:val="20"/>
-        </w:rPr>
-        <w:t>,</w:t>
-      </w:r>
-    </w:p>
-    <w:p>
-      <w:pPr>
-        <w:rPr>
-          <w:rFonts w:ascii="Arial" w:hAnsi="Arial" w:cs="Arial"/>
-          <w:sz w:val="20"/>
-          <w:szCs w:val="20"/>
-        </w:rPr>
-      </w:pPr>
-      <w:r>
-        <w:rPr>
-          <w:rFonts w:ascii="Arial" w:hAnsi="Arial" w:cs="Arial"/>
-          <w:sz w:val="20"/>
-          <w:szCs w:val="20"/>
-        </w:rPr>
-        <w:t>        "</w:t>
-      </w:r>
-      <w:proofErr w:type="spellStart"/>
-      <w:r>
-        <w:rPr>
-          <w:rFonts w:ascii="Arial" w:hAnsi="Arial" w:cs="Arial"/>
-          <w:sz w:val="20"/>
-          <w:szCs w:val="20"/>
-        </w:rPr>
-        <w:t>porcentaje_triples</w:t>
-      </w:r>
-      <w:proofErr w:type="spellEnd"/>
-      <w:r>
-        <w:rPr>
-          <w:rFonts w:ascii="Arial" w:hAnsi="Arial" w:cs="Arial"/>
-          <w:sz w:val="20"/>
-          <w:szCs w:val="20"/>
-        </w:rPr>
-        <w:t xml:space="preserve">": </w:t>
-      </w:r>
-      <w:proofErr w:type="spellStart"/>
-      <w:proofErr w:type="gramStart"/>
-      <w:r>
-        <w:rPr>
-          <w:rFonts w:ascii="Arial" w:hAnsi="Arial" w:cs="Arial"/>
-          <w:sz w:val="20"/>
-          <w:szCs w:val="20"/>
-        </w:rPr>
-        <w:t>registro.porcentaje</w:t>
-      </w:r>
-      <w:proofErr w:type="gramEnd"/>
-      <w:r>
-        <w:rPr>
-          <w:rFonts w:ascii="Arial" w:hAnsi="Arial" w:cs="Arial"/>
-          <w:sz w:val="20"/>
-          <w:szCs w:val="20"/>
-        </w:rPr>
-        <w:t>_triples</w:t>
-      </w:r>
-      <w:proofErr w:type="spellEnd"/>
-      <w:r>
-        <w:rPr>
-          <w:rFonts w:ascii="Arial" w:hAnsi="Arial" w:cs="Arial"/>
-          <w:sz w:val="20"/>
-          <w:szCs w:val="20"/>
-        </w:rPr>
-        <w:t>,</w:t>
-      </w:r>
-    </w:p>
-    <w:p>
-      <w:pPr>
-        <w:rPr>
-          <w:rFonts w:ascii="Arial" w:hAnsi="Arial" w:cs="Arial"/>
-          <w:sz w:val="20"/>
-          <w:szCs w:val="20"/>
-        </w:rPr>
-      </w:pPr>
-      <w:r>
-        <w:rPr>
-          <w:rFonts w:ascii="Arial" w:hAnsi="Arial" w:cs="Arial"/>
-          <w:sz w:val="20"/>
-          <w:szCs w:val="20"/>
-        </w:rPr>
-        <w:t>        "</w:t>
-      </w:r>
-      <w:proofErr w:type="spellStart"/>
-      <w:r>
-        <w:rPr>
-          <w:rFonts w:ascii="Arial" w:hAnsi="Arial" w:cs="Arial"/>
-          <w:sz w:val="20"/>
-          <w:szCs w:val="20"/>
-        </w:rPr>
-        <w:t>porcentaje_tiros_libres</w:t>
-      </w:r>
-      <w:proofErr w:type="spellEnd"/>
-      <w:r>
-        <w:rPr>
-          <w:rFonts w:ascii="Arial" w:hAnsi="Arial" w:cs="Arial"/>
-          <w:sz w:val="20"/>
-          <w:szCs w:val="20"/>
-        </w:rPr>
-        <w:t xml:space="preserve">": </w:t>
-      </w:r>
-      <w:proofErr w:type="spellStart"/>
-      <w:proofErr w:type="gramStart"/>
-      <w:r>
-        <w:rPr>
-          <w:rFonts w:ascii="Arial" w:hAnsi="Arial" w:cs="Arial"/>
-          <w:sz w:val="20"/>
-          <w:szCs w:val="20"/>
-        </w:rPr>
-        <w:t>registro.porcentaje</w:t>
-      </w:r>
-      <w:proofErr w:type="gramEnd"/>
-      <w:r>
-        <w:rPr>
-          <w:rFonts w:ascii="Arial" w:hAnsi="Arial" w:cs="Arial"/>
-          <w:sz w:val="20"/>
-          <w:szCs w:val="20"/>
-        </w:rPr>
-        <w:t>_tiros_libres</w:t>
+      <w:r>
+        <w:rPr>
+          <w:rFonts w:ascii="Arial" w:hAnsi="Arial" w:cs="Arial"/>
+          <w:sz w:val="20"/>
+          <w:szCs w:val="20"/>
+        </w:rPr>
+        <w:t>registro.porcentaje_tiros_libres</w:t>
       </w:r>
       <w:proofErr w:type="spellEnd"/>
     </w:p>
@@ -11754,16 +11665,1068 @@
           <w:sz w:val="20"/>
           <w:szCs w:val="20"/>
         </w:rPr>
-        <w:t>listar_jugador_</w:t>
-      </w:r>
-      <w:proofErr w:type="gramStart"/>
-      <w:r>
-        <w:rPr>
-          <w:rFonts w:ascii="Arial" w:hAnsi="Arial" w:cs="Arial"/>
-          <w:sz w:val="20"/>
-          <w:szCs w:val="20"/>
-        </w:rPr>
-        <w:t>partido</w:t>
+        <w:t>listar_jugador_partido</w:t>
+      </w:r>
+      <w:proofErr w:type="spellEnd"/>
+      <w:r>
+        <w:rPr>
+          <w:rFonts w:ascii="Arial" w:hAnsi="Arial" w:cs="Arial"/>
+          <w:sz w:val="20"/>
+          <w:szCs w:val="20"/>
+        </w:rPr>
+        <w:t>():</w:t>
+      </w:r>
+    </w:p>
+    <w:p>
+      <w:pPr>
+        <w:rPr>
+          <w:rFonts w:ascii="Arial" w:hAnsi="Arial" w:cs="Arial"/>
+          <w:sz w:val="20"/>
+          <w:szCs w:val="20"/>
+        </w:rPr>
+      </w:pPr>
+      <w:r>
+        <w:rPr>
+          <w:rFonts w:ascii="Arial" w:hAnsi="Arial" w:cs="Arial"/>
+          <w:sz w:val="20"/>
+          <w:szCs w:val="20"/>
+        </w:rPr>
+        <w:t xml:space="preserve">    registros = </w:t>
+      </w:r>
+      <w:proofErr w:type="spellStart"/>
+      <w:r>
+        <w:rPr>
+          <w:rFonts w:ascii="Arial" w:hAnsi="Arial" w:cs="Arial"/>
+          <w:sz w:val="20"/>
+          <w:szCs w:val="20"/>
+        </w:rPr>
+        <w:t>Jugador_Partido.query.all</w:t>
+      </w:r>
+      <w:proofErr w:type="spellEnd"/>
+      <w:r>
+        <w:rPr>
+          <w:rFonts w:ascii="Arial" w:hAnsi="Arial" w:cs="Arial"/>
+          <w:sz w:val="20"/>
+          <w:szCs w:val="20"/>
+        </w:rPr>
+        <w:t>()</w:t>
+      </w:r>
+    </w:p>
+    <w:p>
+      <w:pPr>
+        <w:rPr>
+          <w:rFonts w:ascii="Arial" w:hAnsi="Arial" w:cs="Arial"/>
+          <w:sz w:val="20"/>
+          <w:szCs w:val="20"/>
+          <w:lang w:val="en-GB"/>
+        </w:rPr>
+      </w:pPr>
+      <w:r>
+        <w:rPr>
+          <w:rFonts w:ascii="Arial" w:hAnsi="Arial" w:cs="Arial"/>
+          <w:sz w:val="20"/>
+          <w:szCs w:val="20"/>
+        </w:rPr>
+        <w:t xml:space="preserve">    </w:t>
+      </w:r>
+      <w:proofErr w:type="spellStart"/>
+      <w:r>
+        <w:rPr>
+          <w:rFonts w:ascii="Arial" w:hAnsi="Arial" w:cs="Arial"/>
+          <w:sz w:val="20"/>
+          <w:szCs w:val="20"/>
+          <w:lang w:val="en-GB"/>
+        </w:rPr>
+        <w:t>lista</w:t>
+      </w:r>
+      <w:proofErr w:type="spellEnd"/>
+      <w:r>
+        <w:rPr>
+          <w:rFonts w:ascii="Arial" w:hAnsi="Arial" w:cs="Arial"/>
+          <w:sz w:val="20"/>
+          <w:szCs w:val="20"/>
+          <w:lang w:val="en-GB"/>
+        </w:rPr>
+        <w:t xml:space="preserve"> = []</w:t>
+      </w:r>
+    </w:p>
+    <w:p>
+      <w:pPr>
+        <w:rPr>
+          <w:rFonts w:ascii="Arial" w:hAnsi="Arial" w:cs="Arial"/>
+          <w:sz w:val="20"/>
+          <w:szCs w:val="20"/>
+          <w:lang w:val="en-GB"/>
+        </w:rPr>
+      </w:pPr>
+      <w:r>
+        <w:rPr>
+          <w:rFonts w:ascii="Arial" w:hAnsi="Arial" w:cs="Arial"/>
+          <w:sz w:val="20"/>
+          <w:szCs w:val="20"/>
+          <w:lang w:val="en-GB"/>
+        </w:rPr>
+        <w:t xml:space="preserve">    for reg in </w:t>
+      </w:r>
+      <w:proofErr w:type="spellStart"/>
+      <w:r>
+        <w:rPr>
+          <w:rFonts w:ascii="Arial" w:hAnsi="Arial" w:cs="Arial"/>
+          <w:sz w:val="20"/>
+          <w:szCs w:val="20"/>
+          <w:lang w:val="en-GB"/>
+        </w:rPr>
+        <w:t>registros</w:t>
+      </w:r>
+      <w:proofErr w:type="spellEnd"/>
+      <w:r>
+        <w:rPr>
+          <w:rFonts w:ascii="Arial" w:hAnsi="Arial" w:cs="Arial"/>
+          <w:sz w:val="20"/>
+          <w:szCs w:val="20"/>
+          <w:lang w:val="en-GB"/>
+        </w:rPr>
+        <w:t>:</w:t>
+      </w:r>
+    </w:p>
+    <w:p>
+      <w:pPr>
+        <w:rPr>
+          <w:rFonts w:ascii="Arial" w:hAnsi="Arial" w:cs="Arial"/>
+          <w:sz w:val="20"/>
+          <w:szCs w:val="20"/>
+          <w:lang w:val="en-GB"/>
+        </w:rPr>
+      </w:pPr>
+      <w:r>
+        <w:rPr>
+          <w:rFonts w:ascii="Arial" w:hAnsi="Arial" w:cs="Arial"/>
+          <w:sz w:val="20"/>
+          <w:szCs w:val="20"/>
+          <w:lang w:val="en-GB"/>
+        </w:rPr>
+        <w:t xml:space="preserve">        </w:t>
+      </w:r>
+      <w:proofErr w:type="spellStart"/>
+      <w:r>
+        <w:rPr>
+          <w:rFonts w:ascii="Arial" w:hAnsi="Arial" w:cs="Arial"/>
+          <w:sz w:val="20"/>
+          <w:szCs w:val="20"/>
+          <w:lang w:val="en-GB"/>
+        </w:rPr>
+        <w:t>lista.append</w:t>
+      </w:r>
+      <w:proofErr w:type="spellEnd"/>
+      <w:r>
+        <w:rPr>
+          <w:rFonts w:ascii="Arial" w:hAnsi="Arial" w:cs="Arial"/>
+          <w:sz w:val="20"/>
+          <w:szCs w:val="20"/>
+          <w:lang w:val="en-GB"/>
+        </w:rPr>
+        <w:t>({</w:t>
+      </w:r>
+    </w:p>
+    <w:p>
+      <w:pPr>
+        <w:rPr>
+          <w:rFonts w:ascii="Arial" w:hAnsi="Arial" w:cs="Arial"/>
+          <w:sz w:val="20"/>
+          <w:szCs w:val="20"/>
+        </w:rPr>
+      </w:pPr>
+      <w:r>
+        <w:rPr>
+          <w:rFonts w:ascii="Arial" w:hAnsi="Arial" w:cs="Arial"/>
+          <w:sz w:val="20"/>
+          <w:szCs w:val="20"/>
+          <w:lang w:val="en-GB"/>
+        </w:rPr>
+        <w:t xml:space="preserve">            </w:t>
+      </w:r>
+      <w:r>
+        <w:rPr>
+          <w:rFonts w:ascii="Arial" w:hAnsi="Arial" w:cs="Arial"/>
+          <w:sz w:val="20"/>
+          <w:szCs w:val="20"/>
+        </w:rPr>
+        <w:t>"</w:t>
+      </w:r>
+      <w:proofErr w:type="spellStart"/>
+      <w:r>
+        <w:rPr>
+          <w:rFonts w:ascii="Arial" w:hAnsi="Arial" w:cs="Arial"/>
+          <w:sz w:val="20"/>
+          <w:szCs w:val="20"/>
+        </w:rPr>
+        <w:t>id_jugador_partido</w:t>
+      </w:r>
+      <w:proofErr w:type="spellEnd"/>
+      <w:r>
+        <w:rPr>
+          <w:rFonts w:ascii="Arial" w:hAnsi="Arial" w:cs="Arial"/>
+          <w:sz w:val="20"/>
+          <w:szCs w:val="20"/>
+        </w:rPr>
+        <w:t xml:space="preserve">": </w:t>
+      </w:r>
+      <w:proofErr w:type="spellStart"/>
+      <w:r>
+        <w:rPr>
+          <w:rFonts w:ascii="Arial" w:hAnsi="Arial" w:cs="Arial"/>
+          <w:sz w:val="20"/>
+          <w:szCs w:val="20"/>
+        </w:rPr>
+        <w:t>reg.id_jugador_partido</w:t>
+      </w:r>
+      <w:proofErr w:type="spellEnd"/>
+      <w:r>
+        <w:rPr>
+          <w:rFonts w:ascii="Arial" w:hAnsi="Arial" w:cs="Arial"/>
+          <w:sz w:val="20"/>
+          <w:szCs w:val="20"/>
+        </w:rPr>
+        <w:t>,</w:t>
+      </w:r>
+    </w:p>
+    <w:p>
+      <w:pPr>
+        <w:rPr>
+          <w:rFonts w:ascii="Arial" w:hAnsi="Arial" w:cs="Arial"/>
+          <w:sz w:val="20"/>
+          <w:szCs w:val="20"/>
+        </w:rPr>
+      </w:pPr>
+      <w:r>
+        <w:rPr>
+          <w:rFonts w:ascii="Arial" w:hAnsi="Arial" w:cs="Arial"/>
+          <w:sz w:val="20"/>
+          <w:szCs w:val="20"/>
+        </w:rPr>
+        <w:t>            "</w:t>
+      </w:r>
+      <w:proofErr w:type="spellStart"/>
+      <w:r>
+        <w:rPr>
+          <w:rFonts w:ascii="Arial" w:hAnsi="Arial" w:cs="Arial"/>
+          <w:sz w:val="20"/>
+          <w:szCs w:val="20"/>
+        </w:rPr>
+        <w:t>jugador_id</w:t>
+      </w:r>
+      <w:proofErr w:type="spellEnd"/>
+      <w:r>
+        <w:rPr>
+          <w:rFonts w:ascii="Arial" w:hAnsi="Arial" w:cs="Arial"/>
+          <w:sz w:val="20"/>
+          <w:szCs w:val="20"/>
+        </w:rPr>
+        <w:t xml:space="preserve">": </w:t>
+      </w:r>
+      <w:proofErr w:type="spellStart"/>
+      <w:r>
+        <w:rPr>
+          <w:rFonts w:ascii="Arial" w:hAnsi="Arial" w:cs="Arial"/>
+          <w:sz w:val="20"/>
+          <w:szCs w:val="20"/>
+        </w:rPr>
+        <w:t>reg.jugador_id</w:t>
+      </w:r>
+      <w:proofErr w:type="spellEnd"/>
+      <w:r>
+        <w:rPr>
+          <w:rFonts w:ascii="Arial" w:hAnsi="Arial" w:cs="Arial"/>
+          <w:sz w:val="20"/>
+          <w:szCs w:val="20"/>
+        </w:rPr>
+        <w:t>,</w:t>
+      </w:r>
+    </w:p>
+    <w:p>
+      <w:pPr>
+        <w:rPr>
+          <w:rFonts w:ascii="Arial" w:hAnsi="Arial" w:cs="Arial"/>
+          <w:sz w:val="20"/>
+          <w:szCs w:val="20"/>
+        </w:rPr>
+      </w:pPr>
+      <w:r>
+        <w:rPr>
+          <w:rFonts w:ascii="Arial" w:hAnsi="Arial" w:cs="Arial"/>
+          <w:sz w:val="20"/>
+          <w:szCs w:val="20"/>
+        </w:rPr>
+        <w:t>            "</w:t>
+      </w:r>
+      <w:proofErr w:type="spellStart"/>
+      <w:r>
+        <w:rPr>
+          <w:rFonts w:ascii="Arial" w:hAnsi="Arial" w:cs="Arial"/>
+          <w:sz w:val="20"/>
+          <w:szCs w:val="20"/>
+        </w:rPr>
+        <w:t>enfrentamiento_id</w:t>
+      </w:r>
+      <w:proofErr w:type="spellEnd"/>
+      <w:r>
+        <w:rPr>
+          <w:rFonts w:ascii="Arial" w:hAnsi="Arial" w:cs="Arial"/>
+          <w:sz w:val="20"/>
+          <w:szCs w:val="20"/>
+        </w:rPr>
+        <w:t xml:space="preserve">": </w:t>
+      </w:r>
+      <w:proofErr w:type="spellStart"/>
+      <w:r>
+        <w:rPr>
+          <w:rFonts w:ascii="Arial" w:hAnsi="Arial" w:cs="Arial"/>
+          <w:sz w:val="20"/>
+          <w:szCs w:val="20"/>
+        </w:rPr>
+        <w:t>reg.enfrentamiento_id</w:t>
+      </w:r>
+      <w:proofErr w:type="spellEnd"/>
+      <w:r>
+        <w:rPr>
+          <w:rFonts w:ascii="Arial" w:hAnsi="Arial" w:cs="Arial"/>
+          <w:sz w:val="20"/>
+          <w:szCs w:val="20"/>
+        </w:rPr>
+        <w:t>,</w:t>
+      </w:r>
+    </w:p>
+    <w:p>
+      <w:pPr>
+        <w:rPr>
+          <w:rFonts w:ascii="Arial" w:hAnsi="Arial" w:cs="Arial"/>
+          <w:sz w:val="20"/>
+          <w:szCs w:val="20"/>
+        </w:rPr>
+      </w:pPr>
+      <w:r>
+        <w:rPr>
+          <w:rFonts w:ascii="Arial" w:hAnsi="Arial" w:cs="Arial"/>
+          <w:sz w:val="20"/>
+          <w:szCs w:val="20"/>
+        </w:rPr>
+        <w:t>            "</w:t>
+      </w:r>
+      <w:proofErr w:type="spellStart"/>
+      <w:r>
+        <w:rPr>
+          <w:rFonts w:ascii="Arial" w:hAnsi="Arial" w:cs="Arial"/>
+          <w:sz w:val="20"/>
+          <w:szCs w:val="20"/>
+        </w:rPr>
+        <w:t>minutos_jugados</w:t>
+      </w:r>
+      <w:proofErr w:type="spellEnd"/>
+      <w:r>
+        <w:rPr>
+          <w:rFonts w:ascii="Arial" w:hAnsi="Arial" w:cs="Arial"/>
+          <w:sz w:val="20"/>
+          <w:szCs w:val="20"/>
+        </w:rPr>
+        <w:t xml:space="preserve">": </w:t>
+      </w:r>
+      <w:proofErr w:type="spellStart"/>
+      <w:r>
+        <w:rPr>
+          <w:rFonts w:ascii="Arial" w:hAnsi="Arial" w:cs="Arial"/>
+          <w:sz w:val="20"/>
+          <w:szCs w:val="20"/>
+        </w:rPr>
+        <w:t>reg.minutos_jugados</w:t>
+      </w:r>
+      <w:proofErr w:type="spellEnd"/>
+      <w:r>
+        <w:rPr>
+          <w:rFonts w:ascii="Arial" w:hAnsi="Arial" w:cs="Arial"/>
+          <w:sz w:val="20"/>
+          <w:szCs w:val="20"/>
+        </w:rPr>
+        <w:t>,</w:t>
+      </w:r>
+    </w:p>
+    <w:p>
+      <w:pPr>
+        <w:rPr>
+          <w:rFonts w:ascii="Arial" w:hAnsi="Arial" w:cs="Arial"/>
+          <w:sz w:val="20"/>
+          <w:szCs w:val="20"/>
+        </w:rPr>
+      </w:pPr>
+      <w:r>
+        <w:rPr>
+          <w:rFonts w:ascii="Arial" w:hAnsi="Arial" w:cs="Arial"/>
+          <w:sz w:val="20"/>
+          <w:szCs w:val="20"/>
+        </w:rPr>
+        <w:t xml:space="preserve">            "puntos": </w:t>
+      </w:r>
+      <w:proofErr w:type="spellStart"/>
+      <w:r>
+        <w:rPr>
+          <w:rFonts w:ascii="Arial" w:hAnsi="Arial" w:cs="Arial"/>
+          <w:sz w:val="20"/>
+          <w:szCs w:val="20"/>
+        </w:rPr>
+        <w:t>reg.puntos</w:t>
+      </w:r>
+      <w:proofErr w:type="spellEnd"/>
+      <w:r>
+        <w:rPr>
+          <w:rFonts w:ascii="Arial" w:hAnsi="Arial" w:cs="Arial"/>
+          <w:sz w:val="20"/>
+          <w:szCs w:val="20"/>
+        </w:rPr>
+        <w:t>,</w:t>
+      </w:r>
+    </w:p>
+    <w:p>
+      <w:pPr>
+        <w:rPr>
+          <w:rFonts w:ascii="Arial" w:hAnsi="Arial" w:cs="Arial"/>
+          <w:sz w:val="20"/>
+          <w:szCs w:val="20"/>
+        </w:rPr>
+      </w:pPr>
+      <w:r>
+        <w:rPr>
+          <w:rFonts w:ascii="Arial" w:hAnsi="Arial" w:cs="Arial"/>
+          <w:sz w:val="20"/>
+          <w:szCs w:val="20"/>
+        </w:rPr>
+        <w:t xml:space="preserve">            "asistencias": </w:t>
+      </w:r>
+      <w:proofErr w:type="spellStart"/>
+      <w:r>
+        <w:rPr>
+          <w:rFonts w:ascii="Arial" w:hAnsi="Arial" w:cs="Arial"/>
+          <w:sz w:val="20"/>
+          <w:szCs w:val="20"/>
+        </w:rPr>
+        <w:t>reg.asistencias</w:t>
+      </w:r>
+      <w:proofErr w:type="spellEnd"/>
+      <w:r>
+        <w:rPr>
+          <w:rFonts w:ascii="Arial" w:hAnsi="Arial" w:cs="Arial"/>
+          <w:sz w:val="20"/>
+          <w:szCs w:val="20"/>
+        </w:rPr>
+        <w:t>,</w:t>
+      </w:r>
+    </w:p>
+    <w:p>
+      <w:pPr>
+        <w:rPr>
+          <w:rFonts w:ascii="Arial" w:hAnsi="Arial" w:cs="Arial"/>
+          <w:sz w:val="20"/>
+          <w:szCs w:val="20"/>
+        </w:rPr>
+      </w:pPr>
+      <w:r>
+        <w:rPr>
+          <w:rFonts w:ascii="Arial" w:hAnsi="Arial" w:cs="Arial"/>
+          <w:sz w:val="20"/>
+          <w:szCs w:val="20"/>
+        </w:rPr>
+        <w:t>            "</w:t>
+      </w:r>
+      <w:proofErr w:type="spellStart"/>
+      <w:r>
+        <w:rPr>
+          <w:rFonts w:ascii="Arial" w:hAnsi="Arial" w:cs="Arial"/>
+          <w:sz w:val="20"/>
+          <w:szCs w:val="20"/>
+        </w:rPr>
+        <w:t>rebotes_ofensivos</w:t>
+      </w:r>
+      <w:proofErr w:type="spellEnd"/>
+      <w:r>
+        <w:rPr>
+          <w:rFonts w:ascii="Arial" w:hAnsi="Arial" w:cs="Arial"/>
+          <w:sz w:val="20"/>
+          <w:szCs w:val="20"/>
+        </w:rPr>
+        <w:t xml:space="preserve">": </w:t>
+      </w:r>
+      <w:proofErr w:type="spellStart"/>
+      <w:r>
+        <w:rPr>
+          <w:rFonts w:ascii="Arial" w:hAnsi="Arial" w:cs="Arial"/>
+          <w:sz w:val="20"/>
+          <w:szCs w:val="20"/>
+        </w:rPr>
+        <w:t>reg.rebotes_ofensivos</w:t>
+      </w:r>
+      <w:proofErr w:type="spellEnd"/>
+      <w:r>
+        <w:rPr>
+          <w:rFonts w:ascii="Arial" w:hAnsi="Arial" w:cs="Arial"/>
+          <w:sz w:val="20"/>
+          <w:szCs w:val="20"/>
+        </w:rPr>
+        <w:t>,</w:t>
+      </w:r>
+    </w:p>
+    <w:p>
+      <w:pPr>
+        <w:rPr>
+          <w:rFonts w:ascii="Arial" w:hAnsi="Arial" w:cs="Arial"/>
+          <w:sz w:val="20"/>
+          <w:szCs w:val="20"/>
+        </w:rPr>
+      </w:pPr>
+      <w:r>
+        <w:rPr>
+          <w:rFonts w:ascii="Arial" w:hAnsi="Arial" w:cs="Arial"/>
+          <w:sz w:val="20"/>
+          <w:szCs w:val="20"/>
+        </w:rPr>
+        <w:t>            "</w:t>
+      </w:r>
+      <w:proofErr w:type="spellStart"/>
+      <w:r>
+        <w:rPr>
+          <w:rFonts w:ascii="Arial" w:hAnsi="Arial" w:cs="Arial"/>
+          <w:sz w:val="20"/>
+          <w:szCs w:val="20"/>
+        </w:rPr>
+        <w:t>rebotes_defensivos</w:t>
+      </w:r>
+      <w:proofErr w:type="spellEnd"/>
+      <w:r>
+        <w:rPr>
+          <w:rFonts w:ascii="Arial" w:hAnsi="Arial" w:cs="Arial"/>
+          <w:sz w:val="20"/>
+          <w:szCs w:val="20"/>
+        </w:rPr>
+        <w:t xml:space="preserve">": </w:t>
+      </w:r>
+      <w:proofErr w:type="spellStart"/>
+      <w:r>
+        <w:rPr>
+          <w:rFonts w:ascii="Arial" w:hAnsi="Arial" w:cs="Arial"/>
+          <w:sz w:val="20"/>
+          <w:szCs w:val="20"/>
+        </w:rPr>
+        <w:t>reg.rebotes_defensivos</w:t>
+      </w:r>
+      <w:proofErr w:type="spellEnd"/>
+      <w:r>
+        <w:rPr>
+          <w:rFonts w:ascii="Arial" w:hAnsi="Arial" w:cs="Arial"/>
+          <w:sz w:val="20"/>
+          <w:szCs w:val="20"/>
+        </w:rPr>
+        <w:t>,</w:t>
+      </w:r>
+    </w:p>
+    <w:p>
+      <w:pPr>
+        <w:rPr>
+          <w:rFonts w:ascii="Arial" w:hAnsi="Arial" w:cs="Arial"/>
+          <w:sz w:val="20"/>
+          <w:szCs w:val="20"/>
+        </w:rPr>
+      </w:pPr>
+      <w:r>
+        <w:rPr>
+          <w:rFonts w:ascii="Arial" w:hAnsi="Arial" w:cs="Arial"/>
+          <w:sz w:val="20"/>
+          <w:szCs w:val="20"/>
+        </w:rPr>
+        <w:t xml:space="preserve">            "robos": </w:t>
+      </w:r>
+      <w:proofErr w:type="spellStart"/>
+      <w:r>
+        <w:rPr>
+          <w:rFonts w:ascii="Arial" w:hAnsi="Arial" w:cs="Arial"/>
+          <w:sz w:val="20"/>
+          <w:szCs w:val="20"/>
+        </w:rPr>
+        <w:t>reg.robos</w:t>
+      </w:r>
+      <w:proofErr w:type="spellEnd"/>
+      <w:r>
+        <w:rPr>
+          <w:rFonts w:ascii="Arial" w:hAnsi="Arial" w:cs="Arial"/>
+          <w:sz w:val="20"/>
+          <w:szCs w:val="20"/>
+        </w:rPr>
+        <w:t>,</w:t>
+      </w:r>
+    </w:p>
+    <w:p>
+      <w:pPr>
+        <w:rPr>
+          <w:rFonts w:ascii="Arial" w:hAnsi="Arial" w:cs="Arial"/>
+          <w:sz w:val="20"/>
+          <w:szCs w:val="20"/>
+        </w:rPr>
+      </w:pPr>
+      <w:r>
+        <w:rPr>
+          <w:rFonts w:ascii="Arial" w:hAnsi="Arial" w:cs="Arial"/>
+          <w:sz w:val="20"/>
+          <w:szCs w:val="20"/>
+        </w:rPr>
+        <w:t xml:space="preserve">            "tapones": </w:t>
+      </w:r>
+      <w:proofErr w:type="spellStart"/>
+      <w:r>
+        <w:rPr>
+          <w:rFonts w:ascii="Arial" w:hAnsi="Arial" w:cs="Arial"/>
+          <w:sz w:val="20"/>
+          <w:szCs w:val="20"/>
+        </w:rPr>
+        <w:t>reg.tapones</w:t>
+      </w:r>
+      <w:proofErr w:type="spellEnd"/>
+      <w:r>
+        <w:rPr>
+          <w:rFonts w:ascii="Arial" w:hAnsi="Arial" w:cs="Arial"/>
+          <w:sz w:val="20"/>
+          <w:szCs w:val="20"/>
+        </w:rPr>
+        <w:t>,</w:t>
+      </w:r>
+    </w:p>
+    <w:p>
+      <w:pPr>
+        <w:rPr>
+          <w:rFonts w:ascii="Arial" w:hAnsi="Arial" w:cs="Arial"/>
+          <w:sz w:val="20"/>
+          <w:szCs w:val="20"/>
+        </w:rPr>
+      </w:pPr>
+      <w:r>
+        <w:rPr>
+          <w:rFonts w:ascii="Arial" w:hAnsi="Arial" w:cs="Arial"/>
+          <w:sz w:val="20"/>
+          <w:szCs w:val="20"/>
+        </w:rPr>
+        <w:t>            "</w:t>
+      </w:r>
+      <w:proofErr w:type="spellStart"/>
+      <w:r>
+        <w:rPr>
+          <w:rFonts w:ascii="Arial" w:hAnsi="Arial" w:cs="Arial"/>
+          <w:sz w:val="20"/>
+          <w:szCs w:val="20"/>
+        </w:rPr>
+        <w:t>perdidas_balon</w:t>
+      </w:r>
+      <w:proofErr w:type="spellEnd"/>
+      <w:r>
+        <w:rPr>
+          <w:rFonts w:ascii="Arial" w:hAnsi="Arial" w:cs="Arial"/>
+          <w:sz w:val="20"/>
+          <w:szCs w:val="20"/>
+        </w:rPr>
+        <w:t xml:space="preserve">": </w:t>
+      </w:r>
+      <w:proofErr w:type="spellStart"/>
+      <w:r>
+        <w:rPr>
+          <w:rFonts w:ascii="Arial" w:hAnsi="Arial" w:cs="Arial"/>
+          <w:sz w:val="20"/>
+          <w:szCs w:val="20"/>
+        </w:rPr>
+        <w:t>reg.perdidas_balon</w:t>
+      </w:r>
+      <w:proofErr w:type="spellEnd"/>
+      <w:r>
+        <w:rPr>
+          <w:rFonts w:ascii="Arial" w:hAnsi="Arial" w:cs="Arial"/>
+          <w:sz w:val="20"/>
+          <w:szCs w:val="20"/>
+        </w:rPr>
+        <w:t>,</w:t>
+      </w:r>
+    </w:p>
+    <w:p>
+      <w:pPr>
+        <w:rPr>
+          <w:rFonts w:ascii="Arial" w:hAnsi="Arial" w:cs="Arial"/>
+          <w:sz w:val="20"/>
+          <w:szCs w:val="20"/>
+        </w:rPr>
+      </w:pPr>
+      <w:r>
+        <w:rPr>
+          <w:rFonts w:ascii="Arial" w:hAnsi="Arial" w:cs="Arial"/>
+          <w:sz w:val="20"/>
+          <w:szCs w:val="20"/>
+        </w:rPr>
+        <w:t>            "</w:t>
+      </w:r>
+      <w:proofErr w:type="spellStart"/>
+      <w:r>
+        <w:rPr>
+          <w:rFonts w:ascii="Arial" w:hAnsi="Arial" w:cs="Arial"/>
+          <w:sz w:val="20"/>
+          <w:szCs w:val="20"/>
+        </w:rPr>
+        <w:t>faltas_cometidas</w:t>
+      </w:r>
+      <w:proofErr w:type="spellEnd"/>
+      <w:r>
+        <w:rPr>
+          <w:rFonts w:ascii="Arial" w:hAnsi="Arial" w:cs="Arial"/>
+          <w:sz w:val="20"/>
+          <w:szCs w:val="20"/>
+        </w:rPr>
+        <w:t xml:space="preserve">": </w:t>
+      </w:r>
+      <w:proofErr w:type="spellStart"/>
+      <w:r>
+        <w:rPr>
+          <w:rFonts w:ascii="Arial" w:hAnsi="Arial" w:cs="Arial"/>
+          <w:sz w:val="20"/>
+          <w:szCs w:val="20"/>
+        </w:rPr>
+        <w:t>reg.faltas_cometidas</w:t>
+      </w:r>
+      <w:proofErr w:type="spellEnd"/>
+      <w:r>
+        <w:rPr>
+          <w:rFonts w:ascii="Arial" w:hAnsi="Arial" w:cs="Arial"/>
+          <w:sz w:val="20"/>
+          <w:szCs w:val="20"/>
+        </w:rPr>
+        <w:t>,</w:t>
+      </w:r>
+    </w:p>
+    <w:p>
+      <w:pPr>
+        <w:rPr>
+          <w:rFonts w:ascii="Arial" w:hAnsi="Arial" w:cs="Arial"/>
+          <w:sz w:val="20"/>
+          <w:szCs w:val="20"/>
+        </w:rPr>
+      </w:pPr>
+      <w:r>
+        <w:rPr>
+          <w:rFonts w:ascii="Arial" w:hAnsi="Arial" w:cs="Arial"/>
+          <w:sz w:val="20"/>
+          <w:szCs w:val="20"/>
+        </w:rPr>
+        <w:t>            "</w:t>
+      </w:r>
+      <w:proofErr w:type="spellStart"/>
+      <w:r>
+        <w:rPr>
+          <w:rFonts w:ascii="Arial" w:hAnsi="Arial" w:cs="Arial"/>
+          <w:sz w:val="20"/>
+          <w:szCs w:val="20"/>
+        </w:rPr>
+        <w:t>faltas_recibidas</w:t>
+      </w:r>
+      <w:proofErr w:type="spellEnd"/>
+      <w:r>
+        <w:rPr>
+          <w:rFonts w:ascii="Arial" w:hAnsi="Arial" w:cs="Arial"/>
+          <w:sz w:val="20"/>
+          <w:szCs w:val="20"/>
+        </w:rPr>
+        <w:t xml:space="preserve">": </w:t>
+      </w:r>
+      <w:proofErr w:type="spellStart"/>
+      <w:r>
+        <w:rPr>
+          <w:rFonts w:ascii="Arial" w:hAnsi="Arial" w:cs="Arial"/>
+          <w:sz w:val="20"/>
+          <w:szCs w:val="20"/>
+        </w:rPr>
+        <w:t>reg.faltas_recibidas</w:t>
+      </w:r>
+      <w:proofErr w:type="spellEnd"/>
+      <w:r>
+        <w:rPr>
+          <w:rFonts w:ascii="Arial" w:hAnsi="Arial" w:cs="Arial"/>
+          <w:sz w:val="20"/>
+          <w:szCs w:val="20"/>
+        </w:rPr>
+        <w:t>,</w:t>
+      </w:r>
+    </w:p>
+    <w:p>
+      <w:pPr>
+        <w:rPr>
+          <w:rFonts w:ascii="Arial" w:hAnsi="Arial" w:cs="Arial"/>
+          <w:sz w:val="20"/>
+          <w:szCs w:val="20"/>
+        </w:rPr>
+      </w:pPr>
+      <w:r>
+        <w:rPr>
+          <w:rFonts w:ascii="Arial" w:hAnsi="Arial" w:cs="Arial"/>
+          <w:sz w:val="20"/>
+          <w:szCs w:val="20"/>
+        </w:rPr>
+        <w:t>            "</w:t>
+      </w:r>
+      <w:proofErr w:type="spellStart"/>
+      <w:r>
+        <w:rPr>
+          <w:rFonts w:ascii="Arial" w:hAnsi="Arial" w:cs="Arial"/>
+          <w:sz w:val="20"/>
+          <w:szCs w:val="20"/>
+        </w:rPr>
+        <w:t>porcentaje_tiros_de_campo</w:t>
+      </w:r>
+      <w:proofErr w:type="spellEnd"/>
+      <w:r>
+        <w:rPr>
+          <w:rFonts w:ascii="Arial" w:hAnsi="Arial" w:cs="Arial"/>
+          <w:sz w:val="20"/>
+          <w:szCs w:val="20"/>
+        </w:rPr>
+        <w:t xml:space="preserve">": </w:t>
+      </w:r>
+      <w:proofErr w:type="spellStart"/>
+      <w:r>
+        <w:rPr>
+          <w:rFonts w:ascii="Arial" w:hAnsi="Arial" w:cs="Arial"/>
+          <w:sz w:val="20"/>
+          <w:szCs w:val="20"/>
+        </w:rPr>
+        <w:t>reg.porcentaje_tiros_de_campo</w:t>
+      </w:r>
+      <w:proofErr w:type="spellEnd"/>
+      <w:r>
+        <w:rPr>
+          <w:rFonts w:ascii="Arial" w:hAnsi="Arial" w:cs="Arial"/>
+          <w:sz w:val="20"/>
+          <w:szCs w:val="20"/>
+        </w:rPr>
+        <w:t>,</w:t>
+      </w:r>
+    </w:p>
+    <w:p>
+      <w:pPr>
+        <w:rPr>
+          <w:rFonts w:ascii="Arial" w:hAnsi="Arial" w:cs="Arial"/>
+          <w:sz w:val="20"/>
+          <w:szCs w:val="20"/>
+        </w:rPr>
+      </w:pPr>
+      <w:r>
+        <w:rPr>
+          <w:rFonts w:ascii="Arial" w:hAnsi="Arial" w:cs="Arial"/>
+          <w:sz w:val="20"/>
+          <w:szCs w:val="20"/>
+        </w:rPr>
+        <w:t>            "</w:t>
+      </w:r>
+      <w:proofErr w:type="spellStart"/>
+      <w:r>
+        <w:rPr>
+          <w:rFonts w:ascii="Arial" w:hAnsi="Arial" w:cs="Arial"/>
+          <w:sz w:val="20"/>
+          <w:szCs w:val="20"/>
+        </w:rPr>
+        <w:t>porcentaje_triples</w:t>
+      </w:r>
+      <w:proofErr w:type="spellEnd"/>
+      <w:r>
+        <w:rPr>
+          <w:rFonts w:ascii="Arial" w:hAnsi="Arial" w:cs="Arial"/>
+          <w:sz w:val="20"/>
+          <w:szCs w:val="20"/>
+        </w:rPr>
+        <w:t xml:space="preserve">": </w:t>
+      </w:r>
+      <w:proofErr w:type="spellStart"/>
+      <w:r>
+        <w:rPr>
+          <w:rFonts w:ascii="Arial" w:hAnsi="Arial" w:cs="Arial"/>
+          <w:sz w:val="20"/>
+          <w:szCs w:val="20"/>
+        </w:rPr>
+        <w:t>reg.porcentaje_triples</w:t>
+      </w:r>
+      <w:proofErr w:type="spellEnd"/>
+      <w:r>
+        <w:rPr>
+          <w:rFonts w:ascii="Arial" w:hAnsi="Arial" w:cs="Arial"/>
+          <w:sz w:val="20"/>
+          <w:szCs w:val="20"/>
+        </w:rPr>
+        <w:t>,</w:t>
+      </w:r>
+    </w:p>
+    <w:p>
+      <w:pPr>
+        <w:rPr>
+          <w:rFonts w:ascii="Arial" w:hAnsi="Arial" w:cs="Arial"/>
+          <w:sz w:val="20"/>
+          <w:szCs w:val="20"/>
+        </w:rPr>
+      </w:pPr>
+      <w:r>
+        <w:rPr>
+          <w:rFonts w:ascii="Arial" w:hAnsi="Arial" w:cs="Arial"/>
+          <w:sz w:val="20"/>
+          <w:szCs w:val="20"/>
+        </w:rPr>
+        <w:t>            "</w:t>
+      </w:r>
+      <w:proofErr w:type="spellStart"/>
+      <w:r>
+        <w:rPr>
+          <w:rFonts w:ascii="Arial" w:hAnsi="Arial" w:cs="Arial"/>
+          <w:sz w:val="20"/>
+          <w:szCs w:val="20"/>
+        </w:rPr>
+        <w:t>porcentaje_tiros_libres</w:t>
+      </w:r>
+      <w:proofErr w:type="spellEnd"/>
+      <w:r>
+        <w:rPr>
+          <w:rFonts w:ascii="Arial" w:hAnsi="Arial" w:cs="Arial"/>
+          <w:sz w:val="20"/>
+          <w:szCs w:val="20"/>
+        </w:rPr>
+        <w:t xml:space="preserve">": </w:t>
+      </w:r>
+      <w:proofErr w:type="spellStart"/>
+      <w:r>
+        <w:rPr>
+          <w:rFonts w:ascii="Arial" w:hAnsi="Arial" w:cs="Arial"/>
+          <w:sz w:val="20"/>
+          <w:szCs w:val="20"/>
+        </w:rPr>
+        <w:t>reg.porcentaje_tiros_libres</w:t>
+      </w:r>
+      <w:proofErr w:type="spellEnd"/>
+    </w:p>
+    <w:p>
+      <w:pPr>
+        <w:rPr>
+          <w:rFonts w:ascii="Arial" w:hAnsi="Arial" w:cs="Arial"/>
+          <w:sz w:val="20"/>
+          <w:szCs w:val="20"/>
+        </w:rPr>
+      </w:pPr>
+      <w:r>
+        <w:rPr>
+          <w:rFonts w:ascii="Arial" w:hAnsi="Arial" w:cs="Arial"/>
+          <w:sz w:val="20"/>
+          <w:szCs w:val="20"/>
+        </w:rPr>
+        <w:t>        })</w:t>
+      </w:r>
+    </w:p>
+    <w:p>
+      <w:pPr>
+        <w:rPr>
+          <w:rFonts w:ascii="Arial" w:hAnsi="Arial" w:cs="Arial"/>
+          <w:sz w:val="20"/>
+          <w:szCs w:val="20"/>
+        </w:rPr>
+      </w:pPr>
+      <w:r>
+        <w:rPr>
+          <w:rFonts w:ascii="Arial" w:hAnsi="Arial" w:cs="Arial"/>
+          <w:sz w:val="20"/>
+          <w:szCs w:val="20"/>
+        </w:rPr>
+        <w:t xml:space="preserve">    </w:t>
+      </w:r>
+      <w:proofErr w:type="spellStart"/>
+      <w:r>
+        <w:rPr>
+          <w:rFonts w:ascii="Arial" w:hAnsi="Arial" w:cs="Arial"/>
+          <w:sz w:val="20"/>
+          <w:szCs w:val="20"/>
+        </w:rPr>
+        <w:t>return</w:t>
+      </w:r>
+      <w:proofErr w:type="spellEnd"/>
+      <w:r>
+        <w:rPr>
+          <w:rFonts w:ascii="Arial" w:hAnsi="Arial" w:cs="Arial"/>
+          <w:sz w:val="20"/>
+          <w:szCs w:val="20"/>
+        </w:rPr>
+        <w:t xml:space="preserve"> lista, 200</w:t>
+      </w:r>
+    </w:p>
+    <w:p>
+      <w:pPr>
+        <w:rPr>
+          <w:rFonts w:ascii="Arial" w:hAnsi="Arial" w:cs="Arial"/>
+          <w:sz w:val="20"/>
+          <w:szCs w:val="20"/>
+        </w:rPr>
+      </w:pPr>
+    </w:p>
+    <w:p>
+      <w:pPr>
+        <w:rPr>
+          <w:rFonts w:ascii="Arial" w:hAnsi="Arial" w:cs="Arial"/>
+          <w:sz w:val="20"/>
+          <w:szCs w:val="20"/>
+        </w:rPr>
+      </w:pPr>
+      <w:r>
+        <w:rPr>
+          <w:rFonts w:ascii="Arial" w:hAnsi="Arial" w:cs="Arial"/>
+          <w:sz w:val="20"/>
+          <w:szCs w:val="20"/>
+        </w:rPr>
+        <w:t xml:space="preserve">## Método GET Filtrar y ordenar registros de </w:t>
+      </w:r>
+      <w:proofErr w:type="spellStart"/>
+      <w:r>
+        <w:rPr>
+          <w:rFonts w:ascii="Arial" w:hAnsi="Arial" w:cs="Arial"/>
+          <w:sz w:val="20"/>
+          <w:szCs w:val="20"/>
+        </w:rPr>
+        <w:t>Jugador_Partido</w:t>
+      </w:r>
+      <w:proofErr w:type="spellEnd"/>
+    </w:p>
+    <w:p>
+      <w:pPr>
+        <w:rPr>
+          <w:rFonts w:ascii="Arial" w:hAnsi="Arial" w:cs="Arial"/>
+          <w:sz w:val="20"/>
+          <w:szCs w:val="20"/>
+        </w:rPr>
+      </w:pPr>
+      <w:proofErr w:type="spellStart"/>
+      <w:r>
+        <w:rPr>
+          <w:rFonts w:ascii="Arial" w:hAnsi="Arial" w:cs="Arial"/>
+          <w:sz w:val="20"/>
+          <w:szCs w:val="20"/>
+        </w:rPr>
+        <w:t>def</w:t>
+      </w:r>
+      <w:proofErr w:type="spellEnd"/>
+      <w:r>
+        <w:rPr>
+          <w:rFonts w:ascii="Arial" w:hAnsi="Arial" w:cs="Arial"/>
+          <w:sz w:val="20"/>
+          <w:szCs w:val="20"/>
+        </w:rPr>
+        <w:t xml:space="preserve"> </w:t>
+      </w:r>
+      <w:proofErr w:type="spellStart"/>
+      <w:r>
+        <w:rPr>
+          <w:rFonts w:ascii="Arial" w:hAnsi="Arial" w:cs="Arial"/>
+          <w:sz w:val="20"/>
+          <w:szCs w:val="20"/>
+        </w:rPr>
+        <w:t>filtrar_jugador_partido_logica</w:t>
       </w:r>
       <w:proofErr w:type="spellEnd"/>
       <w:r>
@@ -11774,1217 +12737,7 @@
         </w:rPr>
         <w:t>(</w:t>
       </w:r>
-      <w:proofErr w:type="gramEnd"/>
-      <w:r>
-        <w:rPr>
-          <w:rFonts w:ascii="Arial" w:hAnsi="Arial" w:cs="Arial"/>
-          <w:sz w:val="20"/>
-          <w:szCs w:val="20"/>
-        </w:rPr>
-        <w:t>):</w:t>
-      </w:r>
-    </w:p>
-    <w:p>
-      <w:pPr>
-        <w:rPr>
-          <w:rFonts w:ascii="Arial" w:hAnsi="Arial" w:cs="Arial"/>
-          <w:sz w:val="20"/>
-          <w:szCs w:val="20"/>
-        </w:rPr>
-      </w:pPr>
-      <w:r>
-        <w:rPr>
-          <w:rFonts w:ascii="Arial" w:hAnsi="Arial" w:cs="Arial"/>
-          <w:sz w:val="20"/>
-          <w:szCs w:val="20"/>
-        </w:rPr>
-        <w:t xml:space="preserve">    registros = </w:t>
-      </w:r>
-      <w:proofErr w:type="spellStart"/>
-      <w:proofErr w:type="gramStart"/>
-      <w:r>
-        <w:rPr>
-          <w:rFonts w:ascii="Arial" w:hAnsi="Arial" w:cs="Arial"/>
-          <w:sz w:val="20"/>
-          <w:szCs w:val="20"/>
-        </w:rPr>
-        <w:t>Jugador_Partido.query.all</w:t>
-      </w:r>
-      <w:proofErr w:type="spellEnd"/>
-      <w:r>
-        <w:rPr>
-          <w:rFonts w:ascii="Arial" w:hAnsi="Arial" w:cs="Arial"/>
-          <w:sz w:val="20"/>
-          <w:szCs w:val="20"/>
-        </w:rPr>
-        <w:t>(</w:t>
-      </w:r>
-      <w:proofErr w:type="gramEnd"/>
-      <w:r>
-        <w:rPr>
-          <w:rFonts w:ascii="Arial" w:hAnsi="Arial" w:cs="Arial"/>
-          <w:sz w:val="20"/>
-          <w:szCs w:val="20"/>
-        </w:rPr>
-        <w:t>)</w:t>
-      </w:r>
-    </w:p>
-    <w:p>
-      <w:pPr>
-        <w:rPr>
-          <w:rFonts w:ascii="Arial" w:hAnsi="Arial" w:cs="Arial"/>
-          <w:sz w:val="20"/>
-          <w:szCs w:val="20"/>
-          <w:lang w:val="en-GB"/>
-        </w:rPr>
-      </w:pPr>
-      <w:r>
-        <w:rPr>
-          <w:rFonts w:ascii="Arial" w:hAnsi="Arial" w:cs="Arial"/>
-          <w:sz w:val="20"/>
-          <w:szCs w:val="20"/>
-        </w:rPr>
-        <w:t xml:space="preserve">    </w:t>
-      </w:r>
-      <w:proofErr w:type="spellStart"/>
-      <w:r>
-        <w:rPr>
-          <w:rFonts w:ascii="Arial" w:hAnsi="Arial" w:cs="Arial"/>
-          <w:sz w:val="20"/>
-          <w:szCs w:val="20"/>
-          <w:lang w:val="en-GB"/>
-        </w:rPr>
-        <w:t>lista</w:t>
-      </w:r>
-      <w:proofErr w:type="spellEnd"/>
-      <w:r>
-        <w:rPr>
-          <w:rFonts w:ascii="Arial" w:hAnsi="Arial" w:cs="Arial"/>
-          <w:sz w:val="20"/>
-          <w:szCs w:val="20"/>
-          <w:lang w:val="en-GB"/>
-        </w:rPr>
-        <w:t xml:space="preserve"> = []</w:t>
-      </w:r>
-    </w:p>
-    <w:p>
-      <w:pPr>
-        <w:rPr>
-          <w:rFonts w:ascii="Arial" w:hAnsi="Arial" w:cs="Arial"/>
-          <w:sz w:val="20"/>
-          <w:szCs w:val="20"/>
-          <w:lang w:val="en-GB"/>
-        </w:rPr>
-      </w:pPr>
-      <w:r>
-        <w:rPr>
-          <w:rFonts w:ascii="Arial" w:hAnsi="Arial" w:cs="Arial"/>
-          <w:sz w:val="20"/>
-          <w:szCs w:val="20"/>
-          <w:lang w:val="en-GB"/>
-        </w:rPr>
-        <w:t xml:space="preserve">    for reg in </w:t>
-      </w:r>
-      <w:proofErr w:type="spellStart"/>
-      <w:r>
-        <w:rPr>
-          <w:rFonts w:ascii="Arial" w:hAnsi="Arial" w:cs="Arial"/>
-          <w:sz w:val="20"/>
-          <w:szCs w:val="20"/>
-          <w:lang w:val="en-GB"/>
-        </w:rPr>
-        <w:t>registros</w:t>
-      </w:r>
-      <w:proofErr w:type="spellEnd"/>
-      <w:r>
-        <w:rPr>
-          <w:rFonts w:ascii="Arial" w:hAnsi="Arial" w:cs="Arial"/>
-          <w:sz w:val="20"/>
-          <w:szCs w:val="20"/>
-          <w:lang w:val="en-GB"/>
-        </w:rPr>
-        <w:t>:</w:t>
-      </w:r>
-    </w:p>
-    <w:p>
-      <w:pPr>
-        <w:rPr>
-          <w:rFonts w:ascii="Arial" w:hAnsi="Arial" w:cs="Arial"/>
-          <w:sz w:val="20"/>
-          <w:szCs w:val="20"/>
-          <w:lang w:val="en-GB"/>
-        </w:rPr>
-      </w:pPr>
-      <w:r>
-        <w:rPr>
-          <w:rFonts w:ascii="Arial" w:hAnsi="Arial" w:cs="Arial"/>
-          <w:sz w:val="20"/>
-          <w:szCs w:val="20"/>
-          <w:lang w:val="en-GB"/>
-        </w:rPr>
-        <w:t xml:space="preserve">        </w:t>
-      </w:r>
-      <w:proofErr w:type="spellStart"/>
-      <w:proofErr w:type="gramStart"/>
-      <w:r>
-        <w:rPr>
-          <w:rFonts w:ascii="Arial" w:hAnsi="Arial" w:cs="Arial"/>
-          <w:sz w:val="20"/>
-          <w:szCs w:val="20"/>
-          <w:lang w:val="en-GB"/>
-        </w:rPr>
-        <w:t>lista.append</w:t>
-      </w:r>
-      <w:proofErr w:type="spellEnd"/>
-      <w:proofErr w:type="gramEnd"/>
-      <w:r>
-        <w:rPr>
-          <w:rFonts w:ascii="Arial" w:hAnsi="Arial" w:cs="Arial"/>
-          <w:sz w:val="20"/>
-          <w:szCs w:val="20"/>
-          <w:lang w:val="en-GB"/>
-        </w:rPr>
-        <w:t>({</w:t>
-      </w:r>
-    </w:p>
-    <w:p>
-      <w:pPr>
-        <w:rPr>
-          <w:rFonts w:ascii="Arial" w:hAnsi="Arial" w:cs="Arial"/>
-          <w:sz w:val="20"/>
-          <w:szCs w:val="20"/>
-        </w:rPr>
-      </w:pPr>
-      <w:r>
-        <w:rPr>
-          <w:rFonts w:ascii="Arial" w:hAnsi="Arial" w:cs="Arial"/>
-          <w:sz w:val="20"/>
-          <w:szCs w:val="20"/>
-          <w:lang w:val="en-GB"/>
-        </w:rPr>
-        <w:t xml:space="preserve">            </w:t>
-      </w:r>
-      <w:r>
-        <w:rPr>
-          <w:rFonts w:ascii="Arial" w:hAnsi="Arial" w:cs="Arial"/>
-          <w:sz w:val="20"/>
-          <w:szCs w:val="20"/>
-        </w:rPr>
-        <w:t>"</w:t>
-      </w:r>
-      <w:proofErr w:type="spellStart"/>
-      <w:r>
-        <w:rPr>
-          <w:rFonts w:ascii="Arial" w:hAnsi="Arial" w:cs="Arial"/>
-          <w:sz w:val="20"/>
-          <w:szCs w:val="20"/>
-        </w:rPr>
-        <w:t>id_jugador_partido</w:t>
-      </w:r>
-      <w:proofErr w:type="spellEnd"/>
-      <w:r>
-        <w:rPr>
-          <w:rFonts w:ascii="Arial" w:hAnsi="Arial" w:cs="Arial"/>
-          <w:sz w:val="20"/>
-          <w:szCs w:val="20"/>
-        </w:rPr>
-        <w:t xml:space="preserve">": </w:t>
-      </w:r>
-      <w:proofErr w:type="spellStart"/>
-      <w:r>
-        <w:rPr>
-          <w:rFonts w:ascii="Arial" w:hAnsi="Arial" w:cs="Arial"/>
-          <w:sz w:val="20"/>
-          <w:szCs w:val="20"/>
-        </w:rPr>
-        <w:t>reg.id_jugador_partido</w:t>
-      </w:r>
-      <w:proofErr w:type="spellEnd"/>
-      <w:r>
-        <w:rPr>
-          <w:rFonts w:ascii="Arial" w:hAnsi="Arial" w:cs="Arial"/>
-          <w:sz w:val="20"/>
-          <w:szCs w:val="20"/>
-        </w:rPr>
-        <w:t>,</w:t>
-      </w:r>
-    </w:p>
-    <w:p>
-      <w:pPr>
-        <w:rPr>
-          <w:rFonts w:ascii="Arial" w:hAnsi="Arial" w:cs="Arial"/>
-          <w:sz w:val="20"/>
-          <w:szCs w:val="20"/>
-        </w:rPr>
-      </w:pPr>
-      <w:r>
-        <w:rPr>
-          <w:rFonts w:ascii="Arial" w:hAnsi="Arial" w:cs="Arial"/>
-          <w:sz w:val="20"/>
-          <w:szCs w:val="20"/>
-        </w:rPr>
-        <w:t>            "</w:t>
-      </w:r>
-      <w:proofErr w:type="spellStart"/>
-      <w:r>
-        <w:rPr>
-          <w:rFonts w:ascii="Arial" w:hAnsi="Arial" w:cs="Arial"/>
-          <w:sz w:val="20"/>
-          <w:szCs w:val="20"/>
-        </w:rPr>
-        <w:t>jugador_id</w:t>
-      </w:r>
-      <w:proofErr w:type="spellEnd"/>
-      <w:r>
-        <w:rPr>
-          <w:rFonts w:ascii="Arial" w:hAnsi="Arial" w:cs="Arial"/>
-          <w:sz w:val="20"/>
-          <w:szCs w:val="20"/>
-        </w:rPr>
-        <w:t xml:space="preserve">": </w:t>
-      </w:r>
-      <w:proofErr w:type="spellStart"/>
-      <w:proofErr w:type="gramStart"/>
-      <w:r>
-        <w:rPr>
-          <w:rFonts w:ascii="Arial" w:hAnsi="Arial" w:cs="Arial"/>
-          <w:sz w:val="20"/>
-          <w:szCs w:val="20"/>
-        </w:rPr>
-        <w:t>reg.jugador</w:t>
-      </w:r>
-      <w:proofErr w:type="gramEnd"/>
-      <w:r>
-        <w:rPr>
-          <w:rFonts w:ascii="Arial" w:hAnsi="Arial" w:cs="Arial"/>
-          <w:sz w:val="20"/>
-          <w:szCs w:val="20"/>
-        </w:rPr>
-        <w:t>_id</w:t>
-      </w:r>
-      <w:proofErr w:type="spellEnd"/>
-      <w:r>
-        <w:rPr>
-          <w:rFonts w:ascii="Arial" w:hAnsi="Arial" w:cs="Arial"/>
-          <w:sz w:val="20"/>
-          <w:szCs w:val="20"/>
-        </w:rPr>
-        <w:t>,</w:t>
-      </w:r>
-    </w:p>
-    <w:p>
-      <w:pPr>
-        <w:rPr>
-          <w:rFonts w:ascii="Arial" w:hAnsi="Arial" w:cs="Arial"/>
-          <w:sz w:val="20"/>
-          <w:szCs w:val="20"/>
-        </w:rPr>
-      </w:pPr>
-      <w:r>
-        <w:rPr>
-          <w:rFonts w:ascii="Arial" w:hAnsi="Arial" w:cs="Arial"/>
-          <w:sz w:val="20"/>
-          <w:szCs w:val="20"/>
-        </w:rPr>
-        <w:t>            "</w:t>
-      </w:r>
-      <w:proofErr w:type="spellStart"/>
-      <w:r>
-        <w:rPr>
-          <w:rFonts w:ascii="Arial" w:hAnsi="Arial" w:cs="Arial"/>
-          <w:sz w:val="20"/>
-          <w:szCs w:val="20"/>
-        </w:rPr>
-        <w:t>enfrentamiento_id</w:t>
-      </w:r>
-      <w:proofErr w:type="spellEnd"/>
-      <w:r>
-        <w:rPr>
-          <w:rFonts w:ascii="Arial" w:hAnsi="Arial" w:cs="Arial"/>
-          <w:sz w:val="20"/>
-          <w:szCs w:val="20"/>
-        </w:rPr>
-        <w:t xml:space="preserve">": </w:t>
-      </w:r>
-      <w:proofErr w:type="spellStart"/>
-      <w:proofErr w:type="gramStart"/>
-      <w:r>
-        <w:rPr>
-          <w:rFonts w:ascii="Arial" w:hAnsi="Arial" w:cs="Arial"/>
-          <w:sz w:val="20"/>
-          <w:szCs w:val="20"/>
-        </w:rPr>
-        <w:t>reg.enfrentamiento</w:t>
-      </w:r>
-      <w:proofErr w:type="gramEnd"/>
-      <w:r>
-        <w:rPr>
-          <w:rFonts w:ascii="Arial" w:hAnsi="Arial" w:cs="Arial"/>
-          <w:sz w:val="20"/>
-          <w:szCs w:val="20"/>
-        </w:rPr>
-        <w:t>_id</w:t>
-      </w:r>
-      <w:proofErr w:type="spellEnd"/>
-      <w:r>
-        <w:rPr>
-          <w:rFonts w:ascii="Arial" w:hAnsi="Arial" w:cs="Arial"/>
-          <w:sz w:val="20"/>
-          <w:szCs w:val="20"/>
-        </w:rPr>
-        <w:t>,</w:t>
-      </w:r>
-    </w:p>
-    <w:p>
-      <w:pPr>
-        <w:rPr>
-          <w:rFonts w:ascii="Arial" w:hAnsi="Arial" w:cs="Arial"/>
-          <w:sz w:val="20"/>
-          <w:szCs w:val="20"/>
-        </w:rPr>
-      </w:pPr>
-      <w:r>
-        <w:rPr>
-          <w:rFonts w:ascii="Arial" w:hAnsi="Arial" w:cs="Arial"/>
-          <w:sz w:val="20"/>
-          <w:szCs w:val="20"/>
-        </w:rPr>
-        <w:t>            "</w:t>
-      </w:r>
-      <w:proofErr w:type="spellStart"/>
-      <w:r>
-        <w:rPr>
-          <w:rFonts w:ascii="Arial" w:hAnsi="Arial" w:cs="Arial"/>
-          <w:sz w:val="20"/>
-          <w:szCs w:val="20"/>
-        </w:rPr>
-        <w:t>minutos_jugados</w:t>
-      </w:r>
-      <w:proofErr w:type="spellEnd"/>
-      <w:r>
-        <w:rPr>
-          <w:rFonts w:ascii="Arial" w:hAnsi="Arial" w:cs="Arial"/>
-          <w:sz w:val="20"/>
-          <w:szCs w:val="20"/>
-        </w:rPr>
-        <w:t xml:space="preserve">": </w:t>
-      </w:r>
-      <w:proofErr w:type="spellStart"/>
-      <w:proofErr w:type="gramStart"/>
-      <w:r>
-        <w:rPr>
-          <w:rFonts w:ascii="Arial" w:hAnsi="Arial" w:cs="Arial"/>
-          <w:sz w:val="20"/>
-          <w:szCs w:val="20"/>
-        </w:rPr>
-        <w:t>reg.minutos</w:t>
-      </w:r>
-      <w:proofErr w:type="gramEnd"/>
-      <w:r>
-        <w:rPr>
-          <w:rFonts w:ascii="Arial" w:hAnsi="Arial" w:cs="Arial"/>
-          <w:sz w:val="20"/>
-          <w:szCs w:val="20"/>
-        </w:rPr>
-        <w:t>_jugados</w:t>
-      </w:r>
-      <w:proofErr w:type="spellEnd"/>
-      <w:r>
-        <w:rPr>
-          <w:rFonts w:ascii="Arial" w:hAnsi="Arial" w:cs="Arial"/>
-          <w:sz w:val="20"/>
-          <w:szCs w:val="20"/>
-        </w:rPr>
-        <w:t>,</w:t>
-      </w:r>
-    </w:p>
-    <w:p>
-      <w:pPr>
-        <w:rPr>
-          <w:rFonts w:ascii="Arial" w:hAnsi="Arial" w:cs="Arial"/>
-          <w:sz w:val="20"/>
-          <w:szCs w:val="20"/>
-        </w:rPr>
-      </w:pPr>
-      <w:r>
-        <w:rPr>
-          <w:rFonts w:ascii="Arial" w:hAnsi="Arial" w:cs="Arial"/>
-          <w:sz w:val="20"/>
-          <w:szCs w:val="20"/>
-        </w:rPr>
-        <w:t xml:space="preserve">            "puntos": </w:t>
-      </w:r>
-      <w:proofErr w:type="spellStart"/>
-      <w:proofErr w:type="gramStart"/>
-      <w:r>
-        <w:rPr>
-          <w:rFonts w:ascii="Arial" w:hAnsi="Arial" w:cs="Arial"/>
-          <w:sz w:val="20"/>
-          <w:szCs w:val="20"/>
-        </w:rPr>
-        <w:t>reg.puntos</w:t>
-      </w:r>
-      <w:proofErr w:type="spellEnd"/>
-      <w:proofErr w:type="gramEnd"/>
-      <w:r>
-        <w:rPr>
-          <w:rFonts w:ascii="Arial" w:hAnsi="Arial" w:cs="Arial"/>
-          <w:sz w:val="20"/>
-          <w:szCs w:val="20"/>
-        </w:rPr>
-        <w:t>,</w:t>
-      </w:r>
-    </w:p>
-    <w:p>
-      <w:pPr>
-        <w:rPr>
-          <w:rFonts w:ascii="Arial" w:hAnsi="Arial" w:cs="Arial"/>
-          <w:sz w:val="20"/>
-          <w:szCs w:val="20"/>
-        </w:rPr>
-      </w:pPr>
-      <w:r>
-        <w:rPr>
-          <w:rFonts w:ascii="Arial" w:hAnsi="Arial" w:cs="Arial"/>
-          <w:sz w:val="20"/>
-          <w:szCs w:val="20"/>
-        </w:rPr>
-        <w:t xml:space="preserve">            "asistencias": </w:t>
-      </w:r>
-      <w:proofErr w:type="spellStart"/>
-      <w:proofErr w:type="gramStart"/>
-      <w:r>
-        <w:rPr>
-          <w:rFonts w:ascii="Arial" w:hAnsi="Arial" w:cs="Arial"/>
-          <w:sz w:val="20"/>
-          <w:szCs w:val="20"/>
-        </w:rPr>
-        <w:t>reg.asistencias</w:t>
-      </w:r>
-      <w:proofErr w:type="spellEnd"/>
-      <w:proofErr w:type="gramEnd"/>
-      <w:r>
-        <w:rPr>
-          <w:rFonts w:ascii="Arial" w:hAnsi="Arial" w:cs="Arial"/>
-          <w:sz w:val="20"/>
-          <w:szCs w:val="20"/>
-        </w:rPr>
-        <w:t>,</w:t>
-      </w:r>
-    </w:p>
-    <w:p>
-      <w:pPr>
-        <w:rPr>
-          <w:rFonts w:ascii="Arial" w:hAnsi="Arial" w:cs="Arial"/>
-          <w:sz w:val="20"/>
-          <w:szCs w:val="20"/>
-        </w:rPr>
-      </w:pPr>
-      <w:r>
-        <w:rPr>
-          <w:rFonts w:ascii="Arial" w:hAnsi="Arial" w:cs="Arial"/>
-          <w:sz w:val="20"/>
-          <w:szCs w:val="20"/>
-        </w:rPr>
-        <w:t>            "</w:t>
-      </w:r>
-      <w:proofErr w:type="spellStart"/>
-      <w:r>
-        <w:rPr>
-          <w:rFonts w:ascii="Arial" w:hAnsi="Arial" w:cs="Arial"/>
-          <w:sz w:val="20"/>
-          <w:szCs w:val="20"/>
-        </w:rPr>
-        <w:t>rebotes_ofensivos</w:t>
-      </w:r>
-      <w:proofErr w:type="spellEnd"/>
-      <w:r>
-        <w:rPr>
-          <w:rFonts w:ascii="Arial" w:hAnsi="Arial" w:cs="Arial"/>
-          <w:sz w:val="20"/>
-          <w:szCs w:val="20"/>
-        </w:rPr>
-        <w:t xml:space="preserve">": </w:t>
-      </w:r>
-      <w:proofErr w:type="spellStart"/>
-      <w:proofErr w:type="gramStart"/>
-      <w:r>
-        <w:rPr>
-          <w:rFonts w:ascii="Arial" w:hAnsi="Arial" w:cs="Arial"/>
-          <w:sz w:val="20"/>
-          <w:szCs w:val="20"/>
-        </w:rPr>
-        <w:t>reg.rebotes</w:t>
-      </w:r>
-      <w:proofErr w:type="gramEnd"/>
-      <w:r>
-        <w:rPr>
-          <w:rFonts w:ascii="Arial" w:hAnsi="Arial" w:cs="Arial"/>
-          <w:sz w:val="20"/>
-          <w:szCs w:val="20"/>
-        </w:rPr>
-        <w:t>_ofensivos</w:t>
-      </w:r>
-      <w:proofErr w:type="spellEnd"/>
-      <w:r>
-        <w:rPr>
-          <w:rFonts w:ascii="Arial" w:hAnsi="Arial" w:cs="Arial"/>
-          <w:sz w:val="20"/>
-          <w:szCs w:val="20"/>
-        </w:rPr>
-        <w:t>,</w:t>
-      </w:r>
-    </w:p>
-    <w:p>
-      <w:pPr>
-        <w:rPr>
-          <w:rFonts w:ascii="Arial" w:hAnsi="Arial" w:cs="Arial"/>
-          <w:sz w:val="20"/>
-          <w:szCs w:val="20"/>
-        </w:rPr>
-      </w:pPr>
-      <w:r>
-        <w:rPr>
-          <w:rFonts w:ascii="Arial" w:hAnsi="Arial" w:cs="Arial"/>
-          <w:sz w:val="20"/>
-          <w:szCs w:val="20"/>
-        </w:rPr>
-        <w:t>            "</w:t>
-      </w:r>
-      <w:proofErr w:type="spellStart"/>
-      <w:r>
-        <w:rPr>
-          <w:rFonts w:ascii="Arial" w:hAnsi="Arial" w:cs="Arial"/>
-          <w:sz w:val="20"/>
-          <w:szCs w:val="20"/>
-        </w:rPr>
-        <w:t>rebotes_defensivos</w:t>
-      </w:r>
-      <w:proofErr w:type="spellEnd"/>
-      <w:r>
-        <w:rPr>
-          <w:rFonts w:ascii="Arial" w:hAnsi="Arial" w:cs="Arial"/>
-          <w:sz w:val="20"/>
-          <w:szCs w:val="20"/>
-        </w:rPr>
-        <w:t xml:space="preserve">": </w:t>
-      </w:r>
-      <w:proofErr w:type="spellStart"/>
-      <w:proofErr w:type="gramStart"/>
-      <w:r>
-        <w:rPr>
-          <w:rFonts w:ascii="Arial" w:hAnsi="Arial" w:cs="Arial"/>
-          <w:sz w:val="20"/>
-          <w:szCs w:val="20"/>
-        </w:rPr>
-        <w:t>reg.rebotes</w:t>
-      </w:r>
-      <w:proofErr w:type="gramEnd"/>
-      <w:r>
-        <w:rPr>
-          <w:rFonts w:ascii="Arial" w:hAnsi="Arial" w:cs="Arial"/>
-          <w:sz w:val="20"/>
-          <w:szCs w:val="20"/>
-        </w:rPr>
-        <w:t>_defensivos</w:t>
-      </w:r>
-      <w:proofErr w:type="spellEnd"/>
-      <w:r>
-        <w:rPr>
-          <w:rFonts w:ascii="Arial" w:hAnsi="Arial" w:cs="Arial"/>
-          <w:sz w:val="20"/>
-          <w:szCs w:val="20"/>
-        </w:rPr>
-        <w:t>,</w:t>
-      </w:r>
-    </w:p>
-    <w:p>
-      <w:pPr>
-        <w:rPr>
-          <w:rFonts w:ascii="Arial" w:hAnsi="Arial" w:cs="Arial"/>
-          <w:sz w:val="20"/>
-          <w:szCs w:val="20"/>
-        </w:rPr>
-      </w:pPr>
-      <w:r>
-        <w:rPr>
-          <w:rFonts w:ascii="Arial" w:hAnsi="Arial" w:cs="Arial"/>
-          <w:sz w:val="20"/>
-          <w:szCs w:val="20"/>
-        </w:rPr>
-        <w:t xml:space="preserve">            "robos": </w:t>
-      </w:r>
-      <w:proofErr w:type="spellStart"/>
-      <w:proofErr w:type="gramStart"/>
-      <w:r>
-        <w:rPr>
-          <w:rFonts w:ascii="Arial" w:hAnsi="Arial" w:cs="Arial"/>
-          <w:sz w:val="20"/>
-          <w:szCs w:val="20"/>
-        </w:rPr>
-        <w:t>reg.robos</w:t>
-      </w:r>
-      <w:proofErr w:type="spellEnd"/>
-      <w:proofErr w:type="gramEnd"/>
-      <w:r>
-        <w:rPr>
-          <w:rFonts w:ascii="Arial" w:hAnsi="Arial" w:cs="Arial"/>
-          <w:sz w:val="20"/>
-          <w:szCs w:val="20"/>
-        </w:rPr>
-        <w:t>,</w:t>
-      </w:r>
-    </w:p>
-    <w:p>
-      <w:pPr>
-        <w:rPr>
-          <w:rFonts w:ascii="Arial" w:hAnsi="Arial" w:cs="Arial"/>
-          <w:sz w:val="20"/>
-          <w:szCs w:val="20"/>
-        </w:rPr>
-      </w:pPr>
-      <w:r>
-        <w:rPr>
-          <w:rFonts w:ascii="Arial" w:hAnsi="Arial" w:cs="Arial"/>
-          <w:sz w:val="20"/>
-          <w:szCs w:val="20"/>
-        </w:rPr>
-        <w:t xml:space="preserve">            "tapones": </w:t>
-      </w:r>
-      <w:proofErr w:type="spellStart"/>
-      <w:proofErr w:type="gramStart"/>
-      <w:r>
-        <w:rPr>
-          <w:rFonts w:ascii="Arial" w:hAnsi="Arial" w:cs="Arial"/>
-          <w:sz w:val="20"/>
-          <w:szCs w:val="20"/>
-        </w:rPr>
-        <w:t>reg.tapones</w:t>
-      </w:r>
-      <w:proofErr w:type="spellEnd"/>
-      <w:proofErr w:type="gramEnd"/>
-      <w:r>
-        <w:rPr>
-          <w:rFonts w:ascii="Arial" w:hAnsi="Arial" w:cs="Arial"/>
-          <w:sz w:val="20"/>
-          <w:szCs w:val="20"/>
-        </w:rPr>
-        <w:t>,</w:t>
-      </w:r>
-    </w:p>
-    <w:p>
-      <w:pPr>
-        <w:rPr>
-          <w:rFonts w:ascii="Arial" w:hAnsi="Arial" w:cs="Arial"/>
-          <w:sz w:val="20"/>
-          <w:szCs w:val="20"/>
-        </w:rPr>
-      </w:pPr>
-      <w:r>
-        <w:rPr>
-          <w:rFonts w:ascii="Arial" w:hAnsi="Arial" w:cs="Arial"/>
-          <w:sz w:val="20"/>
-          <w:szCs w:val="20"/>
-        </w:rPr>
-        <w:t>            "</w:t>
-      </w:r>
-      <w:proofErr w:type="spellStart"/>
-      <w:r>
-        <w:rPr>
-          <w:rFonts w:ascii="Arial" w:hAnsi="Arial" w:cs="Arial"/>
-          <w:sz w:val="20"/>
-          <w:szCs w:val="20"/>
-        </w:rPr>
-        <w:t>perdidas_balon</w:t>
-      </w:r>
-      <w:proofErr w:type="spellEnd"/>
-      <w:r>
-        <w:rPr>
-          <w:rFonts w:ascii="Arial" w:hAnsi="Arial" w:cs="Arial"/>
-          <w:sz w:val="20"/>
-          <w:szCs w:val="20"/>
-        </w:rPr>
-        <w:t xml:space="preserve">": </w:t>
-      </w:r>
-      <w:proofErr w:type="spellStart"/>
-      <w:proofErr w:type="gramStart"/>
-      <w:r>
-        <w:rPr>
-          <w:rFonts w:ascii="Arial" w:hAnsi="Arial" w:cs="Arial"/>
-          <w:sz w:val="20"/>
-          <w:szCs w:val="20"/>
-        </w:rPr>
-        <w:t>reg.perdidas</w:t>
-      </w:r>
-      <w:proofErr w:type="gramEnd"/>
-      <w:r>
-        <w:rPr>
-          <w:rFonts w:ascii="Arial" w:hAnsi="Arial" w:cs="Arial"/>
-          <w:sz w:val="20"/>
-          <w:szCs w:val="20"/>
-        </w:rPr>
-        <w:t>_balon</w:t>
-      </w:r>
-      <w:proofErr w:type="spellEnd"/>
-      <w:r>
-        <w:rPr>
-          <w:rFonts w:ascii="Arial" w:hAnsi="Arial" w:cs="Arial"/>
-          <w:sz w:val="20"/>
-          <w:szCs w:val="20"/>
-        </w:rPr>
-        <w:t>,</w:t>
-      </w:r>
-    </w:p>
-    <w:p>
-      <w:pPr>
-        <w:rPr>
-          <w:rFonts w:ascii="Arial" w:hAnsi="Arial" w:cs="Arial"/>
-          <w:sz w:val="20"/>
-          <w:szCs w:val="20"/>
-        </w:rPr>
-      </w:pPr>
-      <w:r>
-        <w:rPr>
-          <w:rFonts w:ascii="Arial" w:hAnsi="Arial" w:cs="Arial"/>
-          <w:sz w:val="20"/>
-          <w:szCs w:val="20"/>
-        </w:rPr>
-        <w:t>            "</w:t>
-      </w:r>
-      <w:proofErr w:type="spellStart"/>
-      <w:r>
-        <w:rPr>
-          <w:rFonts w:ascii="Arial" w:hAnsi="Arial" w:cs="Arial"/>
-          <w:sz w:val="20"/>
-          <w:szCs w:val="20"/>
-        </w:rPr>
-        <w:t>faltas_cometidas</w:t>
-      </w:r>
-      <w:proofErr w:type="spellEnd"/>
-      <w:r>
-        <w:rPr>
-          <w:rFonts w:ascii="Arial" w:hAnsi="Arial" w:cs="Arial"/>
-          <w:sz w:val="20"/>
-          <w:szCs w:val="20"/>
-        </w:rPr>
-        <w:t xml:space="preserve">": </w:t>
-      </w:r>
-      <w:proofErr w:type="spellStart"/>
-      <w:proofErr w:type="gramStart"/>
-      <w:r>
-        <w:rPr>
-          <w:rFonts w:ascii="Arial" w:hAnsi="Arial" w:cs="Arial"/>
-          <w:sz w:val="20"/>
-          <w:szCs w:val="20"/>
-        </w:rPr>
-        <w:t>reg.faltas</w:t>
-      </w:r>
-      <w:proofErr w:type="gramEnd"/>
-      <w:r>
-        <w:rPr>
-          <w:rFonts w:ascii="Arial" w:hAnsi="Arial" w:cs="Arial"/>
-          <w:sz w:val="20"/>
-          <w:szCs w:val="20"/>
-        </w:rPr>
-        <w:t>_cometidas</w:t>
-      </w:r>
-      <w:proofErr w:type="spellEnd"/>
-      <w:r>
-        <w:rPr>
-          <w:rFonts w:ascii="Arial" w:hAnsi="Arial" w:cs="Arial"/>
-          <w:sz w:val="20"/>
-          <w:szCs w:val="20"/>
-        </w:rPr>
-        <w:t>,</w:t>
-      </w:r>
-    </w:p>
-    <w:p>
-      <w:pPr>
-        <w:rPr>
-          <w:rFonts w:ascii="Arial" w:hAnsi="Arial" w:cs="Arial"/>
-          <w:sz w:val="20"/>
-          <w:szCs w:val="20"/>
-        </w:rPr>
-      </w:pPr>
-      <w:r>
-        <w:rPr>
-          <w:rFonts w:ascii="Arial" w:hAnsi="Arial" w:cs="Arial"/>
-          <w:sz w:val="20"/>
-          <w:szCs w:val="20"/>
-        </w:rPr>
-        <w:t>            "</w:t>
-      </w:r>
-      <w:proofErr w:type="spellStart"/>
-      <w:r>
-        <w:rPr>
-          <w:rFonts w:ascii="Arial" w:hAnsi="Arial" w:cs="Arial"/>
-          <w:sz w:val="20"/>
-          <w:szCs w:val="20"/>
-        </w:rPr>
-        <w:t>faltas_recibidas</w:t>
-      </w:r>
-      <w:proofErr w:type="spellEnd"/>
-      <w:r>
-        <w:rPr>
-          <w:rFonts w:ascii="Arial" w:hAnsi="Arial" w:cs="Arial"/>
-          <w:sz w:val="20"/>
-          <w:szCs w:val="20"/>
-        </w:rPr>
-        <w:t xml:space="preserve">": </w:t>
-      </w:r>
-      <w:proofErr w:type="spellStart"/>
-      <w:proofErr w:type="gramStart"/>
-      <w:r>
-        <w:rPr>
-          <w:rFonts w:ascii="Arial" w:hAnsi="Arial" w:cs="Arial"/>
-          <w:sz w:val="20"/>
-          <w:szCs w:val="20"/>
-        </w:rPr>
-        <w:t>reg.faltas</w:t>
-      </w:r>
-      <w:proofErr w:type="gramEnd"/>
-      <w:r>
-        <w:rPr>
-          <w:rFonts w:ascii="Arial" w:hAnsi="Arial" w:cs="Arial"/>
-          <w:sz w:val="20"/>
-          <w:szCs w:val="20"/>
-        </w:rPr>
-        <w:t>_recibidas</w:t>
-      </w:r>
-      <w:proofErr w:type="spellEnd"/>
-      <w:r>
-        <w:rPr>
-          <w:rFonts w:ascii="Arial" w:hAnsi="Arial" w:cs="Arial"/>
-          <w:sz w:val="20"/>
-          <w:szCs w:val="20"/>
-        </w:rPr>
-        <w:t>,</w:t>
-      </w:r>
-    </w:p>
-    <w:p>
-      <w:pPr>
-        <w:rPr>
-          <w:rFonts w:ascii="Arial" w:hAnsi="Arial" w:cs="Arial"/>
-          <w:sz w:val="20"/>
-          <w:szCs w:val="20"/>
-        </w:rPr>
-      </w:pPr>
-      <w:r>
-        <w:rPr>
-          <w:rFonts w:ascii="Arial" w:hAnsi="Arial" w:cs="Arial"/>
-          <w:sz w:val="20"/>
-          <w:szCs w:val="20"/>
-        </w:rPr>
-        <w:t>            "</w:t>
-      </w:r>
-      <w:proofErr w:type="spellStart"/>
-      <w:r>
-        <w:rPr>
-          <w:rFonts w:ascii="Arial" w:hAnsi="Arial" w:cs="Arial"/>
-          <w:sz w:val="20"/>
-          <w:szCs w:val="20"/>
-        </w:rPr>
-        <w:t>porcentaje_tiros_de_campo</w:t>
-      </w:r>
-      <w:proofErr w:type="spellEnd"/>
-      <w:r>
-        <w:rPr>
-          <w:rFonts w:ascii="Arial" w:hAnsi="Arial" w:cs="Arial"/>
-          <w:sz w:val="20"/>
-          <w:szCs w:val="20"/>
-        </w:rPr>
-        <w:t xml:space="preserve">": </w:t>
-      </w:r>
-      <w:proofErr w:type="spellStart"/>
-      <w:proofErr w:type="gramStart"/>
-      <w:r>
-        <w:rPr>
-          <w:rFonts w:ascii="Arial" w:hAnsi="Arial" w:cs="Arial"/>
-          <w:sz w:val="20"/>
-          <w:szCs w:val="20"/>
-        </w:rPr>
-        <w:t>reg.porcentaje</w:t>
-      </w:r>
-      <w:proofErr w:type="gramEnd"/>
-      <w:r>
-        <w:rPr>
-          <w:rFonts w:ascii="Arial" w:hAnsi="Arial" w:cs="Arial"/>
-          <w:sz w:val="20"/>
-          <w:szCs w:val="20"/>
-        </w:rPr>
-        <w:t>_tiros_de_campo</w:t>
-      </w:r>
-      <w:proofErr w:type="spellEnd"/>
-      <w:r>
-        <w:rPr>
-          <w:rFonts w:ascii="Arial" w:hAnsi="Arial" w:cs="Arial"/>
-          <w:sz w:val="20"/>
-          <w:szCs w:val="20"/>
-        </w:rPr>
-        <w:t>,</w:t>
-      </w:r>
-    </w:p>
-    <w:p>
-      <w:pPr>
-        <w:rPr>
-          <w:rFonts w:ascii="Arial" w:hAnsi="Arial" w:cs="Arial"/>
-          <w:sz w:val="20"/>
-          <w:szCs w:val="20"/>
-        </w:rPr>
-      </w:pPr>
-      <w:r>
-        <w:rPr>
-          <w:rFonts w:ascii="Arial" w:hAnsi="Arial" w:cs="Arial"/>
-          <w:sz w:val="20"/>
-          <w:szCs w:val="20"/>
-        </w:rPr>
-        <w:t>            "</w:t>
-      </w:r>
-      <w:proofErr w:type="spellStart"/>
-      <w:r>
-        <w:rPr>
-          <w:rFonts w:ascii="Arial" w:hAnsi="Arial" w:cs="Arial"/>
-          <w:sz w:val="20"/>
-          <w:szCs w:val="20"/>
-        </w:rPr>
-        <w:t>porcentaje_triples</w:t>
-      </w:r>
-      <w:proofErr w:type="spellEnd"/>
-      <w:r>
-        <w:rPr>
-          <w:rFonts w:ascii="Arial" w:hAnsi="Arial" w:cs="Arial"/>
-          <w:sz w:val="20"/>
-          <w:szCs w:val="20"/>
-        </w:rPr>
-        <w:t xml:space="preserve">": </w:t>
-      </w:r>
-      <w:proofErr w:type="spellStart"/>
-      <w:proofErr w:type="gramStart"/>
-      <w:r>
-        <w:rPr>
-          <w:rFonts w:ascii="Arial" w:hAnsi="Arial" w:cs="Arial"/>
-          <w:sz w:val="20"/>
-          <w:szCs w:val="20"/>
-        </w:rPr>
-        <w:t>reg.porcentaje</w:t>
-      </w:r>
-      <w:proofErr w:type="gramEnd"/>
-      <w:r>
-        <w:rPr>
-          <w:rFonts w:ascii="Arial" w:hAnsi="Arial" w:cs="Arial"/>
-          <w:sz w:val="20"/>
-          <w:szCs w:val="20"/>
-        </w:rPr>
-        <w:t>_triples</w:t>
-      </w:r>
-      <w:proofErr w:type="spellEnd"/>
-      <w:r>
-        <w:rPr>
-          <w:rFonts w:ascii="Arial" w:hAnsi="Arial" w:cs="Arial"/>
-          <w:sz w:val="20"/>
-          <w:szCs w:val="20"/>
-        </w:rPr>
-        <w:t>,</w:t>
-      </w:r>
-    </w:p>
-    <w:p>
-      <w:pPr>
-        <w:rPr>
-          <w:rFonts w:ascii="Arial" w:hAnsi="Arial" w:cs="Arial"/>
-          <w:sz w:val="20"/>
-          <w:szCs w:val="20"/>
-        </w:rPr>
-      </w:pPr>
-      <w:r>
-        <w:rPr>
-          <w:rFonts w:ascii="Arial" w:hAnsi="Arial" w:cs="Arial"/>
-          <w:sz w:val="20"/>
-          <w:szCs w:val="20"/>
-        </w:rPr>
-        <w:t>            "</w:t>
-      </w:r>
-      <w:proofErr w:type="spellStart"/>
-      <w:r>
-        <w:rPr>
-          <w:rFonts w:ascii="Arial" w:hAnsi="Arial" w:cs="Arial"/>
-          <w:sz w:val="20"/>
-          <w:szCs w:val="20"/>
-        </w:rPr>
-        <w:t>porcentaje_tiros_libres</w:t>
-      </w:r>
-      <w:proofErr w:type="spellEnd"/>
-      <w:r>
-        <w:rPr>
-          <w:rFonts w:ascii="Arial" w:hAnsi="Arial" w:cs="Arial"/>
-          <w:sz w:val="20"/>
-          <w:szCs w:val="20"/>
-        </w:rPr>
-        <w:t xml:space="preserve">": </w:t>
-      </w:r>
-      <w:proofErr w:type="spellStart"/>
-      <w:proofErr w:type="gramStart"/>
-      <w:r>
-        <w:rPr>
-          <w:rFonts w:ascii="Arial" w:hAnsi="Arial" w:cs="Arial"/>
-          <w:sz w:val="20"/>
-          <w:szCs w:val="20"/>
-        </w:rPr>
-        <w:t>reg.porcentaje</w:t>
-      </w:r>
-      <w:proofErr w:type="gramEnd"/>
-      <w:r>
-        <w:rPr>
-          <w:rFonts w:ascii="Arial" w:hAnsi="Arial" w:cs="Arial"/>
-          <w:sz w:val="20"/>
-          <w:szCs w:val="20"/>
-        </w:rPr>
-        <w:t>_tiros_libres</w:t>
-      </w:r>
-      <w:proofErr w:type="spellEnd"/>
-    </w:p>
-    <w:p>
-      <w:pPr>
-        <w:rPr>
-          <w:rFonts w:ascii="Arial" w:hAnsi="Arial" w:cs="Arial"/>
-          <w:sz w:val="20"/>
-          <w:szCs w:val="20"/>
-        </w:rPr>
-      </w:pPr>
-      <w:r>
-        <w:rPr>
-          <w:rFonts w:ascii="Arial" w:hAnsi="Arial" w:cs="Arial"/>
-          <w:sz w:val="20"/>
-          <w:szCs w:val="20"/>
-        </w:rPr>
-        <w:t>        })</w:t>
-      </w:r>
-    </w:p>
-    <w:p>
-      <w:pPr>
-        <w:rPr>
-          <w:rFonts w:ascii="Arial" w:hAnsi="Arial" w:cs="Arial"/>
-          <w:sz w:val="20"/>
-          <w:szCs w:val="20"/>
-        </w:rPr>
-      </w:pPr>
-      <w:r>
-        <w:rPr>
-          <w:rFonts w:ascii="Arial" w:hAnsi="Arial" w:cs="Arial"/>
-          <w:sz w:val="20"/>
-          <w:szCs w:val="20"/>
-        </w:rPr>
-        <w:t xml:space="preserve">    </w:t>
-      </w:r>
-      <w:proofErr w:type="spellStart"/>
-      <w:r>
-        <w:rPr>
-          <w:rFonts w:ascii="Arial" w:hAnsi="Arial" w:cs="Arial"/>
-          <w:sz w:val="20"/>
-          <w:szCs w:val="20"/>
-        </w:rPr>
-        <w:t>return</w:t>
-      </w:r>
-      <w:proofErr w:type="spellEnd"/>
-      <w:r>
-        <w:rPr>
-          <w:rFonts w:ascii="Arial" w:hAnsi="Arial" w:cs="Arial"/>
-          <w:sz w:val="20"/>
-          <w:szCs w:val="20"/>
-        </w:rPr>
-        <w:t xml:space="preserve"> lista, 200</w:t>
-      </w:r>
-    </w:p>
-    <w:p>
-      <w:pPr>
-        <w:rPr>
-          <w:rFonts w:ascii="Arial" w:hAnsi="Arial" w:cs="Arial"/>
-          <w:sz w:val="20"/>
-          <w:szCs w:val="20"/>
-        </w:rPr>
-      </w:pPr>
-    </w:p>
-    <w:p>
-      <w:pPr>
-        <w:rPr>
-          <w:rFonts w:ascii="Arial" w:hAnsi="Arial" w:cs="Arial"/>
-          <w:sz w:val="20"/>
-          <w:szCs w:val="20"/>
-        </w:rPr>
-      </w:pPr>
-      <w:r>
-        <w:rPr>
-          <w:rFonts w:ascii="Arial" w:hAnsi="Arial" w:cs="Arial"/>
-          <w:sz w:val="20"/>
-          <w:szCs w:val="20"/>
-        </w:rPr>
-        <w:t xml:space="preserve">## Método GET Filtrar y ordenar registros de </w:t>
-      </w:r>
-      <w:proofErr w:type="spellStart"/>
-      <w:r>
-        <w:rPr>
-          <w:rFonts w:ascii="Arial" w:hAnsi="Arial" w:cs="Arial"/>
-          <w:sz w:val="20"/>
-          <w:szCs w:val="20"/>
-        </w:rPr>
-        <w:t>Jugador_Partido</w:t>
-      </w:r>
-      <w:proofErr w:type="spellEnd"/>
-    </w:p>
-    <w:p>
-      <w:pPr>
-        <w:rPr>
-          <w:rFonts w:ascii="Arial" w:hAnsi="Arial" w:cs="Arial"/>
-          <w:sz w:val="20"/>
-          <w:szCs w:val="20"/>
-        </w:rPr>
-      </w:pPr>
-      <w:proofErr w:type="spellStart"/>
-      <w:r>
-        <w:rPr>
-          <w:rFonts w:ascii="Arial" w:hAnsi="Arial" w:cs="Arial"/>
-          <w:sz w:val="20"/>
-          <w:szCs w:val="20"/>
-        </w:rPr>
-        <w:t>def</w:t>
-      </w:r>
-      <w:proofErr w:type="spellEnd"/>
-      <w:r>
-        <w:rPr>
-          <w:rFonts w:ascii="Arial" w:hAnsi="Arial" w:cs="Arial"/>
-          <w:sz w:val="20"/>
-          <w:szCs w:val="20"/>
-        </w:rPr>
-        <w:t xml:space="preserve"> </w:t>
-      </w:r>
-      <w:proofErr w:type="spellStart"/>
-      <w:r>
-        <w:rPr>
-          <w:rFonts w:ascii="Arial" w:hAnsi="Arial" w:cs="Arial"/>
-          <w:sz w:val="20"/>
-          <w:szCs w:val="20"/>
-        </w:rPr>
-        <w:t>filtrar_jugador_partido_</w:t>
-      </w:r>
-      <w:proofErr w:type="gramStart"/>
-      <w:r>
-        <w:rPr>
-          <w:rFonts w:ascii="Arial" w:hAnsi="Arial" w:cs="Arial"/>
-          <w:sz w:val="20"/>
-          <w:szCs w:val="20"/>
-        </w:rPr>
-        <w:t>logica</w:t>
-      </w:r>
-      <w:proofErr w:type="spellEnd"/>
-      <w:r>
-        <w:rPr>
-          <w:rFonts w:ascii="Arial" w:hAnsi="Arial" w:cs="Arial"/>
-          <w:sz w:val="20"/>
-          <w:szCs w:val="20"/>
-        </w:rPr>
-        <w:t>(</w:t>
-      </w:r>
-      <w:proofErr w:type="spellStart"/>
-      <w:proofErr w:type="gramEnd"/>
+      <w:proofErr w:type="spellStart"/>
       <w:r>
         <w:rPr>
           <w:rFonts w:ascii="Arial" w:hAnsi="Arial" w:cs="Arial"/>
@@ -13534,7 +13287,6 @@
         <w:t xml:space="preserve">        consulta = </w:t>
       </w:r>
       <w:proofErr w:type="spellStart"/>
-      <w:proofErr w:type="gramStart"/>
       <w:r>
         <w:rPr>
           <w:rFonts w:ascii="Arial" w:hAnsi="Arial" w:cs="Arial"/>
@@ -13544,7 +13296,6 @@
         <w:t>consulta.filter</w:t>
       </w:r>
       <w:proofErr w:type="spellEnd"/>
-      <w:proofErr w:type="gramEnd"/>
       <w:r>
         <w:rPr>
           <w:rFonts w:ascii="Arial" w:hAnsi="Arial" w:cs="Arial"/>
@@ -13660,7 +13411,6 @@
         <w:t xml:space="preserve">        consulta = </w:t>
       </w:r>
       <w:proofErr w:type="spellStart"/>
-      <w:proofErr w:type="gramStart"/>
       <w:r>
         <w:rPr>
           <w:rFonts w:ascii="Arial" w:hAnsi="Arial" w:cs="Arial"/>
@@ -13670,7 +13420,6 @@
         <w:t>consulta.filter</w:t>
       </w:r>
       <w:proofErr w:type="spellEnd"/>
-      <w:proofErr w:type="gramEnd"/>
       <w:r>
         <w:rPr>
           <w:rFonts w:ascii="Arial" w:hAnsi="Arial" w:cs="Arial"/>
@@ -14121,7 +13870,6 @@
         <w:t xml:space="preserve">columna = </w:t>
       </w:r>
       <w:proofErr w:type="spellStart"/>
-      <w:proofErr w:type="gramStart"/>
       <w:r>
         <w:rPr>
           <w:rFonts w:ascii="Arial" w:hAnsi="Arial" w:cs="Arial"/>
@@ -14140,7 +13888,6 @@
         <w:t>(</w:t>
       </w:r>
       <w:proofErr w:type="spellStart"/>
-      <w:proofErr w:type="gramEnd"/>
       <w:r>
         <w:rPr>
           <w:rFonts w:ascii="Arial" w:hAnsi="Arial" w:cs="Arial"/>
@@ -14263,25 +14010,14 @@
         <w:t xml:space="preserve">            consulta = </w:t>
       </w:r>
       <w:proofErr w:type="spellStart"/>
-      <w:proofErr w:type="gramStart"/>
-      <w:r>
-        <w:rPr>
-          <w:rFonts w:ascii="Arial" w:hAnsi="Arial" w:cs="Arial"/>
-          <w:sz w:val="20"/>
-          <w:szCs w:val="20"/>
-          <w:lang w:val="en-GB"/>
-        </w:rPr>
-        <w:t>consulta.order</w:t>
-      </w:r>
-      <w:proofErr w:type="gramEnd"/>
-      <w:r>
-        <w:rPr>
-          <w:rFonts w:ascii="Arial" w:hAnsi="Arial" w:cs="Arial"/>
-          <w:sz w:val="20"/>
-          <w:szCs w:val="20"/>
-          <w:lang w:val="en-GB"/>
-        </w:rPr>
-        <w:t>_by</w:t>
+      <w:r>
+        <w:rPr>
+          <w:rFonts w:ascii="Arial" w:hAnsi="Arial" w:cs="Arial"/>
+          <w:sz w:val="20"/>
+          <w:szCs w:val="20"/>
+          <w:lang w:val="en-GB"/>
+        </w:rPr>
+        <w:t>consulta.order_by</w:t>
       </w:r>
       <w:proofErr w:type="spellEnd"/>
       <w:r>
@@ -14339,6 +14075,7 @@
           <w:rFonts w:ascii="Arial" w:hAnsi="Arial" w:cs="Arial"/>
           <w:sz w:val="20"/>
           <w:szCs w:val="20"/>
+          <w:lang w:val="en-GB"/>
         </w:rPr>
       </w:pPr>
       <w:r>
@@ -14355,34 +14092,27 @@
           <w:rFonts w:ascii="Arial" w:hAnsi="Arial" w:cs="Arial"/>
           <w:sz w:val="20"/>
           <w:szCs w:val="20"/>
+          <w:lang w:val="en-GB"/>
         </w:rPr>
         <w:t xml:space="preserve">consulta = </w:t>
       </w:r>
       <w:proofErr w:type="spellStart"/>
-      <w:proofErr w:type="gramStart"/>
-      <w:r>
-        <w:rPr>
-          <w:rFonts w:ascii="Arial" w:hAnsi="Arial" w:cs="Arial"/>
-          <w:sz w:val="20"/>
-          <w:szCs w:val="20"/>
-        </w:rPr>
-        <w:t>consulta.order</w:t>
-      </w:r>
-      <w:proofErr w:type="gramEnd"/>
-      <w:r>
-        <w:rPr>
-          <w:rFonts w:ascii="Arial" w:hAnsi="Arial" w:cs="Arial"/>
-          <w:sz w:val="20"/>
-          <w:szCs w:val="20"/>
-        </w:rPr>
-        <w:t>_by</w:t>
-      </w:r>
-      <w:proofErr w:type="spellEnd"/>
-      <w:r>
-        <w:rPr>
-          <w:rFonts w:ascii="Arial" w:hAnsi="Arial" w:cs="Arial"/>
-          <w:sz w:val="20"/>
-          <w:szCs w:val="20"/>
+      <w:r>
+        <w:rPr>
+          <w:rFonts w:ascii="Arial" w:hAnsi="Arial" w:cs="Arial"/>
+          <w:sz w:val="20"/>
+          <w:szCs w:val="20"/>
+          <w:lang w:val="en-GB"/>
+        </w:rPr>
+        <w:t>consulta.order_by</w:t>
+      </w:r>
+      <w:proofErr w:type="spellEnd"/>
+      <w:r>
+        <w:rPr>
+          <w:rFonts w:ascii="Arial" w:hAnsi="Arial" w:cs="Arial"/>
+          <w:sz w:val="20"/>
+          <w:szCs w:val="20"/>
+          <w:lang w:val="en-GB"/>
         </w:rPr>
         <w:t>(</w:t>
       </w:r>
@@ -14392,6 +14122,7 @@
           <w:rFonts w:ascii="Arial" w:hAnsi="Arial" w:cs="Arial"/>
           <w:sz w:val="20"/>
           <w:szCs w:val="20"/>
+          <w:lang w:val="en-GB"/>
         </w:rPr>
         <w:t>columna.desc</w:t>
       </w:r>
@@ -14401,6 +14132,7 @@
           <w:rFonts w:ascii="Arial" w:hAnsi="Arial" w:cs="Arial"/>
           <w:sz w:val="20"/>
           <w:szCs w:val="20"/>
+          <w:lang w:val="en-GB"/>
         </w:rPr>
         <w:t>())</w:t>
       </w:r>
@@ -14411,13 +14143,15 @@
           <w:rFonts w:ascii="Arial" w:hAnsi="Arial" w:cs="Arial"/>
           <w:sz w:val="20"/>
           <w:szCs w:val="20"/>
-        </w:rPr>
-      </w:pPr>
-      <w:r>
-        <w:rPr>
-          <w:rFonts w:ascii="Arial" w:hAnsi="Arial" w:cs="Arial"/>
-          <w:sz w:val="20"/>
-          <w:szCs w:val="20"/>
+          <w:lang w:val="en-GB"/>
+        </w:rPr>
+      </w:pPr>
+      <w:r>
+        <w:rPr>
+          <w:rFonts w:ascii="Arial" w:hAnsi="Arial" w:cs="Arial"/>
+          <w:sz w:val="20"/>
+          <w:szCs w:val="20"/>
+          <w:lang w:val="en-GB"/>
         </w:rPr>
         <w:t xml:space="preserve">    </w:t>
       </w:r>
@@ -14435,6 +14169,7 @@
           <w:rFonts w:ascii="Arial" w:hAnsi="Arial" w:cs="Arial"/>
           <w:sz w:val="20"/>
           <w:szCs w:val="20"/>
+          <w:lang w:val="en-GB"/>
         </w:rPr>
         <w:t xml:space="preserve">    </w:t>
       </w:r>
@@ -14447,7 +14182,6 @@
         <w:t xml:space="preserve">registros = </w:t>
       </w:r>
       <w:proofErr w:type="spellStart"/>
-      <w:proofErr w:type="gramStart"/>
       <w:r>
         <w:rPr>
           <w:rFonts w:ascii="Arial" w:hAnsi="Arial" w:cs="Arial"/>
@@ -14463,16 +14197,7 @@
           <w:sz w:val="20"/>
           <w:szCs w:val="20"/>
         </w:rPr>
-        <w:t>(</w:t>
-      </w:r>
-      <w:proofErr w:type="gramEnd"/>
-      <w:r>
-        <w:rPr>
-          <w:rFonts w:ascii="Arial" w:hAnsi="Arial" w:cs="Arial"/>
-          <w:sz w:val="20"/>
-          <w:szCs w:val="20"/>
-        </w:rPr>
-        <w:t>)</w:t>
+        <w:t>()</w:t>
       </w:r>
     </w:p>
     <w:p>
@@ -14544,7 +14269,6 @@
         <w:t xml:space="preserve">        </w:t>
       </w:r>
       <w:proofErr w:type="spellStart"/>
-      <w:proofErr w:type="gramStart"/>
       <w:r>
         <w:rPr>
           <w:rFonts w:ascii="Arial" w:hAnsi="Arial" w:cs="Arial"/>
@@ -14554,7 +14278,6 @@
         <w:t>lista.append</w:t>
       </w:r>
       <w:proofErr w:type="spellEnd"/>
-      <w:proofErr w:type="gramEnd"/>
       <w:r>
         <w:rPr>
           <w:rFonts w:ascii="Arial" w:hAnsi="Arial" w:cs="Arial"/>
@@ -14652,23 +14375,13 @@
         <w:t xml:space="preserve">": </w:t>
       </w:r>
       <w:proofErr w:type="spellStart"/>
-      <w:proofErr w:type="gramStart"/>
-      <w:r>
-        <w:rPr>
-          <w:rFonts w:ascii="Arial" w:hAnsi="Arial" w:cs="Arial"/>
-          <w:sz w:val="20"/>
-          <w:szCs w:val="20"/>
-        </w:rPr>
-        <w:t>reg.jugador</w:t>
-      </w:r>
-      <w:proofErr w:type="gramEnd"/>
-      <w:r>
-        <w:rPr>
-          <w:rFonts w:ascii="Arial" w:hAnsi="Arial" w:cs="Arial"/>
-          <w:sz w:val="20"/>
-          <w:szCs w:val="20"/>
-        </w:rPr>
-        <w:t>_id</w:t>
+      <w:r>
+        <w:rPr>
+          <w:rFonts w:ascii="Arial" w:hAnsi="Arial" w:cs="Arial"/>
+          <w:sz w:val="20"/>
+          <w:szCs w:val="20"/>
+        </w:rPr>
+        <w:t>reg.jugador_id</w:t>
       </w:r>
       <w:proofErr w:type="spellEnd"/>
       <w:r>
@@ -14715,23 +14428,13 @@
         <w:t xml:space="preserve">": </w:t>
       </w:r>
       <w:proofErr w:type="spellStart"/>
-      <w:proofErr w:type="gramStart"/>
-      <w:r>
-        <w:rPr>
-          <w:rFonts w:ascii="Arial" w:hAnsi="Arial" w:cs="Arial"/>
-          <w:sz w:val="20"/>
-          <w:szCs w:val="20"/>
-        </w:rPr>
-        <w:t>reg.enfrentamiento</w:t>
-      </w:r>
-      <w:proofErr w:type="gramEnd"/>
-      <w:r>
-        <w:rPr>
-          <w:rFonts w:ascii="Arial" w:hAnsi="Arial" w:cs="Arial"/>
-          <w:sz w:val="20"/>
-          <w:szCs w:val="20"/>
-        </w:rPr>
-        <w:t>_id</w:t>
+      <w:r>
+        <w:rPr>
+          <w:rFonts w:ascii="Arial" w:hAnsi="Arial" w:cs="Arial"/>
+          <w:sz w:val="20"/>
+          <w:szCs w:val="20"/>
+        </w:rPr>
+        <w:t>reg.enfrentamiento_id</w:t>
       </w:r>
       <w:proofErr w:type="spellEnd"/>
       <w:r>
@@ -14779,23 +14482,13 @@
         <w:t xml:space="preserve">": </w:t>
       </w:r>
       <w:proofErr w:type="spellStart"/>
-      <w:proofErr w:type="gramStart"/>
-      <w:r>
-        <w:rPr>
-          <w:rFonts w:ascii="Arial" w:hAnsi="Arial" w:cs="Arial"/>
-          <w:sz w:val="20"/>
-          <w:szCs w:val="20"/>
-        </w:rPr>
-        <w:t>reg.minutos</w:t>
-      </w:r>
-      <w:proofErr w:type="gramEnd"/>
-      <w:r>
-        <w:rPr>
-          <w:rFonts w:ascii="Arial" w:hAnsi="Arial" w:cs="Arial"/>
-          <w:sz w:val="20"/>
-          <w:szCs w:val="20"/>
-        </w:rPr>
-        <w:t>_jugados</w:t>
+      <w:r>
+        <w:rPr>
+          <w:rFonts w:ascii="Arial" w:hAnsi="Arial" w:cs="Arial"/>
+          <w:sz w:val="20"/>
+          <w:szCs w:val="20"/>
+        </w:rPr>
+        <w:t>reg.minutos_jugados</w:t>
       </w:r>
       <w:proofErr w:type="spellEnd"/>
       <w:r>
@@ -14824,7 +14517,6 @@
         <w:t xml:space="preserve">            "puntos": </w:t>
       </w:r>
       <w:proofErr w:type="spellStart"/>
-      <w:proofErr w:type="gramStart"/>
       <w:r>
         <w:rPr>
           <w:rFonts w:ascii="Arial" w:hAnsi="Arial" w:cs="Arial"/>
@@ -14834,7 +14526,6 @@
         <w:t>reg.puntos</w:t>
       </w:r>
       <w:proofErr w:type="spellEnd"/>
-      <w:proofErr w:type="gramEnd"/>
       <w:r>
         <w:rPr>
           <w:rFonts w:ascii="Arial" w:hAnsi="Arial" w:cs="Arial"/>
@@ -14861,7 +14552,6 @@
         <w:t xml:space="preserve">            "asistencias": </w:t>
       </w:r>
       <w:proofErr w:type="spellStart"/>
-      <w:proofErr w:type="gramStart"/>
       <w:r>
         <w:rPr>
           <w:rFonts w:ascii="Arial" w:hAnsi="Arial" w:cs="Arial"/>
@@ -14871,7 +14561,6 @@
         <w:t>reg.asistencias</w:t>
       </w:r>
       <w:proofErr w:type="spellEnd"/>
-      <w:proofErr w:type="gramEnd"/>
       <w:r>
         <w:rPr>
           <w:rFonts w:ascii="Arial" w:hAnsi="Arial" w:cs="Arial"/>
@@ -14916,23 +14605,13 @@
         <w:t xml:space="preserve">": </w:t>
       </w:r>
       <w:proofErr w:type="spellStart"/>
-      <w:proofErr w:type="gramStart"/>
-      <w:r>
-        <w:rPr>
-          <w:rFonts w:ascii="Arial" w:hAnsi="Arial" w:cs="Arial"/>
-          <w:sz w:val="20"/>
-          <w:szCs w:val="20"/>
-        </w:rPr>
-        <w:t>reg.rebotes</w:t>
-      </w:r>
-      <w:proofErr w:type="gramEnd"/>
-      <w:r>
-        <w:rPr>
-          <w:rFonts w:ascii="Arial" w:hAnsi="Arial" w:cs="Arial"/>
-          <w:sz w:val="20"/>
-          <w:szCs w:val="20"/>
-        </w:rPr>
-        <w:t>_ofensivos</w:t>
+      <w:r>
+        <w:rPr>
+          <w:rFonts w:ascii="Arial" w:hAnsi="Arial" w:cs="Arial"/>
+          <w:sz w:val="20"/>
+          <w:szCs w:val="20"/>
+        </w:rPr>
+        <w:t>reg.rebotes_ofensivos</w:t>
       </w:r>
       <w:proofErr w:type="spellEnd"/>
       <w:r>
@@ -14979,23 +14658,13 @@
         <w:t xml:space="preserve">": </w:t>
       </w:r>
       <w:proofErr w:type="spellStart"/>
-      <w:proofErr w:type="gramStart"/>
-      <w:r>
-        <w:rPr>
-          <w:rFonts w:ascii="Arial" w:hAnsi="Arial" w:cs="Arial"/>
-          <w:sz w:val="20"/>
-          <w:szCs w:val="20"/>
-        </w:rPr>
-        <w:t>reg.rebotes</w:t>
-      </w:r>
-      <w:proofErr w:type="gramEnd"/>
-      <w:r>
-        <w:rPr>
-          <w:rFonts w:ascii="Arial" w:hAnsi="Arial" w:cs="Arial"/>
-          <w:sz w:val="20"/>
-          <w:szCs w:val="20"/>
-        </w:rPr>
-        <w:t>_defensivos</w:t>
+      <w:r>
+        <w:rPr>
+          <w:rFonts w:ascii="Arial" w:hAnsi="Arial" w:cs="Arial"/>
+          <w:sz w:val="20"/>
+          <w:szCs w:val="20"/>
+        </w:rPr>
+        <w:t>reg.rebotes_defensivos</w:t>
       </w:r>
       <w:proofErr w:type="spellEnd"/>
       <w:r>
@@ -15024,7 +14693,6 @@
         <w:t xml:space="preserve">            "robos": </w:t>
       </w:r>
       <w:proofErr w:type="spellStart"/>
-      <w:proofErr w:type="gramStart"/>
       <w:r>
         <w:rPr>
           <w:rFonts w:ascii="Arial" w:hAnsi="Arial" w:cs="Arial"/>
@@ -15034,7 +14702,6 @@
         <w:t>reg.robos</w:t>
       </w:r>
       <w:proofErr w:type="spellEnd"/>
-      <w:proofErr w:type="gramEnd"/>
       <w:r>
         <w:rPr>
           <w:rFonts w:ascii="Arial" w:hAnsi="Arial" w:cs="Arial"/>
@@ -15061,7 +14728,6 @@
         <w:t xml:space="preserve">            "tapones": </w:t>
       </w:r>
       <w:proofErr w:type="spellStart"/>
-      <w:proofErr w:type="gramStart"/>
       <w:r>
         <w:rPr>
           <w:rFonts w:ascii="Arial" w:hAnsi="Arial" w:cs="Arial"/>
@@ -15071,7 +14737,6 @@
         <w:t>reg.tapones</w:t>
       </w:r>
       <w:proofErr w:type="spellEnd"/>
-      <w:proofErr w:type="gramEnd"/>
       <w:r>
         <w:rPr>
           <w:rFonts w:ascii="Arial" w:hAnsi="Arial" w:cs="Arial"/>
@@ -15116,23 +14781,13 @@
         <w:t xml:space="preserve">": </w:t>
       </w:r>
       <w:proofErr w:type="spellStart"/>
-      <w:proofErr w:type="gramStart"/>
-      <w:r>
-        <w:rPr>
-          <w:rFonts w:ascii="Arial" w:hAnsi="Arial" w:cs="Arial"/>
-          <w:sz w:val="20"/>
-          <w:szCs w:val="20"/>
-        </w:rPr>
-        <w:t>reg.perdidas</w:t>
-      </w:r>
-      <w:proofErr w:type="gramEnd"/>
-      <w:r>
-        <w:rPr>
-          <w:rFonts w:ascii="Arial" w:hAnsi="Arial" w:cs="Arial"/>
-          <w:sz w:val="20"/>
-          <w:szCs w:val="20"/>
-        </w:rPr>
-        <w:t>_balon</w:t>
+      <w:r>
+        <w:rPr>
+          <w:rFonts w:ascii="Arial" w:hAnsi="Arial" w:cs="Arial"/>
+          <w:sz w:val="20"/>
+          <w:szCs w:val="20"/>
+        </w:rPr>
+        <w:t>reg.perdidas_balon</w:t>
       </w:r>
       <w:proofErr w:type="spellEnd"/>
       <w:r>
@@ -15179,23 +14834,13 @@
         <w:t xml:space="preserve">": </w:t>
       </w:r>
       <w:proofErr w:type="spellStart"/>
-      <w:proofErr w:type="gramStart"/>
-      <w:r>
-        <w:rPr>
-          <w:rFonts w:ascii="Arial" w:hAnsi="Arial" w:cs="Arial"/>
-          <w:sz w:val="20"/>
-          <w:szCs w:val="20"/>
-        </w:rPr>
-        <w:t>reg.faltas</w:t>
-      </w:r>
-      <w:proofErr w:type="gramEnd"/>
-      <w:r>
-        <w:rPr>
-          <w:rFonts w:ascii="Arial" w:hAnsi="Arial" w:cs="Arial"/>
-          <w:sz w:val="20"/>
-          <w:szCs w:val="20"/>
-        </w:rPr>
-        <w:t>_cometidas</w:t>
+      <w:r>
+        <w:rPr>
+          <w:rFonts w:ascii="Arial" w:hAnsi="Arial" w:cs="Arial"/>
+          <w:sz w:val="20"/>
+          <w:szCs w:val="20"/>
+        </w:rPr>
+        <w:t>reg.faltas_cometidas</w:t>
       </w:r>
       <w:proofErr w:type="spellEnd"/>
       <w:r>
@@ -15242,23 +14887,13 @@
         <w:t xml:space="preserve">": </w:t>
       </w:r>
       <w:proofErr w:type="spellStart"/>
-      <w:proofErr w:type="gramStart"/>
-      <w:r>
-        <w:rPr>
-          <w:rFonts w:ascii="Arial" w:hAnsi="Arial" w:cs="Arial"/>
-          <w:sz w:val="20"/>
-          <w:szCs w:val="20"/>
-        </w:rPr>
-        <w:t>reg.faltas</w:t>
-      </w:r>
-      <w:proofErr w:type="gramEnd"/>
-      <w:r>
-        <w:rPr>
-          <w:rFonts w:ascii="Arial" w:hAnsi="Arial" w:cs="Arial"/>
-          <w:sz w:val="20"/>
-          <w:szCs w:val="20"/>
-        </w:rPr>
-        <w:t>_recibidas</w:t>
+      <w:r>
+        <w:rPr>
+          <w:rFonts w:ascii="Arial" w:hAnsi="Arial" w:cs="Arial"/>
+          <w:sz w:val="20"/>
+          <w:szCs w:val="20"/>
+        </w:rPr>
+        <w:t>reg.faltas_recibidas</w:t>
       </w:r>
       <w:proofErr w:type="spellEnd"/>
       <w:r>
@@ -15305,23 +14940,13 @@
         <w:t xml:space="preserve">": </w:t>
       </w:r>
       <w:proofErr w:type="spellStart"/>
-      <w:proofErr w:type="gramStart"/>
-      <w:r>
-        <w:rPr>
-          <w:rFonts w:ascii="Arial" w:hAnsi="Arial" w:cs="Arial"/>
-          <w:sz w:val="20"/>
-          <w:szCs w:val="20"/>
-        </w:rPr>
-        <w:t>reg.porcentaje</w:t>
-      </w:r>
-      <w:proofErr w:type="gramEnd"/>
-      <w:r>
-        <w:rPr>
-          <w:rFonts w:ascii="Arial" w:hAnsi="Arial" w:cs="Arial"/>
-          <w:sz w:val="20"/>
-          <w:szCs w:val="20"/>
-        </w:rPr>
-        <w:t>_tiros_de_campo</w:t>
+      <w:r>
+        <w:rPr>
+          <w:rFonts w:ascii="Arial" w:hAnsi="Arial" w:cs="Arial"/>
+          <w:sz w:val="20"/>
+          <w:szCs w:val="20"/>
+        </w:rPr>
+        <w:t>reg.porcentaje_tiros_de_campo</w:t>
       </w:r>
       <w:proofErr w:type="spellEnd"/>
       <w:r>
@@ -15368,23 +14993,13 @@
         <w:t xml:space="preserve">": </w:t>
       </w:r>
       <w:proofErr w:type="spellStart"/>
-      <w:proofErr w:type="gramStart"/>
-      <w:r>
-        <w:rPr>
-          <w:rFonts w:ascii="Arial" w:hAnsi="Arial" w:cs="Arial"/>
-          <w:sz w:val="20"/>
-          <w:szCs w:val="20"/>
-        </w:rPr>
-        <w:t>reg.porcentaje</w:t>
-      </w:r>
-      <w:proofErr w:type="gramEnd"/>
-      <w:r>
-        <w:rPr>
-          <w:rFonts w:ascii="Arial" w:hAnsi="Arial" w:cs="Arial"/>
-          <w:sz w:val="20"/>
-          <w:szCs w:val="20"/>
-        </w:rPr>
-        <w:t>_triples</w:t>
+      <w:r>
+        <w:rPr>
+          <w:rFonts w:ascii="Arial" w:hAnsi="Arial" w:cs="Arial"/>
+          <w:sz w:val="20"/>
+          <w:szCs w:val="20"/>
+        </w:rPr>
+        <w:t>reg.porcentaje_triples</w:t>
       </w:r>
       <w:proofErr w:type="spellEnd"/>
       <w:r>
@@ -15431,23 +15046,13 @@
         <w:t xml:space="preserve">": </w:t>
       </w:r>
       <w:proofErr w:type="spellStart"/>
-      <w:proofErr w:type="gramStart"/>
-      <w:r>
-        <w:rPr>
-          <w:rFonts w:ascii="Arial" w:hAnsi="Arial" w:cs="Arial"/>
-          <w:sz w:val="20"/>
-          <w:szCs w:val="20"/>
-        </w:rPr>
-        <w:t>reg.porcentaje</w:t>
-      </w:r>
-      <w:proofErr w:type="gramEnd"/>
-      <w:r>
-        <w:rPr>
-          <w:rFonts w:ascii="Arial" w:hAnsi="Arial" w:cs="Arial"/>
-          <w:sz w:val="20"/>
-          <w:szCs w:val="20"/>
-        </w:rPr>
-        <w:t>_tiros_libres</w:t>
+      <w:r>
+        <w:rPr>
+          <w:rFonts w:ascii="Arial" w:hAnsi="Arial" w:cs="Arial"/>
+          <w:sz w:val="20"/>
+          <w:szCs w:val="20"/>
+        </w:rPr>
+        <w:t>reg.porcentaje_tiros_libres</w:t>
       </w:r>
       <w:proofErr w:type="spellEnd"/>
     </w:p>
@@ -15642,16 +15247,7 @@
           <w:sz w:val="20"/>
           <w:szCs w:val="20"/>
         </w:rPr>
-        <w:t>Jugador_</w:t>
-      </w:r>
-      <w:proofErr w:type="gramStart"/>
-      <w:r>
-        <w:rPr>
-          <w:rFonts w:ascii="Arial" w:hAnsi="Arial" w:cs="Arial"/>
-          <w:sz w:val="20"/>
-          <w:szCs w:val="20"/>
-        </w:rPr>
-        <w:t>Partido</w:t>
+        <w:t>Jugador_Partido</w:t>
       </w:r>
       <w:proofErr w:type="spellEnd"/>
       <w:r>
@@ -15662,7 +15258,6 @@
         </w:rPr>
         <w:t>(</w:t>
       </w:r>
-      <w:proofErr w:type="gramEnd"/>
     </w:p>
     <w:p>
       <w:pPr>
@@ -16680,6 +16275,7 @@
           <w:rFonts w:ascii="Arial" w:hAnsi="Arial" w:cs="Arial"/>
           <w:sz w:val="20"/>
           <w:szCs w:val="20"/>
+          <w:lang w:val="en-GB"/>
         </w:rPr>
       </w:pPr>
       <w:r>
@@ -16695,6 +16291,7 @@
           <w:rFonts w:ascii="Arial" w:hAnsi="Arial" w:cs="Arial"/>
           <w:sz w:val="20"/>
           <w:szCs w:val="20"/>
+          <w:lang w:val="en-GB"/>
         </w:rPr>
         <w:t>)</w:t>
       </w:r>
@@ -16705,13 +16302,15 @@
           <w:rFonts w:ascii="Arial" w:hAnsi="Arial" w:cs="Arial"/>
           <w:sz w:val="20"/>
           <w:szCs w:val="20"/>
-        </w:rPr>
-      </w:pPr>
-      <w:r>
-        <w:rPr>
-          <w:rFonts w:ascii="Arial" w:hAnsi="Arial" w:cs="Arial"/>
-          <w:sz w:val="20"/>
-          <w:szCs w:val="20"/>
+          <w:lang w:val="en-GB"/>
+        </w:rPr>
+      </w:pPr>
+      <w:r>
+        <w:rPr>
+          <w:rFonts w:ascii="Arial" w:hAnsi="Arial" w:cs="Arial"/>
+          <w:sz w:val="20"/>
+          <w:szCs w:val="20"/>
+          <w:lang w:val="en-GB"/>
         </w:rPr>
         <w:t xml:space="preserve">    </w:t>
       </w:r>
@@ -16721,6 +16320,7 @@
           <w:rFonts w:ascii="Arial" w:hAnsi="Arial" w:cs="Arial"/>
           <w:sz w:val="20"/>
           <w:szCs w:val="20"/>
+          <w:lang w:val="en-GB"/>
         </w:rPr>
         <w:t>db.session.add</w:t>
       </w:r>
@@ -16730,6 +16330,7 @@
           <w:rFonts w:ascii="Arial" w:hAnsi="Arial" w:cs="Arial"/>
           <w:sz w:val="20"/>
           <w:szCs w:val="20"/>
+          <w:lang w:val="en-GB"/>
         </w:rPr>
         <w:t>(</w:t>
       </w:r>
@@ -16739,6 +16340,7 @@
           <w:rFonts w:ascii="Arial" w:hAnsi="Arial" w:cs="Arial"/>
           <w:sz w:val="20"/>
           <w:szCs w:val="20"/>
+          <w:lang w:val="en-GB"/>
         </w:rPr>
         <w:t>nuevo_registro</w:t>
       </w:r>
@@ -16748,6 +16350,7 @@
           <w:rFonts w:ascii="Arial" w:hAnsi="Arial" w:cs="Arial"/>
           <w:sz w:val="20"/>
           <w:szCs w:val="20"/>
+          <w:lang w:val="en-GB"/>
         </w:rPr>
         <w:t>)</w:t>
       </w:r>
@@ -16758,41 +16361,35 @@
           <w:rFonts w:ascii="Arial" w:hAnsi="Arial" w:cs="Arial"/>
           <w:sz w:val="20"/>
           <w:szCs w:val="20"/>
-        </w:rPr>
-      </w:pPr>
-      <w:r>
-        <w:rPr>
-          <w:rFonts w:ascii="Arial" w:hAnsi="Arial" w:cs="Arial"/>
-          <w:sz w:val="20"/>
-          <w:szCs w:val="20"/>
+          <w:lang w:val="en-GB"/>
+        </w:rPr>
+      </w:pPr>
+      <w:r>
+        <w:rPr>
+          <w:rFonts w:ascii="Arial" w:hAnsi="Arial" w:cs="Arial"/>
+          <w:sz w:val="20"/>
+          <w:szCs w:val="20"/>
+          <w:lang w:val="en-GB"/>
         </w:rPr>
         <w:t xml:space="preserve">    </w:t>
       </w:r>
       <w:proofErr w:type="spellStart"/>
-      <w:proofErr w:type="gramStart"/>
-      <w:r>
-        <w:rPr>
-          <w:rFonts w:ascii="Arial" w:hAnsi="Arial" w:cs="Arial"/>
-          <w:sz w:val="20"/>
-          <w:szCs w:val="20"/>
-        </w:rPr>
-        <w:t>db.session</w:t>
-      </w:r>
-      <w:proofErr w:type="gramEnd"/>
-      <w:r>
-        <w:rPr>
-          <w:rFonts w:ascii="Arial" w:hAnsi="Arial" w:cs="Arial"/>
-          <w:sz w:val="20"/>
-          <w:szCs w:val="20"/>
-        </w:rPr>
-        <w:t>.commit</w:t>
-      </w:r>
-      <w:proofErr w:type="spellEnd"/>
-      <w:r>
-        <w:rPr>
-          <w:rFonts w:ascii="Arial" w:hAnsi="Arial" w:cs="Arial"/>
-          <w:sz w:val="20"/>
-          <w:szCs w:val="20"/>
+      <w:r>
+        <w:rPr>
+          <w:rFonts w:ascii="Arial" w:hAnsi="Arial" w:cs="Arial"/>
+          <w:sz w:val="20"/>
+          <w:szCs w:val="20"/>
+          <w:lang w:val="en-GB"/>
+        </w:rPr>
+        <w:t>db.session.commit</w:t>
+      </w:r>
+      <w:proofErr w:type="spellEnd"/>
+      <w:r>
+        <w:rPr>
+          <w:rFonts w:ascii="Arial" w:hAnsi="Arial" w:cs="Arial"/>
+          <w:sz w:val="20"/>
+          <w:szCs w:val="20"/>
+          <w:lang w:val="en-GB"/>
         </w:rPr>
         <w:t>()</w:t>
       </w:r>
@@ -16810,6 +16407,7 @@
           <w:rFonts w:ascii="Arial" w:hAnsi="Arial" w:cs="Arial"/>
           <w:sz w:val="20"/>
           <w:szCs w:val="20"/>
+          <w:lang w:val="en-GB"/>
         </w:rPr>
         <w:t xml:space="preserve">    </w:t>
       </w:r>
@@ -16954,16 +16552,7 @@
           <w:sz w:val="20"/>
           <w:szCs w:val="20"/>
         </w:rPr>
-        <w:t>actualizar_jugador_</w:t>
-      </w:r>
-      <w:proofErr w:type="gramStart"/>
-      <w:r>
-        <w:rPr>
-          <w:rFonts w:ascii="Arial" w:hAnsi="Arial" w:cs="Arial"/>
-          <w:sz w:val="20"/>
-          <w:szCs w:val="20"/>
-        </w:rPr>
-        <w:t>partido</w:t>
+        <w:t>actualizar_jugador_partido</w:t>
       </w:r>
       <w:proofErr w:type="spellEnd"/>
       <w:r>
@@ -16975,7 +16564,6 @@
         <w:t>(</w:t>
       </w:r>
       <w:proofErr w:type="spellStart"/>
-      <w:proofErr w:type="gramEnd"/>
       <w:r>
         <w:rPr>
           <w:rFonts w:ascii="Arial" w:hAnsi="Arial" w:cs="Arial"/>
@@ -17143,23 +16731,13 @@
         <w:t xml:space="preserve">    </w:t>
       </w:r>
       <w:proofErr w:type="spellStart"/>
-      <w:proofErr w:type="gramStart"/>
-      <w:r>
-        <w:rPr>
-          <w:rFonts w:ascii="Arial" w:hAnsi="Arial" w:cs="Arial"/>
-          <w:sz w:val="20"/>
-          <w:szCs w:val="20"/>
-        </w:rPr>
-        <w:t>registro.jugador</w:t>
-      </w:r>
-      <w:proofErr w:type="gramEnd"/>
-      <w:r>
-        <w:rPr>
-          <w:rFonts w:ascii="Arial" w:hAnsi="Arial" w:cs="Arial"/>
-          <w:sz w:val="20"/>
-          <w:szCs w:val="20"/>
-        </w:rPr>
-        <w:t>_id</w:t>
+      <w:r>
+        <w:rPr>
+          <w:rFonts w:ascii="Arial" w:hAnsi="Arial" w:cs="Arial"/>
+          <w:sz w:val="20"/>
+          <w:szCs w:val="20"/>
+        </w:rPr>
+        <w:t>registro.jugador_id</w:t>
       </w:r>
       <w:proofErr w:type="spellEnd"/>
       <w:r>
@@ -17242,23 +16820,13 @@
         <w:t xml:space="preserve">    </w:t>
       </w:r>
       <w:proofErr w:type="spellStart"/>
-      <w:proofErr w:type="gramStart"/>
-      <w:r>
-        <w:rPr>
-          <w:rFonts w:ascii="Arial" w:hAnsi="Arial" w:cs="Arial"/>
-          <w:sz w:val="20"/>
-          <w:szCs w:val="20"/>
-        </w:rPr>
-        <w:t>registro.enfrentamiento</w:t>
-      </w:r>
-      <w:proofErr w:type="gramEnd"/>
-      <w:r>
-        <w:rPr>
-          <w:rFonts w:ascii="Arial" w:hAnsi="Arial" w:cs="Arial"/>
-          <w:sz w:val="20"/>
-          <w:szCs w:val="20"/>
-        </w:rPr>
-        <w:t>_id</w:t>
+      <w:r>
+        <w:rPr>
+          <w:rFonts w:ascii="Arial" w:hAnsi="Arial" w:cs="Arial"/>
+          <w:sz w:val="20"/>
+          <w:szCs w:val="20"/>
+        </w:rPr>
+        <w:t>registro.enfrentamiento_id</w:t>
       </w:r>
       <w:proofErr w:type="spellEnd"/>
       <w:r>
@@ -17341,23 +16909,13 @@
         <w:t xml:space="preserve">    </w:t>
       </w:r>
       <w:proofErr w:type="spellStart"/>
-      <w:proofErr w:type="gramStart"/>
-      <w:r>
-        <w:rPr>
-          <w:rFonts w:ascii="Arial" w:hAnsi="Arial" w:cs="Arial"/>
-          <w:sz w:val="20"/>
-          <w:szCs w:val="20"/>
-        </w:rPr>
-        <w:t>registro.minutos</w:t>
-      </w:r>
-      <w:proofErr w:type="gramEnd"/>
-      <w:r>
-        <w:rPr>
-          <w:rFonts w:ascii="Arial" w:hAnsi="Arial" w:cs="Arial"/>
-          <w:sz w:val="20"/>
-          <w:szCs w:val="20"/>
-        </w:rPr>
-        <w:t>_jugados</w:t>
+      <w:r>
+        <w:rPr>
+          <w:rFonts w:ascii="Arial" w:hAnsi="Arial" w:cs="Arial"/>
+          <w:sz w:val="20"/>
+          <w:szCs w:val="20"/>
+        </w:rPr>
+        <w:t>registro.minutos_jugados</w:t>
       </w:r>
       <w:proofErr w:type="spellEnd"/>
       <w:r>
@@ -17440,7 +16998,6 @@
         <w:t xml:space="preserve">    </w:t>
       </w:r>
       <w:proofErr w:type="spellStart"/>
-      <w:proofErr w:type="gramStart"/>
       <w:r>
         <w:rPr>
           <w:rFonts w:ascii="Arial" w:hAnsi="Arial" w:cs="Arial"/>
@@ -17450,7 +17007,6 @@
         <w:t>registro.puntos</w:t>
       </w:r>
       <w:proofErr w:type="spellEnd"/>
-      <w:proofErr w:type="gramEnd"/>
       <w:r>
         <w:rPr>
           <w:rFonts w:ascii="Arial" w:hAnsi="Arial" w:cs="Arial"/>
@@ -17513,7 +17069,6 @@
         <w:t xml:space="preserve">    </w:t>
       </w:r>
       <w:proofErr w:type="spellStart"/>
-      <w:proofErr w:type="gramStart"/>
       <w:r>
         <w:rPr>
           <w:rFonts w:ascii="Arial" w:hAnsi="Arial" w:cs="Arial"/>
@@ -17523,7 +17078,6 @@
         <w:t>registro.asistencias</w:t>
       </w:r>
       <w:proofErr w:type="spellEnd"/>
-      <w:proofErr w:type="gramEnd"/>
       <w:r>
         <w:rPr>
           <w:rFonts w:ascii="Arial" w:hAnsi="Arial" w:cs="Arial"/>
@@ -17586,23 +17140,13 @@
         <w:t xml:space="preserve">    </w:t>
       </w:r>
       <w:proofErr w:type="spellStart"/>
-      <w:proofErr w:type="gramStart"/>
-      <w:r>
-        <w:rPr>
-          <w:rFonts w:ascii="Arial" w:hAnsi="Arial" w:cs="Arial"/>
-          <w:sz w:val="20"/>
-          <w:szCs w:val="20"/>
-        </w:rPr>
-        <w:t>registro.rebotes</w:t>
-      </w:r>
-      <w:proofErr w:type="gramEnd"/>
-      <w:r>
-        <w:rPr>
-          <w:rFonts w:ascii="Arial" w:hAnsi="Arial" w:cs="Arial"/>
-          <w:sz w:val="20"/>
-          <w:szCs w:val="20"/>
-        </w:rPr>
-        <w:t>_ofensivos</w:t>
+      <w:r>
+        <w:rPr>
+          <w:rFonts w:ascii="Arial" w:hAnsi="Arial" w:cs="Arial"/>
+          <w:sz w:val="20"/>
+          <w:szCs w:val="20"/>
+        </w:rPr>
+        <w:t>registro.rebotes_ofensivos</w:t>
       </w:r>
       <w:proofErr w:type="spellEnd"/>
       <w:r>
@@ -17685,23 +17229,13 @@
         <w:t xml:space="preserve">    </w:t>
       </w:r>
       <w:proofErr w:type="spellStart"/>
-      <w:proofErr w:type="gramStart"/>
-      <w:r>
-        <w:rPr>
-          <w:rFonts w:ascii="Arial" w:hAnsi="Arial" w:cs="Arial"/>
-          <w:sz w:val="20"/>
-          <w:szCs w:val="20"/>
-        </w:rPr>
-        <w:t>registro.rebotes</w:t>
-      </w:r>
-      <w:proofErr w:type="gramEnd"/>
-      <w:r>
-        <w:rPr>
-          <w:rFonts w:ascii="Arial" w:hAnsi="Arial" w:cs="Arial"/>
-          <w:sz w:val="20"/>
-          <w:szCs w:val="20"/>
-        </w:rPr>
-        <w:t>_defensivos</w:t>
+      <w:r>
+        <w:rPr>
+          <w:rFonts w:ascii="Arial" w:hAnsi="Arial" w:cs="Arial"/>
+          <w:sz w:val="20"/>
+          <w:szCs w:val="20"/>
+        </w:rPr>
+        <w:t>registro.rebotes_defensivos</w:t>
       </w:r>
       <w:proofErr w:type="spellEnd"/>
       <w:r>
@@ -17784,7 +17318,6 @@
         <w:t xml:space="preserve">    </w:t>
       </w:r>
       <w:proofErr w:type="spellStart"/>
-      <w:proofErr w:type="gramStart"/>
       <w:r>
         <w:rPr>
           <w:rFonts w:ascii="Arial" w:hAnsi="Arial" w:cs="Arial"/>
@@ -17794,7 +17327,6 @@
         <w:t>registro.robos</w:t>
       </w:r>
       <w:proofErr w:type="spellEnd"/>
-      <w:proofErr w:type="gramEnd"/>
       <w:r>
         <w:rPr>
           <w:rFonts w:ascii="Arial" w:hAnsi="Arial" w:cs="Arial"/>
@@ -17857,7 +17389,6 @@
         <w:t xml:space="preserve">    </w:t>
       </w:r>
       <w:proofErr w:type="spellStart"/>
-      <w:proofErr w:type="gramStart"/>
       <w:r>
         <w:rPr>
           <w:rFonts w:ascii="Arial" w:hAnsi="Arial" w:cs="Arial"/>
@@ -17867,7 +17398,6 @@
         <w:t>registro.tapones</w:t>
       </w:r>
       <w:proofErr w:type="spellEnd"/>
-      <w:proofErr w:type="gramEnd"/>
       <w:r>
         <w:rPr>
           <w:rFonts w:ascii="Arial" w:hAnsi="Arial" w:cs="Arial"/>
@@ -17930,23 +17460,13 @@
         <w:t xml:space="preserve">    </w:t>
       </w:r>
       <w:proofErr w:type="spellStart"/>
-      <w:proofErr w:type="gramStart"/>
-      <w:r>
-        <w:rPr>
-          <w:rFonts w:ascii="Arial" w:hAnsi="Arial" w:cs="Arial"/>
-          <w:sz w:val="20"/>
-          <w:szCs w:val="20"/>
-        </w:rPr>
-        <w:t>registro.perdidas</w:t>
-      </w:r>
-      <w:proofErr w:type="gramEnd"/>
-      <w:r>
-        <w:rPr>
-          <w:rFonts w:ascii="Arial" w:hAnsi="Arial" w:cs="Arial"/>
-          <w:sz w:val="20"/>
-          <w:szCs w:val="20"/>
-        </w:rPr>
-        <w:t>_balon</w:t>
+      <w:r>
+        <w:rPr>
+          <w:rFonts w:ascii="Arial" w:hAnsi="Arial" w:cs="Arial"/>
+          <w:sz w:val="20"/>
+          <w:szCs w:val="20"/>
+        </w:rPr>
+        <w:t>registro.perdidas_balon</w:t>
       </w:r>
       <w:proofErr w:type="spellEnd"/>
       <w:r>
@@ -18029,23 +17549,13 @@
         <w:t xml:space="preserve">    </w:t>
       </w:r>
       <w:proofErr w:type="spellStart"/>
-      <w:proofErr w:type="gramStart"/>
-      <w:r>
-        <w:rPr>
-          <w:rFonts w:ascii="Arial" w:hAnsi="Arial" w:cs="Arial"/>
-          <w:sz w:val="20"/>
-          <w:szCs w:val="20"/>
-        </w:rPr>
-        <w:t>registro.faltas</w:t>
-      </w:r>
-      <w:proofErr w:type="gramEnd"/>
-      <w:r>
-        <w:rPr>
-          <w:rFonts w:ascii="Arial" w:hAnsi="Arial" w:cs="Arial"/>
-          <w:sz w:val="20"/>
-          <w:szCs w:val="20"/>
-        </w:rPr>
-        <w:t>_cometidas</w:t>
+      <w:r>
+        <w:rPr>
+          <w:rFonts w:ascii="Arial" w:hAnsi="Arial" w:cs="Arial"/>
+          <w:sz w:val="20"/>
+          <w:szCs w:val="20"/>
+        </w:rPr>
+        <w:t>registro.faltas_cometidas</w:t>
       </w:r>
       <w:proofErr w:type="spellEnd"/>
       <w:r>
@@ -18128,23 +17638,13 @@
         <w:t xml:space="preserve">    </w:t>
       </w:r>
       <w:proofErr w:type="spellStart"/>
-      <w:proofErr w:type="gramStart"/>
-      <w:r>
-        <w:rPr>
-          <w:rFonts w:ascii="Arial" w:hAnsi="Arial" w:cs="Arial"/>
-          <w:sz w:val="20"/>
-          <w:szCs w:val="20"/>
-        </w:rPr>
-        <w:t>registro.faltas</w:t>
-      </w:r>
-      <w:proofErr w:type="gramEnd"/>
-      <w:r>
-        <w:rPr>
-          <w:rFonts w:ascii="Arial" w:hAnsi="Arial" w:cs="Arial"/>
-          <w:sz w:val="20"/>
-          <w:szCs w:val="20"/>
-        </w:rPr>
-        <w:t>_recibidas</w:t>
+      <w:r>
+        <w:rPr>
+          <w:rFonts w:ascii="Arial" w:hAnsi="Arial" w:cs="Arial"/>
+          <w:sz w:val="20"/>
+          <w:szCs w:val="20"/>
+        </w:rPr>
+        <w:t>registro.faltas_recibidas</w:t>
       </w:r>
       <w:proofErr w:type="spellEnd"/>
       <w:r>
@@ -18227,23 +17727,13 @@
         <w:t xml:space="preserve">    </w:t>
       </w:r>
       <w:proofErr w:type="spellStart"/>
-      <w:proofErr w:type="gramStart"/>
-      <w:r>
-        <w:rPr>
-          <w:rFonts w:ascii="Arial" w:hAnsi="Arial" w:cs="Arial"/>
-          <w:sz w:val="20"/>
-          <w:szCs w:val="20"/>
-        </w:rPr>
-        <w:t>registro.porcentaje</w:t>
-      </w:r>
-      <w:proofErr w:type="gramEnd"/>
-      <w:r>
-        <w:rPr>
-          <w:rFonts w:ascii="Arial" w:hAnsi="Arial" w:cs="Arial"/>
-          <w:sz w:val="20"/>
-          <w:szCs w:val="20"/>
-        </w:rPr>
-        <w:t>_tiros_de_campo</w:t>
+      <w:r>
+        <w:rPr>
+          <w:rFonts w:ascii="Arial" w:hAnsi="Arial" w:cs="Arial"/>
+          <w:sz w:val="20"/>
+          <w:szCs w:val="20"/>
+        </w:rPr>
+        <w:t>registro.porcentaje_tiros_de_campo</w:t>
       </w:r>
       <w:proofErr w:type="spellEnd"/>
       <w:r>
@@ -18326,23 +17816,13 @@
         <w:t xml:space="preserve">    </w:t>
       </w:r>
       <w:proofErr w:type="spellStart"/>
-      <w:proofErr w:type="gramStart"/>
-      <w:r>
-        <w:rPr>
-          <w:rFonts w:ascii="Arial" w:hAnsi="Arial" w:cs="Arial"/>
-          <w:sz w:val="20"/>
-          <w:szCs w:val="20"/>
-        </w:rPr>
-        <w:t>registro.porcentaje</w:t>
-      </w:r>
-      <w:proofErr w:type="gramEnd"/>
-      <w:r>
-        <w:rPr>
-          <w:rFonts w:ascii="Arial" w:hAnsi="Arial" w:cs="Arial"/>
-          <w:sz w:val="20"/>
-          <w:szCs w:val="20"/>
-        </w:rPr>
-        <w:t>_triples</w:t>
+      <w:r>
+        <w:rPr>
+          <w:rFonts w:ascii="Arial" w:hAnsi="Arial" w:cs="Arial"/>
+          <w:sz w:val="20"/>
+          <w:szCs w:val="20"/>
+        </w:rPr>
+        <w:t>registro.porcentaje_triples</w:t>
       </w:r>
       <w:proofErr w:type="spellEnd"/>
       <w:r>
@@ -18425,23 +17905,13 @@
         <w:t xml:space="preserve">    </w:t>
       </w:r>
       <w:proofErr w:type="spellStart"/>
-      <w:proofErr w:type="gramStart"/>
-      <w:r>
-        <w:rPr>
-          <w:rFonts w:ascii="Arial" w:hAnsi="Arial" w:cs="Arial"/>
-          <w:sz w:val="20"/>
-          <w:szCs w:val="20"/>
-        </w:rPr>
-        <w:t>registro.porcentaje</w:t>
-      </w:r>
-      <w:proofErr w:type="gramEnd"/>
-      <w:r>
-        <w:rPr>
-          <w:rFonts w:ascii="Arial" w:hAnsi="Arial" w:cs="Arial"/>
-          <w:sz w:val="20"/>
-          <w:szCs w:val="20"/>
-        </w:rPr>
-        <w:t>_tiros_libres</w:t>
+      <w:r>
+        <w:rPr>
+          <w:rFonts w:ascii="Arial" w:hAnsi="Arial" w:cs="Arial"/>
+          <w:sz w:val="20"/>
+          <w:szCs w:val="20"/>
+        </w:rPr>
+        <w:t>registro.porcentaje_tiros_libres</w:t>
       </w:r>
       <w:proofErr w:type="spellEnd"/>
       <w:r>
@@ -18524,23 +17994,13 @@
         <w:t xml:space="preserve">    </w:t>
       </w:r>
       <w:proofErr w:type="spellStart"/>
-      <w:proofErr w:type="gramStart"/>
-      <w:r>
-        <w:rPr>
-          <w:rFonts w:ascii="Arial" w:hAnsi="Arial" w:cs="Arial"/>
-          <w:sz w:val="20"/>
-          <w:szCs w:val="20"/>
-        </w:rPr>
-        <w:t>db.session</w:t>
-      </w:r>
-      <w:proofErr w:type="gramEnd"/>
-      <w:r>
-        <w:rPr>
-          <w:rFonts w:ascii="Arial" w:hAnsi="Arial" w:cs="Arial"/>
-          <w:sz w:val="20"/>
-          <w:szCs w:val="20"/>
-        </w:rPr>
-        <w:t>.commit</w:t>
+      <w:r>
+        <w:rPr>
+          <w:rFonts w:ascii="Arial" w:hAnsi="Arial" w:cs="Arial"/>
+          <w:sz w:val="20"/>
+          <w:szCs w:val="20"/>
+        </w:rPr>
+        <w:t>db.session.commit</w:t>
       </w:r>
       <w:proofErr w:type="spellEnd"/>
       <w:r>
@@ -18917,25 +18377,14 @@
         <w:t xml:space="preserve">    </w:t>
       </w:r>
       <w:proofErr w:type="spellStart"/>
-      <w:proofErr w:type="gramStart"/>
-      <w:r>
-        <w:rPr>
-          <w:rFonts w:ascii="Arial" w:hAnsi="Arial" w:cs="Arial"/>
-          <w:sz w:val="20"/>
-          <w:szCs w:val="20"/>
-          <w:lang w:val="en-GB"/>
-        </w:rPr>
-        <w:t>db.session</w:t>
-      </w:r>
-      <w:proofErr w:type="gramEnd"/>
-      <w:r>
-        <w:rPr>
-          <w:rFonts w:ascii="Arial" w:hAnsi="Arial" w:cs="Arial"/>
-          <w:sz w:val="20"/>
-          <w:szCs w:val="20"/>
-          <w:lang w:val="en-GB"/>
-        </w:rPr>
-        <w:t>.delete</w:t>
+      <w:r>
+        <w:rPr>
+          <w:rFonts w:ascii="Arial" w:hAnsi="Arial" w:cs="Arial"/>
+          <w:sz w:val="20"/>
+          <w:szCs w:val="20"/>
+          <w:lang w:val="en-GB"/>
+        </w:rPr>
+        <w:t>db.session.delete</w:t>
       </w:r>
       <w:proofErr w:type="spellEnd"/>
       <w:r>
@@ -18987,25 +18436,14 @@
         <w:t xml:space="preserve">    </w:t>
       </w:r>
       <w:proofErr w:type="spellStart"/>
-      <w:proofErr w:type="gramStart"/>
-      <w:r>
-        <w:rPr>
-          <w:rFonts w:ascii="Arial" w:hAnsi="Arial" w:cs="Arial"/>
-          <w:sz w:val="20"/>
-          <w:szCs w:val="20"/>
-          <w:lang w:val="en-GB"/>
-        </w:rPr>
-        <w:t>db.session</w:t>
-      </w:r>
-      <w:proofErr w:type="gramEnd"/>
-      <w:r>
-        <w:rPr>
-          <w:rFonts w:ascii="Arial" w:hAnsi="Arial" w:cs="Arial"/>
-          <w:sz w:val="20"/>
-          <w:szCs w:val="20"/>
-          <w:lang w:val="en-GB"/>
-        </w:rPr>
-        <w:t>.commit</w:t>
+      <w:r>
+        <w:rPr>
+          <w:rFonts w:ascii="Arial" w:hAnsi="Arial" w:cs="Arial"/>
+          <w:sz w:val="20"/>
+          <w:szCs w:val="20"/>
+          <w:lang w:val="en-GB"/>
+        </w:rPr>
+        <w:t>db.session.commit</w:t>
       </w:r>
       <w:proofErr w:type="spellEnd"/>
       <w:r>
@@ -19162,27 +18600,7 @@
           <w:szCs w:val="20"/>
           <w:lang w:val="en-GB"/>
         </w:rPr>
-        <w:t>@</w:t>
-      </w:r>
-      <w:proofErr w:type="gramStart"/>
-      <w:r>
-        <w:rPr>
-          <w:rFonts w:ascii="Arial" w:hAnsi="Arial" w:cs="Arial"/>
-          <w:sz w:val="20"/>
-          <w:szCs w:val="20"/>
-          <w:lang w:val="en-GB"/>
-        </w:rPr>
-        <w:t>app.route</w:t>
-      </w:r>
-      <w:proofErr w:type="gramEnd"/>
-      <w:r>
-        <w:rPr>
-          <w:rFonts w:ascii="Arial" w:hAnsi="Arial" w:cs="Arial"/>
-          <w:sz w:val="20"/>
-          <w:szCs w:val="20"/>
-          <w:lang w:val="en-GB"/>
-        </w:rPr>
-        <w:t>('/api/jugador_partido', methods=['GET'])</w:t>
+        <w:t>@app.route('/api/jugador_partido', methods=['GET'])</w:t>
       </w:r>
     </w:p>
     <w:p>
@@ -19218,16 +18636,555 @@
           <w:sz w:val="20"/>
           <w:szCs w:val="20"/>
         </w:rPr>
-        <w:t>route_jugador_</w:t>
-      </w:r>
-      <w:proofErr w:type="gramStart"/>
-      <w:r>
-        <w:rPr>
-          <w:rFonts w:ascii="Arial" w:hAnsi="Arial" w:cs="Arial"/>
-          <w:sz w:val="20"/>
-          <w:szCs w:val="20"/>
-        </w:rPr>
-        <w:t>partido</w:t>
+        <w:t>route_jugador_partido</w:t>
+      </w:r>
+      <w:proofErr w:type="spellEnd"/>
+      <w:r>
+        <w:rPr>
+          <w:rFonts w:ascii="Arial" w:hAnsi="Arial" w:cs="Arial"/>
+          <w:sz w:val="20"/>
+          <w:szCs w:val="20"/>
+        </w:rPr>
+        <w:t>():</w:t>
+      </w:r>
+    </w:p>
+    <w:p>
+      <w:pPr>
+        <w:rPr>
+          <w:rFonts w:ascii="Arial" w:hAnsi="Arial" w:cs="Arial"/>
+          <w:sz w:val="20"/>
+          <w:szCs w:val="20"/>
+        </w:rPr>
+      </w:pPr>
+      <w:r>
+        <w:rPr>
+          <w:rFonts w:ascii="Arial" w:hAnsi="Arial" w:cs="Arial"/>
+          <w:sz w:val="20"/>
+          <w:szCs w:val="20"/>
+        </w:rPr>
+        <w:t xml:space="preserve">    # Recuperar parámetros de la </w:t>
+      </w:r>
+      <w:proofErr w:type="spellStart"/>
+      <w:r>
+        <w:rPr>
+          <w:rFonts w:ascii="Arial" w:hAnsi="Arial" w:cs="Arial"/>
+          <w:sz w:val="20"/>
+          <w:szCs w:val="20"/>
+        </w:rPr>
+        <w:t>query</w:t>
+      </w:r>
+      <w:proofErr w:type="spellEnd"/>
+      <w:r>
+        <w:rPr>
+          <w:rFonts w:ascii="Arial" w:hAnsi="Arial" w:cs="Arial"/>
+          <w:sz w:val="20"/>
+          <w:szCs w:val="20"/>
+        </w:rPr>
+        <w:t xml:space="preserve"> </w:t>
+      </w:r>
+      <w:proofErr w:type="spellStart"/>
+      <w:r>
+        <w:rPr>
+          <w:rFonts w:ascii="Arial" w:hAnsi="Arial" w:cs="Arial"/>
+          <w:sz w:val="20"/>
+          <w:szCs w:val="20"/>
+        </w:rPr>
+        <w:t>string</w:t>
+      </w:r>
+      <w:proofErr w:type="spellEnd"/>
+    </w:p>
+    <w:p>
+      <w:pPr>
+        <w:rPr>
+          <w:rFonts w:ascii="Arial" w:hAnsi="Arial" w:cs="Arial"/>
+          <w:sz w:val="20"/>
+          <w:szCs w:val="20"/>
+        </w:rPr>
+      </w:pPr>
+      <w:r>
+        <w:rPr>
+          <w:rFonts w:ascii="Arial" w:hAnsi="Arial" w:cs="Arial"/>
+          <w:sz w:val="20"/>
+          <w:szCs w:val="20"/>
+        </w:rPr>
+        <w:t xml:space="preserve">    </w:t>
+      </w:r>
+      <w:proofErr w:type="spellStart"/>
+      <w:r>
+        <w:rPr>
+          <w:rFonts w:ascii="Arial" w:hAnsi="Arial" w:cs="Arial"/>
+          <w:sz w:val="20"/>
+          <w:szCs w:val="20"/>
+        </w:rPr>
+        <w:t>enfrentamiento_id</w:t>
+      </w:r>
+      <w:proofErr w:type="spellEnd"/>
+      <w:r>
+        <w:rPr>
+          <w:rFonts w:ascii="Arial" w:hAnsi="Arial" w:cs="Arial"/>
+          <w:sz w:val="20"/>
+          <w:szCs w:val="20"/>
+        </w:rPr>
+        <w:t xml:space="preserve"> = </w:t>
+      </w:r>
+      <w:proofErr w:type="spellStart"/>
+      <w:r>
+        <w:rPr>
+          <w:rFonts w:ascii="Arial" w:hAnsi="Arial" w:cs="Arial"/>
+          <w:sz w:val="20"/>
+          <w:szCs w:val="20"/>
+        </w:rPr>
+        <w:t>request.args.get</w:t>
+      </w:r>
+      <w:proofErr w:type="spellEnd"/>
+      <w:r>
+        <w:rPr>
+          <w:rFonts w:ascii="Arial" w:hAnsi="Arial" w:cs="Arial"/>
+          <w:sz w:val="20"/>
+          <w:szCs w:val="20"/>
+        </w:rPr>
+        <w:t>('</w:t>
+      </w:r>
+      <w:proofErr w:type="spellStart"/>
+      <w:r>
+        <w:rPr>
+          <w:rFonts w:ascii="Arial" w:hAnsi="Arial" w:cs="Arial"/>
+          <w:sz w:val="20"/>
+          <w:szCs w:val="20"/>
+        </w:rPr>
+        <w:t>enfrentamiento_id</w:t>
+      </w:r>
+      <w:proofErr w:type="spellEnd"/>
+      <w:r>
+        <w:rPr>
+          <w:rFonts w:ascii="Arial" w:hAnsi="Arial" w:cs="Arial"/>
+          <w:sz w:val="20"/>
+          <w:szCs w:val="20"/>
+        </w:rPr>
+        <w:t xml:space="preserve">', </w:t>
+      </w:r>
+      <w:proofErr w:type="spellStart"/>
+      <w:r>
+        <w:rPr>
+          <w:rFonts w:ascii="Arial" w:hAnsi="Arial" w:cs="Arial"/>
+          <w:sz w:val="20"/>
+          <w:szCs w:val="20"/>
+        </w:rPr>
+        <w:t>type</w:t>
+      </w:r>
+      <w:proofErr w:type="spellEnd"/>
+      <w:r>
+        <w:rPr>
+          <w:rFonts w:ascii="Arial" w:hAnsi="Arial" w:cs="Arial"/>
+          <w:sz w:val="20"/>
+          <w:szCs w:val="20"/>
+        </w:rPr>
+        <w:t>=int)</w:t>
+      </w:r>
+    </w:p>
+    <w:p>
+      <w:pPr>
+        <w:rPr>
+          <w:rFonts w:ascii="Arial" w:hAnsi="Arial" w:cs="Arial"/>
+          <w:sz w:val="20"/>
+          <w:szCs w:val="20"/>
+        </w:rPr>
+      </w:pPr>
+      <w:r>
+        <w:rPr>
+          <w:rFonts w:ascii="Arial" w:hAnsi="Arial" w:cs="Arial"/>
+          <w:sz w:val="20"/>
+          <w:szCs w:val="20"/>
+        </w:rPr>
+        <w:t xml:space="preserve">    </w:t>
+      </w:r>
+      <w:proofErr w:type="spellStart"/>
+      <w:r>
+        <w:rPr>
+          <w:rFonts w:ascii="Arial" w:hAnsi="Arial" w:cs="Arial"/>
+          <w:sz w:val="20"/>
+          <w:szCs w:val="20"/>
+        </w:rPr>
+        <w:t>jugador_id</w:t>
+      </w:r>
+      <w:proofErr w:type="spellEnd"/>
+      <w:r>
+        <w:rPr>
+          <w:rFonts w:ascii="Arial" w:hAnsi="Arial" w:cs="Arial"/>
+          <w:sz w:val="20"/>
+          <w:szCs w:val="20"/>
+        </w:rPr>
+        <w:t xml:space="preserve"> = </w:t>
+      </w:r>
+      <w:proofErr w:type="spellStart"/>
+      <w:r>
+        <w:rPr>
+          <w:rFonts w:ascii="Arial" w:hAnsi="Arial" w:cs="Arial"/>
+          <w:sz w:val="20"/>
+          <w:szCs w:val="20"/>
+        </w:rPr>
+        <w:t>request.args.get</w:t>
+      </w:r>
+      <w:proofErr w:type="spellEnd"/>
+      <w:r>
+        <w:rPr>
+          <w:rFonts w:ascii="Arial" w:hAnsi="Arial" w:cs="Arial"/>
+          <w:sz w:val="20"/>
+          <w:szCs w:val="20"/>
+        </w:rPr>
+        <w:t>('</w:t>
+      </w:r>
+      <w:proofErr w:type="spellStart"/>
+      <w:r>
+        <w:rPr>
+          <w:rFonts w:ascii="Arial" w:hAnsi="Arial" w:cs="Arial"/>
+          <w:sz w:val="20"/>
+          <w:szCs w:val="20"/>
+        </w:rPr>
+        <w:t>jugador_id</w:t>
+      </w:r>
+      <w:proofErr w:type="spellEnd"/>
+      <w:r>
+        <w:rPr>
+          <w:rFonts w:ascii="Arial" w:hAnsi="Arial" w:cs="Arial"/>
+          <w:sz w:val="20"/>
+          <w:szCs w:val="20"/>
+        </w:rPr>
+        <w:t xml:space="preserve">', </w:t>
+      </w:r>
+      <w:proofErr w:type="spellStart"/>
+      <w:r>
+        <w:rPr>
+          <w:rFonts w:ascii="Arial" w:hAnsi="Arial" w:cs="Arial"/>
+          <w:sz w:val="20"/>
+          <w:szCs w:val="20"/>
+        </w:rPr>
+        <w:t>type</w:t>
+      </w:r>
+      <w:proofErr w:type="spellEnd"/>
+      <w:r>
+        <w:rPr>
+          <w:rFonts w:ascii="Arial" w:hAnsi="Arial" w:cs="Arial"/>
+          <w:sz w:val="20"/>
+          <w:szCs w:val="20"/>
+        </w:rPr>
+        <w:t>=int)</w:t>
+      </w:r>
+    </w:p>
+    <w:p>
+      <w:pPr>
+        <w:rPr>
+          <w:rFonts w:ascii="Arial" w:hAnsi="Arial" w:cs="Arial"/>
+          <w:sz w:val="20"/>
+          <w:szCs w:val="20"/>
+          <w:lang w:val="en-GB"/>
+        </w:rPr>
+      </w:pPr>
+      <w:r>
+        <w:rPr>
+          <w:rFonts w:ascii="Arial" w:hAnsi="Arial" w:cs="Arial"/>
+          <w:sz w:val="20"/>
+          <w:szCs w:val="20"/>
+        </w:rPr>
+        <w:t xml:space="preserve">    </w:t>
+      </w:r>
+      <w:proofErr w:type="spellStart"/>
+      <w:r>
+        <w:rPr>
+          <w:rFonts w:ascii="Arial" w:hAnsi="Arial" w:cs="Arial"/>
+          <w:sz w:val="20"/>
+          <w:szCs w:val="20"/>
+          <w:lang w:val="en-GB"/>
+        </w:rPr>
+        <w:t>order_by</w:t>
+      </w:r>
+      <w:proofErr w:type="spellEnd"/>
+      <w:r>
+        <w:rPr>
+          <w:rFonts w:ascii="Arial" w:hAnsi="Arial" w:cs="Arial"/>
+          <w:sz w:val="20"/>
+          <w:szCs w:val="20"/>
+          <w:lang w:val="en-GB"/>
+        </w:rPr>
+        <w:t xml:space="preserve"> = </w:t>
+      </w:r>
+      <w:proofErr w:type="spellStart"/>
+      <w:r>
+        <w:rPr>
+          <w:rFonts w:ascii="Arial" w:hAnsi="Arial" w:cs="Arial"/>
+          <w:sz w:val="20"/>
+          <w:szCs w:val="20"/>
+          <w:lang w:val="en-GB"/>
+        </w:rPr>
+        <w:t>request.args.get</w:t>
+      </w:r>
+      <w:proofErr w:type="spellEnd"/>
+      <w:r>
+        <w:rPr>
+          <w:rFonts w:ascii="Arial" w:hAnsi="Arial" w:cs="Arial"/>
+          <w:sz w:val="20"/>
+          <w:szCs w:val="20"/>
+          <w:lang w:val="en-GB"/>
+        </w:rPr>
+        <w:t>('</w:t>
+      </w:r>
+      <w:proofErr w:type="spellStart"/>
+      <w:r>
+        <w:rPr>
+          <w:rFonts w:ascii="Arial" w:hAnsi="Arial" w:cs="Arial"/>
+          <w:sz w:val="20"/>
+          <w:szCs w:val="20"/>
+          <w:lang w:val="en-GB"/>
+        </w:rPr>
+        <w:t>order_by</w:t>
+      </w:r>
+      <w:proofErr w:type="spellEnd"/>
+      <w:r>
+        <w:rPr>
+          <w:rFonts w:ascii="Arial" w:hAnsi="Arial" w:cs="Arial"/>
+          <w:sz w:val="20"/>
+          <w:szCs w:val="20"/>
+          <w:lang w:val="en-GB"/>
+        </w:rPr>
+        <w:t>')</w:t>
+      </w:r>
+    </w:p>
+    <w:p>
+      <w:pPr>
+        <w:rPr>
+          <w:rFonts w:ascii="Arial" w:hAnsi="Arial" w:cs="Arial"/>
+          <w:sz w:val="20"/>
+          <w:szCs w:val="20"/>
+        </w:rPr>
+      </w:pPr>
+      <w:r>
+        <w:rPr>
+          <w:rFonts w:ascii="Arial" w:hAnsi="Arial" w:cs="Arial"/>
+          <w:sz w:val="20"/>
+          <w:szCs w:val="20"/>
+          <w:lang w:val="en-GB"/>
+        </w:rPr>
+        <w:t xml:space="preserve">    </w:t>
+      </w:r>
+      <w:proofErr w:type="spellStart"/>
+      <w:r>
+        <w:rPr>
+          <w:rFonts w:ascii="Arial" w:hAnsi="Arial" w:cs="Arial"/>
+          <w:sz w:val="20"/>
+          <w:szCs w:val="20"/>
+        </w:rPr>
+        <w:t>order_dir</w:t>
+      </w:r>
+      <w:proofErr w:type="spellEnd"/>
+      <w:r>
+        <w:rPr>
+          <w:rFonts w:ascii="Arial" w:hAnsi="Arial" w:cs="Arial"/>
+          <w:sz w:val="20"/>
+          <w:szCs w:val="20"/>
+        </w:rPr>
+        <w:t xml:space="preserve"> = </w:t>
+      </w:r>
+      <w:proofErr w:type="spellStart"/>
+      <w:r>
+        <w:rPr>
+          <w:rFonts w:ascii="Arial" w:hAnsi="Arial" w:cs="Arial"/>
+          <w:sz w:val="20"/>
+          <w:szCs w:val="20"/>
+        </w:rPr>
+        <w:t>request.args.get</w:t>
+      </w:r>
+      <w:proofErr w:type="spellEnd"/>
+      <w:r>
+        <w:rPr>
+          <w:rFonts w:ascii="Arial" w:hAnsi="Arial" w:cs="Arial"/>
+          <w:sz w:val="20"/>
+          <w:szCs w:val="20"/>
+        </w:rPr>
+        <w:t>('</w:t>
+      </w:r>
+      <w:proofErr w:type="spellStart"/>
+      <w:r>
+        <w:rPr>
+          <w:rFonts w:ascii="Arial" w:hAnsi="Arial" w:cs="Arial"/>
+          <w:sz w:val="20"/>
+          <w:szCs w:val="20"/>
+        </w:rPr>
+        <w:t>order_dir</w:t>
+      </w:r>
+      <w:proofErr w:type="spellEnd"/>
+      <w:r>
+        <w:rPr>
+          <w:rFonts w:ascii="Arial" w:hAnsi="Arial" w:cs="Arial"/>
+          <w:sz w:val="20"/>
+          <w:szCs w:val="20"/>
+        </w:rPr>
+        <w:t>', "</w:t>
+      </w:r>
+      <w:proofErr w:type="spellStart"/>
+      <w:r>
+        <w:rPr>
+          <w:rFonts w:ascii="Arial" w:hAnsi="Arial" w:cs="Arial"/>
+          <w:sz w:val="20"/>
+          <w:szCs w:val="20"/>
+        </w:rPr>
+        <w:t>desc</w:t>
+      </w:r>
+      <w:proofErr w:type="spellEnd"/>
+      <w:r>
+        <w:rPr>
+          <w:rFonts w:ascii="Arial" w:hAnsi="Arial" w:cs="Arial"/>
+          <w:sz w:val="20"/>
+          <w:szCs w:val="20"/>
+        </w:rPr>
+        <w:t>")   ## Por defecto, orden descendente</w:t>
+      </w:r>
+    </w:p>
+    <w:p>
+      <w:pPr>
+        <w:rPr>
+          <w:rFonts w:ascii="Arial" w:hAnsi="Arial" w:cs="Arial"/>
+          <w:sz w:val="20"/>
+          <w:szCs w:val="20"/>
+        </w:rPr>
+      </w:pPr>
+    </w:p>
+    <w:p>
+      <w:pPr>
+        <w:rPr>
+          <w:rFonts w:ascii="Arial" w:hAnsi="Arial" w:cs="Arial"/>
+          <w:sz w:val="20"/>
+          <w:szCs w:val="20"/>
+        </w:rPr>
+      </w:pPr>
+      <w:r>
+        <w:rPr>
+          <w:rFonts w:ascii="Arial" w:hAnsi="Arial" w:cs="Arial"/>
+          <w:sz w:val="20"/>
+          <w:szCs w:val="20"/>
+        </w:rPr>
+        <w:t>    # Si se pasa algún filtro o parámetro de orden, se usa el método de filtrado; de lo contrario, se listan todos.</w:t>
+      </w:r>
+    </w:p>
+    <w:p>
+      <w:pPr>
+        <w:rPr>
+          <w:rFonts w:ascii="Arial" w:hAnsi="Arial" w:cs="Arial"/>
+          <w:sz w:val="20"/>
+          <w:szCs w:val="20"/>
+          <w:lang w:val="en-GB"/>
+        </w:rPr>
+      </w:pPr>
+      <w:r>
+        <w:rPr>
+          <w:rFonts w:ascii="Arial" w:hAnsi="Arial" w:cs="Arial"/>
+          <w:sz w:val="20"/>
+          <w:szCs w:val="20"/>
+        </w:rPr>
+        <w:t xml:space="preserve">    </w:t>
+      </w:r>
+      <w:r>
+        <w:rPr>
+          <w:rFonts w:ascii="Arial" w:hAnsi="Arial" w:cs="Arial"/>
+          <w:sz w:val="20"/>
+          <w:szCs w:val="20"/>
+          <w:lang w:val="en-GB"/>
+        </w:rPr>
+        <w:t xml:space="preserve">if </w:t>
+      </w:r>
+      <w:proofErr w:type="spellStart"/>
+      <w:r>
+        <w:rPr>
+          <w:rFonts w:ascii="Arial" w:hAnsi="Arial" w:cs="Arial"/>
+          <w:sz w:val="20"/>
+          <w:szCs w:val="20"/>
+          <w:lang w:val="en-GB"/>
+        </w:rPr>
+        <w:t>enfrentamiento_id</w:t>
+      </w:r>
+      <w:proofErr w:type="spellEnd"/>
+      <w:r>
+        <w:rPr>
+          <w:rFonts w:ascii="Arial" w:hAnsi="Arial" w:cs="Arial"/>
+          <w:sz w:val="20"/>
+          <w:szCs w:val="20"/>
+          <w:lang w:val="en-GB"/>
+        </w:rPr>
+        <w:t xml:space="preserve"> or </w:t>
+      </w:r>
+      <w:proofErr w:type="spellStart"/>
+      <w:r>
+        <w:rPr>
+          <w:rFonts w:ascii="Arial" w:hAnsi="Arial" w:cs="Arial"/>
+          <w:sz w:val="20"/>
+          <w:szCs w:val="20"/>
+          <w:lang w:val="en-GB"/>
+        </w:rPr>
+        <w:t>jugador_id</w:t>
+      </w:r>
+      <w:proofErr w:type="spellEnd"/>
+      <w:r>
+        <w:rPr>
+          <w:rFonts w:ascii="Arial" w:hAnsi="Arial" w:cs="Arial"/>
+          <w:sz w:val="20"/>
+          <w:szCs w:val="20"/>
+          <w:lang w:val="en-GB"/>
+        </w:rPr>
+        <w:t xml:space="preserve"> or </w:t>
+      </w:r>
+      <w:proofErr w:type="spellStart"/>
+      <w:r>
+        <w:rPr>
+          <w:rFonts w:ascii="Arial" w:hAnsi="Arial" w:cs="Arial"/>
+          <w:sz w:val="20"/>
+          <w:szCs w:val="20"/>
+          <w:lang w:val="en-GB"/>
+        </w:rPr>
+        <w:t>order_by</w:t>
+      </w:r>
+      <w:proofErr w:type="spellEnd"/>
+      <w:r>
+        <w:rPr>
+          <w:rFonts w:ascii="Arial" w:hAnsi="Arial" w:cs="Arial"/>
+          <w:sz w:val="20"/>
+          <w:szCs w:val="20"/>
+          <w:lang w:val="en-GB"/>
+        </w:rPr>
+        <w:t>:</w:t>
+      </w:r>
+    </w:p>
+    <w:p>
+      <w:pPr>
+        <w:rPr>
+          <w:rFonts w:ascii="Arial" w:hAnsi="Arial" w:cs="Arial"/>
+          <w:sz w:val="20"/>
+          <w:szCs w:val="20"/>
+        </w:rPr>
+      </w:pPr>
+      <w:r>
+        <w:rPr>
+          <w:rFonts w:ascii="Arial" w:hAnsi="Arial" w:cs="Arial"/>
+          <w:sz w:val="20"/>
+          <w:szCs w:val="20"/>
+          <w:lang w:val="en-GB"/>
+        </w:rPr>
+        <w:t xml:space="preserve">        </w:t>
+      </w:r>
+      <w:r>
+        <w:rPr>
+          <w:rFonts w:ascii="Arial" w:hAnsi="Arial" w:cs="Arial"/>
+          <w:sz w:val="20"/>
+          <w:szCs w:val="20"/>
+        </w:rPr>
+        <w:t xml:space="preserve">respuesta, status = </w:t>
+      </w:r>
+      <w:proofErr w:type="spellStart"/>
+      <w:r>
+        <w:rPr>
+          <w:rFonts w:ascii="Arial" w:hAnsi="Arial" w:cs="Arial"/>
+          <w:sz w:val="20"/>
+          <w:szCs w:val="20"/>
+        </w:rPr>
+        <w:t>filtrar_jugador_partido_logica</w:t>
       </w:r>
       <w:proofErr w:type="spellEnd"/>
       <w:r>
@@ -19238,7 +19195,337 @@
         </w:rPr>
         <w:t>(</w:t>
       </w:r>
-      <w:proofErr w:type="gramEnd"/>
+      <w:proofErr w:type="spellStart"/>
+      <w:r>
+        <w:rPr>
+          <w:rFonts w:ascii="Arial" w:hAnsi="Arial" w:cs="Arial"/>
+          <w:sz w:val="20"/>
+          <w:szCs w:val="20"/>
+        </w:rPr>
+        <w:t>enfrentamiento_id</w:t>
+      </w:r>
+      <w:proofErr w:type="spellEnd"/>
+      <w:r>
+        <w:rPr>
+          <w:rFonts w:ascii="Arial" w:hAnsi="Arial" w:cs="Arial"/>
+          <w:sz w:val="20"/>
+          <w:szCs w:val="20"/>
+        </w:rPr>
+        <w:t xml:space="preserve">, </w:t>
+      </w:r>
+      <w:proofErr w:type="spellStart"/>
+      <w:r>
+        <w:rPr>
+          <w:rFonts w:ascii="Arial" w:hAnsi="Arial" w:cs="Arial"/>
+          <w:sz w:val="20"/>
+          <w:szCs w:val="20"/>
+        </w:rPr>
+        <w:t>jugador_id</w:t>
+      </w:r>
+      <w:proofErr w:type="spellEnd"/>
+      <w:r>
+        <w:rPr>
+          <w:rFonts w:ascii="Arial" w:hAnsi="Arial" w:cs="Arial"/>
+          <w:sz w:val="20"/>
+          <w:szCs w:val="20"/>
+        </w:rPr>
+        <w:t xml:space="preserve">, </w:t>
+      </w:r>
+      <w:proofErr w:type="spellStart"/>
+      <w:r>
+        <w:rPr>
+          <w:rFonts w:ascii="Arial" w:hAnsi="Arial" w:cs="Arial"/>
+          <w:sz w:val="20"/>
+          <w:szCs w:val="20"/>
+        </w:rPr>
+        <w:t>order_by</w:t>
+      </w:r>
+      <w:proofErr w:type="spellEnd"/>
+      <w:r>
+        <w:rPr>
+          <w:rFonts w:ascii="Arial" w:hAnsi="Arial" w:cs="Arial"/>
+          <w:sz w:val="20"/>
+          <w:szCs w:val="20"/>
+        </w:rPr>
+        <w:t xml:space="preserve">, </w:t>
+      </w:r>
+      <w:proofErr w:type="spellStart"/>
+      <w:r>
+        <w:rPr>
+          <w:rFonts w:ascii="Arial" w:hAnsi="Arial" w:cs="Arial"/>
+          <w:sz w:val="20"/>
+          <w:szCs w:val="20"/>
+        </w:rPr>
+        <w:t>order_dir</w:t>
+      </w:r>
+      <w:proofErr w:type="spellEnd"/>
+      <w:r>
+        <w:rPr>
+          <w:rFonts w:ascii="Arial" w:hAnsi="Arial" w:cs="Arial"/>
+          <w:sz w:val="20"/>
+          <w:szCs w:val="20"/>
+        </w:rPr>
+        <w:t>)</w:t>
+      </w:r>
+    </w:p>
+    <w:p>
+      <w:pPr>
+        <w:rPr>
+          <w:rFonts w:ascii="Arial" w:hAnsi="Arial" w:cs="Arial"/>
+          <w:sz w:val="20"/>
+          <w:szCs w:val="20"/>
+        </w:rPr>
+      </w:pPr>
+      <w:r>
+        <w:rPr>
+          <w:rFonts w:ascii="Arial" w:hAnsi="Arial" w:cs="Arial"/>
+          <w:sz w:val="20"/>
+          <w:szCs w:val="20"/>
+        </w:rPr>
+        <w:t xml:space="preserve">    </w:t>
+      </w:r>
+      <w:proofErr w:type="spellStart"/>
+      <w:r>
+        <w:rPr>
+          <w:rFonts w:ascii="Arial" w:hAnsi="Arial" w:cs="Arial"/>
+          <w:sz w:val="20"/>
+          <w:szCs w:val="20"/>
+        </w:rPr>
+        <w:t>else</w:t>
+      </w:r>
+      <w:proofErr w:type="spellEnd"/>
+      <w:r>
+        <w:rPr>
+          <w:rFonts w:ascii="Arial" w:hAnsi="Arial" w:cs="Arial"/>
+          <w:sz w:val="20"/>
+          <w:szCs w:val="20"/>
+        </w:rPr>
+        <w:t>:</w:t>
+      </w:r>
+    </w:p>
+    <w:p>
+      <w:pPr>
+        <w:rPr>
+          <w:rFonts w:ascii="Arial" w:hAnsi="Arial" w:cs="Arial"/>
+          <w:sz w:val="20"/>
+          <w:szCs w:val="20"/>
+        </w:rPr>
+      </w:pPr>
+      <w:r>
+        <w:rPr>
+          <w:rFonts w:ascii="Arial" w:hAnsi="Arial" w:cs="Arial"/>
+          <w:sz w:val="20"/>
+          <w:szCs w:val="20"/>
+        </w:rPr>
+        <w:t xml:space="preserve">        respuesta, status = </w:t>
+      </w:r>
+      <w:proofErr w:type="spellStart"/>
+      <w:r>
+        <w:rPr>
+          <w:rFonts w:ascii="Arial" w:hAnsi="Arial" w:cs="Arial"/>
+          <w:sz w:val="20"/>
+          <w:szCs w:val="20"/>
+        </w:rPr>
+        <w:t>listar_jugador_partido</w:t>
+      </w:r>
+      <w:proofErr w:type="spellEnd"/>
+      <w:r>
+        <w:rPr>
+          <w:rFonts w:ascii="Arial" w:hAnsi="Arial" w:cs="Arial"/>
+          <w:sz w:val="20"/>
+          <w:szCs w:val="20"/>
+        </w:rPr>
+        <w:t>()</w:t>
+      </w:r>
+    </w:p>
+    <w:p>
+      <w:pPr>
+        <w:rPr>
+          <w:rFonts w:ascii="Arial" w:hAnsi="Arial" w:cs="Arial"/>
+          <w:sz w:val="20"/>
+          <w:szCs w:val="20"/>
+        </w:rPr>
+      </w:pPr>
+      <w:r>
+        <w:rPr>
+          <w:rFonts w:ascii="Arial" w:hAnsi="Arial" w:cs="Arial"/>
+          <w:sz w:val="20"/>
+          <w:szCs w:val="20"/>
+        </w:rPr>
+        <w:t xml:space="preserve">    </w:t>
+      </w:r>
+    </w:p>
+    <w:p>
+      <w:pPr>
+        <w:rPr>
+          <w:rFonts w:ascii="Arial" w:hAnsi="Arial" w:cs="Arial"/>
+          <w:sz w:val="20"/>
+          <w:szCs w:val="20"/>
+        </w:rPr>
+      </w:pPr>
+      <w:r>
+        <w:rPr>
+          <w:rFonts w:ascii="Arial" w:hAnsi="Arial" w:cs="Arial"/>
+          <w:sz w:val="20"/>
+          <w:szCs w:val="20"/>
+        </w:rPr>
+        <w:t xml:space="preserve">    </w:t>
+      </w:r>
+      <w:proofErr w:type="spellStart"/>
+      <w:r>
+        <w:rPr>
+          <w:rFonts w:ascii="Arial" w:hAnsi="Arial" w:cs="Arial"/>
+          <w:sz w:val="20"/>
+          <w:szCs w:val="20"/>
+        </w:rPr>
+        <w:t>return</w:t>
+      </w:r>
+      <w:proofErr w:type="spellEnd"/>
+      <w:r>
+        <w:rPr>
+          <w:rFonts w:ascii="Arial" w:hAnsi="Arial" w:cs="Arial"/>
+          <w:sz w:val="20"/>
+          <w:szCs w:val="20"/>
+        </w:rPr>
+        <w:t xml:space="preserve"> </w:t>
+      </w:r>
+      <w:proofErr w:type="spellStart"/>
+      <w:r>
+        <w:rPr>
+          <w:rFonts w:ascii="Arial" w:hAnsi="Arial" w:cs="Arial"/>
+          <w:sz w:val="20"/>
+          <w:szCs w:val="20"/>
+        </w:rPr>
+        <w:t>jsonify</w:t>
+      </w:r>
+      <w:proofErr w:type="spellEnd"/>
+      <w:r>
+        <w:rPr>
+          <w:rFonts w:ascii="Arial" w:hAnsi="Arial" w:cs="Arial"/>
+          <w:sz w:val="20"/>
+          <w:szCs w:val="20"/>
+        </w:rPr>
+        <w:t>(respuesta), status</w:t>
+      </w:r>
+    </w:p>
+    <w:p>
+      <w:pPr>
+        <w:rPr>
+          <w:rFonts w:ascii="Arial" w:hAnsi="Arial" w:cs="Arial"/>
+          <w:sz w:val="20"/>
+          <w:szCs w:val="20"/>
+        </w:rPr>
+      </w:pPr>
+    </w:p>
+    <w:p>
+      <w:pPr>
+        <w:rPr>
+          <w:rFonts w:ascii="Arial" w:hAnsi="Arial" w:cs="Arial"/>
+          <w:sz w:val="20"/>
+          <w:szCs w:val="20"/>
+        </w:rPr>
+      </w:pPr>
+      <w:r>
+        <w:rPr>
+          <w:rFonts w:ascii="Arial" w:hAnsi="Arial" w:cs="Arial"/>
+          <w:sz w:val="20"/>
+          <w:szCs w:val="20"/>
+        </w:rPr>
+        <w:t xml:space="preserve">## Ruta para obtener un registro de </w:t>
+      </w:r>
+      <w:proofErr w:type="spellStart"/>
+      <w:r>
+        <w:rPr>
+          <w:rFonts w:ascii="Arial" w:hAnsi="Arial" w:cs="Arial"/>
+          <w:sz w:val="20"/>
+          <w:szCs w:val="20"/>
+        </w:rPr>
+        <w:t>Jugador_Partido</w:t>
+      </w:r>
+      <w:proofErr w:type="spellEnd"/>
+      <w:r>
+        <w:rPr>
+          <w:rFonts w:ascii="Arial" w:hAnsi="Arial" w:cs="Arial"/>
+          <w:sz w:val="20"/>
+          <w:szCs w:val="20"/>
+        </w:rPr>
+        <w:t xml:space="preserve"> por ID</w:t>
+      </w:r>
+    </w:p>
+    <w:p>
+      <w:pPr>
+        <w:rPr>
+          <w:rFonts w:ascii="Arial" w:hAnsi="Arial" w:cs="Arial"/>
+          <w:sz w:val="20"/>
+          <w:szCs w:val="20"/>
+          <w:lang w:val="en-GB"/>
+        </w:rPr>
+      </w:pPr>
+      <w:r>
+        <w:rPr>
+          <w:rFonts w:ascii="Arial" w:hAnsi="Arial" w:cs="Arial"/>
+          <w:sz w:val="20"/>
+          <w:szCs w:val="20"/>
+          <w:lang w:val="en-GB"/>
+        </w:rPr>
+        <w:lastRenderedPageBreak/>
+        <w:t>@app.route('/api/jugador_partido/&lt;int:id_jugador_partido&gt;', methods=['GET'])</w:t>
+      </w:r>
+    </w:p>
+    <w:p>
+      <w:pPr>
+        <w:rPr>
+          <w:rFonts w:ascii="Arial" w:hAnsi="Arial" w:cs="Arial"/>
+          <w:sz w:val="20"/>
+          <w:szCs w:val="20"/>
+        </w:rPr>
+      </w:pPr>
+      <w:proofErr w:type="spellStart"/>
+      <w:r>
+        <w:rPr>
+          <w:rFonts w:ascii="Arial" w:hAnsi="Arial" w:cs="Arial"/>
+          <w:sz w:val="20"/>
+          <w:szCs w:val="20"/>
+        </w:rPr>
+        <w:t>def</w:t>
+      </w:r>
+      <w:proofErr w:type="spellEnd"/>
+      <w:r>
+        <w:rPr>
+          <w:rFonts w:ascii="Arial" w:hAnsi="Arial" w:cs="Arial"/>
+          <w:sz w:val="20"/>
+          <w:szCs w:val="20"/>
+        </w:rPr>
+        <w:t xml:space="preserve"> </w:t>
+      </w:r>
+      <w:proofErr w:type="spellStart"/>
+      <w:r>
+        <w:rPr>
+          <w:rFonts w:ascii="Arial" w:hAnsi="Arial" w:cs="Arial"/>
+          <w:sz w:val="20"/>
+          <w:szCs w:val="20"/>
+        </w:rPr>
+        <w:t>route_obtener_jugador_partido</w:t>
+      </w:r>
+      <w:proofErr w:type="spellEnd"/>
+      <w:r>
+        <w:rPr>
+          <w:rFonts w:ascii="Arial" w:hAnsi="Arial" w:cs="Arial"/>
+          <w:sz w:val="20"/>
+          <w:szCs w:val="20"/>
+        </w:rPr>
+        <w:t>(</w:t>
+      </w:r>
+      <w:proofErr w:type="spellStart"/>
+      <w:r>
+        <w:rPr>
+          <w:rFonts w:ascii="Arial" w:hAnsi="Arial" w:cs="Arial"/>
+          <w:sz w:val="20"/>
+          <w:szCs w:val="20"/>
+        </w:rPr>
+        <w:t>id_jugador_partido</w:t>
+      </w:r>
+      <w:proofErr w:type="spellEnd"/>
       <w:r>
         <w:rPr>
           <w:rFonts w:ascii="Arial" w:hAnsi="Arial" w:cs="Arial"/>
@@ -19262,16 +19549,69 @@
           <w:sz w:val="20"/>
           <w:szCs w:val="20"/>
         </w:rPr>
-        <w:t xml:space="preserve">    # Recuperar parámetros de la </w:t>
-      </w:r>
-      <w:proofErr w:type="spellStart"/>
-      <w:r>
-        <w:rPr>
-          <w:rFonts w:ascii="Arial" w:hAnsi="Arial" w:cs="Arial"/>
-          <w:sz w:val="20"/>
-          <w:szCs w:val="20"/>
-        </w:rPr>
-        <w:t>query</w:t>
+        <w:t xml:space="preserve">    respuesta, status = </w:t>
+      </w:r>
+      <w:proofErr w:type="spellStart"/>
+      <w:r>
+        <w:rPr>
+          <w:rFonts w:ascii="Arial" w:hAnsi="Arial" w:cs="Arial"/>
+          <w:sz w:val="20"/>
+          <w:szCs w:val="20"/>
+        </w:rPr>
+        <w:t>obtener_jugador_partido</w:t>
+      </w:r>
+      <w:proofErr w:type="spellEnd"/>
+      <w:r>
+        <w:rPr>
+          <w:rFonts w:ascii="Arial" w:hAnsi="Arial" w:cs="Arial"/>
+          <w:sz w:val="20"/>
+          <w:szCs w:val="20"/>
+        </w:rPr>
+        <w:t>(</w:t>
+      </w:r>
+      <w:proofErr w:type="spellStart"/>
+      <w:r>
+        <w:rPr>
+          <w:rFonts w:ascii="Arial" w:hAnsi="Arial" w:cs="Arial"/>
+          <w:sz w:val="20"/>
+          <w:szCs w:val="20"/>
+        </w:rPr>
+        <w:t>id_jugador_partido</w:t>
+      </w:r>
+      <w:proofErr w:type="spellEnd"/>
+      <w:r>
+        <w:rPr>
+          <w:rFonts w:ascii="Arial" w:hAnsi="Arial" w:cs="Arial"/>
+          <w:sz w:val="20"/>
+          <w:szCs w:val="20"/>
+        </w:rPr>
+        <w:t>)</w:t>
+      </w:r>
+    </w:p>
+    <w:p>
+      <w:pPr>
+        <w:rPr>
+          <w:rFonts w:ascii="Arial" w:hAnsi="Arial" w:cs="Arial"/>
+          <w:sz w:val="20"/>
+          <w:szCs w:val="20"/>
+        </w:rPr>
+      </w:pPr>
+      <w:r>
+        <w:rPr>
+          <w:rFonts w:ascii="Arial" w:hAnsi="Arial" w:cs="Arial"/>
+          <w:sz w:val="20"/>
+          <w:szCs w:val="20"/>
+        </w:rPr>
+        <w:t xml:space="preserve">    </w:t>
+      </w:r>
+      <w:proofErr w:type="spellStart"/>
+      <w:r>
+        <w:rPr>
+          <w:rFonts w:ascii="Arial" w:hAnsi="Arial" w:cs="Arial"/>
+          <w:sz w:val="20"/>
+          <w:szCs w:val="20"/>
+        </w:rPr>
+        <w:t>return</w:t>
       </w:r>
       <w:proofErr w:type="spellEnd"/>
       <w:r>
@@ -19289,9 +19629,187 @@
           <w:sz w:val="20"/>
           <w:szCs w:val="20"/>
         </w:rPr>
-        <w:t>string</w:t>
-      </w:r>
-      <w:proofErr w:type="spellEnd"/>
+        <w:t>jsonify</w:t>
+      </w:r>
+      <w:proofErr w:type="spellEnd"/>
+      <w:r>
+        <w:rPr>
+          <w:rFonts w:ascii="Arial" w:hAnsi="Arial" w:cs="Arial"/>
+          <w:sz w:val="20"/>
+          <w:szCs w:val="20"/>
+        </w:rPr>
+        <w:t>(respuesta), status</w:t>
+      </w:r>
+    </w:p>
+    <w:p>
+      <w:pPr>
+        <w:rPr>
+          <w:rFonts w:ascii="Arial" w:hAnsi="Arial" w:cs="Arial"/>
+          <w:sz w:val="20"/>
+          <w:szCs w:val="20"/>
+        </w:rPr>
+      </w:pPr>
+    </w:p>
+    <w:p>
+      <w:pPr>
+        <w:rPr>
+          <w:rFonts w:ascii="Arial" w:hAnsi="Arial" w:cs="Arial"/>
+          <w:sz w:val="20"/>
+          <w:szCs w:val="20"/>
+        </w:rPr>
+      </w:pPr>
+      <w:r>
+        <w:rPr>
+          <w:rFonts w:ascii="Arial" w:hAnsi="Arial" w:cs="Arial"/>
+          <w:sz w:val="20"/>
+          <w:szCs w:val="20"/>
+        </w:rPr>
+        <w:t xml:space="preserve">## Ruta para crear un nuevo registro en </w:t>
+      </w:r>
+      <w:proofErr w:type="spellStart"/>
+      <w:r>
+        <w:rPr>
+          <w:rFonts w:ascii="Arial" w:hAnsi="Arial" w:cs="Arial"/>
+          <w:sz w:val="20"/>
+          <w:szCs w:val="20"/>
+        </w:rPr>
+        <w:t>Jugador_Partido</w:t>
+      </w:r>
+      <w:proofErr w:type="spellEnd"/>
+    </w:p>
+    <w:p>
+      <w:pPr>
+        <w:rPr>
+          <w:rFonts w:ascii="Arial" w:hAnsi="Arial" w:cs="Arial"/>
+          <w:sz w:val="20"/>
+          <w:szCs w:val="20"/>
+          <w:lang w:val="en-GB"/>
+        </w:rPr>
+      </w:pPr>
+      <w:r>
+        <w:rPr>
+          <w:rFonts w:ascii="Arial" w:hAnsi="Arial" w:cs="Arial"/>
+          <w:sz w:val="20"/>
+          <w:szCs w:val="20"/>
+          <w:lang w:val="en-GB"/>
+        </w:rPr>
+        <w:t>@app.route('/api/jugador_partido', methods=['POST'])</w:t>
+      </w:r>
+    </w:p>
+    <w:p>
+      <w:pPr>
+        <w:rPr>
+          <w:rFonts w:ascii="Arial" w:hAnsi="Arial" w:cs="Arial"/>
+          <w:sz w:val="20"/>
+          <w:szCs w:val="20"/>
+        </w:rPr>
+      </w:pPr>
+      <w:proofErr w:type="spellStart"/>
+      <w:r>
+        <w:rPr>
+          <w:rFonts w:ascii="Arial" w:hAnsi="Arial" w:cs="Arial"/>
+          <w:sz w:val="20"/>
+          <w:szCs w:val="20"/>
+        </w:rPr>
+        <w:t>def</w:t>
+      </w:r>
+      <w:proofErr w:type="spellEnd"/>
+      <w:r>
+        <w:rPr>
+          <w:rFonts w:ascii="Arial" w:hAnsi="Arial" w:cs="Arial"/>
+          <w:sz w:val="20"/>
+          <w:szCs w:val="20"/>
+        </w:rPr>
+        <w:t xml:space="preserve"> </w:t>
+      </w:r>
+      <w:proofErr w:type="spellStart"/>
+      <w:r>
+        <w:rPr>
+          <w:rFonts w:ascii="Arial" w:hAnsi="Arial" w:cs="Arial"/>
+          <w:sz w:val="20"/>
+          <w:szCs w:val="20"/>
+        </w:rPr>
+        <w:t>route_crear_jugador_partido</w:t>
+      </w:r>
+      <w:proofErr w:type="spellEnd"/>
+      <w:r>
+        <w:rPr>
+          <w:rFonts w:ascii="Arial" w:hAnsi="Arial" w:cs="Arial"/>
+          <w:sz w:val="20"/>
+          <w:szCs w:val="20"/>
+        </w:rPr>
+        <w:t>():</w:t>
+      </w:r>
+    </w:p>
+    <w:p>
+      <w:pPr>
+        <w:rPr>
+          <w:rFonts w:ascii="Arial" w:hAnsi="Arial" w:cs="Arial"/>
+          <w:sz w:val="20"/>
+          <w:szCs w:val="20"/>
+        </w:rPr>
+      </w:pPr>
+      <w:r>
+        <w:rPr>
+          <w:rFonts w:ascii="Arial" w:hAnsi="Arial" w:cs="Arial"/>
+          <w:sz w:val="20"/>
+          <w:szCs w:val="20"/>
+        </w:rPr>
+        <w:t xml:space="preserve">    data = </w:t>
+      </w:r>
+      <w:proofErr w:type="spellStart"/>
+      <w:r>
+        <w:rPr>
+          <w:rFonts w:ascii="Arial" w:hAnsi="Arial" w:cs="Arial"/>
+          <w:sz w:val="20"/>
+          <w:szCs w:val="20"/>
+        </w:rPr>
+        <w:t>request.get_json</w:t>
+      </w:r>
+      <w:proofErr w:type="spellEnd"/>
+      <w:r>
+        <w:rPr>
+          <w:rFonts w:ascii="Arial" w:hAnsi="Arial" w:cs="Arial"/>
+          <w:sz w:val="20"/>
+          <w:szCs w:val="20"/>
+        </w:rPr>
+        <w:t>()</w:t>
+      </w:r>
+    </w:p>
+    <w:p>
+      <w:pPr>
+        <w:rPr>
+          <w:rFonts w:ascii="Arial" w:hAnsi="Arial" w:cs="Arial"/>
+          <w:sz w:val="20"/>
+          <w:szCs w:val="20"/>
+        </w:rPr>
+      </w:pPr>
+      <w:r>
+        <w:rPr>
+          <w:rFonts w:ascii="Arial" w:hAnsi="Arial" w:cs="Arial"/>
+          <w:sz w:val="20"/>
+          <w:szCs w:val="20"/>
+        </w:rPr>
+        <w:t xml:space="preserve">    respuesta, status = </w:t>
+      </w:r>
+      <w:proofErr w:type="spellStart"/>
+      <w:r>
+        <w:rPr>
+          <w:rFonts w:ascii="Arial" w:hAnsi="Arial" w:cs="Arial"/>
+          <w:sz w:val="20"/>
+          <w:szCs w:val="20"/>
+        </w:rPr>
+        <w:t>crear_jugador_partido</w:t>
+      </w:r>
+      <w:proofErr w:type="spellEnd"/>
+      <w:r>
+        <w:rPr>
+          <w:rFonts w:ascii="Arial" w:hAnsi="Arial" w:cs="Arial"/>
+          <w:sz w:val="20"/>
+          <w:szCs w:val="20"/>
+        </w:rPr>
+        <w:t>(data)</w:t>
+      </w:r>
     </w:p>
     <w:p>
       <w:pPr>
@@ -19316,26 +19834,125 @@
           <w:sz w:val="20"/>
           <w:szCs w:val="20"/>
         </w:rPr>
-        <w:t>enfrentamiento_id</w:t>
-      </w:r>
-      <w:proofErr w:type="spellEnd"/>
-      <w:r>
-        <w:rPr>
-          <w:rFonts w:ascii="Arial" w:hAnsi="Arial" w:cs="Arial"/>
-          <w:sz w:val="20"/>
-          <w:szCs w:val="20"/>
-        </w:rPr>
-        <w:t xml:space="preserve"> = </w:t>
-      </w:r>
-      <w:proofErr w:type="spellStart"/>
-      <w:proofErr w:type="gramStart"/>
-      <w:r>
-        <w:rPr>
-          <w:rFonts w:ascii="Arial" w:hAnsi="Arial" w:cs="Arial"/>
-          <w:sz w:val="20"/>
-          <w:szCs w:val="20"/>
-        </w:rPr>
-        <w:t>request.args.get</w:t>
+        <w:t>return</w:t>
+      </w:r>
+      <w:proofErr w:type="spellEnd"/>
+      <w:r>
+        <w:rPr>
+          <w:rFonts w:ascii="Arial" w:hAnsi="Arial" w:cs="Arial"/>
+          <w:sz w:val="20"/>
+          <w:szCs w:val="20"/>
+        </w:rPr>
+        <w:t xml:space="preserve"> </w:t>
+      </w:r>
+      <w:proofErr w:type="spellStart"/>
+      <w:r>
+        <w:rPr>
+          <w:rFonts w:ascii="Arial" w:hAnsi="Arial" w:cs="Arial"/>
+          <w:sz w:val="20"/>
+          <w:szCs w:val="20"/>
+        </w:rPr>
+        <w:t>jsonify</w:t>
+      </w:r>
+      <w:proofErr w:type="spellEnd"/>
+      <w:r>
+        <w:rPr>
+          <w:rFonts w:ascii="Arial" w:hAnsi="Arial" w:cs="Arial"/>
+          <w:sz w:val="20"/>
+          <w:szCs w:val="20"/>
+        </w:rPr>
+        <w:t>(respuesta), status</w:t>
+      </w:r>
+    </w:p>
+    <w:p>
+      <w:pPr>
+        <w:rPr>
+          <w:rFonts w:ascii="Arial" w:hAnsi="Arial" w:cs="Arial"/>
+          <w:sz w:val="20"/>
+          <w:szCs w:val="20"/>
+        </w:rPr>
+      </w:pPr>
+    </w:p>
+    <w:p>
+      <w:pPr>
+        <w:rPr>
+          <w:rFonts w:ascii="Arial" w:hAnsi="Arial" w:cs="Arial"/>
+          <w:sz w:val="20"/>
+          <w:szCs w:val="20"/>
+        </w:rPr>
+      </w:pPr>
+      <w:r>
+        <w:rPr>
+          <w:rFonts w:ascii="Arial" w:hAnsi="Arial" w:cs="Arial"/>
+          <w:sz w:val="20"/>
+          <w:szCs w:val="20"/>
+        </w:rPr>
+        <w:t xml:space="preserve">## Ruta para actualizar un registro en </w:t>
+      </w:r>
+      <w:proofErr w:type="spellStart"/>
+      <w:r>
+        <w:rPr>
+          <w:rFonts w:ascii="Arial" w:hAnsi="Arial" w:cs="Arial"/>
+          <w:sz w:val="20"/>
+          <w:szCs w:val="20"/>
+        </w:rPr>
+        <w:t>Jugador_Partido</w:t>
+      </w:r>
+      <w:proofErr w:type="spellEnd"/>
+    </w:p>
+    <w:p>
+      <w:pPr>
+        <w:rPr>
+          <w:rFonts w:ascii="Arial" w:hAnsi="Arial" w:cs="Arial"/>
+          <w:sz w:val="20"/>
+          <w:szCs w:val="20"/>
+          <w:lang w:val="en-GB"/>
+        </w:rPr>
+      </w:pPr>
+      <w:r>
+        <w:rPr>
+          <w:rFonts w:ascii="Arial" w:hAnsi="Arial" w:cs="Arial"/>
+          <w:sz w:val="20"/>
+          <w:szCs w:val="20"/>
+          <w:lang w:val="en-GB"/>
+        </w:rPr>
+        <w:t>@app.route('/api/jugador_partido/&lt;int:id_jugador_partido&gt;', methods=['PUT'])</w:t>
+      </w:r>
+    </w:p>
+    <w:p>
+      <w:pPr>
+        <w:rPr>
+          <w:rFonts w:ascii="Arial" w:hAnsi="Arial" w:cs="Arial"/>
+          <w:sz w:val="20"/>
+          <w:szCs w:val="20"/>
+        </w:rPr>
+      </w:pPr>
+      <w:proofErr w:type="spellStart"/>
+      <w:r>
+        <w:rPr>
+          <w:rFonts w:ascii="Arial" w:hAnsi="Arial" w:cs="Arial"/>
+          <w:sz w:val="20"/>
+          <w:szCs w:val="20"/>
+        </w:rPr>
+        <w:t>def</w:t>
+      </w:r>
+      <w:proofErr w:type="spellEnd"/>
+      <w:r>
+        <w:rPr>
+          <w:rFonts w:ascii="Arial" w:hAnsi="Arial" w:cs="Arial"/>
+          <w:sz w:val="20"/>
+          <w:szCs w:val="20"/>
+        </w:rPr>
+        <w:t xml:space="preserve"> </w:t>
+      </w:r>
+      <w:proofErr w:type="spellStart"/>
+      <w:r>
+        <w:rPr>
+          <w:rFonts w:ascii="Arial" w:hAnsi="Arial" w:cs="Arial"/>
+          <w:sz w:val="20"/>
+          <w:szCs w:val="20"/>
+        </w:rPr>
+        <w:t>route_actualizar_jugador_partido</w:t>
       </w:r>
       <w:proofErr w:type="spellEnd"/>
       <w:r>
@@ -19346,50 +19963,111 @@
         </w:rPr>
         <w:t>(</w:t>
       </w:r>
-      <w:proofErr w:type="gramEnd"/>
-      <w:r>
-        <w:rPr>
-          <w:rFonts w:ascii="Arial" w:hAnsi="Arial" w:cs="Arial"/>
-          <w:sz w:val="20"/>
-          <w:szCs w:val="20"/>
-        </w:rPr>
-        <w:t>'</w:t>
-      </w:r>
-      <w:proofErr w:type="spellStart"/>
-      <w:r>
-        <w:rPr>
-          <w:rFonts w:ascii="Arial" w:hAnsi="Arial" w:cs="Arial"/>
-          <w:sz w:val="20"/>
-          <w:szCs w:val="20"/>
-        </w:rPr>
-        <w:t>enfrentamiento_id</w:t>
-      </w:r>
-      <w:proofErr w:type="spellEnd"/>
-      <w:r>
-        <w:rPr>
-          <w:rFonts w:ascii="Arial" w:hAnsi="Arial" w:cs="Arial"/>
-          <w:sz w:val="20"/>
-          <w:szCs w:val="20"/>
-        </w:rPr>
-        <w:t xml:space="preserve">', </w:t>
-      </w:r>
-      <w:proofErr w:type="spellStart"/>
-      <w:r>
-        <w:rPr>
-          <w:rFonts w:ascii="Arial" w:hAnsi="Arial" w:cs="Arial"/>
-          <w:sz w:val="20"/>
-          <w:szCs w:val="20"/>
-        </w:rPr>
-        <w:t>type</w:t>
-      </w:r>
-      <w:proofErr w:type="spellEnd"/>
-      <w:r>
-        <w:rPr>
-          <w:rFonts w:ascii="Arial" w:hAnsi="Arial" w:cs="Arial"/>
-          <w:sz w:val="20"/>
-          <w:szCs w:val="20"/>
-        </w:rPr>
-        <w:t>=int)</w:t>
+      <w:proofErr w:type="spellStart"/>
+      <w:r>
+        <w:rPr>
+          <w:rFonts w:ascii="Arial" w:hAnsi="Arial" w:cs="Arial"/>
+          <w:sz w:val="20"/>
+          <w:szCs w:val="20"/>
+        </w:rPr>
+        <w:t>id_jugador_partido</w:t>
+      </w:r>
+      <w:proofErr w:type="spellEnd"/>
+      <w:r>
+        <w:rPr>
+          <w:rFonts w:ascii="Arial" w:hAnsi="Arial" w:cs="Arial"/>
+          <w:sz w:val="20"/>
+          <w:szCs w:val="20"/>
+        </w:rPr>
+        <w:t>):</w:t>
+      </w:r>
+    </w:p>
+    <w:p>
+      <w:pPr>
+        <w:rPr>
+          <w:rFonts w:ascii="Arial" w:hAnsi="Arial" w:cs="Arial"/>
+          <w:sz w:val="20"/>
+          <w:szCs w:val="20"/>
+        </w:rPr>
+      </w:pPr>
+      <w:r>
+        <w:rPr>
+          <w:rFonts w:ascii="Arial" w:hAnsi="Arial" w:cs="Arial"/>
+          <w:sz w:val="20"/>
+          <w:szCs w:val="20"/>
+        </w:rPr>
+        <w:t xml:space="preserve">    data = </w:t>
+      </w:r>
+      <w:proofErr w:type="spellStart"/>
+      <w:r>
+        <w:rPr>
+          <w:rFonts w:ascii="Arial" w:hAnsi="Arial" w:cs="Arial"/>
+          <w:sz w:val="20"/>
+          <w:szCs w:val="20"/>
+        </w:rPr>
+        <w:t>request.get_json</w:t>
+      </w:r>
+      <w:proofErr w:type="spellEnd"/>
+      <w:r>
+        <w:rPr>
+          <w:rFonts w:ascii="Arial" w:hAnsi="Arial" w:cs="Arial"/>
+          <w:sz w:val="20"/>
+          <w:szCs w:val="20"/>
+        </w:rPr>
+        <w:t>()</w:t>
+      </w:r>
+    </w:p>
+    <w:p>
+      <w:pPr>
+        <w:rPr>
+          <w:rFonts w:ascii="Arial" w:hAnsi="Arial" w:cs="Arial"/>
+          <w:sz w:val="20"/>
+          <w:szCs w:val="20"/>
+        </w:rPr>
+      </w:pPr>
+      <w:r>
+        <w:rPr>
+          <w:rFonts w:ascii="Arial" w:hAnsi="Arial" w:cs="Arial"/>
+          <w:sz w:val="20"/>
+          <w:szCs w:val="20"/>
+        </w:rPr>
+        <w:t xml:space="preserve">    respuesta, status = </w:t>
+      </w:r>
+      <w:proofErr w:type="spellStart"/>
+      <w:r>
+        <w:rPr>
+          <w:rFonts w:ascii="Arial" w:hAnsi="Arial" w:cs="Arial"/>
+          <w:sz w:val="20"/>
+          <w:szCs w:val="20"/>
+        </w:rPr>
+        <w:t>actualizar_jugador_partido</w:t>
+      </w:r>
+      <w:proofErr w:type="spellEnd"/>
+      <w:r>
+        <w:rPr>
+          <w:rFonts w:ascii="Arial" w:hAnsi="Arial" w:cs="Arial"/>
+          <w:sz w:val="20"/>
+          <w:szCs w:val="20"/>
+        </w:rPr>
+        <w:t>(</w:t>
+      </w:r>
+      <w:proofErr w:type="spellStart"/>
+      <w:r>
+        <w:rPr>
+          <w:rFonts w:ascii="Arial" w:hAnsi="Arial" w:cs="Arial"/>
+          <w:sz w:val="20"/>
+          <w:szCs w:val="20"/>
+        </w:rPr>
+        <w:t>id_jugador_partido</w:t>
+      </w:r>
+      <w:proofErr w:type="spellEnd"/>
+      <w:r>
+        <w:rPr>
+          <w:rFonts w:ascii="Arial" w:hAnsi="Arial" w:cs="Arial"/>
+          <w:sz w:val="20"/>
+          <w:szCs w:val="20"/>
+        </w:rPr>
+        <w:t>, data)</w:t>
       </w:r>
     </w:p>
     <w:p>
@@ -19415,26 +20093,125 @@
           <w:sz w:val="20"/>
           <w:szCs w:val="20"/>
         </w:rPr>
-        <w:t>jugador_id</w:t>
-      </w:r>
-      <w:proofErr w:type="spellEnd"/>
-      <w:r>
-        <w:rPr>
-          <w:rFonts w:ascii="Arial" w:hAnsi="Arial" w:cs="Arial"/>
-          <w:sz w:val="20"/>
-          <w:szCs w:val="20"/>
-        </w:rPr>
-        <w:t xml:space="preserve"> = </w:t>
-      </w:r>
-      <w:proofErr w:type="spellStart"/>
-      <w:proofErr w:type="gramStart"/>
-      <w:r>
-        <w:rPr>
-          <w:rFonts w:ascii="Arial" w:hAnsi="Arial" w:cs="Arial"/>
-          <w:sz w:val="20"/>
-          <w:szCs w:val="20"/>
-        </w:rPr>
-        <w:t>request.args.get</w:t>
+        <w:t>return</w:t>
+      </w:r>
+      <w:proofErr w:type="spellEnd"/>
+      <w:r>
+        <w:rPr>
+          <w:rFonts w:ascii="Arial" w:hAnsi="Arial" w:cs="Arial"/>
+          <w:sz w:val="20"/>
+          <w:szCs w:val="20"/>
+        </w:rPr>
+        <w:t xml:space="preserve"> </w:t>
+      </w:r>
+      <w:proofErr w:type="spellStart"/>
+      <w:r>
+        <w:rPr>
+          <w:rFonts w:ascii="Arial" w:hAnsi="Arial" w:cs="Arial"/>
+          <w:sz w:val="20"/>
+          <w:szCs w:val="20"/>
+        </w:rPr>
+        <w:t>jsonify</w:t>
+      </w:r>
+      <w:proofErr w:type="spellEnd"/>
+      <w:r>
+        <w:rPr>
+          <w:rFonts w:ascii="Arial" w:hAnsi="Arial" w:cs="Arial"/>
+          <w:sz w:val="20"/>
+          <w:szCs w:val="20"/>
+        </w:rPr>
+        <w:t>(respuesta), status</w:t>
+      </w:r>
+    </w:p>
+    <w:p>
+      <w:pPr>
+        <w:rPr>
+          <w:rFonts w:ascii="Arial" w:hAnsi="Arial" w:cs="Arial"/>
+          <w:sz w:val="20"/>
+          <w:szCs w:val="20"/>
+        </w:rPr>
+      </w:pPr>
+    </w:p>
+    <w:p>
+      <w:pPr>
+        <w:rPr>
+          <w:rFonts w:ascii="Arial" w:hAnsi="Arial" w:cs="Arial"/>
+          <w:sz w:val="20"/>
+          <w:szCs w:val="20"/>
+        </w:rPr>
+      </w:pPr>
+      <w:r>
+        <w:rPr>
+          <w:rFonts w:ascii="Arial" w:hAnsi="Arial" w:cs="Arial"/>
+          <w:sz w:val="20"/>
+          <w:szCs w:val="20"/>
+        </w:rPr>
+        <w:t xml:space="preserve">## Ruta para eliminar un registro en </w:t>
+      </w:r>
+      <w:proofErr w:type="spellStart"/>
+      <w:r>
+        <w:rPr>
+          <w:rFonts w:ascii="Arial" w:hAnsi="Arial" w:cs="Arial"/>
+          <w:sz w:val="20"/>
+          <w:szCs w:val="20"/>
+        </w:rPr>
+        <w:t>Jugador_Partido</w:t>
+      </w:r>
+      <w:proofErr w:type="spellEnd"/>
+    </w:p>
+    <w:p>
+      <w:pPr>
+        <w:rPr>
+          <w:rFonts w:ascii="Arial" w:hAnsi="Arial" w:cs="Arial"/>
+          <w:sz w:val="20"/>
+          <w:szCs w:val="20"/>
+          <w:lang w:val="en-GB"/>
+        </w:rPr>
+      </w:pPr>
+      <w:r>
+        <w:rPr>
+          <w:rFonts w:ascii="Arial" w:hAnsi="Arial" w:cs="Arial"/>
+          <w:sz w:val="20"/>
+          <w:szCs w:val="20"/>
+          <w:lang w:val="en-GB"/>
+        </w:rPr>
+        <w:t>@app.route('/api/jugador_partido/&lt;int:id_jugador_partido&gt;', methods=['DELETE'])</w:t>
+      </w:r>
+    </w:p>
+    <w:p>
+      <w:pPr>
+        <w:rPr>
+          <w:rFonts w:ascii="Arial" w:hAnsi="Arial" w:cs="Arial"/>
+          <w:sz w:val="20"/>
+          <w:szCs w:val="20"/>
+        </w:rPr>
+      </w:pPr>
+      <w:proofErr w:type="spellStart"/>
+      <w:r>
+        <w:rPr>
+          <w:rFonts w:ascii="Arial" w:hAnsi="Arial" w:cs="Arial"/>
+          <w:sz w:val="20"/>
+          <w:szCs w:val="20"/>
+        </w:rPr>
+        <w:t>def</w:t>
+      </w:r>
+      <w:proofErr w:type="spellEnd"/>
+      <w:r>
+        <w:rPr>
+          <w:rFonts w:ascii="Arial" w:hAnsi="Arial" w:cs="Arial"/>
+          <w:sz w:val="20"/>
+          <w:szCs w:val="20"/>
+        </w:rPr>
+        <w:t xml:space="preserve"> </w:t>
+      </w:r>
+      <w:proofErr w:type="spellStart"/>
+      <w:r>
+        <w:rPr>
+          <w:rFonts w:ascii="Arial" w:hAnsi="Arial" w:cs="Arial"/>
+          <w:sz w:val="20"/>
+          <w:szCs w:val="20"/>
+        </w:rPr>
+        <w:t>route_eliminar_jugador_partido</w:t>
       </w:r>
       <w:proofErr w:type="spellEnd"/>
       <w:r>
@@ -19445,59 +20222,84 @@
         </w:rPr>
         <w:t>(</w:t>
       </w:r>
-      <w:proofErr w:type="gramEnd"/>
-      <w:r>
-        <w:rPr>
-          <w:rFonts w:ascii="Arial" w:hAnsi="Arial" w:cs="Arial"/>
-          <w:sz w:val="20"/>
-          <w:szCs w:val="20"/>
-        </w:rPr>
-        <w:t>'</w:t>
-      </w:r>
-      <w:proofErr w:type="spellStart"/>
-      <w:r>
-        <w:rPr>
-          <w:rFonts w:ascii="Arial" w:hAnsi="Arial" w:cs="Arial"/>
-          <w:sz w:val="20"/>
-          <w:szCs w:val="20"/>
-        </w:rPr>
-        <w:t>jugador_id</w:t>
-      </w:r>
-      <w:proofErr w:type="spellEnd"/>
-      <w:r>
-        <w:rPr>
-          <w:rFonts w:ascii="Arial" w:hAnsi="Arial" w:cs="Arial"/>
-          <w:sz w:val="20"/>
-          <w:szCs w:val="20"/>
-        </w:rPr>
-        <w:t xml:space="preserve">', </w:t>
-      </w:r>
-      <w:proofErr w:type="spellStart"/>
-      <w:r>
-        <w:rPr>
-          <w:rFonts w:ascii="Arial" w:hAnsi="Arial" w:cs="Arial"/>
-          <w:sz w:val="20"/>
-          <w:szCs w:val="20"/>
-        </w:rPr>
-        <w:t>type</w:t>
-      </w:r>
-      <w:proofErr w:type="spellEnd"/>
-      <w:r>
-        <w:rPr>
-          <w:rFonts w:ascii="Arial" w:hAnsi="Arial" w:cs="Arial"/>
-          <w:sz w:val="20"/>
-          <w:szCs w:val="20"/>
-        </w:rPr>
-        <w:t>=int)</w:t>
-      </w:r>
-    </w:p>
-    <w:p>
-      <w:pPr>
-        <w:rPr>
-          <w:rFonts w:ascii="Arial" w:hAnsi="Arial" w:cs="Arial"/>
-          <w:sz w:val="20"/>
-          <w:szCs w:val="20"/>
-          <w:lang w:val="en-GB"/>
+      <w:proofErr w:type="spellStart"/>
+      <w:r>
+        <w:rPr>
+          <w:rFonts w:ascii="Arial" w:hAnsi="Arial" w:cs="Arial"/>
+          <w:sz w:val="20"/>
+          <w:szCs w:val="20"/>
+        </w:rPr>
+        <w:t>id_jugador_partido</w:t>
+      </w:r>
+      <w:proofErr w:type="spellEnd"/>
+      <w:r>
+        <w:rPr>
+          <w:rFonts w:ascii="Arial" w:hAnsi="Arial" w:cs="Arial"/>
+          <w:sz w:val="20"/>
+          <w:szCs w:val="20"/>
+        </w:rPr>
+        <w:t>):</w:t>
+      </w:r>
+    </w:p>
+    <w:p>
+      <w:pPr>
+        <w:rPr>
+          <w:rFonts w:ascii="Arial" w:hAnsi="Arial" w:cs="Arial"/>
+          <w:sz w:val="20"/>
+          <w:szCs w:val="20"/>
+        </w:rPr>
+      </w:pPr>
+      <w:r>
+        <w:rPr>
+          <w:rFonts w:ascii="Arial" w:hAnsi="Arial" w:cs="Arial"/>
+          <w:sz w:val="20"/>
+          <w:szCs w:val="20"/>
+        </w:rPr>
+        <w:t xml:space="preserve">    respuesta, status = </w:t>
+      </w:r>
+      <w:proofErr w:type="spellStart"/>
+      <w:r>
+        <w:rPr>
+          <w:rFonts w:ascii="Arial" w:hAnsi="Arial" w:cs="Arial"/>
+          <w:sz w:val="20"/>
+          <w:szCs w:val="20"/>
+        </w:rPr>
+        <w:t>eliminar_jugador_partido</w:t>
+      </w:r>
+      <w:proofErr w:type="spellEnd"/>
+      <w:r>
+        <w:rPr>
+          <w:rFonts w:ascii="Arial" w:hAnsi="Arial" w:cs="Arial"/>
+          <w:sz w:val="20"/>
+          <w:szCs w:val="20"/>
+        </w:rPr>
+        <w:t>(</w:t>
+      </w:r>
+      <w:proofErr w:type="spellStart"/>
+      <w:r>
+        <w:rPr>
+          <w:rFonts w:ascii="Arial" w:hAnsi="Arial" w:cs="Arial"/>
+          <w:sz w:val="20"/>
+          <w:szCs w:val="20"/>
+        </w:rPr>
+        <w:t>id_jugador_partido</w:t>
+      </w:r>
+      <w:proofErr w:type="spellEnd"/>
+      <w:r>
+        <w:rPr>
+          <w:rFonts w:ascii="Arial" w:hAnsi="Arial" w:cs="Arial"/>
+          <w:sz w:val="20"/>
+          <w:szCs w:val="20"/>
+        </w:rPr>
+        <w:t>)</w:t>
+      </w:r>
+    </w:p>
+    <w:p>
+      <w:pPr>
+        <w:rPr>
+          <w:rFonts w:ascii="Arial" w:hAnsi="Arial" w:cs="Arial"/>
+          <w:sz w:val="20"/>
+          <w:szCs w:val="20"/>
         </w:rPr>
       </w:pPr>
       <w:r>
@@ -19514,527 +20316,6 @@
           <w:rFonts w:ascii="Arial" w:hAnsi="Arial" w:cs="Arial"/>
           <w:sz w:val="20"/>
           <w:szCs w:val="20"/>
-          <w:lang w:val="en-GB"/>
-        </w:rPr>
-        <w:t>order_by</w:t>
-      </w:r>
-      <w:proofErr w:type="spellEnd"/>
-      <w:r>
-        <w:rPr>
-          <w:rFonts w:ascii="Arial" w:hAnsi="Arial" w:cs="Arial"/>
-          <w:sz w:val="20"/>
-          <w:szCs w:val="20"/>
-          <w:lang w:val="en-GB"/>
-        </w:rPr>
-        <w:t xml:space="preserve"> = </w:t>
-      </w:r>
-      <w:proofErr w:type="spellStart"/>
-      <w:r>
-        <w:rPr>
-          <w:rFonts w:ascii="Arial" w:hAnsi="Arial" w:cs="Arial"/>
-          <w:sz w:val="20"/>
-          <w:szCs w:val="20"/>
-          <w:lang w:val="en-GB"/>
-        </w:rPr>
-        <w:t>request.args.get</w:t>
-      </w:r>
-      <w:proofErr w:type="spellEnd"/>
-      <w:r>
-        <w:rPr>
-          <w:rFonts w:ascii="Arial" w:hAnsi="Arial" w:cs="Arial"/>
-          <w:sz w:val="20"/>
-          <w:szCs w:val="20"/>
-          <w:lang w:val="en-GB"/>
-        </w:rPr>
-        <w:t>('</w:t>
-      </w:r>
-      <w:proofErr w:type="spellStart"/>
-      <w:r>
-        <w:rPr>
-          <w:rFonts w:ascii="Arial" w:hAnsi="Arial" w:cs="Arial"/>
-          <w:sz w:val="20"/>
-          <w:szCs w:val="20"/>
-          <w:lang w:val="en-GB"/>
-        </w:rPr>
-        <w:t>order_by</w:t>
-      </w:r>
-      <w:proofErr w:type="spellEnd"/>
-      <w:r>
-        <w:rPr>
-          <w:rFonts w:ascii="Arial" w:hAnsi="Arial" w:cs="Arial"/>
-          <w:sz w:val="20"/>
-          <w:szCs w:val="20"/>
-          <w:lang w:val="en-GB"/>
-        </w:rPr>
-        <w:t>')</w:t>
-      </w:r>
-    </w:p>
-    <w:p>
-      <w:pPr>
-        <w:rPr>
-          <w:rFonts w:ascii="Arial" w:hAnsi="Arial" w:cs="Arial"/>
-          <w:sz w:val="20"/>
-          <w:szCs w:val="20"/>
-        </w:rPr>
-      </w:pPr>
-      <w:r>
-        <w:rPr>
-          <w:rFonts w:ascii="Arial" w:hAnsi="Arial" w:cs="Arial"/>
-          <w:sz w:val="20"/>
-          <w:szCs w:val="20"/>
-          <w:lang w:val="en-GB"/>
-        </w:rPr>
-        <w:t xml:space="preserve">    </w:t>
-      </w:r>
-      <w:proofErr w:type="spellStart"/>
-      <w:r>
-        <w:rPr>
-          <w:rFonts w:ascii="Arial" w:hAnsi="Arial" w:cs="Arial"/>
-          <w:sz w:val="20"/>
-          <w:szCs w:val="20"/>
-        </w:rPr>
-        <w:t>order_dir</w:t>
-      </w:r>
-      <w:proofErr w:type="spellEnd"/>
-      <w:r>
-        <w:rPr>
-          <w:rFonts w:ascii="Arial" w:hAnsi="Arial" w:cs="Arial"/>
-          <w:sz w:val="20"/>
-          <w:szCs w:val="20"/>
-        </w:rPr>
-        <w:t xml:space="preserve"> = </w:t>
-      </w:r>
-      <w:proofErr w:type="spellStart"/>
-      <w:proofErr w:type="gramStart"/>
-      <w:r>
-        <w:rPr>
-          <w:rFonts w:ascii="Arial" w:hAnsi="Arial" w:cs="Arial"/>
-          <w:sz w:val="20"/>
-          <w:szCs w:val="20"/>
-        </w:rPr>
-        <w:t>request.args.get</w:t>
-      </w:r>
-      <w:proofErr w:type="spellEnd"/>
-      <w:r>
-        <w:rPr>
-          <w:rFonts w:ascii="Arial" w:hAnsi="Arial" w:cs="Arial"/>
-          <w:sz w:val="20"/>
-          <w:szCs w:val="20"/>
-        </w:rPr>
-        <w:t>(</w:t>
-      </w:r>
-      <w:proofErr w:type="gramEnd"/>
-      <w:r>
-        <w:rPr>
-          <w:rFonts w:ascii="Arial" w:hAnsi="Arial" w:cs="Arial"/>
-          <w:sz w:val="20"/>
-          <w:szCs w:val="20"/>
-        </w:rPr>
-        <w:t>'</w:t>
-      </w:r>
-      <w:proofErr w:type="spellStart"/>
-      <w:r>
-        <w:rPr>
-          <w:rFonts w:ascii="Arial" w:hAnsi="Arial" w:cs="Arial"/>
-          <w:sz w:val="20"/>
-          <w:szCs w:val="20"/>
-        </w:rPr>
-        <w:t>order_dir</w:t>
-      </w:r>
-      <w:proofErr w:type="spellEnd"/>
-      <w:r>
-        <w:rPr>
-          <w:rFonts w:ascii="Arial" w:hAnsi="Arial" w:cs="Arial"/>
-          <w:sz w:val="20"/>
-          <w:szCs w:val="20"/>
-        </w:rPr>
-        <w:t>', "</w:t>
-      </w:r>
-      <w:proofErr w:type="spellStart"/>
-      <w:r>
-        <w:rPr>
-          <w:rFonts w:ascii="Arial" w:hAnsi="Arial" w:cs="Arial"/>
-          <w:sz w:val="20"/>
-          <w:szCs w:val="20"/>
-        </w:rPr>
-        <w:t>desc</w:t>
-      </w:r>
-      <w:proofErr w:type="spellEnd"/>
-      <w:r>
-        <w:rPr>
-          <w:rFonts w:ascii="Arial" w:hAnsi="Arial" w:cs="Arial"/>
-          <w:sz w:val="20"/>
-          <w:szCs w:val="20"/>
-        </w:rPr>
-        <w:t>")   ## Por defecto, orden descendente</w:t>
-      </w:r>
-    </w:p>
-    <w:p>
-      <w:pPr>
-        <w:rPr>
-          <w:rFonts w:ascii="Arial" w:hAnsi="Arial" w:cs="Arial"/>
-          <w:sz w:val="20"/>
-          <w:szCs w:val="20"/>
-        </w:rPr>
-      </w:pPr>
-    </w:p>
-    <w:p>
-      <w:pPr>
-        <w:rPr>
-          <w:rFonts w:ascii="Arial" w:hAnsi="Arial" w:cs="Arial"/>
-          <w:sz w:val="20"/>
-          <w:szCs w:val="20"/>
-        </w:rPr>
-      </w:pPr>
-      <w:r>
-        <w:rPr>
-          <w:rFonts w:ascii="Arial" w:hAnsi="Arial" w:cs="Arial"/>
-          <w:sz w:val="20"/>
-          <w:szCs w:val="20"/>
-        </w:rPr>
-        <w:t>    # Si se pasa algún filtro o parámetro de orden, se usa el método de filtrado; de lo contrario, se listan todos.</w:t>
-      </w:r>
-    </w:p>
-    <w:p>
-      <w:pPr>
-        <w:rPr>
-          <w:rFonts w:ascii="Arial" w:hAnsi="Arial" w:cs="Arial"/>
-          <w:sz w:val="20"/>
-          <w:szCs w:val="20"/>
-          <w:lang w:val="en-GB"/>
-        </w:rPr>
-      </w:pPr>
-      <w:r>
-        <w:rPr>
-          <w:rFonts w:ascii="Arial" w:hAnsi="Arial" w:cs="Arial"/>
-          <w:sz w:val="20"/>
-          <w:szCs w:val="20"/>
-        </w:rPr>
-        <w:t xml:space="preserve">    </w:t>
-      </w:r>
-      <w:r>
-        <w:rPr>
-          <w:rFonts w:ascii="Arial" w:hAnsi="Arial" w:cs="Arial"/>
-          <w:sz w:val="20"/>
-          <w:szCs w:val="20"/>
-          <w:lang w:val="en-GB"/>
-        </w:rPr>
-        <w:t xml:space="preserve">if </w:t>
-      </w:r>
-      <w:proofErr w:type="spellStart"/>
-      <w:r>
-        <w:rPr>
-          <w:rFonts w:ascii="Arial" w:hAnsi="Arial" w:cs="Arial"/>
-          <w:sz w:val="20"/>
-          <w:szCs w:val="20"/>
-          <w:lang w:val="en-GB"/>
-        </w:rPr>
-        <w:t>enfrentamiento_id</w:t>
-      </w:r>
-      <w:proofErr w:type="spellEnd"/>
-      <w:r>
-        <w:rPr>
-          <w:rFonts w:ascii="Arial" w:hAnsi="Arial" w:cs="Arial"/>
-          <w:sz w:val="20"/>
-          <w:szCs w:val="20"/>
-          <w:lang w:val="en-GB"/>
-        </w:rPr>
-        <w:t xml:space="preserve"> or </w:t>
-      </w:r>
-      <w:proofErr w:type="spellStart"/>
-      <w:r>
-        <w:rPr>
-          <w:rFonts w:ascii="Arial" w:hAnsi="Arial" w:cs="Arial"/>
-          <w:sz w:val="20"/>
-          <w:szCs w:val="20"/>
-          <w:lang w:val="en-GB"/>
-        </w:rPr>
-        <w:t>jugador_id</w:t>
-      </w:r>
-      <w:proofErr w:type="spellEnd"/>
-      <w:r>
-        <w:rPr>
-          <w:rFonts w:ascii="Arial" w:hAnsi="Arial" w:cs="Arial"/>
-          <w:sz w:val="20"/>
-          <w:szCs w:val="20"/>
-          <w:lang w:val="en-GB"/>
-        </w:rPr>
-        <w:t xml:space="preserve"> or </w:t>
-      </w:r>
-      <w:proofErr w:type="spellStart"/>
-      <w:r>
-        <w:rPr>
-          <w:rFonts w:ascii="Arial" w:hAnsi="Arial" w:cs="Arial"/>
-          <w:sz w:val="20"/>
-          <w:szCs w:val="20"/>
-          <w:lang w:val="en-GB"/>
-        </w:rPr>
-        <w:t>order_by</w:t>
-      </w:r>
-      <w:proofErr w:type="spellEnd"/>
-      <w:r>
-        <w:rPr>
-          <w:rFonts w:ascii="Arial" w:hAnsi="Arial" w:cs="Arial"/>
-          <w:sz w:val="20"/>
-          <w:szCs w:val="20"/>
-          <w:lang w:val="en-GB"/>
-        </w:rPr>
-        <w:t>:</w:t>
-      </w:r>
-    </w:p>
-    <w:p>
-      <w:pPr>
-        <w:rPr>
-          <w:rFonts w:ascii="Arial" w:hAnsi="Arial" w:cs="Arial"/>
-          <w:sz w:val="20"/>
-          <w:szCs w:val="20"/>
-        </w:rPr>
-      </w:pPr>
-      <w:r>
-        <w:rPr>
-          <w:rFonts w:ascii="Arial" w:hAnsi="Arial" w:cs="Arial"/>
-          <w:sz w:val="20"/>
-          <w:szCs w:val="20"/>
-          <w:lang w:val="en-GB"/>
-        </w:rPr>
-        <w:t xml:space="preserve">        </w:t>
-      </w:r>
-      <w:r>
-        <w:rPr>
-          <w:rFonts w:ascii="Arial" w:hAnsi="Arial" w:cs="Arial"/>
-          <w:sz w:val="20"/>
-          <w:szCs w:val="20"/>
-        </w:rPr>
-        <w:t xml:space="preserve">respuesta, status = </w:t>
-      </w:r>
-      <w:proofErr w:type="spellStart"/>
-      <w:r>
-        <w:rPr>
-          <w:rFonts w:ascii="Arial" w:hAnsi="Arial" w:cs="Arial"/>
-          <w:sz w:val="20"/>
-          <w:szCs w:val="20"/>
-        </w:rPr>
-        <w:t>filtrar_jugador_partido_</w:t>
-      </w:r>
-      <w:proofErr w:type="gramStart"/>
-      <w:r>
-        <w:rPr>
-          <w:rFonts w:ascii="Arial" w:hAnsi="Arial" w:cs="Arial"/>
-          <w:sz w:val="20"/>
-          <w:szCs w:val="20"/>
-        </w:rPr>
-        <w:t>logica</w:t>
-      </w:r>
-      <w:proofErr w:type="spellEnd"/>
-      <w:r>
-        <w:rPr>
-          <w:rFonts w:ascii="Arial" w:hAnsi="Arial" w:cs="Arial"/>
-          <w:sz w:val="20"/>
-          <w:szCs w:val="20"/>
-        </w:rPr>
-        <w:t>(</w:t>
-      </w:r>
-      <w:proofErr w:type="spellStart"/>
-      <w:proofErr w:type="gramEnd"/>
-      <w:r>
-        <w:rPr>
-          <w:rFonts w:ascii="Arial" w:hAnsi="Arial" w:cs="Arial"/>
-          <w:sz w:val="20"/>
-          <w:szCs w:val="20"/>
-        </w:rPr>
-        <w:t>enfrentamiento_id</w:t>
-      </w:r>
-      <w:proofErr w:type="spellEnd"/>
-      <w:r>
-        <w:rPr>
-          <w:rFonts w:ascii="Arial" w:hAnsi="Arial" w:cs="Arial"/>
-          <w:sz w:val="20"/>
-          <w:szCs w:val="20"/>
-        </w:rPr>
-        <w:t xml:space="preserve">, </w:t>
-      </w:r>
-      <w:proofErr w:type="spellStart"/>
-      <w:r>
-        <w:rPr>
-          <w:rFonts w:ascii="Arial" w:hAnsi="Arial" w:cs="Arial"/>
-          <w:sz w:val="20"/>
-          <w:szCs w:val="20"/>
-        </w:rPr>
-        <w:t>jugador_id</w:t>
-      </w:r>
-      <w:proofErr w:type="spellEnd"/>
-      <w:r>
-        <w:rPr>
-          <w:rFonts w:ascii="Arial" w:hAnsi="Arial" w:cs="Arial"/>
-          <w:sz w:val="20"/>
-          <w:szCs w:val="20"/>
-        </w:rPr>
-        <w:t xml:space="preserve">, </w:t>
-      </w:r>
-      <w:proofErr w:type="spellStart"/>
-      <w:r>
-        <w:rPr>
-          <w:rFonts w:ascii="Arial" w:hAnsi="Arial" w:cs="Arial"/>
-          <w:sz w:val="20"/>
-          <w:szCs w:val="20"/>
-        </w:rPr>
-        <w:t>order_by</w:t>
-      </w:r>
-      <w:proofErr w:type="spellEnd"/>
-      <w:r>
-        <w:rPr>
-          <w:rFonts w:ascii="Arial" w:hAnsi="Arial" w:cs="Arial"/>
-          <w:sz w:val="20"/>
-          <w:szCs w:val="20"/>
-        </w:rPr>
-        <w:t xml:space="preserve">, </w:t>
-      </w:r>
-      <w:proofErr w:type="spellStart"/>
-      <w:r>
-        <w:rPr>
-          <w:rFonts w:ascii="Arial" w:hAnsi="Arial" w:cs="Arial"/>
-          <w:sz w:val="20"/>
-          <w:szCs w:val="20"/>
-        </w:rPr>
-        <w:t>order_dir</w:t>
-      </w:r>
-      <w:proofErr w:type="spellEnd"/>
-      <w:r>
-        <w:rPr>
-          <w:rFonts w:ascii="Arial" w:hAnsi="Arial" w:cs="Arial"/>
-          <w:sz w:val="20"/>
-          <w:szCs w:val="20"/>
-        </w:rPr>
-        <w:t>)</w:t>
-      </w:r>
-    </w:p>
-    <w:p>
-      <w:pPr>
-        <w:rPr>
-          <w:rFonts w:ascii="Arial" w:hAnsi="Arial" w:cs="Arial"/>
-          <w:sz w:val="20"/>
-          <w:szCs w:val="20"/>
-        </w:rPr>
-      </w:pPr>
-      <w:r>
-        <w:rPr>
-          <w:rFonts w:ascii="Arial" w:hAnsi="Arial" w:cs="Arial"/>
-          <w:sz w:val="20"/>
-          <w:szCs w:val="20"/>
-        </w:rPr>
-        <w:t xml:space="preserve">    </w:t>
-      </w:r>
-      <w:proofErr w:type="spellStart"/>
-      <w:r>
-        <w:rPr>
-          <w:rFonts w:ascii="Arial" w:hAnsi="Arial" w:cs="Arial"/>
-          <w:sz w:val="20"/>
-          <w:szCs w:val="20"/>
-        </w:rPr>
-        <w:t>else</w:t>
-      </w:r>
-      <w:proofErr w:type="spellEnd"/>
-      <w:r>
-        <w:rPr>
-          <w:rFonts w:ascii="Arial" w:hAnsi="Arial" w:cs="Arial"/>
-          <w:sz w:val="20"/>
-          <w:szCs w:val="20"/>
-        </w:rPr>
-        <w:t>:</w:t>
-      </w:r>
-    </w:p>
-    <w:p>
-      <w:pPr>
-        <w:rPr>
-          <w:rFonts w:ascii="Arial" w:hAnsi="Arial" w:cs="Arial"/>
-          <w:sz w:val="20"/>
-          <w:szCs w:val="20"/>
-        </w:rPr>
-      </w:pPr>
-      <w:r>
-        <w:rPr>
-          <w:rFonts w:ascii="Arial" w:hAnsi="Arial" w:cs="Arial"/>
-          <w:sz w:val="20"/>
-          <w:szCs w:val="20"/>
-        </w:rPr>
-        <w:t xml:space="preserve">        respuesta, status = </w:t>
-      </w:r>
-      <w:proofErr w:type="spellStart"/>
-      <w:r>
-        <w:rPr>
-          <w:rFonts w:ascii="Arial" w:hAnsi="Arial" w:cs="Arial"/>
-          <w:sz w:val="20"/>
-          <w:szCs w:val="20"/>
-        </w:rPr>
-        <w:t>listar_jugador_</w:t>
-      </w:r>
-      <w:proofErr w:type="gramStart"/>
-      <w:r>
-        <w:rPr>
-          <w:rFonts w:ascii="Arial" w:hAnsi="Arial" w:cs="Arial"/>
-          <w:sz w:val="20"/>
-          <w:szCs w:val="20"/>
-        </w:rPr>
-        <w:t>partido</w:t>
-      </w:r>
-      <w:proofErr w:type="spellEnd"/>
-      <w:r>
-        <w:rPr>
-          <w:rFonts w:ascii="Arial" w:hAnsi="Arial" w:cs="Arial"/>
-          <w:sz w:val="20"/>
-          <w:szCs w:val="20"/>
-        </w:rPr>
-        <w:t>(</w:t>
-      </w:r>
-      <w:proofErr w:type="gramEnd"/>
-      <w:r>
-        <w:rPr>
-          <w:rFonts w:ascii="Arial" w:hAnsi="Arial" w:cs="Arial"/>
-          <w:sz w:val="20"/>
-          <w:szCs w:val="20"/>
-        </w:rPr>
-        <w:t>)</w:t>
-      </w:r>
-    </w:p>
-    <w:p>
-      <w:pPr>
-        <w:rPr>
-          <w:rFonts w:ascii="Arial" w:hAnsi="Arial" w:cs="Arial"/>
-          <w:sz w:val="20"/>
-          <w:szCs w:val="20"/>
-        </w:rPr>
-      </w:pPr>
-      <w:r>
-        <w:rPr>
-          <w:rFonts w:ascii="Arial" w:hAnsi="Arial" w:cs="Arial"/>
-          <w:sz w:val="20"/>
-          <w:szCs w:val="20"/>
-        </w:rPr>
-        <w:t xml:space="preserve">    </w:t>
-      </w:r>
-    </w:p>
-    <w:p>
-      <w:pPr>
-        <w:rPr>
-          <w:rFonts w:ascii="Arial" w:hAnsi="Arial" w:cs="Arial"/>
-          <w:sz w:val="20"/>
-          <w:szCs w:val="20"/>
-        </w:rPr>
-      </w:pPr>
-      <w:r>
-        <w:rPr>
-          <w:rFonts w:ascii="Arial" w:hAnsi="Arial" w:cs="Arial"/>
-          <w:sz w:val="20"/>
-          <w:szCs w:val="20"/>
-        </w:rPr>
-        <w:t xml:space="preserve">    </w:t>
-      </w:r>
-      <w:proofErr w:type="spellStart"/>
-      <w:r>
-        <w:rPr>
-          <w:rFonts w:ascii="Arial" w:hAnsi="Arial" w:cs="Arial"/>
-          <w:sz w:val="20"/>
-          <w:szCs w:val="20"/>
         </w:rPr>
         <w:t>return</w:t>
       </w:r>
@@ -20063,1195 +20344,8 @@
           <w:sz w:val="20"/>
           <w:szCs w:val="20"/>
         </w:rPr>
-        <w:t xml:space="preserve">(respuesta), </w:t>
-      </w:r>
-      <w:proofErr w:type="gramStart"/>
-      <w:r>
-        <w:rPr>
-          <w:rFonts w:ascii="Arial" w:hAnsi="Arial" w:cs="Arial"/>
-          <w:sz w:val="20"/>
-          <w:szCs w:val="20"/>
-        </w:rPr>
-        <w:t>status</w:t>
-      </w:r>
-      <w:proofErr w:type="gramEnd"/>
-    </w:p>
-    <w:p>
-      <w:pPr>
-        <w:rPr>
-          <w:rFonts w:ascii="Arial" w:hAnsi="Arial" w:cs="Arial"/>
-          <w:sz w:val="20"/>
-          <w:szCs w:val="20"/>
-        </w:rPr>
-      </w:pPr>
-    </w:p>
-    <w:p>
-      <w:pPr>
-        <w:rPr>
-          <w:rFonts w:ascii="Arial" w:hAnsi="Arial" w:cs="Arial"/>
-          <w:sz w:val="20"/>
-          <w:szCs w:val="20"/>
-        </w:rPr>
-      </w:pPr>
-      <w:r>
-        <w:rPr>
-          <w:rFonts w:ascii="Arial" w:hAnsi="Arial" w:cs="Arial"/>
-          <w:sz w:val="20"/>
-          <w:szCs w:val="20"/>
-        </w:rPr>
-        <w:t xml:space="preserve">## Ruta para obtener un registro de </w:t>
-      </w:r>
-      <w:proofErr w:type="spellStart"/>
-      <w:r>
-        <w:rPr>
-          <w:rFonts w:ascii="Arial" w:hAnsi="Arial" w:cs="Arial"/>
-          <w:sz w:val="20"/>
-          <w:szCs w:val="20"/>
-        </w:rPr>
-        <w:t>Jugador_Partido</w:t>
-      </w:r>
-      <w:proofErr w:type="spellEnd"/>
-      <w:r>
-        <w:rPr>
-          <w:rFonts w:ascii="Arial" w:hAnsi="Arial" w:cs="Arial"/>
-          <w:sz w:val="20"/>
-          <w:szCs w:val="20"/>
-        </w:rPr>
-        <w:t xml:space="preserve"> por ID</w:t>
-      </w:r>
-    </w:p>
-    <w:p>
-      <w:pPr>
-        <w:rPr>
-          <w:rFonts w:ascii="Arial" w:hAnsi="Arial" w:cs="Arial"/>
-          <w:sz w:val="20"/>
-          <w:szCs w:val="20"/>
-          <w:lang w:val="en-GB"/>
-        </w:rPr>
-      </w:pPr>
-      <w:r>
-        <w:rPr>
-          <w:rFonts w:ascii="Arial" w:hAnsi="Arial" w:cs="Arial"/>
-          <w:sz w:val="20"/>
-          <w:szCs w:val="20"/>
-          <w:lang w:val="en-GB"/>
-        </w:rPr>
-        <w:lastRenderedPageBreak/>
-        <w:t>@</w:t>
-      </w:r>
-      <w:proofErr w:type="gramStart"/>
-      <w:r>
-        <w:rPr>
-          <w:rFonts w:ascii="Arial" w:hAnsi="Arial" w:cs="Arial"/>
-          <w:sz w:val="20"/>
-          <w:szCs w:val="20"/>
-          <w:lang w:val="en-GB"/>
-        </w:rPr>
-        <w:t>app.route</w:t>
-      </w:r>
-      <w:proofErr w:type="gramEnd"/>
-      <w:r>
-        <w:rPr>
-          <w:rFonts w:ascii="Arial" w:hAnsi="Arial" w:cs="Arial"/>
-          <w:sz w:val="20"/>
-          <w:szCs w:val="20"/>
-          <w:lang w:val="en-GB"/>
-        </w:rPr>
-        <w:t>('/api/jugador_partido/&lt;int:id_jugador_partido&gt;', methods=['GET'])</w:t>
-      </w:r>
-    </w:p>
-    <w:p>
-      <w:pPr>
-        <w:rPr>
-          <w:rFonts w:ascii="Arial" w:hAnsi="Arial" w:cs="Arial"/>
-          <w:sz w:val="20"/>
-          <w:szCs w:val="20"/>
-        </w:rPr>
-      </w:pPr>
-      <w:proofErr w:type="spellStart"/>
-      <w:r>
-        <w:rPr>
-          <w:rFonts w:ascii="Arial" w:hAnsi="Arial" w:cs="Arial"/>
-          <w:sz w:val="20"/>
-          <w:szCs w:val="20"/>
-        </w:rPr>
-        <w:t>def</w:t>
-      </w:r>
-      <w:proofErr w:type="spellEnd"/>
-      <w:r>
-        <w:rPr>
-          <w:rFonts w:ascii="Arial" w:hAnsi="Arial" w:cs="Arial"/>
-          <w:sz w:val="20"/>
-          <w:szCs w:val="20"/>
-        </w:rPr>
-        <w:t xml:space="preserve"> </w:t>
-      </w:r>
-      <w:proofErr w:type="spellStart"/>
-      <w:r>
-        <w:rPr>
-          <w:rFonts w:ascii="Arial" w:hAnsi="Arial" w:cs="Arial"/>
-          <w:sz w:val="20"/>
-          <w:szCs w:val="20"/>
-        </w:rPr>
-        <w:t>route_obtener_jugador_partido</w:t>
-      </w:r>
-      <w:proofErr w:type="spellEnd"/>
-      <w:r>
-        <w:rPr>
-          <w:rFonts w:ascii="Arial" w:hAnsi="Arial" w:cs="Arial"/>
-          <w:sz w:val="20"/>
-          <w:szCs w:val="20"/>
-        </w:rPr>
-        <w:t>(</w:t>
-      </w:r>
-      <w:proofErr w:type="spellStart"/>
-      <w:r>
-        <w:rPr>
-          <w:rFonts w:ascii="Arial" w:hAnsi="Arial" w:cs="Arial"/>
-          <w:sz w:val="20"/>
-          <w:szCs w:val="20"/>
-        </w:rPr>
-        <w:t>id_jugador_partido</w:t>
-      </w:r>
-      <w:proofErr w:type="spellEnd"/>
-      <w:r>
-        <w:rPr>
-          <w:rFonts w:ascii="Arial" w:hAnsi="Arial" w:cs="Arial"/>
-          <w:sz w:val="20"/>
-          <w:szCs w:val="20"/>
-        </w:rPr>
-        <w:t>):</w:t>
-      </w:r>
-    </w:p>
-    <w:p>
-      <w:pPr>
-        <w:rPr>
-          <w:rFonts w:ascii="Arial" w:hAnsi="Arial" w:cs="Arial"/>
-          <w:sz w:val="20"/>
-          <w:szCs w:val="20"/>
-        </w:rPr>
-      </w:pPr>
-      <w:r>
-        <w:rPr>
-          <w:rFonts w:ascii="Arial" w:hAnsi="Arial" w:cs="Arial"/>
-          <w:sz w:val="20"/>
-          <w:szCs w:val="20"/>
-        </w:rPr>
-        <w:t xml:space="preserve">    respuesta, </w:t>
-      </w:r>
-      <w:proofErr w:type="gramStart"/>
-      <w:r>
-        <w:rPr>
-          <w:rFonts w:ascii="Arial" w:hAnsi="Arial" w:cs="Arial"/>
-          <w:sz w:val="20"/>
-          <w:szCs w:val="20"/>
-        </w:rPr>
-        <w:t>status</w:t>
-      </w:r>
-      <w:proofErr w:type="gramEnd"/>
-      <w:r>
-        <w:rPr>
-          <w:rFonts w:ascii="Arial" w:hAnsi="Arial" w:cs="Arial"/>
-          <w:sz w:val="20"/>
-          <w:szCs w:val="20"/>
-        </w:rPr>
-        <w:t xml:space="preserve"> = </w:t>
-      </w:r>
-      <w:proofErr w:type="spellStart"/>
-      <w:r>
-        <w:rPr>
-          <w:rFonts w:ascii="Arial" w:hAnsi="Arial" w:cs="Arial"/>
-          <w:sz w:val="20"/>
-          <w:szCs w:val="20"/>
-        </w:rPr>
-        <w:t>obtener_jugador_partido</w:t>
-      </w:r>
-      <w:proofErr w:type="spellEnd"/>
-      <w:r>
-        <w:rPr>
-          <w:rFonts w:ascii="Arial" w:hAnsi="Arial" w:cs="Arial"/>
-          <w:sz w:val="20"/>
-          <w:szCs w:val="20"/>
-        </w:rPr>
-        <w:t>(</w:t>
-      </w:r>
-      <w:proofErr w:type="spellStart"/>
-      <w:r>
-        <w:rPr>
-          <w:rFonts w:ascii="Arial" w:hAnsi="Arial" w:cs="Arial"/>
-          <w:sz w:val="20"/>
-          <w:szCs w:val="20"/>
-        </w:rPr>
-        <w:t>id_jugador_partido</w:t>
-      </w:r>
-      <w:proofErr w:type="spellEnd"/>
-      <w:r>
-        <w:rPr>
-          <w:rFonts w:ascii="Arial" w:hAnsi="Arial" w:cs="Arial"/>
-          <w:sz w:val="20"/>
-          <w:szCs w:val="20"/>
-        </w:rPr>
-        <w:t>)</w:t>
-      </w:r>
-    </w:p>
-    <w:p>
-      <w:pPr>
-        <w:rPr>
-          <w:rFonts w:ascii="Arial" w:hAnsi="Arial" w:cs="Arial"/>
-          <w:sz w:val="20"/>
-          <w:szCs w:val="20"/>
-        </w:rPr>
-      </w:pPr>
-      <w:r>
-        <w:rPr>
-          <w:rFonts w:ascii="Arial" w:hAnsi="Arial" w:cs="Arial"/>
-          <w:sz w:val="20"/>
-          <w:szCs w:val="20"/>
-        </w:rPr>
-        <w:t xml:space="preserve">    </w:t>
-      </w:r>
-      <w:proofErr w:type="spellStart"/>
-      <w:r>
-        <w:rPr>
-          <w:rFonts w:ascii="Arial" w:hAnsi="Arial" w:cs="Arial"/>
-          <w:sz w:val="20"/>
-          <w:szCs w:val="20"/>
-        </w:rPr>
-        <w:t>return</w:t>
-      </w:r>
-      <w:proofErr w:type="spellEnd"/>
-      <w:r>
-        <w:rPr>
-          <w:rFonts w:ascii="Arial" w:hAnsi="Arial" w:cs="Arial"/>
-          <w:sz w:val="20"/>
-          <w:szCs w:val="20"/>
-        </w:rPr>
-        <w:t xml:space="preserve"> </w:t>
-      </w:r>
-      <w:proofErr w:type="spellStart"/>
-      <w:r>
-        <w:rPr>
-          <w:rFonts w:ascii="Arial" w:hAnsi="Arial" w:cs="Arial"/>
-          <w:sz w:val="20"/>
-          <w:szCs w:val="20"/>
-        </w:rPr>
-        <w:t>jsonify</w:t>
-      </w:r>
-      <w:proofErr w:type="spellEnd"/>
-      <w:r>
-        <w:rPr>
-          <w:rFonts w:ascii="Arial" w:hAnsi="Arial" w:cs="Arial"/>
-          <w:sz w:val="20"/>
-          <w:szCs w:val="20"/>
-        </w:rPr>
-        <w:t xml:space="preserve">(respuesta), </w:t>
-      </w:r>
-      <w:proofErr w:type="gramStart"/>
-      <w:r>
-        <w:rPr>
-          <w:rFonts w:ascii="Arial" w:hAnsi="Arial" w:cs="Arial"/>
-          <w:sz w:val="20"/>
-          <w:szCs w:val="20"/>
-        </w:rPr>
-        <w:t>status</w:t>
-      </w:r>
-      <w:proofErr w:type="gramEnd"/>
-    </w:p>
-    <w:p>
-      <w:pPr>
-        <w:rPr>
-          <w:rFonts w:ascii="Arial" w:hAnsi="Arial" w:cs="Arial"/>
-          <w:sz w:val="20"/>
-          <w:szCs w:val="20"/>
-        </w:rPr>
-      </w:pPr>
-    </w:p>
-    <w:p>
-      <w:pPr>
-        <w:rPr>
-          <w:rFonts w:ascii="Arial" w:hAnsi="Arial" w:cs="Arial"/>
-          <w:sz w:val="20"/>
-          <w:szCs w:val="20"/>
-        </w:rPr>
-      </w:pPr>
-      <w:r>
-        <w:rPr>
-          <w:rFonts w:ascii="Arial" w:hAnsi="Arial" w:cs="Arial"/>
-          <w:sz w:val="20"/>
-          <w:szCs w:val="20"/>
-        </w:rPr>
-        <w:t xml:space="preserve">## Ruta para crear un nuevo registro en </w:t>
-      </w:r>
-      <w:proofErr w:type="spellStart"/>
-      <w:r>
-        <w:rPr>
-          <w:rFonts w:ascii="Arial" w:hAnsi="Arial" w:cs="Arial"/>
-          <w:sz w:val="20"/>
-          <w:szCs w:val="20"/>
-        </w:rPr>
-        <w:t>Jugador_Partido</w:t>
-      </w:r>
-      <w:proofErr w:type="spellEnd"/>
-    </w:p>
-    <w:p>
-      <w:pPr>
-        <w:rPr>
-          <w:rFonts w:ascii="Arial" w:hAnsi="Arial" w:cs="Arial"/>
-          <w:sz w:val="20"/>
-          <w:szCs w:val="20"/>
-          <w:lang w:val="en-GB"/>
-        </w:rPr>
-      </w:pPr>
-      <w:r>
-        <w:rPr>
-          <w:rFonts w:ascii="Arial" w:hAnsi="Arial" w:cs="Arial"/>
-          <w:sz w:val="20"/>
-          <w:szCs w:val="20"/>
-          <w:lang w:val="en-GB"/>
-        </w:rPr>
-        <w:t>@</w:t>
-      </w:r>
-      <w:proofErr w:type="gramStart"/>
-      <w:r>
-        <w:rPr>
-          <w:rFonts w:ascii="Arial" w:hAnsi="Arial" w:cs="Arial"/>
-          <w:sz w:val="20"/>
-          <w:szCs w:val="20"/>
-          <w:lang w:val="en-GB"/>
-        </w:rPr>
-        <w:t>app.route</w:t>
-      </w:r>
-      <w:proofErr w:type="gramEnd"/>
-      <w:r>
-        <w:rPr>
-          <w:rFonts w:ascii="Arial" w:hAnsi="Arial" w:cs="Arial"/>
-          <w:sz w:val="20"/>
-          <w:szCs w:val="20"/>
-          <w:lang w:val="en-GB"/>
-        </w:rPr>
-        <w:t>('/api/jugador_partido', methods=['POST'])</w:t>
-      </w:r>
-    </w:p>
-    <w:p>
-      <w:pPr>
-        <w:rPr>
-          <w:rFonts w:ascii="Arial" w:hAnsi="Arial" w:cs="Arial"/>
-          <w:sz w:val="20"/>
-          <w:szCs w:val="20"/>
-        </w:rPr>
-      </w:pPr>
-      <w:proofErr w:type="spellStart"/>
-      <w:r>
-        <w:rPr>
-          <w:rFonts w:ascii="Arial" w:hAnsi="Arial" w:cs="Arial"/>
-          <w:sz w:val="20"/>
-          <w:szCs w:val="20"/>
-        </w:rPr>
-        <w:t>def</w:t>
-      </w:r>
-      <w:proofErr w:type="spellEnd"/>
-      <w:r>
-        <w:rPr>
-          <w:rFonts w:ascii="Arial" w:hAnsi="Arial" w:cs="Arial"/>
-          <w:sz w:val="20"/>
-          <w:szCs w:val="20"/>
-        </w:rPr>
-        <w:t xml:space="preserve"> </w:t>
-      </w:r>
-      <w:proofErr w:type="spellStart"/>
-      <w:r>
-        <w:rPr>
-          <w:rFonts w:ascii="Arial" w:hAnsi="Arial" w:cs="Arial"/>
-          <w:sz w:val="20"/>
-          <w:szCs w:val="20"/>
-        </w:rPr>
-        <w:t>route_crear_jugador_</w:t>
-      </w:r>
-      <w:proofErr w:type="gramStart"/>
-      <w:r>
-        <w:rPr>
-          <w:rFonts w:ascii="Arial" w:hAnsi="Arial" w:cs="Arial"/>
-          <w:sz w:val="20"/>
-          <w:szCs w:val="20"/>
-        </w:rPr>
-        <w:t>partido</w:t>
-      </w:r>
-      <w:proofErr w:type="spellEnd"/>
-      <w:r>
-        <w:rPr>
-          <w:rFonts w:ascii="Arial" w:hAnsi="Arial" w:cs="Arial"/>
-          <w:sz w:val="20"/>
-          <w:szCs w:val="20"/>
-        </w:rPr>
-        <w:t>(</w:t>
-      </w:r>
-      <w:proofErr w:type="gramEnd"/>
-      <w:r>
-        <w:rPr>
-          <w:rFonts w:ascii="Arial" w:hAnsi="Arial" w:cs="Arial"/>
-          <w:sz w:val="20"/>
-          <w:szCs w:val="20"/>
-        </w:rPr>
-        <w:t>):</w:t>
-      </w:r>
-    </w:p>
-    <w:p>
-      <w:pPr>
-        <w:rPr>
-          <w:rFonts w:ascii="Arial" w:hAnsi="Arial" w:cs="Arial"/>
-          <w:sz w:val="20"/>
-          <w:szCs w:val="20"/>
-        </w:rPr>
-      </w:pPr>
-      <w:r>
-        <w:rPr>
-          <w:rFonts w:ascii="Arial" w:hAnsi="Arial" w:cs="Arial"/>
-          <w:sz w:val="20"/>
-          <w:szCs w:val="20"/>
-        </w:rPr>
-        <w:t xml:space="preserve">    data = </w:t>
-      </w:r>
-      <w:proofErr w:type="spellStart"/>
-      <w:r>
-        <w:rPr>
-          <w:rFonts w:ascii="Arial" w:hAnsi="Arial" w:cs="Arial"/>
-          <w:sz w:val="20"/>
-          <w:szCs w:val="20"/>
-        </w:rPr>
-        <w:t>request.get_</w:t>
-      </w:r>
-      <w:proofErr w:type="gramStart"/>
-      <w:r>
-        <w:rPr>
-          <w:rFonts w:ascii="Arial" w:hAnsi="Arial" w:cs="Arial"/>
-          <w:sz w:val="20"/>
-          <w:szCs w:val="20"/>
-        </w:rPr>
-        <w:t>json</w:t>
-      </w:r>
-      <w:proofErr w:type="spellEnd"/>
-      <w:r>
-        <w:rPr>
-          <w:rFonts w:ascii="Arial" w:hAnsi="Arial" w:cs="Arial"/>
-          <w:sz w:val="20"/>
-          <w:szCs w:val="20"/>
-        </w:rPr>
-        <w:t>(</w:t>
-      </w:r>
-      <w:proofErr w:type="gramEnd"/>
-      <w:r>
-        <w:rPr>
-          <w:rFonts w:ascii="Arial" w:hAnsi="Arial" w:cs="Arial"/>
-          <w:sz w:val="20"/>
-          <w:szCs w:val="20"/>
-        </w:rPr>
-        <w:t>)</w:t>
-      </w:r>
-    </w:p>
-    <w:p>
-      <w:pPr>
-        <w:rPr>
-          <w:rFonts w:ascii="Arial" w:hAnsi="Arial" w:cs="Arial"/>
-          <w:sz w:val="20"/>
-          <w:szCs w:val="20"/>
-        </w:rPr>
-      </w:pPr>
-      <w:r>
-        <w:rPr>
-          <w:rFonts w:ascii="Arial" w:hAnsi="Arial" w:cs="Arial"/>
-          <w:sz w:val="20"/>
-          <w:szCs w:val="20"/>
-        </w:rPr>
-        <w:t xml:space="preserve">    respuesta, </w:t>
-      </w:r>
-      <w:proofErr w:type="gramStart"/>
-      <w:r>
-        <w:rPr>
-          <w:rFonts w:ascii="Arial" w:hAnsi="Arial" w:cs="Arial"/>
-          <w:sz w:val="20"/>
-          <w:szCs w:val="20"/>
-        </w:rPr>
-        <w:t>status</w:t>
-      </w:r>
-      <w:proofErr w:type="gramEnd"/>
-      <w:r>
-        <w:rPr>
-          <w:rFonts w:ascii="Arial" w:hAnsi="Arial" w:cs="Arial"/>
-          <w:sz w:val="20"/>
-          <w:szCs w:val="20"/>
-        </w:rPr>
-        <w:t xml:space="preserve"> = </w:t>
-      </w:r>
-      <w:proofErr w:type="spellStart"/>
-      <w:r>
-        <w:rPr>
-          <w:rFonts w:ascii="Arial" w:hAnsi="Arial" w:cs="Arial"/>
-          <w:sz w:val="20"/>
-          <w:szCs w:val="20"/>
-        </w:rPr>
-        <w:t>crear_jugador_partido</w:t>
-      </w:r>
-      <w:proofErr w:type="spellEnd"/>
-      <w:r>
-        <w:rPr>
-          <w:rFonts w:ascii="Arial" w:hAnsi="Arial" w:cs="Arial"/>
-          <w:sz w:val="20"/>
-          <w:szCs w:val="20"/>
-        </w:rPr>
-        <w:t>(data)</w:t>
-      </w:r>
-    </w:p>
-    <w:p>
-      <w:pPr>
-        <w:rPr>
-          <w:rFonts w:ascii="Arial" w:hAnsi="Arial" w:cs="Arial"/>
-          <w:sz w:val="20"/>
-          <w:szCs w:val="20"/>
-        </w:rPr>
-      </w:pPr>
-      <w:r>
-        <w:rPr>
-          <w:rFonts w:ascii="Arial" w:hAnsi="Arial" w:cs="Arial"/>
-          <w:sz w:val="20"/>
-          <w:szCs w:val="20"/>
-        </w:rPr>
-        <w:t xml:space="preserve">    </w:t>
-      </w:r>
-      <w:proofErr w:type="spellStart"/>
-      <w:r>
-        <w:rPr>
-          <w:rFonts w:ascii="Arial" w:hAnsi="Arial" w:cs="Arial"/>
-          <w:sz w:val="20"/>
-          <w:szCs w:val="20"/>
-        </w:rPr>
-        <w:t>return</w:t>
-      </w:r>
-      <w:proofErr w:type="spellEnd"/>
-      <w:r>
-        <w:rPr>
-          <w:rFonts w:ascii="Arial" w:hAnsi="Arial" w:cs="Arial"/>
-          <w:sz w:val="20"/>
-          <w:szCs w:val="20"/>
-        </w:rPr>
-        <w:t xml:space="preserve"> </w:t>
-      </w:r>
-      <w:proofErr w:type="spellStart"/>
-      <w:r>
-        <w:rPr>
-          <w:rFonts w:ascii="Arial" w:hAnsi="Arial" w:cs="Arial"/>
-          <w:sz w:val="20"/>
-          <w:szCs w:val="20"/>
-        </w:rPr>
-        <w:t>jsonify</w:t>
-      </w:r>
-      <w:proofErr w:type="spellEnd"/>
-      <w:r>
-        <w:rPr>
-          <w:rFonts w:ascii="Arial" w:hAnsi="Arial" w:cs="Arial"/>
-          <w:sz w:val="20"/>
-          <w:szCs w:val="20"/>
-        </w:rPr>
-        <w:t xml:space="preserve">(respuesta), </w:t>
-      </w:r>
-      <w:proofErr w:type="gramStart"/>
-      <w:r>
-        <w:rPr>
-          <w:rFonts w:ascii="Arial" w:hAnsi="Arial" w:cs="Arial"/>
-          <w:sz w:val="20"/>
-          <w:szCs w:val="20"/>
-        </w:rPr>
-        <w:t>status</w:t>
-      </w:r>
-      <w:proofErr w:type="gramEnd"/>
-    </w:p>
-    <w:p>
-      <w:pPr>
-        <w:rPr>
-          <w:rFonts w:ascii="Arial" w:hAnsi="Arial" w:cs="Arial"/>
-          <w:sz w:val="20"/>
-          <w:szCs w:val="20"/>
-        </w:rPr>
-      </w:pPr>
-    </w:p>
-    <w:p>
-      <w:pPr>
-        <w:rPr>
-          <w:rFonts w:ascii="Arial" w:hAnsi="Arial" w:cs="Arial"/>
-          <w:sz w:val="20"/>
-          <w:szCs w:val="20"/>
-        </w:rPr>
-      </w:pPr>
-      <w:r>
-        <w:rPr>
-          <w:rFonts w:ascii="Arial" w:hAnsi="Arial" w:cs="Arial"/>
-          <w:sz w:val="20"/>
-          <w:szCs w:val="20"/>
-        </w:rPr>
-        <w:t xml:space="preserve">## Ruta para actualizar un registro en </w:t>
-      </w:r>
-      <w:proofErr w:type="spellStart"/>
-      <w:r>
-        <w:rPr>
-          <w:rFonts w:ascii="Arial" w:hAnsi="Arial" w:cs="Arial"/>
-          <w:sz w:val="20"/>
-          <w:szCs w:val="20"/>
-        </w:rPr>
-        <w:t>Jugador_Partido</w:t>
-      </w:r>
-      <w:proofErr w:type="spellEnd"/>
-    </w:p>
-    <w:p>
-      <w:pPr>
-        <w:rPr>
-          <w:rFonts w:ascii="Arial" w:hAnsi="Arial" w:cs="Arial"/>
-          <w:sz w:val="20"/>
-          <w:szCs w:val="20"/>
-          <w:lang w:val="en-GB"/>
-        </w:rPr>
-      </w:pPr>
-      <w:r>
-        <w:rPr>
-          <w:rFonts w:ascii="Arial" w:hAnsi="Arial" w:cs="Arial"/>
-          <w:sz w:val="20"/>
-          <w:szCs w:val="20"/>
-          <w:lang w:val="en-GB"/>
-        </w:rPr>
-        <w:t>@</w:t>
-      </w:r>
-      <w:proofErr w:type="gramStart"/>
-      <w:r>
-        <w:rPr>
-          <w:rFonts w:ascii="Arial" w:hAnsi="Arial" w:cs="Arial"/>
-          <w:sz w:val="20"/>
-          <w:szCs w:val="20"/>
-          <w:lang w:val="en-GB"/>
-        </w:rPr>
-        <w:t>app.route</w:t>
-      </w:r>
-      <w:proofErr w:type="gramEnd"/>
-      <w:r>
-        <w:rPr>
-          <w:rFonts w:ascii="Arial" w:hAnsi="Arial" w:cs="Arial"/>
-          <w:sz w:val="20"/>
-          <w:szCs w:val="20"/>
-          <w:lang w:val="en-GB"/>
-        </w:rPr>
-        <w:t>('/api/jugador_partido/&lt;int:id_jugador_partido&gt;', methods=['PUT'])</w:t>
-      </w:r>
-    </w:p>
-    <w:p>
-      <w:pPr>
-        <w:rPr>
-          <w:rFonts w:ascii="Arial" w:hAnsi="Arial" w:cs="Arial"/>
-          <w:sz w:val="20"/>
-          <w:szCs w:val="20"/>
-        </w:rPr>
-      </w:pPr>
-      <w:proofErr w:type="spellStart"/>
-      <w:r>
-        <w:rPr>
-          <w:rFonts w:ascii="Arial" w:hAnsi="Arial" w:cs="Arial"/>
-          <w:sz w:val="20"/>
-          <w:szCs w:val="20"/>
-        </w:rPr>
-        <w:t>def</w:t>
-      </w:r>
-      <w:proofErr w:type="spellEnd"/>
-      <w:r>
-        <w:rPr>
-          <w:rFonts w:ascii="Arial" w:hAnsi="Arial" w:cs="Arial"/>
-          <w:sz w:val="20"/>
-          <w:szCs w:val="20"/>
-        </w:rPr>
-        <w:t xml:space="preserve"> </w:t>
-      </w:r>
-      <w:proofErr w:type="spellStart"/>
-      <w:r>
-        <w:rPr>
-          <w:rFonts w:ascii="Arial" w:hAnsi="Arial" w:cs="Arial"/>
-          <w:sz w:val="20"/>
-          <w:szCs w:val="20"/>
-        </w:rPr>
-        <w:t>route_actualizar_jugador_partido</w:t>
-      </w:r>
-      <w:proofErr w:type="spellEnd"/>
-      <w:r>
-        <w:rPr>
-          <w:rFonts w:ascii="Arial" w:hAnsi="Arial" w:cs="Arial"/>
-          <w:sz w:val="20"/>
-          <w:szCs w:val="20"/>
-        </w:rPr>
-        <w:t>(</w:t>
-      </w:r>
-      <w:proofErr w:type="spellStart"/>
-      <w:r>
-        <w:rPr>
-          <w:rFonts w:ascii="Arial" w:hAnsi="Arial" w:cs="Arial"/>
-          <w:sz w:val="20"/>
-          <w:szCs w:val="20"/>
-        </w:rPr>
-        <w:t>id_jugador_partido</w:t>
-      </w:r>
-      <w:proofErr w:type="spellEnd"/>
-      <w:r>
-        <w:rPr>
-          <w:rFonts w:ascii="Arial" w:hAnsi="Arial" w:cs="Arial"/>
-          <w:sz w:val="20"/>
-          <w:szCs w:val="20"/>
-        </w:rPr>
-        <w:t>):</w:t>
-      </w:r>
-    </w:p>
-    <w:p>
-      <w:pPr>
-        <w:rPr>
-          <w:rFonts w:ascii="Arial" w:hAnsi="Arial" w:cs="Arial"/>
-          <w:sz w:val="20"/>
-          <w:szCs w:val="20"/>
-        </w:rPr>
-      </w:pPr>
-      <w:r>
-        <w:rPr>
-          <w:rFonts w:ascii="Arial" w:hAnsi="Arial" w:cs="Arial"/>
-          <w:sz w:val="20"/>
-          <w:szCs w:val="20"/>
-        </w:rPr>
-        <w:t xml:space="preserve">    data = </w:t>
-      </w:r>
-      <w:proofErr w:type="spellStart"/>
-      <w:r>
-        <w:rPr>
-          <w:rFonts w:ascii="Arial" w:hAnsi="Arial" w:cs="Arial"/>
-          <w:sz w:val="20"/>
-          <w:szCs w:val="20"/>
-        </w:rPr>
-        <w:t>request.get_</w:t>
-      </w:r>
-      <w:proofErr w:type="gramStart"/>
-      <w:r>
-        <w:rPr>
-          <w:rFonts w:ascii="Arial" w:hAnsi="Arial" w:cs="Arial"/>
-          <w:sz w:val="20"/>
-          <w:szCs w:val="20"/>
-        </w:rPr>
-        <w:t>json</w:t>
-      </w:r>
-      <w:proofErr w:type="spellEnd"/>
-      <w:r>
-        <w:rPr>
-          <w:rFonts w:ascii="Arial" w:hAnsi="Arial" w:cs="Arial"/>
-          <w:sz w:val="20"/>
-          <w:szCs w:val="20"/>
-        </w:rPr>
-        <w:t>(</w:t>
-      </w:r>
-      <w:proofErr w:type="gramEnd"/>
-      <w:r>
-        <w:rPr>
-          <w:rFonts w:ascii="Arial" w:hAnsi="Arial" w:cs="Arial"/>
-          <w:sz w:val="20"/>
-          <w:szCs w:val="20"/>
-        </w:rPr>
-        <w:t>)</w:t>
-      </w:r>
-    </w:p>
-    <w:p>
-      <w:pPr>
-        <w:rPr>
-          <w:rFonts w:ascii="Arial" w:hAnsi="Arial" w:cs="Arial"/>
-          <w:sz w:val="20"/>
-          <w:szCs w:val="20"/>
-        </w:rPr>
-      </w:pPr>
-      <w:r>
-        <w:rPr>
-          <w:rFonts w:ascii="Arial" w:hAnsi="Arial" w:cs="Arial"/>
-          <w:sz w:val="20"/>
-          <w:szCs w:val="20"/>
-        </w:rPr>
-        <w:t xml:space="preserve">    respuesta, status = </w:t>
-      </w:r>
-      <w:proofErr w:type="spellStart"/>
-      <w:r>
-        <w:rPr>
-          <w:rFonts w:ascii="Arial" w:hAnsi="Arial" w:cs="Arial"/>
-          <w:sz w:val="20"/>
-          <w:szCs w:val="20"/>
-        </w:rPr>
-        <w:t>actualizar_jugador_</w:t>
-      </w:r>
-      <w:proofErr w:type="gramStart"/>
-      <w:r>
-        <w:rPr>
-          <w:rFonts w:ascii="Arial" w:hAnsi="Arial" w:cs="Arial"/>
-          <w:sz w:val="20"/>
-          <w:szCs w:val="20"/>
-        </w:rPr>
-        <w:t>partido</w:t>
-      </w:r>
-      <w:proofErr w:type="spellEnd"/>
-      <w:r>
-        <w:rPr>
-          <w:rFonts w:ascii="Arial" w:hAnsi="Arial" w:cs="Arial"/>
-          <w:sz w:val="20"/>
-          <w:szCs w:val="20"/>
-        </w:rPr>
-        <w:t>(</w:t>
-      </w:r>
-      <w:proofErr w:type="spellStart"/>
-      <w:proofErr w:type="gramEnd"/>
-      <w:r>
-        <w:rPr>
-          <w:rFonts w:ascii="Arial" w:hAnsi="Arial" w:cs="Arial"/>
-          <w:sz w:val="20"/>
-          <w:szCs w:val="20"/>
-        </w:rPr>
-        <w:t>id_jugador_partido</w:t>
-      </w:r>
-      <w:proofErr w:type="spellEnd"/>
-      <w:r>
-        <w:rPr>
-          <w:rFonts w:ascii="Arial" w:hAnsi="Arial" w:cs="Arial"/>
-          <w:sz w:val="20"/>
-          <w:szCs w:val="20"/>
-        </w:rPr>
-        <w:t>, data)</w:t>
-      </w:r>
-    </w:p>
-    <w:p>
-      <w:pPr>
-        <w:rPr>
-          <w:rFonts w:ascii="Arial" w:hAnsi="Arial" w:cs="Arial"/>
-          <w:sz w:val="20"/>
-          <w:szCs w:val="20"/>
-        </w:rPr>
-      </w:pPr>
-      <w:r>
-        <w:rPr>
-          <w:rFonts w:ascii="Arial" w:hAnsi="Arial" w:cs="Arial"/>
-          <w:sz w:val="20"/>
-          <w:szCs w:val="20"/>
-        </w:rPr>
-        <w:t xml:space="preserve">    </w:t>
-      </w:r>
-      <w:proofErr w:type="spellStart"/>
-      <w:r>
-        <w:rPr>
-          <w:rFonts w:ascii="Arial" w:hAnsi="Arial" w:cs="Arial"/>
-          <w:sz w:val="20"/>
-          <w:szCs w:val="20"/>
-        </w:rPr>
-        <w:t>return</w:t>
-      </w:r>
-      <w:proofErr w:type="spellEnd"/>
-      <w:r>
-        <w:rPr>
-          <w:rFonts w:ascii="Arial" w:hAnsi="Arial" w:cs="Arial"/>
-          <w:sz w:val="20"/>
-          <w:szCs w:val="20"/>
-        </w:rPr>
-        <w:t xml:space="preserve"> </w:t>
-      </w:r>
-      <w:proofErr w:type="spellStart"/>
-      <w:r>
-        <w:rPr>
-          <w:rFonts w:ascii="Arial" w:hAnsi="Arial" w:cs="Arial"/>
-          <w:sz w:val="20"/>
-          <w:szCs w:val="20"/>
-        </w:rPr>
-        <w:t>jsonify</w:t>
-      </w:r>
-      <w:proofErr w:type="spellEnd"/>
-      <w:r>
-        <w:rPr>
-          <w:rFonts w:ascii="Arial" w:hAnsi="Arial" w:cs="Arial"/>
-          <w:sz w:val="20"/>
-          <w:szCs w:val="20"/>
-        </w:rPr>
-        <w:t xml:space="preserve">(respuesta), </w:t>
-      </w:r>
-      <w:proofErr w:type="gramStart"/>
-      <w:r>
-        <w:rPr>
-          <w:rFonts w:ascii="Arial" w:hAnsi="Arial" w:cs="Arial"/>
-          <w:sz w:val="20"/>
-          <w:szCs w:val="20"/>
-        </w:rPr>
-        <w:t>status</w:t>
-      </w:r>
-      <w:proofErr w:type="gramEnd"/>
-    </w:p>
-    <w:p>
-      <w:pPr>
-        <w:rPr>
-          <w:rFonts w:ascii="Arial" w:hAnsi="Arial" w:cs="Arial"/>
-          <w:sz w:val="20"/>
-          <w:szCs w:val="20"/>
-        </w:rPr>
-      </w:pPr>
-    </w:p>
-    <w:p>
-      <w:pPr>
-        <w:rPr>
-          <w:rFonts w:ascii="Arial" w:hAnsi="Arial" w:cs="Arial"/>
-          <w:sz w:val="20"/>
-          <w:szCs w:val="20"/>
-        </w:rPr>
-      </w:pPr>
-      <w:r>
-        <w:rPr>
-          <w:rFonts w:ascii="Arial" w:hAnsi="Arial" w:cs="Arial"/>
-          <w:sz w:val="20"/>
-          <w:szCs w:val="20"/>
-        </w:rPr>
-        <w:t xml:space="preserve">## Ruta para eliminar un registro en </w:t>
-      </w:r>
-      <w:proofErr w:type="spellStart"/>
-      <w:r>
-        <w:rPr>
-          <w:rFonts w:ascii="Arial" w:hAnsi="Arial" w:cs="Arial"/>
-          <w:sz w:val="20"/>
-          <w:szCs w:val="20"/>
-        </w:rPr>
-        <w:t>Jugador_Partido</w:t>
-      </w:r>
-      <w:proofErr w:type="spellEnd"/>
-    </w:p>
-    <w:p>
-      <w:pPr>
-        <w:rPr>
-          <w:rFonts w:ascii="Arial" w:hAnsi="Arial" w:cs="Arial"/>
-          <w:sz w:val="20"/>
-          <w:szCs w:val="20"/>
-          <w:lang w:val="en-GB"/>
-        </w:rPr>
-      </w:pPr>
-      <w:r>
-        <w:rPr>
-          <w:rFonts w:ascii="Arial" w:hAnsi="Arial" w:cs="Arial"/>
-          <w:sz w:val="20"/>
-          <w:szCs w:val="20"/>
-          <w:lang w:val="en-GB"/>
-        </w:rPr>
-        <w:t>@</w:t>
-      </w:r>
-      <w:proofErr w:type="gramStart"/>
-      <w:r>
-        <w:rPr>
-          <w:rFonts w:ascii="Arial" w:hAnsi="Arial" w:cs="Arial"/>
-          <w:sz w:val="20"/>
-          <w:szCs w:val="20"/>
-          <w:lang w:val="en-GB"/>
-        </w:rPr>
-        <w:t>app.route</w:t>
-      </w:r>
-      <w:proofErr w:type="gramEnd"/>
-      <w:r>
-        <w:rPr>
-          <w:rFonts w:ascii="Arial" w:hAnsi="Arial" w:cs="Arial"/>
-          <w:sz w:val="20"/>
-          <w:szCs w:val="20"/>
-          <w:lang w:val="en-GB"/>
-        </w:rPr>
-        <w:t>('/api/jugador_partido/&lt;int:id_jugador_partido&gt;', methods=['DELETE'])</w:t>
-      </w:r>
-    </w:p>
-    <w:p>
-      <w:pPr>
-        <w:rPr>
-          <w:rFonts w:ascii="Arial" w:hAnsi="Arial" w:cs="Arial"/>
-          <w:sz w:val="20"/>
-          <w:szCs w:val="20"/>
-        </w:rPr>
-      </w:pPr>
-      <w:proofErr w:type="spellStart"/>
-      <w:r>
-        <w:rPr>
-          <w:rFonts w:ascii="Arial" w:hAnsi="Arial" w:cs="Arial"/>
-          <w:sz w:val="20"/>
-          <w:szCs w:val="20"/>
-        </w:rPr>
-        <w:t>def</w:t>
-      </w:r>
-      <w:proofErr w:type="spellEnd"/>
-      <w:r>
-        <w:rPr>
-          <w:rFonts w:ascii="Arial" w:hAnsi="Arial" w:cs="Arial"/>
-          <w:sz w:val="20"/>
-          <w:szCs w:val="20"/>
-        </w:rPr>
-        <w:t xml:space="preserve"> </w:t>
-      </w:r>
-      <w:proofErr w:type="spellStart"/>
-      <w:r>
-        <w:rPr>
-          <w:rFonts w:ascii="Arial" w:hAnsi="Arial" w:cs="Arial"/>
-          <w:sz w:val="20"/>
-          <w:szCs w:val="20"/>
-        </w:rPr>
-        <w:t>route_eliminar_jugador_partido</w:t>
-      </w:r>
-      <w:proofErr w:type="spellEnd"/>
-      <w:r>
-        <w:rPr>
-          <w:rFonts w:ascii="Arial" w:hAnsi="Arial" w:cs="Arial"/>
-          <w:sz w:val="20"/>
-          <w:szCs w:val="20"/>
-        </w:rPr>
-        <w:t>(</w:t>
-      </w:r>
-      <w:proofErr w:type="spellStart"/>
-      <w:r>
-        <w:rPr>
-          <w:rFonts w:ascii="Arial" w:hAnsi="Arial" w:cs="Arial"/>
-          <w:sz w:val="20"/>
-          <w:szCs w:val="20"/>
-        </w:rPr>
-        <w:t>id_jugador_partido</w:t>
-      </w:r>
-      <w:proofErr w:type="spellEnd"/>
-      <w:r>
-        <w:rPr>
-          <w:rFonts w:ascii="Arial" w:hAnsi="Arial" w:cs="Arial"/>
-          <w:sz w:val="20"/>
-          <w:szCs w:val="20"/>
-        </w:rPr>
-        <w:t>):</w:t>
-      </w:r>
-    </w:p>
-    <w:p>
-      <w:pPr>
-        <w:rPr>
-          <w:rFonts w:ascii="Arial" w:hAnsi="Arial" w:cs="Arial"/>
-          <w:sz w:val="20"/>
-          <w:szCs w:val="20"/>
-        </w:rPr>
-      </w:pPr>
-      <w:r>
-        <w:rPr>
-          <w:rFonts w:ascii="Arial" w:hAnsi="Arial" w:cs="Arial"/>
-          <w:sz w:val="20"/>
-          <w:szCs w:val="20"/>
-        </w:rPr>
-        <w:t xml:space="preserve">    respuesta, </w:t>
-      </w:r>
-      <w:proofErr w:type="gramStart"/>
-      <w:r>
-        <w:rPr>
-          <w:rFonts w:ascii="Arial" w:hAnsi="Arial" w:cs="Arial"/>
-          <w:sz w:val="20"/>
-          <w:szCs w:val="20"/>
-        </w:rPr>
-        <w:t>status</w:t>
-      </w:r>
-      <w:proofErr w:type="gramEnd"/>
-      <w:r>
-        <w:rPr>
-          <w:rFonts w:ascii="Arial" w:hAnsi="Arial" w:cs="Arial"/>
-          <w:sz w:val="20"/>
-          <w:szCs w:val="20"/>
-        </w:rPr>
-        <w:t xml:space="preserve"> = </w:t>
-      </w:r>
-      <w:proofErr w:type="spellStart"/>
-      <w:r>
-        <w:rPr>
-          <w:rFonts w:ascii="Arial" w:hAnsi="Arial" w:cs="Arial"/>
-          <w:sz w:val="20"/>
-          <w:szCs w:val="20"/>
-        </w:rPr>
-        <w:t>eliminar_jugador_partido</w:t>
-      </w:r>
-      <w:proofErr w:type="spellEnd"/>
-      <w:r>
-        <w:rPr>
-          <w:rFonts w:ascii="Arial" w:hAnsi="Arial" w:cs="Arial"/>
-          <w:sz w:val="20"/>
-          <w:szCs w:val="20"/>
-        </w:rPr>
-        <w:t>(</w:t>
-      </w:r>
-      <w:proofErr w:type="spellStart"/>
-      <w:r>
-        <w:rPr>
-          <w:rFonts w:ascii="Arial" w:hAnsi="Arial" w:cs="Arial"/>
-          <w:sz w:val="20"/>
-          <w:szCs w:val="20"/>
-        </w:rPr>
-        <w:t>id_jugador_partido</w:t>
-      </w:r>
-      <w:proofErr w:type="spellEnd"/>
-      <w:r>
-        <w:rPr>
-          <w:rFonts w:ascii="Arial" w:hAnsi="Arial" w:cs="Arial"/>
-          <w:sz w:val="20"/>
-          <w:szCs w:val="20"/>
-        </w:rPr>
-        <w:t>)</w:t>
-      </w:r>
-    </w:p>
-    <w:p>
-      <w:pPr>
-        <w:rPr>
-          <w:rFonts w:ascii="Arial" w:hAnsi="Arial" w:cs="Arial"/>
-          <w:sz w:val="20"/>
-          <w:szCs w:val="20"/>
-        </w:rPr>
-      </w:pPr>
-      <w:r>
-        <w:rPr>
-          <w:rFonts w:ascii="Arial" w:hAnsi="Arial" w:cs="Arial"/>
-          <w:sz w:val="20"/>
-          <w:szCs w:val="20"/>
-        </w:rPr>
-        <w:t xml:space="preserve">    </w:t>
-      </w:r>
-      <w:proofErr w:type="spellStart"/>
-      <w:r>
-        <w:rPr>
-          <w:rFonts w:ascii="Arial" w:hAnsi="Arial" w:cs="Arial"/>
-          <w:sz w:val="20"/>
-          <w:szCs w:val="20"/>
-        </w:rPr>
-        <w:t>return</w:t>
-      </w:r>
-      <w:proofErr w:type="spellEnd"/>
-      <w:r>
-        <w:rPr>
-          <w:rFonts w:ascii="Arial" w:hAnsi="Arial" w:cs="Arial"/>
-          <w:sz w:val="20"/>
-          <w:szCs w:val="20"/>
-        </w:rPr>
-        <w:t xml:space="preserve"> </w:t>
-      </w:r>
-      <w:proofErr w:type="spellStart"/>
-      <w:r>
-        <w:rPr>
-          <w:rFonts w:ascii="Arial" w:hAnsi="Arial" w:cs="Arial"/>
-          <w:sz w:val="20"/>
-          <w:szCs w:val="20"/>
-        </w:rPr>
-        <w:t>jsonify</w:t>
-      </w:r>
-      <w:proofErr w:type="spellEnd"/>
-      <w:r>
-        <w:rPr>
-          <w:rFonts w:ascii="Arial" w:hAnsi="Arial" w:cs="Arial"/>
-          <w:sz w:val="20"/>
-          <w:szCs w:val="20"/>
-        </w:rPr>
-        <w:t xml:space="preserve">(respuesta), </w:t>
-      </w:r>
-      <w:proofErr w:type="gramStart"/>
-      <w:r>
-        <w:rPr>
-          <w:rFonts w:ascii="Arial" w:hAnsi="Arial" w:cs="Arial"/>
-          <w:sz w:val="20"/>
-          <w:szCs w:val="20"/>
-        </w:rPr>
-        <w:t>status</w:t>
-      </w:r>
-      <w:proofErr w:type="gramEnd"/>
+        <w:t>(respuesta), status</w:t>
+      </w:r>
     </w:p>
     <w:p>
       <w:pPr>
@@ -22605,6 +21699,97 @@
         </w:rPr>
         <w:t>Siguiendo estas recomendaciones, podrás mostrar la información de jugadores (o equipos) con imágenes sin sobrecargar tu aplicación ni el servidor de origen.</w:t>
       </w:r>
+    </w:p>
+    <w:p>
+      <w:pPr>
+        <w:rPr>
+          <w:rFonts w:ascii="Arial" w:hAnsi="Arial" w:cs="Arial"/>
+          <w:sz w:val="20"/>
+          <w:szCs w:val="20"/>
+        </w:rPr>
+      </w:pPr>
+      <w:r>
+        <w:rPr>
+          <w:rFonts w:ascii="Arial" w:hAnsi="Arial" w:cs="Arial"/>
+          <w:sz w:val="20"/>
+          <w:szCs w:val="20"/>
+        </w:rPr>
+        <w:br w:type="page"/>
+      </w:r>
+    </w:p>
+    <w:p>
+      <w:pPr>
+        <w:rPr>
+          <w:rFonts w:ascii="Arial" w:hAnsi="Arial" w:cs="Arial"/>
+        </w:rPr>
+      </w:pPr>
+      <w:r>
+        <w:rPr>
+          <w:rFonts w:ascii="Arial" w:hAnsi="Arial" w:cs="Arial"/>
+          <w:color w:val="FF0000"/>
+          <w:sz w:val="96"/>
+          <w:szCs w:val="96"/>
+        </w:rPr>
+        <w:lastRenderedPageBreak/>
+        <w:t>LOGIN</w:t>
+      </w:r>
+      <w:r>
+        <w:rPr>
+          <w:rFonts w:ascii="Arial" w:hAnsi="Arial" w:cs="Arial"/>
+          <w:color w:val="FF0000"/>
+          <w:sz w:val="96"/>
+          <w:szCs w:val="96"/>
+        </w:rPr>
+        <w:br/>
+      </w:r>
+      <w:hyperlink r:id="rId25" w:history="1">
+        <w:r>
+          <w:rPr>
+            <w:rStyle w:val="Hipervnculo"/>
+            <w:rFonts w:ascii="Arial" w:hAnsi="Arial" w:cs="Arial"/>
+          </w:rPr>
+          <w:t>https://next-auth.js.org/configuration/nextjs#middleware</w:t>
+        </w:r>
+      </w:hyperlink>
+    </w:p>
+    <w:p>
+      <w:pPr>
+        <w:rPr>
+          <w:rFonts w:ascii="Arial" w:hAnsi="Arial" w:cs="Arial"/>
+        </w:rPr>
+      </w:pPr>
+      <w:hyperlink r:id="rId26" w:history="1">
+        <w:r>
+          <w:rPr>
+            <w:rStyle w:val="Hipervnculo"/>
+            <w:rFonts w:ascii="Arial" w:hAnsi="Arial" w:cs="Arial"/>
+          </w:rPr>
+          <w:t>https://bluuweb.dev/nestjs/frontend-next.html#login</w:t>
+        </w:r>
+      </w:hyperlink>
+    </w:p>
+    <w:p>
+      <w:pPr>
+        <w:rPr>
+          <w:rFonts w:ascii="Arial" w:hAnsi="Arial" w:cs="Arial"/>
+        </w:rPr>
+      </w:pPr>
+      <w:hyperlink r:id="rId27" w:history="1">
+        <w:r>
+          <w:rPr>
+            <w:rStyle w:val="Hipervnculo"/>
+            <w:rFonts w:ascii="Arial" w:hAnsi="Arial" w:cs="Arial"/>
+          </w:rPr>
+          <w:t>https://www.youtube.com/watch?v=Ynkf2ZueKJU</w:t>
+        </w:r>
+      </w:hyperlink>
+    </w:p>
+    <w:p>
+      <w:pPr>
+        <w:rPr>
+          <w:rFonts w:ascii="Arial" w:hAnsi="Arial" w:cs="Arial"/>
+        </w:rPr>
+      </w:pPr>
     </w:p>
     <w:p>
       <w:pPr>

--- a/docs/PROYECTO TFG.docx
+++ b/docs/PROYECTO TFG.docx
@@ -1762,7 +1762,21 @@
         <w:rPr>
           <w:rFonts w:ascii="Arial" w:hAnsi="Arial" w:cs="Arial"/>
         </w:rPr>
-        <w:t>, especialmente al mostrar las probabilidades de partidos y los detalles de jugadores.</w:t>
+        <w:t xml:space="preserve">, </w:t>
+      </w:r>
+      <w:proofErr w:type="gramStart"/>
+      <w:r>
+        <w:rPr>
+          <w:rFonts w:ascii="Arial" w:hAnsi="Arial" w:cs="Arial"/>
+        </w:rPr>
+        <w:t>especialmente</w:t>
+      </w:r>
+      <w:proofErr w:type="gramEnd"/>
+      <w:r>
+        <w:rPr>
+          <w:rFonts w:ascii="Arial" w:hAnsi="Arial" w:cs="Arial"/>
+        </w:rPr>
+        <w:t xml:space="preserve"> al mostrar las probabilidades de partidos y los detalles de jugadores.</w:t>
       </w:r>
     </w:p>
     <w:p>
@@ -4498,8 +4512,19 @@
           <w:szCs w:val="20"/>
           <w:lang w:val="en-GB"/>
         </w:rPr>
-        <w:t xml:space="preserve"> } from 'react';</w:t>
-      </w:r>
+        <w:t xml:space="preserve"> } from 'react</w:t>
+      </w:r>
+      <w:proofErr w:type="gramStart"/>
+      <w:r>
+        <w:rPr>
+          <w:rFonts w:ascii="Arial" w:hAnsi="Arial" w:cs="Arial"/>
+          <w:sz w:val="20"/>
+          <w:szCs w:val="20"/>
+          <w:lang w:val="en-GB"/>
+        </w:rPr>
+        <w:t>';</w:t>
+      </w:r>
+      <w:proofErr w:type="gramEnd"/>
     </w:p>
     <w:p>
       <w:pPr>
@@ -4884,8 +4909,19 @@
           <w:szCs w:val="20"/>
           <w:lang w:val="en-GB"/>
         </w:rPr>
-        <w:t>();</w:t>
-      </w:r>
+        <w:t>(</w:t>
+      </w:r>
+      <w:proofErr w:type="gramStart"/>
+      <w:r>
+        <w:rPr>
+          <w:rFonts w:ascii="Arial" w:hAnsi="Arial" w:cs="Arial"/>
+          <w:sz w:val="20"/>
+          <w:szCs w:val="20"/>
+          <w:lang w:val="en-GB"/>
+        </w:rPr>
+        <w:t>);</w:t>
+      </w:r>
+      <w:proofErr w:type="gramEnd"/>
     </w:p>
     <w:p>
       <w:pPr>
@@ -4937,16 +4973,16 @@
         <w:t>data.prediction</w:t>
       </w:r>
       <w:proofErr w:type="spellEnd"/>
+      <w:r>
+        <w:rPr>
+          <w:rFonts w:ascii="Arial" w:hAnsi="Arial" w:cs="Arial"/>
+          <w:sz w:val="20"/>
+          <w:szCs w:val="20"/>
+          <w:lang w:val="en-GB"/>
+        </w:rPr>
+        <w:t>);</w:t>
+      </w:r>
       <w:proofErr w:type="gramEnd"/>
-      <w:r>
-        <w:rPr>
-          <w:rFonts w:ascii="Arial" w:hAnsi="Arial" w:cs="Arial"/>
-          <w:sz w:val="20"/>
-          <w:szCs w:val="20"/>
-          <w:lang w:val="en-GB"/>
-        </w:rPr>
-        <w:t>);</w:t>
-      </w:r>
     </w:p>
     <w:p>
       <w:pPr>
@@ -5051,27 +5087,7 @@
           <w:szCs w:val="20"/>
           <w:lang w:val="en-GB"/>
         </w:rPr>
-        <w:t xml:space="preserve">      &lt;h1&gt;</w:t>
-      </w:r>
-      <w:proofErr w:type="spellStart"/>
-      <w:r>
-        <w:rPr>
-          <w:rFonts w:ascii="Arial" w:hAnsi="Arial" w:cs="Arial"/>
-          <w:sz w:val="20"/>
-          <w:szCs w:val="20"/>
-          <w:lang w:val="en-GB"/>
-        </w:rPr>
-        <w:t>Predicción</w:t>
-      </w:r>
-      <w:proofErr w:type="spellEnd"/>
-      <w:r>
-        <w:rPr>
-          <w:rFonts w:ascii="Arial" w:hAnsi="Arial" w:cs="Arial"/>
-          <w:sz w:val="20"/>
-          <w:szCs w:val="20"/>
-          <w:lang w:val="en-GB"/>
-        </w:rPr>
-        <w:t xml:space="preserve"> NBA&lt;/h1&gt;</w:t>
+        <w:t xml:space="preserve">      &lt;h1&gt;Predicción NBA&lt;/h1&gt;</w:t>
       </w:r>
     </w:p>
     <w:p>
@@ -5130,27 +5146,7 @@
           <w:szCs w:val="20"/>
           <w:lang w:val="en-GB"/>
         </w:rPr>
-        <w:t xml:space="preserve">}&gt;Hacer </w:t>
-      </w:r>
-      <w:proofErr w:type="spellStart"/>
-      <w:r>
-        <w:rPr>
-          <w:rFonts w:ascii="Arial" w:hAnsi="Arial" w:cs="Arial"/>
-          <w:sz w:val="20"/>
-          <w:szCs w:val="20"/>
-          <w:lang w:val="en-GB"/>
-        </w:rPr>
-        <w:t>Predicción</w:t>
-      </w:r>
-      <w:proofErr w:type="spellEnd"/>
-      <w:r>
-        <w:rPr>
-          <w:rFonts w:ascii="Arial" w:hAnsi="Arial" w:cs="Arial"/>
-          <w:sz w:val="20"/>
-          <w:szCs w:val="20"/>
-          <w:lang w:val="en-GB"/>
-        </w:rPr>
-        <w:t>&lt;/button&gt;</w:t>
+        <w:t>}&gt;Hacer Predicción&lt;/button&gt;</w:t>
       </w:r>
     </w:p>
     <w:p>
@@ -5901,7 +5897,7 @@
           <w:sz w:val="20"/>
           <w:szCs w:val="20"/>
         </w:rPr>
-        <w:t>CORS(</w:t>
+        <w:t>CORS(app)  #</w:t>
       </w:r>
       <w:proofErr w:type="gramEnd"/>
       <w:r>
@@ -5910,7 +5906,7 @@
           <w:sz w:val="20"/>
           <w:szCs w:val="20"/>
         </w:rPr>
-        <w:t>app)  # Esto habilita CORS en todas las rutas</w:t>
+        <w:t xml:space="preserve"> Esto habilita CORS en todas las rutas</w:t>
       </w:r>
     </w:p>
     <w:p>
@@ -7365,15 +7361,31 @@
           <w:rFonts w:ascii="Arial" w:hAnsi="Arial" w:cs="Arial"/>
           <w:lang w:val="en-GB"/>
         </w:rPr>
-        <w:t>_all</w:t>
-      </w:r>
-      <w:proofErr w:type="spellEnd"/>
-      <w:r>
-        <w:rPr>
-          <w:rFonts w:ascii="Arial" w:hAnsi="Arial" w:cs="Arial"/>
-          <w:lang w:val="en-GB"/>
-        </w:rPr>
-        <w:t>()</w:t>
+        <w:t>_</w:t>
+      </w:r>
+      <w:proofErr w:type="gramStart"/>
+      <w:r>
+        <w:rPr>
+          <w:rFonts w:ascii="Arial" w:hAnsi="Arial" w:cs="Arial"/>
+          <w:lang w:val="en-GB"/>
+        </w:rPr>
+        <w:t>all</w:t>
+      </w:r>
+      <w:proofErr w:type="spellEnd"/>
+      <w:r>
+        <w:rPr>
+          <w:rFonts w:ascii="Arial" w:hAnsi="Arial" w:cs="Arial"/>
+          <w:lang w:val="en-GB"/>
+        </w:rPr>
+        <w:t>(</w:t>
+      </w:r>
+      <w:proofErr w:type="gramEnd"/>
+      <w:r>
+        <w:rPr>
+          <w:rFonts w:ascii="Arial" w:hAnsi="Arial" w:cs="Arial"/>
+          <w:lang w:val="en-GB"/>
+        </w:rPr>
+        <w:t>)</w:t>
       </w:r>
       <w:r>
         <w:rPr>
@@ -7388,7 +7400,23 @@
           <w:lang w:val="en-GB"/>
         </w:rPr>
         <w:tab/>
-        <w:t>-- exit()</w:t>
+        <w:t xml:space="preserve">-- </w:t>
+      </w:r>
+      <w:proofErr w:type="gramStart"/>
+      <w:r>
+        <w:rPr>
+          <w:rFonts w:ascii="Arial" w:hAnsi="Arial" w:cs="Arial"/>
+          <w:lang w:val="en-GB"/>
+        </w:rPr>
+        <w:t>exit(</w:t>
+      </w:r>
+      <w:proofErr w:type="gramEnd"/>
+      <w:r>
+        <w:rPr>
+          <w:rFonts w:ascii="Arial" w:hAnsi="Arial" w:cs="Arial"/>
+          <w:lang w:val="en-GB"/>
+        </w:rPr>
+        <w:t>)</w:t>
       </w:r>
     </w:p>
     <w:p>
@@ -21742,7 +21770,7 @@
         </w:rPr>
         <w:br/>
       </w:r>
-      <w:hyperlink r:id="rId25" w:history="1">
+      <w:hyperlink r:id="rId25" w:anchor="middleware" w:history="1">
         <w:r>
           <w:rPr>
             <w:rStyle w:val="Hipervnculo"/>
@@ -21758,7 +21786,7 @@
           <w:rFonts w:ascii="Arial" w:hAnsi="Arial" w:cs="Arial"/>
         </w:rPr>
       </w:pPr>
-      <w:hyperlink r:id="rId26" w:history="1">
+      <w:hyperlink r:id="rId26" w:anchor="login" w:history="1">
         <w:r>
           <w:rPr>
             <w:rStyle w:val="Hipervnculo"/>
@@ -21795,10 +21823,170 @@
       <w:pPr>
         <w:rPr>
           <w:rFonts w:ascii="Arial" w:hAnsi="Arial" w:cs="Arial"/>
-          <w:sz w:val="20"/>
-          <w:szCs w:val="20"/>
-        </w:rPr>
-      </w:pPr>
+          <w:color w:val="FF0000"/>
+          <w:sz w:val="48"/>
+          <w:szCs w:val="48"/>
+          <w:lang w:val="en-GB"/>
+        </w:rPr>
+      </w:pPr>
+      <w:r>
+        <w:rPr>
+          <w:rFonts w:ascii="Arial" w:hAnsi="Arial" w:cs="Arial"/>
+          <w:color w:val="FF0000"/>
+          <w:sz w:val="48"/>
+          <w:szCs w:val="48"/>
+          <w:lang w:val="en-GB"/>
+        </w:rPr>
+        <w:t>FLASK MAIL</w:t>
+      </w:r>
+    </w:p>
+    <w:p>
+      <w:pPr>
+        <w:rPr>
+          <w:rFonts w:ascii="Arial" w:hAnsi="Arial" w:cs="Arial"/>
+          <w:color w:val="FF0000"/>
+          <w:sz w:val="20"/>
+          <w:szCs w:val="20"/>
+          <w:lang w:val="en-GB"/>
+        </w:rPr>
+      </w:pPr>
+      <w:hyperlink r:id="rId28" w:history="1">
+        <w:r>
+          <w:rPr>
+            <w:rStyle w:val="Hipervnculo"/>
+            <w:rFonts w:ascii="Arial" w:hAnsi="Arial" w:cs="Arial"/>
+            <w:sz w:val="20"/>
+            <w:szCs w:val="20"/>
+            <w:lang w:val="en-GB"/>
+          </w:rPr>
+          <w:t>https://medium.com/@diego.coder/enviar-correos-con-flask-python-y-gmail-smtp-a99832cc6eae</w:t>
+        </w:r>
+      </w:hyperlink>
+    </w:p>
+    <w:p>
+      <w:pPr>
+        <w:rPr>
+          <w:rFonts w:ascii="Arial" w:hAnsi="Arial" w:cs="Arial"/>
+          <w:color w:val="FF0000"/>
+          <w:sz w:val="20"/>
+          <w:szCs w:val="20"/>
+          <w:lang w:val="en-GB"/>
+        </w:rPr>
+      </w:pPr>
+    </w:p>
+    <w:p>
+      <w:pPr>
+        <w:rPr>
+          <w:rFonts w:ascii="Arial" w:hAnsi="Arial" w:cs="Arial"/>
+          <w:color w:val="FF0000"/>
+          <w:sz w:val="48"/>
+          <w:szCs w:val="48"/>
+        </w:rPr>
+      </w:pPr>
+      <w:r>
+        <w:rPr>
+          <w:rFonts w:ascii="Arial" w:hAnsi="Arial" w:cs="Arial"/>
+          <w:color w:val="FF0000"/>
+          <w:sz w:val="48"/>
+          <w:szCs w:val="48"/>
+        </w:rPr>
+        <w:t>REFACTORING MASIVO</w:t>
+      </w:r>
+    </w:p>
+    <w:p>
+      <w:pPr>
+        <w:rPr>
+          <w:rFonts w:ascii="Arial" w:hAnsi="Arial" w:cs="Arial"/>
+          <w:sz w:val="20"/>
+          <w:szCs w:val="20"/>
+        </w:rPr>
+      </w:pPr>
+      <w:r>
+        <w:rPr>
+          <w:rFonts w:ascii="Arial" w:hAnsi="Arial" w:cs="Arial"/>
+          <w:sz w:val="20"/>
+          <w:szCs w:val="20"/>
+        </w:rPr>
+        <w:t>Se han</w:t>
+      </w:r>
+      <w:r>
+        <w:rPr>
+          <w:rFonts w:ascii="Arial" w:hAnsi="Arial" w:cs="Arial"/>
+          <w:sz w:val="20"/>
+          <w:szCs w:val="20"/>
+        </w:rPr>
+        <w:t xml:space="preserve"> creado las carpetas de los distintos microservicios y usado </w:t>
+      </w:r>
+      <w:proofErr w:type="spellStart"/>
+      <w:r>
+        <w:rPr>
+          <w:rFonts w:ascii="Arial" w:hAnsi="Arial" w:cs="Arial"/>
+          <w:sz w:val="20"/>
+          <w:szCs w:val="20"/>
+        </w:rPr>
+        <w:t>blueprints</w:t>
+      </w:r>
+      <w:proofErr w:type="spellEnd"/>
+      <w:r>
+        <w:rPr>
+          <w:rFonts w:ascii="Arial" w:hAnsi="Arial" w:cs="Arial"/>
+          <w:sz w:val="20"/>
+          <w:szCs w:val="20"/>
+        </w:rPr>
+        <w:t xml:space="preserve"> para manejarlo y dividirlo </w:t>
+      </w:r>
+      <w:r>
+        <w:rPr>
+          <w:rFonts w:ascii="Arial" w:hAnsi="Arial" w:cs="Arial"/>
+          <w:sz w:val="20"/>
+          <w:szCs w:val="20"/>
+        </w:rPr>
+        <w:t>de forma organizada</w:t>
+      </w:r>
+      <w:r>
+        <w:rPr>
+          <w:rFonts w:ascii="Arial" w:hAnsi="Arial" w:cs="Arial"/>
+          <w:sz w:val="20"/>
+          <w:szCs w:val="20"/>
+        </w:rPr>
+        <w:t xml:space="preserve">. Aún así queda un </w:t>
+      </w:r>
+      <w:proofErr w:type="spellStart"/>
+      <w:r>
+        <w:rPr>
+          <w:rFonts w:ascii="Arial" w:hAnsi="Arial" w:cs="Arial"/>
+          <w:sz w:val="20"/>
+          <w:szCs w:val="20"/>
+        </w:rPr>
+        <w:t>routes</w:t>
+      </w:r>
+      <w:proofErr w:type="spellEnd"/>
+      <w:r>
+        <w:rPr>
+          <w:rFonts w:ascii="Arial" w:hAnsi="Arial" w:cs="Arial"/>
+          <w:sz w:val="20"/>
+          <w:szCs w:val="20"/>
+        </w:rPr>
+        <w:t xml:space="preserve"> común para algunos </w:t>
+      </w:r>
+      <w:proofErr w:type="spellStart"/>
+      <w:r>
+        <w:rPr>
+          <w:rFonts w:ascii="Arial" w:hAnsi="Arial" w:cs="Arial"/>
+          <w:sz w:val="20"/>
+          <w:szCs w:val="20"/>
+        </w:rPr>
+        <w:t>endpoints</w:t>
+      </w:r>
+      <w:proofErr w:type="spellEnd"/>
+      <w:r>
+        <w:rPr>
+          <w:rFonts w:ascii="Arial" w:hAnsi="Arial" w:cs="Arial"/>
+          <w:sz w:val="20"/>
+          <w:szCs w:val="20"/>
+        </w:rPr>
+        <w:t xml:space="preserve"> específicos o auxiliares para la aplicación.</w:t>
+      </w:r>
     </w:p>
     <w:sectPr>
       <w:pgSz w:w="11906" w:h="16838"/>
